--- a/Daily Reports/21_08_2026-CBOT Reports.docx
+++ b/Daily Reports/21_08_2026-CBOT Reports.docx
@@ -104,7 +104,7 @@
           <w:color w:val="5C768D"/>
           <w:sz w:val="19"/>
         </w:rPr>
-        <w:t>Cập nhật tự động qua `macro_tracker.py` vào lúc 02:01 ICT ngày 21/08/2026</w:t>
+        <w:t>Cập nhật tự động qua `macro_tracker.py` vào lúc 03:00 ICT ngày 21/08/2026</w:t>
       </w:r>
     </w:p>
     <w:tbl>
@@ -313,7 +313,7 @@
               <w:rPr>
                 <w:b/>
               </w:rPr>
-              <w:t>93.80 / thùng</w:t>
+              <w:t>93.55 / thùng</w:t>
             </w:r>
           </w:p>
         </w:tc>
@@ -344,7 +344,7 @@
               <w:rPr>
                 <w:b/>
               </w:rPr>
-              <w:t>+2.38%</w:t>
+              <w:t>+2.11%</w:t>
             </w:r>
           </w:p>
         </w:tc>
@@ -442,7 +442,7 @@
               <w:rPr>
                 <w:b/>
               </w:rPr>
-              <w:t>98.91</w:t>
+              <w:t>98.89</w:t>
             </w:r>
           </w:p>
         </w:tc>
@@ -473,7 +473,7 @@
               <w:rPr>
                 <w:b/>
               </w:rPr>
-              <w:t>+0.08%</w:t>
+              <w:t>+0.06%</w:t>
             </w:r>
           </w:p>
         </w:tc>
@@ -1218,7 +1218,7 @@
         <w:rPr>
           <w:b/>
         </w:rPr>
-        <w:t>`93.80` (+2.38%)</w:t>
+        <w:t>`93.55` (+2.11%)</w:t>
       </w:r>
       <w:r>
         <w:t xml:space="preserve"> | DXY: </w:t>
@@ -1227,7 +1227,7 @@
         <w:rPr>
           <w:b/>
         </w:rPr>
-        <w:t>`98.91` (+0.08%)</w:t>
+        <w:t>`98.89` (+0.06%)</w:t>
       </w:r>
       <w:r>
         <w:t xml:space="preserve"> | Lúa mì CBOT: </w:t>
@@ -1306,7 +1306,7 @@
           <w:color w:val="5C768D"/>
           <w:sz w:val="19"/>
         </w:rPr>
-        <w:t>Cập nhật tự động lúc 02:01 ICT ngày 21/08/2026 — Nguồn: NOAA, USDA, BOM Australia</w:t>
+        <w:t>Cập nhật tự động lúc 03:00 ICT ngày 21/08/2026 — Nguồn: NOAA, USDA, BOM Australia</w:t>
       </w:r>
     </w:p>
     <w:p>
@@ -3605,7 +3605,7 @@
               <w:rPr>
                 <w:b/>
               </w:rPr>
-              <w:t>504.79 (+2.29)</w:t>
+              <w:t>504.76 (+2.26)</w:t>
             </w:r>
           </w:p>
         </w:tc>
@@ -3853,7 +3853,7 @@
               <w:rPr>
                 <w:b/>
               </w:rPr>
-              <w:t>702.37 (+2.87)</w:t>
+              <w:t>702.39 (+2.89)</w:t>
             </w:r>
           </w:p>
         </w:tc>
@@ -11614,10 +11614,10 @@
         <w:rPr>
           <w:b/>
         </w:rPr>
-        <w:t>`504.79 cents`</w:t>
+        <w:t>`504.76 cents`</w:t>
       </w:r>
       <w:r>
-        <w:t xml:space="preserve"> (+2.29).</w:t>
+        <w:t xml:space="preserve"> (+2.26).</w:t>
       </w:r>
     </w:p>
     <w:p>
@@ -11981,7 +11981,7 @@
               <w:rPr>
                 <w:b/>
               </w:rPr>
-              <w:t>93.80</w:t>
+              <w:t>93.55</w:t>
             </w:r>
           </w:p>
         </w:tc>
@@ -12012,7 +12012,7 @@
               <w:rPr>
                 <w:b/>
               </w:rPr>
-              <w:t>+2.38%</w:t>
+              <w:t>+2.11%</w:t>
             </w:r>
           </w:p>
         </w:tc>
@@ -12104,7 +12104,7 @@
               <w:rPr>
                 <w:b/>
               </w:rPr>
-              <w:t>98.91</w:t>
+              <w:t>98.89</w:t>
             </w:r>
           </w:p>
         </w:tc>
@@ -12135,7 +12135,7 @@
               <w:rPr>
                 <w:b/>
               </w:rPr>
-              <w:t>+0.08%</w:t>
+              <w:t>+0.06%</w:t>
             </w:r>
           </w:p>
         </w:tc>
@@ -21796,10 +21796,10 @@
         <w:rPr>
           <w:b/>
         </w:rPr>
-        <w:t>`702.37 cents`</w:t>
+        <w:t>`702.39 cents`</w:t>
       </w:r>
       <w:r>
-        <w:t xml:space="preserve"> (+2.87).</w:t>
+        <w:t xml:space="preserve"> (+2.89).</w:t>
       </w:r>
     </w:p>
     <w:p>
@@ -22162,7 +22162,7 @@
               <w:rPr>
                 <w:b/>
               </w:rPr>
-              <w:t>93.80</w:t>
+              <w:t>93.55</w:t>
             </w:r>
           </w:p>
         </w:tc>
@@ -22193,7 +22193,7 @@
               <w:rPr>
                 <w:b/>
               </w:rPr>
-              <w:t>+2.38%</w:t>
+              <w:t>+2.11%</w:t>
             </w:r>
           </w:p>
         </w:tc>
@@ -22285,7 +22285,7 @@
               <w:rPr>
                 <w:b/>
               </w:rPr>
-              <w:t>98.91</w:t>
+              <w:t>98.89</w:t>
             </w:r>
           </w:p>
         </w:tc>
@@ -22316,7 +22316,7 @@
               <w:rPr>
                 <w:b/>
               </w:rPr>
-              <w:t>+0.08%</w:t>
+              <w:t>+0.06%</w:t>
             </w:r>
           </w:p>
         </w:tc>

--- a/Daily Reports/21_08_2026-CBOT Reports.docx
+++ b/Daily Reports/21_08_2026-CBOT Reports.docx
@@ -104,7 +104,7 @@
           <w:color w:val="5C768D"/>
           <w:sz w:val="19"/>
         </w:rPr>
-        <w:t>Cập nhật tự động qua `macro_tracker.py` vào lúc 03:00 ICT ngày 21/08/2026</w:t>
+        <w:t>Cập nhật tự động qua `macro_tracker.py` vào lúc 04:00 ICT ngày 21/08/2026</w:t>
       </w:r>
     </w:p>
     <w:tbl>
@@ -313,7 +313,7 @@
               <w:rPr>
                 <w:b/>
               </w:rPr>
-              <w:t>93.55 / thùng</w:t>
+              <w:t>93.39 / thùng</w:t>
             </w:r>
           </w:p>
         </w:tc>
@@ -344,7 +344,7 @@
               <w:rPr>
                 <w:b/>
               </w:rPr>
-              <w:t>+2.11%</w:t>
+              <w:t>+1.93%</w:t>
             </w:r>
           </w:p>
         </w:tc>
@@ -442,7 +442,7 @@
               <w:rPr>
                 <w:b/>
               </w:rPr>
-              <w:t>98.89</w:t>
+              <w:t>98.86</w:t>
             </w:r>
           </w:p>
         </w:tc>
@@ -473,7 +473,7 @@
               <w:rPr>
                 <w:b/>
               </w:rPr>
-              <w:t>+0.06%</w:t>
+              <w:t>+0.04%</w:t>
             </w:r>
           </w:p>
         </w:tc>
@@ -1218,7 +1218,7 @@
         <w:rPr>
           <w:b/>
         </w:rPr>
-        <w:t>`93.55` (+2.11%)</w:t>
+        <w:t>`93.39` (+1.93%)</w:t>
       </w:r>
       <w:r>
         <w:t xml:space="preserve"> | DXY: </w:t>
@@ -1227,7 +1227,7 @@
         <w:rPr>
           <w:b/>
         </w:rPr>
-        <w:t>`98.89` (+0.06%)</w:t>
+        <w:t>`98.86` (+0.04%)</w:t>
       </w:r>
       <w:r>
         <w:t xml:space="preserve"> | Lúa mì CBOT: </w:t>
@@ -1306,7 +1306,7 @@
           <w:color w:val="5C768D"/>
           <w:sz w:val="19"/>
         </w:rPr>
-        <w:t>Cập nhật tự động lúc 03:00 ICT ngày 21/08/2026 — Nguồn: NOAA, USDA, BOM Australia</w:t>
+        <w:t>Cập nhật tự động lúc 04:00 ICT ngày 21/08/2026 — Nguồn: NOAA, USDA, BOM Australia</w:t>
       </w:r>
     </w:p>
     <w:p>
@@ -3605,7 +3605,7 @@
               <w:rPr>
                 <w:b/>
               </w:rPr>
-              <w:t>504.76 (+2.26)</w:t>
+              <w:t>504.75 (+2.25)</w:t>
             </w:r>
           </w:p>
         </w:tc>
@@ -3853,7 +3853,7 @@
               <w:rPr>
                 <w:b/>
               </w:rPr>
-              <w:t>702.39 (+2.89)</w:t>
+              <w:t>702.41 (+2.91)</w:t>
             </w:r>
           </w:p>
         </w:tc>
@@ -8066,7 +8066,7 @@
             </w:pPr>
             <w:r/>
             <w:r>
-              <w:t>Net Sales (Tuần trước): 116,700 MT (07/30/2026)</w:t>
+              <w:t>Net Sales (Tuần trước): 410,700 MT (08/06/2026)</w:t>
             </w:r>
           </w:p>
         </w:tc>
@@ -8097,7 +8097,7 @@
               <w:rPr>
                 <w:b/>
               </w:rPr>
-              <w:t>Net Sales (Bán hàng): 410,700 MT (Kỳ 08/06/2026)</w:t>
+              <w:t>Net Sales (Bán hàng): 232,900 MT (Kỳ 08/13/2026)</w:t>
             </w:r>
           </w:p>
         </w:tc>
@@ -8153,7 +8153,7 @@
             </w:pPr>
             <w:r/>
             <w:r>
-              <w:t>24/08/2026 lúc 22:00 (VN)</w:t>
+              <w:t>Thứ 5 hàng tuần, 21:30 (VN)</w:t>
             </w:r>
           </w:p>
         </w:tc>
@@ -8181,7 +8181,7 @@
             </w:pPr>
             <w:r/>
             <w:r>
-              <w:t>N/A - Ngô niên vụ 2025/26 đạt 410.7 nghìn tấn, đưa lũy kế lên 80.066 triệu tấn, cao hơn 24.3% so với cùng kỳ năm ngoái.</w:t>
+              <w:t>N/A - Ngô niên vụ 2025/26 đạt 232.9 nghìn tấn, đưa lũy kế lên 82.042 triệu tấn, cao hơn 25.4% so với cùng kỳ năm ngoái.</w:t>
             </w:r>
           </w:p>
         </w:tc>
@@ -8270,7 +8270,7 @@
             </w:pPr>
             <w:r/>
             <w:r>
-              <w:t>Net Sales (Tuần trước): 296,400 MT (07/30/2026)</w:t>
+              <w:t>Net Sales (Tuần trước): 255,900 MT (08/06/2026)</w:t>
             </w:r>
           </w:p>
         </w:tc>
@@ -8301,7 +8301,7 @@
               <w:rPr>
                 <w:b/>
               </w:rPr>
-              <w:t>Net Sales (Bán hàng): 255,900 MT (Kỳ 08/06/2026)</w:t>
+              <w:t>Net Sales (Bán hàng): 393,700 MT (Kỳ 08/13/2026)</w:t>
             </w:r>
           </w:p>
         </w:tc>
@@ -8357,7 +8357,7 @@
             </w:pPr>
             <w:r/>
             <w:r>
-              <w:t>24/08/2026 lúc 22:00 (VN)</w:t>
+              <w:t>Thứ 5 hàng tuần, 21:30 (VN)</w:t>
             </w:r>
           </w:p>
         </w:tc>
@@ -8385,7 +8385,7 @@
             </w:pPr>
             <w:r/>
             <w:r>
-              <w:t>N/A - Lúa Mì niên vụ 2026/27 đạt 255.9 nghìn tấn, đưa lũy kế lên 3.482 triệu tấn, thấp hơn 17.8% so với cùng kỳ năm ngoái.</w:t>
+              <w:t>N/A - Lúa Mì niên vụ 2026/27 đạt 393.7 nghìn tấn, đưa lũy kế lên 4.007 triệu tấn, thấp hơn 12.8% so với cùng kỳ năm ngoái.</w:t>
             </w:r>
           </w:p>
         </w:tc>
@@ -11614,10 +11614,10 @@
         <w:rPr>
           <w:b/>
         </w:rPr>
-        <w:t>`504.76 cents`</w:t>
+        <w:t>`504.75 cents`</w:t>
       </w:r>
       <w:r>
-        <w:t xml:space="preserve"> (+2.26).</w:t>
+        <w:t xml:space="preserve"> (+2.25).</w:t>
       </w:r>
     </w:p>
     <w:p>
@@ -11981,7 +11981,7 @@
               <w:rPr>
                 <w:b/>
               </w:rPr>
-              <w:t>93.55</w:t>
+              <w:t>93.39</w:t>
             </w:r>
           </w:p>
         </w:tc>
@@ -12012,7 +12012,7 @@
               <w:rPr>
                 <w:b/>
               </w:rPr>
-              <w:t>+2.11%</w:t>
+              <w:t>+1.93%</w:t>
             </w:r>
           </w:p>
         </w:tc>
@@ -12104,7 +12104,7 @@
               <w:rPr>
                 <w:b/>
               </w:rPr>
-              <w:t>98.89</w:t>
+              <w:t>98.86</w:t>
             </w:r>
           </w:p>
         </w:tc>
@@ -12135,7 +12135,7 @@
               <w:rPr>
                 <w:b/>
               </w:rPr>
-              <w:t>+0.06%</w:t>
+              <w:t>+0.04%</w:t>
             </w:r>
           </w:p>
         </w:tc>
@@ -21796,10 +21796,10 @@
         <w:rPr>
           <w:b/>
         </w:rPr>
-        <w:t>`702.39 cents`</w:t>
+        <w:t>`702.41 cents`</w:t>
       </w:r>
       <w:r>
-        <w:t xml:space="preserve"> (+2.89).</w:t>
+        <w:t xml:space="preserve"> (+2.91).</w:t>
       </w:r>
     </w:p>
     <w:p>
@@ -22162,7 +22162,7 @@
               <w:rPr>
                 <w:b/>
               </w:rPr>
-              <w:t>93.55</w:t>
+              <w:t>93.39</w:t>
             </w:r>
           </w:p>
         </w:tc>
@@ -22193,7 +22193,7 @@
               <w:rPr>
                 <w:b/>
               </w:rPr>
-              <w:t>+2.11%</w:t>
+              <w:t>+1.93%</w:t>
             </w:r>
           </w:p>
         </w:tc>
@@ -22285,7 +22285,7 @@
               <w:rPr>
                 <w:b/>
               </w:rPr>
-              <w:t>98.89</w:t>
+              <w:t>98.86</w:t>
             </w:r>
           </w:p>
         </w:tc>
@@ -22316,7 +22316,7 @@
               <w:rPr>
                 <w:b/>
               </w:rPr>
-              <w:t>+0.06%</w:t>
+              <w:t>+0.04%</w:t>
             </w:r>
           </w:p>
         </w:tc>

--- a/Daily Reports/21_08_2026-CBOT Reports.docx
+++ b/Daily Reports/21_08_2026-CBOT Reports.docx
@@ -104,7 +104,7 @@
           <w:color w:val="5C768D"/>
           <w:sz w:val="19"/>
         </w:rPr>
-        <w:t>Cập nhật tự động qua `macro_tracker.py` vào lúc 04:00 ICT ngày 21/08/2026</w:t>
+        <w:t>Cập nhật tự động qua `macro_tracker.py` vào lúc 05:01 ICT ngày 21/08/2026</w:t>
       </w:r>
     </w:p>
     <w:tbl>
@@ -313,7 +313,7 @@
               <w:rPr>
                 <w:b/>
               </w:rPr>
-              <w:t>93.39 / thùng</w:t>
+              <w:t>93.15 / thùng</w:t>
             </w:r>
           </w:p>
         </w:tc>
@@ -344,7 +344,7 @@
               <w:rPr>
                 <w:b/>
               </w:rPr>
-              <w:t>+1.93%</w:t>
+              <w:t>+1.67%</w:t>
             </w:r>
           </w:p>
         </w:tc>
@@ -442,7 +442,7 @@
               <w:rPr>
                 <w:b/>
               </w:rPr>
-              <w:t>98.86</w:t>
+              <w:t>98.87</w:t>
             </w:r>
           </w:p>
         </w:tc>
@@ -1218,7 +1218,7 @@
         <w:rPr>
           <w:b/>
         </w:rPr>
-        <w:t>`93.39` (+1.93%)</w:t>
+        <w:t>`93.15` (+1.67%)</w:t>
       </w:r>
       <w:r>
         <w:t xml:space="preserve"> | DXY: </w:t>
@@ -1227,7 +1227,7 @@
         <w:rPr>
           <w:b/>
         </w:rPr>
-        <w:t>`98.86` (+0.04%)</w:t>
+        <w:t>`98.87` (+0.04%)</w:t>
       </w:r>
       <w:r>
         <w:t xml:space="preserve"> | Lúa mì CBOT: </w:t>
@@ -1306,7 +1306,7 @@
           <w:color w:val="5C768D"/>
           <w:sz w:val="19"/>
         </w:rPr>
-        <w:t>Cập nhật tự động lúc 04:00 ICT ngày 21/08/2026 — Nguồn: NOAA, USDA, BOM Australia</w:t>
+        <w:t>Cập nhật tự động lúc 05:01 ICT ngày 21/08/2026 — Nguồn: NOAA, USDA, BOM Australia</w:t>
       </w:r>
     </w:p>
     <w:p>
@@ -3605,7 +3605,7 @@
               <w:rPr>
                 <w:b/>
               </w:rPr>
-              <w:t>504.75 (+2.25)</w:t>
+              <w:t>504.72 (+2.22)</w:t>
             </w:r>
           </w:p>
         </w:tc>
@@ -3853,7 +3853,7 @@
               <w:rPr>
                 <w:b/>
               </w:rPr>
-              <w:t>702.41 (+2.91)</w:t>
+              <w:t>702.40 (+2.90)</w:t>
             </w:r>
           </w:p>
         </w:tc>
@@ -11614,10 +11614,10 @@
         <w:rPr>
           <w:b/>
         </w:rPr>
-        <w:t>`504.75 cents`</w:t>
+        <w:t>`504.72 cents`</w:t>
       </w:r>
       <w:r>
-        <w:t xml:space="preserve"> (+2.25).</w:t>
+        <w:t xml:space="preserve"> (+2.22).</w:t>
       </w:r>
     </w:p>
     <w:p>
@@ -11981,7 +11981,7 @@
               <w:rPr>
                 <w:b/>
               </w:rPr>
-              <w:t>93.39</w:t>
+              <w:t>93.15</w:t>
             </w:r>
           </w:p>
         </w:tc>
@@ -12012,7 +12012,7 @@
               <w:rPr>
                 <w:b/>
               </w:rPr>
-              <w:t>+1.93%</w:t>
+              <w:t>+1.67%</w:t>
             </w:r>
           </w:p>
         </w:tc>
@@ -12104,7 +12104,7 @@
               <w:rPr>
                 <w:b/>
               </w:rPr>
-              <w:t>98.86</w:t>
+              <w:t>98.87</w:t>
             </w:r>
           </w:p>
         </w:tc>
@@ -21796,10 +21796,10 @@
         <w:rPr>
           <w:b/>
         </w:rPr>
-        <w:t>`702.41 cents`</w:t>
+        <w:t>`702.40 cents`</w:t>
       </w:r>
       <w:r>
-        <w:t xml:space="preserve"> (+2.91).</w:t>
+        <w:t xml:space="preserve"> (+2.90).</w:t>
       </w:r>
     </w:p>
     <w:p>
@@ -22162,7 +22162,7 @@
               <w:rPr>
                 <w:b/>
               </w:rPr>
-              <w:t>93.39</w:t>
+              <w:t>93.15</w:t>
             </w:r>
           </w:p>
         </w:tc>
@@ -22193,7 +22193,7 @@
               <w:rPr>
                 <w:b/>
               </w:rPr>
-              <w:t>+1.93%</w:t>
+              <w:t>+1.67%</w:t>
             </w:r>
           </w:p>
         </w:tc>
@@ -22285,7 +22285,7 @@
               <w:rPr>
                 <w:b/>
               </w:rPr>
-              <w:t>98.86</w:t>
+              <w:t>98.87</w:t>
             </w:r>
           </w:p>
         </w:tc>

--- a/Daily Reports/21_08_2026-CBOT Reports.docx
+++ b/Daily Reports/21_08_2026-CBOT Reports.docx
@@ -104,7 +104,7 @@
           <w:color w:val="5C768D"/>
           <w:sz w:val="19"/>
         </w:rPr>
-        <w:t>Cập nhật tự động qua `macro_tracker.py` vào lúc 05:01 ICT ngày 21/08/2026</w:t>
+        <w:t>Cập nhật tự động qua `macro_tracker.py` vào lúc 06:00 ICT ngày 21/08/2026</w:t>
       </w:r>
     </w:p>
     <w:tbl>
@@ -313,7 +313,7 @@
               <w:rPr>
                 <w:b/>
               </w:rPr>
-              <w:t>93.15 / thùng</w:t>
+              <w:t>93.24 / thùng</w:t>
             </w:r>
           </w:p>
         </w:tc>
@@ -344,7 +344,7 @@
               <w:rPr>
                 <w:b/>
               </w:rPr>
-              <w:t>+1.67%</w:t>
+              <w:t>+1.77%</w:t>
             </w:r>
           </w:p>
         </w:tc>
@@ -442,7 +442,7 @@
               <w:rPr>
                 <w:b/>
               </w:rPr>
-              <w:t>98.87</w:t>
+              <w:t>98.84</w:t>
             </w:r>
           </w:p>
         </w:tc>
@@ -473,7 +473,7 @@
               <w:rPr>
                 <w:b/>
               </w:rPr>
-              <w:t>+0.04%</w:t>
+              <w:t>+0.01%</w:t>
             </w:r>
           </w:p>
         </w:tc>
@@ -1218,7 +1218,7 @@
         <w:rPr>
           <w:b/>
         </w:rPr>
-        <w:t>`93.15` (+1.67%)</w:t>
+        <w:t>`93.24` (+1.77%)</w:t>
       </w:r>
       <w:r>
         <w:t xml:space="preserve"> | DXY: </w:t>
@@ -1227,7 +1227,7 @@
         <w:rPr>
           <w:b/>
         </w:rPr>
-        <w:t>`98.87` (+0.04%)</w:t>
+        <w:t>`98.84` (+0.01%)</w:t>
       </w:r>
       <w:r>
         <w:t xml:space="preserve"> | Lúa mì CBOT: </w:t>
@@ -1306,7 +1306,7 @@
           <w:color w:val="5C768D"/>
           <w:sz w:val="19"/>
         </w:rPr>
-        <w:t>Cập nhật tự động lúc 05:01 ICT ngày 21/08/2026 — Nguồn: NOAA, USDA, BOM Australia</w:t>
+        <w:t>Cập nhật tự động lúc 06:00 ICT ngày 21/08/2026 — Nguồn: NOAA, USDA, BOM Australia</w:t>
       </w:r>
     </w:p>
     <w:p>
@@ -3605,7 +3605,7 @@
               <w:rPr>
                 <w:b/>
               </w:rPr>
-              <w:t>504.72 (+2.22)</w:t>
+              <w:t>504.74 (+2.24)</w:t>
             </w:r>
           </w:p>
         </w:tc>
@@ -3853,7 +3853,7 @@
               <w:rPr>
                 <w:b/>
               </w:rPr>
-              <w:t>702.40 (+2.90)</w:t>
+              <w:t>702.42 (+2.92)</w:t>
             </w:r>
           </w:p>
         </w:tc>
@@ -11614,10 +11614,10 @@
         <w:rPr>
           <w:b/>
         </w:rPr>
-        <w:t>`504.72 cents`</w:t>
+        <w:t>`504.74 cents`</w:t>
       </w:r>
       <w:r>
-        <w:t xml:space="preserve"> (+2.22).</w:t>
+        <w:t xml:space="preserve"> (+2.24).</w:t>
       </w:r>
     </w:p>
     <w:p>
@@ -11981,7 +11981,7 @@
               <w:rPr>
                 <w:b/>
               </w:rPr>
-              <w:t>93.15</w:t>
+              <w:t>93.24</w:t>
             </w:r>
           </w:p>
         </w:tc>
@@ -12012,7 +12012,7 @@
               <w:rPr>
                 <w:b/>
               </w:rPr>
-              <w:t>+1.67%</w:t>
+              <w:t>+1.77%</w:t>
             </w:r>
           </w:p>
         </w:tc>
@@ -12104,7 +12104,7 @@
               <w:rPr>
                 <w:b/>
               </w:rPr>
-              <w:t>98.87</w:t>
+              <w:t>98.84</w:t>
             </w:r>
           </w:p>
         </w:tc>
@@ -12135,7 +12135,7 @@
               <w:rPr>
                 <w:b/>
               </w:rPr>
-              <w:t>+0.04%</w:t>
+              <w:t>+0.01%</w:t>
             </w:r>
           </w:p>
         </w:tc>
@@ -21796,10 +21796,10 @@
         <w:rPr>
           <w:b/>
         </w:rPr>
-        <w:t>`702.40 cents`</w:t>
+        <w:t>`702.42 cents`</w:t>
       </w:r>
       <w:r>
-        <w:t xml:space="preserve"> (+2.90).</w:t>
+        <w:t xml:space="preserve"> (+2.92).</w:t>
       </w:r>
     </w:p>
     <w:p>
@@ -22162,7 +22162,7 @@
               <w:rPr>
                 <w:b/>
               </w:rPr>
-              <w:t>93.15</w:t>
+              <w:t>93.24</w:t>
             </w:r>
           </w:p>
         </w:tc>
@@ -22193,7 +22193,7 @@
               <w:rPr>
                 <w:b/>
               </w:rPr>
-              <w:t>+1.67%</w:t>
+              <w:t>+1.77%</w:t>
             </w:r>
           </w:p>
         </w:tc>
@@ -22285,7 +22285,7 @@
               <w:rPr>
                 <w:b/>
               </w:rPr>
-              <w:t>98.87</w:t>
+              <w:t>98.84</w:t>
             </w:r>
           </w:p>
         </w:tc>
@@ -22316,7 +22316,7 @@
               <w:rPr>
                 <w:b/>
               </w:rPr>
-              <w:t>+0.04%</w:t>
+              <w:t>+0.01%</w:t>
             </w:r>
           </w:p>
         </w:tc>

--- a/Daily Reports/21_08_2026-CBOT Reports.docx
+++ b/Daily Reports/21_08_2026-CBOT Reports.docx
@@ -104,7 +104,7 @@
           <w:color w:val="5C768D"/>
           <w:sz w:val="19"/>
         </w:rPr>
-        <w:t>Cập nhật tự động qua `macro_tracker.py` vào lúc 06:00 ICT ngày 21/08/2026</w:t>
+        <w:t>Cập nhật tự động qua `macro_tracker.py` vào lúc 06:48 ICT ngày 21/08/2026</w:t>
       </w:r>
     </w:p>
     <w:tbl>
@@ -313,7 +313,7 @@
               <w:rPr>
                 <w:b/>
               </w:rPr>
-              <w:t>93.24 / thùng</w:t>
+              <w:t>93.28 / thùng</w:t>
             </w:r>
           </w:p>
         </w:tc>
@@ -344,7 +344,7 @@
               <w:rPr>
                 <w:b/>
               </w:rPr>
-              <w:t>+1.77%</w:t>
+              <w:t>+1.81%</w:t>
             </w:r>
           </w:p>
         </w:tc>
@@ -1218,7 +1218,7 @@
         <w:rPr>
           <w:b/>
         </w:rPr>
-        <w:t>`93.24` (+1.77%)</w:t>
+        <w:t>`93.28` (+1.81%)</w:t>
       </w:r>
       <w:r>
         <w:t xml:space="preserve"> | DXY: </w:t>
@@ -1306,7 +1306,7 @@
           <w:color w:val="5C768D"/>
           <w:sz w:val="19"/>
         </w:rPr>
-        <w:t>Cập nhật tự động lúc 06:00 ICT ngày 21/08/2026 — Nguồn: NOAA, USDA, BOM Australia</w:t>
+        <w:t>Cập nhật tự động lúc 06:48 ICT ngày 21/08/2026 — Nguồn: NOAA, USDA, BOM Australia</w:t>
       </w:r>
     </w:p>
     <w:p>
@@ -3605,7 +3605,7 @@
               <w:rPr>
                 <w:b/>
               </w:rPr>
-              <w:t>504.74 (+2.24)</w:t>
+              <w:t>504.75 (+2.25)</w:t>
             </w:r>
           </w:p>
         </w:tc>
@@ -11614,10 +11614,10 @@
         <w:rPr>
           <w:b/>
         </w:rPr>
-        <w:t>`504.74 cents`</w:t>
+        <w:t>`504.75 cents`</w:t>
       </w:r>
       <w:r>
-        <w:t xml:space="preserve"> (+2.24).</w:t>
+        <w:t xml:space="preserve"> (+2.25).</w:t>
       </w:r>
     </w:p>
     <w:p>
@@ -11981,7 +11981,7 @@
               <w:rPr>
                 <w:b/>
               </w:rPr>
-              <w:t>93.24</w:t>
+              <w:t>93.28</w:t>
             </w:r>
           </w:p>
         </w:tc>
@@ -12012,7 +12012,7 @@
               <w:rPr>
                 <w:b/>
               </w:rPr>
-              <w:t>+1.77%</w:t>
+              <w:t>+1.81%</w:t>
             </w:r>
           </w:p>
         </w:tc>
@@ -22162,7 +22162,7 @@
               <w:rPr>
                 <w:b/>
               </w:rPr>
-              <w:t>93.24</w:t>
+              <w:t>93.28</w:t>
             </w:r>
           </w:p>
         </w:tc>
@@ -22193,7 +22193,7 @@
               <w:rPr>
                 <w:b/>
               </w:rPr>
-              <w:t>+1.77%</w:t>
+              <w:t>+1.81%</w:t>
             </w:r>
           </w:p>
         </w:tc>

--- a/Daily Reports/21_08_2026-CBOT Reports.docx
+++ b/Daily Reports/21_08_2026-CBOT Reports.docx
@@ -104,7 +104,7 @@
           <w:color w:val="5C768D"/>
           <w:sz w:val="19"/>
         </w:rPr>
-        <w:t>Cập nhật tự động qua `macro_tracker.py` vào lúc 06:48 ICT ngày 21/08/2026</w:t>
+        <w:t>Cập nhật tự động qua `macro_tracker.py` vào lúc 07:01 ICT ngày 21/08/2026</w:t>
       </w:r>
     </w:p>
     <w:tbl>
@@ -313,7 +313,7 @@
               <w:rPr>
                 <w:b/>
               </w:rPr>
-              <w:t>93.28 / thùng</w:t>
+              <w:t>93.24 / thùng</w:t>
             </w:r>
           </w:p>
         </w:tc>
@@ -344,7 +344,7 @@
               <w:rPr>
                 <w:b/>
               </w:rPr>
-              <w:t>+1.81%</w:t>
+              <w:t>+1.77%</w:t>
             </w:r>
           </w:p>
         </w:tc>
@@ -442,7 +442,7 @@
               <w:rPr>
                 <w:b/>
               </w:rPr>
-              <w:t>98.84</w:t>
+              <w:t>98.79</w:t>
             </w:r>
           </w:p>
         </w:tc>
@@ -473,7 +473,7 @@
               <w:rPr>
                 <w:b/>
               </w:rPr>
-              <w:t>+0.01%</w:t>
+              <w:t>-0.04%</w:t>
             </w:r>
           </w:p>
         </w:tc>
@@ -1218,7 +1218,7 @@
         <w:rPr>
           <w:b/>
         </w:rPr>
-        <w:t>`93.28` (+1.81%)</w:t>
+        <w:t>`93.24` (+1.77%)</w:t>
       </w:r>
       <w:r>
         <w:t xml:space="preserve"> | DXY: </w:t>
@@ -1227,7 +1227,7 @@
         <w:rPr>
           <w:b/>
         </w:rPr>
-        <w:t>`98.84` (+0.01%)</w:t>
+        <w:t>`98.79` (-0.04%)</w:t>
       </w:r>
       <w:r>
         <w:t xml:space="preserve"> | Lúa mì CBOT: </w:t>
@@ -1306,7 +1306,7 @@
           <w:color w:val="5C768D"/>
           <w:sz w:val="19"/>
         </w:rPr>
-        <w:t>Cập nhật tự động lúc 06:48 ICT ngày 21/08/2026 — Nguồn: NOAA, USDA, BOM Australia</w:t>
+        <w:t>Cập nhật tự động lúc 07:01 ICT ngày 21/08/2026 — Nguồn: NOAA, USDA, BOM Australia</w:t>
       </w:r>
     </w:p>
     <w:p>
@@ -3605,7 +3605,7 @@
               <w:rPr>
                 <w:b/>
               </w:rPr>
-              <w:t>504.75 (+2.25)</w:t>
+              <w:t>504.76 (+2.26)</w:t>
             </w:r>
           </w:p>
         </w:tc>
@@ -3853,7 +3853,7 @@
               <w:rPr>
                 <w:b/>
               </w:rPr>
-              <w:t>702.42 (+2.92)</w:t>
+              <w:t>702.46 (+2.96)</w:t>
             </w:r>
           </w:p>
         </w:tc>
@@ -11614,10 +11614,10 @@
         <w:rPr>
           <w:b/>
         </w:rPr>
-        <w:t>`504.75 cents`</w:t>
+        <w:t>`504.76 cents`</w:t>
       </w:r>
       <w:r>
-        <w:t xml:space="preserve"> (+2.25).</w:t>
+        <w:t xml:space="preserve"> (+2.26).</w:t>
       </w:r>
     </w:p>
     <w:p>
@@ -11981,7 +11981,7 @@
               <w:rPr>
                 <w:b/>
               </w:rPr>
-              <w:t>93.28</w:t>
+              <w:t>93.24</w:t>
             </w:r>
           </w:p>
         </w:tc>
@@ -12012,7 +12012,7 @@
               <w:rPr>
                 <w:b/>
               </w:rPr>
-              <w:t>+1.81%</w:t>
+              <w:t>+1.77%</w:t>
             </w:r>
           </w:p>
         </w:tc>
@@ -12104,7 +12104,7 @@
               <w:rPr>
                 <w:b/>
               </w:rPr>
-              <w:t>98.84</w:t>
+              <w:t>98.79</w:t>
             </w:r>
           </w:p>
         </w:tc>
@@ -12135,7 +12135,7 @@
               <w:rPr>
                 <w:b/>
               </w:rPr>
-              <w:t>+0.01%</w:t>
+              <w:t>-0.04%</w:t>
             </w:r>
           </w:p>
         </w:tc>
@@ -12163,7 +12163,7 @@
             </w:pPr>
             <w:r/>
             <w:r>
-              <w:t>DXY Tăng làm giảm sức cạnh tranh xuất khẩu của ngô Mỹ so với Brazil/Argentina.</w:t>
+              <w:t>DXY Giảm hỗ trợ xuất khẩu ngô Mỹ cạnh tranh tốt hơn.</w:t>
             </w:r>
           </w:p>
         </w:tc>
@@ -21796,10 +21796,10 @@
         <w:rPr>
           <w:b/>
         </w:rPr>
-        <w:t>`702.42 cents`</w:t>
+        <w:t>`702.46 cents`</w:t>
       </w:r>
       <w:r>
-        <w:t xml:space="preserve"> (+2.92).</w:t>
+        <w:t xml:space="preserve"> (+2.96).</w:t>
       </w:r>
     </w:p>
     <w:p>
@@ -22162,7 +22162,7 @@
               <w:rPr>
                 <w:b/>
               </w:rPr>
-              <w:t>93.28</w:t>
+              <w:t>93.24</w:t>
             </w:r>
           </w:p>
         </w:tc>
@@ -22193,7 +22193,7 @@
               <w:rPr>
                 <w:b/>
               </w:rPr>
-              <w:t>+1.81%</w:t>
+              <w:t>+1.77%</w:t>
             </w:r>
           </w:p>
         </w:tc>
@@ -22285,7 +22285,7 @@
               <w:rPr>
                 <w:b/>
               </w:rPr>
-              <w:t>98.84</w:t>
+              <w:t>98.79</w:t>
             </w:r>
           </w:p>
         </w:tc>
@@ -22316,7 +22316,7 @@
               <w:rPr>
                 <w:b/>
               </w:rPr>
-              <w:t>+0.01%</w:t>
+              <w:t>-0.04%</w:t>
             </w:r>
           </w:p>
         </w:tc>
@@ -22344,7 +22344,7 @@
             </w:pPr>
             <w:r/>
             <w:r>
-              <w:t>DXY Tăng khiến lúa mì Mỹ đắt đỏ hơn đối với các khách hàng truyền thống như Ai Cập/Châu Á.</w:t>
+              <w:t>DXY Giảm kích thích nhu cầu nhập khẩu lúa mì Mỹ trên thị trường quốc tế.</w:t>
             </w:r>
           </w:p>
         </w:tc>

--- a/Daily Reports/21_08_2026-CBOT Reports.docx
+++ b/Daily Reports/21_08_2026-CBOT Reports.docx
@@ -104,7 +104,7 @@
           <w:color w:val="5C768D"/>
           <w:sz w:val="19"/>
         </w:rPr>
-        <w:t>Cập nhật tự động qua `macro_tracker.py` vào lúc 08:46 ICT ngày 21/08/2026</w:t>
+        <w:t>Cập nhật tự động qua `macro_tracker.py` vào lúc 09:00 ICT ngày 21/08/2026</w:t>
       </w:r>
     </w:p>
     <w:tbl>
@@ -313,7 +313,7 @@
               <w:rPr>
                 <w:b/>
               </w:rPr>
-              <w:t>93.66 / thùng</w:t>
+              <w:t>93.90 / thùng</w:t>
             </w:r>
           </w:p>
         </w:tc>
@@ -344,7 +344,7 @@
               <w:rPr>
                 <w:b/>
               </w:rPr>
-              <w:t>+2.23%</w:t>
+              <w:t>+2.49%</w:t>
             </w:r>
           </w:p>
         </w:tc>
@@ -442,7 +442,7 @@
               <w:rPr>
                 <w:b/>
               </w:rPr>
-              <w:t>98.75</w:t>
+              <w:t>98.77</w:t>
             </w:r>
           </w:p>
         </w:tc>
@@ -473,7 +473,7 @@
               <w:rPr>
                 <w:b/>
               </w:rPr>
-              <w:t>-0.08%</w:t>
+              <w:t>-0.06%</w:t>
             </w:r>
           </w:p>
         </w:tc>
@@ -1218,7 +1218,7 @@
         <w:rPr>
           <w:b/>
         </w:rPr>
-        <w:t>`93.66` (+2.23%)</w:t>
+        <w:t>`93.90` (+2.49%)</w:t>
       </w:r>
       <w:r>
         <w:t xml:space="preserve"> | DXY: </w:t>
@@ -1227,7 +1227,7 @@
         <w:rPr>
           <w:b/>
         </w:rPr>
-        <w:t>`98.75` (-0.08%)</w:t>
+        <w:t>`98.77` (-0.06%)</w:t>
       </w:r>
       <w:r>
         <w:t xml:space="preserve"> | Lúa mì CBOT: </w:t>
@@ -1236,7 +1236,7 @@
         <w:rPr>
           <w:b/>
         </w:rPr>
-        <w:t>`701.25` (+3.09%)</w:t>
+        <w:t>`700.75` (+3.01%)</w:t>
       </w:r>
       <w:r>
         <w:t>.</w:t>
@@ -1306,7 +1306,7 @@
           <w:color w:val="5C768D"/>
           <w:sz w:val="19"/>
         </w:rPr>
-        <w:t>Cập nhật tự động lúc 08:46 ICT ngày 21/08/2026 — Nguồn: NOAA, USDA, BOM Australia</w:t>
+        <w:t>Cập nhật tự động lúc 09:00 ICT ngày 21/08/2026 — Nguồn: NOAA, USDA, BOM Australia</w:t>
       </w:r>
     </w:p>
     <w:p>
@@ -3605,7 +3605,7 @@
               <w:rPr>
                 <w:b/>
               </w:rPr>
-              <w:t>501.70 (+1.95)</w:t>
+              <w:t>501.72 (+1.97)</w:t>
             </w:r>
           </w:p>
         </w:tc>
@@ -3822,7 +3822,7 @@
               <w:rPr>
                 <w:b/>
               </w:rPr>
-              <w:t>701.25</w:t>
+              <w:t>700.75</w:t>
             </w:r>
           </w:p>
         </w:tc>
@@ -3853,7 +3853,7 @@
               <w:rPr>
                 <w:b/>
               </w:rPr>
-              <w:t>704.04 (+2.79)</w:t>
+              <w:t>703.52 (+2.77)</w:t>
             </w:r>
           </w:p>
         </w:tc>
@@ -3881,7 +3881,7 @@
             </w:pPr>
             <w:r/>
             <w:r>
-              <w:t>Bullish (699.19 &gt; 694.54)</w:t>
+              <w:t>Bullish (699.15 &gt; 694.52)</w:t>
             </w:r>
           </w:p>
         </w:tc>
@@ -5126,7 +5126,7 @@
                 <w:b/>
                 <w:color w:val="B91C1C"/>
               </w:rPr>
-              <w:t>699.19 - 694.54 cents (Canh bán hồi kỹ thuật H1)</w:t>
+              <w:t>699.15 - 694.52 cents (Canh bán hồi kỹ thuật H1)</w:t>
             </w:r>
           </w:p>
         </w:tc>
@@ -11614,10 +11614,10 @@
         <w:rPr>
           <w:b/>
         </w:rPr>
-        <w:t>`501.70 cents`</w:t>
+        <w:t>`501.72 cents`</w:t>
       </w:r>
       <w:r>
-        <w:t xml:space="preserve"> (+1.95).</w:t>
+        <w:t xml:space="preserve"> (+1.97).</w:t>
       </w:r>
     </w:p>
     <w:p>
@@ -11638,7 +11638,7 @@
         <w:rPr>
           <w:b/>
         </w:rPr>
-        <w:t>`23,523`</w:t>
+        <w:t>`24,493`</w:t>
       </w:r>
       <w:r>
         <w:t xml:space="preserve"> (Chênh lệch: </w:t>
@@ -11647,7 +11647,7 @@
         <w:rPr>
           <w:b/>
         </w:rPr>
-        <w:t>`-196,555`</w:t>
+        <w:t>`-195,585`</w:t>
       </w:r>
       <w:r>
         <w:t xml:space="preserve">) | OI: </w:t>
@@ -11980,7 +11980,7 @@
               <w:rPr>
                 <w:b/>
               </w:rPr>
-              <w:t>93.66</w:t>
+              <w:t>93.90</w:t>
             </w:r>
           </w:p>
         </w:tc>
@@ -12011,7 +12011,7 @@
               <w:rPr>
                 <w:b/>
               </w:rPr>
-              <w:t>+2.23%</w:t>
+              <w:t>+2.49%</w:t>
             </w:r>
           </w:p>
         </w:tc>
@@ -12103,7 +12103,7 @@
               <w:rPr>
                 <w:b/>
               </w:rPr>
-              <w:t>98.75</w:t>
+              <w:t>98.77</w:t>
             </w:r>
           </w:p>
         </w:tc>
@@ -12134,7 +12134,7 @@
               <w:rPr>
                 <w:b/>
               </w:rPr>
-              <w:t>-0.08%</w:t>
+              <w:t>-0.06%</w:t>
             </w:r>
           </w:p>
         </w:tc>
@@ -21780,7 +21780,7 @@
         <w:t>Giá Chốt Phiên (Close):</w:t>
       </w:r>
       <w:r>
-        <w:t xml:space="preserve"> 701.25 cents | </w:t>
+        <w:t xml:space="preserve"> 700.75 cents | </w:t>
       </w:r>
       <w:r>
         <w:rPr>
@@ -21795,10 +21795,10 @@
         <w:rPr>
           <w:b/>
         </w:rPr>
-        <w:t>`704.04 cents`</w:t>
+        <w:t>`703.52 cents`</w:t>
       </w:r>
       <w:r>
-        <w:t xml:space="preserve"> (+2.79).</w:t>
+        <w:t xml:space="preserve"> (+2.77).</w:t>
       </w:r>
     </w:p>
     <w:p>
@@ -21819,7 +21819,7 @@
         <w:rPr>
           <w:b/>
         </w:rPr>
-        <w:t>`1,561`</w:t>
+        <w:t>`1,606`</w:t>
       </w:r>
       <w:r>
         <w:t xml:space="preserve"> (Chênh lệch: </w:t>
@@ -21828,7 +21828,7 @@
         <w:rPr>
           <w:b/>
         </w:rPr>
-        <w:t>`-93,077`</w:t>
+        <w:t>`-93,032`</w:t>
       </w:r>
       <w:r>
         <w:t xml:space="preserve">) | OI: </w:t>
@@ -22161,7 +22161,7 @@
               <w:rPr>
                 <w:b/>
               </w:rPr>
-              <w:t>93.66</w:t>
+              <w:t>93.90</w:t>
             </w:r>
           </w:p>
         </w:tc>
@@ -22192,7 +22192,7 @@
               <w:rPr>
                 <w:b/>
               </w:rPr>
-              <w:t>+2.23%</w:t>
+              <w:t>+2.49%</w:t>
             </w:r>
           </w:p>
         </w:tc>
@@ -22284,7 +22284,7 @@
               <w:rPr>
                 <w:b/>
               </w:rPr>
-              <w:t>98.75</w:t>
+              <w:t>98.77</w:t>
             </w:r>
           </w:p>
         </w:tc>
@@ -22315,7 +22315,7 @@
               <w:rPr>
                 <w:b/>
               </w:rPr>
-              <w:t>-0.08%</w:t>
+              <w:t>-0.06%</w:t>
             </w:r>
           </w:p>
         </w:tc>
@@ -22919,7 +22919,7 @@
         <w:t xml:space="preserve"> EMA_21 </w:t>
       </w:r>
       <w:r>
-        <w:t xml:space="preserve"> (699.19) &gt; </w:t>
+        <w:t xml:space="preserve"> (699.15) &gt; </w:t>
       </w:r>
       <w:r>
         <w:rPr>
@@ -22930,7 +22930,7 @@
         <w:t xml:space="preserve"> EMA_50 </w:t>
       </w:r>
       <w:r>
-        <w:t xml:space="preserve"> (694.54).</w:t>
+        <w:t xml:space="preserve"> (694.52).</w:t>
       </w:r>
     </w:p>
     <w:p>
@@ -22951,7 +22951,7 @@
         <w:rPr>
           <w:b/>
         </w:rPr>
-        <w:t>`56.59`</w:t>
+        <w:t>`55.72`</w:t>
       </w:r>
       <w:r>
         <w:t xml:space="preserve"> | ATR (14) = </w:t>
@@ -23744,7 +23744,7 @@
           <w:b/>
           <w:color w:val="B91C1C"/>
         </w:rPr>
-        <w:t>`699.19 - 694.54 cents (Canh bán hồi kỹ thuật H1)`</w:t>
+        <w:t>`699.15 - 694.52 cents (Canh bán hồi kỹ thuật H1)`</w:t>
       </w:r>
       <w:r>
         <w:t xml:space="preserve"> | SL: </w:t>
@@ -24326,7 +24326,7 @@
             </w:pPr>
             <w:r/>
             <w:r>
-              <w:t>701.25</w:t>
+              <w:t>700.75</w:t>
             </w:r>
           </w:p>
         </w:tc>
@@ -24354,7 +24354,7 @@
             </w:pPr>
             <w:r/>
             <w:r>
-              <w:t>712.50</w:t>
+              <w:t>712.00</w:t>
             </w:r>
           </w:p>
         </w:tc>
@@ -24382,7 +24382,7 @@
             </w:pPr>
             <w:r/>
             <w:r>
-              <w:t>695.75</w:t>
+              <w:t>695.25</w:t>
             </w:r>
           </w:p>
         </w:tc>
@@ -24413,7 +24413,7 @@
               <w:rPr>
                 <w:b/>
               </w:rPr>
-              <w:t>700.50</w:t>
+              <w:t>700.00</w:t>
             </w:r>
           </w:p>
         </w:tc>
@@ -24561,7 +24561,7 @@
             </w:pPr>
             <w:r/>
             <w:r>
-              <w:t>700.50</w:t>
+              <w:t>700.00</w:t>
             </w:r>
           </w:p>
         </w:tc>
@@ -24589,7 +24589,7 @@
             </w:pPr>
             <w:r/>
             <w:r>
-              <w:t>708.00</w:t>
+              <w:t>707.50</w:t>
             </w:r>
           </w:p>
         </w:tc>
@@ -24617,7 +24617,7 @@
             </w:pPr>
             <w:r/>
             <w:r>
-              <w:t>694.50</w:t>
+              <w:t>694.00</w:t>
             </w:r>
           </w:p>
         </w:tc>
@@ -24648,7 +24648,7 @@
               <w:rPr>
                 <w:b/>
               </w:rPr>
-              <w:t>700.00</w:t>
+              <w:t>699.50</w:t>
             </w:r>
           </w:p>
         </w:tc>
@@ -24796,7 +24796,7 @@
             </w:pPr>
             <w:r/>
             <w:r>
-              <w:t>700.00</w:t>
+              <w:t>699.50</w:t>
             </w:r>
           </w:p>
         </w:tc>
@@ -24824,7 +24824,7 @@
             </w:pPr>
             <w:r/>
             <w:r>
-              <w:t>713.75</w:t>
+              <w:t>713.25</w:t>
             </w:r>
           </w:p>
         </w:tc>
@@ -24852,7 +24852,7 @@
             </w:pPr>
             <w:r/>
             <w:r>
-              <w:t>685.25</w:t>
+              <w:t>684.75</w:t>
             </w:r>
           </w:p>
         </w:tc>
@@ -24883,7 +24883,7 @@
               <w:rPr>
                 <w:b/>
               </w:rPr>
-              <w:t>702.00</w:t>
+              <w:t>701.50</w:t>
             </w:r>
           </w:p>
         </w:tc>
@@ -25031,7 +25031,7 @@
             </w:pPr>
             <w:r/>
             <w:r>
-              <w:t>702.00</w:t>
+              <w:t>701.50</w:t>
             </w:r>
           </w:p>
         </w:tc>
@@ -25059,7 +25059,7 @@
             </w:pPr>
             <w:r/>
             <w:r>
-              <w:t>715.25</w:t>
+              <w:t>714.75</w:t>
             </w:r>
           </w:p>
         </w:tc>
@@ -25087,7 +25087,7 @@
             </w:pPr>
             <w:r/>
             <w:r>
-              <w:t>693.75</w:t>
+              <w:t>693.25</w:t>
             </w:r>
           </w:p>
         </w:tc>
@@ -25118,7 +25118,7 @@
               <w:rPr>
                 <w:b/>
               </w:rPr>
-              <w:t>703.25</w:t>
+              <w:t>702.75</w:t>
             </w:r>
           </w:p>
         </w:tc>
@@ -25266,7 +25266,7 @@
             </w:pPr>
             <w:r/>
             <w:r>
-              <w:t>703.25</w:t>
+              <w:t>702.75</w:t>
             </w:r>
           </w:p>
         </w:tc>
@@ -25294,7 +25294,7 @@
             </w:pPr>
             <w:r/>
             <w:r>
-              <w:t>719.75</w:t>
+              <w:t>719.25</w:t>
             </w:r>
           </w:p>
         </w:tc>
@@ -25322,7 +25322,7 @@
             </w:pPr>
             <w:r/>
             <w:r>
-              <w:t>692.75</w:t>
+              <w:t>692.25</w:t>
             </w:r>
           </w:p>
         </w:tc>
@@ -25353,7 +25353,7 @@
               <w:rPr>
                 <w:b/>
               </w:rPr>
-              <w:t>707.75</w:t>
+              <w:t>707.25</w:t>
             </w:r>
           </w:p>
         </w:tc>
@@ -25501,7 +25501,7 @@
             </w:pPr>
             <w:r/>
             <w:r>
-              <w:t>707.75</w:t>
+              <w:t>707.25</w:t>
             </w:r>
           </w:p>
         </w:tc>
@@ -25529,7 +25529,7 @@
             </w:pPr>
             <w:r/>
             <w:r>
-              <w:t>715.50</w:t>
+              <w:t>715.00</w:t>
             </w:r>
           </w:p>
         </w:tc>
@@ -25557,7 +25557,7 @@
             </w:pPr>
             <w:r/>
             <w:r>
-              <w:t>696.75</w:t>
+              <w:t>696.25</w:t>
             </w:r>
           </w:p>
         </w:tc>
@@ -25588,7 +25588,7 @@
               <w:rPr>
                 <w:b/>
               </w:rPr>
-              <w:t>709.00</w:t>
+              <w:t>708.50</w:t>
             </w:r>
           </w:p>
         </w:tc>
@@ -25736,7 +25736,7 @@
             </w:pPr>
             <w:r/>
             <w:r>
-              <w:t>709.00</w:t>
+              <w:t>708.50</w:t>
             </w:r>
           </w:p>
         </w:tc>
@@ -25764,7 +25764,7 @@
             </w:pPr>
             <w:r/>
             <w:r>
-              <w:t>717.25</w:t>
+              <w:t>716.75</w:t>
             </w:r>
           </w:p>
         </w:tc>
@@ -25792,7 +25792,7 @@
             </w:pPr>
             <w:r/>
             <w:r>
-              <w:t>698.50</w:t>
+              <w:t>698.00</w:t>
             </w:r>
           </w:p>
         </w:tc>
@@ -25823,7 +25823,7 @@
               <w:rPr>
                 <w:b/>
               </w:rPr>
-              <w:t>710.75</w:t>
+              <w:t>710.25</w:t>
             </w:r>
           </w:p>
         </w:tc>
@@ -25971,7 +25971,7 @@
             </w:pPr>
             <w:r/>
             <w:r>
-              <w:t>710.75</w:t>
+              <w:t>710.25</w:t>
             </w:r>
           </w:p>
         </w:tc>
@@ -25999,7 +25999,7 @@
             </w:pPr>
             <w:r/>
             <w:r>
-              <w:t>723.00</w:t>
+              <w:t>722.50</w:t>
             </w:r>
           </w:p>
         </w:tc>
@@ -26027,7 +26027,7 @@
             </w:pPr>
             <w:r/>
             <w:r>
-              <w:t>701.00</w:t>
+              <w:t>700.50</w:t>
             </w:r>
           </w:p>
         </w:tc>
@@ -26058,7 +26058,7 @@
               <w:rPr>
                 <w:b/>
               </w:rPr>
-              <w:t>709.75</w:t>
+              <w:t>709.25</w:t>
             </w:r>
           </w:p>
         </w:tc>
@@ -26206,7 +26206,7 @@
             </w:pPr>
             <w:r/>
             <w:r>
-              <w:t>709.75</w:t>
+              <w:t>709.25</w:t>
             </w:r>
           </w:p>
         </w:tc>
@@ -26234,7 +26234,7 @@
             </w:pPr>
             <w:r/>
             <w:r>
-              <w:t>720.25</w:t>
+              <w:t>719.75</w:t>
             </w:r>
           </w:p>
         </w:tc>
@@ -26262,7 +26262,7 @@
             </w:pPr>
             <w:r/>
             <w:r>
-              <w:t>695.00</w:t>
+              <w:t>694.50</w:t>
             </w:r>
           </w:p>
         </w:tc>
@@ -26293,7 +26293,7 @@
               <w:rPr>
                 <w:b/>
               </w:rPr>
-              <w:t>712.00</w:t>
+              <w:t>711.50</w:t>
             </w:r>
           </w:p>
         </w:tc>
@@ -26441,7 +26441,7 @@
             </w:pPr>
             <w:r/>
             <w:r>
-              <w:t>712.00</w:t>
+              <w:t>711.50</w:t>
             </w:r>
           </w:p>
         </w:tc>
@@ -26469,7 +26469,7 @@
             </w:pPr>
             <w:r/>
             <w:r>
-              <w:t>722.50</w:t>
+              <w:t>722.00</w:t>
             </w:r>
           </w:p>
         </w:tc>
@@ -26497,7 +26497,7 @@
             </w:pPr>
             <w:r/>
             <w:r>
-              <w:t>705.75</w:t>
+              <w:t>705.25</w:t>
             </w:r>
           </w:p>
         </w:tc>
@@ -26528,7 +26528,7 @@
               <w:rPr>
                 <w:b/>
               </w:rPr>
-              <w:t>712.75</w:t>
+              <w:t>712.25</w:t>
             </w:r>
           </w:p>
         </w:tc>
@@ -26676,7 +26676,7 @@
             </w:pPr>
             <w:r/>
             <w:r>
-              <w:t>712.75</w:t>
+              <w:t>712.25</w:t>
             </w:r>
           </w:p>
         </w:tc>
@@ -26704,7 +26704,7 @@
             </w:pPr>
             <w:r/>
             <w:r>
-              <w:t>727.00</w:t>
+              <w:t>726.50</w:t>
             </w:r>
           </w:p>
         </w:tc>
@@ -26732,7 +26732,7 @@
             </w:pPr>
             <w:r/>
             <w:r>
-              <w:t>698.00</w:t>
+              <w:t>697.50</w:t>
             </w:r>
           </w:p>
         </w:tc>
@@ -26763,7 +26763,7 @@
               <w:rPr>
                 <w:b/>
               </w:rPr>
-              <w:t>714.75</w:t>
+              <w:t>714.25</w:t>
             </w:r>
           </w:p>
         </w:tc>
@@ -26911,7 +26911,7 @@
             </w:pPr>
             <w:r/>
             <w:r>
-              <w:t>714.75</w:t>
+              <w:t>714.25</w:t>
             </w:r>
           </w:p>
         </w:tc>
@@ -26939,7 +26939,7 @@
             </w:pPr>
             <w:r/>
             <w:r>
-              <w:t>721.25</w:t>
+              <w:t>720.75</w:t>
             </w:r>
           </w:p>
         </w:tc>
@@ -26967,7 +26967,7 @@
             </w:pPr>
             <w:r/>
             <w:r>
-              <w:t>708.00</w:t>
+              <w:t>707.50</w:t>
             </w:r>
           </w:p>
         </w:tc>
@@ -26975,6 +26975,241 @@
           <w:tcPr>
             <w:tcW w:type="dxa" w:w="1728"/>
             <w:shd w:fill="FFFFFF"/>
+            <w:tcMar>
+              <w:top w:w="100" w:type="dxa"/>
+              <w:bottom w:w="100" w:type="dxa"/>
+              <w:left w:w="120" w:type="dxa"/>
+              <w:right w:w="120" w:type="dxa"/>
+            </w:tcMar>
+            <w:tcBorders>
+              <w:top w:val="single" w:sz="4" w:space="0" w:color="CCCCCC"/>
+              <w:bottom w:val="single" w:sz="4" w:space="0" w:color="CCCCCC"/>
+              <w:left w:val="single" w:sz="4" w:space="0" w:color="CCCCCC"/>
+              <w:right w:val="single" w:sz="4" w:space="0" w:color="CCCCCC"/>
+            </w:tcBorders>
+          </w:tcPr>
+          <w:p>
+            <w:pPr>
+              <w:spacing w:before="60" w:after="60" w:line="252" w:lineRule="auto"/>
+              <w:jc w:val="left"/>
+            </w:pPr>
+            <w:r/>
+            <w:r>
+              <w:rPr>
+                <w:b/>
+              </w:rPr>
+              <w:t>714.50</w:t>
+            </w:r>
+          </w:p>
+        </w:tc>
+        <w:tc>
+          <w:tcPr>
+            <w:tcW w:type="dxa" w:w="3456"/>
+            <w:shd w:fill="FFFFFF"/>
+            <w:tcMar>
+              <w:top w:w="100" w:type="dxa"/>
+              <w:bottom w:w="100" w:type="dxa"/>
+              <w:left w:w="120" w:type="dxa"/>
+              <w:right w:w="120" w:type="dxa"/>
+            </w:tcMar>
+            <w:tcBorders>
+              <w:top w:val="single" w:sz="4" w:space="0" w:color="CCCCCC"/>
+              <w:bottom w:val="single" w:sz="4" w:space="0" w:color="CCCCCC"/>
+              <w:left w:val="single" w:sz="4" w:space="0" w:color="CCCCCC"/>
+              <w:right w:val="single" w:sz="4" w:space="0" w:color="CCCCCC"/>
+            </w:tcBorders>
+          </w:tcPr>
+          <w:p>
+            <w:pPr>
+              <w:spacing w:before="60" w:after="60" w:line="252" w:lineRule="auto"/>
+              <w:jc w:val="left"/>
+            </w:pPr>
+            <w:r/>
+            <w:r>
+              <w:rPr>
+                <w:b/>
+              </w:rPr>
+              <w:t>+0.25</w:t>
+            </w:r>
+          </w:p>
+        </w:tc>
+        <w:tc>
+          <w:tcPr>
+            <w:tcW w:type="dxa" w:w="1440"/>
+            <w:shd w:fill="FFFFFF"/>
+            <w:tcMar>
+              <w:top w:w="100" w:type="dxa"/>
+              <w:bottom w:w="100" w:type="dxa"/>
+              <w:left w:w="120" w:type="dxa"/>
+              <w:right w:w="120" w:type="dxa"/>
+            </w:tcMar>
+            <w:tcBorders>
+              <w:top w:val="single" w:sz="4" w:space="0" w:color="CCCCCC"/>
+              <w:bottom w:val="single" w:sz="4" w:space="0" w:color="CCCCCC"/>
+              <w:left w:val="single" w:sz="4" w:space="0" w:color="CCCCCC"/>
+              <w:right w:val="single" w:sz="4" w:space="0" w:color="CCCCCC"/>
+            </w:tcBorders>
+          </w:tcPr>
+          <w:p>
+            <w:pPr>
+              <w:spacing w:before="60" w:after="60" w:line="252" w:lineRule="auto"/>
+              <w:jc w:val="left"/>
+            </w:pPr>
+            <w:r/>
+            <w:r>
+              <w:t>BULL</w:t>
+            </w:r>
+          </w:p>
+        </w:tc>
+      </w:tr>
+      <w:tr>
+        <w:tc>
+          <w:tcPr>
+            <w:tcW w:type="dxa" w:w="1584"/>
+            <w:shd w:fill="F8FAFC"/>
+            <w:tcMar>
+              <w:top w:w="100" w:type="dxa"/>
+              <w:bottom w:w="100" w:type="dxa"/>
+              <w:left w:w="120" w:type="dxa"/>
+              <w:right w:w="120" w:type="dxa"/>
+            </w:tcMar>
+            <w:tcBorders>
+              <w:top w:val="single" w:sz="4" w:space="0" w:color="CCCCCC"/>
+              <w:bottom w:val="single" w:sz="4" w:space="0" w:color="CCCCCC"/>
+              <w:left w:val="single" w:sz="4" w:space="0" w:color="CCCCCC"/>
+              <w:right w:val="single" w:sz="4" w:space="0" w:color="CCCCCC"/>
+            </w:tcBorders>
+          </w:tcPr>
+          <w:p>
+            <w:pPr>
+              <w:spacing w:before="60" w:after="60" w:line="252" w:lineRule="auto"/>
+              <w:jc w:val="left"/>
+            </w:pPr>
+            <w:r/>
+            <w:r>
+              <w:rPr>
+                <w:b/>
+              </w:rPr>
+              <w:t>Wed 26/08</w:t>
+            </w:r>
+          </w:p>
+        </w:tc>
+        <w:tc>
+          <w:tcPr>
+            <w:tcW w:type="dxa" w:w="864"/>
+            <w:shd w:fill="F8FAFC"/>
+            <w:tcMar>
+              <w:top w:w="100" w:type="dxa"/>
+              <w:bottom w:w="100" w:type="dxa"/>
+              <w:left w:w="120" w:type="dxa"/>
+              <w:right w:w="120" w:type="dxa"/>
+            </w:tcMar>
+            <w:tcBorders>
+              <w:top w:val="single" w:sz="4" w:space="0" w:color="CCCCCC"/>
+              <w:bottom w:val="single" w:sz="4" w:space="0" w:color="CCCCCC"/>
+              <w:left w:val="single" w:sz="4" w:space="0" w:color="CCCCCC"/>
+              <w:right w:val="single" w:sz="4" w:space="0" w:color="CCCCCC"/>
+            </w:tcBorders>
+          </w:tcPr>
+          <w:p>
+            <w:pPr>
+              <w:spacing w:before="60" w:after="60" w:line="252" w:lineRule="auto"/>
+              <w:jc w:val="left"/>
+            </w:pPr>
+            <w:r/>
+            <w:r>
+              <w:t>Asia 07-11</w:t>
+            </w:r>
+          </w:p>
+        </w:tc>
+        <w:tc>
+          <w:tcPr>
+            <w:tcW w:type="dxa" w:w="1440"/>
+            <w:shd w:fill="F8FAFC"/>
+            <w:tcMar>
+              <w:top w:w="100" w:type="dxa"/>
+              <w:bottom w:w="100" w:type="dxa"/>
+              <w:left w:w="120" w:type="dxa"/>
+              <w:right w:w="120" w:type="dxa"/>
+            </w:tcMar>
+            <w:tcBorders>
+              <w:top w:val="single" w:sz="4" w:space="0" w:color="CCCCCC"/>
+              <w:bottom w:val="single" w:sz="4" w:space="0" w:color="CCCCCC"/>
+              <w:left w:val="single" w:sz="4" w:space="0" w:color="CCCCCC"/>
+              <w:right w:val="single" w:sz="4" w:space="0" w:color="CCCCCC"/>
+            </w:tcBorders>
+          </w:tcPr>
+          <w:p>
+            <w:pPr>
+              <w:spacing w:before="60" w:after="60" w:line="252" w:lineRule="auto"/>
+              <w:jc w:val="left"/>
+            </w:pPr>
+            <w:r/>
+            <w:r>
+              <w:t>714.50</w:t>
+            </w:r>
+          </w:p>
+        </w:tc>
+        <w:tc>
+          <w:tcPr>
+            <w:tcW w:type="dxa" w:w="2016"/>
+            <w:shd w:fill="F8FAFC"/>
+            <w:tcMar>
+              <w:top w:w="100" w:type="dxa"/>
+              <w:bottom w:w="100" w:type="dxa"/>
+              <w:left w:w="120" w:type="dxa"/>
+              <w:right w:w="120" w:type="dxa"/>
+            </w:tcMar>
+            <w:tcBorders>
+              <w:top w:val="single" w:sz="4" w:space="0" w:color="CCCCCC"/>
+              <w:bottom w:val="single" w:sz="4" w:space="0" w:color="CCCCCC"/>
+              <w:left w:val="single" w:sz="4" w:space="0" w:color="CCCCCC"/>
+              <w:right w:val="single" w:sz="4" w:space="0" w:color="CCCCCC"/>
+            </w:tcBorders>
+          </w:tcPr>
+          <w:p>
+            <w:pPr>
+              <w:spacing w:before="60" w:after="60" w:line="252" w:lineRule="auto"/>
+              <w:jc w:val="left"/>
+            </w:pPr>
+            <w:r/>
+            <w:r>
+              <w:t>724.75</w:t>
+            </w:r>
+          </w:p>
+        </w:tc>
+        <w:tc>
+          <w:tcPr>
+            <w:tcW w:type="dxa" w:w="1152"/>
+            <w:shd w:fill="F8FAFC"/>
+            <w:tcMar>
+              <w:top w:w="100" w:type="dxa"/>
+              <w:bottom w:w="100" w:type="dxa"/>
+              <w:left w:w="120" w:type="dxa"/>
+              <w:right w:w="120" w:type="dxa"/>
+            </w:tcMar>
+            <w:tcBorders>
+              <w:top w:val="single" w:sz="4" w:space="0" w:color="CCCCCC"/>
+              <w:bottom w:val="single" w:sz="4" w:space="0" w:color="CCCCCC"/>
+              <w:left w:val="single" w:sz="4" w:space="0" w:color="CCCCCC"/>
+              <w:right w:val="single" w:sz="4" w:space="0" w:color="CCCCCC"/>
+            </w:tcBorders>
+          </w:tcPr>
+          <w:p>
+            <w:pPr>
+              <w:spacing w:before="60" w:after="60" w:line="252" w:lineRule="auto"/>
+              <w:jc w:val="left"/>
+            </w:pPr>
+            <w:r/>
+            <w:r>
+              <w:t>706.50</w:t>
+            </w:r>
+          </w:p>
+        </w:tc>
+        <w:tc>
+          <w:tcPr>
+            <w:tcW w:type="dxa" w:w="1728"/>
+            <w:shd w:fill="F8FAFC"/>
             <w:tcMar>
               <w:top w:w="100" w:type="dxa"/>
               <w:bottom w:w="100" w:type="dxa"/>
@@ -27005,7 +27240,7 @@
         <w:tc>
           <w:tcPr>
             <w:tcW w:type="dxa" w:w="3456"/>
-            <w:shd w:fill="FFFFFF"/>
+            <w:shd w:fill="F8FAFC"/>
             <w:tcMar>
               <w:top w:w="100" w:type="dxa"/>
               <w:bottom w:w="100" w:type="dxa"/>
@@ -27029,14 +27264,14 @@
               <w:rPr>
                 <w:b/>
               </w:rPr>
-              <w:t>+0.25</w:t>
+              <w:t>+0.50</w:t>
             </w:r>
           </w:p>
         </w:tc>
         <w:tc>
           <w:tcPr>
             <w:tcW w:type="dxa" w:w="1440"/>
-            <w:shd w:fill="FFFFFF"/>
+            <w:shd w:fill="F8FAFC"/>
             <w:tcMar>
               <w:top w:w="100" w:type="dxa"/>
               <w:bottom w:w="100" w:type="dxa"/>
@@ -27066,7 +27301,7 @@
         <w:tc>
           <w:tcPr>
             <w:tcW w:type="dxa" w:w="1584"/>
-            <w:shd w:fill="F8FAFC"/>
+            <w:shd w:fill="FFFFFF"/>
             <w:tcMar>
               <w:top w:w="100" w:type="dxa"/>
               <w:bottom w:w="100" w:type="dxa"/>
@@ -27097,6 +27332,210 @@
         <w:tc>
           <w:tcPr>
             <w:tcW w:type="dxa" w:w="864"/>
+            <w:shd w:fill="FFFFFF"/>
+            <w:tcMar>
+              <w:top w:w="100" w:type="dxa"/>
+              <w:bottom w:w="100" w:type="dxa"/>
+              <w:left w:w="120" w:type="dxa"/>
+              <w:right w:w="120" w:type="dxa"/>
+            </w:tcMar>
+            <w:tcBorders>
+              <w:top w:val="single" w:sz="4" w:space="0" w:color="CCCCCC"/>
+              <w:bottom w:val="single" w:sz="4" w:space="0" w:color="CCCCCC"/>
+              <w:left w:val="single" w:sz="4" w:space="0" w:color="CCCCCC"/>
+              <w:right w:val="single" w:sz="4" w:space="0" w:color="CCCCCC"/>
+            </w:tcBorders>
+          </w:tcPr>
+          <w:p>
+            <w:pPr>
+              <w:spacing w:before="60" w:after="60" w:line="252" w:lineRule="auto"/>
+              <w:jc w:val="left"/>
+            </w:pPr>
+            <w:r/>
+            <w:r>
+              <w:t>Asia 11-15</w:t>
+            </w:r>
+          </w:p>
+        </w:tc>
+        <w:tc>
+          <w:tcPr>
+            <w:tcW w:type="dxa" w:w="1440"/>
+            <w:shd w:fill="FFFFFF"/>
+            <w:tcMar>
+              <w:top w:w="100" w:type="dxa"/>
+              <w:bottom w:w="100" w:type="dxa"/>
+              <w:left w:w="120" w:type="dxa"/>
+              <w:right w:w="120" w:type="dxa"/>
+            </w:tcMar>
+            <w:tcBorders>
+              <w:top w:val="single" w:sz="4" w:space="0" w:color="CCCCCC"/>
+              <w:bottom w:val="single" w:sz="4" w:space="0" w:color="CCCCCC"/>
+              <w:left w:val="single" w:sz="4" w:space="0" w:color="CCCCCC"/>
+              <w:right w:val="single" w:sz="4" w:space="0" w:color="CCCCCC"/>
+            </w:tcBorders>
+          </w:tcPr>
+          <w:p>
+            <w:pPr>
+              <w:spacing w:before="60" w:after="60" w:line="252" w:lineRule="auto"/>
+              <w:jc w:val="left"/>
+            </w:pPr>
+            <w:r/>
+            <w:r>
+              <w:t>715.00</w:t>
+            </w:r>
+          </w:p>
+        </w:tc>
+        <w:tc>
+          <w:tcPr>
+            <w:tcW w:type="dxa" w:w="2016"/>
+            <w:shd w:fill="FFFFFF"/>
+            <w:tcMar>
+              <w:top w:w="100" w:type="dxa"/>
+              <w:bottom w:w="100" w:type="dxa"/>
+              <w:left w:w="120" w:type="dxa"/>
+              <w:right w:w="120" w:type="dxa"/>
+            </w:tcMar>
+            <w:tcBorders>
+              <w:top w:val="single" w:sz="4" w:space="0" w:color="CCCCCC"/>
+              <w:bottom w:val="single" w:sz="4" w:space="0" w:color="CCCCCC"/>
+              <w:left w:val="single" w:sz="4" w:space="0" w:color="CCCCCC"/>
+              <w:right w:val="single" w:sz="4" w:space="0" w:color="CCCCCC"/>
+            </w:tcBorders>
+          </w:tcPr>
+          <w:p>
+            <w:pPr>
+              <w:spacing w:before="60" w:after="60" w:line="252" w:lineRule="auto"/>
+              <w:jc w:val="left"/>
+            </w:pPr>
+            <w:r/>
+            <w:r>
+              <w:t>722.00</w:t>
+            </w:r>
+          </w:p>
+        </w:tc>
+        <w:tc>
+          <w:tcPr>
+            <w:tcW w:type="dxa" w:w="1152"/>
+            <w:shd w:fill="FFFFFF"/>
+            <w:tcMar>
+              <w:top w:w="100" w:type="dxa"/>
+              <w:bottom w:w="100" w:type="dxa"/>
+              <w:left w:w="120" w:type="dxa"/>
+              <w:right w:w="120" w:type="dxa"/>
+            </w:tcMar>
+            <w:tcBorders>
+              <w:top w:val="single" w:sz="4" w:space="0" w:color="CCCCCC"/>
+              <w:bottom w:val="single" w:sz="4" w:space="0" w:color="CCCCCC"/>
+              <w:left w:val="single" w:sz="4" w:space="0" w:color="CCCCCC"/>
+              <w:right w:val="single" w:sz="4" w:space="0" w:color="CCCCCC"/>
+            </w:tcBorders>
+          </w:tcPr>
+          <w:p>
+            <w:pPr>
+              <w:spacing w:before="60" w:after="60" w:line="252" w:lineRule="auto"/>
+              <w:jc w:val="left"/>
+            </w:pPr>
+            <w:r/>
+            <w:r>
+              <w:t>709.00</w:t>
+            </w:r>
+          </w:p>
+        </w:tc>
+        <w:tc>
+          <w:tcPr>
+            <w:tcW w:type="dxa" w:w="1728"/>
+            <w:shd w:fill="FFFFFF"/>
+            <w:tcMar>
+              <w:top w:w="100" w:type="dxa"/>
+              <w:bottom w:w="100" w:type="dxa"/>
+              <w:left w:w="120" w:type="dxa"/>
+              <w:right w:w="120" w:type="dxa"/>
+            </w:tcMar>
+            <w:tcBorders>
+              <w:top w:val="single" w:sz="4" w:space="0" w:color="CCCCCC"/>
+              <w:bottom w:val="single" w:sz="4" w:space="0" w:color="CCCCCC"/>
+              <w:left w:val="single" w:sz="4" w:space="0" w:color="CCCCCC"/>
+              <w:right w:val="single" w:sz="4" w:space="0" w:color="CCCCCC"/>
+            </w:tcBorders>
+          </w:tcPr>
+          <w:p>
+            <w:pPr>
+              <w:spacing w:before="60" w:after="60" w:line="252" w:lineRule="auto"/>
+              <w:jc w:val="left"/>
+            </w:pPr>
+            <w:r/>
+            <w:r>
+              <w:rPr>
+                <w:b/>
+              </w:rPr>
+              <w:t>714.25</w:t>
+            </w:r>
+          </w:p>
+        </w:tc>
+        <w:tc>
+          <w:tcPr>
+            <w:tcW w:type="dxa" w:w="3456"/>
+            <w:shd w:fill="FFFFFF"/>
+            <w:tcMar>
+              <w:top w:w="100" w:type="dxa"/>
+              <w:bottom w:w="100" w:type="dxa"/>
+              <w:left w:w="120" w:type="dxa"/>
+              <w:right w:w="120" w:type="dxa"/>
+            </w:tcMar>
+            <w:tcBorders>
+              <w:top w:val="single" w:sz="4" w:space="0" w:color="CCCCCC"/>
+              <w:bottom w:val="single" w:sz="4" w:space="0" w:color="CCCCCC"/>
+              <w:left w:val="single" w:sz="4" w:space="0" w:color="CCCCCC"/>
+              <w:right w:val="single" w:sz="4" w:space="0" w:color="CCCCCC"/>
+            </w:tcBorders>
+          </w:tcPr>
+          <w:p>
+            <w:pPr>
+              <w:spacing w:before="60" w:after="60" w:line="252" w:lineRule="auto"/>
+              <w:jc w:val="left"/>
+            </w:pPr>
+            <w:r/>
+            <w:r>
+              <w:rPr>
+                <w:b/>
+              </w:rPr>
+              <w:t>-0.75</w:t>
+            </w:r>
+          </w:p>
+        </w:tc>
+        <w:tc>
+          <w:tcPr>
+            <w:tcW w:type="dxa" w:w="1440"/>
+            <w:shd w:fill="FFFFFF"/>
+            <w:tcMar>
+              <w:top w:w="100" w:type="dxa"/>
+              <w:bottom w:w="100" w:type="dxa"/>
+              <w:left w:w="120" w:type="dxa"/>
+              <w:right w:w="120" w:type="dxa"/>
+            </w:tcMar>
+            <w:tcBorders>
+              <w:top w:val="single" w:sz="4" w:space="0" w:color="CCCCCC"/>
+              <w:bottom w:val="single" w:sz="4" w:space="0" w:color="CCCCCC"/>
+              <w:left w:val="single" w:sz="4" w:space="0" w:color="CCCCCC"/>
+              <w:right w:val="single" w:sz="4" w:space="0" w:color="CCCCCC"/>
+            </w:tcBorders>
+          </w:tcPr>
+          <w:p>
+            <w:pPr>
+              <w:spacing w:before="60" w:after="60" w:line="252" w:lineRule="auto"/>
+              <w:jc w:val="left"/>
+            </w:pPr>
+            <w:r/>
+            <w:r>
+              <w:t>BEAR</w:t>
+            </w:r>
+          </w:p>
+        </w:tc>
+      </w:tr>
+      <w:tr>
+        <w:tc>
+          <w:tcPr>
+            <w:tcW w:type="dxa" w:w="1584"/>
             <w:shd w:fill="F8FAFC"/>
             <w:tcMar>
               <w:top w:w="100" w:type="dxa"/>
@@ -27118,7 +27557,38 @@
             </w:pPr>
             <w:r/>
             <w:r>
-              <w:t>Asia 07-11</w:t>
+              <w:rPr>
+                <w:b/>
+              </w:rPr>
+              <w:t>Wed 26/08</w:t>
+            </w:r>
+          </w:p>
+        </w:tc>
+        <w:tc>
+          <w:tcPr>
+            <w:tcW w:type="dxa" w:w="864"/>
+            <w:shd w:fill="F8FAFC"/>
+            <w:tcMar>
+              <w:top w:w="100" w:type="dxa"/>
+              <w:bottom w:w="100" w:type="dxa"/>
+              <w:left w:w="120" w:type="dxa"/>
+              <w:right w:w="120" w:type="dxa"/>
+            </w:tcMar>
+            <w:tcBorders>
+              <w:top w:val="single" w:sz="4" w:space="0" w:color="CCCCCC"/>
+              <w:bottom w:val="single" w:sz="4" w:space="0" w:color="CCCCCC"/>
+              <w:left w:val="single" w:sz="4" w:space="0" w:color="CCCCCC"/>
+              <w:right w:val="single" w:sz="4" w:space="0" w:color="CCCCCC"/>
+            </w:tcBorders>
+          </w:tcPr>
+          <w:p>
+            <w:pPr>
+              <w:spacing w:before="60" w:after="60" w:line="252" w:lineRule="auto"/>
+              <w:jc w:val="left"/>
+            </w:pPr>
+            <w:r/>
+            <w:r>
+              <w:t>London 15-19</w:t>
             </w:r>
           </w:p>
         </w:tc>
@@ -27146,7 +27616,7 @@
             </w:pPr>
             <w:r/>
             <w:r>
-              <w:t>715.00</w:t>
+              <w:t>714.25</w:t>
             </w:r>
           </w:p>
         </w:tc>
@@ -27174,7 +27644,7 @@
             </w:pPr>
             <w:r/>
             <w:r>
-              <w:t>725.25</w:t>
+              <w:t>727.75</w:t>
             </w:r>
           </w:p>
         </w:tc>
@@ -27202,7 +27672,7 @@
             </w:pPr>
             <w:r/>
             <w:r>
-              <w:t>707.00</w:t>
+              <w:t>701.25</w:t>
             </w:r>
           </w:p>
         </w:tc>
@@ -27210,6 +27680,711 @@
           <w:tcPr>
             <w:tcW w:type="dxa" w:w="1728"/>
             <w:shd w:fill="F8FAFC"/>
+            <w:tcMar>
+              <w:top w:w="100" w:type="dxa"/>
+              <w:bottom w:w="100" w:type="dxa"/>
+              <w:left w:w="120" w:type="dxa"/>
+              <w:right w:w="120" w:type="dxa"/>
+            </w:tcMar>
+            <w:tcBorders>
+              <w:top w:val="single" w:sz="4" w:space="0" w:color="CCCCCC"/>
+              <w:bottom w:val="single" w:sz="4" w:space="0" w:color="CCCCCC"/>
+              <w:left w:val="single" w:sz="4" w:space="0" w:color="CCCCCC"/>
+              <w:right w:val="single" w:sz="4" w:space="0" w:color="CCCCCC"/>
+            </w:tcBorders>
+          </w:tcPr>
+          <w:p>
+            <w:pPr>
+              <w:spacing w:before="60" w:after="60" w:line="252" w:lineRule="auto"/>
+              <w:jc w:val="left"/>
+            </w:pPr>
+            <w:r/>
+            <w:r>
+              <w:rPr>
+                <w:b/>
+              </w:rPr>
+              <w:t>716.00</w:t>
+            </w:r>
+          </w:p>
+        </w:tc>
+        <w:tc>
+          <w:tcPr>
+            <w:tcW w:type="dxa" w:w="3456"/>
+            <w:shd w:fill="F8FAFC"/>
+            <w:tcMar>
+              <w:top w:w="100" w:type="dxa"/>
+              <w:bottom w:w="100" w:type="dxa"/>
+              <w:left w:w="120" w:type="dxa"/>
+              <w:right w:w="120" w:type="dxa"/>
+            </w:tcMar>
+            <w:tcBorders>
+              <w:top w:val="single" w:sz="4" w:space="0" w:color="CCCCCC"/>
+              <w:bottom w:val="single" w:sz="4" w:space="0" w:color="CCCCCC"/>
+              <w:left w:val="single" w:sz="4" w:space="0" w:color="CCCCCC"/>
+              <w:right w:val="single" w:sz="4" w:space="0" w:color="CCCCCC"/>
+            </w:tcBorders>
+          </w:tcPr>
+          <w:p>
+            <w:pPr>
+              <w:spacing w:before="60" w:after="60" w:line="252" w:lineRule="auto"/>
+              <w:jc w:val="left"/>
+            </w:pPr>
+            <w:r/>
+            <w:r>
+              <w:rPr>
+                <w:b/>
+              </w:rPr>
+              <w:t>+1.75</w:t>
+            </w:r>
+          </w:p>
+        </w:tc>
+        <w:tc>
+          <w:tcPr>
+            <w:tcW w:type="dxa" w:w="1440"/>
+            <w:shd w:fill="F8FAFC"/>
+            <w:tcMar>
+              <w:top w:w="100" w:type="dxa"/>
+              <w:bottom w:w="100" w:type="dxa"/>
+              <w:left w:w="120" w:type="dxa"/>
+              <w:right w:w="120" w:type="dxa"/>
+            </w:tcMar>
+            <w:tcBorders>
+              <w:top w:val="single" w:sz="4" w:space="0" w:color="CCCCCC"/>
+              <w:bottom w:val="single" w:sz="4" w:space="0" w:color="CCCCCC"/>
+              <w:left w:val="single" w:sz="4" w:space="0" w:color="CCCCCC"/>
+              <w:right w:val="single" w:sz="4" w:space="0" w:color="CCCCCC"/>
+            </w:tcBorders>
+          </w:tcPr>
+          <w:p>
+            <w:pPr>
+              <w:spacing w:before="60" w:after="60" w:line="252" w:lineRule="auto"/>
+              <w:jc w:val="left"/>
+            </w:pPr>
+            <w:r/>
+            <w:r>
+              <w:t>BULL</w:t>
+            </w:r>
+          </w:p>
+        </w:tc>
+      </w:tr>
+      <w:tr>
+        <w:tc>
+          <w:tcPr>
+            <w:tcW w:type="dxa" w:w="1584"/>
+            <w:shd w:fill="FFFFFF"/>
+            <w:tcMar>
+              <w:top w:w="100" w:type="dxa"/>
+              <w:bottom w:w="100" w:type="dxa"/>
+              <w:left w:w="120" w:type="dxa"/>
+              <w:right w:w="120" w:type="dxa"/>
+            </w:tcMar>
+            <w:tcBorders>
+              <w:top w:val="single" w:sz="4" w:space="0" w:color="CCCCCC"/>
+              <w:bottom w:val="single" w:sz="4" w:space="0" w:color="CCCCCC"/>
+              <w:left w:val="single" w:sz="4" w:space="0" w:color="CCCCCC"/>
+              <w:right w:val="single" w:sz="4" w:space="0" w:color="CCCCCC"/>
+            </w:tcBorders>
+          </w:tcPr>
+          <w:p>
+            <w:pPr>
+              <w:spacing w:before="60" w:after="60" w:line="252" w:lineRule="auto"/>
+              <w:jc w:val="left"/>
+            </w:pPr>
+            <w:r/>
+            <w:r>
+              <w:rPr>
+                <w:b/>
+              </w:rPr>
+              <w:t>Wed 26/08</w:t>
+            </w:r>
+          </w:p>
+        </w:tc>
+        <w:tc>
+          <w:tcPr>
+            <w:tcW w:type="dxa" w:w="864"/>
+            <w:shd w:fill="FFFFFF"/>
+            <w:tcMar>
+              <w:top w:w="100" w:type="dxa"/>
+              <w:bottom w:w="100" w:type="dxa"/>
+              <w:left w:w="120" w:type="dxa"/>
+              <w:right w:w="120" w:type="dxa"/>
+            </w:tcMar>
+            <w:tcBorders>
+              <w:top w:val="single" w:sz="4" w:space="0" w:color="CCCCCC"/>
+              <w:bottom w:val="single" w:sz="4" w:space="0" w:color="CCCCCC"/>
+              <w:left w:val="single" w:sz="4" w:space="0" w:color="CCCCCC"/>
+              <w:right w:val="single" w:sz="4" w:space="0" w:color="CCCCCC"/>
+            </w:tcBorders>
+          </w:tcPr>
+          <w:p>
+            <w:pPr>
+              <w:spacing w:before="60" w:after="60" w:line="252" w:lineRule="auto"/>
+              <w:jc w:val="left"/>
+            </w:pPr>
+            <w:r/>
+            <w:r>
+              <w:t>Pre-NY 19-21</w:t>
+            </w:r>
+          </w:p>
+        </w:tc>
+        <w:tc>
+          <w:tcPr>
+            <w:tcW w:type="dxa" w:w="1440"/>
+            <w:shd w:fill="FFFFFF"/>
+            <w:tcMar>
+              <w:top w:w="100" w:type="dxa"/>
+              <w:bottom w:w="100" w:type="dxa"/>
+              <w:left w:w="120" w:type="dxa"/>
+              <w:right w:w="120" w:type="dxa"/>
+            </w:tcMar>
+            <w:tcBorders>
+              <w:top w:val="single" w:sz="4" w:space="0" w:color="CCCCCC"/>
+              <w:bottom w:val="single" w:sz="4" w:space="0" w:color="CCCCCC"/>
+              <w:left w:val="single" w:sz="4" w:space="0" w:color="CCCCCC"/>
+              <w:right w:val="single" w:sz="4" w:space="0" w:color="CCCCCC"/>
+            </w:tcBorders>
+          </w:tcPr>
+          <w:p>
+            <w:pPr>
+              <w:spacing w:before="60" w:after="60" w:line="252" w:lineRule="auto"/>
+              <w:jc w:val="left"/>
+            </w:pPr>
+            <w:r/>
+            <w:r>
+              <w:t>716.00</w:t>
+            </w:r>
+          </w:p>
+        </w:tc>
+        <w:tc>
+          <w:tcPr>
+            <w:tcW w:type="dxa" w:w="2016"/>
+            <w:shd w:fill="FFFFFF"/>
+            <w:tcMar>
+              <w:top w:w="100" w:type="dxa"/>
+              <w:bottom w:w="100" w:type="dxa"/>
+              <w:left w:w="120" w:type="dxa"/>
+              <w:right w:w="120" w:type="dxa"/>
+            </w:tcMar>
+            <w:tcBorders>
+              <w:top w:val="single" w:sz="4" w:space="0" w:color="CCCCCC"/>
+              <w:bottom w:val="single" w:sz="4" w:space="0" w:color="CCCCCC"/>
+              <w:left w:val="single" w:sz="4" w:space="0" w:color="CCCCCC"/>
+              <w:right w:val="single" w:sz="4" w:space="0" w:color="CCCCCC"/>
+            </w:tcBorders>
+          </w:tcPr>
+          <w:p>
+            <w:pPr>
+              <w:spacing w:before="60" w:after="60" w:line="252" w:lineRule="auto"/>
+              <w:jc w:val="left"/>
+            </w:pPr>
+            <w:r/>
+            <w:r>
+              <w:t>725.25</w:t>
+            </w:r>
+          </w:p>
+        </w:tc>
+        <w:tc>
+          <w:tcPr>
+            <w:tcW w:type="dxa" w:w="1152"/>
+            <w:shd w:fill="FFFFFF"/>
+            <w:tcMar>
+              <w:top w:w="100" w:type="dxa"/>
+              <w:bottom w:w="100" w:type="dxa"/>
+              <w:left w:w="120" w:type="dxa"/>
+              <w:right w:w="120" w:type="dxa"/>
+            </w:tcMar>
+            <w:tcBorders>
+              <w:top w:val="single" w:sz="4" w:space="0" w:color="CCCCCC"/>
+              <w:bottom w:val="single" w:sz="4" w:space="0" w:color="CCCCCC"/>
+              <w:left w:val="single" w:sz="4" w:space="0" w:color="CCCCCC"/>
+              <w:right w:val="single" w:sz="4" w:space="0" w:color="CCCCCC"/>
+            </w:tcBorders>
+          </w:tcPr>
+          <w:p>
+            <w:pPr>
+              <w:spacing w:before="60" w:after="60" w:line="252" w:lineRule="auto"/>
+              <w:jc w:val="left"/>
+            </w:pPr>
+            <w:r/>
+            <w:r>
+              <w:t>705.25</w:t>
+            </w:r>
+          </w:p>
+        </w:tc>
+        <w:tc>
+          <w:tcPr>
+            <w:tcW w:type="dxa" w:w="1728"/>
+            <w:shd w:fill="FFFFFF"/>
+            <w:tcMar>
+              <w:top w:w="100" w:type="dxa"/>
+              <w:bottom w:w="100" w:type="dxa"/>
+              <w:left w:w="120" w:type="dxa"/>
+              <w:right w:w="120" w:type="dxa"/>
+            </w:tcMar>
+            <w:tcBorders>
+              <w:top w:val="single" w:sz="4" w:space="0" w:color="CCCCCC"/>
+              <w:bottom w:val="single" w:sz="4" w:space="0" w:color="CCCCCC"/>
+              <w:left w:val="single" w:sz="4" w:space="0" w:color="CCCCCC"/>
+              <w:right w:val="single" w:sz="4" w:space="0" w:color="CCCCCC"/>
+            </w:tcBorders>
+          </w:tcPr>
+          <w:p>
+            <w:pPr>
+              <w:spacing w:before="60" w:after="60" w:line="252" w:lineRule="auto"/>
+              <w:jc w:val="left"/>
+            </w:pPr>
+            <w:r/>
+            <w:r>
+              <w:rPr>
+                <w:b/>
+              </w:rPr>
+              <w:t>716.50</w:t>
+            </w:r>
+          </w:p>
+        </w:tc>
+        <w:tc>
+          <w:tcPr>
+            <w:tcW w:type="dxa" w:w="3456"/>
+            <w:shd w:fill="FFFFFF"/>
+            <w:tcMar>
+              <w:top w:w="100" w:type="dxa"/>
+              <w:bottom w:w="100" w:type="dxa"/>
+              <w:left w:w="120" w:type="dxa"/>
+              <w:right w:w="120" w:type="dxa"/>
+            </w:tcMar>
+            <w:tcBorders>
+              <w:top w:val="single" w:sz="4" w:space="0" w:color="CCCCCC"/>
+              <w:bottom w:val="single" w:sz="4" w:space="0" w:color="CCCCCC"/>
+              <w:left w:val="single" w:sz="4" w:space="0" w:color="CCCCCC"/>
+              <w:right w:val="single" w:sz="4" w:space="0" w:color="CCCCCC"/>
+            </w:tcBorders>
+          </w:tcPr>
+          <w:p>
+            <w:pPr>
+              <w:spacing w:before="60" w:after="60" w:line="252" w:lineRule="auto"/>
+              <w:jc w:val="left"/>
+            </w:pPr>
+            <w:r/>
+            <w:r>
+              <w:rPr>
+                <w:b/>
+              </w:rPr>
+              <w:t>+0.50</w:t>
+            </w:r>
+          </w:p>
+        </w:tc>
+        <w:tc>
+          <w:tcPr>
+            <w:tcW w:type="dxa" w:w="1440"/>
+            <w:shd w:fill="FFFFFF"/>
+            <w:tcMar>
+              <w:top w:w="100" w:type="dxa"/>
+              <w:bottom w:w="100" w:type="dxa"/>
+              <w:left w:w="120" w:type="dxa"/>
+              <w:right w:w="120" w:type="dxa"/>
+            </w:tcMar>
+            <w:tcBorders>
+              <w:top w:val="single" w:sz="4" w:space="0" w:color="CCCCCC"/>
+              <w:bottom w:val="single" w:sz="4" w:space="0" w:color="CCCCCC"/>
+              <w:left w:val="single" w:sz="4" w:space="0" w:color="CCCCCC"/>
+              <w:right w:val="single" w:sz="4" w:space="0" w:color="CCCCCC"/>
+            </w:tcBorders>
+          </w:tcPr>
+          <w:p>
+            <w:pPr>
+              <w:spacing w:before="60" w:after="60" w:line="252" w:lineRule="auto"/>
+              <w:jc w:val="left"/>
+            </w:pPr>
+            <w:r/>
+            <w:r>
+              <w:t>BULL</w:t>
+            </w:r>
+          </w:p>
+        </w:tc>
+      </w:tr>
+      <w:tr>
+        <w:tc>
+          <w:tcPr>
+            <w:tcW w:type="dxa" w:w="1584"/>
+            <w:shd w:fill="F8FAFC"/>
+            <w:tcMar>
+              <w:top w:w="100" w:type="dxa"/>
+              <w:bottom w:w="100" w:type="dxa"/>
+              <w:left w:w="120" w:type="dxa"/>
+              <w:right w:w="120" w:type="dxa"/>
+            </w:tcMar>
+            <w:tcBorders>
+              <w:top w:val="single" w:sz="4" w:space="0" w:color="CCCCCC"/>
+              <w:bottom w:val="single" w:sz="4" w:space="0" w:color="CCCCCC"/>
+              <w:left w:val="single" w:sz="4" w:space="0" w:color="CCCCCC"/>
+              <w:right w:val="single" w:sz="4" w:space="0" w:color="CCCCCC"/>
+            </w:tcBorders>
+          </w:tcPr>
+          <w:p>
+            <w:pPr>
+              <w:spacing w:before="60" w:after="60" w:line="252" w:lineRule="auto"/>
+              <w:jc w:val="left"/>
+            </w:pPr>
+            <w:r/>
+            <w:r>
+              <w:rPr>
+                <w:b/>
+              </w:rPr>
+              <w:t>Wed 26/08</w:t>
+            </w:r>
+          </w:p>
+        </w:tc>
+        <w:tc>
+          <w:tcPr>
+            <w:tcW w:type="dxa" w:w="864"/>
+            <w:shd w:fill="F8FAFC"/>
+            <w:tcMar>
+              <w:top w:w="100" w:type="dxa"/>
+              <w:bottom w:w="100" w:type="dxa"/>
+              <w:left w:w="120" w:type="dxa"/>
+              <w:right w:w="120" w:type="dxa"/>
+            </w:tcMar>
+            <w:tcBorders>
+              <w:top w:val="single" w:sz="4" w:space="0" w:color="CCCCCC"/>
+              <w:bottom w:val="single" w:sz="4" w:space="0" w:color="CCCCCC"/>
+              <w:left w:val="single" w:sz="4" w:space="0" w:color="CCCCCC"/>
+              <w:right w:val="single" w:sz="4" w:space="0" w:color="CCCCCC"/>
+            </w:tcBorders>
+          </w:tcPr>
+          <w:p>
+            <w:pPr>
+              <w:spacing w:before="60" w:after="60" w:line="252" w:lineRule="auto"/>
+              <w:jc w:val="left"/>
+            </w:pPr>
+            <w:r/>
+            <w:r>
+              <w:t>NY Open 21-23</w:t>
+            </w:r>
+          </w:p>
+        </w:tc>
+        <w:tc>
+          <w:tcPr>
+            <w:tcW w:type="dxa" w:w="1440"/>
+            <w:shd w:fill="F8FAFC"/>
+            <w:tcMar>
+              <w:top w:w="100" w:type="dxa"/>
+              <w:bottom w:w="100" w:type="dxa"/>
+              <w:left w:w="120" w:type="dxa"/>
+              <w:right w:w="120" w:type="dxa"/>
+            </w:tcMar>
+            <w:tcBorders>
+              <w:top w:val="single" w:sz="4" w:space="0" w:color="CCCCCC"/>
+              <w:bottom w:val="single" w:sz="4" w:space="0" w:color="CCCCCC"/>
+              <w:left w:val="single" w:sz="4" w:space="0" w:color="CCCCCC"/>
+              <w:right w:val="single" w:sz="4" w:space="0" w:color="CCCCCC"/>
+            </w:tcBorders>
+          </w:tcPr>
+          <w:p>
+            <w:pPr>
+              <w:spacing w:before="60" w:after="60" w:line="252" w:lineRule="auto"/>
+              <w:jc w:val="left"/>
+            </w:pPr>
+            <w:r/>
+            <w:r>
+              <w:t>716.50</w:t>
+            </w:r>
+          </w:p>
+        </w:tc>
+        <w:tc>
+          <w:tcPr>
+            <w:tcW w:type="dxa" w:w="2016"/>
+            <w:shd w:fill="F8FAFC"/>
+            <w:tcMar>
+              <w:top w:w="100" w:type="dxa"/>
+              <w:bottom w:w="100" w:type="dxa"/>
+              <w:left w:w="120" w:type="dxa"/>
+              <w:right w:w="120" w:type="dxa"/>
+            </w:tcMar>
+            <w:tcBorders>
+              <w:top w:val="single" w:sz="4" w:space="0" w:color="CCCCCC"/>
+              <w:bottom w:val="single" w:sz="4" w:space="0" w:color="CCCCCC"/>
+              <w:left w:val="single" w:sz="4" w:space="0" w:color="CCCCCC"/>
+              <w:right w:val="single" w:sz="4" w:space="0" w:color="CCCCCC"/>
+            </w:tcBorders>
+          </w:tcPr>
+          <w:p>
+            <w:pPr>
+              <w:spacing w:before="60" w:after="60" w:line="252" w:lineRule="auto"/>
+              <w:jc w:val="left"/>
+            </w:pPr>
+            <w:r/>
+            <w:r>
+              <w:t>728.75</w:t>
+            </w:r>
+          </w:p>
+        </w:tc>
+        <w:tc>
+          <w:tcPr>
+            <w:tcW w:type="dxa" w:w="1152"/>
+            <w:shd w:fill="F8FAFC"/>
+            <w:tcMar>
+              <w:top w:w="100" w:type="dxa"/>
+              <w:bottom w:w="100" w:type="dxa"/>
+              <w:left w:w="120" w:type="dxa"/>
+              <w:right w:w="120" w:type="dxa"/>
+            </w:tcMar>
+            <w:tcBorders>
+              <w:top w:val="single" w:sz="4" w:space="0" w:color="CCCCCC"/>
+              <w:bottom w:val="single" w:sz="4" w:space="0" w:color="CCCCCC"/>
+              <w:left w:val="single" w:sz="4" w:space="0" w:color="CCCCCC"/>
+              <w:right w:val="single" w:sz="4" w:space="0" w:color="CCCCCC"/>
+            </w:tcBorders>
+          </w:tcPr>
+          <w:p>
+            <w:pPr>
+              <w:spacing w:before="60" w:after="60" w:line="252" w:lineRule="auto"/>
+              <w:jc w:val="left"/>
+            </w:pPr>
+            <w:r/>
+            <w:r>
+              <w:t>702.25</w:t>
+            </w:r>
+          </w:p>
+        </w:tc>
+        <w:tc>
+          <w:tcPr>
+            <w:tcW w:type="dxa" w:w="1728"/>
+            <w:shd w:fill="F8FAFC"/>
+            <w:tcMar>
+              <w:top w:w="100" w:type="dxa"/>
+              <w:bottom w:w="100" w:type="dxa"/>
+              <w:left w:w="120" w:type="dxa"/>
+              <w:right w:w="120" w:type="dxa"/>
+            </w:tcMar>
+            <w:tcBorders>
+              <w:top w:val="single" w:sz="4" w:space="0" w:color="CCCCCC"/>
+              <w:bottom w:val="single" w:sz="4" w:space="0" w:color="CCCCCC"/>
+              <w:left w:val="single" w:sz="4" w:space="0" w:color="CCCCCC"/>
+              <w:right w:val="single" w:sz="4" w:space="0" w:color="CCCCCC"/>
+            </w:tcBorders>
+          </w:tcPr>
+          <w:p>
+            <w:pPr>
+              <w:spacing w:before="60" w:after="60" w:line="252" w:lineRule="auto"/>
+              <w:jc w:val="left"/>
+            </w:pPr>
+            <w:r/>
+            <w:r>
+              <w:rPr>
+                <w:b/>
+              </w:rPr>
+              <w:t>715.00</w:t>
+            </w:r>
+          </w:p>
+        </w:tc>
+        <w:tc>
+          <w:tcPr>
+            <w:tcW w:type="dxa" w:w="3456"/>
+            <w:shd w:fill="F8FAFC"/>
+            <w:tcMar>
+              <w:top w:w="100" w:type="dxa"/>
+              <w:bottom w:w="100" w:type="dxa"/>
+              <w:left w:w="120" w:type="dxa"/>
+              <w:right w:w="120" w:type="dxa"/>
+            </w:tcMar>
+            <w:tcBorders>
+              <w:top w:val="single" w:sz="4" w:space="0" w:color="CCCCCC"/>
+              <w:bottom w:val="single" w:sz="4" w:space="0" w:color="CCCCCC"/>
+              <w:left w:val="single" w:sz="4" w:space="0" w:color="CCCCCC"/>
+              <w:right w:val="single" w:sz="4" w:space="0" w:color="CCCCCC"/>
+            </w:tcBorders>
+          </w:tcPr>
+          <w:p>
+            <w:pPr>
+              <w:spacing w:before="60" w:after="60" w:line="252" w:lineRule="auto"/>
+              <w:jc w:val="left"/>
+            </w:pPr>
+            <w:r/>
+            <w:r>
+              <w:rPr>
+                <w:b/>
+              </w:rPr>
+              <w:t>-1.50</w:t>
+            </w:r>
+          </w:p>
+        </w:tc>
+        <w:tc>
+          <w:tcPr>
+            <w:tcW w:type="dxa" w:w="1440"/>
+            <w:shd w:fill="F8FAFC"/>
+            <w:tcMar>
+              <w:top w:w="100" w:type="dxa"/>
+              <w:bottom w:w="100" w:type="dxa"/>
+              <w:left w:w="120" w:type="dxa"/>
+              <w:right w:w="120" w:type="dxa"/>
+            </w:tcMar>
+            <w:tcBorders>
+              <w:top w:val="single" w:sz="4" w:space="0" w:color="CCCCCC"/>
+              <w:bottom w:val="single" w:sz="4" w:space="0" w:color="CCCCCC"/>
+              <w:left w:val="single" w:sz="4" w:space="0" w:color="CCCCCC"/>
+              <w:right w:val="single" w:sz="4" w:space="0" w:color="CCCCCC"/>
+            </w:tcBorders>
+          </w:tcPr>
+          <w:p>
+            <w:pPr>
+              <w:spacing w:before="60" w:after="60" w:line="252" w:lineRule="auto"/>
+              <w:jc w:val="left"/>
+            </w:pPr>
+            <w:r/>
+            <w:r>
+              <w:t>BEAR</w:t>
+            </w:r>
+          </w:p>
+        </w:tc>
+      </w:tr>
+      <w:tr>
+        <w:tc>
+          <w:tcPr>
+            <w:tcW w:type="dxa" w:w="1584"/>
+            <w:shd w:fill="FFFFFF"/>
+            <w:tcMar>
+              <w:top w:w="100" w:type="dxa"/>
+              <w:bottom w:w="100" w:type="dxa"/>
+              <w:left w:w="120" w:type="dxa"/>
+              <w:right w:w="120" w:type="dxa"/>
+            </w:tcMar>
+            <w:tcBorders>
+              <w:top w:val="single" w:sz="4" w:space="0" w:color="CCCCCC"/>
+              <w:bottom w:val="single" w:sz="4" w:space="0" w:color="CCCCCC"/>
+              <w:left w:val="single" w:sz="4" w:space="0" w:color="CCCCCC"/>
+              <w:right w:val="single" w:sz="4" w:space="0" w:color="CCCCCC"/>
+            </w:tcBorders>
+          </w:tcPr>
+          <w:p>
+            <w:pPr>
+              <w:spacing w:before="60" w:after="60" w:line="252" w:lineRule="auto"/>
+              <w:jc w:val="left"/>
+            </w:pPr>
+            <w:r/>
+            <w:r>
+              <w:rPr>
+                <w:b/>
+              </w:rPr>
+              <w:t>Wed 26/08</w:t>
+            </w:r>
+          </w:p>
+        </w:tc>
+        <w:tc>
+          <w:tcPr>
+            <w:tcW w:type="dxa" w:w="864"/>
+            <w:shd w:fill="FFFFFF"/>
+            <w:tcMar>
+              <w:top w:w="100" w:type="dxa"/>
+              <w:bottom w:w="100" w:type="dxa"/>
+              <w:left w:w="120" w:type="dxa"/>
+              <w:right w:w="120" w:type="dxa"/>
+            </w:tcMar>
+            <w:tcBorders>
+              <w:top w:val="single" w:sz="4" w:space="0" w:color="CCCCCC"/>
+              <w:bottom w:val="single" w:sz="4" w:space="0" w:color="CCCCCC"/>
+              <w:left w:val="single" w:sz="4" w:space="0" w:color="CCCCCC"/>
+              <w:right w:val="single" w:sz="4" w:space="0" w:color="CCCCCC"/>
+            </w:tcBorders>
+          </w:tcPr>
+          <w:p>
+            <w:pPr>
+              <w:spacing w:before="60" w:after="60" w:line="252" w:lineRule="auto"/>
+              <w:jc w:val="left"/>
+            </w:pPr>
+            <w:r/>
+            <w:r>
+              <w:t>NY Close 23-01</w:t>
+            </w:r>
+          </w:p>
+        </w:tc>
+        <w:tc>
+          <w:tcPr>
+            <w:tcW w:type="dxa" w:w="1440"/>
+            <w:shd w:fill="FFFFFF"/>
+            <w:tcMar>
+              <w:top w:w="100" w:type="dxa"/>
+              <w:bottom w:w="100" w:type="dxa"/>
+              <w:left w:w="120" w:type="dxa"/>
+              <w:right w:w="120" w:type="dxa"/>
+            </w:tcMar>
+            <w:tcBorders>
+              <w:top w:val="single" w:sz="4" w:space="0" w:color="CCCCCC"/>
+              <w:bottom w:val="single" w:sz="4" w:space="0" w:color="CCCCCC"/>
+              <w:left w:val="single" w:sz="4" w:space="0" w:color="CCCCCC"/>
+              <w:right w:val="single" w:sz="4" w:space="0" w:color="CCCCCC"/>
+            </w:tcBorders>
+          </w:tcPr>
+          <w:p>
+            <w:pPr>
+              <w:spacing w:before="60" w:after="60" w:line="252" w:lineRule="auto"/>
+              <w:jc w:val="left"/>
+            </w:pPr>
+            <w:r/>
+            <w:r>
+              <w:t>715.00</w:t>
+            </w:r>
+          </w:p>
+        </w:tc>
+        <w:tc>
+          <w:tcPr>
+            <w:tcW w:type="dxa" w:w="2016"/>
+            <w:shd w:fill="FFFFFF"/>
+            <w:tcMar>
+              <w:top w:w="100" w:type="dxa"/>
+              <w:bottom w:w="100" w:type="dxa"/>
+              <w:left w:w="120" w:type="dxa"/>
+              <w:right w:w="120" w:type="dxa"/>
+            </w:tcMar>
+            <w:tcBorders>
+              <w:top w:val="single" w:sz="4" w:space="0" w:color="CCCCCC"/>
+              <w:bottom w:val="single" w:sz="4" w:space="0" w:color="CCCCCC"/>
+              <w:left w:val="single" w:sz="4" w:space="0" w:color="CCCCCC"/>
+              <w:right w:val="single" w:sz="4" w:space="0" w:color="CCCCCC"/>
+            </w:tcBorders>
+          </w:tcPr>
+          <w:p>
+            <w:pPr>
+              <w:spacing w:before="60" w:after="60" w:line="252" w:lineRule="auto"/>
+              <w:jc w:val="left"/>
+            </w:pPr>
+            <w:r/>
+            <w:r>
+              <w:t>722.00</w:t>
+            </w:r>
+          </w:p>
+        </w:tc>
+        <w:tc>
+          <w:tcPr>
+            <w:tcW w:type="dxa" w:w="1152"/>
+            <w:shd w:fill="FFFFFF"/>
+            <w:tcMar>
+              <w:top w:w="100" w:type="dxa"/>
+              <w:bottom w:w="100" w:type="dxa"/>
+              <w:left w:w="120" w:type="dxa"/>
+              <w:right w:w="120" w:type="dxa"/>
+            </w:tcMar>
+            <w:tcBorders>
+              <w:top w:val="single" w:sz="4" w:space="0" w:color="CCCCCC"/>
+              <w:bottom w:val="single" w:sz="4" w:space="0" w:color="CCCCCC"/>
+              <w:left w:val="single" w:sz="4" w:space="0" w:color="CCCCCC"/>
+              <w:right w:val="single" w:sz="4" w:space="0" w:color="CCCCCC"/>
+            </w:tcBorders>
+          </w:tcPr>
+          <w:p>
+            <w:pPr>
+              <w:spacing w:before="60" w:after="60" w:line="252" w:lineRule="auto"/>
+              <w:jc w:val="left"/>
+            </w:pPr>
+            <w:r/>
+            <w:r>
+              <w:t>705.50</w:t>
+            </w:r>
+          </w:p>
+        </w:tc>
+        <w:tc>
+          <w:tcPr>
+            <w:tcW w:type="dxa" w:w="1728"/>
+            <w:shd w:fill="FFFFFF"/>
             <w:tcMar>
               <w:top w:w="100" w:type="dxa"/>
               <w:bottom w:w="100" w:type="dxa"/>
@@ -27240,7 +28415,7 @@
         <w:tc>
           <w:tcPr>
             <w:tcW w:type="dxa" w:w="3456"/>
-            <w:shd w:fill="F8FAFC"/>
+            <w:shd w:fill="FFFFFF"/>
             <w:tcMar>
               <w:top w:w="100" w:type="dxa"/>
               <w:bottom w:w="100" w:type="dxa"/>
@@ -27271,7 +28446,7 @@
         <w:tc>
           <w:tcPr>
             <w:tcW w:type="dxa" w:w="1440"/>
-            <w:shd w:fill="F8FAFC"/>
+            <w:shd w:fill="FFFFFF"/>
             <w:tcMar>
               <w:top w:w="100" w:type="dxa"/>
               <w:bottom w:w="100" w:type="dxa"/>
@@ -27301,7 +28476,7 @@
         <w:tc>
           <w:tcPr>
             <w:tcW w:type="dxa" w:w="1584"/>
-            <w:shd w:fill="FFFFFF"/>
+            <w:shd w:fill="F8FAFC"/>
             <w:tcMar>
               <w:top w:w="100" w:type="dxa"/>
               <w:bottom w:w="100" w:type="dxa"/>
@@ -27325,42 +28500,42 @@
               <w:rPr>
                 <w:b/>
               </w:rPr>
-              <w:t>Wed 26/08</w:t>
+              <w:t>Thu 27/08</w:t>
             </w:r>
           </w:p>
         </w:tc>
         <w:tc>
           <w:tcPr>
             <w:tcW w:type="dxa" w:w="864"/>
-            <w:shd w:fill="FFFFFF"/>
-            <w:tcMar>
-              <w:top w:w="100" w:type="dxa"/>
-              <w:bottom w:w="100" w:type="dxa"/>
-              <w:left w:w="120" w:type="dxa"/>
-              <w:right w:w="120" w:type="dxa"/>
-            </w:tcMar>
-            <w:tcBorders>
-              <w:top w:val="single" w:sz="4" w:space="0" w:color="CCCCCC"/>
-              <w:bottom w:val="single" w:sz="4" w:space="0" w:color="CCCCCC"/>
-              <w:left w:val="single" w:sz="4" w:space="0" w:color="CCCCCC"/>
-              <w:right w:val="single" w:sz="4" w:space="0" w:color="CCCCCC"/>
-            </w:tcBorders>
-          </w:tcPr>
-          <w:p>
-            <w:pPr>
-              <w:spacing w:before="60" w:after="60" w:line="252" w:lineRule="auto"/>
-              <w:jc w:val="left"/>
-            </w:pPr>
-            <w:r/>
-            <w:r>
-              <w:t>Asia 11-15</w:t>
+            <w:shd w:fill="F8FAFC"/>
+            <w:tcMar>
+              <w:top w:w="100" w:type="dxa"/>
+              <w:bottom w:w="100" w:type="dxa"/>
+              <w:left w:w="120" w:type="dxa"/>
+              <w:right w:w="120" w:type="dxa"/>
+            </w:tcMar>
+            <w:tcBorders>
+              <w:top w:val="single" w:sz="4" w:space="0" w:color="CCCCCC"/>
+              <w:bottom w:val="single" w:sz="4" w:space="0" w:color="CCCCCC"/>
+              <w:left w:val="single" w:sz="4" w:space="0" w:color="CCCCCC"/>
+              <w:right w:val="single" w:sz="4" w:space="0" w:color="CCCCCC"/>
+            </w:tcBorders>
+          </w:tcPr>
+          <w:p>
+            <w:pPr>
+              <w:spacing w:before="60" w:after="60" w:line="252" w:lineRule="auto"/>
+              <w:jc w:val="left"/>
+            </w:pPr>
+            <w:r/>
+            <w:r>
+              <w:t>Asia 07-11</w:t>
             </w:r>
           </w:p>
         </w:tc>
         <w:tc>
           <w:tcPr>
             <w:tcW w:type="dxa" w:w="1440"/>
-            <w:shd w:fill="FFFFFF"/>
+            <w:shd w:fill="F8FAFC"/>
             <w:tcMar>
               <w:top w:w="100" w:type="dxa"/>
               <w:bottom w:w="100" w:type="dxa"/>
@@ -27388,63 +28563,63 @@
         <w:tc>
           <w:tcPr>
             <w:tcW w:type="dxa" w:w="2016"/>
-            <w:shd w:fill="FFFFFF"/>
-            <w:tcMar>
-              <w:top w:w="100" w:type="dxa"/>
-              <w:bottom w:w="100" w:type="dxa"/>
-              <w:left w:w="120" w:type="dxa"/>
-              <w:right w:w="120" w:type="dxa"/>
-            </w:tcMar>
-            <w:tcBorders>
-              <w:top w:val="single" w:sz="4" w:space="0" w:color="CCCCCC"/>
-              <w:bottom w:val="single" w:sz="4" w:space="0" w:color="CCCCCC"/>
-              <w:left w:val="single" w:sz="4" w:space="0" w:color="CCCCCC"/>
-              <w:right w:val="single" w:sz="4" w:space="0" w:color="CCCCCC"/>
-            </w:tcBorders>
-          </w:tcPr>
-          <w:p>
-            <w:pPr>
-              <w:spacing w:before="60" w:after="60" w:line="252" w:lineRule="auto"/>
-              <w:jc w:val="left"/>
-            </w:pPr>
-            <w:r/>
-            <w:r>
-              <w:t>722.50</w:t>
+            <w:shd w:fill="F8FAFC"/>
+            <w:tcMar>
+              <w:top w:w="100" w:type="dxa"/>
+              <w:bottom w:w="100" w:type="dxa"/>
+              <w:left w:w="120" w:type="dxa"/>
+              <w:right w:w="120" w:type="dxa"/>
+            </w:tcMar>
+            <w:tcBorders>
+              <w:top w:val="single" w:sz="4" w:space="0" w:color="CCCCCC"/>
+              <w:bottom w:val="single" w:sz="4" w:space="0" w:color="CCCCCC"/>
+              <w:left w:val="single" w:sz="4" w:space="0" w:color="CCCCCC"/>
+              <w:right w:val="single" w:sz="4" w:space="0" w:color="CCCCCC"/>
+            </w:tcBorders>
+          </w:tcPr>
+          <w:p>
+            <w:pPr>
+              <w:spacing w:before="60" w:after="60" w:line="252" w:lineRule="auto"/>
+              <w:jc w:val="left"/>
+            </w:pPr>
+            <w:r/>
+            <w:r>
+              <w:t>726.00</w:t>
             </w:r>
           </w:p>
         </w:tc>
         <w:tc>
           <w:tcPr>
             <w:tcW w:type="dxa" w:w="1152"/>
-            <w:shd w:fill="FFFFFF"/>
-            <w:tcMar>
-              <w:top w:w="100" w:type="dxa"/>
-              <w:bottom w:w="100" w:type="dxa"/>
-              <w:left w:w="120" w:type="dxa"/>
-              <w:right w:w="120" w:type="dxa"/>
-            </w:tcMar>
-            <w:tcBorders>
-              <w:top w:val="single" w:sz="4" w:space="0" w:color="CCCCCC"/>
-              <w:bottom w:val="single" w:sz="4" w:space="0" w:color="CCCCCC"/>
-              <w:left w:val="single" w:sz="4" w:space="0" w:color="CCCCCC"/>
-              <w:right w:val="single" w:sz="4" w:space="0" w:color="CCCCCC"/>
-            </w:tcBorders>
-          </w:tcPr>
-          <w:p>
-            <w:pPr>
-              <w:spacing w:before="60" w:after="60" w:line="252" w:lineRule="auto"/>
-              <w:jc w:val="left"/>
-            </w:pPr>
-            <w:r/>
-            <w:r>
-              <w:t>709.50</w:t>
+            <w:shd w:fill="F8FAFC"/>
+            <w:tcMar>
+              <w:top w:w="100" w:type="dxa"/>
+              <w:bottom w:w="100" w:type="dxa"/>
+              <w:left w:w="120" w:type="dxa"/>
+              <w:right w:w="120" w:type="dxa"/>
+            </w:tcMar>
+            <w:tcBorders>
+              <w:top w:val="single" w:sz="4" w:space="0" w:color="CCCCCC"/>
+              <w:bottom w:val="single" w:sz="4" w:space="0" w:color="CCCCCC"/>
+              <w:left w:val="single" w:sz="4" w:space="0" w:color="CCCCCC"/>
+              <w:right w:val="single" w:sz="4" w:space="0" w:color="CCCCCC"/>
+            </w:tcBorders>
+          </w:tcPr>
+          <w:p>
+            <w:pPr>
+              <w:spacing w:before="60" w:after="60" w:line="252" w:lineRule="auto"/>
+              <w:jc w:val="left"/>
+            </w:pPr>
+            <w:r/>
+            <w:r>
+              <w:t>708.25</w:t>
             </w:r>
           </w:p>
         </w:tc>
         <w:tc>
           <w:tcPr>
             <w:tcW w:type="dxa" w:w="1728"/>
-            <w:shd w:fill="FFFFFF"/>
+            <w:shd w:fill="F8FAFC"/>
             <w:tcMar>
               <w:top w:w="100" w:type="dxa"/>
               <w:bottom w:w="100" w:type="dxa"/>
@@ -27468,7 +28643,242 @@
               <w:rPr>
                 <w:b/>
               </w:rPr>
-              <w:t>714.75</w:t>
+              <w:t>715.25</w:t>
+            </w:r>
+          </w:p>
+        </w:tc>
+        <w:tc>
+          <w:tcPr>
+            <w:tcW w:type="dxa" w:w="3456"/>
+            <w:shd w:fill="F8FAFC"/>
+            <w:tcMar>
+              <w:top w:w="100" w:type="dxa"/>
+              <w:bottom w:w="100" w:type="dxa"/>
+              <w:left w:w="120" w:type="dxa"/>
+              <w:right w:w="120" w:type="dxa"/>
+            </w:tcMar>
+            <w:tcBorders>
+              <w:top w:val="single" w:sz="4" w:space="0" w:color="CCCCCC"/>
+              <w:bottom w:val="single" w:sz="4" w:space="0" w:color="CCCCCC"/>
+              <w:left w:val="single" w:sz="4" w:space="0" w:color="CCCCCC"/>
+              <w:right w:val="single" w:sz="4" w:space="0" w:color="CCCCCC"/>
+            </w:tcBorders>
+          </w:tcPr>
+          <w:p>
+            <w:pPr>
+              <w:spacing w:before="60" w:after="60" w:line="252" w:lineRule="auto"/>
+              <w:jc w:val="left"/>
+            </w:pPr>
+            <w:r/>
+            <w:r>
+              <w:rPr>
+                <w:b/>
+              </w:rPr>
+              <w:t>-0.25</w:t>
+            </w:r>
+          </w:p>
+        </w:tc>
+        <w:tc>
+          <w:tcPr>
+            <w:tcW w:type="dxa" w:w="1440"/>
+            <w:shd w:fill="F8FAFC"/>
+            <w:tcMar>
+              <w:top w:w="100" w:type="dxa"/>
+              <w:bottom w:w="100" w:type="dxa"/>
+              <w:left w:w="120" w:type="dxa"/>
+              <w:right w:w="120" w:type="dxa"/>
+            </w:tcMar>
+            <w:tcBorders>
+              <w:top w:val="single" w:sz="4" w:space="0" w:color="CCCCCC"/>
+              <w:bottom w:val="single" w:sz="4" w:space="0" w:color="CCCCCC"/>
+              <w:left w:val="single" w:sz="4" w:space="0" w:color="CCCCCC"/>
+              <w:right w:val="single" w:sz="4" w:space="0" w:color="CCCCCC"/>
+            </w:tcBorders>
+          </w:tcPr>
+          <w:p>
+            <w:pPr>
+              <w:spacing w:before="60" w:after="60" w:line="252" w:lineRule="auto"/>
+              <w:jc w:val="left"/>
+            </w:pPr>
+            <w:r/>
+            <w:r>
+              <w:t>BEAR</w:t>
+            </w:r>
+          </w:p>
+        </w:tc>
+      </w:tr>
+      <w:tr>
+        <w:tc>
+          <w:tcPr>
+            <w:tcW w:type="dxa" w:w="1584"/>
+            <w:shd w:fill="FFFFFF"/>
+            <w:tcMar>
+              <w:top w:w="100" w:type="dxa"/>
+              <w:bottom w:w="100" w:type="dxa"/>
+              <w:left w:w="120" w:type="dxa"/>
+              <w:right w:w="120" w:type="dxa"/>
+            </w:tcMar>
+            <w:tcBorders>
+              <w:top w:val="single" w:sz="4" w:space="0" w:color="CCCCCC"/>
+              <w:bottom w:val="single" w:sz="4" w:space="0" w:color="CCCCCC"/>
+              <w:left w:val="single" w:sz="4" w:space="0" w:color="CCCCCC"/>
+              <w:right w:val="single" w:sz="4" w:space="0" w:color="CCCCCC"/>
+            </w:tcBorders>
+          </w:tcPr>
+          <w:p>
+            <w:pPr>
+              <w:spacing w:before="60" w:after="60" w:line="252" w:lineRule="auto"/>
+              <w:jc w:val="left"/>
+            </w:pPr>
+            <w:r/>
+            <w:r>
+              <w:rPr>
+                <w:b/>
+              </w:rPr>
+              <w:t>Thu 27/08</w:t>
+            </w:r>
+          </w:p>
+        </w:tc>
+        <w:tc>
+          <w:tcPr>
+            <w:tcW w:type="dxa" w:w="864"/>
+            <w:shd w:fill="FFFFFF"/>
+            <w:tcMar>
+              <w:top w:w="100" w:type="dxa"/>
+              <w:bottom w:w="100" w:type="dxa"/>
+              <w:left w:w="120" w:type="dxa"/>
+              <w:right w:w="120" w:type="dxa"/>
+            </w:tcMar>
+            <w:tcBorders>
+              <w:top w:val="single" w:sz="4" w:space="0" w:color="CCCCCC"/>
+              <w:bottom w:val="single" w:sz="4" w:space="0" w:color="CCCCCC"/>
+              <w:left w:val="single" w:sz="4" w:space="0" w:color="CCCCCC"/>
+              <w:right w:val="single" w:sz="4" w:space="0" w:color="CCCCCC"/>
+            </w:tcBorders>
+          </w:tcPr>
+          <w:p>
+            <w:pPr>
+              <w:spacing w:before="60" w:after="60" w:line="252" w:lineRule="auto"/>
+              <w:jc w:val="left"/>
+            </w:pPr>
+            <w:r/>
+            <w:r>
+              <w:t>Asia 11-15</w:t>
+            </w:r>
+          </w:p>
+        </w:tc>
+        <w:tc>
+          <w:tcPr>
+            <w:tcW w:type="dxa" w:w="1440"/>
+            <w:shd w:fill="FFFFFF"/>
+            <w:tcMar>
+              <w:top w:w="100" w:type="dxa"/>
+              <w:bottom w:w="100" w:type="dxa"/>
+              <w:left w:w="120" w:type="dxa"/>
+              <w:right w:w="120" w:type="dxa"/>
+            </w:tcMar>
+            <w:tcBorders>
+              <w:top w:val="single" w:sz="4" w:space="0" w:color="CCCCCC"/>
+              <w:bottom w:val="single" w:sz="4" w:space="0" w:color="CCCCCC"/>
+              <w:left w:val="single" w:sz="4" w:space="0" w:color="CCCCCC"/>
+              <w:right w:val="single" w:sz="4" w:space="0" w:color="CCCCCC"/>
+            </w:tcBorders>
+          </w:tcPr>
+          <w:p>
+            <w:pPr>
+              <w:spacing w:before="60" w:after="60" w:line="252" w:lineRule="auto"/>
+              <w:jc w:val="left"/>
+            </w:pPr>
+            <w:r/>
+            <w:r>
+              <w:t>715.25</w:t>
+            </w:r>
+          </w:p>
+        </w:tc>
+        <w:tc>
+          <w:tcPr>
+            <w:tcW w:type="dxa" w:w="2016"/>
+            <w:shd w:fill="FFFFFF"/>
+            <w:tcMar>
+              <w:top w:w="100" w:type="dxa"/>
+              <w:bottom w:w="100" w:type="dxa"/>
+              <w:left w:w="120" w:type="dxa"/>
+              <w:right w:w="120" w:type="dxa"/>
+            </w:tcMar>
+            <w:tcBorders>
+              <w:top w:val="single" w:sz="4" w:space="0" w:color="CCCCCC"/>
+              <w:bottom w:val="single" w:sz="4" w:space="0" w:color="CCCCCC"/>
+              <w:left w:val="single" w:sz="4" w:space="0" w:color="CCCCCC"/>
+              <w:right w:val="single" w:sz="4" w:space="0" w:color="CCCCCC"/>
+            </w:tcBorders>
+          </w:tcPr>
+          <w:p>
+            <w:pPr>
+              <w:spacing w:before="60" w:after="60" w:line="252" w:lineRule="auto"/>
+              <w:jc w:val="left"/>
+            </w:pPr>
+            <w:r/>
+            <w:r>
+              <w:t>725.00</w:t>
+            </w:r>
+          </w:p>
+        </w:tc>
+        <w:tc>
+          <w:tcPr>
+            <w:tcW w:type="dxa" w:w="1152"/>
+            <w:shd w:fill="FFFFFF"/>
+            <w:tcMar>
+              <w:top w:w="100" w:type="dxa"/>
+              <w:bottom w:w="100" w:type="dxa"/>
+              <w:left w:w="120" w:type="dxa"/>
+              <w:right w:w="120" w:type="dxa"/>
+            </w:tcMar>
+            <w:tcBorders>
+              <w:top w:val="single" w:sz="4" w:space="0" w:color="CCCCCC"/>
+              <w:bottom w:val="single" w:sz="4" w:space="0" w:color="CCCCCC"/>
+              <w:left w:val="single" w:sz="4" w:space="0" w:color="CCCCCC"/>
+              <w:right w:val="single" w:sz="4" w:space="0" w:color="CCCCCC"/>
+            </w:tcBorders>
+          </w:tcPr>
+          <w:p>
+            <w:pPr>
+              <w:spacing w:before="60" w:after="60" w:line="252" w:lineRule="auto"/>
+              <w:jc w:val="left"/>
+            </w:pPr>
+            <w:r/>
+            <w:r>
+              <w:t>705.50</w:t>
+            </w:r>
+          </w:p>
+        </w:tc>
+        <w:tc>
+          <w:tcPr>
+            <w:tcW w:type="dxa" w:w="1728"/>
+            <w:shd w:fill="FFFFFF"/>
+            <w:tcMar>
+              <w:top w:w="100" w:type="dxa"/>
+              <w:bottom w:w="100" w:type="dxa"/>
+              <w:left w:w="120" w:type="dxa"/>
+              <w:right w:w="120" w:type="dxa"/>
+            </w:tcMar>
+            <w:tcBorders>
+              <w:top w:val="single" w:sz="4" w:space="0" w:color="CCCCCC"/>
+              <w:bottom w:val="single" w:sz="4" w:space="0" w:color="CCCCCC"/>
+              <w:left w:val="single" w:sz="4" w:space="0" w:color="CCCCCC"/>
+              <w:right w:val="single" w:sz="4" w:space="0" w:color="CCCCCC"/>
+            </w:tcBorders>
+          </w:tcPr>
+          <w:p>
+            <w:pPr>
+              <w:spacing w:before="60" w:after="60" w:line="252" w:lineRule="auto"/>
+              <w:jc w:val="left"/>
+            </w:pPr>
+            <w:r/>
+            <w:r>
+              <w:rPr>
+                <w:b/>
+              </w:rPr>
+              <w:t>715.75</w:t>
             </w:r>
           </w:p>
         </w:tc>
@@ -27476,6 +28886,1181 @@
           <w:tcPr>
             <w:tcW w:type="dxa" w:w="3456"/>
             <w:shd w:fill="FFFFFF"/>
+            <w:tcMar>
+              <w:top w:w="100" w:type="dxa"/>
+              <w:bottom w:w="100" w:type="dxa"/>
+              <w:left w:w="120" w:type="dxa"/>
+              <w:right w:w="120" w:type="dxa"/>
+            </w:tcMar>
+            <w:tcBorders>
+              <w:top w:val="single" w:sz="4" w:space="0" w:color="CCCCCC"/>
+              <w:bottom w:val="single" w:sz="4" w:space="0" w:color="CCCCCC"/>
+              <w:left w:val="single" w:sz="4" w:space="0" w:color="CCCCCC"/>
+              <w:right w:val="single" w:sz="4" w:space="0" w:color="CCCCCC"/>
+            </w:tcBorders>
+          </w:tcPr>
+          <w:p>
+            <w:pPr>
+              <w:spacing w:before="60" w:after="60" w:line="252" w:lineRule="auto"/>
+              <w:jc w:val="left"/>
+            </w:pPr>
+            <w:r/>
+            <w:r>
+              <w:rPr>
+                <w:b/>
+              </w:rPr>
+              <w:t>+0.50</w:t>
+            </w:r>
+          </w:p>
+        </w:tc>
+        <w:tc>
+          <w:tcPr>
+            <w:tcW w:type="dxa" w:w="1440"/>
+            <w:shd w:fill="FFFFFF"/>
+            <w:tcMar>
+              <w:top w:w="100" w:type="dxa"/>
+              <w:bottom w:w="100" w:type="dxa"/>
+              <w:left w:w="120" w:type="dxa"/>
+              <w:right w:w="120" w:type="dxa"/>
+            </w:tcMar>
+            <w:tcBorders>
+              <w:top w:val="single" w:sz="4" w:space="0" w:color="CCCCCC"/>
+              <w:bottom w:val="single" w:sz="4" w:space="0" w:color="CCCCCC"/>
+              <w:left w:val="single" w:sz="4" w:space="0" w:color="CCCCCC"/>
+              <w:right w:val="single" w:sz="4" w:space="0" w:color="CCCCCC"/>
+            </w:tcBorders>
+          </w:tcPr>
+          <w:p>
+            <w:pPr>
+              <w:spacing w:before="60" w:after="60" w:line="252" w:lineRule="auto"/>
+              <w:jc w:val="left"/>
+            </w:pPr>
+            <w:r/>
+            <w:r>
+              <w:t>BULL</w:t>
+            </w:r>
+          </w:p>
+        </w:tc>
+      </w:tr>
+      <w:tr>
+        <w:tc>
+          <w:tcPr>
+            <w:tcW w:type="dxa" w:w="1584"/>
+            <w:shd w:fill="F8FAFC"/>
+            <w:tcMar>
+              <w:top w:w="100" w:type="dxa"/>
+              <w:bottom w:w="100" w:type="dxa"/>
+              <w:left w:w="120" w:type="dxa"/>
+              <w:right w:w="120" w:type="dxa"/>
+            </w:tcMar>
+            <w:tcBorders>
+              <w:top w:val="single" w:sz="4" w:space="0" w:color="CCCCCC"/>
+              <w:bottom w:val="single" w:sz="4" w:space="0" w:color="CCCCCC"/>
+              <w:left w:val="single" w:sz="4" w:space="0" w:color="CCCCCC"/>
+              <w:right w:val="single" w:sz="4" w:space="0" w:color="CCCCCC"/>
+            </w:tcBorders>
+          </w:tcPr>
+          <w:p>
+            <w:pPr>
+              <w:spacing w:before="60" w:after="60" w:line="252" w:lineRule="auto"/>
+              <w:jc w:val="left"/>
+            </w:pPr>
+            <w:r/>
+            <w:r>
+              <w:rPr>
+                <w:b/>
+              </w:rPr>
+              <w:t>Thu 27/08</w:t>
+            </w:r>
+          </w:p>
+        </w:tc>
+        <w:tc>
+          <w:tcPr>
+            <w:tcW w:type="dxa" w:w="864"/>
+            <w:shd w:fill="F8FAFC"/>
+            <w:tcMar>
+              <w:top w:w="100" w:type="dxa"/>
+              <w:bottom w:w="100" w:type="dxa"/>
+              <w:left w:w="120" w:type="dxa"/>
+              <w:right w:w="120" w:type="dxa"/>
+            </w:tcMar>
+            <w:tcBorders>
+              <w:top w:val="single" w:sz="4" w:space="0" w:color="CCCCCC"/>
+              <w:bottom w:val="single" w:sz="4" w:space="0" w:color="CCCCCC"/>
+              <w:left w:val="single" w:sz="4" w:space="0" w:color="CCCCCC"/>
+              <w:right w:val="single" w:sz="4" w:space="0" w:color="CCCCCC"/>
+            </w:tcBorders>
+          </w:tcPr>
+          <w:p>
+            <w:pPr>
+              <w:spacing w:before="60" w:after="60" w:line="252" w:lineRule="auto"/>
+              <w:jc w:val="left"/>
+            </w:pPr>
+            <w:r/>
+            <w:r>
+              <w:t>London 15-19</w:t>
+            </w:r>
+          </w:p>
+        </w:tc>
+        <w:tc>
+          <w:tcPr>
+            <w:tcW w:type="dxa" w:w="1440"/>
+            <w:shd w:fill="F8FAFC"/>
+            <w:tcMar>
+              <w:top w:w="100" w:type="dxa"/>
+              <w:bottom w:w="100" w:type="dxa"/>
+              <w:left w:w="120" w:type="dxa"/>
+              <w:right w:w="120" w:type="dxa"/>
+            </w:tcMar>
+            <w:tcBorders>
+              <w:top w:val="single" w:sz="4" w:space="0" w:color="CCCCCC"/>
+              <w:bottom w:val="single" w:sz="4" w:space="0" w:color="CCCCCC"/>
+              <w:left w:val="single" w:sz="4" w:space="0" w:color="CCCCCC"/>
+              <w:right w:val="single" w:sz="4" w:space="0" w:color="CCCCCC"/>
+            </w:tcBorders>
+          </w:tcPr>
+          <w:p>
+            <w:pPr>
+              <w:spacing w:before="60" w:after="60" w:line="252" w:lineRule="auto"/>
+              <w:jc w:val="left"/>
+            </w:pPr>
+            <w:r/>
+            <w:r>
+              <w:t>715.75</w:t>
+            </w:r>
+          </w:p>
+        </w:tc>
+        <w:tc>
+          <w:tcPr>
+            <w:tcW w:type="dxa" w:w="2016"/>
+            <w:shd w:fill="F8FAFC"/>
+            <w:tcMar>
+              <w:top w:w="100" w:type="dxa"/>
+              <w:bottom w:w="100" w:type="dxa"/>
+              <w:left w:w="120" w:type="dxa"/>
+              <w:right w:w="120" w:type="dxa"/>
+            </w:tcMar>
+            <w:tcBorders>
+              <w:top w:val="single" w:sz="4" w:space="0" w:color="CCCCCC"/>
+              <w:bottom w:val="single" w:sz="4" w:space="0" w:color="CCCCCC"/>
+              <w:left w:val="single" w:sz="4" w:space="0" w:color="CCCCCC"/>
+              <w:right w:val="single" w:sz="4" w:space="0" w:color="CCCCCC"/>
+            </w:tcBorders>
+          </w:tcPr>
+          <w:p>
+            <w:pPr>
+              <w:spacing w:before="60" w:after="60" w:line="252" w:lineRule="auto"/>
+              <w:jc w:val="left"/>
+            </w:pPr>
+            <w:r/>
+            <w:r>
+              <w:t>726.50</w:t>
+            </w:r>
+          </w:p>
+        </w:tc>
+        <w:tc>
+          <w:tcPr>
+            <w:tcW w:type="dxa" w:w="1152"/>
+            <w:shd w:fill="F8FAFC"/>
+            <w:tcMar>
+              <w:top w:w="100" w:type="dxa"/>
+              <w:bottom w:w="100" w:type="dxa"/>
+              <w:left w:w="120" w:type="dxa"/>
+              <w:right w:w="120" w:type="dxa"/>
+            </w:tcMar>
+            <w:tcBorders>
+              <w:top w:val="single" w:sz="4" w:space="0" w:color="CCCCCC"/>
+              <w:bottom w:val="single" w:sz="4" w:space="0" w:color="CCCCCC"/>
+              <w:left w:val="single" w:sz="4" w:space="0" w:color="CCCCCC"/>
+              <w:right w:val="single" w:sz="4" w:space="0" w:color="CCCCCC"/>
+            </w:tcBorders>
+          </w:tcPr>
+          <w:p>
+            <w:pPr>
+              <w:spacing w:before="60" w:after="60" w:line="252" w:lineRule="auto"/>
+              <w:jc w:val="left"/>
+            </w:pPr>
+            <w:r/>
+            <w:r>
+              <w:t>708.50</w:t>
+            </w:r>
+          </w:p>
+        </w:tc>
+        <w:tc>
+          <w:tcPr>
+            <w:tcW w:type="dxa" w:w="1728"/>
+            <w:shd w:fill="F8FAFC"/>
+            <w:tcMar>
+              <w:top w:w="100" w:type="dxa"/>
+              <w:bottom w:w="100" w:type="dxa"/>
+              <w:left w:w="120" w:type="dxa"/>
+              <w:right w:w="120" w:type="dxa"/>
+            </w:tcMar>
+            <w:tcBorders>
+              <w:top w:val="single" w:sz="4" w:space="0" w:color="CCCCCC"/>
+              <w:bottom w:val="single" w:sz="4" w:space="0" w:color="CCCCCC"/>
+              <w:left w:val="single" w:sz="4" w:space="0" w:color="CCCCCC"/>
+              <w:right w:val="single" w:sz="4" w:space="0" w:color="CCCCCC"/>
+            </w:tcBorders>
+          </w:tcPr>
+          <w:p>
+            <w:pPr>
+              <w:spacing w:before="60" w:after="60" w:line="252" w:lineRule="auto"/>
+              <w:jc w:val="left"/>
+            </w:pPr>
+            <w:r/>
+            <w:r>
+              <w:rPr>
+                <w:b/>
+              </w:rPr>
+              <w:t>716.50</w:t>
+            </w:r>
+          </w:p>
+        </w:tc>
+        <w:tc>
+          <w:tcPr>
+            <w:tcW w:type="dxa" w:w="3456"/>
+            <w:shd w:fill="F8FAFC"/>
+            <w:tcMar>
+              <w:top w:w="100" w:type="dxa"/>
+              <w:bottom w:w="100" w:type="dxa"/>
+              <w:left w:w="120" w:type="dxa"/>
+              <w:right w:w="120" w:type="dxa"/>
+            </w:tcMar>
+            <w:tcBorders>
+              <w:top w:val="single" w:sz="4" w:space="0" w:color="CCCCCC"/>
+              <w:bottom w:val="single" w:sz="4" w:space="0" w:color="CCCCCC"/>
+              <w:left w:val="single" w:sz="4" w:space="0" w:color="CCCCCC"/>
+              <w:right w:val="single" w:sz="4" w:space="0" w:color="CCCCCC"/>
+            </w:tcBorders>
+          </w:tcPr>
+          <w:p>
+            <w:pPr>
+              <w:spacing w:before="60" w:after="60" w:line="252" w:lineRule="auto"/>
+              <w:jc w:val="left"/>
+            </w:pPr>
+            <w:r/>
+            <w:r>
+              <w:rPr>
+                <w:b/>
+              </w:rPr>
+              <w:t>+0.75</w:t>
+            </w:r>
+          </w:p>
+        </w:tc>
+        <w:tc>
+          <w:tcPr>
+            <w:tcW w:type="dxa" w:w="1440"/>
+            <w:shd w:fill="F8FAFC"/>
+            <w:tcMar>
+              <w:top w:w="100" w:type="dxa"/>
+              <w:bottom w:w="100" w:type="dxa"/>
+              <w:left w:w="120" w:type="dxa"/>
+              <w:right w:w="120" w:type="dxa"/>
+            </w:tcMar>
+            <w:tcBorders>
+              <w:top w:val="single" w:sz="4" w:space="0" w:color="CCCCCC"/>
+              <w:bottom w:val="single" w:sz="4" w:space="0" w:color="CCCCCC"/>
+              <w:left w:val="single" w:sz="4" w:space="0" w:color="CCCCCC"/>
+              <w:right w:val="single" w:sz="4" w:space="0" w:color="CCCCCC"/>
+            </w:tcBorders>
+          </w:tcPr>
+          <w:p>
+            <w:pPr>
+              <w:spacing w:before="60" w:after="60" w:line="252" w:lineRule="auto"/>
+              <w:jc w:val="left"/>
+            </w:pPr>
+            <w:r/>
+            <w:r>
+              <w:t>BULL</w:t>
+            </w:r>
+          </w:p>
+        </w:tc>
+      </w:tr>
+      <w:tr>
+        <w:tc>
+          <w:tcPr>
+            <w:tcW w:type="dxa" w:w="1584"/>
+            <w:shd w:fill="FFFFFF"/>
+            <w:tcMar>
+              <w:top w:w="100" w:type="dxa"/>
+              <w:bottom w:w="100" w:type="dxa"/>
+              <w:left w:w="120" w:type="dxa"/>
+              <w:right w:w="120" w:type="dxa"/>
+            </w:tcMar>
+            <w:tcBorders>
+              <w:top w:val="single" w:sz="4" w:space="0" w:color="CCCCCC"/>
+              <w:bottom w:val="single" w:sz="4" w:space="0" w:color="CCCCCC"/>
+              <w:left w:val="single" w:sz="4" w:space="0" w:color="CCCCCC"/>
+              <w:right w:val="single" w:sz="4" w:space="0" w:color="CCCCCC"/>
+            </w:tcBorders>
+          </w:tcPr>
+          <w:p>
+            <w:pPr>
+              <w:spacing w:before="60" w:after="60" w:line="252" w:lineRule="auto"/>
+              <w:jc w:val="left"/>
+            </w:pPr>
+            <w:r/>
+            <w:r>
+              <w:rPr>
+                <w:b/>
+              </w:rPr>
+              <w:t>Thu 27/08</w:t>
+            </w:r>
+          </w:p>
+        </w:tc>
+        <w:tc>
+          <w:tcPr>
+            <w:tcW w:type="dxa" w:w="864"/>
+            <w:shd w:fill="FFFFFF"/>
+            <w:tcMar>
+              <w:top w:w="100" w:type="dxa"/>
+              <w:bottom w:w="100" w:type="dxa"/>
+              <w:left w:w="120" w:type="dxa"/>
+              <w:right w:w="120" w:type="dxa"/>
+            </w:tcMar>
+            <w:tcBorders>
+              <w:top w:val="single" w:sz="4" w:space="0" w:color="CCCCCC"/>
+              <w:bottom w:val="single" w:sz="4" w:space="0" w:color="CCCCCC"/>
+              <w:left w:val="single" w:sz="4" w:space="0" w:color="CCCCCC"/>
+              <w:right w:val="single" w:sz="4" w:space="0" w:color="CCCCCC"/>
+            </w:tcBorders>
+          </w:tcPr>
+          <w:p>
+            <w:pPr>
+              <w:spacing w:before="60" w:after="60" w:line="252" w:lineRule="auto"/>
+              <w:jc w:val="left"/>
+            </w:pPr>
+            <w:r/>
+            <w:r>
+              <w:t>Pre-NY 19-21</w:t>
+            </w:r>
+          </w:p>
+        </w:tc>
+        <w:tc>
+          <w:tcPr>
+            <w:tcW w:type="dxa" w:w="1440"/>
+            <w:shd w:fill="FFFFFF"/>
+            <w:tcMar>
+              <w:top w:w="100" w:type="dxa"/>
+              <w:bottom w:w="100" w:type="dxa"/>
+              <w:left w:w="120" w:type="dxa"/>
+              <w:right w:w="120" w:type="dxa"/>
+            </w:tcMar>
+            <w:tcBorders>
+              <w:top w:val="single" w:sz="4" w:space="0" w:color="CCCCCC"/>
+              <w:bottom w:val="single" w:sz="4" w:space="0" w:color="CCCCCC"/>
+              <w:left w:val="single" w:sz="4" w:space="0" w:color="CCCCCC"/>
+              <w:right w:val="single" w:sz="4" w:space="0" w:color="CCCCCC"/>
+            </w:tcBorders>
+          </w:tcPr>
+          <w:p>
+            <w:pPr>
+              <w:spacing w:before="60" w:after="60" w:line="252" w:lineRule="auto"/>
+              <w:jc w:val="left"/>
+            </w:pPr>
+            <w:r/>
+            <w:r>
+              <w:t>716.50</w:t>
+            </w:r>
+          </w:p>
+        </w:tc>
+        <w:tc>
+          <w:tcPr>
+            <w:tcW w:type="dxa" w:w="2016"/>
+            <w:shd w:fill="FFFFFF"/>
+            <w:tcMar>
+              <w:top w:w="100" w:type="dxa"/>
+              <w:bottom w:w="100" w:type="dxa"/>
+              <w:left w:w="120" w:type="dxa"/>
+              <w:right w:w="120" w:type="dxa"/>
+            </w:tcMar>
+            <w:tcBorders>
+              <w:top w:val="single" w:sz="4" w:space="0" w:color="CCCCCC"/>
+              <w:bottom w:val="single" w:sz="4" w:space="0" w:color="CCCCCC"/>
+              <w:left w:val="single" w:sz="4" w:space="0" w:color="CCCCCC"/>
+              <w:right w:val="single" w:sz="4" w:space="0" w:color="CCCCCC"/>
+            </w:tcBorders>
+          </w:tcPr>
+          <w:p>
+            <w:pPr>
+              <w:spacing w:before="60" w:after="60" w:line="252" w:lineRule="auto"/>
+              <w:jc w:val="left"/>
+            </w:pPr>
+            <w:r/>
+            <w:r>
+              <w:t>723.00</w:t>
+            </w:r>
+          </w:p>
+        </w:tc>
+        <w:tc>
+          <w:tcPr>
+            <w:tcW w:type="dxa" w:w="1152"/>
+            <w:shd w:fill="FFFFFF"/>
+            <w:tcMar>
+              <w:top w:w="100" w:type="dxa"/>
+              <w:bottom w:w="100" w:type="dxa"/>
+              <w:left w:w="120" w:type="dxa"/>
+              <w:right w:w="120" w:type="dxa"/>
+            </w:tcMar>
+            <w:tcBorders>
+              <w:top w:val="single" w:sz="4" w:space="0" w:color="CCCCCC"/>
+              <w:bottom w:val="single" w:sz="4" w:space="0" w:color="CCCCCC"/>
+              <w:left w:val="single" w:sz="4" w:space="0" w:color="CCCCCC"/>
+              <w:right w:val="single" w:sz="4" w:space="0" w:color="CCCCCC"/>
+            </w:tcBorders>
+          </w:tcPr>
+          <w:p>
+            <w:pPr>
+              <w:spacing w:before="60" w:after="60" w:line="252" w:lineRule="auto"/>
+              <w:jc w:val="left"/>
+            </w:pPr>
+            <w:r/>
+            <w:r>
+              <w:t>708.00</w:t>
+            </w:r>
+          </w:p>
+        </w:tc>
+        <w:tc>
+          <w:tcPr>
+            <w:tcW w:type="dxa" w:w="1728"/>
+            <w:shd w:fill="FFFFFF"/>
+            <w:tcMar>
+              <w:top w:w="100" w:type="dxa"/>
+              <w:bottom w:w="100" w:type="dxa"/>
+              <w:left w:w="120" w:type="dxa"/>
+              <w:right w:w="120" w:type="dxa"/>
+            </w:tcMar>
+            <w:tcBorders>
+              <w:top w:val="single" w:sz="4" w:space="0" w:color="CCCCCC"/>
+              <w:bottom w:val="single" w:sz="4" w:space="0" w:color="CCCCCC"/>
+              <w:left w:val="single" w:sz="4" w:space="0" w:color="CCCCCC"/>
+              <w:right w:val="single" w:sz="4" w:space="0" w:color="CCCCCC"/>
+            </w:tcBorders>
+          </w:tcPr>
+          <w:p>
+            <w:pPr>
+              <w:spacing w:before="60" w:after="60" w:line="252" w:lineRule="auto"/>
+              <w:jc w:val="left"/>
+            </w:pPr>
+            <w:r/>
+            <w:r>
+              <w:rPr>
+                <w:b/>
+              </w:rPr>
+              <w:t>717.00</w:t>
+            </w:r>
+          </w:p>
+        </w:tc>
+        <w:tc>
+          <w:tcPr>
+            <w:tcW w:type="dxa" w:w="3456"/>
+            <w:shd w:fill="FFFFFF"/>
+            <w:tcMar>
+              <w:top w:w="100" w:type="dxa"/>
+              <w:bottom w:w="100" w:type="dxa"/>
+              <w:left w:w="120" w:type="dxa"/>
+              <w:right w:w="120" w:type="dxa"/>
+            </w:tcMar>
+            <w:tcBorders>
+              <w:top w:val="single" w:sz="4" w:space="0" w:color="CCCCCC"/>
+              <w:bottom w:val="single" w:sz="4" w:space="0" w:color="CCCCCC"/>
+              <w:left w:val="single" w:sz="4" w:space="0" w:color="CCCCCC"/>
+              <w:right w:val="single" w:sz="4" w:space="0" w:color="CCCCCC"/>
+            </w:tcBorders>
+          </w:tcPr>
+          <w:p>
+            <w:pPr>
+              <w:spacing w:before="60" w:after="60" w:line="252" w:lineRule="auto"/>
+              <w:jc w:val="left"/>
+            </w:pPr>
+            <w:r/>
+            <w:r>
+              <w:rPr>
+                <w:b/>
+              </w:rPr>
+              <w:t>+0.50</w:t>
+            </w:r>
+          </w:p>
+        </w:tc>
+        <w:tc>
+          <w:tcPr>
+            <w:tcW w:type="dxa" w:w="1440"/>
+            <w:shd w:fill="FFFFFF"/>
+            <w:tcMar>
+              <w:top w:w="100" w:type="dxa"/>
+              <w:bottom w:w="100" w:type="dxa"/>
+              <w:left w:w="120" w:type="dxa"/>
+              <w:right w:w="120" w:type="dxa"/>
+            </w:tcMar>
+            <w:tcBorders>
+              <w:top w:val="single" w:sz="4" w:space="0" w:color="CCCCCC"/>
+              <w:bottom w:val="single" w:sz="4" w:space="0" w:color="CCCCCC"/>
+              <w:left w:val="single" w:sz="4" w:space="0" w:color="CCCCCC"/>
+              <w:right w:val="single" w:sz="4" w:space="0" w:color="CCCCCC"/>
+            </w:tcBorders>
+          </w:tcPr>
+          <w:p>
+            <w:pPr>
+              <w:spacing w:before="60" w:after="60" w:line="252" w:lineRule="auto"/>
+              <w:jc w:val="left"/>
+            </w:pPr>
+            <w:r/>
+            <w:r>
+              <w:t>BULL</w:t>
+            </w:r>
+          </w:p>
+        </w:tc>
+      </w:tr>
+      <w:tr>
+        <w:tc>
+          <w:tcPr>
+            <w:tcW w:type="dxa" w:w="1584"/>
+            <w:shd w:fill="F8FAFC"/>
+            <w:tcMar>
+              <w:top w:w="100" w:type="dxa"/>
+              <w:bottom w:w="100" w:type="dxa"/>
+              <w:left w:w="120" w:type="dxa"/>
+              <w:right w:w="120" w:type="dxa"/>
+            </w:tcMar>
+            <w:tcBorders>
+              <w:top w:val="single" w:sz="4" w:space="0" w:color="CCCCCC"/>
+              <w:bottom w:val="single" w:sz="4" w:space="0" w:color="CCCCCC"/>
+              <w:left w:val="single" w:sz="4" w:space="0" w:color="CCCCCC"/>
+              <w:right w:val="single" w:sz="4" w:space="0" w:color="CCCCCC"/>
+            </w:tcBorders>
+          </w:tcPr>
+          <w:p>
+            <w:pPr>
+              <w:spacing w:before="60" w:after="60" w:line="252" w:lineRule="auto"/>
+              <w:jc w:val="left"/>
+            </w:pPr>
+            <w:r/>
+            <w:r>
+              <w:rPr>
+                <w:b/>
+              </w:rPr>
+              <w:t>Thu 27/08</w:t>
+            </w:r>
+          </w:p>
+        </w:tc>
+        <w:tc>
+          <w:tcPr>
+            <w:tcW w:type="dxa" w:w="864"/>
+            <w:shd w:fill="F8FAFC"/>
+            <w:tcMar>
+              <w:top w:w="100" w:type="dxa"/>
+              <w:bottom w:w="100" w:type="dxa"/>
+              <w:left w:w="120" w:type="dxa"/>
+              <w:right w:w="120" w:type="dxa"/>
+            </w:tcMar>
+            <w:tcBorders>
+              <w:top w:val="single" w:sz="4" w:space="0" w:color="CCCCCC"/>
+              <w:bottom w:val="single" w:sz="4" w:space="0" w:color="CCCCCC"/>
+              <w:left w:val="single" w:sz="4" w:space="0" w:color="CCCCCC"/>
+              <w:right w:val="single" w:sz="4" w:space="0" w:color="CCCCCC"/>
+            </w:tcBorders>
+          </w:tcPr>
+          <w:p>
+            <w:pPr>
+              <w:spacing w:before="60" w:after="60" w:line="252" w:lineRule="auto"/>
+              <w:jc w:val="left"/>
+            </w:pPr>
+            <w:r/>
+            <w:r>
+              <w:t>NY Open 21-23</w:t>
+            </w:r>
+          </w:p>
+        </w:tc>
+        <w:tc>
+          <w:tcPr>
+            <w:tcW w:type="dxa" w:w="1440"/>
+            <w:shd w:fill="F8FAFC"/>
+            <w:tcMar>
+              <w:top w:w="100" w:type="dxa"/>
+              <w:bottom w:w="100" w:type="dxa"/>
+              <w:left w:w="120" w:type="dxa"/>
+              <w:right w:w="120" w:type="dxa"/>
+            </w:tcMar>
+            <w:tcBorders>
+              <w:top w:val="single" w:sz="4" w:space="0" w:color="CCCCCC"/>
+              <w:bottom w:val="single" w:sz="4" w:space="0" w:color="CCCCCC"/>
+              <w:left w:val="single" w:sz="4" w:space="0" w:color="CCCCCC"/>
+              <w:right w:val="single" w:sz="4" w:space="0" w:color="CCCCCC"/>
+            </w:tcBorders>
+          </w:tcPr>
+          <w:p>
+            <w:pPr>
+              <w:spacing w:before="60" w:after="60" w:line="252" w:lineRule="auto"/>
+              <w:jc w:val="left"/>
+            </w:pPr>
+            <w:r/>
+            <w:r>
+              <w:t>717.00</w:t>
+            </w:r>
+          </w:p>
+        </w:tc>
+        <w:tc>
+          <w:tcPr>
+            <w:tcW w:type="dxa" w:w="2016"/>
+            <w:shd w:fill="F8FAFC"/>
+            <w:tcMar>
+              <w:top w:w="100" w:type="dxa"/>
+              <w:bottom w:w="100" w:type="dxa"/>
+              <w:left w:w="120" w:type="dxa"/>
+              <w:right w:w="120" w:type="dxa"/>
+            </w:tcMar>
+            <w:tcBorders>
+              <w:top w:val="single" w:sz="4" w:space="0" w:color="CCCCCC"/>
+              <w:bottom w:val="single" w:sz="4" w:space="0" w:color="CCCCCC"/>
+              <w:left w:val="single" w:sz="4" w:space="0" w:color="CCCCCC"/>
+              <w:right w:val="single" w:sz="4" w:space="0" w:color="CCCCCC"/>
+            </w:tcBorders>
+          </w:tcPr>
+          <w:p>
+            <w:pPr>
+              <w:spacing w:before="60" w:after="60" w:line="252" w:lineRule="auto"/>
+              <w:jc w:val="left"/>
+            </w:pPr>
+            <w:r/>
+            <w:r>
+              <w:t>728.00</w:t>
+            </w:r>
+          </w:p>
+        </w:tc>
+        <w:tc>
+          <w:tcPr>
+            <w:tcW w:type="dxa" w:w="1152"/>
+            <w:shd w:fill="F8FAFC"/>
+            <w:tcMar>
+              <w:top w:w="100" w:type="dxa"/>
+              <w:bottom w:w="100" w:type="dxa"/>
+              <w:left w:w="120" w:type="dxa"/>
+              <w:right w:w="120" w:type="dxa"/>
+            </w:tcMar>
+            <w:tcBorders>
+              <w:top w:val="single" w:sz="4" w:space="0" w:color="CCCCCC"/>
+              <w:bottom w:val="single" w:sz="4" w:space="0" w:color="CCCCCC"/>
+              <w:left w:val="single" w:sz="4" w:space="0" w:color="CCCCCC"/>
+              <w:right w:val="single" w:sz="4" w:space="0" w:color="CCCCCC"/>
+            </w:tcBorders>
+          </w:tcPr>
+          <w:p>
+            <w:pPr>
+              <w:spacing w:before="60" w:after="60" w:line="252" w:lineRule="auto"/>
+              <w:jc w:val="left"/>
+            </w:pPr>
+            <w:r/>
+            <w:r>
+              <w:t>705.25</w:t>
+            </w:r>
+          </w:p>
+        </w:tc>
+        <w:tc>
+          <w:tcPr>
+            <w:tcW w:type="dxa" w:w="1728"/>
+            <w:shd w:fill="F8FAFC"/>
+            <w:tcMar>
+              <w:top w:w="100" w:type="dxa"/>
+              <w:bottom w:w="100" w:type="dxa"/>
+              <w:left w:w="120" w:type="dxa"/>
+              <w:right w:w="120" w:type="dxa"/>
+            </w:tcMar>
+            <w:tcBorders>
+              <w:top w:val="single" w:sz="4" w:space="0" w:color="CCCCCC"/>
+              <w:bottom w:val="single" w:sz="4" w:space="0" w:color="CCCCCC"/>
+              <w:left w:val="single" w:sz="4" w:space="0" w:color="CCCCCC"/>
+              <w:right w:val="single" w:sz="4" w:space="0" w:color="CCCCCC"/>
+            </w:tcBorders>
+          </w:tcPr>
+          <w:p>
+            <w:pPr>
+              <w:spacing w:before="60" w:after="60" w:line="252" w:lineRule="auto"/>
+              <w:jc w:val="left"/>
+            </w:pPr>
+            <w:r/>
+            <w:r>
+              <w:rPr>
+                <w:b/>
+              </w:rPr>
+              <w:t>720.50</w:t>
+            </w:r>
+          </w:p>
+        </w:tc>
+        <w:tc>
+          <w:tcPr>
+            <w:tcW w:type="dxa" w:w="3456"/>
+            <w:shd w:fill="F8FAFC"/>
+            <w:tcMar>
+              <w:top w:w="100" w:type="dxa"/>
+              <w:bottom w:w="100" w:type="dxa"/>
+              <w:left w:w="120" w:type="dxa"/>
+              <w:right w:w="120" w:type="dxa"/>
+            </w:tcMar>
+            <w:tcBorders>
+              <w:top w:val="single" w:sz="4" w:space="0" w:color="CCCCCC"/>
+              <w:bottom w:val="single" w:sz="4" w:space="0" w:color="CCCCCC"/>
+              <w:left w:val="single" w:sz="4" w:space="0" w:color="CCCCCC"/>
+              <w:right w:val="single" w:sz="4" w:space="0" w:color="CCCCCC"/>
+            </w:tcBorders>
+          </w:tcPr>
+          <w:p>
+            <w:pPr>
+              <w:spacing w:before="60" w:after="60" w:line="252" w:lineRule="auto"/>
+              <w:jc w:val="left"/>
+            </w:pPr>
+            <w:r/>
+            <w:r>
+              <w:rPr>
+                <w:b/>
+              </w:rPr>
+              <w:t>+3.50</w:t>
+            </w:r>
+          </w:p>
+        </w:tc>
+        <w:tc>
+          <w:tcPr>
+            <w:tcW w:type="dxa" w:w="1440"/>
+            <w:shd w:fill="F8FAFC"/>
+            <w:tcMar>
+              <w:top w:w="100" w:type="dxa"/>
+              <w:bottom w:w="100" w:type="dxa"/>
+              <w:left w:w="120" w:type="dxa"/>
+              <w:right w:w="120" w:type="dxa"/>
+            </w:tcMar>
+            <w:tcBorders>
+              <w:top w:val="single" w:sz="4" w:space="0" w:color="CCCCCC"/>
+              <w:bottom w:val="single" w:sz="4" w:space="0" w:color="CCCCCC"/>
+              <w:left w:val="single" w:sz="4" w:space="0" w:color="CCCCCC"/>
+              <w:right w:val="single" w:sz="4" w:space="0" w:color="CCCCCC"/>
+            </w:tcBorders>
+          </w:tcPr>
+          <w:p>
+            <w:pPr>
+              <w:spacing w:before="60" w:after="60" w:line="252" w:lineRule="auto"/>
+              <w:jc w:val="left"/>
+            </w:pPr>
+            <w:r/>
+            <w:r>
+              <w:t>BULL</w:t>
+            </w:r>
+          </w:p>
+        </w:tc>
+      </w:tr>
+      <w:tr>
+        <w:tc>
+          <w:tcPr>
+            <w:tcW w:type="dxa" w:w="1584"/>
+            <w:shd w:fill="FFFFFF"/>
+            <w:tcMar>
+              <w:top w:w="100" w:type="dxa"/>
+              <w:bottom w:w="100" w:type="dxa"/>
+              <w:left w:w="120" w:type="dxa"/>
+              <w:right w:w="120" w:type="dxa"/>
+            </w:tcMar>
+            <w:tcBorders>
+              <w:top w:val="single" w:sz="4" w:space="0" w:color="CCCCCC"/>
+              <w:bottom w:val="single" w:sz="4" w:space="0" w:color="CCCCCC"/>
+              <w:left w:val="single" w:sz="4" w:space="0" w:color="CCCCCC"/>
+              <w:right w:val="single" w:sz="4" w:space="0" w:color="CCCCCC"/>
+            </w:tcBorders>
+          </w:tcPr>
+          <w:p>
+            <w:pPr>
+              <w:spacing w:before="60" w:after="60" w:line="252" w:lineRule="auto"/>
+              <w:jc w:val="left"/>
+            </w:pPr>
+            <w:r/>
+            <w:r>
+              <w:rPr>
+                <w:b/>
+              </w:rPr>
+              <w:t>Thu 27/08</w:t>
+            </w:r>
+          </w:p>
+        </w:tc>
+        <w:tc>
+          <w:tcPr>
+            <w:tcW w:type="dxa" w:w="864"/>
+            <w:shd w:fill="FFFFFF"/>
+            <w:tcMar>
+              <w:top w:w="100" w:type="dxa"/>
+              <w:bottom w:w="100" w:type="dxa"/>
+              <w:left w:w="120" w:type="dxa"/>
+              <w:right w:w="120" w:type="dxa"/>
+            </w:tcMar>
+            <w:tcBorders>
+              <w:top w:val="single" w:sz="4" w:space="0" w:color="CCCCCC"/>
+              <w:bottom w:val="single" w:sz="4" w:space="0" w:color="CCCCCC"/>
+              <w:left w:val="single" w:sz="4" w:space="0" w:color="CCCCCC"/>
+              <w:right w:val="single" w:sz="4" w:space="0" w:color="CCCCCC"/>
+            </w:tcBorders>
+          </w:tcPr>
+          <w:p>
+            <w:pPr>
+              <w:spacing w:before="60" w:after="60" w:line="252" w:lineRule="auto"/>
+              <w:jc w:val="left"/>
+            </w:pPr>
+            <w:r/>
+            <w:r>
+              <w:t>NY Close 23-01</w:t>
+            </w:r>
+          </w:p>
+        </w:tc>
+        <w:tc>
+          <w:tcPr>
+            <w:tcW w:type="dxa" w:w="1440"/>
+            <w:shd w:fill="FFFFFF"/>
+            <w:tcMar>
+              <w:top w:w="100" w:type="dxa"/>
+              <w:bottom w:w="100" w:type="dxa"/>
+              <w:left w:w="120" w:type="dxa"/>
+              <w:right w:w="120" w:type="dxa"/>
+            </w:tcMar>
+            <w:tcBorders>
+              <w:top w:val="single" w:sz="4" w:space="0" w:color="CCCCCC"/>
+              <w:bottom w:val="single" w:sz="4" w:space="0" w:color="CCCCCC"/>
+              <w:left w:val="single" w:sz="4" w:space="0" w:color="CCCCCC"/>
+              <w:right w:val="single" w:sz="4" w:space="0" w:color="CCCCCC"/>
+            </w:tcBorders>
+          </w:tcPr>
+          <w:p>
+            <w:pPr>
+              <w:spacing w:before="60" w:after="60" w:line="252" w:lineRule="auto"/>
+              <w:jc w:val="left"/>
+            </w:pPr>
+            <w:r/>
+            <w:r>
+              <w:t>720.50</w:t>
+            </w:r>
+          </w:p>
+        </w:tc>
+        <w:tc>
+          <w:tcPr>
+            <w:tcW w:type="dxa" w:w="2016"/>
+            <w:shd w:fill="FFFFFF"/>
+            <w:tcMar>
+              <w:top w:w="100" w:type="dxa"/>
+              <w:bottom w:w="100" w:type="dxa"/>
+              <w:left w:w="120" w:type="dxa"/>
+              <w:right w:w="120" w:type="dxa"/>
+            </w:tcMar>
+            <w:tcBorders>
+              <w:top w:val="single" w:sz="4" w:space="0" w:color="CCCCCC"/>
+              <w:bottom w:val="single" w:sz="4" w:space="0" w:color="CCCCCC"/>
+              <w:left w:val="single" w:sz="4" w:space="0" w:color="CCCCCC"/>
+              <w:right w:val="single" w:sz="4" w:space="0" w:color="CCCCCC"/>
+            </w:tcBorders>
+          </w:tcPr>
+          <w:p>
+            <w:pPr>
+              <w:spacing w:before="60" w:after="60" w:line="252" w:lineRule="auto"/>
+              <w:jc w:val="left"/>
+            </w:pPr>
+            <w:r/>
+            <w:r>
+              <w:t>726.00</w:t>
+            </w:r>
+          </w:p>
+        </w:tc>
+        <w:tc>
+          <w:tcPr>
+            <w:tcW w:type="dxa" w:w="1152"/>
+            <w:shd w:fill="FFFFFF"/>
+            <w:tcMar>
+              <w:top w:w="100" w:type="dxa"/>
+              <w:bottom w:w="100" w:type="dxa"/>
+              <w:left w:w="120" w:type="dxa"/>
+              <w:right w:w="120" w:type="dxa"/>
+            </w:tcMar>
+            <w:tcBorders>
+              <w:top w:val="single" w:sz="4" w:space="0" w:color="CCCCCC"/>
+              <w:bottom w:val="single" w:sz="4" w:space="0" w:color="CCCCCC"/>
+              <w:left w:val="single" w:sz="4" w:space="0" w:color="CCCCCC"/>
+              <w:right w:val="single" w:sz="4" w:space="0" w:color="CCCCCC"/>
+            </w:tcBorders>
+          </w:tcPr>
+          <w:p>
+            <w:pPr>
+              <w:spacing w:before="60" w:after="60" w:line="252" w:lineRule="auto"/>
+              <w:jc w:val="left"/>
+            </w:pPr>
+            <w:r/>
+            <w:r>
+              <w:t>712.75</w:t>
+            </w:r>
+          </w:p>
+        </w:tc>
+        <w:tc>
+          <w:tcPr>
+            <w:tcW w:type="dxa" w:w="1728"/>
+            <w:shd w:fill="FFFFFF"/>
+            <w:tcMar>
+              <w:top w:w="100" w:type="dxa"/>
+              <w:bottom w:w="100" w:type="dxa"/>
+              <w:left w:w="120" w:type="dxa"/>
+              <w:right w:w="120" w:type="dxa"/>
+            </w:tcMar>
+            <w:tcBorders>
+              <w:top w:val="single" w:sz="4" w:space="0" w:color="CCCCCC"/>
+              <w:bottom w:val="single" w:sz="4" w:space="0" w:color="CCCCCC"/>
+              <w:left w:val="single" w:sz="4" w:space="0" w:color="CCCCCC"/>
+              <w:right w:val="single" w:sz="4" w:space="0" w:color="CCCCCC"/>
+            </w:tcBorders>
+          </w:tcPr>
+          <w:p>
+            <w:pPr>
+              <w:spacing w:before="60" w:after="60" w:line="252" w:lineRule="auto"/>
+              <w:jc w:val="left"/>
+            </w:pPr>
+            <w:r/>
+            <w:r>
+              <w:rPr>
+                <w:b/>
+              </w:rPr>
+              <w:t>721.25</w:t>
+            </w:r>
+          </w:p>
+        </w:tc>
+        <w:tc>
+          <w:tcPr>
+            <w:tcW w:type="dxa" w:w="3456"/>
+            <w:shd w:fill="FFFFFF"/>
+            <w:tcMar>
+              <w:top w:w="100" w:type="dxa"/>
+              <w:bottom w:w="100" w:type="dxa"/>
+              <w:left w:w="120" w:type="dxa"/>
+              <w:right w:w="120" w:type="dxa"/>
+            </w:tcMar>
+            <w:tcBorders>
+              <w:top w:val="single" w:sz="4" w:space="0" w:color="CCCCCC"/>
+              <w:bottom w:val="single" w:sz="4" w:space="0" w:color="CCCCCC"/>
+              <w:left w:val="single" w:sz="4" w:space="0" w:color="CCCCCC"/>
+              <w:right w:val="single" w:sz="4" w:space="0" w:color="CCCCCC"/>
+            </w:tcBorders>
+          </w:tcPr>
+          <w:p>
+            <w:pPr>
+              <w:spacing w:before="60" w:after="60" w:line="252" w:lineRule="auto"/>
+              <w:jc w:val="left"/>
+            </w:pPr>
+            <w:r/>
+            <w:r>
+              <w:rPr>
+                <w:b/>
+              </w:rPr>
+              <w:t>+0.75</w:t>
+            </w:r>
+          </w:p>
+        </w:tc>
+        <w:tc>
+          <w:tcPr>
+            <w:tcW w:type="dxa" w:w="1440"/>
+            <w:shd w:fill="FFFFFF"/>
+            <w:tcMar>
+              <w:top w:w="100" w:type="dxa"/>
+              <w:bottom w:w="100" w:type="dxa"/>
+              <w:left w:w="120" w:type="dxa"/>
+              <w:right w:w="120" w:type="dxa"/>
+            </w:tcMar>
+            <w:tcBorders>
+              <w:top w:val="single" w:sz="4" w:space="0" w:color="CCCCCC"/>
+              <w:bottom w:val="single" w:sz="4" w:space="0" w:color="CCCCCC"/>
+              <w:left w:val="single" w:sz="4" w:space="0" w:color="CCCCCC"/>
+              <w:right w:val="single" w:sz="4" w:space="0" w:color="CCCCCC"/>
+            </w:tcBorders>
+          </w:tcPr>
+          <w:p>
+            <w:pPr>
+              <w:spacing w:before="60" w:after="60" w:line="252" w:lineRule="auto"/>
+              <w:jc w:val="left"/>
+            </w:pPr>
+            <w:r/>
+            <w:r>
+              <w:t>BULL</w:t>
+            </w:r>
+          </w:p>
+        </w:tc>
+      </w:tr>
+      <w:tr>
+        <w:tc>
+          <w:tcPr>
+            <w:tcW w:type="dxa" w:w="1584"/>
+            <w:shd w:fill="F8FAFC"/>
+            <w:tcMar>
+              <w:top w:w="100" w:type="dxa"/>
+              <w:bottom w:w="100" w:type="dxa"/>
+              <w:left w:w="120" w:type="dxa"/>
+              <w:right w:w="120" w:type="dxa"/>
+            </w:tcMar>
+            <w:tcBorders>
+              <w:top w:val="single" w:sz="4" w:space="0" w:color="CCCCCC"/>
+              <w:bottom w:val="single" w:sz="4" w:space="0" w:color="CCCCCC"/>
+              <w:left w:val="single" w:sz="4" w:space="0" w:color="CCCCCC"/>
+              <w:right w:val="single" w:sz="4" w:space="0" w:color="CCCCCC"/>
+            </w:tcBorders>
+          </w:tcPr>
+          <w:p>
+            <w:pPr>
+              <w:spacing w:before="60" w:after="60" w:line="252" w:lineRule="auto"/>
+              <w:jc w:val="left"/>
+            </w:pPr>
+            <w:r/>
+            <w:r>
+              <w:rPr>
+                <w:b/>
+              </w:rPr>
+              <w:t>Fri 28/08</w:t>
+            </w:r>
+          </w:p>
+        </w:tc>
+        <w:tc>
+          <w:tcPr>
+            <w:tcW w:type="dxa" w:w="864"/>
+            <w:shd w:fill="F8FAFC"/>
+            <w:tcMar>
+              <w:top w:w="100" w:type="dxa"/>
+              <w:bottom w:w="100" w:type="dxa"/>
+              <w:left w:w="120" w:type="dxa"/>
+              <w:right w:w="120" w:type="dxa"/>
+            </w:tcMar>
+            <w:tcBorders>
+              <w:top w:val="single" w:sz="4" w:space="0" w:color="CCCCCC"/>
+              <w:bottom w:val="single" w:sz="4" w:space="0" w:color="CCCCCC"/>
+              <w:left w:val="single" w:sz="4" w:space="0" w:color="CCCCCC"/>
+              <w:right w:val="single" w:sz="4" w:space="0" w:color="CCCCCC"/>
+            </w:tcBorders>
+          </w:tcPr>
+          <w:p>
+            <w:pPr>
+              <w:spacing w:before="60" w:after="60" w:line="252" w:lineRule="auto"/>
+              <w:jc w:val="left"/>
+            </w:pPr>
+            <w:r/>
+            <w:r>
+              <w:t>Asia 07-11</w:t>
+            </w:r>
+          </w:p>
+        </w:tc>
+        <w:tc>
+          <w:tcPr>
+            <w:tcW w:type="dxa" w:w="1440"/>
+            <w:shd w:fill="F8FAFC"/>
+            <w:tcMar>
+              <w:top w:w="100" w:type="dxa"/>
+              <w:bottom w:w="100" w:type="dxa"/>
+              <w:left w:w="120" w:type="dxa"/>
+              <w:right w:w="120" w:type="dxa"/>
+            </w:tcMar>
+            <w:tcBorders>
+              <w:top w:val="single" w:sz="4" w:space="0" w:color="CCCCCC"/>
+              <w:bottom w:val="single" w:sz="4" w:space="0" w:color="CCCCCC"/>
+              <w:left w:val="single" w:sz="4" w:space="0" w:color="CCCCCC"/>
+              <w:right w:val="single" w:sz="4" w:space="0" w:color="CCCCCC"/>
+            </w:tcBorders>
+          </w:tcPr>
+          <w:p>
+            <w:pPr>
+              <w:spacing w:before="60" w:after="60" w:line="252" w:lineRule="auto"/>
+              <w:jc w:val="left"/>
+            </w:pPr>
+            <w:r/>
+            <w:r>
+              <w:t>721.25</w:t>
+            </w:r>
+          </w:p>
+        </w:tc>
+        <w:tc>
+          <w:tcPr>
+            <w:tcW w:type="dxa" w:w="2016"/>
+            <w:shd w:fill="F8FAFC"/>
+            <w:tcMar>
+              <w:top w:w="100" w:type="dxa"/>
+              <w:bottom w:w="100" w:type="dxa"/>
+              <w:left w:w="120" w:type="dxa"/>
+              <w:right w:w="120" w:type="dxa"/>
+            </w:tcMar>
+            <w:tcBorders>
+              <w:top w:val="single" w:sz="4" w:space="0" w:color="CCCCCC"/>
+              <w:bottom w:val="single" w:sz="4" w:space="0" w:color="CCCCCC"/>
+              <w:left w:val="single" w:sz="4" w:space="0" w:color="CCCCCC"/>
+              <w:right w:val="single" w:sz="4" w:space="0" w:color="CCCCCC"/>
+            </w:tcBorders>
+          </w:tcPr>
+          <w:p>
+            <w:pPr>
+              <w:spacing w:before="60" w:after="60" w:line="252" w:lineRule="auto"/>
+              <w:jc w:val="left"/>
+            </w:pPr>
+            <w:r/>
+            <w:r>
+              <w:t>730.50</w:t>
+            </w:r>
+          </w:p>
+        </w:tc>
+        <w:tc>
+          <w:tcPr>
+            <w:tcW w:type="dxa" w:w="1152"/>
+            <w:shd w:fill="F8FAFC"/>
+            <w:tcMar>
+              <w:top w:w="100" w:type="dxa"/>
+              <w:bottom w:w="100" w:type="dxa"/>
+              <w:left w:w="120" w:type="dxa"/>
+              <w:right w:w="120" w:type="dxa"/>
+            </w:tcMar>
+            <w:tcBorders>
+              <w:top w:val="single" w:sz="4" w:space="0" w:color="CCCCCC"/>
+              <w:bottom w:val="single" w:sz="4" w:space="0" w:color="CCCCCC"/>
+              <w:left w:val="single" w:sz="4" w:space="0" w:color="CCCCCC"/>
+              <w:right w:val="single" w:sz="4" w:space="0" w:color="CCCCCC"/>
+            </w:tcBorders>
+          </w:tcPr>
+          <w:p>
+            <w:pPr>
+              <w:spacing w:before="60" w:after="60" w:line="252" w:lineRule="auto"/>
+              <w:jc w:val="left"/>
+            </w:pPr>
+            <w:r/>
+            <w:r>
+              <w:t>714.75</w:t>
+            </w:r>
+          </w:p>
+        </w:tc>
+        <w:tc>
+          <w:tcPr>
+            <w:tcW w:type="dxa" w:w="1728"/>
+            <w:shd w:fill="F8FAFC"/>
+            <w:tcMar>
+              <w:top w:w="100" w:type="dxa"/>
+              <w:bottom w:w="100" w:type="dxa"/>
+              <w:left w:w="120" w:type="dxa"/>
+              <w:right w:w="120" w:type="dxa"/>
+            </w:tcMar>
+            <w:tcBorders>
+              <w:top w:val="single" w:sz="4" w:space="0" w:color="CCCCCC"/>
+              <w:bottom w:val="single" w:sz="4" w:space="0" w:color="CCCCCC"/>
+              <w:left w:val="single" w:sz="4" w:space="0" w:color="CCCCCC"/>
+              <w:right w:val="single" w:sz="4" w:space="0" w:color="CCCCCC"/>
+            </w:tcBorders>
+          </w:tcPr>
+          <w:p>
+            <w:pPr>
+              <w:spacing w:before="60" w:after="60" w:line="252" w:lineRule="auto"/>
+              <w:jc w:val="left"/>
+            </w:pPr>
+            <w:r/>
+            <w:r>
+              <w:rPr>
+                <w:b/>
+              </w:rPr>
+              <w:t>720.50</w:t>
+            </w:r>
+          </w:p>
+        </w:tc>
+        <w:tc>
+          <w:tcPr>
+            <w:tcW w:type="dxa" w:w="3456"/>
+            <w:shd w:fill="F8FAFC"/>
             <w:tcMar>
               <w:top w:w="100" w:type="dxa"/>
               <w:bottom w:w="100" w:type="dxa"/>
@@ -27506,7 +30091,7 @@
         <w:tc>
           <w:tcPr>
             <w:tcW w:type="dxa" w:w="1440"/>
-            <w:shd w:fill="FFFFFF"/>
+            <w:shd w:fill="F8FAFC"/>
             <w:tcMar>
               <w:top w:w="100" w:type="dxa"/>
               <w:bottom w:w="100" w:type="dxa"/>
@@ -27536,7 +30121,7 @@
         <w:tc>
           <w:tcPr>
             <w:tcW w:type="dxa" w:w="1584"/>
-            <w:shd w:fill="F8FAFC"/>
+            <w:shd w:fill="FFFFFF"/>
             <w:tcMar>
               <w:top w:w="100" w:type="dxa"/>
               <w:bottom w:w="100" w:type="dxa"/>
@@ -27560,126 +30145,126 @@
               <w:rPr>
                 <w:b/>
               </w:rPr>
-              <w:t>Wed 26/08</w:t>
+              <w:t>Fri 28/08</w:t>
             </w:r>
           </w:p>
         </w:tc>
         <w:tc>
           <w:tcPr>
             <w:tcW w:type="dxa" w:w="864"/>
-            <w:shd w:fill="F8FAFC"/>
-            <w:tcMar>
-              <w:top w:w="100" w:type="dxa"/>
-              <w:bottom w:w="100" w:type="dxa"/>
-              <w:left w:w="120" w:type="dxa"/>
-              <w:right w:w="120" w:type="dxa"/>
-            </w:tcMar>
-            <w:tcBorders>
-              <w:top w:val="single" w:sz="4" w:space="0" w:color="CCCCCC"/>
-              <w:bottom w:val="single" w:sz="4" w:space="0" w:color="CCCCCC"/>
-              <w:left w:val="single" w:sz="4" w:space="0" w:color="CCCCCC"/>
-              <w:right w:val="single" w:sz="4" w:space="0" w:color="CCCCCC"/>
-            </w:tcBorders>
-          </w:tcPr>
-          <w:p>
-            <w:pPr>
-              <w:spacing w:before="60" w:after="60" w:line="252" w:lineRule="auto"/>
-              <w:jc w:val="left"/>
-            </w:pPr>
-            <w:r/>
-            <w:r>
-              <w:t>London 15-19</w:t>
+            <w:shd w:fill="FFFFFF"/>
+            <w:tcMar>
+              <w:top w:w="100" w:type="dxa"/>
+              <w:bottom w:w="100" w:type="dxa"/>
+              <w:left w:w="120" w:type="dxa"/>
+              <w:right w:w="120" w:type="dxa"/>
+            </w:tcMar>
+            <w:tcBorders>
+              <w:top w:val="single" w:sz="4" w:space="0" w:color="CCCCCC"/>
+              <w:bottom w:val="single" w:sz="4" w:space="0" w:color="CCCCCC"/>
+              <w:left w:val="single" w:sz="4" w:space="0" w:color="CCCCCC"/>
+              <w:right w:val="single" w:sz="4" w:space="0" w:color="CCCCCC"/>
+            </w:tcBorders>
+          </w:tcPr>
+          <w:p>
+            <w:pPr>
+              <w:spacing w:before="60" w:after="60" w:line="252" w:lineRule="auto"/>
+              <w:jc w:val="left"/>
+            </w:pPr>
+            <w:r/>
+            <w:r>
+              <w:t>Asia 11-15</w:t>
             </w:r>
           </w:p>
         </w:tc>
         <w:tc>
           <w:tcPr>
             <w:tcW w:type="dxa" w:w="1440"/>
-            <w:shd w:fill="F8FAFC"/>
-            <w:tcMar>
-              <w:top w:w="100" w:type="dxa"/>
-              <w:bottom w:w="100" w:type="dxa"/>
-              <w:left w:w="120" w:type="dxa"/>
-              <w:right w:w="120" w:type="dxa"/>
-            </w:tcMar>
-            <w:tcBorders>
-              <w:top w:val="single" w:sz="4" w:space="0" w:color="CCCCCC"/>
-              <w:bottom w:val="single" w:sz="4" w:space="0" w:color="CCCCCC"/>
-              <w:left w:val="single" w:sz="4" w:space="0" w:color="CCCCCC"/>
-              <w:right w:val="single" w:sz="4" w:space="0" w:color="CCCCCC"/>
-            </w:tcBorders>
-          </w:tcPr>
-          <w:p>
-            <w:pPr>
-              <w:spacing w:before="60" w:after="60" w:line="252" w:lineRule="auto"/>
-              <w:jc w:val="left"/>
-            </w:pPr>
-            <w:r/>
-            <w:r>
-              <w:t>714.75</w:t>
+            <w:shd w:fill="FFFFFF"/>
+            <w:tcMar>
+              <w:top w:w="100" w:type="dxa"/>
+              <w:bottom w:w="100" w:type="dxa"/>
+              <w:left w:w="120" w:type="dxa"/>
+              <w:right w:w="120" w:type="dxa"/>
+            </w:tcMar>
+            <w:tcBorders>
+              <w:top w:val="single" w:sz="4" w:space="0" w:color="CCCCCC"/>
+              <w:bottom w:val="single" w:sz="4" w:space="0" w:color="CCCCCC"/>
+              <w:left w:val="single" w:sz="4" w:space="0" w:color="CCCCCC"/>
+              <w:right w:val="single" w:sz="4" w:space="0" w:color="CCCCCC"/>
+            </w:tcBorders>
+          </w:tcPr>
+          <w:p>
+            <w:pPr>
+              <w:spacing w:before="60" w:after="60" w:line="252" w:lineRule="auto"/>
+              <w:jc w:val="left"/>
+            </w:pPr>
+            <w:r/>
+            <w:r>
+              <w:t>720.50</w:t>
             </w:r>
           </w:p>
         </w:tc>
         <w:tc>
           <w:tcPr>
             <w:tcW w:type="dxa" w:w="2016"/>
-            <w:shd w:fill="F8FAFC"/>
-            <w:tcMar>
-              <w:top w:w="100" w:type="dxa"/>
-              <w:bottom w:w="100" w:type="dxa"/>
-              <w:left w:w="120" w:type="dxa"/>
-              <w:right w:w="120" w:type="dxa"/>
-            </w:tcMar>
-            <w:tcBorders>
-              <w:top w:val="single" w:sz="4" w:space="0" w:color="CCCCCC"/>
-              <w:bottom w:val="single" w:sz="4" w:space="0" w:color="CCCCCC"/>
-              <w:left w:val="single" w:sz="4" w:space="0" w:color="CCCCCC"/>
-              <w:right w:val="single" w:sz="4" w:space="0" w:color="CCCCCC"/>
-            </w:tcBorders>
-          </w:tcPr>
-          <w:p>
-            <w:pPr>
-              <w:spacing w:before="60" w:after="60" w:line="252" w:lineRule="auto"/>
-              <w:jc w:val="left"/>
-            </w:pPr>
-            <w:r/>
-            <w:r>
-              <w:t>728.25</w:t>
+            <w:shd w:fill="FFFFFF"/>
+            <w:tcMar>
+              <w:top w:w="100" w:type="dxa"/>
+              <w:bottom w:w="100" w:type="dxa"/>
+              <w:left w:w="120" w:type="dxa"/>
+              <w:right w:w="120" w:type="dxa"/>
+            </w:tcMar>
+            <w:tcBorders>
+              <w:top w:val="single" w:sz="4" w:space="0" w:color="CCCCCC"/>
+              <w:bottom w:val="single" w:sz="4" w:space="0" w:color="CCCCCC"/>
+              <w:left w:val="single" w:sz="4" w:space="0" w:color="CCCCCC"/>
+              <w:right w:val="single" w:sz="4" w:space="0" w:color="CCCCCC"/>
+            </w:tcBorders>
+          </w:tcPr>
+          <w:p>
+            <w:pPr>
+              <w:spacing w:before="60" w:after="60" w:line="252" w:lineRule="auto"/>
+              <w:jc w:val="left"/>
+            </w:pPr>
+            <w:r/>
+            <w:r>
+              <w:t>728.00</w:t>
             </w:r>
           </w:p>
         </w:tc>
         <w:tc>
           <w:tcPr>
             <w:tcW w:type="dxa" w:w="1152"/>
-            <w:shd w:fill="F8FAFC"/>
-            <w:tcMar>
-              <w:top w:w="100" w:type="dxa"/>
-              <w:bottom w:w="100" w:type="dxa"/>
-              <w:left w:w="120" w:type="dxa"/>
-              <w:right w:w="120" w:type="dxa"/>
-            </w:tcMar>
-            <w:tcBorders>
-              <w:top w:val="single" w:sz="4" w:space="0" w:color="CCCCCC"/>
-              <w:bottom w:val="single" w:sz="4" w:space="0" w:color="CCCCCC"/>
-              <w:left w:val="single" w:sz="4" w:space="0" w:color="CCCCCC"/>
-              <w:right w:val="single" w:sz="4" w:space="0" w:color="CCCCCC"/>
-            </w:tcBorders>
-          </w:tcPr>
-          <w:p>
-            <w:pPr>
-              <w:spacing w:before="60" w:after="60" w:line="252" w:lineRule="auto"/>
-              <w:jc w:val="left"/>
-            </w:pPr>
-            <w:r/>
-            <w:r>
-              <w:t>701.75</w:t>
+            <w:shd w:fill="FFFFFF"/>
+            <w:tcMar>
+              <w:top w:w="100" w:type="dxa"/>
+              <w:bottom w:w="100" w:type="dxa"/>
+              <w:left w:w="120" w:type="dxa"/>
+              <w:right w:w="120" w:type="dxa"/>
+            </w:tcMar>
+            <w:tcBorders>
+              <w:top w:val="single" w:sz="4" w:space="0" w:color="CCCCCC"/>
+              <w:bottom w:val="single" w:sz="4" w:space="0" w:color="CCCCCC"/>
+              <w:left w:val="single" w:sz="4" w:space="0" w:color="CCCCCC"/>
+              <w:right w:val="single" w:sz="4" w:space="0" w:color="CCCCCC"/>
+            </w:tcBorders>
+          </w:tcPr>
+          <w:p>
+            <w:pPr>
+              <w:spacing w:before="60" w:after="60" w:line="252" w:lineRule="auto"/>
+              <w:jc w:val="left"/>
+            </w:pPr>
+            <w:r/>
+            <w:r>
+              <w:t>714.50</w:t>
             </w:r>
           </w:p>
         </w:tc>
         <w:tc>
           <w:tcPr>
             <w:tcW w:type="dxa" w:w="1728"/>
-            <w:shd w:fill="F8FAFC"/>
+            <w:shd w:fill="FFFFFF"/>
             <w:tcMar>
               <w:top w:w="100" w:type="dxa"/>
               <w:bottom w:w="100" w:type="dxa"/>
@@ -27703,7 +30288,712 @@
               <w:rPr>
                 <w:b/>
               </w:rPr>
-              <w:t>716.50</w:t>
+              <w:t>719.50</w:t>
+            </w:r>
+          </w:p>
+        </w:tc>
+        <w:tc>
+          <w:tcPr>
+            <w:tcW w:type="dxa" w:w="3456"/>
+            <w:shd w:fill="FFFFFF"/>
+            <w:tcMar>
+              <w:top w:w="100" w:type="dxa"/>
+              <w:bottom w:w="100" w:type="dxa"/>
+              <w:left w:w="120" w:type="dxa"/>
+              <w:right w:w="120" w:type="dxa"/>
+            </w:tcMar>
+            <w:tcBorders>
+              <w:top w:val="single" w:sz="4" w:space="0" w:color="CCCCCC"/>
+              <w:bottom w:val="single" w:sz="4" w:space="0" w:color="CCCCCC"/>
+              <w:left w:val="single" w:sz="4" w:space="0" w:color="CCCCCC"/>
+              <w:right w:val="single" w:sz="4" w:space="0" w:color="CCCCCC"/>
+            </w:tcBorders>
+          </w:tcPr>
+          <w:p>
+            <w:pPr>
+              <w:spacing w:before="60" w:after="60" w:line="252" w:lineRule="auto"/>
+              <w:jc w:val="left"/>
+            </w:pPr>
+            <w:r/>
+            <w:r>
+              <w:rPr>
+                <w:b/>
+              </w:rPr>
+              <w:t>-1.00</w:t>
+            </w:r>
+          </w:p>
+        </w:tc>
+        <w:tc>
+          <w:tcPr>
+            <w:tcW w:type="dxa" w:w="1440"/>
+            <w:shd w:fill="FFFFFF"/>
+            <w:tcMar>
+              <w:top w:w="100" w:type="dxa"/>
+              <w:bottom w:w="100" w:type="dxa"/>
+              <w:left w:w="120" w:type="dxa"/>
+              <w:right w:w="120" w:type="dxa"/>
+            </w:tcMar>
+            <w:tcBorders>
+              <w:top w:val="single" w:sz="4" w:space="0" w:color="CCCCCC"/>
+              <w:bottom w:val="single" w:sz="4" w:space="0" w:color="CCCCCC"/>
+              <w:left w:val="single" w:sz="4" w:space="0" w:color="CCCCCC"/>
+              <w:right w:val="single" w:sz="4" w:space="0" w:color="CCCCCC"/>
+            </w:tcBorders>
+          </w:tcPr>
+          <w:p>
+            <w:pPr>
+              <w:spacing w:before="60" w:after="60" w:line="252" w:lineRule="auto"/>
+              <w:jc w:val="left"/>
+            </w:pPr>
+            <w:r/>
+            <w:r>
+              <w:t>BEAR</w:t>
+            </w:r>
+          </w:p>
+        </w:tc>
+      </w:tr>
+      <w:tr>
+        <w:tc>
+          <w:tcPr>
+            <w:tcW w:type="dxa" w:w="1584"/>
+            <w:shd w:fill="F8FAFC"/>
+            <w:tcMar>
+              <w:top w:w="100" w:type="dxa"/>
+              <w:bottom w:w="100" w:type="dxa"/>
+              <w:left w:w="120" w:type="dxa"/>
+              <w:right w:w="120" w:type="dxa"/>
+            </w:tcMar>
+            <w:tcBorders>
+              <w:top w:val="single" w:sz="4" w:space="0" w:color="CCCCCC"/>
+              <w:bottom w:val="single" w:sz="4" w:space="0" w:color="CCCCCC"/>
+              <w:left w:val="single" w:sz="4" w:space="0" w:color="CCCCCC"/>
+              <w:right w:val="single" w:sz="4" w:space="0" w:color="CCCCCC"/>
+            </w:tcBorders>
+          </w:tcPr>
+          <w:p>
+            <w:pPr>
+              <w:spacing w:before="60" w:after="60" w:line="252" w:lineRule="auto"/>
+              <w:jc w:val="left"/>
+            </w:pPr>
+            <w:r/>
+            <w:r>
+              <w:rPr>
+                <w:b/>
+              </w:rPr>
+              <w:t>Fri 28/08</w:t>
+            </w:r>
+          </w:p>
+        </w:tc>
+        <w:tc>
+          <w:tcPr>
+            <w:tcW w:type="dxa" w:w="864"/>
+            <w:shd w:fill="F8FAFC"/>
+            <w:tcMar>
+              <w:top w:w="100" w:type="dxa"/>
+              <w:bottom w:w="100" w:type="dxa"/>
+              <w:left w:w="120" w:type="dxa"/>
+              <w:right w:w="120" w:type="dxa"/>
+            </w:tcMar>
+            <w:tcBorders>
+              <w:top w:val="single" w:sz="4" w:space="0" w:color="CCCCCC"/>
+              <w:bottom w:val="single" w:sz="4" w:space="0" w:color="CCCCCC"/>
+              <w:left w:val="single" w:sz="4" w:space="0" w:color="CCCCCC"/>
+              <w:right w:val="single" w:sz="4" w:space="0" w:color="CCCCCC"/>
+            </w:tcBorders>
+          </w:tcPr>
+          <w:p>
+            <w:pPr>
+              <w:spacing w:before="60" w:after="60" w:line="252" w:lineRule="auto"/>
+              <w:jc w:val="left"/>
+            </w:pPr>
+            <w:r/>
+            <w:r>
+              <w:t>London 15-19</w:t>
+            </w:r>
+          </w:p>
+        </w:tc>
+        <w:tc>
+          <w:tcPr>
+            <w:tcW w:type="dxa" w:w="1440"/>
+            <w:shd w:fill="F8FAFC"/>
+            <w:tcMar>
+              <w:top w:w="100" w:type="dxa"/>
+              <w:bottom w:w="100" w:type="dxa"/>
+              <w:left w:w="120" w:type="dxa"/>
+              <w:right w:w="120" w:type="dxa"/>
+            </w:tcMar>
+            <w:tcBorders>
+              <w:top w:val="single" w:sz="4" w:space="0" w:color="CCCCCC"/>
+              <w:bottom w:val="single" w:sz="4" w:space="0" w:color="CCCCCC"/>
+              <w:left w:val="single" w:sz="4" w:space="0" w:color="CCCCCC"/>
+              <w:right w:val="single" w:sz="4" w:space="0" w:color="CCCCCC"/>
+            </w:tcBorders>
+          </w:tcPr>
+          <w:p>
+            <w:pPr>
+              <w:spacing w:before="60" w:after="60" w:line="252" w:lineRule="auto"/>
+              <w:jc w:val="left"/>
+            </w:pPr>
+            <w:r/>
+            <w:r>
+              <w:t>719.50</w:t>
+            </w:r>
+          </w:p>
+        </w:tc>
+        <w:tc>
+          <w:tcPr>
+            <w:tcW w:type="dxa" w:w="2016"/>
+            <w:shd w:fill="F8FAFC"/>
+            <w:tcMar>
+              <w:top w:w="100" w:type="dxa"/>
+              <w:bottom w:w="100" w:type="dxa"/>
+              <w:left w:w="120" w:type="dxa"/>
+              <w:right w:w="120" w:type="dxa"/>
+            </w:tcMar>
+            <w:tcBorders>
+              <w:top w:val="single" w:sz="4" w:space="0" w:color="CCCCCC"/>
+              <w:bottom w:val="single" w:sz="4" w:space="0" w:color="CCCCCC"/>
+              <w:left w:val="single" w:sz="4" w:space="0" w:color="CCCCCC"/>
+              <w:right w:val="single" w:sz="4" w:space="0" w:color="CCCCCC"/>
+            </w:tcBorders>
+          </w:tcPr>
+          <w:p>
+            <w:pPr>
+              <w:spacing w:before="60" w:after="60" w:line="252" w:lineRule="auto"/>
+              <w:jc w:val="left"/>
+            </w:pPr>
+            <w:r/>
+            <w:r>
+              <w:t>726.50</w:t>
+            </w:r>
+          </w:p>
+        </w:tc>
+        <w:tc>
+          <w:tcPr>
+            <w:tcW w:type="dxa" w:w="1152"/>
+            <w:shd w:fill="F8FAFC"/>
+            <w:tcMar>
+              <w:top w:w="100" w:type="dxa"/>
+              <w:bottom w:w="100" w:type="dxa"/>
+              <w:left w:w="120" w:type="dxa"/>
+              <w:right w:w="120" w:type="dxa"/>
+            </w:tcMar>
+            <w:tcBorders>
+              <w:top w:val="single" w:sz="4" w:space="0" w:color="CCCCCC"/>
+              <w:bottom w:val="single" w:sz="4" w:space="0" w:color="CCCCCC"/>
+              <w:left w:val="single" w:sz="4" w:space="0" w:color="CCCCCC"/>
+              <w:right w:val="single" w:sz="4" w:space="0" w:color="CCCCCC"/>
+            </w:tcBorders>
+          </w:tcPr>
+          <w:p>
+            <w:pPr>
+              <w:spacing w:before="60" w:after="60" w:line="252" w:lineRule="auto"/>
+              <w:jc w:val="left"/>
+            </w:pPr>
+            <w:r/>
+            <w:r>
+              <w:t>706.00</w:t>
+            </w:r>
+          </w:p>
+        </w:tc>
+        <w:tc>
+          <w:tcPr>
+            <w:tcW w:type="dxa" w:w="1728"/>
+            <w:shd w:fill="F8FAFC"/>
+            <w:tcMar>
+              <w:top w:w="100" w:type="dxa"/>
+              <w:bottom w:w="100" w:type="dxa"/>
+              <w:left w:w="120" w:type="dxa"/>
+              <w:right w:w="120" w:type="dxa"/>
+            </w:tcMar>
+            <w:tcBorders>
+              <w:top w:val="single" w:sz="4" w:space="0" w:color="CCCCCC"/>
+              <w:bottom w:val="single" w:sz="4" w:space="0" w:color="CCCCCC"/>
+              <w:left w:val="single" w:sz="4" w:space="0" w:color="CCCCCC"/>
+              <w:right w:val="single" w:sz="4" w:space="0" w:color="CCCCCC"/>
+            </w:tcBorders>
+          </w:tcPr>
+          <w:p>
+            <w:pPr>
+              <w:spacing w:before="60" w:after="60" w:line="252" w:lineRule="auto"/>
+              <w:jc w:val="left"/>
+            </w:pPr>
+            <w:r/>
+            <w:r>
+              <w:rPr>
+                <w:b/>
+              </w:rPr>
+              <w:t>720.25</w:t>
+            </w:r>
+          </w:p>
+        </w:tc>
+        <w:tc>
+          <w:tcPr>
+            <w:tcW w:type="dxa" w:w="3456"/>
+            <w:shd w:fill="F8FAFC"/>
+            <w:tcMar>
+              <w:top w:w="100" w:type="dxa"/>
+              <w:bottom w:w="100" w:type="dxa"/>
+              <w:left w:w="120" w:type="dxa"/>
+              <w:right w:w="120" w:type="dxa"/>
+            </w:tcMar>
+            <w:tcBorders>
+              <w:top w:val="single" w:sz="4" w:space="0" w:color="CCCCCC"/>
+              <w:bottom w:val="single" w:sz="4" w:space="0" w:color="CCCCCC"/>
+              <w:left w:val="single" w:sz="4" w:space="0" w:color="CCCCCC"/>
+              <w:right w:val="single" w:sz="4" w:space="0" w:color="CCCCCC"/>
+            </w:tcBorders>
+          </w:tcPr>
+          <w:p>
+            <w:pPr>
+              <w:spacing w:before="60" w:after="60" w:line="252" w:lineRule="auto"/>
+              <w:jc w:val="left"/>
+            </w:pPr>
+            <w:r/>
+            <w:r>
+              <w:rPr>
+                <w:b/>
+              </w:rPr>
+              <w:t>+0.75</w:t>
+            </w:r>
+          </w:p>
+        </w:tc>
+        <w:tc>
+          <w:tcPr>
+            <w:tcW w:type="dxa" w:w="1440"/>
+            <w:shd w:fill="F8FAFC"/>
+            <w:tcMar>
+              <w:top w:w="100" w:type="dxa"/>
+              <w:bottom w:w="100" w:type="dxa"/>
+              <w:left w:w="120" w:type="dxa"/>
+              <w:right w:w="120" w:type="dxa"/>
+            </w:tcMar>
+            <w:tcBorders>
+              <w:top w:val="single" w:sz="4" w:space="0" w:color="CCCCCC"/>
+              <w:bottom w:val="single" w:sz="4" w:space="0" w:color="CCCCCC"/>
+              <w:left w:val="single" w:sz="4" w:space="0" w:color="CCCCCC"/>
+              <w:right w:val="single" w:sz="4" w:space="0" w:color="CCCCCC"/>
+            </w:tcBorders>
+          </w:tcPr>
+          <w:p>
+            <w:pPr>
+              <w:spacing w:before="60" w:after="60" w:line="252" w:lineRule="auto"/>
+              <w:jc w:val="left"/>
+            </w:pPr>
+            <w:r/>
+            <w:r>
+              <w:t>BULL</w:t>
+            </w:r>
+          </w:p>
+        </w:tc>
+      </w:tr>
+      <w:tr>
+        <w:tc>
+          <w:tcPr>
+            <w:tcW w:type="dxa" w:w="1584"/>
+            <w:shd w:fill="FFFFFF"/>
+            <w:tcMar>
+              <w:top w:w="100" w:type="dxa"/>
+              <w:bottom w:w="100" w:type="dxa"/>
+              <w:left w:w="120" w:type="dxa"/>
+              <w:right w:w="120" w:type="dxa"/>
+            </w:tcMar>
+            <w:tcBorders>
+              <w:top w:val="single" w:sz="4" w:space="0" w:color="CCCCCC"/>
+              <w:bottom w:val="single" w:sz="4" w:space="0" w:color="CCCCCC"/>
+              <w:left w:val="single" w:sz="4" w:space="0" w:color="CCCCCC"/>
+              <w:right w:val="single" w:sz="4" w:space="0" w:color="CCCCCC"/>
+            </w:tcBorders>
+          </w:tcPr>
+          <w:p>
+            <w:pPr>
+              <w:spacing w:before="60" w:after="60" w:line="252" w:lineRule="auto"/>
+              <w:jc w:val="left"/>
+            </w:pPr>
+            <w:r/>
+            <w:r>
+              <w:rPr>
+                <w:b/>
+              </w:rPr>
+              <w:t>Fri 28/08</w:t>
+            </w:r>
+          </w:p>
+        </w:tc>
+        <w:tc>
+          <w:tcPr>
+            <w:tcW w:type="dxa" w:w="864"/>
+            <w:shd w:fill="FFFFFF"/>
+            <w:tcMar>
+              <w:top w:w="100" w:type="dxa"/>
+              <w:bottom w:w="100" w:type="dxa"/>
+              <w:left w:w="120" w:type="dxa"/>
+              <w:right w:w="120" w:type="dxa"/>
+            </w:tcMar>
+            <w:tcBorders>
+              <w:top w:val="single" w:sz="4" w:space="0" w:color="CCCCCC"/>
+              <w:bottom w:val="single" w:sz="4" w:space="0" w:color="CCCCCC"/>
+              <w:left w:val="single" w:sz="4" w:space="0" w:color="CCCCCC"/>
+              <w:right w:val="single" w:sz="4" w:space="0" w:color="CCCCCC"/>
+            </w:tcBorders>
+          </w:tcPr>
+          <w:p>
+            <w:pPr>
+              <w:spacing w:before="60" w:after="60" w:line="252" w:lineRule="auto"/>
+              <w:jc w:val="left"/>
+            </w:pPr>
+            <w:r/>
+            <w:r>
+              <w:t>Pre-NY 19-21</w:t>
+            </w:r>
+          </w:p>
+        </w:tc>
+        <w:tc>
+          <w:tcPr>
+            <w:tcW w:type="dxa" w:w="1440"/>
+            <w:shd w:fill="FFFFFF"/>
+            <w:tcMar>
+              <w:top w:w="100" w:type="dxa"/>
+              <w:bottom w:w="100" w:type="dxa"/>
+              <w:left w:w="120" w:type="dxa"/>
+              <w:right w:w="120" w:type="dxa"/>
+            </w:tcMar>
+            <w:tcBorders>
+              <w:top w:val="single" w:sz="4" w:space="0" w:color="CCCCCC"/>
+              <w:bottom w:val="single" w:sz="4" w:space="0" w:color="CCCCCC"/>
+              <w:left w:val="single" w:sz="4" w:space="0" w:color="CCCCCC"/>
+              <w:right w:val="single" w:sz="4" w:space="0" w:color="CCCCCC"/>
+            </w:tcBorders>
+          </w:tcPr>
+          <w:p>
+            <w:pPr>
+              <w:spacing w:before="60" w:after="60" w:line="252" w:lineRule="auto"/>
+              <w:jc w:val="left"/>
+            </w:pPr>
+            <w:r/>
+            <w:r>
+              <w:t>720.25</w:t>
+            </w:r>
+          </w:p>
+        </w:tc>
+        <w:tc>
+          <w:tcPr>
+            <w:tcW w:type="dxa" w:w="2016"/>
+            <w:shd w:fill="FFFFFF"/>
+            <w:tcMar>
+              <w:top w:w="100" w:type="dxa"/>
+              <w:bottom w:w="100" w:type="dxa"/>
+              <w:left w:w="120" w:type="dxa"/>
+              <w:right w:w="120" w:type="dxa"/>
+            </w:tcMar>
+            <w:tcBorders>
+              <w:top w:val="single" w:sz="4" w:space="0" w:color="CCCCCC"/>
+              <w:bottom w:val="single" w:sz="4" w:space="0" w:color="CCCCCC"/>
+              <w:left w:val="single" w:sz="4" w:space="0" w:color="CCCCCC"/>
+              <w:right w:val="single" w:sz="4" w:space="0" w:color="CCCCCC"/>
+            </w:tcBorders>
+          </w:tcPr>
+          <w:p>
+            <w:pPr>
+              <w:spacing w:before="60" w:after="60" w:line="252" w:lineRule="auto"/>
+              <w:jc w:val="left"/>
+            </w:pPr>
+            <w:r/>
+            <w:r>
+              <w:t>729.50</w:t>
+            </w:r>
+          </w:p>
+        </w:tc>
+        <w:tc>
+          <w:tcPr>
+            <w:tcW w:type="dxa" w:w="1152"/>
+            <w:shd w:fill="FFFFFF"/>
+            <w:tcMar>
+              <w:top w:w="100" w:type="dxa"/>
+              <w:bottom w:w="100" w:type="dxa"/>
+              <w:left w:w="120" w:type="dxa"/>
+              <w:right w:w="120" w:type="dxa"/>
+            </w:tcMar>
+            <w:tcBorders>
+              <w:top w:val="single" w:sz="4" w:space="0" w:color="CCCCCC"/>
+              <w:bottom w:val="single" w:sz="4" w:space="0" w:color="CCCCCC"/>
+              <w:left w:val="single" w:sz="4" w:space="0" w:color="CCCCCC"/>
+              <w:right w:val="single" w:sz="4" w:space="0" w:color="CCCCCC"/>
+            </w:tcBorders>
+          </w:tcPr>
+          <w:p>
+            <w:pPr>
+              <w:spacing w:before="60" w:after="60" w:line="252" w:lineRule="auto"/>
+              <w:jc w:val="left"/>
+            </w:pPr>
+            <w:r/>
+            <w:r>
+              <w:t>713.00</w:t>
+            </w:r>
+          </w:p>
+        </w:tc>
+        <w:tc>
+          <w:tcPr>
+            <w:tcW w:type="dxa" w:w="1728"/>
+            <w:shd w:fill="FFFFFF"/>
+            <w:tcMar>
+              <w:top w:w="100" w:type="dxa"/>
+              <w:bottom w:w="100" w:type="dxa"/>
+              <w:left w:w="120" w:type="dxa"/>
+              <w:right w:w="120" w:type="dxa"/>
+            </w:tcMar>
+            <w:tcBorders>
+              <w:top w:val="single" w:sz="4" w:space="0" w:color="CCCCCC"/>
+              <w:bottom w:val="single" w:sz="4" w:space="0" w:color="CCCCCC"/>
+              <w:left w:val="single" w:sz="4" w:space="0" w:color="CCCCCC"/>
+              <w:right w:val="single" w:sz="4" w:space="0" w:color="CCCCCC"/>
+            </w:tcBorders>
+          </w:tcPr>
+          <w:p>
+            <w:pPr>
+              <w:spacing w:before="60" w:after="60" w:line="252" w:lineRule="auto"/>
+              <w:jc w:val="left"/>
+            </w:pPr>
+            <w:r/>
+            <w:r>
+              <w:rPr>
+                <w:b/>
+              </w:rPr>
+              <w:t>720.00</w:t>
+            </w:r>
+          </w:p>
+        </w:tc>
+        <w:tc>
+          <w:tcPr>
+            <w:tcW w:type="dxa" w:w="3456"/>
+            <w:shd w:fill="FFFFFF"/>
+            <w:tcMar>
+              <w:top w:w="100" w:type="dxa"/>
+              <w:bottom w:w="100" w:type="dxa"/>
+              <w:left w:w="120" w:type="dxa"/>
+              <w:right w:w="120" w:type="dxa"/>
+            </w:tcMar>
+            <w:tcBorders>
+              <w:top w:val="single" w:sz="4" w:space="0" w:color="CCCCCC"/>
+              <w:bottom w:val="single" w:sz="4" w:space="0" w:color="CCCCCC"/>
+              <w:left w:val="single" w:sz="4" w:space="0" w:color="CCCCCC"/>
+              <w:right w:val="single" w:sz="4" w:space="0" w:color="CCCCCC"/>
+            </w:tcBorders>
+          </w:tcPr>
+          <w:p>
+            <w:pPr>
+              <w:spacing w:before="60" w:after="60" w:line="252" w:lineRule="auto"/>
+              <w:jc w:val="left"/>
+            </w:pPr>
+            <w:r/>
+            <w:r>
+              <w:rPr>
+                <w:b/>
+              </w:rPr>
+              <w:t>-0.25</w:t>
+            </w:r>
+          </w:p>
+        </w:tc>
+        <w:tc>
+          <w:tcPr>
+            <w:tcW w:type="dxa" w:w="1440"/>
+            <w:shd w:fill="FFFFFF"/>
+            <w:tcMar>
+              <w:top w:w="100" w:type="dxa"/>
+              <w:bottom w:w="100" w:type="dxa"/>
+              <w:left w:w="120" w:type="dxa"/>
+              <w:right w:w="120" w:type="dxa"/>
+            </w:tcMar>
+            <w:tcBorders>
+              <w:top w:val="single" w:sz="4" w:space="0" w:color="CCCCCC"/>
+              <w:bottom w:val="single" w:sz="4" w:space="0" w:color="CCCCCC"/>
+              <w:left w:val="single" w:sz="4" w:space="0" w:color="CCCCCC"/>
+              <w:right w:val="single" w:sz="4" w:space="0" w:color="CCCCCC"/>
+            </w:tcBorders>
+          </w:tcPr>
+          <w:p>
+            <w:pPr>
+              <w:spacing w:before="60" w:after="60" w:line="252" w:lineRule="auto"/>
+              <w:jc w:val="left"/>
+            </w:pPr>
+            <w:r/>
+            <w:r>
+              <w:t>BEAR</w:t>
+            </w:r>
+          </w:p>
+        </w:tc>
+      </w:tr>
+      <w:tr>
+        <w:tc>
+          <w:tcPr>
+            <w:tcW w:type="dxa" w:w="1584"/>
+            <w:shd w:fill="F8FAFC"/>
+            <w:tcMar>
+              <w:top w:w="100" w:type="dxa"/>
+              <w:bottom w:w="100" w:type="dxa"/>
+              <w:left w:w="120" w:type="dxa"/>
+              <w:right w:w="120" w:type="dxa"/>
+            </w:tcMar>
+            <w:tcBorders>
+              <w:top w:val="single" w:sz="4" w:space="0" w:color="CCCCCC"/>
+              <w:bottom w:val="single" w:sz="4" w:space="0" w:color="CCCCCC"/>
+              <w:left w:val="single" w:sz="4" w:space="0" w:color="CCCCCC"/>
+              <w:right w:val="single" w:sz="4" w:space="0" w:color="CCCCCC"/>
+            </w:tcBorders>
+          </w:tcPr>
+          <w:p>
+            <w:pPr>
+              <w:spacing w:before="60" w:after="60" w:line="252" w:lineRule="auto"/>
+              <w:jc w:val="left"/>
+            </w:pPr>
+            <w:r/>
+            <w:r>
+              <w:rPr>
+                <w:b/>
+              </w:rPr>
+              <w:t>Fri 28/08</w:t>
+            </w:r>
+          </w:p>
+        </w:tc>
+        <w:tc>
+          <w:tcPr>
+            <w:tcW w:type="dxa" w:w="864"/>
+            <w:shd w:fill="F8FAFC"/>
+            <w:tcMar>
+              <w:top w:w="100" w:type="dxa"/>
+              <w:bottom w:w="100" w:type="dxa"/>
+              <w:left w:w="120" w:type="dxa"/>
+              <w:right w:w="120" w:type="dxa"/>
+            </w:tcMar>
+            <w:tcBorders>
+              <w:top w:val="single" w:sz="4" w:space="0" w:color="CCCCCC"/>
+              <w:bottom w:val="single" w:sz="4" w:space="0" w:color="CCCCCC"/>
+              <w:left w:val="single" w:sz="4" w:space="0" w:color="CCCCCC"/>
+              <w:right w:val="single" w:sz="4" w:space="0" w:color="CCCCCC"/>
+            </w:tcBorders>
+          </w:tcPr>
+          <w:p>
+            <w:pPr>
+              <w:spacing w:before="60" w:after="60" w:line="252" w:lineRule="auto"/>
+              <w:jc w:val="left"/>
+            </w:pPr>
+            <w:r/>
+            <w:r>
+              <w:t>NY Open 21-23</w:t>
+            </w:r>
+          </w:p>
+        </w:tc>
+        <w:tc>
+          <w:tcPr>
+            <w:tcW w:type="dxa" w:w="1440"/>
+            <w:shd w:fill="F8FAFC"/>
+            <w:tcMar>
+              <w:top w:w="100" w:type="dxa"/>
+              <w:bottom w:w="100" w:type="dxa"/>
+              <w:left w:w="120" w:type="dxa"/>
+              <w:right w:w="120" w:type="dxa"/>
+            </w:tcMar>
+            <w:tcBorders>
+              <w:top w:val="single" w:sz="4" w:space="0" w:color="CCCCCC"/>
+              <w:bottom w:val="single" w:sz="4" w:space="0" w:color="CCCCCC"/>
+              <w:left w:val="single" w:sz="4" w:space="0" w:color="CCCCCC"/>
+              <w:right w:val="single" w:sz="4" w:space="0" w:color="CCCCCC"/>
+            </w:tcBorders>
+          </w:tcPr>
+          <w:p>
+            <w:pPr>
+              <w:spacing w:before="60" w:after="60" w:line="252" w:lineRule="auto"/>
+              <w:jc w:val="left"/>
+            </w:pPr>
+            <w:r/>
+            <w:r>
+              <w:t>720.00</w:t>
+            </w:r>
+          </w:p>
+        </w:tc>
+        <w:tc>
+          <w:tcPr>
+            <w:tcW w:type="dxa" w:w="2016"/>
+            <w:shd w:fill="F8FAFC"/>
+            <w:tcMar>
+              <w:top w:w="100" w:type="dxa"/>
+              <w:bottom w:w="100" w:type="dxa"/>
+              <w:left w:w="120" w:type="dxa"/>
+              <w:right w:w="120" w:type="dxa"/>
+            </w:tcMar>
+            <w:tcBorders>
+              <w:top w:val="single" w:sz="4" w:space="0" w:color="CCCCCC"/>
+              <w:bottom w:val="single" w:sz="4" w:space="0" w:color="CCCCCC"/>
+              <w:left w:val="single" w:sz="4" w:space="0" w:color="CCCCCC"/>
+              <w:right w:val="single" w:sz="4" w:space="0" w:color="CCCCCC"/>
+            </w:tcBorders>
+          </w:tcPr>
+          <w:p>
+            <w:pPr>
+              <w:spacing w:before="60" w:after="60" w:line="252" w:lineRule="auto"/>
+              <w:jc w:val="left"/>
+            </w:pPr>
+            <w:r/>
+            <w:r>
+              <w:t>728.50</w:t>
+            </w:r>
+          </w:p>
+        </w:tc>
+        <w:tc>
+          <w:tcPr>
+            <w:tcW w:type="dxa" w:w="1152"/>
+            <w:shd w:fill="F8FAFC"/>
+            <w:tcMar>
+              <w:top w:w="100" w:type="dxa"/>
+              <w:bottom w:w="100" w:type="dxa"/>
+              <w:left w:w="120" w:type="dxa"/>
+              <w:right w:w="120" w:type="dxa"/>
+            </w:tcMar>
+            <w:tcBorders>
+              <w:top w:val="single" w:sz="4" w:space="0" w:color="CCCCCC"/>
+              <w:bottom w:val="single" w:sz="4" w:space="0" w:color="CCCCCC"/>
+              <w:left w:val="single" w:sz="4" w:space="0" w:color="CCCCCC"/>
+              <w:right w:val="single" w:sz="4" w:space="0" w:color="CCCCCC"/>
+            </w:tcBorders>
+          </w:tcPr>
+          <w:p>
+            <w:pPr>
+              <w:spacing w:before="60" w:after="60" w:line="252" w:lineRule="auto"/>
+              <w:jc w:val="left"/>
+            </w:pPr>
+            <w:r/>
+            <w:r>
+              <w:t>706.00</w:t>
+            </w:r>
+          </w:p>
+        </w:tc>
+        <w:tc>
+          <w:tcPr>
+            <w:tcW w:type="dxa" w:w="1728"/>
+            <w:shd w:fill="F8FAFC"/>
+            <w:tcMar>
+              <w:top w:w="100" w:type="dxa"/>
+              <w:bottom w:w="100" w:type="dxa"/>
+              <w:left w:w="120" w:type="dxa"/>
+              <w:right w:w="120" w:type="dxa"/>
+            </w:tcMar>
+            <w:tcBorders>
+              <w:top w:val="single" w:sz="4" w:space="0" w:color="CCCCCC"/>
+              <w:bottom w:val="single" w:sz="4" w:space="0" w:color="CCCCCC"/>
+              <w:left w:val="single" w:sz="4" w:space="0" w:color="CCCCCC"/>
+              <w:right w:val="single" w:sz="4" w:space="0" w:color="CCCCCC"/>
+            </w:tcBorders>
+          </w:tcPr>
+          <w:p>
+            <w:pPr>
+              <w:spacing w:before="60" w:after="60" w:line="252" w:lineRule="auto"/>
+              <w:jc w:val="left"/>
+            </w:pPr>
+            <w:r/>
+            <w:r>
+              <w:rPr>
+                <w:b/>
+              </w:rPr>
+              <w:t>721.75</w:t>
             </w:r>
           </w:p>
         </w:tc>
@@ -27795,7 +31085,7 @@
               <w:rPr>
                 <w:b/>
               </w:rPr>
-              <w:t>Wed 26/08</w:t>
+              <w:t>Fri 28/08</w:t>
             </w:r>
           </w:p>
         </w:tc>
@@ -27823,7 +31113,7 @@
             </w:pPr>
             <w:r/>
             <w:r>
-              <w:t>Pre-NY 19-21</w:t>
+              <w:t>NY Close 23-01</w:t>
             </w:r>
           </w:p>
         </w:tc>
@@ -27851,7 +31141,7 @@
             </w:pPr>
             <w:r/>
             <w:r>
-              <w:t>716.50</w:t>
+              <w:t>721.75</w:t>
             </w:r>
           </w:p>
         </w:tc>
@@ -27879,7 +31169,7 @@
             </w:pPr>
             <w:r/>
             <w:r>
-              <w:t>725.75</w:t>
+              <w:t>728.00</w:t>
             </w:r>
           </w:p>
         </w:tc>
@@ -27907,7 +31197,7 @@
             </w:pPr>
             <w:r/>
             <w:r>
-              <w:t>705.75</w:t>
+              <w:t>715.25</w:t>
             </w:r>
           </w:p>
         </w:tc>
@@ -27915,1651 +31205,6 @@
           <w:tcPr>
             <w:tcW w:type="dxa" w:w="1728"/>
             <w:shd w:fill="FFFFFF"/>
-            <w:tcMar>
-              <w:top w:w="100" w:type="dxa"/>
-              <w:bottom w:w="100" w:type="dxa"/>
-              <w:left w:w="120" w:type="dxa"/>
-              <w:right w:w="120" w:type="dxa"/>
-            </w:tcMar>
-            <w:tcBorders>
-              <w:top w:val="single" w:sz="4" w:space="0" w:color="CCCCCC"/>
-              <w:bottom w:val="single" w:sz="4" w:space="0" w:color="CCCCCC"/>
-              <w:left w:val="single" w:sz="4" w:space="0" w:color="CCCCCC"/>
-              <w:right w:val="single" w:sz="4" w:space="0" w:color="CCCCCC"/>
-            </w:tcBorders>
-          </w:tcPr>
-          <w:p>
-            <w:pPr>
-              <w:spacing w:before="60" w:after="60" w:line="252" w:lineRule="auto"/>
-              <w:jc w:val="left"/>
-            </w:pPr>
-            <w:r/>
-            <w:r>
-              <w:rPr>
-                <w:b/>
-              </w:rPr>
-              <w:t>717.00</w:t>
-            </w:r>
-          </w:p>
-        </w:tc>
-        <w:tc>
-          <w:tcPr>
-            <w:tcW w:type="dxa" w:w="3456"/>
-            <w:shd w:fill="FFFFFF"/>
-            <w:tcMar>
-              <w:top w:w="100" w:type="dxa"/>
-              <w:bottom w:w="100" w:type="dxa"/>
-              <w:left w:w="120" w:type="dxa"/>
-              <w:right w:w="120" w:type="dxa"/>
-            </w:tcMar>
-            <w:tcBorders>
-              <w:top w:val="single" w:sz="4" w:space="0" w:color="CCCCCC"/>
-              <w:bottom w:val="single" w:sz="4" w:space="0" w:color="CCCCCC"/>
-              <w:left w:val="single" w:sz="4" w:space="0" w:color="CCCCCC"/>
-              <w:right w:val="single" w:sz="4" w:space="0" w:color="CCCCCC"/>
-            </w:tcBorders>
-          </w:tcPr>
-          <w:p>
-            <w:pPr>
-              <w:spacing w:before="60" w:after="60" w:line="252" w:lineRule="auto"/>
-              <w:jc w:val="left"/>
-            </w:pPr>
-            <w:r/>
-            <w:r>
-              <w:rPr>
-                <w:b/>
-              </w:rPr>
-              <w:t>+0.50</w:t>
-            </w:r>
-          </w:p>
-        </w:tc>
-        <w:tc>
-          <w:tcPr>
-            <w:tcW w:type="dxa" w:w="1440"/>
-            <w:shd w:fill="FFFFFF"/>
-            <w:tcMar>
-              <w:top w:w="100" w:type="dxa"/>
-              <w:bottom w:w="100" w:type="dxa"/>
-              <w:left w:w="120" w:type="dxa"/>
-              <w:right w:w="120" w:type="dxa"/>
-            </w:tcMar>
-            <w:tcBorders>
-              <w:top w:val="single" w:sz="4" w:space="0" w:color="CCCCCC"/>
-              <w:bottom w:val="single" w:sz="4" w:space="0" w:color="CCCCCC"/>
-              <w:left w:val="single" w:sz="4" w:space="0" w:color="CCCCCC"/>
-              <w:right w:val="single" w:sz="4" w:space="0" w:color="CCCCCC"/>
-            </w:tcBorders>
-          </w:tcPr>
-          <w:p>
-            <w:pPr>
-              <w:spacing w:before="60" w:after="60" w:line="252" w:lineRule="auto"/>
-              <w:jc w:val="left"/>
-            </w:pPr>
-            <w:r/>
-            <w:r>
-              <w:t>BULL</w:t>
-            </w:r>
-          </w:p>
-        </w:tc>
-      </w:tr>
-      <w:tr>
-        <w:tc>
-          <w:tcPr>
-            <w:tcW w:type="dxa" w:w="1584"/>
-            <w:shd w:fill="F8FAFC"/>
-            <w:tcMar>
-              <w:top w:w="100" w:type="dxa"/>
-              <w:bottom w:w="100" w:type="dxa"/>
-              <w:left w:w="120" w:type="dxa"/>
-              <w:right w:w="120" w:type="dxa"/>
-            </w:tcMar>
-            <w:tcBorders>
-              <w:top w:val="single" w:sz="4" w:space="0" w:color="CCCCCC"/>
-              <w:bottom w:val="single" w:sz="4" w:space="0" w:color="CCCCCC"/>
-              <w:left w:val="single" w:sz="4" w:space="0" w:color="CCCCCC"/>
-              <w:right w:val="single" w:sz="4" w:space="0" w:color="CCCCCC"/>
-            </w:tcBorders>
-          </w:tcPr>
-          <w:p>
-            <w:pPr>
-              <w:spacing w:before="60" w:after="60" w:line="252" w:lineRule="auto"/>
-              <w:jc w:val="left"/>
-            </w:pPr>
-            <w:r/>
-            <w:r>
-              <w:rPr>
-                <w:b/>
-              </w:rPr>
-              <w:t>Wed 26/08</w:t>
-            </w:r>
-          </w:p>
-        </w:tc>
-        <w:tc>
-          <w:tcPr>
-            <w:tcW w:type="dxa" w:w="864"/>
-            <w:shd w:fill="F8FAFC"/>
-            <w:tcMar>
-              <w:top w:w="100" w:type="dxa"/>
-              <w:bottom w:w="100" w:type="dxa"/>
-              <w:left w:w="120" w:type="dxa"/>
-              <w:right w:w="120" w:type="dxa"/>
-            </w:tcMar>
-            <w:tcBorders>
-              <w:top w:val="single" w:sz="4" w:space="0" w:color="CCCCCC"/>
-              <w:bottom w:val="single" w:sz="4" w:space="0" w:color="CCCCCC"/>
-              <w:left w:val="single" w:sz="4" w:space="0" w:color="CCCCCC"/>
-              <w:right w:val="single" w:sz="4" w:space="0" w:color="CCCCCC"/>
-            </w:tcBorders>
-          </w:tcPr>
-          <w:p>
-            <w:pPr>
-              <w:spacing w:before="60" w:after="60" w:line="252" w:lineRule="auto"/>
-              <w:jc w:val="left"/>
-            </w:pPr>
-            <w:r/>
-            <w:r>
-              <w:t>NY Open 21-23</w:t>
-            </w:r>
-          </w:p>
-        </w:tc>
-        <w:tc>
-          <w:tcPr>
-            <w:tcW w:type="dxa" w:w="1440"/>
-            <w:shd w:fill="F8FAFC"/>
-            <w:tcMar>
-              <w:top w:w="100" w:type="dxa"/>
-              <w:bottom w:w="100" w:type="dxa"/>
-              <w:left w:w="120" w:type="dxa"/>
-              <w:right w:w="120" w:type="dxa"/>
-            </w:tcMar>
-            <w:tcBorders>
-              <w:top w:val="single" w:sz="4" w:space="0" w:color="CCCCCC"/>
-              <w:bottom w:val="single" w:sz="4" w:space="0" w:color="CCCCCC"/>
-              <w:left w:val="single" w:sz="4" w:space="0" w:color="CCCCCC"/>
-              <w:right w:val="single" w:sz="4" w:space="0" w:color="CCCCCC"/>
-            </w:tcBorders>
-          </w:tcPr>
-          <w:p>
-            <w:pPr>
-              <w:spacing w:before="60" w:after="60" w:line="252" w:lineRule="auto"/>
-              <w:jc w:val="left"/>
-            </w:pPr>
-            <w:r/>
-            <w:r>
-              <w:t>717.00</w:t>
-            </w:r>
-          </w:p>
-        </w:tc>
-        <w:tc>
-          <w:tcPr>
-            <w:tcW w:type="dxa" w:w="2016"/>
-            <w:shd w:fill="F8FAFC"/>
-            <w:tcMar>
-              <w:top w:w="100" w:type="dxa"/>
-              <w:bottom w:w="100" w:type="dxa"/>
-              <w:left w:w="120" w:type="dxa"/>
-              <w:right w:w="120" w:type="dxa"/>
-            </w:tcMar>
-            <w:tcBorders>
-              <w:top w:val="single" w:sz="4" w:space="0" w:color="CCCCCC"/>
-              <w:bottom w:val="single" w:sz="4" w:space="0" w:color="CCCCCC"/>
-              <w:left w:val="single" w:sz="4" w:space="0" w:color="CCCCCC"/>
-              <w:right w:val="single" w:sz="4" w:space="0" w:color="CCCCCC"/>
-            </w:tcBorders>
-          </w:tcPr>
-          <w:p>
-            <w:pPr>
-              <w:spacing w:before="60" w:after="60" w:line="252" w:lineRule="auto"/>
-              <w:jc w:val="left"/>
-            </w:pPr>
-            <w:r/>
-            <w:r>
-              <w:t>729.25</w:t>
-            </w:r>
-          </w:p>
-        </w:tc>
-        <w:tc>
-          <w:tcPr>
-            <w:tcW w:type="dxa" w:w="1152"/>
-            <w:shd w:fill="F8FAFC"/>
-            <w:tcMar>
-              <w:top w:w="100" w:type="dxa"/>
-              <w:bottom w:w="100" w:type="dxa"/>
-              <w:left w:w="120" w:type="dxa"/>
-              <w:right w:w="120" w:type="dxa"/>
-            </w:tcMar>
-            <w:tcBorders>
-              <w:top w:val="single" w:sz="4" w:space="0" w:color="CCCCCC"/>
-              <w:bottom w:val="single" w:sz="4" w:space="0" w:color="CCCCCC"/>
-              <w:left w:val="single" w:sz="4" w:space="0" w:color="CCCCCC"/>
-              <w:right w:val="single" w:sz="4" w:space="0" w:color="CCCCCC"/>
-            </w:tcBorders>
-          </w:tcPr>
-          <w:p>
-            <w:pPr>
-              <w:spacing w:before="60" w:after="60" w:line="252" w:lineRule="auto"/>
-              <w:jc w:val="left"/>
-            </w:pPr>
-            <w:r/>
-            <w:r>
-              <w:t>702.75</w:t>
-            </w:r>
-          </w:p>
-        </w:tc>
-        <w:tc>
-          <w:tcPr>
-            <w:tcW w:type="dxa" w:w="1728"/>
-            <w:shd w:fill="F8FAFC"/>
-            <w:tcMar>
-              <w:top w:w="100" w:type="dxa"/>
-              <w:bottom w:w="100" w:type="dxa"/>
-              <w:left w:w="120" w:type="dxa"/>
-              <w:right w:w="120" w:type="dxa"/>
-            </w:tcMar>
-            <w:tcBorders>
-              <w:top w:val="single" w:sz="4" w:space="0" w:color="CCCCCC"/>
-              <w:bottom w:val="single" w:sz="4" w:space="0" w:color="CCCCCC"/>
-              <w:left w:val="single" w:sz="4" w:space="0" w:color="CCCCCC"/>
-              <w:right w:val="single" w:sz="4" w:space="0" w:color="CCCCCC"/>
-            </w:tcBorders>
-          </w:tcPr>
-          <w:p>
-            <w:pPr>
-              <w:spacing w:before="60" w:after="60" w:line="252" w:lineRule="auto"/>
-              <w:jc w:val="left"/>
-            </w:pPr>
-            <w:r/>
-            <w:r>
-              <w:rPr>
-                <w:b/>
-              </w:rPr>
-              <w:t>715.50</w:t>
-            </w:r>
-          </w:p>
-        </w:tc>
-        <w:tc>
-          <w:tcPr>
-            <w:tcW w:type="dxa" w:w="3456"/>
-            <w:shd w:fill="F8FAFC"/>
-            <w:tcMar>
-              <w:top w:w="100" w:type="dxa"/>
-              <w:bottom w:w="100" w:type="dxa"/>
-              <w:left w:w="120" w:type="dxa"/>
-              <w:right w:w="120" w:type="dxa"/>
-            </w:tcMar>
-            <w:tcBorders>
-              <w:top w:val="single" w:sz="4" w:space="0" w:color="CCCCCC"/>
-              <w:bottom w:val="single" w:sz="4" w:space="0" w:color="CCCCCC"/>
-              <w:left w:val="single" w:sz="4" w:space="0" w:color="CCCCCC"/>
-              <w:right w:val="single" w:sz="4" w:space="0" w:color="CCCCCC"/>
-            </w:tcBorders>
-          </w:tcPr>
-          <w:p>
-            <w:pPr>
-              <w:spacing w:before="60" w:after="60" w:line="252" w:lineRule="auto"/>
-              <w:jc w:val="left"/>
-            </w:pPr>
-            <w:r/>
-            <w:r>
-              <w:rPr>
-                <w:b/>
-              </w:rPr>
-              <w:t>-1.50</w:t>
-            </w:r>
-          </w:p>
-        </w:tc>
-        <w:tc>
-          <w:tcPr>
-            <w:tcW w:type="dxa" w:w="1440"/>
-            <w:shd w:fill="F8FAFC"/>
-            <w:tcMar>
-              <w:top w:w="100" w:type="dxa"/>
-              <w:bottom w:w="100" w:type="dxa"/>
-              <w:left w:w="120" w:type="dxa"/>
-              <w:right w:w="120" w:type="dxa"/>
-            </w:tcMar>
-            <w:tcBorders>
-              <w:top w:val="single" w:sz="4" w:space="0" w:color="CCCCCC"/>
-              <w:bottom w:val="single" w:sz="4" w:space="0" w:color="CCCCCC"/>
-              <w:left w:val="single" w:sz="4" w:space="0" w:color="CCCCCC"/>
-              <w:right w:val="single" w:sz="4" w:space="0" w:color="CCCCCC"/>
-            </w:tcBorders>
-          </w:tcPr>
-          <w:p>
-            <w:pPr>
-              <w:spacing w:before="60" w:after="60" w:line="252" w:lineRule="auto"/>
-              <w:jc w:val="left"/>
-            </w:pPr>
-            <w:r/>
-            <w:r>
-              <w:t>BEAR</w:t>
-            </w:r>
-          </w:p>
-        </w:tc>
-      </w:tr>
-      <w:tr>
-        <w:tc>
-          <w:tcPr>
-            <w:tcW w:type="dxa" w:w="1584"/>
-            <w:shd w:fill="FFFFFF"/>
-            <w:tcMar>
-              <w:top w:w="100" w:type="dxa"/>
-              <w:bottom w:w="100" w:type="dxa"/>
-              <w:left w:w="120" w:type="dxa"/>
-              <w:right w:w="120" w:type="dxa"/>
-            </w:tcMar>
-            <w:tcBorders>
-              <w:top w:val="single" w:sz="4" w:space="0" w:color="CCCCCC"/>
-              <w:bottom w:val="single" w:sz="4" w:space="0" w:color="CCCCCC"/>
-              <w:left w:val="single" w:sz="4" w:space="0" w:color="CCCCCC"/>
-              <w:right w:val="single" w:sz="4" w:space="0" w:color="CCCCCC"/>
-            </w:tcBorders>
-          </w:tcPr>
-          <w:p>
-            <w:pPr>
-              <w:spacing w:before="60" w:after="60" w:line="252" w:lineRule="auto"/>
-              <w:jc w:val="left"/>
-            </w:pPr>
-            <w:r/>
-            <w:r>
-              <w:rPr>
-                <w:b/>
-              </w:rPr>
-              <w:t>Wed 26/08</w:t>
-            </w:r>
-          </w:p>
-        </w:tc>
-        <w:tc>
-          <w:tcPr>
-            <w:tcW w:type="dxa" w:w="864"/>
-            <w:shd w:fill="FFFFFF"/>
-            <w:tcMar>
-              <w:top w:w="100" w:type="dxa"/>
-              <w:bottom w:w="100" w:type="dxa"/>
-              <w:left w:w="120" w:type="dxa"/>
-              <w:right w:w="120" w:type="dxa"/>
-            </w:tcMar>
-            <w:tcBorders>
-              <w:top w:val="single" w:sz="4" w:space="0" w:color="CCCCCC"/>
-              <w:bottom w:val="single" w:sz="4" w:space="0" w:color="CCCCCC"/>
-              <w:left w:val="single" w:sz="4" w:space="0" w:color="CCCCCC"/>
-              <w:right w:val="single" w:sz="4" w:space="0" w:color="CCCCCC"/>
-            </w:tcBorders>
-          </w:tcPr>
-          <w:p>
-            <w:pPr>
-              <w:spacing w:before="60" w:after="60" w:line="252" w:lineRule="auto"/>
-              <w:jc w:val="left"/>
-            </w:pPr>
-            <w:r/>
-            <w:r>
-              <w:t>NY Close 23-01</w:t>
-            </w:r>
-          </w:p>
-        </w:tc>
-        <w:tc>
-          <w:tcPr>
-            <w:tcW w:type="dxa" w:w="1440"/>
-            <w:shd w:fill="FFFFFF"/>
-            <w:tcMar>
-              <w:top w:w="100" w:type="dxa"/>
-              <w:bottom w:w="100" w:type="dxa"/>
-              <w:left w:w="120" w:type="dxa"/>
-              <w:right w:w="120" w:type="dxa"/>
-            </w:tcMar>
-            <w:tcBorders>
-              <w:top w:val="single" w:sz="4" w:space="0" w:color="CCCCCC"/>
-              <w:bottom w:val="single" w:sz="4" w:space="0" w:color="CCCCCC"/>
-              <w:left w:val="single" w:sz="4" w:space="0" w:color="CCCCCC"/>
-              <w:right w:val="single" w:sz="4" w:space="0" w:color="CCCCCC"/>
-            </w:tcBorders>
-          </w:tcPr>
-          <w:p>
-            <w:pPr>
-              <w:spacing w:before="60" w:after="60" w:line="252" w:lineRule="auto"/>
-              <w:jc w:val="left"/>
-            </w:pPr>
-            <w:r/>
-            <w:r>
-              <w:t>715.50</w:t>
-            </w:r>
-          </w:p>
-        </w:tc>
-        <w:tc>
-          <w:tcPr>
-            <w:tcW w:type="dxa" w:w="2016"/>
-            <w:shd w:fill="FFFFFF"/>
-            <w:tcMar>
-              <w:top w:w="100" w:type="dxa"/>
-              <w:bottom w:w="100" w:type="dxa"/>
-              <w:left w:w="120" w:type="dxa"/>
-              <w:right w:w="120" w:type="dxa"/>
-            </w:tcMar>
-            <w:tcBorders>
-              <w:top w:val="single" w:sz="4" w:space="0" w:color="CCCCCC"/>
-              <w:bottom w:val="single" w:sz="4" w:space="0" w:color="CCCCCC"/>
-              <w:left w:val="single" w:sz="4" w:space="0" w:color="CCCCCC"/>
-              <w:right w:val="single" w:sz="4" w:space="0" w:color="CCCCCC"/>
-            </w:tcBorders>
-          </w:tcPr>
-          <w:p>
-            <w:pPr>
-              <w:spacing w:before="60" w:after="60" w:line="252" w:lineRule="auto"/>
-              <w:jc w:val="left"/>
-            </w:pPr>
-            <w:r/>
-            <w:r>
-              <w:t>722.50</w:t>
-            </w:r>
-          </w:p>
-        </w:tc>
-        <w:tc>
-          <w:tcPr>
-            <w:tcW w:type="dxa" w:w="1152"/>
-            <w:shd w:fill="FFFFFF"/>
-            <w:tcMar>
-              <w:top w:w="100" w:type="dxa"/>
-              <w:bottom w:w="100" w:type="dxa"/>
-              <w:left w:w="120" w:type="dxa"/>
-              <w:right w:w="120" w:type="dxa"/>
-            </w:tcMar>
-            <w:tcBorders>
-              <w:top w:val="single" w:sz="4" w:space="0" w:color="CCCCCC"/>
-              <w:bottom w:val="single" w:sz="4" w:space="0" w:color="CCCCCC"/>
-              <w:left w:val="single" w:sz="4" w:space="0" w:color="CCCCCC"/>
-              <w:right w:val="single" w:sz="4" w:space="0" w:color="CCCCCC"/>
-            </w:tcBorders>
-          </w:tcPr>
-          <w:p>
-            <w:pPr>
-              <w:spacing w:before="60" w:after="60" w:line="252" w:lineRule="auto"/>
-              <w:jc w:val="left"/>
-            </w:pPr>
-            <w:r/>
-            <w:r>
-              <w:t>706.00</w:t>
-            </w:r>
-          </w:p>
-        </w:tc>
-        <w:tc>
-          <w:tcPr>
-            <w:tcW w:type="dxa" w:w="1728"/>
-            <w:shd w:fill="FFFFFF"/>
-            <w:tcMar>
-              <w:top w:w="100" w:type="dxa"/>
-              <w:bottom w:w="100" w:type="dxa"/>
-              <w:left w:w="120" w:type="dxa"/>
-              <w:right w:w="120" w:type="dxa"/>
-            </w:tcMar>
-            <w:tcBorders>
-              <w:top w:val="single" w:sz="4" w:space="0" w:color="CCCCCC"/>
-              <w:bottom w:val="single" w:sz="4" w:space="0" w:color="CCCCCC"/>
-              <w:left w:val="single" w:sz="4" w:space="0" w:color="CCCCCC"/>
-              <w:right w:val="single" w:sz="4" w:space="0" w:color="CCCCCC"/>
-            </w:tcBorders>
-          </w:tcPr>
-          <w:p>
-            <w:pPr>
-              <w:spacing w:before="60" w:after="60" w:line="252" w:lineRule="auto"/>
-              <w:jc w:val="left"/>
-            </w:pPr>
-            <w:r/>
-            <w:r>
-              <w:rPr>
-                <w:b/>
-              </w:rPr>
-              <w:t>716.00</w:t>
-            </w:r>
-          </w:p>
-        </w:tc>
-        <w:tc>
-          <w:tcPr>
-            <w:tcW w:type="dxa" w:w="3456"/>
-            <w:shd w:fill="FFFFFF"/>
-            <w:tcMar>
-              <w:top w:w="100" w:type="dxa"/>
-              <w:bottom w:w="100" w:type="dxa"/>
-              <w:left w:w="120" w:type="dxa"/>
-              <w:right w:w="120" w:type="dxa"/>
-            </w:tcMar>
-            <w:tcBorders>
-              <w:top w:val="single" w:sz="4" w:space="0" w:color="CCCCCC"/>
-              <w:bottom w:val="single" w:sz="4" w:space="0" w:color="CCCCCC"/>
-              <w:left w:val="single" w:sz="4" w:space="0" w:color="CCCCCC"/>
-              <w:right w:val="single" w:sz="4" w:space="0" w:color="CCCCCC"/>
-            </w:tcBorders>
-          </w:tcPr>
-          <w:p>
-            <w:pPr>
-              <w:spacing w:before="60" w:after="60" w:line="252" w:lineRule="auto"/>
-              <w:jc w:val="left"/>
-            </w:pPr>
-            <w:r/>
-            <w:r>
-              <w:rPr>
-                <w:b/>
-              </w:rPr>
-              <w:t>+0.50</w:t>
-            </w:r>
-          </w:p>
-        </w:tc>
-        <w:tc>
-          <w:tcPr>
-            <w:tcW w:type="dxa" w:w="1440"/>
-            <w:shd w:fill="FFFFFF"/>
-            <w:tcMar>
-              <w:top w:w="100" w:type="dxa"/>
-              <w:bottom w:w="100" w:type="dxa"/>
-              <w:left w:w="120" w:type="dxa"/>
-              <w:right w:w="120" w:type="dxa"/>
-            </w:tcMar>
-            <w:tcBorders>
-              <w:top w:val="single" w:sz="4" w:space="0" w:color="CCCCCC"/>
-              <w:bottom w:val="single" w:sz="4" w:space="0" w:color="CCCCCC"/>
-              <w:left w:val="single" w:sz="4" w:space="0" w:color="CCCCCC"/>
-              <w:right w:val="single" w:sz="4" w:space="0" w:color="CCCCCC"/>
-            </w:tcBorders>
-          </w:tcPr>
-          <w:p>
-            <w:pPr>
-              <w:spacing w:before="60" w:after="60" w:line="252" w:lineRule="auto"/>
-              <w:jc w:val="left"/>
-            </w:pPr>
-            <w:r/>
-            <w:r>
-              <w:t>BULL</w:t>
-            </w:r>
-          </w:p>
-        </w:tc>
-      </w:tr>
-      <w:tr>
-        <w:tc>
-          <w:tcPr>
-            <w:tcW w:type="dxa" w:w="1584"/>
-            <w:shd w:fill="F8FAFC"/>
-            <w:tcMar>
-              <w:top w:w="100" w:type="dxa"/>
-              <w:bottom w:w="100" w:type="dxa"/>
-              <w:left w:w="120" w:type="dxa"/>
-              <w:right w:w="120" w:type="dxa"/>
-            </w:tcMar>
-            <w:tcBorders>
-              <w:top w:val="single" w:sz="4" w:space="0" w:color="CCCCCC"/>
-              <w:bottom w:val="single" w:sz="4" w:space="0" w:color="CCCCCC"/>
-              <w:left w:val="single" w:sz="4" w:space="0" w:color="CCCCCC"/>
-              <w:right w:val="single" w:sz="4" w:space="0" w:color="CCCCCC"/>
-            </w:tcBorders>
-          </w:tcPr>
-          <w:p>
-            <w:pPr>
-              <w:spacing w:before="60" w:after="60" w:line="252" w:lineRule="auto"/>
-              <w:jc w:val="left"/>
-            </w:pPr>
-            <w:r/>
-            <w:r>
-              <w:rPr>
-                <w:b/>
-              </w:rPr>
-              <w:t>Thu 27/08</w:t>
-            </w:r>
-          </w:p>
-        </w:tc>
-        <w:tc>
-          <w:tcPr>
-            <w:tcW w:type="dxa" w:w="864"/>
-            <w:shd w:fill="F8FAFC"/>
-            <w:tcMar>
-              <w:top w:w="100" w:type="dxa"/>
-              <w:bottom w:w="100" w:type="dxa"/>
-              <w:left w:w="120" w:type="dxa"/>
-              <w:right w:w="120" w:type="dxa"/>
-            </w:tcMar>
-            <w:tcBorders>
-              <w:top w:val="single" w:sz="4" w:space="0" w:color="CCCCCC"/>
-              <w:bottom w:val="single" w:sz="4" w:space="0" w:color="CCCCCC"/>
-              <w:left w:val="single" w:sz="4" w:space="0" w:color="CCCCCC"/>
-              <w:right w:val="single" w:sz="4" w:space="0" w:color="CCCCCC"/>
-            </w:tcBorders>
-          </w:tcPr>
-          <w:p>
-            <w:pPr>
-              <w:spacing w:before="60" w:after="60" w:line="252" w:lineRule="auto"/>
-              <w:jc w:val="left"/>
-            </w:pPr>
-            <w:r/>
-            <w:r>
-              <w:t>Asia 07-11</w:t>
-            </w:r>
-          </w:p>
-        </w:tc>
-        <w:tc>
-          <w:tcPr>
-            <w:tcW w:type="dxa" w:w="1440"/>
-            <w:shd w:fill="F8FAFC"/>
-            <w:tcMar>
-              <w:top w:w="100" w:type="dxa"/>
-              <w:bottom w:w="100" w:type="dxa"/>
-              <w:left w:w="120" w:type="dxa"/>
-              <w:right w:w="120" w:type="dxa"/>
-            </w:tcMar>
-            <w:tcBorders>
-              <w:top w:val="single" w:sz="4" w:space="0" w:color="CCCCCC"/>
-              <w:bottom w:val="single" w:sz="4" w:space="0" w:color="CCCCCC"/>
-              <w:left w:val="single" w:sz="4" w:space="0" w:color="CCCCCC"/>
-              <w:right w:val="single" w:sz="4" w:space="0" w:color="CCCCCC"/>
-            </w:tcBorders>
-          </w:tcPr>
-          <w:p>
-            <w:pPr>
-              <w:spacing w:before="60" w:after="60" w:line="252" w:lineRule="auto"/>
-              <w:jc w:val="left"/>
-            </w:pPr>
-            <w:r/>
-            <w:r>
-              <w:t>716.00</w:t>
-            </w:r>
-          </w:p>
-        </w:tc>
-        <w:tc>
-          <w:tcPr>
-            <w:tcW w:type="dxa" w:w="2016"/>
-            <w:shd w:fill="F8FAFC"/>
-            <w:tcMar>
-              <w:top w:w="100" w:type="dxa"/>
-              <w:bottom w:w="100" w:type="dxa"/>
-              <w:left w:w="120" w:type="dxa"/>
-              <w:right w:w="120" w:type="dxa"/>
-            </w:tcMar>
-            <w:tcBorders>
-              <w:top w:val="single" w:sz="4" w:space="0" w:color="CCCCCC"/>
-              <w:bottom w:val="single" w:sz="4" w:space="0" w:color="CCCCCC"/>
-              <w:left w:val="single" w:sz="4" w:space="0" w:color="CCCCCC"/>
-              <w:right w:val="single" w:sz="4" w:space="0" w:color="CCCCCC"/>
-            </w:tcBorders>
-          </w:tcPr>
-          <w:p>
-            <w:pPr>
-              <w:spacing w:before="60" w:after="60" w:line="252" w:lineRule="auto"/>
-              <w:jc w:val="left"/>
-            </w:pPr>
-            <w:r/>
-            <w:r>
-              <w:t>726.50</w:t>
-            </w:r>
-          </w:p>
-        </w:tc>
-        <w:tc>
-          <w:tcPr>
-            <w:tcW w:type="dxa" w:w="1152"/>
-            <w:shd w:fill="F8FAFC"/>
-            <w:tcMar>
-              <w:top w:w="100" w:type="dxa"/>
-              <w:bottom w:w="100" w:type="dxa"/>
-              <w:left w:w="120" w:type="dxa"/>
-              <w:right w:w="120" w:type="dxa"/>
-            </w:tcMar>
-            <w:tcBorders>
-              <w:top w:val="single" w:sz="4" w:space="0" w:color="CCCCCC"/>
-              <w:bottom w:val="single" w:sz="4" w:space="0" w:color="CCCCCC"/>
-              <w:left w:val="single" w:sz="4" w:space="0" w:color="CCCCCC"/>
-              <w:right w:val="single" w:sz="4" w:space="0" w:color="CCCCCC"/>
-            </w:tcBorders>
-          </w:tcPr>
-          <w:p>
-            <w:pPr>
-              <w:spacing w:before="60" w:after="60" w:line="252" w:lineRule="auto"/>
-              <w:jc w:val="left"/>
-            </w:pPr>
-            <w:r/>
-            <w:r>
-              <w:t>708.75</w:t>
-            </w:r>
-          </w:p>
-        </w:tc>
-        <w:tc>
-          <w:tcPr>
-            <w:tcW w:type="dxa" w:w="1728"/>
-            <w:shd w:fill="F8FAFC"/>
-            <w:tcMar>
-              <w:top w:w="100" w:type="dxa"/>
-              <w:bottom w:w="100" w:type="dxa"/>
-              <w:left w:w="120" w:type="dxa"/>
-              <w:right w:w="120" w:type="dxa"/>
-            </w:tcMar>
-            <w:tcBorders>
-              <w:top w:val="single" w:sz="4" w:space="0" w:color="CCCCCC"/>
-              <w:bottom w:val="single" w:sz="4" w:space="0" w:color="CCCCCC"/>
-              <w:left w:val="single" w:sz="4" w:space="0" w:color="CCCCCC"/>
-              <w:right w:val="single" w:sz="4" w:space="0" w:color="CCCCCC"/>
-            </w:tcBorders>
-          </w:tcPr>
-          <w:p>
-            <w:pPr>
-              <w:spacing w:before="60" w:after="60" w:line="252" w:lineRule="auto"/>
-              <w:jc w:val="left"/>
-            </w:pPr>
-            <w:r/>
-            <w:r>
-              <w:rPr>
-                <w:b/>
-              </w:rPr>
-              <w:t>715.75</w:t>
-            </w:r>
-          </w:p>
-        </w:tc>
-        <w:tc>
-          <w:tcPr>
-            <w:tcW w:type="dxa" w:w="3456"/>
-            <w:shd w:fill="F8FAFC"/>
-            <w:tcMar>
-              <w:top w:w="100" w:type="dxa"/>
-              <w:bottom w:w="100" w:type="dxa"/>
-              <w:left w:w="120" w:type="dxa"/>
-              <w:right w:w="120" w:type="dxa"/>
-            </w:tcMar>
-            <w:tcBorders>
-              <w:top w:val="single" w:sz="4" w:space="0" w:color="CCCCCC"/>
-              <w:bottom w:val="single" w:sz="4" w:space="0" w:color="CCCCCC"/>
-              <w:left w:val="single" w:sz="4" w:space="0" w:color="CCCCCC"/>
-              <w:right w:val="single" w:sz="4" w:space="0" w:color="CCCCCC"/>
-            </w:tcBorders>
-          </w:tcPr>
-          <w:p>
-            <w:pPr>
-              <w:spacing w:before="60" w:after="60" w:line="252" w:lineRule="auto"/>
-              <w:jc w:val="left"/>
-            </w:pPr>
-            <w:r/>
-            <w:r>
-              <w:rPr>
-                <w:b/>
-              </w:rPr>
-              <w:t>-0.25</w:t>
-            </w:r>
-          </w:p>
-        </w:tc>
-        <w:tc>
-          <w:tcPr>
-            <w:tcW w:type="dxa" w:w="1440"/>
-            <w:shd w:fill="F8FAFC"/>
-            <w:tcMar>
-              <w:top w:w="100" w:type="dxa"/>
-              <w:bottom w:w="100" w:type="dxa"/>
-              <w:left w:w="120" w:type="dxa"/>
-              <w:right w:w="120" w:type="dxa"/>
-            </w:tcMar>
-            <w:tcBorders>
-              <w:top w:val="single" w:sz="4" w:space="0" w:color="CCCCCC"/>
-              <w:bottom w:val="single" w:sz="4" w:space="0" w:color="CCCCCC"/>
-              <w:left w:val="single" w:sz="4" w:space="0" w:color="CCCCCC"/>
-              <w:right w:val="single" w:sz="4" w:space="0" w:color="CCCCCC"/>
-            </w:tcBorders>
-          </w:tcPr>
-          <w:p>
-            <w:pPr>
-              <w:spacing w:before="60" w:after="60" w:line="252" w:lineRule="auto"/>
-              <w:jc w:val="left"/>
-            </w:pPr>
-            <w:r/>
-            <w:r>
-              <w:t>BEAR</w:t>
-            </w:r>
-          </w:p>
-        </w:tc>
-      </w:tr>
-      <w:tr>
-        <w:tc>
-          <w:tcPr>
-            <w:tcW w:type="dxa" w:w="1584"/>
-            <w:shd w:fill="FFFFFF"/>
-            <w:tcMar>
-              <w:top w:w="100" w:type="dxa"/>
-              <w:bottom w:w="100" w:type="dxa"/>
-              <w:left w:w="120" w:type="dxa"/>
-              <w:right w:w="120" w:type="dxa"/>
-            </w:tcMar>
-            <w:tcBorders>
-              <w:top w:val="single" w:sz="4" w:space="0" w:color="CCCCCC"/>
-              <w:bottom w:val="single" w:sz="4" w:space="0" w:color="CCCCCC"/>
-              <w:left w:val="single" w:sz="4" w:space="0" w:color="CCCCCC"/>
-              <w:right w:val="single" w:sz="4" w:space="0" w:color="CCCCCC"/>
-            </w:tcBorders>
-          </w:tcPr>
-          <w:p>
-            <w:pPr>
-              <w:spacing w:before="60" w:after="60" w:line="252" w:lineRule="auto"/>
-              <w:jc w:val="left"/>
-            </w:pPr>
-            <w:r/>
-            <w:r>
-              <w:rPr>
-                <w:b/>
-              </w:rPr>
-              <w:t>Thu 27/08</w:t>
-            </w:r>
-          </w:p>
-        </w:tc>
-        <w:tc>
-          <w:tcPr>
-            <w:tcW w:type="dxa" w:w="864"/>
-            <w:shd w:fill="FFFFFF"/>
-            <w:tcMar>
-              <w:top w:w="100" w:type="dxa"/>
-              <w:bottom w:w="100" w:type="dxa"/>
-              <w:left w:w="120" w:type="dxa"/>
-              <w:right w:w="120" w:type="dxa"/>
-            </w:tcMar>
-            <w:tcBorders>
-              <w:top w:val="single" w:sz="4" w:space="0" w:color="CCCCCC"/>
-              <w:bottom w:val="single" w:sz="4" w:space="0" w:color="CCCCCC"/>
-              <w:left w:val="single" w:sz="4" w:space="0" w:color="CCCCCC"/>
-              <w:right w:val="single" w:sz="4" w:space="0" w:color="CCCCCC"/>
-            </w:tcBorders>
-          </w:tcPr>
-          <w:p>
-            <w:pPr>
-              <w:spacing w:before="60" w:after="60" w:line="252" w:lineRule="auto"/>
-              <w:jc w:val="left"/>
-            </w:pPr>
-            <w:r/>
-            <w:r>
-              <w:t>Asia 11-15</w:t>
-            </w:r>
-          </w:p>
-        </w:tc>
-        <w:tc>
-          <w:tcPr>
-            <w:tcW w:type="dxa" w:w="1440"/>
-            <w:shd w:fill="FFFFFF"/>
-            <w:tcMar>
-              <w:top w:w="100" w:type="dxa"/>
-              <w:bottom w:w="100" w:type="dxa"/>
-              <w:left w:w="120" w:type="dxa"/>
-              <w:right w:w="120" w:type="dxa"/>
-            </w:tcMar>
-            <w:tcBorders>
-              <w:top w:val="single" w:sz="4" w:space="0" w:color="CCCCCC"/>
-              <w:bottom w:val="single" w:sz="4" w:space="0" w:color="CCCCCC"/>
-              <w:left w:val="single" w:sz="4" w:space="0" w:color="CCCCCC"/>
-              <w:right w:val="single" w:sz="4" w:space="0" w:color="CCCCCC"/>
-            </w:tcBorders>
-          </w:tcPr>
-          <w:p>
-            <w:pPr>
-              <w:spacing w:before="60" w:after="60" w:line="252" w:lineRule="auto"/>
-              <w:jc w:val="left"/>
-            </w:pPr>
-            <w:r/>
-            <w:r>
-              <w:t>715.75</w:t>
-            </w:r>
-          </w:p>
-        </w:tc>
-        <w:tc>
-          <w:tcPr>
-            <w:tcW w:type="dxa" w:w="2016"/>
-            <w:shd w:fill="FFFFFF"/>
-            <w:tcMar>
-              <w:top w:w="100" w:type="dxa"/>
-              <w:bottom w:w="100" w:type="dxa"/>
-              <w:left w:w="120" w:type="dxa"/>
-              <w:right w:w="120" w:type="dxa"/>
-            </w:tcMar>
-            <w:tcBorders>
-              <w:top w:val="single" w:sz="4" w:space="0" w:color="CCCCCC"/>
-              <w:bottom w:val="single" w:sz="4" w:space="0" w:color="CCCCCC"/>
-              <w:left w:val="single" w:sz="4" w:space="0" w:color="CCCCCC"/>
-              <w:right w:val="single" w:sz="4" w:space="0" w:color="CCCCCC"/>
-            </w:tcBorders>
-          </w:tcPr>
-          <w:p>
-            <w:pPr>
-              <w:spacing w:before="60" w:after="60" w:line="252" w:lineRule="auto"/>
-              <w:jc w:val="left"/>
-            </w:pPr>
-            <w:r/>
-            <w:r>
-              <w:t>725.50</w:t>
-            </w:r>
-          </w:p>
-        </w:tc>
-        <w:tc>
-          <w:tcPr>
-            <w:tcW w:type="dxa" w:w="1152"/>
-            <w:shd w:fill="FFFFFF"/>
-            <w:tcMar>
-              <w:top w:w="100" w:type="dxa"/>
-              <w:bottom w:w="100" w:type="dxa"/>
-              <w:left w:w="120" w:type="dxa"/>
-              <w:right w:w="120" w:type="dxa"/>
-            </w:tcMar>
-            <w:tcBorders>
-              <w:top w:val="single" w:sz="4" w:space="0" w:color="CCCCCC"/>
-              <w:bottom w:val="single" w:sz="4" w:space="0" w:color="CCCCCC"/>
-              <w:left w:val="single" w:sz="4" w:space="0" w:color="CCCCCC"/>
-              <w:right w:val="single" w:sz="4" w:space="0" w:color="CCCCCC"/>
-            </w:tcBorders>
-          </w:tcPr>
-          <w:p>
-            <w:pPr>
-              <w:spacing w:before="60" w:after="60" w:line="252" w:lineRule="auto"/>
-              <w:jc w:val="left"/>
-            </w:pPr>
-            <w:r/>
-            <w:r>
-              <w:t>706.00</w:t>
-            </w:r>
-          </w:p>
-        </w:tc>
-        <w:tc>
-          <w:tcPr>
-            <w:tcW w:type="dxa" w:w="1728"/>
-            <w:shd w:fill="FFFFFF"/>
-            <w:tcMar>
-              <w:top w:w="100" w:type="dxa"/>
-              <w:bottom w:w="100" w:type="dxa"/>
-              <w:left w:w="120" w:type="dxa"/>
-              <w:right w:w="120" w:type="dxa"/>
-            </w:tcMar>
-            <w:tcBorders>
-              <w:top w:val="single" w:sz="4" w:space="0" w:color="CCCCCC"/>
-              <w:bottom w:val="single" w:sz="4" w:space="0" w:color="CCCCCC"/>
-              <w:left w:val="single" w:sz="4" w:space="0" w:color="CCCCCC"/>
-              <w:right w:val="single" w:sz="4" w:space="0" w:color="CCCCCC"/>
-            </w:tcBorders>
-          </w:tcPr>
-          <w:p>
-            <w:pPr>
-              <w:spacing w:before="60" w:after="60" w:line="252" w:lineRule="auto"/>
-              <w:jc w:val="left"/>
-            </w:pPr>
-            <w:r/>
-            <w:r>
-              <w:rPr>
-                <w:b/>
-              </w:rPr>
-              <w:t>716.25</w:t>
-            </w:r>
-          </w:p>
-        </w:tc>
-        <w:tc>
-          <w:tcPr>
-            <w:tcW w:type="dxa" w:w="3456"/>
-            <w:shd w:fill="FFFFFF"/>
-            <w:tcMar>
-              <w:top w:w="100" w:type="dxa"/>
-              <w:bottom w:w="100" w:type="dxa"/>
-              <w:left w:w="120" w:type="dxa"/>
-              <w:right w:w="120" w:type="dxa"/>
-            </w:tcMar>
-            <w:tcBorders>
-              <w:top w:val="single" w:sz="4" w:space="0" w:color="CCCCCC"/>
-              <w:bottom w:val="single" w:sz="4" w:space="0" w:color="CCCCCC"/>
-              <w:left w:val="single" w:sz="4" w:space="0" w:color="CCCCCC"/>
-              <w:right w:val="single" w:sz="4" w:space="0" w:color="CCCCCC"/>
-            </w:tcBorders>
-          </w:tcPr>
-          <w:p>
-            <w:pPr>
-              <w:spacing w:before="60" w:after="60" w:line="252" w:lineRule="auto"/>
-              <w:jc w:val="left"/>
-            </w:pPr>
-            <w:r/>
-            <w:r>
-              <w:rPr>
-                <w:b/>
-              </w:rPr>
-              <w:t>+0.50</w:t>
-            </w:r>
-          </w:p>
-        </w:tc>
-        <w:tc>
-          <w:tcPr>
-            <w:tcW w:type="dxa" w:w="1440"/>
-            <w:shd w:fill="FFFFFF"/>
-            <w:tcMar>
-              <w:top w:w="100" w:type="dxa"/>
-              <w:bottom w:w="100" w:type="dxa"/>
-              <w:left w:w="120" w:type="dxa"/>
-              <w:right w:w="120" w:type="dxa"/>
-            </w:tcMar>
-            <w:tcBorders>
-              <w:top w:val="single" w:sz="4" w:space="0" w:color="CCCCCC"/>
-              <w:bottom w:val="single" w:sz="4" w:space="0" w:color="CCCCCC"/>
-              <w:left w:val="single" w:sz="4" w:space="0" w:color="CCCCCC"/>
-              <w:right w:val="single" w:sz="4" w:space="0" w:color="CCCCCC"/>
-            </w:tcBorders>
-          </w:tcPr>
-          <w:p>
-            <w:pPr>
-              <w:spacing w:before="60" w:after="60" w:line="252" w:lineRule="auto"/>
-              <w:jc w:val="left"/>
-            </w:pPr>
-            <w:r/>
-            <w:r>
-              <w:t>BULL</w:t>
-            </w:r>
-          </w:p>
-        </w:tc>
-      </w:tr>
-      <w:tr>
-        <w:tc>
-          <w:tcPr>
-            <w:tcW w:type="dxa" w:w="1584"/>
-            <w:shd w:fill="F8FAFC"/>
-            <w:tcMar>
-              <w:top w:w="100" w:type="dxa"/>
-              <w:bottom w:w="100" w:type="dxa"/>
-              <w:left w:w="120" w:type="dxa"/>
-              <w:right w:w="120" w:type="dxa"/>
-            </w:tcMar>
-            <w:tcBorders>
-              <w:top w:val="single" w:sz="4" w:space="0" w:color="CCCCCC"/>
-              <w:bottom w:val="single" w:sz="4" w:space="0" w:color="CCCCCC"/>
-              <w:left w:val="single" w:sz="4" w:space="0" w:color="CCCCCC"/>
-              <w:right w:val="single" w:sz="4" w:space="0" w:color="CCCCCC"/>
-            </w:tcBorders>
-          </w:tcPr>
-          <w:p>
-            <w:pPr>
-              <w:spacing w:before="60" w:after="60" w:line="252" w:lineRule="auto"/>
-              <w:jc w:val="left"/>
-            </w:pPr>
-            <w:r/>
-            <w:r>
-              <w:rPr>
-                <w:b/>
-              </w:rPr>
-              <w:t>Thu 27/08</w:t>
-            </w:r>
-          </w:p>
-        </w:tc>
-        <w:tc>
-          <w:tcPr>
-            <w:tcW w:type="dxa" w:w="864"/>
-            <w:shd w:fill="F8FAFC"/>
-            <w:tcMar>
-              <w:top w:w="100" w:type="dxa"/>
-              <w:bottom w:w="100" w:type="dxa"/>
-              <w:left w:w="120" w:type="dxa"/>
-              <w:right w:w="120" w:type="dxa"/>
-            </w:tcMar>
-            <w:tcBorders>
-              <w:top w:val="single" w:sz="4" w:space="0" w:color="CCCCCC"/>
-              <w:bottom w:val="single" w:sz="4" w:space="0" w:color="CCCCCC"/>
-              <w:left w:val="single" w:sz="4" w:space="0" w:color="CCCCCC"/>
-              <w:right w:val="single" w:sz="4" w:space="0" w:color="CCCCCC"/>
-            </w:tcBorders>
-          </w:tcPr>
-          <w:p>
-            <w:pPr>
-              <w:spacing w:before="60" w:after="60" w:line="252" w:lineRule="auto"/>
-              <w:jc w:val="left"/>
-            </w:pPr>
-            <w:r/>
-            <w:r>
-              <w:t>London 15-19</w:t>
-            </w:r>
-          </w:p>
-        </w:tc>
-        <w:tc>
-          <w:tcPr>
-            <w:tcW w:type="dxa" w:w="1440"/>
-            <w:shd w:fill="F8FAFC"/>
-            <w:tcMar>
-              <w:top w:w="100" w:type="dxa"/>
-              <w:bottom w:w="100" w:type="dxa"/>
-              <w:left w:w="120" w:type="dxa"/>
-              <w:right w:w="120" w:type="dxa"/>
-            </w:tcMar>
-            <w:tcBorders>
-              <w:top w:val="single" w:sz="4" w:space="0" w:color="CCCCCC"/>
-              <w:bottom w:val="single" w:sz="4" w:space="0" w:color="CCCCCC"/>
-              <w:left w:val="single" w:sz="4" w:space="0" w:color="CCCCCC"/>
-              <w:right w:val="single" w:sz="4" w:space="0" w:color="CCCCCC"/>
-            </w:tcBorders>
-          </w:tcPr>
-          <w:p>
-            <w:pPr>
-              <w:spacing w:before="60" w:after="60" w:line="252" w:lineRule="auto"/>
-              <w:jc w:val="left"/>
-            </w:pPr>
-            <w:r/>
-            <w:r>
-              <w:t>716.25</w:t>
-            </w:r>
-          </w:p>
-        </w:tc>
-        <w:tc>
-          <w:tcPr>
-            <w:tcW w:type="dxa" w:w="2016"/>
-            <w:shd w:fill="F8FAFC"/>
-            <w:tcMar>
-              <w:top w:w="100" w:type="dxa"/>
-              <w:bottom w:w="100" w:type="dxa"/>
-              <w:left w:w="120" w:type="dxa"/>
-              <w:right w:w="120" w:type="dxa"/>
-            </w:tcMar>
-            <w:tcBorders>
-              <w:top w:val="single" w:sz="4" w:space="0" w:color="CCCCCC"/>
-              <w:bottom w:val="single" w:sz="4" w:space="0" w:color="CCCCCC"/>
-              <w:left w:val="single" w:sz="4" w:space="0" w:color="CCCCCC"/>
-              <w:right w:val="single" w:sz="4" w:space="0" w:color="CCCCCC"/>
-            </w:tcBorders>
-          </w:tcPr>
-          <w:p>
-            <w:pPr>
-              <w:spacing w:before="60" w:after="60" w:line="252" w:lineRule="auto"/>
-              <w:jc w:val="left"/>
-            </w:pPr>
-            <w:r/>
-            <w:r>
-              <w:t>727.00</w:t>
-            </w:r>
-          </w:p>
-        </w:tc>
-        <w:tc>
-          <w:tcPr>
-            <w:tcW w:type="dxa" w:w="1152"/>
-            <w:shd w:fill="F8FAFC"/>
-            <w:tcMar>
-              <w:top w:w="100" w:type="dxa"/>
-              <w:bottom w:w="100" w:type="dxa"/>
-              <w:left w:w="120" w:type="dxa"/>
-              <w:right w:w="120" w:type="dxa"/>
-            </w:tcMar>
-            <w:tcBorders>
-              <w:top w:val="single" w:sz="4" w:space="0" w:color="CCCCCC"/>
-              <w:bottom w:val="single" w:sz="4" w:space="0" w:color="CCCCCC"/>
-              <w:left w:val="single" w:sz="4" w:space="0" w:color="CCCCCC"/>
-              <w:right w:val="single" w:sz="4" w:space="0" w:color="CCCCCC"/>
-            </w:tcBorders>
-          </w:tcPr>
-          <w:p>
-            <w:pPr>
-              <w:spacing w:before="60" w:after="60" w:line="252" w:lineRule="auto"/>
-              <w:jc w:val="left"/>
-            </w:pPr>
-            <w:r/>
-            <w:r>
-              <w:t>709.00</w:t>
-            </w:r>
-          </w:p>
-        </w:tc>
-        <w:tc>
-          <w:tcPr>
-            <w:tcW w:type="dxa" w:w="1728"/>
-            <w:shd w:fill="F8FAFC"/>
-            <w:tcMar>
-              <w:top w:w="100" w:type="dxa"/>
-              <w:bottom w:w="100" w:type="dxa"/>
-              <w:left w:w="120" w:type="dxa"/>
-              <w:right w:w="120" w:type="dxa"/>
-            </w:tcMar>
-            <w:tcBorders>
-              <w:top w:val="single" w:sz="4" w:space="0" w:color="CCCCCC"/>
-              <w:bottom w:val="single" w:sz="4" w:space="0" w:color="CCCCCC"/>
-              <w:left w:val="single" w:sz="4" w:space="0" w:color="CCCCCC"/>
-              <w:right w:val="single" w:sz="4" w:space="0" w:color="CCCCCC"/>
-            </w:tcBorders>
-          </w:tcPr>
-          <w:p>
-            <w:pPr>
-              <w:spacing w:before="60" w:after="60" w:line="252" w:lineRule="auto"/>
-              <w:jc w:val="left"/>
-            </w:pPr>
-            <w:r/>
-            <w:r>
-              <w:rPr>
-                <w:b/>
-              </w:rPr>
-              <w:t>717.00</w:t>
-            </w:r>
-          </w:p>
-        </w:tc>
-        <w:tc>
-          <w:tcPr>
-            <w:tcW w:type="dxa" w:w="3456"/>
-            <w:shd w:fill="F8FAFC"/>
-            <w:tcMar>
-              <w:top w:w="100" w:type="dxa"/>
-              <w:bottom w:w="100" w:type="dxa"/>
-              <w:left w:w="120" w:type="dxa"/>
-              <w:right w:w="120" w:type="dxa"/>
-            </w:tcMar>
-            <w:tcBorders>
-              <w:top w:val="single" w:sz="4" w:space="0" w:color="CCCCCC"/>
-              <w:bottom w:val="single" w:sz="4" w:space="0" w:color="CCCCCC"/>
-              <w:left w:val="single" w:sz="4" w:space="0" w:color="CCCCCC"/>
-              <w:right w:val="single" w:sz="4" w:space="0" w:color="CCCCCC"/>
-            </w:tcBorders>
-          </w:tcPr>
-          <w:p>
-            <w:pPr>
-              <w:spacing w:before="60" w:after="60" w:line="252" w:lineRule="auto"/>
-              <w:jc w:val="left"/>
-            </w:pPr>
-            <w:r/>
-            <w:r>
-              <w:rPr>
-                <w:b/>
-              </w:rPr>
-              <w:t>+0.75</w:t>
-            </w:r>
-          </w:p>
-        </w:tc>
-        <w:tc>
-          <w:tcPr>
-            <w:tcW w:type="dxa" w:w="1440"/>
-            <w:shd w:fill="F8FAFC"/>
-            <w:tcMar>
-              <w:top w:w="100" w:type="dxa"/>
-              <w:bottom w:w="100" w:type="dxa"/>
-              <w:left w:w="120" w:type="dxa"/>
-              <w:right w:w="120" w:type="dxa"/>
-            </w:tcMar>
-            <w:tcBorders>
-              <w:top w:val="single" w:sz="4" w:space="0" w:color="CCCCCC"/>
-              <w:bottom w:val="single" w:sz="4" w:space="0" w:color="CCCCCC"/>
-              <w:left w:val="single" w:sz="4" w:space="0" w:color="CCCCCC"/>
-              <w:right w:val="single" w:sz="4" w:space="0" w:color="CCCCCC"/>
-            </w:tcBorders>
-          </w:tcPr>
-          <w:p>
-            <w:pPr>
-              <w:spacing w:before="60" w:after="60" w:line="252" w:lineRule="auto"/>
-              <w:jc w:val="left"/>
-            </w:pPr>
-            <w:r/>
-            <w:r>
-              <w:t>BULL</w:t>
-            </w:r>
-          </w:p>
-        </w:tc>
-      </w:tr>
-      <w:tr>
-        <w:tc>
-          <w:tcPr>
-            <w:tcW w:type="dxa" w:w="1584"/>
-            <w:shd w:fill="FFFFFF"/>
-            <w:tcMar>
-              <w:top w:w="100" w:type="dxa"/>
-              <w:bottom w:w="100" w:type="dxa"/>
-              <w:left w:w="120" w:type="dxa"/>
-              <w:right w:w="120" w:type="dxa"/>
-            </w:tcMar>
-            <w:tcBorders>
-              <w:top w:val="single" w:sz="4" w:space="0" w:color="CCCCCC"/>
-              <w:bottom w:val="single" w:sz="4" w:space="0" w:color="CCCCCC"/>
-              <w:left w:val="single" w:sz="4" w:space="0" w:color="CCCCCC"/>
-              <w:right w:val="single" w:sz="4" w:space="0" w:color="CCCCCC"/>
-            </w:tcBorders>
-          </w:tcPr>
-          <w:p>
-            <w:pPr>
-              <w:spacing w:before="60" w:after="60" w:line="252" w:lineRule="auto"/>
-              <w:jc w:val="left"/>
-            </w:pPr>
-            <w:r/>
-            <w:r>
-              <w:rPr>
-                <w:b/>
-              </w:rPr>
-              <w:t>Thu 27/08</w:t>
-            </w:r>
-          </w:p>
-        </w:tc>
-        <w:tc>
-          <w:tcPr>
-            <w:tcW w:type="dxa" w:w="864"/>
-            <w:shd w:fill="FFFFFF"/>
-            <w:tcMar>
-              <w:top w:w="100" w:type="dxa"/>
-              <w:bottom w:w="100" w:type="dxa"/>
-              <w:left w:w="120" w:type="dxa"/>
-              <w:right w:w="120" w:type="dxa"/>
-            </w:tcMar>
-            <w:tcBorders>
-              <w:top w:val="single" w:sz="4" w:space="0" w:color="CCCCCC"/>
-              <w:bottom w:val="single" w:sz="4" w:space="0" w:color="CCCCCC"/>
-              <w:left w:val="single" w:sz="4" w:space="0" w:color="CCCCCC"/>
-              <w:right w:val="single" w:sz="4" w:space="0" w:color="CCCCCC"/>
-            </w:tcBorders>
-          </w:tcPr>
-          <w:p>
-            <w:pPr>
-              <w:spacing w:before="60" w:after="60" w:line="252" w:lineRule="auto"/>
-              <w:jc w:val="left"/>
-            </w:pPr>
-            <w:r/>
-            <w:r>
-              <w:t>Pre-NY 19-21</w:t>
-            </w:r>
-          </w:p>
-        </w:tc>
-        <w:tc>
-          <w:tcPr>
-            <w:tcW w:type="dxa" w:w="1440"/>
-            <w:shd w:fill="FFFFFF"/>
-            <w:tcMar>
-              <w:top w:w="100" w:type="dxa"/>
-              <w:bottom w:w="100" w:type="dxa"/>
-              <w:left w:w="120" w:type="dxa"/>
-              <w:right w:w="120" w:type="dxa"/>
-            </w:tcMar>
-            <w:tcBorders>
-              <w:top w:val="single" w:sz="4" w:space="0" w:color="CCCCCC"/>
-              <w:bottom w:val="single" w:sz="4" w:space="0" w:color="CCCCCC"/>
-              <w:left w:val="single" w:sz="4" w:space="0" w:color="CCCCCC"/>
-              <w:right w:val="single" w:sz="4" w:space="0" w:color="CCCCCC"/>
-            </w:tcBorders>
-          </w:tcPr>
-          <w:p>
-            <w:pPr>
-              <w:spacing w:before="60" w:after="60" w:line="252" w:lineRule="auto"/>
-              <w:jc w:val="left"/>
-            </w:pPr>
-            <w:r/>
-            <w:r>
-              <w:t>717.00</w:t>
-            </w:r>
-          </w:p>
-        </w:tc>
-        <w:tc>
-          <w:tcPr>
-            <w:tcW w:type="dxa" w:w="2016"/>
-            <w:shd w:fill="FFFFFF"/>
-            <w:tcMar>
-              <w:top w:w="100" w:type="dxa"/>
-              <w:bottom w:w="100" w:type="dxa"/>
-              <w:left w:w="120" w:type="dxa"/>
-              <w:right w:w="120" w:type="dxa"/>
-            </w:tcMar>
-            <w:tcBorders>
-              <w:top w:val="single" w:sz="4" w:space="0" w:color="CCCCCC"/>
-              <w:bottom w:val="single" w:sz="4" w:space="0" w:color="CCCCCC"/>
-              <w:left w:val="single" w:sz="4" w:space="0" w:color="CCCCCC"/>
-              <w:right w:val="single" w:sz="4" w:space="0" w:color="CCCCCC"/>
-            </w:tcBorders>
-          </w:tcPr>
-          <w:p>
-            <w:pPr>
-              <w:spacing w:before="60" w:after="60" w:line="252" w:lineRule="auto"/>
-              <w:jc w:val="left"/>
-            </w:pPr>
-            <w:r/>
-            <w:r>
-              <w:t>723.50</w:t>
-            </w:r>
-          </w:p>
-        </w:tc>
-        <w:tc>
-          <w:tcPr>
-            <w:tcW w:type="dxa" w:w="1152"/>
-            <w:shd w:fill="FFFFFF"/>
-            <w:tcMar>
-              <w:top w:w="100" w:type="dxa"/>
-              <w:bottom w:w="100" w:type="dxa"/>
-              <w:left w:w="120" w:type="dxa"/>
-              <w:right w:w="120" w:type="dxa"/>
-            </w:tcMar>
-            <w:tcBorders>
-              <w:top w:val="single" w:sz="4" w:space="0" w:color="CCCCCC"/>
-              <w:bottom w:val="single" w:sz="4" w:space="0" w:color="CCCCCC"/>
-              <w:left w:val="single" w:sz="4" w:space="0" w:color="CCCCCC"/>
-              <w:right w:val="single" w:sz="4" w:space="0" w:color="CCCCCC"/>
-            </w:tcBorders>
-          </w:tcPr>
-          <w:p>
-            <w:pPr>
-              <w:spacing w:before="60" w:after="60" w:line="252" w:lineRule="auto"/>
-              <w:jc w:val="left"/>
-            </w:pPr>
-            <w:r/>
-            <w:r>
-              <w:t>708.50</w:t>
-            </w:r>
-          </w:p>
-        </w:tc>
-        <w:tc>
-          <w:tcPr>
-            <w:tcW w:type="dxa" w:w="1728"/>
-            <w:shd w:fill="FFFFFF"/>
-            <w:tcMar>
-              <w:top w:w="100" w:type="dxa"/>
-              <w:bottom w:w="100" w:type="dxa"/>
-              <w:left w:w="120" w:type="dxa"/>
-              <w:right w:w="120" w:type="dxa"/>
-            </w:tcMar>
-            <w:tcBorders>
-              <w:top w:val="single" w:sz="4" w:space="0" w:color="CCCCCC"/>
-              <w:bottom w:val="single" w:sz="4" w:space="0" w:color="CCCCCC"/>
-              <w:left w:val="single" w:sz="4" w:space="0" w:color="CCCCCC"/>
-              <w:right w:val="single" w:sz="4" w:space="0" w:color="CCCCCC"/>
-            </w:tcBorders>
-          </w:tcPr>
-          <w:p>
-            <w:pPr>
-              <w:spacing w:before="60" w:after="60" w:line="252" w:lineRule="auto"/>
-              <w:jc w:val="left"/>
-            </w:pPr>
-            <w:r/>
-            <w:r>
-              <w:rPr>
-                <w:b/>
-              </w:rPr>
-              <w:t>717.50</w:t>
-            </w:r>
-          </w:p>
-        </w:tc>
-        <w:tc>
-          <w:tcPr>
-            <w:tcW w:type="dxa" w:w="3456"/>
-            <w:shd w:fill="FFFFFF"/>
-            <w:tcMar>
-              <w:top w:w="100" w:type="dxa"/>
-              <w:bottom w:w="100" w:type="dxa"/>
-              <w:left w:w="120" w:type="dxa"/>
-              <w:right w:w="120" w:type="dxa"/>
-            </w:tcMar>
-            <w:tcBorders>
-              <w:top w:val="single" w:sz="4" w:space="0" w:color="CCCCCC"/>
-              <w:bottom w:val="single" w:sz="4" w:space="0" w:color="CCCCCC"/>
-              <w:left w:val="single" w:sz="4" w:space="0" w:color="CCCCCC"/>
-              <w:right w:val="single" w:sz="4" w:space="0" w:color="CCCCCC"/>
-            </w:tcBorders>
-          </w:tcPr>
-          <w:p>
-            <w:pPr>
-              <w:spacing w:before="60" w:after="60" w:line="252" w:lineRule="auto"/>
-              <w:jc w:val="left"/>
-            </w:pPr>
-            <w:r/>
-            <w:r>
-              <w:rPr>
-                <w:b/>
-              </w:rPr>
-              <w:t>+0.50</w:t>
-            </w:r>
-          </w:p>
-        </w:tc>
-        <w:tc>
-          <w:tcPr>
-            <w:tcW w:type="dxa" w:w="1440"/>
-            <w:shd w:fill="FFFFFF"/>
-            <w:tcMar>
-              <w:top w:w="100" w:type="dxa"/>
-              <w:bottom w:w="100" w:type="dxa"/>
-              <w:left w:w="120" w:type="dxa"/>
-              <w:right w:w="120" w:type="dxa"/>
-            </w:tcMar>
-            <w:tcBorders>
-              <w:top w:val="single" w:sz="4" w:space="0" w:color="CCCCCC"/>
-              <w:bottom w:val="single" w:sz="4" w:space="0" w:color="CCCCCC"/>
-              <w:left w:val="single" w:sz="4" w:space="0" w:color="CCCCCC"/>
-              <w:right w:val="single" w:sz="4" w:space="0" w:color="CCCCCC"/>
-            </w:tcBorders>
-          </w:tcPr>
-          <w:p>
-            <w:pPr>
-              <w:spacing w:before="60" w:after="60" w:line="252" w:lineRule="auto"/>
-              <w:jc w:val="left"/>
-            </w:pPr>
-            <w:r/>
-            <w:r>
-              <w:t>BULL</w:t>
-            </w:r>
-          </w:p>
-        </w:tc>
-      </w:tr>
-      <w:tr>
-        <w:tc>
-          <w:tcPr>
-            <w:tcW w:type="dxa" w:w="1584"/>
-            <w:shd w:fill="F8FAFC"/>
-            <w:tcMar>
-              <w:top w:w="100" w:type="dxa"/>
-              <w:bottom w:w="100" w:type="dxa"/>
-              <w:left w:w="120" w:type="dxa"/>
-              <w:right w:w="120" w:type="dxa"/>
-            </w:tcMar>
-            <w:tcBorders>
-              <w:top w:val="single" w:sz="4" w:space="0" w:color="CCCCCC"/>
-              <w:bottom w:val="single" w:sz="4" w:space="0" w:color="CCCCCC"/>
-              <w:left w:val="single" w:sz="4" w:space="0" w:color="CCCCCC"/>
-              <w:right w:val="single" w:sz="4" w:space="0" w:color="CCCCCC"/>
-            </w:tcBorders>
-          </w:tcPr>
-          <w:p>
-            <w:pPr>
-              <w:spacing w:before="60" w:after="60" w:line="252" w:lineRule="auto"/>
-              <w:jc w:val="left"/>
-            </w:pPr>
-            <w:r/>
-            <w:r>
-              <w:rPr>
-                <w:b/>
-              </w:rPr>
-              <w:t>Thu 27/08</w:t>
-            </w:r>
-          </w:p>
-        </w:tc>
-        <w:tc>
-          <w:tcPr>
-            <w:tcW w:type="dxa" w:w="864"/>
-            <w:shd w:fill="F8FAFC"/>
-            <w:tcMar>
-              <w:top w:w="100" w:type="dxa"/>
-              <w:bottom w:w="100" w:type="dxa"/>
-              <w:left w:w="120" w:type="dxa"/>
-              <w:right w:w="120" w:type="dxa"/>
-            </w:tcMar>
-            <w:tcBorders>
-              <w:top w:val="single" w:sz="4" w:space="0" w:color="CCCCCC"/>
-              <w:bottom w:val="single" w:sz="4" w:space="0" w:color="CCCCCC"/>
-              <w:left w:val="single" w:sz="4" w:space="0" w:color="CCCCCC"/>
-              <w:right w:val="single" w:sz="4" w:space="0" w:color="CCCCCC"/>
-            </w:tcBorders>
-          </w:tcPr>
-          <w:p>
-            <w:pPr>
-              <w:spacing w:before="60" w:after="60" w:line="252" w:lineRule="auto"/>
-              <w:jc w:val="left"/>
-            </w:pPr>
-            <w:r/>
-            <w:r>
-              <w:t>NY Open 21-23</w:t>
-            </w:r>
-          </w:p>
-        </w:tc>
-        <w:tc>
-          <w:tcPr>
-            <w:tcW w:type="dxa" w:w="1440"/>
-            <w:shd w:fill="F8FAFC"/>
-            <w:tcMar>
-              <w:top w:w="100" w:type="dxa"/>
-              <w:bottom w:w="100" w:type="dxa"/>
-              <w:left w:w="120" w:type="dxa"/>
-              <w:right w:w="120" w:type="dxa"/>
-            </w:tcMar>
-            <w:tcBorders>
-              <w:top w:val="single" w:sz="4" w:space="0" w:color="CCCCCC"/>
-              <w:bottom w:val="single" w:sz="4" w:space="0" w:color="CCCCCC"/>
-              <w:left w:val="single" w:sz="4" w:space="0" w:color="CCCCCC"/>
-              <w:right w:val="single" w:sz="4" w:space="0" w:color="CCCCCC"/>
-            </w:tcBorders>
-          </w:tcPr>
-          <w:p>
-            <w:pPr>
-              <w:spacing w:before="60" w:after="60" w:line="252" w:lineRule="auto"/>
-              <w:jc w:val="left"/>
-            </w:pPr>
-            <w:r/>
-            <w:r>
-              <w:t>717.50</w:t>
-            </w:r>
-          </w:p>
-        </w:tc>
-        <w:tc>
-          <w:tcPr>
-            <w:tcW w:type="dxa" w:w="2016"/>
-            <w:shd w:fill="F8FAFC"/>
-            <w:tcMar>
-              <w:top w:w="100" w:type="dxa"/>
-              <w:bottom w:w="100" w:type="dxa"/>
-              <w:left w:w="120" w:type="dxa"/>
-              <w:right w:w="120" w:type="dxa"/>
-            </w:tcMar>
-            <w:tcBorders>
-              <w:top w:val="single" w:sz="4" w:space="0" w:color="CCCCCC"/>
-              <w:bottom w:val="single" w:sz="4" w:space="0" w:color="CCCCCC"/>
-              <w:left w:val="single" w:sz="4" w:space="0" w:color="CCCCCC"/>
-              <w:right w:val="single" w:sz="4" w:space="0" w:color="CCCCCC"/>
-            </w:tcBorders>
-          </w:tcPr>
-          <w:p>
-            <w:pPr>
-              <w:spacing w:before="60" w:after="60" w:line="252" w:lineRule="auto"/>
-              <w:jc w:val="left"/>
-            </w:pPr>
-            <w:r/>
-            <w:r>
-              <w:t>728.50</w:t>
-            </w:r>
-          </w:p>
-        </w:tc>
-        <w:tc>
-          <w:tcPr>
-            <w:tcW w:type="dxa" w:w="1152"/>
-            <w:shd w:fill="F8FAFC"/>
-            <w:tcMar>
-              <w:top w:w="100" w:type="dxa"/>
-              <w:bottom w:w="100" w:type="dxa"/>
-              <w:left w:w="120" w:type="dxa"/>
-              <w:right w:w="120" w:type="dxa"/>
-            </w:tcMar>
-            <w:tcBorders>
-              <w:top w:val="single" w:sz="4" w:space="0" w:color="CCCCCC"/>
-              <w:bottom w:val="single" w:sz="4" w:space="0" w:color="CCCCCC"/>
-              <w:left w:val="single" w:sz="4" w:space="0" w:color="CCCCCC"/>
-              <w:right w:val="single" w:sz="4" w:space="0" w:color="CCCCCC"/>
-            </w:tcBorders>
-          </w:tcPr>
-          <w:p>
-            <w:pPr>
-              <w:spacing w:before="60" w:after="60" w:line="252" w:lineRule="auto"/>
-              <w:jc w:val="left"/>
-            </w:pPr>
-            <w:r/>
-            <w:r>
-              <w:t>705.75</w:t>
-            </w:r>
-          </w:p>
-        </w:tc>
-        <w:tc>
-          <w:tcPr>
-            <w:tcW w:type="dxa" w:w="1728"/>
-            <w:shd w:fill="F8FAFC"/>
             <w:tcMar>
               <w:top w:w="100" w:type="dxa"/>
               <w:bottom w:w="100" w:type="dxa"/>
@@ -29584,1651 +31229,6 @@
                 <w:b/>
               </w:rPr>
               <w:t>721.00</w:t>
-            </w:r>
-          </w:p>
-        </w:tc>
-        <w:tc>
-          <w:tcPr>
-            <w:tcW w:type="dxa" w:w="3456"/>
-            <w:shd w:fill="F8FAFC"/>
-            <w:tcMar>
-              <w:top w:w="100" w:type="dxa"/>
-              <w:bottom w:w="100" w:type="dxa"/>
-              <w:left w:w="120" w:type="dxa"/>
-              <w:right w:w="120" w:type="dxa"/>
-            </w:tcMar>
-            <w:tcBorders>
-              <w:top w:val="single" w:sz="4" w:space="0" w:color="CCCCCC"/>
-              <w:bottom w:val="single" w:sz="4" w:space="0" w:color="CCCCCC"/>
-              <w:left w:val="single" w:sz="4" w:space="0" w:color="CCCCCC"/>
-              <w:right w:val="single" w:sz="4" w:space="0" w:color="CCCCCC"/>
-            </w:tcBorders>
-          </w:tcPr>
-          <w:p>
-            <w:pPr>
-              <w:spacing w:before="60" w:after="60" w:line="252" w:lineRule="auto"/>
-              <w:jc w:val="left"/>
-            </w:pPr>
-            <w:r/>
-            <w:r>
-              <w:rPr>
-                <w:b/>
-              </w:rPr>
-              <w:t>+3.50</w:t>
-            </w:r>
-          </w:p>
-        </w:tc>
-        <w:tc>
-          <w:tcPr>
-            <w:tcW w:type="dxa" w:w="1440"/>
-            <w:shd w:fill="F8FAFC"/>
-            <w:tcMar>
-              <w:top w:w="100" w:type="dxa"/>
-              <w:bottom w:w="100" w:type="dxa"/>
-              <w:left w:w="120" w:type="dxa"/>
-              <w:right w:w="120" w:type="dxa"/>
-            </w:tcMar>
-            <w:tcBorders>
-              <w:top w:val="single" w:sz="4" w:space="0" w:color="CCCCCC"/>
-              <w:bottom w:val="single" w:sz="4" w:space="0" w:color="CCCCCC"/>
-              <w:left w:val="single" w:sz="4" w:space="0" w:color="CCCCCC"/>
-              <w:right w:val="single" w:sz="4" w:space="0" w:color="CCCCCC"/>
-            </w:tcBorders>
-          </w:tcPr>
-          <w:p>
-            <w:pPr>
-              <w:spacing w:before="60" w:after="60" w:line="252" w:lineRule="auto"/>
-              <w:jc w:val="left"/>
-            </w:pPr>
-            <w:r/>
-            <w:r>
-              <w:t>BULL</w:t>
-            </w:r>
-          </w:p>
-        </w:tc>
-      </w:tr>
-      <w:tr>
-        <w:tc>
-          <w:tcPr>
-            <w:tcW w:type="dxa" w:w="1584"/>
-            <w:shd w:fill="FFFFFF"/>
-            <w:tcMar>
-              <w:top w:w="100" w:type="dxa"/>
-              <w:bottom w:w="100" w:type="dxa"/>
-              <w:left w:w="120" w:type="dxa"/>
-              <w:right w:w="120" w:type="dxa"/>
-            </w:tcMar>
-            <w:tcBorders>
-              <w:top w:val="single" w:sz="4" w:space="0" w:color="CCCCCC"/>
-              <w:bottom w:val="single" w:sz="4" w:space="0" w:color="CCCCCC"/>
-              <w:left w:val="single" w:sz="4" w:space="0" w:color="CCCCCC"/>
-              <w:right w:val="single" w:sz="4" w:space="0" w:color="CCCCCC"/>
-            </w:tcBorders>
-          </w:tcPr>
-          <w:p>
-            <w:pPr>
-              <w:spacing w:before="60" w:after="60" w:line="252" w:lineRule="auto"/>
-              <w:jc w:val="left"/>
-            </w:pPr>
-            <w:r/>
-            <w:r>
-              <w:rPr>
-                <w:b/>
-              </w:rPr>
-              <w:t>Thu 27/08</w:t>
-            </w:r>
-          </w:p>
-        </w:tc>
-        <w:tc>
-          <w:tcPr>
-            <w:tcW w:type="dxa" w:w="864"/>
-            <w:shd w:fill="FFFFFF"/>
-            <w:tcMar>
-              <w:top w:w="100" w:type="dxa"/>
-              <w:bottom w:w="100" w:type="dxa"/>
-              <w:left w:w="120" w:type="dxa"/>
-              <w:right w:w="120" w:type="dxa"/>
-            </w:tcMar>
-            <w:tcBorders>
-              <w:top w:val="single" w:sz="4" w:space="0" w:color="CCCCCC"/>
-              <w:bottom w:val="single" w:sz="4" w:space="0" w:color="CCCCCC"/>
-              <w:left w:val="single" w:sz="4" w:space="0" w:color="CCCCCC"/>
-              <w:right w:val="single" w:sz="4" w:space="0" w:color="CCCCCC"/>
-            </w:tcBorders>
-          </w:tcPr>
-          <w:p>
-            <w:pPr>
-              <w:spacing w:before="60" w:after="60" w:line="252" w:lineRule="auto"/>
-              <w:jc w:val="left"/>
-            </w:pPr>
-            <w:r/>
-            <w:r>
-              <w:t>NY Close 23-01</w:t>
-            </w:r>
-          </w:p>
-        </w:tc>
-        <w:tc>
-          <w:tcPr>
-            <w:tcW w:type="dxa" w:w="1440"/>
-            <w:shd w:fill="FFFFFF"/>
-            <w:tcMar>
-              <w:top w:w="100" w:type="dxa"/>
-              <w:bottom w:w="100" w:type="dxa"/>
-              <w:left w:w="120" w:type="dxa"/>
-              <w:right w:w="120" w:type="dxa"/>
-            </w:tcMar>
-            <w:tcBorders>
-              <w:top w:val="single" w:sz="4" w:space="0" w:color="CCCCCC"/>
-              <w:bottom w:val="single" w:sz="4" w:space="0" w:color="CCCCCC"/>
-              <w:left w:val="single" w:sz="4" w:space="0" w:color="CCCCCC"/>
-              <w:right w:val="single" w:sz="4" w:space="0" w:color="CCCCCC"/>
-            </w:tcBorders>
-          </w:tcPr>
-          <w:p>
-            <w:pPr>
-              <w:spacing w:before="60" w:after="60" w:line="252" w:lineRule="auto"/>
-              <w:jc w:val="left"/>
-            </w:pPr>
-            <w:r/>
-            <w:r>
-              <w:t>721.00</w:t>
-            </w:r>
-          </w:p>
-        </w:tc>
-        <w:tc>
-          <w:tcPr>
-            <w:tcW w:type="dxa" w:w="2016"/>
-            <w:shd w:fill="FFFFFF"/>
-            <w:tcMar>
-              <w:top w:w="100" w:type="dxa"/>
-              <w:bottom w:w="100" w:type="dxa"/>
-              <w:left w:w="120" w:type="dxa"/>
-              <w:right w:w="120" w:type="dxa"/>
-            </w:tcMar>
-            <w:tcBorders>
-              <w:top w:val="single" w:sz="4" w:space="0" w:color="CCCCCC"/>
-              <w:bottom w:val="single" w:sz="4" w:space="0" w:color="CCCCCC"/>
-              <w:left w:val="single" w:sz="4" w:space="0" w:color="CCCCCC"/>
-              <w:right w:val="single" w:sz="4" w:space="0" w:color="CCCCCC"/>
-            </w:tcBorders>
-          </w:tcPr>
-          <w:p>
-            <w:pPr>
-              <w:spacing w:before="60" w:after="60" w:line="252" w:lineRule="auto"/>
-              <w:jc w:val="left"/>
-            </w:pPr>
-            <w:r/>
-            <w:r>
-              <w:t>726.50</w:t>
-            </w:r>
-          </w:p>
-        </w:tc>
-        <w:tc>
-          <w:tcPr>
-            <w:tcW w:type="dxa" w:w="1152"/>
-            <w:shd w:fill="FFFFFF"/>
-            <w:tcMar>
-              <w:top w:w="100" w:type="dxa"/>
-              <w:bottom w:w="100" w:type="dxa"/>
-              <w:left w:w="120" w:type="dxa"/>
-              <w:right w:w="120" w:type="dxa"/>
-            </w:tcMar>
-            <w:tcBorders>
-              <w:top w:val="single" w:sz="4" w:space="0" w:color="CCCCCC"/>
-              <w:bottom w:val="single" w:sz="4" w:space="0" w:color="CCCCCC"/>
-              <w:left w:val="single" w:sz="4" w:space="0" w:color="CCCCCC"/>
-              <w:right w:val="single" w:sz="4" w:space="0" w:color="CCCCCC"/>
-            </w:tcBorders>
-          </w:tcPr>
-          <w:p>
-            <w:pPr>
-              <w:spacing w:before="60" w:after="60" w:line="252" w:lineRule="auto"/>
-              <w:jc w:val="left"/>
-            </w:pPr>
-            <w:r/>
-            <w:r>
-              <w:t>713.25</w:t>
-            </w:r>
-          </w:p>
-        </w:tc>
-        <w:tc>
-          <w:tcPr>
-            <w:tcW w:type="dxa" w:w="1728"/>
-            <w:shd w:fill="FFFFFF"/>
-            <w:tcMar>
-              <w:top w:w="100" w:type="dxa"/>
-              <w:bottom w:w="100" w:type="dxa"/>
-              <w:left w:w="120" w:type="dxa"/>
-              <w:right w:w="120" w:type="dxa"/>
-            </w:tcMar>
-            <w:tcBorders>
-              <w:top w:val="single" w:sz="4" w:space="0" w:color="CCCCCC"/>
-              <w:bottom w:val="single" w:sz="4" w:space="0" w:color="CCCCCC"/>
-              <w:left w:val="single" w:sz="4" w:space="0" w:color="CCCCCC"/>
-              <w:right w:val="single" w:sz="4" w:space="0" w:color="CCCCCC"/>
-            </w:tcBorders>
-          </w:tcPr>
-          <w:p>
-            <w:pPr>
-              <w:spacing w:before="60" w:after="60" w:line="252" w:lineRule="auto"/>
-              <w:jc w:val="left"/>
-            </w:pPr>
-            <w:r/>
-            <w:r>
-              <w:rPr>
-                <w:b/>
-              </w:rPr>
-              <w:t>721.75</w:t>
-            </w:r>
-          </w:p>
-        </w:tc>
-        <w:tc>
-          <w:tcPr>
-            <w:tcW w:type="dxa" w:w="3456"/>
-            <w:shd w:fill="FFFFFF"/>
-            <w:tcMar>
-              <w:top w:w="100" w:type="dxa"/>
-              <w:bottom w:w="100" w:type="dxa"/>
-              <w:left w:w="120" w:type="dxa"/>
-              <w:right w:w="120" w:type="dxa"/>
-            </w:tcMar>
-            <w:tcBorders>
-              <w:top w:val="single" w:sz="4" w:space="0" w:color="CCCCCC"/>
-              <w:bottom w:val="single" w:sz="4" w:space="0" w:color="CCCCCC"/>
-              <w:left w:val="single" w:sz="4" w:space="0" w:color="CCCCCC"/>
-              <w:right w:val="single" w:sz="4" w:space="0" w:color="CCCCCC"/>
-            </w:tcBorders>
-          </w:tcPr>
-          <w:p>
-            <w:pPr>
-              <w:spacing w:before="60" w:after="60" w:line="252" w:lineRule="auto"/>
-              <w:jc w:val="left"/>
-            </w:pPr>
-            <w:r/>
-            <w:r>
-              <w:rPr>
-                <w:b/>
-              </w:rPr>
-              <w:t>+0.75</w:t>
-            </w:r>
-          </w:p>
-        </w:tc>
-        <w:tc>
-          <w:tcPr>
-            <w:tcW w:type="dxa" w:w="1440"/>
-            <w:shd w:fill="FFFFFF"/>
-            <w:tcMar>
-              <w:top w:w="100" w:type="dxa"/>
-              <w:bottom w:w="100" w:type="dxa"/>
-              <w:left w:w="120" w:type="dxa"/>
-              <w:right w:w="120" w:type="dxa"/>
-            </w:tcMar>
-            <w:tcBorders>
-              <w:top w:val="single" w:sz="4" w:space="0" w:color="CCCCCC"/>
-              <w:bottom w:val="single" w:sz="4" w:space="0" w:color="CCCCCC"/>
-              <w:left w:val="single" w:sz="4" w:space="0" w:color="CCCCCC"/>
-              <w:right w:val="single" w:sz="4" w:space="0" w:color="CCCCCC"/>
-            </w:tcBorders>
-          </w:tcPr>
-          <w:p>
-            <w:pPr>
-              <w:spacing w:before="60" w:after="60" w:line="252" w:lineRule="auto"/>
-              <w:jc w:val="left"/>
-            </w:pPr>
-            <w:r/>
-            <w:r>
-              <w:t>BULL</w:t>
-            </w:r>
-          </w:p>
-        </w:tc>
-      </w:tr>
-      <w:tr>
-        <w:tc>
-          <w:tcPr>
-            <w:tcW w:type="dxa" w:w="1584"/>
-            <w:shd w:fill="F8FAFC"/>
-            <w:tcMar>
-              <w:top w:w="100" w:type="dxa"/>
-              <w:bottom w:w="100" w:type="dxa"/>
-              <w:left w:w="120" w:type="dxa"/>
-              <w:right w:w="120" w:type="dxa"/>
-            </w:tcMar>
-            <w:tcBorders>
-              <w:top w:val="single" w:sz="4" w:space="0" w:color="CCCCCC"/>
-              <w:bottom w:val="single" w:sz="4" w:space="0" w:color="CCCCCC"/>
-              <w:left w:val="single" w:sz="4" w:space="0" w:color="CCCCCC"/>
-              <w:right w:val="single" w:sz="4" w:space="0" w:color="CCCCCC"/>
-            </w:tcBorders>
-          </w:tcPr>
-          <w:p>
-            <w:pPr>
-              <w:spacing w:before="60" w:after="60" w:line="252" w:lineRule="auto"/>
-              <w:jc w:val="left"/>
-            </w:pPr>
-            <w:r/>
-            <w:r>
-              <w:rPr>
-                <w:b/>
-              </w:rPr>
-              <w:t>Fri 28/08</w:t>
-            </w:r>
-          </w:p>
-        </w:tc>
-        <w:tc>
-          <w:tcPr>
-            <w:tcW w:type="dxa" w:w="864"/>
-            <w:shd w:fill="F8FAFC"/>
-            <w:tcMar>
-              <w:top w:w="100" w:type="dxa"/>
-              <w:bottom w:w="100" w:type="dxa"/>
-              <w:left w:w="120" w:type="dxa"/>
-              <w:right w:w="120" w:type="dxa"/>
-            </w:tcMar>
-            <w:tcBorders>
-              <w:top w:val="single" w:sz="4" w:space="0" w:color="CCCCCC"/>
-              <w:bottom w:val="single" w:sz="4" w:space="0" w:color="CCCCCC"/>
-              <w:left w:val="single" w:sz="4" w:space="0" w:color="CCCCCC"/>
-              <w:right w:val="single" w:sz="4" w:space="0" w:color="CCCCCC"/>
-            </w:tcBorders>
-          </w:tcPr>
-          <w:p>
-            <w:pPr>
-              <w:spacing w:before="60" w:after="60" w:line="252" w:lineRule="auto"/>
-              <w:jc w:val="left"/>
-            </w:pPr>
-            <w:r/>
-            <w:r>
-              <w:t>Asia 07-11</w:t>
-            </w:r>
-          </w:p>
-        </w:tc>
-        <w:tc>
-          <w:tcPr>
-            <w:tcW w:type="dxa" w:w="1440"/>
-            <w:shd w:fill="F8FAFC"/>
-            <w:tcMar>
-              <w:top w:w="100" w:type="dxa"/>
-              <w:bottom w:w="100" w:type="dxa"/>
-              <w:left w:w="120" w:type="dxa"/>
-              <w:right w:w="120" w:type="dxa"/>
-            </w:tcMar>
-            <w:tcBorders>
-              <w:top w:val="single" w:sz="4" w:space="0" w:color="CCCCCC"/>
-              <w:bottom w:val="single" w:sz="4" w:space="0" w:color="CCCCCC"/>
-              <w:left w:val="single" w:sz="4" w:space="0" w:color="CCCCCC"/>
-              <w:right w:val="single" w:sz="4" w:space="0" w:color="CCCCCC"/>
-            </w:tcBorders>
-          </w:tcPr>
-          <w:p>
-            <w:pPr>
-              <w:spacing w:before="60" w:after="60" w:line="252" w:lineRule="auto"/>
-              <w:jc w:val="left"/>
-            </w:pPr>
-            <w:r/>
-            <w:r>
-              <w:t>721.75</w:t>
-            </w:r>
-          </w:p>
-        </w:tc>
-        <w:tc>
-          <w:tcPr>
-            <w:tcW w:type="dxa" w:w="2016"/>
-            <w:shd w:fill="F8FAFC"/>
-            <w:tcMar>
-              <w:top w:w="100" w:type="dxa"/>
-              <w:bottom w:w="100" w:type="dxa"/>
-              <w:left w:w="120" w:type="dxa"/>
-              <w:right w:w="120" w:type="dxa"/>
-            </w:tcMar>
-            <w:tcBorders>
-              <w:top w:val="single" w:sz="4" w:space="0" w:color="CCCCCC"/>
-              <w:bottom w:val="single" w:sz="4" w:space="0" w:color="CCCCCC"/>
-              <w:left w:val="single" w:sz="4" w:space="0" w:color="CCCCCC"/>
-              <w:right w:val="single" w:sz="4" w:space="0" w:color="CCCCCC"/>
-            </w:tcBorders>
-          </w:tcPr>
-          <w:p>
-            <w:pPr>
-              <w:spacing w:before="60" w:after="60" w:line="252" w:lineRule="auto"/>
-              <w:jc w:val="left"/>
-            </w:pPr>
-            <w:r/>
-            <w:r>
-              <w:t>731.00</w:t>
-            </w:r>
-          </w:p>
-        </w:tc>
-        <w:tc>
-          <w:tcPr>
-            <w:tcW w:type="dxa" w:w="1152"/>
-            <w:shd w:fill="F8FAFC"/>
-            <w:tcMar>
-              <w:top w:w="100" w:type="dxa"/>
-              <w:bottom w:w="100" w:type="dxa"/>
-              <w:left w:w="120" w:type="dxa"/>
-              <w:right w:w="120" w:type="dxa"/>
-            </w:tcMar>
-            <w:tcBorders>
-              <w:top w:val="single" w:sz="4" w:space="0" w:color="CCCCCC"/>
-              <w:bottom w:val="single" w:sz="4" w:space="0" w:color="CCCCCC"/>
-              <w:left w:val="single" w:sz="4" w:space="0" w:color="CCCCCC"/>
-              <w:right w:val="single" w:sz="4" w:space="0" w:color="CCCCCC"/>
-            </w:tcBorders>
-          </w:tcPr>
-          <w:p>
-            <w:pPr>
-              <w:spacing w:before="60" w:after="60" w:line="252" w:lineRule="auto"/>
-              <w:jc w:val="left"/>
-            </w:pPr>
-            <w:r/>
-            <w:r>
-              <w:t>715.25</w:t>
-            </w:r>
-          </w:p>
-        </w:tc>
-        <w:tc>
-          <w:tcPr>
-            <w:tcW w:type="dxa" w:w="1728"/>
-            <w:shd w:fill="F8FAFC"/>
-            <w:tcMar>
-              <w:top w:w="100" w:type="dxa"/>
-              <w:bottom w:w="100" w:type="dxa"/>
-              <w:left w:w="120" w:type="dxa"/>
-              <w:right w:w="120" w:type="dxa"/>
-            </w:tcMar>
-            <w:tcBorders>
-              <w:top w:val="single" w:sz="4" w:space="0" w:color="CCCCCC"/>
-              <w:bottom w:val="single" w:sz="4" w:space="0" w:color="CCCCCC"/>
-              <w:left w:val="single" w:sz="4" w:space="0" w:color="CCCCCC"/>
-              <w:right w:val="single" w:sz="4" w:space="0" w:color="CCCCCC"/>
-            </w:tcBorders>
-          </w:tcPr>
-          <w:p>
-            <w:pPr>
-              <w:spacing w:before="60" w:after="60" w:line="252" w:lineRule="auto"/>
-              <w:jc w:val="left"/>
-            </w:pPr>
-            <w:r/>
-            <w:r>
-              <w:rPr>
-                <w:b/>
-              </w:rPr>
-              <w:t>721.00</w:t>
-            </w:r>
-          </w:p>
-        </w:tc>
-        <w:tc>
-          <w:tcPr>
-            <w:tcW w:type="dxa" w:w="3456"/>
-            <w:shd w:fill="F8FAFC"/>
-            <w:tcMar>
-              <w:top w:w="100" w:type="dxa"/>
-              <w:bottom w:w="100" w:type="dxa"/>
-              <w:left w:w="120" w:type="dxa"/>
-              <w:right w:w="120" w:type="dxa"/>
-            </w:tcMar>
-            <w:tcBorders>
-              <w:top w:val="single" w:sz="4" w:space="0" w:color="CCCCCC"/>
-              <w:bottom w:val="single" w:sz="4" w:space="0" w:color="CCCCCC"/>
-              <w:left w:val="single" w:sz="4" w:space="0" w:color="CCCCCC"/>
-              <w:right w:val="single" w:sz="4" w:space="0" w:color="CCCCCC"/>
-            </w:tcBorders>
-          </w:tcPr>
-          <w:p>
-            <w:pPr>
-              <w:spacing w:before="60" w:after="60" w:line="252" w:lineRule="auto"/>
-              <w:jc w:val="left"/>
-            </w:pPr>
-            <w:r/>
-            <w:r>
-              <w:rPr>
-                <w:b/>
-              </w:rPr>
-              <w:t>-0.75</w:t>
-            </w:r>
-          </w:p>
-        </w:tc>
-        <w:tc>
-          <w:tcPr>
-            <w:tcW w:type="dxa" w:w="1440"/>
-            <w:shd w:fill="F8FAFC"/>
-            <w:tcMar>
-              <w:top w:w="100" w:type="dxa"/>
-              <w:bottom w:w="100" w:type="dxa"/>
-              <w:left w:w="120" w:type="dxa"/>
-              <w:right w:w="120" w:type="dxa"/>
-            </w:tcMar>
-            <w:tcBorders>
-              <w:top w:val="single" w:sz="4" w:space="0" w:color="CCCCCC"/>
-              <w:bottom w:val="single" w:sz="4" w:space="0" w:color="CCCCCC"/>
-              <w:left w:val="single" w:sz="4" w:space="0" w:color="CCCCCC"/>
-              <w:right w:val="single" w:sz="4" w:space="0" w:color="CCCCCC"/>
-            </w:tcBorders>
-          </w:tcPr>
-          <w:p>
-            <w:pPr>
-              <w:spacing w:before="60" w:after="60" w:line="252" w:lineRule="auto"/>
-              <w:jc w:val="left"/>
-            </w:pPr>
-            <w:r/>
-            <w:r>
-              <w:t>BEAR</w:t>
-            </w:r>
-          </w:p>
-        </w:tc>
-      </w:tr>
-      <w:tr>
-        <w:tc>
-          <w:tcPr>
-            <w:tcW w:type="dxa" w:w="1584"/>
-            <w:shd w:fill="FFFFFF"/>
-            <w:tcMar>
-              <w:top w:w="100" w:type="dxa"/>
-              <w:bottom w:w="100" w:type="dxa"/>
-              <w:left w:w="120" w:type="dxa"/>
-              <w:right w:w="120" w:type="dxa"/>
-            </w:tcMar>
-            <w:tcBorders>
-              <w:top w:val="single" w:sz="4" w:space="0" w:color="CCCCCC"/>
-              <w:bottom w:val="single" w:sz="4" w:space="0" w:color="CCCCCC"/>
-              <w:left w:val="single" w:sz="4" w:space="0" w:color="CCCCCC"/>
-              <w:right w:val="single" w:sz="4" w:space="0" w:color="CCCCCC"/>
-            </w:tcBorders>
-          </w:tcPr>
-          <w:p>
-            <w:pPr>
-              <w:spacing w:before="60" w:after="60" w:line="252" w:lineRule="auto"/>
-              <w:jc w:val="left"/>
-            </w:pPr>
-            <w:r/>
-            <w:r>
-              <w:rPr>
-                <w:b/>
-              </w:rPr>
-              <w:t>Fri 28/08</w:t>
-            </w:r>
-          </w:p>
-        </w:tc>
-        <w:tc>
-          <w:tcPr>
-            <w:tcW w:type="dxa" w:w="864"/>
-            <w:shd w:fill="FFFFFF"/>
-            <w:tcMar>
-              <w:top w:w="100" w:type="dxa"/>
-              <w:bottom w:w="100" w:type="dxa"/>
-              <w:left w:w="120" w:type="dxa"/>
-              <w:right w:w="120" w:type="dxa"/>
-            </w:tcMar>
-            <w:tcBorders>
-              <w:top w:val="single" w:sz="4" w:space="0" w:color="CCCCCC"/>
-              <w:bottom w:val="single" w:sz="4" w:space="0" w:color="CCCCCC"/>
-              <w:left w:val="single" w:sz="4" w:space="0" w:color="CCCCCC"/>
-              <w:right w:val="single" w:sz="4" w:space="0" w:color="CCCCCC"/>
-            </w:tcBorders>
-          </w:tcPr>
-          <w:p>
-            <w:pPr>
-              <w:spacing w:before="60" w:after="60" w:line="252" w:lineRule="auto"/>
-              <w:jc w:val="left"/>
-            </w:pPr>
-            <w:r/>
-            <w:r>
-              <w:t>Asia 11-15</w:t>
-            </w:r>
-          </w:p>
-        </w:tc>
-        <w:tc>
-          <w:tcPr>
-            <w:tcW w:type="dxa" w:w="1440"/>
-            <w:shd w:fill="FFFFFF"/>
-            <w:tcMar>
-              <w:top w:w="100" w:type="dxa"/>
-              <w:bottom w:w="100" w:type="dxa"/>
-              <w:left w:w="120" w:type="dxa"/>
-              <w:right w:w="120" w:type="dxa"/>
-            </w:tcMar>
-            <w:tcBorders>
-              <w:top w:val="single" w:sz="4" w:space="0" w:color="CCCCCC"/>
-              <w:bottom w:val="single" w:sz="4" w:space="0" w:color="CCCCCC"/>
-              <w:left w:val="single" w:sz="4" w:space="0" w:color="CCCCCC"/>
-              <w:right w:val="single" w:sz="4" w:space="0" w:color="CCCCCC"/>
-            </w:tcBorders>
-          </w:tcPr>
-          <w:p>
-            <w:pPr>
-              <w:spacing w:before="60" w:after="60" w:line="252" w:lineRule="auto"/>
-              <w:jc w:val="left"/>
-            </w:pPr>
-            <w:r/>
-            <w:r>
-              <w:t>721.00</w:t>
-            </w:r>
-          </w:p>
-        </w:tc>
-        <w:tc>
-          <w:tcPr>
-            <w:tcW w:type="dxa" w:w="2016"/>
-            <w:shd w:fill="FFFFFF"/>
-            <w:tcMar>
-              <w:top w:w="100" w:type="dxa"/>
-              <w:bottom w:w="100" w:type="dxa"/>
-              <w:left w:w="120" w:type="dxa"/>
-              <w:right w:w="120" w:type="dxa"/>
-            </w:tcMar>
-            <w:tcBorders>
-              <w:top w:val="single" w:sz="4" w:space="0" w:color="CCCCCC"/>
-              <w:bottom w:val="single" w:sz="4" w:space="0" w:color="CCCCCC"/>
-              <w:left w:val="single" w:sz="4" w:space="0" w:color="CCCCCC"/>
-              <w:right w:val="single" w:sz="4" w:space="0" w:color="CCCCCC"/>
-            </w:tcBorders>
-          </w:tcPr>
-          <w:p>
-            <w:pPr>
-              <w:spacing w:before="60" w:after="60" w:line="252" w:lineRule="auto"/>
-              <w:jc w:val="left"/>
-            </w:pPr>
-            <w:r/>
-            <w:r>
-              <w:t>728.50</w:t>
-            </w:r>
-          </w:p>
-        </w:tc>
-        <w:tc>
-          <w:tcPr>
-            <w:tcW w:type="dxa" w:w="1152"/>
-            <w:shd w:fill="FFFFFF"/>
-            <w:tcMar>
-              <w:top w:w="100" w:type="dxa"/>
-              <w:bottom w:w="100" w:type="dxa"/>
-              <w:left w:w="120" w:type="dxa"/>
-              <w:right w:w="120" w:type="dxa"/>
-            </w:tcMar>
-            <w:tcBorders>
-              <w:top w:val="single" w:sz="4" w:space="0" w:color="CCCCCC"/>
-              <w:bottom w:val="single" w:sz="4" w:space="0" w:color="CCCCCC"/>
-              <w:left w:val="single" w:sz="4" w:space="0" w:color="CCCCCC"/>
-              <w:right w:val="single" w:sz="4" w:space="0" w:color="CCCCCC"/>
-            </w:tcBorders>
-          </w:tcPr>
-          <w:p>
-            <w:pPr>
-              <w:spacing w:before="60" w:after="60" w:line="252" w:lineRule="auto"/>
-              <w:jc w:val="left"/>
-            </w:pPr>
-            <w:r/>
-            <w:r>
-              <w:t>715.00</w:t>
-            </w:r>
-          </w:p>
-        </w:tc>
-        <w:tc>
-          <w:tcPr>
-            <w:tcW w:type="dxa" w:w="1728"/>
-            <w:shd w:fill="FFFFFF"/>
-            <w:tcMar>
-              <w:top w:w="100" w:type="dxa"/>
-              <w:bottom w:w="100" w:type="dxa"/>
-              <w:left w:w="120" w:type="dxa"/>
-              <w:right w:w="120" w:type="dxa"/>
-            </w:tcMar>
-            <w:tcBorders>
-              <w:top w:val="single" w:sz="4" w:space="0" w:color="CCCCCC"/>
-              <w:bottom w:val="single" w:sz="4" w:space="0" w:color="CCCCCC"/>
-              <w:left w:val="single" w:sz="4" w:space="0" w:color="CCCCCC"/>
-              <w:right w:val="single" w:sz="4" w:space="0" w:color="CCCCCC"/>
-            </w:tcBorders>
-          </w:tcPr>
-          <w:p>
-            <w:pPr>
-              <w:spacing w:before="60" w:after="60" w:line="252" w:lineRule="auto"/>
-              <w:jc w:val="left"/>
-            </w:pPr>
-            <w:r/>
-            <w:r>
-              <w:rPr>
-                <w:b/>
-              </w:rPr>
-              <w:t>720.00</w:t>
-            </w:r>
-          </w:p>
-        </w:tc>
-        <w:tc>
-          <w:tcPr>
-            <w:tcW w:type="dxa" w:w="3456"/>
-            <w:shd w:fill="FFFFFF"/>
-            <w:tcMar>
-              <w:top w:w="100" w:type="dxa"/>
-              <w:bottom w:w="100" w:type="dxa"/>
-              <w:left w:w="120" w:type="dxa"/>
-              <w:right w:w="120" w:type="dxa"/>
-            </w:tcMar>
-            <w:tcBorders>
-              <w:top w:val="single" w:sz="4" w:space="0" w:color="CCCCCC"/>
-              <w:bottom w:val="single" w:sz="4" w:space="0" w:color="CCCCCC"/>
-              <w:left w:val="single" w:sz="4" w:space="0" w:color="CCCCCC"/>
-              <w:right w:val="single" w:sz="4" w:space="0" w:color="CCCCCC"/>
-            </w:tcBorders>
-          </w:tcPr>
-          <w:p>
-            <w:pPr>
-              <w:spacing w:before="60" w:after="60" w:line="252" w:lineRule="auto"/>
-              <w:jc w:val="left"/>
-            </w:pPr>
-            <w:r/>
-            <w:r>
-              <w:rPr>
-                <w:b/>
-              </w:rPr>
-              <w:t>-1.00</w:t>
-            </w:r>
-          </w:p>
-        </w:tc>
-        <w:tc>
-          <w:tcPr>
-            <w:tcW w:type="dxa" w:w="1440"/>
-            <w:shd w:fill="FFFFFF"/>
-            <w:tcMar>
-              <w:top w:w="100" w:type="dxa"/>
-              <w:bottom w:w="100" w:type="dxa"/>
-              <w:left w:w="120" w:type="dxa"/>
-              <w:right w:w="120" w:type="dxa"/>
-            </w:tcMar>
-            <w:tcBorders>
-              <w:top w:val="single" w:sz="4" w:space="0" w:color="CCCCCC"/>
-              <w:bottom w:val="single" w:sz="4" w:space="0" w:color="CCCCCC"/>
-              <w:left w:val="single" w:sz="4" w:space="0" w:color="CCCCCC"/>
-              <w:right w:val="single" w:sz="4" w:space="0" w:color="CCCCCC"/>
-            </w:tcBorders>
-          </w:tcPr>
-          <w:p>
-            <w:pPr>
-              <w:spacing w:before="60" w:after="60" w:line="252" w:lineRule="auto"/>
-              <w:jc w:val="left"/>
-            </w:pPr>
-            <w:r/>
-            <w:r>
-              <w:t>BEAR</w:t>
-            </w:r>
-          </w:p>
-        </w:tc>
-      </w:tr>
-      <w:tr>
-        <w:tc>
-          <w:tcPr>
-            <w:tcW w:type="dxa" w:w="1584"/>
-            <w:shd w:fill="F8FAFC"/>
-            <w:tcMar>
-              <w:top w:w="100" w:type="dxa"/>
-              <w:bottom w:w="100" w:type="dxa"/>
-              <w:left w:w="120" w:type="dxa"/>
-              <w:right w:w="120" w:type="dxa"/>
-            </w:tcMar>
-            <w:tcBorders>
-              <w:top w:val="single" w:sz="4" w:space="0" w:color="CCCCCC"/>
-              <w:bottom w:val="single" w:sz="4" w:space="0" w:color="CCCCCC"/>
-              <w:left w:val="single" w:sz="4" w:space="0" w:color="CCCCCC"/>
-              <w:right w:val="single" w:sz="4" w:space="0" w:color="CCCCCC"/>
-            </w:tcBorders>
-          </w:tcPr>
-          <w:p>
-            <w:pPr>
-              <w:spacing w:before="60" w:after="60" w:line="252" w:lineRule="auto"/>
-              <w:jc w:val="left"/>
-            </w:pPr>
-            <w:r/>
-            <w:r>
-              <w:rPr>
-                <w:b/>
-              </w:rPr>
-              <w:t>Fri 28/08</w:t>
-            </w:r>
-          </w:p>
-        </w:tc>
-        <w:tc>
-          <w:tcPr>
-            <w:tcW w:type="dxa" w:w="864"/>
-            <w:shd w:fill="F8FAFC"/>
-            <w:tcMar>
-              <w:top w:w="100" w:type="dxa"/>
-              <w:bottom w:w="100" w:type="dxa"/>
-              <w:left w:w="120" w:type="dxa"/>
-              <w:right w:w="120" w:type="dxa"/>
-            </w:tcMar>
-            <w:tcBorders>
-              <w:top w:val="single" w:sz="4" w:space="0" w:color="CCCCCC"/>
-              <w:bottom w:val="single" w:sz="4" w:space="0" w:color="CCCCCC"/>
-              <w:left w:val="single" w:sz="4" w:space="0" w:color="CCCCCC"/>
-              <w:right w:val="single" w:sz="4" w:space="0" w:color="CCCCCC"/>
-            </w:tcBorders>
-          </w:tcPr>
-          <w:p>
-            <w:pPr>
-              <w:spacing w:before="60" w:after="60" w:line="252" w:lineRule="auto"/>
-              <w:jc w:val="left"/>
-            </w:pPr>
-            <w:r/>
-            <w:r>
-              <w:t>London 15-19</w:t>
-            </w:r>
-          </w:p>
-        </w:tc>
-        <w:tc>
-          <w:tcPr>
-            <w:tcW w:type="dxa" w:w="1440"/>
-            <w:shd w:fill="F8FAFC"/>
-            <w:tcMar>
-              <w:top w:w="100" w:type="dxa"/>
-              <w:bottom w:w="100" w:type="dxa"/>
-              <w:left w:w="120" w:type="dxa"/>
-              <w:right w:w="120" w:type="dxa"/>
-            </w:tcMar>
-            <w:tcBorders>
-              <w:top w:val="single" w:sz="4" w:space="0" w:color="CCCCCC"/>
-              <w:bottom w:val="single" w:sz="4" w:space="0" w:color="CCCCCC"/>
-              <w:left w:val="single" w:sz="4" w:space="0" w:color="CCCCCC"/>
-              <w:right w:val="single" w:sz="4" w:space="0" w:color="CCCCCC"/>
-            </w:tcBorders>
-          </w:tcPr>
-          <w:p>
-            <w:pPr>
-              <w:spacing w:before="60" w:after="60" w:line="252" w:lineRule="auto"/>
-              <w:jc w:val="left"/>
-            </w:pPr>
-            <w:r/>
-            <w:r>
-              <w:t>720.00</w:t>
-            </w:r>
-          </w:p>
-        </w:tc>
-        <w:tc>
-          <w:tcPr>
-            <w:tcW w:type="dxa" w:w="2016"/>
-            <w:shd w:fill="F8FAFC"/>
-            <w:tcMar>
-              <w:top w:w="100" w:type="dxa"/>
-              <w:bottom w:w="100" w:type="dxa"/>
-              <w:left w:w="120" w:type="dxa"/>
-              <w:right w:w="120" w:type="dxa"/>
-            </w:tcMar>
-            <w:tcBorders>
-              <w:top w:val="single" w:sz="4" w:space="0" w:color="CCCCCC"/>
-              <w:bottom w:val="single" w:sz="4" w:space="0" w:color="CCCCCC"/>
-              <w:left w:val="single" w:sz="4" w:space="0" w:color="CCCCCC"/>
-              <w:right w:val="single" w:sz="4" w:space="0" w:color="CCCCCC"/>
-            </w:tcBorders>
-          </w:tcPr>
-          <w:p>
-            <w:pPr>
-              <w:spacing w:before="60" w:after="60" w:line="252" w:lineRule="auto"/>
-              <w:jc w:val="left"/>
-            </w:pPr>
-            <w:r/>
-            <w:r>
-              <w:t>727.00</w:t>
-            </w:r>
-          </w:p>
-        </w:tc>
-        <w:tc>
-          <w:tcPr>
-            <w:tcW w:type="dxa" w:w="1152"/>
-            <w:shd w:fill="F8FAFC"/>
-            <w:tcMar>
-              <w:top w:w="100" w:type="dxa"/>
-              <w:bottom w:w="100" w:type="dxa"/>
-              <w:left w:w="120" w:type="dxa"/>
-              <w:right w:w="120" w:type="dxa"/>
-            </w:tcMar>
-            <w:tcBorders>
-              <w:top w:val="single" w:sz="4" w:space="0" w:color="CCCCCC"/>
-              <w:bottom w:val="single" w:sz="4" w:space="0" w:color="CCCCCC"/>
-              <w:left w:val="single" w:sz="4" w:space="0" w:color="CCCCCC"/>
-              <w:right w:val="single" w:sz="4" w:space="0" w:color="CCCCCC"/>
-            </w:tcBorders>
-          </w:tcPr>
-          <w:p>
-            <w:pPr>
-              <w:spacing w:before="60" w:after="60" w:line="252" w:lineRule="auto"/>
-              <w:jc w:val="left"/>
-            </w:pPr>
-            <w:r/>
-            <w:r>
-              <w:t>706.50</w:t>
-            </w:r>
-          </w:p>
-        </w:tc>
-        <w:tc>
-          <w:tcPr>
-            <w:tcW w:type="dxa" w:w="1728"/>
-            <w:shd w:fill="F8FAFC"/>
-            <w:tcMar>
-              <w:top w:w="100" w:type="dxa"/>
-              <w:bottom w:w="100" w:type="dxa"/>
-              <w:left w:w="120" w:type="dxa"/>
-              <w:right w:w="120" w:type="dxa"/>
-            </w:tcMar>
-            <w:tcBorders>
-              <w:top w:val="single" w:sz="4" w:space="0" w:color="CCCCCC"/>
-              <w:bottom w:val="single" w:sz="4" w:space="0" w:color="CCCCCC"/>
-              <w:left w:val="single" w:sz="4" w:space="0" w:color="CCCCCC"/>
-              <w:right w:val="single" w:sz="4" w:space="0" w:color="CCCCCC"/>
-            </w:tcBorders>
-          </w:tcPr>
-          <w:p>
-            <w:pPr>
-              <w:spacing w:before="60" w:after="60" w:line="252" w:lineRule="auto"/>
-              <w:jc w:val="left"/>
-            </w:pPr>
-            <w:r/>
-            <w:r>
-              <w:rPr>
-                <w:b/>
-              </w:rPr>
-              <w:t>720.75</w:t>
-            </w:r>
-          </w:p>
-        </w:tc>
-        <w:tc>
-          <w:tcPr>
-            <w:tcW w:type="dxa" w:w="3456"/>
-            <w:shd w:fill="F8FAFC"/>
-            <w:tcMar>
-              <w:top w:w="100" w:type="dxa"/>
-              <w:bottom w:w="100" w:type="dxa"/>
-              <w:left w:w="120" w:type="dxa"/>
-              <w:right w:w="120" w:type="dxa"/>
-            </w:tcMar>
-            <w:tcBorders>
-              <w:top w:val="single" w:sz="4" w:space="0" w:color="CCCCCC"/>
-              <w:bottom w:val="single" w:sz="4" w:space="0" w:color="CCCCCC"/>
-              <w:left w:val="single" w:sz="4" w:space="0" w:color="CCCCCC"/>
-              <w:right w:val="single" w:sz="4" w:space="0" w:color="CCCCCC"/>
-            </w:tcBorders>
-          </w:tcPr>
-          <w:p>
-            <w:pPr>
-              <w:spacing w:before="60" w:after="60" w:line="252" w:lineRule="auto"/>
-              <w:jc w:val="left"/>
-            </w:pPr>
-            <w:r/>
-            <w:r>
-              <w:rPr>
-                <w:b/>
-              </w:rPr>
-              <w:t>+0.75</w:t>
-            </w:r>
-          </w:p>
-        </w:tc>
-        <w:tc>
-          <w:tcPr>
-            <w:tcW w:type="dxa" w:w="1440"/>
-            <w:shd w:fill="F8FAFC"/>
-            <w:tcMar>
-              <w:top w:w="100" w:type="dxa"/>
-              <w:bottom w:w="100" w:type="dxa"/>
-              <w:left w:w="120" w:type="dxa"/>
-              <w:right w:w="120" w:type="dxa"/>
-            </w:tcMar>
-            <w:tcBorders>
-              <w:top w:val="single" w:sz="4" w:space="0" w:color="CCCCCC"/>
-              <w:bottom w:val="single" w:sz="4" w:space="0" w:color="CCCCCC"/>
-              <w:left w:val="single" w:sz="4" w:space="0" w:color="CCCCCC"/>
-              <w:right w:val="single" w:sz="4" w:space="0" w:color="CCCCCC"/>
-            </w:tcBorders>
-          </w:tcPr>
-          <w:p>
-            <w:pPr>
-              <w:spacing w:before="60" w:after="60" w:line="252" w:lineRule="auto"/>
-              <w:jc w:val="left"/>
-            </w:pPr>
-            <w:r/>
-            <w:r>
-              <w:t>BULL</w:t>
-            </w:r>
-          </w:p>
-        </w:tc>
-      </w:tr>
-      <w:tr>
-        <w:tc>
-          <w:tcPr>
-            <w:tcW w:type="dxa" w:w="1584"/>
-            <w:shd w:fill="FFFFFF"/>
-            <w:tcMar>
-              <w:top w:w="100" w:type="dxa"/>
-              <w:bottom w:w="100" w:type="dxa"/>
-              <w:left w:w="120" w:type="dxa"/>
-              <w:right w:w="120" w:type="dxa"/>
-            </w:tcMar>
-            <w:tcBorders>
-              <w:top w:val="single" w:sz="4" w:space="0" w:color="CCCCCC"/>
-              <w:bottom w:val="single" w:sz="4" w:space="0" w:color="CCCCCC"/>
-              <w:left w:val="single" w:sz="4" w:space="0" w:color="CCCCCC"/>
-              <w:right w:val="single" w:sz="4" w:space="0" w:color="CCCCCC"/>
-            </w:tcBorders>
-          </w:tcPr>
-          <w:p>
-            <w:pPr>
-              <w:spacing w:before="60" w:after="60" w:line="252" w:lineRule="auto"/>
-              <w:jc w:val="left"/>
-            </w:pPr>
-            <w:r/>
-            <w:r>
-              <w:rPr>
-                <w:b/>
-              </w:rPr>
-              <w:t>Fri 28/08</w:t>
-            </w:r>
-          </w:p>
-        </w:tc>
-        <w:tc>
-          <w:tcPr>
-            <w:tcW w:type="dxa" w:w="864"/>
-            <w:shd w:fill="FFFFFF"/>
-            <w:tcMar>
-              <w:top w:w="100" w:type="dxa"/>
-              <w:bottom w:w="100" w:type="dxa"/>
-              <w:left w:w="120" w:type="dxa"/>
-              <w:right w:w="120" w:type="dxa"/>
-            </w:tcMar>
-            <w:tcBorders>
-              <w:top w:val="single" w:sz="4" w:space="0" w:color="CCCCCC"/>
-              <w:bottom w:val="single" w:sz="4" w:space="0" w:color="CCCCCC"/>
-              <w:left w:val="single" w:sz="4" w:space="0" w:color="CCCCCC"/>
-              <w:right w:val="single" w:sz="4" w:space="0" w:color="CCCCCC"/>
-            </w:tcBorders>
-          </w:tcPr>
-          <w:p>
-            <w:pPr>
-              <w:spacing w:before="60" w:after="60" w:line="252" w:lineRule="auto"/>
-              <w:jc w:val="left"/>
-            </w:pPr>
-            <w:r/>
-            <w:r>
-              <w:t>Pre-NY 19-21</w:t>
-            </w:r>
-          </w:p>
-        </w:tc>
-        <w:tc>
-          <w:tcPr>
-            <w:tcW w:type="dxa" w:w="1440"/>
-            <w:shd w:fill="FFFFFF"/>
-            <w:tcMar>
-              <w:top w:w="100" w:type="dxa"/>
-              <w:bottom w:w="100" w:type="dxa"/>
-              <w:left w:w="120" w:type="dxa"/>
-              <w:right w:w="120" w:type="dxa"/>
-            </w:tcMar>
-            <w:tcBorders>
-              <w:top w:val="single" w:sz="4" w:space="0" w:color="CCCCCC"/>
-              <w:bottom w:val="single" w:sz="4" w:space="0" w:color="CCCCCC"/>
-              <w:left w:val="single" w:sz="4" w:space="0" w:color="CCCCCC"/>
-              <w:right w:val="single" w:sz="4" w:space="0" w:color="CCCCCC"/>
-            </w:tcBorders>
-          </w:tcPr>
-          <w:p>
-            <w:pPr>
-              <w:spacing w:before="60" w:after="60" w:line="252" w:lineRule="auto"/>
-              <w:jc w:val="left"/>
-            </w:pPr>
-            <w:r/>
-            <w:r>
-              <w:t>720.75</w:t>
-            </w:r>
-          </w:p>
-        </w:tc>
-        <w:tc>
-          <w:tcPr>
-            <w:tcW w:type="dxa" w:w="2016"/>
-            <w:shd w:fill="FFFFFF"/>
-            <w:tcMar>
-              <w:top w:w="100" w:type="dxa"/>
-              <w:bottom w:w="100" w:type="dxa"/>
-              <w:left w:w="120" w:type="dxa"/>
-              <w:right w:w="120" w:type="dxa"/>
-            </w:tcMar>
-            <w:tcBorders>
-              <w:top w:val="single" w:sz="4" w:space="0" w:color="CCCCCC"/>
-              <w:bottom w:val="single" w:sz="4" w:space="0" w:color="CCCCCC"/>
-              <w:left w:val="single" w:sz="4" w:space="0" w:color="CCCCCC"/>
-              <w:right w:val="single" w:sz="4" w:space="0" w:color="CCCCCC"/>
-            </w:tcBorders>
-          </w:tcPr>
-          <w:p>
-            <w:pPr>
-              <w:spacing w:before="60" w:after="60" w:line="252" w:lineRule="auto"/>
-              <w:jc w:val="left"/>
-            </w:pPr>
-            <w:r/>
-            <w:r>
-              <w:t>730.00</w:t>
-            </w:r>
-          </w:p>
-        </w:tc>
-        <w:tc>
-          <w:tcPr>
-            <w:tcW w:type="dxa" w:w="1152"/>
-            <w:shd w:fill="FFFFFF"/>
-            <w:tcMar>
-              <w:top w:w="100" w:type="dxa"/>
-              <w:bottom w:w="100" w:type="dxa"/>
-              <w:left w:w="120" w:type="dxa"/>
-              <w:right w:w="120" w:type="dxa"/>
-            </w:tcMar>
-            <w:tcBorders>
-              <w:top w:val="single" w:sz="4" w:space="0" w:color="CCCCCC"/>
-              <w:bottom w:val="single" w:sz="4" w:space="0" w:color="CCCCCC"/>
-              <w:left w:val="single" w:sz="4" w:space="0" w:color="CCCCCC"/>
-              <w:right w:val="single" w:sz="4" w:space="0" w:color="CCCCCC"/>
-            </w:tcBorders>
-          </w:tcPr>
-          <w:p>
-            <w:pPr>
-              <w:spacing w:before="60" w:after="60" w:line="252" w:lineRule="auto"/>
-              <w:jc w:val="left"/>
-            </w:pPr>
-            <w:r/>
-            <w:r>
-              <w:t>713.50</w:t>
-            </w:r>
-          </w:p>
-        </w:tc>
-        <w:tc>
-          <w:tcPr>
-            <w:tcW w:type="dxa" w:w="1728"/>
-            <w:shd w:fill="FFFFFF"/>
-            <w:tcMar>
-              <w:top w:w="100" w:type="dxa"/>
-              <w:bottom w:w="100" w:type="dxa"/>
-              <w:left w:w="120" w:type="dxa"/>
-              <w:right w:w="120" w:type="dxa"/>
-            </w:tcMar>
-            <w:tcBorders>
-              <w:top w:val="single" w:sz="4" w:space="0" w:color="CCCCCC"/>
-              <w:bottom w:val="single" w:sz="4" w:space="0" w:color="CCCCCC"/>
-              <w:left w:val="single" w:sz="4" w:space="0" w:color="CCCCCC"/>
-              <w:right w:val="single" w:sz="4" w:space="0" w:color="CCCCCC"/>
-            </w:tcBorders>
-          </w:tcPr>
-          <w:p>
-            <w:pPr>
-              <w:spacing w:before="60" w:after="60" w:line="252" w:lineRule="auto"/>
-              <w:jc w:val="left"/>
-            </w:pPr>
-            <w:r/>
-            <w:r>
-              <w:rPr>
-                <w:b/>
-              </w:rPr>
-              <w:t>720.50</w:t>
-            </w:r>
-          </w:p>
-        </w:tc>
-        <w:tc>
-          <w:tcPr>
-            <w:tcW w:type="dxa" w:w="3456"/>
-            <w:shd w:fill="FFFFFF"/>
-            <w:tcMar>
-              <w:top w:w="100" w:type="dxa"/>
-              <w:bottom w:w="100" w:type="dxa"/>
-              <w:left w:w="120" w:type="dxa"/>
-              <w:right w:w="120" w:type="dxa"/>
-            </w:tcMar>
-            <w:tcBorders>
-              <w:top w:val="single" w:sz="4" w:space="0" w:color="CCCCCC"/>
-              <w:bottom w:val="single" w:sz="4" w:space="0" w:color="CCCCCC"/>
-              <w:left w:val="single" w:sz="4" w:space="0" w:color="CCCCCC"/>
-              <w:right w:val="single" w:sz="4" w:space="0" w:color="CCCCCC"/>
-            </w:tcBorders>
-          </w:tcPr>
-          <w:p>
-            <w:pPr>
-              <w:spacing w:before="60" w:after="60" w:line="252" w:lineRule="auto"/>
-              <w:jc w:val="left"/>
-            </w:pPr>
-            <w:r/>
-            <w:r>
-              <w:rPr>
-                <w:b/>
-              </w:rPr>
-              <w:t>-0.25</w:t>
-            </w:r>
-          </w:p>
-        </w:tc>
-        <w:tc>
-          <w:tcPr>
-            <w:tcW w:type="dxa" w:w="1440"/>
-            <w:shd w:fill="FFFFFF"/>
-            <w:tcMar>
-              <w:top w:w="100" w:type="dxa"/>
-              <w:bottom w:w="100" w:type="dxa"/>
-              <w:left w:w="120" w:type="dxa"/>
-              <w:right w:w="120" w:type="dxa"/>
-            </w:tcMar>
-            <w:tcBorders>
-              <w:top w:val="single" w:sz="4" w:space="0" w:color="CCCCCC"/>
-              <w:bottom w:val="single" w:sz="4" w:space="0" w:color="CCCCCC"/>
-              <w:left w:val="single" w:sz="4" w:space="0" w:color="CCCCCC"/>
-              <w:right w:val="single" w:sz="4" w:space="0" w:color="CCCCCC"/>
-            </w:tcBorders>
-          </w:tcPr>
-          <w:p>
-            <w:pPr>
-              <w:spacing w:before="60" w:after="60" w:line="252" w:lineRule="auto"/>
-              <w:jc w:val="left"/>
-            </w:pPr>
-            <w:r/>
-            <w:r>
-              <w:t>BEAR</w:t>
-            </w:r>
-          </w:p>
-        </w:tc>
-      </w:tr>
-      <w:tr>
-        <w:tc>
-          <w:tcPr>
-            <w:tcW w:type="dxa" w:w="1584"/>
-            <w:shd w:fill="F8FAFC"/>
-            <w:tcMar>
-              <w:top w:w="100" w:type="dxa"/>
-              <w:bottom w:w="100" w:type="dxa"/>
-              <w:left w:w="120" w:type="dxa"/>
-              <w:right w:w="120" w:type="dxa"/>
-            </w:tcMar>
-            <w:tcBorders>
-              <w:top w:val="single" w:sz="4" w:space="0" w:color="CCCCCC"/>
-              <w:bottom w:val="single" w:sz="4" w:space="0" w:color="CCCCCC"/>
-              <w:left w:val="single" w:sz="4" w:space="0" w:color="CCCCCC"/>
-              <w:right w:val="single" w:sz="4" w:space="0" w:color="CCCCCC"/>
-            </w:tcBorders>
-          </w:tcPr>
-          <w:p>
-            <w:pPr>
-              <w:spacing w:before="60" w:after="60" w:line="252" w:lineRule="auto"/>
-              <w:jc w:val="left"/>
-            </w:pPr>
-            <w:r/>
-            <w:r>
-              <w:rPr>
-                <w:b/>
-              </w:rPr>
-              <w:t>Fri 28/08</w:t>
-            </w:r>
-          </w:p>
-        </w:tc>
-        <w:tc>
-          <w:tcPr>
-            <w:tcW w:type="dxa" w:w="864"/>
-            <w:shd w:fill="F8FAFC"/>
-            <w:tcMar>
-              <w:top w:w="100" w:type="dxa"/>
-              <w:bottom w:w="100" w:type="dxa"/>
-              <w:left w:w="120" w:type="dxa"/>
-              <w:right w:w="120" w:type="dxa"/>
-            </w:tcMar>
-            <w:tcBorders>
-              <w:top w:val="single" w:sz="4" w:space="0" w:color="CCCCCC"/>
-              <w:bottom w:val="single" w:sz="4" w:space="0" w:color="CCCCCC"/>
-              <w:left w:val="single" w:sz="4" w:space="0" w:color="CCCCCC"/>
-              <w:right w:val="single" w:sz="4" w:space="0" w:color="CCCCCC"/>
-            </w:tcBorders>
-          </w:tcPr>
-          <w:p>
-            <w:pPr>
-              <w:spacing w:before="60" w:after="60" w:line="252" w:lineRule="auto"/>
-              <w:jc w:val="left"/>
-            </w:pPr>
-            <w:r/>
-            <w:r>
-              <w:t>NY Open 21-23</w:t>
-            </w:r>
-          </w:p>
-        </w:tc>
-        <w:tc>
-          <w:tcPr>
-            <w:tcW w:type="dxa" w:w="1440"/>
-            <w:shd w:fill="F8FAFC"/>
-            <w:tcMar>
-              <w:top w:w="100" w:type="dxa"/>
-              <w:bottom w:w="100" w:type="dxa"/>
-              <w:left w:w="120" w:type="dxa"/>
-              <w:right w:w="120" w:type="dxa"/>
-            </w:tcMar>
-            <w:tcBorders>
-              <w:top w:val="single" w:sz="4" w:space="0" w:color="CCCCCC"/>
-              <w:bottom w:val="single" w:sz="4" w:space="0" w:color="CCCCCC"/>
-              <w:left w:val="single" w:sz="4" w:space="0" w:color="CCCCCC"/>
-              <w:right w:val="single" w:sz="4" w:space="0" w:color="CCCCCC"/>
-            </w:tcBorders>
-          </w:tcPr>
-          <w:p>
-            <w:pPr>
-              <w:spacing w:before="60" w:after="60" w:line="252" w:lineRule="auto"/>
-              <w:jc w:val="left"/>
-            </w:pPr>
-            <w:r/>
-            <w:r>
-              <w:t>720.50</w:t>
-            </w:r>
-          </w:p>
-        </w:tc>
-        <w:tc>
-          <w:tcPr>
-            <w:tcW w:type="dxa" w:w="2016"/>
-            <w:shd w:fill="F8FAFC"/>
-            <w:tcMar>
-              <w:top w:w="100" w:type="dxa"/>
-              <w:bottom w:w="100" w:type="dxa"/>
-              <w:left w:w="120" w:type="dxa"/>
-              <w:right w:w="120" w:type="dxa"/>
-            </w:tcMar>
-            <w:tcBorders>
-              <w:top w:val="single" w:sz="4" w:space="0" w:color="CCCCCC"/>
-              <w:bottom w:val="single" w:sz="4" w:space="0" w:color="CCCCCC"/>
-              <w:left w:val="single" w:sz="4" w:space="0" w:color="CCCCCC"/>
-              <w:right w:val="single" w:sz="4" w:space="0" w:color="CCCCCC"/>
-            </w:tcBorders>
-          </w:tcPr>
-          <w:p>
-            <w:pPr>
-              <w:spacing w:before="60" w:after="60" w:line="252" w:lineRule="auto"/>
-              <w:jc w:val="left"/>
-            </w:pPr>
-            <w:r/>
-            <w:r>
-              <w:t>729.00</w:t>
-            </w:r>
-          </w:p>
-        </w:tc>
-        <w:tc>
-          <w:tcPr>
-            <w:tcW w:type="dxa" w:w="1152"/>
-            <w:shd w:fill="F8FAFC"/>
-            <w:tcMar>
-              <w:top w:w="100" w:type="dxa"/>
-              <w:bottom w:w="100" w:type="dxa"/>
-              <w:left w:w="120" w:type="dxa"/>
-              <w:right w:w="120" w:type="dxa"/>
-            </w:tcMar>
-            <w:tcBorders>
-              <w:top w:val="single" w:sz="4" w:space="0" w:color="CCCCCC"/>
-              <w:bottom w:val="single" w:sz="4" w:space="0" w:color="CCCCCC"/>
-              <w:left w:val="single" w:sz="4" w:space="0" w:color="CCCCCC"/>
-              <w:right w:val="single" w:sz="4" w:space="0" w:color="CCCCCC"/>
-            </w:tcBorders>
-          </w:tcPr>
-          <w:p>
-            <w:pPr>
-              <w:spacing w:before="60" w:after="60" w:line="252" w:lineRule="auto"/>
-              <w:jc w:val="left"/>
-            </w:pPr>
-            <w:r/>
-            <w:r>
-              <w:t>706.50</w:t>
-            </w:r>
-          </w:p>
-        </w:tc>
-        <w:tc>
-          <w:tcPr>
-            <w:tcW w:type="dxa" w:w="1728"/>
-            <w:shd w:fill="F8FAFC"/>
-            <w:tcMar>
-              <w:top w:w="100" w:type="dxa"/>
-              <w:bottom w:w="100" w:type="dxa"/>
-              <w:left w:w="120" w:type="dxa"/>
-              <w:right w:w="120" w:type="dxa"/>
-            </w:tcMar>
-            <w:tcBorders>
-              <w:top w:val="single" w:sz="4" w:space="0" w:color="CCCCCC"/>
-              <w:bottom w:val="single" w:sz="4" w:space="0" w:color="CCCCCC"/>
-              <w:left w:val="single" w:sz="4" w:space="0" w:color="CCCCCC"/>
-              <w:right w:val="single" w:sz="4" w:space="0" w:color="CCCCCC"/>
-            </w:tcBorders>
-          </w:tcPr>
-          <w:p>
-            <w:pPr>
-              <w:spacing w:before="60" w:after="60" w:line="252" w:lineRule="auto"/>
-              <w:jc w:val="left"/>
-            </w:pPr>
-            <w:r/>
-            <w:r>
-              <w:rPr>
-                <w:b/>
-              </w:rPr>
-              <w:t>722.25</w:t>
-            </w:r>
-          </w:p>
-        </w:tc>
-        <w:tc>
-          <w:tcPr>
-            <w:tcW w:type="dxa" w:w="3456"/>
-            <w:shd w:fill="F8FAFC"/>
-            <w:tcMar>
-              <w:top w:w="100" w:type="dxa"/>
-              <w:bottom w:w="100" w:type="dxa"/>
-              <w:left w:w="120" w:type="dxa"/>
-              <w:right w:w="120" w:type="dxa"/>
-            </w:tcMar>
-            <w:tcBorders>
-              <w:top w:val="single" w:sz="4" w:space="0" w:color="CCCCCC"/>
-              <w:bottom w:val="single" w:sz="4" w:space="0" w:color="CCCCCC"/>
-              <w:left w:val="single" w:sz="4" w:space="0" w:color="CCCCCC"/>
-              <w:right w:val="single" w:sz="4" w:space="0" w:color="CCCCCC"/>
-            </w:tcBorders>
-          </w:tcPr>
-          <w:p>
-            <w:pPr>
-              <w:spacing w:before="60" w:after="60" w:line="252" w:lineRule="auto"/>
-              <w:jc w:val="left"/>
-            </w:pPr>
-            <w:r/>
-            <w:r>
-              <w:rPr>
-                <w:b/>
-              </w:rPr>
-              <w:t>+1.75</w:t>
-            </w:r>
-          </w:p>
-        </w:tc>
-        <w:tc>
-          <w:tcPr>
-            <w:tcW w:type="dxa" w:w="1440"/>
-            <w:shd w:fill="F8FAFC"/>
-            <w:tcMar>
-              <w:top w:w="100" w:type="dxa"/>
-              <w:bottom w:w="100" w:type="dxa"/>
-              <w:left w:w="120" w:type="dxa"/>
-              <w:right w:w="120" w:type="dxa"/>
-            </w:tcMar>
-            <w:tcBorders>
-              <w:top w:val="single" w:sz="4" w:space="0" w:color="CCCCCC"/>
-              <w:bottom w:val="single" w:sz="4" w:space="0" w:color="CCCCCC"/>
-              <w:left w:val="single" w:sz="4" w:space="0" w:color="CCCCCC"/>
-              <w:right w:val="single" w:sz="4" w:space="0" w:color="CCCCCC"/>
-            </w:tcBorders>
-          </w:tcPr>
-          <w:p>
-            <w:pPr>
-              <w:spacing w:before="60" w:after="60" w:line="252" w:lineRule="auto"/>
-              <w:jc w:val="left"/>
-            </w:pPr>
-            <w:r/>
-            <w:r>
-              <w:t>BULL</w:t>
-            </w:r>
-          </w:p>
-        </w:tc>
-      </w:tr>
-      <w:tr>
-        <w:tc>
-          <w:tcPr>
-            <w:tcW w:type="dxa" w:w="1584"/>
-            <w:shd w:fill="FFFFFF"/>
-            <w:tcMar>
-              <w:top w:w="100" w:type="dxa"/>
-              <w:bottom w:w="100" w:type="dxa"/>
-              <w:left w:w="120" w:type="dxa"/>
-              <w:right w:w="120" w:type="dxa"/>
-            </w:tcMar>
-            <w:tcBorders>
-              <w:top w:val="single" w:sz="4" w:space="0" w:color="CCCCCC"/>
-              <w:bottom w:val="single" w:sz="4" w:space="0" w:color="CCCCCC"/>
-              <w:left w:val="single" w:sz="4" w:space="0" w:color="CCCCCC"/>
-              <w:right w:val="single" w:sz="4" w:space="0" w:color="CCCCCC"/>
-            </w:tcBorders>
-          </w:tcPr>
-          <w:p>
-            <w:pPr>
-              <w:spacing w:before="60" w:after="60" w:line="252" w:lineRule="auto"/>
-              <w:jc w:val="left"/>
-            </w:pPr>
-            <w:r/>
-            <w:r>
-              <w:rPr>
-                <w:b/>
-              </w:rPr>
-              <w:t>Fri 28/08</w:t>
-            </w:r>
-          </w:p>
-        </w:tc>
-        <w:tc>
-          <w:tcPr>
-            <w:tcW w:type="dxa" w:w="864"/>
-            <w:shd w:fill="FFFFFF"/>
-            <w:tcMar>
-              <w:top w:w="100" w:type="dxa"/>
-              <w:bottom w:w="100" w:type="dxa"/>
-              <w:left w:w="120" w:type="dxa"/>
-              <w:right w:w="120" w:type="dxa"/>
-            </w:tcMar>
-            <w:tcBorders>
-              <w:top w:val="single" w:sz="4" w:space="0" w:color="CCCCCC"/>
-              <w:bottom w:val="single" w:sz="4" w:space="0" w:color="CCCCCC"/>
-              <w:left w:val="single" w:sz="4" w:space="0" w:color="CCCCCC"/>
-              <w:right w:val="single" w:sz="4" w:space="0" w:color="CCCCCC"/>
-            </w:tcBorders>
-          </w:tcPr>
-          <w:p>
-            <w:pPr>
-              <w:spacing w:before="60" w:after="60" w:line="252" w:lineRule="auto"/>
-              <w:jc w:val="left"/>
-            </w:pPr>
-            <w:r/>
-            <w:r>
-              <w:t>NY Close 23-01</w:t>
-            </w:r>
-          </w:p>
-        </w:tc>
-        <w:tc>
-          <w:tcPr>
-            <w:tcW w:type="dxa" w:w="1440"/>
-            <w:shd w:fill="FFFFFF"/>
-            <w:tcMar>
-              <w:top w:w="100" w:type="dxa"/>
-              <w:bottom w:w="100" w:type="dxa"/>
-              <w:left w:w="120" w:type="dxa"/>
-              <w:right w:w="120" w:type="dxa"/>
-            </w:tcMar>
-            <w:tcBorders>
-              <w:top w:val="single" w:sz="4" w:space="0" w:color="CCCCCC"/>
-              <w:bottom w:val="single" w:sz="4" w:space="0" w:color="CCCCCC"/>
-              <w:left w:val="single" w:sz="4" w:space="0" w:color="CCCCCC"/>
-              <w:right w:val="single" w:sz="4" w:space="0" w:color="CCCCCC"/>
-            </w:tcBorders>
-          </w:tcPr>
-          <w:p>
-            <w:pPr>
-              <w:spacing w:before="60" w:after="60" w:line="252" w:lineRule="auto"/>
-              <w:jc w:val="left"/>
-            </w:pPr>
-            <w:r/>
-            <w:r>
-              <w:t>722.25</w:t>
-            </w:r>
-          </w:p>
-        </w:tc>
-        <w:tc>
-          <w:tcPr>
-            <w:tcW w:type="dxa" w:w="2016"/>
-            <w:shd w:fill="FFFFFF"/>
-            <w:tcMar>
-              <w:top w:w="100" w:type="dxa"/>
-              <w:bottom w:w="100" w:type="dxa"/>
-              <w:left w:w="120" w:type="dxa"/>
-              <w:right w:w="120" w:type="dxa"/>
-            </w:tcMar>
-            <w:tcBorders>
-              <w:top w:val="single" w:sz="4" w:space="0" w:color="CCCCCC"/>
-              <w:bottom w:val="single" w:sz="4" w:space="0" w:color="CCCCCC"/>
-              <w:left w:val="single" w:sz="4" w:space="0" w:color="CCCCCC"/>
-              <w:right w:val="single" w:sz="4" w:space="0" w:color="CCCCCC"/>
-            </w:tcBorders>
-          </w:tcPr>
-          <w:p>
-            <w:pPr>
-              <w:spacing w:before="60" w:after="60" w:line="252" w:lineRule="auto"/>
-              <w:jc w:val="left"/>
-            </w:pPr>
-            <w:r/>
-            <w:r>
-              <w:t>728.50</w:t>
-            </w:r>
-          </w:p>
-        </w:tc>
-        <w:tc>
-          <w:tcPr>
-            <w:tcW w:type="dxa" w:w="1152"/>
-            <w:shd w:fill="FFFFFF"/>
-            <w:tcMar>
-              <w:top w:w="100" w:type="dxa"/>
-              <w:bottom w:w="100" w:type="dxa"/>
-              <w:left w:w="120" w:type="dxa"/>
-              <w:right w:w="120" w:type="dxa"/>
-            </w:tcMar>
-            <w:tcBorders>
-              <w:top w:val="single" w:sz="4" w:space="0" w:color="CCCCCC"/>
-              <w:bottom w:val="single" w:sz="4" w:space="0" w:color="CCCCCC"/>
-              <w:left w:val="single" w:sz="4" w:space="0" w:color="CCCCCC"/>
-              <w:right w:val="single" w:sz="4" w:space="0" w:color="CCCCCC"/>
-            </w:tcBorders>
-          </w:tcPr>
-          <w:p>
-            <w:pPr>
-              <w:spacing w:before="60" w:after="60" w:line="252" w:lineRule="auto"/>
-              <w:jc w:val="left"/>
-            </w:pPr>
-            <w:r/>
-            <w:r>
-              <w:t>715.75</w:t>
-            </w:r>
-          </w:p>
-        </w:tc>
-        <w:tc>
-          <w:tcPr>
-            <w:tcW w:type="dxa" w:w="1728"/>
-            <w:shd w:fill="FFFFFF"/>
-            <w:tcMar>
-              <w:top w:w="100" w:type="dxa"/>
-              <w:bottom w:w="100" w:type="dxa"/>
-              <w:left w:w="120" w:type="dxa"/>
-              <w:right w:w="120" w:type="dxa"/>
-            </w:tcMar>
-            <w:tcBorders>
-              <w:top w:val="single" w:sz="4" w:space="0" w:color="CCCCCC"/>
-              <w:bottom w:val="single" w:sz="4" w:space="0" w:color="CCCCCC"/>
-              <w:left w:val="single" w:sz="4" w:space="0" w:color="CCCCCC"/>
-              <w:right w:val="single" w:sz="4" w:space="0" w:color="CCCCCC"/>
-            </w:tcBorders>
-          </w:tcPr>
-          <w:p>
-            <w:pPr>
-              <w:spacing w:before="60" w:after="60" w:line="252" w:lineRule="auto"/>
-              <w:jc w:val="left"/>
-            </w:pPr>
-            <w:r/>
-            <w:r>
-              <w:rPr>
-                <w:b/>
-              </w:rPr>
-              <w:t>721.50</w:t>
             </w:r>
           </w:p>
         </w:tc>

--- a/Daily Reports/21_08_2026-CBOT Reports.docx
+++ b/Daily Reports/21_08_2026-CBOT Reports.docx
@@ -104,7 +104,7 @@
           <w:color w:val="5C768D"/>
           <w:sz w:val="19"/>
         </w:rPr>
-        <w:t>Cập nhật tự động qua `macro_tracker.py` vào lúc 09:00 ICT ngày 21/08/2026</w:t>
+        <w:t>Cập nhật tự động qua `macro_tracker.py` vào lúc 12:13 ICT ngày 21/08/2026</w:t>
       </w:r>
     </w:p>
     <w:tbl>
@@ -313,7 +313,7 @@
               <w:rPr>
                 <w:b/>
               </w:rPr>
-              <w:t>93.90 / thùng</w:t>
+              <w:t>93.25 / thùng</w:t>
             </w:r>
           </w:p>
         </w:tc>
@@ -344,7 +344,7 @@
               <w:rPr>
                 <w:b/>
               </w:rPr>
-              <w:t>+2.49%</w:t>
+              <w:t>-0.56%</w:t>
             </w:r>
           </w:p>
         </w:tc>
@@ -473,7 +473,7 @@
               <w:rPr>
                 <w:b/>
               </w:rPr>
-              <w:t>-0.06%</w:t>
+              <w:t>-0.13%</w:t>
             </w:r>
           </w:p>
         </w:tc>
@@ -1218,7 +1218,7 @@
         <w:rPr>
           <w:b/>
         </w:rPr>
-        <w:t>`93.90` (+2.49%)</w:t>
+        <w:t>`93.25` (-0.56%)</w:t>
       </w:r>
       <w:r>
         <w:t xml:space="preserve"> | DXY: </w:t>
@@ -1227,7 +1227,7 @@
         <w:rPr>
           <w:b/>
         </w:rPr>
-        <w:t>`98.77` (-0.06%)</w:t>
+        <w:t>`98.77` (-0.13%)</w:t>
       </w:r>
       <w:r>
         <w:t xml:space="preserve"> | Lúa mì CBOT: </w:t>
@@ -1236,7 +1236,7 @@
         <w:rPr>
           <w:b/>
         </w:rPr>
-        <w:t>`700.75` (+3.01%)</w:t>
+        <w:t>`702.25` (+2.89%)</w:t>
       </w:r>
       <w:r>
         <w:t>.</w:t>
@@ -1306,7 +1306,7 @@
           <w:color w:val="5C768D"/>
           <w:sz w:val="19"/>
         </w:rPr>
-        <w:t>Cập nhật tự động lúc 09:00 ICT ngày 21/08/2026 — Nguồn: NOAA, USDA, BOM Australia</w:t>
+        <w:t>Cập nhật tự động lúc 12:13 ICT ngày 21/08/2026 — Nguồn: NOAA, USDA, BOM Australia</w:t>
       </w:r>
     </w:p>
     <w:p>
@@ -3574,7 +3574,7 @@
               <w:rPr>
                 <w:b/>
               </w:rPr>
-              <w:t>499.75</w:t>
+              <w:t>500.75</w:t>
             </w:r>
           </w:p>
         </w:tc>
@@ -3605,7 +3605,7 @@
               <w:rPr>
                 <w:b/>
               </w:rPr>
-              <w:t>501.72 (+1.97)</w:t>
+              <w:t>502.19 (+1.44)</w:t>
             </w:r>
           </w:p>
         </w:tc>
@@ -3633,7 +3633,7 @@
             </w:pPr>
             <w:r/>
             <w:r>
-              <w:t>Bullish (500.98 &gt; 496.66)</w:t>
+              <w:t>Bullish (500.98 &gt; 496.99)</w:t>
             </w:r>
           </w:p>
         </w:tc>
@@ -3661,7 +3661,7 @@
             </w:pPr>
             <w:r/>
             <w:r>
-              <w:t>2.75 cents</w:t>
+              <w:t>0.25 cents</w:t>
             </w:r>
           </w:p>
         </w:tc>
@@ -3822,7 +3822,7 @@
               <w:rPr>
                 <w:b/>
               </w:rPr>
-              <w:t>700.75</w:t>
+              <w:t>702.25</w:t>
             </w:r>
           </w:p>
         </w:tc>
@@ -3853,7 +3853,7 @@
               <w:rPr>
                 <w:b/>
               </w:rPr>
-              <w:t>703.52 (+2.77)</w:t>
+              <w:t>704.79 (+2.54)</w:t>
             </w:r>
           </w:p>
         </w:tc>
@@ -3881,7 +3881,7 @@
             </w:pPr>
             <w:r/>
             <w:r>
-              <w:t>Bullish (699.15 &gt; 694.52)</w:t>
+              <w:t>Bullish (699.73 &gt; 695.13)</w:t>
             </w:r>
           </w:p>
         </w:tc>
@@ -3909,7 +3909,7 @@
             </w:pPr>
             <w:r/>
             <w:r>
-              <w:t>3.75 cents</w:t>
+              <w:t>0.50 cents</w:t>
             </w:r>
           </w:p>
         </w:tc>
@@ -4378,7 +4378,7 @@
               <w:rPr>
                 <w:b/>
               </w:rPr>
-              <w:t>453.59 cents (Dưới cản S2 + 1.5x ATR)</w:t>
+              <w:t>454.15 cents (Dưới cản S2 + 1.5x ATR)</w:t>
             </w:r>
           </w:p>
         </w:tc>
@@ -4559,7 +4559,7 @@
               <w:rPr>
                 <w:b/>
               </w:rPr>
-              <w:t>504.75 - 506.25 cents</w:t>
+              <w:t>512.50 - 514.00 cents</w:t>
             </w:r>
           </w:p>
         </w:tc>
@@ -4590,7 +4590,7 @@
               <w:rPr>
                 <w:b/>
               </w:rPr>
-              <w:t>470.82 cents (Chống quét SL tuyệt đối)</w:t>
+              <w:t>471.07 cents (Chống quét SL tuyệt đối)</w:t>
             </w:r>
           </w:p>
         </w:tc>
@@ -4783,7 +4783,7 @@
               <w:rPr>
                 <w:b/>
               </w:rPr>
-              <w:t>521.18 cents</w:t>
+              <w:t>520.93 cents</w:t>
             </w:r>
           </w:p>
         </w:tc>
@@ -4945,7 +4945,7 @@
               <w:rPr>
                 <w:b/>
               </w:rPr>
-              <w:t>447.49 - 457.25 cents</w:t>
+              <w:t>448.98 - 457.25 cents</w:t>
             </w:r>
           </w:p>
         </w:tc>
@@ -5126,7 +5126,7 @@
                 <w:b/>
                 <w:color w:val="B91C1C"/>
               </w:rPr>
-              <w:t>699.15 - 694.52 cents (Canh bán hồi kỹ thuật H1)</w:t>
+              <w:t>699.73 - 695.13 cents (Canh bán hồi kỹ thuật H1)</w:t>
             </w:r>
           </w:p>
         </w:tc>
@@ -5157,7 +5157,7 @@
               <w:rPr>
                 <w:b/>
               </w:rPr>
-              <w:t>735.02 cents (Trên kháng cự R2 + 1.5x ATR)</w:t>
+              <w:t>734.04 cents (Trên kháng cự R2 + 1.5x ATR)</w:t>
             </w:r>
           </w:p>
         </w:tc>
@@ -5304,7 +5304,7 @@
                 <w:b/>
                 <w:color w:val="15803D"/>
               </w:rPr>
-              <w:t>Long trung hạn (Swing) (ZWZ26)</w:t>
+              <w:t>Long trung hạn (Swing) (ZWH27)</w:t>
             </w:r>
           </w:p>
         </w:tc>
@@ -5335,7 +5335,7 @@
               <w:rPr>
                 <w:b/>
               </w:rPr>
-              <w:t>694.00 - 696.00 cents</w:t>
+              <w:t>711.50 - 713.50 cents</w:t>
             </w:r>
           </w:p>
         </w:tc>
@@ -5366,7 +5366,7 @@
               <w:rPr>
                 <w:b/>
               </w:rPr>
-              <w:t>640.73 cents</w:t>
+              <w:t>658.56 cents</w:t>
             </w:r>
           </w:p>
         </w:tc>
@@ -5397,7 +5397,7 @@
               <w:rPr>
                 <w:b/>
               </w:rPr>
-              <w:t>704.25 cents (Đón sóng hồi trung hạn ~14.5 giá)</w:t>
+              <w:t>723.50 cents (Đón sóng hồi trung hạn ~14.5 giá)</w:t>
             </w:r>
           </w:p>
         </w:tc>
@@ -5497,7 +5497,7 @@
                 <w:b/>
                 <w:color w:val="B91C1C"/>
               </w:rPr>
-              <w:t>Short trung hạn (Swing) (ZWZ26)</w:t>
+              <w:t>Short trung hạn (Swing) (ZWH27)</w:t>
             </w:r>
           </w:p>
         </w:tc>
@@ -5528,7 +5528,7 @@
               <w:rPr>
                 <w:b/>
               </w:rPr>
-              <w:t>704.25 - 706.25 cents</w:t>
+              <w:t>723.50 - 725.50 cents</w:t>
             </w:r>
           </w:p>
         </w:tc>
@@ -5559,7 +5559,7 @@
               <w:rPr>
                 <w:b/>
               </w:rPr>
-              <w:t>708.77 cents</w:t>
+              <w:t>727.44 cents</w:t>
             </w:r>
           </w:p>
         </w:tc>
@@ -5590,7 +5590,7 @@
               <w:rPr>
                 <w:b/>
               </w:rPr>
-              <w:t>645.25 cents (Thuận xu hướng giảm ngắn hạn)</w:t>
+              <w:t>662.50 cents (Thuận xu hướng giảm ngắn hạn)</w:t>
             </w:r>
           </w:p>
         </w:tc>
@@ -5721,7 +5721,7 @@
               <w:rPr>
                 <w:b/>
               </w:rPr>
-              <w:t>627.19 - 645.25 cents</w:t>
+              <w:t>629.80 - 645.25 cents</w:t>
             </w:r>
           </w:p>
         </w:tc>
@@ -11599,7 +11599,7 @@
         <w:t>Giá Chốt Phiên (Close):</w:t>
       </w:r>
       <w:r>
-        <w:t xml:space="preserve"> 499.75 cents | </w:t>
+        <w:t xml:space="preserve"> 500.75 cents | </w:t>
       </w:r>
       <w:r>
         <w:rPr>
@@ -11614,10 +11614,10 @@
         <w:rPr>
           <w:b/>
         </w:rPr>
-        <w:t>`501.72 cents`</w:t>
+        <w:t>`502.19 cents`</w:t>
       </w:r>
       <w:r>
-        <w:t xml:space="preserve"> (+1.97).</w:t>
+        <w:t xml:space="preserve"> (+1.44).</w:t>
       </w:r>
     </w:p>
     <w:p>
@@ -11638,7 +11638,7 @@
         <w:rPr>
           <w:b/>
         </w:rPr>
-        <w:t>`24,493`</w:t>
+        <w:t>`30,417`</w:t>
       </w:r>
       <w:r>
         <w:t xml:space="preserve"> (Chênh lệch: </w:t>
@@ -11647,7 +11647,7 @@
         <w:rPr>
           <w:b/>
         </w:rPr>
-        <w:t>`-195,585`</w:t>
+        <w:t>`-261,482`</w:t>
       </w:r>
       <w:r>
         <w:t xml:space="preserve">) | OI: </w:t>
@@ -11665,7 +11665,7 @@
         <w:rPr>
           <w:b/>
         </w:rPr>
-        <w:t>`+173`</w:t>
+        <w:t>`+0`</w:t>
       </w:r>
       <w:r>
         <w:t>)</w:t>
@@ -11689,7 +11689,7 @@
         <w:rPr>
           <w:b/>
         </w:rPr>
-        <w:t>`Không phát hiện mô hình nến đặc biệt`</w:t>
+        <w:t>`Doji (Nến lưỡng lự thế trận)`</w:t>
       </w:r>
     </w:p>
     <w:p>
@@ -11709,8 +11709,9 @@
       <w:r>
         <w:rPr>
           <w:b/>
+          <w:color w:val="15803D"/>
         </w:rPr>
-        <w:t>`Tăng nhẹ tích lũy (Accumulation Rally)`</w:t>
+        <w:t>`Giảm suy yếu / Đáy ngắn hạn (Long Liquidation Decline)`</w:t>
       </w:r>
     </w:p>
     <w:p>
@@ -11731,10 +11732,10 @@
         <w:rPr>
           <w:b/>
         </w:rPr>
-        <w:t>TÍCH LŨY TÍCH CỰC (Accumulation):</w:t>
+        <w:t>TÍCH LŨY TIÊU CỰC (Distribution):</w:t>
       </w:r>
       <w:r>
-        <w:t xml:space="preserve"> Nến đi ngang nhưng dòng tiền âm thầm gia tăng (OI tăng), báo hiệu chuẩn bị có nhịp bứt phá tăng.</w:t>
+        <w:t xml:space="preserve"> Nến đi ngang nhưng dòng tiền rút dần (OI giảm), cảnh báo rủi ro suy sụt sắp tới.</w:t>
       </w:r>
     </w:p>
     <w:p>
@@ -11980,7 +11981,7 @@
               <w:rPr>
                 <w:b/>
               </w:rPr>
-              <w:t>93.90</w:t>
+              <w:t>93.25</w:t>
             </w:r>
           </w:p>
         </w:tc>
@@ -12011,7 +12012,7 @@
               <w:rPr>
                 <w:b/>
               </w:rPr>
-              <w:t>+2.49%</w:t>
+              <w:t>-0.56%</w:t>
             </w:r>
           </w:p>
         </w:tc>
@@ -12039,7 +12040,7 @@
             </w:pPr>
             <w:r/>
             <w:r>
-              <w:t>Giá dầu Tăng hỗ trợ biên lợi nhuận pha chế Ethanol, kéo theo nhu cầu ngô tích cực.</w:t>
+              <w:t>Giá dầu Giảm làm giảm biên lợi nhuận pha chế Ethanol, tạo sức ép lên nhu cầu ngô.</w:t>
             </w:r>
           </w:p>
         </w:tc>
@@ -12134,7 +12135,7 @@
               <w:rPr>
                 <w:b/>
               </w:rPr>
-              <w:t>-0.06%</w:t>
+              <w:t>-0.13%</w:t>
             </w:r>
           </w:p>
         </w:tc>
@@ -12749,7 +12750,7 @@
         <w:t xml:space="preserve"> EMA_50 </w:t>
       </w:r>
       <w:r>
-        <w:t xml:space="preserve"> (496.66).</w:t>
+        <w:t xml:space="preserve"> (496.99).</w:t>
       </w:r>
     </w:p>
     <w:p>
@@ -12770,7 +12771,7 @@
         <w:rPr>
           <w:b/>
         </w:rPr>
-        <w:t>`48.53`</w:t>
+        <w:t>`52.56`</w:t>
       </w:r>
       <w:r>
         <w:t xml:space="preserve"> | ATR (14) = </w:t>
@@ -12779,7 +12780,7 @@
         <w:rPr>
           <w:b/>
         </w:rPr>
-        <w:t>`2.44`</w:t>
+        <w:t>`2.07`</w:t>
       </w:r>
       <w:r>
         <w:t xml:space="preserve"> cents | Volatility = </w:t>
@@ -12788,7 +12789,7 @@
         <w:rPr>
           <w:b/>
         </w:rPr>
-        <w:t>`2.75 cents`</w:t>
+        <w:t>`0.25 cents`</w:t>
       </w:r>
       <w:r>
         <w:t>.</w:t>
@@ -13582,7 +13583,7 @@
         <w:rPr>
           <w:b/>
         </w:rPr>
-        <w:t>`453.59 cents (Dưới cản S2 + 1.5x ATR)`</w:t>
+        <w:t>`454.15 cents (Dưới cản S2 + 1.5x ATR)`</w:t>
       </w:r>
       <w:r>
         <w:t xml:space="preserve"> | TP: </w:t>
@@ -13644,7 +13645,7 @@
         <w:rPr>
           <w:b/>
         </w:rPr>
-        <w:t>`504.75 - 506.25 cents`</w:t>
+        <w:t>`512.50 - 514.00 cents`</w:t>
       </w:r>
       <w:r>
         <w:t xml:space="preserve"> | SL: </w:t>
@@ -13653,7 +13654,7 @@
         <w:rPr>
           <w:b/>
         </w:rPr>
-        <w:t>`470.82 cents (Chống quét SL tuyệt đối)`</w:t>
+        <w:t>`471.07 cents (Chống quét SL tuyệt đối)`</w:t>
       </w:r>
       <w:r>
         <w:t xml:space="preserve"> | TP: </w:t>
@@ -13699,7 +13700,7 @@
         <w:rPr>
           <w:b/>
         </w:rPr>
-        <w:t>`521.18 cents`</w:t>
+        <w:t>`520.93 cents`</w:t>
       </w:r>
       <w:r>
         <w:t xml:space="preserve"> | TP: </w:t>
@@ -13748,7 +13749,7 @@
         <w:rPr>
           <w:b/>
         </w:rPr>
-        <w:t>`447.49 - 457.25 cents`</w:t>
+        <w:t>`448.98 - 457.25 cents`</w:t>
       </w:r>
     </w:p>
     <w:p>
@@ -14155,7 +14156,7 @@
             </w:pPr>
             <w:r/>
             <w:r>
-              <w:t>499.75</w:t>
+              <w:t>500.75</w:t>
             </w:r>
           </w:p>
         </w:tc>
@@ -14183,7 +14184,7 @@
             </w:pPr>
             <w:r/>
             <w:r>
-              <w:t>503.50</w:t>
+              <w:t>504.50</w:t>
             </w:r>
           </w:p>
         </w:tc>
@@ -14211,7 +14212,7 @@
             </w:pPr>
             <w:r/>
             <w:r>
-              <w:t>496.50</w:t>
+              <w:t>497.50</w:t>
             </w:r>
           </w:p>
         </w:tc>
@@ -14242,7 +14243,7 @@
               <w:rPr>
                 <w:b/>
               </w:rPr>
-              <w:t>500.00</w:t>
+              <w:t>501.00</w:t>
             </w:r>
           </w:p>
         </w:tc>
@@ -14390,7 +14391,7 @@
             </w:pPr>
             <w:r/>
             <w:r>
-              <w:t>500.00</w:t>
+              <w:t>501.00</w:t>
             </w:r>
           </w:p>
         </w:tc>
@@ -14418,7 +14419,7 @@
             </w:pPr>
             <w:r/>
             <w:r>
-              <w:t>502.75</w:t>
+              <w:t>503.75</w:t>
             </w:r>
           </w:p>
         </w:tc>
@@ -14446,7 +14447,7 @@
             </w:pPr>
             <w:r/>
             <w:r>
-              <w:t>496.25</w:t>
+              <w:t>497.25</w:t>
             </w:r>
           </w:p>
         </w:tc>
@@ -14477,7 +14478,7 @@
               <w:rPr>
                 <w:b/>
               </w:rPr>
-              <w:t>499.50</w:t>
+              <w:t>500.50</w:t>
             </w:r>
           </w:p>
         </w:tc>
@@ -14625,7 +14626,7 @@
             </w:pPr>
             <w:r/>
             <w:r>
-              <w:t>499.50</w:t>
+              <w:t>500.50</w:t>
             </w:r>
           </w:p>
         </w:tc>
@@ -14653,7 +14654,7 @@
             </w:pPr>
             <w:r/>
             <w:r>
-              <w:t>502.50</w:t>
+              <w:t>503.50</w:t>
             </w:r>
           </w:p>
         </w:tc>
@@ -14681,7 +14682,7 @@
             </w:pPr>
             <w:r/>
             <w:r>
-              <w:t>495.50</w:t>
+              <w:t>496.50</w:t>
             </w:r>
           </w:p>
         </w:tc>
@@ -14712,7 +14713,7 @@
               <w:rPr>
                 <w:b/>
               </w:rPr>
-              <w:t>500.25</w:t>
+              <w:t>501.25</w:t>
             </w:r>
           </w:p>
         </w:tc>
@@ -14860,7 +14861,7 @@
             </w:pPr>
             <w:r/>
             <w:r>
-              <w:t>500.25</w:t>
+              <w:t>501.25</w:t>
             </w:r>
           </w:p>
         </w:tc>
@@ -14888,7 +14889,7 @@
             </w:pPr>
             <w:r/>
             <w:r>
-              <w:t>504.75</w:t>
+              <w:t>505.75</w:t>
             </w:r>
           </w:p>
         </w:tc>
@@ -14916,7 +14917,7 @@
             </w:pPr>
             <w:r/>
             <w:r>
-              <w:t>495.25</w:t>
+              <w:t>496.25</w:t>
             </w:r>
           </w:p>
         </w:tc>
@@ -14947,7 +14948,7 @@
               <w:rPr>
                 <w:b/>
               </w:rPr>
-              <w:t>501.00</w:t>
+              <w:t>502.00</w:t>
             </w:r>
           </w:p>
         </w:tc>
@@ -15095,7 +15096,7 @@
             </w:pPr>
             <w:r/>
             <w:r>
-              <w:t>501.00</w:t>
+              <w:t>502.00</w:t>
             </w:r>
           </w:p>
         </w:tc>
@@ -15123,7 +15124,7 @@
             </w:pPr>
             <w:r/>
             <w:r>
-              <w:t>506.50</w:t>
+              <w:t>507.50</w:t>
             </w:r>
           </w:p>
         </w:tc>
@@ -15151,7 +15152,7 @@
             </w:pPr>
             <w:r/>
             <w:r>
-              <w:t>494.75</w:t>
+              <w:t>495.75</w:t>
             </w:r>
           </w:p>
         </w:tc>
@@ -15182,7 +15183,7 @@
               <w:rPr>
                 <w:b/>
               </w:rPr>
-              <w:t>503.25</w:t>
+              <w:t>504.25</w:t>
             </w:r>
           </w:p>
         </w:tc>
@@ -15330,7 +15331,7 @@
             </w:pPr>
             <w:r/>
             <w:r>
-              <w:t>503.25</w:t>
+              <w:t>504.25</w:t>
             </w:r>
           </w:p>
         </w:tc>
@@ -15358,7 +15359,7 @@
             </w:pPr>
             <w:r/>
             <w:r>
-              <w:t>506.25</w:t>
+              <w:t>507.25</w:t>
             </w:r>
           </w:p>
         </w:tc>
@@ -15386,7 +15387,7 @@
             </w:pPr>
             <w:r/>
             <w:r>
-              <w:t>499.00</w:t>
+              <w:t>500.00</w:t>
             </w:r>
           </w:p>
         </w:tc>
@@ -15417,7 +15418,7 @@
               <w:rPr>
                 <w:b/>
               </w:rPr>
-              <w:t>503.50</w:t>
+              <w:t>504.50</w:t>
             </w:r>
           </w:p>
         </w:tc>
@@ -15565,7 +15566,7 @@
             </w:pPr>
             <w:r/>
             <w:r>
-              <w:t>503.50</w:t>
+              <w:t>504.50</w:t>
             </w:r>
           </w:p>
         </w:tc>
@@ -15593,7 +15594,7 @@
             </w:pPr>
             <w:r/>
             <w:r>
-              <w:t>506.75</w:t>
+              <w:t>507.75</w:t>
             </w:r>
           </w:p>
         </w:tc>
@@ -15621,7 +15622,7 @@
             </w:pPr>
             <w:r/>
             <w:r>
-              <w:t>497.00</w:t>
+              <w:t>498.00</w:t>
             </w:r>
           </w:p>
         </w:tc>
@@ -15652,7 +15653,7 @@
               <w:rPr>
                 <w:b/>
               </w:rPr>
-              <w:t>504.25</w:t>
+              <w:t>505.25</w:t>
             </w:r>
           </w:p>
         </w:tc>
@@ -15800,7 +15801,7 @@
             </w:pPr>
             <w:r/>
             <w:r>
-              <w:t>504.25</w:t>
+              <w:t>505.25</w:t>
             </w:r>
           </w:p>
         </w:tc>
@@ -15828,7 +15829,7 @@
             </w:pPr>
             <w:r/>
             <w:r>
-              <w:t>507.25</w:t>
+              <w:t>508.25</w:t>
             </w:r>
           </w:p>
         </w:tc>
@@ -15856,7 +15857,7 @@
             </w:pPr>
             <w:r/>
             <w:r>
-              <w:t>499.75</w:t>
+              <w:t>500.75</w:t>
             </w:r>
           </w:p>
         </w:tc>
@@ -15887,7 +15888,7 @@
               <w:rPr>
                 <w:b/>
               </w:rPr>
-              <w:t>503.75</w:t>
+              <w:t>504.75</w:t>
             </w:r>
           </w:p>
         </w:tc>
@@ -16035,7 +16036,7 @@
             </w:pPr>
             <w:r/>
             <w:r>
-              <w:t>503.75</w:t>
+              <w:t>504.75</w:t>
             </w:r>
           </w:p>
         </w:tc>
@@ -16063,7 +16064,7 @@
             </w:pPr>
             <w:r/>
             <w:r>
-              <w:t>507.75</w:t>
+              <w:t>508.75</w:t>
             </w:r>
           </w:p>
         </w:tc>
@@ -16091,7 +16092,7 @@
             </w:pPr>
             <w:r/>
             <w:r>
-              <w:t>498.00</w:t>
+              <w:t>499.00</w:t>
             </w:r>
           </w:p>
         </w:tc>
@@ -16122,7 +16123,7 @@
               <w:rPr>
                 <w:b/>
               </w:rPr>
-              <w:t>504.25</w:t>
+              <w:t>505.25</w:t>
             </w:r>
           </w:p>
         </w:tc>
@@ -16270,7 +16271,7 @@
             </w:pPr>
             <w:r/>
             <w:r>
-              <w:t>504.25</w:t>
+              <w:t>505.25</w:t>
             </w:r>
           </w:p>
         </w:tc>
@@ -16298,7 +16299,7 @@
             </w:pPr>
             <w:r/>
             <w:r>
-              <w:t>506.75</w:t>
+              <w:t>507.75</w:t>
             </w:r>
           </w:p>
         </w:tc>
@@ -16326,7 +16327,7 @@
             </w:pPr>
             <w:r/>
             <w:r>
-              <w:t>501.00</w:t>
+              <w:t>502.00</w:t>
             </w:r>
           </w:p>
         </w:tc>
@@ -16357,7 +16358,7 @@
               <w:rPr>
                 <w:b/>
               </w:rPr>
-              <w:t>504.75</w:t>
+              <w:t>505.75</w:t>
             </w:r>
           </w:p>
         </w:tc>
@@ -16505,7 +16506,7 @@
             </w:pPr>
             <w:r/>
             <w:r>
-              <w:t>504.75</w:t>
+              <w:t>505.75</w:t>
             </w:r>
           </w:p>
         </w:tc>
@@ -16533,7 +16534,7 @@
             </w:pPr>
             <w:r/>
             <w:r>
-              <w:t>508.25</w:t>
+              <w:t>509.25</w:t>
             </w:r>
           </w:p>
         </w:tc>
@@ -16561,7 +16562,7 @@
             </w:pPr>
             <w:r/>
             <w:r>
-              <w:t>498.75</w:t>
+              <w:t>499.75</w:t>
             </w:r>
           </w:p>
         </w:tc>
@@ -16592,7 +16593,7 @@
               <w:rPr>
                 <w:b/>
               </w:rPr>
-              <w:t>505.75</w:t>
+              <w:t>506.75</w:t>
             </w:r>
           </w:p>
         </w:tc>
@@ -16740,7 +16741,7 @@
             </w:pPr>
             <w:r/>
             <w:r>
-              <w:t>505.75</w:t>
+              <w:t>506.75</w:t>
             </w:r>
           </w:p>
         </w:tc>
@@ -16768,7 +16769,7 @@
             </w:pPr>
             <w:r/>
             <w:r>
-              <w:t>508.50</w:t>
+              <w:t>509.50</w:t>
             </w:r>
           </w:p>
         </w:tc>
@@ -16796,7 +16797,7 @@
             </w:pPr>
             <w:r/>
             <w:r>
-              <w:t>503.25</w:t>
+              <w:t>504.25</w:t>
             </w:r>
           </w:p>
         </w:tc>
@@ -16827,7 +16828,7 @@
               <w:rPr>
                 <w:b/>
               </w:rPr>
-              <w:t>505.75</w:t>
+              <w:t>506.75</w:t>
             </w:r>
           </w:p>
         </w:tc>
@@ -16975,7 +16976,7 @@
             </w:pPr>
             <w:r/>
             <w:r>
-              <w:t>505.75</w:t>
+              <w:t>506.75</w:t>
             </w:r>
           </w:p>
         </w:tc>
@@ -17003,7 +17004,7 @@
             </w:pPr>
             <w:r/>
             <w:r>
-              <w:t>508.50</w:t>
+              <w:t>509.50</w:t>
             </w:r>
           </w:p>
         </w:tc>
@@ -17031,7 +17032,7 @@
             </w:pPr>
             <w:r/>
             <w:r>
-              <w:t>503.25</w:t>
+              <w:t>504.25</w:t>
             </w:r>
           </w:p>
         </w:tc>
@@ -17062,7 +17063,7 @@
               <w:rPr>
                 <w:b/>
               </w:rPr>
-              <w:t>505.25</w:t>
+              <w:t>506.25</w:t>
             </w:r>
           </w:p>
         </w:tc>
@@ -17210,7 +17211,7 @@
             </w:pPr>
             <w:r/>
             <w:r>
-              <w:t>505.25</w:t>
+              <w:t>506.25</w:t>
             </w:r>
           </w:p>
         </w:tc>
@@ -17238,7 +17239,7 @@
             </w:pPr>
             <w:r/>
             <w:r>
-              <w:t>508.25</w:t>
+              <w:t>509.25</w:t>
             </w:r>
           </w:p>
         </w:tc>
@@ -17266,7 +17267,7 @@
             </w:pPr>
             <w:r/>
             <w:r>
-              <w:t>502.00</w:t>
+              <w:t>503.00</w:t>
             </w:r>
           </w:p>
         </w:tc>
@@ -17297,7 +17298,7 @@
               <w:rPr>
                 <w:b/>
               </w:rPr>
-              <w:t>505.00</w:t>
+              <w:t>506.00</w:t>
             </w:r>
           </w:p>
         </w:tc>
@@ -17445,7 +17446,7 @@
             </w:pPr>
             <w:r/>
             <w:r>
-              <w:t>505.00</w:t>
+              <w:t>506.00</w:t>
             </w:r>
           </w:p>
         </w:tc>
@@ -17473,7 +17474,7 @@
             </w:pPr>
             <w:r/>
             <w:r>
-              <w:t>509.00</w:t>
+              <w:t>510.00</w:t>
             </w:r>
           </w:p>
         </w:tc>
@@ -17501,7 +17502,7 @@
             </w:pPr>
             <w:r/>
             <w:r>
-              <w:t>499.75</w:t>
+              <w:t>500.75</w:t>
             </w:r>
           </w:p>
         </w:tc>
@@ -17532,7 +17533,7 @@
               <w:rPr>
                 <w:b/>
               </w:rPr>
-              <w:t>505.50</w:t>
+              <w:t>506.50</w:t>
             </w:r>
           </w:p>
         </w:tc>
@@ -17680,7 +17681,7 @@
             </w:pPr>
             <w:r/>
             <w:r>
-              <w:t>505.50</w:t>
+              <w:t>506.50</w:t>
             </w:r>
           </w:p>
         </w:tc>
@@ -17708,7 +17709,7 @@
             </w:pPr>
             <w:r/>
             <w:r>
-              <w:t>510.25</w:t>
+              <w:t>511.25</w:t>
             </w:r>
           </w:p>
         </w:tc>
@@ -17736,7 +17737,7 @@
             </w:pPr>
             <w:r/>
             <w:r>
-              <w:t>498.50</w:t>
+              <w:t>499.50</w:t>
             </w:r>
           </w:p>
         </w:tc>
@@ -17767,7 +17768,7 @@
               <w:rPr>
                 <w:b/>
               </w:rPr>
-              <w:t>507.50</w:t>
+              <w:t>508.50</w:t>
             </w:r>
           </w:p>
         </w:tc>
@@ -17915,7 +17916,7 @@
             </w:pPr>
             <w:r/>
             <w:r>
-              <w:t>507.50</w:t>
+              <w:t>508.50</w:t>
             </w:r>
           </w:p>
         </w:tc>
@@ -17943,7 +17944,7 @@
             </w:pPr>
             <w:r/>
             <w:r>
-              <w:t>515.50</w:t>
+              <w:t>516.50</w:t>
             </w:r>
           </w:p>
         </w:tc>
@@ -17971,7 +17972,7 @@
             </w:pPr>
             <w:r/>
             <w:r>
-              <w:t>500.50</w:t>
+              <w:t>501.50</w:t>
             </w:r>
           </w:p>
         </w:tc>
@@ -18002,7 +18003,7 @@
               <w:rPr>
                 <w:b/>
               </w:rPr>
-              <w:t>509.00</w:t>
+              <w:t>510.00</w:t>
             </w:r>
           </w:p>
         </w:tc>
@@ -18150,7 +18151,7 @@
             </w:pPr>
             <w:r/>
             <w:r>
-              <w:t>509.00</w:t>
+              <w:t>510.00</w:t>
             </w:r>
           </w:p>
         </w:tc>
@@ -18178,7 +18179,7 @@
             </w:pPr>
             <w:r/>
             <w:r>
-              <w:t>513.50</w:t>
+              <w:t>514.50</w:t>
             </w:r>
           </w:p>
         </w:tc>
@@ -18206,7 +18207,7 @@
             </w:pPr>
             <w:r/>
             <w:r>
-              <w:t>504.75</w:t>
+              <w:t>505.75</w:t>
             </w:r>
           </w:p>
         </w:tc>
@@ -18237,7 +18238,7 @@
               <w:rPr>
                 <w:b/>
               </w:rPr>
-              <w:t>508.50</w:t>
+              <w:t>509.50</w:t>
             </w:r>
           </w:p>
         </w:tc>
@@ -18385,7 +18386,7 @@
             </w:pPr>
             <w:r/>
             <w:r>
-              <w:t>508.50</w:t>
+              <w:t>509.50</w:t>
             </w:r>
           </w:p>
         </w:tc>
@@ -18413,7 +18414,7 @@
             </w:pPr>
             <w:r/>
             <w:r>
-              <w:t>510.75</w:t>
+              <w:t>511.75</w:t>
             </w:r>
           </w:p>
         </w:tc>
@@ -18441,7 +18442,7 @@
             </w:pPr>
             <w:r/>
             <w:r>
-              <w:t>505.75</w:t>
+              <w:t>506.75</w:t>
             </w:r>
           </w:p>
         </w:tc>
@@ -18472,7 +18473,7 @@
               <w:rPr>
                 <w:b/>
               </w:rPr>
-              <w:t>508.25</w:t>
+              <w:t>509.25</w:t>
             </w:r>
           </w:p>
         </w:tc>
@@ -18620,7 +18621,7 @@
             </w:pPr>
             <w:r/>
             <w:r>
-              <w:t>508.25</w:t>
+              <w:t>509.25</w:t>
             </w:r>
           </w:p>
         </w:tc>
@@ -18648,7 +18649,7 @@
             </w:pPr>
             <w:r/>
             <w:r>
-              <w:t>510.25</w:t>
+              <w:t>511.25</w:t>
             </w:r>
           </w:p>
         </w:tc>
@@ -18676,7 +18677,7 @@
             </w:pPr>
             <w:r/>
             <w:r>
-              <w:t>503.75</w:t>
+              <w:t>504.75</w:t>
             </w:r>
           </w:p>
         </w:tc>
@@ -18707,7 +18708,7 @@
               <w:rPr>
                 <w:b/>
               </w:rPr>
-              <w:t>508.50</w:t>
+              <w:t>509.50</w:t>
             </w:r>
           </w:p>
         </w:tc>
@@ -18855,7 +18856,7 @@
             </w:pPr>
             <w:r/>
             <w:r>
-              <w:t>508.50</w:t>
+              <w:t>509.50</w:t>
             </w:r>
           </w:p>
         </w:tc>
@@ -18883,7 +18884,7 @@
             </w:pPr>
             <w:r/>
             <w:r>
-              <w:t>512.25</w:t>
+              <w:t>513.25</w:t>
             </w:r>
           </w:p>
         </w:tc>
@@ -18911,7 +18912,7 @@
             </w:pPr>
             <w:r/>
             <w:r>
-              <w:t>505.75</w:t>
+              <w:t>506.75</w:t>
             </w:r>
           </w:p>
         </w:tc>
@@ -18942,7 +18943,7 @@
               <w:rPr>
                 <w:b/>
               </w:rPr>
-              <w:t>509.00</w:t>
+              <w:t>510.00</w:t>
             </w:r>
           </w:p>
         </w:tc>
@@ -19090,7 +19091,7 @@
             </w:pPr>
             <w:r/>
             <w:r>
-              <w:t>509.00</w:t>
+              <w:t>510.00</w:t>
             </w:r>
           </w:p>
         </w:tc>
@@ -19118,7 +19119,7 @@
             </w:pPr>
             <w:r/>
             <w:r>
-              <w:t>512.00</w:t>
+              <w:t>513.00</w:t>
             </w:r>
           </w:p>
         </w:tc>
@@ -19146,7 +19147,7 @@
             </w:pPr>
             <w:r/>
             <w:r>
-              <w:t>504.50</w:t>
+              <w:t>505.50</w:t>
             </w:r>
           </w:p>
         </w:tc>
@@ -19177,7 +19178,7 @@
               <w:rPr>
                 <w:b/>
               </w:rPr>
-              <w:t>509.25</w:t>
+              <w:t>510.25</w:t>
             </w:r>
           </w:p>
         </w:tc>
@@ -19325,7 +19326,7 @@
             </w:pPr>
             <w:r/>
             <w:r>
-              <w:t>509.25</w:t>
+              <w:t>510.25</w:t>
             </w:r>
           </w:p>
         </w:tc>
@@ -19353,7 +19354,7 @@
             </w:pPr>
             <w:r/>
             <w:r>
-              <w:t>513.50</w:t>
+              <w:t>514.50</w:t>
             </w:r>
           </w:p>
         </w:tc>
@@ -19381,7 +19382,7 @@
             </w:pPr>
             <w:r/>
             <w:r>
-              <w:t>506.00</w:t>
+              <w:t>507.00</w:t>
             </w:r>
           </w:p>
         </w:tc>
@@ -19412,7 +19413,7 @@
               <w:rPr>
                 <w:b/>
               </w:rPr>
-              <w:t>510.00</w:t>
+              <w:t>511.00</w:t>
             </w:r>
           </w:p>
         </w:tc>
@@ -19560,7 +19561,7 @@
             </w:pPr>
             <w:r/>
             <w:r>
-              <w:t>510.00</w:t>
+              <w:t>511.00</w:t>
             </w:r>
           </w:p>
         </w:tc>
@@ -19588,7 +19589,7 @@
             </w:pPr>
             <w:r/>
             <w:r>
-              <w:t>513.50</w:t>
+              <w:t>514.50</w:t>
             </w:r>
           </w:p>
         </w:tc>
@@ -19616,7 +19617,7 @@
             </w:pPr>
             <w:r/>
             <w:r>
-              <w:t>507.75</w:t>
+              <w:t>508.75</w:t>
             </w:r>
           </w:p>
         </w:tc>
@@ -19647,7 +19648,7 @@
               <w:rPr>
                 <w:b/>
               </w:rPr>
-              <w:t>510.00</w:t>
+              <w:t>511.00</w:t>
             </w:r>
           </w:p>
         </w:tc>
@@ -19795,7 +19796,7 @@
             </w:pPr>
             <w:r/>
             <w:r>
-              <w:t>510.00</w:t>
+              <w:t>511.00</w:t>
             </w:r>
           </w:p>
         </w:tc>
@@ -19823,7 +19824,7 @@
             </w:pPr>
             <w:r/>
             <w:r>
-              <w:t>513.75</w:t>
+              <w:t>514.75</w:t>
             </w:r>
           </w:p>
         </w:tc>
@@ -19851,7 +19852,7 @@
             </w:pPr>
             <w:r/>
             <w:r>
-              <w:t>506.50</w:t>
+              <w:t>507.50</w:t>
             </w:r>
           </w:p>
         </w:tc>
@@ -19882,7 +19883,7 @@
               <w:rPr>
                 <w:b/>
               </w:rPr>
-              <w:t>509.75</w:t>
+              <w:t>510.75</w:t>
             </w:r>
           </w:p>
         </w:tc>
@@ -20030,7 +20031,7 @@
             </w:pPr>
             <w:r/>
             <w:r>
-              <w:t>509.75</w:t>
+              <w:t>510.75</w:t>
             </w:r>
           </w:p>
         </w:tc>
@@ -20058,7 +20059,7 @@
             </w:pPr>
             <w:r/>
             <w:r>
-              <w:t>513.25</w:t>
+              <w:t>514.25</w:t>
             </w:r>
           </w:p>
         </w:tc>
@@ -20086,7 +20087,7 @@
             </w:pPr>
             <w:r/>
             <w:r>
-              <w:t>506.50</w:t>
+              <w:t>507.50</w:t>
             </w:r>
           </w:p>
         </w:tc>
@@ -20117,7 +20118,7 @@
               <w:rPr>
                 <w:b/>
               </w:rPr>
-              <w:t>509.50</w:t>
+              <w:t>510.50</w:t>
             </w:r>
           </w:p>
         </w:tc>
@@ -20265,7 +20266,7 @@
             </w:pPr>
             <w:r/>
             <w:r>
-              <w:t>509.50</w:t>
+              <w:t>510.50</w:t>
             </w:r>
           </w:p>
         </w:tc>
@@ -20293,7 +20294,7 @@
             </w:pPr>
             <w:r/>
             <w:r>
-              <w:t>512.50</w:t>
+              <w:t>513.50</w:t>
             </w:r>
           </w:p>
         </w:tc>
@@ -20321,7 +20322,7 @@
             </w:pPr>
             <w:r/>
             <w:r>
-              <w:t>506.75</w:t>
+              <w:t>507.75</w:t>
             </w:r>
           </w:p>
         </w:tc>
@@ -20352,7 +20353,7 @@
               <w:rPr>
                 <w:b/>
               </w:rPr>
-              <w:t>509.75</w:t>
+              <w:t>510.75</w:t>
             </w:r>
           </w:p>
         </w:tc>
@@ -20500,7 +20501,7 @@
             </w:pPr>
             <w:r/>
             <w:r>
-              <w:t>509.75</w:t>
+              <w:t>510.75</w:t>
             </w:r>
           </w:p>
         </w:tc>
@@ -20528,7 +20529,7 @@
             </w:pPr>
             <w:r/>
             <w:r>
-              <w:t>512.75</w:t>
+              <w:t>513.75</w:t>
             </w:r>
           </w:p>
         </w:tc>
@@ -20556,7 +20557,7 @@
             </w:pPr>
             <w:r/>
             <w:r>
-              <w:t>507.00</w:t>
+              <w:t>508.00</w:t>
             </w:r>
           </w:p>
         </w:tc>
@@ -20587,7 +20588,7 @@
               <w:rPr>
                 <w:b/>
               </w:rPr>
-              <w:t>509.75</w:t>
+              <w:t>510.75</w:t>
             </w:r>
           </w:p>
         </w:tc>
@@ -20735,7 +20736,7 @@
             </w:pPr>
             <w:r/>
             <w:r>
-              <w:t>509.75</w:t>
+              <w:t>510.75</w:t>
             </w:r>
           </w:p>
         </w:tc>
@@ -20763,7 +20764,7 @@
             </w:pPr>
             <w:r/>
             <w:r>
-              <w:t>513.75</w:t>
+              <w:t>514.75</w:t>
             </w:r>
           </w:p>
         </w:tc>
@@ -20791,7 +20792,7 @@
             </w:pPr>
             <w:r/>
             <w:r>
-              <w:t>506.25</w:t>
+              <w:t>507.25</w:t>
             </w:r>
           </w:p>
         </w:tc>
@@ -20822,7 +20823,7 @@
               <w:rPr>
                 <w:b/>
               </w:rPr>
-              <w:t>510.25</w:t>
+              <w:t>511.25</w:t>
             </w:r>
           </w:p>
         </w:tc>
@@ -20970,7 +20971,7 @@
             </w:pPr>
             <w:r/>
             <w:r>
-              <w:t>510.25</w:t>
+              <w:t>511.25</w:t>
             </w:r>
           </w:p>
         </w:tc>
@@ -20998,7 +20999,7 @@
             </w:pPr>
             <w:r/>
             <w:r>
-              <w:t>514.25</w:t>
+              <w:t>515.25</w:t>
             </w:r>
           </w:p>
         </w:tc>
@@ -21026,7 +21027,7 @@
             </w:pPr>
             <w:r/>
             <w:r>
-              <w:t>508.50</w:t>
+              <w:t>509.50</w:t>
             </w:r>
           </w:p>
         </w:tc>
@@ -21057,7 +21058,7 @@
               <w:rPr>
                 <w:b/>
               </w:rPr>
-              <w:t>510.00</w:t>
+              <w:t>511.00</w:t>
             </w:r>
           </w:p>
         </w:tc>
@@ -21780,7 +21781,7 @@
         <w:t>Giá Chốt Phiên (Close):</w:t>
       </w:r>
       <w:r>
-        <w:t xml:space="preserve"> 700.75 cents | </w:t>
+        <w:t xml:space="preserve"> 702.25 cents | </w:t>
       </w:r>
       <w:r>
         <w:rPr>
@@ -21795,10 +21796,10 @@
         <w:rPr>
           <w:b/>
         </w:rPr>
-        <w:t>`703.52 cents`</w:t>
+        <w:t>`704.79 cents`</w:t>
       </w:r>
       <w:r>
-        <w:t xml:space="preserve"> (+2.77).</w:t>
+        <w:t xml:space="preserve"> (+2.54).</w:t>
       </w:r>
     </w:p>
     <w:p>
@@ -21819,7 +21820,7 @@
         <w:rPr>
           <w:b/>
         </w:rPr>
-        <w:t>`1,606`</w:t>
+        <w:t>`2,332`</w:t>
       </w:r>
       <w:r>
         <w:t xml:space="preserve"> (Chênh lệch: </w:t>
@@ -21828,7 +21829,7 @@
         <w:rPr>
           <w:b/>
         </w:rPr>
-        <w:t>`-93,032`</w:t>
+        <w:t>`-98,604`</w:t>
       </w:r>
       <w:r>
         <w:t xml:space="preserve">) | OI: </w:t>
@@ -21846,7 +21847,7 @@
         <w:rPr>
           <w:b/>
         </w:rPr>
-        <w:t>`+4,616`</w:t>
+        <w:t>`+0`</w:t>
       </w:r>
       <w:r>
         <w:t>)</w:t>
@@ -21870,7 +21871,7 @@
         <w:rPr>
           <w:b/>
         </w:rPr>
-        <w:t>`Không phát hiện mô hình nến đặc biệt`</w:t>
+        <w:t>`Bearish Marubozu (Lực bán áp đảo tuyệt đối)`</w:t>
       </w:r>
     </w:p>
     <w:p>
@@ -21890,8 +21891,9 @@
       <w:r>
         <w:rPr>
           <w:b/>
+          <w:color w:val="B91C1C"/>
         </w:rPr>
-        <w:t>`Tăng nhẹ tích lũy (Accumulation Rally)`</w:t>
+        <w:t>`Tăng yếu / Rủi ro đảo chiều (Short Covering Rally)`</w:t>
       </w:r>
     </w:p>
     <w:p>
@@ -21906,16 +21908,16 @@
         <w:t>Đánh giá xu hướng kết hợp:</w:t>
       </w:r>
       <w:r>
-        <w:t xml:space="preserve"> </w:t>
+        <w:t xml:space="preserve"> ️ </w:t>
       </w:r>
       <w:r>
         <w:rPr>
           <w:b/>
         </w:rPr>
-        <w:t>TÍCH LŨY TÍCH CỰC (Accumulation):</w:t>
+        <w:t>BÁN THÁO YẾU (Weak Bearish Retest):</w:t>
       </w:r>
       <w:r>
-        <w:t xml:space="preserve"> Nến đi ngang nhưng dòng tiền âm thầm gia tăng (OI tăng), báo hiệu chuẩn bị có nhịp bứt phá tăng.</w:t>
+        <w:t xml:space="preserve"> Nến giảm xuất hiện nhưng thanh khoản thấp, có thể là nhịp rũ bỏ ngắn hạn trước khi hồi phục.</w:t>
       </w:r>
     </w:p>
     <w:p>
@@ -22161,7 +22163,7 @@
               <w:rPr>
                 <w:b/>
               </w:rPr>
-              <w:t>93.90</w:t>
+              <w:t>93.25</w:t>
             </w:r>
           </w:p>
         </w:tc>
@@ -22192,7 +22194,7 @@
               <w:rPr>
                 <w:b/>
               </w:rPr>
-              <w:t>+2.49%</w:t>
+              <w:t>-0.56%</w:t>
             </w:r>
           </w:p>
         </w:tc>
@@ -22220,7 +22222,7 @@
             </w:pPr>
             <w:r/>
             <w:r>
-              <w:t>Giá dầu Tăng tăng premium rủi ro địa chính trị và logistics Biển Đen, hỗ trợ giá lúa mì.</w:t>
+              <w:t>Giá dầu Giảm giảm bớt premium rủi ro địa chính trị, tạo áp lực chốt lời lúa mì.</w:t>
             </w:r>
           </w:p>
         </w:tc>
@@ -22315,7 +22317,7 @@
               <w:rPr>
                 <w:b/>
               </w:rPr>
-              <w:t>-0.06%</w:t>
+              <w:t>-0.13%</w:t>
             </w:r>
           </w:p>
         </w:tc>
@@ -22919,7 +22921,7 @@
         <w:t xml:space="preserve"> EMA_21 </w:t>
       </w:r>
       <w:r>
-        <w:t xml:space="preserve"> (699.15) &gt; </w:t>
+        <w:t xml:space="preserve"> (699.73) &gt; </w:t>
       </w:r>
       <w:r>
         <w:rPr>
@@ -22930,7 +22932,7 @@
         <w:t xml:space="preserve"> EMA_50 </w:t>
       </w:r>
       <w:r>
-        <w:t xml:space="preserve"> (694.52).</w:t>
+        <w:t xml:space="preserve"> (695.13).</w:t>
       </w:r>
     </w:p>
     <w:p>
@@ -22951,7 +22953,7 @@
         <w:rPr>
           <w:b/>
         </w:rPr>
-        <w:t>`55.72`</w:t>
+        <w:t>`58.00`</w:t>
       </w:r>
       <w:r>
         <w:t xml:space="preserve"> | ATR (14) = </w:t>
@@ -22960,7 +22962,7 @@
         <w:rPr>
           <w:b/>
         </w:rPr>
-        <w:t>`4.52`</w:t>
+        <w:t>`3.86`</w:t>
       </w:r>
       <w:r>
         <w:t xml:space="preserve"> cents | Volatility = </w:t>
@@ -22969,7 +22971,7 @@
         <w:rPr>
           <w:b/>
         </w:rPr>
-        <w:t>`3.75 cents`</w:t>
+        <w:t>`0.50 cents`</w:t>
       </w:r>
       <w:r>
         <w:t>.</w:t>
@@ -23744,7 +23746,7 @@
           <w:b/>
           <w:color w:val="B91C1C"/>
         </w:rPr>
-        <w:t>`699.15 - 694.52 cents (Canh bán hồi kỹ thuật H1)`</w:t>
+        <w:t>`699.73 - 695.13 cents (Canh bán hồi kỹ thuật H1)`</w:t>
       </w:r>
       <w:r>
         <w:t xml:space="preserve"> | SL: </w:t>
@@ -23753,7 +23755,7 @@
         <w:rPr>
           <w:b/>
         </w:rPr>
-        <w:t>`735.02 cents (Trên kháng cự R2 + 1.5x ATR)`</w:t>
+        <w:t>`734.04 cents (Trên kháng cự R2 + 1.5x ATR)`</w:t>
       </w:r>
       <w:r>
         <w:t xml:space="preserve"> | TP: </w:t>
@@ -23790,7 +23792,7 @@
         <w:rPr>
           <w:b/>
         </w:rPr>
-        <w:t>Trung hạn (Swing Trades - HĐ ZWZ26):</w:t>
+        <w:t>Trung hạn (Swing Trades - HĐ ZWH27):</w:t>
       </w:r>
     </w:p>
     <w:p>
@@ -23815,7 +23817,7 @@
         <w:rPr>
           <w:b/>
         </w:rPr>
-        <w:t>`694.00 - 696.00 cents`</w:t>
+        <w:t>`711.50 - 713.50 cents`</w:t>
       </w:r>
       <w:r>
         <w:t xml:space="preserve"> | SL: </w:t>
@@ -23824,7 +23826,7 @@
         <w:rPr>
           <w:b/>
         </w:rPr>
-        <w:t>`640.73 cents`</w:t>
+        <w:t>`658.56 cents`</w:t>
       </w:r>
       <w:r>
         <w:t xml:space="preserve"> | TP: </w:t>
@@ -23833,7 +23835,7 @@
         <w:rPr>
           <w:b/>
         </w:rPr>
-        <w:t>`704.25 cents (Đón sóng hồi trung hạn ~14.5 giá)`</w:t>
+        <w:t>`723.50 cents (Đón sóng hồi trung hạn ~14.5 giá)`</w:t>
       </w:r>
       <w:r>
         <w:t>.</w:t>
@@ -23861,7 +23863,7 @@
         <w:rPr>
           <w:b/>
         </w:rPr>
-        <w:t>`704.25 - 706.25 cents`</w:t>
+        <w:t>`723.50 - 725.50 cents`</w:t>
       </w:r>
       <w:r>
         <w:t xml:space="preserve"> | SL: </w:t>
@@ -23870,7 +23872,7 @@
         <w:rPr>
           <w:b/>
         </w:rPr>
-        <w:t>`708.77 cents`</w:t>
+        <w:t>`727.44 cents`</w:t>
       </w:r>
       <w:r>
         <w:t xml:space="preserve"> | TP: </w:t>
@@ -23879,7 +23881,7 @@
         <w:rPr>
           <w:b/>
         </w:rPr>
-        <w:t>`645.25 cents (Thuận xu hướng giảm ngắn hạn)`</w:t>
+        <w:t>`662.50 cents (Thuận xu hướng giảm ngắn hạn)`</w:t>
       </w:r>
       <w:r>
         <w:t>.</w:t>
@@ -23919,7 +23921,7 @@
         <w:rPr>
           <w:b/>
         </w:rPr>
-        <w:t>`627.19 - 645.25 cents`</w:t>
+        <w:t>`629.80 - 645.25 cents`</w:t>
       </w:r>
     </w:p>
     <w:p>
@@ -24326,7 +24328,7 @@
             </w:pPr>
             <w:r/>
             <w:r>
-              <w:t>700.75</w:t>
+              <w:t>702.25</w:t>
             </w:r>
           </w:p>
         </w:tc>
@@ -24354,7 +24356,7 @@
             </w:pPr>
             <w:r/>
             <w:r>
-              <w:t>712.00</w:t>
+              <w:t>713.50</w:t>
             </w:r>
           </w:p>
         </w:tc>
@@ -24382,7 +24384,7 @@
             </w:pPr>
             <w:r/>
             <w:r>
-              <w:t>695.25</w:t>
+              <w:t>696.75</w:t>
             </w:r>
           </w:p>
         </w:tc>
@@ -24413,7 +24415,7 @@
               <w:rPr>
                 <w:b/>
               </w:rPr>
-              <w:t>700.00</w:t>
+              <w:t>701.50</w:t>
             </w:r>
           </w:p>
         </w:tc>
@@ -24561,7 +24563,7 @@
             </w:pPr>
             <w:r/>
             <w:r>
-              <w:t>700.00</w:t>
+              <w:t>701.50</w:t>
             </w:r>
           </w:p>
         </w:tc>
@@ -24589,7 +24591,7 @@
             </w:pPr>
             <w:r/>
             <w:r>
-              <w:t>707.50</w:t>
+              <w:t>709.00</w:t>
             </w:r>
           </w:p>
         </w:tc>
@@ -24617,7 +24619,7 @@
             </w:pPr>
             <w:r/>
             <w:r>
-              <w:t>694.00</w:t>
+              <w:t>695.50</w:t>
             </w:r>
           </w:p>
         </w:tc>
@@ -24648,7 +24650,7 @@
               <w:rPr>
                 <w:b/>
               </w:rPr>
-              <w:t>699.50</w:t>
+              <w:t>701.00</w:t>
             </w:r>
           </w:p>
         </w:tc>
@@ -24796,7 +24798,7 @@
             </w:pPr>
             <w:r/>
             <w:r>
-              <w:t>699.50</w:t>
+              <w:t>701.00</w:t>
             </w:r>
           </w:p>
         </w:tc>
@@ -24824,7 +24826,7 @@
             </w:pPr>
             <w:r/>
             <w:r>
-              <w:t>713.25</w:t>
+              <w:t>714.75</w:t>
             </w:r>
           </w:p>
         </w:tc>
@@ -24852,7 +24854,7 @@
             </w:pPr>
             <w:r/>
             <w:r>
-              <w:t>684.75</w:t>
+              <w:t>686.25</w:t>
             </w:r>
           </w:p>
         </w:tc>
@@ -24883,7 +24885,7 @@
               <w:rPr>
                 <w:b/>
               </w:rPr>
-              <w:t>701.50</w:t>
+              <w:t>703.00</w:t>
             </w:r>
           </w:p>
         </w:tc>
@@ -25031,7 +25033,7 @@
             </w:pPr>
             <w:r/>
             <w:r>
-              <w:t>701.50</w:t>
+              <w:t>703.00</w:t>
             </w:r>
           </w:p>
         </w:tc>
@@ -25059,7 +25061,7 @@
             </w:pPr>
             <w:r/>
             <w:r>
-              <w:t>714.75</w:t>
+              <w:t>716.25</w:t>
             </w:r>
           </w:p>
         </w:tc>
@@ -25087,7 +25089,7 @@
             </w:pPr>
             <w:r/>
             <w:r>
-              <w:t>693.25</w:t>
+              <w:t>694.75</w:t>
             </w:r>
           </w:p>
         </w:tc>
@@ -25118,7 +25120,7 @@
               <w:rPr>
                 <w:b/>
               </w:rPr>
-              <w:t>702.75</w:t>
+              <w:t>704.25</w:t>
             </w:r>
           </w:p>
         </w:tc>
@@ -25266,7 +25268,7 @@
             </w:pPr>
             <w:r/>
             <w:r>
-              <w:t>702.75</w:t>
+              <w:t>704.25</w:t>
             </w:r>
           </w:p>
         </w:tc>
@@ -25294,7 +25296,7 @@
             </w:pPr>
             <w:r/>
             <w:r>
-              <w:t>719.25</w:t>
+              <w:t>720.75</w:t>
             </w:r>
           </w:p>
         </w:tc>
@@ -25322,7 +25324,7 @@
             </w:pPr>
             <w:r/>
             <w:r>
-              <w:t>692.25</w:t>
+              <w:t>693.75</w:t>
             </w:r>
           </w:p>
         </w:tc>
@@ -25353,7 +25355,7 @@
               <w:rPr>
                 <w:b/>
               </w:rPr>
-              <w:t>707.25</w:t>
+              <w:t>708.75</w:t>
             </w:r>
           </w:p>
         </w:tc>
@@ -25501,7 +25503,7 @@
             </w:pPr>
             <w:r/>
             <w:r>
-              <w:t>707.25</w:t>
+              <w:t>708.75</w:t>
             </w:r>
           </w:p>
         </w:tc>
@@ -25529,7 +25531,7 @@
             </w:pPr>
             <w:r/>
             <w:r>
-              <w:t>715.00</w:t>
+              <w:t>716.50</w:t>
             </w:r>
           </w:p>
         </w:tc>
@@ -25557,7 +25559,7 @@
             </w:pPr>
             <w:r/>
             <w:r>
-              <w:t>696.25</w:t>
+              <w:t>697.75</w:t>
             </w:r>
           </w:p>
         </w:tc>
@@ -25588,7 +25590,7 @@
               <w:rPr>
                 <w:b/>
               </w:rPr>
-              <w:t>708.50</w:t>
+              <w:t>710.00</w:t>
             </w:r>
           </w:p>
         </w:tc>
@@ -25736,7 +25738,7 @@
             </w:pPr>
             <w:r/>
             <w:r>
-              <w:t>708.50</w:t>
+              <w:t>710.00</w:t>
             </w:r>
           </w:p>
         </w:tc>
@@ -25764,7 +25766,7 @@
             </w:pPr>
             <w:r/>
             <w:r>
-              <w:t>716.75</w:t>
+              <w:t>718.25</w:t>
             </w:r>
           </w:p>
         </w:tc>
@@ -25792,7 +25794,7 @@
             </w:pPr>
             <w:r/>
             <w:r>
-              <w:t>698.00</w:t>
+              <w:t>699.50</w:t>
             </w:r>
           </w:p>
         </w:tc>
@@ -25823,7 +25825,7 @@
               <w:rPr>
                 <w:b/>
               </w:rPr>
-              <w:t>710.25</w:t>
+              <w:t>711.75</w:t>
             </w:r>
           </w:p>
         </w:tc>
@@ -25971,7 +25973,7 @@
             </w:pPr>
             <w:r/>
             <w:r>
-              <w:t>710.25</w:t>
+              <w:t>711.75</w:t>
             </w:r>
           </w:p>
         </w:tc>
@@ -25999,7 +26001,7 @@
             </w:pPr>
             <w:r/>
             <w:r>
-              <w:t>722.50</w:t>
+              <w:t>724.00</w:t>
             </w:r>
           </w:p>
         </w:tc>
@@ -26027,7 +26029,7 @@
             </w:pPr>
             <w:r/>
             <w:r>
-              <w:t>700.50</w:t>
+              <w:t>702.00</w:t>
             </w:r>
           </w:p>
         </w:tc>
@@ -26058,7 +26060,7 @@
               <w:rPr>
                 <w:b/>
               </w:rPr>
-              <w:t>709.25</w:t>
+              <w:t>710.75</w:t>
             </w:r>
           </w:p>
         </w:tc>
@@ -26206,7 +26208,7 @@
             </w:pPr>
             <w:r/>
             <w:r>
-              <w:t>709.25</w:t>
+              <w:t>710.75</w:t>
             </w:r>
           </w:p>
         </w:tc>
@@ -26234,7 +26236,7 @@
             </w:pPr>
             <w:r/>
             <w:r>
-              <w:t>719.75</w:t>
+              <w:t>721.25</w:t>
             </w:r>
           </w:p>
         </w:tc>
@@ -26262,7 +26264,7 @@
             </w:pPr>
             <w:r/>
             <w:r>
-              <w:t>694.50</w:t>
+              <w:t>696.00</w:t>
             </w:r>
           </w:p>
         </w:tc>
@@ -26293,7 +26295,7 @@
               <w:rPr>
                 <w:b/>
               </w:rPr>
-              <w:t>711.50</w:t>
+              <w:t>713.00</w:t>
             </w:r>
           </w:p>
         </w:tc>
@@ -26441,7 +26443,7 @@
             </w:pPr>
             <w:r/>
             <w:r>
-              <w:t>711.50</w:t>
+              <w:t>713.00</w:t>
             </w:r>
           </w:p>
         </w:tc>
@@ -26469,7 +26471,7 @@
             </w:pPr>
             <w:r/>
             <w:r>
-              <w:t>722.00</w:t>
+              <w:t>723.50</w:t>
             </w:r>
           </w:p>
         </w:tc>
@@ -26497,7 +26499,7 @@
             </w:pPr>
             <w:r/>
             <w:r>
-              <w:t>705.25</w:t>
+              <w:t>706.75</w:t>
             </w:r>
           </w:p>
         </w:tc>
@@ -26528,7 +26530,7 @@
               <w:rPr>
                 <w:b/>
               </w:rPr>
-              <w:t>712.25</w:t>
+              <w:t>713.75</w:t>
             </w:r>
           </w:p>
         </w:tc>
@@ -26676,7 +26678,7 @@
             </w:pPr>
             <w:r/>
             <w:r>
-              <w:t>712.25</w:t>
+              <w:t>713.75</w:t>
             </w:r>
           </w:p>
         </w:tc>
@@ -26704,7 +26706,7 @@
             </w:pPr>
             <w:r/>
             <w:r>
-              <w:t>726.50</w:t>
+              <w:t>728.00</w:t>
             </w:r>
           </w:p>
         </w:tc>
@@ -26732,7 +26734,7 @@
             </w:pPr>
             <w:r/>
             <w:r>
-              <w:t>697.50</w:t>
+              <w:t>699.00</w:t>
             </w:r>
           </w:p>
         </w:tc>
@@ -26763,7 +26765,7 @@
               <w:rPr>
                 <w:b/>
               </w:rPr>
-              <w:t>714.25</w:t>
+              <w:t>715.75</w:t>
             </w:r>
           </w:p>
         </w:tc>
@@ -26911,7 +26913,7 @@
             </w:pPr>
             <w:r/>
             <w:r>
-              <w:t>714.25</w:t>
+              <w:t>715.75</w:t>
             </w:r>
           </w:p>
         </w:tc>
@@ -26939,7 +26941,7 @@
             </w:pPr>
             <w:r/>
             <w:r>
-              <w:t>720.75</w:t>
+              <w:t>722.25</w:t>
             </w:r>
           </w:p>
         </w:tc>
@@ -26967,7 +26969,7 @@
             </w:pPr>
             <w:r/>
             <w:r>
-              <w:t>707.50</w:t>
+              <w:t>709.00</w:t>
             </w:r>
           </w:p>
         </w:tc>
@@ -26998,7 +27000,7 @@
               <w:rPr>
                 <w:b/>
               </w:rPr>
-              <w:t>714.50</w:t>
+              <w:t>716.00</w:t>
             </w:r>
           </w:p>
         </w:tc>
@@ -27146,7 +27148,7 @@
             </w:pPr>
             <w:r/>
             <w:r>
-              <w:t>714.50</w:t>
+              <w:t>716.00</w:t>
             </w:r>
           </w:p>
         </w:tc>
@@ -27174,7 +27176,7 @@
             </w:pPr>
             <w:r/>
             <w:r>
-              <w:t>724.75</w:t>
+              <w:t>726.25</w:t>
             </w:r>
           </w:p>
         </w:tc>
@@ -27202,7 +27204,7 @@
             </w:pPr>
             <w:r/>
             <w:r>
-              <w:t>706.50</w:t>
+              <w:t>708.00</w:t>
             </w:r>
           </w:p>
         </w:tc>
@@ -27233,7 +27235,7 @@
               <w:rPr>
                 <w:b/>
               </w:rPr>
-              <w:t>715.00</w:t>
+              <w:t>716.50</w:t>
             </w:r>
           </w:p>
         </w:tc>
@@ -27381,7 +27383,7 @@
             </w:pPr>
             <w:r/>
             <w:r>
-              <w:t>715.00</w:t>
+              <w:t>716.50</w:t>
             </w:r>
           </w:p>
         </w:tc>
@@ -27409,7 +27411,7 @@
             </w:pPr>
             <w:r/>
             <w:r>
-              <w:t>722.00</w:t>
+              <w:t>723.50</w:t>
             </w:r>
           </w:p>
         </w:tc>
@@ -27437,7 +27439,7 @@
             </w:pPr>
             <w:r/>
             <w:r>
-              <w:t>709.00</w:t>
+              <w:t>710.50</w:t>
             </w:r>
           </w:p>
         </w:tc>
@@ -27468,7 +27470,7 @@
               <w:rPr>
                 <w:b/>
               </w:rPr>
-              <w:t>714.25</w:t>
+              <w:t>715.75</w:t>
             </w:r>
           </w:p>
         </w:tc>
@@ -27616,7 +27618,7 @@
             </w:pPr>
             <w:r/>
             <w:r>
-              <w:t>714.25</w:t>
+              <w:t>715.75</w:t>
             </w:r>
           </w:p>
         </w:tc>
@@ -27644,7 +27646,7 @@
             </w:pPr>
             <w:r/>
             <w:r>
-              <w:t>727.75</w:t>
+              <w:t>729.25</w:t>
             </w:r>
           </w:p>
         </w:tc>
@@ -27672,7 +27674,7 @@
             </w:pPr>
             <w:r/>
             <w:r>
-              <w:t>701.25</w:t>
+              <w:t>702.75</w:t>
             </w:r>
           </w:p>
         </w:tc>
@@ -27703,7 +27705,7 @@
               <w:rPr>
                 <w:b/>
               </w:rPr>
-              <w:t>716.00</w:t>
+              <w:t>717.50</w:t>
             </w:r>
           </w:p>
         </w:tc>
@@ -27851,7 +27853,7 @@
             </w:pPr>
             <w:r/>
             <w:r>
-              <w:t>716.00</w:t>
+              <w:t>717.50</w:t>
             </w:r>
           </w:p>
         </w:tc>
@@ -27879,7 +27881,7 @@
             </w:pPr>
             <w:r/>
             <w:r>
-              <w:t>725.25</w:t>
+              <w:t>726.75</w:t>
             </w:r>
           </w:p>
         </w:tc>
@@ -27907,7 +27909,7 @@
             </w:pPr>
             <w:r/>
             <w:r>
-              <w:t>705.25</w:t>
+              <w:t>706.75</w:t>
             </w:r>
           </w:p>
         </w:tc>
@@ -27915,6 +27917,241 @@
           <w:tcPr>
             <w:tcW w:type="dxa" w:w="1728"/>
             <w:shd w:fill="FFFFFF"/>
+            <w:tcMar>
+              <w:top w:w="100" w:type="dxa"/>
+              <w:bottom w:w="100" w:type="dxa"/>
+              <w:left w:w="120" w:type="dxa"/>
+              <w:right w:w="120" w:type="dxa"/>
+            </w:tcMar>
+            <w:tcBorders>
+              <w:top w:val="single" w:sz="4" w:space="0" w:color="CCCCCC"/>
+              <w:bottom w:val="single" w:sz="4" w:space="0" w:color="CCCCCC"/>
+              <w:left w:val="single" w:sz="4" w:space="0" w:color="CCCCCC"/>
+              <w:right w:val="single" w:sz="4" w:space="0" w:color="CCCCCC"/>
+            </w:tcBorders>
+          </w:tcPr>
+          <w:p>
+            <w:pPr>
+              <w:spacing w:before="60" w:after="60" w:line="252" w:lineRule="auto"/>
+              <w:jc w:val="left"/>
+            </w:pPr>
+            <w:r/>
+            <w:r>
+              <w:rPr>
+                <w:b/>
+              </w:rPr>
+              <w:t>718.00</w:t>
+            </w:r>
+          </w:p>
+        </w:tc>
+        <w:tc>
+          <w:tcPr>
+            <w:tcW w:type="dxa" w:w="3456"/>
+            <w:shd w:fill="FFFFFF"/>
+            <w:tcMar>
+              <w:top w:w="100" w:type="dxa"/>
+              <w:bottom w:w="100" w:type="dxa"/>
+              <w:left w:w="120" w:type="dxa"/>
+              <w:right w:w="120" w:type="dxa"/>
+            </w:tcMar>
+            <w:tcBorders>
+              <w:top w:val="single" w:sz="4" w:space="0" w:color="CCCCCC"/>
+              <w:bottom w:val="single" w:sz="4" w:space="0" w:color="CCCCCC"/>
+              <w:left w:val="single" w:sz="4" w:space="0" w:color="CCCCCC"/>
+              <w:right w:val="single" w:sz="4" w:space="0" w:color="CCCCCC"/>
+            </w:tcBorders>
+          </w:tcPr>
+          <w:p>
+            <w:pPr>
+              <w:spacing w:before="60" w:after="60" w:line="252" w:lineRule="auto"/>
+              <w:jc w:val="left"/>
+            </w:pPr>
+            <w:r/>
+            <w:r>
+              <w:rPr>
+                <w:b/>
+              </w:rPr>
+              <w:t>+0.50</w:t>
+            </w:r>
+          </w:p>
+        </w:tc>
+        <w:tc>
+          <w:tcPr>
+            <w:tcW w:type="dxa" w:w="1440"/>
+            <w:shd w:fill="FFFFFF"/>
+            <w:tcMar>
+              <w:top w:w="100" w:type="dxa"/>
+              <w:bottom w:w="100" w:type="dxa"/>
+              <w:left w:w="120" w:type="dxa"/>
+              <w:right w:w="120" w:type="dxa"/>
+            </w:tcMar>
+            <w:tcBorders>
+              <w:top w:val="single" w:sz="4" w:space="0" w:color="CCCCCC"/>
+              <w:bottom w:val="single" w:sz="4" w:space="0" w:color="CCCCCC"/>
+              <w:left w:val="single" w:sz="4" w:space="0" w:color="CCCCCC"/>
+              <w:right w:val="single" w:sz="4" w:space="0" w:color="CCCCCC"/>
+            </w:tcBorders>
+          </w:tcPr>
+          <w:p>
+            <w:pPr>
+              <w:spacing w:before="60" w:after="60" w:line="252" w:lineRule="auto"/>
+              <w:jc w:val="left"/>
+            </w:pPr>
+            <w:r/>
+            <w:r>
+              <w:t>BULL</w:t>
+            </w:r>
+          </w:p>
+        </w:tc>
+      </w:tr>
+      <w:tr>
+        <w:tc>
+          <w:tcPr>
+            <w:tcW w:type="dxa" w:w="1584"/>
+            <w:shd w:fill="F8FAFC"/>
+            <w:tcMar>
+              <w:top w:w="100" w:type="dxa"/>
+              <w:bottom w:w="100" w:type="dxa"/>
+              <w:left w:w="120" w:type="dxa"/>
+              <w:right w:w="120" w:type="dxa"/>
+            </w:tcMar>
+            <w:tcBorders>
+              <w:top w:val="single" w:sz="4" w:space="0" w:color="CCCCCC"/>
+              <w:bottom w:val="single" w:sz="4" w:space="0" w:color="CCCCCC"/>
+              <w:left w:val="single" w:sz="4" w:space="0" w:color="CCCCCC"/>
+              <w:right w:val="single" w:sz="4" w:space="0" w:color="CCCCCC"/>
+            </w:tcBorders>
+          </w:tcPr>
+          <w:p>
+            <w:pPr>
+              <w:spacing w:before="60" w:after="60" w:line="252" w:lineRule="auto"/>
+              <w:jc w:val="left"/>
+            </w:pPr>
+            <w:r/>
+            <w:r>
+              <w:rPr>
+                <w:b/>
+              </w:rPr>
+              <w:t>Wed 26/08</w:t>
+            </w:r>
+          </w:p>
+        </w:tc>
+        <w:tc>
+          <w:tcPr>
+            <w:tcW w:type="dxa" w:w="864"/>
+            <w:shd w:fill="F8FAFC"/>
+            <w:tcMar>
+              <w:top w:w="100" w:type="dxa"/>
+              <w:bottom w:w="100" w:type="dxa"/>
+              <w:left w:w="120" w:type="dxa"/>
+              <w:right w:w="120" w:type="dxa"/>
+            </w:tcMar>
+            <w:tcBorders>
+              <w:top w:val="single" w:sz="4" w:space="0" w:color="CCCCCC"/>
+              <w:bottom w:val="single" w:sz="4" w:space="0" w:color="CCCCCC"/>
+              <w:left w:val="single" w:sz="4" w:space="0" w:color="CCCCCC"/>
+              <w:right w:val="single" w:sz="4" w:space="0" w:color="CCCCCC"/>
+            </w:tcBorders>
+          </w:tcPr>
+          <w:p>
+            <w:pPr>
+              <w:spacing w:before="60" w:after="60" w:line="252" w:lineRule="auto"/>
+              <w:jc w:val="left"/>
+            </w:pPr>
+            <w:r/>
+            <w:r>
+              <w:t>NY Open 21-23</w:t>
+            </w:r>
+          </w:p>
+        </w:tc>
+        <w:tc>
+          <w:tcPr>
+            <w:tcW w:type="dxa" w:w="1440"/>
+            <w:shd w:fill="F8FAFC"/>
+            <w:tcMar>
+              <w:top w:w="100" w:type="dxa"/>
+              <w:bottom w:w="100" w:type="dxa"/>
+              <w:left w:w="120" w:type="dxa"/>
+              <w:right w:w="120" w:type="dxa"/>
+            </w:tcMar>
+            <w:tcBorders>
+              <w:top w:val="single" w:sz="4" w:space="0" w:color="CCCCCC"/>
+              <w:bottom w:val="single" w:sz="4" w:space="0" w:color="CCCCCC"/>
+              <w:left w:val="single" w:sz="4" w:space="0" w:color="CCCCCC"/>
+              <w:right w:val="single" w:sz="4" w:space="0" w:color="CCCCCC"/>
+            </w:tcBorders>
+          </w:tcPr>
+          <w:p>
+            <w:pPr>
+              <w:spacing w:before="60" w:after="60" w:line="252" w:lineRule="auto"/>
+              <w:jc w:val="left"/>
+            </w:pPr>
+            <w:r/>
+            <w:r>
+              <w:t>718.00</w:t>
+            </w:r>
+          </w:p>
+        </w:tc>
+        <w:tc>
+          <w:tcPr>
+            <w:tcW w:type="dxa" w:w="2016"/>
+            <w:shd w:fill="F8FAFC"/>
+            <w:tcMar>
+              <w:top w:w="100" w:type="dxa"/>
+              <w:bottom w:w="100" w:type="dxa"/>
+              <w:left w:w="120" w:type="dxa"/>
+              <w:right w:w="120" w:type="dxa"/>
+            </w:tcMar>
+            <w:tcBorders>
+              <w:top w:val="single" w:sz="4" w:space="0" w:color="CCCCCC"/>
+              <w:bottom w:val="single" w:sz="4" w:space="0" w:color="CCCCCC"/>
+              <w:left w:val="single" w:sz="4" w:space="0" w:color="CCCCCC"/>
+              <w:right w:val="single" w:sz="4" w:space="0" w:color="CCCCCC"/>
+            </w:tcBorders>
+          </w:tcPr>
+          <w:p>
+            <w:pPr>
+              <w:spacing w:before="60" w:after="60" w:line="252" w:lineRule="auto"/>
+              <w:jc w:val="left"/>
+            </w:pPr>
+            <w:r/>
+            <w:r>
+              <w:t>730.25</w:t>
+            </w:r>
+          </w:p>
+        </w:tc>
+        <w:tc>
+          <w:tcPr>
+            <w:tcW w:type="dxa" w:w="1152"/>
+            <w:shd w:fill="F8FAFC"/>
+            <w:tcMar>
+              <w:top w:w="100" w:type="dxa"/>
+              <w:bottom w:w="100" w:type="dxa"/>
+              <w:left w:w="120" w:type="dxa"/>
+              <w:right w:w="120" w:type="dxa"/>
+            </w:tcMar>
+            <w:tcBorders>
+              <w:top w:val="single" w:sz="4" w:space="0" w:color="CCCCCC"/>
+              <w:bottom w:val="single" w:sz="4" w:space="0" w:color="CCCCCC"/>
+              <w:left w:val="single" w:sz="4" w:space="0" w:color="CCCCCC"/>
+              <w:right w:val="single" w:sz="4" w:space="0" w:color="CCCCCC"/>
+            </w:tcBorders>
+          </w:tcPr>
+          <w:p>
+            <w:pPr>
+              <w:spacing w:before="60" w:after="60" w:line="252" w:lineRule="auto"/>
+              <w:jc w:val="left"/>
+            </w:pPr>
+            <w:r/>
+            <w:r>
+              <w:t>703.75</w:t>
+            </w:r>
+          </w:p>
+        </w:tc>
+        <w:tc>
+          <w:tcPr>
+            <w:tcW w:type="dxa" w:w="1728"/>
+            <w:shd w:fill="F8FAFC"/>
             <w:tcMar>
               <w:top w:w="100" w:type="dxa"/>
               <w:bottom w:w="100" w:type="dxa"/>
@@ -27945,6 +28182,241 @@
         <w:tc>
           <w:tcPr>
             <w:tcW w:type="dxa" w:w="3456"/>
+            <w:shd w:fill="F8FAFC"/>
+            <w:tcMar>
+              <w:top w:w="100" w:type="dxa"/>
+              <w:bottom w:w="100" w:type="dxa"/>
+              <w:left w:w="120" w:type="dxa"/>
+              <w:right w:w="120" w:type="dxa"/>
+            </w:tcMar>
+            <w:tcBorders>
+              <w:top w:val="single" w:sz="4" w:space="0" w:color="CCCCCC"/>
+              <w:bottom w:val="single" w:sz="4" w:space="0" w:color="CCCCCC"/>
+              <w:left w:val="single" w:sz="4" w:space="0" w:color="CCCCCC"/>
+              <w:right w:val="single" w:sz="4" w:space="0" w:color="CCCCCC"/>
+            </w:tcBorders>
+          </w:tcPr>
+          <w:p>
+            <w:pPr>
+              <w:spacing w:before="60" w:after="60" w:line="252" w:lineRule="auto"/>
+              <w:jc w:val="left"/>
+            </w:pPr>
+            <w:r/>
+            <w:r>
+              <w:rPr>
+                <w:b/>
+              </w:rPr>
+              <w:t>-1.50</w:t>
+            </w:r>
+          </w:p>
+        </w:tc>
+        <w:tc>
+          <w:tcPr>
+            <w:tcW w:type="dxa" w:w="1440"/>
+            <w:shd w:fill="F8FAFC"/>
+            <w:tcMar>
+              <w:top w:w="100" w:type="dxa"/>
+              <w:bottom w:w="100" w:type="dxa"/>
+              <w:left w:w="120" w:type="dxa"/>
+              <w:right w:w="120" w:type="dxa"/>
+            </w:tcMar>
+            <w:tcBorders>
+              <w:top w:val="single" w:sz="4" w:space="0" w:color="CCCCCC"/>
+              <w:bottom w:val="single" w:sz="4" w:space="0" w:color="CCCCCC"/>
+              <w:left w:val="single" w:sz="4" w:space="0" w:color="CCCCCC"/>
+              <w:right w:val="single" w:sz="4" w:space="0" w:color="CCCCCC"/>
+            </w:tcBorders>
+          </w:tcPr>
+          <w:p>
+            <w:pPr>
+              <w:spacing w:before="60" w:after="60" w:line="252" w:lineRule="auto"/>
+              <w:jc w:val="left"/>
+            </w:pPr>
+            <w:r/>
+            <w:r>
+              <w:t>BEAR</w:t>
+            </w:r>
+          </w:p>
+        </w:tc>
+      </w:tr>
+      <w:tr>
+        <w:tc>
+          <w:tcPr>
+            <w:tcW w:type="dxa" w:w="1584"/>
+            <w:shd w:fill="FFFFFF"/>
+            <w:tcMar>
+              <w:top w:w="100" w:type="dxa"/>
+              <w:bottom w:w="100" w:type="dxa"/>
+              <w:left w:w="120" w:type="dxa"/>
+              <w:right w:w="120" w:type="dxa"/>
+            </w:tcMar>
+            <w:tcBorders>
+              <w:top w:val="single" w:sz="4" w:space="0" w:color="CCCCCC"/>
+              <w:bottom w:val="single" w:sz="4" w:space="0" w:color="CCCCCC"/>
+              <w:left w:val="single" w:sz="4" w:space="0" w:color="CCCCCC"/>
+              <w:right w:val="single" w:sz="4" w:space="0" w:color="CCCCCC"/>
+            </w:tcBorders>
+          </w:tcPr>
+          <w:p>
+            <w:pPr>
+              <w:spacing w:before="60" w:after="60" w:line="252" w:lineRule="auto"/>
+              <w:jc w:val="left"/>
+            </w:pPr>
+            <w:r/>
+            <w:r>
+              <w:rPr>
+                <w:b/>
+              </w:rPr>
+              <w:t>Wed 26/08</w:t>
+            </w:r>
+          </w:p>
+        </w:tc>
+        <w:tc>
+          <w:tcPr>
+            <w:tcW w:type="dxa" w:w="864"/>
+            <w:shd w:fill="FFFFFF"/>
+            <w:tcMar>
+              <w:top w:w="100" w:type="dxa"/>
+              <w:bottom w:w="100" w:type="dxa"/>
+              <w:left w:w="120" w:type="dxa"/>
+              <w:right w:w="120" w:type="dxa"/>
+            </w:tcMar>
+            <w:tcBorders>
+              <w:top w:val="single" w:sz="4" w:space="0" w:color="CCCCCC"/>
+              <w:bottom w:val="single" w:sz="4" w:space="0" w:color="CCCCCC"/>
+              <w:left w:val="single" w:sz="4" w:space="0" w:color="CCCCCC"/>
+              <w:right w:val="single" w:sz="4" w:space="0" w:color="CCCCCC"/>
+            </w:tcBorders>
+          </w:tcPr>
+          <w:p>
+            <w:pPr>
+              <w:spacing w:before="60" w:after="60" w:line="252" w:lineRule="auto"/>
+              <w:jc w:val="left"/>
+            </w:pPr>
+            <w:r/>
+            <w:r>
+              <w:t>NY Close 23-01</w:t>
+            </w:r>
+          </w:p>
+        </w:tc>
+        <w:tc>
+          <w:tcPr>
+            <w:tcW w:type="dxa" w:w="1440"/>
+            <w:shd w:fill="FFFFFF"/>
+            <w:tcMar>
+              <w:top w:w="100" w:type="dxa"/>
+              <w:bottom w:w="100" w:type="dxa"/>
+              <w:left w:w="120" w:type="dxa"/>
+              <w:right w:w="120" w:type="dxa"/>
+            </w:tcMar>
+            <w:tcBorders>
+              <w:top w:val="single" w:sz="4" w:space="0" w:color="CCCCCC"/>
+              <w:bottom w:val="single" w:sz="4" w:space="0" w:color="CCCCCC"/>
+              <w:left w:val="single" w:sz="4" w:space="0" w:color="CCCCCC"/>
+              <w:right w:val="single" w:sz="4" w:space="0" w:color="CCCCCC"/>
+            </w:tcBorders>
+          </w:tcPr>
+          <w:p>
+            <w:pPr>
+              <w:spacing w:before="60" w:after="60" w:line="252" w:lineRule="auto"/>
+              <w:jc w:val="left"/>
+            </w:pPr>
+            <w:r/>
+            <w:r>
+              <w:t>716.50</w:t>
+            </w:r>
+          </w:p>
+        </w:tc>
+        <w:tc>
+          <w:tcPr>
+            <w:tcW w:type="dxa" w:w="2016"/>
+            <w:shd w:fill="FFFFFF"/>
+            <w:tcMar>
+              <w:top w:w="100" w:type="dxa"/>
+              <w:bottom w:w="100" w:type="dxa"/>
+              <w:left w:w="120" w:type="dxa"/>
+              <w:right w:w="120" w:type="dxa"/>
+            </w:tcMar>
+            <w:tcBorders>
+              <w:top w:val="single" w:sz="4" w:space="0" w:color="CCCCCC"/>
+              <w:bottom w:val="single" w:sz="4" w:space="0" w:color="CCCCCC"/>
+              <w:left w:val="single" w:sz="4" w:space="0" w:color="CCCCCC"/>
+              <w:right w:val="single" w:sz="4" w:space="0" w:color="CCCCCC"/>
+            </w:tcBorders>
+          </w:tcPr>
+          <w:p>
+            <w:pPr>
+              <w:spacing w:before="60" w:after="60" w:line="252" w:lineRule="auto"/>
+              <w:jc w:val="left"/>
+            </w:pPr>
+            <w:r/>
+            <w:r>
+              <w:t>723.50</w:t>
+            </w:r>
+          </w:p>
+        </w:tc>
+        <w:tc>
+          <w:tcPr>
+            <w:tcW w:type="dxa" w:w="1152"/>
+            <w:shd w:fill="FFFFFF"/>
+            <w:tcMar>
+              <w:top w:w="100" w:type="dxa"/>
+              <w:bottom w:w="100" w:type="dxa"/>
+              <w:left w:w="120" w:type="dxa"/>
+              <w:right w:w="120" w:type="dxa"/>
+            </w:tcMar>
+            <w:tcBorders>
+              <w:top w:val="single" w:sz="4" w:space="0" w:color="CCCCCC"/>
+              <w:bottom w:val="single" w:sz="4" w:space="0" w:color="CCCCCC"/>
+              <w:left w:val="single" w:sz="4" w:space="0" w:color="CCCCCC"/>
+              <w:right w:val="single" w:sz="4" w:space="0" w:color="CCCCCC"/>
+            </w:tcBorders>
+          </w:tcPr>
+          <w:p>
+            <w:pPr>
+              <w:spacing w:before="60" w:after="60" w:line="252" w:lineRule="auto"/>
+              <w:jc w:val="left"/>
+            </w:pPr>
+            <w:r/>
+            <w:r>
+              <w:t>707.00</w:t>
+            </w:r>
+          </w:p>
+        </w:tc>
+        <w:tc>
+          <w:tcPr>
+            <w:tcW w:type="dxa" w:w="1728"/>
+            <w:shd w:fill="FFFFFF"/>
+            <w:tcMar>
+              <w:top w:w="100" w:type="dxa"/>
+              <w:bottom w:w="100" w:type="dxa"/>
+              <w:left w:w="120" w:type="dxa"/>
+              <w:right w:w="120" w:type="dxa"/>
+            </w:tcMar>
+            <w:tcBorders>
+              <w:top w:val="single" w:sz="4" w:space="0" w:color="CCCCCC"/>
+              <w:bottom w:val="single" w:sz="4" w:space="0" w:color="CCCCCC"/>
+              <w:left w:val="single" w:sz="4" w:space="0" w:color="CCCCCC"/>
+              <w:right w:val="single" w:sz="4" w:space="0" w:color="CCCCCC"/>
+            </w:tcBorders>
+          </w:tcPr>
+          <w:p>
+            <w:pPr>
+              <w:spacing w:before="60" w:after="60" w:line="252" w:lineRule="auto"/>
+              <w:jc w:val="left"/>
+            </w:pPr>
+            <w:r/>
+            <w:r>
+              <w:rPr>
+                <w:b/>
+              </w:rPr>
+              <w:t>717.00</w:t>
+            </w:r>
+          </w:p>
+        </w:tc>
+        <w:tc>
+          <w:tcPr>
+            <w:tcW w:type="dxa" w:w="3456"/>
             <w:shd w:fill="FFFFFF"/>
             <w:tcMar>
               <w:top w:w="100" w:type="dxa"/>
@@ -28030,7 +28502,7 @@
               <w:rPr>
                 <w:b/>
               </w:rPr>
-              <w:t>Wed 26/08</w:t>
+              <w:t>Thu 27/08</w:t>
             </w:r>
           </w:p>
         </w:tc>
@@ -28058,7 +28530,7 @@
             </w:pPr>
             <w:r/>
             <w:r>
-              <w:t>NY Open 21-23</w:t>
+              <w:t>Asia 07-11</w:t>
             </w:r>
           </w:p>
         </w:tc>
@@ -28086,7 +28558,7 @@
             </w:pPr>
             <w:r/>
             <w:r>
-              <w:t>716.50</w:t>
+              <w:t>717.00</w:t>
             </w:r>
           </w:p>
         </w:tc>
@@ -28114,7 +28586,7 @@
             </w:pPr>
             <w:r/>
             <w:r>
-              <w:t>728.75</w:t>
+              <w:t>727.50</w:t>
             </w:r>
           </w:p>
         </w:tc>
@@ -28142,7 +28614,7 @@
             </w:pPr>
             <w:r/>
             <w:r>
-              <w:t>702.25</w:t>
+              <w:t>709.75</w:t>
             </w:r>
           </w:p>
         </w:tc>
@@ -28173,7 +28645,7 @@
               <w:rPr>
                 <w:b/>
               </w:rPr>
-              <w:t>715.00</w:t>
+              <w:t>716.75</w:t>
             </w:r>
           </w:p>
         </w:tc>
@@ -28204,7 +28676,7 @@
               <w:rPr>
                 <w:b/>
               </w:rPr>
-              <w:t>-1.50</w:t>
+              <w:t>-0.25</w:t>
             </w:r>
           </w:p>
         </w:tc>
@@ -28265,7 +28737,7 @@
               <w:rPr>
                 <w:b/>
               </w:rPr>
-              <w:t>Wed 26/08</w:t>
+              <w:t>Thu 27/08</w:t>
             </w:r>
           </w:p>
         </w:tc>
@@ -28293,7 +28765,7 @@
             </w:pPr>
             <w:r/>
             <w:r>
-              <w:t>NY Close 23-01</w:t>
+              <w:t>Asia 11-15</w:t>
             </w:r>
           </w:p>
         </w:tc>
@@ -28321,7 +28793,7 @@
             </w:pPr>
             <w:r/>
             <w:r>
-              <w:t>715.00</w:t>
+              <w:t>716.75</w:t>
             </w:r>
           </w:p>
         </w:tc>
@@ -28349,7 +28821,7 @@
             </w:pPr>
             <w:r/>
             <w:r>
-              <w:t>722.00</w:t>
+              <w:t>726.50</w:t>
             </w:r>
           </w:p>
         </w:tc>
@@ -28377,7 +28849,7 @@
             </w:pPr>
             <w:r/>
             <w:r>
-              <w:t>705.50</w:t>
+              <w:t>707.00</w:t>
             </w:r>
           </w:p>
         </w:tc>
@@ -28408,7 +28880,7 @@
               <w:rPr>
                 <w:b/>
               </w:rPr>
-              <w:t>715.50</w:t>
+              <w:t>717.25</w:t>
             </w:r>
           </w:p>
         </w:tc>
@@ -28528,7 +29000,7 @@
             </w:pPr>
             <w:r/>
             <w:r>
-              <w:t>Asia 07-11</w:t>
+              <w:t>London 15-19</w:t>
             </w:r>
           </w:p>
         </w:tc>
@@ -28556,7 +29028,7 @@
             </w:pPr>
             <w:r/>
             <w:r>
-              <w:t>715.50</w:t>
+              <w:t>717.25</w:t>
             </w:r>
           </w:p>
         </w:tc>
@@ -28584,7 +29056,7 @@
             </w:pPr>
             <w:r/>
             <w:r>
-              <w:t>726.00</w:t>
+              <w:t>728.00</w:t>
             </w:r>
           </w:p>
         </w:tc>
@@ -28612,7 +29084,7 @@
             </w:pPr>
             <w:r/>
             <w:r>
-              <w:t>708.25</w:t>
+              <w:t>710.00</w:t>
             </w:r>
           </w:p>
         </w:tc>
@@ -28643,7 +29115,7 @@
               <w:rPr>
                 <w:b/>
               </w:rPr>
-              <w:t>715.25</w:t>
+              <w:t>718.00</w:t>
             </w:r>
           </w:p>
         </w:tc>
@@ -28651,6 +29123,1651 @@
           <w:tcPr>
             <w:tcW w:type="dxa" w:w="3456"/>
             <w:shd w:fill="F8FAFC"/>
+            <w:tcMar>
+              <w:top w:w="100" w:type="dxa"/>
+              <w:bottom w:w="100" w:type="dxa"/>
+              <w:left w:w="120" w:type="dxa"/>
+              <w:right w:w="120" w:type="dxa"/>
+            </w:tcMar>
+            <w:tcBorders>
+              <w:top w:val="single" w:sz="4" w:space="0" w:color="CCCCCC"/>
+              <w:bottom w:val="single" w:sz="4" w:space="0" w:color="CCCCCC"/>
+              <w:left w:val="single" w:sz="4" w:space="0" w:color="CCCCCC"/>
+              <w:right w:val="single" w:sz="4" w:space="0" w:color="CCCCCC"/>
+            </w:tcBorders>
+          </w:tcPr>
+          <w:p>
+            <w:pPr>
+              <w:spacing w:before="60" w:after="60" w:line="252" w:lineRule="auto"/>
+              <w:jc w:val="left"/>
+            </w:pPr>
+            <w:r/>
+            <w:r>
+              <w:rPr>
+                <w:b/>
+              </w:rPr>
+              <w:t>+0.75</w:t>
+            </w:r>
+          </w:p>
+        </w:tc>
+        <w:tc>
+          <w:tcPr>
+            <w:tcW w:type="dxa" w:w="1440"/>
+            <w:shd w:fill="F8FAFC"/>
+            <w:tcMar>
+              <w:top w:w="100" w:type="dxa"/>
+              <w:bottom w:w="100" w:type="dxa"/>
+              <w:left w:w="120" w:type="dxa"/>
+              <w:right w:w="120" w:type="dxa"/>
+            </w:tcMar>
+            <w:tcBorders>
+              <w:top w:val="single" w:sz="4" w:space="0" w:color="CCCCCC"/>
+              <w:bottom w:val="single" w:sz="4" w:space="0" w:color="CCCCCC"/>
+              <w:left w:val="single" w:sz="4" w:space="0" w:color="CCCCCC"/>
+              <w:right w:val="single" w:sz="4" w:space="0" w:color="CCCCCC"/>
+            </w:tcBorders>
+          </w:tcPr>
+          <w:p>
+            <w:pPr>
+              <w:spacing w:before="60" w:after="60" w:line="252" w:lineRule="auto"/>
+              <w:jc w:val="left"/>
+            </w:pPr>
+            <w:r/>
+            <w:r>
+              <w:t>BULL</w:t>
+            </w:r>
+          </w:p>
+        </w:tc>
+      </w:tr>
+      <w:tr>
+        <w:tc>
+          <w:tcPr>
+            <w:tcW w:type="dxa" w:w="1584"/>
+            <w:shd w:fill="FFFFFF"/>
+            <w:tcMar>
+              <w:top w:w="100" w:type="dxa"/>
+              <w:bottom w:w="100" w:type="dxa"/>
+              <w:left w:w="120" w:type="dxa"/>
+              <w:right w:w="120" w:type="dxa"/>
+            </w:tcMar>
+            <w:tcBorders>
+              <w:top w:val="single" w:sz="4" w:space="0" w:color="CCCCCC"/>
+              <w:bottom w:val="single" w:sz="4" w:space="0" w:color="CCCCCC"/>
+              <w:left w:val="single" w:sz="4" w:space="0" w:color="CCCCCC"/>
+              <w:right w:val="single" w:sz="4" w:space="0" w:color="CCCCCC"/>
+            </w:tcBorders>
+          </w:tcPr>
+          <w:p>
+            <w:pPr>
+              <w:spacing w:before="60" w:after="60" w:line="252" w:lineRule="auto"/>
+              <w:jc w:val="left"/>
+            </w:pPr>
+            <w:r/>
+            <w:r>
+              <w:rPr>
+                <w:b/>
+              </w:rPr>
+              <w:t>Thu 27/08</w:t>
+            </w:r>
+          </w:p>
+        </w:tc>
+        <w:tc>
+          <w:tcPr>
+            <w:tcW w:type="dxa" w:w="864"/>
+            <w:shd w:fill="FFFFFF"/>
+            <w:tcMar>
+              <w:top w:w="100" w:type="dxa"/>
+              <w:bottom w:w="100" w:type="dxa"/>
+              <w:left w:w="120" w:type="dxa"/>
+              <w:right w:w="120" w:type="dxa"/>
+            </w:tcMar>
+            <w:tcBorders>
+              <w:top w:val="single" w:sz="4" w:space="0" w:color="CCCCCC"/>
+              <w:bottom w:val="single" w:sz="4" w:space="0" w:color="CCCCCC"/>
+              <w:left w:val="single" w:sz="4" w:space="0" w:color="CCCCCC"/>
+              <w:right w:val="single" w:sz="4" w:space="0" w:color="CCCCCC"/>
+            </w:tcBorders>
+          </w:tcPr>
+          <w:p>
+            <w:pPr>
+              <w:spacing w:before="60" w:after="60" w:line="252" w:lineRule="auto"/>
+              <w:jc w:val="left"/>
+            </w:pPr>
+            <w:r/>
+            <w:r>
+              <w:t>Pre-NY 19-21</w:t>
+            </w:r>
+          </w:p>
+        </w:tc>
+        <w:tc>
+          <w:tcPr>
+            <w:tcW w:type="dxa" w:w="1440"/>
+            <w:shd w:fill="FFFFFF"/>
+            <w:tcMar>
+              <w:top w:w="100" w:type="dxa"/>
+              <w:bottom w:w="100" w:type="dxa"/>
+              <w:left w:w="120" w:type="dxa"/>
+              <w:right w:w="120" w:type="dxa"/>
+            </w:tcMar>
+            <w:tcBorders>
+              <w:top w:val="single" w:sz="4" w:space="0" w:color="CCCCCC"/>
+              <w:bottom w:val="single" w:sz="4" w:space="0" w:color="CCCCCC"/>
+              <w:left w:val="single" w:sz="4" w:space="0" w:color="CCCCCC"/>
+              <w:right w:val="single" w:sz="4" w:space="0" w:color="CCCCCC"/>
+            </w:tcBorders>
+          </w:tcPr>
+          <w:p>
+            <w:pPr>
+              <w:spacing w:before="60" w:after="60" w:line="252" w:lineRule="auto"/>
+              <w:jc w:val="left"/>
+            </w:pPr>
+            <w:r/>
+            <w:r>
+              <w:t>718.00</w:t>
+            </w:r>
+          </w:p>
+        </w:tc>
+        <w:tc>
+          <w:tcPr>
+            <w:tcW w:type="dxa" w:w="2016"/>
+            <w:shd w:fill="FFFFFF"/>
+            <w:tcMar>
+              <w:top w:w="100" w:type="dxa"/>
+              <w:bottom w:w="100" w:type="dxa"/>
+              <w:left w:w="120" w:type="dxa"/>
+              <w:right w:w="120" w:type="dxa"/>
+            </w:tcMar>
+            <w:tcBorders>
+              <w:top w:val="single" w:sz="4" w:space="0" w:color="CCCCCC"/>
+              <w:bottom w:val="single" w:sz="4" w:space="0" w:color="CCCCCC"/>
+              <w:left w:val="single" w:sz="4" w:space="0" w:color="CCCCCC"/>
+              <w:right w:val="single" w:sz="4" w:space="0" w:color="CCCCCC"/>
+            </w:tcBorders>
+          </w:tcPr>
+          <w:p>
+            <w:pPr>
+              <w:spacing w:before="60" w:after="60" w:line="252" w:lineRule="auto"/>
+              <w:jc w:val="left"/>
+            </w:pPr>
+            <w:r/>
+            <w:r>
+              <w:t>724.50</w:t>
+            </w:r>
+          </w:p>
+        </w:tc>
+        <w:tc>
+          <w:tcPr>
+            <w:tcW w:type="dxa" w:w="1152"/>
+            <w:shd w:fill="FFFFFF"/>
+            <w:tcMar>
+              <w:top w:w="100" w:type="dxa"/>
+              <w:bottom w:w="100" w:type="dxa"/>
+              <w:left w:w="120" w:type="dxa"/>
+              <w:right w:w="120" w:type="dxa"/>
+            </w:tcMar>
+            <w:tcBorders>
+              <w:top w:val="single" w:sz="4" w:space="0" w:color="CCCCCC"/>
+              <w:bottom w:val="single" w:sz="4" w:space="0" w:color="CCCCCC"/>
+              <w:left w:val="single" w:sz="4" w:space="0" w:color="CCCCCC"/>
+              <w:right w:val="single" w:sz="4" w:space="0" w:color="CCCCCC"/>
+            </w:tcBorders>
+          </w:tcPr>
+          <w:p>
+            <w:pPr>
+              <w:spacing w:before="60" w:after="60" w:line="252" w:lineRule="auto"/>
+              <w:jc w:val="left"/>
+            </w:pPr>
+            <w:r/>
+            <w:r>
+              <w:t>709.50</w:t>
+            </w:r>
+          </w:p>
+        </w:tc>
+        <w:tc>
+          <w:tcPr>
+            <w:tcW w:type="dxa" w:w="1728"/>
+            <w:shd w:fill="FFFFFF"/>
+            <w:tcMar>
+              <w:top w:w="100" w:type="dxa"/>
+              <w:bottom w:w="100" w:type="dxa"/>
+              <w:left w:w="120" w:type="dxa"/>
+              <w:right w:w="120" w:type="dxa"/>
+            </w:tcMar>
+            <w:tcBorders>
+              <w:top w:val="single" w:sz="4" w:space="0" w:color="CCCCCC"/>
+              <w:bottom w:val="single" w:sz="4" w:space="0" w:color="CCCCCC"/>
+              <w:left w:val="single" w:sz="4" w:space="0" w:color="CCCCCC"/>
+              <w:right w:val="single" w:sz="4" w:space="0" w:color="CCCCCC"/>
+            </w:tcBorders>
+          </w:tcPr>
+          <w:p>
+            <w:pPr>
+              <w:spacing w:before="60" w:after="60" w:line="252" w:lineRule="auto"/>
+              <w:jc w:val="left"/>
+            </w:pPr>
+            <w:r/>
+            <w:r>
+              <w:rPr>
+                <w:b/>
+              </w:rPr>
+              <w:t>718.50</w:t>
+            </w:r>
+          </w:p>
+        </w:tc>
+        <w:tc>
+          <w:tcPr>
+            <w:tcW w:type="dxa" w:w="3456"/>
+            <w:shd w:fill="FFFFFF"/>
+            <w:tcMar>
+              <w:top w:w="100" w:type="dxa"/>
+              <w:bottom w:w="100" w:type="dxa"/>
+              <w:left w:w="120" w:type="dxa"/>
+              <w:right w:w="120" w:type="dxa"/>
+            </w:tcMar>
+            <w:tcBorders>
+              <w:top w:val="single" w:sz="4" w:space="0" w:color="CCCCCC"/>
+              <w:bottom w:val="single" w:sz="4" w:space="0" w:color="CCCCCC"/>
+              <w:left w:val="single" w:sz="4" w:space="0" w:color="CCCCCC"/>
+              <w:right w:val="single" w:sz="4" w:space="0" w:color="CCCCCC"/>
+            </w:tcBorders>
+          </w:tcPr>
+          <w:p>
+            <w:pPr>
+              <w:spacing w:before="60" w:after="60" w:line="252" w:lineRule="auto"/>
+              <w:jc w:val="left"/>
+            </w:pPr>
+            <w:r/>
+            <w:r>
+              <w:rPr>
+                <w:b/>
+              </w:rPr>
+              <w:t>+0.50</w:t>
+            </w:r>
+          </w:p>
+        </w:tc>
+        <w:tc>
+          <w:tcPr>
+            <w:tcW w:type="dxa" w:w="1440"/>
+            <w:shd w:fill="FFFFFF"/>
+            <w:tcMar>
+              <w:top w:w="100" w:type="dxa"/>
+              <w:bottom w:w="100" w:type="dxa"/>
+              <w:left w:w="120" w:type="dxa"/>
+              <w:right w:w="120" w:type="dxa"/>
+            </w:tcMar>
+            <w:tcBorders>
+              <w:top w:val="single" w:sz="4" w:space="0" w:color="CCCCCC"/>
+              <w:bottom w:val="single" w:sz="4" w:space="0" w:color="CCCCCC"/>
+              <w:left w:val="single" w:sz="4" w:space="0" w:color="CCCCCC"/>
+              <w:right w:val="single" w:sz="4" w:space="0" w:color="CCCCCC"/>
+            </w:tcBorders>
+          </w:tcPr>
+          <w:p>
+            <w:pPr>
+              <w:spacing w:before="60" w:after="60" w:line="252" w:lineRule="auto"/>
+              <w:jc w:val="left"/>
+            </w:pPr>
+            <w:r/>
+            <w:r>
+              <w:t>BULL</w:t>
+            </w:r>
+          </w:p>
+        </w:tc>
+      </w:tr>
+      <w:tr>
+        <w:tc>
+          <w:tcPr>
+            <w:tcW w:type="dxa" w:w="1584"/>
+            <w:shd w:fill="F8FAFC"/>
+            <w:tcMar>
+              <w:top w:w="100" w:type="dxa"/>
+              <w:bottom w:w="100" w:type="dxa"/>
+              <w:left w:w="120" w:type="dxa"/>
+              <w:right w:w="120" w:type="dxa"/>
+            </w:tcMar>
+            <w:tcBorders>
+              <w:top w:val="single" w:sz="4" w:space="0" w:color="CCCCCC"/>
+              <w:bottom w:val="single" w:sz="4" w:space="0" w:color="CCCCCC"/>
+              <w:left w:val="single" w:sz="4" w:space="0" w:color="CCCCCC"/>
+              <w:right w:val="single" w:sz="4" w:space="0" w:color="CCCCCC"/>
+            </w:tcBorders>
+          </w:tcPr>
+          <w:p>
+            <w:pPr>
+              <w:spacing w:before="60" w:after="60" w:line="252" w:lineRule="auto"/>
+              <w:jc w:val="left"/>
+            </w:pPr>
+            <w:r/>
+            <w:r>
+              <w:rPr>
+                <w:b/>
+              </w:rPr>
+              <w:t>Thu 27/08</w:t>
+            </w:r>
+          </w:p>
+        </w:tc>
+        <w:tc>
+          <w:tcPr>
+            <w:tcW w:type="dxa" w:w="864"/>
+            <w:shd w:fill="F8FAFC"/>
+            <w:tcMar>
+              <w:top w:w="100" w:type="dxa"/>
+              <w:bottom w:w="100" w:type="dxa"/>
+              <w:left w:w="120" w:type="dxa"/>
+              <w:right w:w="120" w:type="dxa"/>
+            </w:tcMar>
+            <w:tcBorders>
+              <w:top w:val="single" w:sz="4" w:space="0" w:color="CCCCCC"/>
+              <w:bottom w:val="single" w:sz="4" w:space="0" w:color="CCCCCC"/>
+              <w:left w:val="single" w:sz="4" w:space="0" w:color="CCCCCC"/>
+              <w:right w:val="single" w:sz="4" w:space="0" w:color="CCCCCC"/>
+            </w:tcBorders>
+          </w:tcPr>
+          <w:p>
+            <w:pPr>
+              <w:spacing w:before="60" w:after="60" w:line="252" w:lineRule="auto"/>
+              <w:jc w:val="left"/>
+            </w:pPr>
+            <w:r/>
+            <w:r>
+              <w:t>NY Open 21-23</w:t>
+            </w:r>
+          </w:p>
+        </w:tc>
+        <w:tc>
+          <w:tcPr>
+            <w:tcW w:type="dxa" w:w="1440"/>
+            <w:shd w:fill="F8FAFC"/>
+            <w:tcMar>
+              <w:top w:w="100" w:type="dxa"/>
+              <w:bottom w:w="100" w:type="dxa"/>
+              <w:left w:w="120" w:type="dxa"/>
+              <w:right w:w="120" w:type="dxa"/>
+            </w:tcMar>
+            <w:tcBorders>
+              <w:top w:val="single" w:sz="4" w:space="0" w:color="CCCCCC"/>
+              <w:bottom w:val="single" w:sz="4" w:space="0" w:color="CCCCCC"/>
+              <w:left w:val="single" w:sz="4" w:space="0" w:color="CCCCCC"/>
+              <w:right w:val="single" w:sz="4" w:space="0" w:color="CCCCCC"/>
+            </w:tcBorders>
+          </w:tcPr>
+          <w:p>
+            <w:pPr>
+              <w:spacing w:before="60" w:after="60" w:line="252" w:lineRule="auto"/>
+              <w:jc w:val="left"/>
+            </w:pPr>
+            <w:r/>
+            <w:r>
+              <w:t>718.50</w:t>
+            </w:r>
+          </w:p>
+        </w:tc>
+        <w:tc>
+          <w:tcPr>
+            <w:tcW w:type="dxa" w:w="2016"/>
+            <w:shd w:fill="F8FAFC"/>
+            <w:tcMar>
+              <w:top w:w="100" w:type="dxa"/>
+              <w:bottom w:w="100" w:type="dxa"/>
+              <w:left w:w="120" w:type="dxa"/>
+              <w:right w:w="120" w:type="dxa"/>
+            </w:tcMar>
+            <w:tcBorders>
+              <w:top w:val="single" w:sz="4" w:space="0" w:color="CCCCCC"/>
+              <w:bottom w:val="single" w:sz="4" w:space="0" w:color="CCCCCC"/>
+              <w:left w:val="single" w:sz="4" w:space="0" w:color="CCCCCC"/>
+              <w:right w:val="single" w:sz="4" w:space="0" w:color="CCCCCC"/>
+            </w:tcBorders>
+          </w:tcPr>
+          <w:p>
+            <w:pPr>
+              <w:spacing w:before="60" w:after="60" w:line="252" w:lineRule="auto"/>
+              <w:jc w:val="left"/>
+            </w:pPr>
+            <w:r/>
+            <w:r>
+              <w:t>729.50</w:t>
+            </w:r>
+          </w:p>
+        </w:tc>
+        <w:tc>
+          <w:tcPr>
+            <w:tcW w:type="dxa" w:w="1152"/>
+            <w:shd w:fill="F8FAFC"/>
+            <w:tcMar>
+              <w:top w:w="100" w:type="dxa"/>
+              <w:bottom w:w="100" w:type="dxa"/>
+              <w:left w:w="120" w:type="dxa"/>
+              <w:right w:w="120" w:type="dxa"/>
+            </w:tcMar>
+            <w:tcBorders>
+              <w:top w:val="single" w:sz="4" w:space="0" w:color="CCCCCC"/>
+              <w:bottom w:val="single" w:sz="4" w:space="0" w:color="CCCCCC"/>
+              <w:left w:val="single" w:sz="4" w:space="0" w:color="CCCCCC"/>
+              <w:right w:val="single" w:sz="4" w:space="0" w:color="CCCCCC"/>
+            </w:tcBorders>
+          </w:tcPr>
+          <w:p>
+            <w:pPr>
+              <w:spacing w:before="60" w:after="60" w:line="252" w:lineRule="auto"/>
+              <w:jc w:val="left"/>
+            </w:pPr>
+            <w:r/>
+            <w:r>
+              <w:t>706.75</w:t>
+            </w:r>
+          </w:p>
+        </w:tc>
+        <w:tc>
+          <w:tcPr>
+            <w:tcW w:type="dxa" w:w="1728"/>
+            <w:shd w:fill="F8FAFC"/>
+            <w:tcMar>
+              <w:top w:w="100" w:type="dxa"/>
+              <w:bottom w:w="100" w:type="dxa"/>
+              <w:left w:w="120" w:type="dxa"/>
+              <w:right w:w="120" w:type="dxa"/>
+            </w:tcMar>
+            <w:tcBorders>
+              <w:top w:val="single" w:sz="4" w:space="0" w:color="CCCCCC"/>
+              <w:bottom w:val="single" w:sz="4" w:space="0" w:color="CCCCCC"/>
+              <w:left w:val="single" w:sz="4" w:space="0" w:color="CCCCCC"/>
+              <w:right w:val="single" w:sz="4" w:space="0" w:color="CCCCCC"/>
+            </w:tcBorders>
+          </w:tcPr>
+          <w:p>
+            <w:pPr>
+              <w:spacing w:before="60" w:after="60" w:line="252" w:lineRule="auto"/>
+              <w:jc w:val="left"/>
+            </w:pPr>
+            <w:r/>
+            <w:r>
+              <w:rPr>
+                <w:b/>
+              </w:rPr>
+              <w:t>722.00</w:t>
+            </w:r>
+          </w:p>
+        </w:tc>
+        <w:tc>
+          <w:tcPr>
+            <w:tcW w:type="dxa" w:w="3456"/>
+            <w:shd w:fill="F8FAFC"/>
+            <w:tcMar>
+              <w:top w:w="100" w:type="dxa"/>
+              <w:bottom w:w="100" w:type="dxa"/>
+              <w:left w:w="120" w:type="dxa"/>
+              <w:right w:w="120" w:type="dxa"/>
+            </w:tcMar>
+            <w:tcBorders>
+              <w:top w:val="single" w:sz="4" w:space="0" w:color="CCCCCC"/>
+              <w:bottom w:val="single" w:sz="4" w:space="0" w:color="CCCCCC"/>
+              <w:left w:val="single" w:sz="4" w:space="0" w:color="CCCCCC"/>
+              <w:right w:val="single" w:sz="4" w:space="0" w:color="CCCCCC"/>
+            </w:tcBorders>
+          </w:tcPr>
+          <w:p>
+            <w:pPr>
+              <w:spacing w:before="60" w:after="60" w:line="252" w:lineRule="auto"/>
+              <w:jc w:val="left"/>
+            </w:pPr>
+            <w:r/>
+            <w:r>
+              <w:rPr>
+                <w:b/>
+              </w:rPr>
+              <w:t>+3.50</w:t>
+            </w:r>
+          </w:p>
+        </w:tc>
+        <w:tc>
+          <w:tcPr>
+            <w:tcW w:type="dxa" w:w="1440"/>
+            <w:shd w:fill="F8FAFC"/>
+            <w:tcMar>
+              <w:top w:w="100" w:type="dxa"/>
+              <w:bottom w:w="100" w:type="dxa"/>
+              <w:left w:w="120" w:type="dxa"/>
+              <w:right w:w="120" w:type="dxa"/>
+            </w:tcMar>
+            <w:tcBorders>
+              <w:top w:val="single" w:sz="4" w:space="0" w:color="CCCCCC"/>
+              <w:bottom w:val="single" w:sz="4" w:space="0" w:color="CCCCCC"/>
+              <w:left w:val="single" w:sz="4" w:space="0" w:color="CCCCCC"/>
+              <w:right w:val="single" w:sz="4" w:space="0" w:color="CCCCCC"/>
+            </w:tcBorders>
+          </w:tcPr>
+          <w:p>
+            <w:pPr>
+              <w:spacing w:before="60" w:after="60" w:line="252" w:lineRule="auto"/>
+              <w:jc w:val="left"/>
+            </w:pPr>
+            <w:r/>
+            <w:r>
+              <w:t>BULL</w:t>
+            </w:r>
+          </w:p>
+        </w:tc>
+      </w:tr>
+      <w:tr>
+        <w:tc>
+          <w:tcPr>
+            <w:tcW w:type="dxa" w:w="1584"/>
+            <w:shd w:fill="FFFFFF"/>
+            <w:tcMar>
+              <w:top w:w="100" w:type="dxa"/>
+              <w:bottom w:w="100" w:type="dxa"/>
+              <w:left w:w="120" w:type="dxa"/>
+              <w:right w:w="120" w:type="dxa"/>
+            </w:tcMar>
+            <w:tcBorders>
+              <w:top w:val="single" w:sz="4" w:space="0" w:color="CCCCCC"/>
+              <w:bottom w:val="single" w:sz="4" w:space="0" w:color="CCCCCC"/>
+              <w:left w:val="single" w:sz="4" w:space="0" w:color="CCCCCC"/>
+              <w:right w:val="single" w:sz="4" w:space="0" w:color="CCCCCC"/>
+            </w:tcBorders>
+          </w:tcPr>
+          <w:p>
+            <w:pPr>
+              <w:spacing w:before="60" w:after="60" w:line="252" w:lineRule="auto"/>
+              <w:jc w:val="left"/>
+            </w:pPr>
+            <w:r/>
+            <w:r>
+              <w:rPr>
+                <w:b/>
+              </w:rPr>
+              <w:t>Thu 27/08</w:t>
+            </w:r>
+          </w:p>
+        </w:tc>
+        <w:tc>
+          <w:tcPr>
+            <w:tcW w:type="dxa" w:w="864"/>
+            <w:shd w:fill="FFFFFF"/>
+            <w:tcMar>
+              <w:top w:w="100" w:type="dxa"/>
+              <w:bottom w:w="100" w:type="dxa"/>
+              <w:left w:w="120" w:type="dxa"/>
+              <w:right w:w="120" w:type="dxa"/>
+            </w:tcMar>
+            <w:tcBorders>
+              <w:top w:val="single" w:sz="4" w:space="0" w:color="CCCCCC"/>
+              <w:bottom w:val="single" w:sz="4" w:space="0" w:color="CCCCCC"/>
+              <w:left w:val="single" w:sz="4" w:space="0" w:color="CCCCCC"/>
+              <w:right w:val="single" w:sz="4" w:space="0" w:color="CCCCCC"/>
+            </w:tcBorders>
+          </w:tcPr>
+          <w:p>
+            <w:pPr>
+              <w:spacing w:before="60" w:after="60" w:line="252" w:lineRule="auto"/>
+              <w:jc w:val="left"/>
+            </w:pPr>
+            <w:r/>
+            <w:r>
+              <w:t>NY Close 23-01</w:t>
+            </w:r>
+          </w:p>
+        </w:tc>
+        <w:tc>
+          <w:tcPr>
+            <w:tcW w:type="dxa" w:w="1440"/>
+            <w:shd w:fill="FFFFFF"/>
+            <w:tcMar>
+              <w:top w:w="100" w:type="dxa"/>
+              <w:bottom w:w="100" w:type="dxa"/>
+              <w:left w:w="120" w:type="dxa"/>
+              <w:right w:w="120" w:type="dxa"/>
+            </w:tcMar>
+            <w:tcBorders>
+              <w:top w:val="single" w:sz="4" w:space="0" w:color="CCCCCC"/>
+              <w:bottom w:val="single" w:sz="4" w:space="0" w:color="CCCCCC"/>
+              <w:left w:val="single" w:sz="4" w:space="0" w:color="CCCCCC"/>
+              <w:right w:val="single" w:sz="4" w:space="0" w:color="CCCCCC"/>
+            </w:tcBorders>
+          </w:tcPr>
+          <w:p>
+            <w:pPr>
+              <w:spacing w:before="60" w:after="60" w:line="252" w:lineRule="auto"/>
+              <w:jc w:val="left"/>
+            </w:pPr>
+            <w:r/>
+            <w:r>
+              <w:t>722.00</w:t>
+            </w:r>
+          </w:p>
+        </w:tc>
+        <w:tc>
+          <w:tcPr>
+            <w:tcW w:type="dxa" w:w="2016"/>
+            <w:shd w:fill="FFFFFF"/>
+            <w:tcMar>
+              <w:top w:w="100" w:type="dxa"/>
+              <w:bottom w:w="100" w:type="dxa"/>
+              <w:left w:w="120" w:type="dxa"/>
+              <w:right w:w="120" w:type="dxa"/>
+            </w:tcMar>
+            <w:tcBorders>
+              <w:top w:val="single" w:sz="4" w:space="0" w:color="CCCCCC"/>
+              <w:bottom w:val="single" w:sz="4" w:space="0" w:color="CCCCCC"/>
+              <w:left w:val="single" w:sz="4" w:space="0" w:color="CCCCCC"/>
+              <w:right w:val="single" w:sz="4" w:space="0" w:color="CCCCCC"/>
+            </w:tcBorders>
+          </w:tcPr>
+          <w:p>
+            <w:pPr>
+              <w:spacing w:before="60" w:after="60" w:line="252" w:lineRule="auto"/>
+              <w:jc w:val="left"/>
+            </w:pPr>
+            <w:r/>
+            <w:r>
+              <w:t>727.50</w:t>
+            </w:r>
+          </w:p>
+        </w:tc>
+        <w:tc>
+          <w:tcPr>
+            <w:tcW w:type="dxa" w:w="1152"/>
+            <w:shd w:fill="FFFFFF"/>
+            <w:tcMar>
+              <w:top w:w="100" w:type="dxa"/>
+              <w:bottom w:w="100" w:type="dxa"/>
+              <w:left w:w="120" w:type="dxa"/>
+              <w:right w:w="120" w:type="dxa"/>
+            </w:tcMar>
+            <w:tcBorders>
+              <w:top w:val="single" w:sz="4" w:space="0" w:color="CCCCCC"/>
+              <w:bottom w:val="single" w:sz="4" w:space="0" w:color="CCCCCC"/>
+              <w:left w:val="single" w:sz="4" w:space="0" w:color="CCCCCC"/>
+              <w:right w:val="single" w:sz="4" w:space="0" w:color="CCCCCC"/>
+            </w:tcBorders>
+          </w:tcPr>
+          <w:p>
+            <w:pPr>
+              <w:spacing w:before="60" w:after="60" w:line="252" w:lineRule="auto"/>
+              <w:jc w:val="left"/>
+            </w:pPr>
+            <w:r/>
+            <w:r>
+              <w:t>714.25</w:t>
+            </w:r>
+          </w:p>
+        </w:tc>
+        <w:tc>
+          <w:tcPr>
+            <w:tcW w:type="dxa" w:w="1728"/>
+            <w:shd w:fill="FFFFFF"/>
+            <w:tcMar>
+              <w:top w:w="100" w:type="dxa"/>
+              <w:bottom w:w="100" w:type="dxa"/>
+              <w:left w:w="120" w:type="dxa"/>
+              <w:right w:w="120" w:type="dxa"/>
+            </w:tcMar>
+            <w:tcBorders>
+              <w:top w:val="single" w:sz="4" w:space="0" w:color="CCCCCC"/>
+              <w:bottom w:val="single" w:sz="4" w:space="0" w:color="CCCCCC"/>
+              <w:left w:val="single" w:sz="4" w:space="0" w:color="CCCCCC"/>
+              <w:right w:val="single" w:sz="4" w:space="0" w:color="CCCCCC"/>
+            </w:tcBorders>
+          </w:tcPr>
+          <w:p>
+            <w:pPr>
+              <w:spacing w:before="60" w:after="60" w:line="252" w:lineRule="auto"/>
+              <w:jc w:val="left"/>
+            </w:pPr>
+            <w:r/>
+            <w:r>
+              <w:rPr>
+                <w:b/>
+              </w:rPr>
+              <w:t>722.75</w:t>
+            </w:r>
+          </w:p>
+        </w:tc>
+        <w:tc>
+          <w:tcPr>
+            <w:tcW w:type="dxa" w:w="3456"/>
+            <w:shd w:fill="FFFFFF"/>
+            <w:tcMar>
+              <w:top w:w="100" w:type="dxa"/>
+              <w:bottom w:w="100" w:type="dxa"/>
+              <w:left w:w="120" w:type="dxa"/>
+              <w:right w:w="120" w:type="dxa"/>
+            </w:tcMar>
+            <w:tcBorders>
+              <w:top w:val="single" w:sz="4" w:space="0" w:color="CCCCCC"/>
+              <w:bottom w:val="single" w:sz="4" w:space="0" w:color="CCCCCC"/>
+              <w:left w:val="single" w:sz="4" w:space="0" w:color="CCCCCC"/>
+              <w:right w:val="single" w:sz="4" w:space="0" w:color="CCCCCC"/>
+            </w:tcBorders>
+          </w:tcPr>
+          <w:p>
+            <w:pPr>
+              <w:spacing w:before="60" w:after="60" w:line="252" w:lineRule="auto"/>
+              <w:jc w:val="left"/>
+            </w:pPr>
+            <w:r/>
+            <w:r>
+              <w:rPr>
+                <w:b/>
+              </w:rPr>
+              <w:t>+0.75</w:t>
+            </w:r>
+          </w:p>
+        </w:tc>
+        <w:tc>
+          <w:tcPr>
+            <w:tcW w:type="dxa" w:w="1440"/>
+            <w:shd w:fill="FFFFFF"/>
+            <w:tcMar>
+              <w:top w:w="100" w:type="dxa"/>
+              <w:bottom w:w="100" w:type="dxa"/>
+              <w:left w:w="120" w:type="dxa"/>
+              <w:right w:w="120" w:type="dxa"/>
+            </w:tcMar>
+            <w:tcBorders>
+              <w:top w:val="single" w:sz="4" w:space="0" w:color="CCCCCC"/>
+              <w:bottom w:val="single" w:sz="4" w:space="0" w:color="CCCCCC"/>
+              <w:left w:val="single" w:sz="4" w:space="0" w:color="CCCCCC"/>
+              <w:right w:val="single" w:sz="4" w:space="0" w:color="CCCCCC"/>
+            </w:tcBorders>
+          </w:tcPr>
+          <w:p>
+            <w:pPr>
+              <w:spacing w:before="60" w:after="60" w:line="252" w:lineRule="auto"/>
+              <w:jc w:val="left"/>
+            </w:pPr>
+            <w:r/>
+            <w:r>
+              <w:t>BULL</w:t>
+            </w:r>
+          </w:p>
+        </w:tc>
+      </w:tr>
+      <w:tr>
+        <w:tc>
+          <w:tcPr>
+            <w:tcW w:type="dxa" w:w="1584"/>
+            <w:shd w:fill="F8FAFC"/>
+            <w:tcMar>
+              <w:top w:w="100" w:type="dxa"/>
+              <w:bottom w:w="100" w:type="dxa"/>
+              <w:left w:w="120" w:type="dxa"/>
+              <w:right w:w="120" w:type="dxa"/>
+            </w:tcMar>
+            <w:tcBorders>
+              <w:top w:val="single" w:sz="4" w:space="0" w:color="CCCCCC"/>
+              <w:bottom w:val="single" w:sz="4" w:space="0" w:color="CCCCCC"/>
+              <w:left w:val="single" w:sz="4" w:space="0" w:color="CCCCCC"/>
+              <w:right w:val="single" w:sz="4" w:space="0" w:color="CCCCCC"/>
+            </w:tcBorders>
+          </w:tcPr>
+          <w:p>
+            <w:pPr>
+              <w:spacing w:before="60" w:after="60" w:line="252" w:lineRule="auto"/>
+              <w:jc w:val="left"/>
+            </w:pPr>
+            <w:r/>
+            <w:r>
+              <w:rPr>
+                <w:b/>
+              </w:rPr>
+              <w:t>Fri 28/08</w:t>
+            </w:r>
+          </w:p>
+        </w:tc>
+        <w:tc>
+          <w:tcPr>
+            <w:tcW w:type="dxa" w:w="864"/>
+            <w:shd w:fill="F8FAFC"/>
+            <w:tcMar>
+              <w:top w:w="100" w:type="dxa"/>
+              <w:bottom w:w="100" w:type="dxa"/>
+              <w:left w:w="120" w:type="dxa"/>
+              <w:right w:w="120" w:type="dxa"/>
+            </w:tcMar>
+            <w:tcBorders>
+              <w:top w:val="single" w:sz="4" w:space="0" w:color="CCCCCC"/>
+              <w:bottom w:val="single" w:sz="4" w:space="0" w:color="CCCCCC"/>
+              <w:left w:val="single" w:sz="4" w:space="0" w:color="CCCCCC"/>
+              <w:right w:val="single" w:sz="4" w:space="0" w:color="CCCCCC"/>
+            </w:tcBorders>
+          </w:tcPr>
+          <w:p>
+            <w:pPr>
+              <w:spacing w:before="60" w:after="60" w:line="252" w:lineRule="auto"/>
+              <w:jc w:val="left"/>
+            </w:pPr>
+            <w:r/>
+            <w:r>
+              <w:t>Asia 07-11</w:t>
+            </w:r>
+          </w:p>
+        </w:tc>
+        <w:tc>
+          <w:tcPr>
+            <w:tcW w:type="dxa" w:w="1440"/>
+            <w:shd w:fill="F8FAFC"/>
+            <w:tcMar>
+              <w:top w:w="100" w:type="dxa"/>
+              <w:bottom w:w="100" w:type="dxa"/>
+              <w:left w:w="120" w:type="dxa"/>
+              <w:right w:w="120" w:type="dxa"/>
+            </w:tcMar>
+            <w:tcBorders>
+              <w:top w:val="single" w:sz="4" w:space="0" w:color="CCCCCC"/>
+              <w:bottom w:val="single" w:sz="4" w:space="0" w:color="CCCCCC"/>
+              <w:left w:val="single" w:sz="4" w:space="0" w:color="CCCCCC"/>
+              <w:right w:val="single" w:sz="4" w:space="0" w:color="CCCCCC"/>
+            </w:tcBorders>
+          </w:tcPr>
+          <w:p>
+            <w:pPr>
+              <w:spacing w:before="60" w:after="60" w:line="252" w:lineRule="auto"/>
+              <w:jc w:val="left"/>
+            </w:pPr>
+            <w:r/>
+            <w:r>
+              <w:t>722.75</w:t>
+            </w:r>
+          </w:p>
+        </w:tc>
+        <w:tc>
+          <w:tcPr>
+            <w:tcW w:type="dxa" w:w="2016"/>
+            <w:shd w:fill="F8FAFC"/>
+            <w:tcMar>
+              <w:top w:w="100" w:type="dxa"/>
+              <w:bottom w:w="100" w:type="dxa"/>
+              <w:left w:w="120" w:type="dxa"/>
+              <w:right w:w="120" w:type="dxa"/>
+            </w:tcMar>
+            <w:tcBorders>
+              <w:top w:val="single" w:sz="4" w:space="0" w:color="CCCCCC"/>
+              <w:bottom w:val="single" w:sz="4" w:space="0" w:color="CCCCCC"/>
+              <w:left w:val="single" w:sz="4" w:space="0" w:color="CCCCCC"/>
+              <w:right w:val="single" w:sz="4" w:space="0" w:color="CCCCCC"/>
+            </w:tcBorders>
+          </w:tcPr>
+          <w:p>
+            <w:pPr>
+              <w:spacing w:before="60" w:after="60" w:line="252" w:lineRule="auto"/>
+              <w:jc w:val="left"/>
+            </w:pPr>
+            <w:r/>
+            <w:r>
+              <w:t>732.00</w:t>
+            </w:r>
+          </w:p>
+        </w:tc>
+        <w:tc>
+          <w:tcPr>
+            <w:tcW w:type="dxa" w:w="1152"/>
+            <w:shd w:fill="F8FAFC"/>
+            <w:tcMar>
+              <w:top w:w="100" w:type="dxa"/>
+              <w:bottom w:w="100" w:type="dxa"/>
+              <w:left w:w="120" w:type="dxa"/>
+              <w:right w:w="120" w:type="dxa"/>
+            </w:tcMar>
+            <w:tcBorders>
+              <w:top w:val="single" w:sz="4" w:space="0" w:color="CCCCCC"/>
+              <w:bottom w:val="single" w:sz="4" w:space="0" w:color="CCCCCC"/>
+              <w:left w:val="single" w:sz="4" w:space="0" w:color="CCCCCC"/>
+              <w:right w:val="single" w:sz="4" w:space="0" w:color="CCCCCC"/>
+            </w:tcBorders>
+          </w:tcPr>
+          <w:p>
+            <w:pPr>
+              <w:spacing w:before="60" w:after="60" w:line="252" w:lineRule="auto"/>
+              <w:jc w:val="left"/>
+            </w:pPr>
+            <w:r/>
+            <w:r>
+              <w:t>716.25</w:t>
+            </w:r>
+          </w:p>
+        </w:tc>
+        <w:tc>
+          <w:tcPr>
+            <w:tcW w:type="dxa" w:w="1728"/>
+            <w:shd w:fill="F8FAFC"/>
+            <w:tcMar>
+              <w:top w:w="100" w:type="dxa"/>
+              <w:bottom w:w="100" w:type="dxa"/>
+              <w:left w:w="120" w:type="dxa"/>
+              <w:right w:w="120" w:type="dxa"/>
+            </w:tcMar>
+            <w:tcBorders>
+              <w:top w:val="single" w:sz="4" w:space="0" w:color="CCCCCC"/>
+              <w:bottom w:val="single" w:sz="4" w:space="0" w:color="CCCCCC"/>
+              <w:left w:val="single" w:sz="4" w:space="0" w:color="CCCCCC"/>
+              <w:right w:val="single" w:sz="4" w:space="0" w:color="CCCCCC"/>
+            </w:tcBorders>
+          </w:tcPr>
+          <w:p>
+            <w:pPr>
+              <w:spacing w:before="60" w:after="60" w:line="252" w:lineRule="auto"/>
+              <w:jc w:val="left"/>
+            </w:pPr>
+            <w:r/>
+            <w:r>
+              <w:rPr>
+                <w:b/>
+              </w:rPr>
+              <w:t>722.00</w:t>
+            </w:r>
+          </w:p>
+        </w:tc>
+        <w:tc>
+          <w:tcPr>
+            <w:tcW w:type="dxa" w:w="3456"/>
+            <w:shd w:fill="F8FAFC"/>
+            <w:tcMar>
+              <w:top w:w="100" w:type="dxa"/>
+              <w:bottom w:w="100" w:type="dxa"/>
+              <w:left w:w="120" w:type="dxa"/>
+              <w:right w:w="120" w:type="dxa"/>
+            </w:tcMar>
+            <w:tcBorders>
+              <w:top w:val="single" w:sz="4" w:space="0" w:color="CCCCCC"/>
+              <w:bottom w:val="single" w:sz="4" w:space="0" w:color="CCCCCC"/>
+              <w:left w:val="single" w:sz="4" w:space="0" w:color="CCCCCC"/>
+              <w:right w:val="single" w:sz="4" w:space="0" w:color="CCCCCC"/>
+            </w:tcBorders>
+          </w:tcPr>
+          <w:p>
+            <w:pPr>
+              <w:spacing w:before="60" w:after="60" w:line="252" w:lineRule="auto"/>
+              <w:jc w:val="left"/>
+            </w:pPr>
+            <w:r/>
+            <w:r>
+              <w:rPr>
+                <w:b/>
+              </w:rPr>
+              <w:t>-0.75</w:t>
+            </w:r>
+          </w:p>
+        </w:tc>
+        <w:tc>
+          <w:tcPr>
+            <w:tcW w:type="dxa" w:w="1440"/>
+            <w:shd w:fill="F8FAFC"/>
+            <w:tcMar>
+              <w:top w:w="100" w:type="dxa"/>
+              <w:bottom w:w="100" w:type="dxa"/>
+              <w:left w:w="120" w:type="dxa"/>
+              <w:right w:w="120" w:type="dxa"/>
+            </w:tcMar>
+            <w:tcBorders>
+              <w:top w:val="single" w:sz="4" w:space="0" w:color="CCCCCC"/>
+              <w:bottom w:val="single" w:sz="4" w:space="0" w:color="CCCCCC"/>
+              <w:left w:val="single" w:sz="4" w:space="0" w:color="CCCCCC"/>
+              <w:right w:val="single" w:sz="4" w:space="0" w:color="CCCCCC"/>
+            </w:tcBorders>
+          </w:tcPr>
+          <w:p>
+            <w:pPr>
+              <w:spacing w:before="60" w:after="60" w:line="252" w:lineRule="auto"/>
+              <w:jc w:val="left"/>
+            </w:pPr>
+            <w:r/>
+            <w:r>
+              <w:t>BEAR</w:t>
+            </w:r>
+          </w:p>
+        </w:tc>
+      </w:tr>
+      <w:tr>
+        <w:tc>
+          <w:tcPr>
+            <w:tcW w:type="dxa" w:w="1584"/>
+            <w:shd w:fill="FFFFFF"/>
+            <w:tcMar>
+              <w:top w:w="100" w:type="dxa"/>
+              <w:bottom w:w="100" w:type="dxa"/>
+              <w:left w:w="120" w:type="dxa"/>
+              <w:right w:w="120" w:type="dxa"/>
+            </w:tcMar>
+            <w:tcBorders>
+              <w:top w:val="single" w:sz="4" w:space="0" w:color="CCCCCC"/>
+              <w:bottom w:val="single" w:sz="4" w:space="0" w:color="CCCCCC"/>
+              <w:left w:val="single" w:sz="4" w:space="0" w:color="CCCCCC"/>
+              <w:right w:val="single" w:sz="4" w:space="0" w:color="CCCCCC"/>
+            </w:tcBorders>
+          </w:tcPr>
+          <w:p>
+            <w:pPr>
+              <w:spacing w:before="60" w:after="60" w:line="252" w:lineRule="auto"/>
+              <w:jc w:val="left"/>
+            </w:pPr>
+            <w:r/>
+            <w:r>
+              <w:rPr>
+                <w:b/>
+              </w:rPr>
+              <w:t>Fri 28/08</w:t>
+            </w:r>
+          </w:p>
+        </w:tc>
+        <w:tc>
+          <w:tcPr>
+            <w:tcW w:type="dxa" w:w="864"/>
+            <w:shd w:fill="FFFFFF"/>
+            <w:tcMar>
+              <w:top w:w="100" w:type="dxa"/>
+              <w:bottom w:w="100" w:type="dxa"/>
+              <w:left w:w="120" w:type="dxa"/>
+              <w:right w:w="120" w:type="dxa"/>
+            </w:tcMar>
+            <w:tcBorders>
+              <w:top w:val="single" w:sz="4" w:space="0" w:color="CCCCCC"/>
+              <w:bottom w:val="single" w:sz="4" w:space="0" w:color="CCCCCC"/>
+              <w:left w:val="single" w:sz="4" w:space="0" w:color="CCCCCC"/>
+              <w:right w:val="single" w:sz="4" w:space="0" w:color="CCCCCC"/>
+            </w:tcBorders>
+          </w:tcPr>
+          <w:p>
+            <w:pPr>
+              <w:spacing w:before="60" w:after="60" w:line="252" w:lineRule="auto"/>
+              <w:jc w:val="left"/>
+            </w:pPr>
+            <w:r/>
+            <w:r>
+              <w:t>Asia 11-15</w:t>
+            </w:r>
+          </w:p>
+        </w:tc>
+        <w:tc>
+          <w:tcPr>
+            <w:tcW w:type="dxa" w:w="1440"/>
+            <w:shd w:fill="FFFFFF"/>
+            <w:tcMar>
+              <w:top w:w="100" w:type="dxa"/>
+              <w:bottom w:w="100" w:type="dxa"/>
+              <w:left w:w="120" w:type="dxa"/>
+              <w:right w:w="120" w:type="dxa"/>
+            </w:tcMar>
+            <w:tcBorders>
+              <w:top w:val="single" w:sz="4" w:space="0" w:color="CCCCCC"/>
+              <w:bottom w:val="single" w:sz="4" w:space="0" w:color="CCCCCC"/>
+              <w:left w:val="single" w:sz="4" w:space="0" w:color="CCCCCC"/>
+              <w:right w:val="single" w:sz="4" w:space="0" w:color="CCCCCC"/>
+            </w:tcBorders>
+          </w:tcPr>
+          <w:p>
+            <w:pPr>
+              <w:spacing w:before="60" w:after="60" w:line="252" w:lineRule="auto"/>
+              <w:jc w:val="left"/>
+            </w:pPr>
+            <w:r/>
+            <w:r>
+              <w:t>722.00</w:t>
+            </w:r>
+          </w:p>
+        </w:tc>
+        <w:tc>
+          <w:tcPr>
+            <w:tcW w:type="dxa" w:w="2016"/>
+            <w:shd w:fill="FFFFFF"/>
+            <w:tcMar>
+              <w:top w:w="100" w:type="dxa"/>
+              <w:bottom w:w="100" w:type="dxa"/>
+              <w:left w:w="120" w:type="dxa"/>
+              <w:right w:w="120" w:type="dxa"/>
+            </w:tcMar>
+            <w:tcBorders>
+              <w:top w:val="single" w:sz="4" w:space="0" w:color="CCCCCC"/>
+              <w:bottom w:val="single" w:sz="4" w:space="0" w:color="CCCCCC"/>
+              <w:left w:val="single" w:sz="4" w:space="0" w:color="CCCCCC"/>
+              <w:right w:val="single" w:sz="4" w:space="0" w:color="CCCCCC"/>
+            </w:tcBorders>
+          </w:tcPr>
+          <w:p>
+            <w:pPr>
+              <w:spacing w:before="60" w:after="60" w:line="252" w:lineRule="auto"/>
+              <w:jc w:val="left"/>
+            </w:pPr>
+            <w:r/>
+            <w:r>
+              <w:t>729.50</w:t>
+            </w:r>
+          </w:p>
+        </w:tc>
+        <w:tc>
+          <w:tcPr>
+            <w:tcW w:type="dxa" w:w="1152"/>
+            <w:shd w:fill="FFFFFF"/>
+            <w:tcMar>
+              <w:top w:w="100" w:type="dxa"/>
+              <w:bottom w:w="100" w:type="dxa"/>
+              <w:left w:w="120" w:type="dxa"/>
+              <w:right w:w="120" w:type="dxa"/>
+            </w:tcMar>
+            <w:tcBorders>
+              <w:top w:val="single" w:sz="4" w:space="0" w:color="CCCCCC"/>
+              <w:bottom w:val="single" w:sz="4" w:space="0" w:color="CCCCCC"/>
+              <w:left w:val="single" w:sz="4" w:space="0" w:color="CCCCCC"/>
+              <w:right w:val="single" w:sz="4" w:space="0" w:color="CCCCCC"/>
+            </w:tcBorders>
+          </w:tcPr>
+          <w:p>
+            <w:pPr>
+              <w:spacing w:before="60" w:after="60" w:line="252" w:lineRule="auto"/>
+              <w:jc w:val="left"/>
+            </w:pPr>
+            <w:r/>
+            <w:r>
+              <w:t>716.00</w:t>
+            </w:r>
+          </w:p>
+        </w:tc>
+        <w:tc>
+          <w:tcPr>
+            <w:tcW w:type="dxa" w:w="1728"/>
+            <w:shd w:fill="FFFFFF"/>
+            <w:tcMar>
+              <w:top w:w="100" w:type="dxa"/>
+              <w:bottom w:w="100" w:type="dxa"/>
+              <w:left w:w="120" w:type="dxa"/>
+              <w:right w:w="120" w:type="dxa"/>
+            </w:tcMar>
+            <w:tcBorders>
+              <w:top w:val="single" w:sz="4" w:space="0" w:color="CCCCCC"/>
+              <w:bottom w:val="single" w:sz="4" w:space="0" w:color="CCCCCC"/>
+              <w:left w:val="single" w:sz="4" w:space="0" w:color="CCCCCC"/>
+              <w:right w:val="single" w:sz="4" w:space="0" w:color="CCCCCC"/>
+            </w:tcBorders>
+          </w:tcPr>
+          <w:p>
+            <w:pPr>
+              <w:spacing w:before="60" w:after="60" w:line="252" w:lineRule="auto"/>
+              <w:jc w:val="left"/>
+            </w:pPr>
+            <w:r/>
+            <w:r>
+              <w:rPr>
+                <w:b/>
+              </w:rPr>
+              <w:t>721.00</w:t>
+            </w:r>
+          </w:p>
+        </w:tc>
+        <w:tc>
+          <w:tcPr>
+            <w:tcW w:type="dxa" w:w="3456"/>
+            <w:shd w:fill="FFFFFF"/>
+            <w:tcMar>
+              <w:top w:w="100" w:type="dxa"/>
+              <w:bottom w:w="100" w:type="dxa"/>
+              <w:left w:w="120" w:type="dxa"/>
+              <w:right w:w="120" w:type="dxa"/>
+            </w:tcMar>
+            <w:tcBorders>
+              <w:top w:val="single" w:sz="4" w:space="0" w:color="CCCCCC"/>
+              <w:bottom w:val="single" w:sz="4" w:space="0" w:color="CCCCCC"/>
+              <w:left w:val="single" w:sz="4" w:space="0" w:color="CCCCCC"/>
+              <w:right w:val="single" w:sz="4" w:space="0" w:color="CCCCCC"/>
+            </w:tcBorders>
+          </w:tcPr>
+          <w:p>
+            <w:pPr>
+              <w:spacing w:before="60" w:after="60" w:line="252" w:lineRule="auto"/>
+              <w:jc w:val="left"/>
+            </w:pPr>
+            <w:r/>
+            <w:r>
+              <w:rPr>
+                <w:b/>
+              </w:rPr>
+              <w:t>-1.00</w:t>
+            </w:r>
+          </w:p>
+        </w:tc>
+        <w:tc>
+          <w:tcPr>
+            <w:tcW w:type="dxa" w:w="1440"/>
+            <w:shd w:fill="FFFFFF"/>
+            <w:tcMar>
+              <w:top w:w="100" w:type="dxa"/>
+              <w:bottom w:w="100" w:type="dxa"/>
+              <w:left w:w="120" w:type="dxa"/>
+              <w:right w:w="120" w:type="dxa"/>
+            </w:tcMar>
+            <w:tcBorders>
+              <w:top w:val="single" w:sz="4" w:space="0" w:color="CCCCCC"/>
+              <w:bottom w:val="single" w:sz="4" w:space="0" w:color="CCCCCC"/>
+              <w:left w:val="single" w:sz="4" w:space="0" w:color="CCCCCC"/>
+              <w:right w:val="single" w:sz="4" w:space="0" w:color="CCCCCC"/>
+            </w:tcBorders>
+          </w:tcPr>
+          <w:p>
+            <w:pPr>
+              <w:spacing w:before="60" w:after="60" w:line="252" w:lineRule="auto"/>
+              <w:jc w:val="left"/>
+            </w:pPr>
+            <w:r/>
+            <w:r>
+              <w:t>BEAR</w:t>
+            </w:r>
+          </w:p>
+        </w:tc>
+      </w:tr>
+      <w:tr>
+        <w:tc>
+          <w:tcPr>
+            <w:tcW w:type="dxa" w:w="1584"/>
+            <w:shd w:fill="F8FAFC"/>
+            <w:tcMar>
+              <w:top w:w="100" w:type="dxa"/>
+              <w:bottom w:w="100" w:type="dxa"/>
+              <w:left w:w="120" w:type="dxa"/>
+              <w:right w:w="120" w:type="dxa"/>
+            </w:tcMar>
+            <w:tcBorders>
+              <w:top w:val="single" w:sz="4" w:space="0" w:color="CCCCCC"/>
+              <w:bottom w:val="single" w:sz="4" w:space="0" w:color="CCCCCC"/>
+              <w:left w:val="single" w:sz="4" w:space="0" w:color="CCCCCC"/>
+              <w:right w:val="single" w:sz="4" w:space="0" w:color="CCCCCC"/>
+            </w:tcBorders>
+          </w:tcPr>
+          <w:p>
+            <w:pPr>
+              <w:spacing w:before="60" w:after="60" w:line="252" w:lineRule="auto"/>
+              <w:jc w:val="left"/>
+            </w:pPr>
+            <w:r/>
+            <w:r>
+              <w:rPr>
+                <w:b/>
+              </w:rPr>
+              <w:t>Fri 28/08</w:t>
+            </w:r>
+          </w:p>
+        </w:tc>
+        <w:tc>
+          <w:tcPr>
+            <w:tcW w:type="dxa" w:w="864"/>
+            <w:shd w:fill="F8FAFC"/>
+            <w:tcMar>
+              <w:top w:w="100" w:type="dxa"/>
+              <w:bottom w:w="100" w:type="dxa"/>
+              <w:left w:w="120" w:type="dxa"/>
+              <w:right w:w="120" w:type="dxa"/>
+            </w:tcMar>
+            <w:tcBorders>
+              <w:top w:val="single" w:sz="4" w:space="0" w:color="CCCCCC"/>
+              <w:bottom w:val="single" w:sz="4" w:space="0" w:color="CCCCCC"/>
+              <w:left w:val="single" w:sz="4" w:space="0" w:color="CCCCCC"/>
+              <w:right w:val="single" w:sz="4" w:space="0" w:color="CCCCCC"/>
+            </w:tcBorders>
+          </w:tcPr>
+          <w:p>
+            <w:pPr>
+              <w:spacing w:before="60" w:after="60" w:line="252" w:lineRule="auto"/>
+              <w:jc w:val="left"/>
+            </w:pPr>
+            <w:r/>
+            <w:r>
+              <w:t>London 15-19</w:t>
+            </w:r>
+          </w:p>
+        </w:tc>
+        <w:tc>
+          <w:tcPr>
+            <w:tcW w:type="dxa" w:w="1440"/>
+            <w:shd w:fill="F8FAFC"/>
+            <w:tcMar>
+              <w:top w:w="100" w:type="dxa"/>
+              <w:bottom w:w="100" w:type="dxa"/>
+              <w:left w:w="120" w:type="dxa"/>
+              <w:right w:w="120" w:type="dxa"/>
+            </w:tcMar>
+            <w:tcBorders>
+              <w:top w:val="single" w:sz="4" w:space="0" w:color="CCCCCC"/>
+              <w:bottom w:val="single" w:sz="4" w:space="0" w:color="CCCCCC"/>
+              <w:left w:val="single" w:sz="4" w:space="0" w:color="CCCCCC"/>
+              <w:right w:val="single" w:sz="4" w:space="0" w:color="CCCCCC"/>
+            </w:tcBorders>
+          </w:tcPr>
+          <w:p>
+            <w:pPr>
+              <w:spacing w:before="60" w:after="60" w:line="252" w:lineRule="auto"/>
+              <w:jc w:val="left"/>
+            </w:pPr>
+            <w:r/>
+            <w:r>
+              <w:t>721.00</w:t>
+            </w:r>
+          </w:p>
+        </w:tc>
+        <w:tc>
+          <w:tcPr>
+            <w:tcW w:type="dxa" w:w="2016"/>
+            <w:shd w:fill="F8FAFC"/>
+            <w:tcMar>
+              <w:top w:w="100" w:type="dxa"/>
+              <w:bottom w:w="100" w:type="dxa"/>
+              <w:left w:w="120" w:type="dxa"/>
+              <w:right w:w="120" w:type="dxa"/>
+            </w:tcMar>
+            <w:tcBorders>
+              <w:top w:val="single" w:sz="4" w:space="0" w:color="CCCCCC"/>
+              <w:bottom w:val="single" w:sz="4" w:space="0" w:color="CCCCCC"/>
+              <w:left w:val="single" w:sz="4" w:space="0" w:color="CCCCCC"/>
+              <w:right w:val="single" w:sz="4" w:space="0" w:color="CCCCCC"/>
+            </w:tcBorders>
+          </w:tcPr>
+          <w:p>
+            <w:pPr>
+              <w:spacing w:before="60" w:after="60" w:line="252" w:lineRule="auto"/>
+              <w:jc w:val="left"/>
+            </w:pPr>
+            <w:r/>
+            <w:r>
+              <w:t>728.00</w:t>
+            </w:r>
+          </w:p>
+        </w:tc>
+        <w:tc>
+          <w:tcPr>
+            <w:tcW w:type="dxa" w:w="1152"/>
+            <w:shd w:fill="F8FAFC"/>
+            <w:tcMar>
+              <w:top w:w="100" w:type="dxa"/>
+              <w:bottom w:w="100" w:type="dxa"/>
+              <w:left w:w="120" w:type="dxa"/>
+              <w:right w:w="120" w:type="dxa"/>
+            </w:tcMar>
+            <w:tcBorders>
+              <w:top w:val="single" w:sz="4" w:space="0" w:color="CCCCCC"/>
+              <w:bottom w:val="single" w:sz="4" w:space="0" w:color="CCCCCC"/>
+              <w:left w:val="single" w:sz="4" w:space="0" w:color="CCCCCC"/>
+              <w:right w:val="single" w:sz="4" w:space="0" w:color="CCCCCC"/>
+            </w:tcBorders>
+          </w:tcPr>
+          <w:p>
+            <w:pPr>
+              <w:spacing w:before="60" w:after="60" w:line="252" w:lineRule="auto"/>
+              <w:jc w:val="left"/>
+            </w:pPr>
+            <w:r/>
+            <w:r>
+              <w:t>707.50</w:t>
+            </w:r>
+          </w:p>
+        </w:tc>
+        <w:tc>
+          <w:tcPr>
+            <w:tcW w:type="dxa" w:w="1728"/>
+            <w:shd w:fill="F8FAFC"/>
+            <w:tcMar>
+              <w:top w:w="100" w:type="dxa"/>
+              <w:bottom w:w="100" w:type="dxa"/>
+              <w:left w:w="120" w:type="dxa"/>
+              <w:right w:w="120" w:type="dxa"/>
+            </w:tcMar>
+            <w:tcBorders>
+              <w:top w:val="single" w:sz="4" w:space="0" w:color="CCCCCC"/>
+              <w:bottom w:val="single" w:sz="4" w:space="0" w:color="CCCCCC"/>
+              <w:left w:val="single" w:sz="4" w:space="0" w:color="CCCCCC"/>
+              <w:right w:val="single" w:sz="4" w:space="0" w:color="CCCCCC"/>
+            </w:tcBorders>
+          </w:tcPr>
+          <w:p>
+            <w:pPr>
+              <w:spacing w:before="60" w:after="60" w:line="252" w:lineRule="auto"/>
+              <w:jc w:val="left"/>
+            </w:pPr>
+            <w:r/>
+            <w:r>
+              <w:rPr>
+                <w:b/>
+              </w:rPr>
+              <w:t>721.75</w:t>
+            </w:r>
+          </w:p>
+        </w:tc>
+        <w:tc>
+          <w:tcPr>
+            <w:tcW w:type="dxa" w:w="3456"/>
+            <w:shd w:fill="F8FAFC"/>
+            <w:tcMar>
+              <w:top w:w="100" w:type="dxa"/>
+              <w:bottom w:w="100" w:type="dxa"/>
+              <w:left w:w="120" w:type="dxa"/>
+              <w:right w:w="120" w:type="dxa"/>
+            </w:tcMar>
+            <w:tcBorders>
+              <w:top w:val="single" w:sz="4" w:space="0" w:color="CCCCCC"/>
+              <w:bottom w:val="single" w:sz="4" w:space="0" w:color="CCCCCC"/>
+              <w:left w:val="single" w:sz="4" w:space="0" w:color="CCCCCC"/>
+              <w:right w:val="single" w:sz="4" w:space="0" w:color="CCCCCC"/>
+            </w:tcBorders>
+          </w:tcPr>
+          <w:p>
+            <w:pPr>
+              <w:spacing w:before="60" w:after="60" w:line="252" w:lineRule="auto"/>
+              <w:jc w:val="left"/>
+            </w:pPr>
+            <w:r/>
+            <w:r>
+              <w:rPr>
+                <w:b/>
+              </w:rPr>
+              <w:t>+0.75</w:t>
+            </w:r>
+          </w:p>
+        </w:tc>
+        <w:tc>
+          <w:tcPr>
+            <w:tcW w:type="dxa" w:w="1440"/>
+            <w:shd w:fill="F8FAFC"/>
+            <w:tcMar>
+              <w:top w:w="100" w:type="dxa"/>
+              <w:bottom w:w="100" w:type="dxa"/>
+              <w:left w:w="120" w:type="dxa"/>
+              <w:right w:w="120" w:type="dxa"/>
+            </w:tcMar>
+            <w:tcBorders>
+              <w:top w:val="single" w:sz="4" w:space="0" w:color="CCCCCC"/>
+              <w:bottom w:val="single" w:sz="4" w:space="0" w:color="CCCCCC"/>
+              <w:left w:val="single" w:sz="4" w:space="0" w:color="CCCCCC"/>
+              <w:right w:val="single" w:sz="4" w:space="0" w:color="CCCCCC"/>
+            </w:tcBorders>
+          </w:tcPr>
+          <w:p>
+            <w:pPr>
+              <w:spacing w:before="60" w:after="60" w:line="252" w:lineRule="auto"/>
+              <w:jc w:val="left"/>
+            </w:pPr>
+            <w:r/>
+            <w:r>
+              <w:t>BULL</w:t>
+            </w:r>
+          </w:p>
+        </w:tc>
+      </w:tr>
+      <w:tr>
+        <w:tc>
+          <w:tcPr>
+            <w:tcW w:type="dxa" w:w="1584"/>
+            <w:shd w:fill="FFFFFF"/>
+            <w:tcMar>
+              <w:top w:w="100" w:type="dxa"/>
+              <w:bottom w:w="100" w:type="dxa"/>
+              <w:left w:w="120" w:type="dxa"/>
+              <w:right w:w="120" w:type="dxa"/>
+            </w:tcMar>
+            <w:tcBorders>
+              <w:top w:val="single" w:sz="4" w:space="0" w:color="CCCCCC"/>
+              <w:bottom w:val="single" w:sz="4" w:space="0" w:color="CCCCCC"/>
+              <w:left w:val="single" w:sz="4" w:space="0" w:color="CCCCCC"/>
+              <w:right w:val="single" w:sz="4" w:space="0" w:color="CCCCCC"/>
+            </w:tcBorders>
+          </w:tcPr>
+          <w:p>
+            <w:pPr>
+              <w:spacing w:before="60" w:after="60" w:line="252" w:lineRule="auto"/>
+              <w:jc w:val="left"/>
+            </w:pPr>
+            <w:r/>
+            <w:r>
+              <w:rPr>
+                <w:b/>
+              </w:rPr>
+              <w:t>Fri 28/08</w:t>
+            </w:r>
+          </w:p>
+        </w:tc>
+        <w:tc>
+          <w:tcPr>
+            <w:tcW w:type="dxa" w:w="864"/>
+            <w:shd w:fill="FFFFFF"/>
+            <w:tcMar>
+              <w:top w:w="100" w:type="dxa"/>
+              <w:bottom w:w="100" w:type="dxa"/>
+              <w:left w:w="120" w:type="dxa"/>
+              <w:right w:w="120" w:type="dxa"/>
+            </w:tcMar>
+            <w:tcBorders>
+              <w:top w:val="single" w:sz="4" w:space="0" w:color="CCCCCC"/>
+              <w:bottom w:val="single" w:sz="4" w:space="0" w:color="CCCCCC"/>
+              <w:left w:val="single" w:sz="4" w:space="0" w:color="CCCCCC"/>
+              <w:right w:val="single" w:sz="4" w:space="0" w:color="CCCCCC"/>
+            </w:tcBorders>
+          </w:tcPr>
+          <w:p>
+            <w:pPr>
+              <w:spacing w:before="60" w:after="60" w:line="252" w:lineRule="auto"/>
+              <w:jc w:val="left"/>
+            </w:pPr>
+            <w:r/>
+            <w:r>
+              <w:t>Pre-NY 19-21</w:t>
+            </w:r>
+          </w:p>
+        </w:tc>
+        <w:tc>
+          <w:tcPr>
+            <w:tcW w:type="dxa" w:w="1440"/>
+            <w:shd w:fill="FFFFFF"/>
+            <w:tcMar>
+              <w:top w:w="100" w:type="dxa"/>
+              <w:bottom w:w="100" w:type="dxa"/>
+              <w:left w:w="120" w:type="dxa"/>
+              <w:right w:w="120" w:type="dxa"/>
+            </w:tcMar>
+            <w:tcBorders>
+              <w:top w:val="single" w:sz="4" w:space="0" w:color="CCCCCC"/>
+              <w:bottom w:val="single" w:sz="4" w:space="0" w:color="CCCCCC"/>
+              <w:left w:val="single" w:sz="4" w:space="0" w:color="CCCCCC"/>
+              <w:right w:val="single" w:sz="4" w:space="0" w:color="CCCCCC"/>
+            </w:tcBorders>
+          </w:tcPr>
+          <w:p>
+            <w:pPr>
+              <w:spacing w:before="60" w:after="60" w:line="252" w:lineRule="auto"/>
+              <w:jc w:val="left"/>
+            </w:pPr>
+            <w:r/>
+            <w:r>
+              <w:t>721.75</w:t>
+            </w:r>
+          </w:p>
+        </w:tc>
+        <w:tc>
+          <w:tcPr>
+            <w:tcW w:type="dxa" w:w="2016"/>
+            <w:shd w:fill="FFFFFF"/>
+            <w:tcMar>
+              <w:top w:w="100" w:type="dxa"/>
+              <w:bottom w:w="100" w:type="dxa"/>
+              <w:left w:w="120" w:type="dxa"/>
+              <w:right w:w="120" w:type="dxa"/>
+            </w:tcMar>
+            <w:tcBorders>
+              <w:top w:val="single" w:sz="4" w:space="0" w:color="CCCCCC"/>
+              <w:bottom w:val="single" w:sz="4" w:space="0" w:color="CCCCCC"/>
+              <w:left w:val="single" w:sz="4" w:space="0" w:color="CCCCCC"/>
+              <w:right w:val="single" w:sz="4" w:space="0" w:color="CCCCCC"/>
+            </w:tcBorders>
+          </w:tcPr>
+          <w:p>
+            <w:pPr>
+              <w:spacing w:before="60" w:after="60" w:line="252" w:lineRule="auto"/>
+              <w:jc w:val="left"/>
+            </w:pPr>
+            <w:r/>
+            <w:r>
+              <w:t>731.00</w:t>
+            </w:r>
+          </w:p>
+        </w:tc>
+        <w:tc>
+          <w:tcPr>
+            <w:tcW w:type="dxa" w:w="1152"/>
+            <w:shd w:fill="FFFFFF"/>
+            <w:tcMar>
+              <w:top w:w="100" w:type="dxa"/>
+              <w:bottom w:w="100" w:type="dxa"/>
+              <w:left w:w="120" w:type="dxa"/>
+              <w:right w:w="120" w:type="dxa"/>
+            </w:tcMar>
+            <w:tcBorders>
+              <w:top w:val="single" w:sz="4" w:space="0" w:color="CCCCCC"/>
+              <w:bottom w:val="single" w:sz="4" w:space="0" w:color="CCCCCC"/>
+              <w:left w:val="single" w:sz="4" w:space="0" w:color="CCCCCC"/>
+              <w:right w:val="single" w:sz="4" w:space="0" w:color="CCCCCC"/>
+            </w:tcBorders>
+          </w:tcPr>
+          <w:p>
+            <w:pPr>
+              <w:spacing w:before="60" w:after="60" w:line="252" w:lineRule="auto"/>
+              <w:jc w:val="left"/>
+            </w:pPr>
+            <w:r/>
+            <w:r>
+              <w:t>714.50</w:t>
+            </w:r>
+          </w:p>
+        </w:tc>
+        <w:tc>
+          <w:tcPr>
+            <w:tcW w:type="dxa" w:w="1728"/>
+            <w:shd w:fill="FFFFFF"/>
+            <w:tcMar>
+              <w:top w:w="100" w:type="dxa"/>
+              <w:bottom w:w="100" w:type="dxa"/>
+              <w:left w:w="120" w:type="dxa"/>
+              <w:right w:w="120" w:type="dxa"/>
+            </w:tcMar>
+            <w:tcBorders>
+              <w:top w:val="single" w:sz="4" w:space="0" w:color="CCCCCC"/>
+              <w:bottom w:val="single" w:sz="4" w:space="0" w:color="CCCCCC"/>
+              <w:left w:val="single" w:sz="4" w:space="0" w:color="CCCCCC"/>
+              <w:right w:val="single" w:sz="4" w:space="0" w:color="CCCCCC"/>
+            </w:tcBorders>
+          </w:tcPr>
+          <w:p>
+            <w:pPr>
+              <w:spacing w:before="60" w:after="60" w:line="252" w:lineRule="auto"/>
+              <w:jc w:val="left"/>
+            </w:pPr>
+            <w:r/>
+            <w:r>
+              <w:rPr>
+                <w:b/>
+              </w:rPr>
+              <w:t>721.50</w:t>
+            </w:r>
+          </w:p>
+        </w:tc>
+        <w:tc>
+          <w:tcPr>
+            <w:tcW w:type="dxa" w:w="3456"/>
+            <w:shd w:fill="FFFFFF"/>
             <w:tcMar>
               <w:top w:w="100" w:type="dxa"/>
               <w:bottom w:w="100" w:type="dxa"/>
@@ -28681,7 +30798,7 @@
         <w:tc>
           <w:tcPr>
             <w:tcW w:type="dxa" w:w="1440"/>
-            <w:shd w:fill="F8FAFC"/>
+            <w:shd w:fill="FFFFFF"/>
             <w:tcMar>
               <w:top w:w="100" w:type="dxa"/>
               <w:bottom w:w="100" w:type="dxa"/>
@@ -28703,1181 +30820,6 @@
             <w:r/>
             <w:r>
               <w:t>BEAR</w:t>
-            </w:r>
-          </w:p>
-        </w:tc>
-      </w:tr>
-      <w:tr>
-        <w:tc>
-          <w:tcPr>
-            <w:tcW w:type="dxa" w:w="1584"/>
-            <w:shd w:fill="FFFFFF"/>
-            <w:tcMar>
-              <w:top w:w="100" w:type="dxa"/>
-              <w:bottom w:w="100" w:type="dxa"/>
-              <w:left w:w="120" w:type="dxa"/>
-              <w:right w:w="120" w:type="dxa"/>
-            </w:tcMar>
-            <w:tcBorders>
-              <w:top w:val="single" w:sz="4" w:space="0" w:color="CCCCCC"/>
-              <w:bottom w:val="single" w:sz="4" w:space="0" w:color="CCCCCC"/>
-              <w:left w:val="single" w:sz="4" w:space="0" w:color="CCCCCC"/>
-              <w:right w:val="single" w:sz="4" w:space="0" w:color="CCCCCC"/>
-            </w:tcBorders>
-          </w:tcPr>
-          <w:p>
-            <w:pPr>
-              <w:spacing w:before="60" w:after="60" w:line="252" w:lineRule="auto"/>
-              <w:jc w:val="left"/>
-            </w:pPr>
-            <w:r/>
-            <w:r>
-              <w:rPr>
-                <w:b/>
-              </w:rPr>
-              <w:t>Thu 27/08</w:t>
-            </w:r>
-          </w:p>
-        </w:tc>
-        <w:tc>
-          <w:tcPr>
-            <w:tcW w:type="dxa" w:w="864"/>
-            <w:shd w:fill="FFFFFF"/>
-            <w:tcMar>
-              <w:top w:w="100" w:type="dxa"/>
-              <w:bottom w:w="100" w:type="dxa"/>
-              <w:left w:w="120" w:type="dxa"/>
-              <w:right w:w="120" w:type="dxa"/>
-            </w:tcMar>
-            <w:tcBorders>
-              <w:top w:val="single" w:sz="4" w:space="0" w:color="CCCCCC"/>
-              <w:bottom w:val="single" w:sz="4" w:space="0" w:color="CCCCCC"/>
-              <w:left w:val="single" w:sz="4" w:space="0" w:color="CCCCCC"/>
-              <w:right w:val="single" w:sz="4" w:space="0" w:color="CCCCCC"/>
-            </w:tcBorders>
-          </w:tcPr>
-          <w:p>
-            <w:pPr>
-              <w:spacing w:before="60" w:after="60" w:line="252" w:lineRule="auto"/>
-              <w:jc w:val="left"/>
-            </w:pPr>
-            <w:r/>
-            <w:r>
-              <w:t>Asia 11-15</w:t>
-            </w:r>
-          </w:p>
-        </w:tc>
-        <w:tc>
-          <w:tcPr>
-            <w:tcW w:type="dxa" w:w="1440"/>
-            <w:shd w:fill="FFFFFF"/>
-            <w:tcMar>
-              <w:top w:w="100" w:type="dxa"/>
-              <w:bottom w:w="100" w:type="dxa"/>
-              <w:left w:w="120" w:type="dxa"/>
-              <w:right w:w="120" w:type="dxa"/>
-            </w:tcMar>
-            <w:tcBorders>
-              <w:top w:val="single" w:sz="4" w:space="0" w:color="CCCCCC"/>
-              <w:bottom w:val="single" w:sz="4" w:space="0" w:color="CCCCCC"/>
-              <w:left w:val="single" w:sz="4" w:space="0" w:color="CCCCCC"/>
-              <w:right w:val="single" w:sz="4" w:space="0" w:color="CCCCCC"/>
-            </w:tcBorders>
-          </w:tcPr>
-          <w:p>
-            <w:pPr>
-              <w:spacing w:before="60" w:after="60" w:line="252" w:lineRule="auto"/>
-              <w:jc w:val="left"/>
-            </w:pPr>
-            <w:r/>
-            <w:r>
-              <w:t>715.25</w:t>
-            </w:r>
-          </w:p>
-        </w:tc>
-        <w:tc>
-          <w:tcPr>
-            <w:tcW w:type="dxa" w:w="2016"/>
-            <w:shd w:fill="FFFFFF"/>
-            <w:tcMar>
-              <w:top w:w="100" w:type="dxa"/>
-              <w:bottom w:w="100" w:type="dxa"/>
-              <w:left w:w="120" w:type="dxa"/>
-              <w:right w:w="120" w:type="dxa"/>
-            </w:tcMar>
-            <w:tcBorders>
-              <w:top w:val="single" w:sz="4" w:space="0" w:color="CCCCCC"/>
-              <w:bottom w:val="single" w:sz="4" w:space="0" w:color="CCCCCC"/>
-              <w:left w:val="single" w:sz="4" w:space="0" w:color="CCCCCC"/>
-              <w:right w:val="single" w:sz="4" w:space="0" w:color="CCCCCC"/>
-            </w:tcBorders>
-          </w:tcPr>
-          <w:p>
-            <w:pPr>
-              <w:spacing w:before="60" w:after="60" w:line="252" w:lineRule="auto"/>
-              <w:jc w:val="left"/>
-            </w:pPr>
-            <w:r/>
-            <w:r>
-              <w:t>725.00</w:t>
-            </w:r>
-          </w:p>
-        </w:tc>
-        <w:tc>
-          <w:tcPr>
-            <w:tcW w:type="dxa" w:w="1152"/>
-            <w:shd w:fill="FFFFFF"/>
-            <w:tcMar>
-              <w:top w:w="100" w:type="dxa"/>
-              <w:bottom w:w="100" w:type="dxa"/>
-              <w:left w:w="120" w:type="dxa"/>
-              <w:right w:w="120" w:type="dxa"/>
-            </w:tcMar>
-            <w:tcBorders>
-              <w:top w:val="single" w:sz="4" w:space="0" w:color="CCCCCC"/>
-              <w:bottom w:val="single" w:sz="4" w:space="0" w:color="CCCCCC"/>
-              <w:left w:val="single" w:sz="4" w:space="0" w:color="CCCCCC"/>
-              <w:right w:val="single" w:sz="4" w:space="0" w:color="CCCCCC"/>
-            </w:tcBorders>
-          </w:tcPr>
-          <w:p>
-            <w:pPr>
-              <w:spacing w:before="60" w:after="60" w:line="252" w:lineRule="auto"/>
-              <w:jc w:val="left"/>
-            </w:pPr>
-            <w:r/>
-            <w:r>
-              <w:t>705.50</w:t>
-            </w:r>
-          </w:p>
-        </w:tc>
-        <w:tc>
-          <w:tcPr>
-            <w:tcW w:type="dxa" w:w="1728"/>
-            <w:shd w:fill="FFFFFF"/>
-            <w:tcMar>
-              <w:top w:w="100" w:type="dxa"/>
-              <w:bottom w:w="100" w:type="dxa"/>
-              <w:left w:w="120" w:type="dxa"/>
-              <w:right w:w="120" w:type="dxa"/>
-            </w:tcMar>
-            <w:tcBorders>
-              <w:top w:val="single" w:sz="4" w:space="0" w:color="CCCCCC"/>
-              <w:bottom w:val="single" w:sz="4" w:space="0" w:color="CCCCCC"/>
-              <w:left w:val="single" w:sz="4" w:space="0" w:color="CCCCCC"/>
-              <w:right w:val="single" w:sz="4" w:space="0" w:color="CCCCCC"/>
-            </w:tcBorders>
-          </w:tcPr>
-          <w:p>
-            <w:pPr>
-              <w:spacing w:before="60" w:after="60" w:line="252" w:lineRule="auto"/>
-              <w:jc w:val="left"/>
-            </w:pPr>
-            <w:r/>
-            <w:r>
-              <w:rPr>
-                <w:b/>
-              </w:rPr>
-              <w:t>715.75</w:t>
-            </w:r>
-          </w:p>
-        </w:tc>
-        <w:tc>
-          <w:tcPr>
-            <w:tcW w:type="dxa" w:w="3456"/>
-            <w:shd w:fill="FFFFFF"/>
-            <w:tcMar>
-              <w:top w:w="100" w:type="dxa"/>
-              <w:bottom w:w="100" w:type="dxa"/>
-              <w:left w:w="120" w:type="dxa"/>
-              <w:right w:w="120" w:type="dxa"/>
-            </w:tcMar>
-            <w:tcBorders>
-              <w:top w:val="single" w:sz="4" w:space="0" w:color="CCCCCC"/>
-              <w:bottom w:val="single" w:sz="4" w:space="0" w:color="CCCCCC"/>
-              <w:left w:val="single" w:sz="4" w:space="0" w:color="CCCCCC"/>
-              <w:right w:val="single" w:sz="4" w:space="0" w:color="CCCCCC"/>
-            </w:tcBorders>
-          </w:tcPr>
-          <w:p>
-            <w:pPr>
-              <w:spacing w:before="60" w:after="60" w:line="252" w:lineRule="auto"/>
-              <w:jc w:val="left"/>
-            </w:pPr>
-            <w:r/>
-            <w:r>
-              <w:rPr>
-                <w:b/>
-              </w:rPr>
-              <w:t>+0.50</w:t>
-            </w:r>
-          </w:p>
-        </w:tc>
-        <w:tc>
-          <w:tcPr>
-            <w:tcW w:type="dxa" w:w="1440"/>
-            <w:shd w:fill="FFFFFF"/>
-            <w:tcMar>
-              <w:top w:w="100" w:type="dxa"/>
-              <w:bottom w:w="100" w:type="dxa"/>
-              <w:left w:w="120" w:type="dxa"/>
-              <w:right w:w="120" w:type="dxa"/>
-            </w:tcMar>
-            <w:tcBorders>
-              <w:top w:val="single" w:sz="4" w:space="0" w:color="CCCCCC"/>
-              <w:bottom w:val="single" w:sz="4" w:space="0" w:color="CCCCCC"/>
-              <w:left w:val="single" w:sz="4" w:space="0" w:color="CCCCCC"/>
-              <w:right w:val="single" w:sz="4" w:space="0" w:color="CCCCCC"/>
-            </w:tcBorders>
-          </w:tcPr>
-          <w:p>
-            <w:pPr>
-              <w:spacing w:before="60" w:after="60" w:line="252" w:lineRule="auto"/>
-              <w:jc w:val="left"/>
-            </w:pPr>
-            <w:r/>
-            <w:r>
-              <w:t>BULL</w:t>
-            </w:r>
-          </w:p>
-        </w:tc>
-      </w:tr>
-      <w:tr>
-        <w:tc>
-          <w:tcPr>
-            <w:tcW w:type="dxa" w:w="1584"/>
-            <w:shd w:fill="F8FAFC"/>
-            <w:tcMar>
-              <w:top w:w="100" w:type="dxa"/>
-              <w:bottom w:w="100" w:type="dxa"/>
-              <w:left w:w="120" w:type="dxa"/>
-              <w:right w:w="120" w:type="dxa"/>
-            </w:tcMar>
-            <w:tcBorders>
-              <w:top w:val="single" w:sz="4" w:space="0" w:color="CCCCCC"/>
-              <w:bottom w:val="single" w:sz="4" w:space="0" w:color="CCCCCC"/>
-              <w:left w:val="single" w:sz="4" w:space="0" w:color="CCCCCC"/>
-              <w:right w:val="single" w:sz="4" w:space="0" w:color="CCCCCC"/>
-            </w:tcBorders>
-          </w:tcPr>
-          <w:p>
-            <w:pPr>
-              <w:spacing w:before="60" w:after="60" w:line="252" w:lineRule="auto"/>
-              <w:jc w:val="left"/>
-            </w:pPr>
-            <w:r/>
-            <w:r>
-              <w:rPr>
-                <w:b/>
-              </w:rPr>
-              <w:t>Thu 27/08</w:t>
-            </w:r>
-          </w:p>
-        </w:tc>
-        <w:tc>
-          <w:tcPr>
-            <w:tcW w:type="dxa" w:w="864"/>
-            <w:shd w:fill="F8FAFC"/>
-            <w:tcMar>
-              <w:top w:w="100" w:type="dxa"/>
-              <w:bottom w:w="100" w:type="dxa"/>
-              <w:left w:w="120" w:type="dxa"/>
-              <w:right w:w="120" w:type="dxa"/>
-            </w:tcMar>
-            <w:tcBorders>
-              <w:top w:val="single" w:sz="4" w:space="0" w:color="CCCCCC"/>
-              <w:bottom w:val="single" w:sz="4" w:space="0" w:color="CCCCCC"/>
-              <w:left w:val="single" w:sz="4" w:space="0" w:color="CCCCCC"/>
-              <w:right w:val="single" w:sz="4" w:space="0" w:color="CCCCCC"/>
-            </w:tcBorders>
-          </w:tcPr>
-          <w:p>
-            <w:pPr>
-              <w:spacing w:before="60" w:after="60" w:line="252" w:lineRule="auto"/>
-              <w:jc w:val="left"/>
-            </w:pPr>
-            <w:r/>
-            <w:r>
-              <w:t>London 15-19</w:t>
-            </w:r>
-          </w:p>
-        </w:tc>
-        <w:tc>
-          <w:tcPr>
-            <w:tcW w:type="dxa" w:w="1440"/>
-            <w:shd w:fill="F8FAFC"/>
-            <w:tcMar>
-              <w:top w:w="100" w:type="dxa"/>
-              <w:bottom w:w="100" w:type="dxa"/>
-              <w:left w:w="120" w:type="dxa"/>
-              <w:right w:w="120" w:type="dxa"/>
-            </w:tcMar>
-            <w:tcBorders>
-              <w:top w:val="single" w:sz="4" w:space="0" w:color="CCCCCC"/>
-              <w:bottom w:val="single" w:sz="4" w:space="0" w:color="CCCCCC"/>
-              <w:left w:val="single" w:sz="4" w:space="0" w:color="CCCCCC"/>
-              <w:right w:val="single" w:sz="4" w:space="0" w:color="CCCCCC"/>
-            </w:tcBorders>
-          </w:tcPr>
-          <w:p>
-            <w:pPr>
-              <w:spacing w:before="60" w:after="60" w:line="252" w:lineRule="auto"/>
-              <w:jc w:val="left"/>
-            </w:pPr>
-            <w:r/>
-            <w:r>
-              <w:t>715.75</w:t>
-            </w:r>
-          </w:p>
-        </w:tc>
-        <w:tc>
-          <w:tcPr>
-            <w:tcW w:type="dxa" w:w="2016"/>
-            <w:shd w:fill="F8FAFC"/>
-            <w:tcMar>
-              <w:top w:w="100" w:type="dxa"/>
-              <w:bottom w:w="100" w:type="dxa"/>
-              <w:left w:w="120" w:type="dxa"/>
-              <w:right w:w="120" w:type="dxa"/>
-            </w:tcMar>
-            <w:tcBorders>
-              <w:top w:val="single" w:sz="4" w:space="0" w:color="CCCCCC"/>
-              <w:bottom w:val="single" w:sz="4" w:space="0" w:color="CCCCCC"/>
-              <w:left w:val="single" w:sz="4" w:space="0" w:color="CCCCCC"/>
-              <w:right w:val="single" w:sz="4" w:space="0" w:color="CCCCCC"/>
-            </w:tcBorders>
-          </w:tcPr>
-          <w:p>
-            <w:pPr>
-              <w:spacing w:before="60" w:after="60" w:line="252" w:lineRule="auto"/>
-              <w:jc w:val="left"/>
-            </w:pPr>
-            <w:r/>
-            <w:r>
-              <w:t>726.50</w:t>
-            </w:r>
-          </w:p>
-        </w:tc>
-        <w:tc>
-          <w:tcPr>
-            <w:tcW w:type="dxa" w:w="1152"/>
-            <w:shd w:fill="F8FAFC"/>
-            <w:tcMar>
-              <w:top w:w="100" w:type="dxa"/>
-              <w:bottom w:w="100" w:type="dxa"/>
-              <w:left w:w="120" w:type="dxa"/>
-              <w:right w:w="120" w:type="dxa"/>
-            </w:tcMar>
-            <w:tcBorders>
-              <w:top w:val="single" w:sz="4" w:space="0" w:color="CCCCCC"/>
-              <w:bottom w:val="single" w:sz="4" w:space="0" w:color="CCCCCC"/>
-              <w:left w:val="single" w:sz="4" w:space="0" w:color="CCCCCC"/>
-              <w:right w:val="single" w:sz="4" w:space="0" w:color="CCCCCC"/>
-            </w:tcBorders>
-          </w:tcPr>
-          <w:p>
-            <w:pPr>
-              <w:spacing w:before="60" w:after="60" w:line="252" w:lineRule="auto"/>
-              <w:jc w:val="left"/>
-            </w:pPr>
-            <w:r/>
-            <w:r>
-              <w:t>708.50</w:t>
-            </w:r>
-          </w:p>
-        </w:tc>
-        <w:tc>
-          <w:tcPr>
-            <w:tcW w:type="dxa" w:w="1728"/>
-            <w:shd w:fill="F8FAFC"/>
-            <w:tcMar>
-              <w:top w:w="100" w:type="dxa"/>
-              <w:bottom w:w="100" w:type="dxa"/>
-              <w:left w:w="120" w:type="dxa"/>
-              <w:right w:w="120" w:type="dxa"/>
-            </w:tcMar>
-            <w:tcBorders>
-              <w:top w:val="single" w:sz="4" w:space="0" w:color="CCCCCC"/>
-              <w:bottom w:val="single" w:sz="4" w:space="0" w:color="CCCCCC"/>
-              <w:left w:val="single" w:sz="4" w:space="0" w:color="CCCCCC"/>
-              <w:right w:val="single" w:sz="4" w:space="0" w:color="CCCCCC"/>
-            </w:tcBorders>
-          </w:tcPr>
-          <w:p>
-            <w:pPr>
-              <w:spacing w:before="60" w:after="60" w:line="252" w:lineRule="auto"/>
-              <w:jc w:val="left"/>
-            </w:pPr>
-            <w:r/>
-            <w:r>
-              <w:rPr>
-                <w:b/>
-              </w:rPr>
-              <w:t>716.50</w:t>
-            </w:r>
-          </w:p>
-        </w:tc>
-        <w:tc>
-          <w:tcPr>
-            <w:tcW w:type="dxa" w:w="3456"/>
-            <w:shd w:fill="F8FAFC"/>
-            <w:tcMar>
-              <w:top w:w="100" w:type="dxa"/>
-              <w:bottom w:w="100" w:type="dxa"/>
-              <w:left w:w="120" w:type="dxa"/>
-              <w:right w:w="120" w:type="dxa"/>
-            </w:tcMar>
-            <w:tcBorders>
-              <w:top w:val="single" w:sz="4" w:space="0" w:color="CCCCCC"/>
-              <w:bottom w:val="single" w:sz="4" w:space="0" w:color="CCCCCC"/>
-              <w:left w:val="single" w:sz="4" w:space="0" w:color="CCCCCC"/>
-              <w:right w:val="single" w:sz="4" w:space="0" w:color="CCCCCC"/>
-            </w:tcBorders>
-          </w:tcPr>
-          <w:p>
-            <w:pPr>
-              <w:spacing w:before="60" w:after="60" w:line="252" w:lineRule="auto"/>
-              <w:jc w:val="left"/>
-            </w:pPr>
-            <w:r/>
-            <w:r>
-              <w:rPr>
-                <w:b/>
-              </w:rPr>
-              <w:t>+0.75</w:t>
-            </w:r>
-          </w:p>
-        </w:tc>
-        <w:tc>
-          <w:tcPr>
-            <w:tcW w:type="dxa" w:w="1440"/>
-            <w:shd w:fill="F8FAFC"/>
-            <w:tcMar>
-              <w:top w:w="100" w:type="dxa"/>
-              <w:bottom w:w="100" w:type="dxa"/>
-              <w:left w:w="120" w:type="dxa"/>
-              <w:right w:w="120" w:type="dxa"/>
-            </w:tcMar>
-            <w:tcBorders>
-              <w:top w:val="single" w:sz="4" w:space="0" w:color="CCCCCC"/>
-              <w:bottom w:val="single" w:sz="4" w:space="0" w:color="CCCCCC"/>
-              <w:left w:val="single" w:sz="4" w:space="0" w:color="CCCCCC"/>
-              <w:right w:val="single" w:sz="4" w:space="0" w:color="CCCCCC"/>
-            </w:tcBorders>
-          </w:tcPr>
-          <w:p>
-            <w:pPr>
-              <w:spacing w:before="60" w:after="60" w:line="252" w:lineRule="auto"/>
-              <w:jc w:val="left"/>
-            </w:pPr>
-            <w:r/>
-            <w:r>
-              <w:t>BULL</w:t>
-            </w:r>
-          </w:p>
-        </w:tc>
-      </w:tr>
-      <w:tr>
-        <w:tc>
-          <w:tcPr>
-            <w:tcW w:type="dxa" w:w="1584"/>
-            <w:shd w:fill="FFFFFF"/>
-            <w:tcMar>
-              <w:top w:w="100" w:type="dxa"/>
-              <w:bottom w:w="100" w:type="dxa"/>
-              <w:left w:w="120" w:type="dxa"/>
-              <w:right w:w="120" w:type="dxa"/>
-            </w:tcMar>
-            <w:tcBorders>
-              <w:top w:val="single" w:sz="4" w:space="0" w:color="CCCCCC"/>
-              <w:bottom w:val="single" w:sz="4" w:space="0" w:color="CCCCCC"/>
-              <w:left w:val="single" w:sz="4" w:space="0" w:color="CCCCCC"/>
-              <w:right w:val="single" w:sz="4" w:space="0" w:color="CCCCCC"/>
-            </w:tcBorders>
-          </w:tcPr>
-          <w:p>
-            <w:pPr>
-              <w:spacing w:before="60" w:after="60" w:line="252" w:lineRule="auto"/>
-              <w:jc w:val="left"/>
-            </w:pPr>
-            <w:r/>
-            <w:r>
-              <w:rPr>
-                <w:b/>
-              </w:rPr>
-              <w:t>Thu 27/08</w:t>
-            </w:r>
-          </w:p>
-        </w:tc>
-        <w:tc>
-          <w:tcPr>
-            <w:tcW w:type="dxa" w:w="864"/>
-            <w:shd w:fill="FFFFFF"/>
-            <w:tcMar>
-              <w:top w:w="100" w:type="dxa"/>
-              <w:bottom w:w="100" w:type="dxa"/>
-              <w:left w:w="120" w:type="dxa"/>
-              <w:right w:w="120" w:type="dxa"/>
-            </w:tcMar>
-            <w:tcBorders>
-              <w:top w:val="single" w:sz="4" w:space="0" w:color="CCCCCC"/>
-              <w:bottom w:val="single" w:sz="4" w:space="0" w:color="CCCCCC"/>
-              <w:left w:val="single" w:sz="4" w:space="0" w:color="CCCCCC"/>
-              <w:right w:val="single" w:sz="4" w:space="0" w:color="CCCCCC"/>
-            </w:tcBorders>
-          </w:tcPr>
-          <w:p>
-            <w:pPr>
-              <w:spacing w:before="60" w:after="60" w:line="252" w:lineRule="auto"/>
-              <w:jc w:val="left"/>
-            </w:pPr>
-            <w:r/>
-            <w:r>
-              <w:t>Pre-NY 19-21</w:t>
-            </w:r>
-          </w:p>
-        </w:tc>
-        <w:tc>
-          <w:tcPr>
-            <w:tcW w:type="dxa" w:w="1440"/>
-            <w:shd w:fill="FFFFFF"/>
-            <w:tcMar>
-              <w:top w:w="100" w:type="dxa"/>
-              <w:bottom w:w="100" w:type="dxa"/>
-              <w:left w:w="120" w:type="dxa"/>
-              <w:right w:w="120" w:type="dxa"/>
-            </w:tcMar>
-            <w:tcBorders>
-              <w:top w:val="single" w:sz="4" w:space="0" w:color="CCCCCC"/>
-              <w:bottom w:val="single" w:sz="4" w:space="0" w:color="CCCCCC"/>
-              <w:left w:val="single" w:sz="4" w:space="0" w:color="CCCCCC"/>
-              <w:right w:val="single" w:sz="4" w:space="0" w:color="CCCCCC"/>
-            </w:tcBorders>
-          </w:tcPr>
-          <w:p>
-            <w:pPr>
-              <w:spacing w:before="60" w:after="60" w:line="252" w:lineRule="auto"/>
-              <w:jc w:val="left"/>
-            </w:pPr>
-            <w:r/>
-            <w:r>
-              <w:t>716.50</w:t>
-            </w:r>
-          </w:p>
-        </w:tc>
-        <w:tc>
-          <w:tcPr>
-            <w:tcW w:type="dxa" w:w="2016"/>
-            <w:shd w:fill="FFFFFF"/>
-            <w:tcMar>
-              <w:top w:w="100" w:type="dxa"/>
-              <w:bottom w:w="100" w:type="dxa"/>
-              <w:left w:w="120" w:type="dxa"/>
-              <w:right w:w="120" w:type="dxa"/>
-            </w:tcMar>
-            <w:tcBorders>
-              <w:top w:val="single" w:sz="4" w:space="0" w:color="CCCCCC"/>
-              <w:bottom w:val="single" w:sz="4" w:space="0" w:color="CCCCCC"/>
-              <w:left w:val="single" w:sz="4" w:space="0" w:color="CCCCCC"/>
-              <w:right w:val="single" w:sz="4" w:space="0" w:color="CCCCCC"/>
-            </w:tcBorders>
-          </w:tcPr>
-          <w:p>
-            <w:pPr>
-              <w:spacing w:before="60" w:after="60" w:line="252" w:lineRule="auto"/>
-              <w:jc w:val="left"/>
-            </w:pPr>
-            <w:r/>
-            <w:r>
-              <w:t>723.00</w:t>
-            </w:r>
-          </w:p>
-        </w:tc>
-        <w:tc>
-          <w:tcPr>
-            <w:tcW w:type="dxa" w:w="1152"/>
-            <w:shd w:fill="FFFFFF"/>
-            <w:tcMar>
-              <w:top w:w="100" w:type="dxa"/>
-              <w:bottom w:w="100" w:type="dxa"/>
-              <w:left w:w="120" w:type="dxa"/>
-              <w:right w:w="120" w:type="dxa"/>
-            </w:tcMar>
-            <w:tcBorders>
-              <w:top w:val="single" w:sz="4" w:space="0" w:color="CCCCCC"/>
-              <w:bottom w:val="single" w:sz="4" w:space="0" w:color="CCCCCC"/>
-              <w:left w:val="single" w:sz="4" w:space="0" w:color="CCCCCC"/>
-              <w:right w:val="single" w:sz="4" w:space="0" w:color="CCCCCC"/>
-            </w:tcBorders>
-          </w:tcPr>
-          <w:p>
-            <w:pPr>
-              <w:spacing w:before="60" w:after="60" w:line="252" w:lineRule="auto"/>
-              <w:jc w:val="left"/>
-            </w:pPr>
-            <w:r/>
-            <w:r>
-              <w:t>708.00</w:t>
-            </w:r>
-          </w:p>
-        </w:tc>
-        <w:tc>
-          <w:tcPr>
-            <w:tcW w:type="dxa" w:w="1728"/>
-            <w:shd w:fill="FFFFFF"/>
-            <w:tcMar>
-              <w:top w:w="100" w:type="dxa"/>
-              <w:bottom w:w="100" w:type="dxa"/>
-              <w:left w:w="120" w:type="dxa"/>
-              <w:right w:w="120" w:type="dxa"/>
-            </w:tcMar>
-            <w:tcBorders>
-              <w:top w:val="single" w:sz="4" w:space="0" w:color="CCCCCC"/>
-              <w:bottom w:val="single" w:sz="4" w:space="0" w:color="CCCCCC"/>
-              <w:left w:val="single" w:sz="4" w:space="0" w:color="CCCCCC"/>
-              <w:right w:val="single" w:sz="4" w:space="0" w:color="CCCCCC"/>
-            </w:tcBorders>
-          </w:tcPr>
-          <w:p>
-            <w:pPr>
-              <w:spacing w:before="60" w:after="60" w:line="252" w:lineRule="auto"/>
-              <w:jc w:val="left"/>
-            </w:pPr>
-            <w:r/>
-            <w:r>
-              <w:rPr>
-                <w:b/>
-              </w:rPr>
-              <w:t>717.00</w:t>
-            </w:r>
-          </w:p>
-        </w:tc>
-        <w:tc>
-          <w:tcPr>
-            <w:tcW w:type="dxa" w:w="3456"/>
-            <w:shd w:fill="FFFFFF"/>
-            <w:tcMar>
-              <w:top w:w="100" w:type="dxa"/>
-              <w:bottom w:w="100" w:type="dxa"/>
-              <w:left w:w="120" w:type="dxa"/>
-              <w:right w:w="120" w:type="dxa"/>
-            </w:tcMar>
-            <w:tcBorders>
-              <w:top w:val="single" w:sz="4" w:space="0" w:color="CCCCCC"/>
-              <w:bottom w:val="single" w:sz="4" w:space="0" w:color="CCCCCC"/>
-              <w:left w:val="single" w:sz="4" w:space="0" w:color="CCCCCC"/>
-              <w:right w:val="single" w:sz="4" w:space="0" w:color="CCCCCC"/>
-            </w:tcBorders>
-          </w:tcPr>
-          <w:p>
-            <w:pPr>
-              <w:spacing w:before="60" w:after="60" w:line="252" w:lineRule="auto"/>
-              <w:jc w:val="left"/>
-            </w:pPr>
-            <w:r/>
-            <w:r>
-              <w:rPr>
-                <w:b/>
-              </w:rPr>
-              <w:t>+0.50</w:t>
-            </w:r>
-          </w:p>
-        </w:tc>
-        <w:tc>
-          <w:tcPr>
-            <w:tcW w:type="dxa" w:w="1440"/>
-            <w:shd w:fill="FFFFFF"/>
-            <w:tcMar>
-              <w:top w:w="100" w:type="dxa"/>
-              <w:bottom w:w="100" w:type="dxa"/>
-              <w:left w:w="120" w:type="dxa"/>
-              <w:right w:w="120" w:type="dxa"/>
-            </w:tcMar>
-            <w:tcBorders>
-              <w:top w:val="single" w:sz="4" w:space="0" w:color="CCCCCC"/>
-              <w:bottom w:val="single" w:sz="4" w:space="0" w:color="CCCCCC"/>
-              <w:left w:val="single" w:sz="4" w:space="0" w:color="CCCCCC"/>
-              <w:right w:val="single" w:sz="4" w:space="0" w:color="CCCCCC"/>
-            </w:tcBorders>
-          </w:tcPr>
-          <w:p>
-            <w:pPr>
-              <w:spacing w:before="60" w:after="60" w:line="252" w:lineRule="auto"/>
-              <w:jc w:val="left"/>
-            </w:pPr>
-            <w:r/>
-            <w:r>
-              <w:t>BULL</w:t>
-            </w:r>
-          </w:p>
-        </w:tc>
-      </w:tr>
-      <w:tr>
-        <w:tc>
-          <w:tcPr>
-            <w:tcW w:type="dxa" w:w="1584"/>
-            <w:shd w:fill="F8FAFC"/>
-            <w:tcMar>
-              <w:top w:w="100" w:type="dxa"/>
-              <w:bottom w:w="100" w:type="dxa"/>
-              <w:left w:w="120" w:type="dxa"/>
-              <w:right w:w="120" w:type="dxa"/>
-            </w:tcMar>
-            <w:tcBorders>
-              <w:top w:val="single" w:sz="4" w:space="0" w:color="CCCCCC"/>
-              <w:bottom w:val="single" w:sz="4" w:space="0" w:color="CCCCCC"/>
-              <w:left w:val="single" w:sz="4" w:space="0" w:color="CCCCCC"/>
-              <w:right w:val="single" w:sz="4" w:space="0" w:color="CCCCCC"/>
-            </w:tcBorders>
-          </w:tcPr>
-          <w:p>
-            <w:pPr>
-              <w:spacing w:before="60" w:after="60" w:line="252" w:lineRule="auto"/>
-              <w:jc w:val="left"/>
-            </w:pPr>
-            <w:r/>
-            <w:r>
-              <w:rPr>
-                <w:b/>
-              </w:rPr>
-              <w:t>Thu 27/08</w:t>
-            </w:r>
-          </w:p>
-        </w:tc>
-        <w:tc>
-          <w:tcPr>
-            <w:tcW w:type="dxa" w:w="864"/>
-            <w:shd w:fill="F8FAFC"/>
-            <w:tcMar>
-              <w:top w:w="100" w:type="dxa"/>
-              <w:bottom w:w="100" w:type="dxa"/>
-              <w:left w:w="120" w:type="dxa"/>
-              <w:right w:w="120" w:type="dxa"/>
-            </w:tcMar>
-            <w:tcBorders>
-              <w:top w:val="single" w:sz="4" w:space="0" w:color="CCCCCC"/>
-              <w:bottom w:val="single" w:sz="4" w:space="0" w:color="CCCCCC"/>
-              <w:left w:val="single" w:sz="4" w:space="0" w:color="CCCCCC"/>
-              <w:right w:val="single" w:sz="4" w:space="0" w:color="CCCCCC"/>
-            </w:tcBorders>
-          </w:tcPr>
-          <w:p>
-            <w:pPr>
-              <w:spacing w:before="60" w:after="60" w:line="252" w:lineRule="auto"/>
-              <w:jc w:val="left"/>
-            </w:pPr>
-            <w:r/>
-            <w:r>
-              <w:t>NY Open 21-23</w:t>
-            </w:r>
-          </w:p>
-        </w:tc>
-        <w:tc>
-          <w:tcPr>
-            <w:tcW w:type="dxa" w:w="1440"/>
-            <w:shd w:fill="F8FAFC"/>
-            <w:tcMar>
-              <w:top w:w="100" w:type="dxa"/>
-              <w:bottom w:w="100" w:type="dxa"/>
-              <w:left w:w="120" w:type="dxa"/>
-              <w:right w:w="120" w:type="dxa"/>
-            </w:tcMar>
-            <w:tcBorders>
-              <w:top w:val="single" w:sz="4" w:space="0" w:color="CCCCCC"/>
-              <w:bottom w:val="single" w:sz="4" w:space="0" w:color="CCCCCC"/>
-              <w:left w:val="single" w:sz="4" w:space="0" w:color="CCCCCC"/>
-              <w:right w:val="single" w:sz="4" w:space="0" w:color="CCCCCC"/>
-            </w:tcBorders>
-          </w:tcPr>
-          <w:p>
-            <w:pPr>
-              <w:spacing w:before="60" w:after="60" w:line="252" w:lineRule="auto"/>
-              <w:jc w:val="left"/>
-            </w:pPr>
-            <w:r/>
-            <w:r>
-              <w:t>717.00</w:t>
-            </w:r>
-          </w:p>
-        </w:tc>
-        <w:tc>
-          <w:tcPr>
-            <w:tcW w:type="dxa" w:w="2016"/>
-            <w:shd w:fill="F8FAFC"/>
-            <w:tcMar>
-              <w:top w:w="100" w:type="dxa"/>
-              <w:bottom w:w="100" w:type="dxa"/>
-              <w:left w:w="120" w:type="dxa"/>
-              <w:right w:w="120" w:type="dxa"/>
-            </w:tcMar>
-            <w:tcBorders>
-              <w:top w:val="single" w:sz="4" w:space="0" w:color="CCCCCC"/>
-              <w:bottom w:val="single" w:sz="4" w:space="0" w:color="CCCCCC"/>
-              <w:left w:val="single" w:sz="4" w:space="0" w:color="CCCCCC"/>
-              <w:right w:val="single" w:sz="4" w:space="0" w:color="CCCCCC"/>
-            </w:tcBorders>
-          </w:tcPr>
-          <w:p>
-            <w:pPr>
-              <w:spacing w:before="60" w:after="60" w:line="252" w:lineRule="auto"/>
-              <w:jc w:val="left"/>
-            </w:pPr>
-            <w:r/>
-            <w:r>
-              <w:t>728.00</w:t>
-            </w:r>
-          </w:p>
-        </w:tc>
-        <w:tc>
-          <w:tcPr>
-            <w:tcW w:type="dxa" w:w="1152"/>
-            <w:shd w:fill="F8FAFC"/>
-            <w:tcMar>
-              <w:top w:w="100" w:type="dxa"/>
-              <w:bottom w:w="100" w:type="dxa"/>
-              <w:left w:w="120" w:type="dxa"/>
-              <w:right w:w="120" w:type="dxa"/>
-            </w:tcMar>
-            <w:tcBorders>
-              <w:top w:val="single" w:sz="4" w:space="0" w:color="CCCCCC"/>
-              <w:bottom w:val="single" w:sz="4" w:space="0" w:color="CCCCCC"/>
-              <w:left w:val="single" w:sz="4" w:space="0" w:color="CCCCCC"/>
-              <w:right w:val="single" w:sz="4" w:space="0" w:color="CCCCCC"/>
-            </w:tcBorders>
-          </w:tcPr>
-          <w:p>
-            <w:pPr>
-              <w:spacing w:before="60" w:after="60" w:line="252" w:lineRule="auto"/>
-              <w:jc w:val="left"/>
-            </w:pPr>
-            <w:r/>
-            <w:r>
-              <w:t>705.25</w:t>
-            </w:r>
-          </w:p>
-        </w:tc>
-        <w:tc>
-          <w:tcPr>
-            <w:tcW w:type="dxa" w:w="1728"/>
-            <w:shd w:fill="F8FAFC"/>
-            <w:tcMar>
-              <w:top w:w="100" w:type="dxa"/>
-              <w:bottom w:w="100" w:type="dxa"/>
-              <w:left w:w="120" w:type="dxa"/>
-              <w:right w:w="120" w:type="dxa"/>
-            </w:tcMar>
-            <w:tcBorders>
-              <w:top w:val="single" w:sz="4" w:space="0" w:color="CCCCCC"/>
-              <w:bottom w:val="single" w:sz="4" w:space="0" w:color="CCCCCC"/>
-              <w:left w:val="single" w:sz="4" w:space="0" w:color="CCCCCC"/>
-              <w:right w:val="single" w:sz="4" w:space="0" w:color="CCCCCC"/>
-            </w:tcBorders>
-          </w:tcPr>
-          <w:p>
-            <w:pPr>
-              <w:spacing w:before="60" w:after="60" w:line="252" w:lineRule="auto"/>
-              <w:jc w:val="left"/>
-            </w:pPr>
-            <w:r/>
-            <w:r>
-              <w:rPr>
-                <w:b/>
-              </w:rPr>
-              <w:t>720.50</w:t>
-            </w:r>
-          </w:p>
-        </w:tc>
-        <w:tc>
-          <w:tcPr>
-            <w:tcW w:type="dxa" w:w="3456"/>
-            <w:shd w:fill="F8FAFC"/>
-            <w:tcMar>
-              <w:top w:w="100" w:type="dxa"/>
-              <w:bottom w:w="100" w:type="dxa"/>
-              <w:left w:w="120" w:type="dxa"/>
-              <w:right w:w="120" w:type="dxa"/>
-            </w:tcMar>
-            <w:tcBorders>
-              <w:top w:val="single" w:sz="4" w:space="0" w:color="CCCCCC"/>
-              <w:bottom w:val="single" w:sz="4" w:space="0" w:color="CCCCCC"/>
-              <w:left w:val="single" w:sz="4" w:space="0" w:color="CCCCCC"/>
-              <w:right w:val="single" w:sz="4" w:space="0" w:color="CCCCCC"/>
-            </w:tcBorders>
-          </w:tcPr>
-          <w:p>
-            <w:pPr>
-              <w:spacing w:before="60" w:after="60" w:line="252" w:lineRule="auto"/>
-              <w:jc w:val="left"/>
-            </w:pPr>
-            <w:r/>
-            <w:r>
-              <w:rPr>
-                <w:b/>
-              </w:rPr>
-              <w:t>+3.50</w:t>
-            </w:r>
-          </w:p>
-        </w:tc>
-        <w:tc>
-          <w:tcPr>
-            <w:tcW w:type="dxa" w:w="1440"/>
-            <w:shd w:fill="F8FAFC"/>
-            <w:tcMar>
-              <w:top w:w="100" w:type="dxa"/>
-              <w:bottom w:w="100" w:type="dxa"/>
-              <w:left w:w="120" w:type="dxa"/>
-              <w:right w:w="120" w:type="dxa"/>
-            </w:tcMar>
-            <w:tcBorders>
-              <w:top w:val="single" w:sz="4" w:space="0" w:color="CCCCCC"/>
-              <w:bottom w:val="single" w:sz="4" w:space="0" w:color="CCCCCC"/>
-              <w:left w:val="single" w:sz="4" w:space="0" w:color="CCCCCC"/>
-              <w:right w:val="single" w:sz="4" w:space="0" w:color="CCCCCC"/>
-            </w:tcBorders>
-          </w:tcPr>
-          <w:p>
-            <w:pPr>
-              <w:spacing w:before="60" w:after="60" w:line="252" w:lineRule="auto"/>
-              <w:jc w:val="left"/>
-            </w:pPr>
-            <w:r/>
-            <w:r>
-              <w:t>BULL</w:t>
-            </w:r>
-          </w:p>
-        </w:tc>
-      </w:tr>
-      <w:tr>
-        <w:tc>
-          <w:tcPr>
-            <w:tcW w:type="dxa" w:w="1584"/>
-            <w:shd w:fill="FFFFFF"/>
-            <w:tcMar>
-              <w:top w:w="100" w:type="dxa"/>
-              <w:bottom w:w="100" w:type="dxa"/>
-              <w:left w:w="120" w:type="dxa"/>
-              <w:right w:w="120" w:type="dxa"/>
-            </w:tcMar>
-            <w:tcBorders>
-              <w:top w:val="single" w:sz="4" w:space="0" w:color="CCCCCC"/>
-              <w:bottom w:val="single" w:sz="4" w:space="0" w:color="CCCCCC"/>
-              <w:left w:val="single" w:sz="4" w:space="0" w:color="CCCCCC"/>
-              <w:right w:val="single" w:sz="4" w:space="0" w:color="CCCCCC"/>
-            </w:tcBorders>
-          </w:tcPr>
-          <w:p>
-            <w:pPr>
-              <w:spacing w:before="60" w:after="60" w:line="252" w:lineRule="auto"/>
-              <w:jc w:val="left"/>
-            </w:pPr>
-            <w:r/>
-            <w:r>
-              <w:rPr>
-                <w:b/>
-              </w:rPr>
-              <w:t>Thu 27/08</w:t>
-            </w:r>
-          </w:p>
-        </w:tc>
-        <w:tc>
-          <w:tcPr>
-            <w:tcW w:type="dxa" w:w="864"/>
-            <w:shd w:fill="FFFFFF"/>
-            <w:tcMar>
-              <w:top w:w="100" w:type="dxa"/>
-              <w:bottom w:w="100" w:type="dxa"/>
-              <w:left w:w="120" w:type="dxa"/>
-              <w:right w:w="120" w:type="dxa"/>
-            </w:tcMar>
-            <w:tcBorders>
-              <w:top w:val="single" w:sz="4" w:space="0" w:color="CCCCCC"/>
-              <w:bottom w:val="single" w:sz="4" w:space="0" w:color="CCCCCC"/>
-              <w:left w:val="single" w:sz="4" w:space="0" w:color="CCCCCC"/>
-              <w:right w:val="single" w:sz="4" w:space="0" w:color="CCCCCC"/>
-            </w:tcBorders>
-          </w:tcPr>
-          <w:p>
-            <w:pPr>
-              <w:spacing w:before="60" w:after="60" w:line="252" w:lineRule="auto"/>
-              <w:jc w:val="left"/>
-            </w:pPr>
-            <w:r/>
-            <w:r>
-              <w:t>NY Close 23-01</w:t>
-            </w:r>
-          </w:p>
-        </w:tc>
-        <w:tc>
-          <w:tcPr>
-            <w:tcW w:type="dxa" w:w="1440"/>
-            <w:shd w:fill="FFFFFF"/>
-            <w:tcMar>
-              <w:top w:w="100" w:type="dxa"/>
-              <w:bottom w:w="100" w:type="dxa"/>
-              <w:left w:w="120" w:type="dxa"/>
-              <w:right w:w="120" w:type="dxa"/>
-            </w:tcMar>
-            <w:tcBorders>
-              <w:top w:val="single" w:sz="4" w:space="0" w:color="CCCCCC"/>
-              <w:bottom w:val="single" w:sz="4" w:space="0" w:color="CCCCCC"/>
-              <w:left w:val="single" w:sz="4" w:space="0" w:color="CCCCCC"/>
-              <w:right w:val="single" w:sz="4" w:space="0" w:color="CCCCCC"/>
-            </w:tcBorders>
-          </w:tcPr>
-          <w:p>
-            <w:pPr>
-              <w:spacing w:before="60" w:after="60" w:line="252" w:lineRule="auto"/>
-              <w:jc w:val="left"/>
-            </w:pPr>
-            <w:r/>
-            <w:r>
-              <w:t>720.50</w:t>
-            </w:r>
-          </w:p>
-        </w:tc>
-        <w:tc>
-          <w:tcPr>
-            <w:tcW w:type="dxa" w:w="2016"/>
-            <w:shd w:fill="FFFFFF"/>
-            <w:tcMar>
-              <w:top w:w="100" w:type="dxa"/>
-              <w:bottom w:w="100" w:type="dxa"/>
-              <w:left w:w="120" w:type="dxa"/>
-              <w:right w:w="120" w:type="dxa"/>
-            </w:tcMar>
-            <w:tcBorders>
-              <w:top w:val="single" w:sz="4" w:space="0" w:color="CCCCCC"/>
-              <w:bottom w:val="single" w:sz="4" w:space="0" w:color="CCCCCC"/>
-              <w:left w:val="single" w:sz="4" w:space="0" w:color="CCCCCC"/>
-              <w:right w:val="single" w:sz="4" w:space="0" w:color="CCCCCC"/>
-            </w:tcBorders>
-          </w:tcPr>
-          <w:p>
-            <w:pPr>
-              <w:spacing w:before="60" w:after="60" w:line="252" w:lineRule="auto"/>
-              <w:jc w:val="left"/>
-            </w:pPr>
-            <w:r/>
-            <w:r>
-              <w:t>726.00</w:t>
-            </w:r>
-          </w:p>
-        </w:tc>
-        <w:tc>
-          <w:tcPr>
-            <w:tcW w:type="dxa" w:w="1152"/>
-            <w:shd w:fill="FFFFFF"/>
-            <w:tcMar>
-              <w:top w:w="100" w:type="dxa"/>
-              <w:bottom w:w="100" w:type="dxa"/>
-              <w:left w:w="120" w:type="dxa"/>
-              <w:right w:w="120" w:type="dxa"/>
-            </w:tcMar>
-            <w:tcBorders>
-              <w:top w:val="single" w:sz="4" w:space="0" w:color="CCCCCC"/>
-              <w:bottom w:val="single" w:sz="4" w:space="0" w:color="CCCCCC"/>
-              <w:left w:val="single" w:sz="4" w:space="0" w:color="CCCCCC"/>
-              <w:right w:val="single" w:sz="4" w:space="0" w:color="CCCCCC"/>
-            </w:tcBorders>
-          </w:tcPr>
-          <w:p>
-            <w:pPr>
-              <w:spacing w:before="60" w:after="60" w:line="252" w:lineRule="auto"/>
-              <w:jc w:val="left"/>
-            </w:pPr>
-            <w:r/>
-            <w:r>
-              <w:t>712.75</w:t>
-            </w:r>
-          </w:p>
-        </w:tc>
-        <w:tc>
-          <w:tcPr>
-            <w:tcW w:type="dxa" w:w="1728"/>
-            <w:shd w:fill="FFFFFF"/>
-            <w:tcMar>
-              <w:top w:w="100" w:type="dxa"/>
-              <w:bottom w:w="100" w:type="dxa"/>
-              <w:left w:w="120" w:type="dxa"/>
-              <w:right w:w="120" w:type="dxa"/>
-            </w:tcMar>
-            <w:tcBorders>
-              <w:top w:val="single" w:sz="4" w:space="0" w:color="CCCCCC"/>
-              <w:bottom w:val="single" w:sz="4" w:space="0" w:color="CCCCCC"/>
-              <w:left w:val="single" w:sz="4" w:space="0" w:color="CCCCCC"/>
-              <w:right w:val="single" w:sz="4" w:space="0" w:color="CCCCCC"/>
-            </w:tcBorders>
-          </w:tcPr>
-          <w:p>
-            <w:pPr>
-              <w:spacing w:before="60" w:after="60" w:line="252" w:lineRule="auto"/>
-              <w:jc w:val="left"/>
-            </w:pPr>
-            <w:r/>
-            <w:r>
-              <w:rPr>
-                <w:b/>
-              </w:rPr>
-              <w:t>721.25</w:t>
-            </w:r>
-          </w:p>
-        </w:tc>
-        <w:tc>
-          <w:tcPr>
-            <w:tcW w:type="dxa" w:w="3456"/>
-            <w:shd w:fill="FFFFFF"/>
-            <w:tcMar>
-              <w:top w:w="100" w:type="dxa"/>
-              <w:bottom w:w="100" w:type="dxa"/>
-              <w:left w:w="120" w:type="dxa"/>
-              <w:right w:w="120" w:type="dxa"/>
-            </w:tcMar>
-            <w:tcBorders>
-              <w:top w:val="single" w:sz="4" w:space="0" w:color="CCCCCC"/>
-              <w:bottom w:val="single" w:sz="4" w:space="0" w:color="CCCCCC"/>
-              <w:left w:val="single" w:sz="4" w:space="0" w:color="CCCCCC"/>
-              <w:right w:val="single" w:sz="4" w:space="0" w:color="CCCCCC"/>
-            </w:tcBorders>
-          </w:tcPr>
-          <w:p>
-            <w:pPr>
-              <w:spacing w:before="60" w:after="60" w:line="252" w:lineRule="auto"/>
-              <w:jc w:val="left"/>
-            </w:pPr>
-            <w:r/>
-            <w:r>
-              <w:rPr>
-                <w:b/>
-              </w:rPr>
-              <w:t>+0.75</w:t>
-            </w:r>
-          </w:p>
-        </w:tc>
-        <w:tc>
-          <w:tcPr>
-            <w:tcW w:type="dxa" w:w="1440"/>
-            <w:shd w:fill="FFFFFF"/>
-            <w:tcMar>
-              <w:top w:w="100" w:type="dxa"/>
-              <w:bottom w:w="100" w:type="dxa"/>
-              <w:left w:w="120" w:type="dxa"/>
-              <w:right w:w="120" w:type="dxa"/>
-            </w:tcMar>
-            <w:tcBorders>
-              <w:top w:val="single" w:sz="4" w:space="0" w:color="CCCCCC"/>
-              <w:bottom w:val="single" w:sz="4" w:space="0" w:color="CCCCCC"/>
-              <w:left w:val="single" w:sz="4" w:space="0" w:color="CCCCCC"/>
-              <w:right w:val="single" w:sz="4" w:space="0" w:color="CCCCCC"/>
-            </w:tcBorders>
-          </w:tcPr>
-          <w:p>
-            <w:pPr>
-              <w:spacing w:before="60" w:after="60" w:line="252" w:lineRule="auto"/>
-              <w:jc w:val="left"/>
-            </w:pPr>
-            <w:r/>
-            <w:r>
-              <w:t>BULL</w:t>
             </w:r>
           </w:p>
         </w:tc>
@@ -29938,7 +30880,7 @@
             </w:pPr>
             <w:r/>
             <w:r>
-              <w:t>Asia 07-11</w:t>
+              <w:t>NY Open 21-23</w:t>
             </w:r>
           </w:p>
         </w:tc>
@@ -29966,7 +30908,7 @@
             </w:pPr>
             <w:r/>
             <w:r>
-              <w:t>721.25</w:t>
+              <w:t>721.50</w:t>
             </w:r>
           </w:p>
         </w:tc>
@@ -29994,7 +30936,7 @@
             </w:pPr>
             <w:r/>
             <w:r>
-              <w:t>730.50</w:t>
+              <w:t>730.00</w:t>
             </w:r>
           </w:p>
         </w:tc>
@@ -30022,7 +30964,7 @@
             </w:pPr>
             <w:r/>
             <w:r>
-              <w:t>714.75</w:t>
+              <w:t>707.50</w:t>
             </w:r>
           </w:p>
         </w:tc>
@@ -30053,7 +30995,7 @@
               <w:rPr>
                 <w:b/>
               </w:rPr>
-              <w:t>720.50</w:t>
+              <w:t>723.25</w:t>
             </w:r>
           </w:p>
         </w:tc>
@@ -30084,7 +31026,7 @@
               <w:rPr>
                 <w:b/>
               </w:rPr>
-              <w:t>-0.75</w:t>
+              <w:t>+1.75</w:t>
             </w:r>
           </w:p>
         </w:tc>
@@ -30112,7 +31054,7 @@
             </w:pPr>
             <w:r/>
             <w:r>
-              <w:t>BEAR</w:t>
+              <w:t>BULL</w:t>
             </w:r>
           </w:p>
         </w:tc>
@@ -30173,7 +31115,7 @@
             </w:pPr>
             <w:r/>
             <w:r>
-              <w:t>Asia 11-15</w:t>
+              <w:t>NY Close 23-01</w:t>
             </w:r>
           </w:p>
         </w:tc>
@@ -30201,7 +31143,7 @@
             </w:pPr>
             <w:r/>
             <w:r>
-              <w:t>720.50</w:t>
+              <w:t>723.25</w:t>
             </w:r>
           </w:p>
         </w:tc>
@@ -30229,7 +31171,7 @@
             </w:pPr>
             <w:r/>
             <w:r>
-              <w:t>728.00</w:t>
+              <w:t>729.50</w:t>
             </w:r>
           </w:p>
         </w:tc>
@@ -30257,7 +31199,7 @@
             </w:pPr>
             <w:r/>
             <w:r>
-              <w:t>714.50</w:t>
+              <w:t>716.75</w:t>
             </w:r>
           </w:p>
         </w:tc>
@@ -30288,947 +31230,7 @@
               <w:rPr>
                 <w:b/>
               </w:rPr>
-              <w:t>719.50</w:t>
-            </w:r>
-          </w:p>
-        </w:tc>
-        <w:tc>
-          <w:tcPr>
-            <w:tcW w:type="dxa" w:w="3456"/>
-            <w:shd w:fill="FFFFFF"/>
-            <w:tcMar>
-              <w:top w:w="100" w:type="dxa"/>
-              <w:bottom w:w="100" w:type="dxa"/>
-              <w:left w:w="120" w:type="dxa"/>
-              <w:right w:w="120" w:type="dxa"/>
-            </w:tcMar>
-            <w:tcBorders>
-              <w:top w:val="single" w:sz="4" w:space="0" w:color="CCCCCC"/>
-              <w:bottom w:val="single" w:sz="4" w:space="0" w:color="CCCCCC"/>
-              <w:left w:val="single" w:sz="4" w:space="0" w:color="CCCCCC"/>
-              <w:right w:val="single" w:sz="4" w:space="0" w:color="CCCCCC"/>
-            </w:tcBorders>
-          </w:tcPr>
-          <w:p>
-            <w:pPr>
-              <w:spacing w:before="60" w:after="60" w:line="252" w:lineRule="auto"/>
-              <w:jc w:val="left"/>
-            </w:pPr>
-            <w:r/>
-            <w:r>
-              <w:rPr>
-                <w:b/>
-              </w:rPr>
-              <w:t>-1.00</w:t>
-            </w:r>
-          </w:p>
-        </w:tc>
-        <w:tc>
-          <w:tcPr>
-            <w:tcW w:type="dxa" w:w="1440"/>
-            <w:shd w:fill="FFFFFF"/>
-            <w:tcMar>
-              <w:top w:w="100" w:type="dxa"/>
-              <w:bottom w:w="100" w:type="dxa"/>
-              <w:left w:w="120" w:type="dxa"/>
-              <w:right w:w="120" w:type="dxa"/>
-            </w:tcMar>
-            <w:tcBorders>
-              <w:top w:val="single" w:sz="4" w:space="0" w:color="CCCCCC"/>
-              <w:bottom w:val="single" w:sz="4" w:space="0" w:color="CCCCCC"/>
-              <w:left w:val="single" w:sz="4" w:space="0" w:color="CCCCCC"/>
-              <w:right w:val="single" w:sz="4" w:space="0" w:color="CCCCCC"/>
-            </w:tcBorders>
-          </w:tcPr>
-          <w:p>
-            <w:pPr>
-              <w:spacing w:before="60" w:after="60" w:line="252" w:lineRule="auto"/>
-              <w:jc w:val="left"/>
-            </w:pPr>
-            <w:r/>
-            <w:r>
-              <w:t>BEAR</w:t>
-            </w:r>
-          </w:p>
-        </w:tc>
-      </w:tr>
-      <w:tr>
-        <w:tc>
-          <w:tcPr>
-            <w:tcW w:type="dxa" w:w="1584"/>
-            <w:shd w:fill="F8FAFC"/>
-            <w:tcMar>
-              <w:top w:w="100" w:type="dxa"/>
-              <w:bottom w:w="100" w:type="dxa"/>
-              <w:left w:w="120" w:type="dxa"/>
-              <w:right w:w="120" w:type="dxa"/>
-            </w:tcMar>
-            <w:tcBorders>
-              <w:top w:val="single" w:sz="4" w:space="0" w:color="CCCCCC"/>
-              <w:bottom w:val="single" w:sz="4" w:space="0" w:color="CCCCCC"/>
-              <w:left w:val="single" w:sz="4" w:space="0" w:color="CCCCCC"/>
-              <w:right w:val="single" w:sz="4" w:space="0" w:color="CCCCCC"/>
-            </w:tcBorders>
-          </w:tcPr>
-          <w:p>
-            <w:pPr>
-              <w:spacing w:before="60" w:after="60" w:line="252" w:lineRule="auto"/>
-              <w:jc w:val="left"/>
-            </w:pPr>
-            <w:r/>
-            <w:r>
-              <w:rPr>
-                <w:b/>
-              </w:rPr>
-              <w:t>Fri 28/08</w:t>
-            </w:r>
-          </w:p>
-        </w:tc>
-        <w:tc>
-          <w:tcPr>
-            <w:tcW w:type="dxa" w:w="864"/>
-            <w:shd w:fill="F8FAFC"/>
-            <w:tcMar>
-              <w:top w:w="100" w:type="dxa"/>
-              <w:bottom w:w="100" w:type="dxa"/>
-              <w:left w:w="120" w:type="dxa"/>
-              <w:right w:w="120" w:type="dxa"/>
-            </w:tcMar>
-            <w:tcBorders>
-              <w:top w:val="single" w:sz="4" w:space="0" w:color="CCCCCC"/>
-              <w:bottom w:val="single" w:sz="4" w:space="0" w:color="CCCCCC"/>
-              <w:left w:val="single" w:sz="4" w:space="0" w:color="CCCCCC"/>
-              <w:right w:val="single" w:sz="4" w:space="0" w:color="CCCCCC"/>
-            </w:tcBorders>
-          </w:tcPr>
-          <w:p>
-            <w:pPr>
-              <w:spacing w:before="60" w:after="60" w:line="252" w:lineRule="auto"/>
-              <w:jc w:val="left"/>
-            </w:pPr>
-            <w:r/>
-            <w:r>
-              <w:t>London 15-19</w:t>
-            </w:r>
-          </w:p>
-        </w:tc>
-        <w:tc>
-          <w:tcPr>
-            <w:tcW w:type="dxa" w:w="1440"/>
-            <w:shd w:fill="F8FAFC"/>
-            <w:tcMar>
-              <w:top w:w="100" w:type="dxa"/>
-              <w:bottom w:w="100" w:type="dxa"/>
-              <w:left w:w="120" w:type="dxa"/>
-              <w:right w:w="120" w:type="dxa"/>
-            </w:tcMar>
-            <w:tcBorders>
-              <w:top w:val="single" w:sz="4" w:space="0" w:color="CCCCCC"/>
-              <w:bottom w:val="single" w:sz="4" w:space="0" w:color="CCCCCC"/>
-              <w:left w:val="single" w:sz="4" w:space="0" w:color="CCCCCC"/>
-              <w:right w:val="single" w:sz="4" w:space="0" w:color="CCCCCC"/>
-            </w:tcBorders>
-          </w:tcPr>
-          <w:p>
-            <w:pPr>
-              <w:spacing w:before="60" w:after="60" w:line="252" w:lineRule="auto"/>
-              <w:jc w:val="left"/>
-            </w:pPr>
-            <w:r/>
-            <w:r>
-              <w:t>719.50</w:t>
-            </w:r>
-          </w:p>
-        </w:tc>
-        <w:tc>
-          <w:tcPr>
-            <w:tcW w:type="dxa" w:w="2016"/>
-            <w:shd w:fill="F8FAFC"/>
-            <w:tcMar>
-              <w:top w:w="100" w:type="dxa"/>
-              <w:bottom w:w="100" w:type="dxa"/>
-              <w:left w:w="120" w:type="dxa"/>
-              <w:right w:w="120" w:type="dxa"/>
-            </w:tcMar>
-            <w:tcBorders>
-              <w:top w:val="single" w:sz="4" w:space="0" w:color="CCCCCC"/>
-              <w:bottom w:val="single" w:sz="4" w:space="0" w:color="CCCCCC"/>
-              <w:left w:val="single" w:sz="4" w:space="0" w:color="CCCCCC"/>
-              <w:right w:val="single" w:sz="4" w:space="0" w:color="CCCCCC"/>
-            </w:tcBorders>
-          </w:tcPr>
-          <w:p>
-            <w:pPr>
-              <w:spacing w:before="60" w:after="60" w:line="252" w:lineRule="auto"/>
-              <w:jc w:val="left"/>
-            </w:pPr>
-            <w:r/>
-            <w:r>
-              <w:t>726.50</w:t>
-            </w:r>
-          </w:p>
-        </w:tc>
-        <w:tc>
-          <w:tcPr>
-            <w:tcW w:type="dxa" w:w="1152"/>
-            <w:shd w:fill="F8FAFC"/>
-            <w:tcMar>
-              <w:top w:w="100" w:type="dxa"/>
-              <w:bottom w:w="100" w:type="dxa"/>
-              <w:left w:w="120" w:type="dxa"/>
-              <w:right w:w="120" w:type="dxa"/>
-            </w:tcMar>
-            <w:tcBorders>
-              <w:top w:val="single" w:sz="4" w:space="0" w:color="CCCCCC"/>
-              <w:bottom w:val="single" w:sz="4" w:space="0" w:color="CCCCCC"/>
-              <w:left w:val="single" w:sz="4" w:space="0" w:color="CCCCCC"/>
-              <w:right w:val="single" w:sz="4" w:space="0" w:color="CCCCCC"/>
-            </w:tcBorders>
-          </w:tcPr>
-          <w:p>
-            <w:pPr>
-              <w:spacing w:before="60" w:after="60" w:line="252" w:lineRule="auto"/>
-              <w:jc w:val="left"/>
-            </w:pPr>
-            <w:r/>
-            <w:r>
-              <w:t>706.00</w:t>
-            </w:r>
-          </w:p>
-        </w:tc>
-        <w:tc>
-          <w:tcPr>
-            <w:tcW w:type="dxa" w:w="1728"/>
-            <w:shd w:fill="F8FAFC"/>
-            <w:tcMar>
-              <w:top w:w="100" w:type="dxa"/>
-              <w:bottom w:w="100" w:type="dxa"/>
-              <w:left w:w="120" w:type="dxa"/>
-              <w:right w:w="120" w:type="dxa"/>
-            </w:tcMar>
-            <w:tcBorders>
-              <w:top w:val="single" w:sz="4" w:space="0" w:color="CCCCCC"/>
-              <w:bottom w:val="single" w:sz="4" w:space="0" w:color="CCCCCC"/>
-              <w:left w:val="single" w:sz="4" w:space="0" w:color="CCCCCC"/>
-              <w:right w:val="single" w:sz="4" w:space="0" w:color="CCCCCC"/>
-            </w:tcBorders>
-          </w:tcPr>
-          <w:p>
-            <w:pPr>
-              <w:spacing w:before="60" w:after="60" w:line="252" w:lineRule="auto"/>
-              <w:jc w:val="left"/>
-            </w:pPr>
-            <w:r/>
-            <w:r>
-              <w:rPr>
-                <w:b/>
-              </w:rPr>
-              <w:t>720.25</w:t>
-            </w:r>
-          </w:p>
-        </w:tc>
-        <w:tc>
-          <w:tcPr>
-            <w:tcW w:type="dxa" w:w="3456"/>
-            <w:shd w:fill="F8FAFC"/>
-            <w:tcMar>
-              <w:top w:w="100" w:type="dxa"/>
-              <w:bottom w:w="100" w:type="dxa"/>
-              <w:left w:w="120" w:type="dxa"/>
-              <w:right w:w="120" w:type="dxa"/>
-            </w:tcMar>
-            <w:tcBorders>
-              <w:top w:val="single" w:sz="4" w:space="0" w:color="CCCCCC"/>
-              <w:bottom w:val="single" w:sz="4" w:space="0" w:color="CCCCCC"/>
-              <w:left w:val="single" w:sz="4" w:space="0" w:color="CCCCCC"/>
-              <w:right w:val="single" w:sz="4" w:space="0" w:color="CCCCCC"/>
-            </w:tcBorders>
-          </w:tcPr>
-          <w:p>
-            <w:pPr>
-              <w:spacing w:before="60" w:after="60" w:line="252" w:lineRule="auto"/>
-              <w:jc w:val="left"/>
-            </w:pPr>
-            <w:r/>
-            <w:r>
-              <w:rPr>
-                <w:b/>
-              </w:rPr>
-              <w:t>+0.75</w:t>
-            </w:r>
-          </w:p>
-        </w:tc>
-        <w:tc>
-          <w:tcPr>
-            <w:tcW w:type="dxa" w:w="1440"/>
-            <w:shd w:fill="F8FAFC"/>
-            <w:tcMar>
-              <w:top w:w="100" w:type="dxa"/>
-              <w:bottom w:w="100" w:type="dxa"/>
-              <w:left w:w="120" w:type="dxa"/>
-              <w:right w:w="120" w:type="dxa"/>
-            </w:tcMar>
-            <w:tcBorders>
-              <w:top w:val="single" w:sz="4" w:space="0" w:color="CCCCCC"/>
-              <w:bottom w:val="single" w:sz="4" w:space="0" w:color="CCCCCC"/>
-              <w:left w:val="single" w:sz="4" w:space="0" w:color="CCCCCC"/>
-              <w:right w:val="single" w:sz="4" w:space="0" w:color="CCCCCC"/>
-            </w:tcBorders>
-          </w:tcPr>
-          <w:p>
-            <w:pPr>
-              <w:spacing w:before="60" w:after="60" w:line="252" w:lineRule="auto"/>
-              <w:jc w:val="left"/>
-            </w:pPr>
-            <w:r/>
-            <w:r>
-              <w:t>BULL</w:t>
-            </w:r>
-          </w:p>
-        </w:tc>
-      </w:tr>
-      <w:tr>
-        <w:tc>
-          <w:tcPr>
-            <w:tcW w:type="dxa" w:w="1584"/>
-            <w:shd w:fill="FFFFFF"/>
-            <w:tcMar>
-              <w:top w:w="100" w:type="dxa"/>
-              <w:bottom w:w="100" w:type="dxa"/>
-              <w:left w:w="120" w:type="dxa"/>
-              <w:right w:w="120" w:type="dxa"/>
-            </w:tcMar>
-            <w:tcBorders>
-              <w:top w:val="single" w:sz="4" w:space="0" w:color="CCCCCC"/>
-              <w:bottom w:val="single" w:sz="4" w:space="0" w:color="CCCCCC"/>
-              <w:left w:val="single" w:sz="4" w:space="0" w:color="CCCCCC"/>
-              <w:right w:val="single" w:sz="4" w:space="0" w:color="CCCCCC"/>
-            </w:tcBorders>
-          </w:tcPr>
-          <w:p>
-            <w:pPr>
-              <w:spacing w:before="60" w:after="60" w:line="252" w:lineRule="auto"/>
-              <w:jc w:val="left"/>
-            </w:pPr>
-            <w:r/>
-            <w:r>
-              <w:rPr>
-                <w:b/>
-              </w:rPr>
-              <w:t>Fri 28/08</w:t>
-            </w:r>
-          </w:p>
-        </w:tc>
-        <w:tc>
-          <w:tcPr>
-            <w:tcW w:type="dxa" w:w="864"/>
-            <w:shd w:fill="FFFFFF"/>
-            <w:tcMar>
-              <w:top w:w="100" w:type="dxa"/>
-              <w:bottom w:w="100" w:type="dxa"/>
-              <w:left w:w="120" w:type="dxa"/>
-              <w:right w:w="120" w:type="dxa"/>
-            </w:tcMar>
-            <w:tcBorders>
-              <w:top w:val="single" w:sz="4" w:space="0" w:color="CCCCCC"/>
-              <w:bottom w:val="single" w:sz="4" w:space="0" w:color="CCCCCC"/>
-              <w:left w:val="single" w:sz="4" w:space="0" w:color="CCCCCC"/>
-              <w:right w:val="single" w:sz="4" w:space="0" w:color="CCCCCC"/>
-            </w:tcBorders>
-          </w:tcPr>
-          <w:p>
-            <w:pPr>
-              <w:spacing w:before="60" w:after="60" w:line="252" w:lineRule="auto"/>
-              <w:jc w:val="left"/>
-            </w:pPr>
-            <w:r/>
-            <w:r>
-              <w:t>Pre-NY 19-21</w:t>
-            </w:r>
-          </w:p>
-        </w:tc>
-        <w:tc>
-          <w:tcPr>
-            <w:tcW w:type="dxa" w:w="1440"/>
-            <w:shd w:fill="FFFFFF"/>
-            <w:tcMar>
-              <w:top w:w="100" w:type="dxa"/>
-              <w:bottom w:w="100" w:type="dxa"/>
-              <w:left w:w="120" w:type="dxa"/>
-              <w:right w:w="120" w:type="dxa"/>
-            </w:tcMar>
-            <w:tcBorders>
-              <w:top w:val="single" w:sz="4" w:space="0" w:color="CCCCCC"/>
-              <w:bottom w:val="single" w:sz="4" w:space="0" w:color="CCCCCC"/>
-              <w:left w:val="single" w:sz="4" w:space="0" w:color="CCCCCC"/>
-              <w:right w:val="single" w:sz="4" w:space="0" w:color="CCCCCC"/>
-            </w:tcBorders>
-          </w:tcPr>
-          <w:p>
-            <w:pPr>
-              <w:spacing w:before="60" w:after="60" w:line="252" w:lineRule="auto"/>
-              <w:jc w:val="left"/>
-            </w:pPr>
-            <w:r/>
-            <w:r>
-              <w:t>720.25</w:t>
-            </w:r>
-          </w:p>
-        </w:tc>
-        <w:tc>
-          <w:tcPr>
-            <w:tcW w:type="dxa" w:w="2016"/>
-            <w:shd w:fill="FFFFFF"/>
-            <w:tcMar>
-              <w:top w:w="100" w:type="dxa"/>
-              <w:bottom w:w="100" w:type="dxa"/>
-              <w:left w:w="120" w:type="dxa"/>
-              <w:right w:w="120" w:type="dxa"/>
-            </w:tcMar>
-            <w:tcBorders>
-              <w:top w:val="single" w:sz="4" w:space="0" w:color="CCCCCC"/>
-              <w:bottom w:val="single" w:sz="4" w:space="0" w:color="CCCCCC"/>
-              <w:left w:val="single" w:sz="4" w:space="0" w:color="CCCCCC"/>
-              <w:right w:val="single" w:sz="4" w:space="0" w:color="CCCCCC"/>
-            </w:tcBorders>
-          </w:tcPr>
-          <w:p>
-            <w:pPr>
-              <w:spacing w:before="60" w:after="60" w:line="252" w:lineRule="auto"/>
-              <w:jc w:val="left"/>
-            </w:pPr>
-            <w:r/>
-            <w:r>
-              <w:t>729.50</w:t>
-            </w:r>
-          </w:p>
-        </w:tc>
-        <w:tc>
-          <w:tcPr>
-            <w:tcW w:type="dxa" w:w="1152"/>
-            <w:shd w:fill="FFFFFF"/>
-            <w:tcMar>
-              <w:top w:w="100" w:type="dxa"/>
-              <w:bottom w:w="100" w:type="dxa"/>
-              <w:left w:w="120" w:type="dxa"/>
-              <w:right w:w="120" w:type="dxa"/>
-            </w:tcMar>
-            <w:tcBorders>
-              <w:top w:val="single" w:sz="4" w:space="0" w:color="CCCCCC"/>
-              <w:bottom w:val="single" w:sz="4" w:space="0" w:color="CCCCCC"/>
-              <w:left w:val="single" w:sz="4" w:space="0" w:color="CCCCCC"/>
-              <w:right w:val="single" w:sz="4" w:space="0" w:color="CCCCCC"/>
-            </w:tcBorders>
-          </w:tcPr>
-          <w:p>
-            <w:pPr>
-              <w:spacing w:before="60" w:after="60" w:line="252" w:lineRule="auto"/>
-              <w:jc w:val="left"/>
-            </w:pPr>
-            <w:r/>
-            <w:r>
-              <w:t>713.00</w:t>
-            </w:r>
-          </w:p>
-        </w:tc>
-        <w:tc>
-          <w:tcPr>
-            <w:tcW w:type="dxa" w:w="1728"/>
-            <w:shd w:fill="FFFFFF"/>
-            <w:tcMar>
-              <w:top w:w="100" w:type="dxa"/>
-              <w:bottom w:w="100" w:type="dxa"/>
-              <w:left w:w="120" w:type="dxa"/>
-              <w:right w:w="120" w:type="dxa"/>
-            </w:tcMar>
-            <w:tcBorders>
-              <w:top w:val="single" w:sz="4" w:space="0" w:color="CCCCCC"/>
-              <w:bottom w:val="single" w:sz="4" w:space="0" w:color="CCCCCC"/>
-              <w:left w:val="single" w:sz="4" w:space="0" w:color="CCCCCC"/>
-              <w:right w:val="single" w:sz="4" w:space="0" w:color="CCCCCC"/>
-            </w:tcBorders>
-          </w:tcPr>
-          <w:p>
-            <w:pPr>
-              <w:spacing w:before="60" w:after="60" w:line="252" w:lineRule="auto"/>
-              <w:jc w:val="left"/>
-            </w:pPr>
-            <w:r/>
-            <w:r>
-              <w:rPr>
-                <w:b/>
-              </w:rPr>
-              <w:t>720.00</w:t>
-            </w:r>
-          </w:p>
-        </w:tc>
-        <w:tc>
-          <w:tcPr>
-            <w:tcW w:type="dxa" w:w="3456"/>
-            <w:shd w:fill="FFFFFF"/>
-            <w:tcMar>
-              <w:top w:w="100" w:type="dxa"/>
-              <w:bottom w:w="100" w:type="dxa"/>
-              <w:left w:w="120" w:type="dxa"/>
-              <w:right w:w="120" w:type="dxa"/>
-            </w:tcMar>
-            <w:tcBorders>
-              <w:top w:val="single" w:sz="4" w:space="0" w:color="CCCCCC"/>
-              <w:bottom w:val="single" w:sz="4" w:space="0" w:color="CCCCCC"/>
-              <w:left w:val="single" w:sz="4" w:space="0" w:color="CCCCCC"/>
-              <w:right w:val="single" w:sz="4" w:space="0" w:color="CCCCCC"/>
-            </w:tcBorders>
-          </w:tcPr>
-          <w:p>
-            <w:pPr>
-              <w:spacing w:before="60" w:after="60" w:line="252" w:lineRule="auto"/>
-              <w:jc w:val="left"/>
-            </w:pPr>
-            <w:r/>
-            <w:r>
-              <w:rPr>
-                <w:b/>
-              </w:rPr>
-              <w:t>-0.25</w:t>
-            </w:r>
-          </w:p>
-        </w:tc>
-        <w:tc>
-          <w:tcPr>
-            <w:tcW w:type="dxa" w:w="1440"/>
-            <w:shd w:fill="FFFFFF"/>
-            <w:tcMar>
-              <w:top w:w="100" w:type="dxa"/>
-              <w:bottom w:w="100" w:type="dxa"/>
-              <w:left w:w="120" w:type="dxa"/>
-              <w:right w:w="120" w:type="dxa"/>
-            </w:tcMar>
-            <w:tcBorders>
-              <w:top w:val="single" w:sz="4" w:space="0" w:color="CCCCCC"/>
-              <w:bottom w:val="single" w:sz="4" w:space="0" w:color="CCCCCC"/>
-              <w:left w:val="single" w:sz="4" w:space="0" w:color="CCCCCC"/>
-              <w:right w:val="single" w:sz="4" w:space="0" w:color="CCCCCC"/>
-            </w:tcBorders>
-          </w:tcPr>
-          <w:p>
-            <w:pPr>
-              <w:spacing w:before="60" w:after="60" w:line="252" w:lineRule="auto"/>
-              <w:jc w:val="left"/>
-            </w:pPr>
-            <w:r/>
-            <w:r>
-              <w:t>BEAR</w:t>
-            </w:r>
-          </w:p>
-        </w:tc>
-      </w:tr>
-      <w:tr>
-        <w:tc>
-          <w:tcPr>
-            <w:tcW w:type="dxa" w:w="1584"/>
-            <w:shd w:fill="F8FAFC"/>
-            <w:tcMar>
-              <w:top w:w="100" w:type="dxa"/>
-              <w:bottom w:w="100" w:type="dxa"/>
-              <w:left w:w="120" w:type="dxa"/>
-              <w:right w:w="120" w:type="dxa"/>
-            </w:tcMar>
-            <w:tcBorders>
-              <w:top w:val="single" w:sz="4" w:space="0" w:color="CCCCCC"/>
-              <w:bottom w:val="single" w:sz="4" w:space="0" w:color="CCCCCC"/>
-              <w:left w:val="single" w:sz="4" w:space="0" w:color="CCCCCC"/>
-              <w:right w:val="single" w:sz="4" w:space="0" w:color="CCCCCC"/>
-            </w:tcBorders>
-          </w:tcPr>
-          <w:p>
-            <w:pPr>
-              <w:spacing w:before="60" w:after="60" w:line="252" w:lineRule="auto"/>
-              <w:jc w:val="left"/>
-            </w:pPr>
-            <w:r/>
-            <w:r>
-              <w:rPr>
-                <w:b/>
-              </w:rPr>
-              <w:t>Fri 28/08</w:t>
-            </w:r>
-          </w:p>
-        </w:tc>
-        <w:tc>
-          <w:tcPr>
-            <w:tcW w:type="dxa" w:w="864"/>
-            <w:shd w:fill="F8FAFC"/>
-            <w:tcMar>
-              <w:top w:w="100" w:type="dxa"/>
-              <w:bottom w:w="100" w:type="dxa"/>
-              <w:left w:w="120" w:type="dxa"/>
-              <w:right w:w="120" w:type="dxa"/>
-            </w:tcMar>
-            <w:tcBorders>
-              <w:top w:val="single" w:sz="4" w:space="0" w:color="CCCCCC"/>
-              <w:bottom w:val="single" w:sz="4" w:space="0" w:color="CCCCCC"/>
-              <w:left w:val="single" w:sz="4" w:space="0" w:color="CCCCCC"/>
-              <w:right w:val="single" w:sz="4" w:space="0" w:color="CCCCCC"/>
-            </w:tcBorders>
-          </w:tcPr>
-          <w:p>
-            <w:pPr>
-              <w:spacing w:before="60" w:after="60" w:line="252" w:lineRule="auto"/>
-              <w:jc w:val="left"/>
-            </w:pPr>
-            <w:r/>
-            <w:r>
-              <w:t>NY Open 21-23</w:t>
-            </w:r>
-          </w:p>
-        </w:tc>
-        <w:tc>
-          <w:tcPr>
-            <w:tcW w:type="dxa" w:w="1440"/>
-            <w:shd w:fill="F8FAFC"/>
-            <w:tcMar>
-              <w:top w:w="100" w:type="dxa"/>
-              <w:bottom w:w="100" w:type="dxa"/>
-              <w:left w:w="120" w:type="dxa"/>
-              <w:right w:w="120" w:type="dxa"/>
-            </w:tcMar>
-            <w:tcBorders>
-              <w:top w:val="single" w:sz="4" w:space="0" w:color="CCCCCC"/>
-              <w:bottom w:val="single" w:sz="4" w:space="0" w:color="CCCCCC"/>
-              <w:left w:val="single" w:sz="4" w:space="0" w:color="CCCCCC"/>
-              <w:right w:val="single" w:sz="4" w:space="0" w:color="CCCCCC"/>
-            </w:tcBorders>
-          </w:tcPr>
-          <w:p>
-            <w:pPr>
-              <w:spacing w:before="60" w:after="60" w:line="252" w:lineRule="auto"/>
-              <w:jc w:val="left"/>
-            </w:pPr>
-            <w:r/>
-            <w:r>
-              <w:t>720.00</w:t>
-            </w:r>
-          </w:p>
-        </w:tc>
-        <w:tc>
-          <w:tcPr>
-            <w:tcW w:type="dxa" w:w="2016"/>
-            <w:shd w:fill="F8FAFC"/>
-            <w:tcMar>
-              <w:top w:w="100" w:type="dxa"/>
-              <w:bottom w:w="100" w:type="dxa"/>
-              <w:left w:w="120" w:type="dxa"/>
-              <w:right w:w="120" w:type="dxa"/>
-            </w:tcMar>
-            <w:tcBorders>
-              <w:top w:val="single" w:sz="4" w:space="0" w:color="CCCCCC"/>
-              <w:bottom w:val="single" w:sz="4" w:space="0" w:color="CCCCCC"/>
-              <w:left w:val="single" w:sz="4" w:space="0" w:color="CCCCCC"/>
-              <w:right w:val="single" w:sz="4" w:space="0" w:color="CCCCCC"/>
-            </w:tcBorders>
-          </w:tcPr>
-          <w:p>
-            <w:pPr>
-              <w:spacing w:before="60" w:after="60" w:line="252" w:lineRule="auto"/>
-              <w:jc w:val="left"/>
-            </w:pPr>
-            <w:r/>
-            <w:r>
-              <w:t>728.50</w:t>
-            </w:r>
-          </w:p>
-        </w:tc>
-        <w:tc>
-          <w:tcPr>
-            <w:tcW w:type="dxa" w:w="1152"/>
-            <w:shd w:fill="F8FAFC"/>
-            <w:tcMar>
-              <w:top w:w="100" w:type="dxa"/>
-              <w:bottom w:w="100" w:type="dxa"/>
-              <w:left w:w="120" w:type="dxa"/>
-              <w:right w:w="120" w:type="dxa"/>
-            </w:tcMar>
-            <w:tcBorders>
-              <w:top w:val="single" w:sz="4" w:space="0" w:color="CCCCCC"/>
-              <w:bottom w:val="single" w:sz="4" w:space="0" w:color="CCCCCC"/>
-              <w:left w:val="single" w:sz="4" w:space="0" w:color="CCCCCC"/>
-              <w:right w:val="single" w:sz="4" w:space="0" w:color="CCCCCC"/>
-            </w:tcBorders>
-          </w:tcPr>
-          <w:p>
-            <w:pPr>
-              <w:spacing w:before="60" w:after="60" w:line="252" w:lineRule="auto"/>
-              <w:jc w:val="left"/>
-            </w:pPr>
-            <w:r/>
-            <w:r>
-              <w:t>706.00</w:t>
-            </w:r>
-          </w:p>
-        </w:tc>
-        <w:tc>
-          <w:tcPr>
-            <w:tcW w:type="dxa" w:w="1728"/>
-            <w:shd w:fill="F8FAFC"/>
-            <w:tcMar>
-              <w:top w:w="100" w:type="dxa"/>
-              <w:bottom w:w="100" w:type="dxa"/>
-              <w:left w:w="120" w:type="dxa"/>
-              <w:right w:w="120" w:type="dxa"/>
-            </w:tcMar>
-            <w:tcBorders>
-              <w:top w:val="single" w:sz="4" w:space="0" w:color="CCCCCC"/>
-              <w:bottom w:val="single" w:sz="4" w:space="0" w:color="CCCCCC"/>
-              <w:left w:val="single" w:sz="4" w:space="0" w:color="CCCCCC"/>
-              <w:right w:val="single" w:sz="4" w:space="0" w:color="CCCCCC"/>
-            </w:tcBorders>
-          </w:tcPr>
-          <w:p>
-            <w:pPr>
-              <w:spacing w:before="60" w:after="60" w:line="252" w:lineRule="auto"/>
-              <w:jc w:val="left"/>
-            </w:pPr>
-            <w:r/>
-            <w:r>
-              <w:rPr>
-                <w:b/>
-              </w:rPr>
-              <w:t>721.75</w:t>
-            </w:r>
-          </w:p>
-        </w:tc>
-        <w:tc>
-          <w:tcPr>
-            <w:tcW w:type="dxa" w:w="3456"/>
-            <w:shd w:fill="F8FAFC"/>
-            <w:tcMar>
-              <w:top w:w="100" w:type="dxa"/>
-              <w:bottom w:w="100" w:type="dxa"/>
-              <w:left w:w="120" w:type="dxa"/>
-              <w:right w:w="120" w:type="dxa"/>
-            </w:tcMar>
-            <w:tcBorders>
-              <w:top w:val="single" w:sz="4" w:space="0" w:color="CCCCCC"/>
-              <w:bottom w:val="single" w:sz="4" w:space="0" w:color="CCCCCC"/>
-              <w:left w:val="single" w:sz="4" w:space="0" w:color="CCCCCC"/>
-              <w:right w:val="single" w:sz="4" w:space="0" w:color="CCCCCC"/>
-            </w:tcBorders>
-          </w:tcPr>
-          <w:p>
-            <w:pPr>
-              <w:spacing w:before="60" w:after="60" w:line="252" w:lineRule="auto"/>
-              <w:jc w:val="left"/>
-            </w:pPr>
-            <w:r/>
-            <w:r>
-              <w:rPr>
-                <w:b/>
-              </w:rPr>
-              <w:t>+1.75</w:t>
-            </w:r>
-          </w:p>
-        </w:tc>
-        <w:tc>
-          <w:tcPr>
-            <w:tcW w:type="dxa" w:w="1440"/>
-            <w:shd w:fill="F8FAFC"/>
-            <w:tcMar>
-              <w:top w:w="100" w:type="dxa"/>
-              <w:bottom w:w="100" w:type="dxa"/>
-              <w:left w:w="120" w:type="dxa"/>
-              <w:right w:w="120" w:type="dxa"/>
-            </w:tcMar>
-            <w:tcBorders>
-              <w:top w:val="single" w:sz="4" w:space="0" w:color="CCCCCC"/>
-              <w:bottom w:val="single" w:sz="4" w:space="0" w:color="CCCCCC"/>
-              <w:left w:val="single" w:sz="4" w:space="0" w:color="CCCCCC"/>
-              <w:right w:val="single" w:sz="4" w:space="0" w:color="CCCCCC"/>
-            </w:tcBorders>
-          </w:tcPr>
-          <w:p>
-            <w:pPr>
-              <w:spacing w:before="60" w:after="60" w:line="252" w:lineRule="auto"/>
-              <w:jc w:val="left"/>
-            </w:pPr>
-            <w:r/>
-            <w:r>
-              <w:t>BULL</w:t>
-            </w:r>
-          </w:p>
-        </w:tc>
-      </w:tr>
-      <w:tr>
-        <w:tc>
-          <w:tcPr>
-            <w:tcW w:type="dxa" w:w="1584"/>
-            <w:shd w:fill="FFFFFF"/>
-            <w:tcMar>
-              <w:top w:w="100" w:type="dxa"/>
-              <w:bottom w:w="100" w:type="dxa"/>
-              <w:left w:w="120" w:type="dxa"/>
-              <w:right w:w="120" w:type="dxa"/>
-            </w:tcMar>
-            <w:tcBorders>
-              <w:top w:val="single" w:sz="4" w:space="0" w:color="CCCCCC"/>
-              <w:bottom w:val="single" w:sz="4" w:space="0" w:color="CCCCCC"/>
-              <w:left w:val="single" w:sz="4" w:space="0" w:color="CCCCCC"/>
-              <w:right w:val="single" w:sz="4" w:space="0" w:color="CCCCCC"/>
-            </w:tcBorders>
-          </w:tcPr>
-          <w:p>
-            <w:pPr>
-              <w:spacing w:before="60" w:after="60" w:line="252" w:lineRule="auto"/>
-              <w:jc w:val="left"/>
-            </w:pPr>
-            <w:r/>
-            <w:r>
-              <w:rPr>
-                <w:b/>
-              </w:rPr>
-              <w:t>Fri 28/08</w:t>
-            </w:r>
-          </w:p>
-        </w:tc>
-        <w:tc>
-          <w:tcPr>
-            <w:tcW w:type="dxa" w:w="864"/>
-            <w:shd w:fill="FFFFFF"/>
-            <w:tcMar>
-              <w:top w:w="100" w:type="dxa"/>
-              <w:bottom w:w="100" w:type="dxa"/>
-              <w:left w:w="120" w:type="dxa"/>
-              <w:right w:w="120" w:type="dxa"/>
-            </w:tcMar>
-            <w:tcBorders>
-              <w:top w:val="single" w:sz="4" w:space="0" w:color="CCCCCC"/>
-              <w:bottom w:val="single" w:sz="4" w:space="0" w:color="CCCCCC"/>
-              <w:left w:val="single" w:sz="4" w:space="0" w:color="CCCCCC"/>
-              <w:right w:val="single" w:sz="4" w:space="0" w:color="CCCCCC"/>
-            </w:tcBorders>
-          </w:tcPr>
-          <w:p>
-            <w:pPr>
-              <w:spacing w:before="60" w:after="60" w:line="252" w:lineRule="auto"/>
-              <w:jc w:val="left"/>
-            </w:pPr>
-            <w:r/>
-            <w:r>
-              <w:t>NY Close 23-01</w:t>
-            </w:r>
-          </w:p>
-        </w:tc>
-        <w:tc>
-          <w:tcPr>
-            <w:tcW w:type="dxa" w:w="1440"/>
-            <w:shd w:fill="FFFFFF"/>
-            <w:tcMar>
-              <w:top w:w="100" w:type="dxa"/>
-              <w:bottom w:w="100" w:type="dxa"/>
-              <w:left w:w="120" w:type="dxa"/>
-              <w:right w:w="120" w:type="dxa"/>
-            </w:tcMar>
-            <w:tcBorders>
-              <w:top w:val="single" w:sz="4" w:space="0" w:color="CCCCCC"/>
-              <w:bottom w:val="single" w:sz="4" w:space="0" w:color="CCCCCC"/>
-              <w:left w:val="single" w:sz="4" w:space="0" w:color="CCCCCC"/>
-              <w:right w:val="single" w:sz="4" w:space="0" w:color="CCCCCC"/>
-            </w:tcBorders>
-          </w:tcPr>
-          <w:p>
-            <w:pPr>
-              <w:spacing w:before="60" w:after="60" w:line="252" w:lineRule="auto"/>
-              <w:jc w:val="left"/>
-            </w:pPr>
-            <w:r/>
-            <w:r>
-              <w:t>721.75</w:t>
-            </w:r>
-          </w:p>
-        </w:tc>
-        <w:tc>
-          <w:tcPr>
-            <w:tcW w:type="dxa" w:w="2016"/>
-            <w:shd w:fill="FFFFFF"/>
-            <w:tcMar>
-              <w:top w:w="100" w:type="dxa"/>
-              <w:bottom w:w="100" w:type="dxa"/>
-              <w:left w:w="120" w:type="dxa"/>
-              <w:right w:w="120" w:type="dxa"/>
-            </w:tcMar>
-            <w:tcBorders>
-              <w:top w:val="single" w:sz="4" w:space="0" w:color="CCCCCC"/>
-              <w:bottom w:val="single" w:sz="4" w:space="0" w:color="CCCCCC"/>
-              <w:left w:val="single" w:sz="4" w:space="0" w:color="CCCCCC"/>
-              <w:right w:val="single" w:sz="4" w:space="0" w:color="CCCCCC"/>
-            </w:tcBorders>
-          </w:tcPr>
-          <w:p>
-            <w:pPr>
-              <w:spacing w:before="60" w:after="60" w:line="252" w:lineRule="auto"/>
-              <w:jc w:val="left"/>
-            </w:pPr>
-            <w:r/>
-            <w:r>
-              <w:t>728.00</w:t>
-            </w:r>
-          </w:p>
-        </w:tc>
-        <w:tc>
-          <w:tcPr>
-            <w:tcW w:type="dxa" w:w="1152"/>
-            <w:shd w:fill="FFFFFF"/>
-            <w:tcMar>
-              <w:top w:w="100" w:type="dxa"/>
-              <w:bottom w:w="100" w:type="dxa"/>
-              <w:left w:w="120" w:type="dxa"/>
-              <w:right w:w="120" w:type="dxa"/>
-            </w:tcMar>
-            <w:tcBorders>
-              <w:top w:val="single" w:sz="4" w:space="0" w:color="CCCCCC"/>
-              <w:bottom w:val="single" w:sz="4" w:space="0" w:color="CCCCCC"/>
-              <w:left w:val="single" w:sz="4" w:space="0" w:color="CCCCCC"/>
-              <w:right w:val="single" w:sz="4" w:space="0" w:color="CCCCCC"/>
-            </w:tcBorders>
-          </w:tcPr>
-          <w:p>
-            <w:pPr>
-              <w:spacing w:before="60" w:after="60" w:line="252" w:lineRule="auto"/>
-              <w:jc w:val="left"/>
-            </w:pPr>
-            <w:r/>
-            <w:r>
-              <w:t>715.25</w:t>
-            </w:r>
-          </w:p>
-        </w:tc>
-        <w:tc>
-          <w:tcPr>
-            <w:tcW w:type="dxa" w:w="1728"/>
-            <w:shd w:fill="FFFFFF"/>
-            <w:tcMar>
-              <w:top w:w="100" w:type="dxa"/>
-              <w:bottom w:w="100" w:type="dxa"/>
-              <w:left w:w="120" w:type="dxa"/>
-              <w:right w:w="120" w:type="dxa"/>
-            </w:tcMar>
-            <w:tcBorders>
-              <w:top w:val="single" w:sz="4" w:space="0" w:color="CCCCCC"/>
-              <w:bottom w:val="single" w:sz="4" w:space="0" w:color="CCCCCC"/>
-              <w:left w:val="single" w:sz="4" w:space="0" w:color="CCCCCC"/>
-              <w:right w:val="single" w:sz="4" w:space="0" w:color="CCCCCC"/>
-            </w:tcBorders>
-          </w:tcPr>
-          <w:p>
-            <w:pPr>
-              <w:spacing w:before="60" w:after="60" w:line="252" w:lineRule="auto"/>
-              <w:jc w:val="left"/>
-            </w:pPr>
-            <w:r/>
-            <w:r>
-              <w:rPr>
-                <w:b/>
-              </w:rPr>
-              <w:t>721.00</w:t>
+              <w:t>722.50</w:t>
             </w:r>
           </w:p>
         </w:tc>

--- a/Daily Reports/21_08_2026-CBOT Reports.docx
+++ b/Daily Reports/21_08_2026-CBOT Reports.docx
@@ -104,7 +104,7 @@
           <w:color w:val="5C768D"/>
           <w:sz w:val="19"/>
         </w:rPr>
-        <w:t>Cập nhật tự động qua `macro_tracker.py` vào lúc 12:13 ICT ngày 21/08/2026</w:t>
+        <w:t>Cập nhật tự động qua `macro_tracker.py` vào lúc 13:46 ICT ngày 21/08/2026</w:t>
       </w:r>
     </w:p>
     <w:tbl>
@@ -313,7 +313,7 @@
               <w:rPr>
                 <w:b/>
               </w:rPr>
-              <w:t>93.25 / thùng</w:t>
+              <w:t>93.38 / thùng</w:t>
             </w:r>
           </w:p>
         </w:tc>
@@ -344,7 +344,7 @@
               <w:rPr>
                 <w:b/>
               </w:rPr>
-              <w:t>-0.56%</w:t>
+              <w:t>-0.43%</w:t>
             </w:r>
           </w:p>
         </w:tc>
@@ -442,7 +442,7 @@
               <w:rPr>
                 <w:b/>
               </w:rPr>
-              <w:t>98.77</w:t>
+              <w:t>98.73</w:t>
             </w:r>
           </w:p>
         </w:tc>
@@ -473,7 +473,7 @@
               <w:rPr>
                 <w:b/>
               </w:rPr>
-              <w:t>-0.13%</w:t>
+              <w:t>-0.17%</w:t>
             </w:r>
           </w:p>
         </w:tc>
@@ -1218,7 +1218,7 @@
         <w:rPr>
           <w:b/>
         </w:rPr>
-        <w:t>`93.25` (-0.56%)</w:t>
+        <w:t>`93.38` (-0.43%)</w:t>
       </w:r>
       <w:r>
         <w:t xml:space="preserve"> | DXY: </w:t>
@@ -1227,7 +1227,7 @@
         <w:rPr>
           <w:b/>
         </w:rPr>
-        <w:t>`98.77` (-0.13%)</w:t>
+        <w:t>`98.73` (-0.17%)</w:t>
       </w:r>
       <w:r>
         <w:t xml:space="preserve"> | Lúa mì CBOT: </w:t>
@@ -1236,7 +1236,7 @@
         <w:rPr>
           <w:b/>
         </w:rPr>
-        <w:t>`702.25` (+2.89%)</w:t>
+        <w:t>`702.50` (+2.86%)</w:t>
       </w:r>
       <w:r>
         <w:t>.</w:t>
@@ -1306,7 +1306,7 @@
           <w:color w:val="5C768D"/>
           <w:sz w:val="19"/>
         </w:rPr>
-        <w:t>Cập nhật tự động lúc 12:13 ICT ngày 21/08/2026 — Nguồn: NOAA, USDA, BOM Australia</w:t>
+        <w:t>Cập nhật tự động lúc 13:46 ICT ngày 21/08/2026 — Nguồn: NOAA, USDA, BOM Australia</w:t>
       </w:r>
     </w:p>
     <w:p>
@@ -3605,7 +3605,7 @@
               <w:rPr>
                 <w:b/>
               </w:rPr>
-              <w:t>502.19 (+1.44)</w:t>
+              <w:t>502.17 (+1.42)</w:t>
             </w:r>
           </w:p>
         </w:tc>
@@ -3633,7 +3633,7 @@
             </w:pPr>
             <w:r/>
             <w:r>
-              <w:t>Bullish (500.98 &gt; 496.99)</w:t>
+              <w:t>Bullish (500.96 &gt; 497.14)</w:t>
             </w:r>
           </w:p>
         </w:tc>
@@ -3661,7 +3661,7 @@
             </w:pPr>
             <w:r/>
             <w:r>
-              <w:t>0.25 cents</w:t>
+              <w:t>0.75 cents</w:t>
             </w:r>
           </w:p>
         </w:tc>
@@ -3822,7 +3822,7 @@
               <w:rPr>
                 <w:b/>
               </w:rPr>
-              <w:t>702.25</w:t>
+              <w:t>702.50</w:t>
             </w:r>
           </w:p>
         </w:tc>
@@ -3853,7 +3853,7 @@
               <w:rPr>
                 <w:b/>
               </w:rPr>
-              <w:t>704.79 (+2.54)</w:t>
+              <w:t>705.04 (+2.54)</w:t>
             </w:r>
           </w:p>
         </w:tc>
@@ -3881,7 +3881,7 @@
             </w:pPr>
             <w:r/>
             <w:r>
-              <w:t>Bullish (699.73 &gt; 695.13)</w:t>
+              <w:t>Bullish (700.02 &gt; 695.44)</w:t>
             </w:r>
           </w:p>
         </w:tc>
@@ -3909,7 +3909,7 @@
             </w:pPr>
             <w:r/>
             <w:r>
-              <w:t>0.50 cents</w:t>
+              <w:t>2.00 cents</w:t>
             </w:r>
           </w:p>
         </w:tc>
@@ -4347,7 +4347,7 @@
                 <w:b/>
                 <w:color w:val="15803D"/>
               </w:rPr>
-              <w:t>490.50 - 500.98 cents (Canh mua vùng hỗ trợ)</w:t>
+              <w:t>499.00 - 500.96 cents (Canh mua vùng hỗ trợ)</w:t>
             </w:r>
           </w:p>
         </w:tc>
@@ -4378,7 +4378,7 @@
               <w:rPr>
                 <w:b/>
               </w:rPr>
-              <w:t>454.15 cents (Dưới cản S2 + 1.5x ATR)</w:t>
+              <w:t>454.24 cents (Dưới cản S2 + 1.5x ATR)</w:t>
             </w:r>
           </w:p>
         </w:tc>
@@ -4528,7 +4528,7 @@
                 <w:b/>
                 <w:color w:val="15803D"/>
               </w:rPr>
-              <w:t>Long trung hạn (Swing) (ZCH27)</w:t>
+              <w:t>Long trung hạn (Swing) (ZCZ26)</w:t>
             </w:r>
           </w:p>
         </w:tc>
@@ -4559,7 +4559,7 @@
               <w:rPr>
                 <w:b/>
               </w:rPr>
-              <w:t>512.50 - 514.00 cents</w:t>
+              <w:t>497.50 - 499.00 cents</w:t>
             </w:r>
           </w:p>
         </w:tc>
@@ -4590,7 +4590,7 @@
               <w:rPr>
                 <w:b/>
               </w:rPr>
-              <w:t>471.07 cents (Chống quét SL tuyệt đối)</w:t>
+              <w:t>455.24 cents (Chống quét SL tuyệt đối)</w:t>
             </w:r>
           </w:p>
         </w:tc>
@@ -4621,7 +4621,7 @@
               <w:rPr>
                 <w:b/>
               </w:rPr>
-              <w:t>519.75 cents (Ăn trọn biên độ ngô ~10.5 giá)</w:t>
+              <w:t>505.25 cents (Ăn trọn biên độ ngô ~10.5 giá)</w:t>
             </w:r>
           </w:p>
         </w:tc>
@@ -4721,7 +4721,7 @@
                 <w:b/>
                 <w:color w:val="B91C1C"/>
               </w:rPr>
-              <w:t>Short trung hạn (Swing) (ZCH27)</w:t>
+              <w:t>Short trung hạn (Swing) (ZCZ26)</w:t>
             </w:r>
           </w:p>
         </w:tc>
@@ -4752,7 +4752,7 @@
               <w:rPr>
                 <w:b/>
               </w:rPr>
-              <w:t>519.00 - 520.50 cents</w:t>
+              <w:t>503.75 - 505.25 cents</w:t>
             </w:r>
           </w:p>
         </w:tc>
@@ -4783,7 +4783,7 @@
               <w:rPr>
                 <w:b/>
               </w:rPr>
-              <w:t>520.93 cents</w:t>
+              <w:t>505.76 cents</w:t>
             </w:r>
           </w:p>
         </w:tc>
@@ -4814,7 +4814,7 @@
               <w:rPr>
                 <w:b/>
               </w:rPr>
-              <w:t>474.00 cents</w:t>
+              <w:t>458.25 cents</w:t>
             </w:r>
           </w:p>
         </w:tc>
@@ -4945,7 +4945,7 @@
               <w:rPr>
                 <w:b/>
               </w:rPr>
-              <w:t>448.98 - 457.25 cents</w:t>
+              <w:t>449.22 - 457.25 cents</w:t>
             </w:r>
           </w:p>
         </w:tc>
@@ -5126,7 +5126,7 @@
                 <w:b/>
                 <w:color w:val="B91C1C"/>
               </w:rPr>
-              <w:t>699.73 - 695.13 cents (Canh bán hồi kỹ thuật H1)</w:t>
+              <w:t>700.02 - 695.44 cents (Canh bán hồi kỹ thuật H1)</w:t>
             </w:r>
           </w:p>
         </w:tc>
@@ -5157,7 +5157,7 @@
               <w:rPr>
                 <w:b/>
               </w:rPr>
-              <w:t>734.04 cents (Trên kháng cự R2 + 1.5x ATR)</w:t>
+              <w:t>733.97 cents (Trên kháng cự R2 + 1.5x ATR)</w:t>
             </w:r>
           </w:p>
         </w:tc>
@@ -5366,7 +5366,7 @@
               <w:rPr>
                 <w:b/>
               </w:rPr>
-              <w:t>658.56 cents</w:t>
+              <w:t>659.22 cents</w:t>
             </w:r>
           </w:p>
         </w:tc>
@@ -5559,7 +5559,7 @@
               <w:rPr>
                 <w:b/>
               </w:rPr>
-              <w:t>727.44 cents</w:t>
+              <w:t>726.78 cents</w:t>
             </w:r>
           </w:p>
         </w:tc>
@@ -5721,7 +5721,7 @@
               <w:rPr>
                 <w:b/>
               </w:rPr>
-              <w:t>629.80 - 645.25 cents</w:t>
+              <w:t>629.98 - 645.25 cents</w:t>
             </w:r>
           </w:p>
         </w:tc>
@@ -11614,10 +11614,10 @@
         <w:rPr>
           <w:b/>
         </w:rPr>
-        <w:t>`502.19 cents`</w:t>
+        <w:t>`502.17 cents`</w:t>
       </w:r>
       <w:r>
-        <w:t xml:space="preserve"> (+1.44).</w:t>
+        <w:t xml:space="preserve"> (+1.42).</w:t>
       </w:r>
     </w:p>
     <w:p>
@@ -11638,7 +11638,7 @@
         <w:rPr>
           <w:b/>
         </w:rPr>
-        <w:t>`30,417`</w:t>
+        <w:t>`32,236`</w:t>
       </w:r>
       <w:r>
         <w:t xml:space="preserve"> (Chênh lệch: </w:t>
@@ -11647,7 +11647,7 @@
         <w:rPr>
           <w:b/>
         </w:rPr>
-        <w:t>`-261,482`</w:t>
+        <w:t>`-259,663`</w:t>
       </w:r>
       <w:r>
         <w:t xml:space="preserve">) | OI: </w:t>
@@ -11689,7 +11689,7 @@
         <w:rPr>
           <w:b/>
         </w:rPr>
-        <w:t>`Doji (Nến lưỡng lự thế trận)`</w:t>
+        <w:t>`Không phát hiện mô hình nến đặc biệt`</w:t>
       </w:r>
     </w:p>
     <w:p>
@@ -11981,7 +11981,7 @@
               <w:rPr>
                 <w:b/>
               </w:rPr>
-              <w:t>93.25</w:t>
+              <w:t>93.38</w:t>
             </w:r>
           </w:p>
         </w:tc>
@@ -12012,7 +12012,7 @@
               <w:rPr>
                 <w:b/>
               </w:rPr>
-              <w:t>-0.56%</w:t>
+              <w:t>-0.43%</w:t>
             </w:r>
           </w:p>
         </w:tc>
@@ -12104,7 +12104,7 @@
               <w:rPr>
                 <w:b/>
               </w:rPr>
-              <w:t>98.77</w:t>
+              <w:t>98.73</w:t>
             </w:r>
           </w:p>
         </w:tc>
@@ -12135,7 +12135,7 @@
               <w:rPr>
                 <w:b/>
               </w:rPr>
-              <w:t>-0.13%</w:t>
+              <w:t>-0.17%</w:t>
             </w:r>
           </w:p>
         </w:tc>
@@ -12739,7 +12739,7 @@
         <w:t xml:space="preserve"> EMA_21 </w:t>
       </w:r>
       <w:r>
-        <w:t xml:space="preserve"> (500.98) &gt; </w:t>
+        <w:t xml:space="preserve"> (500.96) &gt; </w:t>
       </w:r>
       <w:r>
         <w:rPr>
@@ -12750,7 +12750,7 @@
         <w:t xml:space="preserve"> EMA_50 </w:t>
       </w:r>
       <w:r>
-        <w:t xml:space="preserve"> (496.99).</w:t>
+        <w:t xml:space="preserve"> (497.14).</w:t>
       </w:r>
     </w:p>
     <w:p>
@@ -12780,7 +12780,7 @@
         <w:rPr>
           <w:b/>
         </w:rPr>
-        <w:t>`2.07`</w:t>
+        <w:t>`2.01`</w:t>
       </w:r>
       <w:r>
         <w:t xml:space="preserve"> cents | Volatility = </w:t>
@@ -12789,7 +12789,7 @@
         <w:rPr>
           <w:b/>
         </w:rPr>
-        <w:t>`0.25 cents`</w:t>
+        <w:t>`0.75 cents`</w:t>
       </w:r>
       <w:r>
         <w:t>.</w:t>
@@ -12813,7 +12813,7 @@
         <w:rPr>
           <w:b/>
         </w:rPr>
-        <w:t>`490.50`</w:t>
+        <w:t>`499.00`</w:t>
       </w:r>
       <w:r>
         <w:t xml:space="preserve"> | S2: </w:t>
@@ -13574,7 +13574,7 @@
           <w:b/>
           <w:color w:val="15803D"/>
         </w:rPr>
-        <w:t>`490.50 - 500.98 cents (Canh mua vùng hỗ trợ)`</w:t>
+        <w:t>`499.00 - 500.96 cents (Canh mua vùng hỗ trợ)`</w:t>
       </w:r>
       <w:r>
         <w:t xml:space="preserve"> | SL: </w:t>
@@ -13583,7 +13583,7 @@
         <w:rPr>
           <w:b/>
         </w:rPr>
-        <w:t>`454.15 cents (Dưới cản S2 + 1.5x ATR)`</w:t>
+        <w:t>`454.24 cents (Dưới cản S2 + 1.5x ATR)`</w:t>
       </w:r>
       <w:r>
         <w:t xml:space="preserve"> | TP: </w:t>
@@ -13620,7 +13620,7 @@
         <w:rPr>
           <w:b/>
         </w:rPr>
-        <w:t>Trung hạn (Swing Trades - HĐ ZCH27):</w:t>
+        <w:t>Trung hạn (Swing Trades - HĐ ZCZ26):</w:t>
       </w:r>
     </w:p>
     <w:p>
@@ -13645,7 +13645,7 @@
         <w:rPr>
           <w:b/>
         </w:rPr>
-        <w:t>`512.50 - 514.00 cents`</w:t>
+        <w:t>`497.50 - 499.00 cents`</w:t>
       </w:r>
       <w:r>
         <w:t xml:space="preserve"> | SL: </w:t>
@@ -13654,7 +13654,7 @@
         <w:rPr>
           <w:b/>
         </w:rPr>
-        <w:t>`471.07 cents (Chống quét SL tuyệt đối)`</w:t>
+        <w:t>`455.24 cents (Chống quét SL tuyệt đối)`</w:t>
       </w:r>
       <w:r>
         <w:t xml:space="preserve"> | TP: </w:t>
@@ -13663,7 +13663,7 @@
         <w:rPr>
           <w:b/>
         </w:rPr>
-        <w:t>`519.75 cents (Ăn trọn biên độ ngô ~10.5 giá)`</w:t>
+        <w:t>`505.25 cents (Ăn trọn biên độ ngô ~10.5 giá)`</w:t>
       </w:r>
       <w:r>
         <w:t>.</w:t>
@@ -13691,7 +13691,7 @@
         <w:rPr>
           <w:b/>
         </w:rPr>
-        <w:t>`519.00 - 520.50 cents`</w:t>
+        <w:t>`503.75 - 505.25 cents`</w:t>
       </w:r>
       <w:r>
         <w:t xml:space="preserve"> | SL: </w:t>
@@ -13700,7 +13700,7 @@
         <w:rPr>
           <w:b/>
         </w:rPr>
-        <w:t>`520.93 cents`</w:t>
+        <w:t>`505.76 cents`</w:t>
       </w:r>
       <w:r>
         <w:t xml:space="preserve"> | TP: </w:t>
@@ -13709,7 +13709,7 @@
         <w:rPr>
           <w:b/>
         </w:rPr>
-        <w:t>`474.00 cents`</w:t>
+        <w:t>`458.25 cents`</w:t>
       </w:r>
       <w:r>
         <w:t>.</w:t>
@@ -13749,7 +13749,7 @@
         <w:rPr>
           <w:b/>
         </w:rPr>
-        <w:t>`448.98 - 457.25 cents`</w:t>
+        <w:t>`449.22 - 457.25 cents`</w:t>
       </w:r>
     </w:p>
     <w:p>
@@ -21781,7 +21781,7 @@
         <w:t>Giá Chốt Phiên (Close):</w:t>
       </w:r>
       <w:r>
-        <w:t xml:space="preserve"> 702.25 cents | </w:t>
+        <w:t xml:space="preserve"> 702.50 cents | </w:t>
       </w:r>
       <w:r>
         <w:rPr>
@@ -21796,7 +21796,7 @@
         <w:rPr>
           <w:b/>
         </w:rPr>
-        <w:t>`704.79 cents`</w:t>
+        <w:t>`705.04 cents`</w:t>
       </w:r>
       <w:r>
         <w:t xml:space="preserve"> (+2.54).</w:t>
@@ -21820,7 +21820,7 @@
         <w:rPr>
           <w:b/>
         </w:rPr>
-        <w:t>`2,332`</w:t>
+        <w:t>`2,676`</w:t>
       </w:r>
       <w:r>
         <w:t xml:space="preserve"> (Chênh lệch: </w:t>
@@ -21829,7 +21829,7 @@
         <w:rPr>
           <w:b/>
         </w:rPr>
-        <w:t>`-98,604`</w:t>
+        <w:t>`-98,260`</w:t>
       </w:r>
       <w:r>
         <w:t xml:space="preserve">) | OI: </w:t>
@@ -21871,7 +21871,7 @@
         <w:rPr>
           <w:b/>
         </w:rPr>
-        <w:t>`Bearish Marubozu (Lực bán áp đảo tuyệt đối)`</w:t>
+        <w:t>`Không phát hiện mô hình nến đặc biệt`</w:t>
       </w:r>
     </w:p>
     <w:p>
@@ -21908,16 +21908,16 @@
         <w:t>Đánh giá xu hướng kết hợp:</w:t>
       </w:r>
       <w:r>
-        <w:t xml:space="preserve"> ️ </w:t>
+        <w:t xml:space="preserve"> </w:t>
       </w:r>
       <w:r>
         <w:rPr>
           <w:b/>
         </w:rPr>
-        <w:t>BÁN THÁO YẾU (Weak Bearish Retest):</w:t>
+        <w:t>TÍCH LŨY TÍCH CỰC (Accumulation):</w:t>
       </w:r>
       <w:r>
-        <w:t xml:space="preserve"> Nến giảm xuất hiện nhưng thanh khoản thấp, có thể là nhịp rũ bỏ ngắn hạn trước khi hồi phục.</w:t>
+        <w:t xml:space="preserve"> Nến đi ngang nhưng dòng tiền âm thầm gia tăng (OI tăng), báo hiệu chuẩn bị có nhịp bứt phá tăng.</w:t>
       </w:r>
     </w:p>
     <w:p>
@@ -22163,7 +22163,7 @@
               <w:rPr>
                 <w:b/>
               </w:rPr>
-              <w:t>93.25</w:t>
+              <w:t>93.38</w:t>
             </w:r>
           </w:p>
         </w:tc>
@@ -22194,7 +22194,7 @@
               <w:rPr>
                 <w:b/>
               </w:rPr>
-              <w:t>-0.56%</w:t>
+              <w:t>-0.43%</w:t>
             </w:r>
           </w:p>
         </w:tc>
@@ -22286,7 +22286,7 @@
               <w:rPr>
                 <w:b/>
               </w:rPr>
-              <w:t>98.77</w:t>
+              <w:t>98.73</w:t>
             </w:r>
           </w:p>
         </w:tc>
@@ -22317,7 +22317,7 @@
               <w:rPr>
                 <w:b/>
               </w:rPr>
-              <w:t>-0.13%</w:t>
+              <w:t>-0.17%</w:t>
             </w:r>
           </w:p>
         </w:tc>
@@ -22921,7 +22921,7 @@
         <w:t xml:space="preserve"> EMA_21 </w:t>
       </w:r>
       <w:r>
-        <w:t xml:space="preserve"> (699.73) &gt; </w:t>
+        <w:t xml:space="preserve"> (700.02) &gt; </w:t>
       </w:r>
       <w:r>
         <w:rPr>
@@ -22932,7 +22932,7 @@
         <w:t xml:space="preserve"> EMA_50 </w:t>
       </w:r>
       <w:r>
-        <w:t xml:space="preserve"> (695.13).</w:t>
+        <w:t xml:space="preserve"> (695.44).</w:t>
       </w:r>
     </w:p>
     <w:p>
@@ -22953,7 +22953,7 @@
         <w:rPr>
           <w:b/>
         </w:rPr>
-        <w:t>`58.00`</w:t>
+        <w:t>`58.57`</w:t>
       </w:r>
       <w:r>
         <w:t xml:space="preserve"> | ATR (14) = </w:t>
@@ -22962,7 +22962,7 @@
         <w:rPr>
           <w:b/>
         </w:rPr>
-        <w:t>`3.86`</w:t>
+        <w:t>`3.82`</w:t>
       </w:r>
       <w:r>
         <w:t xml:space="preserve"> cents | Volatility = </w:t>
@@ -22971,7 +22971,7 @@
         <w:rPr>
           <w:b/>
         </w:rPr>
-        <w:t>`0.50 cents`</w:t>
+        <w:t>`2.00 cents`</w:t>
       </w:r>
       <w:r>
         <w:t>.</w:t>
@@ -23013,7 +23013,7 @@
         <w:rPr>
           <w:b/>
         </w:rPr>
-        <w:t>`704.25`</w:t>
+        <w:t>`706.50`</w:t>
       </w:r>
       <w:r>
         <w:t xml:space="preserve"> | R2: </w:t>
@@ -23746,7 +23746,7 @@
           <w:b/>
           <w:color w:val="B91C1C"/>
         </w:rPr>
-        <w:t>`699.73 - 695.13 cents (Canh bán hồi kỹ thuật H1)`</w:t>
+        <w:t>`700.02 - 695.44 cents (Canh bán hồi kỹ thuật H1)`</w:t>
       </w:r>
       <w:r>
         <w:t xml:space="preserve"> | SL: </w:t>
@@ -23755,7 +23755,7 @@
         <w:rPr>
           <w:b/>
         </w:rPr>
-        <w:t>`734.04 cents (Trên kháng cự R2 + 1.5x ATR)`</w:t>
+        <w:t>`733.97 cents (Trên kháng cự R2 + 1.5x ATR)`</w:t>
       </w:r>
       <w:r>
         <w:t xml:space="preserve"> | TP: </w:t>
@@ -23826,7 +23826,7 @@
         <w:rPr>
           <w:b/>
         </w:rPr>
-        <w:t>`658.56 cents`</w:t>
+        <w:t>`659.22 cents`</w:t>
       </w:r>
       <w:r>
         <w:t xml:space="preserve"> | TP: </w:t>
@@ -23872,7 +23872,7 @@
         <w:rPr>
           <w:b/>
         </w:rPr>
-        <w:t>`727.44 cents`</w:t>
+        <w:t>`726.78 cents`</w:t>
       </w:r>
       <w:r>
         <w:t xml:space="preserve"> | TP: </w:t>
@@ -23921,7 +23921,7 @@
         <w:rPr>
           <w:b/>
         </w:rPr>
-        <w:t>`629.80 - 645.25 cents`</w:t>
+        <w:t>`629.98 - 645.25 cents`</w:t>
       </w:r>
     </w:p>
     <w:p>
@@ -24328,7 +24328,7 @@
             </w:pPr>
             <w:r/>
             <w:r>
-              <w:t>702.25</w:t>
+              <w:t>702.50</w:t>
             </w:r>
           </w:p>
         </w:tc>
@@ -24356,7 +24356,7 @@
             </w:pPr>
             <w:r/>
             <w:r>
-              <w:t>713.50</w:t>
+              <w:t>713.75</w:t>
             </w:r>
           </w:p>
         </w:tc>
@@ -24384,7 +24384,7 @@
             </w:pPr>
             <w:r/>
             <w:r>
-              <w:t>696.75</w:t>
+              <w:t>697.00</w:t>
             </w:r>
           </w:p>
         </w:tc>
@@ -24415,7 +24415,7 @@
               <w:rPr>
                 <w:b/>
               </w:rPr>
-              <w:t>701.50</w:t>
+              <w:t>701.75</w:t>
             </w:r>
           </w:p>
         </w:tc>
@@ -24563,7 +24563,7 @@
             </w:pPr>
             <w:r/>
             <w:r>
-              <w:t>701.50</w:t>
+              <w:t>701.75</w:t>
             </w:r>
           </w:p>
         </w:tc>
@@ -24591,7 +24591,7 @@
             </w:pPr>
             <w:r/>
             <w:r>
-              <w:t>709.00</w:t>
+              <w:t>709.25</w:t>
             </w:r>
           </w:p>
         </w:tc>
@@ -24619,7 +24619,7 @@
             </w:pPr>
             <w:r/>
             <w:r>
-              <w:t>695.50</w:t>
+              <w:t>695.75</w:t>
             </w:r>
           </w:p>
         </w:tc>
@@ -24650,7 +24650,7 @@
               <w:rPr>
                 <w:b/>
               </w:rPr>
-              <w:t>701.00</w:t>
+              <w:t>701.25</w:t>
             </w:r>
           </w:p>
         </w:tc>
@@ -24798,7 +24798,7 @@
             </w:pPr>
             <w:r/>
             <w:r>
-              <w:t>701.00</w:t>
+              <w:t>701.25</w:t>
             </w:r>
           </w:p>
         </w:tc>
@@ -24826,7 +24826,7 @@
             </w:pPr>
             <w:r/>
             <w:r>
-              <w:t>714.75</w:t>
+              <w:t>715.00</w:t>
             </w:r>
           </w:p>
         </w:tc>
@@ -24854,7 +24854,7 @@
             </w:pPr>
             <w:r/>
             <w:r>
-              <w:t>686.25</w:t>
+              <w:t>686.50</w:t>
             </w:r>
           </w:p>
         </w:tc>
@@ -24885,7 +24885,7 @@
               <w:rPr>
                 <w:b/>
               </w:rPr>
-              <w:t>703.00</w:t>
+              <w:t>703.25</w:t>
             </w:r>
           </w:p>
         </w:tc>
@@ -25033,7 +25033,7 @@
             </w:pPr>
             <w:r/>
             <w:r>
-              <w:t>703.00</w:t>
+              <w:t>703.25</w:t>
             </w:r>
           </w:p>
         </w:tc>
@@ -25061,7 +25061,7 @@
             </w:pPr>
             <w:r/>
             <w:r>
-              <w:t>716.25</w:t>
+              <w:t>716.50</w:t>
             </w:r>
           </w:p>
         </w:tc>
@@ -25089,7 +25089,7 @@
             </w:pPr>
             <w:r/>
             <w:r>
-              <w:t>694.75</w:t>
+              <w:t>695.00</w:t>
             </w:r>
           </w:p>
         </w:tc>
@@ -25120,7 +25120,7 @@
               <w:rPr>
                 <w:b/>
               </w:rPr>
-              <w:t>704.25</w:t>
+              <w:t>704.50</w:t>
             </w:r>
           </w:p>
         </w:tc>
@@ -25268,7 +25268,7 @@
             </w:pPr>
             <w:r/>
             <w:r>
-              <w:t>704.25</w:t>
+              <w:t>704.50</w:t>
             </w:r>
           </w:p>
         </w:tc>
@@ -25296,7 +25296,7 @@
             </w:pPr>
             <w:r/>
             <w:r>
-              <w:t>720.75</w:t>
+              <w:t>721.00</w:t>
             </w:r>
           </w:p>
         </w:tc>
@@ -25324,7 +25324,7 @@
             </w:pPr>
             <w:r/>
             <w:r>
-              <w:t>693.75</w:t>
+              <w:t>694.00</w:t>
             </w:r>
           </w:p>
         </w:tc>
@@ -25355,7 +25355,7 @@
               <w:rPr>
                 <w:b/>
               </w:rPr>
-              <w:t>708.75</w:t>
+              <w:t>709.00</w:t>
             </w:r>
           </w:p>
         </w:tc>
@@ -25503,7 +25503,7 @@
             </w:pPr>
             <w:r/>
             <w:r>
-              <w:t>708.75</w:t>
+              <w:t>709.00</w:t>
             </w:r>
           </w:p>
         </w:tc>
@@ -25531,7 +25531,7 @@
             </w:pPr>
             <w:r/>
             <w:r>
-              <w:t>716.50</w:t>
+              <w:t>716.75</w:t>
             </w:r>
           </w:p>
         </w:tc>
@@ -25559,7 +25559,7 @@
             </w:pPr>
             <w:r/>
             <w:r>
-              <w:t>697.75</w:t>
+              <w:t>698.00</w:t>
             </w:r>
           </w:p>
         </w:tc>
@@ -25590,7 +25590,7 @@
               <w:rPr>
                 <w:b/>
               </w:rPr>
-              <w:t>710.00</w:t>
+              <w:t>710.25</w:t>
             </w:r>
           </w:p>
         </w:tc>
@@ -25738,7 +25738,7 @@
             </w:pPr>
             <w:r/>
             <w:r>
-              <w:t>710.00</w:t>
+              <w:t>710.25</w:t>
             </w:r>
           </w:p>
         </w:tc>
@@ -25766,7 +25766,7 @@
             </w:pPr>
             <w:r/>
             <w:r>
-              <w:t>718.25</w:t>
+              <w:t>718.50</w:t>
             </w:r>
           </w:p>
         </w:tc>
@@ -25794,7 +25794,7 @@
             </w:pPr>
             <w:r/>
             <w:r>
-              <w:t>699.50</w:t>
+              <w:t>699.75</w:t>
             </w:r>
           </w:p>
         </w:tc>
@@ -25825,7 +25825,7 @@
               <w:rPr>
                 <w:b/>
               </w:rPr>
-              <w:t>711.75</w:t>
+              <w:t>712.00</w:t>
             </w:r>
           </w:p>
         </w:tc>
@@ -25973,7 +25973,7 @@
             </w:pPr>
             <w:r/>
             <w:r>
-              <w:t>711.75</w:t>
+              <w:t>712.00</w:t>
             </w:r>
           </w:p>
         </w:tc>
@@ -26001,7 +26001,7 @@
             </w:pPr>
             <w:r/>
             <w:r>
-              <w:t>724.00</w:t>
+              <w:t>724.25</w:t>
             </w:r>
           </w:p>
         </w:tc>
@@ -26029,7 +26029,7 @@
             </w:pPr>
             <w:r/>
             <w:r>
-              <w:t>702.00</w:t>
+              <w:t>702.25</w:t>
             </w:r>
           </w:p>
         </w:tc>
@@ -26060,7 +26060,7 @@
               <w:rPr>
                 <w:b/>
               </w:rPr>
-              <w:t>710.75</w:t>
+              <w:t>711.00</w:t>
             </w:r>
           </w:p>
         </w:tc>
@@ -26208,7 +26208,7 @@
             </w:pPr>
             <w:r/>
             <w:r>
-              <w:t>710.75</w:t>
+              <w:t>711.00</w:t>
             </w:r>
           </w:p>
         </w:tc>
@@ -26236,7 +26236,7 @@
             </w:pPr>
             <w:r/>
             <w:r>
-              <w:t>721.25</w:t>
+              <w:t>721.50</w:t>
             </w:r>
           </w:p>
         </w:tc>
@@ -26264,7 +26264,7 @@
             </w:pPr>
             <w:r/>
             <w:r>
-              <w:t>696.00</w:t>
+              <w:t>696.25</w:t>
             </w:r>
           </w:p>
         </w:tc>
@@ -26295,7 +26295,7 @@
               <w:rPr>
                 <w:b/>
               </w:rPr>
-              <w:t>713.00</w:t>
+              <w:t>713.25</w:t>
             </w:r>
           </w:p>
         </w:tc>
@@ -26443,7 +26443,7 @@
             </w:pPr>
             <w:r/>
             <w:r>
-              <w:t>713.00</w:t>
+              <w:t>713.25</w:t>
             </w:r>
           </w:p>
         </w:tc>
@@ -26471,7 +26471,7 @@
             </w:pPr>
             <w:r/>
             <w:r>
-              <w:t>723.50</w:t>
+              <w:t>723.75</w:t>
             </w:r>
           </w:p>
         </w:tc>
@@ -26499,7 +26499,7 @@
             </w:pPr>
             <w:r/>
             <w:r>
-              <w:t>706.75</w:t>
+              <w:t>707.00</w:t>
             </w:r>
           </w:p>
         </w:tc>
@@ -26530,7 +26530,7 @@
               <w:rPr>
                 <w:b/>
               </w:rPr>
-              <w:t>713.75</w:t>
+              <w:t>714.00</w:t>
             </w:r>
           </w:p>
         </w:tc>
@@ -26678,7 +26678,7 @@
             </w:pPr>
             <w:r/>
             <w:r>
-              <w:t>713.75</w:t>
+              <w:t>714.00</w:t>
             </w:r>
           </w:p>
         </w:tc>
@@ -26706,7 +26706,7 @@
             </w:pPr>
             <w:r/>
             <w:r>
-              <w:t>728.00</w:t>
+              <w:t>728.25</w:t>
             </w:r>
           </w:p>
         </w:tc>
@@ -26734,7 +26734,7 @@
             </w:pPr>
             <w:r/>
             <w:r>
-              <w:t>699.00</w:t>
+              <w:t>699.25</w:t>
             </w:r>
           </w:p>
         </w:tc>
@@ -26765,7 +26765,7 @@
               <w:rPr>
                 <w:b/>
               </w:rPr>
-              <w:t>715.75</w:t>
+              <w:t>716.00</w:t>
             </w:r>
           </w:p>
         </w:tc>
@@ -26913,7 +26913,7 @@
             </w:pPr>
             <w:r/>
             <w:r>
-              <w:t>715.75</w:t>
+              <w:t>716.00</w:t>
             </w:r>
           </w:p>
         </w:tc>
@@ -26941,7 +26941,7 @@
             </w:pPr>
             <w:r/>
             <w:r>
-              <w:t>722.25</w:t>
+              <w:t>722.50</w:t>
             </w:r>
           </w:p>
         </w:tc>
@@ -26969,7 +26969,477 @@
             </w:pPr>
             <w:r/>
             <w:r>
-              <w:t>709.00</w:t>
+              <w:t>709.25</w:t>
+            </w:r>
+          </w:p>
+        </w:tc>
+        <w:tc>
+          <w:tcPr>
+            <w:tcW w:type="dxa" w:w="1728"/>
+            <w:shd w:fill="FFFFFF"/>
+            <w:tcMar>
+              <w:top w:w="100" w:type="dxa"/>
+              <w:bottom w:w="100" w:type="dxa"/>
+              <w:left w:w="120" w:type="dxa"/>
+              <w:right w:w="120" w:type="dxa"/>
+            </w:tcMar>
+            <w:tcBorders>
+              <w:top w:val="single" w:sz="4" w:space="0" w:color="CCCCCC"/>
+              <w:bottom w:val="single" w:sz="4" w:space="0" w:color="CCCCCC"/>
+              <w:left w:val="single" w:sz="4" w:space="0" w:color="CCCCCC"/>
+              <w:right w:val="single" w:sz="4" w:space="0" w:color="CCCCCC"/>
+            </w:tcBorders>
+          </w:tcPr>
+          <w:p>
+            <w:pPr>
+              <w:spacing w:before="60" w:after="60" w:line="252" w:lineRule="auto"/>
+              <w:jc w:val="left"/>
+            </w:pPr>
+            <w:r/>
+            <w:r>
+              <w:rPr>
+                <w:b/>
+              </w:rPr>
+              <w:t>716.25</w:t>
+            </w:r>
+          </w:p>
+        </w:tc>
+        <w:tc>
+          <w:tcPr>
+            <w:tcW w:type="dxa" w:w="3456"/>
+            <w:shd w:fill="FFFFFF"/>
+            <w:tcMar>
+              <w:top w:w="100" w:type="dxa"/>
+              <w:bottom w:w="100" w:type="dxa"/>
+              <w:left w:w="120" w:type="dxa"/>
+              <w:right w:w="120" w:type="dxa"/>
+            </w:tcMar>
+            <w:tcBorders>
+              <w:top w:val="single" w:sz="4" w:space="0" w:color="CCCCCC"/>
+              <w:bottom w:val="single" w:sz="4" w:space="0" w:color="CCCCCC"/>
+              <w:left w:val="single" w:sz="4" w:space="0" w:color="CCCCCC"/>
+              <w:right w:val="single" w:sz="4" w:space="0" w:color="CCCCCC"/>
+            </w:tcBorders>
+          </w:tcPr>
+          <w:p>
+            <w:pPr>
+              <w:spacing w:before="60" w:after="60" w:line="252" w:lineRule="auto"/>
+              <w:jc w:val="left"/>
+            </w:pPr>
+            <w:r/>
+            <w:r>
+              <w:rPr>
+                <w:b/>
+              </w:rPr>
+              <w:t>+0.25</w:t>
+            </w:r>
+          </w:p>
+        </w:tc>
+        <w:tc>
+          <w:tcPr>
+            <w:tcW w:type="dxa" w:w="1440"/>
+            <w:shd w:fill="FFFFFF"/>
+            <w:tcMar>
+              <w:top w:w="100" w:type="dxa"/>
+              <w:bottom w:w="100" w:type="dxa"/>
+              <w:left w:w="120" w:type="dxa"/>
+              <w:right w:w="120" w:type="dxa"/>
+            </w:tcMar>
+            <w:tcBorders>
+              <w:top w:val="single" w:sz="4" w:space="0" w:color="CCCCCC"/>
+              <w:bottom w:val="single" w:sz="4" w:space="0" w:color="CCCCCC"/>
+              <w:left w:val="single" w:sz="4" w:space="0" w:color="CCCCCC"/>
+              <w:right w:val="single" w:sz="4" w:space="0" w:color="CCCCCC"/>
+            </w:tcBorders>
+          </w:tcPr>
+          <w:p>
+            <w:pPr>
+              <w:spacing w:before="60" w:after="60" w:line="252" w:lineRule="auto"/>
+              <w:jc w:val="left"/>
+            </w:pPr>
+            <w:r/>
+            <w:r>
+              <w:t>BULL</w:t>
+            </w:r>
+          </w:p>
+        </w:tc>
+      </w:tr>
+      <w:tr>
+        <w:tc>
+          <w:tcPr>
+            <w:tcW w:type="dxa" w:w="1584"/>
+            <w:shd w:fill="F8FAFC"/>
+            <w:tcMar>
+              <w:top w:w="100" w:type="dxa"/>
+              <w:bottom w:w="100" w:type="dxa"/>
+              <w:left w:w="120" w:type="dxa"/>
+              <w:right w:w="120" w:type="dxa"/>
+            </w:tcMar>
+            <w:tcBorders>
+              <w:top w:val="single" w:sz="4" w:space="0" w:color="CCCCCC"/>
+              <w:bottom w:val="single" w:sz="4" w:space="0" w:color="CCCCCC"/>
+              <w:left w:val="single" w:sz="4" w:space="0" w:color="CCCCCC"/>
+              <w:right w:val="single" w:sz="4" w:space="0" w:color="CCCCCC"/>
+            </w:tcBorders>
+          </w:tcPr>
+          <w:p>
+            <w:pPr>
+              <w:spacing w:before="60" w:after="60" w:line="252" w:lineRule="auto"/>
+              <w:jc w:val="left"/>
+            </w:pPr>
+            <w:r/>
+            <w:r>
+              <w:rPr>
+                <w:b/>
+              </w:rPr>
+              <w:t>Wed 26/08</w:t>
+            </w:r>
+          </w:p>
+        </w:tc>
+        <w:tc>
+          <w:tcPr>
+            <w:tcW w:type="dxa" w:w="864"/>
+            <w:shd w:fill="F8FAFC"/>
+            <w:tcMar>
+              <w:top w:w="100" w:type="dxa"/>
+              <w:bottom w:w="100" w:type="dxa"/>
+              <w:left w:w="120" w:type="dxa"/>
+              <w:right w:w="120" w:type="dxa"/>
+            </w:tcMar>
+            <w:tcBorders>
+              <w:top w:val="single" w:sz="4" w:space="0" w:color="CCCCCC"/>
+              <w:bottom w:val="single" w:sz="4" w:space="0" w:color="CCCCCC"/>
+              <w:left w:val="single" w:sz="4" w:space="0" w:color="CCCCCC"/>
+              <w:right w:val="single" w:sz="4" w:space="0" w:color="CCCCCC"/>
+            </w:tcBorders>
+          </w:tcPr>
+          <w:p>
+            <w:pPr>
+              <w:spacing w:before="60" w:after="60" w:line="252" w:lineRule="auto"/>
+              <w:jc w:val="left"/>
+            </w:pPr>
+            <w:r/>
+            <w:r>
+              <w:t>Asia 07-11</w:t>
+            </w:r>
+          </w:p>
+        </w:tc>
+        <w:tc>
+          <w:tcPr>
+            <w:tcW w:type="dxa" w:w="1440"/>
+            <w:shd w:fill="F8FAFC"/>
+            <w:tcMar>
+              <w:top w:w="100" w:type="dxa"/>
+              <w:bottom w:w="100" w:type="dxa"/>
+              <w:left w:w="120" w:type="dxa"/>
+              <w:right w:w="120" w:type="dxa"/>
+            </w:tcMar>
+            <w:tcBorders>
+              <w:top w:val="single" w:sz="4" w:space="0" w:color="CCCCCC"/>
+              <w:bottom w:val="single" w:sz="4" w:space="0" w:color="CCCCCC"/>
+              <w:left w:val="single" w:sz="4" w:space="0" w:color="CCCCCC"/>
+              <w:right w:val="single" w:sz="4" w:space="0" w:color="CCCCCC"/>
+            </w:tcBorders>
+          </w:tcPr>
+          <w:p>
+            <w:pPr>
+              <w:spacing w:before="60" w:after="60" w:line="252" w:lineRule="auto"/>
+              <w:jc w:val="left"/>
+            </w:pPr>
+            <w:r/>
+            <w:r>
+              <w:t>716.25</w:t>
+            </w:r>
+          </w:p>
+        </w:tc>
+        <w:tc>
+          <w:tcPr>
+            <w:tcW w:type="dxa" w:w="2016"/>
+            <w:shd w:fill="F8FAFC"/>
+            <w:tcMar>
+              <w:top w:w="100" w:type="dxa"/>
+              <w:bottom w:w="100" w:type="dxa"/>
+              <w:left w:w="120" w:type="dxa"/>
+              <w:right w:w="120" w:type="dxa"/>
+            </w:tcMar>
+            <w:tcBorders>
+              <w:top w:val="single" w:sz="4" w:space="0" w:color="CCCCCC"/>
+              <w:bottom w:val="single" w:sz="4" w:space="0" w:color="CCCCCC"/>
+              <w:left w:val="single" w:sz="4" w:space="0" w:color="CCCCCC"/>
+              <w:right w:val="single" w:sz="4" w:space="0" w:color="CCCCCC"/>
+            </w:tcBorders>
+          </w:tcPr>
+          <w:p>
+            <w:pPr>
+              <w:spacing w:before="60" w:after="60" w:line="252" w:lineRule="auto"/>
+              <w:jc w:val="left"/>
+            </w:pPr>
+            <w:r/>
+            <w:r>
+              <w:t>726.50</w:t>
+            </w:r>
+          </w:p>
+        </w:tc>
+        <w:tc>
+          <w:tcPr>
+            <w:tcW w:type="dxa" w:w="1152"/>
+            <w:shd w:fill="F8FAFC"/>
+            <w:tcMar>
+              <w:top w:w="100" w:type="dxa"/>
+              <w:bottom w:w="100" w:type="dxa"/>
+              <w:left w:w="120" w:type="dxa"/>
+              <w:right w:w="120" w:type="dxa"/>
+            </w:tcMar>
+            <w:tcBorders>
+              <w:top w:val="single" w:sz="4" w:space="0" w:color="CCCCCC"/>
+              <w:bottom w:val="single" w:sz="4" w:space="0" w:color="CCCCCC"/>
+              <w:left w:val="single" w:sz="4" w:space="0" w:color="CCCCCC"/>
+              <w:right w:val="single" w:sz="4" w:space="0" w:color="CCCCCC"/>
+            </w:tcBorders>
+          </w:tcPr>
+          <w:p>
+            <w:pPr>
+              <w:spacing w:before="60" w:after="60" w:line="252" w:lineRule="auto"/>
+              <w:jc w:val="left"/>
+            </w:pPr>
+            <w:r/>
+            <w:r>
+              <w:t>708.25</w:t>
+            </w:r>
+          </w:p>
+        </w:tc>
+        <w:tc>
+          <w:tcPr>
+            <w:tcW w:type="dxa" w:w="1728"/>
+            <w:shd w:fill="F8FAFC"/>
+            <w:tcMar>
+              <w:top w:w="100" w:type="dxa"/>
+              <w:bottom w:w="100" w:type="dxa"/>
+              <w:left w:w="120" w:type="dxa"/>
+              <w:right w:w="120" w:type="dxa"/>
+            </w:tcMar>
+            <w:tcBorders>
+              <w:top w:val="single" w:sz="4" w:space="0" w:color="CCCCCC"/>
+              <w:bottom w:val="single" w:sz="4" w:space="0" w:color="CCCCCC"/>
+              <w:left w:val="single" w:sz="4" w:space="0" w:color="CCCCCC"/>
+              <w:right w:val="single" w:sz="4" w:space="0" w:color="CCCCCC"/>
+            </w:tcBorders>
+          </w:tcPr>
+          <w:p>
+            <w:pPr>
+              <w:spacing w:before="60" w:after="60" w:line="252" w:lineRule="auto"/>
+              <w:jc w:val="left"/>
+            </w:pPr>
+            <w:r/>
+            <w:r>
+              <w:rPr>
+                <w:b/>
+              </w:rPr>
+              <w:t>716.75</w:t>
+            </w:r>
+          </w:p>
+        </w:tc>
+        <w:tc>
+          <w:tcPr>
+            <w:tcW w:type="dxa" w:w="3456"/>
+            <w:shd w:fill="F8FAFC"/>
+            <w:tcMar>
+              <w:top w:w="100" w:type="dxa"/>
+              <w:bottom w:w="100" w:type="dxa"/>
+              <w:left w:w="120" w:type="dxa"/>
+              <w:right w:w="120" w:type="dxa"/>
+            </w:tcMar>
+            <w:tcBorders>
+              <w:top w:val="single" w:sz="4" w:space="0" w:color="CCCCCC"/>
+              <w:bottom w:val="single" w:sz="4" w:space="0" w:color="CCCCCC"/>
+              <w:left w:val="single" w:sz="4" w:space="0" w:color="CCCCCC"/>
+              <w:right w:val="single" w:sz="4" w:space="0" w:color="CCCCCC"/>
+            </w:tcBorders>
+          </w:tcPr>
+          <w:p>
+            <w:pPr>
+              <w:spacing w:before="60" w:after="60" w:line="252" w:lineRule="auto"/>
+              <w:jc w:val="left"/>
+            </w:pPr>
+            <w:r/>
+            <w:r>
+              <w:rPr>
+                <w:b/>
+              </w:rPr>
+              <w:t>+0.50</w:t>
+            </w:r>
+          </w:p>
+        </w:tc>
+        <w:tc>
+          <w:tcPr>
+            <w:tcW w:type="dxa" w:w="1440"/>
+            <w:shd w:fill="F8FAFC"/>
+            <w:tcMar>
+              <w:top w:w="100" w:type="dxa"/>
+              <w:bottom w:w="100" w:type="dxa"/>
+              <w:left w:w="120" w:type="dxa"/>
+              <w:right w:w="120" w:type="dxa"/>
+            </w:tcMar>
+            <w:tcBorders>
+              <w:top w:val="single" w:sz="4" w:space="0" w:color="CCCCCC"/>
+              <w:bottom w:val="single" w:sz="4" w:space="0" w:color="CCCCCC"/>
+              <w:left w:val="single" w:sz="4" w:space="0" w:color="CCCCCC"/>
+              <w:right w:val="single" w:sz="4" w:space="0" w:color="CCCCCC"/>
+            </w:tcBorders>
+          </w:tcPr>
+          <w:p>
+            <w:pPr>
+              <w:spacing w:before="60" w:after="60" w:line="252" w:lineRule="auto"/>
+              <w:jc w:val="left"/>
+            </w:pPr>
+            <w:r/>
+            <w:r>
+              <w:t>BULL</w:t>
+            </w:r>
+          </w:p>
+        </w:tc>
+      </w:tr>
+      <w:tr>
+        <w:tc>
+          <w:tcPr>
+            <w:tcW w:type="dxa" w:w="1584"/>
+            <w:shd w:fill="FFFFFF"/>
+            <w:tcMar>
+              <w:top w:w="100" w:type="dxa"/>
+              <w:bottom w:w="100" w:type="dxa"/>
+              <w:left w:w="120" w:type="dxa"/>
+              <w:right w:w="120" w:type="dxa"/>
+            </w:tcMar>
+            <w:tcBorders>
+              <w:top w:val="single" w:sz="4" w:space="0" w:color="CCCCCC"/>
+              <w:bottom w:val="single" w:sz="4" w:space="0" w:color="CCCCCC"/>
+              <w:left w:val="single" w:sz="4" w:space="0" w:color="CCCCCC"/>
+              <w:right w:val="single" w:sz="4" w:space="0" w:color="CCCCCC"/>
+            </w:tcBorders>
+          </w:tcPr>
+          <w:p>
+            <w:pPr>
+              <w:spacing w:before="60" w:after="60" w:line="252" w:lineRule="auto"/>
+              <w:jc w:val="left"/>
+            </w:pPr>
+            <w:r/>
+            <w:r>
+              <w:rPr>
+                <w:b/>
+              </w:rPr>
+              <w:t>Wed 26/08</w:t>
+            </w:r>
+          </w:p>
+        </w:tc>
+        <w:tc>
+          <w:tcPr>
+            <w:tcW w:type="dxa" w:w="864"/>
+            <w:shd w:fill="FFFFFF"/>
+            <w:tcMar>
+              <w:top w:w="100" w:type="dxa"/>
+              <w:bottom w:w="100" w:type="dxa"/>
+              <w:left w:w="120" w:type="dxa"/>
+              <w:right w:w="120" w:type="dxa"/>
+            </w:tcMar>
+            <w:tcBorders>
+              <w:top w:val="single" w:sz="4" w:space="0" w:color="CCCCCC"/>
+              <w:bottom w:val="single" w:sz="4" w:space="0" w:color="CCCCCC"/>
+              <w:left w:val="single" w:sz="4" w:space="0" w:color="CCCCCC"/>
+              <w:right w:val="single" w:sz="4" w:space="0" w:color="CCCCCC"/>
+            </w:tcBorders>
+          </w:tcPr>
+          <w:p>
+            <w:pPr>
+              <w:spacing w:before="60" w:after="60" w:line="252" w:lineRule="auto"/>
+              <w:jc w:val="left"/>
+            </w:pPr>
+            <w:r/>
+            <w:r>
+              <w:t>Asia 11-15</w:t>
+            </w:r>
+          </w:p>
+        </w:tc>
+        <w:tc>
+          <w:tcPr>
+            <w:tcW w:type="dxa" w:w="1440"/>
+            <w:shd w:fill="FFFFFF"/>
+            <w:tcMar>
+              <w:top w:w="100" w:type="dxa"/>
+              <w:bottom w:w="100" w:type="dxa"/>
+              <w:left w:w="120" w:type="dxa"/>
+              <w:right w:w="120" w:type="dxa"/>
+            </w:tcMar>
+            <w:tcBorders>
+              <w:top w:val="single" w:sz="4" w:space="0" w:color="CCCCCC"/>
+              <w:bottom w:val="single" w:sz="4" w:space="0" w:color="CCCCCC"/>
+              <w:left w:val="single" w:sz="4" w:space="0" w:color="CCCCCC"/>
+              <w:right w:val="single" w:sz="4" w:space="0" w:color="CCCCCC"/>
+            </w:tcBorders>
+          </w:tcPr>
+          <w:p>
+            <w:pPr>
+              <w:spacing w:before="60" w:after="60" w:line="252" w:lineRule="auto"/>
+              <w:jc w:val="left"/>
+            </w:pPr>
+            <w:r/>
+            <w:r>
+              <w:t>716.75</w:t>
+            </w:r>
+          </w:p>
+        </w:tc>
+        <w:tc>
+          <w:tcPr>
+            <w:tcW w:type="dxa" w:w="2016"/>
+            <w:shd w:fill="FFFFFF"/>
+            <w:tcMar>
+              <w:top w:w="100" w:type="dxa"/>
+              <w:bottom w:w="100" w:type="dxa"/>
+              <w:left w:w="120" w:type="dxa"/>
+              <w:right w:w="120" w:type="dxa"/>
+            </w:tcMar>
+            <w:tcBorders>
+              <w:top w:val="single" w:sz="4" w:space="0" w:color="CCCCCC"/>
+              <w:bottom w:val="single" w:sz="4" w:space="0" w:color="CCCCCC"/>
+              <w:left w:val="single" w:sz="4" w:space="0" w:color="CCCCCC"/>
+              <w:right w:val="single" w:sz="4" w:space="0" w:color="CCCCCC"/>
+            </w:tcBorders>
+          </w:tcPr>
+          <w:p>
+            <w:pPr>
+              <w:spacing w:before="60" w:after="60" w:line="252" w:lineRule="auto"/>
+              <w:jc w:val="left"/>
+            </w:pPr>
+            <w:r/>
+            <w:r>
+              <w:t>723.75</w:t>
+            </w:r>
+          </w:p>
+        </w:tc>
+        <w:tc>
+          <w:tcPr>
+            <w:tcW w:type="dxa" w:w="1152"/>
+            <w:shd w:fill="FFFFFF"/>
+            <w:tcMar>
+              <w:top w:w="100" w:type="dxa"/>
+              <w:bottom w:w="100" w:type="dxa"/>
+              <w:left w:w="120" w:type="dxa"/>
+              <w:right w:w="120" w:type="dxa"/>
+            </w:tcMar>
+            <w:tcBorders>
+              <w:top w:val="single" w:sz="4" w:space="0" w:color="CCCCCC"/>
+              <w:bottom w:val="single" w:sz="4" w:space="0" w:color="CCCCCC"/>
+              <w:left w:val="single" w:sz="4" w:space="0" w:color="CCCCCC"/>
+              <w:right w:val="single" w:sz="4" w:space="0" w:color="CCCCCC"/>
+            </w:tcBorders>
+          </w:tcPr>
+          <w:p>
+            <w:pPr>
+              <w:spacing w:before="60" w:after="60" w:line="252" w:lineRule="auto"/>
+              <w:jc w:val="left"/>
+            </w:pPr>
+            <w:r/>
+            <w:r>
+              <w:t>710.75</w:t>
             </w:r>
           </w:p>
         </w:tc>
@@ -27031,7 +27501,7 @@
               <w:rPr>
                 <w:b/>
               </w:rPr>
-              <w:t>+0.25</w:t>
+              <w:t>-0.75</w:t>
             </w:r>
           </w:p>
         </w:tc>
@@ -27059,7 +27529,7 @@
             </w:pPr>
             <w:r/>
             <w:r>
-              <w:t>BULL</w:t>
+              <w:t>BEAR</w:t>
             </w:r>
           </w:p>
         </w:tc>
@@ -27120,7 +27590,7 @@
             </w:pPr>
             <w:r/>
             <w:r>
-              <w:t>Asia 07-11</w:t>
+              <w:t>London 15-19</w:t>
             </w:r>
           </w:p>
         </w:tc>
@@ -27176,7 +27646,7 @@
             </w:pPr>
             <w:r/>
             <w:r>
-              <w:t>726.25</w:t>
+              <w:t>729.50</w:t>
             </w:r>
           </w:p>
         </w:tc>
@@ -27204,7 +27674,7 @@
             </w:pPr>
             <w:r/>
             <w:r>
-              <w:t>708.00</w:t>
+              <w:t>703.00</w:t>
             </w:r>
           </w:p>
         </w:tc>
@@ -27235,7 +27705,7 @@
               <w:rPr>
                 <w:b/>
               </w:rPr>
-              <w:t>716.50</w:t>
+              <w:t>717.75</w:t>
             </w:r>
           </w:p>
         </w:tc>
@@ -27243,6 +27713,241 @@
           <w:tcPr>
             <w:tcW w:type="dxa" w:w="3456"/>
             <w:shd w:fill="F8FAFC"/>
+            <w:tcMar>
+              <w:top w:w="100" w:type="dxa"/>
+              <w:bottom w:w="100" w:type="dxa"/>
+              <w:left w:w="120" w:type="dxa"/>
+              <w:right w:w="120" w:type="dxa"/>
+            </w:tcMar>
+            <w:tcBorders>
+              <w:top w:val="single" w:sz="4" w:space="0" w:color="CCCCCC"/>
+              <w:bottom w:val="single" w:sz="4" w:space="0" w:color="CCCCCC"/>
+              <w:left w:val="single" w:sz="4" w:space="0" w:color="CCCCCC"/>
+              <w:right w:val="single" w:sz="4" w:space="0" w:color="CCCCCC"/>
+            </w:tcBorders>
+          </w:tcPr>
+          <w:p>
+            <w:pPr>
+              <w:spacing w:before="60" w:after="60" w:line="252" w:lineRule="auto"/>
+              <w:jc w:val="left"/>
+            </w:pPr>
+            <w:r/>
+            <w:r>
+              <w:rPr>
+                <w:b/>
+              </w:rPr>
+              <w:t>+1.75</w:t>
+            </w:r>
+          </w:p>
+        </w:tc>
+        <w:tc>
+          <w:tcPr>
+            <w:tcW w:type="dxa" w:w="1440"/>
+            <w:shd w:fill="F8FAFC"/>
+            <w:tcMar>
+              <w:top w:w="100" w:type="dxa"/>
+              <w:bottom w:w="100" w:type="dxa"/>
+              <w:left w:w="120" w:type="dxa"/>
+              <w:right w:w="120" w:type="dxa"/>
+            </w:tcMar>
+            <w:tcBorders>
+              <w:top w:val="single" w:sz="4" w:space="0" w:color="CCCCCC"/>
+              <w:bottom w:val="single" w:sz="4" w:space="0" w:color="CCCCCC"/>
+              <w:left w:val="single" w:sz="4" w:space="0" w:color="CCCCCC"/>
+              <w:right w:val="single" w:sz="4" w:space="0" w:color="CCCCCC"/>
+            </w:tcBorders>
+          </w:tcPr>
+          <w:p>
+            <w:pPr>
+              <w:spacing w:before="60" w:after="60" w:line="252" w:lineRule="auto"/>
+              <w:jc w:val="left"/>
+            </w:pPr>
+            <w:r/>
+            <w:r>
+              <w:t>BULL</w:t>
+            </w:r>
+          </w:p>
+        </w:tc>
+      </w:tr>
+      <w:tr>
+        <w:tc>
+          <w:tcPr>
+            <w:tcW w:type="dxa" w:w="1584"/>
+            <w:shd w:fill="FFFFFF"/>
+            <w:tcMar>
+              <w:top w:w="100" w:type="dxa"/>
+              <w:bottom w:w="100" w:type="dxa"/>
+              <w:left w:w="120" w:type="dxa"/>
+              <w:right w:w="120" w:type="dxa"/>
+            </w:tcMar>
+            <w:tcBorders>
+              <w:top w:val="single" w:sz="4" w:space="0" w:color="CCCCCC"/>
+              <w:bottom w:val="single" w:sz="4" w:space="0" w:color="CCCCCC"/>
+              <w:left w:val="single" w:sz="4" w:space="0" w:color="CCCCCC"/>
+              <w:right w:val="single" w:sz="4" w:space="0" w:color="CCCCCC"/>
+            </w:tcBorders>
+          </w:tcPr>
+          <w:p>
+            <w:pPr>
+              <w:spacing w:before="60" w:after="60" w:line="252" w:lineRule="auto"/>
+              <w:jc w:val="left"/>
+            </w:pPr>
+            <w:r/>
+            <w:r>
+              <w:rPr>
+                <w:b/>
+              </w:rPr>
+              <w:t>Wed 26/08</w:t>
+            </w:r>
+          </w:p>
+        </w:tc>
+        <w:tc>
+          <w:tcPr>
+            <w:tcW w:type="dxa" w:w="864"/>
+            <w:shd w:fill="FFFFFF"/>
+            <w:tcMar>
+              <w:top w:w="100" w:type="dxa"/>
+              <w:bottom w:w="100" w:type="dxa"/>
+              <w:left w:w="120" w:type="dxa"/>
+              <w:right w:w="120" w:type="dxa"/>
+            </w:tcMar>
+            <w:tcBorders>
+              <w:top w:val="single" w:sz="4" w:space="0" w:color="CCCCCC"/>
+              <w:bottom w:val="single" w:sz="4" w:space="0" w:color="CCCCCC"/>
+              <w:left w:val="single" w:sz="4" w:space="0" w:color="CCCCCC"/>
+              <w:right w:val="single" w:sz="4" w:space="0" w:color="CCCCCC"/>
+            </w:tcBorders>
+          </w:tcPr>
+          <w:p>
+            <w:pPr>
+              <w:spacing w:before="60" w:after="60" w:line="252" w:lineRule="auto"/>
+              <w:jc w:val="left"/>
+            </w:pPr>
+            <w:r/>
+            <w:r>
+              <w:t>Pre-NY 19-21</w:t>
+            </w:r>
+          </w:p>
+        </w:tc>
+        <w:tc>
+          <w:tcPr>
+            <w:tcW w:type="dxa" w:w="1440"/>
+            <w:shd w:fill="FFFFFF"/>
+            <w:tcMar>
+              <w:top w:w="100" w:type="dxa"/>
+              <w:bottom w:w="100" w:type="dxa"/>
+              <w:left w:w="120" w:type="dxa"/>
+              <w:right w:w="120" w:type="dxa"/>
+            </w:tcMar>
+            <w:tcBorders>
+              <w:top w:val="single" w:sz="4" w:space="0" w:color="CCCCCC"/>
+              <w:bottom w:val="single" w:sz="4" w:space="0" w:color="CCCCCC"/>
+              <w:left w:val="single" w:sz="4" w:space="0" w:color="CCCCCC"/>
+              <w:right w:val="single" w:sz="4" w:space="0" w:color="CCCCCC"/>
+            </w:tcBorders>
+          </w:tcPr>
+          <w:p>
+            <w:pPr>
+              <w:spacing w:before="60" w:after="60" w:line="252" w:lineRule="auto"/>
+              <w:jc w:val="left"/>
+            </w:pPr>
+            <w:r/>
+            <w:r>
+              <w:t>717.75</w:t>
+            </w:r>
+          </w:p>
+        </w:tc>
+        <w:tc>
+          <w:tcPr>
+            <w:tcW w:type="dxa" w:w="2016"/>
+            <w:shd w:fill="FFFFFF"/>
+            <w:tcMar>
+              <w:top w:w="100" w:type="dxa"/>
+              <w:bottom w:w="100" w:type="dxa"/>
+              <w:left w:w="120" w:type="dxa"/>
+              <w:right w:w="120" w:type="dxa"/>
+            </w:tcMar>
+            <w:tcBorders>
+              <w:top w:val="single" w:sz="4" w:space="0" w:color="CCCCCC"/>
+              <w:bottom w:val="single" w:sz="4" w:space="0" w:color="CCCCCC"/>
+              <w:left w:val="single" w:sz="4" w:space="0" w:color="CCCCCC"/>
+              <w:right w:val="single" w:sz="4" w:space="0" w:color="CCCCCC"/>
+            </w:tcBorders>
+          </w:tcPr>
+          <w:p>
+            <w:pPr>
+              <w:spacing w:before="60" w:after="60" w:line="252" w:lineRule="auto"/>
+              <w:jc w:val="left"/>
+            </w:pPr>
+            <w:r/>
+            <w:r>
+              <w:t>727.00</w:t>
+            </w:r>
+          </w:p>
+        </w:tc>
+        <w:tc>
+          <w:tcPr>
+            <w:tcW w:type="dxa" w:w="1152"/>
+            <w:shd w:fill="FFFFFF"/>
+            <w:tcMar>
+              <w:top w:w="100" w:type="dxa"/>
+              <w:bottom w:w="100" w:type="dxa"/>
+              <w:left w:w="120" w:type="dxa"/>
+              <w:right w:w="120" w:type="dxa"/>
+            </w:tcMar>
+            <w:tcBorders>
+              <w:top w:val="single" w:sz="4" w:space="0" w:color="CCCCCC"/>
+              <w:bottom w:val="single" w:sz="4" w:space="0" w:color="CCCCCC"/>
+              <w:left w:val="single" w:sz="4" w:space="0" w:color="CCCCCC"/>
+              <w:right w:val="single" w:sz="4" w:space="0" w:color="CCCCCC"/>
+            </w:tcBorders>
+          </w:tcPr>
+          <w:p>
+            <w:pPr>
+              <w:spacing w:before="60" w:after="60" w:line="252" w:lineRule="auto"/>
+              <w:jc w:val="left"/>
+            </w:pPr>
+            <w:r/>
+            <w:r>
+              <w:t>707.00</w:t>
+            </w:r>
+          </w:p>
+        </w:tc>
+        <w:tc>
+          <w:tcPr>
+            <w:tcW w:type="dxa" w:w="1728"/>
+            <w:shd w:fill="FFFFFF"/>
+            <w:tcMar>
+              <w:top w:w="100" w:type="dxa"/>
+              <w:bottom w:w="100" w:type="dxa"/>
+              <w:left w:w="120" w:type="dxa"/>
+              <w:right w:w="120" w:type="dxa"/>
+            </w:tcMar>
+            <w:tcBorders>
+              <w:top w:val="single" w:sz="4" w:space="0" w:color="CCCCCC"/>
+              <w:bottom w:val="single" w:sz="4" w:space="0" w:color="CCCCCC"/>
+              <w:left w:val="single" w:sz="4" w:space="0" w:color="CCCCCC"/>
+              <w:right w:val="single" w:sz="4" w:space="0" w:color="CCCCCC"/>
+            </w:tcBorders>
+          </w:tcPr>
+          <w:p>
+            <w:pPr>
+              <w:spacing w:before="60" w:after="60" w:line="252" w:lineRule="auto"/>
+              <w:jc w:val="left"/>
+            </w:pPr>
+            <w:r/>
+            <w:r>
+              <w:rPr>
+                <w:b/>
+              </w:rPr>
+              <w:t>718.25</w:t>
+            </w:r>
+          </w:p>
+        </w:tc>
+        <w:tc>
+          <w:tcPr>
+            <w:tcW w:type="dxa" w:w="3456"/>
+            <w:shd w:fill="FFFFFF"/>
             <w:tcMar>
               <w:top w:w="100" w:type="dxa"/>
               <w:bottom w:w="100" w:type="dxa"/>
@@ -27273,7 +27978,7 @@
         <w:tc>
           <w:tcPr>
             <w:tcW w:type="dxa" w:w="1440"/>
-            <w:shd w:fill="F8FAFC"/>
+            <w:shd w:fill="FFFFFF"/>
             <w:tcMar>
               <w:top w:w="100" w:type="dxa"/>
               <w:bottom w:w="100" w:type="dxa"/>
@@ -27303,7 +28008,7 @@
         <w:tc>
           <w:tcPr>
             <w:tcW w:type="dxa" w:w="1584"/>
-            <w:shd w:fill="FFFFFF"/>
+            <w:shd w:fill="F8FAFC"/>
             <w:tcMar>
               <w:top w:w="100" w:type="dxa"/>
               <w:bottom w:w="100" w:type="dxa"/>
@@ -27334,119 +28039,119 @@
         <w:tc>
           <w:tcPr>
             <w:tcW w:type="dxa" w:w="864"/>
-            <w:shd w:fill="FFFFFF"/>
-            <w:tcMar>
-              <w:top w:w="100" w:type="dxa"/>
-              <w:bottom w:w="100" w:type="dxa"/>
-              <w:left w:w="120" w:type="dxa"/>
-              <w:right w:w="120" w:type="dxa"/>
-            </w:tcMar>
-            <w:tcBorders>
-              <w:top w:val="single" w:sz="4" w:space="0" w:color="CCCCCC"/>
-              <w:bottom w:val="single" w:sz="4" w:space="0" w:color="CCCCCC"/>
-              <w:left w:val="single" w:sz="4" w:space="0" w:color="CCCCCC"/>
-              <w:right w:val="single" w:sz="4" w:space="0" w:color="CCCCCC"/>
-            </w:tcBorders>
-          </w:tcPr>
-          <w:p>
-            <w:pPr>
-              <w:spacing w:before="60" w:after="60" w:line="252" w:lineRule="auto"/>
-              <w:jc w:val="left"/>
-            </w:pPr>
-            <w:r/>
-            <w:r>
-              <w:t>Asia 11-15</w:t>
+            <w:shd w:fill="F8FAFC"/>
+            <w:tcMar>
+              <w:top w:w="100" w:type="dxa"/>
+              <w:bottom w:w="100" w:type="dxa"/>
+              <w:left w:w="120" w:type="dxa"/>
+              <w:right w:w="120" w:type="dxa"/>
+            </w:tcMar>
+            <w:tcBorders>
+              <w:top w:val="single" w:sz="4" w:space="0" w:color="CCCCCC"/>
+              <w:bottom w:val="single" w:sz="4" w:space="0" w:color="CCCCCC"/>
+              <w:left w:val="single" w:sz="4" w:space="0" w:color="CCCCCC"/>
+              <w:right w:val="single" w:sz="4" w:space="0" w:color="CCCCCC"/>
+            </w:tcBorders>
+          </w:tcPr>
+          <w:p>
+            <w:pPr>
+              <w:spacing w:before="60" w:after="60" w:line="252" w:lineRule="auto"/>
+              <w:jc w:val="left"/>
+            </w:pPr>
+            <w:r/>
+            <w:r>
+              <w:t>NY Open 21-23</w:t>
             </w:r>
           </w:p>
         </w:tc>
         <w:tc>
           <w:tcPr>
             <w:tcW w:type="dxa" w:w="1440"/>
-            <w:shd w:fill="FFFFFF"/>
-            <w:tcMar>
-              <w:top w:w="100" w:type="dxa"/>
-              <w:bottom w:w="100" w:type="dxa"/>
-              <w:left w:w="120" w:type="dxa"/>
-              <w:right w:w="120" w:type="dxa"/>
-            </w:tcMar>
-            <w:tcBorders>
-              <w:top w:val="single" w:sz="4" w:space="0" w:color="CCCCCC"/>
-              <w:bottom w:val="single" w:sz="4" w:space="0" w:color="CCCCCC"/>
-              <w:left w:val="single" w:sz="4" w:space="0" w:color="CCCCCC"/>
-              <w:right w:val="single" w:sz="4" w:space="0" w:color="CCCCCC"/>
-            </w:tcBorders>
-          </w:tcPr>
-          <w:p>
-            <w:pPr>
-              <w:spacing w:before="60" w:after="60" w:line="252" w:lineRule="auto"/>
-              <w:jc w:val="left"/>
-            </w:pPr>
-            <w:r/>
-            <w:r>
-              <w:t>716.50</w:t>
+            <w:shd w:fill="F8FAFC"/>
+            <w:tcMar>
+              <w:top w:w="100" w:type="dxa"/>
+              <w:bottom w:w="100" w:type="dxa"/>
+              <w:left w:w="120" w:type="dxa"/>
+              <w:right w:w="120" w:type="dxa"/>
+            </w:tcMar>
+            <w:tcBorders>
+              <w:top w:val="single" w:sz="4" w:space="0" w:color="CCCCCC"/>
+              <w:bottom w:val="single" w:sz="4" w:space="0" w:color="CCCCCC"/>
+              <w:left w:val="single" w:sz="4" w:space="0" w:color="CCCCCC"/>
+              <w:right w:val="single" w:sz="4" w:space="0" w:color="CCCCCC"/>
+            </w:tcBorders>
+          </w:tcPr>
+          <w:p>
+            <w:pPr>
+              <w:spacing w:before="60" w:after="60" w:line="252" w:lineRule="auto"/>
+              <w:jc w:val="left"/>
+            </w:pPr>
+            <w:r/>
+            <w:r>
+              <w:t>718.25</w:t>
             </w:r>
           </w:p>
         </w:tc>
         <w:tc>
           <w:tcPr>
             <w:tcW w:type="dxa" w:w="2016"/>
-            <w:shd w:fill="FFFFFF"/>
-            <w:tcMar>
-              <w:top w:w="100" w:type="dxa"/>
-              <w:bottom w:w="100" w:type="dxa"/>
-              <w:left w:w="120" w:type="dxa"/>
-              <w:right w:w="120" w:type="dxa"/>
-            </w:tcMar>
-            <w:tcBorders>
-              <w:top w:val="single" w:sz="4" w:space="0" w:color="CCCCCC"/>
-              <w:bottom w:val="single" w:sz="4" w:space="0" w:color="CCCCCC"/>
-              <w:left w:val="single" w:sz="4" w:space="0" w:color="CCCCCC"/>
-              <w:right w:val="single" w:sz="4" w:space="0" w:color="CCCCCC"/>
-            </w:tcBorders>
-          </w:tcPr>
-          <w:p>
-            <w:pPr>
-              <w:spacing w:before="60" w:after="60" w:line="252" w:lineRule="auto"/>
-              <w:jc w:val="left"/>
-            </w:pPr>
-            <w:r/>
-            <w:r>
-              <w:t>723.50</w:t>
+            <w:shd w:fill="F8FAFC"/>
+            <w:tcMar>
+              <w:top w:w="100" w:type="dxa"/>
+              <w:bottom w:w="100" w:type="dxa"/>
+              <w:left w:w="120" w:type="dxa"/>
+              <w:right w:w="120" w:type="dxa"/>
+            </w:tcMar>
+            <w:tcBorders>
+              <w:top w:val="single" w:sz="4" w:space="0" w:color="CCCCCC"/>
+              <w:bottom w:val="single" w:sz="4" w:space="0" w:color="CCCCCC"/>
+              <w:left w:val="single" w:sz="4" w:space="0" w:color="CCCCCC"/>
+              <w:right w:val="single" w:sz="4" w:space="0" w:color="CCCCCC"/>
+            </w:tcBorders>
+          </w:tcPr>
+          <w:p>
+            <w:pPr>
+              <w:spacing w:before="60" w:after="60" w:line="252" w:lineRule="auto"/>
+              <w:jc w:val="left"/>
+            </w:pPr>
+            <w:r/>
+            <w:r>
+              <w:t>730.50</w:t>
             </w:r>
           </w:p>
         </w:tc>
         <w:tc>
           <w:tcPr>
             <w:tcW w:type="dxa" w:w="1152"/>
-            <w:shd w:fill="FFFFFF"/>
-            <w:tcMar>
-              <w:top w:w="100" w:type="dxa"/>
-              <w:bottom w:w="100" w:type="dxa"/>
-              <w:left w:w="120" w:type="dxa"/>
-              <w:right w:w="120" w:type="dxa"/>
-            </w:tcMar>
-            <w:tcBorders>
-              <w:top w:val="single" w:sz="4" w:space="0" w:color="CCCCCC"/>
-              <w:bottom w:val="single" w:sz="4" w:space="0" w:color="CCCCCC"/>
-              <w:left w:val="single" w:sz="4" w:space="0" w:color="CCCCCC"/>
-              <w:right w:val="single" w:sz="4" w:space="0" w:color="CCCCCC"/>
-            </w:tcBorders>
-          </w:tcPr>
-          <w:p>
-            <w:pPr>
-              <w:spacing w:before="60" w:after="60" w:line="252" w:lineRule="auto"/>
-              <w:jc w:val="left"/>
-            </w:pPr>
-            <w:r/>
-            <w:r>
-              <w:t>710.50</w:t>
+            <w:shd w:fill="F8FAFC"/>
+            <w:tcMar>
+              <w:top w:w="100" w:type="dxa"/>
+              <w:bottom w:w="100" w:type="dxa"/>
+              <w:left w:w="120" w:type="dxa"/>
+              <w:right w:w="120" w:type="dxa"/>
+            </w:tcMar>
+            <w:tcBorders>
+              <w:top w:val="single" w:sz="4" w:space="0" w:color="CCCCCC"/>
+              <w:bottom w:val="single" w:sz="4" w:space="0" w:color="CCCCCC"/>
+              <w:left w:val="single" w:sz="4" w:space="0" w:color="CCCCCC"/>
+              <w:right w:val="single" w:sz="4" w:space="0" w:color="CCCCCC"/>
+            </w:tcBorders>
+          </w:tcPr>
+          <w:p>
+            <w:pPr>
+              <w:spacing w:before="60" w:after="60" w:line="252" w:lineRule="auto"/>
+              <w:jc w:val="left"/>
+            </w:pPr>
+            <w:r/>
+            <w:r>
+              <w:t>704.00</w:t>
             </w:r>
           </w:p>
         </w:tc>
         <w:tc>
           <w:tcPr>
             <w:tcW w:type="dxa" w:w="1728"/>
-            <w:shd w:fill="FFFFFF"/>
+            <w:shd w:fill="F8FAFC"/>
             <w:tcMar>
               <w:top w:w="100" w:type="dxa"/>
               <w:bottom w:w="100" w:type="dxa"/>
@@ -27470,7 +28175,242 @@
               <w:rPr>
                 <w:b/>
               </w:rPr>
-              <w:t>715.75</w:t>
+              <w:t>716.75</w:t>
+            </w:r>
+          </w:p>
+        </w:tc>
+        <w:tc>
+          <w:tcPr>
+            <w:tcW w:type="dxa" w:w="3456"/>
+            <w:shd w:fill="F8FAFC"/>
+            <w:tcMar>
+              <w:top w:w="100" w:type="dxa"/>
+              <w:bottom w:w="100" w:type="dxa"/>
+              <w:left w:w="120" w:type="dxa"/>
+              <w:right w:w="120" w:type="dxa"/>
+            </w:tcMar>
+            <w:tcBorders>
+              <w:top w:val="single" w:sz="4" w:space="0" w:color="CCCCCC"/>
+              <w:bottom w:val="single" w:sz="4" w:space="0" w:color="CCCCCC"/>
+              <w:left w:val="single" w:sz="4" w:space="0" w:color="CCCCCC"/>
+              <w:right w:val="single" w:sz="4" w:space="0" w:color="CCCCCC"/>
+            </w:tcBorders>
+          </w:tcPr>
+          <w:p>
+            <w:pPr>
+              <w:spacing w:before="60" w:after="60" w:line="252" w:lineRule="auto"/>
+              <w:jc w:val="left"/>
+            </w:pPr>
+            <w:r/>
+            <w:r>
+              <w:rPr>
+                <w:b/>
+              </w:rPr>
+              <w:t>-1.50</w:t>
+            </w:r>
+          </w:p>
+        </w:tc>
+        <w:tc>
+          <w:tcPr>
+            <w:tcW w:type="dxa" w:w="1440"/>
+            <w:shd w:fill="F8FAFC"/>
+            <w:tcMar>
+              <w:top w:w="100" w:type="dxa"/>
+              <w:bottom w:w="100" w:type="dxa"/>
+              <w:left w:w="120" w:type="dxa"/>
+              <w:right w:w="120" w:type="dxa"/>
+            </w:tcMar>
+            <w:tcBorders>
+              <w:top w:val="single" w:sz="4" w:space="0" w:color="CCCCCC"/>
+              <w:bottom w:val="single" w:sz="4" w:space="0" w:color="CCCCCC"/>
+              <w:left w:val="single" w:sz="4" w:space="0" w:color="CCCCCC"/>
+              <w:right w:val="single" w:sz="4" w:space="0" w:color="CCCCCC"/>
+            </w:tcBorders>
+          </w:tcPr>
+          <w:p>
+            <w:pPr>
+              <w:spacing w:before="60" w:after="60" w:line="252" w:lineRule="auto"/>
+              <w:jc w:val="left"/>
+            </w:pPr>
+            <w:r/>
+            <w:r>
+              <w:t>BEAR</w:t>
+            </w:r>
+          </w:p>
+        </w:tc>
+      </w:tr>
+      <w:tr>
+        <w:tc>
+          <w:tcPr>
+            <w:tcW w:type="dxa" w:w="1584"/>
+            <w:shd w:fill="FFFFFF"/>
+            <w:tcMar>
+              <w:top w:w="100" w:type="dxa"/>
+              <w:bottom w:w="100" w:type="dxa"/>
+              <w:left w:w="120" w:type="dxa"/>
+              <w:right w:w="120" w:type="dxa"/>
+            </w:tcMar>
+            <w:tcBorders>
+              <w:top w:val="single" w:sz="4" w:space="0" w:color="CCCCCC"/>
+              <w:bottom w:val="single" w:sz="4" w:space="0" w:color="CCCCCC"/>
+              <w:left w:val="single" w:sz="4" w:space="0" w:color="CCCCCC"/>
+              <w:right w:val="single" w:sz="4" w:space="0" w:color="CCCCCC"/>
+            </w:tcBorders>
+          </w:tcPr>
+          <w:p>
+            <w:pPr>
+              <w:spacing w:before="60" w:after="60" w:line="252" w:lineRule="auto"/>
+              <w:jc w:val="left"/>
+            </w:pPr>
+            <w:r/>
+            <w:r>
+              <w:rPr>
+                <w:b/>
+              </w:rPr>
+              <w:t>Wed 26/08</w:t>
+            </w:r>
+          </w:p>
+        </w:tc>
+        <w:tc>
+          <w:tcPr>
+            <w:tcW w:type="dxa" w:w="864"/>
+            <w:shd w:fill="FFFFFF"/>
+            <w:tcMar>
+              <w:top w:w="100" w:type="dxa"/>
+              <w:bottom w:w="100" w:type="dxa"/>
+              <w:left w:w="120" w:type="dxa"/>
+              <w:right w:w="120" w:type="dxa"/>
+            </w:tcMar>
+            <w:tcBorders>
+              <w:top w:val="single" w:sz="4" w:space="0" w:color="CCCCCC"/>
+              <w:bottom w:val="single" w:sz="4" w:space="0" w:color="CCCCCC"/>
+              <w:left w:val="single" w:sz="4" w:space="0" w:color="CCCCCC"/>
+              <w:right w:val="single" w:sz="4" w:space="0" w:color="CCCCCC"/>
+            </w:tcBorders>
+          </w:tcPr>
+          <w:p>
+            <w:pPr>
+              <w:spacing w:before="60" w:after="60" w:line="252" w:lineRule="auto"/>
+              <w:jc w:val="left"/>
+            </w:pPr>
+            <w:r/>
+            <w:r>
+              <w:t>NY Close 23-01</w:t>
+            </w:r>
+          </w:p>
+        </w:tc>
+        <w:tc>
+          <w:tcPr>
+            <w:tcW w:type="dxa" w:w="1440"/>
+            <w:shd w:fill="FFFFFF"/>
+            <w:tcMar>
+              <w:top w:w="100" w:type="dxa"/>
+              <w:bottom w:w="100" w:type="dxa"/>
+              <w:left w:w="120" w:type="dxa"/>
+              <w:right w:w="120" w:type="dxa"/>
+            </w:tcMar>
+            <w:tcBorders>
+              <w:top w:val="single" w:sz="4" w:space="0" w:color="CCCCCC"/>
+              <w:bottom w:val="single" w:sz="4" w:space="0" w:color="CCCCCC"/>
+              <w:left w:val="single" w:sz="4" w:space="0" w:color="CCCCCC"/>
+              <w:right w:val="single" w:sz="4" w:space="0" w:color="CCCCCC"/>
+            </w:tcBorders>
+          </w:tcPr>
+          <w:p>
+            <w:pPr>
+              <w:spacing w:before="60" w:after="60" w:line="252" w:lineRule="auto"/>
+              <w:jc w:val="left"/>
+            </w:pPr>
+            <w:r/>
+            <w:r>
+              <w:t>716.75</w:t>
+            </w:r>
+          </w:p>
+        </w:tc>
+        <w:tc>
+          <w:tcPr>
+            <w:tcW w:type="dxa" w:w="2016"/>
+            <w:shd w:fill="FFFFFF"/>
+            <w:tcMar>
+              <w:top w:w="100" w:type="dxa"/>
+              <w:bottom w:w="100" w:type="dxa"/>
+              <w:left w:w="120" w:type="dxa"/>
+              <w:right w:w="120" w:type="dxa"/>
+            </w:tcMar>
+            <w:tcBorders>
+              <w:top w:val="single" w:sz="4" w:space="0" w:color="CCCCCC"/>
+              <w:bottom w:val="single" w:sz="4" w:space="0" w:color="CCCCCC"/>
+              <w:left w:val="single" w:sz="4" w:space="0" w:color="CCCCCC"/>
+              <w:right w:val="single" w:sz="4" w:space="0" w:color="CCCCCC"/>
+            </w:tcBorders>
+          </w:tcPr>
+          <w:p>
+            <w:pPr>
+              <w:spacing w:before="60" w:after="60" w:line="252" w:lineRule="auto"/>
+              <w:jc w:val="left"/>
+            </w:pPr>
+            <w:r/>
+            <w:r>
+              <w:t>723.75</w:t>
+            </w:r>
+          </w:p>
+        </w:tc>
+        <w:tc>
+          <w:tcPr>
+            <w:tcW w:type="dxa" w:w="1152"/>
+            <w:shd w:fill="FFFFFF"/>
+            <w:tcMar>
+              <w:top w:w="100" w:type="dxa"/>
+              <w:bottom w:w="100" w:type="dxa"/>
+              <w:left w:w="120" w:type="dxa"/>
+              <w:right w:w="120" w:type="dxa"/>
+            </w:tcMar>
+            <w:tcBorders>
+              <w:top w:val="single" w:sz="4" w:space="0" w:color="CCCCCC"/>
+              <w:bottom w:val="single" w:sz="4" w:space="0" w:color="CCCCCC"/>
+              <w:left w:val="single" w:sz="4" w:space="0" w:color="CCCCCC"/>
+              <w:right w:val="single" w:sz="4" w:space="0" w:color="CCCCCC"/>
+            </w:tcBorders>
+          </w:tcPr>
+          <w:p>
+            <w:pPr>
+              <w:spacing w:before="60" w:after="60" w:line="252" w:lineRule="auto"/>
+              <w:jc w:val="left"/>
+            </w:pPr>
+            <w:r/>
+            <w:r>
+              <w:t>707.25</w:t>
+            </w:r>
+          </w:p>
+        </w:tc>
+        <w:tc>
+          <w:tcPr>
+            <w:tcW w:type="dxa" w:w="1728"/>
+            <w:shd w:fill="FFFFFF"/>
+            <w:tcMar>
+              <w:top w:w="100" w:type="dxa"/>
+              <w:bottom w:w="100" w:type="dxa"/>
+              <w:left w:w="120" w:type="dxa"/>
+              <w:right w:w="120" w:type="dxa"/>
+            </w:tcMar>
+            <w:tcBorders>
+              <w:top w:val="single" w:sz="4" w:space="0" w:color="CCCCCC"/>
+              <w:bottom w:val="single" w:sz="4" w:space="0" w:color="CCCCCC"/>
+              <w:left w:val="single" w:sz="4" w:space="0" w:color="CCCCCC"/>
+              <w:right w:val="single" w:sz="4" w:space="0" w:color="CCCCCC"/>
+            </w:tcBorders>
+          </w:tcPr>
+          <w:p>
+            <w:pPr>
+              <w:spacing w:before="60" w:after="60" w:line="252" w:lineRule="auto"/>
+              <w:jc w:val="left"/>
+            </w:pPr>
+            <w:r/>
+            <w:r>
+              <w:rPr>
+                <w:b/>
+              </w:rPr>
+              <w:t>717.25</w:t>
             </w:r>
           </w:p>
         </w:tc>
@@ -27478,6 +28418,1651 @@
           <w:tcPr>
             <w:tcW w:type="dxa" w:w="3456"/>
             <w:shd w:fill="FFFFFF"/>
+            <w:tcMar>
+              <w:top w:w="100" w:type="dxa"/>
+              <w:bottom w:w="100" w:type="dxa"/>
+              <w:left w:w="120" w:type="dxa"/>
+              <w:right w:w="120" w:type="dxa"/>
+            </w:tcMar>
+            <w:tcBorders>
+              <w:top w:val="single" w:sz="4" w:space="0" w:color="CCCCCC"/>
+              <w:bottom w:val="single" w:sz="4" w:space="0" w:color="CCCCCC"/>
+              <w:left w:val="single" w:sz="4" w:space="0" w:color="CCCCCC"/>
+              <w:right w:val="single" w:sz="4" w:space="0" w:color="CCCCCC"/>
+            </w:tcBorders>
+          </w:tcPr>
+          <w:p>
+            <w:pPr>
+              <w:spacing w:before="60" w:after="60" w:line="252" w:lineRule="auto"/>
+              <w:jc w:val="left"/>
+            </w:pPr>
+            <w:r/>
+            <w:r>
+              <w:rPr>
+                <w:b/>
+              </w:rPr>
+              <w:t>+0.50</w:t>
+            </w:r>
+          </w:p>
+        </w:tc>
+        <w:tc>
+          <w:tcPr>
+            <w:tcW w:type="dxa" w:w="1440"/>
+            <w:shd w:fill="FFFFFF"/>
+            <w:tcMar>
+              <w:top w:w="100" w:type="dxa"/>
+              <w:bottom w:w="100" w:type="dxa"/>
+              <w:left w:w="120" w:type="dxa"/>
+              <w:right w:w="120" w:type="dxa"/>
+            </w:tcMar>
+            <w:tcBorders>
+              <w:top w:val="single" w:sz="4" w:space="0" w:color="CCCCCC"/>
+              <w:bottom w:val="single" w:sz="4" w:space="0" w:color="CCCCCC"/>
+              <w:left w:val="single" w:sz="4" w:space="0" w:color="CCCCCC"/>
+              <w:right w:val="single" w:sz="4" w:space="0" w:color="CCCCCC"/>
+            </w:tcBorders>
+          </w:tcPr>
+          <w:p>
+            <w:pPr>
+              <w:spacing w:before="60" w:after="60" w:line="252" w:lineRule="auto"/>
+              <w:jc w:val="left"/>
+            </w:pPr>
+            <w:r/>
+            <w:r>
+              <w:t>BULL</w:t>
+            </w:r>
+          </w:p>
+        </w:tc>
+      </w:tr>
+      <w:tr>
+        <w:tc>
+          <w:tcPr>
+            <w:tcW w:type="dxa" w:w="1584"/>
+            <w:shd w:fill="F8FAFC"/>
+            <w:tcMar>
+              <w:top w:w="100" w:type="dxa"/>
+              <w:bottom w:w="100" w:type="dxa"/>
+              <w:left w:w="120" w:type="dxa"/>
+              <w:right w:w="120" w:type="dxa"/>
+            </w:tcMar>
+            <w:tcBorders>
+              <w:top w:val="single" w:sz="4" w:space="0" w:color="CCCCCC"/>
+              <w:bottom w:val="single" w:sz="4" w:space="0" w:color="CCCCCC"/>
+              <w:left w:val="single" w:sz="4" w:space="0" w:color="CCCCCC"/>
+              <w:right w:val="single" w:sz="4" w:space="0" w:color="CCCCCC"/>
+            </w:tcBorders>
+          </w:tcPr>
+          <w:p>
+            <w:pPr>
+              <w:spacing w:before="60" w:after="60" w:line="252" w:lineRule="auto"/>
+              <w:jc w:val="left"/>
+            </w:pPr>
+            <w:r/>
+            <w:r>
+              <w:rPr>
+                <w:b/>
+              </w:rPr>
+              <w:t>Thu 27/08</w:t>
+            </w:r>
+          </w:p>
+        </w:tc>
+        <w:tc>
+          <w:tcPr>
+            <w:tcW w:type="dxa" w:w="864"/>
+            <w:shd w:fill="F8FAFC"/>
+            <w:tcMar>
+              <w:top w:w="100" w:type="dxa"/>
+              <w:bottom w:w="100" w:type="dxa"/>
+              <w:left w:w="120" w:type="dxa"/>
+              <w:right w:w="120" w:type="dxa"/>
+            </w:tcMar>
+            <w:tcBorders>
+              <w:top w:val="single" w:sz="4" w:space="0" w:color="CCCCCC"/>
+              <w:bottom w:val="single" w:sz="4" w:space="0" w:color="CCCCCC"/>
+              <w:left w:val="single" w:sz="4" w:space="0" w:color="CCCCCC"/>
+              <w:right w:val="single" w:sz="4" w:space="0" w:color="CCCCCC"/>
+            </w:tcBorders>
+          </w:tcPr>
+          <w:p>
+            <w:pPr>
+              <w:spacing w:before="60" w:after="60" w:line="252" w:lineRule="auto"/>
+              <w:jc w:val="left"/>
+            </w:pPr>
+            <w:r/>
+            <w:r>
+              <w:t>Asia 07-11</w:t>
+            </w:r>
+          </w:p>
+        </w:tc>
+        <w:tc>
+          <w:tcPr>
+            <w:tcW w:type="dxa" w:w="1440"/>
+            <w:shd w:fill="F8FAFC"/>
+            <w:tcMar>
+              <w:top w:w="100" w:type="dxa"/>
+              <w:bottom w:w="100" w:type="dxa"/>
+              <w:left w:w="120" w:type="dxa"/>
+              <w:right w:w="120" w:type="dxa"/>
+            </w:tcMar>
+            <w:tcBorders>
+              <w:top w:val="single" w:sz="4" w:space="0" w:color="CCCCCC"/>
+              <w:bottom w:val="single" w:sz="4" w:space="0" w:color="CCCCCC"/>
+              <w:left w:val="single" w:sz="4" w:space="0" w:color="CCCCCC"/>
+              <w:right w:val="single" w:sz="4" w:space="0" w:color="CCCCCC"/>
+            </w:tcBorders>
+          </w:tcPr>
+          <w:p>
+            <w:pPr>
+              <w:spacing w:before="60" w:after="60" w:line="252" w:lineRule="auto"/>
+              <w:jc w:val="left"/>
+            </w:pPr>
+            <w:r/>
+            <w:r>
+              <w:t>717.25</w:t>
+            </w:r>
+          </w:p>
+        </w:tc>
+        <w:tc>
+          <w:tcPr>
+            <w:tcW w:type="dxa" w:w="2016"/>
+            <w:shd w:fill="F8FAFC"/>
+            <w:tcMar>
+              <w:top w:w="100" w:type="dxa"/>
+              <w:bottom w:w="100" w:type="dxa"/>
+              <w:left w:w="120" w:type="dxa"/>
+              <w:right w:w="120" w:type="dxa"/>
+            </w:tcMar>
+            <w:tcBorders>
+              <w:top w:val="single" w:sz="4" w:space="0" w:color="CCCCCC"/>
+              <w:bottom w:val="single" w:sz="4" w:space="0" w:color="CCCCCC"/>
+              <w:left w:val="single" w:sz="4" w:space="0" w:color="CCCCCC"/>
+              <w:right w:val="single" w:sz="4" w:space="0" w:color="CCCCCC"/>
+            </w:tcBorders>
+          </w:tcPr>
+          <w:p>
+            <w:pPr>
+              <w:spacing w:before="60" w:after="60" w:line="252" w:lineRule="auto"/>
+              <w:jc w:val="left"/>
+            </w:pPr>
+            <w:r/>
+            <w:r>
+              <w:t>727.75</w:t>
+            </w:r>
+          </w:p>
+        </w:tc>
+        <w:tc>
+          <w:tcPr>
+            <w:tcW w:type="dxa" w:w="1152"/>
+            <w:shd w:fill="F8FAFC"/>
+            <w:tcMar>
+              <w:top w:w="100" w:type="dxa"/>
+              <w:bottom w:w="100" w:type="dxa"/>
+              <w:left w:w="120" w:type="dxa"/>
+              <w:right w:w="120" w:type="dxa"/>
+            </w:tcMar>
+            <w:tcBorders>
+              <w:top w:val="single" w:sz="4" w:space="0" w:color="CCCCCC"/>
+              <w:bottom w:val="single" w:sz="4" w:space="0" w:color="CCCCCC"/>
+              <w:left w:val="single" w:sz="4" w:space="0" w:color="CCCCCC"/>
+              <w:right w:val="single" w:sz="4" w:space="0" w:color="CCCCCC"/>
+            </w:tcBorders>
+          </w:tcPr>
+          <w:p>
+            <w:pPr>
+              <w:spacing w:before="60" w:after="60" w:line="252" w:lineRule="auto"/>
+              <w:jc w:val="left"/>
+            </w:pPr>
+            <w:r/>
+            <w:r>
+              <w:t>710.00</w:t>
+            </w:r>
+          </w:p>
+        </w:tc>
+        <w:tc>
+          <w:tcPr>
+            <w:tcW w:type="dxa" w:w="1728"/>
+            <w:shd w:fill="F8FAFC"/>
+            <w:tcMar>
+              <w:top w:w="100" w:type="dxa"/>
+              <w:bottom w:w="100" w:type="dxa"/>
+              <w:left w:w="120" w:type="dxa"/>
+              <w:right w:w="120" w:type="dxa"/>
+            </w:tcMar>
+            <w:tcBorders>
+              <w:top w:val="single" w:sz="4" w:space="0" w:color="CCCCCC"/>
+              <w:bottom w:val="single" w:sz="4" w:space="0" w:color="CCCCCC"/>
+              <w:left w:val="single" w:sz="4" w:space="0" w:color="CCCCCC"/>
+              <w:right w:val="single" w:sz="4" w:space="0" w:color="CCCCCC"/>
+            </w:tcBorders>
+          </w:tcPr>
+          <w:p>
+            <w:pPr>
+              <w:spacing w:before="60" w:after="60" w:line="252" w:lineRule="auto"/>
+              <w:jc w:val="left"/>
+            </w:pPr>
+            <w:r/>
+            <w:r>
+              <w:rPr>
+                <w:b/>
+              </w:rPr>
+              <w:t>717.00</w:t>
+            </w:r>
+          </w:p>
+        </w:tc>
+        <w:tc>
+          <w:tcPr>
+            <w:tcW w:type="dxa" w:w="3456"/>
+            <w:shd w:fill="F8FAFC"/>
+            <w:tcMar>
+              <w:top w:w="100" w:type="dxa"/>
+              <w:bottom w:w="100" w:type="dxa"/>
+              <w:left w:w="120" w:type="dxa"/>
+              <w:right w:w="120" w:type="dxa"/>
+            </w:tcMar>
+            <w:tcBorders>
+              <w:top w:val="single" w:sz="4" w:space="0" w:color="CCCCCC"/>
+              <w:bottom w:val="single" w:sz="4" w:space="0" w:color="CCCCCC"/>
+              <w:left w:val="single" w:sz="4" w:space="0" w:color="CCCCCC"/>
+              <w:right w:val="single" w:sz="4" w:space="0" w:color="CCCCCC"/>
+            </w:tcBorders>
+          </w:tcPr>
+          <w:p>
+            <w:pPr>
+              <w:spacing w:before="60" w:after="60" w:line="252" w:lineRule="auto"/>
+              <w:jc w:val="left"/>
+            </w:pPr>
+            <w:r/>
+            <w:r>
+              <w:rPr>
+                <w:b/>
+              </w:rPr>
+              <w:t>-0.25</w:t>
+            </w:r>
+          </w:p>
+        </w:tc>
+        <w:tc>
+          <w:tcPr>
+            <w:tcW w:type="dxa" w:w="1440"/>
+            <w:shd w:fill="F8FAFC"/>
+            <w:tcMar>
+              <w:top w:w="100" w:type="dxa"/>
+              <w:bottom w:w="100" w:type="dxa"/>
+              <w:left w:w="120" w:type="dxa"/>
+              <w:right w:w="120" w:type="dxa"/>
+            </w:tcMar>
+            <w:tcBorders>
+              <w:top w:val="single" w:sz="4" w:space="0" w:color="CCCCCC"/>
+              <w:bottom w:val="single" w:sz="4" w:space="0" w:color="CCCCCC"/>
+              <w:left w:val="single" w:sz="4" w:space="0" w:color="CCCCCC"/>
+              <w:right w:val="single" w:sz="4" w:space="0" w:color="CCCCCC"/>
+            </w:tcBorders>
+          </w:tcPr>
+          <w:p>
+            <w:pPr>
+              <w:spacing w:before="60" w:after="60" w:line="252" w:lineRule="auto"/>
+              <w:jc w:val="left"/>
+            </w:pPr>
+            <w:r/>
+            <w:r>
+              <w:t>BEAR</w:t>
+            </w:r>
+          </w:p>
+        </w:tc>
+      </w:tr>
+      <w:tr>
+        <w:tc>
+          <w:tcPr>
+            <w:tcW w:type="dxa" w:w="1584"/>
+            <w:shd w:fill="FFFFFF"/>
+            <w:tcMar>
+              <w:top w:w="100" w:type="dxa"/>
+              <w:bottom w:w="100" w:type="dxa"/>
+              <w:left w:w="120" w:type="dxa"/>
+              <w:right w:w="120" w:type="dxa"/>
+            </w:tcMar>
+            <w:tcBorders>
+              <w:top w:val="single" w:sz="4" w:space="0" w:color="CCCCCC"/>
+              <w:bottom w:val="single" w:sz="4" w:space="0" w:color="CCCCCC"/>
+              <w:left w:val="single" w:sz="4" w:space="0" w:color="CCCCCC"/>
+              <w:right w:val="single" w:sz="4" w:space="0" w:color="CCCCCC"/>
+            </w:tcBorders>
+          </w:tcPr>
+          <w:p>
+            <w:pPr>
+              <w:spacing w:before="60" w:after="60" w:line="252" w:lineRule="auto"/>
+              <w:jc w:val="left"/>
+            </w:pPr>
+            <w:r/>
+            <w:r>
+              <w:rPr>
+                <w:b/>
+              </w:rPr>
+              <w:t>Thu 27/08</w:t>
+            </w:r>
+          </w:p>
+        </w:tc>
+        <w:tc>
+          <w:tcPr>
+            <w:tcW w:type="dxa" w:w="864"/>
+            <w:shd w:fill="FFFFFF"/>
+            <w:tcMar>
+              <w:top w:w="100" w:type="dxa"/>
+              <w:bottom w:w="100" w:type="dxa"/>
+              <w:left w:w="120" w:type="dxa"/>
+              <w:right w:w="120" w:type="dxa"/>
+            </w:tcMar>
+            <w:tcBorders>
+              <w:top w:val="single" w:sz="4" w:space="0" w:color="CCCCCC"/>
+              <w:bottom w:val="single" w:sz="4" w:space="0" w:color="CCCCCC"/>
+              <w:left w:val="single" w:sz="4" w:space="0" w:color="CCCCCC"/>
+              <w:right w:val="single" w:sz="4" w:space="0" w:color="CCCCCC"/>
+            </w:tcBorders>
+          </w:tcPr>
+          <w:p>
+            <w:pPr>
+              <w:spacing w:before="60" w:after="60" w:line="252" w:lineRule="auto"/>
+              <w:jc w:val="left"/>
+            </w:pPr>
+            <w:r/>
+            <w:r>
+              <w:t>Asia 11-15</w:t>
+            </w:r>
+          </w:p>
+        </w:tc>
+        <w:tc>
+          <w:tcPr>
+            <w:tcW w:type="dxa" w:w="1440"/>
+            <w:shd w:fill="FFFFFF"/>
+            <w:tcMar>
+              <w:top w:w="100" w:type="dxa"/>
+              <w:bottom w:w="100" w:type="dxa"/>
+              <w:left w:w="120" w:type="dxa"/>
+              <w:right w:w="120" w:type="dxa"/>
+            </w:tcMar>
+            <w:tcBorders>
+              <w:top w:val="single" w:sz="4" w:space="0" w:color="CCCCCC"/>
+              <w:bottom w:val="single" w:sz="4" w:space="0" w:color="CCCCCC"/>
+              <w:left w:val="single" w:sz="4" w:space="0" w:color="CCCCCC"/>
+              <w:right w:val="single" w:sz="4" w:space="0" w:color="CCCCCC"/>
+            </w:tcBorders>
+          </w:tcPr>
+          <w:p>
+            <w:pPr>
+              <w:spacing w:before="60" w:after="60" w:line="252" w:lineRule="auto"/>
+              <w:jc w:val="left"/>
+            </w:pPr>
+            <w:r/>
+            <w:r>
+              <w:t>717.00</w:t>
+            </w:r>
+          </w:p>
+        </w:tc>
+        <w:tc>
+          <w:tcPr>
+            <w:tcW w:type="dxa" w:w="2016"/>
+            <w:shd w:fill="FFFFFF"/>
+            <w:tcMar>
+              <w:top w:w="100" w:type="dxa"/>
+              <w:bottom w:w="100" w:type="dxa"/>
+              <w:left w:w="120" w:type="dxa"/>
+              <w:right w:w="120" w:type="dxa"/>
+            </w:tcMar>
+            <w:tcBorders>
+              <w:top w:val="single" w:sz="4" w:space="0" w:color="CCCCCC"/>
+              <w:bottom w:val="single" w:sz="4" w:space="0" w:color="CCCCCC"/>
+              <w:left w:val="single" w:sz="4" w:space="0" w:color="CCCCCC"/>
+              <w:right w:val="single" w:sz="4" w:space="0" w:color="CCCCCC"/>
+            </w:tcBorders>
+          </w:tcPr>
+          <w:p>
+            <w:pPr>
+              <w:spacing w:before="60" w:after="60" w:line="252" w:lineRule="auto"/>
+              <w:jc w:val="left"/>
+            </w:pPr>
+            <w:r/>
+            <w:r>
+              <w:t>726.75</w:t>
+            </w:r>
+          </w:p>
+        </w:tc>
+        <w:tc>
+          <w:tcPr>
+            <w:tcW w:type="dxa" w:w="1152"/>
+            <w:shd w:fill="FFFFFF"/>
+            <w:tcMar>
+              <w:top w:w="100" w:type="dxa"/>
+              <w:bottom w:w="100" w:type="dxa"/>
+              <w:left w:w="120" w:type="dxa"/>
+              <w:right w:w="120" w:type="dxa"/>
+            </w:tcMar>
+            <w:tcBorders>
+              <w:top w:val="single" w:sz="4" w:space="0" w:color="CCCCCC"/>
+              <w:bottom w:val="single" w:sz="4" w:space="0" w:color="CCCCCC"/>
+              <w:left w:val="single" w:sz="4" w:space="0" w:color="CCCCCC"/>
+              <w:right w:val="single" w:sz="4" w:space="0" w:color="CCCCCC"/>
+            </w:tcBorders>
+          </w:tcPr>
+          <w:p>
+            <w:pPr>
+              <w:spacing w:before="60" w:after="60" w:line="252" w:lineRule="auto"/>
+              <w:jc w:val="left"/>
+            </w:pPr>
+            <w:r/>
+            <w:r>
+              <w:t>707.25</w:t>
+            </w:r>
+          </w:p>
+        </w:tc>
+        <w:tc>
+          <w:tcPr>
+            <w:tcW w:type="dxa" w:w="1728"/>
+            <w:shd w:fill="FFFFFF"/>
+            <w:tcMar>
+              <w:top w:w="100" w:type="dxa"/>
+              <w:bottom w:w="100" w:type="dxa"/>
+              <w:left w:w="120" w:type="dxa"/>
+              <w:right w:w="120" w:type="dxa"/>
+            </w:tcMar>
+            <w:tcBorders>
+              <w:top w:val="single" w:sz="4" w:space="0" w:color="CCCCCC"/>
+              <w:bottom w:val="single" w:sz="4" w:space="0" w:color="CCCCCC"/>
+              <w:left w:val="single" w:sz="4" w:space="0" w:color="CCCCCC"/>
+              <w:right w:val="single" w:sz="4" w:space="0" w:color="CCCCCC"/>
+            </w:tcBorders>
+          </w:tcPr>
+          <w:p>
+            <w:pPr>
+              <w:spacing w:before="60" w:after="60" w:line="252" w:lineRule="auto"/>
+              <w:jc w:val="left"/>
+            </w:pPr>
+            <w:r/>
+            <w:r>
+              <w:rPr>
+                <w:b/>
+              </w:rPr>
+              <w:t>717.50</w:t>
+            </w:r>
+          </w:p>
+        </w:tc>
+        <w:tc>
+          <w:tcPr>
+            <w:tcW w:type="dxa" w:w="3456"/>
+            <w:shd w:fill="FFFFFF"/>
+            <w:tcMar>
+              <w:top w:w="100" w:type="dxa"/>
+              <w:bottom w:w="100" w:type="dxa"/>
+              <w:left w:w="120" w:type="dxa"/>
+              <w:right w:w="120" w:type="dxa"/>
+            </w:tcMar>
+            <w:tcBorders>
+              <w:top w:val="single" w:sz="4" w:space="0" w:color="CCCCCC"/>
+              <w:bottom w:val="single" w:sz="4" w:space="0" w:color="CCCCCC"/>
+              <w:left w:val="single" w:sz="4" w:space="0" w:color="CCCCCC"/>
+              <w:right w:val="single" w:sz="4" w:space="0" w:color="CCCCCC"/>
+            </w:tcBorders>
+          </w:tcPr>
+          <w:p>
+            <w:pPr>
+              <w:spacing w:before="60" w:after="60" w:line="252" w:lineRule="auto"/>
+              <w:jc w:val="left"/>
+            </w:pPr>
+            <w:r/>
+            <w:r>
+              <w:rPr>
+                <w:b/>
+              </w:rPr>
+              <w:t>+0.50</w:t>
+            </w:r>
+          </w:p>
+        </w:tc>
+        <w:tc>
+          <w:tcPr>
+            <w:tcW w:type="dxa" w:w="1440"/>
+            <w:shd w:fill="FFFFFF"/>
+            <w:tcMar>
+              <w:top w:w="100" w:type="dxa"/>
+              <w:bottom w:w="100" w:type="dxa"/>
+              <w:left w:w="120" w:type="dxa"/>
+              <w:right w:w="120" w:type="dxa"/>
+            </w:tcMar>
+            <w:tcBorders>
+              <w:top w:val="single" w:sz="4" w:space="0" w:color="CCCCCC"/>
+              <w:bottom w:val="single" w:sz="4" w:space="0" w:color="CCCCCC"/>
+              <w:left w:val="single" w:sz="4" w:space="0" w:color="CCCCCC"/>
+              <w:right w:val="single" w:sz="4" w:space="0" w:color="CCCCCC"/>
+            </w:tcBorders>
+          </w:tcPr>
+          <w:p>
+            <w:pPr>
+              <w:spacing w:before="60" w:after="60" w:line="252" w:lineRule="auto"/>
+              <w:jc w:val="left"/>
+            </w:pPr>
+            <w:r/>
+            <w:r>
+              <w:t>BULL</w:t>
+            </w:r>
+          </w:p>
+        </w:tc>
+      </w:tr>
+      <w:tr>
+        <w:tc>
+          <w:tcPr>
+            <w:tcW w:type="dxa" w:w="1584"/>
+            <w:shd w:fill="F8FAFC"/>
+            <w:tcMar>
+              <w:top w:w="100" w:type="dxa"/>
+              <w:bottom w:w="100" w:type="dxa"/>
+              <w:left w:w="120" w:type="dxa"/>
+              <w:right w:w="120" w:type="dxa"/>
+            </w:tcMar>
+            <w:tcBorders>
+              <w:top w:val="single" w:sz="4" w:space="0" w:color="CCCCCC"/>
+              <w:bottom w:val="single" w:sz="4" w:space="0" w:color="CCCCCC"/>
+              <w:left w:val="single" w:sz="4" w:space="0" w:color="CCCCCC"/>
+              <w:right w:val="single" w:sz="4" w:space="0" w:color="CCCCCC"/>
+            </w:tcBorders>
+          </w:tcPr>
+          <w:p>
+            <w:pPr>
+              <w:spacing w:before="60" w:after="60" w:line="252" w:lineRule="auto"/>
+              <w:jc w:val="left"/>
+            </w:pPr>
+            <w:r/>
+            <w:r>
+              <w:rPr>
+                <w:b/>
+              </w:rPr>
+              <w:t>Thu 27/08</w:t>
+            </w:r>
+          </w:p>
+        </w:tc>
+        <w:tc>
+          <w:tcPr>
+            <w:tcW w:type="dxa" w:w="864"/>
+            <w:shd w:fill="F8FAFC"/>
+            <w:tcMar>
+              <w:top w:w="100" w:type="dxa"/>
+              <w:bottom w:w="100" w:type="dxa"/>
+              <w:left w:w="120" w:type="dxa"/>
+              <w:right w:w="120" w:type="dxa"/>
+            </w:tcMar>
+            <w:tcBorders>
+              <w:top w:val="single" w:sz="4" w:space="0" w:color="CCCCCC"/>
+              <w:bottom w:val="single" w:sz="4" w:space="0" w:color="CCCCCC"/>
+              <w:left w:val="single" w:sz="4" w:space="0" w:color="CCCCCC"/>
+              <w:right w:val="single" w:sz="4" w:space="0" w:color="CCCCCC"/>
+            </w:tcBorders>
+          </w:tcPr>
+          <w:p>
+            <w:pPr>
+              <w:spacing w:before="60" w:after="60" w:line="252" w:lineRule="auto"/>
+              <w:jc w:val="left"/>
+            </w:pPr>
+            <w:r/>
+            <w:r>
+              <w:t>London 15-19</w:t>
+            </w:r>
+          </w:p>
+        </w:tc>
+        <w:tc>
+          <w:tcPr>
+            <w:tcW w:type="dxa" w:w="1440"/>
+            <w:shd w:fill="F8FAFC"/>
+            <w:tcMar>
+              <w:top w:w="100" w:type="dxa"/>
+              <w:bottom w:w="100" w:type="dxa"/>
+              <w:left w:w="120" w:type="dxa"/>
+              <w:right w:w="120" w:type="dxa"/>
+            </w:tcMar>
+            <w:tcBorders>
+              <w:top w:val="single" w:sz="4" w:space="0" w:color="CCCCCC"/>
+              <w:bottom w:val="single" w:sz="4" w:space="0" w:color="CCCCCC"/>
+              <w:left w:val="single" w:sz="4" w:space="0" w:color="CCCCCC"/>
+              <w:right w:val="single" w:sz="4" w:space="0" w:color="CCCCCC"/>
+            </w:tcBorders>
+          </w:tcPr>
+          <w:p>
+            <w:pPr>
+              <w:spacing w:before="60" w:after="60" w:line="252" w:lineRule="auto"/>
+              <w:jc w:val="left"/>
+            </w:pPr>
+            <w:r/>
+            <w:r>
+              <w:t>717.50</w:t>
+            </w:r>
+          </w:p>
+        </w:tc>
+        <w:tc>
+          <w:tcPr>
+            <w:tcW w:type="dxa" w:w="2016"/>
+            <w:shd w:fill="F8FAFC"/>
+            <w:tcMar>
+              <w:top w:w="100" w:type="dxa"/>
+              <w:bottom w:w="100" w:type="dxa"/>
+              <w:left w:w="120" w:type="dxa"/>
+              <w:right w:w="120" w:type="dxa"/>
+            </w:tcMar>
+            <w:tcBorders>
+              <w:top w:val="single" w:sz="4" w:space="0" w:color="CCCCCC"/>
+              <w:bottom w:val="single" w:sz="4" w:space="0" w:color="CCCCCC"/>
+              <w:left w:val="single" w:sz="4" w:space="0" w:color="CCCCCC"/>
+              <w:right w:val="single" w:sz="4" w:space="0" w:color="CCCCCC"/>
+            </w:tcBorders>
+          </w:tcPr>
+          <w:p>
+            <w:pPr>
+              <w:spacing w:before="60" w:after="60" w:line="252" w:lineRule="auto"/>
+              <w:jc w:val="left"/>
+            </w:pPr>
+            <w:r/>
+            <w:r>
+              <w:t>728.25</w:t>
+            </w:r>
+          </w:p>
+        </w:tc>
+        <w:tc>
+          <w:tcPr>
+            <w:tcW w:type="dxa" w:w="1152"/>
+            <w:shd w:fill="F8FAFC"/>
+            <w:tcMar>
+              <w:top w:w="100" w:type="dxa"/>
+              <w:bottom w:w="100" w:type="dxa"/>
+              <w:left w:w="120" w:type="dxa"/>
+              <w:right w:w="120" w:type="dxa"/>
+            </w:tcMar>
+            <w:tcBorders>
+              <w:top w:val="single" w:sz="4" w:space="0" w:color="CCCCCC"/>
+              <w:bottom w:val="single" w:sz="4" w:space="0" w:color="CCCCCC"/>
+              <w:left w:val="single" w:sz="4" w:space="0" w:color="CCCCCC"/>
+              <w:right w:val="single" w:sz="4" w:space="0" w:color="CCCCCC"/>
+            </w:tcBorders>
+          </w:tcPr>
+          <w:p>
+            <w:pPr>
+              <w:spacing w:before="60" w:after="60" w:line="252" w:lineRule="auto"/>
+              <w:jc w:val="left"/>
+            </w:pPr>
+            <w:r/>
+            <w:r>
+              <w:t>710.25</w:t>
+            </w:r>
+          </w:p>
+        </w:tc>
+        <w:tc>
+          <w:tcPr>
+            <w:tcW w:type="dxa" w:w="1728"/>
+            <w:shd w:fill="F8FAFC"/>
+            <w:tcMar>
+              <w:top w:w="100" w:type="dxa"/>
+              <w:bottom w:w="100" w:type="dxa"/>
+              <w:left w:w="120" w:type="dxa"/>
+              <w:right w:w="120" w:type="dxa"/>
+            </w:tcMar>
+            <w:tcBorders>
+              <w:top w:val="single" w:sz="4" w:space="0" w:color="CCCCCC"/>
+              <w:bottom w:val="single" w:sz="4" w:space="0" w:color="CCCCCC"/>
+              <w:left w:val="single" w:sz="4" w:space="0" w:color="CCCCCC"/>
+              <w:right w:val="single" w:sz="4" w:space="0" w:color="CCCCCC"/>
+            </w:tcBorders>
+          </w:tcPr>
+          <w:p>
+            <w:pPr>
+              <w:spacing w:before="60" w:after="60" w:line="252" w:lineRule="auto"/>
+              <w:jc w:val="left"/>
+            </w:pPr>
+            <w:r/>
+            <w:r>
+              <w:rPr>
+                <w:b/>
+              </w:rPr>
+              <w:t>718.25</w:t>
+            </w:r>
+          </w:p>
+        </w:tc>
+        <w:tc>
+          <w:tcPr>
+            <w:tcW w:type="dxa" w:w="3456"/>
+            <w:shd w:fill="F8FAFC"/>
+            <w:tcMar>
+              <w:top w:w="100" w:type="dxa"/>
+              <w:bottom w:w="100" w:type="dxa"/>
+              <w:left w:w="120" w:type="dxa"/>
+              <w:right w:w="120" w:type="dxa"/>
+            </w:tcMar>
+            <w:tcBorders>
+              <w:top w:val="single" w:sz="4" w:space="0" w:color="CCCCCC"/>
+              <w:bottom w:val="single" w:sz="4" w:space="0" w:color="CCCCCC"/>
+              <w:left w:val="single" w:sz="4" w:space="0" w:color="CCCCCC"/>
+              <w:right w:val="single" w:sz="4" w:space="0" w:color="CCCCCC"/>
+            </w:tcBorders>
+          </w:tcPr>
+          <w:p>
+            <w:pPr>
+              <w:spacing w:before="60" w:after="60" w:line="252" w:lineRule="auto"/>
+              <w:jc w:val="left"/>
+            </w:pPr>
+            <w:r/>
+            <w:r>
+              <w:rPr>
+                <w:b/>
+              </w:rPr>
+              <w:t>+0.75</w:t>
+            </w:r>
+          </w:p>
+        </w:tc>
+        <w:tc>
+          <w:tcPr>
+            <w:tcW w:type="dxa" w:w="1440"/>
+            <w:shd w:fill="F8FAFC"/>
+            <w:tcMar>
+              <w:top w:w="100" w:type="dxa"/>
+              <w:bottom w:w="100" w:type="dxa"/>
+              <w:left w:w="120" w:type="dxa"/>
+              <w:right w:w="120" w:type="dxa"/>
+            </w:tcMar>
+            <w:tcBorders>
+              <w:top w:val="single" w:sz="4" w:space="0" w:color="CCCCCC"/>
+              <w:bottom w:val="single" w:sz="4" w:space="0" w:color="CCCCCC"/>
+              <w:left w:val="single" w:sz="4" w:space="0" w:color="CCCCCC"/>
+              <w:right w:val="single" w:sz="4" w:space="0" w:color="CCCCCC"/>
+            </w:tcBorders>
+          </w:tcPr>
+          <w:p>
+            <w:pPr>
+              <w:spacing w:before="60" w:after="60" w:line="252" w:lineRule="auto"/>
+              <w:jc w:val="left"/>
+            </w:pPr>
+            <w:r/>
+            <w:r>
+              <w:t>BULL</w:t>
+            </w:r>
+          </w:p>
+        </w:tc>
+      </w:tr>
+      <w:tr>
+        <w:tc>
+          <w:tcPr>
+            <w:tcW w:type="dxa" w:w="1584"/>
+            <w:shd w:fill="FFFFFF"/>
+            <w:tcMar>
+              <w:top w:w="100" w:type="dxa"/>
+              <w:bottom w:w="100" w:type="dxa"/>
+              <w:left w:w="120" w:type="dxa"/>
+              <w:right w:w="120" w:type="dxa"/>
+            </w:tcMar>
+            <w:tcBorders>
+              <w:top w:val="single" w:sz="4" w:space="0" w:color="CCCCCC"/>
+              <w:bottom w:val="single" w:sz="4" w:space="0" w:color="CCCCCC"/>
+              <w:left w:val="single" w:sz="4" w:space="0" w:color="CCCCCC"/>
+              <w:right w:val="single" w:sz="4" w:space="0" w:color="CCCCCC"/>
+            </w:tcBorders>
+          </w:tcPr>
+          <w:p>
+            <w:pPr>
+              <w:spacing w:before="60" w:after="60" w:line="252" w:lineRule="auto"/>
+              <w:jc w:val="left"/>
+            </w:pPr>
+            <w:r/>
+            <w:r>
+              <w:rPr>
+                <w:b/>
+              </w:rPr>
+              <w:t>Thu 27/08</w:t>
+            </w:r>
+          </w:p>
+        </w:tc>
+        <w:tc>
+          <w:tcPr>
+            <w:tcW w:type="dxa" w:w="864"/>
+            <w:shd w:fill="FFFFFF"/>
+            <w:tcMar>
+              <w:top w:w="100" w:type="dxa"/>
+              <w:bottom w:w="100" w:type="dxa"/>
+              <w:left w:w="120" w:type="dxa"/>
+              <w:right w:w="120" w:type="dxa"/>
+            </w:tcMar>
+            <w:tcBorders>
+              <w:top w:val="single" w:sz="4" w:space="0" w:color="CCCCCC"/>
+              <w:bottom w:val="single" w:sz="4" w:space="0" w:color="CCCCCC"/>
+              <w:left w:val="single" w:sz="4" w:space="0" w:color="CCCCCC"/>
+              <w:right w:val="single" w:sz="4" w:space="0" w:color="CCCCCC"/>
+            </w:tcBorders>
+          </w:tcPr>
+          <w:p>
+            <w:pPr>
+              <w:spacing w:before="60" w:after="60" w:line="252" w:lineRule="auto"/>
+              <w:jc w:val="left"/>
+            </w:pPr>
+            <w:r/>
+            <w:r>
+              <w:t>Pre-NY 19-21</w:t>
+            </w:r>
+          </w:p>
+        </w:tc>
+        <w:tc>
+          <w:tcPr>
+            <w:tcW w:type="dxa" w:w="1440"/>
+            <w:shd w:fill="FFFFFF"/>
+            <w:tcMar>
+              <w:top w:w="100" w:type="dxa"/>
+              <w:bottom w:w="100" w:type="dxa"/>
+              <w:left w:w="120" w:type="dxa"/>
+              <w:right w:w="120" w:type="dxa"/>
+            </w:tcMar>
+            <w:tcBorders>
+              <w:top w:val="single" w:sz="4" w:space="0" w:color="CCCCCC"/>
+              <w:bottom w:val="single" w:sz="4" w:space="0" w:color="CCCCCC"/>
+              <w:left w:val="single" w:sz="4" w:space="0" w:color="CCCCCC"/>
+              <w:right w:val="single" w:sz="4" w:space="0" w:color="CCCCCC"/>
+            </w:tcBorders>
+          </w:tcPr>
+          <w:p>
+            <w:pPr>
+              <w:spacing w:before="60" w:after="60" w:line="252" w:lineRule="auto"/>
+              <w:jc w:val="left"/>
+            </w:pPr>
+            <w:r/>
+            <w:r>
+              <w:t>718.25</w:t>
+            </w:r>
+          </w:p>
+        </w:tc>
+        <w:tc>
+          <w:tcPr>
+            <w:tcW w:type="dxa" w:w="2016"/>
+            <w:shd w:fill="FFFFFF"/>
+            <w:tcMar>
+              <w:top w:w="100" w:type="dxa"/>
+              <w:bottom w:w="100" w:type="dxa"/>
+              <w:left w:w="120" w:type="dxa"/>
+              <w:right w:w="120" w:type="dxa"/>
+            </w:tcMar>
+            <w:tcBorders>
+              <w:top w:val="single" w:sz="4" w:space="0" w:color="CCCCCC"/>
+              <w:bottom w:val="single" w:sz="4" w:space="0" w:color="CCCCCC"/>
+              <w:left w:val="single" w:sz="4" w:space="0" w:color="CCCCCC"/>
+              <w:right w:val="single" w:sz="4" w:space="0" w:color="CCCCCC"/>
+            </w:tcBorders>
+          </w:tcPr>
+          <w:p>
+            <w:pPr>
+              <w:spacing w:before="60" w:after="60" w:line="252" w:lineRule="auto"/>
+              <w:jc w:val="left"/>
+            </w:pPr>
+            <w:r/>
+            <w:r>
+              <w:t>724.75</w:t>
+            </w:r>
+          </w:p>
+        </w:tc>
+        <w:tc>
+          <w:tcPr>
+            <w:tcW w:type="dxa" w:w="1152"/>
+            <w:shd w:fill="FFFFFF"/>
+            <w:tcMar>
+              <w:top w:w="100" w:type="dxa"/>
+              <w:bottom w:w="100" w:type="dxa"/>
+              <w:left w:w="120" w:type="dxa"/>
+              <w:right w:w="120" w:type="dxa"/>
+            </w:tcMar>
+            <w:tcBorders>
+              <w:top w:val="single" w:sz="4" w:space="0" w:color="CCCCCC"/>
+              <w:bottom w:val="single" w:sz="4" w:space="0" w:color="CCCCCC"/>
+              <w:left w:val="single" w:sz="4" w:space="0" w:color="CCCCCC"/>
+              <w:right w:val="single" w:sz="4" w:space="0" w:color="CCCCCC"/>
+            </w:tcBorders>
+          </w:tcPr>
+          <w:p>
+            <w:pPr>
+              <w:spacing w:before="60" w:after="60" w:line="252" w:lineRule="auto"/>
+              <w:jc w:val="left"/>
+            </w:pPr>
+            <w:r/>
+            <w:r>
+              <w:t>709.75</w:t>
+            </w:r>
+          </w:p>
+        </w:tc>
+        <w:tc>
+          <w:tcPr>
+            <w:tcW w:type="dxa" w:w="1728"/>
+            <w:shd w:fill="FFFFFF"/>
+            <w:tcMar>
+              <w:top w:w="100" w:type="dxa"/>
+              <w:bottom w:w="100" w:type="dxa"/>
+              <w:left w:w="120" w:type="dxa"/>
+              <w:right w:w="120" w:type="dxa"/>
+            </w:tcMar>
+            <w:tcBorders>
+              <w:top w:val="single" w:sz="4" w:space="0" w:color="CCCCCC"/>
+              <w:bottom w:val="single" w:sz="4" w:space="0" w:color="CCCCCC"/>
+              <w:left w:val="single" w:sz="4" w:space="0" w:color="CCCCCC"/>
+              <w:right w:val="single" w:sz="4" w:space="0" w:color="CCCCCC"/>
+            </w:tcBorders>
+          </w:tcPr>
+          <w:p>
+            <w:pPr>
+              <w:spacing w:before="60" w:after="60" w:line="252" w:lineRule="auto"/>
+              <w:jc w:val="left"/>
+            </w:pPr>
+            <w:r/>
+            <w:r>
+              <w:rPr>
+                <w:b/>
+              </w:rPr>
+              <w:t>718.75</w:t>
+            </w:r>
+          </w:p>
+        </w:tc>
+        <w:tc>
+          <w:tcPr>
+            <w:tcW w:type="dxa" w:w="3456"/>
+            <w:shd w:fill="FFFFFF"/>
+            <w:tcMar>
+              <w:top w:w="100" w:type="dxa"/>
+              <w:bottom w:w="100" w:type="dxa"/>
+              <w:left w:w="120" w:type="dxa"/>
+              <w:right w:w="120" w:type="dxa"/>
+            </w:tcMar>
+            <w:tcBorders>
+              <w:top w:val="single" w:sz="4" w:space="0" w:color="CCCCCC"/>
+              <w:bottom w:val="single" w:sz="4" w:space="0" w:color="CCCCCC"/>
+              <w:left w:val="single" w:sz="4" w:space="0" w:color="CCCCCC"/>
+              <w:right w:val="single" w:sz="4" w:space="0" w:color="CCCCCC"/>
+            </w:tcBorders>
+          </w:tcPr>
+          <w:p>
+            <w:pPr>
+              <w:spacing w:before="60" w:after="60" w:line="252" w:lineRule="auto"/>
+              <w:jc w:val="left"/>
+            </w:pPr>
+            <w:r/>
+            <w:r>
+              <w:rPr>
+                <w:b/>
+              </w:rPr>
+              <w:t>+0.50</w:t>
+            </w:r>
+          </w:p>
+        </w:tc>
+        <w:tc>
+          <w:tcPr>
+            <w:tcW w:type="dxa" w:w="1440"/>
+            <w:shd w:fill="FFFFFF"/>
+            <w:tcMar>
+              <w:top w:w="100" w:type="dxa"/>
+              <w:bottom w:w="100" w:type="dxa"/>
+              <w:left w:w="120" w:type="dxa"/>
+              <w:right w:w="120" w:type="dxa"/>
+            </w:tcMar>
+            <w:tcBorders>
+              <w:top w:val="single" w:sz="4" w:space="0" w:color="CCCCCC"/>
+              <w:bottom w:val="single" w:sz="4" w:space="0" w:color="CCCCCC"/>
+              <w:left w:val="single" w:sz="4" w:space="0" w:color="CCCCCC"/>
+              <w:right w:val="single" w:sz="4" w:space="0" w:color="CCCCCC"/>
+            </w:tcBorders>
+          </w:tcPr>
+          <w:p>
+            <w:pPr>
+              <w:spacing w:before="60" w:after="60" w:line="252" w:lineRule="auto"/>
+              <w:jc w:val="left"/>
+            </w:pPr>
+            <w:r/>
+            <w:r>
+              <w:t>BULL</w:t>
+            </w:r>
+          </w:p>
+        </w:tc>
+      </w:tr>
+      <w:tr>
+        <w:tc>
+          <w:tcPr>
+            <w:tcW w:type="dxa" w:w="1584"/>
+            <w:shd w:fill="F8FAFC"/>
+            <w:tcMar>
+              <w:top w:w="100" w:type="dxa"/>
+              <w:bottom w:w="100" w:type="dxa"/>
+              <w:left w:w="120" w:type="dxa"/>
+              <w:right w:w="120" w:type="dxa"/>
+            </w:tcMar>
+            <w:tcBorders>
+              <w:top w:val="single" w:sz="4" w:space="0" w:color="CCCCCC"/>
+              <w:bottom w:val="single" w:sz="4" w:space="0" w:color="CCCCCC"/>
+              <w:left w:val="single" w:sz="4" w:space="0" w:color="CCCCCC"/>
+              <w:right w:val="single" w:sz="4" w:space="0" w:color="CCCCCC"/>
+            </w:tcBorders>
+          </w:tcPr>
+          <w:p>
+            <w:pPr>
+              <w:spacing w:before="60" w:after="60" w:line="252" w:lineRule="auto"/>
+              <w:jc w:val="left"/>
+            </w:pPr>
+            <w:r/>
+            <w:r>
+              <w:rPr>
+                <w:b/>
+              </w:rPr>
+              <w:t>Thu 27/08</w:t>
+            </w:r>
+          </w:p>
+        </w:tc>
+        <w:tc>
+          <w:tcPr>
+            <w:tcW w:type="dxa" w:w="864"/>
+            <w:shd w:fill="F8FAFC"/>
+            <w:tcMar>
+              <w:top w:w="100" w:type="dxa"/>
+              <w:bottom w:w="100" w:type="dxa"/>
+              <w:left w:w="120" w:type="dxa"/>
+              <w:right w:w="120" w:type="dxa"/>
+            </w:tcMar>
+            <w:tcBorders>
+              <w:top w:val="single" w:sz="4" w:space="0" w:color="CCCCCC"/>
+              <w:bottom w:val="single" w:sz="4" w:space="0" w:color="CCCCCC"/>
+              <w:left w:val="single" w:sz="4" w:space="0" w:color="CCCCCC"/>
+              <w:right w:val="single" w:sz="4" w:space="0" w:color="CCCCCC"/>
+            </w:tcBorders>
+          </w:tcPr>
+          <w:p>
+            <w:pPr>
+              <w:spacing w:before="60" w:after="60" w:line="252" w:lineRule="auto"/>
+              <w:jc w:val="left"/>
+            </w:pPr>
+            <w:r/>
+            <w:r>
+              <w:t>NY Open 21-23</w:t>
+            </w:r>
+          </w:p>
+        </w:tc>
+        <w:tc>
+          <w:tcPr>
+            <w:tcW w:type="dxa" w:w="1440"/>
+            <w:shd w:fill="F8FAFC"/>
+            <w:tcMar>
+              <w:top w:w="100" w:type="dxa"/>
+              <w:bottom w:w="100" w:type="dxa"/>
+              <w:left w:w="120" w:type="dxa"/>
+              <w:right w:w="120" w:type="dxa"/>
+            </w:tcMar>
+            <w:tcBorders>
+              <w:top w:val="single" w:sz="4" w:space="0" w:color="CCCCCC"/>
+              <w:bottom w:val="single" w:sz="4" w:space="0" w:color="CCCCCC"/>
+              <w:left w:val="single" w:sz="4" w:space="0" w:color="CCCCCC"/>
+              <w:right w:val="single" w:sz="4" w:space="0" w:color="CCCCCC"/>
+            </w:tcBorders>
+          </w:tcPr>
+          <w:p>
+            <w:pPr>
+              <w:spacing w:before="60" w:after="60" w:line="252" w:lineRule="auto"/>
+              <w:jc w:val="left"/>
+            </w:pPr>
+            <w:r/>
+            <w:r>
+              <w:t>718.75</w:t>
+            </w:r>
+          </w:p>
+        </w:tc>
+        <w:tc>
+          <w:tcPr>
+            <w:tcW w:type="dxa" w:w="2016"/>
+            <w:shd w:fill="F8FAFC"/>
+            <w:tcMar>
+              <w:top w:w="100" w:type="dxa"/>
+              <w:bottom w:w="100" w:type="dxa"/>
+              <w:left w:w="120" w:type="dxa"/>
+              <w:right w:w="120" w:type="dxa"/>
+            </w:tcMar>
+            <w:tcBorders>
+              <w:top w:val="single" w:sz="4" w:space="0" w:color="CCCCCC"/>
+              <w:bottom w:val="single" w:sz="4" w:space="0" w:color="CCCCCC"/>
+              <w:left w:val="single" w:sz="4" w:space="0" w:color="CCCCCC"/>
+              <w:right w:val="single" w:sz="4" w:space="0" w:color="CCCCCC"/>
+            </w:tcBorders>
+          </w:tcPr>
+          <w:p>
+            <w:pPr>
+              <w:spacing w:before="60" w:after="60" w:line="252" w:lineRule="auto"/>
+              <w:jc w:val="left"/>
+            </w:pPr>
+            <w:r/>
+            <w:r>
+              <w:t>729.75</w:t>
+            </w:r>
+          </w:p>
+        </w:tc>
+        <w:tc>
+          <w:tcPr>
+            <w:tcW w:type="dxa" w:w="1152"/>
+            <w:shd w:fill="F8FAFC"/>
+            <w:tcMar>
+              <w:top w:w="100" w:type="dxa"/>
+              <w:bottom w:w="100" w:type="dxa"/>
+              <w:left w:w="120" w:type="dxa"/>
+              <w:right w:w="120" w:type="dxa"/>
+            </w:tcMar>
+            <w:tcBorders>
+              <w:top w:val="single" w:sz="4" w:space="0" w:color="CCCCCC"/>
+              <w:bottom w:val="single" w:sz="4" w:space="0" w:color="CCCCCC"/>
+              <w:left w:val="single" w:sz="4" w:space="0" w:color="CCCCCC"/>
+              <w:right w:val="single" w:sz="4" w:space="0" w:color="CCCCCC"/>
+            </w:tcBorders>
+          </w:tcPr>
+          <w:p>
+            <w:pPr>
+              <w:spacing w:before="60" w:after="60" w:line="252" w:lineRule="auto"/>
+              <w:jc w:val="left"/>
+            </w:pPr>
+            <w:r/>
+            <w:r>
+              <w:t>707.00</w:t>
+            </w:r>
+          </w:p>
+        </w:tc>
+        <w:tc>
+          <w:tcPr>
+            <w:tcW w:type="dxa" w:w="1728"/>
+            <w:shd w:fill="F8FAFC"/>
+            <w:tcMar>
+              <w:top w:w="100" w:type="dxa"/>
+              <w:bottom w:w="100" w:type="dxa"/>
+              <w:left w:w="120" w:type="dxa"/>
+              <w:right w:w="120" w:type="dxa"/>
+            </w:tcMar>
+            <w:tcBorders>
+              <w:top w:val="single" w:sz="4" w:space="0" w:color="CCCCCC"/>
+              <w:bottom w:val="single" w:sz="4" w:space="0" w:color="CCCCCC"/>
+              <w:left w:val="single" w:sz="4" w:space="0" w:color="CCCCCC"/>
+              <w:right w:val="single" w:sz="4" w:space="0" w:color="CCCCCC"/>
+            </w:tcBorders>
+          </w:tcPr>
+          <w:p>
+            <w:pPr>
+              <w:spacing w:before="60" w:after="60" w:line="252" w:lineRule="auto"/>
+              <w:jc w:val="left"/>
+            </w:pPr>
+            <w:r/>
+            <w:r>
+              <w:rPr>
+                <w:b/>
+              </w:rPr>
+              <w:t>722.25</w:t>
+            </w:r>
+          </w:p>
+        </w:tc>
+        <w:tc>
+          <w:tcPr>
+            <w:tcW w:type="dxa" w:w="3456"/>
+            <w:shd w:fill="F8FAFC"/>
+            <w:tcMar>
+              <w:top w:w="100" w:type="dxa"/>
+              <w:bottom w:w="100" w:type="dxa"/>
+              <w:left w:w="120" w:type="dxa"/>
+              <w:right w:w="120" w:type="dxa"/>
+            </w:tcMar>
+            <w:tcBorders>
+              <w:top w:val="single" w:sz="4" w:space="0" w:color="CCCCCC"/>
+              <w:bottom w:val="single" w:sz="4" w:space="0" w:color="CCCCCC"/>
+              <w:left w:val="single" w:sz="4" w:space="0" w:color="CCCCCC"/>
+              <w:right w:val="single" w:sz="4" w:space="0" w:color="CCCCCC"/>
+            </w:tcBorders>
+          </w:tcPr>
+          <w:p>
+            <w:pPr>
+              <w:spacing w:before="60" w:after="60" w:line="252" w:lineRule="auto"/>
+              <w:jc w:val="left"/>
+            </w:pPr>
+            <w:r/>
+            <w:r>
+              <w:rPr>
+                <w:b/>
+              </w:rPr>
+              <w:t>+3.50</w:t>
+            </w:r>
+          </w:p>
+        </w:tc>
+        <w:tc>
+          <w:tcPr>
+            <w:tcW w:type="dxa" w:w="1440"/>
+            <w:shd w:fill="F8FAFC"/>
+            <w:tcMar>
+              <w:top w:w="100" w:type="dxa"/>
+              <w:bottom w:w="100" w:type="dxa"/>
+              <w:left w:w="120" w:type="dxa"/>
+              <w:right w:w="120" w:type="dxa"/>
+            </w:tcMar>
+            <w:tcBorders>
+              <w:top w:val="single" w:sz="4" w:space="0" w:color="CCCCCC"/>
+              <w:bottom w:val="single" w:sz="4" w:space="0" w:color="CCCCCC"/>
+              <w:left w:val="single" w:sz="4" w:space="0" w:color="CCCCCC"/>
+              <w:right w:val="single" w:sz="4" w:space="0" w:color="CCCCCC"/>
+            </w:tcBorders>
+          </w:tcPr>
+          <w:p>
+            <w:pPr>
+              <w:spacing w:before="60" w:after="60" w:line="252" w:lineRule="auto"/>
+              <w:jc w:val="left"/>
+            </w:pPr>
+            <w:r/>
+            <w:r>
+              <w:t>BULL</w:t>
+            </w:r>
+          </w:p>
+        </w:tc>
+      </w:tr>
+      <w:tr>
+        <w:tc>
+          <w:tcPr>
+            <w:tcW w:type="dxa" w:w="1584"/>
+            <w:shd w:fill="FFFFFF"/>
+            <w:tcMar>
+              <w:top w:w="100" w:type="dxa"/>
+              <w:bottom w:w="100" w:type="dxa"/>
+              <w:left w:w="120" w:type="dxa"/>
+              <w:right w:w="120" w:type="dxa"/>
+            </w:tcMar>
+            <w:tcBorders>
+              <w:top w:val="single" w:sz="4" w:space="0" w:color="CCCCCC"/>
+              <w:bottom w:val="single" w:sz="4" w:space="0" w:color="CCCCCC"/>
+              <w:left w:val="single" w:sz="4" w:space="0" w:color="CCCCCC"/>
+              <w:right w:val="single" w:sz="4" w:space="0" w:color="CCCCCC"/>
+            </w:tcBorders>
+          </w:tcPr>
+          <w:p>
+            <w:pPr>
+              <w:spacing w:before="60" w:after="60" w:line="252" w:lineRule="auto"/>
+              <w:jc w:val="left"/>
+            </w:pPr>
+            <w:r/>
+            <w:r>
+              <w:rPr>
+                <w:b/>
+              </w:rPr>
+              <w:t>Thu 27/08</w:t>
+            </w:r>
+          </w:p>
+        </w:tc>
+        <w:tc>
+          <w:tcPr>
+            <w:tcW w:type="dxa" w:w="864"/>
+            <w:shd w:fill="FFFFFF"/>
+            <w:tcMar>
+              <w:top w:w="100" w:type="dxa"/>
+              <w:bottom w:w="100" w:type="dxa"/>
+              <w:left w:w="120" w:type="dxa"/>
+              <w:right w:w="120" w:type="dxa"/>
+            </w:tcMar>
+            <w:tcBorders>
+              <w:top w:val="single" w:sz="4" w:space="0" w:color="CCCCCC"/>
+              <w:bottom w:val="single" w:sz="4" w:space="0" w:color="CCCCCC"/>
+              <w:left w:val="single" w:sz="4" w:space="0" w:color="CCCCCC"/>
+              <w:right w:val="single" w:sz="4" w:space="0" w:color="CCCCCC"/>
+            </w:tcBorders>
+          </w:tcPr>
+          <w:p>
+            <w:pPr>
+              <w:spacing w:before="60" w:after="60" w:line="252" w:lineRule="auto"/>
+              <w:jc w:val="left"/>
+            </w:pPr>
+            <w:r/>
+            <w:r>
+              <w:t>NY Close 23-01</w:t>
+            </w:r>
+          </w:p>
+        </w:tc>
+        <w:tc>
+          <w:tcPr>
+            <w:tcW w:type="dxa" w:w="1440"/>
+            <w:shd w:fill="FFFFFF"/>
+            <w:tcMar>
+              <w:top w:w="100" w:type="dxa"/>
+              <w:bottom w:w="100" w:type="dxa"/>
+              <w:left w:w="120" w:type="dxa"/>
+              <w:right w:w="120" w:type="dxa"/>
+            </w:tcMar>
+            <w:tcBorders>
+              <w:top w:val="single" w:sz="4" w:space="0" w:color="CCCCCC"/>
+              <w:bottom w:val="single" w:sz="4" w:space="0" w:color="CCCCCC"/>
+              <w:left w:val="single" w:sz="4" w:space="0" w:color="CCCCCC"/>
+              <w:right w:val="single" w:sz="4" w:space="0" w:color="CCCCCC"/>
+            </w:tcBorders>
+          </w:tcPr>
+          <w:p>
+            <w:pPr>
+              <w:spacing w:before="60" w:after="60" w:line="252" w:lineRule="auto"/>
+              <w:jc w:val="left"/>
+            </w:pPr>
+            <w:r/>
+            <w:r>
+              <w:t>722.25</w:t>
+            </w:r>
+          </w:p>
+        </w:tc>
+        <w:tc>
+          <w:tcPr>
+            <w:tcW w:type="dxa" w:w="2016"/>
+            <w:shd w:fill="FFFFFF"/>
+            <w:tcMar>
+              <w:top w:w="100" w:type="dxa"/>
+              <w:bottom w:w="100" w:type="dxa"/>
+              <w:left w:w="120" w:type="dxa"/>
+              <w:right w:w="120" w:type="dxa"/>
+            </w:tcMar>
+            <w:tcBorders>
+              <w:top w:val="single" w:sz="4" w:space="0" w:color="CCCCCC"/>
+              <w:bottom w:val="single" w:sz="4" w:space="0" w:color="CCCCCC"/>
+              <w:left w:val="single" w:sz="4" w:space="0" w:color="CCCCCC"/>
+              <w:right w:val="single" w:sz="4" w:space="0" w:color="CCCCCC"/>
+            </w:tcBorders>
+          </w:tcPr>
+          <w:p>
+            <w:pPr>
+              <w:spacing w:before="60" w:after="60" w:line="252" w:lineRule="auto"/>
+              <w:jc w:val="left"/>
+            </w:pPr>
+            <w:r/>
+            <w:r>
+              <w:t>727.75</w:t>
+            </w:r>
+          </w:p>
+        </w:tc>
+        <w:tc>
+          <w:tcPr>
+            <w:tcW w:type="dxa" w:w="1152"/>
+            <w:shd w:fill="FFFFFF"/>
+            <w:tcMar>
+              <w:top w:w="100" w:type="dxa"/>
+              <w:bottom w:w="100" w:type="dxa"/>
+              <w:left w:w="120" w:type="dxa"/>
+              <w:right w:w="120" w:type="dxa"/>
+            </w:tcMar>
+            <w:tcBorders>
+              <w:top w:val="single" w:sz="4" w:space="0" w:color="CCCCCC"/>
+              <w:bottom w:val="single" w:sz="4" w:space="0" w:color="CCCCCC"/>
+              <w:left w:val="single" w:sz="4" w:space="0" w:color="CCCCCC"/>
+              <w:right w:val="single" w:sz="4" w:space="0" w:color="CCCCCC"/>
+            </w:tcBorders>
+          </w:tcPr>
+          <w:p>
+            <w:pPr>
+              <w:spacing w:before="60" w:after="60" w:line="252" w:lineRule="auto"/>
+              <w:jc w:val="left"/>
+            </w:pPr>
+            <w:r/>
+            <w:r>
+              <w:t>714.50</w:t>
+            </w:r>
+          </w:p>
+        </w:tc>
+        <w:tc>
+          <w:tcPr>
+            <w:tcW w:type="dxa" w:w="1728"/>
+            <w:shd w:fill="FFFFFF"/>
+            <w:tcMar>
+              <w:top w:w="100" w:type="dxa"/>
+              <w:bottom w:w="100" w:type="dxa"/>
+              <w:left w:w="120" w:type="dxa"/>
+              <w:right w:w="120" w:type="dxa"/>
+            </w:tcMar>
+            <w:tcBorders>
+              <w:top w:val="single" w:sz="4" w:space="0" w:color="CCCCCC"/>
+              <w:bottom w:val="single" w:sz="4" w:space="0" w:color="CCCCCC"/>
+              <w:left w:val="single" w:sz="4" w:space="0" w:color="CCCCCC"/>
+              <w:right w:val="single" w:sz="4" w:space="0" w:color="CCCCCC"/>
+            </w:tcBorders>
+          </w:tcPr>
+          <w:p>
+            <w:pPr>
+              <w:spacing w:before="60" w:after="60" w:line="252" w:lineRule="auto"/>
+              <w:jc w:val="left"/>
+            </w:pPr>
+            <w:r/>
+            <w:r>
+              <w:rPr>
+                <w:b/>
+              </w:rPr>
+              <w:t>723.00</w:t>
+            </w:r>
+          </w:p>
+        </w:tc>
+        <w:tc>
+          <w:tcPr>
+            <w:tcW w:type="dxa" w:w="3456"/>
+            <w:shd w:fill="FFFFFF"/>
+            <w:tcMar>
+              <w:top w:w="100" w:type="dxa"/>
+              <w:bottom w:w="100" w:type="dxa"/>
+              <w:left w:w="120" w:type="dxa"/>
+              <w:right w:w="120" w:type="dxa"/>
+            </w:tcMar>
+            <w:tcBorders>
+              <w:top w:val="single" w:sz="4" w:space="0" w:color="CCCCCC"/>
+              <w:bottom w:val="single" w:sz="4" w:space="0" w:color="CCCCCC"/>
+              <w:left w:val="single" w:sz="4" w:space="0" w:color="CCCCCC"/>
+              <w:right w:val="single" w:sz="4" w:space="0" w:color="CCCCCC"/>
+            </w:tcBorders>
+          </w:tcPr>
+          <w:p>
+            <w:pPr>
+              <w:spacing w:before="60" w:after="60" w:line="252" w:lineRule="auto"/>
+              <w:jc w:val="left"/>
+            </w:pPr>
+            <w:r/>
+            <w:r>
+              <w:rPr>
+                <w:b/>
+              </w:rPr>
+              <w:t>+0.75</w:t>
+            </w:r>
+          </w:p>
+        </w:tc>
+        <w:tc>
+          <w:tcPr>
+            <w:tcW w:type="dxa" w:w="1440"/>
+            <w:shd w:fill="FFFFFF"/>
+            <w:tcMar>
+              <w:top w:w="100" w:type="dxa"/>
+              <w:bottom w:w="100" w:type="dxa"/>
+              <w:left w:w="120" w:type="dxa"/>
+              <w:right w:w="120" w:type="dxa"/>
+            </w:tcMar>
+            <w:tcBorders>
+              <w:top w:val="single" w:sz="4" w:space="0" w:color="CCCCCC"/>
+              <w:bottom w:val="single" w:sz="4" w:space="0" w:color="CCCCCC"/>
+              <w:left w:val="single" w:sz="4" w:space="0" w:color="CCCCCC"/>
+              <w:right w:val="single" w:sz="4" w:space="0" w:color="CCCCCC"/>
+            </w:tcBorders>
+          </w:tcPr>
+          <w:p>
+            <w:pPr>
+              <w:spacing w:before="60" w:after="60" w:line="252" w:lineRule="auto"/>
+              <w:jc w:val="left"/>
+            </w:pPr>
+            <w:r/>
+            <w:r>
+              <w:t>BULL</w:t>
+            </w:r>
+          </w:p>
+        </w:tc>
+      </w:tr>
+      <w:tr>
+        <w:tc>
+          <w:tcPr>
+            <w:tcW w:type="dxa" w:w="1584"/>
+            <w:shd w:fill="F8FAFC"/>
+            <w:tcMar>
+              <w:top w:w="100" w:type="dxa"/>
+              <w:bottom w:w="100" w:type="dxa"/>
+              <w:left w:w="120" w:type="dxa"/>
+              <w:right w:w="120" w:type="dxa"/>
+            </w:tcMar>
+            <w:tcBorders>
+              <w:top w:val="single" w:sz="4" w:space="0" w:color="CCCCCC"/>
+              <w:bottom w:val="single" w:sz="4" w:space="0" w:color="CCCCCC"/>
+              <w:left w:val="single" w:sz="4" w:space="0" w:color="CCCCCC"/>
+              <w:right w:val="single" w:sz="4" w:space="0" w:color="CCCCCC"/>
+            </w:tcBorders>
+          </w:tcPr>
+          <w:p>
+            <w:pPr>
+              <w:spacing w:before="60" w:after="60" w:line="252" w:lineRule="auto"/>
+              <w:jc w:val="left"/>
+            </w:pPr>
+            <w:r/>
+            <w:r>
+              <w:rPr>
+                <w:b/>
+              </w:rPr>
+              <w:t>Fri 28/08</w:t>
+            </w:r>
+          </w:p>
+        </w:tc>
+        <w:tc>
+          <w:tcPr>
+            <w:tcW w:type="dxa" w:w="864"/>
+            <w:shd w:fill="F8FAFC"/>
+            <w:tcMar>
+              <w:top w:w="100" w:type="dxa"/>
+              <w:bottom w:w="100" w:type="dxa"/>
+              <w:left w:w="120" w:type="dxa"/>
+              <w:right w:w="120" w:type="dxa"/>
+            </w:tcMar>
+            <w:tcBorders>
+              <w:top w:val="single" w:sz="4" w:space="0" w:color="CCCCCC"/>
+              <w:bottom w:val="single" w:sz="4" w:space="0" w:color="CCCCCC"/>
+              <w:left w:val="single" w:sz="4" w:space="0" w:color="CCCCCC"/>
+              <w:right w:val="single" w:sz="4" w:space="0" w:color="CCCCCC"/>
+            </w:tcBorders>
+          </w:tcPr>
+          <w:p>
+            <w:pPr>
+              <w:spacing w:before="60" w:after="60" w:line="252" w:lineRule="auto"/>
+              <w:jc w:val="left"/>
+            </w:pPr>
+            <w:r/>
+            <w:r>
+              <w:t>Asia 07-11</w:t>
+            </w:r>
+          </w:p>
+        </w:tc>
+        <w:tc>
+          <w:tcPr>
+            <w:tcW w:type="dxa" w:w="1440"/>
+            <w:shd w:fill="F8FAFC"/>
+            <w:tcMar>
+              <w:top w:w="100" w:type="dxa"/>
+              <w:bottom w:w="100" w:type="dxa"/>
+              <w:left w:w="120" w:type="dxa"/>
+              <w:right w:w="120" w:type="dxa"/>
+            </w:tcMar>
+            <w:tcBorders>
+              <w:top w:val="single" w:sz="4" w:space="0" w:color="CCCCCC"/>
+              <w:bottom w:val="single" w:sz="4" w:space="0" w:color="CCCCCC"/>
+              <w:left w:val="single" w:sz="4" w:space="0" w:color="CCCCCC"/>
+              <w:right w:val="single" w:sz="4" w:space="0" w:color="CCCCCC"/>
+            </w:tcBorders>
+          </w:tcPr>
+          <w:p>
+            <w:pPr>
+              <w:spacing w:before="60" w:after="60" w:line="252" w:lineRule="auto"/>
+              <w:jc w:val="left"/>
+            </w:pPr>
+            <w:r/>
+            <w:r>
+              <w:t>723.00</w:t>
+            </w:r>
+          </w:p>
+        </w:tc>
+        <w:tc>
+          <w:tcPr>
+            <w:tcW w:type="dxa" w:w="2016"/>
+            <w:shd w:fill="F8FAFC"/>
+            <w:tcMar>
+              <w:top w:w="100" w:type="dxa"/>
+              <w:bottom w:w="100" w:type="dxa"/>
+              <w:left w:w="120" w:type="dxa"/>
+              <w:right w:w="120" w:type="dxa"/>
+            </w:tcMar>
+            <w:tcBorders>
+              <w:top w:val="single" w:sz="4" w:space="0" w:color="CCCCCC"/>
+              <w:bottom w:val="single" w:sz="4" w:space="0" w:color="CCCCCC"/>
+              <w:left w:val="single" w:sz="4" w:space="0" w:color="CCCCCC"/>
+              <w:right w:val="single" w:sz="4" w:space="0" w:color="CCCCCC"/>
+            </w:tcBorders>
+          </w:tcPr>
+          <w:p>
+            <w:pPr>
+              <w:spacing w:before="60" w:after="60" w:line="252" w:lineRule="auto"/>
+              <w:jc w:val="left"/>
+            </w:pPr>
+            <w:r/>
+            <w:r>
+              <w:t>732.25</w:t>
+            </w:r>
+          </w:p>
+        </w:tc>
+        <w:tc>
+          <w:tcPr>
+            <w:tcW w:type="dxa" w:w="1152"/>
+            <w:shd w:fill="F8FAFC"/>
+            <w:tcMar>
+              <w:top w:w="100" w:type="dxa"/>
+              <w:bottom w:w="100" w:type="dxa"/>
+              <w:left w:w="120" w:type="dxa"/>
+              <w:right w:w="120" w:type="dxa"/>
+            </w:tcMar>
+            <w:tcBorders>
+              <w:top w:val="single" w:sz="4" w:space="0" w:color="CCCCCC"/>
+              <w:bottom w:val="single" w:sz="4" w:space="0" w:color="CCCCCC"/>
+              <w:left w:val="single" w:sz="4" w:space="0" w:color="CCCCCC"/>
+              <w:right w:val="single" w:sz="4" w:space="0" w:color="CCCCCC"/>
+            </w:tcBorders>
+          </w:tcPr>
+          <w:p>
+            <w:pPr>
+              <w:spacing w:before="60" w:after="60" w:line="252" w:lineRule="auto"/>
+              <w:jc w:val="left"/>
+            </w:pPr>
+            <w:r/>
+            <w:r>
+              <w:t>716.50</w:t>
+            </w:r>
+          </w:p>
+        </w:tc>
+        <w:tc>
+          <w:tcPr>
+            <w:tcW w:type="dxa" w:w="1728"/>
+            <w:shd w:fill="F8FAFC"/>
+            <w:tcMar>
+              <w:top w:w="100" w:type="dxa"/>
+              <w:bottom w:w="100" w:type="dxa"/>
+              <w:left w:w="120" w:type="dxa"/>
+              <w:right w:w="120" w:type="dxa"/>
+            </w:tcMar>
+            <w:tcBorders>
+              <w:top w:val="single" w:sz="4" w:space="0" w:color="CCCCCC"/>
+              <w:bottom w:val="single" w:sz="4" w:space="0" w:color="CCCCCC"/>
+              <w:left w:val="single" w:sz="4" w:space="0" w:color="CCCCCC"/>
+              <w:right w:val="single" w:sz="4" w:space="0" w:color="CCCCCC"/>
+            </w:tcBorders>
+          </w:tcPr>
+          <w:p>
+            <w:pPr>
+              <w:spacing w:before="60" w:after="60" w:line="252" w:lineRule="auto"/>
+              <w:jc w:val="left"/>
+            </w:pPr>
+            <w:r/>
+            <w:r>
+              <w:rPr>
+                <w:b/>
+              </w:rPr>
+              <w:t>722.25</w:t>
+            </w:r>
+          </w:p>
+        </w:tc>
+        <w:tc>
+          <w:tcPr>
+            <w:tcW w:type="dxa" w:w="3456"/>
+            <w:shd w:fill="F8FAFC"/>
             <w:tcMar>
               <w:top w:w="100" w:type="dxa"/>
               <w:bottom w:w="100" w:type="dxa"/>
@@ -27508,7 +30093,7 @@
         <w:tc>
           <w:tcPr>
             <w:tcW w:type="dxa" w:w="1440"/>
-            <w:shd w:fill="FFFFFF"/>
+            <w:shd w:fill="F8FAFC"/>
             <w:tcMar>
               <w:top w:w="100" w:type="dxa"/>
               <w:bottom w:w="100" w:type="dxa"/>
@@ -27538,7 +30123,7 @@
         <w:tc>
           <w:tcPr>
             <w:tcW w:type="dxa" w:w="1584"/>
-            <w:shd w:fill="F8FAFC"/>
+            <w:shd w:fill="FFFFFF"/>
             <w:tcMar>
               <w:top w:w="100" w:type="dxa"/>
               <w:bottom w:w="100" w:type="dxa"/>
@@ -27562,126 +30147,126 @@
               <w:rPr>
                 <w:b/>
               </w:rPr>
-              <w:t>Wed 26/08</w:t>
+              <w:t>Fri 28/08</w:t>
             </w:r>
           </w:p>
         </w:tc>
         <w:tc>
           <w:tcPr>
             <w:tcW w:type="dxa" w:w="864"/>
-            <w:shd w:fill="F8FAFC"/>
-            <w:tcMar>
-              <w:top w:w="100" w:type="dxa"/>
-              <w:bottom w:w="100" w:type="dxa"/>
-              <w:left w:w="120" w:type="dxa"/>
-              <w:right w:w="120" w:type="dxa"/>
-            </w:tcMar>
-            <w:tcBorders>
-              <w:top w:val="single" w:sz="4" w:space="0" w:color="CCCCCC"/>
-              <w:bottom w:val="single" w:sz="4" w:space="0" w:color="CCCCCC"/>
-              <w:left w:val="single" w:sz="4" w:space="0" w:color="CCCCCC"/>
-              <w:right w:val="single" w:sz="4" w:space="0" w:color="CCCCCC"/>
-            </w:tcBorders>
-          </w:tcPr>
-          <w:p>
-            <w:pPr>
-              <w:spacing w:before="60" w:after="60" w:line="252" w:lineRule="auto"/>
-              <w:jc w:val="left"/>
-            </w:pPr>
-            <w:r/>
-            <w:r>
-              <w:t>London 15-19</w:t>
+            <w:shd w:fill="FFFFFF"/>
+            <w:tcMar>
+              <w:top w:w="100" w:type="dxa"/>
+              <w:bottom w:w="100" w:type="dxa"/>
+              <w:left w:w="120" w:type="dxa"/>
+              <w:right w:w="120" w:type="dxa"/>
+            </w:tcMar>
+            <w:tcBorders>
+              <w:top w:val="single" w:sz="4" w:space="0" w:color="CCCCCC"/>
+              <w:bottom w:val="single" w:sz="4" w:space="0" w:color="CCCCCC"/>
+              <w:left w:val="single" w:sz="4" w:space="0" w:color="CCCCCC"/>
+              <w:right w:val="single" w:sz="4" w:space="0" w:color="CCCCCC"/>
+            </w:tcBorders>
+          </w:tcPr>
+          <w:p>
+            <w:pPr>
+              <w:spacing w:before="60" w:after="60" w:line="252" w:lineRule="auto"/>
+              <w:jc w:val="left"/>
+            </w:pPr>
+            <w:r/>
+            <w:r>
+              <w:t>Asia 11-15</w:t>
             </w:r>
           </w:p>
         </w:tc>
         <w:tc>
           <w:tcPr>
             <w:tcW w:type="dxa" w:w="1440"/>
-            <w:shd w:fill="F8FAFC"/>
-            <w:tcMar>
-              <w:top w:w="100" w:type="dxa"/>
-              <w:bottom w:w="100" w:type="dxa"/>
-              <w:left w:w="120" w:type="dxa"/>
-              <w:right w:w="120" w:type="dxa"/>
-            </w:tcMar>
-            <w:tcBorders>
-              <w:top w:val="single" w:sz="4" w:space="0" w:color="CCCCCC"/>
-              <w:bottom w:val="single" w:sz="4" w:space="0" w:color="CCCCCC"/>
-              <w:left w:val="single" w:sz="4" w:space="0" w:color="CCCCCC"/>
-              <w:right w:val="single" w:sz="4" w:space="0" w:color="CCCCCC"/>
-            </w:tcBorders>
-          </w:tcPr>
-          <w:p>
-            <w:pPr>
-              <w:spacing w:before="60" w:after="60" w:line="252" w:lineRule="auto"/>
-              <w:jc w:val="left"/>
-            </w:pPr>
-            <w:r/>
-            <w:r>
-              <w:t>715.75</w:t>
+            <w:shd w:fill="FFFFFF"/>
+            <w:tcMar>
+              <w:top w:w="100" w:type="dxa"/>
+              <w:bottom w:w="100" w:type="dxa"/>
+              <w:left w:w="120" w:type="dxa"/>
+              <w:right w:w="120" w:type="dxa"/>
+            </w:tcMar>
+            <w:tcBorders>
+              <w:top w:val="single" w:sz="4" w:space="0" w:color="CCCCCC"/>
+              <w:bottom w:val="single" w:sz="4" w:space="0" w:color="CCCCCC"/>
+              <w:left w:val="single" w:sz="4" w:space="0" w:color="CCCCCC"/>
+              <w:right w:val="single" w:sz="4" w:space="0" w:color="CCCCCC"/>
+            </w:tcBorders>
+          </w:tcPr>
+          <w:p>
+            <w:pPr>
+              <w:spacing w:before="60" w:after="60" w:line="252" w:lineRule="auto"/>
+              <w:jc w:val="left"/>
+            </w:pPr>
+            <w:r/>
+            <w:r>
+              <w:t>722.25</w:t>
             </w:r>
           </w:p>
         </w:tc>
         <w:tc>
           <w:tcPr>
             <w:tcW w:type="dxa" w:w="2016"/>
-            <w:shd w:fill="F8FAFC"/>
-            <w:tcMar>
-              <w:top w:w="100" w:type="dxa"/>
-              <w:bottom w:w="100" w:type="dxa"/>
-              <w:left w:w="120" w:type="dxa"/>
-              <w:right w:w="120" w:type="dxa"/>
-            </w:tcMar>
-            <w:tcBorders>
-              <w:top w:val="single" w:sz="4" w:space="0" w:color="CCCCCC"/>
-              <w:bottom w:val="single" w:sz="4" w:space="0" w:color="CCCCCC"/>
-              <w:left w:val="single" w:sz="4" w:space="0" w:color="CCCCCC"/>
-              <w:right w:val="single" w:sz="4" w:space="0" w:color="CCCCCC"/>
-            </w:tcBorders>
-          </w:tcPr>
-          <w:p>
-            <w:pPr>
-              <w:spacing w:before="60" w:after="60" w:line="252" w:lineRule="auto"/>
-              <w:jc w:val="left"/>
-            </w:pPr>
-            <w:r/>
-            <w:r>
-              <w:t>729.25</w:t>
+            <w:shd w:fill="FFFFFF"/>
+            <w:tcMar>
+              <w:top w:w="100" w:type="dxa"/>
+              <w:bottom w:w="100" w:type="dxa"/>
+              <w:left w:w="120" w:type="dxa"/>
+              <w:right w:w="120" w:type="dxa"/>
+            </w:tcMar>
+            <w:tcBorders>
+              <w:top w:val="single" w:sz="4" w:space="0" w:color="CCCCCC"/>
+              <w:bottom w:val="single" w:sz="4" w:space="0" w:color="CCCCCC"/>
+              <w:left w:val="single" w:sz="4" w:space="0" w:color="CCCCCC"/>
+              <w:right w:val="single" w:sz="4" w:space="0" w:color="CCCCCC"/>
+            </w:tcBorders>
+          </w:tcPr>
+          <w:p>
+            <w:pPr>
+              <w:spacing w:before="60" w:after="60" w:line="252" w:lineRule="auto"/>
+              <w:jc w:val="left"/>
+            </w:pPr>
+            <w:r/>
+            <w:r>
+              <w:t>729.75</w:t>
             </w:r>
           </w:p>
         </w:tc>
         <w:tc>
           <w:tcPr>
             <w:tcW w:type="dxa" w:w="1152"/>
-            <w:shd w:fill="F8FAFC"/>
-            <w:tcMar>
-              <w:top w:w="100" w:type="dxa"/>
-              <w:bottom w:w="100" w:type="dxa"/>
-              <w:left w:w="120" w:type="dxa"/>
-              <w:right w:w="120" w:type="dxa"/>
-            </w:tcMar>
-            <w:tcBorders>
-              <w:top w:val="single" w:sz="4" w:space="0" w:color="CCCCCC"/>
-              <w:bottom w:val="single" w:sz="4" w:space="0" w:color="CCCCCC"/>
-              <w:left w:val="single" w:sz="4" w:space="0" w:color="CCCCCC"/>
-              <w:right w:val="single" w:sz="4" w:space="0" w:color="CCCCCC"/>
-            </w:tcBorders>
-          </w:tcPr>
-          <w:p>
-            <w:pPr>
-              <w:spacing w:before="60" w:after="60" w:line="252" w:lineRule="auto"/>
-              <w:jc w:val="left"/>
-            </w:pPr>
-            <w:r/>
-            <w:r>
-              <w:t>702.75</w:t>
+            <w:shd w:fill="FFFFFF"/>
+            <w:tcMar>
+              <w:top w:w="100" w:type="dxa"/>
+              <w:bottom w:w="100" w:type="dxa"/>
+              <w:left w:w="120" w:type="dxa"/>
+              <w:right w:w="120" w:type="dxa"/>
+            </w:tcMar>
+            <w:tcBorders>
+              <w:top w:val="single" w:sz="4" w:space="0" w:color="CCCCCC"/>
+              <w:bottom w:val="single" w:sz="4" w:space="0" w:color="CCCCCC"/>
+              <w:left w:val="single" w:sz="4" w:space="0" w:color="CCCCCC"/>
+              <w:right w:val="single" w:sz="4" w:space="0" w:color="CCCCCC"/>
+            </w:tcBorders>
+          </w:tcPr>
+          <w:p>
+            <w:pPr>
+              <w:spacing w:before="60" w:after="60" w:line="252" w:lineRule="auto"/>
+              <w:jc w:val="left"/>
+            </w:pPr>
+            <w:r/>
+            <w:r>
+              <w:t>716.25</w:t>
             </w:r>
           </w:p>
         </w:tc>
         <w:tc>
           <w:tcPr>
             <w:tcW w:type="dxa" w:w="1728"/>
-            <w:shd w:fill="F8FAFC"/>
+            <w:shd w:fill="FFFFFF"/>
             <w:tcMar>
               <w:top w:w="100" w:type="dxa"/>
               <w:bottom w:w="100" w:type="dxa"/>
@@ -27705,7 +30290,712 @@
               <w:rPr>
                 <w:b/>
               </w:rPr>
-              <w:t>717.50</w:t>
+              <w:t>721.25</w:t>
+            </w:r>
+          </w:p>
+        </w:tc>
+        <w:tc>
+          <w:tcPr>
+            <w:tcW w:type="dxa" w:w="3456"/>
+            <w:shd w:fill="FFFFFF"/>
+            <w:tcMar>
+              <w:top w:w="100" w:type="dxa"/>
+              <w:bottom w:w="100" w:type="dxa"/>
+              <w:left w:w="120" w:type="dxa"/>
+              <w:right w:w="120" w:type="dxa"/>
+            </w:tcMar>
+            <w:tcBorders>
+              <w:top w:val="single" w:sz="4" w:space="0" w:color="CCCCCC"/>
+              <w:bottom w:val="single" w:sz="4" w:space="0" w:color="CCCCCC"/>
+              <w:left w:val="single" w:sz="4" w:space="0" w:color="CCCCCC"/>
+              <w:right w:val="single" w:sz="4" w:space="0" w:color="CCCCCC"/>
+            </w:tcBorders>
+          </w:tcPr>
+          <w:p>
+            <w:pPr>
+              <w:spacing w:before="60" w:after="60" w:line="252" w:lineRule="auto"/>
+              <w:jc w:val="left"/>
+            </w:pPr>
+            <w:r/>
+            <w:r>
+              <w:rPr>
+                <w:b/>
+              </w:rPr>
+              <w:t>-1.00</w:t>
+            </w:r>
+          </w:p>
+        </w:tc>
+        <w:tc>
+          <w:tcPr>
+            <w:tcW w:type="dxa" w:w="1440"/>
+            <w:shd w:fill="FFFFFF"/>
+            <w:tcMar>
+              <w:top w:w="100" w:type="dxa"/>
+              <w:bottom w:w="100" w:type="dxa"/>
+              <w:left w:w="120" w:type="dxa"/>
+              <w:right w:w="120" w:type="dxa"/>
+            </w:tcMar>
+            <w:tcBorders>
+              <w:top w:val="single" w:sz="4" w:space="0" w:color="CCCCCC"/>
+              <w:bottom w:val="single" w:sz="4" w:space="0" w:color="CCCCCC"/>
+              <w:left w:val="single" w:sz="4" w:space="0" w:color="CCCCCC"/>
+              <w:right w:val="single" w:sz="4" w:space="0" w:color="CCCCCC"/>
+            </w:tcBorders>
+          </w:tcPr>
+          <w:p>
+            <w:pPr>
+              <w:spacing w:before="60" w:after="60" w:line="252" w:lineRule="auto"/>
+              <w:jc w:val="left"/>
+            </w:pPr>
+            <w:r/>
+            <w:r>
+              <w:t>BEAR</w:t>
+            </w:r>
+          </w:p>
+        </w:tc>
+      </w:tr>
+      <w:tr>
+        <w:tc>
+          <w:tcPr>
+            <w:tcW w:type="dxa" w:w="1584"/>
+            <w:shd w:fill="F8FAFC"/>
+            <w:tcMar>
+              <w:top w:w="100" w:type="dxa"/>
+              <w:bottom w:w="100" w:type="dxa"/>
+              <w:left w:w="120" w:type="dxa"/>
+              <w:right w:w="120" w:type="dxa"/>
+            </w:tcMar>
+            <w:tcBorders>
+              <w:top w:val="single" w:sz="4" w:space="0" w:color="CCCCCC"/>
+              <w:bottom w:val="single" w:sz="4" w:space="0" w:color="CCCCCC"/>
+              <w:left w:val="single" w:sz="4" w:space="0" w:color="CCCCCC"/>
+              <w:right w:val="single" w:sz="4" w:space="0" w:color="CCCCCC"/>
+            </w:tcBorders>
+          </w:tcPr>
+          <w:p>
+            <w:pPr>
+              <w:spacing w:before="60" w:after="60" w:line="252" w:lineRule="auto"/>
+              <w:jc w:val="left"/>
+            </w:pPr>
+            <w:r/>
+            <w:r>
+              <w:rPr>
+                <w:b/>
+              </w:rPr>
+              <w:t>Fri 28/08</w:t>
+            </w:r>
+          </w:p>
+        </w:tc>
+        <w:tc>
+          <w:tcPr>
+            <w:tcW w:type="dxa" w:w="864"/>
+            <w:shd w:fill="F8FAFC"/>
+            <w:tcMar>
+              <w:top w:w="100" w:type="dxa"/>
+              <w:bottom w:w="100" w:type="dxa"/>
+              <w:left w:w="120" w:type="dxa"/>
+              <w:right w:w="120" w:type="dxa"/>
+            </w:tcMar>
+            <w:tcBorders>
+              <w:top w:val="single" w:sz="4" w:space="0" w:color="CCCCCC"/>
+              <w:bottom w:val="single" w:sz="4" w:space="0" w:color="CCCCCC"/>
+              <w:left w:val="single" w:sz="4" w:space="0" w:color="CCCCCC"/>
+              <w:right w:val="single" w:sz="4" w:space="0" w:color="CCCCCC"/>
+            </w:tcBorders>
+          </w:tcPr>
+          <w:p>
+            <w:pPr>
+              <w:spacing w:before="60" w:after="60" w:line="252" w:lineRule="auto"/>
+              <w:jc w:val="left"/>
+            </w:pPr>
+            <w:r/>
+            <w:r>
+              <w:t>London 15-19</w:t>
+            </w:r>
+          </w:p>
+        </w:tc>
+        <w:tc>
+          <w:tcPr>
+            <w:tcW w:type="dxa" w:w="1440"/>
+            <w:shd w:fill="F8FAFC"/>
+            <w:tcMar>
+              <w:top w:w="100" w:type="dxa"/>
+              <w:bottom w:w="100" w:type="dxa"/>
+              <w:left w:w="120" w:type="dxa"/>
+              <w:right w:w="120" w:type="dxa"/>
+            </w:tcMar>
+            <w:tcBorders>
+              <w:top w:val="single" w:sz="4" w:space="0" w:color="CCCCCC"/>
+              <w:bottom w:val="single" w:sz="4" w:space="0" w:color="CCCCCC"/>
+              <w:left w:val="single" w:sz="4" w:space="0" w:color="CCCCCC"/>
+              <w:right w:val="single" w:sz="4" w:space="0" w:color="CCCCCC"/>
+            </w:tcBorders>
+          </w:tcPr>
+          <w:p>
+            <w:pPr>
+              <w:spacing w:before="60" w:after="60" w:line="252" w:lineRule="auto"/>
+              <w:jc w:val="left"/>
+            </w:pPr>
+            <w:r/>
+            <w:r>
+              <w:t>721.25</w:t>
+            </w:r>
+          </w:p>
+        </w:tc>
+        <w:tc>
+          <w:tcPr>
+            <w:tcW w:type="dxa" w:w="2016"/>
+            <w:shd w:fill="F8FAFC"/>
+            <w:tcMar>
+              <w:top w:w="100" w:type="dxa"/>
+              <w:bottom w:w="100" w:type="dxa"/>
+              <w:left w:w="120" w:type="dxa"/>
+              <w:right w:w="120" w:type="dxa"/>
+            </w:tcMar>
+            <w:tcBorders>
+              <w:top w:val="single" w:sz="4" w:space="0" w:color="CCCCCC"/>
+              <w:bottom w:val="single" w:sz="4" w:space="0" w:color="CCCCCC"/>
+              <w:left w:val="single" w:sz="4" w:space="0" w:color="CCCCCC"/>
+              <w:right w:val="single" w:sz="4" w:space="0" w:color="CCCCCC"/>
+            </w:tcBorders>
+          </w:tcPr>
+          <w:p>
+            <w:pPr>
+              <w:spacing w:before="60" w:after="60" w:line="252" w:lineRule="auto"/>
+              <w:jc w:val="left"/>
+            </w:pPr>
+            <w:r/>
+            <w:r>
+              <w:t>728.25</w:t>
+            </w:r>
+          </w:p>
+        </w:tc>
+        <w:tc>
+          <w:tcPr>
+            <w:tcW w:type="dxa" w:w="1152"/>
+            <w:shd w:fill="F8FAFC"/>
+            <w:tcMar>
+              <w:top w:w="100" w:type="dxa"/>
+              <w:bottom w:w="100" w:type="dxa"/>
+              <w:left w:w="120" w:type="dxa"/>
+              <w:right w:w="120" w:type="dxa"/>
+            </w:tcMar>
+            <w:tcBorders>
+              <w:top w:val="single" w:sz="4" w:space="0" w:color="CCCCCC"/>
+              <w:bottom w:val="single" w:sz="4" w:space="0" w:color="CCCCCC"/>
+              <w:left w:val="single" w:sz="4" w:space="0" w:color="CCCCCC"/>
+              <w:right w:val="single" w:sz="4" w:space="0" w:color="CCCCCC"/>
+            </w:tcBorders>
+          </w:tcPr>
+          <w:p>
+            <w:pPr>
+              <w:spacing w:before="60" w:after="60" w:line="252" w:lineRule="auto"/>
+              <w:jc w:val="left"/>
+            </w:pPr>
+            <w:r/>
+            <w:r>
+              <w:t>707.75</w:t>
+            </w:r>
+          </w:p>
+        </w:tc>
+        <w:tc>
+          <w:tcPr>
+            <w:tcW w:type="dxa" w:w="1728"/>
+            <w:shd w:fill="F8FAFC"/>
+            <w:tcMar>
+              <w:top w:w="100" w:type="dxa"/>
+              <w:bottom w:w="100" w:type="dxa"/>
+              <w:left w:w="120" w:type="dxa"/>
+              <w:right w:w="120" w:type="dxa"/>
+            </w:tcMar>
+            <w:tcBorders>
+              <w:top w:val="single" w:sz="4" w:space="0" w:color="CCCCCC"/>
+              <w:bottom w:val="single" w:sz="4" w:space="0" w:color="CCCCCC"/>
+              <w:left w:val="single" w:sz="4" w:space="0" w:color="CCCCCC"/>
+              <w:right w:val="single" w:sz="4" w:space="0" w:color="CCCCCC"/>
+            </w:tcBorders>
+          </w:tcPr>
+          <w:p>
+            <w:pPr>
+              <w:spacing w:before="60" w:after="60" w:line="252" w:lineRule="auto"/>
+              <w:jc w:val="left"/>
+            </w:pPr>
+            <w:r/>
+            <w:r>
+              <w:rPr>
+                <w:b/>
+              </w:rPr>
+              <w:t>722.00</w:t>
+            </w:r>
+          </w:p>
+        </w:tc>
+        <w:tc>
+          <w:tcPr>
+            <w:tcW w:type="dxa" w:w="3456"/>
+            <w:shd w:fill="F8FAFC"/>
+            <w:tcMar>
+              <w:top w:w="100" w:type="dxa"/>
+              <w:bottom w:w="100" w:type="dxa"/>
+              <w:left w:w="120" w:type="dxa"/>
+              <w:right w:w="120" w:type="dxa"/>
+            </w:tcMar>
+            <w:tcBorders>
+              <w:top w:val="single" w:sz="4" w:space="0" w:color="CCCCCC"/>
+              <w:bottom w:val="single" w:sz="4" w:space="0" w:color="CCCCCC"/>
+              <w:left w:val="single" w:sz="4" w:space="0" w:color="CCCCCC"/>
+              <w:right w:val="single" w:sz="4" w:space="0" w:color="CCCCCC"/>
+            </w:tcBorders>
+          </w:tcPr>
+          <w:p>
+            <w:pPr>
+              <w:spacing w:before="60" w:after="60" w:line="252" w:lineRule="auto"/>
+              <w:jc w:val="left"/>
+            </w:pPr>
+            <w:r/>
+            <w:r>
+              <w:rPr>
+                <w:b/>
+              </w:rPr>
+              <w:t>+0.75</w:t>
+            </w:r>
+          </w:p>
+        </w:tc>
+        <w:tc>
+          <w:tcPr>
+            <w:tcW w:type="dxa" w:w="1440"/>
+            <w:shd w:fill="F8FAFC"/>
+            <w:tcMar>
+              <w:top w:w="100" w:type="dxa"/>
+              <w:bottom w:w="100" w:type="dxa"/>
+              <w:left w:w="120" w:type="dxa"/>
+              <w:right w:w="120" w:type="dxa"/>
+            </w:tcMar>
+            <w:tcBorders>
+              <w:top w:val="single" w:sz="4" w:space="0" w:color="CCCCCC"/>
+              <w:bottom w:val="single" w:sz="4" w:space="0" w:color="CCCCCC"/>
+              <w:left w:val="single" w:sz="4" w:space="0" w:color="CCCCCC"/>
+              <w:right w:val="single" w:sz="4" w:space="0" w:color="CCCCCC"/>
+            </w:tcBorders>
+          </w:tcPr>
+          <w:p>
+            <w:pPr>
+              <w:spacing w:before="60" w:after="60" w:line="252" w:lineRule="auto"/>
+              <w:jc w:val="left"/>
+            </w:pPr>
+            <w:r/>
+            <w:r>
+              <w:t>BULL</w:t>
+            </w:r>
+          </w:p>
+        </w:tc>
+      </w:tr>
+      <w:tr>
+        <w:tc>
+          <w:tcPr>
+            <w:tcW w:type="dxa" w:w="1584"/>
+            <w:shd w:fill="FFFFFF"/>
+            <w:tcMar>
+              <w:top w:w="100" w:type="dxa"/>
+              <w:bottom w:w="100" w:type="dxa"/>
+              <w:left w:w="120" w:type="dxa"/>
+              <w:right w:w="120" w:type="dxa"/>
+            </w:tcMar>
+            <w:tcBorders>
+              <w:top w:val="single" w:sz="4" w:space="0" w:color="CCCCCC"/>
+              <w:bottom w:val="single" w:sz="4" w:space="0" w:color="CCCCCC"/>
+              <w:left w:val="single" w:sz="4" w:space="0" w:color="CCCCCC"/>
+              <w:right w:val="single" w:sz="4" w:space="0" w:color="CCCCCC"/>
+            </w:tcBorders>
+          </w:tcPr>
+          <w:p>
+            <w:pPr>
+              <w:spacing w:before="60" w:after="60" w:line="252" w:lineRule="auto"/>
+              <w:jc w:val="left"/>
+            </w:pPr>
+            <w:r/>
+            <w:r>
+              <w:rPr>
+                <w:b/>
+              </w:rPr>
+              <w:t>Fri 28/08</w:t>
+            </w:r>
+          </w:p>
+        </w:tc>
+        <w:tc>
+          <w:tcPr>
+            <w:tcW w:type="dxa" w:w="864"/>
+            <w:shd w:fill="FFFFFF"/>
+            <w:tcMar>
+              <w:top w:w="100" w:type="dxa"/>
+              <w:bottom w:w="100" w:type="dxa"/>
+              <w:left w:w="120" w:type="dxa"/>
+              <w:right w:w="120" w:type="dxa"/>
+            </w:tcMar>
+            <w:tcBorders>
+              <w:top w:val="single" w:sz="4" w:space="0" w:color="CCCCCC"/>
+              <w:bottom w:val="single" w:sz="4" w:space="0" w:color="CCCCCC"/>
+              <w:left w:val="single" w:sz="4" w:space="0" w:color="CCCCCC"/>
+              <w:right w:val="single" w:sz="4" w:space="0" w:color="CCCCCC"/>
+            </w:tcBorders>
+          </w:tcPr>
+          <w:p>
+            <w:pPr>
+              <w:spacing w:before="60" w:after="60" w:line="252" w:lineRule="auto"/>
+              <w:jc w:val="left"/>
+            </w:pPr>
+            <w:r/>
+            <w:r>
+              <w:t>Pre-NY 19-21</w:t>
+            </w:r>
+          </w:p>
+        </w:tc>
+        <w:tc>
+          <w:tcPr>
+            <w:tcW w:type="dxa" w:w="1440"/>
+            <w:shd w:fill="FFFFFF"/>
+            <w:tcMar>
+              <w:top w:w="100" w:type="dxa"/>
+              <w:bottom w:w="100" w:type="dxa"/>
+              <w:left w:w="120" w:type="dxa"/>
+              <w:right w:w="120" w:type="dxa"/>
+            </w:tcMar>
+            <w:tcBorders>
+              <w:top w:val="single" w:sz="4" w:space="0" w:color="CCCCCC"/>
+              <w:bottom w:val="single" w:sz="4" w:space="0" w:color="CCCCCC"/>
+              <w:left w:val="single" w:sz="4" w:space="0" w:color="CCCCCC"/>
+              <w:right w:val="single" w:sz="4" w:space="0" w:color="CCCCCC"/>
+            </w:tcBorders>
+          </w:tcPr>
+          <w:p>
+            <w:pPr>
+              <w:spacing w:before="60" w:after="60" w:line="252" w:lineRule="auto"/>
+              <w:jc w:val="left"/>
+            </w:pPr>
+            <w:r/>
+            <w:r>
+              <w:t>722.00</w:t>
+            </w:r>
+          </w:p>
+        </w:tc>
+        <w:tc>
+          <w:tcPr>
+            <w:tcW w:type="dxa" w:w="2016"/>
+            <w:shd w:fill="FFFFFF"/>
+            <w:tcMar>
+              <w:top w:w="100" w:type="dxa"/>
+              <w:bottom w:w="100" w:type="dxa"/>
+              <w:left w:w="120" w:type="dxa"/>
+              <w:right w:w="120" w:type="dxa"/>
+            </w:tcMar>
+            <w:tcBorders>
+              <w:top w:val="single" w:sz="4" w:space="0" w:color="CCCCCC"/>
+              <w:bottom w:val="single" w:sz="4" w:space="0" w:color="CCCCCC"/>
+              <w:left w:val="single" w:sz="4" w:space="0" w:color="CCCCCC"/>
+              <w:right w:val="single" w:sz="4" w:space="0" w:color="CCCCCC"/>
+            </w:tcBorders>
+          </w:tcPr>
+          <w:p>
+            <w:pPr>
+              <w:spacing w:before="60" w:after="60" w:line="252" w:lineRule="auto"/>
+              <w:jc w:val="left"/>
+            </w:pPr>
+            <w:r/>
+            <w:r>
+              <w:t>731.25</w:t>
+            </w:r>
+          </w:p>
+        </w:tc>
+        <w:tc>
+          <w:tcPr>
+            <w:tcW w:type="dxa" w:w="1152"/>
+            <w:shd w:fill="FFFFFF"/>
+            <w:tcMar>
+              <w:top w:w="100" w:type="dxa"/>
+              <w:bottom w:w="100" w:type="dxa"/>
+              <w:left w:w="120" w:type="dxa"/>
+              <w:right w:w="120" w:type="dxa"/>
+            </w:tcMar>
+            <w:tcBorders>
+              <w:top w:val="single" w:sz="4" w:space="0" w:color="CCCCCC"/>
+              <w:bottom w:val="single" w:sz="4" w:space="0" w:color="CCCCCC"/>
+              <w:left w:val="single" w:sz="4" w:space="0" w:color="CCCCCC"/>
+              <w:right w:val="single" w:sz="4" w:space="0" w:color="CCCCCC"/>
+            </w:tcBorders>
+          </w:tcPr>
+          <w:p>
+            <w:pPr>
+              <w:spacing w:before="60" w:after="60" w:line="252" w:lineRule="auto"/>
+              <w:jc w:val="left"/>
+            </w:pPr>
+            <w:r/>
+            <w:r>
+              <w:t>714.75</w:t>
+            </w:r>
+          </w:p>
+        </w:tc>
+        <w:tc>
+          <w:tcPr>
+            <w:tcW w:type="dxa" w:w="1728"/>
+            <w:shd w:fill="FFFFFF"/>
+            <w:tcMar>
+              <w:top w:w="100" w:type="dxa"/>
+              <w:bottom w:w="100" w:type="dxa"/>
+              <w:left w:w="120" w:type="dxa"/>
+              <w:right w:w="120" w:type="dxa"/>
+            </w:tcMar>
+            <w:tcBorders>
+              <w:top w:val="single" w:sz="4" w:space="0" w:color="CCCCCC"/>
+              <w:bottom w:val="single" w:sz="4" w:space="0" w:color="CCCCCC"/>
+              <w:left w:val="single" w:sz="4" w:space="0" w:color="CCCCCC"/>
+              <w:right w:val="single" w:sz="4" w:space="0" w:color="CCCCCC"/>
+            </w:tcBorders>
+          </w:tcPr>
+          <w:p>
+            <w:pPr>
+              <w:spacing w:before="60" w:after="60" w:line="252" w:lineRule="auto"/>
+              <w:jc w:val="left"/>
+            </w:pPr>
+            <w:r/>
+            <w:r>
+              <w:rPr>
+                <w:b/>
+              </w:rPr>
+              <w:t>721.75</w:t>
+            </w:r>
+          </w:p>
+        </w:tc>
+        <w:tc>
+          <w:tcPr>
+            <w:tcW w:type="dxa" w:w="3456"/>
+            <w:shd w:fill="FFFFFF"/>
+            <w:tcMar>
+              <w:top w:w="100" w:type="dxa"/>
+              <w:bottom w:w="100" w:type="dxa"/>
+              <w:left w:w="120" w:type="dxa"/>
+              <w:right w:w="120" w:type="dxa"/>
+            </w:tcMar>
+            <w:tcBorders>
+              <w:top w:val="single" w:sz="4" w:space="0" w:color="CCCCCC"/>
+              <w:bottom w:val="single" w:sz="4" w:space="0" w:color="CCCCCC"/>
+              <w:left w:val="single" w:sz="4" w:space="0" w:color="CCCCCC"/>
+              <w:right w:val="single" w:sz="4" w:space="0" w:color="CCCCCC"/>
+            </w:tcBorders>
+          </w:tcPr>
+          <w:p>
+            <w:pPr>
+              <w:spacing w:before="60" w:after="60" w:line="252" w:lineRule="auto"/>
+              <w:jc w:val="left"/>
+            </w:pPr>
+            <w:r/>
+            <w:r>
+              <w:rPr>
+                <w:b/>
+              </w:rPr>
+              <w:t>-0.25</w:t>
+            </w:r>
+          </w:p>
+        </w:tc>
+        <w:tc>
+          <w:tcPr>
+            <w:tcW w:type="dxa" w:w="1440"/>
+            <w:shd w:fill="FFFFFF"/>
+            <w:tcMar>
+              <w:top w:w="100" w:type="dxa"/>
+              <w:bottom w:w="100" w:type="dxa"/>
+              <w:left w:w="120" w:type="dxa"/>
+              <w:right w:w="120" w:type="dxa"/>
+            </w:tcMar>
+            <w:tcBorders>
+              <w:top w:val="single" w:sz="4" w:space="0" w:color="CCCCCC"/>
+              <w:bottom w:val="single" w:sz="4" w:space="0" w:color="CCCCCC"/>
+              <w:left w:val="single" w:sz="4" w:space="0" w:color="CCCCCC"/>
+              <w:right w:val="single" w:sz="4" w:space="0" w:color="CCCCCC"/>
+            </w:tcBorders>
+          </w:tcPr>
+          <w:p>
+            <w:pPr>
+              <w:spacing w:before="60" w:after="60" w:line="252" w:lineRule="auto"/>
+              <w:jc w:val="left"/>
+            </w:pPr>
+            <w:r/>
+            <w:r>
+              <w:t>BEAR</w:t>
+            </w:r>
+          </w:p>
+        </w:tc>
+      </w:tr>
+      <w:tr>
+        <w:tc>
+          <w:tcPr>
+            <w:tcW w:type="dxa" w:w="1584"/>
+            <w:shd w:fill="F8FAFC"/>
+            <w:tcMar>
+              <w:top w:w="100" w:type="dxa"/>
+              <w:bottom w:w="100" w:type="dxa"/>
+              <w:left w:w="120" w:type="dxa"/>
+              <w:right w:w="120" w:type="dxa"/>
+            </w:tcMar>
+            <w:tcBorders>
+              <w:top w:val="single" w:sz="4" w:space="0" w:color="CCCCCC"/>
+              <w:bottom w:val="single" w:sz="4" w:space="0" w:color="CCCCCC"/>
+              <w:left w:val="single" w:sz="4" w:space="0" w:color="CCCCCC"/>
+              <w:right w:val="single" w:sz="4" w:space="0" w:color="CCCCCC"/>
+            </w:tcBorders>
+          </w:tcPr>
+          <w:p>
+            <w:pPr>
+              <w:spacing w:before="60" w:after="60" w:line="252" w:lineRule="auto"/>
+              <w:jc w:val="left"/>
+            </w:pPr>
+            <w:r/>
+            <w:r>
+              <w:rPr>
+                <w:b/>
+              </w:rPr>
+              <w:t>Fri 28/08</w:t>
+            </w:r>
+          </w:p>
+        </w:tc>
+        <w:tc>
+          <w:tcPr>
+            <w:tcW w:type="dxa" w:w="864"/>
+            <w:shd w:fill="F8FAFC"/>
+            <w:tcMar>
+              <w:top w:w="100" w:type="dxa"/>
+              <w:bottom w:w="100" w:type="dxa"/>
+              <w:left w:w="120" w:type="dxa"/>
+              <w:right w:w="120" w:type="dxa"/>
+            </w:tcMar>
+            <w:tcBorders>
+              <w:top w:val="single" w:sz="4" w:space="0" w:color="CCCCCC"/>
+              <w:bottom w:val="single" w:sz="4" w:space="0" w:color="CCCCCC"/>
+              <w:left w:val="single" w:sz="4" w:space="0" w:color="CCCCCC"/>
+              <w:right w:val="single" w:sz="4" w:space="0" w:color="CCCCCC"/>
+            </w:tcBorders>
+          </w:tcPr>
+          <w:p>
+            <w:pPr>
+              <w:spacing w:before="60" w:after="60" w:line="252" w:lineRule="auto"/>
+              <w:jc w:val="left"/>
+            </w:pPr>
+            <w:r/>
+            <w:r>
+              <w:t>NY Open 21-23</w:t>
+            </w:r>
+          </w:p>
+        </w:tc>
+        <w:tc>
+          <w:tcPr>
+            <w:tcW w:type="dxa" w:w="1440"/>
+            <w:shd w:fill="F8FAFC"/>
+            <w:tcMar>
+              <w:top w:w="100" w:type="dxa"/>
+              <w:bottom w:w="100" w:type="dxa"/>
+              <w:left w:w="120" w:type="dxa"/>
+              <w:right w:w="120" w:type="dxa"/>
+            </w:tcMar>
+            <w:tcBorders>
+              <w:top w:val="single" w:sz="4" w:space="0" w:color="CCCCCC"/>
+              <w:bottom w:val="single" w:sz="4" w:space="0" w:color="CCCCCC"/>
+              <w:left w:val="single" w:sz="4" w:space="0" w:color="CCCCCC"/>
+              <w:right w:val="single" w:sz="4" w:space="0" w:color="CCCCCC"/>
+            </w:tcBorders>
+          </w:tcPr>
+          <w:p>
+            <w:pPr>
+              <w:spacing w:before="60" w:after="60" w:line="252" w:lineRule="auto"/>
+              <w:jc w:val="left"/>
+            </w:pPr>
+            <w:r/>
+            <w:r>
+              <w:t>721.75</w:t>
+            </w:r>
+          </w:p>
+        </w:tc>
+        <w:tc>
+          <w:tcPr>
+            <w:tcW w:type="dxa" w:w="2016"/>
+            <w:shd w:fill="F8FAFC"/>
+            <w:tcMar>
+              <w:top w:w="100" w:type="dxa"/>
+              <w:bottom w:w="100" w:type="dxa"/>
+              <w:left w:w="120" w:type="dxa"/>
+              <w:right w:w="120" w:type="dxa"/>
+            </w:tcMar>
+            <w:tcBorders>
+              <w:top w:val="single" w:sz="4" w:space="0" w:color="CCCCCC"/>
+              <w:bottom w:val="single" w:sz="4" w:space="0" w:color="CCCCCC"/>
+              <w:left w:val="single" w:sz="4" w:space="0" w:color="CCCCCC"/>
+              <w:right w:val="single" w:sz="4" w:space="0" w:color="CCCCCC"/>
+            </w:tcBorders>
+          </w:tcPr>
+          <w:p>
+            <w:pPr>
+              <w:spacing w:before="60" w:after="60" w:line="252" w:lineRule="auto"/>
+              <w:jc w:val="left"/>
+            </w:pPr>
+            <w:r/>
+            <w:r>
+              <w:t>730.25</w:t>
+            </w:r>
+          </w:p>
+        </w:tc>
+        <w:tc>
+          <w:tcPr>
+            <w:tcW w:type="dxa" w:w="1152"/>
+            <w:shd w:fill="F8FAFC"/>
+            <w:tcMar>
+              <w:top w:w="100" w:type="dxa"/>
+              <w:bottom w:w="100" w:type="dxa"/>
+              <w:left w:w="120" w:type="dxa"/>
+              <w:right w:w="120" w:type="dxa"/>
+            </w:tcMar>
+            <w:tcBorders>
+              <w:top w:val="single" w:sz="4" w:space="0" w:color="CCCCCC"/>
+              <w:bottom w:val="single" w:sz="4" w:space="0" w:color="CCCCCC"/>
+              <w:left w:val="single" w:sz="4" w:space="0" w:color="CCCCCC"/>
+              <w:right w:val="single" w:sz="4" w:space="0" w:color="CCCCCC"/>
+            </w:tcBorders>
+          </w:tcPr>
+          <w:p>
+            <w:pPr>
+              <w:spacing w:before="60" w:after="60" w:line="252" w:lineRule="auto"/>
+              <w:jc w:val="left"/>
+            </w:pPr>
+            <w:r/>
+            <w:r>
+              <w:t>707.75</w:t>
+            </w:r>
+          </w:p>
+        </w:tc>
+        <w:tc>
+          <w:tcPr>
+            <w:tcW w:type="dxa" w:w="1728"/>
+            <w:shd w:fill="F8FAFC"/>
+            <w:tcMar>
+              <w:top w:w="100" w:type="dxa"/>
+              <w:bottom w:w="100" w:type="dxa"/>
+              <w:left w:w="120" w:type="dxa"/>
+              <w:right w:w="120" w:type="dxa"/>
+            </w:tcMar>
+            <w:tcBorders>
+              <w:top w:val="single" w:sz="4" w:space="0" w:color="CCCCCC"/>
+              <w:bottom w:val="single" w:sz="4" w:space="0" w:color="CCCCCC"/>
+              <w:left w:val="single" w:sz="4" w:space="0" w:color="CCCCCC"/>
+              <w:right w:val="single" w:sz="4" w:space="0" w:color="CCCCCC"/>
+            </w:tcBorders>
+          </w:tcPr>
+          <w:p>
+            <w:pPr>
+              <w:spacing w:before="60" w:after="60" w:line="252" w:lineRule="auto"/>
+              <w:jc w:val="left"/>
+            </w:pPr>
+            <w:r/>
+            <w:r>
+              <w:rPr>
+                <w:b/>
+              </w:rPr>
+              <w:t>723.50</w:t>
             </w:r>
           </w:p>
         </w:tc>
@@ -27797,7 +31087,7 @@
               <w:rPr>
                 <w:b/>
               </w:rPr>
-              <w:t>Wed 26/08</w:t>
+              <w:t>Fri 28/08</w:t>
             </w:r>
           </w:p>
         </w:tc>
@@ -27825,7 +31115,7 @@
             </w:pPr>
             <w:r/>
             <w:r>
-              <w:t>Pre-NY 19-21</w:t>
+              <w:t>NY Close 23-01</w:t>
             </w:r>
           </w:p>
         </w:tc>
@@ -27853,7 +31143,7 @@
             </w:pPr>
             <w:r/>
             <w:r>
-              <w:t>717.50</w:t>
+              <w:t>723.50</w:t>
             </w:r>
           </w:p>
         </w:tc>
@@ -27881,7 +31171,7 @@
             </w:pPr>
             <w:r/>
             <w:r>
-              <w:t>726.75</w:t>
+              <w:t>729.75</w:t>
             </w:r>
           </w:p>
         </w:tc>
@@ -27909,1887 +31199,7 @@
             </w:pPr>
             <w:r/>
             <w:r>
-              <w:t>706.75</w:t>
-            </w:r>
-          </w:p>
-        </w:tc>
-        <w:tc>
-          <w:tcPr>
-            <w:tcW w:type="dxa" w:w="1728"/>
-            <w:shd w:fill="FFFFFF"/>
-            <w:tcMar>
-              <w:top w:w="100" w:type="dxa"/>
-              <w:bottom w:w="100" w:type="dxa"/>
-              <w:left w:w="120" w:type="dxa"/>
-              <w:right w:w="120" w:type="dxa"/>
-            </w:tcMar>
-            <w:tcBorders>
-              <w:top w:val="single" w:sz="4" w:space="0" w:color="CCCCCC"/>
-              <w:bottom w:val="single" w:sz="4" w:space="0" w:color="CCCCCC"/>
-              <w:left w:val="single" w:sz="4" w:space="0" w:color="CCCCCC"/>
-              <w:right w:val="single" w:sz="4" w:space="0" w:color="CCCCCC"/>
-            </w:tcBorders>
-          </w:tcPr>
-          <w:p>
-            <w:pPr>
-              <w:spacing w:before="60" w:after="60" w:line="252" w:lineRule="auto"/>
-              <w:jc w:val="left"/>
-            </w:pPr>
-            <w:r/>
-            <w:r>
-              <w:rPr>
-                <w:b/>
-              </w:rPr>
-              <w:t>718.00</w:t>
-            </w:r>
-          </w:p>
-        </w:tc>
-        <w:tc>
-          <w:tcPr>
-            <w:tcW w:type="dxa" w:w="3456"/>
-            <w:shd w:fill="FFFFFF"/>
-            <w:tcMar>
-              <w:top w:w="100" w:type="dxa"/>
-              <w:bottom w:w="100" w:type="dxa"/>
-              <w:left w:w="120" w:type="dxa"/>
-              <w:right w:w="120" w:type="dxa"/>
-            </w:tcMar>
-            <w:tcBorders>
-              <w:top w:val="single" w:sz="4" w:space="0" w:color="CCCCCC"/>
-              <w:bottom w:val="single" w:sz="4" w:space="0" w:color="CCCCCC"/>
-              <w:left w:val="single" w:sz="4" w:space="0" w:color="CCCCCC"/>
-              <w:right w:val="single" w:sz="4" w:space="0" w:color="CCCCCC"/>
-            </w:tcBorders>
-          </w:tcPr>
-          <w:p>
-            <w:pPr>
-              <w:spacing w:before="60" w:after="60" w:line="252" w:lineRule="auto"/>
-              <w:jc w:val="left"/>
-            </w:pPr>
-            <w:r/>
-            <w:r>
-              <w:rPr>
-                <w:b/>
-              </w:rPr>
-              <w:t>+0.50</w:t>
-            </w:r>
-          </w:p>
-        </w:tc>
-        <w:tc>
-          <w:tcPr>
-            <w:tcW w:type="dxa" w:w="1440"/>
-            <w:shd w:fill="FFFFFF"/>
-            <w:tcMar>
-              <w:top w:w="100" w:type="dxa"/>
-              <w:bottom w:w="100" w:type="dxa"/>
-              <w:left w:w="120" w:type="dxa"/>
-              <w:right w:w="120" w:type="dxa"/>
-            </w:tcMar>
-            <w:tcBorders>
-              <w:top w:val="single" w:sz="4" w:space="0" w:color="CCCCCC"/>
-              <w:bottom w:val="single" w:sz="4" w:space="0" w:color="CCCCCC"/>
-              <w:left w:val="single" w:sz="4" w:space="0" w:color="CCCCCC"/>
-              <w:right w:val="single" w:sz="4" w:space="0" w:color="CCCCCC"/>
-            </w:tcBorders>
-          </w:tcPr>
-          <w:p>
-            <w:pPr>
-              <w:spacing w:before="60" w:after="60" w:line="252" w:lineRule="auto"/>
-              <w:jc w:val="left"/>
-            </w:pPr>
-            <w:r/>
-            <w:r>
-              <w:t>BULL</w:t>
-            </w:r>
-          </w:p>
-        </w:tc>
-      </w:tr>
-      <w:tr>
-        <w:tc>
-          <w:tcPr>
-            <w:tcW w:type="dxa" w:w="1584"/>
-            <w:shd w:fill="F8FAFC"/>
-            <w:tcMar>
-              <w:top w:w="100" w:type="dxa"/>
-              <w:bottom w:w="100" w:type="dxa"/>
-              <w:left w:w="120" w:type="dxa"/>
-              <w:right w:w="120" w:type="dxa"/>
-            </w:tcMar>
-            <w:tcBorders>
-              <w:top w:val="single" w:sz="4" w:space="0" w:color="CCCCCC"/>
-              <w:bottom w:val="single" w:sz="4" w:space="0" w:color="CCCCCC"/>
-              <w:left w:val="single" w:sz="4" w:space="0" w:color="CCCCCC"/>
-              <w:right w:val="single" w:sz="4" w:space="0" w:color="CCCCCC"/>
-            </w:tcBorders>
-          </w:tcPr>
-          <w:p>
-            <w:pPr>
-              <w:spacing w:before="60" w:after="60" w:line="252" w:lineRule="auto"/>
-              <w:jc w:val="left"/>
-            </w:pPr>
-            <w:r/>
-            <w:r>
-              <w:rPr>
-                <w:b/>
-              </w:rPr>
-              <w:t>Wed 26/08</w:t>
-            </w:r>
-          </w:p>
-        </w:tc>
-        <w:tc>
-          <w:tcPr>
-            <w:tcW w:type="dxa" w:w="864"/>
-            <w:shd w:fill="F8FAFC"/>
-            <w:tcMar>
-              <w:top w:w="100" w:type="dxa"/>
-              <w:bottom w:w="100" w:type="dxa"/>
-              <w:left w:w="120" w:type="dxa"/>
-              <w:right w:w="120" w:type="dxa"/>
-            </w:tcMar>
-            <w:tcBorders>
-              <w:top w:val="single" w:sz="4" w:space="0" w:color="CCCCCC"/>
-              <w:bottom w:val="single" w:sz="4" w:space="0" w:color="CCCCCC"/>
-              <w:left w:val="single" w:sz="4" w:space="0" w:color="CCCCCC"/>
-              <w:right w:val="single" w:sz="4" w:space="0" w:color="CCCCCC"/>
-            </w:tcBorders>
-          </w:tcPr>
-          <w:p>
-            <w:pPr>
-              <w:spacing w:before="60" w:after="60" w:line="252" w:lineRule="auto"/>
-              <w:jc w:val="left"/>
-            </w:pPr>
-            <w:r/>
-            <w:r>
-              <w:t>NY Open 21-23</w:t>
-            </w:r>
-          </w:p>
-        </w:tc>
-        <w:tc>
-          <w:tcPr>
-            <w:tcW w:type="dxa" w:w="1440"/>
-            <w:shd w:fill="F8FAFC"/>
-            <w:tcMar>
-              <w:top w:w="100" w:type="dxa"/>
-              <w:bottom w:w="100" w:type="dxa"/>
-              <w:left w:w="120" w:type="dxa"/>
-              <w:right w:w="120" w:type="dxa"/>
-            </w:tcMar>
-            <w:tcBorders>
-              <w:top w:val="single" w:sz="4" w:space="0" w:color="CCCCCC"/>
-              <w:bottom w:val="single" w:sz="4" w:space="0" w:color="CCCCCC"/>
-              <w:left w:val="single" w:sz="4" w:space="0" w:color="CCCCCC"/>
-              <w:right w:val="single" w:sz="4" w:space="0" w:color="CCCCCC"/>
-            </w:tcBorders>
-          </w:tcPr>
-          <w:p>
-            <w:pPr>
-              <w:spacing w:before="60" w:after="60" w:line="252" w:lineRule="auto"/>
-              <w:jc w:val="left"/>
-            </w:pPr>
-            <w:r/>
-            <w:r>
-              <w:t>718.00</w:t>
-            </w:r>
-          </w:p>
-        </w:tc>
-        <w:tc>
-          <w:tcPr>
-            <w:tcW w:type="dxa" w:w="2016"/>
-            <w:shd w:fill="F8FAFC"/>
-            <w:tcMar>
-              <w:top w:w="100" w:type="dxa"/>
-              <w:bottom w:w="100" w:type="dxa"/>
-              <w:left w:w="120" w:type="dxa"/>
-              <w:right w:w="120" w:type="dxa"/>
-            </w:tcMar>
-            <w:tcBorders>
-              <w:top w:val="single" w:sz="4" w:space="0" w:color="CCCCCC"/>
-              <w:bottom w:val="single" w:sz="4" w:space="0" w:color="CCCCCC"/>
-              <w:left w:val="single" w:sz="4" w:space="0" w:color="CCCCCC"/>
-              <w:right w:val="single" w:sz="4" w:space="0" w:color="CCCCCC"/>
-            </w:tcBorders>
-          </w:tcPr>
-          <w:p>
-            <w:pPr>
-              <w:spacing w:before="60" w:after="60" w:line="252" w:lineRule="auto"/>
-              <w:jc w:val="left"/>
-            </w:pPr>
-            <w:r/>
-            <w:r>
-              <w:t>730.25</w:t>
-            </w:r>
-          </w:p>
-        </w:tc>
-        <w:tc>
-          <w:tcPr>
-            <w:tcW w:type="dxa" w:w="1152"/>
-            <w:shd w:fill="F8FAFC"/>
-            <w:tcMar>
-              <w:top w:w="100" w:type="dxa"/>
-              <w:bottom w:w="100" w:type="dxa"/>
-              <w:left w:w="120" w:type="dxa"/>
-              <w:right w:w="120" w:type="dxa"/>
-            </w:tcMar>
-            <w:tcBorders>
-              <w:top w:val="single" w:sz="4" w:space="0" w:color="CCCCCC"/>
-              <w:bottom w:val="single" w:sz="4" w:space="0" w:color="CCCCCC"/>
-              <w:left w:val="single" w:sz="4" w:space="0" w:color="CCCCCC"/>
-              <w:right w:val="single" w:sz="4" w:space="0" w:color="CCCCCC"/>
-            </w:tcBorders>
-          </w:tcPr>
-          <w:p>
-            <w:pPr>
-              <w:spacing w:before="60" w:after="60" w:line="252" w:lineRule="auto"/>
-              <w:jc w:val="left"/>
-            </w:pPr>
-            <w:r/>
-            <w:r>
-              <w:t>703.75</w:t>
-            </w:r>
-          </w:p>
-        </w:tc>
-        <w:tc>
-          <w:tcPr>
-            <w:tcW w:type="dxa" w:w="1728"/>
-            <w:shd w:fill="F8FAFC"/>
-            <w:tcMar>
-              <w:top w:w="100" w:type="dxa"/>
-              <w:bottom w:w="100" w:type="dxa"/>
-              <w:left w:w="120" w:type="dxa"/>
-              <w:right w:w="120" w:type="dxa"/>
-            </w:tcMar>
-            <w:tcBorders>
-              <w:top w:val="single" w:sz="4" w:space="0" w:color="CCCCCC"/>
-              <w:bottom w:val="single" w:sz="4" w:space="0" w:color="CCCCCC"/>
-              <w:left w:val="single" w:sz="4" w:space="0" w:color="CCCCCC"/>
-              <w:right w:val="single" w:sz="4" w:space="0" w:color="CCCCCC"/>
-            </w:tcBorders>
-          </w:tcPr>
-          <w:p>
-            <w:pPr>
-              <w:spacing w:before="60" w:after="60" w:line="252" w:lineRule="auto"/>
-              <w:jc w:val="left"/>
-            </w:pPr>
-            <w:r/>
-            <w:r>
-              <w:rPr>
-                <w:b/>
-              </w:rPr>
-              <w:t>716.50</w:t>
-            </w:r>
-          </w:p>
-        </w:tc>
-        <w:tc>
-          <w:tcPr>
-            <w:tcW w:type="dxa" w:w="3456"/>
-            <w:shd w:fill="F8FAFC"/>
-            <w:tcMar>
-              <w:top w:w="100" w:type="dxa"/>
-              <w:bottom w:w="100" w:type="dxa"/>
-              <w:left w:w="120" w:type="dxa"/>
-              <w:right w:w="120" w:type="dxa"/>
-            </w:tcMar>
-            <w:tcBorders>
-              <w:top w:val="single" w:sz="4" w:space="0" w:color="CCCCCC"/>
-              <w:bottom w:val="single" w:sz="4" w:space="0" w:color="CCCCCC"/>
-              <w:left w:val="single" w:sz="4" w:space="0" w:color="CCCCCC"/>
-              <w:right w:val="single" w:sz="4" w:space="0" w:color="CCCCCC"/>
-            </w:tcBorders>
-          </w:tcPr>
-          <w:p>
-            <w:pPr>
-              <w:spacing w:before="60" w:after="60" w:line="252" w:lineRule="auto"/>
-              <w:jc w:val="left"/>
-            </w:pPr>
-            <w:r/>
-            <w:r>
-              <w:rPr>
-                <w:b/>
-              </w:rPr>
-              <w:t>-1.50</w:t>
-            </w:r>
-          </w:p>
-        </w:tc>
-        <w:tc>
-          <w:tcPr>
-            <w:tcW w:type="dxa" w:w="1440"/>
-            <w:shd w:fill="F8FAFC"/>
-            <w:tcMar>
-              <w:top w:w="100" w:type="dxa"/>
-              <w:bottom w:w="100" w:type="dxa"/>
-              <w:left w:w="120" w:type="dxa"/>
-              <w:right w:w="120" w:type="dxa"/>
-            </w:tcMar>
-            <w:tcBorders>
-              <w:top w:val="single" w:sz="4" w:space="0" w:color="CCCCCC"/>
-              <w:bottom w:val="single" w:sz="4" w:space="0" w:color="CCCCCC"/>
-              <w:left w:val="single" w:sz="4" w:space="0" w:color="CCCCCC"/>
-              <w:right w:val="single" w:sz="4" w:space="0" w:color="CCCCCC"/>
-            </w:tcBorders>
-          </w:tcPr>
-          <w:p>
-            <w:pPr>
-              <w:spacing w:before="60" w:after="60" w:line="252" w:lineRule="auto"/>
-              <w:jc w:val="left"/>
-            </w:pPr>
-            <w:r/>
-            <w:r>
-              <w:t>BEAR</w:t>
-            </w:r>
-          </w:p>
-        </w:tc>
-      </w:tr>
-      <w:tr>
-        <w:tc>
-          <w:tcPr>
-            <w:tcW w:type="dxa" w:w="1584"/>
-            <w:shd w:fill="FFFFFF"/>
-            <w:tcMar>
-              <w:top w:w="100" w:type="dxa"/>
-              <w:bottom w:w="100" w:type="dxa"/>
-              <w:left w:w="120" w:type="dxa"/>
-              <w:right w:w="120" w:type="dxa"/>
-            </w:tcMar>
-            <w:tcBorders>
-              <w:top w:val="single" w:sz="4" w:space="0" w:color="CCCCCC"/>
-              <w:bottom w:val="single" w:sz="4" w:space="0" w:color="CCCCCC"/>
-              <w:left w:val="single" w:sz="4" w:space="0" w:color="CCCCCC"/>
-              <w:right w:val="single" w:sz="4" w:space="0" w:color="CCCCCC"/>
-            </w:tcBorders>
-          </w:tcPr>
-          <w:p>
-            <w:pPr>
-              <w:spacing w:before="60" w:after="60" w:line="252" w:lineRule="auto"/>
-              <w:jc w:val="left"/>
-            </w:pPr>
-            <w:r/>
-            <w:r>
-              <w:rPr>
-                <w:b/>
-              </w:rPr>
-              <w:t>Wed 26/08</w:t>
-            </w:r>
-          </w:p>
-        </w:tc>
-        <w:tc>
-          <w:tcPr>
-            <w:tcW w:type="dxa" w:w="864"/>
-            <w:shd w:fill="FFFFFF"/>
-            <w:tcMar>
-              <w:top w:w="100" w:type="dxa"/>
-              <w:bottom w:w="100" w:type="dxa"/>
-              <w:left w:w="120" w:type="dxa"/>
-              <w:right w:w="120" w:type="dxa"/>
-            </w:tcMar>
-            <w:tcBorders>
-              <w:top w:val="single" w:sz="4" w:space="0" w:color="CCCCCC"/>
-              <w:bottom w:val="single" w:sz="4" w:space="0" w:color="CCCCCC"/>
-              <w:left w:val="single" w:sz="4" w:space="0" w:color="CCCCCC"/>
-              <w:right w:val="single" w:sz="4" w:space="0" w:color="CCCCCC"/>
-            </w:tcBorders>
-          </w:tcPr>
-          <w:p>
-            <w:pPr>
-              <w:spacing w:before="60" w:after="60" w:line="252" w:lineRule="auto"/>
-              <w:jc w:val="left"/>
-            </w:pPr>
-            <w:r/>
-            <w:r>
-              <w:t>NY Close 23-01</w:t>
-            </w:r>
-          </w:p>
-        </w:tc>
-        <w:tc>
-          <w:tcPr>
-            <w:tcW w:type="dxa" w:w="1440"/>
-            <w:shd w:fill="FFFFFF"/>
-            <w:tcMar>
-              <w:top w:w="100" w:type="dxa"/>
-              <w:bottom w:w="100" w:type="dxa"/>
-              <w:left w:w="120" w:type="dxa"/>
-              <w:right w:w="120" w:type="dxa"/>
-            </w:tcMar>
-            <w:tcBorders>
-              <w:top w:val="single" w:sz="4" w:space="0" w:color="CCCCCC"/>
-              <w:bottom w:val="single" w:sz="4" w:space="0" w:color="CCCCCC"/>
-              <w:left w:val="single" w:sz="4" w:space="0" w:color="CCCCCC"/>
-              <w:right w:val="single" w:sz="4" w:space="0" w:color="CCCCCC"/>
-            </w:tcBorders>
-          </w:tcPr>
-          <w:p>
-            <w:pPr>
-              <w:spacing w:before="60" w:after="60" w:line="252" w:lineRule="auto"/>
-              <w:jc w:val="left"/>
-            </w:pPr>
-            <w:r/>
-            <w:r>
-              <w:t>716.50</w:t>
-            </w:r>
-          </w:p>
-        </w:tc>
-        <w:tc>
-          <w:tcPr>
-            <w:tcW w:type="dxa" w:w="2016"/>
-            <w:shd w:fill="FFFFFF"/>
-            <w:tcMar>
-              <w:top w:w="100" w:type="dxa"/>
-              <w:bottom w:w="100" w:type="dxa"/>
-              <w:left w:w="120" w:type="dxa"/>
-              <w:right w:w="120" w:type="dxa"/>
-            </w:tcMar>
-            <w:tcBorders>
-              <w:top w:val="single" w:sz="4" w:space="0" w:color="CCCCCC"/>
-              <w:bottom w:val="single" w:sz="4" w:space="0" w:color="CCCCCC"/>
-              <w:left w:val="single" w:sz="4" w:space="0" w:color="CCCCCC"/>
-              <w:right w:val="single" w:sz="4" w:space="0" w:color="CCCCCC"/>
-            </w:tcBorders>
-          </w:tcPr>
-          <w:p>
-            <w:pPr>
-              <w:spacing w:before="60" w:after="60" w:line="252" w:lineRule="auto"/>
-              <w:jc w:val="left"/>
-            </w:pPr>
-            <w:r/>
-            <w:r>
-              <w:t>723.50</w:t>
-            </w:r>
-          </w:p>
-        </w:tc>
-        <w:tc>
-          <w:tcPr>
-            <w:tcW w:type="dxa" w:w="1152"/>
-            <w:shd w:fill="FFFFFF"/>
-            <w:tcMar>
-              <w:top w:w="100" w:type="dxa"/>
-              <w:bottom w:w="100" w:type="dxa"/>
-              <w:left w:w="120" w:type="dxa"/>
-              <w:right w:w="120" w:type="dxa"/>
-            </w:tcMar>
-            <w:tcBorders>
-              <w:top w:val="single" w:sz="4" w:space="0" w:color="CCCCCC"/>
-              <w:bottom w:val="single" w:sz="4" w:space="0" w:color="CCCCCC"/>
-              <w:left w:val="single" w:sz="4" w:space="0" w:color="CCCCCC"/>
-              <w:right w:val="single" w:sz="4" w:space="0" w:color="CCCCCC"/>
-            </w:tcBorders>
-          </w:tcPr>
-          <w:p>
-            <w:pPr>
-              <w:spacing w:before="60" w:after="60" w:line="252" w:lineRule="auto"/>
-              <w:jc w:val="left"/>
-            </w:pPr>
-            <w:r/>
-            <w:r>
-              <w:t>707.00</w:t>
-            </w:r>
-          </w:p>
-        </w:tc>
-        <w:tc>
-          <w:tcPr>
-            <w:tcW w:type="dxa" w:w="1728"/>
-            <w:shd w:fill="FFFFFF"/>
-            <w:tcMar>
-              <w:top w:w="100" w:type="dxa"/>
-              <w:bottom w:w="100" w:type="dxa"/>
-              <w:left w:w="120" w:type="dxa"/>
-              <w:right w:w="120" w:type="dxa"/>
-            </w:tcMar>
-            <w:tcBorders>
-              <w:top w:val="single" w:sz="4" w:space="0" w:color="CCCCCC"/>
-              <w:bottom w:val="single" w:sz="4" w:space="0" w:color="CCCCCC"/>
-              <w:left w:val="single" w:sz="4" w:space="0" w:color="CCCCCC"/>
-              <w:right w:val="single" w:sz="4" w:space="0" w:color="CCCCCC"/>
-            </w:tcBorders>
-          </w:tcPr>
-          <w:p>
-            <w:pPr>
-              <w:spacing w:before="60" w:after="60" w:line="252" w:lineRule="auto"/>
-              <w:jc w:val="left"/>
-            </w:pPr>
-            <w:r/>
-            <w:r>
-              <w:rPr>
-                <w:b/>
-              </w:rPr>
               <w:t>717.00</w:t>
-            </w:r>
-          </w:p>
-        </w:tc>
-        <w:tc>
-          <w:tcPr>
-            <w:tcW w:type="dxa" w:w="3456"/>
-            <w:shd w:fill="FFFFFF"/>
-            <w:tcMar>
-              <w:top w:w="100" w:type="dxa"/>
-              <w:bottom w:w="100" w:type="dxa"/>
-              <w:left w:w="120" w:type="dxa"/>
-              <w:right w:w="120" w:type="dxa"/>
-            </w:tcMar>
-            <w:tcBorders>
-              <w:top w:val="single" w:sz="4" w:space="0" w:color="CCCCCC"/>
-              <w:bottom w:val="single" w:sz="4" w:space="0" w:color="CCCCCC"/>
-              <w:left w:val="single" w:sz="4" w:space="0" w:color="CCCCCC"/>
-              <w:right w:val="single" w:sz="4" w:space="0" w:color="CCCCCC"/>
-            </w:tcBorders>
-          </w:tcPr>
-          <w:p>
-            <w:pPr>
-              <w:spacing w:before="60" w:after="60" w:line="252" w:lineRule="auto"/>
-              <w:jc w:val="left"/>
-            </w:pPr>
-            <w:r/>
-            <w:r>
-              <w:rPr>
-                <w:b/>
-              </w:rPr>
-              <w:t>+0.50</w:t>
-            </w:r>
-          </w:p>
-        </w:tc>
-        <w:tc>
-          <w:tcPr>
-            <w:tcW w:type="dxa" w:w="1440"/>
-            <w:shd w:fill="FFFFFF"/>
-            <w:tcMar>
-              <w:top w:w="100" w:type="dxa"/>
-              <w:bottom w:w="100" w:type="dxa"/>
-              <w:left w:w="120" w:type="dxa"/>
-              <w:right w:w="120" w:type="dxa"/>
-            </w:tcMar>
-            <w:tcBorders>
-              <w:top w:val="single" w:sz="4" w:space="0" w:color="CCCCCC"/>
-              <w:bottom w:val="single" w:sz="4" w:space="0" w:color="CCCCCC"/>
-              <w:left w:val="single" w:sz="4" w:space="0" w:color="CCCCCC"/>
-              <w:right w:val="single" w:sz="4" w:space="0" w:color="CCCCCC"/>
-            </w:tcBorders>
-          </w:tcPr>
-          <w:p>
-            <w:pPr>
-              <w:spacing w:before="60" w:after="60" w:line="252" w:lineRule="auto"/>
-              <w:jc w:val="left"/>
-            </w:pPr>
-            <w:r/>
-            <w:r>
-              <w:t>BULL</w:t>
-            </w:r>
-          </w:p>
-        </w:tc>
-      </w:tr>
-      <w:tr>
-        <w:tc>
-          <w:tcPr>
-            <w:tcW w:type="dxa" w:w="1584"/>
-            <w:shd w:fill="F8FAFC"/>
-            <w:tcMar>
-              <w:top w:w="100" w:type="dxa"/>
-              <w:bottom w:w="100" w:type="dxa"/>
-              <w:left w:w="120" w:type="dxa"/>
-              <w:right w:w="120" w:type="dxa"/>
-            </w:tcMar>
-            <w:tcBorders>
-              <w:top w:val="single" w:sz="4" w:space="0" w:color="CCCCCC"/>
-              <w:bottom w:val="single" w:sz="4" w:space="0" w:color="CCCCCC"/>
-              <w:left w:val="single" w:sz="4" w:space="0" w:color="CCCCCC"/>
-              <w:right w:val="single" w:sz="4" w:space="0" w:color="CCCCCC"/>
-            </w:tcBorders>
-          </w:tcPr>
-          <w:p>
-            <w:pPr>
-              <w:spacing w:before="60" w:after="60" w:line="252" w:lineRule="auto"/>
-              <w:jc w:val="left"/>
-            </w:pPr>
-            <w:r/>
-            <w:r>
-              <w:rPr>
-                <w:b/>
-              </w:rPr>
-              <w:t>Thu 27/08</w:t>
-            </w:r>
-          </w:p>
-        </w:tc>
-        <w:tc>
-          <w:tcPr>
-            <w:tcW w:type="dxa" w:w="864"/>
-            <w:shd w:fill="F8FAFC"/>
-            <w:tcMar>
-              <w:top w:w="100" w:type="dxa"/>
-              <w:bottom w:w="100" w:type="dxa"/>
-              <w:left w:w="120" w:type="dxa"/>
-              <w:right w:w="120" w:type="dxa"/>
-            </w:tcMar>
-            <w:tcBorders>
-              <w:top w:val="single" w:sz="4" w:space="0" w:color="CCCCCC"/>
-              <w:bottom w:val="single" w:sz="4" w:space="0" w:color="CCCCCC"/>
-              <w:left w:val="single" w:sz="4" w:space="0" w:color="CCCCCC"/>
-              <w:right w:val="single" w:sz="4" w:space="0" w:color="CCCCCC"/>
-            </w:tcBorders>
-          </w:tcPr>
-          <w:p>
-            <w:pPr>
-              <w:spacing w:before="60" w:after="60" w:line="252" w:lineRule="auto"/>
-              <w:jc w:val="left"/>
-            </w:pPr>
-            <w:r/>
-            <w:r>
-              <w:t>Asia 07-11</w:t>
-            </w:r>
-          </w:p>
-        </w:tc>
-        <w:tc>
-          <w:tcPr>
-            <w:tcW w:type="dxa" w:w="1440"/>
-            <w:shd w:fill="F8FAFC"/>
-            <w:tcMar>
-              <w:top w:w="100" w:type="dxa"/>
-              <w:bottom w:w="100" w:type="dxa"/>
-              <w:left w:w="120" w:type="dxa"/>
-              <w:right w:w="120" w:type="dxa"/>
-            </w:tcMar>
-            <w:tcBorders>
-              <w:top w:val="single" w:sz="4" w:space="0" w:color="CCCCCC"/>
-              <w:bottom w:val="single" w:sz="4" w:space="0" w:color="CCCCCC"/>
-              <w:left w:val="single" w:sz="4" w:space="0" w:color="CCCCCC"/>
-              <w:right w:val="single" w:sz="4" w:space="0" w:color="CCCCCC"/>
-            </w:tcBorders>
-          </w:tcPr>
-          <w:p>
-            <w:pPr>
-              <w:spacing w:before="60" w:after="60" w:line="252" w:lineRule="auto"/>
-              <w:jc w:val="left"/>
-            </w:pPr>
-            <w:r/>
-            <w:r>
-              <w:t>717.00</w:t>
-            </w:r>
-          </w:p>
-        </w:tc>
-        <w:tc>
-          <w:tcPr>
-            <w:tcW w:type="dxa" w:w="2016"/>
-            <w:shd w:fill="F8FAFC"/>
-            <w:tcMar>
-              <w:top w:w="100" w:type="dxa"/>
-              <w:bottom w:w="100" w:type="dxa"/>
-              <w:left w:w="120" w:type="dxa"/>
-              <w:right w:w="120" w:type="dxa"/>
-            </w:tcMar>
-            <w:tcBorders>
-              <w:top w:val="single" w:sz="4" w:space="0" w:color="CCCCCC"/>
-              <w:bottom w:val="single" w:sz="4" w:space="0" w:color="CCCCCC"/>
-              <w:left w:val="single" w:sz="4" w:space="0" w:color="CCCCCC"/>
-              <w:right w:val="single" w:sz="4" w:space="0" w:color="CCCCCC"/>
-            </w:tcBorders>
-          </w:tcPr>
-          <w:p>
-            <w:pPr>
-              <w:spacing w:before="60" w:after="60" w:line="252" w:lineRule="auto"/>
-              <w:jc w:val="left"/>
-            </w:pPr>
-            <w:r/>
-            <w:r>
-              <w:t>727.50</w:t>
-            </w:r>
-          </w:p>
-        </w:tc>
-        <w:tc>
-          <w:tcPr>
-            <w:tcW w:type="dxa" w:w="1152"/>
-            <w:shd w:fill="F8FAFC"/>
-            <w:tcMar>
-              <w:top w:w="100" w:type="dxa"/>
-              <w:bottom w:w="100" w:type="dxa"/>
-              <w:left w:w="120" w:type="dxa"/>
-              <w:right w:w="120" w:type="dxa"/>
-            </w:tcMar>
-            <w:tcBorders>
-              <w:top w:val="single" w:sz="4" w:space="0" w:color="CCCCCC"/>
-              <w:bottom w:val="single" w:sz="4" w:space="0" w:color="CCCCCC"/>
-              <w:left w:val="single" w:sz="4" w:space="0" w:color="CCCCCC"/>
-              <w:right w:val="single" w:sz="4" w:space="0" w:color="CCCCCC"/>
-            </w:tcBorders>
-          </w:tcPr>
-          <w:p>
-            <w:pPr>
-              <w:spacing w:before="60" w:after="60" w:line="252" w:lineRule="auto"/>
-              <w:jc w:val="left"/>
-            </w:pPr>
-            <w:r/>
-            <w:r>
-              <w:t>709.75</w:t>
-            </w:r>
-          </w:p>
-        </w:tc>
-        <w:tc>
-          <w:tcPr>
-            <w:tcW w:type="dxa" w:w="1728"/>
-            <w:shd w:fill="F8FAFC"/>
-            <w:tcMar>
-              <w:top w:w="100" w:type="dxa"/>
-              <w:bottom w:w="100" w:type="dxa"/>
-              <w:left w:w="120" w:type="dxa"/>
-              <w:right w:w="120" w:type="dxa"/>
-            </w:tcMar>
-            <w:tcBorders>
-              <w:top w:val="single" w:sz="4" w:space="0" w:color="CCCCCC"/>
-              <w:bottom w:val="single" w:sz="4" w:space="0" w:color="CCCCCC"/>
-              <w:left w:val="single" w:sz="4" w:space="0" w:color="CCCCCC"/>
-              <w:right w:val="single" w:sz="4" w:space="0" w:color="CCCCCC"/>
-            </w:tcBorders>
-          </w:tcPr>
-          <w:p>
-            <w:pPr>
-              <w:spacing w:before="60" w:after="60" w:line="252" w:lineRule="auto"/>
-              <w:jc w:val="left"/>
-            </w:pPr>
-            <w:r/>
-            <w:r>
-              <w:rPr>
-                <w:b/>
-              </w:rPr>
-              <w:t>716.75</w:t>
-            </w:r>
-          </w:p>
-        </w:tc>
-        <w:tc>
-          <w:tcPr>
-            <w:tcW w:type="dxa" w:w="3456"/>
-            <w:shd w:fill="F8FAFC"/>
-            <w:tcMar>
-              <w:top w:w="100" w:type="dxa"/>
-              <w:bottom w:w="100" w:type="dxa"/>
-              <w:left w:w="120" w:type="dxa"/>
-              <w:right w:w="120" w:type="dxa"/>
-            </w:tcMar>
-            <w:tcBorders>
-              <w:top w:val="single" w:sz="4" w:space="0" w:color="CCCCCC"/>
-              <w:bottom w:val="single" w:sz="4" w:space="0" w:color="CCCCCC"/>
-              <w:left w:val="single" w:sz="4" w:space="0" w:color="CCCCCC"/>
-              <w:right w:val="single" w:sz="4" w:space="0" w:color="CCCCCC"/>
-            </w:tcBorders>
-          </w:tcPr>
-          <w:p>
-            <w:pPr>
-              <w:spacing w:before="60" w:after="60" w:line="252" w:lineRule="auto"/>
-              <w:jc w:val="left"/>
-            </w:pPr>
-            <w:r/>
-            <w:r>
-              <w:rPr>
-                <w:b/>
-              </w:rPr>
-              <w:t>-0.25</w:t>
-            </w:r>
-          </w:p>
-        </w:tc>
-        <w:tc>
-          <w:tcPr>
-            <w:tcW w:type="dxa" w:w="1440"/>
-            <w:shd w:fill="F8FAFC"/>
-            <w:tcMar>
-              <w:top w:w="100" w:type="dxa"/>
-              <w:bottom w:w="100" w:type="dxa"/>
-              <w:left w:w="120" w:type="dxa"/>
-              <w:right w:w="120" w:type="dxa"/>
-            </w:tcMar>
-            <w:tcBorders>
-              <w:top w:val="single" w:sz="4" w:space="0" w:color="CCCCCC"/>
-              <w:bottom w:val="single" w:sz="4" w:space="0" w:color="CCCCCC"/>
-              <w:left w:val="single" w:sz="4" w:space="0" w:color="CCCCCC"/>
-              <w:right w:val="single" w:sz="4" w:space="0" w:color="CCCCCC"/>
-            </w:tcBorders>
-          </w:tcPr>
-          <w:p>
-            <w:pPr>
-              <w:spacing w:before="60" w:after="60" w:line="252" w:lineRule="auto"/>
-              <w:jc w:val="left"/>
-            </w:pPr>
-            <w:r/>
-            <w:r>
-              <w:t>BEAR</w:t>
-            </w:r>
-          </w:p>
-        </w:tc>
-      </w:tr>
-      <w:tr>
-        <w:tc>
-          <w:tcPr>
-            <w:tcW w:type="dxa" w:w="1584"/>
-            <w:shd w:fill="FFFFFF"/>
-            <w:tcMar>
-              <w:top w:w="100" w:type="dxa"/>
-              <w:bottom w:w="100" w:type="dxa"/>
-              <w:left w:w="120" w:type="dxa"/>
-              <w:right w:w="120" w:type="dxa"/>
-            </w:tcMar>
-            <w:tcBorders>
-              <w:top w:val="single" w:sz="4" w:space="0" w:color="CCCCCC"/>
-              <w:bottom w:val="single" w:sz="4" w:space="0" w:color="CCCCCC"/>
-              <w:left w:val="single" w:sz="4" w:space="0" w:color="CCCCCC"/>
-              <w:right w:val="single" w:sz="4" w:space="0" w:color="CCCCCC"/>
-            </w:tcBorders>
-          </w:tcPr>
-          <w:p>
-            <w:pPr>
-              <w:spacing w:before="60" w:after="60" w:line="252" w:lineRule="auto"/>
-              <w:jc w:val="left"/>
-            </w:pPr>
-            <w:r/>
-            <w:r>
-              <w:rPr>
-                <w:b/>
-              </w:rPr>
-              <w:t>Thu 27/08</w:t>
-            </w:r>
-          </w:p>
-        </w:tc>
-        <w:tc>
-          <w:tcPr>
-            <w:tcW w:type="dxa" w:w="864"/>
-            <w:shd w:fill="FFFFFF"/>
-            <w:tcMar>
-              <w:top w:w="100" w:type="dxa"/>
-              <w:bottom w:w="100" w:type="dxa"/>
-              <w:left w:w="120" w:type="dxa"/>
-              <w:right w:w="120" w:type="dxa"/>
-            </w:tcMar>
-            <w:tcBorders>
-              <w:top w:val="single" w:sz="4" w:space="0" w:color="CCCCCC"/>
-              <w:bottom w:val="single" w:sz="4" w:space="0" w:color="CCCCCC"/>
-              <w:left w:val="single" w:sz="4" w:space="0" w:color="CCCCCC"/>
-              <w:right w:val="single" w:sz="4" w:space="0" w:color="CCCCCC"/>
-            </w:tcBorders>
-          </w:tcPr>
-          <w:p>
-            <w:pPr>
-              <w:spacing w:before="60" w:after="60" w:line="252" w:lineRule="auto"/>
-              <w:jc w:val="left"/>
-            </w:pPr>
-            <w:r/>
-            <w:r>
-              <w:t>Asia 11-15</w:t>
-            </w:r>
-          </w:p>
-        </w:tc>
-        <w:tc>
-          <w:tcPr>
-            <w:tcW w:type="dxa" w:w="1440"/>
-            <w:shd w:fill="FFFFFF"/>
-            <w:tcMar>
-              <w:top w:w="100" w:type="dxa"/>
-              <w:bottom w:w="100" w:type="dxa"/>
-              <w:left w:w="120" w:type="dxa"/>
-              <w:right w:w="120" w:type="dxa"/>
-            </w:tcMar>
-            <w:tcBorders>
-              <w:top w:val="single" w:sz="4" w:space="0" w:color="CCCCCC"/>
-              <w:bottom w:val="single" w:sz="4" w:space="0" w:color="CCCCCC"/>
-              <w:left w:val="single" w:sz="4" w:space="0" w:color="CCCCCC"/>
-              <w:right w:val="single" w:sz="4" w:space="0" w:color="CCCCCC"/>
-            </w:tcBorders>
-          </w:tcPr>
-          <w:p>
-            <w:pPr>
-              <w:spacing w:before="60" w:after="60" w:line="252" w:lineRule="auto"/>
-              <w:jc w:val="left"/>
-            </w:pPr>
-            <w:r/>
-            <w:r>
-              <w:t>716.75</w:t>
-            </w:r>
-          </w:p>
-        </w:tc>
-        <w:tc>
-          <w:tcPr>
-            <w:tcW w:type="dxa" w:w="2016"/>
-            <w:shd w:fill="FFFFFF"/>
-            <w:tcMar>
-              <w:top w:w="100" w:type="dxa"/>
-              <w:bottom w:w="100" w:type="dxa"/>
-              <w:left w:w="120" w:type="dxa"/>
-              <w:right w:w="120" w:type="dxa"/>
-            </w:tcMar>
-            <w:tcBorders>
-              <w:top w:val="single" w:sz="4" w:space="0" w:color="CCCCCC"/>
-              <w:bottom w:val="single" w:sz="4" w:space="0" w:color="CCCCCC"/>
-              <w:left w:val="single" w:sz="4" w:space="0" w:color="CCCCCC"/>
-              <w:right w:val="single" w:sz="4" w:space="0" w:color="CCCCCC"/>
-            </w:tcBorders>
-          </w:tcPr>
-          <w:p>
-            <w:pPr>
-              <w:spacing w:before="60" w:after="60" w:line="252" w:lineRule="auto"/>
-              <w:jc w:val="left"/>
-            </w:pPr>
-            <w:r/>
-            <w:r>
-              <w:t>726.50</w:t>
-            </w:r>
-          </w:p>
-        </w:tc>
-        <w:tc>
-          <w:tcPr>
-            <w:tcW w:type="dxa" w:w="1152"/>
-            <w:shd w:fill="FFFFFF"/>
-            <w:tcMar>
-              <w:top w:w="100" w:type="dxa"/>
-              <w:bottom w:w="100" w:type="dxa"/>
-              <w:left w:w="120" w:type="dxa"/>
-              <w:right w:w="120" w:type="dxa"/>
-            </w:tcMar>
-            <w:tcBorders>
-              <w:top w:val="single" w:sz="4" w:space="0" w:color="CCCCCC"/>
-              <w:bottom w:val="single" w:sz="4" w:space="0" w:color="CCCCCC"/>
-              <w:left w:val="single" w:sz="4" w:space="0" w:color="CCCCCC"/>
-              <w:right w:val="single" w:sz="4" w:space="0" w:color="CCCCCC"/>
-            </w:tcBorders>
-          </w:tcPr>
-          <w:p>
-            <w:pPr>
-              <w:spacing w:before="60" w:after="60" w:line="252" w:lineRule="auto"/>
-              <w:jc w:val="left"/>
-            </w:pPr>
-            <w:r/>
-            <w:r>
-              <w:t>707.00</w:t>
-            </w:r>
-          </w:p>
-        </w:tc>
-        <w:tc>
-          <w:tcPr>
-            <w:tcW w:type="dxa" w:w="1728"/>
-            <w:shd w:fill="FFFFFF"/>
-            <w:tcMar>
-              <w:top w:w="100" w:type="dxa"/>
-              <w:bottom w:w="100" w:type="dxa"/>
-              <w:left w:w="120" w:type="dxa"/>
-              <w:right w:w="120" w:type="dxa"/>
-            </w:tcMar>
-            <w:tcBorders>
-              <w:top w:val="single" w:sz="4" w:space="0" w:color="CCCCCC"/>
-              <w:bottom w:val="single" w:sz="4" w:space="0" w:color="CCCCCC"/>
-              <w:left w:val="single" w:sz="4" w:space="0" w:color="CCCCCC"/>
-              <w:right w:val="single" w:sz="4" w:space="0" w:color="CCCCCC"/>
-            </w:tcBorders>
-          </w:tcPr>
-          <w:p>
-            <w:pPr>
-              <w:spacing w:before="60" w:after="60" w:line="252" w:lineRule="auto"/>
-              <w:jc w:val="left"/>
-            </w:pPr>
-            <w:r/>
-            <w:r>
-              <w:rPr>
-                <w:b/>
-              </w:rPr>
-              <w:t>717.25</w:t>
-            </w:r>
-          </w:p>
-        </w:tc>
-        <w:tc>
-          <w:tcPr>
-            <w:tcW w:type="dxa" w:w="3456"/>
-            <w:shd w:fill="FFFFFF"/>
-            <w:tcMar>
-              <w:top w:w="100" w:type="dxa"/>
-              <w:bottom w:w="100" w:type="dxa"/>
-              <w:left w:w="120" w:type="dxa"/>
-              <w:right w:w="120" w:type="dxa"/>
-            </w:tcMar>
-            <w:tcBorders>
-              <w:top w:val="single" w:sz="4" w:space="0" w:color="CCCCCC"/>
-              <w:bottom w:val="single" w:sz="4" w:space="0" w:color="CCCCCC"/>
-              <w:left w:val="single" w:sz="4" w:space="0" w:color="CCCCCC"/>
-              <w:right w:val="single" w:sz="4" w:space="0" w:color="CCCCCC"/>
-            </w:tcBorders>
-          </w:tcPr>
-          <w:p>
-            <w:pPr>
-              <w:spacing w:before="60" w:after="60" w:line="252" w:lineRule="auto"/>
-              <w:jc w:val="left"/>
-            </w:pPr>
-            <w:r/>
-            <w:r>
-              <w:rPr>
-                <w:b/>
-              </w:rPr>
-              <w:t>+0.50</w:t>
-            </w:r>
-          </w:p>
-        </w:tc>
-        <w:tc>
-          <w:tcPr>
-            <w:tcW w:type="dxa" w:w="1440"/>
-            <w:shd w:fill="FFFFFF"/>
-            <w:tcMar>
-              <w:top w:w="100" w:type="dxa"/>
-              <w:bottom w:w="100" w:type="dxa"/>
-              <w:left w:w="120" w:type="dxa"/>
-              <w:right w:w="120" w:type="dxa"/>
-            </w:tcMar>
-            <w:tcBorders>
-              <w:top w:val="single" w:sz="4" w:space="0" w:color="CCCCCC"/>
-              <w:bottom w:val="single" w:sz="4" w:space="0" w:color="CCCCCC"/>
-              <w:left w:val="single" w:sz="4" w:space="0" w:color="CCCCCC"/>
-              <w:right w:val="single" w:sz="4" w:space="0" w:color="CCCCCC"/>
-            </w:tcBorders>
-          </w:tcPr>
-          <w:p>
-            <w:pPr>
-              <w:spacing w:before="60" w:after="60" w:line="252" w:lineRule="auto"/>
-              <w:jc w:val="left"/>
-            </w:pPr>
-            <w:r/>
-            <w:r>
-              <w:t>BULL</w:t>
-            </w:r>
-          </w:p>
-        </w:tc>
-      </w:tr>
-      <w:tr>
-        <w:tc>
-          <w:tcPr>
-            <w:tcW w:type="dxa" w:w="1584"/>
-            <w:shd w:fill="F8FAFC"/>
-            <w:tcMar>
-              <w:top w:w="100" w:type="dxa"/>
-              <w:bottom w:w="100" w:type="dxa"/>
-              <w:left w:w="120" w:type="dxa"/>
-              <w:right w:w="120" w:type="dxa"/>
-            </w:tcMar>
-            <w:tcBorders>
-              <w:top w:val="single" w:sz="4" w:space="0" w:color="CCCCCC"/>
-              <w:bottom w:val="single" w:sz="4" w:space="0" w:color="CCCCCC"/>
-              <w:left w:val="single" w:sz="4" w:space="0" w:color="CCCCCC"/>
-              <w:right w:val="single" w:sz="4" w:space="0" w:color="CCCCCC"/>
-            </w:tcBorders>
-          </w:tcPr>
-          <w:p>
-            <w:pPr>
-              <w:spacing w:before="60" w:after="60" w:line="252" w:lineRule="auto"/>
-              <w:jc w:val="left"/>
-            </w:pPr>
-            <w:r/>
-            <w:r>
-              <w:rPr>
-                <w:b/>
-              </w:rPr>
-              <w:t>Thu 27/08</w:t>
-            </w:r>
-          </w:p>
-        </w:tc>
-        <w:tc>
-          <w:tcPr>
-            <w:tcW w:type="dxa" w:w="864"/>
-            <w:shd w:fill="F8FAFC"/>
-            <w:tcMar>
-              <w:top w:w="100" w:type="dxa"/>
-              <w:bottom w:w="100" w:type="dxa"/>
-              <w:left w:w="120" w:type="dxa"/>
-              <w:right w:w="120" w:type="dxa"/>
-            </w:tcMar>
-            <w:tcBorders>
-              <w:top w:val="single" w:sz="4" w:space="0" w:color="CCCCCC"/>
-              <w:bottom w:val="single" w:sz="4" w:space="0" w:color="CCCCCC"/>
-              <w:left w:val="single" w:sz="4" w:space="0" w:color="CCCCCC"/>
-              <w:right w:val="single" w:sz="4" w:space="0" w:color="CCCCCC"/>
-            </w:tcBorders>
-          </w:tcPr>
-          <w:p>
-            <w:pPr>
-              <w:spacing w:before="60" w:after="60" w:line="252" w:lineRule="auto"/>
-              <w:jc w:val="left"/>
-            </w:pPr>
-            <w:r/>
-            <w:r>
-              <w:t>London 15-19</w:t>
-            </w:r>
-          </w:p>
-        </w:tc>
-        <w:tc>
-          <w:tcPr>
-            <w:tcW w:type="dxa" w:w="1440"/>
-            <w:shd w:fill="F8FAFC"/>
-            <w:tcMar>
-              <w:top w:w="100" w:type="dxa"/>
-              <w:bottom w:w="100" w:type="dxa"/>
-              <w:left w:w="120" w:type="dxa"/>
-              <w:right w:w="120" w:type="dxa"/>
-            </w:tcMar>
-            <w:tcBorders>
-              <w:top w:val="single" w:sz="4" w:space="0" w:color="CCCCCC"/>
-              <w:bottom w:val="single" w:sz="4" w:space="0" w:color="CCCCCC"/>
-              <w:left w:val="single" w:sz="4" w:space="0" w:color="CCCCCC"/>
-              <w:right w:val="single" w:sz="4" w:space="0" w:color="CCCCCC"/>
-            </w:tcBorders>
-          </w:tcPr>
-          <w:p>
-            <w:pPr>
-              <w:spacing w:before="60" w:after="60" w:line="252" w:lineRule="auto"/>
-              <w:jc w:val="left"/>
-            </w:pPr>
-            <w:r/>
-            <w:r>
-              <w:t>717.25</w:t>
-            </w:r>
-          </w:p>
-        </w:tc>
-        <w:tc>
-          <w:tcPr>
-            <w:tcW w:type="dxa" w:w="2016"/>
-            <w:shd w:fill="F8FAFC"/>
-            <w:tcMar>
-              <w:top w:w="100" w:type="dxa"/>
-              <w:bottom w:w="100" w:type="dxa"/>
-              <w:left w:w="120" w:type="dxa"/>
-              <w:right w:w="120" w:type="dxa"/>
-            </w:tcMar>
-            <w:tcBorders>
-              <w:top w:val="single" w:sz="4" w:space="0" w:color="CCCCCC"/>
-              <w:bottom w:val="single" w:sz="4" w:space="0" w:color="CCCCCC"/>
-              <w:left w:val="single" w:sz="4" w:space="0" w:color="CCCCCC"/>
-              <w:right w:val="single" w:sz="4" w:space="0" w:color="CCCCCC"/>
-            </w:tcBorders>
-          </w:tcPr>
-          <w:p>
-            <w:pPr>
-              <w:spacing w:before="60" w:after="60" w:line="252" w:lineRule="auto"/>
-              <w:jc w:val="left"/>
-            </w:pPr>
-            <w:r/>
-            <w:r>
-              <w:t>728.00</w:t>
-            </w:r>
-          </w:p>
-        </w:tc>
-        <w:tc>
-          <w:tcPr>
-            <w:tcW w:type="dxa" w:w="1152"/>
-            <w:shd w:fill="F8FAFC"/>
-            <w:tcMar>
-              <w:top w:w="100" w:type="dxa"/>
-              <w:bottom w:w="100" w:type="dxa"/>
-              <w:left w:w="120" w:type="dxa"/>
-              <w:right w:w="120" w:type="dxa"/>
-            </w:tcMar>
-            <w:tcBorders>
-              <w:top w:val="single" w:sz="4" w:space="0" w:color="CCCCCC"/>
-              <w:bottom w:val="single" w:sz="4" w:space="0" w:color="CCCCCC"/>
-              <w:left w:val="single" w:sz="4" w:space="0" w:color="CCCCCC"/>
-              <w:right w:val="single" w:sz="4" w:space="0" w:color="CCCCCC"/>
-            </w:tcBorders>
-          </w:tcPr>
-          <w:p>
-            <w:pPr>
-              <w:spacing w:before="60" w:after="60" w:line="252" w:lineRule="auto"/>
-              <w:jc w:val="left"/>
-            </w:pPr>
-            <w:r/>
-            <w:r>
-              <w:t>710.00</w:t>
-            </w:r>
-          </w:p>
-        </w:tc>
-        <w:tc>
-          <w:tcPr>
-            <w:tcW w:type="dxa" w:w="1728"/>
-            <w:shd w:fill="F8FAFC"/>
-            <w:tcMar>
-              <w:top w:w="100" w:type="dxa"/>
-              <w:bottom w:w="100" w:type="dxa"/>
-              <w:left w:w="120" w:type="dxa"/>
-              <w:right w:w="120" w:type="dxa"/>
-            </w:tcMar>
-            <w:tcBorders>
-              <w:top w:val="single" w:sz="4" w:space="0" w:color="CCCCCC"/>
-              <w:bottom w:val="single" w:sz="4" w:space="0" w:color="CCCCCC"/>
-              <w:left w:val="single" w:sz="4" w:space="0" w:color="CCCCCC"/>
-              <w:right w:val="single" w:sz="4" w:space="0" w:color="CCCCCC"/>
-            </w:tcBorders>
-          </w:tcPr>
-          <w:p>
-            <w:pPr>
-              <w:spacing w:before="60" w:after="60" w:line="252" w:lineRule="auto"/>
-              <w:jc w:val="left"/>
-            </w:pPr>
-            <w:r/>
-            <w:r>
-              <w:rPr>
-                <w:b/>
-              </w:rPr>
-              <w:t>718.00</w:t>
-            </w:r>
-          </w:p>
-        </w:tc>
-        <w:tc>
-          <w:tcPr>
-            <w:tcW w:type="dxa" w:w="3456"/>
-            <w:shd w:fill="F8FAFC"/>
-            <w:tcMar>
-              <w:top w:w="100" w:type="dxa"/>
-              <w:bottom w:w="100" w:type="dxa"/>
-              <w:left w:w="120" w:type="dxa"/>
-              <w:right w:w="120" w:type="dxa"/>
-            </w:tcMar>
-            <w:tcBorders>
-              <w:top w:val="single" w:sz="4" w:space="0" w:color="CCCCCC"/>
-              <w:bottom w:val="single" w:sz="4" w:space="0" w:color="CCCCCC"/>
-              <w:left w:val="single" w:sz="4" w:space="0" w:color="CCCCCC"/>
-              <w:right w:val="single" w:sz="4" w:space="0" w:color="CCCCCC"/>
-            </w:tcBorders>
-          </w:tcPr>
-          <w:p>
-            <w:pPr>
-              <w:spacing w:before="60" w:after="60" w:line="252" w:lineRule="auto"/>
-              <w:jc w:val="left"/>
-            </w:pPr>
-            <w:r/>
-            <w:r>
-              <w:rPr>
-                <w:b/>
-              </w:rPr>
-              <w:t>+0.75</w:t>
-            </w:r>
-          </w:p>
-        </w:tc>
-        <w:tc>
-          <w:tcPr>
-            <w:tcW w:type="dxa" w:w="1440"/>
-            <w:shd w:fill="F8FAFC"/>
-            <w:tcMar>
-              <w:top w:w="100" w:type="dxa"/>
-              <w:bottom w:w="100" w:type="dxa"/>
-              <w:left w:w="120" w:type="dxa"/>
-              <w:right w:w="120" w:type="dxa"/>
-            </w:tcMar>
-            <w:tcBorders>
-              <w:top w:val="single" w:sz="4" w:space="0" w:color="CCCCCC"/>
-              <w:bottom w:val="single" w:sz="4" w:space="0" w:color="CCCCCC"/>
-              <w:left w:val="single" w:sz="4" w:space="0" w:color="CCCCCC"/>
-              <w:right w:val="single" w:sz="4" w:space="0" w:color="CCCCCC"/>
-            </w:tcBorders>
-          </w:tcPr>
-          <w:p>
-            <w:pPr>
-              <w:spacing w:before="60" w:after="60" w:line="252" w:lineRule="auto"/>
-              <w:jc w:val="left"/>
-            </w:pPr>
-            <w:r/>
-            <w:r>
-              <w:t>BULL</w:t>
-            </w:r>
-          </w:p>
-        </w:tc>
-      </w:tr>
-      <w:tr>
-        <w:tc>
-          <w:tcPr>
-            <w:tcW w:type="dxa" w:w="1584"/>
-            <w:shd w:fill="FFFFFF"/>
-            <w:tcMar>
-              <w:top w:w="100" w:type="dxa"/>
-              <w:bottom w:w="100" w:type="dxa"/>
-              <w:left w:w="120" w:type="dxa"/>
-              <w:right w:w="120" w:type="dxa"/>
-            </w:tcMar>
-            <w:tcBorders>
-              <w:top w:val="single" w:sz="4" w:space="0" w:color="CCCCCC"/>
-              <w:bottom w:val="single" w:sz="4" w:space="0" w:color="CCCCCC"/>
-              <w:left w:val="single" w:sz="4" w:space="0" w:color="CCCCCC"/>
-              <w:right w:val="single" w:sz="4" w:space="0" w:color="CCCCCC"/>
-            </w:tcBorders>
-          </w:tcPr>
-          <w:p>
-            <w:pPr>
-              <w:spacing w:before="60" w:after="60" w:line="252" w:lineRule="auto"/>
-              <w:jc w:val="left"/>
-            </w:pPr>
-            <w:r/>
-            <w:r>
-              <w:rPr>
-                <w:b/>
-              </w:rPr>
-              <w:t>Thu 27/08</w:t>
-            </w:r>
-          </w:p>
-        </w:tc>
-        <w:tc>
-          <w:tcPr>
-            <w:tcW w:type="dxa" w:w="864"/>
-            <w:shd w:fill="FFFFFF"/>
-            <w:tcMar>
-              <w:top w:w="100" w:type="dxa"/>
-              <w:bottom w:w="100" w:type="dxa"/>
-              <w:left w:w="120" w:type="dxa"/>
-              <w:right w:w="120" w:type="dxa"/>
-            </w:tcMar>
-            <w:tcBorders>
-              <w:top w:val="single" w:sz="4" w:space="0" w:color="CCCCCC"/>
-              <w:bottom w:val="single" w:sz="4" w:space="0" w:color="CCCCCC"/>
-              <w:left w:val="single" w:sz="4" w:space="0" w:color="CCCCCC"/>
-              <w:right w:val="single" w:sz="4" w:space="0" w:color="CCCCCC"/>
-            </w:tcBorders>
-          </w:tcPr>
-          <w:p>
-            <w:pPr>
-              <w:spacing w:before="60" w:after="60" w:line="252" w:lineRule="auto"/>
-              <w:jc w:val="left"/>
-            </w:pPr>
-            <w:r/>
-            <w:r>
-              <w:t>Pre-NY 19-21</w:t>
-            </w:r>
-          </w:p>
-        </w:tc>
-        <w:tc>
-          <w:tcPr>
-            <w:tcW w:type="dxa" w:w="1440"/>
-            <w:shd w:fill="FFFFFF"/>
-            <w:tcMar>
-              <w:top w:w="100" w:type="dxa"/>
-              <w:bottom w:w="100" w:type="dxa"/>
-              <w:left w:w="120" w:type="dxa"/>
-              <w:right w:w="120" w:type="dxa"/>
-            </w:tcMar>
-            <w:tcBorders>
-              <w:top w:val="single" w:sz="4" w:space="0" w:color="CCCCCC"/>
-              <w:bottom w:val="single" w:sz="4" w:space="0" w:color="CCCCCC"/>
-              <w:left w:val="single" w:sz="4" w:space="0" w:color="CCCCCC"/>
-              <w:right w:val="single" w:sz="4" w:space="0" w:color="CCCCCC"/>
-            </w:tcBorders>
-          </w:tcPr>
-          <w:p>
-            <w:pPr>
-              <w:spacing w:before="60" w:after="60" w:line="252" w:lineRule="auto"/>
-              <w:jc w:val="left"/>
-            </w:pPr>
-            <w:r/>
-            <w:r>
-              <w:t>718.00</w:t>
-            </w:r>
-          </w:p>
-        </w:tc>
-        <w:tc>
-          <w:tcPr>
-            <w:tcW w:type="dxa" w:w="2016"/>
-            <w:shd w:fill="FFFFFF"/>
-            <w:tcMar>
-              <w:top w:w="100" w:type="dxa"/>
-              <w:bottom w:w="100" w:type="dxa"/>
-              <w:left w:w="120" w:type="dxa"/>
-              <w:right w:w="120" w:type="dxa"/>
-            </w:tcMar>
-            <w:tcBorders>
-              <w:top w:val="single" w:sz="4" w:space="0" w:color="CCCCCC"/>
-              <w:bottom w:val="single" w:sz="4" w:space="0" w:color="CCCCCC"/>
-              <w:left w:val="single" w:sz="4" w:space="0" w:color="CCCCCC"/>
-              <w:right w:val="single" w:sz="4" w:space="0" w:color="CCCCCC"/>
-            </w:tcBorders>
-          </w:tcPr>
-          <w:p>
-            <w:pPr>
-              <w:spacing w:before="60" w:after="60" w:line="252" w:lineRule="auto"/>
-              <w:jc w:val="left"/>
-            </w:pPr>
-            <w:r/>
-            <w:r>
-              <w:t>724.50</w:t>
-            </w:r>
-          </w:p>
-        </w:tc>
-        <w:tc>
-          <w:tcPr>
-            <w:tcW w:type="dxa" w:w="1152"/>
-            <w:shd w:fill="FFFFFF"/>
-            <w:tcMar>
-              <w:top w:w="100" w:type="dxa"/>
-              <w:bottom w:w="100" w:type="dxa"/>
-              <w:left w:w="120" w:type="dxa"/>
-              <w:right w:w="120" w:type="dxa"/>
-            </w:tcMar>
-            <w:tcBorders>
-              <w:top w:val="single" w:sz="4" w:space="0" w:color="CCCCCC"/>
-              <w:bottom w:val="single" w:sz="4" w:space="0" w:color="CCCCCC"/>
-              <w:left w:val="single" w:sz="4" w:space="0" w:color="CCCCCC"/>
-              <w:right w:val="single" w:sz="4" w:space="0" w:color="CCCCCC"/>
-            </w:tcBorders>
-          </w:tcPr>
-          <w:p>
-            <w:pPr>
-              <w:spacing w:before="60" w:after="60" w:line="252" w:lineRule="auto"/>
-              <w:jc w:val="left"/>
-            </w:pPr>
-            <w:r/>
-            <w:r>
-              <w:t>709.50</w:t>
-            </w:r>
-          </w:p>
-        </w:tc>
-        <w:tc>
-          <w:tcPr>
-            <w:tcW w:type="dxa" w:w="1728"/>
-            <w:shd w:fill="FFFFFF"/>
-            <w:tcMar>
-              <w:top w:w="100" w:type="dxa"/>
-              <w:bottom w:w="100" w:type="dxa"/>
-              <w:left w:w="120" w:type="dxa"/>
-              <w:right w:w="120" w:type="dxa"/>
-            </w:tcMar>
-            <w:tcBorders>
-              <w:top w:val="single" w:sz="4" w:space="0" w:color="CCCCCC"/>
-              <w:bottom w:val="single" w:sz="4" w:space="0" w:color="CCCCCC"/>
-              <w:left w:val="single" w:sz="4" w:space="0" w:color="CCCCCC"/>
-              <w:right w:val="single" w:sz="4" w:space="0" w:color="CCCCCC"/>
-            </w:tcBorders>
-          </w:tcPr>
-          <w:p>
-            <w:pPr>
-              <w:spacing w:before="60" w:after="60" w:line="252" w:lineRule="auto"/>
-              <w:jc w:val="left"/>
-            </w:pPr>
-            <w:r/>
-            <w:r>
-              <w:rPr>
-                <w:b/>
-              </w:rPr>
-              <w:t>718.50</w:t>
-            </w:r>
-          </w:p>
-        </w:tc>
-        <w:tc>
-          <w:tcPr>
-            <w:tcW w:type="dxa" w:w="3456"/>
-            <w:shd w:fill="FFFFFF"/>
-            <w:tcMar>
-              <w:top w:w="100" w:type="dxa"/>
-              <w:bottom w:w="100" w:type="dxa"/>
-              <w:left w:w="120" w:type="dxa"/>
-              <w:right w:w="120" w:type="dxa"/>
-            </w:tcMar>
-            <w:tcBorders>
-              <w:top w:val="single" w:sz="4" w:space="0" w:color="CCCCCC"/>
-              <w:bottom w:val="single" w:sz="4" w:space="0" w:color="CCCCCC"/>
-              <w:left w:val="single" w:sz="4" w:space="0" w:color="CCCCCC"/>
-              <w:right w:val="single" w:sz="4" w:space="0" w:color="CCCCCC"/>
-            </w:tcBorders>
-          </w:tcPr>
-          <w:p>
-            <w:pPr>
-              <w:spacing w:before="60" w:after="60" w:line="252" w:lineRule="auto"/>
-              <w:jc w:val="left"/>
-            </w:pPr>
-            <w:r/>
-            <w:r>
-              <w:rPr>
-                <w:b/>
-              </w:rPr>
-              <w:t>+0.50</w:t>
-            </w:r>
-          </w:p>
-        </w:tc>
-        <w:tc>
-          <w:tcPr>
-            <w:tcW w:type="dxa" w:w="1440"/>
-            <w:shd w:fill="FFFFFF"/>
-            <w:tcMar>
-              <w:top w:w="100" w:type="dxa"/>
-              <w:bottom w:w="100" w:type="dxa"/>
-              <w:left w:w="120" w:type="dxa"/>
-              <w:right w:w="120" w:type="dxa"/>
-            </w:tcMar>
-            <w:tcBorders>
-              <w:top w:val="single" w:sz="4" w:space="0" w:color="CCCCCC"/>
-              <w:bottom w:val="single" w:sz="4" w:space="0" w:color="CCCCCC"/>
-              <w:left w:val="single" w:sz="4" w:space="0" w:color="CCCCCC"/>
-              <w:right w:val="single" w:sz="4" w:space="0" w:color="CCCCCC"/>
-            </w:tcBorders>
-          </w:tcPr>
-          <w:p>
-            <w:pPr>
-              <w:spacing w:before="60" w:after="60" w:line="252" w:lineRule="auto"/>
-              <w:jc w:val="left"/>
-            </w:pPr>
-            <w:r/>
-            <w:r>
-              <w:t>BULL</w:t>
-            </w:r>
-          </w:p>
-        </w:tc>
-      </w:tr>
-      <w:tr>
-        <w:tc>
-          <w:tcPr>
-            <w:tcW w:type="dxa" w:w="1584"/>
-            <w:shd w:fill="F8FAFC"/>
-            <w:tcMar>
-              <w:top w:w="100" w:type="dxa"/>
-              <w:bottom w:w="100" w:type="dxa"/>
-              <w:left w:w="120" w:type="dxa"/>
-              <w:right w:w="120" w:type="dxa"/>
-            </w:tcMar>
-            <w:tcBorders>
-              <w:top w:val="single" w:sz="4" w:space="0" w:color="CCCCCC"/>
-              <w:bottom w:val="single" w:sz="4" w:space="0" w:color="CCCCCC"/>
-              <w:left w:val="single" w:sz="4" w:space="0" w:color="CCCCCC"/>
-              <w:right w:val="single" w:sz="4" w:space="0" w:color="CCCCCC"/>
-            </w:tcBorders>
-          </w:tcPr>
-          <w:p>
-            <w:pPr>
-              <w:spacing w:before="60" w:after="60" w:line="252" w:lineRule="auto"/>
-              <w:jc w:val="left"/>
-            </w:pPr>
-            <w:r/>
-            <w:r>
-              <w:rPr>
-                <w:b/>
-              </w:rPr>
-              <w:t>Thu 27/08</w:t>
-            </w:r>
-          </w:p>
-        </w:tc>
-        <w:tc>
-          <w:tcPr>
-            <w:tcW w:type="dxa" w:w="864"/>
-            <w:shd w:fill="F8FAFC"/>
-            <w:tcMar>
-              <w:top w:w="100" w:type="dxa"/>
-              <w:bottom w:w="100" w:type="dxa"/>
-              <w:left w:w="120" w:type="dxa"/>
-              <w:right w:w="120" w:type="dxa"/>
-            </w:tcMar>
-            <w:tcBorders>
-              <w:top w:val="single" w:sz="4" w:space="0" w:color="CCCCCC"/>
-              <w:bottom w:val="single" w:sz="4" w:space="0" w:color="CCCCCC"/>
-              <w:left w:val="single" w:sz="4" w:space="0" w:color="CCCCCC"/>
-              <w:right w:val="single" w:sz="4" w:space="0" w:color="CCCCCC"/>
-            </w:tcBorders>
-          </w:tcPr>
-          <w:p>
-            <w:pPr>
-              <w:spacing w:before="60" w:after="60" w:line="252" w:lineRule="auto"/>
-              <w:jc w:val="left"/>
-            </w:pPr>
-            <w:r/>
-            <w:r>
-              <w:t>NY Open 21-23</w:t>
-            </w:r>
-          </w:p>
-        </w:tc>
-        <w:tc>
-          <w:tcPr>
-            <w:tcW w:type="dxa" w:w="1440"/>
-            <w:shd w:fill="F8FAFC"/>
-            <w:tcMar>
-              <w:top w:w="100" w:type="dxa"/>
-              <w:bottom w:w="100" w:type="dxa"/>
-              <w:left w:w="120" w:type="dxa"/>
-              <w:right w:w="120" w:type="dxa"/>
-            </w:tcMar>
-            <w:tcBorders>
-              <w:top w:val="single" w:sz="4" w:space="0" w:color="CCCCCC"/>
-              <w:bottom w:val="single" w:sz="4" w:space="0" w:color="CCCCCC"/>
-              <w:left w:val="single" w:sz="4" w:space="0" w:color="CCCCCC"/>
-              <w:right w:val="single" w:sz="4" w:space="0" w:color="CCCCCC"/>
-            </w:tcBorders>
-          </w:tcPr>
-          <w:p>
-            <w:pPr>
-              <w:spacing w:before="60" w:after="60" w:line="252" w:lineRule="auto"/>
-              <w:jc w:val="left"/>
-            </w:pPr>
-            <w:r/>
-            <w:r>
-              <w:t>718.50</w:t>
-            </w:r>
-          </w:p>
-        </w:tc>
-        <w:tc>
-          <w:tcPr>
-            <w:tcW w:type="dxa" w:w="2016"/>
-            <w:shd w:fill="F8FAFC"/>
-            <w:tcMar>
-              <w:top w:w="100" w:type="dxa"/>
-              <w:bottom w:w="100" w:type="dxa"/>
-              <w:left w:w="120" w:type="dxa"/>
-              <w:right w:w="120" w:type="dxa"/>
-            </w:tcMar>
-            <w:tcBorders>
-              <w:top w:val="single" w:sz="4" w:space="0" w:color="CCCCCC"/>
-              <w:bottom w:val="single" w:sz="4" w:space="0" w:color="CCCCCC"/>
-              <w:left w:val="single" w:sz="4" w:space="0" w:color="CCCCCC"/>
-              <w:right w:val="single" w:sz="4" w:space="0" w:color="CCCCCC"/>
-            </w:tcBorders>
-          </w:tcPr>
-          <w:p>
-            <w:pPr>
-              <w:spacing w:before="60" w:after="60" w:line="252" w:lineRule="auto"/>
-              <w:jc w:val="left"/>
-            </w:pPr>
-            <w:r/>
-            <w:r>
-              <w:t>729.50</w:t>
-            </w:r>
-          </w:p>
-        </w:tc>
-        <w:tc>
-          <w:tcPr>
-            <w:tcW w:type="dxa" w:w="1152"/>
-            <w:shd w:fill="F8FAFC"/>
-            <w:tcMar>
-              <w:top w:w="100" w:type="dxa"/>
-              <w:bottom w:w="100" w:type="dxa"/>
-              <w:left w:w="120" w:type="dxa"/>
-              <w:right w:w="120" w:type="dxa"/>
-            </w:tcMar>
-            <w:tcBorders>
-              <w:top w:val="single" w:sz="4" w:space="0" w:color="CCCCCC"/>
-              <w:bottom w:val="single" w:sz="4" w:space="0" w:color="CCCCCC"/>
-              <w:left w:val="single" w:sz="4" w:space="0" w:color="CCCCCC"/>
-              <w:right w:val="single" w:sz="4" w:space="0" w:color="CCCCCC"/>
-            </w:tcBorders>
-          </w:tcPr>
-          <w:p>
-            <w:pPr>
-              <w:spacing w:before="60" w:after="60" w:line="252" w:lineRule="auto"/>
-              <w:jc w:val="left"/>
-            </w:pPr>
-            <w:r/>
-            <w:r>
-              <w:t>706.75</w:t>
-            </w:r>
-          </w:p>
-        </w:tc>
-        <w:tc>
-          <w:tcPr>
-            <w:tcW w:type="dxa" w:w="1728"/>
-            <w:shd w:fill="F8FAFC"/>
-            <w:tcMar>
-              <w:top w:w="100" w:type="dxa"/>
-              <w:bottom w:w="100" w:type="dxa"/>
-              <w:left w:w="120" w:type="dxa"/>
-              <w:right w:w="120" w:type="dxa"/>
-            </w:tcMar>
-            <w:tcBorders>
-              <w:top w:val="single" w:sz="4" w:space="0" w:color="CCCCCC"/>
-              <w:bottom w:val="single" w:sz="4" w:space="0" w:color="CCCCCC"/>
-              <w:left w:val="single" w:sz="4" w:space="0" w:color="CCCCCC"/>
-              <w:right w:val="single" w:sz="4" w:space="0" w:color="CCCCCC"/>
-            </w:tcBorders>
-          </w:tcPr>
-          <w:p>
-            <w:pPr>
-              <w:spacing w:before="60" w:after="60" w:line="252" w:lineRule="auto"/>
-              <w:jc w:val="left"/>
-            </w:pPr>
-            <w:r/>
-            <w:r>
-              <w:rPr>
-                <w:b/>
-              </w:rPr>
-              <w:t>722.00</w:t>
-            </w:r>
-          </w:p>
-        </w:tc>
-        <w:tc>
-          <w:tcPr>
-            <w:tcW w:type="dxa" w:w="3456"/>
-            <w:shd w:fill="F8FAFC"/>
-            <w:tcMar>
-              <w:top w:w="100" w:type="dxa"/>
-              <w:bottom w:w="100" w:type="dxa"/>
-              <w:left w:w="120" w:type="dxa"/>
-              <w:right w:w="120" w:type="dxa"/>
-            </w:tcMar>
-            <w:tcBorders>
-              <w:top w:val="single" w:sz="4" w:space="0" w:color="CCCCCC"/>
-              <w:bottom w:val="single" w:sz="4" w:space="0" w:color="CCCCCC"/>
-              <w:left w:val="single" w:sz="4" w:space="0" w:color="CCCCCC"/>
-              <w:right w:val="single" w:sz="4" w:space="0" w:color="CCCCCC"/>
-            </w:tcBorders>
-          </w:tcPr>
-          <w:p>
-            <w:pPr>
-              <w:spacing w:before="60" w:after="60" w:line="252" w:lineRule="auto"/>
-              <w:jc w:val="left"/>
-            </w:pPr>
-            <w:r/>
-            <w:r>
-              <w:rPr>
-                <w:b/>
-              </w:rPr>
-              <w:t>+3.50</w:t>
-            </w:r>
-          </w:p>
-        </w:tc>
-        <w:tc>
-          <w:tcPr>
-            <w:tcW w:type="dxa" w:w="1440"/>
-            <w:shd w:fill="F8FAFC"/>
-            <w:tcMar>
-              <w:top w:w="100" w:type="dxa"/>
-              <w:bottom w:w="100" w:type="dxa"/>
-              <w:left w:w="120" w:type="dxa"/>
-              <w:right w:w="120" w:type="dxa"/>
-            </w:tcMar>
-            <w:tcBorders>
-              <w:top w:val="single" w:sz="4" w:space="0" w:color="CCCCCC"/>
-              <w:bottom w:val="single" w:sz="4" w:space="0" w:color="CCCCCC"/>
-              <w:left w:val="single" w:sz="4" w:space="0" w:color="CCCCCC"/>
-              <w:right w:val="single" w:sz="4" w:space="0" w:color="CCCCCC"/>
-            </w:tcBorders>
-          </w:tcPr>
-          <w:p>
-            <w:pPr>
-              <w:spacing w:before="60" w:after="60" w:line="252" w:lineRule="auto"/>
-              <w:jc w:val="left"/>
-            </w:pPr>
-            <w:r/>
-            <w:r>
-              <w:t>BULL</w:t>
-            </w:r>
-          </w:p>
-        </w:tc>
-      </w:tr>
-      <w:tr>
-        <w:tc>
-          <w:tcPr>
-            <w:tcW w:type="dxa" w:w="1584"/>
-            <w:shd w:fill="FFFFFF"/>
-            <w:tcMar>
-              <w:top w:w="100" w:type="dxa"/>
-              <w:bottom w:w="100" w:type="dxa"/>
-              <w:left w:w="120" w:type="dxa"/>
-              <w:right w:w="120" w:type="dxa"/>
-            </w:tcMar>
-            <w:tcBorders>
-              <w:top w:val="single" w:sz="4" w:space="0" w:color="CCCCCC"/>
-              <w:bottom w:val="single" w:sz="4" w:space="0" w:color="CCCCCC"/>
-              <w:left w:val="single" w:sz="4" w:space="0" w:color="CCCCCC"/>
-              <w:right w:val="single" w:sz="4" w:space="0" w:color="CCCCCC"/>
-            </w:tcBorders>
-          </w:tcPr>
-          <w:p>
-            <w:pPr>
-              <w:spacing w:before="60" w:after="60" w:line="252" w:lineRule="auto"/>
-              <w:jc w:val="left"/>
-            </w:pPr>
-            <w:r/>
-            <w:r>
-              <w:rPr>
-                <w:b/>
-              </w:rPr>
-              <w:t>Thu 27/08</w:t>
-            </w:r>
-          </w:p>
-        </w:tc>
-        <w:tc>
-          <w:tcPr>
-            <w:tcW w:type="dxa" w:w="864"/>
-            <w:shd w:fill="FFFFFF"/>
-            <w:tcMar>
-              <w:top w:w="100" w:type="dxa"/>
-              <w:bottom w:w="100" w:type="dxa"/>
-              <w:left w:w="120" w:type="dxa"/>
-              <w:right w:w="120" w:type="dxa"/>
-            </w:tcMar>
-            <w:tcBorders>
-              <w:top w:val="single" w:sz="4" w:space="0" w:color="CCCCCC"/>
-              <w:bottom w:val="single" w:sz="4" w:space="0" w:color="CCCCCC"/>
-              <w:left w:val="single" w:sz="4" w:space="0" w:color="CCCCCC"/>
-              <w:right w:val="single" w:sz="4" w:space="0" w:color="CCCCCC"/>
-            </w:tcBorders>
-          </w:tcPr>
-          <w:p>
-            <w:pPr>
-              <w:spacing w:before="60" w:after="60" w:line="252" w:lineRule="auto"/>
-              <w:jc w:val="left"/>
-            </w:pPr>
-            <w:r/>
-            <w:r>
-              <w:t>NY Close 23-01</w:t>
-            </w:r>
-          </w:p>
-        </w:tc>
-        <w:tc>
-          <w:tcPr>
-            <w:tcW w:type="dxa" w:w="1440"/>
-            <w:shd w:fill="FFFFFF"/>
-            <w:tcMar>
-              <w:top w:w="100" w:type="dxa"/>
-              <w:bottom w:w="100" w:type="dxa"/>
-              <w:left w:w="120" w:type="dxa"/>
-              <w:right w:w="120" w:type="dxa"/>
-            </w:tcMar>
-            <w:tcBorders>
-              <w:top w:val="single" w:sz="4" w:space="0" w:color="CCCCCC"/>
-              <w:bottom w:val="single" w:sz="4" w:space="0" w:color="CCCCCC"/>
-              <w:left w:val="single" w:sz="4" w:space="0" w:color="CCCCCC"/>
-              <w:right w:val="single" w:sz="4" w:space="0" w:color="CCCCCC"/>
-            </w:tcBorders>
-          </w:tcPr>
-          <w:p>
-            <w:pPr>
-              <w:spacing w:before="60" w:after="60" w:line="252" w:lineRule="auto"/>
-              <w:jc w:val="left"/>
-            </w:pPr>
-            <w:r/>
-            <w:r>
-              <w:t>722.00</w:t>
-            </w:r>
-          </w:p>
-        </w:tc>
-        <w:tc>
-          <w:tcPr>
-            <w:tcW w:type="dxa" w:w="2016"/>
-            <w:shd w:fill="FFFFFF"/>
-            <w:tcMar>
-              <w:top w:w="100" w:type="dxa"/>
-              <w:bottom w:w="100" w:type="dxa"/>
-              <w:left w:w="120" w:type="dxa"/>
-              <w:right w:w="120" w:type="dxa"/>
-            </w:tcMar>
-            <w:tcBorders>
-              <w:top w:val="single" w:sz="4" w:space="0" w:color="CCCCCC"/>
-              <w:bottom w:val="single" w:sz="4" w:space="0" w:color="CCCCCC"/>
-              <w:left w:val="single" w:sz="4" w:space="0" w:color="CCCCCC"/>
-              <w:right w:val="single" w:sz="4" w:space="0" w:color="CCCCCC"/>
-            </w:tcBorders>
-          </w:tcPr>
-          <w:p>
-            <w:pPr>
-              <w:spacing w:before="60" w:after="60" w:line="252" w:lineRule="auto"/>
-              <w:jc w:val="left"/>
-            </w:pPr>
-            <w:r/>
-            <w:r>
-              <w:t>727.50</w:t>
-            </w:r>
-          </w:p>
-        </w:tc>
-        <w:tc>
-          <w:tcPr>
-            <w:tcW w:type="dxa" w:w="1152"/>
-            <w:shd w:fill="FFFFFF"/>
-            <w:tcMar>
-              <w:top w:w="100" w:type="dxa"/>
-              <w:bottom w:w="100" w:type="dxa"/>
-              <w:left w:w="120" w:type="dxa"/>
-              <w:right w:w="120" w:type="dxa"/>
-            </w:tcMar>
-            <w:tcBorders>
-              <w:top w:val="single" w:sz="4" w:space="0" w:color="CCCCCC"/>
-              <w:bottom w:val="single" w:sz="4" w:space="0" w:color="CCCCCC"/>
-              <w:left w:val="single" w:sz="4" w:space="0" w:color="CCCCCC"/>
-              <w:right w:val="single" w:sz="4" w:space="0" w:color="CCCCCC"/>
-            </w:tcBorders>
-          </w:tcPr>
-          <w:p>
-            <w:pPr>
-              <w:spacing w:before="60" w:after="60" w:line="252" w:lineRule="auto"/>
-              <w:jc w:val="left"/>
-            </w:pPr>
-            <w:r/>
-            <w:r>
-              <w:t>714.25</w:t>
             </w:r>
           </w:p>
         </w:tc>
@@ -29821,1416 +31231,6 @@
                 <w:b/>
               </w:rPr>
               <w:t>722.75</w:t>
-            </w:r>
-          </w:p>
-        </w:tc>
-        <w:tc>
-          <w:tcPr>
-            <w:tcW w:type="dxa" w:w="3456"/>
-            <w:shd w:fill="FFFFFF"/>
-            <w:tcMar>
-              <w:top w:w="100" w:type="dxa"/>
-              <w:bottom w:w="100" w:type="dxa"/>
-              <w:left w:w="120" w:type="dxa"/>
-              <w:right w:w="120" w:type="dxa"/>
-            </w:tcMar>
-            <w:tcBorders>
-              <w:top w:val="single" w:sz="4" w:space="0" w:color="CCCCCC"/>
-              <w:bottom w:val="single" w:sz="4" w:space="0" w:color="CCCCCC"/>
-              <w:left w:val="single" w:sz="4" w:space="0" w:color="CCCCCC"/>
-              <w:right w:val="single" w:sz="4" w:space="0" w:color="CCCCCC"/>
-            </w:tcBorders>
-          </w:tcPr>
-          <w:p>
-            <w:pPr>
-              <w:spacing w:before="60" w:after="60" w:line="252" w:lineRule="auto"/>
-              <w:jc w:val="left"/>
-            </w:pPr>
-            <w:r/>
-            <w:r>
-              <w:rPr>
-                <w:b/>
-              </w:rPr>
-              <w:t>+0.75</w:t>
-            </w:r>
-          </w:p>
-        </w:tc>
-        <w:tc>
-          <w:tcPr>
-            <w:tcW w:type="dxa" w:w="1440"/>
-            <w:shd w:fill="FFFFFF"/>
-            <w:tcMar>
-              <w:top w:w="100" w:type="dxa"/>
-              <w:bottom w:w="100" w:type="dxa"/>
-              <w:left w:w="120" w:type="dxa"/>
-              <w:right w:w="120" w:type="dxa"/>
-            </w:tcMar>
-            <w:tcBorders>
-              <w:top w:val="single" w:sz="4" w:space="0" w:color="CCCCCC"/>
-              <w:bottom w:val="single" w:sz="4" w:space="0" w:color="CCCCCC"/>
-              <w:left w:val="single" w:sz="4" w:space="0" w:color="CCCCCC"/>
-              <w:right w:val="single" w:sz="4" w:space="0" w:color="CCCCCC"/>
-            </w:tcBorders>
-          </w:tcPr>
-          <w:p>
-            <w:pPr>
-              <w:spacing w:before="60" w:after="60" w:line="252" w:lineRule="auto"/>
-              <w:jc w:val="left"/>
-            </w:pPr>
-            <w:r/>
-            <w:r>
-              <w:t>BULL</w:t>
-            </w:r>
-          </w:p>
-        </w:tc>
-      </w:tr>
-      <w:tr>
-        <w:tc>
-          <w:tcPr>
-            <w:tcW w:type="dxa" w:w="1584"/>
-            <w:shd w:fill="F8FAFC"/>
-            <w:tcMar>
-              <w:top w:w="100" w:type="dxa"/>
-              <w:bottom w:w="100" w:type="dxa"/>
-              <w:left w:w="120" w:type="dxa"/>
-              <w:right w:w="120" w:type="dxa"/>
-            </w:tcMar>
-            <w:tcBorders>
-              <w:top w:val="single" w:sz="4" w:space="0" w:color="CCCCCC"/>
-              <w:bottom w:val="single" w:sz="4" w:space="0" w:color="CCCCCC"/>
-              <w:left w:val="single" w:sz="4" w:space="0" w:color="CCCCCC"/>
-              <w:right w:val="single" w:sz="4" w:space="0" w:color="CCCCCC"/>
-            </w:tcBorders>
-          </w:tcPr>
-          <w:p>
-            <w:pPr>
-              <w:spacing w:before="60" w:after="60" w:line="252" w:lineRule="auto"/>
-              <w:jc w:val="left"/>
-            </w:pPr>
-            <w:r/>
-            <w:r>
-              <w:rPr>
-                <w:b/>
-              </w:rPr>
-              <w:t>Fri 28/08</w:t>
-            </w:r>
-          </w:p>
-        </w:tc>
-        <w:tc>
-          <w:tcPr>
-            <w:tcW w:type="dxa" w:w="864"/>
-            <w:shd w:fill="F8FAFC"/>
-            <w:tcMar>
-              <w:top w:w="100" w:type="dxa"/>
-              <w:bottom w:w="100" w:type="dxa"/>
-              <w:left w:w="120" w:type="dxa"/>
-              <w:right w:w="120" w:type="dxa"/>
-            </w:tcMar>
-            <w:tcBorders>
-              <w:top w:val="single" w:sz="4" w:space="0" w:color="CCCCCC"/>
-              <w:bottom w:val="single" w:sz="4" w:space="0" w:color="CCCCCC"/>
-              <w:left w:val="single" w:sz="4" w:space="0" w:color="CCCCCC"/>
-              <w:right w:val="single" w:sz="4" w:space="0" w:color="CCCCCC"/>
-            </w:tcBorders>
-          </w:tcPr>
-          <w:p>
-            <w:pPr>
-              <w:spacing w:before="60" w:after="60" w:line="252" w:lineRule="auto"/>
-              <w:jc w:val="left"/>
-            </w:pPr>
-            <w:r/>
-            <w:r>
-              <w:t>Asia 07-11</w:t>
-            </w:r>
-          </w:p>
-        </w:tc>
-        <w:tc>
-          <w:tcPr>
-            <w:tcW w:type="dxa" w:w="1440"/>
-            <w:shd w:fill="F8FAFC"/>
-            <w:tcMar>
-              <w:top w:w="100" w:type="dxa"/>
-              <w:bottom w:w="100" w:type="dxa"/>
-              <w:left w:w="120" w:type="dxa"/>
-              <w:right w:w="120" w:type="dxa"/>
-            </w:tcMar>
-            <w:tcBorders>
-              <w:top w:val="single" w:sz="4" w:space="0" w:color="CCCCCC"/>
-              <w:bottom w:val="single" w:sz="4" w:space="0" w:color="CCCCCC"/>
-              <w:left w:val="single" w:sz="4" w:space="0" w:color="CCCCCC"/>
-              <w:right w:val="single" w:sz="4" w:space="0" w:color="CCCCCC"/>
-            </w:tcBorders>
-          </w:tcPr>
-          <w:p>
-            <w:pPr>
-              <w:spacing w:before="60" w:after="60" w:line="252" w:lineRule="auto"/>
-              <w:jc w:val="left"/>
-            </w:pPr>
-            <w:r/>
-            <w:r>
-              <w:t>722.75</w:t>
-            </w:r>
-          </w:p>
-        </w:tc>
-        <w:tc>
-          <w:tcPr>
-            <w:tcW w:type="dxa" w:w="2016"/>
-            <w:shd w:fill="F8FAFC"/>
-            <w:tcMar>
-              <w:top w:w="100" w:type="dxa"/>
-              <w:bottom w:w="100" w:type="dxa"/>
-              <w:left w:w="120" w:type="dxa"/>
-              <w:right w:w="120" w:type="dxa"/>
-            </w:tcMar>
-            <w:tcBorders>
-              <w:top w:val="single" w:sz="4" w:space="0" w:color="CCCCCC"/>
-              <w:bottom w:val="single" w:sz="4" w:space="0" w:color="CCCCCC"/>
-              <w:left w:val="single" w:sz="4" w:space="0" w:color="CCCCCC"/>
-              <w:right w:val="single" w:sz="4" w:space="0" w:color="CCCCCC"/>
-            </w:tcBorders>
-          </w:tcPr>
-          <w:p>
-            <w:pPr>
-              <w:spacing w:before="60" w:after="60" w:line="252" w:lineRule="auto"/>
-              <w:jc w:val="left"/>
-            </w:pPr>
-            <w:r/>
-            <w:r>
-              <w:t>732.00</w:t>
-            </w:r>
-          </w:p>
-        </w:tc>
-        <w:tc>
-          <w:tcPr>
-            <w:tcW w:type="dxa" w:w="1152"/>
-            <w:shd w:fill="F8FAFC"/>
-            <w:tcMar>
-              <w:top w:w="100" w:type="dxa"/>
-              <w:bottom w:w="100" w:type="dxa"/>
-              <w:left w:w="120" w:type="dxa"/>
-              <w:right w:w="120" w:type="dxa"/>
-            </w:tcMar>
-            <w:tcBorders>
-              <w:top w:val="single" w:sz="4" w:space="0" w:color="CCCCCC"/>
-              <w:bottom w:val="single" w:sz="4" w:space="0" w:color="CCCCCC"/>
-              <w:left w:val="single" w:sz="4" w:space="0" w:color="CCCCCC"/>
-              <w:right w:val="single" w:sz="4" w:space="0" w:color="CCCCCC"/>
-            </w:tcBorders>
-          </w:tcPr>
-          <w:p>
-            <w:pPr>
-              <w:spacing w:before="60" w:after="60" w:line="252" w:lineRule="auto"/>
-              <w:jc w:val="left"/>
-            </w:pPr>
-            <w:r/>
-            <w:r>
-              <w:t>716.25</w:t>
-            </w:r>
-          </w:p>
-        </w:tc>
-        <w:tc>
-          <w:tcPr>
-            <w:tcW w:type="dxa" w:w="1728"/>
-            <w:shd w:fill="F8FAFC"/>
-            <w:tcMar>
-              <w:top w:w="100" w:type="dxa"/>
-              <w:bottom w:w="100" w:type="dxa"/>
-              <w:left w:w="120" w:type="dxa"/>
-              <w:right w:w="120" w:type="dxa"/>
-            </w:tcMar>
-            <w:tcBorders>
-              <w:top w:val="single" w:sz="4" w:space="0" w:color="CCCCCC"/>
-              <w:bottom w:val="single" w:sz="4" w:space="0" w:color="CCCCCC"/>
-              <w:left w:val="single" w:sz="4" w:space="0" w:color="CCCCCC"/>
-              <w:right w:val="single" w:sz="4" w:space="0" w:color="CCCCCC"/>
-            </w:tcBorders>
-          </w:tcPr>
-          <w:p>
-            <w:pPr>
-              <w:spacing w:before="60" w:after="60" w:line="252" w:lineRule="auto"/>
-              <w:jc w:val="left"/>
-            </w:pPr>
-            <w:r/>
-            <w:r>
-              <w:rPr>
-                <w:b/>
-              </w:rPr>
-              <w:t>722.00</w:t>
-            </w:r>
-          </w:p>
-        </w:tc>
-        <w:tc>
-          <w:tcPr>
-            <w:tcW w:type="dxa" w:w="3456"/>
-            <w:shd w:fill="F8FAFC"/>
-            <w:tcMar>
-              <w:top w:w="100" w:type="dxa"/>
-              <w:bottom w:w="100" w:type="dxa"/>
-              <w:left w:w="120" w:type="dxa"/>
-              <w:right w:w="120" w:type="dxa"/>
-            </w:tcMar>
-            <w:tcBorders>
-              <w:top w:val="single" w:sz="4" w:space="0" w:color="CCCCCC"/>
-              <w:bottom w:val="single" w:sz="4" w:space="0" w:color="CCCCCC"/>
-              <w:left w:val="single" w:sz="4" w:space="0" w:color="CCCCCC"/>
-              <w:right w:val="single" w:sz="4" w:space="0" w:color="CCCCCC"/>
-            </w:tcBorders>
-          </w:tcPr>
-          <w:p>
-            <w:pPr>
-              <w:spacing w:before="60" w:after="60" w:line="252" w:lineRule="auto"/>
-              <w:jc w:val="left"/>
-            </w:pPr>
-            <w:r/>
-            <w:r>
-              <w:rPr>
-                <w:b/>
-              </w:rPr>
-              <w:t>-0.75</w:t>
-            </w:r>
-          </w:p>
-        </w:tc>
-        <w:tc>
-          <w:tcPr>
-            <w:tcW w:type="dxa" w:w="1440"/>
-            <w:shd w:fill="F8FAFC"/>
-            <w:tcMar>
-              <w:top w:w="100" w:type="dxa"/>
-              <w:bottom w:w="100" w:type="dxa"/>
-              <w:left w:w="120" w:type="dxa"/>
-              <w:right w:w="120" w:type="dxa"/>
-            </w:tcMar>
-            <w:tcBorders>
-              <w:top w:val="single" w:sz="4" w:space="0" w:color="CCCCCC"/>
-              <w:bottom w:val="single" w:sz="4" w:space="0" w:color="CCCCCC"/>
-              <w:left w:val="single" w:sz="4" w:space="0" w:color="CCCCCC"/>
-              <w:right w:val="single" w:sz="4" w:space="0" w:color="CCCCCC"/>
-            </w:tcBorders>
-          </w:tcPr>
-          <w:p>
-            <w:pPr>
-              <w:spacing w:before="60" w:after="60" w:line="252" w:lineRule="auto"/>
-              <w:jc w:val="left"/>
-            </w:pPr>
-            <w:r/>
-            <w:r>
-              <w:t>BEAR</w:t>
-            </w:r>
-          </w:p>
-        </w:tc>
-      </w:tr>
-      <w:tr>
-        <w:tc>
-          <w:tcPr>
-            <w:tcW w:type="dxa" w:w="1584"/>
-            <w:shd w:fill="FFFFFF"/>
-            <w:tcMar>
-              <w:top w:w="100" w:type="dxa"/>
-              <w:bottom w:w="100" w:type="dxa"/>
-              <w:left w:w="120" w:type="dxa"/>
-              <w:right w:w="120" w:type="dxa"/>
-            </w:tcMar>
-            <w:tcBorders>
-              <w:top w:val="single" w:sz="4" w:space="0" w:color="CCCCCC"/>
-              <w:bottom w:val="single" w:sz="4" w:space="0" w:color="CCCCCC"/>
-              <w:left w:val="single" w:sz="4" w:space="0" w:color="CCCCCC"/>
-              <w:right w:val="single" w:sz="4" w:space="0" w:color="CCCCCC"/>
-            </w:tcBorders>
-          </w:tcPr>
-          <w:p>
-            <w:pPr>
-              <w:spacing w:before="60" w:after="60" w:line="252" w:lineRule="auto"/>
-              <w:jc w:val="left"/>
-            </w:pPr>
-            <w:r/>
-            <w:r>
-              <w:rPr>
-                <w:b/>
-              </w:rPr>
-              <w:t>Fri 28/08</w:t>
-            </w:r>
-          </w:p>
-        </w:tc>
-        <w:tc>
-          <w:tcPr>
-            <w:tcW w:type="dxa" w:w="864"/>
-            <w:shd w:fill="FFFFFF"/>
-            <w:tcMar>
-              <w:top w:w="100" w:type="dxa"/>
-              <w:bottom w:w="100" w:type="dxa"/>
-              <w:left w:w="120" w:type="dxa"/>
-              <w:right w:w="120" w:type="dxa"/>
-            </w:tcMar>
-            <w:tcBorders>
-              <w:top w:val="single" w:sz="4" w:space="0" w:color="CCCCCC"/>
-              <w:bottom w:val="single" w:sz="4" w:space="0" w:color="CCCCCC"/>
-              <w:left w:val="single" w:sz="4" w:space="0" w:color="CCCCCC"/>
-              <w:right w:val="single" w:sz="4" w:space="0" w:color="CCCCCC"/>
-            </w:tcBorders>
-          </w:tcPr>
-          <w:p>
-            <w:pPr>
-              <w:spacing w:before="60" w:after="60" w:line="252" w:lineRule="auto"/>
-              <w:jc w:val="left"/>
-            </w:pPr>
-            <w:r/>
-            <w:r>
-              <w:t>Asia 11-15</w:t>
-            </w:r>
-          </w:p>
-        </w:tc>
-        <w:tc>
-          <w:tcPr>
-            <w:tcW w:type="dxa" w:w="1440"/>
-            <w:shd w:fill="FFFFFF"/>
-            <w:tcMar>
-              <w:top w:w="100" w:type="dxa"/>
-              <w:bottom w:w="100" w:type="dxa"/>
-              <w:left w:w="120" w:type="dxa"/>
-              <w:right w:w="120" w:type="dxa"/>
-            </w:tcMar>
-            <w:tcBorders>
-              <w:top w:val="single" w:sz="4" w:space="0" w:color="CCCCCC"/>
-              <w:bottom w:val="single" w:sz="4" w:space="0" w:color="CCCCCC"/>
-              <w:left w:val="single" w:sz="4" w:space="0" w:color="CCCCCC"/>
-              <w:right w:val="single" w:sz="4" w:space="0" w:color="CCCCCC"/>
-            </w:tcBorders>
-          </w:tcPr>
-          <w:p>
-            <w:pPr>
-              <w:spacing w:before="60" w:after="60" w:line="252" w:lineRule="auto"/>
-              <w:jc w:val="left"/>
-            </w:pPr>
-            <w:r/>
-            <w:r>
-              <w:t>722.00</w:t>
-            </w:r>
-          </w:p>
-        </w:tc>
-        <w:tc>
-          <w:tcPr>
-            <w:tcW w:type="dxa" w:w="2016"/>
-            <w:shd w:fill="FFFFFF"/>
-            <w:tcMar>
-              <w:top w:w="100" w:type="dxa"/>
-              <w:bottom w:w="100" w:type="dxa"/>
-              <w:left w:w="120" w:type="dxa"/>
-              <w:right w:w="120" w:type="dxa"/>
-            </w:tcMar>
-            <w:tcBorders>
-              <w:top w:val="single" w:sz="4" w:space="0" w:color="CCCCCC"/>
-              <w:bottom w:val="single" w:sz="4" w:space="0" w:color="CCCCCC"/>
-              <w:left w:val="single" w:sz="4" w:space="0" w:color="CCCCCC"/>
-              <w:right w:val="single" w:sz="4" w:space="0" w:color="CCCCCC"/>
-            </w:tcBorders>
-          </w:tcPr>
-          <w:p>
-            <w:pPr>
-              <w:spacing w:before="60" w:after="60" w:line="252" w:lineRule="auto"/>
-              <w:jc w:val="left"/>
-            </w:pPr>
-            <w:r/>
-            <w:r>
-              <w:t>729.50</w:t>
-            </w:r>
-          </w:p>
-        </w:tc>
-        <w:tc>
-          <w:tcPr>
-            <w:tcW w:type="dxa" w:w="1152"/>
-            <w:shd w:fill="FFFFFF"/>
-            <w:tcMar>
-              <w:top w:w="100" w:type="dxa"/>
-              <w:bottom w:w="100" w:type="dxa"/>
-              <w:left w:w="120" w:type="dxa"/>
-              <w:right w:w="120" w:type="dxa"/>
-            </w:tcMar>
-            <w:tcBorders>
-              <w:top w:val="single" w:sz="4" w:space="0" w:color="CCCCCC"/>
-              <w:bottom w:val="single" w:sz="4" w:space="0" w:color="CCCCCC"/>
-              <w:left w:val="single" w:sz="4" w:space="0" w:color="CCCCCC"/>
-              <w:right w:val="single" w:sz="4" w:space="0" w:color="CCCCCC"/>
-            </w:tcBorders>
-          </w:tcPr>
-          <w:p>
-            <w:pPr>
-              <w:spacing w:before="60" w:after="60" w:line="252" w:lineRule="auto"/>
-              <w:jc w:val="left"/>
-            </w:pPr>
-            <w:r/>
-            <w:r>
-              <w:t>716.00</w:t>
-            </w:r>
-          </w:p>
-        </w:tc>
-        <w:tc>
-          <w:tcPr>
-            <w:tcW w:type="dxa" w:w="1728"/>
-            <w:shd w:fill="FFFFFF"/>
-            <w:tcMar>
-              <w:top w:w="100" w:type="dxa"/>
-              <w:bottom w:w="100" w:type="dxa"/>
-              <w:left w:w="120" w:type="dxa"/>
-              <w:right w:w="120" w:type="dxa"/>
-            </w:tcMar>
-            <w:tcBorders>
-              <w:top w:val="single" w:sz="4" w:space="0" w:color="CCCCCC"/>
-              <w:bottom w:val="single" w:sz="4" w:space="0" w:color="CCCCCC"/>
-              <w:left w:val="single" w:sz="4" w:space="0" w:color="CCCCCC"/>
-              <w:right w:val="single" w:sz="4" w:space="0" w:color="CCCCCC"/>
-            </w:tcBorders>
-          </w:tcPr>
-          <w:p>
-            <w:pPr>
-              <w:spacing w:before="60" w:after="60" w:line="252" w:lineRule="auto"/>
-              <w:jc w:val="left"/>
-            </w:pPr>
-            <w:r/>
-            <w:r>
-              <w:rPr>
-                <w:b/>
-              </w:rPr>
-              <w:t>721.00</w:t>
-            </w:r>
-          </w:p>
-        </w:tc>
-        <w:tc>
-          <w:tcPr>
-            <w:tcW w:type="dxa" w:w="3456"/>
-            <w:shd w:fill="FFFFFF"/>
-            <w:tcMar>
-              <w:top w:w="100" w:type="dxa"/>
-              <w:bottom w:w="100" w:type="dxa"/>
-              <w:left w:w="120" w:type="dxa"/>
-              <w:right w:w="120" w:type="dxa"/>
-            </w:tcMar>
-            <w:tcBorders>
-              <w:top w:val="single" w:sz="4" w:space="0" w:color="CCCCCC"/>
-              <w:bottom w:val="single" w:sz="4" w:space="0" w:color="CCCCCC"/>
-              <w:left w:val="single" w:sz="4" w:space="0" w:color="CCCCCC"/>
-              <w:right w:val="single" w:sz="4" w:space="0" w:color="CCCCCC"/>
-            </w:tcBorders>
-          </w:tcPr>
-          <w:p>
-            <w:pPr>
-              <w:spacing w:before="60" w:after="60" w:line="252" w:lineRule="auto"/>
-              <w:jc w:val="left"/>
-            </w:pPr>
-            <w:r/>
-            <w:r>
-              <w:rPr>
-                <w:b/>
-              </w:rPr>
-              <w:t>-1.00</w:t>
-            </w:r>
-          </w:p>
-        </w:tc>
-        <w:tc>
-          <w:tcPr>
-            <w:tcW w:type="dxa" w:w="1440"/>
-            <w:shd w:fill="FFFFFF"/>
-            <w:tcMar>
-              <w:top w:w="100" w:type="dxa"/>
-              <w:bottom w:w="100" w:type="dxa"/>
-              <w:left w:w="120" w:type="dxa"/>
-              <w:right w:w="120" w:type="dxa"/>
-            </w:tcMar>
-            <w:tcBorders>
-              <w:top w:val="single" w:sz="4" w:space="0" w:color="CCCCCC"/>
-              <w:bottom w:val="single" w:sz="4" w:space="0" w:color="CCCCCC"/>
-              <w:left w:val="single" w:sz="4" w:space="0" w:color="CCCCCC"/>
-              <w:right w:val="single" w:sz="4" w:space="0" w:color="CCCCCC"/>
-            </w:tcBorders>
-          </w:tcPr>
-          <w:p>
-            <w:pPr>
-              <w:spacing w:before="60" w:after="60" w:line="252" w:lineRule="auto"/>
-              <w:jc w:val="left"/>
-            </w:pPr>
-            <w:r/>
-            <w:r>
-              <w:t>BEAR</w:t>
-            </w:r>
-          </w:p>
-        </w:tc>
-      </w:tr>
-      <w:tr>
-        <w:tc>
-          <w:tcPr>
-            <w:tcW w:type="dxa" w:w="1584"/>
-            <w:shd w:fill="F8FAFC"/>
-            <w:tcMar>
-              <w:top w:w="100" w:type="dxa"/>
-              <w:bottom w:w="100" w:type="dxa"/>
-              <w:left w:w="120" w:type="dxa"/>
-              <w:right w:w="120" w:type="dxa"/>
-            </w:tcMar>
-            <w:tcBorders>
-              <w:top w:val="single" w:sz="4" w:space="0" w:color="CCCCCC"/>
-              <w:bottom w:val="single" w:sz="4" w:space="0" w:color="CCCCCC"/>
-              <w:left w:val="single" w:sz="4" w:space="0" w:color="CCCCCC"/>
-              <w:right w:val="single" w:sz="4" w:space="0" w:color="CCCCCC"/>
-            </w:tcBorders>
-          </w:tcPr>
-          <w:p>
-            <w:pPr>
-              <w:spacing w:before="60" w:after="60" w:line="252" w:lineRule="auto"/>
-              <w:jc w:val="left"/>
-            </w:pPr>
-            <w:r/>
-            <w:r>
-              <w:rPr>
-                <w:b/>
-              </w:rPr>
-              <w:t>Fri 28/08</w:t>
-            </w:r>
-          </w:p>
-        </w:tc>
-        <w:tc>
-          <w:tcPr>
-            <w:tcW w:type="dxa" w:w="864"/>
-            <w:shd w:fill="F8FAFC"/>
-            <w:tcMar>
-              <w:top w:w="100" w:type="dxa"/>
-              <w:bottom w:w="100" w:type="dxa"/>
-              <w:left w:w="120" w:type="dxa"/>
-              <w:right w:w="120" w:type="dxa"/>
-            </w:tcMar>
-            <w:tcBorders>
-              <w:top w:val="single" w:sz="4" w:space="0" w:color="CCCCCC"/>
-              <w:bottom w:val="single" w:sz="4" w:space="0" w:color="CCCCCC"/>
-              <w:left w:val="single" w:sz="4" w:space="0" w:color="CCCCCC"/>
-              <w:right w:val="single" w:sz="4" w:space="0" w:color="CCCCCC"/>
-            </w:tcBorders>
-          </w:tcPr>
-          <w:p>
-            <w:pPr>
-              <w:spacing w:before="60" w:after="60" w:line="252" w:lineRule="auto"/>
-              <w:jc w:val="left"/>
-            </w:pPr>
-            <w:r/>
-            <w:r>
-              <w:t>London 15-19</w:t>
-            </w:r>
-          </w:p>
-        </w:tc>
-        <w:tc>
-          <w:tcPr>
-            <w:tcW w:type="dxa" w:w="1440"/>
-            <w:shd w:fill="F8FAFC"/>
-            <w:tcMar>
-              <w:top w:w="100" w:type="dxa"/>
-              <w:bottom w:w="100" w:type="dxa"/>
-              <w:left w:w="120" w:type="dxa"/>
-              <w:right w:w="120" w:type="dxa"/>
-            </w:tcMar>
-            <w:tcBorders>
-              <w:top w:val="single" w:sz="4" w:space="0" w:color="CCCCCC"/>
-              <w:bottom w:val="single" w:sz="4" w:space="0" w:color="CCCCCC"/>
-              <w:left w:val="single" w:sz="4" w:space="0" w:color="CCCCCC"/>
-              <w:right w:val="single" w:sz="4" w:space="0" w:color="CCCCCC"/>
-            </w:tcBorders>
-          </w:tcPr>
-          <w:p>
-            <w:pPr>
-              <w:spacing w:before="60" w:after="60" w:line="252" w:lineRule="auto"/>
-              <w:jc w:val="left"/>
-            </w:pPr>
-            <w:r/>
-            <w:r>
-              <w:t>721.00</w:t>
-            </w:r>
-          </w:p>
-        </w:tc>
-        <w:tc>
-          <w:tcPr>
-            <w:tcW w:type="dxa" w:w="2016"/>
-            <w:shd w:fill="F8FAFC"/>
-            <w:tcMar>
-              <w:top w:w="100" w:type="dxa"/>
-              <w:bottom w:w="100" w:type="dxa"/>
-              <w:left w:w="120" w:type="dxa"/>
-              <w:right w:w="120" w:type="dxa"/>
-            </w:tcMar>
-            <w:tcBorders>
-              <w:top w:val="single" w:sz="4" w:space="0" w:color="CCCCCC"/>
-              <w:bottom w:val="single" w:sz="4" w:space="0" w:color="CCCCCC"/>
-              <w:left w:val="single" w:sz="4" w:space="0" w:color="CCCCCC"/>
-              <w:right w:val="single" w:sz="4" w:space="0" w:color="CCCCCC"/>
-            </w:tcBorders>
-          </w:tcPr>
-          <w:p>
-            <w:pPr>
-              <w:spacing w:before="60" w:after="60" w:line="252" w:lineRule="auto"/>
-              <w:jc w:val="left"/>
-            </w:pPr>
-            <w:r/>
-            <w:r>
-              <w:t>728.00</w:t>
-            </w:r>
-          </w:p>
-        </w:tc>
-        <w:tc>
-          <w:tcPr>
-            <w:tcW w:type="dxa" w:w="1152"/>
-            <w:shd w:fill="F8FAFC"/>
-            <w:tcMar>
-              <w:top w:w="100" w:type="dxa"/>
-              <w:bottom w:w="100" w:type="dxa"/>
-              <w:left w:w="120" w:type="dxa"/>
-              <w:right w:w="120" w:type="dxa"/>
-            </w:tcMar>
-            <w:tcBorders>
-              <w:top w:val="single" w:sz="4" w:space="0" w:color="CCCCCC"/>
-              <w:bottom w:val="single" w:sz="4" w:space="0" w:color="CCCCCC"/>
-              <w:left w:val="single" w:sz="4" w:space="0" w:color="CCCCCC"/>
-              <w:right w:val="single" w:sz="4" w:space="0" w:color="CCCCCC"/>
-            </w:tcBorders>
-          </w:tcPr>
-          <w:p>
-            <w:pPr>
-              <w:spacing w:before="60" w:after="60" w:line="252" w:lineRule="auto"/>
-              <w:jc w:val="left"/>
-            </w:pPr>
-            <w:r/>
-            <w:r>
-              <w:t>707.50</w:t>
-            </w:r>
-          </w:p>
-        </w:tc>
-        <w:tc>
-          <w:tcPr>
-            <w:tcW w:type="dxa" w:w="1728"/>
-            <w:shd w:fill="F8FAFC"/>
-            <w:tcMar>
-              <w:top w:w="100" w:type="dxa"/>
-              <w:bottom w:w="100" w:type="dxa"/>
-              <w:left w:w="120" w:type="dxa"/>
-              <w:right w:w="120" w:type="dxa"/>
-            </w:tcMar>
-            <w:tcBorders>
-              <w:top w:val="single" w:sz="4" w:space="0" w:color="CCCCCC"/>
-              <w:bottom w:val="single" w:sz="4" w:space="0" w:color="CCCCCC"/>
-              <w:left w:val="single" w:sz="4" w:space="0" w:color="CCCCCC"/>
-              <w:right w:val="single" w:sz="4" w:space="0" w:color="CCCCCC"/>
-            </w:tcBorders>
-          </w:tcPr>
-          <w:p>
-            <w:pPr>
-              <w:spacing w:before="60" w:after="60" w:line="252" w:lineRule="auto"/>
-              <w:jc w:val="left"/>
-            </w:pPr>
-            <w:r/>
-            <w:r>
-              <w:rPr>
-                <w:b/>
-              </w:rPr>
-              <w:t>721.75</w:t>
-            </w:r>
-          </w:p>
-        </w:tc>
-        <w:tc>
-          <w:tcPr>
-            <w:tcW w:type="dxa" w:w="3456"/>
-            <w:shd w:fill="F8FAFC"/>
-            <w:tcMar>
-              <w:top w:w="100" w:type="dxa"/>
-              <w:bottom w:w="100" w:type="dxa"/>
-              <w:left w:w="120" w:type="dxa"/>
-              <w:right w:w="120" w:type="dxa"/>
-            </w:tcMar>
-            <w:tcBorders>
-              <w:top w:val="single" w:sz="4" w:space="0" w:color="CCCCCC"/>
-              <w:bottom w:val="single" w:sz="4" w:space="0" w:color="CCCCCC"/>
-              <w:left w:val="single" w:sz="4" w:space="0" w:color="CCCCCC"/>
-              <w:right w:val="single" w:sz="4" w:space="0" w:color="CCCCCC"/>
-            </w:tcBorders>
-          </w:tcPr>
-          <w:p>
-            <w:pPr>
-              <w:spacing w:before="60" w:after="60" w:line="252" w:lineRule="auto"/>
-              <w:jc w:val="left"/>
-            </w:pPr>
-            <w:r/>
-            <w:r>
-              <w:rPr>
-                <w:b/>
-              </w:rPr>
-              <w:t>+0.75</w:t>
-            </w:r>
-          </w:p>
-        </w:tc>
-        <w:tc>
-          <w:tcPr>
-            <w:tcW w:type="dxa" w:w="1440"/>
-            <w:shd w:fill="F8FAFC"/>
-            <w:tcMar>
-              <w:top w:w="100" w:type="dxa"/>
-              <w:bottom w:w="100" w:type="dxa"/>
-              <w:left w:w="120" w:type="dxa"/>
-              <w:right w:w="120" w:type="dxa"/>
-            </w:tcMar>
-            <w:tcBorders>
-              <w:top w:val="single" w:sz="4" w:space="0" w:color="CCCCCC"/>
-              <w:bottom w:val="single" w:sz="4" w:space="0" w:color="CCCCCC"/>
-              <w:left w:val="single" w:sz="4" w:space="0" w:color="CCCCCC"/>
-              <w:right w:val="single" w:sz="4" w:space="0" w:color="CCCCCC"/>
-            </w:tcBorders>
-          </w:tcPr>
-          <w:p>
-            <w:pPr>
-              <w:spacing w:before="60" w:after="60" w:line="252" w:lineRule="auto"/>
-              <w:jc w:val="left"/>
-            </w:pPr>
-            <w:r/>
-            <w:r>
-              <w:t>BULL</w:t>
-            </w:r>
-          </w:p>
-        </w:tc>
-      </w:tr>
-      <w:tr>
-        <w:tc>
-          <w:tcPr>
-            <w:tcW w:type="dxa" w:w="1584"/>
-            <w:shd w:fill="FFFFFF"/>
-            <w:tcMar>
-              <w:top w:w="100" w:type="dxa"/>
-              <w:bottom w:w="100" w:type="dxa"/>
-              <w:left w:w="120" w:type="dxa"/>
-              <w:right w:w="120" w:type="dxa"/>
-            </w:tcMar>
-            <w:tcBorders>
-              <w:top w:val="single" w:sz="4" w:space="0" w:color="CCCCCC"/>
-              <w:bottom w:val="single" w:sz="4" w:space="0" w:color="CCCCCC"/>
-              <w:left w:val="single" w:sz="4" w:space="0" w:color="CCCCCC"/>
-              <w:right w:val="single" w:sz="4" w:space="0" w:color="CCCCCC"/>
-            </w:tcBorders>
-          </w:tcPr>
-          <w:p>
-            <w:pPr>
-              <w:spacing w:before="60" w:after="60" w:line="252" w:lineRule="auto"/>
-              <w:jc w:val="left"/>
-            </w:pPr>
-            <w:r/>
-            <w:r>
-              <w:rPr>
-                <w:b/>
-              </w:rPr>
-              <w:t>Fri 28/08</w:t>
-            </w:r>
-          </w:p>
-        </w:tc>
-        <w:tc>
-          <w:tcPr>
-            <w:tcW w:type="dxa" w:w="864"/>
-            <w:shd w:fill="FFFFFF"/>
-            <w:tcMar>
-              <w:top w:w="100" w:type="dxa"/>
-              <w:bottom w:w="100" w:type="dxa"/>
-              <w:left w:w="120" w:type="dxa"/>
-              <w:right w:w="120" w:type="dxa"/>
-            </w:tcMar>
-            <w:tcBorders>
-              <w:top w:val="single" w:sz="4" w:space="0" w:color="CCCCCC"/>
-              <w:bottom w:val="single" w:sz="4" w:space="0" w:color="CCCCCC"/>
-              <w:left w:val="single" w:sz="4" w:space="0" w:color="CCCCCC"/>
-              <w:right w:val="single" w:sz="4" w:space="0" w:color="CCCCCC"/>
-            </w:tcBorders>
-          </w:tcPr>
-          <w:p>
-            <w:pPr>
-              <w:spacing w:before="60" w:after="60" w:line="252" w:lineRule="auto"/>
-              <w:jc w:val="left"/>
-            </w:pPr>
-            <w:r/>
-            <w:r>
-              <w:t>Pre-NY 19-21</w:t>
-            </w:r>
-          </w:p>
-        </w:tc>
-        <w:tc>
-          <w:tcPr>
-            <w:tcW w:type="dxa" w:w="1440"/>
-            <w:shd w:fill="FFFFFF"/>
-            <w:tcMar>
-              <w:top w:w="100" w:type="dxa"/>
-              <w:bottom w:w="100" w:type="dxa"/>
-              <w:left w:w="120" w:type="dxa"/>
-              <w:right w:w="120" w:type="dxa"/>
-            </w:tcMar>
-            <w:tcBorders>
-              <w:top w:val="single" w:sz="4" w:space="0" w:color="CCCCCC"/>
-              <w:bottom w:val="single" w:sz="4" w:space="0" w:color="CCCCCC"/>
-              <w:left w:val="single" w:sz="4" w:space="0" w:color="CCCCCC"/>
-              <w:right w:val="single" w:sz="4" w:space="0" w:color="CCCCCC"/>
-            </w:tcBorders>
-          </w:tcPr>
-          <w:p>
-            <w:pPr>
-              <w:spacing w:before="60" w:after="60" w:line="252" w:lineRule="auto"/>
-              <w:jc w:val="left"/>
-            </w:pPr>
-            <w:r/>
-            <w:r>
-              <w:t>721.75</w:t>
-            </w:r>
-          </w:p>
-        </w:tc>
-        <w:tc>
-          <w:tcPr>
-            <w:tcW w:type="dxa" w:w="2016"/>
-            <w:shd w:fill="FFFFFF"/>
-            <w:tcMar>
-              <w:top w:w="100" w:type="dxa"/>
-              <w:bottom w:w="100" w:type="dxa"/>
-              <w:left w:w="120" w:type="dxa"/>
-              <w:right w:w="120" w:type="dxa"/>
-            </w:tcMar>
-            <w:tcBorders>
-              <w:top w:val="single" w:sz="4" w:space="0" w:color="CCCCCC"/>
-              <w:bottom w:val="single" w:sz="4" w:space="0" w:color="CCCCCC"/>
-              <w:left w:val="single" w:sz="4" w:space="0" w:color="CCCCCC"/>
-              <w:right w:val="single" w:sz="4" w:space="0" w:color="CCCCCC"/>
-            </w:tcBorders>
-          </w:tcPr>
-          <w:p>
-            <w:pPr>
-              <w:spacing w:before="60" w:after="60" w:line="252" w:lineRule="auto"/>
-              <w:jc w:val="left"/>
-            </w:pPr>
-            <w:r/>
-            <w:r>
-              <w:t>731.00</w:t>
-            </w:r>
-          </w:p>
-        </w:tc>
-        <w:tc>
-          <w:tcPr>
-            <w:tcW w:type="dxa" w:w="1152"/>
-            <w:shd w:fill="FFFFFF"/>
-            <w:tcMar>
-              <w:top w:w="100" w:type="dxa"/>
-              <w:bottom w:w="100" w:type="dxa"/>
-              <w:left w:w="120" w:type="dxa"/>
-              <w:right w:w="120" w:type="dxa"/>
-            </w:tcMar>
-            <w:tcBorders>
-              <w:top w:val="single" w:sz="4" w:space="0" w:color="CCCCCC"/>
-              <w:bottom w:val="single" w:sz="4" w:space="0" w:color="CCCCCC"/>
-              <w:left w:val="single" w:sz="4" w:space="0" w:color="CCCCCC"/>
-              <w:right w:val="single" w:sz="4" w:space="0" w:color="CCCCCC"/>
-            </w:tcBorders>
-          </w:tcPr>
-          <w:p>
-            <w:pPr>
-              <w:spacing w:before="60" w:after="60" w:line="252" w:lineRule="auto"/>
-              <w:jc w:val="left"/>
-            </w:pPr>
-            <w:r/>
-            <w:r>
-              <w:t>714.50</w:t>
-            </w:r>
-          </w:p>
-        </w:tc>
-        <w:tc>
-          <w:tcPr>
-            <w:tcW w:type="dxa" w:w="1728"/>
-            <w:shd w:fill="FFFFFF"/>
-            <w:tcMar>
-              <w:top w:w="100" w:type="dxa"/>
-              <w:bottom w:w="100" w:type="dxa"/>
-              <w:left w:w="120" w:type="dxa"/>
-              <w:right w:w="120" w:type="dxa"/>
-            </w:tcMar>
-            <w:tcBorders>
-              <w:top w:val="single" w:sz="4" w:space="0" w:color="CCCCCC"/>
-              <w:bottom w:val="single" w:sz="4" w:space="0" w:color="CCCCCC"/>
-              <w:left w:val="single" w:sz="4" w:space="0" w:color="CCCCCC"/>
-              <w:right w:val="single" w:sz="4" w:space="0" w:color="CCCCCC"/>
-            </w:tcBorders>
-          </w:tcPr>
-          <w:p>
-            <w:pPr>
-              <w:spacing w:before="60" w:after="60" w:line="252" w:lineRule="auto"/>
-              <w:jc w:val="left"/>
-            </w:pPr>
-            <w:r/>
-            <w:r>
-              <w:rPr>
-                <w:b/>
-              </w:rPr>
-              <w:t>721.50</w:t>
-            </w:r>
-          </w:p>
-        </w:tc>
-        <w:tc>
-          <w:tcPr>
-            <w:tcW w:type="dxa" w:w="3456"/>
-            <w:shd w:fill="FFFFFF"/>
-            <w:tcMar>
-              <w:top w:w="100" w:type="dxa"/>
-              <w:bottom w:w="100" w:type="dxa"/>
-              <w:left w:w="120" w:type="dxa"/>
-              <w:right w:w="120" w:type="dxa"/>
-            </w:tcMar>
-            <w:tcBorders>
-              <w:top w:val="single" w:sz="4" w:space="0" w:color="CCCCCC"/>
-              <w:bottom w:val="single" w:sz="4" w:space="0" w:color="CCCCCC"/>
-              <w:left w:val="single" w:sz="4" w:space="0" w:color="CCCCCC"/>
-              <w:right w:val="single" w:sz="4" w:space="0" w:color="CCCCCC"/>
-            </w:tcBorders>
-          </w:tcPr>
-          <w:p>
-            <w:pPr>
-              <w:spacing w:before="60" w:after="60" w:line="252" w:lineRule="auto"/>
-              <w:jc w:val="left"/>
-            </w:pPr>
-            <w:r/>
-            <w:r>
-              <w:rPr>
-                <w:b/>
-              </w:rPr>
-              <w:t>-0.25</w:t>
-            </w:r>
-          </w:p>
-        </w:tc>
-        <w:tc>
-          <w:tcPr>
-            <w:tcW w:type="dxa" w:w="1440"/>
-            <w:shd w:fill="FFFFFF"/>
-            <w:tcMar>
-              <w:top w:w="100" w:type="dxa"/>
-              <w:bottom w:w="100" w:type="dxa"/>
-              <w:left w:w="120" w:type="dxa"/>
-              <w:right w:w="120" w:type="dxa"/>
-            </w:tcMar>
-            <w:tcBorders>
-              <w:top w:val="single" w:sz="4" w:space="0" w:color="CCCCCC"/>
-              <w:bottom w:val="single" w:sz="4" w:space="0" w:color="CCCCCC"/>
-              <w:left w:val="single" w:sz="4" w:space="0" w:color="CCCCCC"/>
-              <w:right w:val="single" w:sz="4" w:space="0" w:color="CCCCCC"/>
-            </w:tcBorders>
-          </w:tcPr>
-          <w:p>
-            <w:pPr>
-              <w:spacing w:before="60" w:after="60" w:line="252" w:lineRule="auto"/>
-              <w:jc w:val="left"/>
-            </w:pPr>
-            <w:r/>
-            <w:r>
-              <w:t>BEAR</w:t>
-            </w:r>
-          </w:p>
-        </w:tc>
-      </w:tr>
-      <w:tr>
-        <w:tc>
-          <w:tcPr>
-            <w:tcW w:type="dxa" w:w="1584"/>
-            <w:shd w:fill="F8FAFC"/>
-            <w:tcMar>
-              <w:top w:w="100" w:type="dxa"/>
-              <w:bottom w:w="100" w:type="dxa"/>
-              <w:left w:w="120" w:type="dxa"/>
-              <w:right w:w="120" w:type="dxa"/>
-            </w:tcMar>
-            <w:tcBorders>
-              <w:top w:val="single" w:sz="4" w:space="0" w:color="CCCCCC"/>
-              <w:bottom w:val="single" w:sz="4" w:space="0" w:color="CCCCCC"/>
-              <w:left w:val="single" w:sz="4" w:space="0" w:color="CCCCCC"/>
-              <w:right w:val="single" w:sz="4" w:space="0" w:color="CCCCCC"/>
-            </w:tcBorders>
-          </w:tcPr>
-          <w:p>
-            <w:pPr>
-              <w:spacing w:before="60" w:after="60" w:line="252" w:lineRule="auto"/>
-              <w:jc w:val="left"/>
-            </w:pPr>
-            <w:r/>
-            <w:r>
-              <w:rPr>
-                <w:b/>
-              </w:rPr>
-              <w:t>Fri 28/08</w:t>
-            </w:r>
-          </w:p>
-        </w:tc>
-        <w:tc>
-          <w:tcPr>
-            <w:tcW w:type="dxa" w:w="864"/>
-            <w:shd w:fill="F8FAFC"/>
-            <w:tcMar>
-              <w:top w:w="100" w:type="dxa"/>
-              <w:bottom w:w="100" w:type="dxa"/>
-              <w:left w:w="120" w:type="dxa"/>
-              <w:right w:w="120" w:type="dxa"/>
-            </w:tcMar>
-            <w:tcBorders>
-              <w:top w:val="single" w:sz="4" w:space="0" w:color="CCCCCC"/>
-              <w:bottom w:val="single" w:sz="4" w:space="0" w:color="CCCCCC"/>
-              <w:left w:val="single" w:sz="4" w:space="0" w:color="CCCCCC"/>
-              <w:right w:val="single" w:sz="4" w:space="0" w:color="CCCCCC"/>
-            </w:tcBorders>
-          </w:tcPr>
-          <w:p>
-            <w:pPr>
-              <w:spacing w:before="60" w:after="60" w:line="252" w:lineRule="auto"/>
-              <w:jc w:val="left"/>
-            </w:pPr>
-            <w:r/>
-            <w:r>
-              <w:t>NY Open 21-23</w:t>
-            </w:r>
-          </w:p>
-        </w:tc>
-        <w:tc>
-          <w:tcPr>
-            <w:tcW w:type="dxa" w:w="1440"/>
-            <w:shd w:fill="F8FAFC"/>
-            <w:tcMar>
-              <w:top w:w="100" w:type="dxa"/>
-              <w:bottom w:w="100" w:type="dxa"/>
-              <w:left w:w="120" w:type="dxa"/>
-              <w:right w:w="120" w:type="dxa"/>
-            </w:tcMar>
-            <w:tcBorders>
-              <w:top w:val="single" w:sz="4" w:space="0" w:color="CCCCCC"/>
-              <w:bottom w:val="single" w:sz="4" w:space="0" w:color="CCCCCC"/>
-              <w:left w:val="single" w:sz="4" w:space="0" w:color="CCCCCC"/>
-              <w:right w:val="single" w:sz="4" w:space="0" w:color="CCCCCC"/>
-            </w:tcBorders>
-          </w:tcPr>
-          <w:p>
-            <w:pPr>
-              <w:spacing w:before="60" w:after="60" w:line="252" w:lineRule="auto"/>
-              <w:jc w:val="left"/>
-            </w:pPr>
-            <w:r/>
-            <w:r>
-              <w:t>721.50</w:t>
-            </w:r>
-          </w:p>
-        </w:tc>
-        <w:tc>
-          <w:tcPr>
-            <w:tcW w:type="dxa" w:w="2016"/>
-            <w:shd w:fill="F8FAFC"/>
-            <w:tcMar>
-              <w:top w:w="100" w:type="dxa"/>
-              <w:bottom w:w="100" w:type="dxa"/>
-              <w:left w:w="120" w:type="dxa"/>
-              <w:right w:w="120" w:type="dxa"/>
-            </w:tcMar>
-            <w:tcBorders>
-              <w:top w:val="single" w:sz="4" w:space="0" w:color="CCCCCC"/>
-              <w:bottom w:val="single" w:sz="4" w:space="0" w:color="CCCCCC"/>
-              <w:left w:val="single" w:sz="4" w:space="0" w:color="CCCCCC"/>
-              <w:right w:val="single" w:sz="4" w:space="0" w:color="CCCCCC"/>
-            </w:tcBorders>
-          </w:tcPr>
-          <w:p>
-            <w:pPr>
-              <w:spacing w:before="60" w:after="60" w:line="252" w:lineRule="auto"/>
-              <w:jc w:val="left"/>
-            </w:pPr>
-            <w:r/>
-            <w:r>
-              <w:t>730.00</w:t>
-            </w:r>
-          </w:p>
-        </w:tc>
-        <w:tc>
-          <w:tcPr>
-            <w:tcW w:type="dxa" w:w="1152"/>
-            <w:shd w:fill="F8FAFC"/>
-            <w:tcMar>
-              <w:top w:w="100" w:type="dxa"/>
-              <w:bottom w:w="100" w:type="dxa"/>
-              <w:left w:w="120" w:type="dxa"/>
-              <w:right w:w="120" w:type="dxa"/>
-            </w:tcMar>
-            <w:tcBorders>
-              <w:top w:val="single" w:sz="4" w:space="0" w:color="CCCCCC"/>
-              <w:bottom w:val="single" w:sz="4" w:space="0" w:color="CCCCCC"/>
-              <w:left w:val="single" w:sz="4" w:space="0" w:color="CCCCCC"/>
-              <w:right w:val="single" w:sz="4" w:space="0" w:color="CCCCCC"/>
-            </w:tcBorders>
-          </w:tcPr>
-          <w:p>
-            <w:pPr>
-              <w:spacing w:before="60" w:after="60" w:line="252" w:lineRule="auto"/>
-              <w:jc w:val="left"/>
-            </w:pPr>
-            <w:r/>
-            <w:r>
-              <w:t>707.50</w:t>
-            </w:r>
-          </w:p>
-        </w:tc>
-        <w:tc>
-          <w:tcPr>
-            <w:tcW w:type="dxa" w:w="1728"/>
-            <w:shd w:fill="F8FAFC"/>
-            <w:tcMar>
-              <w:top w:w="100" w:type="dxa"/>
-              <w:bottom w:w="100" w:type="dxa"/>
-              <w:left w:w="120" w:type="dxa"/>
-              <w:right w:w="120" w:type="dxa"/>
-            </w:tcMar>
-            <w:tcBorders>
-              <w:top w:val="single" w:sz="4" w:space="0" w:color="CCCCCC"/>
-              <w:bottom w:val="single" w:sz="4" w:space="0" w:color="CCCCCC"/>
-              <w:left w:val="single" w:sz="4" w:space="0" w:color="CCCCCC"/>
-              <w:right w:val="single" w:sz="4" w:space="0" w:color="CCCCCC"/>
-            </w:tcBorders>
-          </w:tcPr>
-          <w:p>
-            <w:pPr>
-              <w:spacing w:before="60" w:after="60" w:line="252" w:lineRule="auto"/>
-              <w:jc w:val="left"/>
-            </w:pPr>
-            <w:r/>
-            <w:r>
-              <w:rPr>
-                <w:b/>
-              </w:rPr>
-              <w:t>723.25</w:t>
-            </w:r>
-          </w:p>
-        </w:tc>
-        <w:tc>
-          <w:tcPr>
-            <w:tcW w:type="dxa" w:w="3456"/>
-            <w:shd w:fill="F8FAFC"/>
-            <w:tcMar>
-              <w:top w:w="100" w:type="dxa"/>
-              <w:bottom w:w="100" w:type="dxa"/>
-              <w:left w:w="120" w:type="dxa"/>
-              <w:right w:w="120" w:type="dxa"/>
-            </w:tcMar>
-            <w:tcBorders>
-              <w:top w:val="single" w:sz="4" w:space="0" w:color="CCCCCC"/>
-              <w:bottom w:val="single" w:sz="4" w:space="0" w:color="CCCCCC"/>
-              <w:left w:val="single" w:sz="4" w:space="0" w:color="CCCCCC"/>
-              <w:right w:val="single" w:sz="4" w:space="0" w:color="CCCCCC"/>
-            </w:tcBorders>
-          </w:tcPr>
-          <w:p>
-            <w:pPr>
-              <w:spacing w:before="60" w:after="60" w:line="252" w:lineRule="auto"/>
-              <w:jc w:val="left"/>
-            </w:pPr>
-            <w:r/>
-            <w:r>
-              <w:rPr>
-                <w:b/>
-              </w:rPr>
-              <w:t>+1.75</w:t>
-            </w:r>
-          </w:p>
-        </w:tc>
-        <w:tc>
-          <w:tcPr>
-            <w:tcW w:type="dxa" w:w="1440"/>
-            <w:shd w:fill="F8FAFC"/>
-            <w:tcMar>
-              <w:top w:w="100" w:type="dxa"/>
-              <w:bottom w:w="100" w:type="dxa"/>
-              <w:left w:w="120" w:type="dxa"/>
-              <w:right w:w="120" w:type="dxa"/>
-            </w:tcMar>
-            <w:tcBorders>
-              <w:top w:val="single" w:sz="4" w:space="0" w:color="CCCCCC"/>
-              <w:bottom w:val="single" w:sz="4" w:space="0" w:color="CCCCCC"/>
-              <w:left w:val="single" w:sz="4" w:space="0" w:color="CCCCCC"/>
-              <w:right w:val="single" w:sz="4" w:space="0" w:color="CCCCCC"/>
-            </w:tcBorders>
-          </w:tcPr>
-          <w:p>
-            <w:pPr>
-              <w:spacing w:before="60" w:after="60" w:line="252" w:lineRule="auto"/>
-              <w:jc w:val="left"/>
-            </w:pPr>
-            <w:r/>
-            <w:r>
-              <w:t>BULL</w:t>
-            </w:r>
-          </w:p>
-        </w:tc>
-      </w:tr>
-      <w:tr>
-        <w:tc>
-          <w:tcPr>
-            <w:tcW w:type="dxa" w:w="1584"/>
-            <w:shd w:fill="FFFFFF"/>
-            <w:tcMar>
-              <w:top w:w="100" w:type="dxa"/>
-              <w:bottom w:w="100" w:type="dxa"/>
-              <w:left w:w="120" w:type="dxa"/>
-              <w:right w:w="120" w:type="dxa"/>
-            </w:tcMar>
-            <w:tcBorders>
-              <w:top w:val="single" w:sz="4" w:space="0" w:color="CCCCCC"/>
-              <w:bottom w:val="single" w:sz="4" w:space="0" w:color="CCCCCC"/>
-              <w:left w:val="single" w:sz="4" w:space="0" w:color="CCCCCC"/>
-              <w:right w:val="single" w:sz="4" w:space="0" w:color="CCCCCC"/>
-            </w:tcBorders>
-          </w:tcPr>
-          <w:p>
-            <w:pPr>
-              <w:spacing w:before="60" w:after="60" w:line="252" w:lineRule="auto"/>
-              <w:jc w:val="left"/>
-            </w:pPr>
-            <w:r/>
-            <w:r>
-              <w:rPr>
-                <w:b/>
-              </w:rPr>
-              <w:t>Fri 28/08</w:t>
-            </w:r>
-          </w:p>
-        </w:tc>
-        <w:tc>
-          <w:tcPr>
-            <w:tcW w:type="dxa" w:w="864"/>
-            <w:shd w:fill="FFFFFF"/>
-            <w:tcMar>
-              <w:top w:w="100" w:type="dxa"/>
-              <w:bottom w:w="100" w:type="dxa"/>
-              <w:left w:w="120" w:type="dxa"/>
-              <w:right w:w="120" w:type="dxa"/>
-            </w:tcMar>
-            <w:tcBorders>
-              <w:top w:val="single" w:sz="4" w:space="0" w:color="CCCCCC"/>
-              <w:bottom w:val="single" w:sz="4" w:space="0" w:color="CCCCCC"/>
-              <w:left w:val="single" w:sz="4" w:space="0" w:color="CCCCCC"/>
-              <w:right w:val="single" w:sz="4" w:space="0" w:color="CCCCCC"/>
-            </w:tcBorders>
-          </w:tcPr>
-          <w:p>
-            <w:pPr>
-              <w:spacing w:before="60" w:after="60" w:line="252" w:lineRule="auto"/>
-              <w:jc w:val="left"/>
-            </w:pPr>
-            <w:r/>
-            <w:r>
-              <w:t>NY Close 23-01</w:t>
-            </w:r>
-          </w:p>
-        </w:tc>
-        <w:tc>
-          <w:tcPr>
-            <w:tcW w:type="dxa" w:w="1440"/>
-            <w:shd w:fill="FFFFFF"/>
-            <w:tcMar>
-              <w:top w:w="100" w:type="dxa"/>
-              <w:bottom w:w="100" w:type="dxa"/>
-              <w:left w:w="120" w:type="dxa"/>
-              <w:right w:w="120" w:type="dxa"/>
-            </w:tcMar>
-            <w:tcBorders>
-              <w:top w:val="single" w:sz="4" w:space="0" w:color="CCCCCC"/>
-              <w:bottom w:val="single" w:sz="4" w:space="0" w:color="CCCCCC"/>
-              <w:left w:val="single" w:sz="4" w:space="0" w:color="CCCCCC"/>
-              <w:right w:val="single" w:sz="4" w:space="0" w:color="CCCCCC"/>
-            </w:tcBorders>
-          </w:tcPr>
-          <w:p>
-            <w:pPr>
-              <w:spacing w:before="60" w:after="60" w:line="252" w:lineRule="auto"/>
-              <w:jc w:val="left"/>
-            </w:pPr>
-            <w:r/>
-            <w:r>
-              <w:t>723.25</w:t>
-            </w:r>
-          </w:p>
-        </w:tc>
-        <w:tc>
-          <w:tcPr>
-            <w:tcW w:type="dxa" w:w="2016"/>
-            <w:shd w:fill="FFFFFF"/>
-            <w:tcMar>
-              <w:top w:w="100" w:type="dxa"/>
-              <w:bottom w:w="100" w:type="dxa"/>
-              <w:left w:w="120" w:type="dxa"/>
-              <w:right w:w="120" w:type="dxa"/>
-            </w:tcMar>
-            <w:tcBorders>
-              <w:top w:val="single" w:sz="4" w:space="0" w:color="CCCCCC"/>
-              <w:bottom w:val="single" w:sz="4" w:space="0" w:color="CCCCCC"/>
-              <w:left w:val="single" w:sz="4" w:space="0" w:color="CCCCCC"/>
-              <w:right w:val="single" w:sz="4" w:space="0" w:color="CCCCCC"/>
-            </w:tcBorders>
-          </w:tcPr>
-          <w:p>
-            <w:pPr>
-              <w:spacing w:before="60" w:after="60" w:line="252" w:lineRule="auto"/>
-              <w:jc w:val="left"/>
-            </w:pPr>
-            <w:r/>
-            <w:r>
-              <w:t>729.50</w:t>
-            </w:r>
-          </w:p>
-        </w:tc>
-        <w:tc>
-          <w:tcPr>
-            <w:tcW w:type="dxa" w:w="1152"/>
-            <w:shd w:fill="FFFFFF"/>
-            <w:tcMar>
-              <w:top w:w="100" w:type="dxa"/>
-              <w:bottom w:w="100" w:type="dxa"/>
-              <w:left w:w="120" w:type="dxa"/>
-              <w:right w:w="120" w:type="dxa"/>
-            </w:tcMar>
-            <w:tcBorders>
-              <w:top w:val="single" w:sz="4" w:space="0" w:color="CCCCCC"/>
-              <w:bottom w:val="single" w:sz="4" w:space="0" w:color="CCCCCC"/>
-              <w:left w:val="single" w:sz="4" w:space="0" w:color="CCCCCC"/>
-              <w:right w:val="single" w:sz="4" w:space="0" w:color="CCCCCC"/>
-            </w:tcBorders>
-          </w:tcPr>
-          <w:p>
-            <w:pPr>
-              <w:spacing w:before="60" w:after="60" w:line="252" w:lineRule="auto"/>
-              <w:jc w:val="left"/>
-            </w:pPr>
-            <w:r/>
-            <w:r>
-              <w:t>716.75</w:t>
-            </w:r>
-          </w:p>
-        </w:tc>
-        <w:tc>
-          <w:tcPr>
-            <w:tcW w:type="dxa" w:w="1728"/>
-            <w:shd w:fill="FFFFFF"/>
-            <w:tcMar>
-              <w:top w:w="100" w:type="dxa"/>
-              <w:bottom w:w="100" w:type="dxa"/>
-              <w:left w:w="120" w:type="dxa"/>
-              <w:right w:w="120" w:type="dxa"/>
-            </w:tcMar>
-            <w:tcBorders>
-              <w:top w:val="single" w:sz="4" w:space="0" w:color="CCCCCC"/>
-              <w:bottom w:val="single" w:sz="4" w:space="0" w:color="CCCCCC"/>
-              <w:left w:val="single" w:sz="4" w:space="0" w:color="CCCCCC"/>
-              <w:right w:val="single" w:sz="4" w:space="0" w:color="CCCCCC"/>
-            </w:tcBorders>
-          </w:tcPr>
-          <w:p>
-            <w:pPr>
-              <w:spacing w:before="60" w:after="60" w:line="252" w:lineRule="auto"/>
-              <w:jc w:val="left"/>
-            </w:pPr>
-            <w:r/>
-            <w:r>
-              <w:rPr>
-                <w:b/>
-              </w:rPr>
-              <w:t>722.50</w:t>
             </w:r>
           </w:p>
         </w:tc>

--- a/Daily Reports/21_08_2026-CBOT Reports.docx
+++ b/Daily Reports/21_08_2026-CBOT Reports.docx
@@ -104,7 +104,7 @@
           <w:color w:val="5C768D"/>
           <w:sz w:val="19"/>
         </w:rPr>
-        <w:t>Cập nhật tự động qua `macro_tracker.py` vào lúc 13:46 ICT ngày 21/08/2026</w:t>
+        <w:t>Cập nhật tự động qua `macro_tracker.py` vào lúc 14:20 ICT ngày 21/08/2026</w:t>
       </w:r>
     </w:p>
     <w:tbl>
@@ -313,7 +313,7 @@
               <w:rPr>
                 <w:b/>
               </w:rPr>
-              <w:t>93.38 / thùng</w:t>
+              <w:t>93.47 / thùng</w:t>
             </w:r>
           </w:p>
         </w:tc>
@@ -344,7 +344,7 @@
               <w:rPr>
                 <w:b/>
               </w:rPr>
-              <w:t>-0.43%</w:t>
+              <w:t>-0.33%</w:t>
             </w:r>
           </w:p>
         </w:tc>
@@ -1218,7 +1218,7 @@
         <w:rPr>
           <w:b/>
         </w:rPr>
-        <w:t>`93.38` (-0.43%)</w:t>
+        <w:t>`93.47` (-0.33%)</w:t>
       </w:r>
       <w:r>
         <w:t xml:space="preserve"> | DXY: </w:t>
@@ -1236,7 +1236,7 @@
         <w:rPr>
           <w:b/>
         </w:rPr>
-        <w:t>`702.50` (+2.86%)</w:t>
+        <w:t>`703.75` (+3.08%)</w:t>
       </w:r>
       <w:r>
         <w:t>.</w:t>
@@ -1306,7 +1306,7 @@
           <w:color w:val="5C768D"/>
           <w:sz w:val="19"/>
         </w:rPr>
-        <w:t>Cập nhật tự động lúc 13:46 ICT ngày 21/08/2026 — Nguồn: NOAA, USDA, BOM Australia</w:t>
+        <w:t>Cập nhật tự động lúc 14:20 ICT ngày 21/08/2026 — Nguồn: NOAA, USDA, BOM Australia</w:t>
       </w:r>
     </w:p>
     <w:p>
@@ -3574,7 +3574,7 @@
               <w:rPr>
                 <w:b/>
               </w:rPr>
-              <w:t>500.75</w:t>
+              <w:t>501.75</w:t>
             </w:r>
           </w:p>
         </w:tc>
@@ -3605,7 +3605,7 @@
               <w:rPr>
                 <w:b/>
               </w:rPr>
-              <w:t>502.17 (+1.42)</w:t>
+              <w:t>502.99 (+1.24)</w:t>
             </w:r>
           </w:p>
         </w:tc>
@@ -3633,7 +3633,7 @@
             </w:pPr>
             <w:r/>
             <w:r>
-              <w:t>Bullish (500.96 &gt; 497.14)</w:t>
+              <w:t>Bullish (501.06 &gt; 497.62)</w:t>
             </w:r>
           </w:p>
         </w:tc>
@@ -3661,7 +3661,7 @@
             </w:pPr>
             <w:r/>
             <w:r>
-              <w:t>0.75 cents</w:t>
+              <w:t>1.00 cents</w:t>
             </w:r>
           </w:p>
         </w:tc>
@@ -3822,7 +3822,7 @@
               <w:rPr>
                 <w:b/>
               </w:rPr>
-              <w:t>702.50</w:t>
+              <w:t>703.75</w:t>
             </w:r>
           </w:p>
         </w:tc>
@@ -3853,7 +3853,7 @@
               <w:rPr>
                 <w:b/>
               </w:rPr>
-              <w:t>705.04 (+2.54)</w:t>
+              <w:t>706.02 (+2.27)</w:t>
             </w:r>
           </w:p>
         </w:tc>
@@ -3881,7 +3881,7 @@
             </w:pPr>
             <w:r/>
             <w:r>
-              <w:t>Bullish (700.02 &gt; 695.44)</w:t>
+              <w:t>Bullish (700.76 &gt; 696.29)</w:t>
             </w:r>
           </w:p>
         </w:tc>
@@ -3909,7 +3909,7 @@
             </w:pPr>
             <w:r/>
             <w:r>
-              <w:t>2.00 cents</w:t>
+              <w:t>1.50 cents</w:t>
             </w:r>
           </w:p>
         </w:tc>
@@ -4347,7 +4347,7 @@
                 <w:b/>
                 <w:color w:val="15803D"/>
               </w:rPr>
-              <w:t>499.00 - 500.96 cents (Canh mua vùng hỗ trợ)</w:t>
+              <w:t>499.00 - 501.06 cents (Canh mua vùng hỗ trợ)</w:t>
             </w:r>
           </w:p>
         </w:tc>
@@ -4378,7 +4378,7 @@
               <w:rPr>
                 <w:b/>
               </w:rPr>
-              <w:t>454.24 cents (Dưới cản S2 + 1.5x ATR)</w:t>
+              <w:t>454.75 cents (Dưới cản S2 + 1.5x ATR)</w:t>
             </w:r>
           </w:p>
         </w:tc>
@@ -4528,7 +4528,7 @@
                 <w:b/>
                 <w:color w:val="15803D"/>
               </w:rPr>
-              <w:t>Long trung hạn (Swing) (ZCZ26)</w:t>
+              <w:t>Long trung hạn (Swing) (ZCH27)</w:t>
             </w:r>
           </w:p>
         </w:tc>
@@ -4559,7 +4559,7 @@
               <w:rPr>
                 <w:b/>
               </w:rPr>
-              <w:t>497.50 - 499.00 cents</w:t>
+              <w:t>512.50 - 514.00 cents</w:t>
             </w:r>
           </w:p>
         </w:tc>
@@ -4590,7 +4590,7 @@
               <w:rPr>
                 <w:b/>
               </w:rPr>
-              <w:t>455.24 cents (Chống quét SL tuyệt đối)</w:t>
+              <w:t>471.60 cents (Chống quét SL tuyệt đối)</w:t>
             </w:r>
           </w:p>
         </w:tc>
@@ -4621,7 +4621,7 @@
               <w:rPr>
                 <w:b/>
               </w:rPr>
-              <w:t>505.25 cents (Ăn trọn biên độ ngô ~10.5 giá)</w:t>
+              <w:t>519.75 cents (Ăn trọn biên độ ngô ~10.5 giá)</w:t>
             </w:r>
           </w:p>
         </w:tc>
@@ -4721,7 +4721,7 @@
                 <w:b/>
                 <w:color w:val="B91C1C"/>
               </w:rPr>
-              <w:t>Short trung hạn (Swing) (ZCZ26)</w:t>
+              <w:t>Short trung hạn (Swing) (ZCH27)</w:t>
             </w:r>
           </w:p>
         </w:tc>
@@ -4752,7 +4752,7 @@
               <w:rPr>
                 <w:b/>
               </w:rPr>
-              <w:t>503.75 - 505.25 cents</w:t>
+              <w:t>519.00 - 520.50 cents</w:t>
             </w:r>
           </w:p>
         </w:tc>
@@ -4783,7 +4783,7 @@
               <w:rPr>
                 <w:b/>
               </w:rPr>
-              <w:t>505.76 cents</w:t>
+              <w:t>520.40 cents</w:t>
             </w:r>
           </w:p>
         </w:tc>
@@ -4814,7 +4814,7 @@
               <w:rPr>
                 <w:b/>
               </w:rPr>
-              <w:t>458.25 cents</w:t>
+              <w:t>474.00 cents</w:t>
             </w:r>
           </w:p>
         </w:tc>
@@ -4945,7 +4945,7 @@
               <w:rPr>
                 <w:b/>
               </w:rPr>
-              <w:t>449.22 - 457.25 cents</w:t>
+              <w:t>450.59 - 457.25 cents</w:t>
             </w:r>
           </w:p>
         </w:tc>
@@ -5126,7 +5126,7 @@
                 <w:b/>
                 <w:color w:val="B91C1C"/>
               </w:rPr>
-              <w:t>700.02 - 695.44 cents (Canh bán hồi kỹ thuật H1)</w:t>
+              <w:t>700.76 - 696.29 cents (Canh bán hồi kỹ thuật H1)</w:t>
             </w:r>
           </w:p>
         </w:tc>
@@ -5157,7 +5157,7 @@
               <w:rPr>
                 <w:b/>
               </w:rPr>
-              <w:t>733.97 cents (Trên kháng cự R2 + 1.5x ATR)</w:t>
+              <w:t>733.11 cents (Trên kháng cự R2 + 1.5x ATR)</w:t>
             </w:r>
           </w:p>
         </w:tc>
@@ -5366,7 +5366,7 @@
               <w:rPr>
                 <w:b/>
               </w:rPr>
-              <w:t>659.22 cents</w:t>
+              <w:t>659.79 cents</w:t>
             </w:r>
           </w:p>
         </w:tc>
@@ -5397,7 +5397,7 @@
               <w:rPr>
                 <w:b/>
               </w:rPr>
-              <w:t>723.50 cents (Đón sóng hồi trung hạn ~14.5 giá)</w:t>
+              <w:t>722.00 cents (Đón sóng hồi trung hạn ~14.5 giá)</w:t>
             </w:r>
           </w:p>
         </w:tc>
@@ -5528,7 +5528,7 @@
               <w:rPr>
                 <w:b/>
               </w:rPr>
-              <w:t>723.50 - 725.50 cents</w:t>
+              <w:t>722.00 - 724.00 cents</w:t>
             </w:r>
           </w:p>
         </w:tc>
@@ -5559,7 +5559,7 @@
               <w:rPr>
                 <w:b/>
               </w:rPr>
-              <w:t>726.78 cents</w:t>
+              <w:t>724.71 cents</w:t>
             </w:r>
           </w:p>
         </w:tc>
@@ -5721,7 +5721,7 @@
               <w:rPr>
                 <w:b/>
               </w:rPr>
-              <w:t>629.98 - 645.25 cents</w:t>
+              <w:t>632.29 - 645.25 cents</w:t>
             </w:r>
           </w:p>
         </w:tc>
@@ -11599,7 +11599,7 @@
         <w:t>Giá Chốt Phiên (Close):</w:t>
       </w:r>
       <w:r>
-        <w:t xml:space="preserve"> 500.75 cents | </w:t>
+        <w:t xml:space="preserve"> 501.75 cents | </w:t>
       </w:r>
       <w:r>
         <w:rPr>
@@ -11614,10 +11614,10 @@
         <w:rPr>
           <w:b/>
         </w:rPr>
-        <w:t>`502.17 cents`</w:t>
+        <w:t>`502.99 cents`</w:t>
       </w:r>
       <w:r>
-        <w:t xml:space="preserve"> (+1.42).</w:t>
+        <w:t xml:space="preserve"> (+1.24).</w:t>
       </w:r>
     </w:p>
     <w:p>
@@ -11638,7 +11638,7 @@
         <w:rPr>
           <w:b/>
         </w:rPr>
-        <w:t>`32,236`</w:t>
+        <w:t>`34,798`</w:t>
       </w:r>
       <w:r>
         <w:t xml:space="preserve"> (Chênh lệch: </w:t>
@@ -11647,7 +11647,7 @@
         <w:rPr>
           <w:b/>
         </w:rPr>
-        <w:t>`-259,663`</w:t>
+        <w:t>`-257,101`</w:t>
       </w:r>
       <w:r>
         <w:t xml:space="preserve">) | OI: </w:t>
@@ -11981,7 +11981,7 @@
               <w:rPr>
                 <w:b/>
               </w:rPr>
-              <w:t>93.38</w:t>
+              <w:t>93.47</w:t>
             </w:r>
           </w:p>
         </w:tc>
@@ -12012,7 +12012,7 @@
               <w:rPr>
                 <w:b/>
               </w:rPr>
-              <w:t>-0.43%</w:t>
+              <w:t>-0.33%</w:t>
             </w:r>
           </w:p>
         </w:tc>
@@ -12739,7 +12739,7 @@
         <w:t xml:space="preserve"> EMA_21 </w:t>
       </w:r>
       <w:r>
-        <w:t xml:space="preserve"> (500.96) &gt; </w:t>
+        <w:t xml:space="preserve"> (501.06) &gt; </w:t>
       </w:r>
       <w:r>
         <w:rPr>
@@ -12750,7 +12750,7 @@
         <w:t xml:space="preserve"> EMA_50 </w:t>
       </w:r>
       <w:r>
-        <w:t xml:space="preserve"> (497.14).</w:t>
+        <w:t xml:space="preserve"> (497.62).</w:t>
       </w:r>
     </w:p>
     <w:p>
@@ -12771,7 +12771,7 @@
         <w:rPr>
           <w:b/>
         </w:rPr>
-        <w:t>`52.56`</w:t>
+        <w:t>`57.48`</w:t>
       </w:r>
       <w:r>
         <w:t xml:space="preserve"> | ATR (14) = </w:t>
@@ -12780,7 +12780,7 @@
         <w:rPr>
           <w:b/>
         </w:rPr>
-        <w:t>`2.01`</w:t>
+        <w:t>`1.66`</w:t>
       </w:r>
       <w:r>
         <w:t xml:space="preserve"> cents | Volatility = </w:t>
@@ -12789,7 +12789,7 @@
         <w:rPr>
           <w:b/>
         </w:rPr>
-        <w:t>`0.75 cents`</w:t>
+        <w:t>`1.00 cents`</w:t>
       </w:r>
       <w:r>
         <w:t>.</w:t>
@@ -13574,7 +13574,7 @@
           <w:b/>
           <w:color w:val="15803D"/>
         </w:rPr>
-        <w:t>`499.00 - 500.96 cents (Canh mua vùng hỗ trợ)`</w:t>
+        <w:t>`499.00 - 501.06 cents (Canh mua vùng hỗ trợ)`</w:t>
       </w:r>
       <w:r>
         <w:t xml:space="preserve"> | SL: </w:t>
@@ -13583,7 +13583,7 @@
         <w:rPr>
           <w:b/>
         </w:rPr>
-        <w:t>`454.24 cents (Dưới cản S2 + 1.5x ATR)`</w:t>
+        <w:t>`454.75 cents (Dưới cản S2 + 1.5x ATR)`</w:t>
       </w:r>
       <w:r>
         <w:t xml:space="preserve"> | TP: </w:t>
@@ -13620,7 +13620,7 @@
         <w:rPr>
           <w:b/>
         </w:rPr>
-        <w:t>Trung hạn (Swing Trades - HĐ ZCZ26):</w:t>
+        <w:t>Trung hạn (Swing Trades - HĐ ZCH27):</w:t>
       </w:r>
     </w:p>
     <w:p>
@@ -13645,7 +13645,7 @@
         <w:rPr>
           <w:b/>
         </w:rPr>
-        <w:t>`497.50 - 499.00 cents`</w:t>
+        <w:t>`512.50 - 514.00 cents`</w:t>
       </w:r>
       <w:r>
         <w:t xml:space="preserve"> | SL: </w:t>
@@ -13654,7 +13654,7 @@
         <w:rPr>
           <w:b/>
         </w:rPr>
-        <w:t>`455.24 cents (Chống quét SL tuyệt đối)`</w:t>
+        <w:t>`471.60 cents (Chống quét SL tuyệt đối)`</w:t>
       </w:r>
       <w:r>
         <w:t xml:space="preserve"> | TP: </w:t>
@@ -13663,7 +13663,7 @@
         <w:rPr>
           <w:b/>
         </w:rPr>
-        <w:t>`505.25 cents (Ăn trọn biên độ ngô ~10.5 giá)`</w:t>
+        <w:t>`519.75 cents (Ăn trọn biên độ ngô ~10.5 giá)`</w:t>
       </w:r>
       <w:r>
         <w:t>.</w:t>
@@ -13691,7 +13691,7 @@
         <w:rPr>
           <w:b/>
         </w:rPr>
-        <w:t>`503.75 - 505.25 cents`</w:t>
+        <w:t>`519.00 - 520.50 cents`</w:t>
       </w:r>
       <w:r>
         <w:t xml:space="preserve"> | SL: </w:t>
@@ -13700,7 +13700,7 @@
         <w:rPr>
           <w:b/>
         </w:rPr>
-        <w:t>`505.76 cents`</w:t>
+        <w:t>`520.40 cents`</w:t>
       </w:r>
       <w:r>
         <w:t xml:space="preserve"> | TP: </w:t>
@@ -13709,7 +13709,7 @@
         <w:rPr>
           <w:b/>
         </w:rPr>
-        <w:t>`458.25 cents`</w:t>
+        <w:t>`474.00 cents`</w:t>
       </w:r>
       <w:r>
         <w:t>.</w:t>
@@ -13749,7 +13749,7 @@
         <w:rPr>
           <w:b/>
         </w:rPr>
-        <w:t>`449.22 - 457.25 cents`</w:t>
+        <w:t>`450.59 - 457.25 cents`</w:t>
       </w:r>
     </w:p>
     <w:p>
@@ -14156,7 +14156,7 @@
             </w:pPr>
             <w:r/>
             <w:r>
-              <w:t>500.75</w:t>
+              <w:t>501.75</w:t>
             </w:r>
           </w:p>
         </w:tc>
@@ -14184,7 +14184,7 @@
             </w:pPr>
             <w:r/>
             <w:r>
-              <w:t>504.50</w:t>
+              <w:t>505.50</w:t>
             </w:r>
           </w:p>
         </w:tc>
@@ -14212,7 +14212,7 @@
             </w:pPr>
             <w:r/>
             <w:r>
-              <w:t>497.50</w:t>
+              <w:t>498.50</w:t>
             </w:r>
           </w:p>
         </w:tc>
@@ -14243,7 +14243,7 @@
               <w:rPr>
                 <w:b/>
               </w:rPr>
-              <w:t>501.00</w:t>
+              <w:t>502.00</w:t>
             </w:r>
           </w:p>
         </w:tc>
@@ -14391,7 +14391,7 @@
             </w:pPr>
             <w:r/>
             <w:r>
-              <w:t>501.00</w:t>
+              <w:t>502.00</w:t>
             </w:r>
           </w:p>
         </w:tc>
@@ -14419,7 +14419,7 @@
             </w:pPr>
             <w:r/>
             <w:r>
-              <w:t>503.75</w:t>
+              <w:t>504.75</w:t>
             </w:r>
           </w:p>
         </w:tc>
@@ -14447,7 +14447,7 @@
             </w:pPr>
             <w:r/>
             <w:r>
-              <w:t>497.25</w:t>
+              <w:t>498.25</w:t>
             </w:r>
           </w:p>
         </w:tc>
@@ -14478,7 +14478,7 @@
               <w:rPr>
                 <w:b/>
               </w:rPr>
-              <w:t>500.50</w:t>
+              <w:t>501.50</w:t>
             </w:r>
           </w:p>
         </w:tc>
@@ -14626,7 +14626,7 @@
             </w:pPr>
             <w:r/>
             <w:r>
-              <w:t>500.50</w:t>
+              <w:t>501.50</w:t>
             </w:r>
           </w:p>
         </w:tc>
@@ -14654,7 +14654,7 @@
             </w:pPr>
             <w:r/>
             <w:r>
-              <w:t>503.50</w:t>
+              <w:t>504.50</w:t>
             </w:r>
           </w:p>
         </w:tc>
@@ -14682,7 +14682,7 @@
             </w:pPr>
             <w:r/>
             <w:r>
-              <w:t>496.50</w:t>
+              <w:t>497.50</w:t>
             </w:r>
           </w:p>
         </w:tc>
@@ -14713,7 +14713,7 @@
               <w:rPr>
                 <w:b/>
               </w:rPr>
-              <w:t>501.25</w:t>
+              <w:t>502.25</w:t>
             </w:r>
           </w:p>
         </w:tc>
@@ -14861,7 +14861,7 @@
             </w:pPr>
             <w:r/>
             <w:r>
-              <w:t>501.25</w:t>
+              <w:t>502.25</w:t>
             </w:r>
           </w:p>
         </w:tc>
@@ -14889,7 +14889,7 @@
             </w:pPr>
             <w:r/>
             <w:r>
-              <w:t>505.75</w:t>
+              <w:t>506.75</w:t>
             </w:r>
           </w:p>
         </w:tc>
@@ -14917,7 +14917,7 @@
             </w:pPr>
             <w:r/>
             <w:r>
-              <w:t>496.25</w:t>
+              <w:t>497.25</w:t>
             </w:r>
           </w:p>
         </w:tc>
@@ -14948,7 +14948,7 @@
               <w:rPr>
                 <w:b/>
               </w:rPr>
-              <w:t>502.00</w:t>
+              <w:t>503.00</w:t>
             </w:r>
           </w:p>
         </w:tc>
@@ -15096,7 +15096,7 @@
             </w:pPr>
             <w:r/>
             <w:r>
-              <w:t>502.00</w:t>
+              <w:t>503.00</w:t>
             </w:r>
           </w:p>
         </w:tc>
@@ -15124,7 +15124,7 @@
             </w:pPr>
             <w:r/>
             <w:r>
-              <w:t>507.50</w:t>
+              <w:t>508.50</w:t>
             </w:r>
           </w:p>
         </w:tc>
@@ -15152,7 +15152,7 @@
             </w:pPr>
             <w:r/>
             <w:r>
-              <w:t>495.75</w:t>
+              <w:t>496.75</w:t>
             </w:r>
           </w:p>
         </w:tc>
@@ -15183,7 +15183,7 @@
               <w:rPr>
                 <w:b/>
               </w:rPr>
-              <w:t>504.25</w:t>
+              <w:t>505.25</w:t>
             </w:r>
           </w:p>
         </w:tc>
@@ -15331,7 +15331,7 @@
             </w:pPr>
             <w:r/>
             <w:r>
-              <w:t>504.25</w:t>
+              <w:t>505.25</w:t>
             </w:r>
           </w:p>
         </w:tc>
@@ -15359,7 +15359,7 @@
             </w:pPr>
             <w:r/>
             <w:r>
-              <w:t>507.25</w:t>
+              <w:t>508.25</w:t>
             </w:r>
           </w:p>
         </w:tc>
@@ -15387,7 +15387,7 @@
             </w:pPr>
             <w:r/>
             <w:r>
-              <w:t>500.00</w:t>
+              <w:t>501.00</w:t>
             </w:r>
           </w:p>
         </w:tc>
@@ -15418,7 +15418,7 @@
               <w:rPr>
                 <w:b/>
               </w:rPr>
-              <w:t>504.50</w:t>
+              <w:t>505.50</w:t>
             </w:r>
           </w:p>
         </w:tc>
@@ -15566,7 +15566,7 @@
             </w:pPr>
             <w:r/>
             <w:r>
-              <w:t>504.50</w:t>
+              <w:t>505.50</w:t>
             </w:r>
           </w:p>
         </w:tc>
@@ -15594,7 +15594,7 @@
             </w:pPr>
             <w:r/>
             <w:r>
-              <w:t>507.75</w:t>
+              <w:t>508.75</w:t>
             </w:r>
           </w:p>
         </w:tc>
@@ -15622,7 +15622,7 @@
             </w:pPr>
             <w:r/>
             <w:r>
-              <w:t>498.00</w:t>
+              <w:t>499.00</w:t>
             </w:r>
           </w:p>
         </w:tc>
@@ -15653,7 +15653,7 @@
               <w:rPr>
                 <w:b/>
               </w:rPr>
-              <w:t>505.25</w:t>
+              <w:t>506.25</w:t>
             </w:r>
           </w:p>
         </w:tc>
@@ -15801,7 +15801,7 @@
             </w:pPr>
             <w:r/>
             <w:r>
-              <w:t>505.25</w:t>
+              <w:t>506.25</w:t>
             </w:r>
           </w:p>
         </w:tc>
@@ -15829,7 +15829,7 @@
             </w:pPr>
             <w:r/>
             <w:r>
-              <w:t>508.25</w:t>
+              <w:t>509.25</w:t>
             </w:r>
           </w:p>
         </w:tc>
@@ -15857,7 +15857,7 @@
             </w:pPr>
             <w:r/>
             <w:r>
-              <w:t>500.75</w:t>
+              <w:t>501.75</w:t>
             </w:r>
           </w:p>
         </w:tc>
@@ -15888,7 +15888,7 @@
               <w:rPr>
                 <w:b/>
               </w:rPr>
-              <w:t>504.75</w:t>
+              <w:t>505.75</w:t>
             </w:r>
           </w:p>
         </w:tc>
@@ -16036,7 +16036,7 @@
             </w:pPr>
             <w:r/>
             <w:r>
-              <w:t>504.75</w:t>
+              <w:t>505.75</w:t>
             </w:r>
           </w:p>
         </w:tc>
@@ -16064,7 +16064,7 @@
             </w:pPr>
             <w:r/>
             <w:r>
-              <w:t>508.75</w:t>
+              <w:t>509.75</w:t>
             </w:r>
           </w:p>
         </w:tc>
@@ -16092,7 +16092,7 @@
             </w:pPr>
             <w:r/>
             <w:r>
-              <w:t>499.00</w:t>
+              <w:t>500.00</w:t>
             </w:r>
           </w:p>
         </w:tc>
@@ -16123,7 +16123,7 @@
               <w:rPr>
                 <w:b/>
               </w:rPr>
-              <w:t>505.25</w:t>
+              <w:t>506.25</w:t>
             </w:r>
           </w:p>
         </w:tc>
@@ -16271,7 +16271,7 @@
             </w:pPr>
             <w:r/>
             <w:r>
-              <w:t>505.25</w:t>
+              <w:t>506.25</w:t>
             </w:r>
           </w:p>
         </w:tc>
@@ -16299,7 +16299,7 @@
             </w:pPr>
             <w:r/>
             <w:r>
-              <w:t>507.75</w:t>
+              <w:t>508.75</w:t>
             </w:r>
           </w:p>
         </w:tc>
@@ -16327,7 +16327,7 @@
             </w:pPr>
             <w:r/>
             <w:r>
-              <w:t>502.00</w:t>
+              <w:t>503.00</w:t>
             </w:r>
           </w:p>
         </w:tc>
@@ -16358,7 +16358,7 @@
               <w:rPr>
                 <w:b/>
               </w:rPr>
-              <w:t>505.75</w:t>
+              <w:t>506.75</w:t>
             </w:r>
           </w:p>
         </w:tc>
@@ -16506,7 +16506,7 @@
             </w:pPr>
             <w:r/>
             <w:r>
-              <w:t>505.75</w:t>
+              <w:t>506.75</w:t>
             </w:r>
           </w:p>
         </w:tc>
@@ -16534,7 +16534,7 @@
             </w:pPr>
             <w:r/>
             <w:r>
-              <w:t>509.25</w:t>
+              <w:t>510.25</w:t>
             </w:r>
           </w:p>
         </w:tc>
@@ -16562,7 +16562,7 @@
             </w:pPr>
             <w:r/>
             <w:r>
-              <w:t>499.75</w:t>
+              <w:t>500.75</w:t>
             </w:r>
           </w:p>
         </w:tc>
@@ -16593,7 +16593,7 @@
               <w:rPr>
                 <w:b/>
               </w:rPr>
-              <w:t>506.75</w:t>
+              <w:t>507.75</w:t>
             </w:r>
           </w:p>
         </w:tc>
@@ -16741,7 +16741,7 @@
             </w:pPr>
             <w:r/>
             <w:r>
-              <w:t>506.75</w:t>
+              <w:t>507.75</w:t>
             </w:r>
           </w:p>
         </w:tc>
@@ -16769,7 +16769,7 @@
             </w:pPr>
             <w:r/>
             <w:r>
-              <w:t>509.50</w:t>
+              <w:t>510.50</w:t>
             </w:r>
           </w:p>
         </w:tc>
@@ -16797,7 +16797,7 @@
             </w:pPr>
             <w:r/>
             <w:r>
-              <w:t>504.25</w:t>
+              <w:t>505.25</w:t>
             </w:r>
           </w:p>
         </w:tc>
@@ -16828,7 +16828,7 @@
               <w:rPr>
                 <w:b/>
               </w:rPr>
-              <w:t>506.75</w:t>
+              <w:t>507.75</w:t>
             </w:r>
           </w:p>
         </w:tc>
@@ -16976,7 +16976,7 @@
             </w:pPr>
             <w:r/>
             <w:r>
-              <w:t>506.75</w:t>
+              <w:t>507.75</w:t>
             </w:r>
           </w:p>
         </w:tc>
@@ -17004,7 +17004,7 @@
             </w:pPr>
             <w:r/>
             <w:r>
-              <w:t>509.50</w:t>
+              <w:t>510.50</w:t>
             </w:r>
           </w:p>
         </w:tc>
@@ -17032,7 +17032,7 @@
             </w:pPr>
             <w:r/>
             <w:r>
-              <w:t>504.25</w:t>
+              <w:t>505.25</w:t>
             </w:r>
           </w:p>
         </w:tc>
@@ -17063,7 +17063,7 @@
               <w:rPr>
                 <w:b/>
               </w:rPr>
-              <w:t>506.25</w:t>
+              <w:t>507.25</w:t>
             </w:r>
           </w:p>
         </w:tc>
@@ -17211,7 +17211,7 @@
             </w:pPr>
             <w:r/>
             <w:r>
-              <w:t>506.25</w:t>
+              <w:t>507.25</w:t>
             </w:r>
           </w:p>
         </w:tc>
@@ -17239,7 +17239,7 @@
             </w:pPr>
             <w:r/>
             <w:r>
-              <w:t>509.25</w:t>
+              <w:t>510.25</w:t>
             </w:r>
           </w:p>
         </w:tc>
@@ -17267,7 +17267,7 @@
             </w:pPr>
             <w:r/>
             <w:r>
-              <w:t>503.00</w:t>
+              <w:t>504.00</w:t>
             </w:r>
           </w:p>
         </w:tc>
@@ -17298,7 +17298,7 @@
               <w:rPr>
                 <w:b/>
               </w:rPr>
-              <w:t>506.00</w:t>
+              <w:t>507.00</w:t>
             </w:r>
           </w:p>
         </w:tc>
@@ -17446,7 +17446,7 @@
             </w:pPr>
             <w:r/>
             <w:r>
-              <w:t>506.00</w:t>
+              <w:t>507.00</w:t>
             </w:r>
           </w:p>
         </w:tc>
@@ -17474,7 +17474,7 @@
             </w:pPr>
             <w:r/>
             <w:r>
-              <w:t>510.00</w:t>
+              <w:t>511.00</w:t>
             </w:r>
           </w:p>
         </w:tc>
@@ -17502,7 +17502,7 @@
             </w:pPr>
             <w:r/>
             <w:r>
-              <w:t>500.75</w:t>
+              <w:t>501.75</w:t>
             </w:r>
           </w:p>
         </w:tc>
@@ -17533,7 +17533,7 @@
               <w:rPr>
                 <w:b/>
               </w:rPr>
-              <w:t>506.50</w:t>
+              <w:t>507.50</w:t>
             </w:r>
           </w:p>
         </w:tc>
@@ -17681,7 +17681,7 @@
             </w:pPr>
             <w:r/>
             <w:r>
-              <w:t>506.50</w:t>
+              <w:t>507.50</w:t>
             </w:r>
           </w:p>
         </w:tc>
@@ -17709,7 +17709,7 @@
             </w:pPr>
             <w:r/>
             <w:r>
-              <w:t>511.25</w:t>
+              <w:t>512.25</w:t>
             </w:r>
           </w:p>
         </w:tc>
@@ -17737,7 +17737,7 @@
             </w:pPr>
             <w:r/>
             <w:r>
-              <w:t>499.50</w:t>
+              <w:t>500.50</w:t>
             </w:r>
           </w:p>
         </w:tc>
@@ -17768,7 +17768,7 @@
               <w:rPr>
                 <w:b/>
               </w:rPr>
-              <w:t>508.50</w:t>
+              <w:t>509.50</w:t>
             </w:r>
           </w:p>
         </w:tc>
@@ -17916,7 +17916,7 @@
             </w:pPr>
             <w:r/>
             <w:r>
-              <w:t>508.50</w:t>
+              <w:t>509.50</w:t>
             </w:r>
           </w:p>
         </w:tc>
@@ -17944,7 +17944,7 @@
             </w:pPr>
             <w:r/>
             <w:r>
-              <w:t>516.50</w:t>
+              <w:t>517.50</w:t>
             </w:r>
           </w:p>
         </w:tc>
@@ -17972,7 +17972,7 @@
             </w:pPr>
             <w:r/>
             <w:r>
-              <w:t>501.50</w:t>
+              <w:t>502.50</w:t>
             </w:r>
           </w:p>
         </w:tc>
@@ -18003,7 +18003,7 @@
               <w:rPr>
                 <w:b/>
               </w:rPr>
-              <w:t>510.00</w:t>
+              <w:t>511.00</w:t>
             </w:r>
           </w:p>
         </w:tc>
@@ -18151,7 +18151,7 @@
             </w:pPr>
             <w:r/>
             <w:r>
-              <w:t>510.00</w:t>
+              <w:t>511.00</w:t>
             </w:r>
           </w:p>
         </w:tc>
@@ -18179,7 +18179,7 @@
             </w:pPr>
             <w:r/>
             <w:r>
-              <w:t>514.50</w:t>
+              <w:t>515.50</w:t>
             </w:r>
           </w:p>
         </w:tc>
@@ -18207,7 +18207,7 @@
             </w:pPr>
             <w:r/>
             <w:r>
-              <w:t>505.75</w:t>
+              <w:t>506.75</w:t>
             </w:r>
           </w:p>
         </w:tc>
@@ -18238,7 +18238,7 @@
               <w:rPr>
                 <w:b/>
               </w:rPr>
-              <w:t>509.50</w:t>
+              <w:t>510.50</w:t>
             </w:r>
           </w:p>
         </w:tc>
@@ -18386,7 +18386,7 @@
             </w:pPr>
             <w:r/>
             <w:r>
-              <w:t>509.50</w:t>
+              <w:t>510.50</w:t>
             </w:r>
           </w:p>
         </w:tc>
@@ -18414,7 +18414,7 @@
             </w:pPr>
             <w:r/>
             <w:r>
-              <w:t>511.75</w:t>
+              <w:t>512.75</w:t>
             </w:r>
           </w:p>
         </w:tc>
@@ -18442,7 +18442,7 @@
             </w:pPr>
             <w:r/>
             <w:r>
-              <w:t>506.75</w:t>
+              <w:t>507.75</w:t>
             </w:r>
           </w:p>
         </w:tc>
@@ -18473,7 +18473,7 @@
               <w:rPr>
                 <w:b/>
               </w:rPr>
-              <w:t>509.25</w:t>
+              <w:t>510.25</w:t>
             </w:r>
           </w:p>
         </w:tc>
@@ -18621,7 +18621,7 @@
             </w:pPr>
             <w:r/>
             <w:r>
-              <w:t>509.25</w:t>
+              <w:t>510.25</w:t>
             </w:r>
           </w:p>
         </w:tc>
@@ -18649,7 +18649,7 @@
             </w:pPr>
             <w:r/>
             <w:r>
-              <w:t>511.25</w:t>
+              <w:t>512.25</w:t>
             </w:r>
           </w:p>
         </w:tc>
@@ -18677,7 +18677,7 @@
             </w:pPr>
             <w:r/>
             <w:r>
-              <w:t>504.75</w:t>
+              <w:t>505.75</w:t>
             </w:r>
           </w:p>
         </w:tc>
@@ -18708,7 +18708,7 @@
               <w:rPr>
                 <w:b/>
               </w:rPr>
-              <w:t>509.50</w:t>
+              <w:t>510.50</w:t>
             </w:r>
           </w:p>
         </w:tc>
@@ -18856,7 +18856,7 @@
             </w:pPr>
             <w:r/>
             <w:r>
-              <w:t>509.50</w:t>
+              <w:t>510.50</w:t>
             </w:r>
           </w:p>
         </w:tc>
@@ -18884,7 +18884,7 @@
             </w:pPr>
             <w:r/>
             <w:r>
-              <w:t>513.25</w:t>
+              <w:t>514.25</w:t>
             </w:r>
           </w:p>
         </w:tc>
@@ -18912,7 +18912,7 @@
             </w:pPr>
             <w:r/>
             <w:r>
-              <w:t>506.75</w:t>
+              <w:t>507.75</w:t>
             </w:r>
           </w:p>
         </w:tc>
@@ -18943,7 +18943,7 @@
               <w:rPr>
                 <w:b/>
               </w:rPr>
-              <w:t>510.00</w:t>
+              <w:t>511.00</w:t>
             </w:r>
           </w:p>
         </w:tc>
@@ -19091,7 +19091,7 @@
             </w:pPr>
             <w:r/>
             <w:r>
-              <w:t>510.00</w:t>
+              <w:t>511.00</w:t>
             </w:r>
           </w:p>
         </w:tc>
@@ -19119,7 +19119,7 @@
             </w:pPr>
             <w:r/>
             <w:r>
-              <w:t>513.00</w:t>
+              <w:t>514.00</w:t>
             </w:r>
           </w:p>
         </w:tc>
@@ -19147,7 +19147,7 @@
             </w:pPr>
             <w:r/>
             <w:r>
-              <w:t>505.50</w:t>
+              <w:t>506.50</w:t>
             </w:r>
           </w:p>
         </w:tc>
@@ -19178,7 +19178,7 @@
               <w:rPr>
                 <w:b/>
               </w:rPr>
-              <w:t>510.25</w:t>
+              <w:t>511.25</w:t>
             </w:r>
           </w:p>
         </w:tc>
@@ -19326,7 +19326,7 @@
             </w:pPr>
             <w:r/>
             <w:r>
-              <w:t>510.25</w:t>
+              <w:t>511.25</w:t>
             </w:r>
           </w:p>
         </w:tc>
@@ -19354,7 +19354,7 @@
             </w:pPr>
             <w:r/>
             <w:r>
-              <w:t>514.50</w:t>
+              <w:t>515.50</w:t>
             </w:r>
           </w:p>
         </w:tc>
@@ -19382,7 +19382,7 @@
             </w:pPr>
             <w:r/>
             <w:r>
-              <w:t>507.00</w:t>
+              <w:t>508.00</w:t>
             </w:r>
           </w:p>
         </w:tc>
@@ -19413,7 +19413,7 @@
               <w:rPr>
                 <w:b/>
               </w:rPr>
-              <w:t>511.00</w:t>
+              <w:t>512.00</w:t>
             </w:r>
           </w:p>
         </w:tc>
@@ -19561,7 +19561,7 @@
             </w:pPr>
             <w:r/>
             <w:r>
-              <w:t>511.00</w:t>
+              <w:t>512.00</w:t>
             </w:r>
           </w:p>
         </w:tc>
@@ -19589,7 +19589,7 @@
             </w:pPr>
             <w:r/>
             <w:r>
-              <w:t>514.50</w:t>
+              <w:t>515.50</w:t>
             </w:r>
           </w:p>
         </w:tc>
@@ -19617,7 +19617,7 @@
             </w:pPr>
             <w:r/>
             <w:r>
-              <w:t>508.75</w:t>
+              <w:t>509.75</w:t>
             </w:r>
           </w:p>
         </w:tc>
@@ -19648,7 +19648,7 @@
               <w:rPr>
                 <w:b/>
               </w:rPr>
-              <w:t>511.00</w:t>
+              <w:t>512.00</w:t>
             </w:r>
           </w:p>
         </w:tc>
@@ -19796,7 +19796,7 @@
             </w:pPr>
             <w:r/>
             <w:r>
-              <w:t>511.00</w:t>
+              <w:t>512.00</w:t>
             </w:r>
           </w:p>
         </w:tc>
@@ -19824,7 +19824,7 @@
             </w:pPr>
             <w:r/>
             <w:r>
-              <w:t>514.75</w:t>
+              <w:t>515.75</w:t>
             </w:r>
           </w:p>
         </w:tc>
@@ -19852,7 +19852,7 @@
             </w:pPr>
             <w:r/>
             <w:r>
-              <w:t>507.50</w:t>
+              <w:t>508.50</w:t>
             </w:r>
           </w:p>
         </w:tc>
@@ -19883,7 +19883,7 @@
               <w:rPr>
                 <w:b/>
               </w:rPr>
-              <w:t>510.75</w:t>
+              <w:t>511.75</w:t>
             </w:r>
           </w:p>
         </w:tc>
@@ -20031,7 +20031,7 @@
             </w:pPr>
             <w:r/>
             <w:r>
-              <w:t>510.75</w:t>
+              <w:t>511.75</w:t>
             </w:r>
           </w:p>
         </w:tc>
@@ -20059,7 +20059,7 @@
             </w:pPr>
             <w:r/>
             <w:r>
-              <w:t>514.25</w:t>
+              <w:t>515.25</w:t>
             </w:r>
           </w:p>
         </w:tc>
@@ -20087,7 +20087,7 @@
             </w:pPr>
             <w:r/>
             <w:r>
-              <w:t>507.50</w:t>
+              <w:t>508.50</w:t>
             </w:r>
           </w:p>
         </w:tc>
@@ -20118,7 +20118,7 @@
               <w:rPr>
                 <w:b/>
               </w:rPr>
-              <w:t>510.50</w:t>
+              <w:t>511.50</w:t>
             </w:r>
           </w:p>
         </w:tc>
@@ -20266,7 +20266,7 @@
             </w:pPr>
             <w:r/>
             <w:r>
-              <w:t>510.50</w:t>
+              <w:t>511.50</w:t>
             </w:r>
           </w:p>
         </w:tc>
@@ -20294,7 +20294,7 @@
             </w:pPr>
             <w:r/>
             <w:r>
-              <w:t>513.50</w:t>
+              <w:t>514.50</w:t>
             </w:r>
           </w:p>
         </w:tc>
@@ -20322,7 +20322,7 @@
             </w:pPr>
             <w:r/>
             <w:r>
-              <w:t>507.75</w:t>
+              <w:t>508.75</w:t>
             </w:r>
           </w:p>
         </w:tc>
@@ -20353,7 +20353,7 @@
               <w:rPr>
                 <w:b/>
               </w:rPr>
-              <w:t>510.75</w:t>
+              <w:t>511.75</w:t>
             </w:r>
           </w:p>
         </w:tc>
@@ -20501,7 +20501,7 @@
             </w:pPr>
             <w:r/>
             <w:r>
-              <w:t>510.75</w:t>
+              <w:t>511.75</w:t>
             </w:r>
           </w:p>
         </w:tc>
@@ -20529,7 +20529,7 @@
             </w:pPr>
             <w:r/>
             <w:r>
-              <w:t>513.75</w:t>
+              <w:t>514.75</w:t>
             </w:r>
           </w:p>
         </w:tc>
@@ -20557,7 +20557,7 @@
             </w:pPr>
             <w:r/>
             <w:r>
-              <w:t>508.00</w:t>
+              <w:t>509.00</w:t>
             </w:r>
           </w:p>
         </w:tc>
@@ -20588,7 +20588,7 @@
               <w:rPr>
                 <w:b/>
               </w:rPr>
-              <w:t>510.75</w:t>
+              <w:t>511.75</w:t>
             </w:r>
           </w:p>
         </w:tc>
@@ -20736,7 +20736,7 @@
             </w:pPr>
             <w:r/>
             <w:r>
-              <w:t>510.75</w:t>
+              <w:t>511.75</w:t>
             </w:r>
           </w:p>
         </w:tc>
@@ -20764,7 +20764,7 @@
             </w:pPr>
             <w:r/>
             <w:r>
-              <w:t>514.75</w:t>
+              <w:t>515.75</w:t>
             </w:r>
           </w:p>
         </w:tc>
@@ -20792,7 +20792,7 @@
             </w:pPr>
             <w:r/>
             <w:r>
-              <w:t>507.25</w:t>
+              <w:t>508.25</w:t>
             </w:r>
           </w:p>
         </w:tc>
@@ -20823,7 +20823,7 @@
               <w:rPr>
                 <w:b/>
               </w:rPr>
-              <w:t>511.25</w:t>
+              <w:t>512.25</w:t>
             </w:r>
           </w:p>
         </w:tc>
@@ -20971,7 +20971,7 @@
             </w:pPr>
             <w:r/>
             <w:r>
-              <w:t>511.25</w:t>
+              <w:t>512.25</w:t>
             </w:r>
           </w:p>
         </w:tc>
@@ -20999,7 +20999,7 @@
             </w:pPr>
             <w:r/>
             <w:r>
-              <w:t>515.25</w:t>
+              <w:t>516.25</w:t>
             </w:r>
           </w:p>
         </w:tc>
@@ -21027,7 +21027,7 @@
             </w:pPr>
             <w:r/>
             <w:r>
-              <w:t>509.50</w:t>
+              <w:t>510.50</w:t>
             </w:r>
           </w:p>
         </w:tc>
@@ -21058,7 +21058,7 @@
               <w:rPr>
                 <w:b/>
               </w:rPr>
-              <w:t>511.00</w:t>
+              <w:t>512.00</w:t>
             </w:r>
           </w:p>
         </w:tc>
@@ -21781,7 +21781,7 @@
         <w:t>Giá Chốt Phiên (Close):</w:t>
       </w:r>
       <w:r>
-        <w:t xml:space="preserve"> 702.50 cents | </w:t>
+        <w:t xml:space="preserve"> 703.75 cents | </w:t>
       </w:r>
       <w:r>
         <w:rPr>
@@ -21796,10 +21796,10 @@
         <w:rPr>
           <w:b/>
         </w:rPr>
-        <w:t>`705.04 cents`</w:t>
+        <w:t>`706.02 cents`</w:t>
       </w:r>
       <w:r>
-        <w:t xml:space="preserve"> (+2.54).</w:t>
+        <w:t xml:space="preserve"> (+2.27).</w:t>
       </w:r>
     </w:p>
     <w:p>
@@ -21820,7 +21820,7 @@
         <w:rPr>
           <w:b/>
         </w:rPr>
-        <w:t>`2,676`</w:t>
+        <w:t>`3,290`</w:t>
       </w:r>
       <w:r>
         <w:t xml:space="preserve"> (Chênh lệch: </w:t>
@@ -21829,7 +21829,7 @@
         <w:rPr>
           <w:b/>
         </w:rPr>
-        <w:t>`-98,260`</w:t>
+        <w:t>`-97,646`</w:t>
       </w:r>
       <w:r>
         <w:t xml:space="preserve">) | OI: </w:t>
@@ -22163,7 +22163,7 @@
               <w:rPr>
                 <w:b/>
               </w:rPr>
-              <w:t>93.38</w:t>
+              <w:t>93.47</w:t>
             </w:r>
           </w:p>
         </w:tc>
@@ -22194,7 +22194,7 @@
               <w:rPr>
                 <w:b/>
               </w:rPr>
-              <w:t>-0.43%</w:t>
+              <w:t>-0.33%</w:t>
             </w:r>
           </w:p>
         </w:tc>
@@ -22921,7 +22921,7 @@
         <w:t xml:space="preserve"> EMA_21 </w:t>
       </w:r>
       <w:r>
-        <w:t xml:space="preserve"> (700.02) &gt; </w:t>
+        <w:t xml:space="preserve"> (700.76) &gt; </w:t>
       </w:r>
       <w:r>
         <w:rPr>
@@ -22932,7 +22932,7 @@
         <w:t xml:space="preserve"> EMA_50 </w:t>
       </w:r>
       <w:r>
-        <w:t xml:space="preserve"> (695.44).</w:t>
+        <w:t xml:space="preserve"> (696.29).</w:t>
       </w:r>
     </w:p>
     <w:p>
@@ -22953,7 +22953,7 @@
         <w:rPr>
           <w:b/>
         </w:rPr>
-        <w:t>`58.57`</w:t>
+        <w:t>`60.85`</w:t>
       </w:r>
       <w:r>
         <w:t xml:space="preserve"> | ATR (14) = </w:t>
@@ -22962,7 +22962,7 @@
         <w:rPr>
           <w:b/>
         </w:rPr>
-        <w:t>`3.82`</w:t>
+        <w:t>`3.24`</w:t>
       </w:r>
       <w:r>
         <w:t xml:space="preserve"> cents | Volatility = </w:t>
@@ -22971,7 +22971,7 @@
         <w:rPr>
           <w:b/>
         </w:rPr>
-        <w:t>`2.00 cents`</w:t>
+        <w:t>`1.50 cents`</w:t>
       </w:r>
       <w:r>
         <w:t>.</w:t>
@@ -23746,7 +23746,7 @@
           <w:b/>
           <w:color w:val="B91C1C"/>
         </w:rPr>
-        <w:t>`700.02 - 695.44 cents (Canh bán hồi kỹ thuật H1)`</w:t>
+        <w:t>`700.76 - 696.29 cents (Canh bán hồi kỹ thuật H1)`</w:t>
       </w:r>
       <w:r>
         <w:t xml:space="preserve"> | SL: </w:t>
@@ -23755,7 +23755,7 @@
         <w:rPr>
           <w:b/>
         </w:rPr>
-        <w:t>`733.97 cents (Trên kháng cự R2 + 1.5x ATR)`</w:t>
+        <w:t>`733.11 cents (Trên kháng cự R2 + 1.5x ATR)`</w:t>
       </w:r>
       <w:r>
         <w:t xml:space="preserve"> | TP: </w:t>
@@ -23826,7 +23826,7 @@
         <w:rPr>
           <w:b/>
         </w:rPr>
-        <w:t>`659.22 cents`</w:t>
+        <w:t>`659.79 cents`</w:t>
       </w:r>
       <w:r>
         <w:t xml:space="preserve"> | TP: </w:t>
@@ -23835,7 +23835,7 @@
         <w:rPr>
           <w:b/>
         </w:rPr>
-        <w:t>`723.50 cents (Đón sóng hồi trung hạn ~14.5 giá)`</w:t>
+        <w:t>`722.00 cents (Đón sóng hồi trung hạn ~14.5 giá)`</w:t>
       </w:r>
       <w:r>
         <w:t>.</w:t>
@@ -23863,7 +23863,7 @@
         <w:rPr>
           <w:b/>
         </w:rPr>
-        <w:t>`723.50 - 725.50 cents`</w:t>
+        <w:t>`722.00 - 724.00 cents`</w:t>
       </w:r>
       <w:r>
         <w:t xml:space="preserve"> | SL: </w:t>
@@ -23872,7 +23872,7 @@
         <w:rPr>
           <w:b/>
         </w:rPr>
-        <w:t>`726.78 cents`</w:t>
+        <w:t>`724.71 cents`</w:t>
       </w:r>
       <w:r>
         <w:t xml:space="preserve"> | TP: </w:t>
@@ -23921,7 +23921,7 @@
         <w:rPr>
           <w:b/>
         </w:rPr>
-        <w:t>`629.98 - 645.25 cents`</w:t>
+        <w:t>`632.29 - 645.25 cents`</w:t>
       </w:r>
     </w:p>
     <w:p>
@@ -24328,7 +24328,7 @@
             </w:pPr>
             <w:r/>
             <w:r>
-              <w:t>702.50</w:t>
+              <w:t>703.75</w:t>
             </w:r>
           </w:p>
         </w:tc>
@@ -24356,7 +24356,7 @@
             </w:pPr>
             <w:r/>
             <w:r>
-              <w:t>713.75</w:t>
+              <w:t>715.00</w:t>
             </w:r>
           </w:p>
         </w:tc>
@@ -24384,7 +24384,7 @@
             </w:pPr>
             <w:r/>
             <w:r>
-              <w:t>697.00</w:t>
+              <w:t>698.25</w:t>
             </w:r>
           </w:p>
         </w:tc>
@@ -24415,7 +24415,7 @@
               <w:rPr>
                 <w:b/>
               </w:rPr>
-              <w:t>701.75</w:t>
+              <w:t>703.00</w:t>
             </w:r>
           </w:p>
         </w:tc>
@@ -24563,7 +24563,7 @@
             </w:pPr>
             <w:r/>
             <w:r>
-              <w:t>701.75</w:t>
+              <w:t>703.00</w:t>
             </w:r>
           </w:p>
         </w:tc>
@@ -24591,7 +24591,7 @@
             </w:pPr>
             <w:r/>
             <w:r>
-              <w:t>709.25</w:t>
+              <w:t>710.50</w:t>
             </w:r>
           </w:p>
         </w:tc>
@@ -24619,7 +24619,7 @@
             </w:pPr>
             <w:r/>
             <w:r>
-              <w:t>695.75</w:t>
+              <w:t>697.00</w:t>
             </w:r>
           </w:p>
         </w:tc>
@@ -24650,7 +24650,7 @@
               <w:rPr>
                 <w:b/>
               </w:rPr>
-              <w:t>701.25</w:t>
+              <w:t>702.50</w:t>
             </w:r>
           </w:p>
         </w:tc>
@@ -24798,7 +24798,7 @@
             </w:pPr>
             <w:r/>
             <w:r>
-              <w:t>701.25</w:t>
+              <w:t>702.50</w:t>
             </w:r>
           </w:p>
         </w:tc>
@@ -24826,7 +24826,7 @@
             </w:pPr>
             <w:r/>
             <w:r>
-              <w:t>715.00</w:t>
+              <w:t>716.25</w:t>
             </w:r>
           </w:p>
         </w:tc>
@@ -24854,7 +24854,7 @@
             </w:pPr>
             <w:r/>
             <w:r>
-              <w:t>686.50</w:t>
+              <w:t>687.75</w:t>
             </w:r>
           </w:p>
         </w:tc>
@@ -24885,7 +24885,7 @@
               <w:rPr>
                 <w:b/>
               </w:rPr>
-              <w:t>703.25</w:t>
+              <w:t>704.50</w:t>
             </w:r>
           </w:p>
         </w:tc>
@@ -25033,7 +25033,7 @@
             </w:pPr>
             <w:r/>
             <w:r>
-              <w:t>703.25</w:t>
+              <w:t>704.50</w:t>
             </w:r>
           </w:p>
         </w:tc>
@@ -25061,7 +25061,7 @@
             </w:pPr>
             <w:r/>
             <w:r>
-              <w:t>716.50</w:t>
+              <w:t>717.75</w:t>
             </w:r>
           </w:p>
         </w:tc>
@@ -25089,7 +25089,7 @@
             </w:pPr>
             <w:r/>
             <w:r>
-              <w:t>695.00</w:t>
+              <w:t>696.25</w:t>
             </w:r>
           </w:p>
         </w:tc>
@@ -25120,7 +25120,7 @@
               <w:rPr>
                 <w:b/>
               </w:rPr>
-              <w:t>704.50</w:t>
+              <w:t>705.75</w:t>
             </w:r>
           </w:p>
         </w:tc>
@@ -25268,7 +25268,7 @@
             </w:pPr>
             <w:r/>
             <w:r>
-              <w:t>704.50</w:t>
+              <w:t>705.75</w:t>
             </w:r>
           </w:p>
         </w:tc>
@@ -25296,7 +25296,7 @@
             </w:pPr>
             <w:r/>
             <w:r>
-              <w:t>721.00</w:t>
+              <w:t>722.25</w:t>
             </w:r>
           </w:p>
         </w:tc>
@@ -25324,7 +25324,7 @@
             </w:pPr>
             <w:r/>
             <w:r>
-              <w:t>694.00</w:t>
+              <w:t>695.25</w:t>
             </w:r>
           </w:p>
         </w:tc>
@@ -25355,7 +25355,7 @@
               <w:rPr>
                 <w:b/>
               </w:rPr>
-              <w:t>709.00</w:t>
+              <w:t>710.25</w:t>
             </w:r>
           </w:p>
         </w:tc>
@@ -25503,7 +25503,7 @@
             </w:pPr>
             <w:r/>
             <w:r>
-              <w:t>709.00</w:t>
+              <w:t>710.25</w:t>
             </w:r>
           </w:p>
         </w:tc>
@@ -25531,7 +25531,7 @@
             </w:pPr>
             <w:r/>
             <w:r>
-              <w:t>716.75</w:t>
+              <w:t>718.00</w:t>
             </w:r>
           </w:p>
         </w:tc>
@@ -25559,7 +25559,7 @@
             </w:pPr>
             <w:r/>
             <w:r>
-              <w:t>698.00</w:t>
+              <w:t>699.25</w:t>
             </w:r>
           </w:p>
         </w:tc>
@@ -25590,7 +25590,7 @@
               <w:rPr>
                 <w:b/>
               </w:rPr>
-              <w:t>710.25</w:t>
+              <w:t>711.50</w:t>
             </w:r>
           </w:p>
         </w:tc>
@@ -25738,7 +25738,7 @@
             </w:pPr>
             <w:r/>
             <w:r>
-              <w:t>710.25</w:t>
+              <w:t>711.50</w:t>
             </w:r>
           </w:p>
         </w:tc>
@@ -25766,7 +25766,7 @@
             </w:pPr>
             <w:r/>
             <w:r>
-              <w:t>718.50</w:t>
+              <w:t>719.75</w:t>
             </w:r>
           </w:p>
         </w:tc>
@@ -25794,7 +25794,7 @@
             </w:pPr>
             <w:r/>
             <w:r>
-              <w:t>699.75</w:t>
+              <w:t>701.00</w:t>
             </w:r>
           </w:p>
         </w:tc>
@@ -25825,7 +25825,7 @@
               <w:rPr>
                 <w:b/>
               </w:rPr>
-              <w:t>712.00</w:t>
+              <w:t>713.25</w:t>
             </w:r>
           </w:p>
         </w:tc>
@@ -25973,7 +25973,7 @@
             </w:pPr>
             <w:r/>
             <w:r>
-              <w:t>712.00</w:t>
+              <w:t>713.25</w:t>
             </w:r>
           </w:p>
         </w:tc>
@@ -26001,7 +26001,7 @@
             </w:pPr>
             <w:r/>
             <w:r>
-              <w:t>724.25</w:t>
+              <w:t>725.50</w:t>
             </w:r>
           </w:p>
         </w:tc>
@@ -26029,7 +26029,7 @@
             </w:pPr>
             <w:r/>
             <w:r>
-              <w:t>702.25</w:t>
+              <w:t>703.50</w:t>
             </w:r>
           </w:p>
         </w:tc>
@@ -26060,7 +26060,7 @@
               <w:rPr>
                 <w:b/>
               </w:rPr>
-              <w:t>711.00</w:t>
+              <w:t>712.25</w:t>
             </w:r>
           </w:p>
         </w:tc>
@@ -26208,7 +26208,7 @@
             </w:pPr>
             <w:r/>
             <w:r>
-              <w:t>711.00</w:t>
+              <w:t>712.25</w:t>
             </w:r>
           </w:p>
         </w:tc>
@@ -26236,7 +26236,7 @@
             </w:pPr>
             <w:r/>
             <w:r>
-              <w:t>721.50</w:t>
+              <w:t>722.75</w:t>
             </w:r>
           </w:p>
         </w:tc>
@@ -26264,7 +26264,7 @@
             </w:pPr>
             <w:r/>
             <w:r>
-              <w:t>696.25</w:t>
+              <w:t>697.50</w:t>
             </w:r>
           </w:p>
         </w:tc>
@@ -26295,7 +26295,7 @@
               <w:rPr>
                 <w:b/>
               </w:rPr>
-              <w:t>713.25</w:t>
+              <w:t>714.50</w:t>
             </w:r>
           </w:p>
         </w:tc>
@@ -26443,7 +26443,7 @@
             </w:pPr>
             <w:r/>
             <w:r>
-              <w:t>713.25</w:t>
+              <w:t>714.50</w:t>
             </w:r>
           </w:p>
         </w:tc>
@@ -26471,7 +26471,7 @@
             </w:pPr>
             <w:r/>
             <w:r>
-              <w:t>723.75</w:t>
+              <w:t>725.00</w:t>
             </w:r>
           </w:p>
         </w:tc>
@@ -26499,7 +26499,7 @@
             </w:pPr>
             <w:r/>
             <w:r>
-              <w:t>707.00</w:t>
+              <w:t>708.25</w:t>
             </w:r>
           </w:p>
         </w:tc>
@@ -26530,7 +26530,7 @@
               <w:rPr>
                 <w:b/>
               </w:rPr>
-              <w:t>714.00</w:t>
+              <w:t>715.25</w:t>
             </w:r>
           </w:p>
         </w:tc>
@@ -26678,7 +26678,7 @@
             </w:pPr>
             <w:r/>
             <w:r>
-              <w:t>714.00</w:t>
+              <w:t>715.25</w:t>
             </w:r>
           </w:p>
         </w:tc>
@@ -26706,7 +26706,7 @@
             </w:pPr>
             <w:r/>
             <w:r>
-              <w:t>728.25</w:t>
+              <w:t>729.50</w:t>
             </w:r>
           </w:p>
         </w:tc>
@@ -26734,7 +26734,7 @@
             </w:pPr>
             <w:r/>
             <w:r>
-              <w:t>699.25</w:t>
+              <w:t>700.50</w:t>
             </w:r>
           </w:p>
         </w:tc>
@@ -26765,7 +26765,7 @@
               <w:rPr>
                 <w:b/>
               </w:rPr>
-              <w:t>716.00</w:t>
+              <w:t>717.25</w:t>
             </w:r>
           </w:p>
         </w:tc>
@@ -26913,7 +26913,7 @@
             </w:pPr>
             <w:r/>
             <w:r>
-              <w:t>716.00</w:t>
+              <w:t>717.25</w:t>
             </w:r>
           </w:p>
         </w:tc>
@@ -26941,7 +26941,7 @@
             </w:pPr>
             <w:r/>
             <w:r>
-              <w:t>722.50</w:t>
+              <w:t>723.75</w:t>
             </w:r>
           </w:p>
         </w:tc>
@@ -26969,7 +26969,7 @@
             </w:pPr>
             <w:r/>
             <w:r>
-              <w:t>709.25</w:t>
+              <w:t>710.50</w:t>
             </w:r>
           </w:p>
         </w:tc>
@@ -27000,7 +27000,7 @@
               <w:rPr>
                 <w:b/>
               </w:rPr>
-              <w:t>716.25</w:t>
+              <w:t>717.50</w:t>
             </w:r>
           </w:p>
         </w:tc>
@@ -27148,7 +27148,7 @@
             </w:pPr>
             <w:r/>
             <w:r>
-              <w:t>716.25</w:t>
+              <w:t>717.50</w:t>
             </w:r>
           </w:p>
         </w:tc>
@@ -27176,7 +27176,7 @@
             </w:pPr>
             <w:r/>
             <w:r>
-              <w:t>726.50</w:t>
+              <w:t>727.75</w:t>
             </w:r>
           </w:p>
         </w:tc>
@@ -27204,7 +27204,7 @@
             </w:pPr>
             <w:r/>
             <w:r>
-              <w:t>708.25</w:t>
+              <w:t>709.50</w:t>
             </w:r>
           </w:p>
         </w:tc>
@@ -27235,7 +27235,7 @@
               <w:rPr>
                 <w:b/>
               </w:rPr>
-              <w:t>716.75</w:t>
+              <w:t>718.00</w:t>
             </w:r>
           </w:p>
         </w:tc>
@@ -27383,7 +27383,7 @@
             </w:pPr>
             <w:r/>
             <w:r>
-              <w:t>716.75</w:t>
+              <w:t>718.00</w:t>
             </w:r>
           </w:p>
         </w:tc>
@@ -27411,7 +27411,7 @@
             </w:pPr>
             <w:r/>
             <w:r>
-              <w:t>723.75</w:t>
+              <w:t>725.00</w:t>
             </w:r>
           </w:p>
         </w:tc>
@@ -27439,7 +27439,7 @@
             </w:pPr>
             <w:r/>
             <w:r>
-              <w:t>710.75</w:t>
+              <w:t>712.00</w:t>
             </w:r>
           </w:p>
         </w:tc>
@@ -27470,7 +27470,7 @@
               <w:rPr>
                 <w:b/>
               </w:rPr>
-              <w:t>716.00</w:t>
+              <w:t>717.25</w:t>
             </w:r>
           </w:p>
         </w:tc>
@@ -27618,7 +27618,7 @@
             </w:pPr>
             <w:r/>
             <w:r>
-              <w:t>716.00</w:t>
+              <w:t>717.25</w:t>
             </w:r>
           </w:p>
         </w:tc>
@@ -27646,7 +27646,7 @@
             </w:pPr>
             <w:r/>
             <w:r>
-              <w:t>729.50</w:t>
+              <w:t>730.75</w:t>
             </w:r>
           </w:p>
         </w:tc>
@@ -27674,7 +27674,7 @@
             </w:pPr>
             <w:r/>
             <w:r>
-              <w:t>703.00</w:t>
+              <w:t>704.25</w:t>
             </w:r>
           </w:p>
         </w:tc>
@@ -27705,7 +27705,7 @@
               <w:rPr>
                 <w:b/>
               </w:rPr>
-              <w:t>717.75</w:t>
+              <w:t>719.00</w:t>
             </w:r>
           </w:p>
         </w:tc>
@@ -27853,7 +27853,7 @@
             </w:pPr>
             <w:r/>
             <w:r>
-              <w:t>717.75</w:t>
+              <w:t>719.00</w:t>
             </w:r>
           </w:p>
         </w:tc>
@@ -27881,7 +27881,7 @@
             </w:pPr>
             <w:r/>
             <w:r>
-              <w:t>727.00</w:t>
+              <w:t>728.25</w:t>
             </w:r>
           </w:p>
         </w:tc>
@@ -27909,7 +27909,7 @@
             </w:pPr>
             <w:r/>
             <w:r>
-              <w:t>707.00</w:t>
+              <w:t>708.25</w:t>
             </w:r>
           </w:p>
         </w:tc>
@@ -27917,6 +27917,711 @@
           <w:tcPr>
             <w:tcW w:type="dxa" w:w="1728"/>
             <w:shd w:fill="FFFFFF"/>
+            <w:tcMar>
+              <w:top w:w="100" w:type="dxa"/>
+              <w:bottom w:w="100" w:type="dxa"/>
+              <w:left w:w="120" w:type="dxa"/>
+              <w:right w:w="120" w:type="dxa"/>
+            </w:tcMar>
+            <w:tcBorders>
+              <w:top w:val="single" w:sz="4" w:space="0" w:color="CCCCCC"/>
+              <w:bottom w:val="single" w:sz="4" w:space="0" w:color="CCCCCC"/>
+              <w:left w:val="single" w:sz="4" w:space="0" w:color="CCCCCC"/>
+              <w:right w:val="single" w:sz="4" w:space="0" w:color="CCCCCC"/>
+            </w:tcBorders>
+          </w:tcPr>
+          <w:p>
+            <w:pPr>
+              <w:spacing w:before="60" w:after="60" w:line="252" w:lineRule="auto"/>
+              <w:jc w:val="left"/>
+            </w:pPr>
+            <w:r/>
+            <w:r>
+              <w:rPr>
+                <w:b/>
+              </w:rPr>
+              <w:t>719.50</w:t>
+            </w:r>
+          </w:p>
+        </w:tc>
+        <w:tc>
+          <w:tcPr>
+            <w:tcW w:type="dxa" w:w="3456"/>
+            <w:shd w:fill="FFFFFF"/>
+            <w:tcMar>
+              <w:top w:w="100" w:type="dxa"/>
+              <w:bottom w:w="100" w:type="dxa"/>
+              <w:left w:w="120" w:type="dxa"/>
+              <w:right w:w="120" w:type="dxa"/>
+            </w:tcMar>
+            <w:tcBorders>
+              <w:top w:val="single" w:sz="4" w:space="0" w:color="CCCCCC"/>
+              <w:bottom w:val="single" w:sz="4" w:space="0" w:color="CCCCCC"/>
+              <w:left w:val="single" w:sz="4" w:space="0" w:color="CCCCCC"/>
+              <w:right w:val="single" w:sz="4" w:space="0" w:color="CCCCCC"/>
+            </w:tcBorders>
+          </w:tcPr>
+          <w:p>
+            <w:pPr>
+              <w:spacing w:before="60" w:after="60" w:line="252" w:lineRule="auto"/>
+              <w:jc w:val="left"/>
+            </w:pPr>
+            <w:r/>
+            <w:r>
+              <w:rPr>
+                <w:b/>
+              </w:rPr>
+              <w:t>+0.50</w:t>
+            </w:r>
+          </w:p>
+        </w:tc>
+        <w:tc>
+          <w:tcPr>
+            <w:tcW w:type="dxa" w:w="1440"/>
+            <w:shd w:fill="FFFFFF"/>
+            <w:tcMar>
+              <w:top w:w="100" w:type="dxa"/>
+              <w:bottom w:w="100" w:type="dxa"/>
+              <w:left w:w="120" w:type="dxa"/>
+              <w:right w:w="120" w:type="dxa"/>
+            </w:tcMar>
+            <w:tcBorders>
+              <w:top w:val="single" w:sz="4" w:space="0" w:color="CCCCCC"/>
+              <w:bottom w:val="single" w:sz="4" w:space="0" w:color="CCCCCC"/>
+              <w:left w:val="single" w:sz="4" w:space="0" w:color="CCCCCC"/>
+              <w:right w:val="single" w:sz="4" w:space="0" w:color="CCCCCC"/>
+            </w:tcBorders>
+          </w:tcPr>
+          <w:p>
+            <w:pPr>
+              <w:spacing w:before="60" w:after="60" w:line="252" w:lineRule="auto"/>
+              <w:jc w:val="left"/>
+            </w:pPr>
+            <w:r/>
+            <w:r>
+              <w:t>BULL</w:t>
+            </w:r>
+          </w:p>
+        </w:tc>
+      </w:tr>
+      <w:tr>
+        <w:tc>
+          <w:tcPr>
+            <w:tcW w:type="dxa" w:w="1584"/>
+            <w:shd w:fill="F8FAFC"/>
+            <w:tcMar>
+              <w:top w:w="100" w:type="dxa"/>
+              <w:bottom w:w="100" w:type="dxa"/>
+              <w:left w:w="120" w:type="dxa"/>
+              <w:right w:w="120" w:type="dxa"/>
+            </w:tcMar>
+            <w:tcBorders>
+              <w:top w:val="single" w:sz="4" w:space="0" w:color="CCCCCC"/>
+              <w:bottom w:val="single" w:sz="4" w:space="0" w:color="CCCCCC"/>
+              <w:left w:val="single" w:sz="4" w:space="0" w:color="CCCCCC"/>
+              <w:right w:val="single" w:sz="4" w:space="0" w:color="CCCCCC"/>
+            </w:tcBorders>
+          </w:tcPr>
+          <w:p>
+            <w:pPr>
+              <w:spacing w:before="60" w:after="60" w:line="252" w:lineRule="auto"/>
+              <w:jc w:val="left"/>
+            </w:pPr>
+            <w:r/>
+            <w:r>
+              <w:rPr>
+                <w:b/>
+              </w:rPr>
+              <w:t>Wed 26/08</w:t>
+            </w:r>
+          </w:p>
+        </w:tc>
+        <w:tc>
+          <w:tcPr>
+            <w:tcW w:type="dxa" w:w="864"/>
+            <w:shd w:fill="F8FAFC"/>
+            <w:tcMar>
+              <w:top w:w="100" w:type="dxa"/>
+              <w:bottom w:w="100" w:type="dxa"/>
+              <w:left w:w="120" w:type="dxa"/>
+              <w:right w:w="120" w:type="dxa"/>
+            </w:tcMar>
+            <w:tcBorders>
+              <w:top w:val="single" w:sz="4" w:space="0" w:color="CCCCCC"/>
+              <w:bottom w:val="single" w:sz="4" w:space="0" w:color="CCCCCC"/>
+              <w:left w:val="single" w:sz="4" w:space="0" w:color="CCCCCC"/>
+              <w:right w:val="single" w:sz="4" w:space="0" w:color="CCCCCC"/>
+            </w:tcBorders>
+          </w:tcPr>
+          <w:p>
+            <w:pPr>
+              <w:spacing w:before="60" w:after="60" w:line="252" w:lineRule="auto"/>
+              <w:jc w:val="left"/>
+            </w:pPr>
+            <w:r/>
+            <w:r>
+              <w:t>NY Open 21-23</w:t>
+            </w:r>
+          </w:p>
+        </w:tc>
+        <w:tc>
+          <w:tcPr>
+            <w:tcW w:type="dxa" w:w="1440"/>
+            <w:shd w:fill="F8FAFC"/>
+            <w:tcMar>
+              <w:top w:w="100" w:type="dxa"/>
+              <w:bottom w:w="100" w:type="dxa"/>
+              <w:left w:w="120" w:type="dxa"/>
+              <w:right w:w="120" w:type="dxa"/>
+            </w:tcMar>
+            <w:tcBorders>
+              <w:top w:val="single" w:sz="4" w:space="0" w:color="CCCCCC"/>
+              <w:bottom w:val="single" w:sz="4" w:space="0" w:color="CCCCCC"/>
+              <w:left w:val="single" w:sz="4" w:space="0" w:color="CCCCCC"/>
+              <w:right w:val="single" w:sz="4" w:space="0" w:color="CCCCCC"/>
+            </w:tcBorders>
+          </w:tcPr>
+          <w:p>
+            <w:pPr>
+              <w:spacing w:before="60" w:after="60" w:line="252" w:lineRule="auto"/>
+              <w:jc w:val="left"/>
+            </w:pPr>
+            <w:r/>
+            <w:r>
+              <w:t>719.50</w:t>
+            </w:r>
+          </w:p>
+        </w:tc>
+        <w:tc>
+          <w:tcPr>
+            <w:tcW w:type="dxa" w:w="2016"/>
+            <w:shd w:fill="F8FAFC"/>
+            <w:tcMar>
+              <w:top w:w="100" w:type="dxa"/>
+              <w:bottom w:w="100" w:type="dxa"/>
+              <w:left w:w="120" w:type="dxa"/>
+              <w:right w:w="120" w:type="dxa"/>
+            </w:tcMar>
+            <w:tcBorders>
+              <w:top w:val="single" w:sz="4" w:space="0" w:color="CCCCCC"/>
+              <w:bottom w:val="single" w:sz="4" w:space="0" w:color="CCCCCC"/>
+              <w:left w:val="single" w:sz="4" w:space="0" w:color="CCCCCC"/>
+              <w:right w:val="single" w:sz="4" w:space="0" w:color="CCCCCC"/>
+            </w:tcBorders>
+          </w:tcPr>
+          <w:p>
+            <w:pPr>
+              <w:spacing w:before="60" w:after="60" w:line="252" w:lineRule="auto"/>
+              <w:jc w:val="left"/>
+            </w:pPr>
+            <w:r/>
+            <w:r>
+              <w:t>731.75</w:t>
+            </w:r>
+          </w:p>
+        </w:tc>
+        <w:tc>
+          <w:tcPr>
+            <w:tcW w:type="dxa" w:w="1152"/>
+            <w:shd w:fill="F8FAFC"/>
+            <w:tcMar>
+              <w:top w:w="100" w:type="dxa"/>
+              <w:bottom w:w="100" w:type="dxa"/>
+              <w:left w:w="120" w:type="dxa"/>
+              <w:right w:w="120" w:type="dxa"/>
+            </w:tcMar>
+            <w:tcBorders>
+              <w:top w:val="single" w:sz="4" w:space="0" w:color="CCCCCC"/>
+              <w:bottom w:val="single" w:sz="4" w:space="0" w:color="CCCCCC"/>
+              <w:left w:val="single" w:sz="4" w:space="0" w:color="CCCCCC"/>
+              <w:right w:val="single" w:sz="4" w:space="0" w:color="CCCCCC"/>
+            </w:tcBorders>
+          </w:tcPr>
+          <w:p>
+            <w:pPr>
+              <w:spacing w:before="60" w:after="60" w:line="252" w:lineRule="auto"/>
+              <w:jc w:val="left"/>
+            </w:pPr>
+            <w:r/>
+            <w:r>
+              <w:t>705.25</w:t>
+            </w:r>
+          </w:p>
+        </w:tc>
+        <w:tc>
+          <w:tcPr>
+            <w:tcW w:type="dxa" w:w="1728"/>
+            <w:shd w:fill="F8FAFC"/>
+            <w:tcMar>
+              <w:top w:w="100" w:type="dxa"/>
+              <w:bottom w:w="100" w:type="dxa"/>
+              <w:left w:w="120" w:type="dxa"/>
+              <w:right w:w="120" w:type="dxa"/>
+            </w:tcMar>
+            <w:tcBorders>
+              <w:top w:val="single" w:sz="4" w:space="0" w:color="CCCCCC"/>
+              <w:bottom w:val="single" w:sz="4" w:space="0" w:color="CCCCCC"/>
+              <w:left w:val="single" w:sz="4" w:space="0" w:color="CCCCCC"/>
+              <w:right w:val="single" w:sz="4" w:space="0" w:color="CCCCCC"/>
+            </w:tcBorders>
+          </w:tcPr>
+          <w:p>
+            <w:pPr>
+              <w:spacing w:before="60" w:after="60" w:line="252" w:lineRule="auto"/>
+              <w:jc w:val="left"/>
+            </w:pPr>
+            <w:r/>
+            <w:r>
+              <w:rPr>
+                <w:b/>
+              </w:rPr>
+              <w:t>718.00</w:t>
+            </w:r>
+          </w:p>
+        </w:tc>
+        <w:tc>
+          <w:tcPr>
+            <w:tcW w:type="dxa" w:w="3456"/>
+            <w:shd w:fill="F8FAFC"/>
+            <w:tcMar>
+              <w:top w:w="100" w:type="dxa"/>
+              <w:bottom w:w="100" w:type="dxa"/>
+              <w:left w:w="120" w:type="dxa"/>
+              <w:right w:w="120" w:type="dxa"/>
+            </w:tcMar>
+            <w:tcBorders>
+              <w:top w:val="single" w:sz="4" w:space="0" w:color="CCCCCC"/>
+              <w:bottom w:val="single" w:sz="4" w:space="0" w:color="CCCCCC"/>
+              <w:left w:val="single" w:sz="4" w:space="0" w:color="CCCCCC"/>
+              <w:right w:val="single" w:sz="4" w:space="0" w:color="CCCCCC"/>
+            </w:tcBorders>
+          </w:tcPr>
+          <w:p>
+            <w:pPr>
+              <w:spacing w:before="60" w:after="60" w:line="252" w:lineRule="auto"/>
+              <w:jc w:val="left"/>
+            </w:pPr>
+            <w:r/>
+            <w:r>
+              <w:rPr>
+                <w:b/>
+              </w:rPr>
+              <w:t>-1.50</w:t>
+            </w:r>
+          </w:p>
+        </w:tc>
+        <w:tc>
+          <w:tcPr>
+            <w:tcW w:type="dxa" w:w="1440"/>
+            <w:shd w:fill="F8FAFC"/>
+            <w:tcMar>
+              <w:top w:w="100" w:type="dxa"/>
+              <w:bottom w:w="100" w:type="dxa"/>
+              <w:left w:w="120" w:type="dxa"/>
+              <w:right w:w="120" w:type="dxa"/>
+            </w:tcMar>
+            <w:tcBorders>
+              <w:top w:val="single" w:sz="4" w:space="0" w:color="CCCCCC"/>
+              <w:bottom w:val="single" w:sz="4" w:space="0" w:color="CCCCCC"/>
+              <w:left w:val="single" w:sz="4" w:space="0" w:color="CCCCCC"/>
+              <w:right w:val="single" w:sz="4" w:space="0" w:color="CCCCCC"/>
+            </w:tcBorders>
+          </w:tcPr>
+          <w:p>
+            <w:pPr>
+              <w:spacing w:before="60" w:after="60" w:line="252" w:lineRule="auto"/>
+              <w:jc w:val="left"/>
+            </w:pPr>
+            <w:r/>
+            <w:r>
+              <w:t>BEAR</w:t>
+            </w:r>
+          </w:p>
+        </w:tc>
+      </w:tr>
+      <w:tr>
+        <w:tc>
+          <w:tcPr>
+            <w:tcW w:type="dxa" w:w="1584"/>
+            <w:shd w:fill="FFFFFF"/>
+            <w:tcMar>
+              <w:top w:w="100" w:type="dxa"/>
+              <w:bottom w:w="100" w:type="dxa"/>
+              <w:left w:w="120" w:type="dxa"/>
+              <w:right w:w="120" w:type="dxa"/>
+            </w:tcMar>
+            <w:tcBorders>
+              <w:top w:val="single" w:sz="4" w:space="0" w:color="CCCCCC"/>
+              <w:bottom w:val="single" w:sz="4" w:space="0" w:color="CCCCCC"/>
+              <w:left w:val="single" w:sz="4" w:space="0" w:color="CCCCCC"/>
+              <w:right w:val="single" w:sz="4" w:space="0" w:color="CCCCCC"/>
+            </w:tcBorders>
+          </w:tcPr>
+          <w:p>
+            <w:pPr>
+              <w:spacing w:before="60" w:after="60" w:line="252" w:lineRule="auto"/>
+              <w:jc w:val="left"/>
+            </w:pPr>
+            <w:r/>
+            <w:r>
+              <w:rPr>
+                <w:b/>
+              </w:rPr>
+              <w:t>Wed 26/08</w:t>
+            </w:r>
+          </w:p>
+        </w:tc>
+        <w:tc>
+          <w:tcPr>
+            <w:tcW w:type="dxa" w:w="864"/>
+            <w:shd w:fill="FFFFFF"/>
+            <w:tcMar>
+              <w:top w:w="100" w:type="dxa"/>
+              <w:bottom w:w="100" w:type="dxa"/>
+              <w:left w:w="120" w:type="dxa"/>
+              <w:right w:w="120" w:type="dxa"/>
+            </w:tcMar>
+            <w:tcBorders>
+              <w:top w:val="single" w:sz="4" w:space="0" w:color="CCCCCC"/>
+              <w:bottom w:val="single" w:sz="4" w:space="0" w:color="CCCCCC"/>
+              <w:left w:val="single" w:sz="4" w:space="0" w:color="CCCCCC"/>
+              <w:right w:val="single" w:sz="4" w:space="0" w:color="CCCCCC"/>
+            </w:tcBorders>
+          </w:tcPr>
+          <w:p>
+            <w:pPr>
+              <w:spacing w:before="60" w:after="60" w:line="252" w:lineRule="auto"/>
+              <w:jc w:val="left"/>
+            </w:pPr>
+            <w:r/>
+            <w:r>
+              <w:t>NY Close 23-01</w:t>
+            </w:r>
+          </w:p>
+        </w:tc>
+        <w:tc>
+          <w:tcPr>
+            <w:tcW w:type="dxa" w:w="1440"/>
+            <w:shd w:fill="FFFFFF"/>
+            <w:tcMar>
+              <w:top w:w="100" w:type="dxa"/>
+              <w:bottom w:w="100" w:type="dxa"/>
+              <w:left w:w="120" w:type="dxa"/>
+              <w:right w:w="120" w:type="dxa"/>
+            </w:tcMar>
+            <w:tcBorders>
+              <w:top w:val="single" w:sz="4" w:space="0" w:color="CCCCCC"/>
+              <w:bottom w:val="single" w:sz="4" w:space="0" w:color="CCCCCC"/>
+              <w:left w:val="single" w:sz="4" w:space="0" w:color="CCCCCC"/>
+              <w:right w:val="single" w:sz="4" w:space="0" w:color="CCCCCC"/>
+            </w:tcBorders>
+          </w:tcPr>
+          <w:p>
+            <w:pPr>
+              <w:spacing w:before="60" w:after="60" w:line="252" w:lineRule="auto"/>
+              <w:jc w:val="left"/>
+            </w:pPr>
+            <w:r/>
+            <w:r>
+              <w:t>718.00</w:t>
+            </w:r>
+          </w:p>
+        </w:tc>
+        <w:tc>
+          <w:tcPr>
+            <w:tcW w:type="dxa" w:w="2016"/>
+            <w:shd w:fill="FFFFFF"/>
+            <w:tcMar>
+              <w:top w:w="100" w:type="dxa"/>
+              <w:bottom w:w="100" w:type="dxa"/>
+              <w:left w:w="120" w:type="dxa"/>
+              <w:right w:w="120" w:type="dxa"/>
+            </w:tcMar>
+            <w:tcBorders>
+              <w:top w:val="single" w:sz="4" w:space="0" w:color="CCCCCC"/>
+              <w:bottom w:val="single" w:sz="4" w:space="0" w:color="CCCCCC"/>
+              <w:left w:val="single" w:sz="4" w:space="0" w:color="CCCCCC"/>
+              <w:right w:val="single" w:sz="4" w:space="0" w:color="CCCCCC"/>
+            </w:tcBorders>
+          </w:tcPr>
+          <w:p>
+            <w:pPr>
+              <w:spacing w:before="60" w:after="60" w:line="252" w:lineRule="auto"/>
+              <w:jc w:val="left"/>
+            </w:pPr>
+            <w:r/>
+            <w:r>
+              <w:t>725.00</w:t>
+            </w:r>
+          </w:p>
+        </w:tc>
+        <w:tc>
+          <w:tcPr>
+            <w:tcW w:type="dxa" w:w="1152"/>
+            <w:shd w:fill="FFFFFF"/>
+            <w:tcMar>
+              <w:top w:w="100" w:type="dxa"/>
+              <w:bottom w:w="100" w:type="dxa"/>
+              <w:left w:w="120" w:type="dxa"/>
+              <w:right w:w="120" w:type="dxa"/>
+            </w:tcMar>
+            <w:tcBorders>
+              <w:top w:val="single" w:sz="4" w:space="0" w:color="CCCCCC"/>
+              <w:bottom w:val="single" w:sz="4" w:space="0" w:color="CCCCCC"/>
+              <w:left w:val="single" w:sz="4" w:space="0" w:color="CCCCCC"/>
+              <w:right w:val="single" w:sz="4" w:space="0" w:color="CCCCCC"/>
+            </w:tcBorders>
+          </w:tcPr>
+          <w:p>
+            <w:pPr>
+              <w:spacing w:before="60" w:after="60" w:line="252" w:lineRule="auto"/>
+              <w:jc w:val="left"/>
+            </w:pPr>
+            <w:r/>
+            <w:r>
+              <w:t>708.50</w:t>
+            </w:r>
+          </w:p>
+        </w:tc>
+        <w:tc>
+          <w:tcPr>
+            <w:tcW w:type="dxa" w:w="1728"/>
+            <w:shd w:fill="FFFFFF"/>
+            <w:tcMar>
+              <w:top w:w="100" w:type="dxa"/>
+              <w:bottom w:w="100" w:type="dxa"/>
+              <w:left w:w="120" w:type="dxa"/>
+              <w:right w:w="120" w:type="dxa"/>
+            </w:tcMar>
+            <w:tcBorders>
+              <w:top w:val="single" w:sz="4" w:space="0" w:color="CCCCCC"/>
+              <w:bottom w:val="single" w:sz="4" w:space="0" w:color="CCCCCC"/>
+              <w:left w:val="single" w:sz="4" w:space="0" w:color="CCCCCC"/>
+              <w:right w:val="single" w:sz="4" w:space="0" w:color="CCCCCC"/>
+            </w:tcBorders>
+          </w:tcPr>
+          <w:p>
+            <w:pPr>
+              <w:spacing w:before="60" w:after="60" w:line="252" w:lineRule="auto"/>
+              <w:jc w:val="left"/>
+            </w:pPr>
+            <w:r/>
+            <w:r>
+              <w:rPr>
+                <w:b/>
+              </w:rPr>
+              <w:t>718.50</w:t>
+            </w:r>
+          </w:p>
+        </w:tc>
+        <w:tc>
+          <w:tcPr>
+            <w:tcW w:type="dxa" w:w="3456"/>
+            <w:shd w:fill="FFFFFF"/>
+            <w:tcMar>
+              <w:top w:w="100" w:type="dxa"/>
+              <w:bottom w:w="100" w:type="dxa"/>
+              <w:left w:w="120" w:type="dxa"/>
+              <w:right w:w="120" w:type="dxa"/>
+            </w:tcMar>
+            <w:tcBorders>
+              <w:top w:val="single" w:sz="4" w:space="0" w:color="CCCCCC"/>
+              <w:bottom w:val="single" w:sz="4" w:space="0" w:color="CCCCCC"/>
+              <w:left w:val="single" w:sz="4" w:space="0" w:color="CCCCCC"/>
+              <w:right w:val="single" w:sz="4" w:space="0" w:color="CCCCCC"/>
+            </w:tcBorders>
+          </w:tcPr>
+          <w:p>
+            <w:pPr>
+              <w:spacing w:before="60" w:after="60" w:line="252" w:lineRule="auto"/>
+              <w:jc w:val="left"/>
+            </w:pPr>
+            <w:r/>
+            <w:r>
+              <w:rPr>
+                <w:b/>
+              </w:rPr>
+              <w:t>+0.50</w:t>
+            </w:r>
+          </w:p>
+        </w:tc>
+        <w:tc>
+          <w:tcPr>
+            <w:tcW w:type="dxa" w:w="1440"/>
+            <w:shd w:fill="FFFFFF"/>
+            <w:tcMar>
+              <w:top w:w="100" w:type="dxa"/>
+              <w:bottom w:w="100" w:type="dxa"/>
+              <w:left w:w="120" w:type="dxa"/>
+              <w:right w:w="120" w:type="dxa"/>
+            </w:tcMar>
+            <w:tcBorders>
+              <w:top w:val="single" w:sz="4" w:space="0" w:color="CCCCCC"/>
+              <w:bottom w:val="single" w:sz="4" w:space="0" w:color="CCCCCC"/>
+              <w:left w:val="single" w:sz="4" w:space="0" w:color="CCCCCC"/>
+              <w:right w:val="single" w:sz="4" w:space="0" w:color="CCCCCC"/>
+            </w:tcBorders>
+          </w:tcPr>
+          <w:p>
+            <w:pPr>
+              <w:spacing w:before="60" w:after="60" w:line="252" w:lineRule="auto"/>
+              <w:jc w:val="left"/>
+            </w:pPr>
+            <w:r/>
+            <w:r>
+              <w:t>BULL</w:t>
+            </w:r>
+          </w:p>
+        </w:tc>
+      </w:tr>
+      <w:tr>
+        <w:tc>
+          <w:tcPr>
+            <w:tcW w:type="dxa" w:w="1584"/>
+            <w:shd w:fill="F8FAFC"/>
+            <w:tcMar>
+              <w:top w:w="100" w:type="dxa"/>
+              <w:bottom w:w="100" w:type="dxa"/>
+              <w:left w:w="120" w:type="dxa"/>
+              <w:right w:w="120" w:type="dxa"/>
+            </w:tcMar>
+            <w:tcBorders>
+              <w:top w:val="single" w:sz="4" w:space="0" w:color="CCCCCC"/>
+              <w:bottom w:val="single" w:sz="4" w:space="0" w:color="CCCCCC"/>
+              <w:left w:val="single" w:sz="4" w:space="0" w:color="CCCCCC"/>
+              <w:right w:val="single" w:sz="4" w:space="0" w:color="CCCCCC"/>
+            </w:tcBorders>
+          </w:tcPr>
+          <w:p>
+            <w:pPr>
+              <w:spacing w:before="60" w:after="60" w:line="252" w:lineRule="auto"/>
+              <w:jc w:val="left"/>
+            </w:pPr>
+            <w:r/>
+            <w:r>
+              <w:rPr>
+                <w:b/>
+              </w:rPr>
+              <w:t>Thu 27/08</w:t>
+            </w:r>
+          </w:p>
+        </w:tc>
+        <w:tc>
+          <w:tcPr>
+            <w:tcW w:type="dxa" w:w="864"/>
+            <w:shd w:fill="F8FAFC"/>
+            <w:tcMar>
+              <w:top w:w="100" w:type="dxa"/>
+              <w:bottom w:w="100" w:type="dxa"/>
+              <w:left w:w="120" w:type="dxa"/>
+              <w:right w:w="120" w:type="dxa"/>
+            </w:tcMar>
+            <w:tcBorders>
+              <w:top w:val="single" w:sz="4" w:space="0" w:color="CCCCCC"/>
+              <w:bottom w:val="single" w:sz="4" w:space="0" w:color="CCCCCC"/>
+              <w:left w:val="single" w:sz="4" w:space="0" w:color="CCCCCC"/>
+              <w:right w:val="single" w:sz="4" w:space="0" w:color="CCCCCC"/>
+            </w:tcBorders>
+          </w:tcPr>
+          <w:p>
+            <w:pPr>
+              <w:spacing w:before="60" w:after="60" w:line="252" w:lineRule="auto"/>
+              <w:jc w:val="left"/>
+            </w:pPr>
+            <w:r/>
+            <w:r>
+              <w:t>Asia 07-11</w:t>
+            </w:r>
+          </w:p>
+        </w:tc>
+        <w:tc>
+          <w:tcPr>
+            <w:tcW w:type="dxa" w:w="1440"/>
+            <w:shd w:fill="F8FAFC"/>
+            <w:tcMar>
+              <w:top w:w="100" w:type="dxa"/>
+              <w:bottom w:w="100" w:type="dxa"/>
+              <w:left w:w="120" w:type="dxa"/>
+              <w:right w:w="120" w:type="dxa"/>
+            </w:tcMar>
+            <w:tcBorders>
+              <w:top w:val="single" w:sz="4" w:space="0" w:color="CCCCCC"/>
+              <w:bottom w:val="single" w:sz="4" w:space="0" w:color="CCCCCC"/>
+              <w:left w:val="single" w:sz="4" w:space="0" w:color="CCCCCC"/>
+              <w:right w:val="single" w:sz="4" w:space="0" w:color="CCCCCC"/>
+            </w:tcBorders>
+          </w:tcPr>
+          <w:p>
+            <w:pPr>
+              <w:spacing w:before="60" w:after="60" w:line="252" w:lineRule="auto"/>
+              <w:jc w:val="left"/>
+            </w:pPr>
+            <w:r/>
+            <w:r>
+              <w:t>718.50</w:t>
+            </w:r>
+          </w:p>
+        </w:tc>
+        <w:tc>
+          <w:tcPr>
+            <w:tcW w:type="dxa" w:w="2016"/>
+            <w:shd w:fill="F8FAFC"/>
+            <w:tcMar>
+              <w:top w:w="100" w:type="dxa"/>
+              <w:bottom w:w="100" w:type="dxa"/>
+              <w:left w:w="120" w:type="dxa"/>
+              <w:right w:w="120" w:type="dxa"/>
+            </w:tcMar>
+            <w:tcBorders>
+              <w:top w:val="single" w:sz="4" w:space="0" w:color="CCCCCC"/>
+              <w:bottom w:val="single" w:sz="4" w:space="0" w:color="CCCCCC"/>
+              <w:left w:val="single" w:sz="4" w:space="0" w:color="CCCCCC"/>
+              <w:right w:val="single" w:sz="4" w:space="0" w:color="CCCCCC"/>
+            </w:tcBorders>
+          </w:tcPr>
+          <w:p>
+            <w:pPr>
+              <w:spacing w:before="60" w:after="60" w:line="252" w:lineRule="auto"/>
+              <w:jc w:val="left"/>
+            </w:pPr>
+            <w:r/>
+            <w:r>
+              <w:t>729.00</w:t>
+            </w:r>
+          </w:p>
+        </w:tc>
+        <w:tc>
+          <w:tcPr>
+            <w:tcW w:type="dxa" w:w="1152"/>
+            <w:shd w:fill="F8FAFC"/>
+            <w:tcMar>
+              <w:top w:w="100" w:type="dxa"/>
+              <w:bottom w:w="100" w:type="dxa"/>
+              <w:left w:w="120" w:type="dxa"/>
+              <w:right w:w="120" w:type="dxa"/>
+            </w:tcMar>
+            <w:tcBorders>
+              <w:top w:val="single" w:sz="4" w:space="0" w:color="CCCCCC"/>
+              <w:bottom w:val="single" w:sz="4" w:space="0" w:color="CCCCCC"/>
+              <w:left w:val="single" w:sz="4" w:space="0" w:color="CCCCCC"/>
+              <w:right w:val="single" w:sz="4" w:space="0" w:color="CCCCCC"/>
+            </w:tcBorders>
+          </w:tcPr>
+          <w:p>
+            <w:pPr>
+              <w:spacing w:before="60" w:after="60" w:line="252" w:lineRule="auto"/>
+              <w:jc w:val="left"/>
+            </w:pPr>
+            <w:r/>
+            <w:r>
+              <w:t>711.25</w:t>
+            </w:r>
+          </w:p>
+        </w:tc>
+        <w:tc>
+          <w:tcPr>
+            <w:tcW w:type="dxa" w:w="1728"/>
+            <w:shd w:fill="F8FAFC"/>
             <w:tcMar>
               <w:top w:w="100" w:type="dxa"/>
               <w:bottom w:w="100" w:type="dxa"/>
@@ -27947,6 +28652,241 @@
         <w:tc>
           <w:tcPr>
             <w:tcW w:type="dxa" w:w="3456"/>
+            <w:shd w:fill="F8FAFC"/>
+            <w:tcMar>
+              <w:top w:w="100" w:type="dxa"/>
+              <w:bottom w:w="100" w:type="dxa"/>
+              <w:left w:w="120" w:type="dxa"/>
+              <w:right w:w="120" w:type="dxa"/>
+            </w:tcMar>
+            <w:tcBorders>
+              <w:top w:val="single" w:sz="4" w:space="0" w:color="CCCCCC"/>
+              <w:bottom w:val="single" w:sz="4" w:space="0" w:color="CCCCCC"/>
+              <w:left w:val="single" w:sz="4" w:space="0" w:color="CCCCCC"/>
+              <w:right w:val="single" w:sz="4" w:space="0" w:color="CCCCCC"/>
+            </w:tcBorders>
+          </w:tcPr>
+          <w:p>
+            <w:pPr>
+              <w:spacing w:before="60" w:after="60" w:line="252" w:lineRule="auto"/>
+              <w:jc w:val="left"/>
+            </w:pPr>
+            <w:r/>
+            <w:r>
+              <w:rPr>
+                <w:b/>
+              </w:rPr>
+              <w:t>-0.25</w:t>
+            </w:r>
+          </w:p>
+        </w:tc>
+        <w:tc>
+          <w:tcPr>
+            <w:tcW w:type="dxa" w:w="1440"/>
+            <w:shd w:fill="F8FAFC"/>
+            <w:tcMar>
+              <w:top w:w="100" w:type="dxa"/>
+              <w:bottom w:w="100" w:type="dxa"/>
+              <w:left w:w="120" w:type="dxa"/>
+              <w:right w:w="120" w:type="dxa"/>
+            </w:tcMar>
+            <w:tcBorders>
+              <w:top w:val="single" w:sz="4" w:space="0" w:color="CCCCCC"/>
+              <w:bottom w:val="single" w:sz="4" w:space="0" w:color="CCCCCC"/>
+              <w:left w:val="single" w:sz="4" w:space="0" w:color="CCCCCC"/>
+              <w:right w:val="single" w:sz="4" w:space="0" w:color="CCCCCC"/>
+            </w:tcBorders>
+          </w:tcPr>
+          <w:p>
+            <w:pPr>
+              <w:spacing w:before="60" w:after="60" w:line="252" w:lineRule="auto"/>
+              <w:jc w:val="left"/>
+            </w:pPr>
+            <w:r/>
+            <w:r>
+              <w:t>BEAR</w:t>
+            </w:r>
+          </w:p>
+        </w:tc>
+      </w:tr>
+      <w:tr>
+        <w:tc>
+          <w:tcPr>
+            <w:tcW w:type="dxa" w:w="1584"/>
+            <w:shd w:fill="FFFFFF"/>
+            <w:tcMar>
+              <w:top w:w="100" w:type="dxa"/>
+              <w:bottom w:w="100" w:type="dxa"/>
+              <w:left w:w="120" w:type="dxa"/>
+              <w:right w:w="120" w:type="dxa"/>
+            </w:tcMar>
+            <w:tcBorders>
+              <w:top w:val="single" w:sz="4" w:space="0" w:color="CCCCCC"/>
+              <w:bottom w:val="single" w:sz="4" w:space="0" w:color="CCCCCC"/>
+              <w:left w:val="single" w:sz="4" w:space="0" w:color="CCCCCC"/>
+              <w:right w:val="single" w:sz="4" w:space="0" w:color="CCCCCC"/>
+            </w:tcBorders>
+          </w:tcPr>
+          <w:p>
+            <w:pPr>
+              <w:spacing w:before="60" w:after="60" w:line="252" w:lineRule="auto"/>
+              <w:jc w:val="left"/>
+            </w:pPr>
+            <w:r/>
+            <w:r>
+              <w:rPr>
+                <w:b/>
+              </w:rPr>
+              <w:t>Thu 27/08</w:t>
+            </w:r>
+          </w:p>
+        </w:tc>
+        <w:tc>
+          <w:tcPr>
+            <w:tcW w:type="dxa" w:w="864"/>
+            <w:shd w:fill="FFFFFF"/>
+            <w:tcMar>
+              <w:top w:w="100" w:type="dxa"/>
+              <w:bottom w:w="100" w:type="dxa"/>
+              <w:left w:w="120" w:type="dxa"/>
+              <w:right w:w="120" w:type="dxa"/>
+            </w:tcMar>
+            <w:tcBorders>
+              <w:top w:val="single" w:sz="4" w:space="0" w:color="CCCCCC"/>
+              <w:bottom w:val="single" w:sz="4" w:space="0" w:color="CCCCCC"/>
+              <w:left w:val="single" w:sz="4" w:space="0" w:color="CCCCCC"/>
+              <w:right w:val="single" w:sz="4" w:space="0" w:color="CCCCCC"/>
+            </w:tcBorders>
+          </w:tcPr>
+          <w:p>
+            <w:pPr>
+              <w:spacing w:before="60" w:after="60" w:line="252" w:lineRule="auto"/>
+              <w:jc w:val="left"/>
+            </w:pPr>
+            <w:r/>
+            <w:r>
+              <w:t>Asia 11-15</w:t>
+            </w:r>
+          </w:p>
+        </w:tc>
+        <w:tc>
+          <w:tcPr>
+            <w:tcW w:type="dxa" w:w="1440"/>
+            <w:shd w:fill="FFFFFF"/>
+            <w:tcMar>
+              <w:top w:w="100" w:type="dxa"/>
+              <w:bottom w:w="100" w:type="dxa"/>
+              <w:left w:w="120" w:type="dxa"/>
+              <w:right w:w="120" w:type="dxa"/>
+            </w:tcMar>
+            <w:tcBorders>
+              <w:top w:val="single" w:sz="4" w:space="0" w:color="CCCCCC"/>
+              <w:bottom w:val="single" w:sz="4" w:space="0" w:color="CCCCCC"/>
+              <w:left w:val="single" w:sz="4" w:space="0" w:color="CCCCCC"/>
+              <w:right w:val="single" w:sz="4" w:space="0" w:color="CCCCCC"/>
+            </w:tcBorders>
+          </w:tcPr>
+          <w:p>
+            <w:pPr>
+              <w:spacing w:before="60" w:after="60" w:line="252" w:lineRule="auto"/>
+              <w:jc w:val="left"/>
+            </w:pPr>
+            <w:r/>
+            <w:r>
+              <w:t>718.25</w:t>
+            </w:r>
+          </w:p>
+        </w:tc>
+        <w:tc>
+          <w:tcPr>
+            <w:tcW w:type="dxa" w:w="2016"/>
+            <w:shd w:fill="FFFFFF"/>
+            <w:tcMar>
+              <w:top w:w="100" w:type="dxa"/>
+              <w:bottom w:w="100" w:type="dxa"/>
+              <w:left w:w="120" w:type="dxa"/>
+              <w:right w:w="120" w:type="dxa"/>
+            </w:tcMar>
+            <w:tcBorders>
+              <w:top w:val="single" w:sz="4" w:space="0" w:color="CCCCCC"/>
+              <w:bottom w:val="single" w:sz="4" w:space="0" w:color="CCCCCC"/>
+              <w:left w:val="single" w:sz="4" w:space="0" w:color="CCCCCC"/>
+              <w:right w:val="single" w:sz="4" w:space="0" w:color="CCCCCC"/>
+            </w:tcBorders>
+          </w:tcPr>
+          <w:p>
+            <w:pPr>
+              <w:spacing w:before="60" w:after="60" w:line="252" w:lineRule="auto"/>
+              <w:jc w:val="left"/>
+            </w:pPr>
+            <w:r/>
+            <w:r>
+              <w:t>728.00</w:t>
+            </w:r>
+          </w:p>
+        </w:tc>
+        <w:tc>
+          <w:tcPr>
+            <w:tcW w:type="dxa" w:w="1152"/>
+            <w:shd w:fill="FFFFFF"/>
+            <w:tcMar>
+              <w:top w:w="100" w:type="dxa"/>
+              <w:bottom w:w="100" w:type="dxa"/>
+              <w:left w:w="120" w:type="dxa"/>
+              <w:right w:w="120" w:type="dxa"/>
+            </w:tcMar>
+            <w:tcBorders>
+              <w:top w:val="single" w:sz="4" w:space="0" w:color="CCCCCC"/>
+              <w:bottom w:val="single" w:sz="4" w:space="0" w:color="CCCCCC"/>
+              <w:left w:val="single" w:sz="4" w:space="0" w:color="CCCCCC"/>
+              <w:right w:val="single" w:sz="4" w:space="0" w:color="CCCCCC"/>
+            </w:tcBorders>
+          </w:tcPr>
+          <w:p>
+            <w:pPr>
+              <w:spacing w:before="60" w:after="60" w:line="252" w:lineRule="auto"/>
+              <w:jc w:val="left"/>
+            </w:pPr>
+            <w:r/>
+            <w:r>
+              <w:t>708.50</w:t>
+            </w:r>
+          </w:p>
+        </w:tc>
+        <w:tc>
+          <w:tcPr>
+            <w:tcW w:type="dxa" w:w="1728"/>
+            <w:shd w:fill="FFFFFF"/>
+            <w:tcMar>
+              <w:top w:w="100" w:type="dxa"/>
+              <w:bottom w:w="100" w:type="dxa"/>
+              <w:left w:w="120" w:type="dxa"/>
+              <w:right w:w="120" w:type="dxa"/>
+            </w:tcMar>
+            <w:tcBorders>
+              <w:top w:val="single" w:sz="4" w:space="0" w:color="CCCCCC"/>
+              <w:bottom w:val="single" w:sz="4" w:space="0" w:color="CCCCCC"/>
+              <w:left w:val="single" w:sz="4" w:space="0" w:color="CCCCCC"/>
+              <w:right w:val="single" w:sz="4" w:space="0" w:color="CCCCCC"/>
+            </w:tcBorders>
+          </w:tcPr>
+          <w:p>
+            <w:pPr>
+              <w:spacing w:before="60" w:after="60" w:line="252" w:lineRule="auto"/>
+              <w:jc w:val="left"/>
+            </w:pPr>
+            <w:r/>
+            <w:r>
+              <w:rPr>
+                <w:b/>
+              </w:rPr>
+              <w:t>718.75</w:t>
+            </w:r>
+          </w:p>
+        </w:tc>
+        <w:tc>
+          <w:tcPr>
+            <w:tcW w:type="dxa" w:w="3456"/>
             <w:shd w:fill="FFFFFF"/>
             <w:tcMar>
               <w:top w:w="100" w:type="dxa"/>
@@ -28032,7 +28972,7 @@
               <w:rPr>
                 <w:b/>
               </w:rPr>
-              <w:t>Wed 26/08</w:t>
+              <w:t>Thu 27/08</w:t>
             </w:r>
           </w:p>
         </w:tc>
@@ -28060,7 +29000,7 @@
             </w:pPr>
             <w:r/>
             <w:r>
-              <w:t>NY Open 21-23</w:t>
+              <w:t>London 15-19</w:t>
             </w:r>
           </w:p>
         </w:tc>
@@ -28088,7 +29028,7 @@
             </w:pPr>
             <w:r/>
             <w:r>
-              <w:t>718.25</w:t>
+              <w:t>718.75</w:t>
             </w:r>
           </w:p>
         </w:tc>
@@ -28116,7 +29056,7 @@
             </w:pPr>
             <w:r/>
             <w:r>
-              <w:t>730.50</w:t>
+              <w:t>729.50</w:t>
             </w:r>
           </w:p>
         </w:tc>
@@ -28144,7 +29084,7 @@
             </w:pPr>
             <w:r/>
             <w:r>
-              <w:t>704.00</w:t>
+              <w:t>711.50</w:t>
             </w:r>
           </w:p>
         </w:tc>
@@ -28175,7 +29115,7 @@
               <w:rPr>
                 <w:b/>
               </w:rPr>
-              <w:t>716.75</w:t>
+              <w:t>719.50</w:t>
             </w:r>
           </w:p>
         </w:tc>
@@ -28206,7 +29146,7 @@
               <w:rPr>
                 <w:b/>
               </w:rPr>
-              <w:t>-1.50</w:t>
+              <w:t>+0.75</w:t>
             </w:r>
           </w:p>
         </w:tc>
@@ -28234,7 +29174,7 @@
             </w:pPr>
             <w:r/>
             <w:r>
-              <w:t>BEAR</w:t>
+              <w:t>BULL</w:t>
             </w:r>
           </w:p>
         </w:tc>
@@ -28267,7 +29207,7 @@
               <w:rPr>
                 <w:b/>
               </w:rPr>
-              <w:t>Wed 26/08</w:t>
+              <w:t>Thu 27/08</w:t>
             </w:r>
           </w:p>
         </w:tc>
@@ -28295,7 +29235,7 @@
             </w:pPr>
             <w:r/>
             <w:r>
-              <w:t>NY Close 23-01</w:t>
+              <w:t>Pre-NY 19-21</w:t>
             </w:r>
           </w:p>
         </w:tc>
@@ -28323,7 +29263,7 @@
             </w:pPr>
             <w:r/>
             <w:r>
-              <w:t>716.75</w:t>
+              <w:t>719.50</w:t>
             </w:r>
           </w:p>
         </w:tc>
@@ -28351,7 +29291,7 @@
             </w:pPr>
             <w:r/>
             <w:r>
-              <w:t>723.75</w:t>
+              <w:t>726.00</w:t>
             </w:r>
           </w:p>
         </w:tc>
@@ -28379,7 +29319,7 @@
             </w:pPr>
             <w:r/>
             <w:r>
-              <w:t>707.25</w:t>
+              <w:t>711.00</w:t>
             </w:r>
           </w:p>
         </w:tc>
@@ -28410,7 +29350,7 @@
               <w:rPr>
                 <w:b/>
               </w:rPr>
-              <w:t>717.25</w:t>
+              <w:t>720.00</w:t>
             </w:r>
           </w:p>
         </w:tc>
@@ -28530,7 +29470,7 @@
             </w:pPr>
             <w:r/>
             <w:r>
-              <w:t>Asia 07-11</w:t>
+              <w:t>NY Open 21-23</w:t>
             </w:r>
           </w:p>
         </w:tc>
@@ -28558,7 +29498,7 @@
             </w:pPr>
             <w:r/>
             <w:r>
-              <w:t>717.25</w:t>
+              <w:t>720.00</w:t>
             </w:r>
           </w:p>
         </w:tc>
@@ -28586,7 +29526,7 @@
             </w:pPr>
             <w:r/>
             <w:r>
-              <w:t>727.75</w:t>
+              <w:t>731.00</w:t>
             </w:r>
           </w:p>
         </w:tc>
@@ -28614,7 +29554,7 @@
             </w:pPr>
             <w:r/>
             <w:r>
-              <w:t>710.00</w:t>
+              <w:t>708.25</w:t>
             </w:r>
           </w:p>
         </w:tc>
@@ -28645,7 +29585,7 @@
               <w:rPr>
                 <w:b/>
               </w:rPr>
-              <w:t>717.00</w:t>
+              <w:t>723.50</w:t>
             </w:r>
           </w:p>
         </w:tc>
@@ -28653,6 +29593,1181 @@
           <w:tcPr>
             <w:tcW w:type="dxa" w:w="3456"/>
             <w:shd w:fill="F8FAFC"/>
+            <w:tcMar>
+              <w:top w:w="100" w:type="dxa"/>
+              <w:bottom w:w="100" w:type="dxa"/>
+              <w:left w:w="120" w:type="dxa"/>
+              <w:right w:w="120" w:type="dxa"/>
+            </w:tcMar>
+            <w:tcBorders>
+              <w:top w:val="single" w:sz="4" w:space="0" w:color="CCCCCC"/>
+              <w:bottom w:val="single" w:sz="4" w:space="0" w:color="CCCCCC"/>
+              <w:left w:val="single" w:sz="4" w:space="0" w:color="CCCCCC"/>
+              <w:right w:val="single" w:sz="4" w:space="0" w:color="CCCCCC"/>
+            </w:tcBorders>
+          </w:tcPr>
+          <w:p>
+            <w:pPr>
+              <w:spacing w:before="60" w:after="60" w:line="252" w:lineRule="auto"/>
+              <w:jc w:val="left"/>
+            </w:pPr>
+            <w:r/>
+            <w:r>
+              <w:rPr>
+                <w:b/>
+              </w:rPr>
+              <w:t>+3.50</w:t>
+            </w:r>
+          </w:p>
+        </w:tc>
+        <w:tc>
+          <w:tcPr>
+            <w:tcW w:type="dxa" w:w="1440"/>
+            <w:shd w:fill="F8FAFC"/>
+            <w:tcMar>
+              <w:top w:w="100" w:type="dxa"/>
+              <w:bottom w:w="100" w:type="dxa"/>
+              <w:left w:w="120" w:type="dxa"/>
+              <w:right w:w="120" w:type="dxa"/>
+            </w:tcMar>
+            <w:tcBorders>
+              <w:top w:val="single" w:sz="4" w:space="0" w:color="CCCCCC"/>
+              <w:bottom w:val="single" w:sz="4" w:space="0" w:color="CCCCCC"/>
+              <w:left w:val="single" w:sz="4" w:space="0" w:color="CCCCCC"/>
+              <w:right w:val="single" w:sz="4" w:space="0" w:color="CCCCCC"/>
+            </w:tcBorders>
+          </w:tcPr>
+          <w:p>
+            <w:pPr>
+              <w:spacing w:before="60" w:after="60" w:line="252" w:lineRule="auto"/>
+              <w:jc w:val="left"/>
+            </w:pPr>
+            <w:r/>
+            <w:r>
+              <w:t>BULL</w:t>
+            </w:r>
+          </w:p>
+        </w:tc>
+      </w:tr>
+      <w:tr>
+        <w:tc>
+          <w:tcPr>
+            <w:tcW w:type="dxa" w:w="1584"/>
+            <w:shd w:fill="FFFFFF"/>
+            <w:tcMar>
+              <w:top w:w="100" w:type="dxa"/>
+              <w:bottom w:w="100" w:type="dxa"/>
+              <w:left w:w="120" w:type="dxa"/>
+              <w:right w:w="120" w:type="dxa"/>
+            </w:tcMar>
+            <w:tcBorders>
+              <w:top w:val="single" w:sz="4" w:space="0" w:color="CCCCCC"/>
+              <w:bottom w:val="single" w:sz="4" w:space="0" w:color="CCCCCC"/>
+              <w:left w:val="single" w:sz="4" w:space="0" w:color="CCCCCC"/>
+              <w:right w:val="single" w:sz="4" w:space="0" w:color="CCCCCC"/>
+            </w:tcBorders>
+          </w:tcPr>
+          <w:p>
+            <w:pPr>
+              <w:spacing w:before="60" w:after="60" w:line="252" w:lineRule="auto"/>
+              <w:jc w:val="left"/>
+            </w:pPr>
+            <w:r/>
+            <w:r>
+              <w:rPr>
+                <w:b/>
+              </w:rPr>
+              <w:t>Thu 27/08</w:t>
+            </w:r>
+          </w:p>
+        </w:tc>
+        <w:tc>
+          <w:tcPr>
+            <w:tcW w:type="dxa" w:w="864"/>
+            <w:shd w:fill="FFFFFF"/>
+            <w:tcMar>
+              <w:top w:w="100" w:type="dxa"/>
+              <w:bottom w:w="100" w:type="dxa"/>
+              <w:left w:w="120" w:type="dxa"/>
+              <w:right w:w="120" w:type="dxa"/>
+            </w:tcMar>
+            <w:tcBorders>
+              <w:top w:val="single" w:sz="4" w:space="0" w:color="CCCCCC"/>
+              <w:bottom w:val="single" w:sz="4" w:space="0" w:color="CCCCCC"/>
+              <w:left w:val="single" w:sz="4" w:space="0" w:color="CCCCCC"/>
+              <w:right w:val="single" w:sz="4" w:space="0" w:color="CCCCCC"/>
+            </w:tcBorders>
+          </w:tcPr>
+          <w:p>
+            <w:pPr>
+              <w:spacing w:before="60" w:after="60" w:line="252" w:lineRule="auto"/>
+              <w:jc w:val="left"/>
+            </w:pPr>
+            <w:r/>
+            <w:r>
+              <w:t>NY Close 23-01</w:t>
+            </w:r>
+          </w:p>
+        </w:tc>
+        <w:tc>
+          <w:tcPr>
+            <w:tcW w:type="dxa" w:w="1440"/>
+            <w:shd w:fill="FFFFFF"/>
+            <w:tcMar>
+              <w:top w:w="100" w:type="dxa"/>
+              <w:bottom w:w="100" w:type="dxa"/>
+              <w:left w:w="120" w:type="dxa"/>
+              <w:right w:w="120" w:type="dxa"/>
+            </w:tcMar>
+            <w:tcBorders>
+              <w:top w:val="single" w:sz="4" w:space="0" w:color="CCCCCC"/>
+              <w:bottom w:val="single" w:sz="4" w:space="0" w:color="CCCCCC"/>
+              <w:left w:val="single" w:sz="4" w:space="0" w:color="CCCCCC"/>
+              <w:right w:val="single" w:sz="4" w:space="0" w:color="CCCCCC"/>
+            </w:tcBorders>
+          </w:tcPr>
+          <w:p>
+            <w:pPr>
+              <w:spacing w:before="60" w:after="60" w:line="252" w:lineRule="auto"/>
+              <w:jc w:val="left"/>
+            </w:pPr>
+            <w:r/>
+            <w:r>
+              <w:t>723.50</w:t>
+            </w:r>
+          </w:p>
+        </w:tc>
+        <w:tc>
+          <w:tcPr>
+            <w:tcW w:type="dxa" w:w="2016"/>
+            <w:shd w:fill="FFFFFF"/>
+            <w:tcMar>
+              <w:top w:w="100" w:type="dxa"/>
+              <w:bottom w:w="100" w:type="dxa"/>
+              <w:left w:w="120" w:type="dxa"/>
+              <w:right w:w="120" w:type="dxa"/>
+            </w:tcMar>
+            <w:tcBorders>
+              <w:top w:val="single" w:sz="4" w:space="0" w:color="CCCCCC"/>
+              <w:bottom w:val="single" w:sz="4" w:space="0" w:color="CCCCCC"/>
+              <w:left w:val="single" w:sz="4" w:space="0" w:color="CCCCCC"/>
+              <w:right w:val="single" w:sz="4" w:space="0" w:color="CCCCCC"/>
+            </w:tcBorders>
+          </w:tcPr>
+          <w:p>
+            <w:pPr>
+              <w:spacing w:before="60" w:after="60" w:line="252" w:lineRule="auto"/>
+              <w:jc w:val="left"/>
+            </w:pPr>
+            <w:r/>
+            <w:r>
+              <w:t>729.00</w:t>
+            </w:r>
+          </w:p>
+        </w:tc>
+        <w:tc>
+          <w:tcPr>
+            <w:tcW w:type="dxa" w:w="1152"/>
+            <w:shd w:fill="FFFFFF"/>
+            <w:tcMar>
+              <w:top w:w="100" w:type="dxa"/>
+              <w:bottom w:w="100" w:type="dxa"/>
+              <w:left w:w="120" w:type="dxa"/>
+              <w:right w:w="120" w:type="dxa"/>
+            </w:tcMar>
+            <w:tcBorders>
+              <w:top w:val="single" w:sz="4" w:space="0" w:color="CCCCCC"/>
+              <w:bottom w:val="single" w:sz="4" w:space="0" w:color="CCCCCC"/>
+              <w:left w:val="single" w:sz="4" w:space="0" w:color="CCCCCC"/>
+              <w:right w:val="single" w:sz="4" w:space="0" w:color="CCCCCC"/>
+            </w:tcBorders>
+          </w:tcPr>
+          <w:p>
+            <w:pPr>
+              <w:spacing w:before="60" w:after="60" w:line="252" w:lineRule="auto"/>
+              <w:jc w:val="left"/>
+            </w:pPr>
+            <w:r/>
+            <w:r>
+              <w:t>715.75</w:t>
+            </w:r>
+          </w:p>
+        </w:tc>
+        <w:tc>
+          <w:tcPr>
+            <w:tcW w:type="dxa" w:w="1728"/>
+            <w:shd w:fill="FFFFFF"/>
+            <w:tcMar>
+              <w:top w:w="100" w:type="dxa"/>
+              <w:bottom w:w="100" w:type="dxa"/>
+              <w:left w:w="120" w:type="dxa"/>
+              <w:right w:w="120" w:type="dxa"/>
+            </w:tcMar>
+            <w:tcBorders>
+              <w:top w:val="single" w:sz="4" w:space="0" w:color="CCCCCC"/>
+              <w:bottom w:val="single" w:sz="4" w:space="0" w:color="CCCCCC"/>
+              <w:left w:val="single" w:sz="4" w:space="0" w:color="CCCCCC"/>
+              <w:right w:val="single" w:sz="4" w:space="0" w:color="CCCCCC"/>
+            </w:tcBorders>
+          </w:tcPr>
+          <w:p>
+            <w:pPr>
+              <w:spacing w:before="60" w:after="60" w:line="252" w:lineRule="auto"/>
+              <w:jc w:val="left"/>
+            </w:pPr>
+            <w:r/>
+            <w:r>
+              <w:rPr>
+                <w:b/>
+              </w:rPr>
+              <w:t>724.25</w:t>
+            </w:r>
+          </w:p>
+        </w:tc>
+        <w:tc>
+          <w:tcPr>
+            <w:tcW w:type="dxa" w:w="3456"/>
+            <w:shd w:fill="FFFFFF"/>
+            <w:tcMar>
+              <w:top w:w="100" w:type="dxa"/>
+              <w:bottom w:w="100" w:type="dxa"/>
+              <w:left w:w="120" w:type="dxa"/>
+              <w:right w:w="120" w:type="dxa"/>
+            </w:tcMar>
+            <w:tcBorders>
+              <w:top w:val="single" w:sz="4" w:space="0" w:color="CCCCCC"/>
+              <w:bottom w:val="single" w:sz="4" w:space="0" w:color="CCCCCC"/>
+              <w:left w:val="single" w:sz="4" w:space="0" w:color="CCCCCC"/>
+              <w:right w:val="single" w:sz="4" w:space="0" w:color="CCCCCC"/>
+            </w:tcBorders>
+          </w:tcPr>
+          <w:p>
+            <w:pPr>
+              <w:spacing w:before="60" w:after="60" w:line="252" w:lineRule="auto"/>
+              <w:jc w:val="left"/>
+            </w:pPr>
+            <w:r/>
+            <w:r>
+              <w:rPr>
+                <w:b/>
+              </w:rPr>
+              <w:t>+0.75</w:t>
+            </w:r>
+          </w:p>
+        </w:tc>
+        <w:tc>
+          <w:tcPr>
+            <w:tcW w:type="dxa" w:w="1440"/>
+            <w:shd w:fill="FFFFFF"/>
+            <w:tcMar>
+              <w:top w:w="100" w:type="dxa"/>
+              <w:bottom w:w="100" w:type="dxa"/>
+              <w:left w:w="120" w:type="dxa"/>
+              <w:right w:w="120" w:type="dxa"/>
+            </w:tcMar>
+            <w:tcBorders>
+              <w:top w:val="single" w:sz="4" w:space="0" w:color="CCCCCC"/>
+              <w:bottom w:val="single" w:sz="4" w:space="0" w:color="CCCCCC"/>
+              <w:left w:val="single" w:sz="4" w:space="0" w:color="CCCCCC"/>
+              <w:right w:val="single" w:sz="4" w:space="0" w:color="CCCCCC"/>
+            </w:tcBorders>
+          </w:tcPr>
+          <w:p>
+            <w:pPr>
+              <w:spacing w:before="60" w:after="60" w:line="252" w:lineRule="auto"/>
+              <w:jc w:val="left"/>
+            </w:pPr>
+            <w:r/>
+            <w:r>
+              <w:t>BULL</w:t>
+            </w:r>
+          </w:p>
+        </w:tc>
+      </w:tr>
+      <w:tr>
+        <w:tc>
+          <w:tcPr>
+            <w:tcW w:type="dxa" w:w="1584"/>
+            <w:shd w:fill="F8FAFC"/>
+            <w:tcMar>
+              <w:top w:w="100" w:type="dxa"/>
+              <w:bottom w:w="100" w:type="dxa"/>
+              <w:left w:w="120" w:type="dxa"/>
+              <w:right w:w="120" w:type="dxa"/>
+            </w:tcMar>
+            <w:tcBorders>
+              <w:top w:val="single" w:sz="4" w:space="0" w:color="CCCCCC"/>
+              <w:bottom w:val="single" w:sz="4" w:space="0" w:color="CCCCCC"/>
+              <w:left w:val="single" w:sz="4" w:space="0" w:color="CCCCCC"/>
+              <w:right w:val="single" w:sz="4" w:space="0" w:color="CCCCCC"/>
+            </w:tcBorders>
+          </w:tcPr>
+          <w:p>
+            <w:pPr>
+              <w:spacing w:before="60" w:after="60" w:line="252" w:lineRule="auto"/>
+              <w:jc w:val="left"/>
+            </w:pPr>
+            <w:r/>
+            <w:r>
+              <w:rPr>
+                <w:b/>
+              </w:rPr>
+              <w:t>Fri 28/08</w:t>
+            </w:r>
+          </w:p>
+        </w:tc>
+        <w:tc>
+          <w:tcPr>
+            <w:tcW w:type="dxa" w:w="864"/>
+            <w:shd w:fill="F8FAFC"/>
+            <w:tcMar>
+              <w:top w:w="100" w:type="dxa"/>
+              <w:bottom w:w="100" w:type="dxa"/>
+              <w:left w:w="120" w:type="dxa"/>
+              <w:right w:w="120" w:type="dxa"/>
+            </w:tcMar>
+            <w:tcBorders>
+              <w:top w:val="single" w:sz="4" w:space="0" w:color="CCCCCC"/>
+              <w:bottom w:val="single" w:sz="4" w:space="0" w:color="CCCCCC"/>
+              <w:left w:val="single" w:sz="4" w:space="0" w:color="CCCCCC"/>
+              <w:right w:val="single" w:sz="4" w:space="0" w:color="CCCCCC"/>
+            </w:tcBorders>
+          </w:tcPr>
+          <w:p>
+            <w:pPr>
+              <w:spacing w:before="60" w:after="60" w:line="252" w:lineRule="auto"/>
+              <w:jc w:val="left"/>
+            </w:pPr>
+            <w:r/>
+            <w:r>
+              <w:t>Asia 07-11</w:t>
+            </w:r>
+          </w:p>
+        </w:tc>
+        <w:tc>
+          <w:tcPr>
+            <w:tcW w:type="dxa" w:w="1440"/>
+            <w:shd w:fill="F8FAFC"/>
+            <w:tcMar>
+              <w:top w:w="100" w:type="dxa"/>
+              <w:bottom w:w="100" w:type="dxa"/>
+              <w:left w:w="120" w:type="dxa"/>
+              <w:right w:w="120" w:type="dxa"/>
+            </w:tcMar>
+            <w:tcBorders>
+              <w:top w:val="single" w:sz="4" w:space="0" w:color="CCCCCC"/>
+              <w:bottom w:val="single" w:sz="4" w:space="0" w:color="CCCCCC"/>
+              <w:left w:val="single" w:sz="4" w:space="0" w:color="CCCCCC"/>
+              <w:right w:val="single" w:sz="4" w:space="0" w:color="CCCCCC"/>
+            </w:tcBorders>
+          </w:tcPr>
+          <w:p>
+            <w:pPr>
+              <w:spacing w:before="60" w:after="60" w:line="252" w:lineRule="auto"/>
+              <w:jc w:val="left"/>
+            </w:pPr>
+            <w:r/>
+            <w:r>
+              <w:t>724.25</w:t>
+            </w:r>
+          </w:p>
+        </w:tc>
+        <w:tc>
+          <w:tcPr>
+            <w:tcW w:type="dxa" w:w="2016"/>
+            <w:shd w:fill="F8FAFC"/>
+            <w:tcMar>
+              <w:top w:w="100" w:type="dxa"/>
+              <w:bottom w:w="100" w:type="dxa"/>
+              <w:left w:w="120" w:type="dxa"/>
+              <w:right w:w="120" w:type="dxa"/>
+            </w:tcMar>
+            <w:tcBorders>
+              <w:top w:val="single" w:sz="4" w:space="0" w:color="CCCCCC"/>
+              <w:bottom w:val="single" w:sz="4" w:space="0" w:color="CCCCCC"/>
+              <w:left w:val="single" w:sz="4" w:space="0" w:color="CCCCCC"/>
+              <w:right w:val="single" w:sz="4" w:space="0" w:color="CCCCCC"/>
+            </w:tcBorders>
+          </w:tcPr>
+          <w:p>
+            <w:pPr>
+              <w:spacing w:before="60" w:after="60" w:line="252" w:lineRule="auto"/>
+              <w:jc w:val="left"/>
+            </w:pPr>
+            <w:r/>
+            <w:r>
+              <w:t>733.50</w:t>
+            </w:r>
+          </w:p>
+        </w:tc>
+        <w:tc>
+          <w:tcPr>
+            <w:tcW w:type="dxa" w:w="1152"/>
+            <w:shd w:fill="F8FAFC"/>
+            <w:tcMar>
+              <w:top w:w="100" w:type="dxa"/>
+              <w:bottom w:w="100" w:type="dxa"/>
+              <w:left w:w="120" w:type="dxa"/>
+              <w:right w:w="120" w:type="dxa"/>
+            </w:tcMar>
+            <w:tcBorders>
+              <w:top w:val="single" w:sz="4" w:space="0" w:color="CCCCCC"/>
+              <w:bottom w:val="single" w:sz="4" w:space="0" w:color="CCCCCC"/>
+              <w:left w:val="single" w:sz="4" w:space="0" w:color="CCCCCC"/>
+              <w:right w:val="single" w:sz="4" w:space="0" w:color="CCCCCC"/>
+            </w:tcBorders>
+          </w:tcPr>
+          <w:p>
+            <w:pPr>
+              <w:spacing w:before="60" w:after="60" w:line="252" w:lineRule="auto"/>
+              <w:jc w:val="left"/>
+            </w:pPr>
+            <w:r/>
+            <w:r>
+              <w:t>717.75</w:t>
+            </w:r>
+          </w:p>
+        </w:tc>
+        <w:tc>
+          <w:tcPr>
+            <w:tcW w:type="dxa" w:w="1728"/>
+            <w:shd w:fill="F8FAFC"/>
+            <w:tcMar>
+              <w:top w:w="100" w:type="dxa"/>
+              <w:bottom w:w="100" w:type="dxa"/>
+              <w:left w:w="120" w:type="dxa"/>
+              <w:right w:w="120" w:type="dxa"/>
+            </w:tcMar>
+            <w:tcBorders>
+              <w:top w:val="single" w:sz="4" w:space="0" w:color="CCCCCC"/>
+              <w:bottom w:val="single" w:sz="4" w:space="0" w:color="CCCCCC"/>
+              <w:left w:val="single" w:sz="4" w:space="0" w:color="CCCCCC"/>
+              <w:right w:val="single" w:sz="4" w:space="0" w:color="CCCCCC"/>
+            </w:tcBorders>
+          </w:tcPr>
+          <w:p>
+            <w:pPr>
+              <w:spacing w:before="60" w:after="60" w:line="252" w:lineRule="auto"/>
+              <w:jc w:val="left"/>
+            </w:pPr>
+            <w:r/>
+            <w:r>
+              <w:rPr>
+                <w:b/>
+              </w:rPr>
+              <w:t>723.50</w:t>
+            </w:r>
+          </w:p>
+        </w:tc>
+        <w:tc>
+          <w:tcPr>
+            <w:tcW w:type="dxa" w:w="3456"/>
+            <w:shd w:fill="F8FAFC"/>
+            <w:tcMar>
+              <w:top w:w="100" w:type="dxa"/>
+              <w:bottom w:w="100" w:type="dxa"/>
+              <w:left w:w="120" w:type="dxa"/>
+              <w:right w:w="120" w:type="dxa"/>
+            </w:tcMar>
+            <w:tcBorders>
+              <w:top w:val="single" w:sz="4" w:space="0" w:color="CCCCCC"/>
+              <w:bottom w:val="single" w:sz="4" w:space="0" w:color="CCCCCC"/>
+              <w:left w:val="single" w:sz="4" w:space="0" w:color="CCCCCC"/>
+              <w:right w:val="single" w:sz="4" w:space="0" w:color="CCCCCC"/>
+            </w:tcBorders>
+          </w:tcPr>
+          <w:p>
+            <w:pPr>
+              <w:spacing w:before="60" w:after="60" w:line="252" w:lineRule="auto"/>
+              <w:jc w:val="left"/>
+            </w:pPr>
+            <w:r/>
+            <w:r>
+              <w:rPr>
+                <w:b/>
+              </w:rPr>
+              <w:t>-0.75</w:t>
+            </w:r>
+          </w:p>
+        </w:tc>
+        <w:tc>
+          <w:tcPr>
+            <w:tcW w:type="dxa" w:w="1440"/>
+            <w:shd w:fill="F8FAFC"/>
+            <w:tcMar>
+              <w:top w:w="100" w:type="dxa"/>
+              <w:bottom w:w="100" w:type="dxa"/>
+              <w:left w:w="120" w:type="dxa"/>
+              <w:right w:w="120" w:type="dxa"/>
+            </w:tcMar>
+            <w:tcBorders>
+              <w:top w:val="single" w:sz="4" w:space="0" w:color="CCCCCC"/>
+              <w:bottom w:val="single" w:sz="4" w:space="0" w:color="CCCCCC"/>
+              <w:left w:val="single" w:sz="4" w:space="0" w:color="CCCCCC"/>
+              <w:right w:val="single" w:sz="4" w:space="0" w:color="CCCCCC"/>
+            </w:tcBorders>
+          </w:tcPr>
+          <w:p>
+            <w:pPr>
+              <w:spacing w:before="60" w:after="60" w:line="252" w:lineRule="auto"/>
+              <w:jc w:val="left"/>
+            </w:pPr>
+            <w:r/>
+            <w:r>
+              <w:t>BEAR</w:t>
+            </w:r>
+          </w:p>
+        </w:tc>
+      </w:tr>
+      <w:tr>
+        <w:tc>
+          <w:tcPr>
+            <w:tcW w:type="dxa" w:w="1584"/>
+            <w:shd w:fill="FFFFFF"/>
+            <w:tcMar>
+              <w:top w:w="100" w:type="dxa"/>
+              <w:bottom w:w="100" w:type="dxa"/>
+              <w:left w:w="120" w:type="dxa"/>
+              <w:right w:w="120" w:type="dxa"/>
+            </w:tcMar>
+            <w:tcBorders>
+              <w:top w:val="single" w:sz="4" w:space="0" w:color="CCCCCC"/>
+              <w:bottom w:val="single" w:sz="4" w:space="0" w:color="CCCCCC"/>
+              <w:left w:val="single" w:sz="4" w:space="0" w:color="CCCCCC"/>
+              <w:right w:val="single" w:sz="4" w:space="0" w:color="CCCCCC"/>
+            </w:tcBorders>
+          </w:tcPr>
+          <w:p>
+            <w:pPr>
+              <w:spacing w:before="60" w:after="60" w:line="252" w:lineRule="auto"/>
+              <w:jc w:val="left"/>
+            </w:pPr>
+            <w:r/>
+            <w:r>
+              <w:rPr>
+                <w:b/>
+              </w:rPr>
+              <w:t>Fri 28/08</w:t>
+            </w:r>
+          </w:p>
+        </w:tc>
+        <w:tc>
+          <w:tcPr>
+            <w:tcW w:type="dxa" w:w="864"/>
+            <w:shd w:fill="FFFFFF"/>
+            <w:tcMar>
+              <w:top w:w="100" w:type="dxa"/>
+              <w:bottom w:w="100" w:type="dxa"/>
+              <w:left w:w="120" w:type="dxa"/>
+              <w:right w:w="120" w:type="dxa"/>
+            </w:tcMar>
+            <w:tcBorders>
+              <w:top w:val="single" w:sz="4" w:space="0" w:color="CCCCCC"/>
+              <w:bottom w:val="single" w:sz="4" w:space="0" w:color="CCCCCC"/>
+              <w:left w:val="single" w:sz="4" w:space="0" w:color="CCCCCC"/>
+              <w:right w:val="single" w:sz="4" w:space="0" w:color="CCCCCC"/>
+            </w:tcBorders>
+          </w:tcPr>
+          <w:p>
+            <w:pPr>
+              <w:spacing w:before="60" w:after="60" w:line="252" w:lineRule="auto"/>
+              <w:jc w:val="left"/>
+            </w:pPr>
+            <w:r/>
+            <w:r>
+              <w:t>Asia 11-15</w:t>
+            </w:r>
+          </w:p>
+        </w:tc>
+        <w:tc>
+          <w:tcPr>
+            <w:tcW w:type="dxa" w:w="1440"/>
+            <w:shd w:fill="FFFFFF"/>
+            <w:tcMar>
+              <w:top w:w="100" w:type="dxa"/>
+              <w:bottom w:w="100" w:type="dxa"/>
+              <w:left w:w="120" w:type="dxa"/>
+              <w:right w:w="120" w:type="dxa"/>
+            </w:tcMar>
+            <w:tcBorders>
+              <w:top w:val="single" w:sz="4" w:space="0" w:color="CCCCCC"/>
+              <w:bottom w:val="single" w:sz="4" w:space="0" w:color="CCCCCC"/>
+              <w:left w:val="single" w:sz="4" w:space="0" w:color="CCCCCC"/>
+              <w:right w:val="single" w:sz="4" w:space="0" w:color="CCCCCC"/>
+            </w:tcBorders>
+          </w:tcPr>
+          <w:p>
+            <w:pPr>
+              <w:spacing w:before="60" w:after="60" w:line="252" w:lineRule="auto"/>
+              <w:jc w:val="left"/>
+            </w:pPr>
+            <w:r/>
+            <w:r>
+              <w:t>723.50</w:t>
+            </w:r>
+          </w:p>
+        </w:tc>
+        <w:tc>
+          <w:tcPr>
+            <w:tcW w:type="dxa" w:w="2016"/>
+            <w:shd w:fill="FFFFFF"/>
+            <w:tcMar>
+              <w:top w:w="100" w:type="dxa"/>
+              <w:bottom w:w="100" w:type="dxa"/>
+              <w:left w:w="120" w:type="dxa"/>
+              <w:right w:w="120" w:type="dxa"/>
+            </w:tcMar>
+            <w:tcBorders>
+              <w:top w:val="single" w:sz="4" w:space="0" w:color="CCCCCC"/>
+              <w:bottom w:val="single" w:sz="4" w:space="0" w:color="CCCCCC"/>
+              <w:left w:val="single" w:sz="4" w:space="0" w:color="CCCCCC"/>
+              <w:right w:val="single" w:sz="4" w:space="0" w:color="CCCCCC"/>
+            </w:tcBorders>
+          </w:tcPr>
+          <w:p>
+            <w:pPr>
+              <w:spacing w:before="60" w:after="60" w:line="252" w:lineRule="auto"/>
+              <w:jc w:val="left"/>
+            </w:pPr>
+            <w:r/>
+            <w:r>
+              <w:t>731.00</w:t>
+            </w:r>
+          </w:p>
+        </w:tc>
+        <w:tc>
+          <w:tcPr>
+            <w:tcW w:type="dxa" w:w="1152"/>
+            <w:shd w:fill="FFFFFF"/>
+            <w:tcMar>
+              <w:top w:w="100" w:type="dxa"/>
+              <w:bottom w:w="100" w:type="dxa"/>
+              <w:left w:w="120" w:type="dxa"/>
+              <w:right w:w="120" w:type="dxa"/>
+            </w:tcMar>
+            <w:tcBorders>
+              <w:top w:val="single" w:sz="4" w:space="0" w:color="CCCCCC"/>
+              <w:bottom w:val="single" w:sz="4" w:space="0" w:color="CCCCCC"/>
+              <w:left w:val="single" w:sz="4" w:space="0" w:color="CCCCCC"/>
+              <w:right w:val="single" w:sz="4" w:space="0" w:color="CCCCCC"/>
+            </w:tcBorders>
+          </w:tcPr>
+          <w:p>
+            <w:pPr>
+              <w:spacing w:before="60" w:after="60" w:line="252" w:lineRule="auto"/>
+              <w:jc w:val="left"/>
+            </w:pPr>
+            <w:r/>
+            <w:r>
+              <w:t>717.50</w:t>
+            </w:r>
+          </w:p>
+        </w:tc>
+        <w:tc>
+          <w:tcPr>
+            <w:tcW w:type="dxa" w:w="1728"/>
+            <w:shd w:fill="FFFFFF"/>
+            <w:tcMar>
+              <w:top w:w="100" w:type="dxa"/>
+              <w:bottom w:w="100" w:type="dxa"/>
+              <w:left w:w="120" w:type="dxa"/>
+              <w:right w:w="120" w:type="dxa"/>
+            </w:tcMar>
+            <w:tcBorders>
+              <w:top w:val="single" w:sz="4" w:space="0" w:color="CCCCCC"/>
+              <w:bottom w:val="single" w:sz="4" w:space="0" w:color="CCCCCC"/>
+              <w:left w:val="single" w:sz="4" w:space="0" w:color="CCCCCC"/>
+              <w:right w:val="single" w:sz="4" w:space="0" w:color="CCCCCC"/>
+            </w:tcBorders>
+          </w:tcPr>
+          <w:p>
+            <w:pPr>
+              <w:spacing w:before="60" w:after="60" w:line="252" w:lineRule="auto"/>
+              <w:jc w:val="left"/>
+            </w:pPr>
+            <w:r/>
+            <w:r>
+              <w:rPr>
+                <w:b/>
+              </w:rPr>
+              <w:t>722.50</w:t>
+            </w:r>
+          </w:p>
+        </w:tc>
+        <w:tc>
+          <w:tcPr>
+            <w:tcW w:type="dxa" w:w="3456"/>
+            <w:shd w:fill="FFFFFF"/>
+            <w:tcMar>
+              <w:top w:w="100" w:type="dxa"/>
+              <w:bottom w:w="100" w:type="dxa"/>
+              <w:left w:w="120" w:type="dxa"/>
+              <w:right w:w="120" w:type="dxa"/>
+            </w:tcMar>
+            <w:tcBorders>
+              <w:top w:val="single" w:sz="4" w:space="0" w:color="CCCCCC"/>
+              <w:bottom w:val="single" w:sz="4" w:space="0" w:color="CCCCCC"/>
+              <w:left w:val="single" w:sz="4" w:space="0" w:color="CCCCCC"/>
+              <w:right w:val="single" w:sz="4" w:space="0" w:color="CCCCCC"/>
+            </w:tcBorders>
+          </w:tcPr>
+          <w:p>
+            <w:pPr>
+              <w:spacing w:before="60" w:after="60" w:line="252" w:lineRule="auto"/>
+              <w:jc w:val="left"/>
+            </w:pPr>
+            <w:r/>
+            <w:r>
+              <w:rPr>
+                <w:b/>
+              </w:rPr>
+              <w:t>-1.00</w:t>
+            </w:r>
+          </w:p>
+        </w:tc>
+        <w:tc>
+          <w:tcPr>
+            <w:tcW w:type="dxa" w:w="1440"/>
+            <w:shd w:fill="FFFFFF"/>
+            <w:tcMar>
+              <w:top w:w="100" w:type="dxa"/>
+              <w:bottom w:w="100" w:type="dxa"/>
+              <w:left w:w="120" w:type="dxa"/>
+              <w:right w:w="120" w:type="dxa"/>
+            </w:tcMar>
+            <w:tcBorders>
+              <w:top w:val="single" w:sz="4" w:space="0" w:color="CCCCCC"/>
+              <w:bottom w:val="single" w:sz="4" w:space="0" w:color="CCCCCC"/>
+              <w:left w:val="single" w:sz="4" w:space="0" w:color="CCCCCC"/>
+              <w:right w:val="single" w:sz="4" w:space="0" w:color="CCCCCC"/>
+            </w:tcBorders>
+          </w:tcPr>
+          <w:p>
+            <w:pPr>
+              <w:spacing w:before="60" w:after="60" w:line="252" w:lineRule="auto"/>
+              <w:jc w:val="left"/>
+            </w:pPr>
+            <w:r/>
+            <w:r>
+              <w:t>BEAR</w:t>
+            </w:r>
+          </w:p>
+        </w:tc>
+      </w:tr>
+      <w:tr>
+        <w:tc>
+          <w:tcPr>
+            <w:tcW w:type="dxa" w:w="1584"/>
+            <w:shd w:fill="F8FAFC"/>
+            <w:tcMar>
+              <w:top w:w="100" w:type="dxa"/>
+              <w:bottom w:w="100" w:type="dxa"/>
+              <w:left w:w="120" w:type="dxa"/>
+              <w:right w:w="120" w:type="dxa"/>
+            </w:tcMar>
+            <w:tcBorders>
+              <w:top w:val="single" w:sz="4" w:space="0" w:color="CCCCCC"/>
+              <w:bottom w:val="single" w:sz="4" w:space="0" w:color="CCCCCC"/>
+              <w:left w:val="single" w:sz="4" w:space="0" w:color="CCCCCC"/>
+              <w:right w:val="single" w:sz="4" w:space="0" w:color="CCCCCC"/>
+            </w:tcBorders>
+          </w:tcPr>
+          <w:p>
+            <w:pPr>
+              <w:spacing w:before="60" w:after="60" w:line="252" w:lineRule="auto"/>
+              <w:jc w:val="left"/>
+            </w:pPr>
+            <w:r/>
+            <w:r>
+              <w:rPr>
+                <w:b/>
+              </w:rPr>
+              <w:t>Fri 28/08</w:t>
+            </w:r>
+          </w:p>
+        </w:tc>
+        <w:tc>
+          <w:tcPr>
+            <w:tcW w:type="dxa" w:w="864"/>
+            <w:shd w:fill="F8FAFC"/>
+            <w:tcMar>
+              <w:top w:w="100" w:type="dxa"/>
+              <w:bottom w:w="100" w:type="dxa"/>
+              <w:left w:w="120" w:type="dxa"/>
+              <w:right w:w="120" w:type="dxa"/>
+            </w:tcMar>
+            <w:tcBorders>
+              <w:top w:val="single" w:sz="4" w:space="0" w:color="CCCCCC"/>
+              <w:bottom w:val="single" w:sz="4" w:space="0" w:color="CCCCCC"/>
+              <w:left w:val="single" w:sz="4" w:space="0" w:color="CCCCCC"/>
+              <w:right w:val="single" w:sz="4" w:space="0" w:color="CCCCCC"/>
+            </w:tcBorders>
+          </w:tcPr>
+          <w:p>
+            <w:pPr>
+              <w:spacing w:before="60" w:after="60" w:line="252" w:lineRule="auto"/>
+              <w:jc w:val="left"/>
+            </w:pPr>
+            <w:r/>
+            <w:r>
+              <w:t>London 15-19</w:t>
+            </w:r>
+          </w:p>
+        </w:tc>
+        <w:tc>
+          <w:tcPr>
+            <w:tcW w:type="dxa" w:w="1440"/>
+            <w:shd w:fill="F8FAFC"/>
+            <w:tcMar>
+              <w:top w:w="100" w:type="dxa"/>
+              <w:bottom w:w="100" w:type="dxa"/>
+              <w:left w:w="120" w:type="dxa"/>
+              <w:right w:w="120" w:type="dxa"/>
+            </w:tcMar>
+            <w:tcBorders>
+              <w:top w:val="single" w:sz="4" w:space="0" w:color="CCCCCC"/>
+              <w:bottom w:val="single" w:sz="4" w:space="0" w:color="CCCCCC"/>
+              <w:left w:val="single" w:sz="4" w:space="0" w:color="CCCCCC"/>
+              <w:right w:val="single" w:sz="4" w:space="0" w:color="CCCCCC"/>
+            </w:tcBorders>
+          </w:tcPr>
+          <w:p>
+            <w:pPr>
+              <w:spacing w:before="60" w:after="60" w:line="252" w:lineRule="auto"/>
+              <w:jc w:val="left"/>
+            </w:pPr>
+            <w:r/>
+            <w:r>
+              <w:t>722.50</w:t>
+            </w:r>
+          </w:p>
+        </w:tc>
+        <w:tc>
+          <w:tcPr>
+            <w:tcW w:type="dxa" w:w="2016"/>
+            <w:shd w:fill="F8FAFC"/>
+            <w:tcMar>
+              <w:top w:w="100" w:type="dxa"/>
+              <w:bottom w:w="100" w:type="dxa"/>
+              <w:left w:w="120" w:type="dxa"/>
+              <w:right w:w="120" w:type="dxa"/>
+            </w:tcMar>
+            <w:tcBorders>
+              <w:top w:val="single" w:sz="4" w:space="0" w:color="CCCCCC"/>
+              <w:bottom w:val="single" w:sz="4" w:space="0" w:color="CCCCCC"/>
+              <w:left w:val="single" w:sz="4" w:space="0" w:color="CCCCCC"/>
+              <w:right w:val="single" w:sz="4" w:space="0" w:color="CCCCCC"/>
+            </w:tcBorders>
+          </w:tcPr>
+          <w:p>
+            <w:pPr>
+              <w:spacing w:before="60" w:after="60" w:line="252" w:lineRule="auto"/>
+              <w:jc w:val="left"/>
+            </w:pPr>
+            <w:r/>
+            <w:r>
+              <w:t>729.50</w:t>
+            </w:r>
+          </w:p>
+        </w:tc>
+        <w:tc>
+          <w:tcPr>
+            <w:tcW w:type="dxa" w:w="1152"/>
+            <w:shd w:fill="F8FAFC"/>
+            <w:tcMar>
+              <w:top w:w="100" w:type="dxa"/>
+              <w:bottom w:w="100" w:type="dxa"/>
+              <w:left w:w="120" w:type="dxa"/>
+              <w:right w:w="120" w:type="dxa"/>
+            </w:tcMar>
+            <w:tcBorders>
+              <w:top w:val="single" w:sz="4" w:space="0" w:color="CCCCCC"/>
+              <w:bottom w:val="single" w:sz="4" w:space="0" w:color="CCCCCC"/>
+              <w:left w:val="single" w:sz="4" w:space="0" w:color="CCCCCC"/>
+              <w:right w:val="single" w:sz="4" w:space="0" w:color="CCCCCC"/>
+            </w:tcBorders>
+          </w:tcPr>
+          <w:p>
+            <w:pPr>
+              <w:spacing w:before="60" w:after="60" w:line="252" w:lineRule="auto"/>
+              <w:jc w:val="left"/>
+            </w:pPr>
+            <w:r/>
+            <w:r>
+              <w:t>709.00</w:t>
+            </w:r>
+          </w:p>
+        </w:tc>
+        <w:tc>
+          <w:tcPr>
+            <w:tcW w:type="dxa" w:w="1728"/>
+            <w:shd w:fill="F8FAFC"/>
+            <w:tcMar>
+              <w:top w:w="100" w:type="dxa"/>
+              <w:bottom w:w="100" w:type="dxa"/>
+              <w:left w:w="120" w:type="dxa"/>
+              <w:right w:w="120" w:type="dxa"/>
+            </w:tcMar>
+            <w:tcBorders>
+              <w:top w:val="single" w:sz="4" w:space="0" w:color="CCCCCC"/>
+              <w:bottom w:val="single" w:sz="4" w:space="0" w:color="CCCCCC"/>
+              <w:left w:val="single" w:sz="4" w:space="0" w:color="CCCCCC"/>
+              <w:right w:val="single" w:sz="4" w:space="0" w:color="CCCCCC"/>
+            </w:tcBorders>
+          </w:tcPr>
+          <w:p>
+            <w:pPr>
+              <w:spacing w:before="60" w:after="60" w:line="252" w:lineRule="auto"/>
+              <w:jc w:val="left"/>
+            </w:pPr>
+            <w:r/>
+            <w:r>
+              <w:rPr>
+                <w:b/>
+              </w:rPr>
+              <w:t>723.25</w:t>
+            </w:r>
+          </w:p>
+        </w:tc>
+        <w:tc>
+          <w:tcPr>
+            <w:tcW w:type="dxa" w:w="3456"/>
+            <w:shd w:fill="F8FAFC"/>
+            <w:tcMar>
+              <w:top w:w="100" w:type="dxa"/>
+              <w:bottom w:w="100" w:type="dxa"/>
+              <w:left w:w="120" w:type="dxa"/>
+              <w:right w:w="120" w:type="dxa"/>
+            </w:tcMar>
+            <w:tcBorders>
+              <w:top w:val="single" w:sz="4" w:space="0" w:color="CCCCCC"/>
+              <w:bottom w:val="single" w:sz="4" w:space="0" w:color="CCCCCC"/>
+              <w:left w:val="single" w:sz="4" w:space="0" w:color="CCCCCC"/>
+              <w:right w:val="single" w:sz="4" w:space="0" w:color="CCCCCC"/>
+            </w:tcBorders>
+          </w:tcPr>
+          <w:p>
+            <w:pPr>
+              <w:spacing w:before="60" w:after="60" w:line="252" w:lineRule="auto"/>
+              <w:jc w:val="left"/>
+            </w:pPr>
+            <w:r/>
+            <w:r>
+              <w:rPr>
+                <w:b/>
+              </w:rPr>
+              <w:t>+0.75</w:t>
+            </w:r>
+          </w:p>
+        </w:tc>
+        <w:tc>
+          <w:tcPr>
+            <w:tcW w:type="dxa" w:w="1440"/>
+            <w:shd w:fill="F8FAFC"/>
+            <w:tcMar>
+              <w:top w:w="100" w:type="dxa"/>
+              <w:bottom w:w="100" w:type="dxa"/>
+              <w:left w:w="120" w:type="dxa"/>
+              <w:right w:w="120" w:type="dxa"/>
+            </w:tcMar>
+            <w:tcBorders>
+              <w:top w:val="single" w:sz="4" w:space="0" w:color="CCCCCC"/>
+              <w:bottom w:val="single" w:sz="4" w:space="0" w:color="CCCCCC"/>
+              <w:left w:val="single" w:sz="4" w:space="0" w:color="CCCCCC"/>
+              <w:right w:val="single" w:sz="4" w:space="0" w:color="CCCCCC"/>
+            </w:tcBorders>
+          </w:tcPr>
+          <w:p>
+            <w:pPr>
+              <w:spacing w:before="60" w:after="60" w:line="252" w:lineRule="auto"/>
+              <w:jc w:val="left"/>
+            </w:pPr>
+            <w:r/>
+            <w:r>
+              <w:t>BULL</w:t>
+            </w:r>
+          </w:p>
+        </w:tc>
+      </w:tr>
+      <w:tr>
+        <w:tc>
+          <w:tcPr>
+            <w:tcW w:type="dxa" w:w="1584"/>
+            <w:shd w:fill="FFFFFF"/>
+            <w:tcMar>
+              <w:top w:w="100" w:type="dxa"/>
+              <w:bottom w:w="100" w:type="dxa"/>
+              <w:left w:w="120" w:type="dxa"/>
+              <w:right w:w="120" w:type="dxa"/>
+            </w:tcMar>
+            <w:tcBorders>
+              <w:top w:val="single" w:sz="4" w:space="0" w:color="CCCCCC"/>
+              <w:bottom w:val="single" w:sz="4" w:space="0" w:color="CCCCCC"/>
+              <w:left w:val="single" w:sz="4" w:space="0" w:color="CCCCCC"/>
+              <w:right w:val="single" w:sz="4" w:space="0" w:color="CCCCCC"/>
+            </w:tcBorders>
+          </w:tcPr>
+          <w:p>
+            <w:pPr>
+              <w:spacing w:before="60" w:after="60" w:line="252" w:lineRule="auto"/>
+              <w:jc w:val="left"/>
+            </w:pPr>
+            <w:r/>
+            <w:r>
+              <w:rPr>
+                <w:b/>
+              </w:rPr>
+              <w:t>Fri 28/08</w:t>
+            </w:r>
+          </w:p>
+        </w:tc>
+        <w:tc>
+          <w:tcPr>
+            <w:tcW w:type="dxa" w:w="864"/>
+            <w:shd w:fill="FFFFFF"/>
+            <w:tcMar>
+              <w:top w:w="100" w:type="dxa"/>
+              <w:bottom w:w="100" w:type="dxa"/>
+              <w:left w:w="120" w:type="dxa"/>
+              <w:right w:w="120" w:type="dxa"/>
+            </w:tcMar>
+            <w:tcBorders>
+              <w:top w:val="single" w:sz="4" w:space="0" w:color="CCCCCC"/>
+              <w:bottom w:val="single" w:sz="4" w:space="0" w:color="CCCCCC"/>
+              <w:left w:val="single" w:sz="4" w:space="0" w:color="CCCCCC"/>
+              <w:right w:val="single" w:sz="4" w:space="0" w:color="CCCCCC"/>
+            </w:tcBorders>
+          </w:tcPr>
+          <w:p>
+            <w:pPr>
+              <w:spacing w:before="60" w:after="60" w:line="252" w:lineRule="auto"/>
+              <w:jc w:val="left"/>
+            </w:pPr>
+            <w:r/>
+            <w:r>
+              <w:t>Pre-NY 19-21</w:t>
+            </w:r>
+          </w:p>
+        </w:tc>
+        <w:tc>
+          <w:tcPr>
+            <w:tcW w:type="dxa" w:w="1440"/>
+            <w:shd w:fill="FFFFFF"/>
+            <w:tcMar>
+              <w:top w:w="100" w:type="dxa"/>
+              <w:bottom w:w="100" w:type="dxa"/>
+              <w:left w:w="120" w:type="dxa"/>
+              <w:right w:w="120" w:type="dxa"/>
+            </w:tcMar>
+            <w:tcBorders>
+              <w:top w:val="single" w:sz="4" w:space="0" w:color="CCCCCC"/>
+              <w:bottom w:val="single" w:sz="4" w:space="0" w:color="CCCCCC"/>
+              <w:left w:val="single" w:sz="4" w:space="0" w:color="CCCCCC"/>
+              <w:right w:val="single" w:sz="4" w:space="0" w:color="CCCCCC"/>
+            </w:tcBorders>
+          </w:tcPr>
+          <w:p>
+            <w:pPr>
+              <w:spacing w:before="60" w:after="60" w:line="252" w:lineRule="auto"/>
+              <w:jc w:val="left"/>
+            </w:pPr>
+            <w:r/>
+            <w:r>
+              <w:t>723.25</w:t>
+            </w:r>
+          </w:p>
+        </w:tc>
+        <w:tc>
+          <w:tcPr>
+            <w:tcW w:type="dxa" w:w="2016"/>
+            <w:shd w:fill="FFFFFF"/>
+            <w:tcMar>
+              <w:top w:w="100" w:type="dxa"/>
+              <w:bottom w:w="100" w:type="dxa"/>
+              <w:left w:w="120" w:type="dxa"/>
+              <w:right w:w="120" w:type="dxa"/>
+            </w:tcMar>
+            <w:tcBorders>
+              <w:top w:val="single" w:sz="4" w:space="0" w:color="CCCCCC"/>
+              <w:bottom w:val="single" w:sz="4" w:space="0" w:color="CCCCCC"/>
+              <w:left w:val="single" w:sz="4" w:space="0" w:color="CCCCCC"/>
+              <w:right w:val="single" w:sz="4" w:space="0" w:color="CCCCCC"/>
+            </w:tcBorders>
+          </w:tcPr>
+          <w:p>
+            <w:pPr>
+              <w:spacing w:before="60" w:after="60" w:line="252" w:lineRule="auto"/>
+              <w:jc w:val="left"/>
+            </w:pPr>
+            <w:r/>
+            <w:r>
+              <w:t>732.50</w:t>
+            </w:r>
+          </w:p>
+        </w:tc>
+        <w:tc>
+          <w:tcPr>
+            <w:tcW w:type="dxa" w:w="1152"/>
+            <w:shd w:fill="FFFFFF"/>
+            <w:tcMar>
+              <w:top w:w="100" w:type="dxa"/>
+              <w:bottom w:w="100" w:type="dxa"/>
+              <w:left w:w="120" w:type="dxa"/>
+              <w:right w:w="120" w:type="dxa"/>
+            </w:tcMar>
+            <w:tcBorders>
+              <w:top w:val="single" w:sz="4" w:space="0" w:color="CCCCCC"/>
+              <w:bottom w:val="single" w:sz="4" w:space="0" w:color="CCCCCC"/>
+              <w:left w:val="single" w:sz="4" w:space="0" w:color="CCCCCC"/>
+              <w:right w:val="single" w:sz="4" w:space="0" w:color="CCCCCC"/>
+            </w:tcBorders>
+          </w:tcPr>
+          <w:p>
+            <w:pPr>
+              <w:spacing w:before="60" w:after="60" w:line="252" w:lineRule="auto"/>
+              <w:jc w:val="left"/>
+            </w:pPr>
+            <w:r/>
+            <w:r>
+              <w:t>716.00</w:t>
+            </w:r>
+          </w:p>
+        </w:tc>
+        <w:tc>
+          <w:tcPr>
+            <w:tcW w:type="dxa" w:w="1728"/>
+            <w:shd w:fill="FFFFFF"/>
+            <w:tcMar>
+              <w:top w:w="100" w:type="dxa"/>
+              <w:bottom w:w="100" w:type="dxa"/>
+              <w:left w:w="120" w:type="dxa"/>
+              <w:right w:w="120" w:type="dxa"/>
+            </w:tcMar>
+            <w:tcBorders>
+              <w:top w:val="single" w:sz="4" w:space="0" w:color="CCCCCC"/>
+              <w:bottom w:val="single" w:sz="4" w:space="0" w:color="CCCCCC"/>
+              <w:left w:val="single" w:sz="4" w:space="0" w:color="CCCCCC"/>
+              <w:right w:val="single" w:sz="4" w:space="0" w:color="CCCCCC"/>
+            </w:tcBorders>
+          </w:tcPr>
+          <w:p>
+            <w:pPr>
+              <w:spacing w:before="60" w:after="60" w:line="252" w:lineRule="auto"/>
+              <w:jc w:val="left"/>
+            </w:pPr>
+            <w:r/>
+            <w:r>
+              <w:rPr>
+                <w:b/>
+              </w:rPr>
+              <w:t>723.00</w:t>
+            </w:r>
+          </w:p>
+        </w:tc>
+        <w:tc>
+          <w:tcPr>
+            <w:tcW w:type="dxa" w:w="3456"/>
+            <w:shd w:fill="FFFFFF"/>
             <w:tcMar>
               <w:top w:w="100" w:type="dxa"/>
               <w:bottom w:w="100" w:type="dxa"/>
@@ -28683,7 +30798,7 @@
         <w:tc>
           <w:tcPr>
             <w:tcW w:type="dxa" w:w="1440"/>
-            <w:shd w:fill="F8FAFC"/>
+            <w:shd w:fill="FFFFFF"/>
             <w:tcMar>
               <w:top w:w="100" w:type="dxa"/>
               <w:bottom w:w="100" w:type="dxa"/>
@@ -28705,1181 +30820,6 @@
             <w:r/>
             <w:r>
               <w:t>BEAR</w:t>
-            </w:r>
-          </w:p>
-        </w:tc>
-      </w:tr>
-      <w:tr>
-        <w:tc>
-          <w:tcPr>
-            <w:tcW w:type="dxa" w:w="1584"/>
-            <w:shd w:fill="FFFFFF"/>
-            <w:tcMar>
-              <w:top w:w="100" w:type="dxa"/>
-              <w:bottom w:w="100" w:type="dxa"/>
-              <w:left w:w="120" w:type="dxa"/>
-              <w:right w:w="120" w:type="dxa"/>
-            </w:tcMar>
-            <w:tcBorders>
-              <w:top w:val="single" w:sz="4" w:space="0" w:color="CCCCCC"/>
-              <w:bottom w:val="single" w:sz="4" w:space="0" w:color="CCCCCC"/>
-              <w:left w:val="single" w:sz="4" w:space="0" w:color="CCCCCC"/>
-              <w:right w:val="single" w:sz="4" w:space="0" w:color="CCCCCC"/>
-            </w:tcBorders>
-          </w:tcPr>
-          <w:p>
-            <w:pPr>
-              <w:spacing w:before="60" w:after="60" w:line="252" w:lineRule="auto"/>
-              <w:jc w:val="left"/>
-            </w:pPr>
-            <w:r/>
-            <w:r>
-              <w:rPr>
-                <w:b/>
-              </w:rPr>
-              <w:t>Thu 27/08</w:t>
-            </w:r>
-          </w:p>
-        </w:tc>
-        <w:tc>
-          <w:tcPr>
-            <w:tcW w:type="dxa" w:w="864"/>
-            <w:shd w:fill="FFFFFF"/>
-            <w:tcMar>
-              <w:top w:w="100" w:type="dxa"/>
-              <w:bottom w:w="100" w:type="dxa"/>
-              <w:left w:w="120" w:type="dxa"/>
-              <w:right w:w="120" w:type="dxa"/>
-            </w:tcMar>
-            <w:tcBorders>
-              <w:top w:val="single" w:sz="4" w:space="0" w:color="CCCCCC"/>
-              <w:bottom w:val="single" w:sz="4" w:space="0" w:color="CCCCCC"/>
-              <w:left w:val="single" w:sz="4" w:space="0" w:color="CCCCCC"/>
-              <w:right w:val="single" w:sz="4" w:space="0" w:color="CCCCCC"/>
-            </w:tcBorders>
-          </w:tcPr>
-          <w:p>
-            <w:pPr>
-              <w:spacing w:before="60" w:after="60" w:line="252" w:lineRule="auto"/>
-              <w:jc w:val="left"/>
-            </w:pPr>
-            <w:r/>
-            <w:r>
-              <w:t>Asia 11-15</w:t>
-            </w:r>
-          </w:p>
-        </w:tc>
-        <w:tc>
-          <w:tcPr>
-            <w:tcW w:type="dxa" w:w="1440"/>
-            <w:shd w:fill="FFFFFF"/>
-            <w:tcMar>
-              <w:top w:w="100" w:type="dxa"/>
-              <w:bottom w:w="100" w:type="dxa"/>
-              <w:left w:w="120" w:type="dxa"/>
-              <w:right w:w="120" w:type="dxa"/>
-            </w:tcMar>
-            <w:tcBorders>
-              <w:top w:val="single" w:sz="4" w:space="0" w:color="CCCCCC"/>
-              <w:bottom w:val="single" w:sz="4" w:space="0" w:color="CCCCCC"/>
-              <w:left w:val="single" w:sz="4" w:space="0" w:color="CCCCCC"/>
-              <w:right w:val="single" w:sz="4" w:space="0" w:color="CCCCCC"/>
-            </w:tcBorders>
-          </w:tcPr>
-          <w:p>
-            <w:pPr>
-              <w:spacing w:before="60" w:after="60" w:line="252" w:lineRule="auto"/>
-              <w:jc w:val="left"/>
-            </w:pPr>
-            <w:r/>
-            <w:r>
-              <w:t>717.00</w:t>
-            </w:r>
-          </w:p>
-        </w:tc>
-        <w:tc>
-          <w:tcPr>
-            <w:tcW w:type="dxa" w:w="2016"/>
-            <w:shd w:fill="FFFFFF"/>
-            <w:tcMar>
-              <w:top w:w="100" w:type="dxa"/>
-              <w:bottom w:w="100" w:type="dxa"/>
-              <w:left w:w="120" w:type="dxa"/>
-              <w:right w:w="120" w:type="dxa"/>
-            </w:tcMar>
-            <w:tcBorders>
-              <w:top w:val="single" w:sz="4" w:space="0" w:color="CCCCCC"/>
-              <w:bottom w:val="single" w:sz="4" w:space="0" w:color="CCCCCC"/>
-              <w:left w:val="single" w:sz="4" w:space="0" w:color="CCCCCC"/>
-              <w:right w:val="single" w:sz="4" w:space="0" w:color="CCCCCC"/>
-            </w:tcBorders>
-          </w:tcPr>
-          <w:p>
-            <w:pPr>
-              <w:spacing w:before="60" w:after="60" w:line="252" w:lineRule="auto"/>
-              <w:jc w:val="left"/>
-            </w:pPr>
-            <w:r/>
-            <w:r>
-              <w:t>726.75</w:t>
-            </w:r>
-          </w:p>
-        </w:tc>
-        <w:tc>
-          <w:tcPr>
-            <w:tcW w:type="dxa" w:w="1152"/>
-            <w:shd w:fill="FFFFFF"/>
-            <w:tcMar>
-              <w:top w:w="100" w:type="dxa"/>
-              <w:bottom w:w="100" w:type="dxa"/>
-              <w:left w:w="120" w:type="dxa"/>
-              <w:right w:w="120" w:type="dxa"/>
-            </w:tcMar>
-            <w:tcBorders>
-              <w:top w:val="single" w:sz="4" w:space="0" w:color="CCCCCC"/>
-              <w:bottom w:val="single" w:sz="4" w:space="0" w:color="CCCCCC"/>
-              <w:left w:val="single" w:sz="4" w:space="0" w:color="CCCCCC"/>
-              <w:right w:val="single" w:sz="4" w:space="0" w:color="CCCCCC"/>
-            </w:tcBorders>
-          </w:tcPr>
-          <w:p>
-            <w:pPr>
-              <w:spacing w:before="60" w:after="60" w:line="252" w:lineRule="auto"/>
-              <w:jc w:val="left"/>
-            </w:pPr>
-            <w:r/>
-            <w:r>
-              <w:t>707.25</w:t>
-            </w:r>
-          </w:p>
-        </w:tc>
-        <w:tc>
-          <w:tcPr>
-            <w:tcW w:type="dxa" w:w="1728"/>
-            <w:shd w:fill="FFFFFF"/>
-            <w:tcMar>
-              <w:top w:w="100" w:type="dxa"/>
-              <w:bottom w:w="100" w:type="dxa"/>
-              <w:left w:w="120" w:type="dxa"/>
-              <w:right w:w="120" w:type="dxa"/>
-            </w:tcMar>
-            <w:tcBorders>
-              <w:top w:val="single" w:sz="4" w:space="0" w:color="CCCCCC"/>
-              <w:bottom w:val="single" w:sz="4" w:space="0" w:color="CCCCCC"/>
-              <w:left w:val="single" w:sz="4" w:space="0" w:color="CCCCCC"/>
-              <w:right w:val="single" w:sz="4" w:space="0" w:color="CCCCCC"/>
-            </w:tcBorders>
-          </w:tcPr>
-          <w:p>
-            <w:pPr>
-              <w:spacing w:before="60" w:after="60" w:line="252" w:lineRule="auto"/>
-              <w:jc w:val="left"/>
-            </w:pPr>
-            <w:r/>
-            <w:r>
-              <w:rPr>
-                <w:b/>
-              </w:rPr>
-              <w:t>717.50</w:t>
-            </w:r>
-          </w:p>
-        </w:tc>
-        <w:tc>
-          <w:tcPr>
-            <w:tcW w:type="dxa" w:w="3456"/>
-            <w:shd w:fill="FFFFFF"/>
-            <w:tcMar>
-              <w:top w:w="100" w:type="dxa"/>
-              <w:bottom w:w="100" w:type="dxa"/>
-              <w:left w:w="120" w:type="dxa"/>
-              <w:right w:w="120" w:type="dxa"/>
-            </w:tcMar>
-            <w:tcBorders>
-              <w:top w:val="single" w:sz="4" w:space="0" w:color="CCCCCC"/>
-              <w:bottom w:val="single" w:sz="4" w:space="0" w:color="CCCCCC"/>
-              <w:left w:val="single" w:sz="4" w:space="0" w:color="CCCCCC"/>
-              <w:right w:val="single" w:sz="4" w:space="0" w:color="CCCCCC"/>
-            </w:tcBorders>
-          </w:tcPr>
-          <w:p>
-            <w:pPr>
-              <w:spacing w:before="60" w:after="60" w:line="252" w:lineRule="auto"/>
-              <w:jc w:val="left"/>
-            </w:pPr>
-            <w:r/>
-            <w:r>
-              <w:rPr>
-                <w:b/>
-              </w:rPr>
-              <w:t>+0.50</w:t>
-            </w:r>
-          </w:p>
-        </w:tc>
-        <w:tc>
-          <w:tcPr>
-            <w:tcW w:type="dxa" w:w="1440"/>
-            <w:shd w:fill="FFFFFF"/>
-            <w:tcMar>
-              <w:top w:w="100" w:type="dxa"/>
-              <w:bottom w:w="100" w:type="dxa"/>
-              <w:left w:w="120" w:type="dxa"/>
-              <w:right w:w="120" w:type="dxa"/>
-            </w:tcMar>
-            <w:tcBorders>
-              <w:top w:val="single" w:sz="4" w:space="0" w:color="CCCCCC"/>
-              <w:bottom w:val="single" w:sz="4" w:space="0" w:color="CCCCCC"/>
-              <w:left w:val="single" w:sz="4" w:space="0" w:color="CCCCCC"/>
-              <w:right w:val="single" w:sz="4" w:space="0" w:color="CCCCCC"/>
-            </w:tcBorders>
-          </w:tcPr>
-          <w:p>
-            <w:pPr>
-              <w:spacing w:before="60" w:after="60" w:line="252" w:lineRule="auto"/>
-              <w:jc w:val="left"/>
-            </w:pPr>
-            <w:r/>
-            <w:r>
-              <w:t>BULL</w:t>
-            </w:r>
-          </w:p>
-        </w:tc>
-      </w:tr>
-      <w:tr>
-        <w:tc>
-          <w:tcPr>
-            <w:tcW w:type="dxa" w:w="1584"/>
-            <w:shd w:fill="F8FAFC"/>
-            <w:tcMar>
-              <w:top w:w="100" w:type="dxa"/>
-              <w:bottom w:w="100" w:type="dxa"/>
-              <w:left w:w="120" w:type="dxa"/>
-              <w:right w:w="120" w:type="dxa"/>
-            </w:tcMar>
-            <w:tcBorders>
-              <w:top w:val="single" w:sz="4" w:space="0" w:color="CCCCCC"/>
-              <w:bottom w:val="single" w:sz="4" w:space="0" w:color="CCCCCC"/>
-              <w:left w:val="single" w:sz="4" w:space="0" w:color="CCCCCC"/>
-              <w:right w:val="single" w:sz="4" w:space="0" w:color="CCCCCC"/>
-            </w:tcBorders>
-          </w:tcPr>
-          <w:p>
-            <w:pPr>
-              <w:spacing w:before="60" w:after="60" w:line="252" w:lineRule="auto"/>
-              <w:jc w:val="left"/>
-            </w:pPr>
-            <w:r/>
-            <w:r>
-              <w:rPr>
-                <w:b/>
-              </w:rPr>
-              <w:t>Thu 27/08</w:t>
-            </w:r>
-          </w:p>
-        </w:tc>
-        <w:tc>
-          <w:tcPr>
-            <w:tcW w:type="dxa" w:w="864"/>
-            <w:shd w:fill="F8FAFC"/>
-            <w:tcMar>
-              <w:top w:w="100" w:type="dxa"/>
-              <w:bottom w:w="100" w:type="dxa"/>
-              <w:left w:w="120" w:type="dxa"/>
-              <w:right w:w="120" w:type="dxa"/>
-            </w:tcMar>
-            <w:tcBorders>
-              <w:top w:val="single" w:sz="4" w:space="0" w:color="CCCCCC"/>
-              <w:bottom w:val="single" w:sz="4" w:space="0" w:color="CCCCCC"/>
-              <w:left w:val="single" w:sz="4" w:space="0" w:color="CCCCCC"/>
-              <w:right w:val="single" w:sz="4" w:space="0" w:color="CCCCCC"/>
-            </w:tcBorders>
-          </w:tcPr>
-          <w:p>
-            <w:pPr>
-              <w:spacing w:before="60" w:after="60" w:line="252" w:lineRule="auto"/>
-              <w:jc w:val="left"/>
-            </w:pPr>
-            <w:r/>
-            <w:r>
-              <w:t>London 15-19</w:t>
-            </w:r>
-          </w:p>
-        </w:tc>
-        <w:tc>
-          <w:tcPr>
-            <w:tcW w:type="dxa" w:w="1440"/>
-            <w:shd w:fill="F8FAFC"/>
-            <w:tcMar>
-              <w:top w:w="100" w:type="dxa"/>
-              <w:bottom w:w="100" w:type="dxa"/>
-              <w:left w:w="120" w:type="dxa"/>
-              <w:right w:w="120" w:type="dxa"/>
-            </w:tcMar>
-            <w:tcBorders>
-              <w:top w:val="single" w:sz="4" w:space="0" w:color="CCCCCC"/>
-              <w:bottom w:val="single" w:sz="4" w:space="0" w:color="CCCCCC"/>
-              <w:left w:val="single" w:sz="4" w:space="0" w:color="CCCCCC"/>
-              <w:right w:val="single" w:sz="4" w:space="0" w:color="CCCCCC"/>
-            </w:tcBorders>
-          </w:tcPr>
-          <w:p>
-            <w:pPr>
-              <w:spacing w:before="60" w:after="60" w:line="252" w:lineRule="auto"/>
-              <w:jc w:val="left"/>
-            </w:pPr>
-            <w:r/>
-            <w:r>
-              <w:t>717.50</w:t>
-            </w:r>
-          </w:p>
-        </w:tc>
-        <w:tc>
-          <w:tcPr>
-            <w:tcW w:type="dxa" w:w="2016"/>
-            <w:shd w:fill="F8FAFC"/>
-            <w:tcMar>
-              <w:top w:w="100" w:type="dxa"/>
-              <w:bottom w:w="100" w:type="dxa"/>
-              <w:left w:w="120" w:type="dxa"/>
-              <w:right w:w="120" w:type="dxa"/>
-            </w:tcMar>
-            <w:tcBorders>
-              <w:top w:val="single" w:sz="4" w:space="0" w:color="CCCCCC"/>
-              <w:bottom w:val="single" w:sz="4" w:space="0" w:color="CCCCCC"/>
-              <w:left w:val="single" w:sz="4" w:space="0" w:color="CCCCCC"/>
-              <w:right w:val="single" w:sz="4" w:space="0" w:color="CCCCCC"/>
-            </w:tcBorders>
-          </w:tcPr>
-          <w:p>
-            <w:pPr>
-              <w:spacing w:before="60" w:after="60" w:line="252" w:lineRule="auto"/>
-              <w:jc w:val="left"/>
-            </w:pPr>
-            <w:r/>
-            <w:r>
-              <w:t>728.25</w:t>
-            </w:r>
-          </w:p>
-        </w:tc>
-        <w:tc>
-          <w:tcPr>
-            <w:tcW w:type="dxa" w:w="1152"/>
-            <w:shd w:fill="F8FAFC"/>
-            <w:tcMar>
-              <w:top w:w="100" w:type="dxa"/>
-              <w:bottom w:w="100" w:type="dxa"/>
-              <w:left w:w="120" w:type="dxa"/>
-              <w:right w:w="120" w:type="dxa"/>
-            </w:tcMar>
-            <w:tcBorders>
-              <w:top w:val="single" w:sz="4" w:space="0" w:color="CCCCCC"/>
-              <w:bottom w:val="single" w:sz="4" w:space="0" w:color="CCCCCC"/>
-              <w:left w:val="single" w:sz="4" w:space="0" w:color="CCCCCC"/>
-              <w:right w:val="single" w:sz="4" w:space="0" w:color="CCCCCC"/>
-            </w:tcBorders>
-          </w:tcPr>
-          <w:p>
-            <w:pPr>
-              <w:spacing w:before="60" w:after="60" w:line="252" w:lineRule="auto"/>
-              <w:jc w:val="left"/>
-            </w:pPr>
-            <w:r/>
-            <w:r>
-              <w:t>710.25</w:t>
-            </w:r>
-          </w:p>
-        </w:tc>
-        <w:tc>
-          <w:tcPr>
-            <w:tcW w:type="dxa" w:w="1728"/>
-            <w:shd w:fill="F8FAFC"/>
-            <w:tcMar>
-              <w:top w:w="100" w:type="dxa"/>
-              <w:bottom w:w="100" w:type="dxa"/>
-              <w:left w:w="120" w:type="dxa"/>
-              <w:right w:w="120" w:type="dxa"/>
-            </w:tcMar>
-            <w:tcBorders>
-              <w:top w:val="single" w:sz="4" w:space="0" w:color="CCCCCC"/>
-              <w:bottom w:val="single" w:sz="4" w:space="0" w:color="CCCCCC"/>
-              <w:left w:val="single" w:sz="4" w:space="0" w:color="CCCCCC"/>
-              <w:right w:val="single" w:sz="4" w:space="0" w:color="CCCCCC"/>
-            </w:tcBorders>
-          </w:tcPr>
-          <w:p>
-            <w:pPr>
-              <w:spacing w:before="60" w:after="60" w:line="252" w:lineRule="auto"/>
-              <w:jc w:val="left"/>
-            </w:pPr>
-            <w:r/>
-            <w:r>
-              <w:rPr>
-                <w:b/>
-              </w:rPr>
-              <w:t>718.25</w:t>
-            </w:r>
-          </w:p>
-        </w:tc>
-        <w:tc>
-          <w:tcPr>
-            <w:tcW w:type="dxa" w:w="3456"/>
-            <w:shd w:fill="F8FAFC"/>
-            <w:tcMar>
-              <w:top w:w="100" w:type="dxa"/>
-              <w:bottom w:w="100" w:type="dxa"/>
-              <w:left w:w="120" w:type="dxa"/>
-              <w:right w:w="120" w:type="dxa"/>
-            </w:tcMar>
-            <w:tcBorders>
-              <w:top w:val="single" w:sz="4" w:space="0" w:color="CCCCCC"/>
-              <w:bottom w:val="single" w:sz="4" w:space="0" w:color="CCCCCC"/>
-              <w:left w:val="single" w:sz="4" w:space="0" w:color="CCCCCC"/>
-              <w:right w:val="single" w:sz="4" w:space="0" w:color="CCCCCC"/>
-            </w:tcBorders>
-          </w:tcPr>
-          <w:p>
-            <w:pPr>
-              <w:spacing w:before="60" w:after="60" w:line="252" w:lineRule="auto"/>
-              <w:jc w:val="left"/>
-            </w:pPr>
-            <w:r/>
-            <w:r>
-              <w:rPr>
-                <w:b/>
-              </w:rPr>
-              <w:t>+0.75</w:t>
-            </w:r>
-          </w:p>
-        </w:tc>
-        <w:tc>
-          <w:tcPr>
-            <w:tcW w:type="dxa" w:w="1440"/>
-            <w:shd w:fill="F8FAFC"/>
-            <w:tcMar>
-              <w:top w:w="100" w:type="dxa"/>
-              <w:bottom w:w="100" w:type="dxa"/>
-              <w:left w:w="120" w:type="dxa"/>
-              <w:right w:w="120" w:type="dxa"/>
-            </w:tcMar>
-            <w:tcBorders>
-              <w:top w:val="single" w:sz="4" w:space="0" w:color="CCCCCC"/>
-              <w:bottom w:val="single" w:sz="4" w:space="0" w:color="CCCCCC"/>
-              <w:left w:val="single" w:sz="4" w:space="0" w:color="CCCCCC"/>
-              <w:right w:val="single" w:sz="4" w:space="0" w:color="CCCCCC"/>
-            </w:tcBorders>
-          </w:tcPr>
-          <w:p>
-            <w:pPr>
-              <w:spacing w:before="60" w:after="60" w:line="252" w:lineRule="auto"/>
-              <w:jc w:val="left"/>
-            </w:pPr>
-            <w:r/>
-            <w:r>
-              <w:t>BULL</w:t>
-            </w:r>
-          </w:p>
-        </w:tc>
-      </w:tr>
-      <w:tr>
-        <w:tc>
-          <w:tcPr>
-            <w:tcW w:type="dxa" w:w="1584"/>
-            <w:shd w:fill="FFFFFF"/>
-            <w:tcMar>
-              <w:top w:w="100" w:type="dxa"/>
-              <w:bottom w:w="100" w:type="dxa"/>
-              <w:left w:w="120" w:type="dxa"/>
-              <w:right w:w="120" w:type="dxa"/>
-            </w:tcMar>
-            <w:tcBorders>
-              <w:top w:val="single" w:sz="4" w:space="0" w:color="CCCCCC"/>
-              <w:bottom w:val="single" w:sz="4" w:space="0" w:color="CCCCCC"/>
-              <w:left w:val="single" w:sz="4" w:space="0" w:color="CCCCCC"/>
-              <w:right w:val="single" w:sz="4" w:space="0" w:color="CCCCCC"/>
-            </w:tcBorders>
-          </w:tcPr>
-          <w:p>
-            <w:pPr>
-              <w:spacing w:before="60" w:after="60" w:line="252" w:lineRule="auto"/>
-              <w:jc w:val="left"/>
-            </w:pPr>
-            <w:r/>
-            <w:r>
-              <w:rPr>
-                <w:b/>
-              </w:rPr>
-              <w:t>Thu 27/08</w:t>
-            </w:r>
-          </w:p>
-        </w:tc>
-        <w:tc>
-          <w:tcPr>
-            <w:tcW w:type="dxa" w:w="864"/>
-            <w:shd w:fill="FFFFFF"/>
-            <w:tcMar>
-              <w:top w:w="100" w:type="dxa"/>
-              <w:bottom w:w="100" w:type="dxa"/>
-              <w:left w:w="120" w:type="dxa"/>
-              <w:right w:w="120" w:type="dxa"/>
-            </w:tcMar>
-            <w:tcBorders>
-              <w:top w:val="single" w:sz="4" w:space="0" w:color="CCCCCC"/>
-              <w:bottom w:val="single" w:sz="4" w:space="0" w:color="CCCCCC"/>
-              <w:left w:val="single" w:sz="4" w:space="0" w:color="CCCCCC"/>
-              <w:right w:val="single" w:sz="4" w:space="0" w:color="CCCCCC"/>
-            </w:tcBorders>
-          </w:tcPr>
-          <w:p>
-            <w:pPr>
-              <w:spacing w:before="60" w:after="60" w:line="252" w:lineRule="auto"/>
-              <w:jc w:val="left"/>
-            </w:pPr>
-            <w:r/>
-            <w:r>
-              <w:t>Pre-NY 19-21</w:t>
-            </w:r>
-          </w:p>
-        </w:tc>
-        <w:tc>
-          <w:tcPr>
-            <w:tcW w:type="dxa" w:w="1440"/>
-            <w:shd w:fill="FFFFFF"/>
-            <w:tcMar>
-              <w:top w:w="100" w:type="dxa"/>
-              <w:bottom w:w="100" w:type="dxa"/>
-              <w:left w:w="120" w:type="dxa"/>
-              <w:right w:w="120" w:type="dxa"/>
-            </w:tcMar>
-            <w:tcBorders>
-              <w:top w:val="single" w:sz="4" w:space="0" w:color="CCCCCC"/>
-              <w:bottom w:val="single" w:sz="4" w:space="0" w:color="CCCCCC"/>
-              <w:left w:val="single" w:sz="4" w:space="0" w:color="CCCCCC"/>
-              <w:right w:val="single" w:sz="4" w:space="0" w:color="CCCCCC"/>
-            </w:tcBorders>
-          </w:tcPr>
-          <w:p>
-            <w:pPr>
-              <w:spacing w:before="60" w:after="60" w:line="252" w:lineRule="auto"/>
-              <w:jc w:val="left"/>
-            </w:pPr>
-            <w:r/>
-            <w:r>
-              <w:t>718.25</w:t>
-            </w:r>
-          </w:p>
-        </w:tc>
-        <w:tc>
-          <w:tcPr>
-            <w:tcW w:type="dxa" w:w="2016"/>
-            <w:shd w:fill="FFFFFF"/>
-            <w:tcMar>
-              <w:top w:w="100" w:type="dxa"/>
-              <w:bottom w:w="100" w:type="dxa"/>
-              <w:left w:w="120" w:type="dxa"/>
-              <w:right w:w="120" w:type="dxa"/>
-            </w:tcMar>
-            <w:tcBorders>
-              <w:top w:val="single" w:sz="4" w:space="0" w:color="CCCCCC"/>
-              <w:bottom w:val="single" w:sz="4" w:space="0" w:color="CCCCCC"/>
-              <w:left w:val="single" w:sz="4" w:space="0" w:color="CCCCCC"/>
-              <w:right w:val="single" w:sz="4" w:space="0" w:color="CCCCCC"/>
-            </w:tcBorders>
-          </w:tcPr>
-          <w:p>
-            <w:pPr>
-              <w:spacing w:before="60" w:after="60" w:line="252" w:lineRule="auto"/>
-              <w:jc w:val="left"/>
-            </w:pPr>
-            <w:r/>
-            <w:r>
-              <w:t>724.75</w:t>
-            </w:r>
-          </w:p>
-        </w:tc>
-        <w:tc>
-          <w:tcPr>
-            <w:tcW w:type="dxa" w:w="1152"/>
-            <w:shd w:fill="FFFFFF"/>
-            <w:tcMar>
-              <w:top w:w="100" w:type="dxa"/>
-              <w:bottom w:w="100" w:type="dxa"/>
-              <w:left w:w="120" w:type="dxa"/>
-              <w:right w:w="120" w:type="dxa"/>
-            </w:tcMar>
-            <w:tcBorders>
-              <w:top w:val="single" w:sz="4" w:space="0" w:color="CCCCCC"/>
-              <w:bottom w:val="single" w:sz="4" w:space="0" w:color="CCCCCC"/>
-              <w:left w:val="single" w:sz="4" w:space="0" w:color="CCCCCC"/>
-              <w:right w:val="single" w:sz="4" w:space="0" w:color="CCCCCC"/>
-            </w:tcBorders>
-          </w:tcPr>
-          <w:p>
-            <w:pPr>
-              <w:spacing w:before="60" w:after="60" w:line="252" w:lineRule="auto"/>
-              <w:jc w:val="left"/>
-            </w:pPr>
-            <w:r/>
-            <w:r>
-              <w:t>709.75</w:t>
-            </w:r>
-          </w:p>
-        </w:tc>
-        <w:tc>
-          <w:tcPr>
-            <w:tcW w:type="dxa" w:w="1728"/>
-            <w:shd w:fill="FFFFFF"/>
-            <w:tcMar>
-              <w:top w:w="100" w:type="dxa"/>
-              <w:bottom w:w="100" w:type="dxa"/>
-              <w:left w:w="120" w:type="dxa"/>
-              <w:right w:w="120" w:type="dxa"/>
-            </w:tcMar>
-            <w:tcBorders>
-              <w:top w:val="single" w:sz="4" w:space="0" w:color="CCCCCC"/>
-              <w:bottom w:val="single" w:sz="4" w:space="0" w:color="CCCCCC"/>
-              <w:left w:val="single" w:sz="4" w:space="0" w:color="CCCCCC"/>
-              <w:right w:val="single" w:sz="4" w:space="0" w:color="CCCCCC"/>
-            </w:tcBorders>
-          </w:tcPr>
-          <w:p>
-            <w:pPr>
-              <w:spacing w:before="60" w:after="60" w:line="252" w:lineRule="auto"/>
-              <w:jc w:val="left"/>
-            </w:pPr>
-            <w:r/>
-            <w:r>
-              <w:rPr>
-                <w:b/>
-              </w:rPr>
-              <w:t>718.75</w:t>
-            </w:r>
-          </w:p>
-        </w:tc>
-        <w:tc>
-          <w:tcPr>
-            <w:tcW w:type="dxa" w:w="3456"/>
-            <w:shd w:fill="FFFFFF"/>
-            <w:tcMar>
-              <w:top w:w="100" w:type="dxa"/>
-              <w:bottom w:w="100" w:type="dxa"/>
-              <w:left w:w="120" w:type="dxa"/>
-              <w:right w:w="120" w:type="dxa"/>
-            </w:tcMar>
-            <w:tcBorders>
-              <w:top w:val="single" w:sz="4" w:space="0" w:color="CCCCCC"/>
-              <w:bottom w:val="single" w:sz="4" w:space="0" w:color="CCCCCC"/>
-              <w:left w:val="single" w:sz="4" w:space="0" w:color="CCCCCC"/>
-              <w:right w:val="single" w:sz="4" w:space="0" w:color="CCCCCC"/>
-            </w:tcBorders>
-          </w:tcPr>
-          <w:p>
-            <w:pPr>
-              <w:spacing w:before="60" w:after="60" w:line="252" w:lineRule="auto"/>
-              <w:jc w:val="left"/>
-            </w:pPr>
-            <w:r/>
-            <w:r>
-              <w:rPr>
-                <w:b/>
-              </w:rPr>
-              <w:t>+0.50</w:t>
-            </w:r>
-          </w:p>
-        </w:tc>
-        <w:tc>
-          <w:tcPr>
-            <w:tcW w:type="dxa" w:w="1440"/>
-            <w:shd w:fill="FFFFFF"/>
-            <w:tcMar>
-              <w:top w:w="100" w:type="dxa"/>
-              <w:bottom w:w="100" w:type="dxa"/>
-              <w:left w:w="120" w:type="dxa"/>
-              <w:right w:w="120" w:type="dxa"/>
-            </w:tcMar>
-            <w:tcBorders>
-              <w:top w:val="single" w:sz="4" w:space="0" w:color="CCCCCC"/>
-              <w:bottom w:val="single" w:sz="4" w:space="0" w:color="CCCCCC"/>
-              <w:left w:val="single" w:sz="4" w:space="0" w:color="CCCCCC"/>
-              <w:right w:val="single" w:sz="4" w:space="0" w:color="CCCCCC"/>
-            </w:tcBorders>
-          </w:tcPr>
-          <w:p>
-            <w:pPr>
-              <w:spacing w:before="60" w:after="60" w:line="252" w:lineRule="auto"/>
-              <w:jc w:val="left"/>
-            </w:pPr>
-            <w:r/>
-            <w:r>
-              <w:t>BULL</w:t>
-            </w:r>
-          </w:p>
-        </w:tc>
-      </w:tr>
-      <w:tr>
-        <w:tc>
-          <w:tcPr>
-            <w:tcW w:type="dxa" w:w="1584"/>
-            <w:shd w:fill="F8FAFC"/>
-            <w:tcMar>
-              <w:top w:w="100" w:type="dxa"/>
-              <w:bottom w:w="100" w:type="dxa"/>
-              <w:left w:w="120" w:type="dxa"/>
-              <w:right w:w="120" w:type="dxa"/>
-            </w:tcMar>
-            <w:tcBorders>
-              <w:top w:val="single" w:sz="4" w:space="0" w:color="CCCCCC"/>
-              <w:bottom w:val="single" w:sz="4" w:space="0" w:color="CCCCCC"/>
-              <w:left w:val="single" w:sz="4" w:space="0" w:color="CCCCCC"/>
-              <w:right w:val="single" w:sz="4" w:space="0" w:color="CCCCCC"/>
-            </w:tcBorders>
-          </w:tcPr>
-          <w:p>
-            <w:pPr>
-              <w:spacing w:before="60" w:after="60" w:line="252" w:lineRule="auto"/>
-              <w:jc w:val="left"/>
-            </w:pPr>
-            <w:r/>
-            <w:r>
-              <w:rPr>
-                <w:b/>
-              </w:rPr>
-              <w:t>Thu 27/08</w:t>
-            </w:r>
-          </w:p>
-        </w:tc>
-        <w:tc>
-          <w:tcPr>
-            <w:tcW w:type="dxa" w:w="864"/>
-            <w:shd w:fill="F8FAFC"/>
-            <w:tcMar>
-              <w:top w:w="100" w:type="dxa"/>
-              <w:bottom w:w="100" w:type="dxa"/>
-              <w:left w:w="120" w:type="dxa"/>
-              <w:right w:w="120" w:type="dxa"/>
-            </w:tcMar>
-            <w:tcBorders>
-              <w:top w:val="single" w:sz="4" w:space="0" w:color="CCCCCC"/>
-              <w:bottom w:val="single" w:sz="4" w:space="0" w:color="CCCCCC"/>
-              <w:left w:val="single" w:sz="4" w:space="0" w:color="CCCCCC"/>
-              <w:right w:val="single" w:sz="4" w:space="0" w:color="CCCCCC"/>
-            </w:tcBorders>
-          </w:tcPr>
-          <w:p>
-            <w:pPr>
-              <w:spacing w:before="60" w:after="60" w:line="252" w:lineRule="auto"/>
-              <w:jc w:val="left"/>
-            </w:pPr>
-            <w:r/>
-            <w:r>
-              <w:t>NY Open 21-23</w:t>
-            </w:r>
-          </w:p>
-        </w:tc>
-        <w:tc>
-          <w:tcPr>
-            <w:tcW w:type="dxa" w:w="1440"/>
-            <w:shd w:fill="F8FAFC"/>
-            <w:tcMar>
-              <w:top w:w="100" w:type="dxa"/>
-              <w:bottom w:w="100" w:type="dxa"/>
-              <w:left w:w="120" w:type="dxa"/>
-              <w:right w:w="120" w:type="dxa"/>
-            </w:tcMar>
-            <w:tcBorders>
-              <w:top w:val="single" w:sz="4" w:space="0" w:color="CCCCCC"/>
-              <w:bottom w:val="single" w:sz="4" w:space="0" w:color="CCCCCC"/>
-              <w:left w:val="single" w:sz="4" w:space="0" w:color="CCCCCC"/>
-              <w:right w:val="single" w:sz="4" w:space="0" w:color="CCCCCC"/>
-            </w:tcBorders>
-          </w:tcPr>
-          <w:p>
-            <w:pPr>
-              <w:spacing w:before="60" w:after="60" w:line="252" w:lineRule="auto"/>
-              <w:jc w:val="left"/>
-            </w:pPr>
-            <w:r/>
-            <w:r>
-              <w:t>718.75</w:t>
-            </w:r>
-          </w:p>
-        </w:tc>
-        <w:tc>
-          <w:tcPr>
-            <w:tcW w:type="dxa" w:w="2016"/>
-            <w:shd w:fill="F8FAFC"/>
-            <w:tcMar>
-              <w:top w:w="100" w:type="dxa"/>
-              <w:bottom w:w="100" w:type="dxa"/>
-              <w:left w:w="120" w:type="dxa"/>
-              <w:right w:w="120" w:type="dxa"/>
-            </w:tcMar>
-            <w:tcBorders>
-              <w:top w:val="single" w:sz="4" w:space="0" w:color="CCCCCC"/>
-              <w:bottom w:val="single" w:sz="4" w:space="0" w:color="CCCCCC"/>
-              <w:left w:val="single" w:sz="4" w:space="0" w:color="CCCCCC"/>
-              <w:right w:val="single" w:sz="4" w:space="0" w:color="CCCCCC"/>
-            </w:tcBorders>
-          </w:tcPr>
-          <w:p>
-            <w:pPr>
-              <w:spacing w:before="60" w:after="60" w:line="252" w:lineRule="auto"/>
-              <w:jc w:val="left"/>
-            </w:pPr>
-            <w:r/>
-            <w:r>
-              <w:t>729.75</w:t>
-            </w:r>
-          </w:p>
-        </w:tc>
-        <w:tc>
-          <w:tcPr>
-            <w:tcW w:type="dxa" w:w="1152"/>
-            <w:shd w:fill="F8FAFC"/>
-            <w:tcMar>
-              <w:top w:w="100" w:type="dxa"/>
-              <w:bottom w:w="100" w:type="dxa"/>
-              <w:left w:w="120" w:type="dxa"/>
-              <w:right w:w="120" w:type="dxa"/>
-            </w:tcMar>
-            <w:tcBorders>
-              <w:top w:val="single" w:sz="4" w:space="0" w:color="CCCCCC"/>
-              <w:bottom w:val="single" w:sz="4" w:space="0" w:color="CCCCCC"/>
-              <w:left w:val="single" w:sz="4" w:space="0" w:color="CCCCCC"/>
-              <w:right w:val="single" w:sz="4" w:space="0" w:color="CCCCCC"/>
-            </w:tcBorders>
-          </w:tcPr>
-          <w:p>
-            <w:pPr>
-              <w:spacing w:before="60" w:after="60" w:line="252" w:lineRule="auto"/>
-              <w:jc w:val="left"/>
-            </w:pPr>
-            <w:r/>
-            <w:r>
-              <w:t>707.00</w:t>
-            </w:r>
-          </w:p>
-        </w:tc>
-        <w:tc>
-          <w:tcPr>
-            <w:tcW w:type="dxa" w:w="1728"/>
-            <w:shd w:fill="F8FAFC"/>
-            <w:tcMar>
-              <w:top w:w="100" w:type="dxa"/>
-              <w:bottom w:w="100" w:type="dxa"/>
-              <w:left w:w="120" w:type="dxa"/>
-              <w:right w:w="120" w:type="dxa"/>
-            </w:tcMar>
-            <w:tcBorders>
-              <w:top w:val="single" w:sz="4" w:space="0" w:color="CCCCCC"/>
-              <w:bottom w:val="single" w:sz="4" w:space="0" w:color="CCCCCC"/>
-              <w:left w:val="single" w:sz="4" w:space="0" w:color="CCCCCC"/>
-              <w:right w:val="single" w:sz="4" w:space="0" w:color="CCCCCC"/>
-            </w:tcBorders>
-          </w:tcPr>
-          <w:p>
-            <w:pPr>
-              <w:spacing w:before="60" w:after="60" w:line="252" w:lineRule="auto"/>
-              <w:jc w:val="left"/>
-            </w:pPr>
-            <w:r/>
-            <w:r>
-              <w:rPr>
-                <w:b/>
-              </w:rPr>
-              <w:t>722.25</w:t>
-            </w:r>
-          </w:p>
-        </w:tc>
-        <w:tc>
-          <w:tcPr>
-            <w:tcW w:type="dxa" w:w="3456"/>
-            <w:shd w:fill="F8FAFC"/>
-            <w:tcMar>
-              <w:top w:w="100" w:type="dxa"/>
-              <w:bottom w:w="100" w:type="dxa"/>
-              <w:left w:w="120" w:type="dxa"/>
-              <w:right w:w="120" w:type="dxa"/>
-            </w:tcMar>
-            <w:tcBorders>
-              <w:top w:val="single" w:sz="4" w:space="0" w:color="CCCCCC"/>
-              <w:bottom w:val="single" w:sz="4" w:space="0" w:color="CCCCCC"/>
-              <w:left w:val="single" w:sz="4" w:space="0" w:color="CCCCCC"/>
-              <w:right w:val="single" w:sz="4" w:space="0" w:color="CCCCCC"/>
-            </w:tcBorders>
-          </w:tcPr>
-          <w:p>
-            <w:pPr>
-              <w:spacing w:before="60" w:after="60" w:line="252" w:lineRule="auto"/>
-              <w:jc w:val="left"/>
-            </w:pPr>
-            <w:r/>
-            <w:r>
-              <w:rPr>
-                <w:b/>
-              </w:rPr>
-              <w:t>+3.50</w:t>
-            </w:r>
-          </w:p>
-        </w:tc>
-        <w:tc>
-          <w:tcPr>
-            <w:tcW w:type="dxa" w:w="1440"/>
-            <w:shd w:fill="F8FAFC"/>
-            <w:tcMar>
-              <w:top w:w="100" w:type="dxa"/>
-              <w:bottom w:w="100" w:type="dxa"/>
-              <w:left w:w="120" w:type="dxa"/>
-              <w:right w:w="120" w:type="dxa"/>
-            </w:tcMar>
-            <w:tcBorders>
-              <w:top w:val="single" w:sz="4" w:space="0" w:color="CCCCCC"/>
-              <w:bottom w:val="single" w:sz="4" w:space="0" w:color="CCCCCC"/>
-              <w:left w:val="single" w:sz="4" w:space="0" w:color="CCCCCC"/>
-              <w:right w:val="single" w:sz="4" w:space="0" w:color="CCCCCC"/>
-            </w:tcBorders>
-          </w:tcPr>
-          <w:p>
-            <w:pPr>
-              <w:spacing w:before="60" w:after="60" w:line="252" w:lineRule="auto"/>
-              <w:jc w:val="left"/>
-            </w:pPr>
-            <w:r/>
-            <w:r>
-              <w:t>BULL</w:t>
-            </w:r>
-          </w:p>
-        </w:tc>
-      </w:tr>
-      <w:tr>
-        <w:tc>
-          <w:tcPr>
-            <w:tcW w:type="dxa" w:w="1584"/>
-            <w:shd w:fill="FFFFFF"/>
-            <w:tcMar>
-              <w:top w:w="100" w:type="dxa"/>
-              <w:bottom w:w="100" w:type="dxa"/>
-              <w:left w:w="120" w:type="dxa"/>
-              <w:right w:w="120" w:type="dxa"/>
-            </w:tcMar>
-            <w:tcBorders>
-              <w:top w:val="single" w:sz="4" w:space="0" w:color="CCCCCC"/>
-              <w:bottom w:val="single" w:sz="4" w:space="0" w:color="CCCCCC"/>
-              <w:left w:val="single" w:sz="4" w:space="0" w:color="CCCCCC"/>
-              <w:right w:val="single" w:sz="4" w:space="0" w:color="CCCCCC"/>
-            </w:tcBorders>
-          </w:tcPr>
-          <w:p>
-            <w:pPr>
-              <w:spacing w:before="60" w:after="60" w:line="252" w:lineRule="auto"/>
-              <w:jc w:val="left"/>
-            </w:pPr>
-            <w:r/>
-            <w:r>
-              <w:rPr>
-                <w:b/>
-              </w:rPr>
-              <w:t>Thu 27/08</w:t>
-            </w:r>
-          </w:p>
-        </w:tc>
-        <w:tc>
-          <w:tcPr>
-            <w:tcW w:type="dxa" w:w="864"/>
-            <w:shd w:fill="FFFFFF"/>
-            <w:tcMar>
-              <w:top w:w="100" w:type="dxa"/>
-              <w:bottom w:w="100" w:type="dxa"/>
-              <w:left w:w="120" w:type="dxa"/>
-              <w:right w:w="120" w:type="dxa"/>
-            </w:tcMar>
-            <w:tcBorders>
-              <w:top w:val="single" w:sz="4" w:space="0" w:color="CCCCCC"/>
-              <w:bottom w:val="single" w:sz="4" w:space="0" w:color="CCCCCC"/>
-              <w:left w:val="single" w:sz="4" w:space="0" w:color="CCCCCC"/>
-              <w:right w:val="single" w:sz="4" w:space="0" w:color="CCCCCC"/>
-            </w:tcBorders>
-          </w:tcPr>
-          <w:p>
-            <w:pPr>
-              <w:spacing w:before="60" w:after="60" w:line="252" w:lineRule="auto"/>
-              <w:jc w:val="left"/>
-            </w:pPr>
-            <w:r/>
-            <w:r>
-              <w:t>NY Close 23-01</w:t>
-            </w:r>
-          </w:p>
-        </w:tc>
-        <w:tc>
-          <w:tcPr>
-            <w:tcW w:type="dxa" w:w="1440"/>
-            <w:shd w:fill="FFFFFF"/>
-            <w:tcMar>
-              <w:top w:w="100" w:type="dxa"/>
-              <w:bottom w:w="100" w:type="dxa"/>
-              <w:left w:w="120" w:type="dxa"/>
-              <w:right w:w="120" w:type="dxa"/>
-            </w:tcMar>
-            <w:tcBorders>
-              <w:top w:val="single" w:sz="4" w:space="0" w:color="CCCCCC"/>
-              <w:bottom w:val="single" w:sz="4" w:space="0" w:color="CCCCCC"/>
-              <w:left w:val="single" w:sz="4" w:space="0" w:color="CCCCCC"/>
-              <w:right w:val="single" w:sz="4" w:space="0" w:color="CCCCCC"/>
-            </w:tcBorders>
-          </w:tcPr>
-          <w:p>
-            <w:pPr>
-              <w:spacing w:before="60" w:after="60" w:line="252" w:lineRule="auto"/>
-              <w:jc w:val="left"/>
-            </w:pPr>
-            <w:r/>
-            <w:r>
-              <w:t>722.25</w:t>
-            </w:r>
-          </w:p>
-        </w:tc>
-        <w:tc>
-          <w:tcPr>
-            <w:tcW w:type="dxa" w:w="2016"/>
-            <w:shd w:fill="FFFFFF"/>
-            <w:tcMar>
-              <w:top w:w="100" w:type="dxa"/>
-              <w:bottom w:w="100" w:type="dxa"/>
-              <w:left w:w="120" w:type="dxa"/>
-              <w:right w:w="120" w:type="dxa"/>
-            </w:tcMar>
-            <w:tcBorders>
-              <w:top w:val="single" w:sz="4" w:space="0" w:color="CCCCCC"/>
-              <w:bottom w:val="single" w:sz="4" w:space="0" w:color="CCCCCC"/>
-              <w:left w:val="single" w:sz="4" w:space="0" w:color="CCCCCC"/>
-              <w:right w:val="single" w:sz="4" w:space="0" w:color="CCCCCC"/>
-            </w:tcBorders>
-          </w:tcPr>
-          <w:p>
-            <w:pPr>
-              <w:spacing w:before="60" w:after="60" w:line="252" w:lineRule="auto"/>
-              <w:jc w:val="left"/>
-            </w:pPr>
-            <w:r/>
-            <w:r>
-              <w:t>727.75</w:t>
-            </w:r>
-          </w:p>
-        </w:tc>
-        <w:tc>
-          <w:tcPr>
-            <w:tcW w:type="dxa" w:w="1152"/>
-            <w:shd w:fill="FFFFFF"/>
-            <w:tcMar>
-              <w:top w:w="100" w:type="dxa"/>
-              <w:bottom w:w="100" w:type="dxa"/>
-              <w:left w:w="120" w:type="dxa"/>
-              <w:right w:w="120" w:type="dxa"/>
-            </w:tcMar>
-            <w:tcBorders>
-              <w:top w:val="single" w:sz="4" w:space="0" w:color="CCCCCC"/>
-              <w:bottom w:val="single" w:sz="4" w:space="0" w:color="CCCCCC"/>
-              <w:left w:val="single" w:sz="4" w:space="0" w:color="CCCCCC"/>
-              <w:right w:val="single" w:sz="4" w:space="0" w:color="CCCCCC"/>
-            </w:tcBorders>
-          </w:tcPr>
-          <w:p>
-            <w:pPr>
-              <w:spacing w:before="60" w:after="60" w:line="252" w:lineRule="auto"/>
-              <w:jc w:val="left"/>
-            </w:pPr>
-            <w:r/>
-            <w:r>
-              <w:t>714.50</w:t>
-            </w:r>
-          </w:p>
-        </w:tc>
-        <w:tc>
-          <w:tcPr>
-            <w:tcW w:type="dxa" w:w="1728"/>
-            <w:shd w:fill="FFFFFF"/>
-            <w:tcMar>
-              <w:top w:w="100" w:type="dxa"/>
-              <w:bottom w:w="100" w:type="dxa"/>
-              <w:left w:w="120" w:type="dxa"/>
-              <w:right w:w="120" w:type="dxa"/>
-            </w:tcMar>
-            <w:tcBorders>
-              <w:top w:val="single" w:sz="4" w:space="0" w:color="CCCCCC"/>
-              <w:bottom w:val="single" w:sz="4" w:space="0" w:color="CCCCCC"/>
-              <w:left w:val="single" w:sz="4" w:space="0" w:color="CCCCCC"/>
-              <w:right w:val="single" w:sz="4" w:space="0" w:color="CCCCCC"/>
-            </w:tcBorders>
-          </w:tcPr>
-          <w:p>
-            <w:pPr>
-              <w:spacing w:before="60" w:after="60" w:line="252" w:lineRule="auto"/>
-              <w:jc w:val="left"/>
-            </w:pPr>
-            <w:r/>
-            <w:r>
-              <w:rPr>
-                <w:b/>
-              </w:rPr>
-              <w:t>723.00</w:t>
-            </w:r>
-          </w:p>
-        </w:tc>
-        <w:tc>
-          <w:tcPr>
-            <w:tcW w:type="dxa" w:w="3456"/>
-            <w:shd w:fill="FFFFFF"/>
-            <w:tcMar>
-              <w:top w:w="100" w:type="dxa"/>
-              <w:bottom w:w="100" w:type="dxa"/>
-              <w:left w:w="120" w:type="dxa"/>
-              <w:right w:w="120" w:type="dxa"/>
-            </w:tcMar>
-            <w:tcBorders>
-              <w:top w:val="single" w:sz="4" w:space="0" w:color="CCCCCC"/>
-              <w:bottom w:val="single" w:sz="4" w:space="0" w:color="CCCCCC"/>
-              <w:left w:val="single" w:sz="4" w:space="0" w:color="CCCCCC"/>
-              <w:right w:val="single" w:sz="4" w:space="0" w:color="CCCCCC"/>
-            </w:tcBorders>
-          </w:tcPr>
-          <w:p>
-            <w:pPr>
-              <w:spacing w:before="60" w:after="60" w:line="252" w:lineRule="auto"/>
-              <w:jc w:val="left"/>
-            </w:pPr>
-            <w:r/>
-            <w:r>
-              <w:rPr>
-                <w:b/>
-              </w:rPr>
-              <w:t>+0.75</w:t>
-            </w:r>
-          </w:p>
-        </w:tc>
-        <w:tc>
-          <w:tcPr>
-            <w:tcW w:type="dxa" w:w="1440"/>
-            <w:shd w:fill="FFFFFF"/>
-            <w:tcMar>
-              <w:top w:w="100" w:type="dxa"/>
-              <w:bottom w:w="100" w:type="dxa"/>
-              <w:left w:w="120" w:type="dxa"/>
-              <w:right w:w="120" w:type="dxa"/>
-            </w:tcMar>
-            <w:tcBorders>
-              <w:top w:val="single" w:sz="4" w:space="0" w:color="CCCCCC"/>
-              <w:bottom w:val="single" w:sz="4" w:space="0" w:color="CCCCCC"/>
-              <w:left w:val="single" w:sz="4" w:space="0" w:color="CCCCCC"/>
-              <w:right w:val="single" w:sz="4" w:space="0" w:color="CCCCCC"/>
-            </w:tcBorders>
-          </w:tcPr>
-          <w:p>
-            <w:pPr>
-              <w:spacing w:before="60" w:after="60" w:line="252" w:lineRule="auto"/>
-              <w:jc w:val="left"/>
-            </w:pPr>
-            <w:r/>
-            <w:r>
-              <w:t>BULL</w:t>
             </w:r>
           </w:p>
         </w:tc>
@@ -29940,7 +30880,7 @@
             </w:pPr>
             <w:r/>
             <w:r>
-              <w:t>Asia 07-11</w:t>
+              <w:t>NY Open 21-23</w:t>
             </w:r>
           </w:p>
         </w:tc>
@@ -29996,7 +30936,7 @@
             </w:pPr>
             <w:r/>
             <w:r>
-              <w:t>732.25</w:t>
+              <w:t>731.50</w:t>
             </w:r>
           </w:p>
         </w:tc>
@@ -30024,7 +30964,7 @@
             </w:pPr>
             <w:r/>
             <w:r>
-              <w:t>716.50</w:t>
+              <w:t>709.00</w:t>
             </w:r>
           </w:p>
         </w:tc>
@@ -30055,7 +30995,7 @@
               <w:rPr>
                 <w:b/>
               </w:rPr>
-              <w:t>722.25</w:t>
+              <w:t>724.75</w:t>
             </w:r>
           </w:p>
         </w:tc>
@@ -30086,7 +31026,7 @@
               <w:rPr>
                 <w:b/>
               </w:rPr>
-              <w:t>-0.75</w:t>
+              <w:t>+1.75</w:t>
             </w:r>
           </w:p>
         </w:tc>
@@ -30114,7 +31054,7 @@
             </w:pPr>
             <w:r/>
             <w:r>
-              <w:t>BEAR</w:t>
+              <w:t>BULL</w:t>
             </w:r>
           </w:p>
         </w:tc>
@@ -30175,7 +31115,7 @@
             </w:pPr>
             <w:r/>
             <w:r>
-              <w:t>Asia 11-15</w:t>
+              <w:t>NY Close 23-01</w:t>
             </w:r>
           </w:p>
         </w:tc>
@@ -30203,7 +31143,7 @@
             </w:pPr>
             <w:r/>
             <w:r>
-              <w:t>722.25</w:t>
+              <w:t>724.75</w:t>
             </w:r>
           </w:p>
         </w:tc>
@@ -30231,7 +31171,7 @@
             </w:pPr>
             <w:r/>
             <w:r>
-              <w:t>729.75</w:t>
+              <w:t>731.00</w:t>
             </w:r>
           </w:p>
         </w:tc>
@@ -30259,7 +31199,7 @@
             </w:pPr>
             <w:r/>
             <w:r>
-              <w:t>716.25</w:t>
+              <w:t>718.25</w:t>
             </w:r>
           </w:p>
         </w:tc>
@@ -30290,947 +31230,7 @@
               <w:rPr>
                 <w:b/>
               </w:rPr>
-              <w:t>721.25</w:t>
-            </w:r>
-          </w:p>
-        </w:tc>
-        <w:tc>
-          <w:tcPr>
-            <w:tcW w:type="dxa" w:w="3456"/>
-            <w:shd w:fill="FFFFFF"/>
-            <w:tcMar>
-              <w:top w:w="100" w:type="dxa"/>
-              <w:bottom w:w="100" w:type="dxa"/>
-              <w:left w:w="120" w:type="dxa"/>
-              <w:right w:w="120" w:type="dxa"/>
-            </w:tcMar>
-            <w:tcBorders>
-              <w:top w:val="single" w:sz="4" w:space="0" w:color="CCCCCC"/>
-              <w:bottom w:val="single" w:sz="4" w:space="0" w:color="CCCCCC"/>
-              <w:left w:val="single" w:sz="4" w:space="0" w:color="CCCCCC"/>
-              <w:right w:val="single" w:sz="4" w:space="0" w:color="CCCCCC"/>
-            </w:tcBorders>
-          </w:tcPr>
-          <w:p>
-            <w:pPr>
-              <w:spacing w:before="60" w:after="60" w:line="252" w:lineRule="auto"/>
-              <w:jc w:val="left"/>
-            </w:pPr>
-            <w:r/>
-            <w:r>
-              <w:rPr>
-                <w:b/>
-              </w:rPr>
-              <w:t>-1.00</w:t>
-            </w:r>
-          </w:p>
-        </w:tc>
-        <w:tc>
-          <w:tcPr>
-            <w:tcW w:type="dxa" w:w="1440"/>
-            <w:shd w:fill="FFFFFF"/>
-            <w:tcMar>
-              <w:top w:w="100" w:type="dxa"/>
-              <w:bottom w:w="100" w:type="dxa"/>
-              <w:left w:w="120" w:type="dxa"/>
-              <w:right w:w="120" w:type="dxa"/>
-            </w:tcMar>
-            <w:tcBorders>
-              <w:top w:val="single" w:sz="4" w:space="0" w:color="CCCCCC"/>
-              <w:bottom w:val="single" w:sz="4" w:space="0" w:color="CCCCCC"/>
-              <w:left w:val="single" w:sz="4" w:space="0" w:color="CCCCCC"/>
-              <w:right w:val="single" w:sz="4" w:space="0" w:color="CCCCCC"/>
-            </w:tcBorders>
-          </w:tcPr>
-          <w:p>
-            <w:pPr>
-              <w:spacing w:before="60" w:after="60" w:line="252" w:lineRule="auto"/>
-              <w:jc w:val="left"/>
-            </w:pPr>
-            <w:r/>
-            <w:r>
-              <w:t>BEAR</w:t>
-            </w:r>
-          </w:p>
-        </w:tc>
-      </w:tr>
-      <w:tr>
-        <w:tc>
-          <w:tcPr>
-            <w:tcW w:type="dxa" w:w="1584"/>
-            <w:shd w:fill="F8FAFC"/>
-            <w:tcMar>
-              <w:top w:w="100" w:type="dxa"/>
-              <w:bottom w:w="100" w:type="dxa"/>
-              <w:left w:w="120" w:type="dxa"/>
-              <w:right w:w="120" w:type="dxa"/>
-            </w:tcMar>
-            <w:tcBorders>
-              <w:top w:val="single" w:sz="4" w:space="0" w:color="CCCCCC"/>
-              <w:bottom w:val="single" w:sz="4" w:space="0" w:color="CCCCCC"/>
-              <w:left w:val="single" w:sz="4" w:space="0" w:color="CCCCCC"/>
-              <w:right w:val="single" w:sz="4" w:space="0" w:color="CCCCCC"/>
-            </w:tcBorders>
-          </w:tcPr>
-          <w:p>
-            <w:pPr>
-              <w:spacing w:before="60" w:after="60" w:line="252" w:lineRule="auto"/>
-              <w:jc w:val="left"/>
-            </w:pPr>
-            <w:r/>
-            <w:r>
-              <w:rPr>
-                <w:b/>
-              </w:rPr>
-              <w:t>Fri 28/08</w:t>
-            </w:r>
-          </w:p>
-        </w:tc>
-        <w:tc>
-          <w:tcPr>
-            <w:tcW w:type="dxa" w:w="864"/>
-            <w:shd w:fill="F8FAFC"/>
-            <w:tcMar>
-              <w:top w:w="100" w:type="dxa"/>
-              <w:bottom w:w="100" w:type="dxa"/>
-              <w:left w:w="120" w:type="dxa"/>
-              <w:right w:w="120" w:type="dxa"/>
-            </w:tcMar>
-            <w:tcBorders>
-              <w:top w:val="single" w:sz="4" w:space="0" w:color="CCCCCC"/>
-              <w:bottom w:val="single" w:sz="4" w:space="0" w:color="CCCCCC"/>
-              <w:left w:val="single" w:sz="4" w:space="0" w:color="CCCCCC"/>
-              <w:right w:val="single" w:sz="4" w:space="0" w:color="CCCCCC"/>
-            </w:tcBorders>
-          </w:tcPr>
-          <w:p>
-            <w:pPr>
-              <w:spacing w:before="60" w:after="60" w:line="252" w:lineRule="auto"/>
-              <w:jc w:val="left"/>
-            </w:pPr>
-            <w:r/>
-            <w:r>
-              <w:t>London 15-19</w:t>
-            </w:r>
-          </w:p>
-        </w:tc>
-        <w:tc>
-          <w:tcPr>
-            <w:tcW w:type="dxa" w:w="1440"/>
-            <w:shd w:fill="F8FAFC"/>
-            <w:tcMar>
-              <w:top w:w="100" w:type="dxa"/>
-              <w:bottom w:w="100" w:type="dxa"/>
-              <w:left w:w="120" w:type="dxa"/>
-              <w:right w:w="120" w:type="dxa"/>
-            </w:tcMar>
-            <w:tcBorders>
-              <w:top w:val="single" w:sz="4" w:space="0" w:color="CCCCCC"/>
-              <w:bottom w:val="single" w:sz="4" w:space="0" w:color="CCCCCC"/>
-              <w:left w:val="single" w:sz="4" w:space="0" w:color="CCCCCC"/>
-              <w:right w:val="single" w:sz="4" w:space="0" w:color="CCCCCC"/>
-            </w:tcBorders>
-          </w:tcPr>
-          <w:p>
-            <w:pPr>
-              <w:spacing w:before="60" w:after="60" w:line="252" w:lineRule="auto"/>
-              <w:jc w:val="left"/>
-            </w:pPr>
-            <w:r/>
-            <w:r>
-              <w:t>721.25</w:t>
-            </w:r>
-          </w:p>
-        </w:tc>
-        <w:tc>
-          <w:tcPr>
-            <w:tcW w:type="dxa" w:w="2016"/>
-            <w:shd w:fill="F8FAFC"/>
-            <w:tcMar>
-              <w:top w:w="100" w:type="dxa"/>
-              <w:bottom w:w="100" w:type="dxa"/>
-              <w:left w:w="120" w:type="dxa"/>
-              <w:right w:w="120" w:type="dxa"/>
-            </w:tcMar>
-            <w:tcBorders>
-              <w:top w:val="single" w:sz="4" w:space="0" w:color="CCCCCC"/>
-              <w:bottom w:val="single" w:sz="4" w:space="0" w:color="CCCCCC"/>
-              <w:left w:val="single" w:sz="4" w:space="0" w:color="CCCCCC"/>
-              <w:right w:val="single" w:sz="4" w:space="0" w:color="CCCCCC"/>
-            </w:tcBorders>
-          </w:tcPr>
-          <w:p>
-            <w:pPr>
-              <w:spacing w:before="60" w:after="60" w:line="252" w:lineRule="auto"/>
-              <w:jc w:val="left"/>
-            </w:pPr>
-            <w:r/>
-            <w:r>
-              <w:t>728.25</w:t>
-            </w:r>
-          </w:p>
-        </w:tc>
-        <w:tc>
-          <w:tcPr>
-            <w:tcW w:type="dxa" w:w="1152"/>
-            <w:shd w:fill="F8FAFC"/>
-            <w:tcMar>
-              <w:top w:w="100" w:type="dxa"/>
-              <w:bottom w:w="100" w:type="dxa"/>
-              <w:left w:w="120" w:type="dxa"/>
-              <w:right w:w="120" w:type="dxa"/>
-            </w:tcMar>
-            <w:tcBorders>
-              <w:top w:val="single" w:sz="4" w:space="0" w:color="CCCCCC"/>
-              <w:bottom w:val="single" w:sz="4" w:space="0" w:color="CCCCCC"/>
-              <w:left w:val="single" w:sz="4" w:space="0" w:color="CCCCCC"/>
-              <w:right w:val="single" w:sz="4" w:space="0" w:color="CCCCCC"/>
-            </w:tcBorders>
-          </w:tcPr>
-          <w:p>
-            <w:pPr>
-              <w:spacing w:before="60" w:after="60" w:line="252" w:lineRule="auto"/>
-              <w:jc w:val="left"/>
-            </w:pPr>
-            <w:r/>
-            <w:r>
-              <w:t>707.75</w:t>
-            </w:r>
-          </w:p>
-        </w:tc>
-        <w:tc>
-          <w:tcPr>
-            <w:tcW w:type="dxa" w:w="1728"/>
-            <w:shd w:fill="F8FAFC"/>
-            <w:tcMar>
-              <w:top w:w="100" w:type="dxa"/>
-              <w:bottom w:w="100" w:type="dxa"/>
-              <w:left w:w="120" w:type="dxa"/>
-              <w:right w:w="120" w:type="dxa"/>
-            </w:tcMar>
-            <w:tcBorders>
-              <w:top w:val="single" w:sz="4" w:space="0" w:color="CCCCCC"/>
-              <w:bottom w:val="single" w:sz="4" w:space="0" w:color="CCCCCC"/>
-              <w:left w:val="single" w:sz="4" w:space="0" w:color="CCCCCC"/>
-              <w:right w:val="single" w:sz="4" w:space="0" w:color="CCCCCC"/>
-            </w:tcBorders>
-          </w:tcPr>
-          <w:p>
-            <w:pPr>
-              <w:spacing w:before="60" w:after="60" w:line="252" w:lineRule="auto"/>
-              <w:jc w:val="left"/>
-            </w:pPr>
-            <w:r/>
-            <w:r>
-              <w:rPr>
-                <w:b/>
-              </w:rPr>
-              <w:t>722.00</w:t>
-            </w:r>
-          </w:p>
-        </w:tc>
-        <w:tc>
-          <w:tcPr>
-            <w:tcW w:type="dxa" w:w="3456"/>
-            <w:shd w:fill="F8FAFC"/>
-            <w:tcMar>
-              <w:top w:w="100" w:type="dxa"/>
-              <w:bottom w:w="100" w:type="dxa"/>
-              <w:left w:w="120" w:type="dxa"/>
-              <w:right w:w="120" w:type="dxa"/>
-            </w:tcMar>
-            <w:tcBorders>
-              <w:top w:val="single" w:sz="4" w:space="0" w:color="CCCCCC"/>
-              <w:bottom w:val="single" w:sz="4" w:space="0" w:color="CCCCCC"/>
-              <w:left w:val="single" w:sz="4" w:space="0" w:color="CCCCCC"/>
-              <w:right w:val="single" w:sz="4" w:space="0" w:color="CCCCCC"/>
-            </w:tcBorders>
-          </w:tcPr>
-          <w:p>
-            <w:pPr>
-              <w:spacing w:before="60" w:after="60" w:line="252" w:lineRule="auto"/>
-              <w:jc w:val="left"/>
-            </w:pPr>
-            <w:r/>
-            <w:r>
-              <w:rPr>
-                <w:b/>
-              </w:rPr>
-              <w:t>+0.75</w:t>
-            </w:r>
-          </w:p>
-        </w:tc>
-        <w:tc>
-          <w:tcPr>
-            <w:tcW w:type="dxa" w:w="1440"/>
-            <w:shd w:fill="F8FAFC"/>
-            <w:tcMar>
-              <w:top w:w="100" w:type="dxa"/>
-              <w:bottom w:w="100" w:type="dxa"/>
-              <w:left w:w="120" w:type="dxa"/>
-              <w:right w:w="120" w:type="dxa"/>
-            </w:tcMar>
-            <w:tcBorders>
-              <w:top w:val="single" w:sz="4" w:space="0" w:color="CCCCCC"/>
-              <w:bottom w:val="single" w:sz="4" w:space="0" w:color="CCCCCC"/>
-              <w:left w:val="single" w:sz="4" w:space="0" w:color="CCCCCC"/>
-              <w:right w:val="single" w:sz="4" w:space="0" w:color="CCCCCC"/>
-            </w:tcBorders>
-          </w:tcPr>
-          <w:p>
-            <w:pPr>
-              <w:spacing w:before="60" w:after="60" w:line="252" w:lineRule="auto"/>
-              <w:jc w:val="left"/>
-            </w:pPr>
-            <w:r/>
-            <w:r>
-              <w:t>BULL</w:t>
-            </w:r>
-          </w:p>
-        </w:tc>
-      </w:tr>
-      <w:tr>
-        <w:tc>
-          <w:tcPr>
-            <w:tcW w:type="dxa" w:w="1584"/>
-            <w:shd w:fill="FFFFFF"/>
-            <w:tcMar>
-              <w:top w:w="100" w:type="dxa"/>
-              <w:bottom w:w="100" w:type="dxa"/>
-              <w:left w:w="120" w:type="dxa"/>
-              <w:right w:w="120" w:type="dxa"/>
-            </w:tcMar>
-            <w:tcBorders>
-              <w:top w:val="single" w:sz="4" w:space="0" w:color="CCCCCC"/>
-              <w:bottom w:val="single" w:sz="4" w:space="0" w:color="CCCCCC"/>
-              <w:left w:val="single" w:sz="4" w:space="0" w:color="CCCCCC"/>
-              <w:right w:val="single" w:sz="4" w:space="0" w:color="CCCCCC"/>
-            </w:tcBorders>
-          </w:tcPr>
-          <w:p>
-            <w:pPr>
-              <w:spacing w:before="60" w:after="60" w:line="252" w:lineRule="auto"/>
-              <w:jc w:val="left"/>
-            </w:pPr>
-            <w:r/>
-            <w:r>
-              <w:rPr>
-                <w:b/>
-              </w:rPr>
-              <w:t>Fri 28/08</w:t>
-            </w:r>
-          </w:p>
-        </w:tc>
-        <w:tc>
-          <w:tcPr>
-            <w:tcW w:type="dxa" w:w="864"/>
-            <w:shd w:fill="FFFFFF"/>
-            <w:tcMar>
-              <w:top w:w="100" w:type="dxa"/>
-              <w:bottom w:w="100" w:type="dxa"/>
-              <w:left w:w="120" w:type="dxa"/>
-              <w:right w:w="120" w:type="dxa"/>
-            </w:tcMar>
-            <w:tcBorders>
-              <w:top w:val="single" w:sz="4" w:space="0" w:color="CCCCCC"/>
-              <w:bottom w:val="single" w:sz="4" w:space="0" w:color="CCCCCC"/>
-              <w:left w:val="single" w:sz="4" w:space="0" w:color="CCCCCC"/>
-              <w:right w:val="single" w:sz="4" w:space="0" w:color="CCCCCC"/>
-            </w:tcBorders>
-          </w:tcPr>
-          <w:p>
-            <w:pPr>
-              <w:spacing w:before="60" w:after="60" w:line="252" w:lineRule="auto"/>
-              <w:jc w:val="left"/>
-            </w:pPr>
-            <w:r/>
-            <w:r>
-              <w:t>Pre-NY 19-21</w:t>
-            </w:r>
-          </w:p>
-        </w:tc>
-        <w:tc>
-          <w:tcPr>
-            <w:tcW w:type="dxa" w:w="1440"/>
-            <w:shd w:fill="FFFFFF"/>
-            <w:tcMar>
-              <w:top w:w="100" w:type="dxa"/>
-              <w:bottom w:w="100" w:type="dxa"/>
-              <w:left w:w="120" w:type="dxa"/>
-              <w:right w:w="120" w:type="dxa"/>
-            </w:tcMar>
-            <w:tcBorders>
-              <w:top w:val="single" w:sz="4" w:space="0" w:color="CCCCCC"/>
-              <w:bottom w:val="single" w:sz="4" w:space="0" w:color="CCCCCC"/>
-              <w:left w:val="single" w:sz="4" w:space="0" w:color="CCCCCC"/>
-              <w:right w:val="single" w:sz="4" w:space="0" w:color="CCCCCC"/>
-            </w:tcBorders>
-          </w:tcPr>
-          <w:p>
-            <w:pPr>
-              <w:spacing w:before="60" w:after="60" w:line="252" w:lineRule="auto"/>
-              <w:jc w:val="left"/>
-            </w:pPr>
-            <w:r/>
-            <w:r>
-              <w:t>722.00</w:t>
-            </w:r>
-          </w:p>
-        </w:tc>
-        <w:tc>
-          <w:tcPr>
-            <w:tcW w:type="dxa" w:w="2016"/>
-            <w:shd w:fill="FFFFFF"/>
-            <w:tcMar>
-              <w:top w:w="100" w:type="dxa"/>
-              <w:bottom w:w="100" w:type="dxa"/>
-              <w:left w:w="120" w:type="dxa"/>
-              <w:right w:w="120" w:type="dxa"/>
-            </w:tcMar>
-            <w:tcBorders>
-              <w:top w:val="single" w:sz="4" w:space="0" w:color="CCCCCC"/>
-              <w:bottom w:val="single" w:sz="4" w:space="0" w:color="CCCCCC"/>
-              <w:left w:val="single" w:sz="4" w:space="0" w:color="CCCCCC"/>
-              <w:right w:val="single" w:sz="4" w:space="0" w:color="CCCCCC"/>
-            </w:tcBorders>
-          </w:tcPr>
-          <w:p>
-            <w:pPr>
-              <w:spacing w:before="60" w:after="60" w:line="252" w:lineRule="auto"/>
-              <w:jc w:val="left"/>
-            </w:pPr>
-            <w:r/>
-            <w:r>
-              <w:t>731.25</w:t>
-            </w:r>
-          </w:p>
-        </w:tc>
-        <w:tc>
-          <w:tcPr>
-            <w:tcW w:type="dxa" w:w="1152"/>
-            <w:shd w:fill="FFFFFF"/>
-            <w:tcMar>
-              <w:top w:w="100" w:type="dxa"/>
-              <w:bottom w:w="100" w:type="dxa"/>
-              <w:left w:w="120" w:type="dxa"/>
-              <w:right w:w="120" w:type="dxa"/>
-            </w:tcMar>
-            <w:tcBorders>
-              <w:top w:val="single" w:sz="4" w:space="0" w:color="CCCCCC"/>
-              <w:bottom w:val="single" w:sz="4" w:space="0" w:color="CCCCCC"/>
-              <w:left w:val="single" w:sz="4" w:space="0" w:color="CCCCCC"/>
-              <w:right w:val="single" w:sz="4" w:space="0" w:color="CCCCCC"/>
-            </w:tcBorders>
-          </w:tcPr>
-          <w:p>
-            <w:pPr>
-              <w:spacing w:before="60" w:after="60" w:line="252" w:lineRule="auto"/>
-              <w:jc w:val="left"/>
-            </w:pPr>
-            <w:r/>
-            <w:r>
-              <w:t>714.75</w:t>
-            </w:r>
-          </w:p>
-        </w:tc>
-        <w:tc>
-          <w:tcPr>
-            <w:tcW w:type="dxa" w:w="1728"/>
-            <w:shd w:fill="FFFFFF"/>
-            <w:tcMar>
-              <w:top w:w="100" w:type="dxa"/>
-              <w:bottom w:w="100" w:type="dxa"/>
-              <w:left w:w="120" w:type="dxa"/>
-              <w:right w:w="120" w:type="dxa"/>
-            </w:tcMar>
-            <w:tcBorders>
-              <w:top w:val="single" w:sz="4" w:space="0" w:color="CCCCCC"/>
-              <w:bottom w:val="single" w:sz="4" w:space="0" w:color="CCCCCC"/>
-              <w:left w:val="single" w:sz="4" w:space="0" w:color="CCCCCC"/>
-              <w:right w:val="single" w:sz="4" w:space="0" w:color="CCCCCC"/>
-            </w:tcBorders>
-          </w:tcPr>
-          <w:p>
-            <w:pPr>
-              <w:spacing w:before="60" w:after="60" w:line="252" w:lineRule="auto"/>
-              <w:jc w:val="left"/>
-            </w:pPr>
-            <w:r/>
-            <w:r>
-              <w:rPr>
-                <w:b/>
-              </w:rPr>
-              <w:t>721.75</w:t>
-            </w:r>
-          </w:p>
-        </w:tc>
-        <w:tc>
-          <w:tcPr>
-            <w:tcW w:type="dxa" w:w="3456"/>
-            <w:shd w:fill="FFFFFF"/>
-            <w:tcMar>
-              <w:top w:w="100" w:type="dxa"/>
-              <w:bottom w:w="100" w:type="dxa"/>
-              <w:left w:w="120" w:type="dxa"/>
-              <w:right w:w="120" w:type="dxa"/>
-            </w:tcMar>
-            <w:tcBorders>
-              <w:top w:val="single" w:sz="4" w:space="0" w:color="CCCCCC"/>
-              <w:bottom w:val="single" w:sz="4" w:space="0" w:color="CCCCCC"/>
-              <w:left w:val="single" w:sz="4" w:space="0" w:color="CCCCCC"/>
-              <w:right w:val="single" w:sz="4" w:space="0" w:color="CCCCCC"/>
-            </w:tcBorders>
-          </w:tcPr>
-          <w:p>
-            <w:pPr>
-              <w:spacing w:before="60" w:after="60" w:line="252" w:lineRule="auto"/>
-              <w:jc w:val="left"/>
-            </w:pPr>
-            <w:r/>
-            <w:r>
-              <w:rPr>
-                <w:b/>
-              </w:rPr>
-              <w:t>-0.25</w:t>
-            </w:r>
-          </w:p>
-        </w:tc>
-        <w:tc>
-          <w:tcPr>
-            <w:tcW w:type="dxa" w:w="1440"/>
-            <w:shd w:fill="FFFFFF"/>
-            <w:tcMar>
-              <w:top w:w="100" w:type="dxa"/>
-              <w:bottom w:w="100" w:type="dxa"/>
-              <w:left w:w="120" w:type="dxa"/>
-              <w:right w:w="120" w:type="dxa"/>
-            </w:tcMar>
-            <w:tcBorders>
-              <w:top w:val="single" w:sz="4" w:space="0" w:color="CCCCCC"/>
-              <w:bottom w:val="single" w:sz="4" w:space="0" w:color="CCCCCC"/>
-              <w:left w:val="single" w:sz="4" w:space="0" w:color="CCCCCC"/>
-              <w:right w:val="single" w:sz="4" w:space="0" w:color="CCCCCC"/>
-            </w:tcBorders>
-          </w:tcPr>
-          <w:p>
-            <w:pPr>
-              <w:spacing w:before="60" w:after="60" w:line="252" w:lineRule="auto"/>
-              <w:jc w:val="left"/>
-            </w:pPr>
-            <w:r/>
-            <w:r>
-              <w:t>BEAR</w:t>
-            </w:r>
-          </w:p>
-        </w:tc>
-      </w:tr>
-      <w:tr>
-        <w:tc>
-          <w:tcPr>
-            <w:tcW w:type="dxa" w:w="1584"/>
-            <w:shd w:fill="F8FAFC"/>
-            <w:tcMar>
-              <w:top w:w="100" w:type="dxa"/>
-              <w:bottom w:w="100" w:type="dxa"/>
-              <w:left w:w="120" w:type="dxa"/>
-              <w:right w:w="120" w:type="dxa"/>
-            </w:tcMar>
-            <w:tcBorders>
-              <w:top w:val="single" w:sz="4" w:space="0" w:color="CCCCCC"/>
-              <w:bottom w:val="single" w:sz="4" w:space="0" w:color="CCCCCC"/>
-              <w:left w:val="single" w:sz="4" w:space="0" w:color="CCCCCC"/>
-              <w:right w:val="single" w:sz="4" w:space="0" w:color="CCCCCC"/>
-            </w:tcBorders>
-          </w:tcPr>
-          <w:p>
-            <w:pPr>
-              <w:spacing w:before="60" w:after="60" w:line="252" w:lineRule="auto"/>
-              <w:jc w:val="left"/>
-            </w:pPr>
-            <w:r/>
-            <w:r>
-              <w:rPr>
-                <w:b/>
-              </w:rPr>
-              <w:t>Fri 28/08</w:t>
-            </w:r>
-          </w:p>
-        </w:tc>
-        <w:tc>
-          <w:tcPr>
-            <w:tcW w:type="dxa" w:w="864"/>
-            <w:shd w:fill="F8FAFC"/>
-            <w:tcMar>
-              <w:top w:w="100" w:type="dxa"/>
-              <w:bottom w:w="100" w:type="dxa"/>
-              <w:left w:w="120" w:type="dxa"/>
-              <w:right w:w="120" w:type="dxa"/>
-            </w:tcMar>
-            <w:tcBorders>
-              <w:top w:val="single" w:sz="4" w:space="0" w:color="CCCCCC"/>
-              <w:bottom w:val="single" w:sz="4" w:space="0" w:color="CCCCCC"/>
-              <w:left w:val="single" w:sz="4" w:space="0" w:color="CCCCCC"/>
-              <w:right w:val="single" w:sz="4" w:space="0" w:color="CCCCCC"/>
-            </w:tcBorders>
-          </w:tcPr>
-          <w:p>
-            <w:pPr>
-              <w:spacing w:before="60" w:after="60" w:line="252" w:lineRule="auto"/>
-              <w:jc w:val="left"/>
-            </w:pPr>
-            <w:r/>
-            <w:r>
-              <w:t>NY Open 21-23</w:t>
-            </w:r>
-          </w:p>
-        </w:tc>
-        <w:tc>
-          <w:tcPr>
-            <w:tcW w:type="dxa" w:w="1440"/>
-            <w:shd w:fill="F8FAFC"/>
-            <w:tcMar>
-              <w:top w:w="100" w:type="dxa"/>
-              <w:bottom w:w="100" w:type="dxa"/>
-              <w:left w:w="120" w:type="dxa"/>
-              <w:right w:w="120" w:type="dxa"/>
-            </w:tcMar>
-            <w:tcBorders>
-              <w:top w:val="single" w:sz="4" w:space="0" w:color="CCCCCC"/>
-              <w:bottom w:val="single" w:sz="4" w:space="0" w:color="CCCCCC"/>
-              <w:left w:val="single" w:sz="4" w:space="0" w:color="CCCCCC"/>
-              <w:right w:val="single" w:sz="4" w:space="0" w:color="CCCCCC"/>
-            </w:tcBorders>
-          </w:tcPr>
-          <w:p>
-            <w:pPr>
-              <w:spacing w:before="60" w:after="60" w:line="252" w:lineRule="auto"/>
-              <w:jc w:val="left"/>
-            </w:pPr>
-            <w:r/>
-            <w:r>
-              <w:t>721.75</w:t>
-            </w:r>
-          </w:p>
-        </w:tc>
-        <w:tc>
-          <w:tcPr>
-            <w:tcW w:type="dxa" w:w="2016"/>
-            <w:shd w:fill="F8FAFC"/>
-            <w:tcMar>
-              <w:top w:w="100" w:type="dxa"/>
-              <w:bottom w:w="100" w:type="dxa"/>
-              <w:left w:w="120" w:type="dxa"/>
-              <w:right w:w="120" w:type="dxa"/>
-            </w:tcMar>
-            <w:tcBorders>
-              <w:top w:val="single" w:sz="4" w:space="0" w:color="CCCCCC"/>
-              <w:bottom w:val="single" w:sz="4" w:space="0" w:color="CCCCCC"/>
-              <w:left w:val="single" w:sz="4" w:space="0" w:color="CCCCCC"/>
-              <w:right w:val="single" w:sz="4" w:space="0" w:color="CCCCCC"/>
-            </w:tcBorders>
-          </w:tcPr>
-          <w:p>
-            <w:pPr>
-              <w:spacing w:before="60" w:after="60" w:line="252" w:lineRule="auto"/>
-              <w:jc w:val="left"/>
-            </w:pPr>
-            <w:r/>
-            <w:r>
-              <w:t>730.25</w:t>
-            </w:r>
-          </w:p>
-        </w:tc>
-        <w:tc>
-          <w:tcPr>
-            <w:tcW w:type="dxa" w:w="1152"/>
-            <w:shd w:fill="F8FAFC"/>
-            <w:tcMar>
-              <w:top w:w="100" w:type="dxa"/>
-              <w:bottom w:w="100" w:type="dxa"/>
-              <w:left w:w="120" w:type="dxa"/>
-              <w:right w:w="120" w:type="dxa"/>
-            </w:tcMar>
-            <w:tcBorders>
-              <w:top w:val="single" w:sz="4" w:space="0" w:color="CCCCCC"/>
-              <w:bottom w:val="single" w:sz="4" w:space="0" w:color="CCCCCC"/>
-              <w:left w:val="single" w:sz="4" w:space="0" w:color="CCCCCC"/>
-              <w:right w:val="single" w:sz="4" w:space="0" w:color="CCCCCC"/>
-            </w:tcBorders>
-          </w:tcPr>
-          <w:p>
-            <w:pPr>
-              <w:spacing w:before="60" w:after="60" w:line="252" w:lineRule="auto"/>
-              <w:jc w:val="left"/>
-            </w:pPr>
-            <w:r/>
-            <w:r>
-              <w:t>707.75</w:t>
-            </w:r>
-          </w:p>
-        </w:tc>
-        <w:tc>
-          <w:tcPr>
-            <w:tcW w:type="dxa" w:w="1728"/>
-            <w:shd w:fill="F8FAFC"/>
-            <w:tcMar>
-              <w:top w:w="100" w:type="dxa"/>
-              <w:bottom w:w="100" w:type="dxa"/>
-              <w:left w:w="120" w:type="dxa"/>
-              <w:right w:w="120" w:type="dxa"/>
-            </w:tcMar>
-            <w:tcBorders>
-              <w:top w:val="single" w:sz="4" w:space="0" w:color="CCCCCC"/>
-              <w:bottom w:val="single" w:sz="4" w:space="0" w:color="CCCCCC"/>
-              <w:left w:val="single" w:sz="4" w:space="0" w:color="CCCCCC"/>
-              <w:right w:val="single" w:sz="4" w:space="0" w:color="CCCCCC"/>
-            </w:tcBorders>
-          </w:tcPr>
-          <w:p>
-            <w:pPr>
-              <w:spacing w:before="60" w:after="60" w:line="252" w:lineRule="auto"/>
-              <w:jc w:val="left"/>
-            </w:pPr>
-            <w:r/>
-            <w:r>
-              <w:rPr>
-                <w:b/>
-              </w:rPr>
-              <w:t>723.50</w:t>
-            </w:r>
-          </w:p>
-        </w:tc>
-        <w:tc>
-          <w:tcPr>
-            <w:tcW w:type="dxa" w:w="3456"/>
-            <w:shd w:fill="F8FAFC"/>
-            <w:tcMar>
-              <w:top w:w="100" w:type="dxa"/>
-              <w:bottom w:w="100" w:type="dxa"/>
-              <w:left w:w="120" w:type="dxa"/>
-              <w:right w:w="120" w:type="dxa"/>
-            </w:tcMar>
-            <w:tcBorders>
-              <w:top w:val="single" w:sz="4" w:space="0" w:color="CCCCCC"/>
-              <w:bottom w:val="single" w:sz="4" w:space="0" w:color="CCCCCC"/>
-              <w:left w:val="single" w:sz="4" w:space="0" w:color="CCCCCC"/>
-              <w:right w:val="single" w:sz="4" w:space="0" w:color="CCCCCC"/>
-            </w:tcBorders>
-          </w:tcPr>
-          <w:p>
-            <w:pPr>
-              <w:spacing w:before="60" w:after="60" w:line="252" w:lineRule="auto"/>
-              <w:jc w:val="left"/>
-            </w:pPr>
-            <w:r/>
-            <w:r>
-              <w:rPr>
-                <w:b/>
-              </w:rPr>
-              <w:t>+1.75</w:t>
-            </w:r>
-          </w:p>
-        </w:tc>
-        <w:tc>
-          <w:tcPr>
-            <w:tcW w:type="dxa" w:w="1440"/>
-            <w:shd w:fill="F8FAFC"/>
-            <w:tcMar>
-              <w:top w:w="100" w:type="dxa"/>
-              <w:bottom w:w="100" w:type="dxa"/>
-              <w:left w:w="120" w:type="dxa"/>
-              <w:right w:w="120" w:type="dxa"/>
-            </w:tcMar>
-            <w:tcBorders>
-              <w:top w:val="single" w:sz="4" w:space="0" w:color="CCCCCC"/>
-              <w:bottom w:val="single" w:sz="4" w:space="0" w:color="CCCCCC"/>
-              <w:left w:val="single" w:sz="4" w:space="0" w:color="CCCCCC"/>
-              <w:right w:val="single" w:sz="4" w:space="0" w:color="CCCCCC"/>
-            </w:tcBorders>
-          </w:tcPr>
-          <w:p>
-            <w:pPr>
-              <w:spacing w:before="60" w:after="60" w:line="252" w:lineRule="auto"/>
-              <w:jc w:val="left"/>
-            </w:pPr>
-            <w:r/>
-            <w:r>
-              <w:t>BULL</w:t>
-            </w:r>
-          </w:p>
-        </w:tc>
-      </w:tr>
-      <w:tr>
-        <w:tc>
-          <w:tcPr>
-            <w:tcW w:type="dxa" w:w="1584"/>
-            <w:shd w:fill="FFFFFF"/>
-            <w:tcMar>
-              <w:top w:w="100" w:type="dxa"/>
-              <w:bottom w:w="100" w:type="dxa"/>
-              <w:left w:w="120" w:type="dxa"/>
-              <w:right w:w="120" w:type="dxa"/>
-            </w:tcMar>
-            <w:tcBorders>
-              <w:top w:val="single" w:sz="4" w:space="0" w:color="CCCCCC"/>
-              <w:bottom w:val="single" w:sz="4" w:space="0" w:color="CCCCCC"/>
-              <w:left w:val="single" w:sz="4" w:space="0" w:color="CCCCCC"/>
-              <w:right w:val="single" w:sz="4" w:space="0" w:color="CCCCCC"/>
-            </w:tcBorders>
-          </w:tcPr>
-          <w:p>
-            <w:pPr>
-              <w:spacing w:before="60" w:after="60" w:line="252" w:lineRule="auto"/>
-              <w:jc w:val="left"/>
-            </w:pPr>
-            <w:r/>
-            <w:r>
-              <w:rPr>
-                <w:b/>
-              </w:rPr>
-              <w:t>Fri 28/08</w:t>
-            </w:r>
-          </w:p>
-        </w:tc>
-        <w:tc>
-          <w:tcPr>
-            <w:tcW w:type="dxa" w:w="864"/>
-            <w:shd w:fill="FFFFFF"/>
-            <w:tcMar>
-              <w:top w:w="100" w:type="dxa"/>
-              <w:bottom w:w="100" w:type="dxa"/>
-              <w:left w:w="120" w:type="dxa"/>
-              <w:right w:w="120" w:type="dxa"/>
-            </w:tcMar>
-            <w:tcBorders>
-              <w:top w:val="single" w:sz="4" w:space="0" w:color="CCCCCC"/>
-              <w:bottom w:val="single" w:sz="4" w:space="0" w:color="CCCCCC"/>
-              <w:left w:val="single" w:sz="4" w:space="0" w:color="CCCCCC"/>
-              <w:right w:val="single" w:sz="4" w:space="0" w:color="CCCCCC"/>
-            </w:tcBorders>
-          </w:tcPr>
-          <w:p>
-            <w:pPr>
-              <w:spacing w:before="60" w:after="60" w:line="252" w:lineRule="auto"/>
-              <w:jc w:val="left"/>
-            </w:pPr>
-            <w:r/>
-            <w:r>
-              <w:t>NY Close 23-01</w:t>
-            </w:r>
-          </w:p>
-        </w:tc>
-        <w:tc>
-          <w:tcPr>
-            <w:tcW w:type="dxa" w:w="1440"/>
-            <w:shd w:fill="FFFFFF"/>
-            <w:tcMar>
-              <w:top w:w="100" w:type="dxa"/>
-              <w:bottom w:w="100" w:type="dxa"/>
-              <w:left w:w="120" w:type="dxa"/>
-              <w:right w:w="120" w:type="dxa"/>
-            </w:tcMar>
-            <w:tcBorders>
-              <w:top w:val="single" w:sz="4" w:space="0" w:color="CCCCCC"/>
-              <w:bottom w:val="single" w:sz="4" w:space="0" w:color="CCCCCC"/>
-              <w:left w:val="single" w:sz="4" w:space="0" w:color="CCCCCC"/>
-              <w:right w:val="single" w:sz="4" w:space="0" w:color="CCCCCC"/>
-            </w:tcBorders>
-          </w:tcPr>
-          <w:p>
-            <w:pPr>
-              <w:spacing w:before="60" w:after="60" w:line="252" w:lineRule="auto"/>
-              <w:jc w:val="left"/>
-            </w:pPr>
-            <w:r/>
-            <w:r>
-              <w:t>723.50</w:t>
-            </w:r>
-          </w:p>
-        </w:tc>
-        <w:tc>
-          <w:tcPr>
-            <w:tcW w:type="dxa" w:w="2016"/>
-            <w:shd w:fill="FFFFFF"/>
-            <w:tcMar>
-              <w:top w:w="100" w:type="dxa"/>
-              <w:bottom w:w="100" w:type="dxa"/>
-              <w:left w:w="120" w:type="dxa"/>
-              <w:right w:w="120" w:type="dxa"/>
-            </w:tcMar>
-            <w:tcBorders>
-              <w:top w:val="single" w:sz="4" w:space="0" w:color="CCCCCC"/>
-              <w:bottom w:val="single" w:sz="4" w:space="0" w:color="CCCCCC"/>
-              <w:left w:val="single" w:sz="4" w:space="0" w:color="CCCCCC"/>
-              <w:right w:val="single" w:sz="4" w:space="0" w:color="CCCCCC"/>
-            </w:tcBorders>
-          </w:tcPr>
-          <w:p>
-            <w:pPr>
-              <w:spacing w:before="60" w:after="60" w:line="252" w:lineRule="auto"/>
-              <w:jc w:val="left"/>
-            </w:pPr>
-            <w:r/>
-            <w:r>
-              <w:t>729.75</w:t>
-            </w:r>
-          </w:p>
-        </w:tc>
-        <w:tc>
-          <w:tcPr>
-            <w:tcW w:type="dxa" w:w="1152"/>
-            <w:shd w:fill="FFFFFF"/>
-            <w:tcMar>
-              <w:top w:w="100" w:type="dxa"/>
-              <w:bottom w:w="100" w:type="dxa"/>
-              <w:left w:w="120" w:type="dxa"/>
-              <w:right w:w="120" w:type="dxa"/>
-            </w:tcMar>
-            <w:tcBorders>
-              <w:top w:val="single" w:sz="4" w:space="0" w:color="CCCCCC"/>
-              <w:bottom w:val="single" w:sz="4" w:space="0" w:color="CCCCCC"/>
-              <w:left w:val="single" w:sz="4" w:space="0" w:color="CCCCCC"/>
-              <w:right w:val="single" w:sz="4" w:space="0" w:color="CCCCCC"/>
-            </w:tcBorders>
-          </w:tcPr>
-          <w:p>
-            <w:pPr>
-              <w:spacing w:before="60" w:after="60" w:line="252" w:lineRule="auto"/>
-              <w:jc w:val="left"/>
-            </w:pPr>
-            <w:r/>
-            <w:r>
-              <w:t>717.00</w:t>
-            </w:r>
-          </w:p>
-        </w:tc>
-        <w:tc>
-          <w:tcPr>
-            <w:tcW w:type="dxa" w:w="1728"/>
-            <w:shd w:fill="FFFFFF"/>
-            <w:tcMar>
-              <w:top w:w="100" w:type="dxa"/>
-              <w:bottom w:w="100" w:type="dxa"/>
-              <w:left w:w="120" w:type="dxa"/>
-              <w:right w:w="120" w:type="dxa"/>
-            </w:tcMar>
-            <w:tcBorders>
-              <w:top w:val="single" w:sz="4" w:space="0" w:color="CCCCCC"/>
-              <w:bottom w:val="single" w:sz="4" w:space="0" w:color="CCCCCC"/>
-              <w:left w:val="single" w:sz="4" w:space="0" w:color="CCCCCC"/>
-              <w:right w:val="single" w:sz="4" w:space="0" w:color="CCCCCC"/>
-            </w:tcBorders>
-          </w:tcPr>
-          <w:p>
-            <w:pPr>
-              <w:spacing w:before="60" w:after="60" w:line="252" w:lineRule="auto"/>
-              <w:jc w:val="left"/>
-            </w:pPr>
-            <w:r/>
-            <w:r>
-              <w:rPr>
-                <w:b/>
-              </w:rPr>
-              <w:t>722.75</w:t>
+              <w:t>724.00</w:t>
             </w:r>
           </w:p>
         </w:tc>

--- a/Daily Reports/21_08_2026-CBOT Reports.docx
+++ b/Daily Reports/21_08_2026-CBOT Reports.docx
@@ -104,7 +104,7 @@
           <w:color w:val="5C768D"/>
           <w:sz w:val="19"/>
         </w:rPr>
-        <w:t>Cập nhật tự động qua `macro_tracker.py` vào lúc 14:20 ICT ngày 21/08/2026</w:t>
+        <w:t>Cập nhật tự động qua `macro_tracker.py` vào lúc 15:51 ICT ngày 21/08/2026</w:t>
       </w:r>
     </w:p>
     <w:tbl>
@@ -313,7 +313,7 @@
               <w:rPr>
                 <w:b/>
               </w:rPr>
-              <w:t>93.47 / thùng</w:t>
+              <w:t>93.29 / thùng</w:t>
             </w:r>
           </w:p>
         </w:tc>
@@ -344,7 +344,7 @@
               <w:rPr>
                 <w:b/>
               </w:rPr>
-              <w:t>-0.33%</w:t>
+              <w:t>-0.52%</w:t>
             </w:r>
           </w:p>
         </w:tc>
@@ -442,7 +442,7 @@
               <w:rPr>
                 <w:b/>
               </w:rPr>
-              <w:t>98.73</w:t>
+              <w:t>98.68</w:t>
             </w:r>
           </w:p>
         </w:tc>
@@ -473,7 +473,7 @@
               <w:rPr>
                 <w:b/>
               </w:rPr>
-              <w:t>-0.17%</w:t>
+              <w:t>-0.22%</w:t>
             </w:r>
           </w:p>
         </w:tc>
@@ -1218,7 +1218,7 @@
         <w:rPr>
           <w:b/>
         </w:rPr>
-        <w:t>`93.47` (-0.33%)</w:t>
+        <w:t>`93.29` (-0.52%)</w:t>
       </w:r>
       <w:r>
         <w:t xml:space="preserve"> | DXY: </w:t>
@@ -1227,7 +1227,7 @@
         <w:rPr>
           <w:b/>
         </w:rPr>
-        <w:t>`98.73` (-0.17%)</w:t>
+        <w:t>`98.68` (-0.22%)</w:t>
       </w:r>
       <w:r>
         <w:t xml:space="preserve"> | Lúa mì CBOT: </w:t>
@@ -1236,7 +1236,7 @@
         <w:rPr>
           <w:b/>
         </w:rPr>
-        <w:t>`703.75` (+3.08%)</w:t>
+        <w:t>`703.50` (+3.00%)</w:t>
       </w:r>
       <w:r>
         <w:t>.</w:t>
@@ -1306,7 +1306,7 @@
           <w:color w:val="5C768D"/>
           <w:sz w:val="19"/>
         </w:rPr>
-        <w:t>Cập nhật tự động lúc 14:20 ICT ngày 21/08/2026 — Nguồn: NOAA, USDA, BOM Australia</w:t>
+        <w:t>Cập nhật tự động lúc 15:51 ICT ngày 21/08/2026 — Nguồn: NOAA, USDA, BOM Australia</w:t>
       </w:r>
     </w:p>
     <w:p>
@@ -3574,7 +3574,7 @@
               <w:rPr>
                 <w:b/>
               </w:rPr>
-              <w:t>501.75</w:t>
+              <w:t>503.50</w:t>
             </w:r>
           </w:p>
         </w:tc>
@@ -3605,7 +3605,7 @@
               <w:rPr>
                 <w:b/>
               </w:rPr>
-              <w:t>502.99 (+1.24)</w:t>
+              <w:t>504.80 (+1.30)</w:t>
             </w:r>
           </w:p>
         </w:tc>
@@ -3633,7 +3633,7 @@
             </w:pPr>
             <w:r/>
             <w:r>
-              <w:t>Bullish (501.06 &gt; 497.62)</w:t>
+              <w:t>Bullish (501.32 &gt; 497.87)</w:t>
             </w:r>
           </w:p>
         </w:tc>
@@ -3661,7 +3661,7 @@
             </w:pPr>
             <w:r/>
             <w:r>
-              <w:t>1.00 cents</w:t>
+              <w:t>2.00 cents</w:t>
             </w:r>
           </w:p>
         </w:tc>
@@ -3822,7 +3822,7 @@
               <w:rPr>
                 <w:b/>
               </w:rPr>
-              <w:t>703.75</w:t>
+              <w:t>703.50</w:t>
             </w:r>
           </w:p>
         </w:tc>
@@ -3853,7 +3853,7 @@
               <w:rPr>
                 <w:b/>
               </w:rPr>
-              <w:t>706.02 (+2.27)</w:t>
+              <w:t>705.91 (+2.41)</w:t>
             </w:r>
           </w:p>
         </w:tc>
@@ -3881,7 +3881,7 @@
             </w:pPr>
             <w:r/>
             <w:r>
-              <w:t>Bullish (700.76 &gt; 696.29)</w:t>
+              <w:t>Bullish (700.89 &gt; 696.51)</w:t>
             </w:r>
           </w:p>
         </w:tc>
@@ -3909,7 +3909,7 @@
             </w:pPr>
             <w:r/>
             <w:r>
-              <w:t>1.50 cents</w:t>
+              <w:t>4.00 cents</w:t>
             </w:r>
           </w:p>
         </w:tc>
@@ -4347,7 +4347,7 @@
                 <w:b/>
                 <w:color w:val="15803D"/>
               </w:rPr>
-              <w:t>499.00 - 501.06 cents (Canh mua vùng hỗ trợ)</w:t>
+              <w:t>499.00 - 501.32 cents (Canh mua vùng hỗ trợ)</w:t>
             </w:r>
           </w:p>
         </w:tc>
@@ -4378,7 +4378,7 @@
               <w:rPr>
                 <w:b/>
               </w:rPr>
-              <w:t>454.75 cents (Dưới cản S2 + 1.5x ATR)</w:t>
+              <w:t>454.47 cents (Dưới cản S2 + 1.5x ATR)</w:t>
             </w:r>
           </w:p>
         </w:tc>
@@ -4414,7 +4414,7 @@
                 <w:color w:val="D97706"/>
                 <w:sz w:val="19"/>
               </w:rPr>
-              <w:t xml:space="preserve"> 503.75 cents </w:t>
+              <w:t xml:space="preserve"> 505.32 cents </w:t>
             </w:r>
             <w:r>
               <w:t xml:space="preserve"> / TP2: </w:t>
@@ -4590,7 +4590,7 @@
               <w:rPr>
                 <w:b/>
               </w:rPr>
-              <w:t>471.60 cents (Chống quét SL tuyệt đối)</w:t>
+              <w:t>471.41 cents (Chống quét SL tuyệt đối)</w:t>
             </w:r>
           </w:p>
         </w:tc>
@@ -4783,7 +4783,7 @@
               <w:rPr>
                 <w:b/>
               </w:rPr>
-              <w:t>520.40 cents</w:t>
+              <w:t>520.59 cents</w:t>
             </w:r>
           </w:p>
         </w:tc>
@@ -4945,7 +4945,7 @@
               <w:rPr>
                 <w:b/>
               </w:rPr>
-              <w:t>450.59 - 457.25 cents</w:t>
+              <w:t>449.83 - 457.25 cents</w:t>
             </w:r>
           </w:p>
         </w:tc>
@@ -5126,7 +5126,7 @@
                 <w:b/>
                 <w:color w:val="B91C1C"/>
               </w:rPr>
-              <w:t>700.76 - 696.29 cents (Canh bán hồi kỹ thuật H1)</w:t>
+              <w:t>700.89 - 696.51 cents (Canh bán hồi kỹ thuật H1)</w:t>
             </w:r>
           </w:p>
         </w:tc>
@@ -5157,7 +5157,7 @@
               <w:rPr>
                 <w:b/>
               </w:rPr>
-              <w:t>733.11 cents (Trên kháng cự R2 + 1.5x ATR)</w:t>
+              <w:t>733.56 cents (Trên kháng cự R2 + 1.5x ATR)</w:t>
             </w:r>
           </w:p>
         </w:tc>
@@ -5366,7 +5366,7 @@
               <w:rPr>
                 <w:b/>
               </w:rPr>
-              <w:t>659.79 cents</w:t>
+              <w:t>659.39 cents</w:t>
             </w:r>
           </w:p>
         </w:tc>
@@ -5559,7 +5559,7 @@
               <w:rPr>
                 <w:b/>
               </w:rPr>
-              <w:t>724.71 cents</w:t>
+              <w:t>725.11 cents</w:t>
             </w:r>
           </w:p>
         </w:tc>
@@ -5721,7 +5721,7 @@
               <w:rPr>
                 <w:b/>
               </w:rPr>
-              <w:t>632.29 - 645.25 cents</w:t>
+              <w:t>631.08 - 645.25 cents</w:t>
             </w:r>
           </w:p>
         </w:tc>
@@ -11599,7 +11599,7 @@
         <w:t>Giá Chốt Phiên (Close):</w:t>
       </w:r>
       <w:r>
-        <w:t xml:space="preserve"> 501.75 cents | </w:t>
+        <w:t xml:space="preserve"> 503.50 cents | </w:t>
       </w:r>
       <w:r>
         <w:rPr>
@@ -11614,10 +11614,10 @@
         <w:rPr>
           <w:b/>
         </w:rPr>
-        <w:t>`502.99 cents`</w:t>
+        <w:t>`504.80 cents`</w:t>
       </w:r>
       <w:r>
-        <w:t xml:space="preserve"> (+1.24).</w:t>
+        <w:t xml:space="preserve"> (+1.30).</w:t>
       </w:r>
     </w:p>
     <w:p>
@@ -11638,7 +11638,7 @@
         <w:rPr>
           <w:b/>
         </w:rPr>
-        <w:t>`34,798`</w:t>
+        <w:t>`42,016`</w:t>
       </w:r>
       <w:r>
         <w:t xml:space="preserve"> (Chênh lệch: </w:t>
@@ -11647,7 +11647,7 @@
         <w:rPr>
           <w:b/>
         </w:rPr>
-        <w:t>`-257,101`</w:t>
+        <w:t>`-249,883`</w:t>
       </w:r>
       <w:r>
         <w:t xml:space="preserve">) | OI: </w:t>
@@ -11981,7 +11981,7 @@
               <w:rPr>
                 <w:b/>
               </w:rPr>
-              <w:t>93.47</w:t>
+              <w:t>93.29</w:t>
             </w:r>
           </w:p>
         </w:tc>
@@ -12012,7 +12012,7 @@
               <w:rPr>
                 <w:b/>
               </w:rPr>
-              <w:t>-0.33%</w:t>
+              <w:t>-0.52%</w:t>
             </w:r>
           </w:p>
         </w:tc>
@@ -12104,7 +12104,7 @@
               <w:rPr>
                 <w:b/>
               </w:rPr>
-              <w:t>98.73</w:t>
+              <w:t>98.68</w:t>
             </w:r>
           </w:p>
         </w:tc>
@@ -12135,7 +12135,7 @@
               <w:rPr>
                 <w:b/>
               </w:rPr>
-              <w:t>-0.17%</w:t>
+              <w:t>-0.22%</w:t>
             </w:r>
           </w:p>
         </w:tc>
@@ -12739,7 +12739,7 @@
         <w:t xml:space="preserve"> EMA_21 </w:t>
       </w:r>
       <w:r>
-        <w:t xml:space="preserve"> (501.06) &gt; </w:t>
+        <w:t xml:space="preserve"> (501.32) &gt; </w:t>
       </w:r>
       <w:r>
         <w:rPr>
@@ -12750,7 +12750,7 @@
         <w:t xml:space="preserve"> EMA_50 </w:t>
       </w:r>
       <w:r>
-        <w:t xml:space="preserve"> (497.62).</w:t>
+        <w:t xml:space="preserve"> (497.87).</w:t>
       </w:r>
     </w:p>
     <w:p>
@@ -12771,7 +12771,7 @@
         <w:rPr>
           <w:b/>
         </w:rPr>
-        <w:t>`57.48`</w:t>
+        <w:t>`64.58`</w:t>
       </w:r>
       <w:r>
         <w:t xml:space="preserve"> | ATR (14) = </w:t>
@@ -12780,7 +12780,7 @@
         <w:rPr>
           <w:b/>
         </w:rPr>
-        <w:t>`1.66`</w:t>
+        <w:t>`1.85`</w:t>
       </w:r>
       <w:r>
         <w:t xml:space="preserve"> cents | Volatility = </w:t>
@@ -12789,7 +12789,7 @@
         <w:rPr>
           <w:b/>
         </w:rPr>
-        <w:t>`1.00 cents`</w:t>
+        <w:t>`2.00 cents`</w:t>
       </w:r>
       <w:r>
         <w:t>.</w:t>
@@ -12831,7 +12831,7 @@
         <w:rPr>
           <w:b/>
         </w:rPr>
-        <w:t>`503.75`</w:t>
+        <w:t>`505.32`</w:t>
       </w:r>
       <w:r>
         <w:t xml:space="preserve"> | R2: </w:t>
@@ -13574,7 +13574,7 @@
           <w:b/>
           <w:color w:val="15803D"/>
         </w:rPr>
-        <w:t>`499.00 - 501.06 cents (Canh mua vùng hỗ trợ)`</w:t>
+        <w:t>`499.00 - 501.32 cents (Canh mua vùng hỗ trợ)`</w:t>
       </w:r>
       <w:r>
         <w:t xml:space="preserve"> | SL: </w:t>
@@ -13583,7 +13583,7 @@
         <w:rPr>
           <w:b/>
         </w:rPr>
-        <w:t>`454.75 cents (Dưới cản S2 + 1.5x ATR)`</w:t>
+        <w:t>`454.47 cents (Dưới cản S2 + 1.5x ATR)`</w:t>
       </w:r>
       <w:r>
         <w:t xml:space="preserve"> | TP: </w:t>
@@ -13594,7 +13594,7 @@
           <w:color w:val="D97706"/>
           <w:sz w:val="19"/>
         </w:rPr>
-        <w:t xml:space="preserve"> 503.75 cents </w:t>
+        <w:t xml:space="preserve"> 505.32 cents </w:t>
       </w:r>
       <w:r>
         <w:t xml:space="preserve"> / </w:t>
@@ -13654,7 +13654,7 @@
         <w:rPr>
           <w:b/>
         </w:rPr>
-        <w:t>`471.60 cents (Chống quét SL tuyệt đối)`</w:t>
+        <w:t>`471.41 cents (Chống quét SL tuyệt đối)`</w:t>
       </w:r>
       <w:r>
         <w:t xml:space="preserve"> | TP: </w:t>
@@ -13700,7 +13700,7 @@
         <w:rPr>
           <w:b/>
         </w:rPr>
-        <w:t>`520.40 cents`</w:t>
+        <w:t>`520.59 cents`</w:t>
       </w:r>
       <w:r>
         <w:t xml:space="preserve"> | TP: </w:t>
@@ -13749,7 +13749,7 @@
         <w:rPr>
           <w:b/>
         </w:rPr>
-        <w:t>`450.59 - 457.25 cents`</w:t>
+        <w:t>`449.83 - 457.25 cents`</w:t>
       </w:r>
     </w:p>
     <w:p>
@@ -14156,7 +14156,7 @@
             </w:pPr>
             <w:r/>
             <w:r>
-              <w:t>501.75</w:t>
+              <w:t>503.50</w:t>
             </w:r>
           </w:p>
         </w:tc>
@@ -14184,7 +14184,7 @@
             </w:pPr>
             <w:r/>
             <w:r>
-              <w:t>505.50</w:t>
+              <w:t>507.25</w:t>
             </w:r>
           </w:p>
         </w:tc>
@@ -14212,7 +14212,7 @@
             </w:pPr>
             <w:r/>
             <w:r>
-              <w:t>498.50</w:t>
+              <w:t>500.25</w:t>
             </w:r>
           </w:p>
         </w:tc>
@@ -14243,7 +14243,7 @@
               <w:rPr>
                 <w:b/>
               </w:rPr>
-              <w:t>502.00</w:t>
+              <w:t>503.75</w:t>
             </w:r>
           </w:p>
         </w:tc>
@@ -14391,7 +14391,7 @@
             </w:pPr>
             <w:r/>
             <w:r>
-              <w:t>502.00</w:t>
+              <w:t>503.75</w:t>
             </w:r>
           </w:p>
         </w:tc>
@@ -14419,7 +14419,7 @@
             </w:pPr>
             <w:r/>
             <w:r>
-              <w:t>504.75</w:t>
+              <w:t>506.50</w:t>
             </w:r>
           </w:p>
         </w:tc>
@@ -14447,7 +14447,7 @@
             </w:pPr>
             <w:r/>
             <w:r>
-              <w:t>498.25</w:t>
+              <w:t>500.00</w:t>
             </w:r>
           </w:p>
         </w:tc>
@@ -14478,7 +14478,7 @@
               <w:rPr>
                 <w:b/>
               </w:rPr>
-              <w:t>501.50</w:t>
+              <w:t>503.25</w:t>
             </w:r>
           </w:p>
         </w:tc>
@@ -14626,7 +14626,7 @@
             </w:pPr>
             <w:r/>
             <w:r>
-              <w:t>501.50</w:t>
+              <w:t>503.25</w:t>
             </w:r>
           </w:p>
         </w:tc>
@@ -14654,7 +14654,7 @@
             </w:pPr>
             <w:r/>
             <w:r>
-              <w:t>504.50</w:t>
+              <w:t>506.25</w:t>
             </w:r>
           </w:p>
         </w:tc>
@@ -14682,7 +14682,7 @@
             </w:pPr>
             <w:r/>
             <w:r>
-              <w:t>497.50</w:t>
+              <w:t>499.25</w:t>
             </w:r>
           </w:p>
         </w:tc>
@@ -14713,7 +14713,7 @@
               <w:rPr>
                 <w:b/>
               </w:rPr>
-              <w:t>502.25</w:t>
+              <w:t>504.00</w:t>
             </w:r>
           </w:p>
         </w:tc>
@@ -14861,7 +14861,7 @@
             </w:pPr>
             <w:r/>
             <w:r>
-              <w:t>502.25</w:t>
+              <w:t>504.00</w:t>
             </w:r>
           </w:p>
         </w:tc>
@@ -14889,7 +14889,7 @@
             </w:pPr>
             <w:r/>
             <w:r>
-              <w:t>506.75</w:t>
+              <w:t>508.50</w:t>
             </w:r>
           </w:p>
         </w:tc>
@@ -14917,7 +14917,7 @@
             </w:pPr>
             <w:r/>
             <w:r>
-              <w:t>497.25</w:t>
+              <w:t>499.00</w:t>
             </w:r>
           </w:p>
         </w:tc>
@@ -14948,7 +14948,7 @@
               <w:rPr>
                 <w:b/>
               </w:rPr>
-              <w:t>503.00</w:t>
+              <w:t>504.75</w:t>
             </w:r>
           </w:p>
         </w:tc>
@@ -15096,7 +15096,7 @@
             </w:pPr>
             <w:r/>
             <w:r>
-              <w:t>503.00</w:t>
+              <w:t>504.75</w:t>
             </w:r>
           </w:p>
         </w:tc>
@@ -15124,7 +15124,7 @@
             </w:pPr>
             <w:r/>
             <w:r>
-              <w:t>508.50</w:t>
+              <w:t>510.25</w:t>
             </w:r>
           </w:p>
         </w:tc>
@@ -15152,7 +15152,7 @@
             </w:pPr>
             <w:r/>
             <w:r>
-              <w:t>496.75</w:t>
+              <w:t>498.50</w:t>
             </w:r>
           </w:p>
         </w:tc>
@@ -15183,7 +15183,7 @@
               <w:rPr>
                 <w:b/>
               </w:rPr>
-              <w:t>505.25</w:t>
+              <w:t>507.00</w:t>
             </w:r>
           </w:p>
         </w:tc>
@@ -15331,7 +15331,7 @@
             </w:pPr>
             <w:r/>
             <w:r>
-              <w:t>505.25</w:t>
+              <w:t>507.00</w:t>
             </w:r>
           </w:p>
         </w:tc>
@@ -15359,7 +15359,7 @@
             </w:pPr>
             <w:r/>
             <w:r>
-              <w:t>508.25</w:t>
+              <w:t>510.00</w:t>
             </w:r>
           </w:p>
         </w:tc>
@@ -15387,7 +15387,7 @@
             </w:pPr>
             <w:r/>
             <w:r>
-              <w:t>501.00</w:t>
+              <w:t>502.75</w:t>
             </w:r>
           </w:p>
         </w:tc>
@@ -15418,7 +15418,7 @@
               <w:rPr>
                 <w:b/>
               </w:rPr>
-              <w:t>505.50</w:t>
+              <w:t>507.25</w:t>
             </w:r>
           </w:p>
         </w:tc>
@@ -15566,7 +15566,7 @@
             </w:pPr>
             <w:r/>
             <w:r>
-              <w:t>505.50</w:t>
+              <w:t>507.25</w:t>
             </w:r>
           </w:p>
         </w:tc>
@@ -15594,7 +15594,7 @@
             </w:pPr>
             <w:r/>
             <w:r>
-              <w:t>508.75</w:t>
+              <w:t>510.50</w:t>
             </w:r>
           </w:p>
         </w:tc>
@@ -15622,7 +15622,7 @@
             </w:pPr>
             <w:r/>
             <w:r>
-              <w:t>499.00</w:t>
+              <w:t>500.75</w:t>
             </w:r>
           </w:p>
         </w:tc>
@@ -15653,7 +15653,7 @@
               <w:rPr>
                 <w:b/>
               </w:rPr>
-              <w:t>506.25</w:t>
+              <w:t>508.00</w:t>
             </w:r>
           </w:p>
         </w:tc>
@@ -15801,7 +15801,7 @@
             </w:pPr>
             <w:r/>
             <w:r>
-              <w:t>506.25</w:t>
+              <w:t>508.00</w:t>
             </w:r>
           </w:p>
         </w:tc>
@@ -15829,7 +15829,7 @@
             </w:pPr>
             <w:r/>
             <w:r>
-              <w:t>509.25</w:t>
+              <w:t>511.00</w:t>
             </w:r>
           </w:p>
         </w:tc>
@@ -15857,7 +15857,7 @@
             </w:pPr>
             <w:r/>
             <w:r>
-              <w:t>501.75</w:t>
+              <w:t>503.50</w:t>
             </w:r>
           </w:p>
         </w:tc>
@@ -15888,7 +15888,7 @@
               <w:rPr>
                 <w:b/>
               </w:rPr>
-              <w:t>505.75</w:t>
+              <w:t>507.50</w:t>
             </w:r>
           </w:p>
         </w:tc>
@@ -16036,7 +16036,7 @@
             </w:pPr>
             <w:r/>
             <w:r>
-              <w:t>505.75</w:t>
+              <w:t>507.50</w:t>
             </w:r>
           </w:p>
         </w:tc>
@@ -16064,7 +16064,7 @@
             </w:pPr>
             <w:r/>
             <w:r>
-              <w:t>509.75</w:t>
+              <w:t>511.50</w:t>
             </w:r>
           </w:p>
         </w:tc>
@@ -16092,7 +16092,7 @@
             </w:pPr>
             <w:r/>
             <w:r>
-              <w:t>500.00</w:t>
+              <w:t>501.75</w:t>
             </w:r>
           </w:p>
         </w:tc>
@@ -16123,7 +16123,7 @@
               <w:rPr>
                 <w:b/>
               </w:rPr>
-              <w:t>506.25</w:t>
+              <w:t>508.00</w:t>
             </w:r>
           </w:p>
         </w:tc>
@@ -16271,7 +16271,7 @@
             </w:pPr>
             <w:r/>
             <w:r>
-              <w:t>506.25</w:t>
+              <w:t>508.00</w:t>
             </w:r>
           </w:p>
         </w:tc>
@@ -16299,7 +16299,7 @@
             </w:pPr>
             <w:r/>
             <w:r>
-              <w:t>508.75</w:t>
+              <w:t>510.50</w:t>
             </w:r>
           </w:p>
         </w:tc>
@@ -16327,7 +16327,7 @@
             </w:pPr>
             <w:r/>
             <w:r>
-              <w:t>503.00</w:t>
+              <w:t>504.75</w:t>
             </w:r>
           </w:p>
         </w:tc>
@@ -16358,7 +16358,7 @@
               <w:rPr>
                 <w:b/>
               </w:rPr>
-              <w:t>506.75</w:t>
+              <w:t>508.50</w:t>
             </w:r>
           </w:p>
         </w:tc>
@@ -16506,7 +16506,7 @@
             </w:pPr>
             <w:r/>
             <w:r>
-              <w:t>506.75</w:t>
+              <w:t>508.50</w:t>
             </w:r>
           </w:p>
         </w:tc>
@@ -16534,7 +16534,7 @@
             </w:pPr>
             <w:r/>
             <w:r>
-              <w:t>510.25</w:t>
+              <w:t>512.00</w:t>
             </w:r>
           </w:p>
         </w:tc>
@@ -16562,7 +16562,7 @@
             </w:pPr>
             <w:r/>
             <w:r>
-              <w:t>500.75</w:t>
+              <w:t>502.50</w:t>
             </w:r>
           </w:p>
         </w:tc>
@@ -16593,7 +16593,7 @@
               <w:rPr>
                 <w:b/>
               </w:rPr>
-              <w:t>507.75</w:t>
+              <w:t>509.50</w:t>
             </w:r>
           </w:p>
         </w:tc>
@@ -16741,7 +16741,7 @@
             </w:pPr>
             <w:r/>
             <w:r>
-              <w:t>507.75</w:t>
+              <w:t>509.50</w:t>
             </w:r>
           </w:p>
         </w:tc>
@@ -16769,7 +16769,7 @@
             </w:pPr>
             <w:r/>
             <w:r>
-              <w:t>510.50</w:t>
+              <w:t>512.25</w:t>
             </w:r>
           </w:p>
         </w:tc>
@@ -16797,7 +16797,7 @@
             </w:pPr>
             <w:r/>
             <w:r>
-              <w:t>505.25</w:t>
+              <w:t>507.00</w:t>
             </w:r>
           </w:p>
         </w:tc>
@@ -16828,7 +16828,7 @@
               <w:rPr>
                 <w:b/>
               </w:rPr>
-              <w:t>507.75</w:t>
+              <w:t>509.50</w:t>
             </w:r>
           </w:p>
         </w:tc>
@@ -16976,7 +16976,7 @@
             </w:pPr>
             <w:r/>
             <w:r>
-              <w:t>507.75</w:t>
+              <w:t>509.50</w:t>
             </w:r>
           </w:p>
         </w:tc>
@@ -17004,7 +17004,7 @@
             </w:pPr>
             <w:r/>
             <w:r>
-              <w:t>510.50</w:t>
+              <w:t>512.25</w:t>
             </w:r>
           </w:p>
         </w:tc>
@@ -17032,7 +17032,7 @@
             </w:pPr>
             <w:r/>
             <w:r>
-              <w:t>505.25</w:t>
+              <w:t>507.00</w:t>
             </w:r>
           </w:p>
         </w:tc>
@@ -17063,7 +17063,7 @@
               <w:rPr>
                 <w:b/>
               </w:rPr>
-              <w:t>507.25</w:t>
+              <w:t>509.00</w:t>
             </w:r>
           </w:p>
         </w:tc>
@@ -17211,7 +17211,7 @@
             </w:pPr>
             <w:r/>
             <w:r>
-              <w:t>507.25</w:t>
+              <w:t>509.00</w:t>
             </w:r>
           </w:p>
         </w:tc>
@@ -17239,7 +17239,7 @@
             </w:pPr>
             <w:r/>
             <w:r>
-              <w:t>510.25</w:t>
+              <w:t>512.00</w:t>
             </w:r>
           </w:p>
         </w:tc>
@@ -17267,7 +17267,7 @@
             </w:pPr>
             <w:r/>
             <w:r>
-              <w:t>504.00</w:t>
+              <w:t>505.75</w:t>
             </w:r>
           </w:p>
         </w:tc>
@@ -17298,7 +17298,7 @@
               <w:rPr>
                 <w:b/>
               </w:rPr>
-              <w:t>507.00</w:t>
+              <w:t>508.75</w:t>
             </w:r>
           </w:p>
         </w:tc>
@@ -17446,7 +17446,7 @@
             </w:pPr>
             <w:r/>
             <w:r>
-              <w:t>507.00</w:t>
+              <w:t>508.75</w:t>
             </w:r>
           </w:p>
         </w:tc>
@@ -17474,7 +17474,7 @@
             </w:pPr>
             <w:r/>
             <w:r>
-              <w:t>511.00</w:t>
+              <w:t>512.75</w:t>
             </w:r>
           </w:p>
         </w:tc>
@@ -17502,7 +17502,7 @@
             </w:pPr>
             <w:r/>
             <w:r>
-              <w:t>501.75</w:t>
+              <w:t>503.50</w:t>
             </w:r>
           </w:p>
         </w:tc>
@@ -17533,7 +17533,7 @@
               <w:rPr>
                 <w:b/>
               </w:rPr>
-              <w:t>507.50</w:t>
+              <w:t>509.25</w:t>
             </w:r>
           </w:p>
         </w:tc>
@@ -17681,7 +17681,7 @@
             </w:pPr>
             <w:r/>
             <w:r>
-              <w:t>507.50</w:t>
+              <w:t>509.25</w:t>
             </w:r>
           </w:p>
         </w:tc>
@@ -17709,7 +17709,7 @@
             </w:pPr>
             <w:r/>
             <w:r>
-              <w:t>512.25</w:t>
+              <w:t>514.00</w:t>
             </w:r>
           </w:p>
         </w:tc>
@@ -17737,7 +17737,7 @@
             </w:pPr>
             <w:r/>
             <w:r>
-              <w:t>500.50</w:t>
+              <w:t>502.25</w:t>
             </w:r>
           </w:p>
         </w:tc>
@@ -17768,7 +17768,7 @@
               <w:rPr>
                 <w:b/>
               </w:rPr>
-              <w:t>509.50</w:t>
+              <w:t>511.25</w:t>
             </w:r>
           </w:p>
         </w:tc>
@@ -17916,7 +17916,7 @@
             </w:pPr>
             <w:r/>
             <w:r>
-              <w:t>509.50</w:t>
+              <w:t>511.25</w:t>
             </w:r>
           </w:p>
         </w:tc>
@@ -17944,7 +17944,7 @@
             </w:pPr>
             <w:r/>
             <w:r>
-              <w:t>517.50</w:t>
+              <w:t>519.25</w:t>
             </w:r>
           </w:p>
         </w:tc>
@@ -17972,7 +17972,7 @@
             </w:pPr>
             <w:r/>
             <w:r>
-              <w:t>502.50</w:t>
+              <w:t>504.25</w:t>
             </w:r>
           </w:p>
         </w:tc>
@@ -18003,7 +18003,7 @@
               <w:rPr>
                 <w:b/>
               </w:rPr>
-              <w:t>511.00</w:t>
+              <w:t>512.75</w:t>
             </w:r>
           </w:p>
         </w:tc>
@@ -18151,7 +18151,7 @@
             </w:pPr>
             <w:r/>
             <w:r>
-              <w:t>511.00</w:t>
+              <w:t>512.75</w:t>
             </w:r>
           </w:p>
         </w:tc>
@@ -18179,7 +18179,7 @@
             </w:pPr>
             <w:r/>
             <w:r>
-              <w:t>515.50</w:t>
+              <w:t>517.25</w:t>
             </w:r>
           </w:p>
         </w:tc>
@@ -18207,7 +18207,7 @@
             </w:pPr>
             <w:r/>
             <w:r>
-              <w:t>506.75</w:t>
+              <w:t>508.50</w:t>
             </w:r>
           </w:p>
         </w:tc>
@@ -18238,7 +18238,7 @@
               <w:rPr>
                 <w:b/>
               </w:rPr>
-              <w:t>510.50</w:t>
+              <w:t>512.25</w:t>
             </w:r>
           </w:p>
         </w:tc>
@@ -18386,7 +18386,7 @@
             </w:pPr>
             <w:r/>
             <w:r>
-              <w:t>510.50</w:t>
+              <w:t>512.25</w:t>
             </w:r>
           </w:p>
         </w:tc>
@@ -18414,7 +18414,7 @@
             </w:pPr>
             <w:r/>
             <w:r>
-              <w:t>512.75</w:t>
+              <w:t>514.50</w:t>
             </w:r>
           </w:p>
         </w:tc>
@@ -18442,7 +18442,7 @@
             </w:pPr>
             <w:r/>
             <w:r>
-              <w:t>507.75</w:t>
+              <w:t>509.50</w:t>
             </w:r>
           </w:p>
         </w:tc>
@@ -18473,7 +18473,7 @@
               <w:rPr>
                 <w:b/>
               </w:rPr>
-              <w:t>510.25</w:t>
+              <w:t>512.00</w:t>
             </w:r>
           </w:p>
         </w:tc>
@@ -18621,7 +18621,7 @@
             </w:pPr>
             <w:r/>
             <w:r>
-              <w:t>510.25</w:t>
+              <w:t>512.00</w:t>
             </w:r>
           </w:p>
         </w:tc>
@@ -18649,7 +18649,7 @@
             </w:pPr>
             <w:r/>
             <w:r>
-              <w:t>512.25</w:t>
+              <w:t>514.00</w:t>
             </w:r>
           </w:p>
         </w:tc>
@@ -18677,7 +18677,7 @@
             </w:pPr>
             <w:r/>
             <w:r>
-              <w:t>505.75</w:t>
+              <w:t>507.50</w:t>
             </w:r>
           </w:p>
         </w:tc>
@@ -18708,7 +18708,7 @@
               <w:rPr>
                 <w:b/>
               </w:rPr>
-              <w:t>510.50</w:t>
+              <w:t>512.25</w:t>
             </w:r>
           </w:p>
         </w:tc>
@@ -18856,7 +18856,7 @@
             </w:pPr>
             <w:r/>
             <w:r>
-              <w:t>510.50</w:t>
+              <w:t>512.25</w:t>
             </w:r>
           </w:p>
         </w:tc>
@@ -18884,7 +18884,7 @@
             </w:pPr>
             <w:r/>
             <w:r>
-              <w:t>514.25</w:t>
+              <w:t>516.00</w:t>
             </w:r>
           </w:p>
         </w:tc>
@@ -18912,7 +18912,7 @@
             </w:pPr>
             <w:r/>
             <w:r>
-              <w:t>507.75</w:t>
+              <w:t>509.50</w:t>
             </w:r>
           </w:p>
         </w:tc>
@@ -18943,7 +18943,7 @@
               <w:rPr>
                 <w:b/>
               </w:rPr>
-              <w:t>511.00</w:t>
+              <w:t>512.75</w:t>
             </w:r>
           </w:p>
         </w:tc>
@@ -19091,7 +19091,7 @@
             </w:pPr>
             <w:r/>
             <w:r>
-              <w:t>511.00</w:t>
+              <w:t>512.75</w:t>
             </w:r>
           </w:p>
         </w:tc>
@@ -19119,7 +19119,7 @@
             </w:pPr>
             <w:r/>
             <w:r>
-              <w:t>514.00</w:t>
+              <w:t>515.75</w:t>
             </w:r>
           </w:p>
         </w:tc>
@@ -19147,7 +19147,7 @@
             </w:pPr>
             <w:r/>
             <w:r>
-              <w:t>506.50</w:t>
+              <w:t>508.25</w:t>
             </w:r>
           </w:p>
         </w:tc>
@@ -19178,7 +19178,7 @@
               <w:rPr>
                 <w:b/>
               </w:rPr>
-              <w:t>511.25</w:t>
+              <w:t>513.00</w:t>
             </w:r>
           </w:p>
         </w:tc>
@@ -19326,7 +19326,7 @@
             </w:pPr>
             <w:r/>
             <w:r>
-              <w:t>511.25</w:t>
+              <w:t>513.00</w:t>
             </w:r>
           </w:p>
         </w:tc>
@@ -19354,7 +19354,7 @@
             </w:pPr>
             <w:r/>
             <w:r>
-              <w:t>515.50</w:t>
+              <w:t>517.25</w:t>
             </w:r>
           </w:p>
         </w:tc>
@@ -19382,7 +19382,7 @@
             </w:pPr>
             <w:r/>
             <w:r>
-              <w:t>508.00</w:t>
+              <w:t>509.75</w:t>
             </w:r>
           </w:p>
         </w:tc>
@@ -19413,7 +19413,7 @@
               <w:rPr>
                 <w:b/>
               </w:rPr>
-              <w:t>512.00</w:t>
+              <w:t>513.75</w:t>
             </w:r>
           </w:p>
         </w:tc>
@@ -19561,7 +19561,7 @@
             </w:pPr>
             <w:r/>
             <w:r>
-              <w:t>512.00</w:t>
+              <w:t>513.75</w:t>
             </w:r>
           </w:p>
         </w:tc>
@@ -19589,7 +19589,7 @@
             </w:pPr>
             <w:r/>
             <w:r>
-              <w:t>515.50</w:t>
+              <w:t>517.25</w:t>
             </w:r>
           </w:p>
         </w:tc>
@@ -19617,7 +19617,7 @@
             </w:pPr>
             <w:r/>
             <w:r>
-              <w:t>509.75</w:t>
+              <w:t>511.50</w:t>
             </w:r>
           </w:p>
         </w:tc>
@@ -19648,7 +19648,7 @@
               <w:rPr>
                 <w:b/>
               </w:rPr>
-              <w:t>512.00</w:t>
+              <w:t>513.75</w:t>
             </w:r>
           </w:p>
         </w:tc>
@@ -19796,7 +19796,7 @@
             </w:pPr>
             <w:r/>
             <w:r>
-              <w:t>512.00</w:t>
+              <w:t>513.75</w:t>
             </w:r>
           </w:p>
         </w:tc>
@@ -19824,7 +19824,7 @@
             </w:pPr>
             <w:r/>
             <w:r>
-              <w:t>515.75</w:t>
+              <w:t>517.50</w:t>
             </w:r>
           </w:p>
         </w:tc>
@@ -19852,7 +19852,7 @@
             </w:pPr>
             <w:r/>
             <w:r>
-              <w:t>508.50</w:t>
+              <w:t>510.25</w:t>
             </w:r>
           </w:p>
         </w:tc>
@@ -19883,7 +19883,7 @@
               <w:rPr>
                 <w:b/>
               </w:rPr>
-              <w:t>511.75</w:t>
+              <w:t>513.50</w:t>
             </w:r>
           </w:p>
         </w:tc>
@@ -20031,7 +20031,7 @@
             </w:pPr>
             <w:r/>
             <w:r>
-              <w:t>511.75</w:t>
+              <w:t>513.50</w:t>
             </w:r>
           </w:p>
         </w:tc>
@@ -20059,7 +20059,7 @@
             </w:pPr>
             <w:r/>
             <w:r>
-              <w:t>515.25</w:t>
+              <w:t>517.00</w:t>
             </w:r>
           </w:p>
         </w:tc>
@@ -20087,7 +20087,7 @@
             </w:pPr>
             <w:r/>
             <w:r>
-              <w:t>508.50</w:t>
+              <w:t>510.25</w:t>
             </w:r>
           </w:p>
         </w:tc>
@@ -20118,7 +20118,7 @@
               <w:rPr>
                 <w:b/>
               </w:rPr>
-              <w:t>511.50</w:t>
+              <w:t>513.25</w:t>
             </w:r>
           </w:p>
         </w:tc>
@@ -20266,7 +20266,7 @@
             </w:pPr>
             <w:r/>
             <w:r>
-              <w:t>511.50</w:t>
+              <w:t>513.25</w:t>
             </w:r>
           </w:p>
         </w:tc>
@@ -20294,7 +20294,7 @@
             </w:pPr>
             <w:r/>
             <w:r>
-              <w:t>514.50</w:t>
+              <w:t>516.25</w:t>
             </w:r>
           </w:p>
         </w:tc>
@@ -20322,7 +20322,7 @@
             </w:pPr>
             <w:r/>
             <w:r>
-              <w:t>508.75</w:t>
+              <w:t>510.50</w:t>
             </w:r>
           </w:p>
         </w:tc>
@@ -20353,7 +20353,7 @@
               <w:rPr>
                 <w:b/>
               </w:rPr>
-              <w:t>511.75</w:t>
+              <w:t>513.50</w:t>
             </w:r>
           </w:p>
         </w:tc>
@@ -20501,7 +20501,7 @@
             </w:pPr>
             <w:r/>
             <w:r>
-              <w:t>511.75</w:t>
+              <w:t>513.50</w:t>
             </w:r>
           </w:p>
         </w:tc>
@@ -20529,7 +20529,7 @@
             </w:pPr>
             <w:r/>
             <w:r>
-              <w:t>514.75</w:t>
+              <w:t>516.50</w:t>
             </w:r>
           </w:p>
         </w:tc>
@@ -20557,7 +20557,7 @@
             </w:pPr>
             <w:r/>
             <w:r>
-              <w:t>509.00</w:t>
+              <w:t>510.75</w:t>
             </w:r>
           </w:p>
         </w:tc>
@@ -20588,7 +20588,7 @@
               <w:rPr>
                 <w:b/>
               </w:rPr>
-              <w:t>511.75</w:t>
+              <w:t>513.50</w:t>
             </w:r>
           </w:p>
         </w:tc>
@@ -20736,7 +20736,7 @@
             </w:pPr>
             <w:r/>
             <w:r>
-              <w:t>511.75</w:t>
+              <w:t>513.50</w:t>
             </w:r>
           </w:p>
         </w:tc>
@@ -20764,7 +20764,7 @@
             </w:pPr>
             <w:r/>
             <w:r>
-              <w:t>515.75</w:t>
+              <w:t>517.50</w:t>
             </w:r>
           </w:p>
         </w:tc>
@@ -20792,7 +20792,7 @@
             </w:pPr>
             <w:r/>
             <w:r>
-              <w:t>508.25</w:t>
+              <w:t>510.00</w:t>
             </w:r>
           </w:p>
         </w:tc>
@@ -20823,7 +20823,7 @@
               <w:rPr>
                 <w:b/>
               </w:rPr>
-              <w:t>512.25</w:t>
+              <w:t>514.00</w:t>
             </w:r>
           </w:p>
         </w:tc>
@@ -20971,7 +20971,7 @@
             </w:pPr>
             <w:r/>
             <w:r>
-              <w:t>512.25</w:t>
+              <w:t>514.00</w:t>
             </w:r>
           </w:p>
         </w:tc>
@@ -20999,7 +20999,7 @@
             </w:pPr>
             <w:r/>
             <w:r>
-              <w:t>516.25</w:t>
+              <w:t>518.00</w:t>
             </w:r>
           </w:p>
         </w:tc>
@@ -21027,7 +21027,7 @@
             </w:pPr>
             <w:r/>
             <w:r>
-              <w:t>510.50</w:t>
+              <w:t>512.25</w:t>
             </w:r>
           </w:p>
         </w:tc>
@@ -21058,7 +21058,7 @@
               <w:rPr>
                 <w:b/>
               </w:rPr>
-              <w:t>512.00</w:t>
+              <w:t>513.75</w:t>
             </w:r>
           </w:p>
         </w:tc>
@@ -21781,7 +21781,7 @@
         <w:t>Giá Chốt Phiên (Close):</w:t>
       </w:r>
       <w:r>
-        <w:t xml:space="preserve"> 703.75 cents | </w:t>
+        <w:t xml:space="preserve"> 703.50 cents | </w:t>
       </w:r>
       <w:r>
         <w:rPr>
@@ -21796,10 +21796,10 @@
         <w:rPr>
           <w:b/>
         </w:rPr>
-        <w:t>`706.02 cents`</w:t>
+        <w:t>`705.91 cents`</w:t>
       </w:r>
       <w:r>
-        <w:t xml:space="preserve"> (+2.27).</w:t>
+        <w:t xml:space="preserve"> (+2.41).</w:t>
       </w:r>
     </w:p>
     <w:p>
@@ -21820,7 +21820,7 @@
         <w:rPr>
           <w:b/>
         </w:rPr>
-        <w:t>`3,290`</w:t>
+        <w:t>`4,832`</w:t>
       </w:r>
       <w:r>
         <w:t xml:space="preserve"> (Chênh lệch: </w:t>
@@ -21829,7 +21829,7 @@
         <w:rPr>
           <w:b/>
         </w:rPr>
-        <w:t>`-97,646`</w:t>
+        <w:t>`-96,104`</w:t>
       </w:r>
       <w:r>
         <w:t xml:space="preserve">) | OI: </w:t>
@@ -21871,7 +21871,7 @@
         <w:rPr>
           <w:b/>
         </w:rPr>
-        <w:t>`Không phát hiện mô hình nến đặc biệt`</w:t>
+        <w:t>`Hammer / Bullish Pinbar (Nến búa đảo chiều tăng)`</w:t>
       </w:r>
     </w:p>
     <w:p>
@@ -21914,10 +21914,10 @@
         <w:rPr>
           <w:b/>
         </w:rPr>
-        <w:t>TÍCH LŨY TÍCH CỰC (Accumulation):</w:t>
+        <w:t>TĂNG MẠNH MẼ (Strong Bullish Confirmation):</w:t>
       </w:r>
       <w:r>
-        <w:t xml:space="preserve"> Nến đi ngang nhưng dòng tiền âm thầm gia tăng (OI tăng), báo hiệu chuẩn bị có nhịp bứt phá tăng.</w:t>
+        <w:t xml:space="preserve"> Mô hình nến tăng được củng cố bởi dòng tiền gia tăng tích cực, hỗ trợ lực mua lên bền vững.</w:t>
       </w:r>
     </w:p>
     <w:p>
@@ -22163,7 +22163,7 @@
               <w:rPr>
                 <w:b/>
               </w:rPr>
-              <w:t>93.47</w:t>
+              <w:t>93.29</w:t>
             </w:r>
           </w:p>
         </w:tc>
@@ -22194,7 +22194,7 @@
               <w:rPr>
                 <w:b/>
               </w:rPr>
-              <w:t>-0.33%</w:t>
+              <w:t>-0.52%</w:t>
             </w:r>
           </w:p>
         </w:tc>
@@ -22286,7 +22286,7 @@
               <w:rPr>
                 <w:b/>
               </w:rPr>
-              <w:t>98.73</w:t>
+              <w:t>98.68</w:t>
             </w:r>
           </w:p>
         </w:tc>
@@ -22317,7 +22317,7 @@
               <w:rPr>
                 <w:b/>
               </w:rPr>
-              <w:t>-0.17%</w:t>
+              <w:t>-0.22%</w:t>
             </w:r>
           </w:p>
         </w:tc>
@@ -22921,7 +22921,7 @@
         <w:t xml:space="preserve"> EMA_21 </w:t>
       </w:r>
       <w:r>
-        <w:t xml:space="preserve"> (700.76) &gt; </w:t>
+        <w:t xml:space="preserve"> (700.89) &gt; </w:t>
       </w:r>
       <w:r>
         <w:rPr>
@@ -22932,7 +22932,7 @@
         <w:t xml:space="preserve"> EMA_50 </w:t>
       </w:r>
       <w:r>
-        <w:t xml:space="preserve"> (696.29).</w:t>
+        <w:t xml:space="preserve"> (696.51).</w:t>
       </w:r>
     </w:p>
     <w:p>
@@ -22953,7 +22953,7 @@
         <w:rPr>
           <w:b/>
         </w:rPr>
-        <w:t>`60.85`</w:t>
+        <w:t>`59.78`</w:t>
       </w:r>
       <w:r>
         <w:t xml:space="preserve"> | ATR (14) = </w:t>
@@ -22962,7 +22962,7 @@
         <w:rPr>
           <w:b/>
         </w:rPr>
-        <w:t>`3.24`</w:t>
+        <w:t>`3.54`</w:t>
       </w:r>
       <w:r>
         <w:t xml:space="preserve"> cents | Volatility = </w:t>
@@ -22971,7 +22971,7 @@
         <w:rPr>
           <w:b/>
         </w:rPr>
-        <w:t>`1.50 cents`</w:t>
+        <w:t>`4.00 cents`</w:t>
       </w:r>
       <w:r>
         <w:t>.</w:t>
@@ -23746,7 +23746,7 @@
           <w:b/>
           <w:color w:val="B91C1C"/>
         </w:rPr>
-        <w:t>`700.76 - 696.29 cents (Canh bán hồi kỹ thuật H1)`</w:t>
+        <w:t>`700.89 - 696.51 cents (Canh bán hồi kỹ thuật H1)`</w:t>
       </w:r>
       <w:r>
         <w:t xml:space="preserve"> | SL: </w:t>
@@ -23755,7 +23755,7 @@
         <w:rPr>
           <w:b/>
         </w:rPr>
-        <w:t>`733.11 cents (Trên kháng cự R2 + 1.5x ATR)`</w:t>
+        <w:t>`733.56 cents (Trên kháng cự R2 + 1.5x ATR)`</w:t>
       </w:r>
       <w:r>
         <w:t xml:space="preserve"> | TP: </w:t>
@@ -23826,7 +23826,7 @@
         <w:rPr>
           <w:b/>
         </w:rPr>
-        <w:t>`659.79 cents`</w:t>
+        <w:t>`659.39 cents`</w:t>
       </w:r>
       <w:r>
         <w:t xml:space="preserve"> | TP: </w:t>
@@ -23872,7 +23872,7 @@
         <w:rPr>
           <w:b/>
         </w:rPr>
-        <w:t>`724.71 cents`</w:t>
+        <w:t>`725.11 cents`</w:t>
       </w:r>
       <w:r>
         <w:t xml:space="preserve"> | TP: </w:t>
@@ -23921,7 +23921,7 @@
         <w:rPr>
           <w:b/>
         </w:rPr>
-        <w:t>`632.29 - 645.25 cents`</w:t>
+        <w:t>`631.08 - 645.25 cents`</w:t>
       </w:r>
     </w:p>
     <w:p>
@@ -24328,7 +24328,7 @@
             </w:pPr>
             <w:r/>
             <w:r>
-              <w:t>703.75</w:t>
+              <w:t>703.50</w:t>
             </w:r>
           </w:p>
         </w:tc>
@@ -24356,7 +24356,7 @@
             </w:pPr>
             <w:r/>
             <w:r>
-              <w:t>715.00</w:t>
+              <w:t>714.75</w:t>
             </w:r>
           </w:p>
         </w:tc>
@@ -24384,7 +24384,7 @@
             </w:pPr>
             <w:r/>
             <w:r>
-              <w:t>698.25</w:t>
+              <w:t>698.00</w:t>
             </w:r>
           </w:p>
         </w:tc>
@@ -24415,7 +24415,7 @@
               <w:rPr>
                 <w:b/>
               </w:rPr>
-              <w:t>703.00</w:t>
+              <w:t>702.75</w:t>
             </w:r>
           </w:p>
         </w:tc>
@@ -24563,7 +24563,7 @@
             </w:pPr>
             <w:r/>
             <w:r>
-              <w:t>703.00</w:t>
+              <w:t>702.75</w:t>
             </w:r>
           </w:p>
         </w:tc>
@@ -24591,7 +24591,7 @@
             </w:pPr>
             <w:r/>
             <w:r>
-              <w:t>710.50</w:t>
+              <w:t>710.25</w:t>
             </w:r>
           </w:p>
         </w:tc>
@@ -24619,7 +24619,7 @@
             </w:pPr>
             <w:r/>
             <w:r>
-              <w:t>697.00</w:t>
+              <w:t>696.75</w:t>
             </w:r>
           </w:p>
         </w:tc>
@@ -24650,7 +24650,7 @@
               <w:rPr>
                 <w:b/>
               </w:rPr>
-              <w:t>702.50</w:t>
+              <w:t>702.25</w:t>
             </w:r>
           </w:p>
         </w:tc>
@@ -24798,7 +24798,7 @@
             </w:pPr>
             <w:r/>
             <w:r>
-              <w:t>702.50</w:t>
+              <w:t>702.25</w:t>
             </w:r>
           </w:p>
         </w:tc>
@@ -24826,7 +24826,7 @@
             </w:pPr>
             <w:r/>
             <w:r>
-              <w:t>716.25</w:t>
+              <w:t>716.00</w:t>
             </w:r>
           </w:p>
         </w:tc>
@@ -24854,7 +24854,7 @@
             </w:pPr>
             <w:r/>
             <w:r>
-              <w:t>687.75</w:t>
+              <w:t>687.50</w:t>
             </w:r>
           </w:p>
         </w:tc>
@@ -24885,7 +24885,7 @@
               <w:rPr>
                 <w:b/>
               </w:rPr>
-              <w:t>704.50</w:t>
+              <w:t>704.25</w:t>
             </w:r>
           </w:p>
         </w:tc>
@@ -25033,7 +25033,7 @@
             </w:pPr>
             <w:r/>
             <w:r>
-              <w:t>704.50</w:t>
+              <w:t>704.25</w:t>
             </w:r>
           </w:p>
         </w:tc>
@@ -25061,7 +25061,7 @@
             </w:pPr>
             <w:r/>
             <w:r>
-              <w:t>717.75</w:t>
+              <w:t>717.50</w:t>
             </w:r>
           </w:p>
         </w:tc>
@@ -25089,7 +25089,7 @@
             </w:pPr>
             <w:r/>
             <w:r>
-              <w:t>696.25</w:t>
+              <w:t>696.00</w:t>
             </w:r>
           </w:p>
         </w:tc>
@@ -25120,7 +25120,7 @@
               <w:rPr>
                 <w:b/>
               </w:rPr>
-              <w:t>705.75</w:t>
+              <w:t>705.50</w:t>
             </w:r>
           </w:p>
         </w:tc>
@@ -25268,7 +25268,7 @@
             </w:pPr>
             <w:r/>
             <w:r>
-              <w:t>705.75</w:t>
+              <w:t>705.50</w:t>
             </w:r>
           </w:p>
         </w:tc>
@@ -25296,7 +25296,7 @@
             </w:pPr>
             <w:r/>
             <w:r>
-              <w:t>722.25</w:t>
+              <w:t>722.00</w:t>
             </w:r>
           </w:p>
         </w:tc>
@@ -25324,7 +25324,7 @@
             </w:pPr>
             <w:r/>
             <w:r>
-              <w:t>695.25</w:t>
+              <w:t>695.00</w:t>
             </w:r>
           </w:p>
         </w:tc>
@@ -25355,7 +25355,7 @@
               <w:rPr>
                 <w:b/>
               </w:rPr>
-              <w:t>710.25</w:t>
+              <w:t>710.00</w:t>
             </w:r>
           </w:p>
         </w:tc>
@@ -25503,7 +25503,7 @@
             </w:pPr>
             <w:r/>
             <w:r>
-              <w:t>710.25</w:t>
+              <w:t>710.00</w:t>
             </w:r>
           </w:p>
         </w:tc>
@@ -25531,7 +25531,7 @@
             </w:pPr>
             <w:r/>
             <w:r>
-              <w:t>718.00</w:t>
+              <w:t>717.75</w:t>
             </w:r>
           </w:p>
         </w:tc>
@@ -25559,7 +25559,7 @@
             </w:pPr>
             <w:r/>
             <w:r>
-              <w:t>699.25</w:t>
+              <w:t>699.00</w:t>
             </w:r>
           </w:p>
         </w:tc>
@@ -25590,7 +25590,7 @@
               <w:rPr>
                 <w:b/>
               </w:rPr>
-              <w:t>711.50</w:t>
+              <w:t>711.25</w:t>
             </w:r>
           </w:p>
         </w:tc>
@@ -25738,7 +25738,7 @@
             </w:pPr>
             <w:r/>
             <w:r>
-              <w:t>711.50</w:t>
+              <w:t>711.25</w:t>
             </w:r>
           </w:p>
         </w:tc>
@@ -25766,7 +25766,7 @@
             </w:pPr>
             <w:r/>
             <w:r>
-              <w:t>719.75</w:t>
+              <w:t>719.50</w:t>
             </w:r>
           </w:p>
         </w:tc>
@@ -25794,7 +25794,7 @@
             </w:pPr>
             <w:r/>
             <w:r>
-              <w:t>701.00</w:t>
+              <w:t>700.75</w:t>
             </w:r>
           </w:p>
         </w:tc>
@@ -25825,7 +25825,7 @@
               <w:rPr>
                 <w:b/>
               </w:rPr>
-              <w:t>713.25</w:t>
+              <w:t>713.00</w:t>
             </w:r>
           </w:p>
         </w:tc>
@@ -25973,7 +25973,7 @@
             </w:pPr>
             <w:r/>
             <w:r>
-              <w:t>713.25</w:t>
+              <w:t>713.00</w:t>
             </w:r>
           </w:p>
         </w:tc>
@@ -26001,7 +26001,7 @@
             </w:pPr>
             <w:r/>
             <w:r>
-              <w:t>725.50</w:t>
+              <w:t>725.25</w:t>
             </w:r>
           </w:p>
         </w:tc>
@@ -26029,7 +26029,7 @@
             </w:pPr>
             <w:r/>
             <w:r>
-              <w:t>703.50</w:t>
+              <w:t>703.25</w:t>
             </w:r>
           </w:p>
         </w:tc>
@@ -26060,7 +26060,7 @@
               <w:rPr>
                 <w:b/>
               </w:rPr>
-              <w:t>712.25</w:t>
+              <w:t>712.00</w:t>
             </w:r>
           </w:p>
         </w:tc>
@@ -26208,7 +26208,7 @@
             </w:pPr>
             <w:r/>
             <w:r>
-              <w:t>712.25</w:t>
+              <w:t>712.00</w:t>
             </w:r>
           </w:p>
         </w:tc>
@@ -26236,7 +26236,7 @@
             </w:pPr>
             <w:r/>
             <w:r>
-              <w:t>722.75</w:t>
+              <w:t>722.50</w:t>
             </w:r>
           </w:p>
         </w:tc>
@@ -26264,7 +26264,7 @@
             </w:pPr>
             <w:r/>
             <w:r>
-              <w:t>697.50</w:t>
+              <w:t>697.25</w:t>
             </w:r>
           </w:p>
         </w:tc>
@@ -26295,7 +26295,7 @@
               <w:rPr>
                 <w:b/>
               </w:rPr>
-              <w:t>714.50</w:t>
+              <w:t>714.25</w:t>
             </w:r>
           </w:p>
         </w:tc>
@@ -26443,7 +26443,7 @@
             </w:pPr>
             <w:r/>
             <w:r>
-              <w:t>714.50</w:t>
+              <w:t>714.25</w:t>
             </w:r>
           </w:p>
         </w:tc>
@@ -26471,7 +26471,7 @@
             </w:pPr>
             <w:r/>
             <w:r>
-              <w:t>725.00</w:t>
+              <w:t>724.75</w:t>
             </w:r>
           </w:p>
         </w:tc>
@@ -26499,7 +26499,7 @@
             </w:pPr>
             <w:r/>
             <w:r>
-              <w:t>708.25</w:t>
+              <w:t>708.00</w:t>
             </w:r>
           </w:p>
         </w:tc>
@@ -26530,7 +26530,7 @@
               <w:rPr>
                 <w:b/>
               </w:rPr>
-              <w:t>715.25</w:t>
+              <w:t>715.00</w:t>
             </w:r>
           </w:p>
         </w:tc>
@@ -26678,7 +26678,7 @@
             </w:pPr>
             <w:r/>
             <w:r>
-              <w:t>715.25</w:t>
+              <w:t>715.00</w:t>
             </w:r>
           </w:p>
         </w:tc>
@@ -26706,7 +26706,7 @@
             </w:pPr>
             <w:r/>
             <w:r>
-              <w:t>729.50</w:t>
+              <w:t>729.25</w:t>
             </w:r>
           </w:p>
         </w:tc>
@@ -26734,7 +26734,7 @@
             </w:pPr>
             <w:r/>
             <w:r>
-              <w:t>700.50</w:t>
+              <w:t>700.25</w:t>
             </w:r>
           </w:p>
         </w:tc>
@@ -26742,6 +26742,241 @@
           <w:tcPr>
             <w:tcW w:type="dxa" w:w="1728"/>
             <w:shd w:fill="F8FAFC"/>
+            <w:tcMar>
+              <w:top w:w="100" w:type="dxa"/>
+              <w:bottom w:w="100" w:type="dxa"/>
+              <w:left w:w="120" w:type="dxa"/>
+              <w:right w:w="120" w:type="dxa"/>
+            </w:tcMar>
+            <w:tcBorders>
+              <w:top w:val="single" w:sz="4" w:space="0" w:color="CCCCCC"/>
+              <w:bottom w:val="single" w:sz="4" w:space="0" w:color="CCCCCC"/>
+              <w:left w:val="single" w:sz="4" w:space="0" w:color="CCCCCC"/>
+              <w:right w:val="single" w:sz="4" w:space="0" w:color="CCCCCC"/>
+            </w:tcBorders>
+          </w:tcPr>
+          <w:p>
+            <w:pPr>
+              <w:spacing w:before="60" w:after="60" w:line="252" w:lineRule="auto"/>
+              <w:jc w:val="left"/>
+            </w:pPr>
+            <w:r/>
+            <w:r>
+              <w:rPr>
+                <w:b/>
+              </w:rPr>
+              <w:t>717.00</w:t>
+            </w:r>
+          </w:p>
+        </w:tc>
+        <w:tc>
+          <w:tcPr>
+            <w:tcW w:type="dxa" w:w="3456"/>
+            <w:shd w:fill="F8FAFC"/>
+            <w:tcMar>
+              <w:top w:w="100" w:type="dxa"/>
+              <w:bottom w:w="100" w:type="dxa"/>
+              <w:left w:w="120" w:type="dxa"/>
+              <w:right w:w="120" w:type="dxa"/>
+            </w:tcMar>
+            <w:tcBorders>
+              <w:top w:val="single" w:sz="4" w:space="0" w:color="CCCCCC"/>
+              <w:bottom w:val="single" w:sz="4" w:space="0" w:color="CCCCCC"/>
+              <w:left w:val="single" w:sz="4" w:space="0" w:color="CCCCCC"/>
+              <w:right w:val="single" w:sz="4" w:space="0" w:color="CCCCCC"/>
+            </w:tcBorders>
+          </w:tcPr>
+          <w:p>
+            <w:pPr>
+              <w:spacing w:before="60" w:after="60" w:line="252" w:lineRule="auto"/>
+              <w:jc w:val="left"/>
+            </w:pPr>
+            <w:r/>
+            <w:r>
+              <w:rPr>
+                <w:b/>
+              </w:rPr>
+              <w:t>+2.00</w:t>
+            </w:r>
+          </w:p>
+        </w:tc>
+        <w:tc>
+          <w:tcPr>
+            <w:tcW w:type="dxa" w:w="1440"/>
+            <w:shd w:fill="F8FAFC"/>
+            <w:tcMar>
+              <w:top w:w="100" w:type="dxa"/>
+              <w:bottom w:w="100" w:type="dxa"/>
+              <w:left w:w="120" w:type="dxa"/>
+              <w:right w:w="120" w:type="dxa"/>
+            </w:tcMar>
+            <w:tcBorders>
+              <w:top w:val="single" w:sz="4" w:space="0" w:color="CCCCCC"/>
+              <w:bottom w:val="single" w:sz="4" w:space="0" w:color="CCCCCC"/>
+              <w:left w:val="single" w:sz="4" w:space="0" w:color="CCCCCC"/>
+              <w:right w:val="single" w:sz="4" w:space="0" w:color="CCCCCC"/>
+            </w:tcBorders>
+          </w:tcPr>
+          <w:p>
+            <w:pPr>
+              <w:spacing w:before="60" w:after="60" w:line="252" w:lineRule="auto"/>
+              <w:jc w:val="left"/>
+            </w:pPr>
+            <w:r/>
+            <w:r>
+              <w:t>BULL</w:t>
+            </w:r>
+          </w:p>
+        </w:tc>
+      </w:tr>
+      <w:tr>
+        <w:tc>
+          <w:tcPr>
+            <w:tcW w:type="dxa" w:w="1584"/>
+            <w:shd w:fill="FFFFFF"/>
+            <w:tcMar>
+              <w:top w:w="100" w:type="dxa"/>
+              <w:bottom w:w="100" w:type="dxa"/>
+              <w:left w:w="120" w:type="dxa"/>
+              <w:right w:w="120" w:type="dxa"/>
+            </w:tcMar>
+            <w:tcBorders>
+              <w:top w:val="single" w:sz="4" w:space="0" w:color="CCCCCC"/>
+              <w:bottom w:val="single" w:sz="4" w:space="0" w:color="CCCCCC"/>
+              <w:left w:val="single" w:sz="4" w:space="0" w:color="CCCCCC"/>
+              <w:right w:val="single" w:sz="4" w:space="0" w:color="CCCCCC"/>
+            </w:tcBorders>
+          </w:tcPr>
+          <w:p>
+            <w:pPr>
+              <w:spacing w:before="60" w:after="60" w:line="252" w:lineRule="auto"/>
+              <w:jc w:val="left"/>
+            </w:pPr>
+            <w:r/>
+            <w:r>
+              <w:rPr>
+                <w:b/>
+              </w:rPr>
+              <w:t>Tue 25/08</w:t>
+            </w:r>
+          </w:p>
+        </w:tc>
+        <w:tc>
+          <w:tcPr>
+            <w:tcW w:type="dxa" w:w="864"/>
+            <w:shd w:fill="FFFFFF"/>
+            <w:tcMar>
+              <w:top w:w="100" w:type="dxa"/>
+              <w:bottom w:w="100" w:type="dxa"/>
+              <w:left w:w="120" w:type="dxa"/>
+              <w:right w:w="120" w:type="dxa"/>
+            </w:tcMar>
+            <w:tcBorders>
+              <w:top w:val="single" w:sz="4" w:space="0" w:color="CCCCCC"/>
+              <w:bottom w:val="single" w:sz="4" w:space="0" w:color="CCCCCC"/>
+              <w:left w:val="single" w:sz="4" w:space="0" w:color="CCCCCC"/>
+              <w:right w:val="single" w:sz="4" w:space="0" w:color="CCCCCC"/>
+            </w:tcBorders>
+          </w:tcPr>
+          <w:p>
+            <w:pPr>
+              <w:spacing w:before="60" w:after="60" w:line="252" w:lineRule="auto"/>
+              <w:jc w:val="left"/>
+            </w:pPr>
+            <w:r/>
+            <w:r>
+              <w:t>NY Close 23-01</w:t>
+            </w:r>
+          </w:p>
+        </w:tc>
+        <w:tc>
+          <w:tcPr>
+            <w:tcW w:type="dxa" w:w="1440"/>
+            <w:shd w:fill="FFFFFF"/>
+            <w:tcMar>
+              <w:top w:w="100" w:type="dxa"/>
+              <w:bottom w:w="100" w:type="dxa"/>
+              <w:left w:w="120" w:type="dxa"/>
+              <w:right w:w="120" w:type="dxa"/>
+            </w:tcMar>
+            <w:tcBorders>
+              <w:top w:val="single" w:sz="4" w:space="0" w:color="CCCCCC"/>
+              <w:bottom w:val="single" w:sz="4" w:space="0" w:color="CCCCCC"/>
+              <w:left w:val="single" w:sz="4" w:space="0" w:color="CCCCCC"/>
+              <w:right w:val="single" w:sz="4" w:space="0" w:color="CCCCCC"/>
+            </w:tcBorders>
+          </w:tcPr>
+          <w:p>
+            <w:pPr>
+              <w:spacing w:before="60" w:after="60" w:line="252" w:lineRule="auto"/>
+              <w:jc w:val="left"/>
+            </w:pPr>
+            <w:r/>
+            <w:r>
+              <w:t>717.00</w:t>
+            </w:r>
+          </w:p>
+        </w:tc>
+        <w:tc>
+          <w:tcPr>
+            <w:tcW w:type="dxa" w:w="2016"/>
+            <w:shd w:fill="FFFFFF"/>
+            <w:tcMar>
+              <w:top w:w="100" w:type="dxa"/>
+              <w:bottom w:w="100" w:type="dxa"/>
+              <w:left w:w="120" w:type="dxa"/>
+              <w:right w:w="120" w:type="dxa"/>
+            </w:tcMar>
+            <w:tcBorders>
+              <w:top w:val="single" w:sz="4" w:space="0" w:color="CCCCCC"/>
+              <w:bottom w:val="single" w:sz="4" w:space="0" w:color="CCCCCC"/>
+              <w:left w:val="single" w:sz="4" w:space="0" w:color="CCCCCC"/>
+              <w:right w:val="single" w:sz="4" w:space="0" w:color="CCCCCC"/>
+            </w:tcBorders>
+          </w:tcPr>
+          <w:p>
+            <w:pPr>
+              <w:spacing w:before="60" w:after="60" w:line="252" w:lineRule="auto"/>
+              <w:jc w:val="left"/>
+            </w:pPr>
+            <w:r/>
+            <w:r>
+              <w:t>723.50</w:t>
+            </w:r>
+          </w:p>
+        </w:tc>
+        <w:tc>
+          <w:tcPr>
+            <w:tcW w:type="dxa" w:w="1152"/>
+            <w:shd w:fill="FFFFFF"/>
+            <w:tcMar>
+              <w:top w:w="100" w:type="dxa"/>
+              <w:bottom w:w="100" w:type="dxa"/>
+              <w:left w:w="120" w:type="dxa"/>
+              <w:right w:w="120" w:type="dxa"/>
+            </w:tcMar>
+            <w:tcBorders>
+              <w:top w:val="single" w:sz="4" w:space="0" w:color="CCCCCC"/>
+              <w:bottom w:val="single" w:sz="4" w:space="0" w:color="CCCCCC"/>
+              <w:left w:val="single" w:sz="4" w:space="0" w:color="CCCCCC"/>
+              <w:right w:val="single" w:sz="4" w:space="0" w:color="CCCCCC"/>
+            </w:tcBorders>
+          </w:tcPr>
+          <w:p>
+            <w:pPr>
+              <w:spacing w:before="60" w:after="60" w:line="252" w:lineRule="auto"/>
+              <w:jc w:val="left"/>
+            </w:pPr>
+            <w:r/>
+            <w:r>
+              <w:t>710.25</w:t>
+            </w:r>
+          </w:p>
+        </w:tc>
+        <w:tc>
+          <w:tcPr>
+            <w:tcW w:type="dxa" w:w="1728"/>
+            <w:shd w:fill="FFFFFF"/>
             <w:tcMar>
               <w:top w:w="100" w:type="dxa"/>
               <w:bottom w:w="100" w:type="dxa"/>
@@ -26772,241 +27007,6 @@
         <w:tc>
           <w:tcPr>
             <w:tcW w:type="dxa" w:w="3456"/>
-            <w:shd w:fill="F8FAFC"/>
-            <w:tcMar>
-              <w:top w:w="100" w:type="dxa"/>
-              <w:bottom w:w="100" w:type="dxa"/>
-              <w:left w:w="120" w:type="dxa"/>
-              <w:right w:w="120" w:type="dxa"/>
-            </w:tcMar>
-            <w:tcBorders>
-              <w:top w:val="single" w:sz="4" w:space="0" w:color="CCCCCC"/>
-              <w:bottom w:val="single" w:sz="4" w:space="0" w:color="CCCCCC"/>
-              <w:left w:val="single" w:sz="4" w:space="0" w:color="CCCCCC"/>
-              <w:right w:val="single" w:sz="4" w:space="0" w:color="CCCCCC"/>
-            </w:tcBorders>
-          </w:tcPr>
-          <w:p>
-            <w:pPr>
-              <w:spacing w:before="60" w:after="60" w:line="252" w:lineRule="auto"/>
-              <w:jc w:val="left"/>
-            </w:pPr>
-            <w:r/>
-            <w:r>
-              <w:rPr>
-                <w:b/>
-              </w:rPr>
-              <w:t>+2.00</w:t>
-            </w:r>
-          </w:p>
-        </w:tc>
-        <w:tc>
-          <w:tcPr>
-            <w:tcW w:type="dxa" w:w="1440"/>
-            <w:shd w:fill="F8FAFC"/>
-            <w:tcMar>
-              <w:top w:w="100" w:type="dxa"/>
-              <w:bottom w:w="100" w:type="dxa"/>
-              <w:left w:w="120" w:type="dxa"/>
-              <w:right w:w="120" w:type="dxa"/>
-            </w:tcMar>
-            <w:tcBorders>
-              <w:top w:val="single" w:sz="4" w:space="0" w:color="CCCCCC"/>
-              <w:bottom w:val="single" w:sz="4" w:space="0" w:color="CCCCCC"/>
-              <w:left w:val="single" w:sz="4" w:space="0" w:color="CCCCCC"/>
-              <w:right w:val="single" w:sz="4" w:space="0" w:color="CCCCCC"/>
-            </w:tcBorders>
-          </w:tcPr>
-          <w:p>
-            <w:pPr>
-              <w:spacing w:before="60" w:after="60" w:line="252" w:lineRule="auto"/>
-              <w:jc w:val="left"/>
-            </w:pPr>
-            <w:r/>
-            <w:r>
-              <w:t>BULL</w:t>
-            </w:r>
-          </w:p>
-        </w:tc>
-      </w:tr>
-      <w:tr>
-        <w:tc>
-          <w:tcPr>
-            <w:tcW w:type="dxa" w:w="1584"/>
-            <w:shd w:fill="FFFFFF"/>
-            <w:tcMar>
-              <w:top w:w="100" w:type="dxa"/>
-              <w:bottom w:w="100" w:type="dxa"/>
-              <w:left w:w="120" w:type="dxa"/>
-              <w:right w:w="120" w:type="dxa"/>
-            </w:tcMar>
-            <w:tcBorders>
-              <w:top w:val="single" w:sz="4" w:space="0" w:color="CCCCCC"/>
-              <w:bottom w:val="single" w:sz="4" w:space="0" w:color="CCCCCC"/>
-              <w:left w:val="single" w:sz="4" w:space="0" w:color="CCCCCC"/>
-              <w:right w:val="single" w:sz="4" w:space="0" w:color="CCCCCC"/>
-            </w:tcBorders>
-          </w:tcPr>
-          <w:p>
-            <w:pPr>
-              <w:spacing w:before="60" w:after="60" w:line="252" w:lineRule="auto"/>
-              <w:jc w:val="left"/>
-            </w:pPr>
-            <w:r/>
-            <w:r>
-              <w:rPr>
-                <w:b/>
-              </w:rPr>
-              <w:t>Tue 25/08</w:t>
-            </w:r>
-          </w:p>
-        </w:tc>
-        <w:tc>
-          <w:tcPr>
-            <w:tcW w:type="dxa" w:w="864"/>
-            <w:shd w:fill="FFFFFF"/>
-            <w:tcMar>
-              <w:top w:w="100" w:type="dxa"/>
-              <w:bottom w:w="100" w:type="dxa"/>
-              <w:left w:w="120" w:type="dxa"/>
-              <w:right w:w="120" w:type="dxa"/>
-            </w:tcMar>
-            <w:tcBorders>
-              <w:top w:val="single" w:sz="4" w:space="0" w:color="CCCCCC"/>
-              <w:bottom w:val="single" w:sz="4" w:space="0" w:color="CCCCCC"/>
-              <w:left w:val="single" w:sz="4" w:space="0" w:color="CCCCCC"/>
-              <w:right w:val="single" w:sz="4" w:space="0" w:color="CCCCCC"/>
-            </w:tcBorders>
-          </w:tcPr>
-          <w:p>
-            <w:pPr>
-              <w:spacing w:before="60" w:after="60" w:line="252" w:lineRule="auto"/>
-              <w:jc w:val="left"/>
-            </w:pPr>
-            <w:r/>
-            <w:r>
-              <w:t>NY Close 23-01</w:t>
-            </w:r>
-          </w:p>
-        </w:tc>
-        <w:tc>
-          <w:tcPr>
-            <w:tcW w:type="dxa" w:w="1440"/>
-            <w:shd w:fill="FFFFFF"/>
-            <w:tcMar>
-              <w:top w:w="100" w:type="dxa"/>
-              <w:bottom w:w="100" w:type="dxa"/>
-              <w:left w:w="120" w:type="dxa"/>
-              <w:right w:w="120" w:type="dxa"/>
-            </w:tcMar>
-            <w:tcBorders>
-              <w:top w:val="single" w:sz="4" w:space="0" w:color="CCCCCC"/>
-              <w:bottom w:val="single" w:sz="4" w:space="0" w:color="CCCCCC"/>
-              <w:left w:val="single" w:sz="4" w:space="0" w:color="CCCCCC"/>
-              <w:right w:val="single" w:sz="4" w:space="0" w:color="CCCCCC"/>
-            </w:tcBorders>
-          </w:tcPr>
-          <w:p>
-            <w:pPr>
-              <w:spacing w:before="60" w:after="60" w:line="252" w:lineRule="auto"/>
-              <w:jc w:val="left"/>
-            </w:pPr>
-            <w:r/>
-            <w:r>
-              <w:t>717.25</w:t>
-            </w:r>
-          </w:p>
-        </w:tc>
-        <w:tc>
-          <w:tcPr>
-            <w:tcW w:type="dxa" w:w="2016"/>
-            <w:shd w:fill="FFFFFF"/>
-            <w:tcMar>
-              <w:top w:w="100" w:type="dxa"/>
-              <w:bottom w:w="100" w:type="dxa"/>
-              <w:left w:w="120" w:type="dxa"/>
-              <w:right w:w="120" w:type="dxa"/>
-            </w:tcMar>
-            <w:tcBorders>
-              <w:top w:val="single" w:sz="4" w:space="0" w:color="CCCCCC"/>
-              <w:bottom w:val="single" w:sz="4" w:space="0" w:color="CCCCCC"/>
-              <w:left w:val="single" w:sz="4" w:space="0" w:color="CCCCCC"/>
-              <w:right w:val="single" w:sz="4" w:space="0" w:color="CCCCCC"/>
-            </w:tcBorders>
-          </w:tcPr>
-          <w:p>
-            <w:pPr>
-              <w:spacing w:before="60" w:after="60" w:line="252" w:lineRule="auto"/>
-              <w:jc w:val="left"/>
-            </w:pPr>
-            <w:r/>
-            <w:r>
-              <w:t>723.75</w:t>
-            </w:r>
-          </w:p>
-        </w:tc>
-        <w:tc>
-          <w:tcPr>
-            <w:tcW w:type="dxa" w:w="1152"/>
-            <w:shd w:fill="FFFFFF"/>
-            <w:tcMar>
-              <w:top w:w="100" w:type="dxa"/>
-              <w:bottom w:w="100" w:type="dxa"/>
-              <w:left w:w="120" w:type="dxa"/>
-              <w:right w:w="120" w:type="dxa"/>
-            </w:tcMar>
-            <w:tcBorders>
-              <w:top w:val="single" w:sz="4" w:space="0" w:color="CCCCCC"/>
-              <w:bottom w:val="single" w:sz="4" w:space="0" w:color="CCCCCC"/>
-              <w:left w:val="single" w:sz="4" w:space="0" w:color="CCCCCC"/>
-              <w:right w:val="single" w:sz="4" w:space="0" w:color="CCCCCC"/>
-            </w:tcBorders>
-          </w:tcPr>
-          <w:p>
-            <w:pPr>
-              <w:spacing w:before="60" w:after="60" w:line="252" w:lineRule="auto"/>
-              <w:jc w:val="left"/>
-            </w:pPr>
-            <w:r/>
-            <w:r>
-              <w:t>710.50</w:t>
-            </w:r>
-          </w:p>
-        </w:tc>
-        <w:tc>
-          <w:tcPr>
-            <w:tcW w:type="dxa" w:w="1728"/>
-            <w:shd w:fill="FFFFFF"/>
-            <w:tcMar>
-              <w:top w:w="100" w:type="dxa"/>
-              <w:bottom w:w="100" w:type="dxa"/>
-              <w:left w:w="120" w:type="dxa"/>
-              <w:right w:w="120" w:type="dxa"/>
-            </w:tcMar>
-            <w:tcBorders>
-              <w:top w:val="single" w:sz="4" w:space="0" w:color="CCCCCC"/>
-              <w:bottom w:val="single" w:sz="4" w:space="0" w:color="CCCCCC"/>
-              <w:left w:val="single" w:sz="4" w:space="0" w:color="CCCCCC"/>
-              <w:right w:val="single" w:sz="4" w:space="0" w:color="CCCCCC"/>
-            </w:tcBorders>
-          </w:tcPr>
-          <w:p>
-            <w:pPr>
-              <w:spacing w:before="60" w:after="60" w:line="252" w:lineRule="auto"/>
-              <w:jc w:val="left"/>
-            </w:pPr>
-            <w:r/>
-            <w:r>
-              <w:rPr>
-                <w:b/>
-              </w:rPr>
-              <w:t>717.50</w:t>
-            </w:r>
-          </w:p>
-        </w:tc>
-        <w:tc>
-          <w:tcPr>
-            <w:tcW w:type="dxa" w:w="3456"/>
             <w:shd w:fill="FFFFFF"/>
             <w:tcMar>
               <w:top w:w="100" w:type="dxa"/>
@@ -27148,7 +27148,7 @@
             </w:pPr>
             <w:r/>
             <w:r>
-              <w:t>717.50</w:t>
+              <w:t>717.25</w:t>
             </w:r>
           </w:p>
         </w:tc>
@@ -27176,7 +27176,7 @@
             </w:pPr>
             <w:r/>
             <w:r>
-              <w:t>727.75</w:t>
+              <w:t>727.50</w:t>
             </w:r>
           </w:p>
         </w:tc>
@@ -27204,7 +27204,1417 @@
             </w:pPr>
             <w:r/>
             <w:r>
-              <w:t>709.50</w:t>
+              <w:t>709.25</w:t>
+            </w:r>
+          </w:p>
+        </w:tc>
+        <w:tc>
+          <w:tcPr>
+            <w:tcW w:type="dxa" w:w="1728"/>
+            <w:shd w:fill="F8FAFC"/>
+            <w:tcMar>
+              <w:top w:w="100" w:type="dxa"/>
+              <w:bottom w:w="100" w:type="dxa"/>
+              <w:left w:w="120" w:type="dxa"/>
+              <w:right w:w="120" w:type="dxa"/>
+            </w:tcMar>
+            <w:tcBorders>
+              <w:top w:val="single" w:sz="4" w:space="0" w:color="CCCCCC"/>
+              <w:bottom w:val="single" w:sz="4" w:space="0" w:color="CCCCCC"/>
+              <w:left w:val="single" w:sz="4" w:space="0" w:color="CCCCCC"/>
+              <w:right w:val="single" w:sz="4" w:space="0" w:color="CCCCCC"/>
+            </w:tcBorders>
+          </w:tcPr>
+          <w:p>
+            <w:pPr>
+              <w:spacing w:before="60" w:after="60" w:line="252" w:lineRule="auto"/>
+              <w:jc w:val="left"/>
+            </w:pPr>
+            <w:r/>
+            <w:r>
+              <w:rPr>
+                <w:b/>
+              </w:rPr>
+              <w:t>717.75</w:t>
+            </w:r>
+          </w:p>
+        </w:tc>
+        <w:tc>
+          <w:tcPr>
+            <w:tcW w:type="dxa" w:w="3456"/>
+            <w:shd w:fill="F8FAFC"/>
+            <w:tcMar>
+              <w:top w:w="100" w:type="dxa"/>
+              <w:bottom w:w="100" w:type="dxa"/>
+              <w:left w:w="120" w:type="dxa"/>
+              <w:right w:w="120" w:type="dxa"/>
+            </w:tcMar>
+            <w:tcBorders>
+              <w:top w:val="single" w:sz="4" w:space="0" w:color="CCCCCC"/>
+              <w:bottom w:val="single" w:sz="4" w:space="0" w:color="CCCCCC"/>
+              <w:left w:val="single" w:sz="4" w:space="0" w:color="CCCCCC"/>
+              <w:right w:val="single" w:sz="4" w:space="0" w:color="CCCCCC"/>
+            </w:tcBorders>
+          </w:tcPr>
+          <w:p>
+            <w:pPr>
+              <w:spacing w:before="60" w:after="60" w:line="252" w:lineRule="auto"/>
+              <w:jc w:val="left"/>
+            </w:pPr>
+            <w:r/>
+            <w:r>
+              <w:rPr>
+                <w:b/>
+              </w:rPr>
+              <w:t>+0.50</w:t>
+            </w:r>
+          </w:p>
+        </w:tc>
+        <w:tc>
+          <w:tcPr>
+            <w:tcW w:type="dxa" w:w="1440"/>
+            <w:shd w:fill="F8FAFC"/>
+            <w:tcMar>
+              <w:top w:w="100" w:type="dxa"/>
+              <w:bottom w:w="100" w:type="dxa"/>
+              <w:left w:w="120" w:type="dxa"/>
+              <w:right w:w="120" w:type="dxa"/>
+            </w:tcMar>
+            <w:tcBorders>
+              <w:top w:val="single" w:sz="4" w:space="0" w:color="CCCCCC"/>
+              <w:bottom w:val="single" w:sz="4" w:space="0" w:color="CCCCCC"/>
+              <w:left w:val="single" w:sz="4" w:space="0" w:color="CCCCCC"/>
+              <w:right w:val="single" w:sz="4" w:space="0" w:color="CCCCCC"/>
+            </w:tcBorders>
+          </w:tcPr>
+          <w:p>
+            <w:pPr>
+              <w:spacing w:before="60" w:after="60" w:line="252" w:lineRule="auto"/>
+              <w:jc w:val="left"/>
+            </w:pPr>
+            <w:r/>
+            <w:r>
+              <w:t>BULL</w:t>
+            </w:r>
+          </w:p>
+        </w:tc>
+      </w:tr>
+      <w:tr>
+        <w:tc>
+          <w:tcPr>
+            <w:tcW w:type="dxa" w:w="1584"/>
+            <w:shd w:fill="FFFFFF"/>
+            <w:tcMar>
+              <w:top w:w="100" w:type="dxa"/>
+              <w:bottom w:w="100" w:type="dxa"/>
+              <w:left w:w="120" w:type="dxa"/>
+              <w:right w:w="120" w:type="dxa"/>
+            </w:tcMar>
+            <w:tcBorders>
+              <w:top w:val="single" w:sz="4" w:space="0" w:color="CCCCCC"/>
+              <w:bottom w:val="single" w:sz="4" w:space="0" w:color="CCCCCC"/>
+              <w:left w:val="single" w:sz="4" w:space="0" w:color="CCCCCC"/>
+              <w:right w:val="single" w:sz="4" w:space="0" w:color="CCCCCC"/>
+            </w:tcBorders>
+          </w:tcPr>
+          <w:p>
+            <w:pPr>
+              <w:spacing w:before="60" w:after="60" w:line="252" w:lineRule="auto"/>
+              <w:jc w:val="left"/>
+            </w:pPr>
+            <w:r/>
+            <w:r>
+              <w:rPr>
+                <w:b/>
+              </w:rPr>
+              <w:t>Wed 26/08</w:t>
+            </w:r>
+          </w:p>
+        </w:tc>
+        <w:tc>
+          <w:tcPr>
+            <w:tcW w:type="dxa" w:w="864"/>
+            <w:shd w:fill="FFFFFF"/>
+            <w:tcMar>
+              <w:top w:w="100" w:type="dxa"/>
+              <w:bottom w:w="100" w:type="dxa"/>
+              <w:left w:w="120" w:type="dxa"/>
+              <w:right w:w="120" w:type="dxa"/>
+            </w:tcMar>
+            <w:tcBorders>
+              <w:top w:val="single" w:sz="4" w:space="0" w:color="CCCCCC"/>
+              <w:bottom w:val="single" w:sz="4" w:space="0" w:color="CCCCCC"/>
+              <w:left w:val="single" w:sz="4" w:space="0" w:color="CCCCCC"/>
+              <w:right w:val="single" w:sz="4" w:space="0" w:color="CCCCCC"/>
+            </w:tcBorders>
+          </w:tcPr>
+          <w:p>
+            <w:pPr>
+              <w:spacing w:before="60" w:after="60" w:line="252" w:lineRule="auto"/>
+              <w:jc w:val="left"/>
+            </w:pPr>
+            <w:r/>
+            <w:r>
+              <w:t>Asia 11-15</w:t>
+            </w:r>
+          </w:p>
+        </w:tc>
+        <w:tc>
+          <w:tcPr>
+            <w:tcW w:type="dxa" w:w="1440"/>
+            <w:shd w:fill="FFFFFF"/>
+            <w:tcMar>
+              <w:top w:w="100" w:type="dxa"/>
+              <w:bottom w:w="100" w:type="dxa"/>
+              <w:left w:w="120" w:type="dxa"/>
+              <w:right w:w="120" w:type="dxa"/>
+            </w:tcMar>
+            <w:tcBorders>
+              <w:top w:val="single" w:sz="4" w:space="0" w:color="CCCCCC"/>
+              <w:bottom w:val="single" w:sz="4" w:space="0" w:color="CCCCCC"/>
+              <w:left w:val="single" w:sz="4" w:space="0" w:color="CCCCCC"/>
+              <w:right w:val="single" w:sz="4" w:space="0" w:color="CCCCCC"/>
+            </w:tcBorders>
+          </w:tcPr>
+          <w:p>
+            <w:pPr>
+              <w:spacing w:before="60" w:after="60" w:line="252" w:lineRule="auto"/>
+              <w:jc w:val="left"/>
+            </w:pPr>
+            <w:r/>
+            <w:r>
+              <w:t>717.75</w:t>
+            </w:r>
+          </w:p>
+        </w:tc>
+        <w:tc>
+          <w:tcPr>
+            <w:tcW w:type="dxa" w:w="2016"/>
+            <w:shd w:fill="FFFFFF"/>
+            <w:tcMar>
+              <w:top w:w="100" w:type="dxa"/>
+              <w:bottom w:w="100" w:type="dxa"/>
+              <w:left w:w="120" w:type="dxa"/>
+              <w:right w:w="120" w:type="dxa"/>
+            </w:tcMar>
+            <w:tcBorders>
+              <w:top w:val="single" w:sz="4" w:space="0" w:color="CCCCCC"/>
+              <w:bottom w:val="single" w:sz="4" w:space="0" w:color="CCCCCC"/>
+              <w:left w:val="single" w:sz="4" w:space="0" w:color="CCCCCC"/>
+              <w:right w:val="single" w:sz="4" w:space="0" w:color="CCCCCC"/>
+            </w:tcBorders>
+          </w:tcPr>
+          <w:p>
+            <w:pPr>
+              <w:spacing w:before="60" w:after="60" w:line="252" w:lineRule="auto"/>
+              <w:jc w:val="left"/>
+            </w:pPr>
+            <w:r/>
+            <w:r>
+              <w:t>724.75</w:t>
+            </w:r>
+          </w:p>
+        </w:tc>
+        <w:tc>
+          <w:tcPr>
+            <w:tcW w:type="dxa" w:w="1152"/>
+            <w:shd w:fill="FFFFFF"/>
+            <w:tcMar>
+              <w:top w:w="100" w:type="dxa"/>
+              <w:bottom w:w="100" w:type="dxa"/>
+              <w:left w:w="120" w:type="dxa"/>
+              <w:right w:w="120" w:type="dxa"/>
+            </w:tcMar>
+            <w:tcBorders>
+              <w:top w:val="single" w:sz="4" w:space="0" w:color="CCCCCC"/>
+              <w:bottom w:val="single" w:sz="4" w:space="0" w:color="CCCCCC"/>
+              <w:left w:val="single" w:sz="4" w:space="0" w:color="CCCCCC"/>
+              <w:right w:val="single" w:sz="4" w:space="0" w:color="CCCCCC"/>
+            </w:tcBorders>
+          </w:tcPr>
+          <w:p>
+            <w:pPr>
+              <w:spacing w:before="60" w:after="60" w:line="252" w:lineRule="auto"/>
+              <w:jc w:val="left"/>
+            </w:pPr>
+            <w:r/>
+            <w:r>
+              <w:t>711.75</w:t>
+            </w:r>
+          </w:p>
+        </w:tc>
+        <w:tc>
+          <w:tcPr>
+            <w:tcW w:type="dxa" w:w="1728"/>
+            <w:shd w:fill="FFFFFF"/>
+            <w:tcMar>
+              <w:top w:w="100" w:type="dxa"/>
+              <w:bottom w:w="100" w:type="dxa"/>
+              <w:left w:w="120" w:type="dxa"/>
+              <w:right w:w="120" w:type="dxa"/>
+            </w:tcMar>
+            <w:tcBorders>
+              <w:top w:val="single" w:sz="4" w:space="0" w:color="CCCCCC"/>
+              <w:bottom w:val="single" w:sz="4" w:space="0" w:color="CCCCCC"/>
+              <w:left w:val="single" w:sz="4" w:space="0" w:color="CCCCCC"/>
+              <w:right w:val="single" w:sz="4" w:space="0" w:color="CCCCCC"/>
+            </w:tcBorders>
+          </w:tcPr>
+          <w:p>
+            <w:pPr>
+              <w:spacing w:before="60" w:after="60" w:line="252" w:lineRule="auto"/>
+              <w:jc w:val="left"/>
+            </w:pPr>
+            <w:r/>
+            <w:r>
+              <w:rPr>
+                <w:b/>
+              </w:rPr>
+              <w:t>717.00</w:t>
+            </w:r>
+          </w:p>
+        </w:tc>
+        <w:tc>
+          <w:tcPr>
+            <w:tcW w:type="dxa" w:w="3456"/>
+            <w:shd w:fill="FFFFFF"/>
+            <w:tcMar>
+              <w:top w:w="100" w:type="dxa"/>
+              <w:bottom w:w="100" w:type="dxa"/>
+              <w:left w:w="120" w:type="dxa"/>
+              <w:right w:w="120" w:type="dxa"/>
+            </w:tcMar>
+            <w:tcBorders>
+              <w:top w:val="single" w:sz="4" w:space="0" w:color="CCCCCC"/>
+              <w:bottom w:val="single" w:sz="4" w:space="0" w:color="CCCCCC"/>
+              <w:left w:val="single" w:sz="4" w:space="0" w:color="CCCCCC"/>
+              <w:right w:val="single" w:sz="4" w:space="0" w:color="CCCCCC"/>
+            </w:tcBorders>
+          </w:tcPr>
+          <w:p>
+            <w:pPr>
+              <w:spacing w:before="60" w:after="60" w:line="252" w:lineRule="auto"/>
+              <w:jc w:val="left"/>
+            </w:pPr>
+            <w:r/>
+            <w:r>
+              <w:rPr>
+                <w:b/>
+              </w:rPr>
+              <w:t>-0.75</w:t>
+            </w:r>
+          </w:p>
+        </w:tc>
+        <w:tc>
+          <w:tcPr>
+            <w:tcW w:type="dxa" w:w="1440"/>
+            <w:shd w:fill="FFFFFF"/>
+            <w:tcMar>
+              <w:top w:w="100" w:type="dxa"/>
+              <w:bottom w:w="100" w:type="dxa"/>
+              <w:left w:w="120" w:type="dxa"/>
+              <w:right w:w="120" w:type="dxa"/>
+            </w:tcMar>
+            <w:tcBorders>
+              <w:top w:val="single" w:sz="4" w:space="0" w:color="CCCCCC"/>
+              <w:bottom w:val="single" w:sz="4" w:space="0" w:color="CCCCCC"/>
+              <w:left w:val="single" w:sz="4" w:space="0" w:color="CCCCCC"/>
+              <w:right w:val="single" w:sz="4" w:space="0" w:color="CCCCCC"/>
+            </w:tcBorders>
+          </w:tcPr>
+          <w:p>
+            <w:pPr>
+              <w:spacing w:before="60" w:after="60" w:line="252" w:lineRule="auto"/>
+              <w:jc w:val="left"/>
+            </w:pPr>
+            <w:r/>
+            <w:r>
+              <w:t>BEAR</w:t>
+            </w:r>
+          </w:p>
+        </w:tc>
+      </w:tr>
+      <w:tr>
+        <w:tc>
+          <w:tcPr>
+            <w:tcW w:type="dxa" w:w="1584"/>
+            <w:shd w:fill="F8FAFC"/>
+            <w:tcMar>
+              <w:top w:w="100" w:type="dxa"/>
+              <w:bottom w:w="100" w:type="dxa"/>
+              <w:left w:w="120" w:type="dxa"/>
+              <w:right w:w="120" w:type="dxa"/>
+            </w:tcMar>
+            <w:tcBorders>
+              <w:top w:val="single" w:sz="4" w:space="0" w:color="CCCCCC"/>
+              <w:bottom w:val="single" w:sz="4" w:space="0" w:color="CCCCCC"/>
+              <w:left w:val="single" w:sz="4" w:space="0" w:color="CCCCCC"/>
+              <w:right w:val="single" w:sz="4" w:space="0" w:color="CCCCCC"/>
+            </w:tcBorders>
+          </w:tcPr>
+          <w:p>
+            <w:pPr>
+              <w:spacing w:before="60" w:after="60" w:line="252" w:lineRule="auto"/>
+              <w:jc w:val="left"/>
+            </w:pPr>
+            <w:r/>
+            <w:r>
+              <w:rPr>
+                <w:b/>
+              </w:rPr>
+              <w:t>Wed 26/08</w:t>
+            </w:r>
+          </w:p>
+        </w:tc>
+        <w:tc>
+          <w:tcPr>
+            <w:tcW w:type="dxa" w:w="864"/>
+            <w:shd w:fill="F8FAFC"/>
+            <w:tcMar>
+              <w:top w:w="100" w:type="dxa"/>
+              <w:bottom w:w="100" w:type="dxa"/>
+              <w:left w:w="120" w:type="dxa"/>
+              <w:right w:w="120" w:type="dxa"/>
+            </w:tcMar>
+            <w:tcBorders>
+              <w:top w:val="single" w:sz="4" w:space="0" w:color="CCCCCC"/>
+              <w:bottom w:val="single" w:sz="4" w:space="0" w:color="CCCCCC"/>
+              <w:left w:val="single" w:sz="4" w:space="0" w:color="CCCCCC"/>
+              <w:right w:val="single" w:sz="4" w:space="0" w:color="CCCCCC"/>
+            </w:tcBorders>
+          </w:tcPr>
+          <w:p>
+            <w:pPr>
+              <w:spacing w:before="60" w:after="60" w:line="252" w:lineRule="auto"/>
+              <w:jc w:val="left"/>
+            </w:pPr>
+            <w:r/>
+            <w:r>
+              <w:t>London 15-19</w:t>
+            </w:r>
+          </w:p>
+        </w:tc>
+        <w:tc>
+          <w:tcPr>
+            <w:tcW w:type="dxa" w:w="1440"/>
+            <w:shd w:fill="F8FAFC"/>
+            <w:tcMar>
+              <w:top w:w="100" w:type="dxa"/>
+              <w:bottom w:w="100" w:type="dxa"/>
+              <w:left w:w="120" w:type="dxa"/>
+              <w:right w:w="120" w:type="dxa"/>
+            </w:tcMar>
+            <w:tcBorders>
+              <w:top w:val="single" w:sz="4" w:space="0" w:color="CCCCCC"/>
+              <w:bottom w:val="single" w:sz="4" w:space="0" w:color="CCCCCC"/>
+              <w:left w:val="single" w:sz="4" w:space="0" w:color="CCCCCC"/>
+              <w:right w:val="single" w:sz="4" w:space="0" w:color="CCCCCC"/>
+            </w:tcBorders>
+          </w:tcPr>
+          <w:p>
+            <w:pPr>
+              <w:spacing w:before="60" w:after="60" w:line="252" w:lineRule="auto"/>
+              <w:jc w:val="left"/>
+            </w:pPr>
+            <w:r/>
+            <w:r>
+              <w:t>717.00</w:t>
+            </w:r>
+          </w:p>
+        </w:tc>
+        <w:tc>
+          <w:tcPr>
+            <w:tcW w:type="dxa" w:w="2016"/>
+            <w:shd w:fill="F8FAFC"/>
+            <w:tcMar>
+              <w:top w:w="100" w:type="dxa"/>
+              <w:bottom w:w="100" w:type="dxa"/>
+              <w:left w:w="120" w:type="dxa"/>
+              <w:right w:w="120" w:type="dxa"/>
+            </w:tcMar>
+            <w:tcBorders>
+              <w:top w:val="single" w:sz="4" w:space="0" w:color="CCCCCC"/>
+              <w:bottom w:val="single" w:sz="4" w:space="0" w:color="CCCCCC"/>
+              <w:left w:val="single" w:sz="4" w:space="0" w:color="CCCCCC"/>
+              <w:right w:val="single" w:sz="4" w:space="0" w:color="CCCCCC"/>
+            </w:tcBorders>
+          </w:tcPr>
+          <w:p>
+            <w:pPr>
+              <w:spacing w:before="60" w:after="60" w:line="252" w:lineRule="auto"/>
+              <w:jc w:val="left"/>
+            </w:pPr>
+            <w:r/>
+            <w:r>
+              <w:t>730.50</w:t>
+            </w:r>
+          </w:p>
+        </w:tc>
+        <w:tc>
+          <w:tcPr>
+            <w:tcW w:type="dxa" w:w="1152"/>
+            <w:shd w:fill="F8FAFC"/>
+            <w:tcMar>
+              <w:top w:w="100" w:type="dxa"/>
+              <w:bottom w:w="100" w:type="dxa"/>
+              <w:left w:w="120" w:type="dxa"/>
+              <w:right w:w="120" w:type="dxa"/>
+            </w:tcMar>
+            <w:tcBorders>
+              <w:top w:val="single" w:sz="4" w:space="0" w:color="CCCCCC"/>
+              <w:bottom w:val="single" w:sz="4" w:space="0" w:color="CCCCCC"/>
+              <w:left w:val="single" w:sz="4" w:space="0" w:color="CCCCCC"/>
+              <w:right w:val="single" w:sz="4" w:space="0" w:color="CCCCCC"/>
+            </w:tcBorders>
+          </w:tcPr>
+          <w:p>
+            <w:pPr>
+              <w:spacing w:before="60" w:after="60" w:line="252" w:lineRule="auto"/>
+              <w:jc w:val="left"/>
+            </w:pPr>
+            <w:r/>
+            <w:r>
+              <w:t>704.00</w:t>
+            </w:r>
+          </w:p>
+        </w:tc>
+        <w:tc>
+          <w:tcPr>
+            <w:tcW w:type="dxa" w:w="1728"/>
+            <w:shd w:fill="F8FAFC"/>
+            <w:tcMar>
+              <w:top w:w="100" w:type="dxa"/>
+              <w:bottom w:w="100" w:type="dxa"/>
+              <w:left w:w="120" w:type="dxa"/>
+              <w:right w:w="120" w:type="dxa"/>
+            </w:tcMar>
+            <w:tcBorders>
+              <w:top w:val="single" w:sz="4" w:space="0" w:color="CCCCCC"/>
+              <w:bottom w:val="single" w:sz="4" w:space="0" w:color="CCCCCC"/>
+              <w:left w:val="single" w:sz="4" w:space="0" w:color="CCCCCC"/>
+              <w:right w:val="single" w:sz="4" w:space="0" w:color="CCCCCC"/>
+            </w:tcBorders>
+          </w:tcPr>
+          <w:p>
+            <w:pPr>
+              <w:spacing w:before="60" w:after="60" w:line="252" w:lineRule="auto"/>
+              <w:jc w:val="left"/>
+            </w:pPr>
+            <w:r/>
+            <w:r>
+              <w:rPr>
+                <w:b/>
+              </w:rPr>
+              <w:t>718.75</w:t>
+            </w:r>
+          </w:p>
+        </w:tc>
+        <w:tc>
+          <w:tcPr>
+            <w:tcW w:type="dxa" w:w="3456"/>
+            <w:shd w:fill="F8FAFC"/>
+            <w:tcMar>
+              <w:top w:w="100" w:type="dxa"/>
+              <w:bottom w:w="100" w:type="dxa"/>
+              <w:left w:w="120" w:type="dxa"/>
+              <w:right w:w="120" w:type="dxa"/>
+            </w:tcMar>
+            <w:tcBorders>
+              <w:top w:val="single" w:sz="4" w:space="0" w:color="CCCCCC"/>
+              <w:bottom w:val="single" w:sz="4" w:space="0" w:color="CCCCCC"/>
+              <w:left w:val="single" w:sz="4" w:space="0" w:color="CCCCCC"/>
+              <w:right w:val="single" w:sz="4" w:space="0" w:color="CCCCCC"/>
+            </w:tcBorders>
+          </w:tcPr>
+          <w:p>
+            <w:pPr>
+              <w:spacing w:before="60" w:after="60" w:line="252" w:lineRule="auto"/>
+              <w:jc w:val="left"/>
+            </w:pPr>
+            <w:r/>
+            <w:r>
+              <w:rPr>
+                <w:b/>
+              </w:rPr>
+              <w:t>+1.75</w:t>
+            </w:r>
+          </w:p>
+        </w:tc>
+        <w:tc>
+          <w:tcPr>
+            <w:tcW w:type="dxa" w:w="1440"/>
+            <w:shd w:fill="F8FAFC"/>
+            <w:tcMar>
+              <w:top w:w="100" w:type="dxa"/>
+              <w:bottom w:w="100" w:type="dxa"/>
+              <w:left w:w="120" w:type="dxa"/>
+              <w:right w:w="120" w:type="dxa"/>
+            </w:tcMar>
+            <w:tcBorders>
+              <w:top w:val="single" w:sz="4" w:space="0" w:color="CCCCCC"/>
+              <w:bottom w:val="single" w:sz="4" w:space="0" w:color="CCCCCC"/>
+              <w:left w:val="single" w:sz="4" w:space="0" w:color="CCCCCC"/>
+              <w:right w:val="single" w:sz="4" w:space="0" w:color="CCCCCC"/>
+            </w:tcBorders>
+          </w:tcPr>
+          <w:p>
+            <w:pPr>
+              <w:spacing w:before="60" w:after="60" w:line="252" w:lineRule="auto"/>
+              <w:jc w:val="left"/>
+            </w:pPr>
+            <w:r/>
+            <w:r>
+              <w:t>BULL</w:t>
+            </w:r>
+          </w:p>
+        </w:tc>
+      </w:tr>
+      <w:tr>
+        <w:tc>
+          <w:tcPr>
+            <w:tcW w:type="dxa" w:w="1584"/>
+            <w:shd w:fill="FFFFFF"/>
+            <w:tcMar>
+              <w:top w:w="100" w:type="dxa"/>
+              <w:bottom w:w="100" w:type="dxa"/>
+              <w:left w:w="120" w:type="dxa"/>
+              <w:right w:w="120" w:type="dxa"/>
+            </w:tcMar>
+            <w:tcBorders>
+              <w:top w:val="single" w:sz="4" w:space="0" w:color="CCCCCC"/>
+              <w:bottom w:val="single" w:sz="4" w:space="0" w:color="CCCCCC"/>
+              <w:left w:val="single" w:sz="4" w:space="0" w:color="CCCCCC"/>
+              <w:right w:val="single" w:sz="4" w:space="0" w:color="CCCCCC"/>
+            </w:tcBorders>
+          </w:tcPr>
+          <w:p>
+            <w:pPr>
+              <w:spacing w:before="60" w:after="60" w:line="252" w:lineRule="auto"/>
+              <w:jc w:val="left"/>
+            </w:pPr>
+            <w:r/>
+            <w:r>
+              <w:rPr>
+                <w:b/>
+              </w:rPr>
+              <w:t>Wed 26/08</w:t>
+            </w:r>
+          </w:p>
+        </w:tc>
+        <w:tc>
+          <w:tcPr>
+            <w:tcW w:type="dxa" w:w="864"/>
+            <w:shd w:fill="FFFFFF"/>
+            <w:tcMar>
+              <w:top w:w="100" w:type="dxa"/>
+              <w:bottom w:w="100" w:type="dxa"/>
+              <w:left w:w="120" w:type="dxa"/>
+              <w:right w:w="120" w:type="dxa"/>
+            </w:tcMar>
+            <w:tcBorders>
+              <w:top w:val="single" w:sz="4" w:space="0" w:color="CCCCCC"/>
+              <w:bottom w:val="single" w:sz="4" w:space="0" w:color="CCCCCC"/>
+              <w:left w:val="single" w:sz="4" w:space="0" w:color="CCCCCC"/>
+              <w:right w:val="single" w:sz="4" w:space="0" w:color="CCCCCC"/>
+            </w:tcBorders>
+          </w:tcPr>
+          <w:p>
+            <w:pPr>
+              <w:spacing w:before="60" w:after="60" w:line="252" w:lineRule="auto"/>
+              <w:jc w:val="left"/>
+            </w:pPr>
+            <w:r/>
+            <w:r>
+              <w:t>Pre-NY 19-21</w:t>
+            </w:r>
+          </w:p>
+        </w:tc>
+        <w:tc>
+          <w:tcPr>
+            <w:tcW w:type="dxa" w:w="1440"/>
+            <w:shd w:fill="FFFFFF"/>
+            <w:tcMar>
+              <w:top w:w="100" w:type="dxa"/>
+              <w:bottom w:w="100" w:type="dxa"/>
+              <w:left w:w="120" w:type="dxa"/>
+              <w:right w:w="120" w:type="dxa"/>
+            </w:tcMar>
+            <w:tcBorders>
+              <w:top w:val="single" w:sz="4" w:space="0" w:color="CCCCCC"/>
+              <w:bottom w:val="single" w:sz="4" w:space="0" w:color="CCCCCC"/>
+              <w:left w:val="single" w:sz="4" w:space="0" w:color="CCCCCC"/>
+              <w:right w:val="single" w:sz="4" w:space="0" w:color="CCCCCC"/>
+            </w:tcBorders>
+          </w:tcPr>
+          <w:p>
+            <w:pPr>
+              <w:spacing w:before="60" w:after="60" w:line="252" w:lineRule="auto"/>
+              <w:jc w:val="left"/>
+            </w:pPr>
+            <w:r/>
+            <w:r>
+              <w:t>718.75</w:t>
+            </w:r>
+          </w:p>
+        </w:tc>
+        <w:tc>
+          <w:tcPr>
+            <w:tcW w:type="dxa" w:w="2016"/>
+            <w:shd w:fill="FFFFFF"/>
+            <w:tcMar>
+              <w:top w:w="100" w:type="dxa"/>
+              <w:bottom w:w="100" w:type="dxa"/>
+              <w:left w:w="120" w:type="dxa"/>
+              <w:right w:w="120" w:type="dxa"/>
+            </w:tcMar>
+            <w:tcBorders>
+              <w:top w:val="single" w:sz="4" w:space="0" w:color="CCCCCC"/>
+              <w:bottom w:val="single" w:sz="4" w:space="0" w:color="CCCCCC"/>
+              <w:left w:val="single" w:sz="4" w:space="0" w:color="CCCCCC"/>
+              <w:right w:val="single" w:sz="4" w:space="0" w:color="CCCCCC"/>
+            </w:tcBorders>
+          </w:tcPr>
+          <w:p>
+            <w:pPr>
+              <w:spacing w:before="60" w:after="60" w:line="252" w:lineRule="auto"/>
+              <w:jc w:val="left"/>
+            </w:pPr>
+            <w:r/>
+            <w:r>
+              <w:t>728.00</w:t>
+            </w:r>
+          </w:p>
+        </w:tc>
+        <w:tc>
+          <w:tcPr>
+            <w:tcW w:type="dxa" w:w="1152"/>
+            <w:shd w:fill="FFFFFF"/>
+            <w:tcMar>
+              <w:top w:w="100" w:type="dxa"/>
+              <w:bottom w:w="100" w:type="dxa"/>
+              <w:left w:w="120" w:type="dxa"/>
+              <w:right w:w="120" w:type="dxa"/>
+            </w:tcMar>
+            <w:tcBorders>
+              <w:top w:val="single" w:sz="4" w:space="0" w:color="CCCCCC"/>
+              <w:bottom w:val="single" w:sz="4" w:space="0" w:color="CCCCCC"/>
+              <w:left w:val="single" w:sz="4" w:space="0" w:color="CCCCCC"/>
+              <w:right w:val="single" w:sz="4" w:space="0" w:color="CCCCCC"/>
+            </w:tcBorders>
+          </w:tcPr>
+          <w:p>
+            <w:pPr>
+              <w:spacing w:before="60" w:after="60" w:line="252" w:lineRule="auto"/>
+              <w:jc w:val="left"/>
+            </w:pPr>
+            <w:r/>
+            <w:r>
+              <w:t>708.00</w:t>
+            </w:r>
+          </w:p>
+        </w:tc>
+        <w:tc>
+          <w:tcPr>
+            <w:tcW w:type="dxa" w:w="1728"/>
+            <w:shd w:fill="FFFFFF"/>
+            <w:tcMar>
+              <w:top w:w="100" w:type="dxa"/>
+              <w:bottom w:w="100" w:type="dxa"/>
+              <w:left w:w="120" w:type="dxa"/>
+              <w:right w:w="120" w:type="dxa"/>
+            </w:tcMar>
+            <w:tcBorders>
+              <w:top w:val="single" w:sz="4" w:space="0" w:color="CCCCCC"/>
+              <w:bottom w:val="single" w:sz="4" w:space="0" w:color="CCCCCC"/>
+              <w:left w:val="single" w:sz="4" w:space="0" w:color="CCCCCC"/>
+              <w:right w:val="single" w:sz="4" w:space="0" w:color="CCCCCC"/>
+            </w:tcBorders>
+          </w:tcPr>
+          <w:p>
+            <w:pPr>
+              <w:spacing w:before="60" w:after="60" w:line="252" w:lineRule="auto"/>
+              <w:jc w:val="left"/>
+            </w:pPr>
+            <w:r/>
+            <w:r>
+              <w:rPr>
+                <w:b/>
+              </w:rPr>
+              <w:t>719.25</w:t>
+            </w:r>
+          </w:p>
+        </w:tc>
+        <w:tc>
+          <w:tcPr>
+            <w:tcW w:type="dxa" w:w="3456"/>
+            <w:shd w:fill="FFFFFF"/>
+            <w:tcMar>
+              <w:top w:w="100" w:type="dxa"/>
+              <w:bottom w:w="100" w:type="dxa"/>
+              <w:left w:w="120" w:type="dxa"/>
+              <w:right w:w="120" w:type="dxa"/>
+            </w:tcMar>
+            <w:tcBorders>
+              <w:top w:val="single" w:sz="4" w:space="0" w:color="CCCCCC"/>
+              <w:bottom w:val="single" w:sz="4" w:space="0" w:color="CCCCCC"/>
+              <w:left w:val="single" w:sz="4" w:space="0" w:color="CCCCCC"/>
+              <w:right w:val="single" w:sz="4" w:space="0" w:color="CCCCCC"/>
+            </w:tcBorders>
+          </w:tcPr>
+          <w:p>
+            <w:pPr>
+              <w:spacing w:before="60" w:after="60" w:line="252" w:lineRule="auto"/>
+              <w:jc w:val="left"/>
+            </w:pPr>
+            <w:r/>
+            <w:r>
+              <w:rPr>
+                <w:b/>
+              </w:rPr>
+              <w:t>+0.50</w:t>
+            </w:r>
+          </w:p>
+        </w:tc>
+        <w:tc>
+          <w:tcPr>
+            <w:tcW w:type="dxa" w:w="1440"/>
+            <w:shd w:fill="FFFFFF"/>
+            <w:tcMar>
+              <w:top w:w="100" w:type="dxa"/>
+              <w:bottom w:w="100" w:type="dxa"/>
+              <w:left w:w="120" w:type="dxa"/>
+              <w:right w:w="120" w:type="dxa"/>
+            </w:tcMar>
+            <w:tcBorders>
+              <w:top w:val="single" w:sz="4" w:space="0" w:color="CCCCCC"/>
+              <w:bottom w:val="single" w:sz="4" w:space="0" w:color="CCCCCC"/>
+              <w:left w:val="single" w:sz="4" w:space="0" w:color="CCCCCC"/>
+              <w:right w:val="single" w:sz="4" w:space="0" w:color="CCCCCC"/>
+            </w:tcBorders>
+          </w:tcPr>
+          <w:p>
+            <w:pPr>
+              <w:spacing w:before="60" w:after="60" w:line="252" w:lineRule="auto"/>
+              <w:jc w:val="left"/>
+            </w:pPr>
+            <w:r/>
+            <w:r>
+              <w:t>BULL</w:t>
+            </w:r>
+          </w:p>
+        </w:tc>
+      </w:tr>
+      <w:tr>
+        <w:tc>
+          <w:tcPr>
+            <w:tcW w:type="dxa" w:w="1584"/>
+            <w:shd w:fill="F8FAFC"/>
+            <w:tcMar>
+              <w:top w:w="100" w:type="dxa"/>
+              <w:bottom w:w="100" w:type="dxa"/>
+              <w:left w:w="120" w:type="dxa"/>
+              <w:right w:w="120" w:type="dxa"/>
+            </w:tcMar>
+            <w:tcBorders>
+              <w:top w:val="single" w:sz="4" w:space="0" w:color="CCCCCC"/>
+              <w:bottom w:val="single" w:sz="4" w:space="0" w:color="CCCCCC"/>
+              <w:left w:val="single" w:sz="4" w:space="0" w:color="CCCCCC"/>
+              <w:right w:val="single" w:sz="4" w:space="0" w:color="CCCCCC"/>
+            </w:tcBorders>
+          </w:tcPr>
+          <w:p>
+            <w:pPr>
+              <w:spacing w:before="60" w:after="60" w:line="252" w:lineRule="auto"/>
+              <w:jc w:val="left"/>
+            </w:pPr>
+            <w:r/>
+            <w:r>
+              <w:rPr>
+                <w:b/>
+              </w:rPr>
+              <w:t>Wed 26/08</w:t>
+            </w:r>
+          </w:p>
+        </w:tc>
+        <w:tc>
+          <w:tcPr>
+            <w:tcW w:type="dxa" w:w="864"/>
+            <w:shd w:fill="F8FAFC"/>
+            <w:tcMar>
+              <w:top w:w="100" w:type="dxa"/>
+              <w:bottom w:w="100" w:type="dxa"/>
+              <w:left w:w="120" w:type="dxa"/>
+              <w:right w:w="120" w:type="dxa"/>
+            </w:tcMar>
+            <w:tcBorders>
+              <w:top w:val="single" w:sz="4" w:space="0" w:color="CCCCCC"/>
+              <w:bottom w:val="single" w:sz="4" w:space="0" w:color="CCCCCC"/>
+              <w:left w:val="single" w:sz="4" w:space="0" w:color="CCCCCC"/>
+              <w:right w:val="single" w:sz="4" w:space="0" w:color="CCCCCC"/>
+            </w:tcBorders>
+          </w:tcPr>
+          <w:p>
+            <w:pPr>
+              <w:spacing w:before="60" w:after="60" w:line="252" w:lineRule="auto"/>
+              <w:jc w:val="left"/>
+            </w:pPr>
+            <w:r/>
+            <w:r>
+              <w:t>NY Open 21-23</w:t>
+            </w:r>
+          </w:p>
+        </w:tc>
+        <w:tc>
+          <w:tcPr>
+            <w:tcW w:type="dxa" w:w="1440"/>
+            <w:shd w:fill="F8FAFC"/>
+            <w:tcMar>
+              <w:top w:w="100" w:type="dxa"/>
+              <w:bottom w:w="100" w:type="dxa"/>
+              <w:left w:w="120" w:type="dxa"/>
+              <w:right w:w="120" w:type="dxa"/>
+            </w:tcMar>
+            <w:tcBorders>
+              <w:top w:val="single" w:sz="4" w:space="0" w:color="CCCCCC"/>
+              <w:bottom w:val="single" w:sz="4" w:space="0" w:color="CCCCCC"/>
+              <w:left w:val="single" w:sz="4" w:space="0" w:color="CCCCCC"/>
+              <w:right w:val="single" w:sz="4" w:space="0" w:color="CCCCCC"/>
+            </w:tcBorders>
+          </w:tcPr>
+          <w:p>
+            <w:pPr>
+              <w:spacing w:before="60" w:after="60" w:line="252" w:lineRule="auto"/>
+              <w:jc w:val="left"/>
+            </w:pPr>
+            <w:r/>
+            <w:r>
+              <w:t>719.25</w:t>
+            </w:r>
+          </w:p>
+        </w:tc>
+        <w:tc>
+          <w:tcPr>
+            <w:tcW w:type="dxa" w:w="2016"/>
+            <w:shd w:fill="F8FAFC"/>
+            <w:tcMar>
+              <w:top w:w="100" w:type="dxa"/>
+              <w:bottom w:w="100" w:type="dxa"/>
+              <w:left w:w="120" w:type="dxa"/>
+              <w:right w:w="120" w:type="dxa"/>
+            </w:tcMar>
+            <w:tcBorders>
+              <w:top w:val="single" w:sz="4" w:space="0" w:color="CCCCCC"/>
+              <w:bottom w:val="single" w:sz="4" w:space="0" w:color="CCCCCC"/>
+              <w:left w:val="single" w:sz="4" w:space="0" w:color="CCCCCC"/>
+              <w:right w:val="single" w:sz="4" w:space="0" w:color="CCCCCC"/>
+            </w:tcBorders>
+          </w:tcPr>
+          <w:p>
+            <w:pPr>
+              <w:spacing w:before="60" w:after="60" w:line="252" w:lineRule="auto"/>
+              <w:jc w:val="left"/>
+            </w:pPr>
+            <w:r/>
+            <w:r>
+              <w:t>731.50</w:t>
+            </w:r>
+          </w:p>
+        </w:tc>
+        <w:tc>
+          <w:tcPr>
+            <w:tcW w:type="dxa" w:w="1152"/>
+            <w:shd w:fill="F8FAFC"/>
+            <w:tcMar>
+              <w:top w:w="100" w:type="dxa"/>
+              <w:bottom w:w="100" w:type="dxa"/>
+              <w:left w:w="120" w:type="dxa"/>
+              <w:right w:w="120" w:type="dxa"/>
+            </w:tcMar>
+            <w:tcBorders>
+              <w:top w:val="single" w:sz="4" w:space="0" w:color="CCCCCC"/>
+              <w:bottom w:val="single" w:sz="4" w:space="0" w:color="CCCCCC"/>
+              <w:left w:val="single" w:sz="4" w:space="0" w:color="CCCCCC"/>
+              <w:right w:val="single" w:sz="4" w:space="0" w:color="CCCCCC"/>
+            </w:tcBorders>
+          </w:tcPr>
+          <w:p>
+            <w:pPr>
+              <w:spacing w:before="60" w:after="60" w:line="252" w:lineRule="auto"/>
+              <w:jc w:val="left"/>
+            </w:pPr>
+            <w:r/>
+            <w:r>
+              <w:t>705.00</w:t>
+            </w:r>
+          </w:p>
+        </w:tc>
+        <w:tc>
+          <w:tcPr>
+            <w:tcW w:type="dxa" w:w="1728"/>
+            <w:shd w:fill="F8FAFC"/>
+            <w:tcMar>
+              <w:top w:w="100" w:type="dxa"/>
+              <w:bottom w:w="100" w:type="dxa"/>
+              <w:left w:w="120" w:type="dxa"/>
+              <w:right w:w="120" w:type="dxa"/>
+            </w:tcMar>
+            <w:tcBorders>
+              <w:top w:val="single" w:sz="4" w:space="0" w:color="CCCCCC"/>
+              <w:bottom w:val="single" w:sz="4" w:space="0" w:color="CCCCCC"/>
+              <w:left w:val="single" w:sz="4" w:space="0" w:color="CCCCCC"/>
+              <w:right w:val="single" w:sz="4" w:space="0" w:color="CCCCCC"/>
+            </w:tcBorders>
+          </w:tcPr>
+          <w:p>
+            <w:pPr>
+              <w:spacing w:before="60" w:after="60" w:line="252" w:lineRule="auto"/>
+              <w:jc w:val="left"/>
+            </w:pPr>
+            <w:r/>
+            <w:r>
+              <w:rPr>
+                <w:b/>
+              </w:rPr>
+              <w:t>717.75</w:t>
+            </w:r>
+          </w:p>
+        </w:tc>
+        <w:tc>
+          <w:tcPr>
+            <w:tcW w:type="dxa" w:w="3456"/>
+            <w:shd w:fill="F8FAFC"/>
+            <w:tcMar>
+              <w:top w:w="100" w:type="dxa"/>
+              <w:bottom w:w="100" w:type="dxa"/>
+              <w:left w:w="120" w:type="dxa"/>
+              <w:right w:w="120" w:type="dxa"/>
+            </w:tcMar>
+            <w:tcBorders>
+              <w:top w:val="single" w:sz="4" w:space="0" w:color="CCCCCC"/>
+              <w:bottom w:val="single" w:sz="4" w:space="0" w:color="CCCCCC"/>
+              <w:left w:val="single" w:sz="4" w:space="0" w:color="CCCCCC"/>
+              <w:right w:val="single" w:sz="4" w:space="0" w:color="CCCCCC"/>
+            </w:tcBorders>
+          </w:tcPr>
+          <w:p>
+            <w:pPr>
+              <w:spacing w:before="60" w:after="60" w:line="252" w:lineRule="auto"/>
+              <w:jc w:val="left"/>
+            </w:pPr>
+            <w:r/>
+            <w:r>
+              <w:rPr>
+                <w:b/>
+              </w:rPr>
+              <w:t>-1.50</w:t>
+            </w:r>
+          </w:p>
+        </w:tc>
+        <w:tc>
+          <w:tcPr>
+            <w:tcW w:type="dxa" w:w="1440"/>
+            <w:shd w:fill="F8FAFC"/>
+            <w:tcMar>
+              <w:top w:w="100" w:type="dxa"/>
+              <w:bottom w:w="100" w:type="dxa"/>
+              <w:left w:w="120" w:type="dxa"/>
+              <w:right w:w="120" w:type="dxa"/>
+            </w:tcMar>
+            <w:tcBorders>
+              <w:top w:val="single" w:sz="4" w:space="0" w:color="CCCCCC"/>
+              <w:bottom w:val="single" w:sz="4" w:space="0" w:color="CCCCCC"/>
+              <w:left w:val="single" w:sz="4" w:space="0" w:color="CCCCCC"/>
+              <w:right w:val="single" w:sz="4" w:space="0" w:color="CCCCCC"/>
+            </w:tcBorders>
+          </w:tcPr>
+          <w:p>
+            <w:pPr>
+              <w:spacing w:before="60" w:after="60" w:line="252" w:lineRule="auto"/>
+              <w:jc w:val="left"/>
+            </w:pPr>
+            <w:r/>
+            <w:r>
+              <w:t>BEAR</w:t>
+            </w:r>
+          </w:p>
+        </w:tc>
+      </w:tr>
+      <w:tr>
+        <w:tc>
+          <w:tcPr>
+            <w:tcW w:type="dxa" w:w="1584"/>
+            <w:shd w:fill="FFFFFF"/>
+            <w:tcMar>
+              <w:top w:w="100" w:type="dxa"/>
+              <w:bottom w:w="100" w:type="dxa"/>
+              <w:left w:w="120" w:type="dxa"/>
+              <w:right w:w="120" w:type="dxa"/>
+            </w:tcMar>
+            <w:tcBorders>
+              <w:top w:val="single" w:sz="4" w:space="0" w:color="CCCCCC"/>
+              <w:bottom w:val="single" w:sz="4" w:space="0" w:color="CCCCCC"/>
+              <w:left w:val="single" w:sz="4" w:space="0" w:color="CCCCCC"/>
+              <w:right w:val="single" w:sz="4" w:space="0" w:color="CCCCCC"/>
+            </w:tcBorders>
+          </w:tcPr>
+          <w:p>
+            <w:pPr>
+              <w:spacing w:before="60" w:after="60" w:line="252" w:lineRule="auto"/>
+              <w:jc w:val="left"/>
+            </w:pPr>
+            <w:r/>
+            <w:r>
+              <w:rPr>
+                <w:b/>
+              </w:rPr>
+              <w:t>Wed 26/08</w:t>
+            </w:r>
+          </w:p>
+        </w:tc>
+        <w:tc>
+          <w:tcPr>
+            <w:tcW w:type="dxa" w:w="864"/>
+            <w:shd w:fill="FFFFFF"/>
+            <w:tcMar>
+              <w:top w:w="100" w:type="dxa"/>
+              <w:bottom w:w="100" w:type="dxa"/>
+              <w:left w:w="120" w:type="dxa"/>
+              <w:right w:w="120" w:type="dxa"/>
+            </w:tcMar>
+            <w:tcBorders>
+              <w:top w:val="single" w:sz="4" w:space="0" w:color="CCCCCC"/>
+              <w:bottom w:val="single" w:sz="4" w:space="0" w:color="CCCCCC"/>
+              <w:left w:val="single" w:sz="4" w:space="0" w:color="CCCCCC"/>
+              <w:right w:val="single" w:sz="4" w:space="0" w:color="CCCCCC"/>
+            </w:tcBorders>
+          </w:tcPr>
+          <w:p>
+            <w:pPr>
+              <w:spacing w:before="60" w:after="60" w:line="252" w:lineRule="auto"/>
+              <w:jc w:val="left"/>
+            </w:pPr>
+            <w:r/>
+            <w:r>
+              <w:t>NY Close 23-01</w:t>
+            </w:r>
+          </w:p>
+        </w:tc>
+        <w:tc>
+          <w:tcPr>
+            <w:tcW w:type="dxa" w:w="1440"/>
+            <w:shd w:fill="FFFFFF"/>
+            <w:tcMar>
+              <w:top w:w="100" w:type="dxa"/>
+              <w:bottom w:w="100" w:type="dxa"/>
+              <w:left w:w="120" w:type="dxa"/>
+              <w:right w:w="120" w:type="dxa"/>
+            </w:tcMar>
+            <w:tcBorders>
+              <w:top w:val="single" w:sz="4" w:space="0" w:color="CCCCCC"/>
+              <w:bottom w:val="single" w:sz="4" w:space="0" w:color="CCCCCC"/>
+              <w:left w:val="single" w:sz="4" w:space="0" w:color="CCCCCC"/>
+              <w:right w:val="single" w:sz="4" w:space="0" w:color="CCCCCC"/>
+            </w:tcBorders>
+          </w:tcPr>
+          <w:p>
+            <w:pPr>
+              <w:spacing w:before="60" w:after="60" w:line="252" w:lineRule="auto"/>
+              <w:jc w:val="left"/>
+            </w:pPr>
+            <w:r/>
+            <w:r>
+              <w:t>717.75</w:t>
+            </w:r>
+          </w:p>
+        </w:tc>
+        <w:tc>
+          <w:tcPr>
+            <w:tcW w:type="dxa" w:w="2016"/>
+            <w:shd w:fill="FFFFFF"/>
+            <w:tcMar>
+              <w:top w:w="100" w:type="dxa"/>
+              <w:bottom w:w="100" w:type="dxa"/>
+              <w:left w:w="120" w:type="dxa"/>
+              <w:right w:w="120" w:type="dxa"/>
+            </w:tcMar>
+            <w:tcBorders>
+              <w:top w:val="single" w:sz="4" w:space="0" w:color="CCCCCC"/>
+              <w:bottom w:val="single" w:sz="4" w:space="0" w:color="CCCCCC"/>
+              <w:left w:val="single" w:sz="4" w:space="0" w:color="CCCCCC"/>
+              <w:right w:val="single" w:sz="4" w:space="0" w:color="CCCCCC"/>
+            </w:tcBorders>
+          </w:tcPr>
+          <w:p>
+            <w:pPr>
+              <w:spacing w:before="60" w:after="60" w:line="252" w:lineRule="auto"/>
+              <w:jc w:val="left"/>
+            </w:pPr>
+            <w:r/>
+            <w:r>
+              <w:t>724.75</w:t>
+            </w:r>
+          </w:p>
+        </w:tc>
+        <w:tc>
+          <w:tcPr>
+            <w:tcW w:type="dxa" w:w="1152"/>
+            <w:shd w:fill="FFFFFF"/>
+            <w:tcMar>
+              <w:top w:w="100" w:type="dxa"/>
+              <w:bottom w:w="100" w:type="dxa"/>
+              <w:left w:w="120" w:type="dxa"/>
+              <w:right w:w="120" w:type="dxa"/>
+            </w:tcMar>
+            <w:tcBorders>
+              <w:top w:val="single" w:sz="4" w:space="0" w:color="CCCCCC"/>
+              <w:bottom w:val="single" w:sz="4" w:space="0" w:color="CCCCCC"/>
+              <w:left w:val="single" w:sz="4" w:space="0" w:color="CCCCCC"/>
+              <w:right w:val="single" w:sz="4" w:space="0" w:color="CCCCCC"/>
+            </w:tcBorders>
+          </w:tcPr>
+          <w:p>
+            <w:pPr>
+              <w:spacing w:before="60" w:after="60" w:line="252" w:lineRule="auto"/>
+              <w:jc w:val="left"/>
+            </w:pPr>
+            <w:r/>
+            <w:r>
+              <w:t>708.25</w:t>
+            </w:r>
+          </w:p>
+        </w:tc>
+        <w:tc>
+          <w:tcPr>
+            <w:tcW w:type="dxa" w:w="1728"/>
+            <w:shd w:fill="FFFFFF"/>
+            <w:tcMar>
+              <w:top w:w="100" w:type="dxa"/>
+              <w:bottom w:w="100" w:type="dxa"/>
+              <w:left w:w="120" w:type="dxa"/>
+              <w:right w:w="120" w:type="dxa"/>
+            </w:tcMar>
+            <w:tcBorders>
+              <w:top w:val="single" w:sz="4" w:space="0" w:color="CCCCCC"/>
+              <w:bottom w:val="single" w:sz="4" w:space="0" w:color="CCCCCC"/>
+              <w:left w:val="single" w:sz="4" w:space="0" w:color="CCCCCC"/>
+              <w:right w:val="single" w:sz="4" w:space="0" w:color="CCCCCC"/>
+            </w:tcBorders>
+          </w:tcPr>
+          <w:p>
+            <w:pPr>
+              <w:spacing w:before="60" w:after="60" w:line="252" w:lineRule="auto"/>
+              <w:jc w:val="left"/>
+            </w:pPr>
+            <w:r/>
+            <w:r>
+              <w:rPr>
+                <w:b/>
+              </w:rPr>
+              <w:t>718.25</w:t>
+            </w:r>
+          </w:p>
+        </w:tc>
+        <w:tc>
+          <w:tcPr>
+            <w:tcW w:type="dxa" w:w="3456"/>
+            <w:shd w:fill="FFFFFF"/>
+            <w:tcMar>
+              <w:top w:w="100" w:type="dxa"/>
+              <w:bottom w:w="100" w:type="dxa"/>
+              <w:left w:w="120" w:type="dxa"/>
+              <w:right w:w="120" w:type="dxa"/>
+            </w:tcMar>
+            <w:tcBorders>
+              <w:top w:val="single" w:sz="4" w:space="0" w:color="CCCCCC"/>
+              <w:bottom w:val="single" w:sz="4" w:space="0" w:color="CCCCCC"/>
+              <w:left w:val="single" w:sz="4" w:space="0" w:color="CCCCCC"/>
+              <w:right w:val="single" w:sz="4" w:space="0" w:color="CCCCCC"/>
+            </w:tcBorders>
+          </w:tcPr>
+          <w:p>
+            <w:pPr>
+              <w:spacing w:before="60" w:after="60" w:line="252" w:lineRule="auto"/>
+              <w:jc w:val="left"/>
+            </w:pPr>
+            <w:r/>
+            <w:r>
+              <w:rPr>
+                <w:b/>
+              </w:rPr>
+              <w:t>+0.50</w:t>
+            </w:r>
+          </w:p>
+        </w:tc>
+        <w:tc>
+          <w:tcPr>
+            <w:tcW w:type="dxa" w:w="1440"/>
+            <w:shd w:fill="FFFFFF"/>
+            <w:tcMar>
+              <w:top w:w="100" w:type="dxa"/>
+              <w:bottom w:w="100" w:type="dxa"/>
+              <w:left w:w="120" w:type="dxa"/>
+              <w:right w:w="120" w:type="dxa"/>
+            </w:tcMar>
+            <w:tcBorders>
+              <w:top w:val="single" w:sz="4" w:space="0" w:color="CCCCCC"/>
+              <w:bottom w:val="single" w:sz="4" w:space="0" w:color="CCCCCC"/>
+              <w:left w:val="single" w:sz="4" w:space="0" w:color="CCCCCC"/>
+              <w:right w:val="single" w:sz="4" w:space="0" w:color="CCCCCC"/>
+            </w:tcBorders>
+          </w:tcPr>
+          <w:p>
+            <w:pPr>
+              <w:spacing w:before="60" w:after="60" w:line="252" w:lineRule="auto"/>
+              <w:jc w:val="left"/>
+            </w:pPr>
+            <w:r/>
+            <w:r>
+              <w:t>BULL</w:t>
+            </w:r>
+          </w:p>
+        </w:tc>
+      </w:tr>
+      <w:tr>
+        <w:tc>
+          <w:tcPr>
+            <w:tcW w:type="dxa" w:w="1584"/>
+            <w:shd w:fill="F8FAFC"/>
+            <w:tcMar>
+              <w:top w:w="100" w:type="dxa"/>
+              <w:bottom w:w="100" w:type="dxa"/>
+              <w:left w:w="120" w:type="dxa"/>
+              <w:right w:w="120" w:type="dxa"/>
+            </w:tcMar>
+            <w:tcBorders>
+              <w:top w:val="single" w:sz="4" w:space="0" w:color="CCCCCC"/>
+              <w:bottom w:val="single" w:sz="4" w:space="0" w:color="CCCCCC"/>
+              <w:left w:val="single" w:sz="4" w:space="0" w:color="CCCCCC"/>
+              <w:right w:val="single" w:sz="4" w:space="0" w:color="CCCCCC"/>
+            </w:tcBorders>
+          </w:tcPr>
+          <w:p>
+            <w:pPr>
+              <w:spacing w:before="60" w:after="60" w:line="252" w:lineRule="auto"/>
+              <w:jc w:val="left"/>
+            </w:pPr>
+            <w:r/>
+            <w:r>
+              <w:rPr>
+                <w:b/>
+              </w:rPr>
+              <w:t>Thu 27/08</w:t>
+            </w:r>
+          </w:p>
+        </w:tc>
+        <w:tc>
+          <w:tcPr>
+            <w:tcW w:type="dxa" w:w="864"/>
+            <w:shd w:fill="F8FAFC"/>
+            <w:tcMar>
+              <w:top w:w="100" w:type="dxa"/>
+              <w:bottom w:w="100" w:type="dxa"/>
+              <w:left w:w="120" w:type="dxa"/>
+              <w:right w:w="120" w:type="dxa"/>
+            </w:tcMar>
+            <w:tcBorders>
+              <w:top w:val="single" w:sz="4" w:space="0" w:color="CCCCCC"/>
+              <w:bottom w:val="single" w:sz="4" w:space="0" w:color="CCCCCC"/>
+              <w:left w:val="single" w:sz="4" w:space="0" w:color="CCCCCC"/>
+              <w:right w:val="single" w:sz="4" w:space="0" w:color="CCCCCC"/>
+            </w:tcBorders>
+          </w:tcPr>
+          <w:p>
+            <w:pPr>
+              <w:spacing w:before="60" w:after="60" w:line="252" w:lineRule="auto"/>
+              <w:jc w:val="left"/>
+            </w:pPr>
+            <w:r/>
+            <w:r>
+              <w:t>Asia 07-11</w:t>
+            </w:r>
+          </w:p>
+        </w:tc>
+        <w:tc>
+          <w:tcPr>
+            <w:tcW w:type="dxa" w:w="1440"/>
+            <w:shd w:fill="F8FAFC"/>
+            <w:tcMar>
+              <w:top w:w="100" w:type="dxa"/>
+              <w:bottom w:w="100" w:type="dxa"/>
+              <w:left w:w="120" w:type="dxa"/>
+              <w:right w:w="120" w:type="dxa"/>
+            </w:tcMar>
+            <w:tcBorders>
+              <w:top w:val="single" w:sz="4" w:space="0" w:color="CCCCCC"/>
+              <w:bottom w:val="single" w:sz="4" w:space="0" w:color="CCCCCC"/>
+              <w:left w:val="single" w:sz="4" w:space="0" w:color="CCCCCC"/>
+              <w:right w:val="single" w:sz="4" w:space="0" w:color="CCCCCC"/>
+            </w:tcBorders>
+          </w:tcPr>
+          <w:p>
+            <w:pPr>
+              <w:spacing w:before="60" w:after="60" w:line="252" w:lineRule="auto"/>
+              <w:jc w:val="left"/>
+            </w:pPr>
+            <w:r/>
+            <w:r>
+              <w:t>718.25</w:t>
+            </w:r>
+          </w:p>
+        </w:tc>
+        <w:tc>
+          <w:tcPr>
+            <w:tcW w:type="dxa" w:w="2016"/>
+            <w:shd w:fill="F8FAFC"/>
+            <w:tcMar>
+              <w:top w:w="100" w:type="dxa"/>
+              <w:bottom w:w="100" w:type="dxa"/>
+              <w:left w:w="120" w:type="dxa"/>
+              <w:right w:w="120" w:type="dxa"/>
+            </w:tcMar>
+            <w:tcBorders>
+              <w:top w:val="single" w:sz="4" w:space="0" w:color="CCCCCC"/>
+              <w:bottom w:val="single" w:sz="4" w:space="0" w:color="CCCCCC"/>
+              <w:left w:val="single" w:sz="4" w:space="0" w:color="CCCCCC"/>
+              <w:right w:val="single" w:sz="4" w:space="0" w:color="CCCCCC"/>
+            </w:tcBorders>
+          </w:tcPr>
+          <w:p>
+            <w:pPr>
+              <w:spacing w:before="60" w:after="60" w:line="252" w:lineRule="auto"/>
+              <w:jc w:val="left"/>
+            </w:pPr>
+            <w:r/>
+            <w:r>
+              <w:t>728.75</w:t>
+            </w:r>
+          </w:p>
+        </w:tc>
+        <w:tc>
+          <w:tcPr>
+            <w:tcW w:type="dxa" w:w="1152"/>
+            <w:shd w:fill="F8FAFC"/>
+            <w:tcMar>
+              <w:top w:w="100" w:type="dxa"/>
+              <w:bottom w:w="100" w:type="dxa"/>
+              <w:left w:w="120" w:type="dxa"/>
+              <w:right w:w="120" w:type="dxa"/>
+            </w:tcMar>
+            <w:tcBorders>
+              <w:top w:val="single" w:sz="4" w:space="0" w:color="CCCCCC"/>
+              <w:bottom w:val="single" w:sz="4" w:space="0" w:color="CCCCCC"/>
+              <w:left w:val="single" w:sz="4" w:space="0" w:color="CCCCCC"/>
+              <w:right w:val="single" w:sz="4" w:space="0" w:color="CCCCCC"/>
+            </w:tcBorders>
+          </w:tcPr>
+          <w:p>
+            <w:pPr>
+              <w:spacing w:before="60" w:after="60" w:line="252" w:lineRule="auto"/>
+              <w:jc w:val="left"/>
+            </w:pPr>
+            <w:r/>
+            <w:r>
+              <w:t>711.00</w:t>
             </w:r>
           </w:p>
         </w:tc>
@@ -27266,7 +28676,7 @@
               <w:rPr>
                 <w:b/>
               </w:rPr>
-              <w:t>+0.50</w:t>
+              <w:t>-0.25</w:t>
             </w:r>
           </w:p>
         </w:tc>
@@ -27294,7 +28704,7 @@
             </w:pPr>
             <w:r/>
             <w:r>
-              <w:t>BULL</w:t>
+              <w:t>BEAR</w:t>
             </w:r>
           </w:p>
         </w:tc>
@@ -27327,7 +28737,7 @@
               <w:rPr>
                 <w:b/>
               </w:rPr>
-              <w:t>Wed 26/08</w:t>
+              <w:t>Thu 27/08</w:t>
             </w:r>
           </w:p>
         </w:tc>
@@ -27411,7 +28821,7 @@
             </w:pPr>
             <w:r/>
             <w:r>
-              <w:t>725.00</w:t>
+              <w:t>727.75</w:t>
             </w:r>
           </w:p>
         </w:tc>
@@ -27439,7 +28849,7 @@
             </w:pPr>
             <w:r/>
             <w:r>
-              <w:t>712.00</w:t>
+              <w:t>708.25</w:t>
             </w:r>
           </w:p>
         </w:tc>
@@ -27470,7 +28880,7 @@
               <w:rPr>
                 <w:b/>
               </w:rPr>
-              <w:t>717.25</w:t>
+              <w:t>718.50</w:t>
             </w:r>
           </w:p>
         </w:tc>
@@ -27478,6 +28888,1181 @@
           <w:tcPr>
             <w:tcW w:type="dxa" w:w="3456"/>
             <w:shd w:fill="FFFFFF"/>
+            <w:tcMar>
+              <w:top w:w="100" w:type="dxa"/>
+              <w:bottom w:w="100" w:type="dxa"/>
+              <w:left w:w="120" w:type="dxa"/>
+              <w:right w:w="120" w:type="dxa"/>
+            </w:tcMar>
+            <w:tcBorders>
+              <w:top w:val="single" w:sz="4" w:space="0" w:color="CCCCCC"/>
+              <w:bottom w:val="single" w:sz="4" w:space="0" w:color="CCCCCC"/>
+              <w:left w:val="single" w:sz="4" w:space="0" w:color="CCCCCC"/>
+              <w:right w:val="single" w:sz="4" w:space="0" w:color="CCCCCC"/>
+            </w:tcBorders>
+          </w:tcPr>
+          <w:p>
+            <w:pPr>
+              <w:spacing w:before="60" w:after="60" w:line="252" w:lineRule="auto"/>
+              <w:jc w:val="left"/>
+            </w:pPr>
+            <w:r/>
+            <w:r>
+              <w:rPr>
+                <w:b/>
+              </w:rPr>
+              <w:t>+0.50</w:t>
+            </w:r>
+          </w:p>
+        </w:tc>
+        <w:tc>
+          <w:tcPr>
+            <w:tcW w:type="dxa" w:w="1440"/>
+            <w:shd w:fill="FFFFFF"/>
+            <w:tcMar>
+              <w:top w:w="100" w:type="dxa"/>
+              <w:bottom w:w="100" w:type="dxa"/>
+              <w:left w:w="120" w:type="dxa"/>
+              <w:right w:w="120" w:type="dxa"/>
+            </w:tcMar>
+            <w:tcBorders>
+              <w:top w:val="single" w:sz="4" w:space="0" w:color="CCCCCC"/>
+              <w:bottom w:val="single" w:sz="4" w:space="0" w:color="CCCCCC"/>
+              <w:left w:val="single" w:sz="4" w:space="0" w:color="CCCCCC"/>
+              <w:right w:val="single" w:sz="4" w:space="0" w:color="CCCCCC"/>
+            </w:tcBorders>
+          </w:tcPr>
+          <w:p>
+            <w:pPr>
+              <w:spacing w:before="60" w:after="60" w:line="252" w:lineRule="auto"/>
+              <w:jc w:val="left"/>
+            </w:pPr>
+            <w:r/>
+            <w:r>
+              <w:t>BULL</w:t>
+            </w:r>
+          </w:p>
+        </w:tc>
+      </w:tr>
+      <w:tr>
+        <w:tc>
+          <w:tcPr>
+            <w:tcW w:type="dxa" w:w="1584"/>
+            <w:shd w:fill="F8FAFC"/>
+            <w:tcMar>
+              <w:top w:w="100" w:type="dxa"/>
+              <w:bottom w:w="100" w:type="dxa"/>
+              <w:left w:w="120" w:type="dxa"/>
+              <w:right w:w="120" w:type="dxa"/>
+            </w:tcMar>
+            <w:tcBorders>
+              <w:top w:val="single" w:sz="4" w:space="0" w:color="CCCCCC"/>
+              <w:bottom w:val="single" w:sz="4" w:space="0" w:color="CCCCCC"/>
+              <w:left w:val="single" w:sz="4" w:space="0" w:color="CCCCCC"/>
+              <w:right w:val="single" w:sz="4" w:space="0" w:color="CCCCCC"/>
+            </w:tcBorders>
+          </w:tcPr>
+          <w:p>
+            <w:pPr>
+              <w:spacing w:before="60" w:after="60" w:line="252" w:lineRule="auto"/>
+              <w:jc w:val="left"/>
+            </w:pPr>
+            <w:r/>
+            <w:r>
+              <w:rPr>
+                <w:b/>
+              </w:rPr>
+              <w:t>Thu 27/08</w:t>
+            </w:r>
+          </w:p>
+        </w:tc>
+        <w:tc>
+          <w:tcPr>
+            <w:tcW w:type="dxa" w:w="864"/>
+            <w:shd w:fill="F8FAFC"/>
+            <w:tcMar>
+              <w:top w:w="100" w:type="dxa"/>
+              <w:bottom w:w="100" w:type="dxa"/>
+              <w:left w:w="120" w:type="dxa"/>
+              <w:right w:w="120" w:type="dxa"/>
+            </w:tcMar>
+            <w:tcBorders>
+              <w:top w:val="single" w:sz="4" w:space="0" w:color="CCCCCC"/>
+              <w:bottom w:val="single" w:sz="4" w:space="0" w:color="CCCCCC"/>
+              <w:left w:val="single" w:sz="4" w:space="0" w:color="CCCCCC"/>
+              <w:right w:val="single" w:sz="4" w:space="0" w:color="CCCCCC"/>
+            </w:tcBorders>
+          </w:tcPr>
+          <w:p>
+            <w:pPr>
+              <w:spacing w:before="60" w:after="60" w:line="252" w:lineRule="auto"/>
+              <w:jc w:val="left"/>
+            </w:pPr>
+            <w:r/>
+            <w:r>
+              <w:t>London 15-19</w:t>
+            </w:r>
+          </w:p>
+        </w:tc>
+        <w:tc>
+          <w:tcPr>
+            <w:tcW w:type="dxa" w:w="1440"/>
+            <w:shd w:fill="F8FAFC"/>
+            <w:tcMar>
+              <w:top w:w="100" w:type="dxa"/>
+              <w:bottom w:w="100" w:type="dxa"/>
+              <w:left w:w="120" w:type="dxa"/>
+              <w:right w:w="120" w:type="dxa"/>
+            </w:tcMar>
+            <w:tcBorders>
+              <w:top w:val="single" w:sz="4" w:space="0" w:color="CCCCCC"/>
+              <w:bottom w:val="single" w:sz="4" w:space="0" w:color="CCCCCC"/>
+              <w:left w:val="single" w:sz="4" w:space="0" w:color="CCCCCC"/>
+              <w:right w:val="single" w:sz="4" w:space="0" w:color="CCCCCC"/>
+            </w:tcBorders>
+          </w:tcPr>
+          <w:p>
+            <w:pPr>
+              <w:spacing w:before="60" w:after="60" w:line="252" w:lineRule="auto"/>
+              <w:jc w:val="left"/>
+            </w:pPr>
+            <w:r/>
+            <w:r>
+              <w:t>718.50</w:t>
+            </w:r>
+          </w:p>
+        </w:tc>
+        <w:tc>
+          <w:tcPr>
+            <w:tcW w:type="dxa" w:w="2016"/>
+            <w:shd w:fill="F8FAFC"/>
+            <w:tcMar>
+              <w:top w:w="100" w:type="dxa"/>
+              <w:bottom w:w="100" w:type="dxa"/>
+              <w:left w:w="120" w:type="dxa"/>
+              <w:right w:w="120" w:type="dxa"/>
+            </w:tcMar>
+            <w:tcBorders>
+              <w:top w:val="single" w:sz="4" w:space="0" w:color="CCCCCC"/>
+              <w:bottom w:val="single" w:sz="4" w:space="0" w:color="CCCCCC"/>
+              <w:left w:val="single" w:sz="4" w:space="0" w:color="CCCCCC"/>
+              <w:right w:val="single" w:sz="4" w:space="0" w:color="CCCCCC"/>
+            </w:tcBorders>
+          </w:tcPr>
+          <w:p>
+            <w:pPr>
+              <w:spacing w:before="60" w:after="60" w:line="252" w:lineRule="auto"/>
+              <w:jc w:val="left"/>
+            </w:pPr>
+            <w:r/>
+            <w:r>
+              <w:t>729.25</w:t>
+            </w:r>
+          </w:p>
+        </w:tc>
+        <w:tc>
+          <w:tcPr>
+            <w:tcW w:type="dxa" w:w="1152"/>
+            <w:shd w:fill="F8FAFC"/>
+            <w:tcMar>
+              <w:top w:w="100" w:type="dxa"/>
+              <w:bottom w:w="100" w:type="dxa"/>
+              <w:left w:w="120" w:type="dxa"/>
+              <w:right w:w="120" w:type="dxa"/>
+            </w:tcMar>
+            <w:tcBorders>
+              <w:top w:val="single" w:sz="4" w:space="0" w:color="CCCCCC"/>
+              <w:bottom w:val="single" w:sz="4" w:space="0" w:color="CCCCCC"/>
+              <w:left w:val="single" w:sz="4" w:space="0" w:color="CCCCCC"/>
+              <w:right w:val="single" w:sz="4" w:space="0" w:color="CCCCCC"/>
+            </w:tcBorders>
+          </w:tcPr>
+          <w:p>
+            <w:pPr>
+              <w:spacing w:before="60" w:after="60" w:line="252" w:lineRule="auto"/>
+              <w:jc w:val="left"/>
+            </w:pPr>
+            <w:r/>
+            <w:r>
+              <w:t>711.25</w:t>
+            </w:r>
+          </w:p>
+        </w:tc>
+        <w:tc>
+          <w:tcPr>
+            <w:tcW w:type="dxa" w:w="1728"/>
+            <w:shd w:fill="F8FAFC"/>
+            <w:tcMar>
+              <w:top w:w="100" w:type="dxa"/>
+              <w:bottom w:w="100" w:type="dxa"/>
+              <w:left w:w="120" w:type="dxa"/>
+              <w:right w:w="120" w:type="dxa"/>
+            </w:tcMar>
+            <w:tcBorders>
+              <w:top w:val="single" w:sz="4" w:space="0" w:color="CCCCCC"/>
+              <w:bottom w:val="single" w:sz="4" w:space="0" w:color="CCCCCC"/>
+              <w:left w:val="single" w:sz="4" w:space="0" w:color="CCCCCC"/>
+              <w:right w:val="single" w:sz="4" w:space="0" w:color="CCCCCC"/>
+            </w:tcBorders>
+          </w:tcPr>
+          <w:p>
+            <w:pPr>
+              <w:spacing w:before="60" w:after="60" w:line="252" w:lineRule="auto"/>
+              <w:jc w:val="left"/>
+            </w:pPr>
+            <w:r/>
+            <w:r>
+              <w:rPr>
+                <w:b/>
+              </w:rPr>
+              <w:t>719.25</w:t>
+            </w:r>
+          </w:p>
+        </w:tc>
+        <w:tc>
+          <w:tcPr>
+            <w:tcW w:type="dxa" w:w="3456"/>
+            <w:shd w:fill="F8FAFC"/>
+            <w:tcMar>
+              <w:top w:w="100" w:type="dxa"/>
+              <w:bottom w:w="100" w:type="dxa"/>
+              <w:left w:w="120" w:type="dxa"/>
+              <w:right w:w="120" w:type="dxa"/>
+            </w:tcMar>
+            <w:tcBorders>
+              <w:top w:val="single" w:sz="4" w:space="0" w:color="CCCCCC"/>
+              <w:bottom w:val="single" w:sz="4" w:space="0" w:color="CCCCCC"/>
+              <w:left w:val="single" w:sz="4" w:space="0" w:color="CCCCCC"/>
+              <w:right w:val="single" w:sz="4" w:space="0" w:color="CCCCCC"/>
+            </w:tcBorders>
+          </w:tcPr>
+          <w:p>
+            <w:pPr>
+              <w:spacing w:before="60" w:after="60" w:line="252" w:lineRule="auto"/>
+              <w:jc w:val="left"/>
+            </w:pPr>
+            <w:r/>
+            <w:r>
+              <w:rPr>
+                <w:b/>
+              </w:rPr>
+              <w:t>+0.75</w:t>
+            </w:r>
+          </w:p>
+        </w:tc>
+        <w:tc>
+          <w:tcPr>
+            <w:tcW w:type="dxa" w:w="1440"/>
+            <w:shd w:fill="F8FAFC"/>
+            <w:tcMar>
+              <w:top w:w="100" w:type="dxa"/>
+              <w:bottom w:w="100" w:type="dxa"/>
+              <w:left w:w="120" w:type="dxa"/>
+              <w:right w:w="120" w:type="dxa"/>
+            </w:tcMar>
+            <w:tcBorders>
+              <w:top w:val="single" w:sz="4" w:space="0" w:color="CCCCCC"/>
+              <w:bottom w:val="single" w:sz="4" w:space="0" w:color="CCCCCC"/>
+              <w:left w:val="single" w:sz="4" w:space="0" w:color="CCCCCC"/>
+              <w:right w:val="single" w:sz="4" w:space="0" w:color="CCCCCC"/>
+            </w:tcBorders>
+          </w:tcPr>
+          <w:p>
+            <w:pPr>
+              <w:spacing w:before="60" w:after="60" w:line="252" w:lineRule="auto"/>
+              <w:jc w:val="left"/>
+            </w:pPr>
+            <w:r/>
+            <w:r>
+              <w:t>BULL</w:t>
+            </w:r>
+          </w:p>
+        </w:tc>
+      </w:tr>
+      <w:tr>
+        <w:tc>
+          <w:tcPr>
+            <w:tcW w:type="dxa" w:w="1584"/>
+            <w:shd w:fill="FFFFFF"/>
+            <w:tcMar>
+              <w:top w:w="100" w:type="dxa"/>
+              <w:bottom w:w="100" w:type="dxa"/>
+              <w:left w:w="120" w:type="dxa"/>
+              <w:right w:w="120" w:type="dxa"/>
+            </w:tcMar>
+            <w:tcBorders>
+              <w:top w:val="single" w:sz="4" w:space="0" w:color="CCCCCC"/>
+              <w:bottom w:val="single" w:sz="4" w:space="0" w:color="CCCCCC"/>
+              <w:left w:val="single" w:sz="4" w:space="0" w:color="CCCCCC"/>
+              <w:right w:val="single" w:sz="4" w:space="0" w:color="CCCCCC"/>
+            </w:tcBorders>
+          </w:tcPr>
+          <w:p>
+            <w:pPr>
+              <w:spacing w:before="60" w:after="60" w:line="252" w:lineRule="auto"/>
+              <w:jc w:val="left"/>
+            </w:pPr>
+            <w:r/>
+            <w:r>
+              <w:rPr>
+                <w:b/>
+              </w:rPr>
+              <w:t>Thu 27/08</w:t>
+            </w:r>
+          </w:p>
+        </w:tc>
+        <w:tc>
+          <w:tcPr>
+            <w:tcW w:type="dxa" w:w="864"/>
+            <w:shd w:fill="FFFFFF"/>
+            <w:tcMar>
+              <w:top w:w="100" w:type="dxa"/>
+              <w:bottom w:w="100" w:type="dxa"/>
+              <w:left w:w="120" w:type="dxa"/>
+              <w:right w:w="120" w:type="dxa"/>
+            </w:tcMar>
+            <w:tcBorders>
+              <w:top w:val="single" w:sz="4" w:space="0" w:color="CCCCCC"/>
+              <w:bottom w:val="single" w:sz="4" w:space="0" w:color="CCCCCC"/>
+              <w:left w:val="single" w:sz="4" w:space="0" w:color="CCCCCC"/>
+              <w:right w:val="single" w:sz="4" w:space="0" w:color="CCCCCC"/>
+            </w:tcBorders>
+          </w:tcPr>
+          <w:p>
+            <w:pPr>
+              <w:spacing w:before="60" w:after="60" w:line="252" w:lineRule="auto"/>
+              <w:jc w:val="left"/>
+            </w:pPr>
+            <w:r/>
+            <w:r>
+              <w:t>Pre-NY 19-21</w:t>
+            </w:r>
+          </w:p>
+        </w:tc>
+        <w:tc>
+          <w:tcPr>
+            <w:tcW w:type="dxa" w:w="1440"/>
+            <w:shd w:fill="FFFFFF"/>
+            <w:tcMar>
+              <w:top w:w="100" w:type="dxa"/>
+              <w:bottom w:w="100" w:type="dxa"/>
+              <w:left w:w="120" w:type="dxa"/>
+              <w:right w:w="120" w:type="dxa"/>
+            </w:tcMar>
+            <w:tcBorders>
+              <w:top w:val="single" w:sz="4" w:space="0" w:color="CCCCCC"/>
+              <w:bottom w:val="single" w:sz="4" w:space="0" w:color="CCCCCC"/>
+              <w:left w:val="single" w:sz="4" w:space="0" w:color="CCCCCC"/>
+              <w:right w:val="single" w:sz="4" w:space="0" w:color="CCCCCC"/>
+            </w:tcBorders>
+          </w:tcPr>
+          <w:p>
+            <w:pPr>
+              <w:spacing w:before="60" w:after="60" w:line="252" w:lineRule="auto"/>
+              <w:jc w:val="left"/>
+            </w:pPr>
+            <w:r/>
+            <w:r>
+              <w:t>719.25</w:t>
+            </w:r>
+          </w:p>
+        </w:tc>
+        <w:tc>
+          <w:tcPr>
+            <w:tcW w:type="dxa" w:w="2016"/>
+            <w:shd w:fill="FFFFFF"/>
+            <w:tcMar>
+              <w:top w:w="100" w:type="dxa"/>
+              <w:bottom w:w="100" w:type="dxa"/>
+              <w:left w:w="120" w:type="dxa"/>
+              <w:right w:w="120" w:type="dxa"/>
+            </w:tcMar>
+            <w:tcBorders>
+              <w:top w:val="single" w:sz="4" w:space="0" w:color="CCCCCC"/>
+              <w:bottom w:val="single" w:sz="4" w:space="0" w:color="CCCCCC"/>
+              <w:left w:val="single" w:sz="4" w:space="0" w:color="CCCCCC"/>
+              <w:right w:val="single" w:sz="4" w:space="0" w:color="CCCCCC"/>
+            </w:tcBorders>
+          </w:tcPr>
+          <w:p>
+            <w:pPr>
+              <w:spacing w:before="60" w:after="60" w:line="252" w:lineRule="auto"/>
+              <w:jc w:val="left"/>
+            </w:pPr>
+            <w:r/>
+            <w:r>
+              <w:t>725.75</w:t>
+            </w:r>
+          </w:p>
+        </w:tc>
+        <w:tc>
+          <w:tcPr>
+            <w:tcW w:type="dxa" w:w="1152"/>
+            <w:shd w:fill="FFFFFF"/>
+            <w:tcMar>
+              <w:top w:w="100" w:type="dxa"/>
+              <w:bottom w:w="100" w:type="dxa"/>
+              <w:left w:w="120" w:type="dxa"/>
+              <w:right w:w="120" w:type="dxa"/>
+            </w:tcMar>
+            <w:tcBorders>
+              <w:top w:val="single" w:sz="4" w:space="0" w:color="CCCCCC"/>
+              <w:bottom w:val="single" w:sz="4" w:space="0" w:color="CCCCCC"/>
+              <w:left w:val="single" w:sz="4" w:space="0" w:color="CCCCCC"/>
+              <w:right w:val="single" w:sz="4" w:space="0" w:color="CCCCCC"/>
+            </w:tcBorders>
+          </w:tcPr>
+          <w:p>
+            <w:pPr>
+              <w:spacing w:before="60" w:after="60" w:line="252" w:lineRule="auto"/>
+              <w:jc w:val="left"/>
+            </w:pPr>
+            <w:r/>
+            <w:r>
+              <w:t>710.75</w:t>
+            </w:r>
+          </w:p>
+        </w:tc>
+        <w:tc>
+          <w:tcPr>
+            <w:tcW w:type="dxa" w:w="1728"/>
+            <w:shd w:fill="FFFFFF"/>
+            <w:tcMar>
+              <w:top w:w="100" w:type="dxa"/>
+              <w:bottom w:w="100" w:type="dxa"/>
+              <w:left w:w="120" w:type="dxa"/>
+              <w:right w:w="120" w:type="dxa"/>
+            </w:tcMar>
+            <w:tcBorders>
+              <w:top w:val="single" w:sz="4" w:space="0" w:color="CCCCCC"/>
+              <w:bottom w:val="single" w:sz="4" w:space="0" w:color="CCCCCC"/>
+              <w:left w:val="single" w:sz="4" w:space="0" w:color="CCCCCC"/>
+              <w:right w:val="single" w:sz="4" w:space="0" w:color="CCCCCC"/>
+            </w:tcBorders>
+          </w:tcPr>
+          <w:p>
+            <w:pPr>
+              <w:spacing w:before="60" w:after="60" w:line="252" w:lineRule="auto"/>
+              <w:jc w:val="left"/>
+            </w:pPr>
+            <w:r/>
+            <w:r>
+              <w:rPr>
+                <w:b/>
+              </w:rPr>
+              <w:t>719.75</w:t>
+            </w:r>
+          </w:p>
+        </w:tc>
+        <w:tc>
+          <w:tcPr>
+            <w:tcW w:type="dxa" w:w="3456"/>
+            <w:shd w:fill="FFFFFF"/>
+            <w:tcMar>
+              <w:top w:w="100" w:type="dxa"/>
+              <w:bottom w:w="100" w:type="dxa"/>
+              <w:left w:w="120" w:type="dxa"/>
+              <w:right w:w="120" w:type="dxa"/>
+            </w:tcMar>
+            <w:tcBorders>
+              <w:top w:val="single" w:sz="4" w:space="0" w:color="CCCCCC"/>
+              <w:bottom w:val="single" w:sz="4" w:space="0" w:color="CCCCCC"/>
+              <w:left w:val="single" w:sz="4" w:space="0" w:color="CCCCCC"/>
+              <w:right w:val="single" w:sz="4" w:space="0" w:color="CCCCCC"/>
+            </w:tcBorders>
+          </w:tcPr>
+          <w:p>
+            <w:pPr>
+              <w:spacing w:before="60" w:after="60" w:line="252" w:lineRule="auto"/>
+              <w:jc w:val="left"/>
+            </w:pPr>
+            <w:r/>
+            <w:r>
+              <w:rPr>
+                <w:b/>
+              </w:rPr>
+              <w:t>+0.50</w:t>
+            </w:r>
+          </w:p>
+        </w:tc>
+        <w:tc>
+          <w:tcPr>
+            <w:tcW w:type="dxa" w:w="1440"/>
+            <w:shd w:fill="FFFFFF"/>
+            <w:tcMar>
+              <w:top w:w="100" w:type="dxa"/>
+              <w:bottom w:w="100" w:type="dxa"/>
+              <w:left w:w="120" w:type="dxa"/>
+              <w:right w:w="120" w:type="dxa"/>
+            </w:tcMar>
+            <w:tcBorders>
+              <w:top w:val="single" w:sz="4" w:space="0" w:color="CCCCCC"/>
+              <w:bottom w:val="single" w:sz="4" w:space="0" w:color="CCCCCC"/>
+              <w:left w:val="single" w:sz="4" w:space="0" w:color="CCCCCC"/>
+              <w:right w:val="single" w:sz="4" w:space="0" w:color="CCCCCC"/>
+            </w:tcBorders>
+          </w:tcPr>
+          <w:p>
+            <w:pPr>
+              <w:spacing w:before="60" w:after="60" w:line="252" w:lineRule="auto"/>
+              <w:jc w:val="left"/>
+            </w:pPr>
+            <w:r/>
+            <w:r>
+              <w:t>BULL</w:t>
+            </w:r>
+          </w:p>
+        </w:tc>
+      </w:tr>
+      <w:tr>
+        <w:tc>
+          <w:tcPr>
+            <w:tcW w:type="dxa" w:w="1584"/>
+            <w:shd w:fill="F8FAFC"/>
+            <w:tcMar>
+              <w:top w:w="100" w:type="dxa"/>
+              <w:bottom w:w="100" w:type="dxa"/>
+              <w:left w:w="120" w:type="dxa"/>
+              <w:right w:w="120" w:type="dxa"/>
+            </w:tcMar>
+            <w:tcBorders>
+              <w:top w:val="single" w:sz="4" w:space="0" w:color="CCCCCC"/>
+              <w:bottom w:val="single" w:sz="4" w:space="0" w:color="CCCCCC"/>
+              <w:left w:val="single" w:sz="4" w:space="0" w:color="CCCCCC"/>
+              <w:right w:val="single" w:sz="4" w:space="0" w:color="CCCCCC"/>
+            </w:tcBorders>
+          </w:tcPr>
+          <w:p>
+            <w:pPr>
+              <w:spacing w:before="60" w:after="60" w:line="252" w:lineRule="auto"/>
+              <w:jc w:val="left"/>
+            </w:pPr>
+            <w:r/>
+            <w:r>
+              <w:rPr>
+                <w:b/>
+              </w:rPr>
+              <w:t>Thu 27/08</w:t>
+            </w:r>
+          </w:p>
+        </w:tc>
+        <w:tc>
+          <w:tcPr>
+            <w:tcW w:type="dxa" w:w="864"/>
+            <w:shd w:fill="F8FAFC"/>
+            <w:tcMar>
+              <w:top w:w="100" w:type="dxa"/>
+              <w:bottom w:w="100" w:type="dxa"/>
+              <w:left w:w="120" w:type="dxa"/>
+              <w:right w:w="120" w:type="dxa"/>
+            </w:tcMar>
+            <w:tcBorders>
+              <w:top w:val="single" w:sz="4" w:space="0" w:color="CCCCCC"/>
+              <w:bottom w:val="single" w:sz="4" w:space="0" w:color="CCCCCC"/>
+              <w:left w:val="single" w:sz="4" w:space="0" w:color="CCCCCC"/>
+              <w:right w:val="single" w:sz="4" w:space="0" w:color="CCCCCC"/>
+            </w:tcBorders>
+          </w:tcPr>
+          <w:p>
+            <w:pPr>
+              <w:spacing w:before="60" w:after="60" w:line="252" w:lineRule="auto"/>
+              <w:jc w:val="left"/>
+            </w:pPr>
+            <w:r/>
+            <w:r>
+              <w:t>NY Open 21-23</w:t>
+            </w:r>
+          </w:p>
+        </w:tc>
+        <w:tc>
+          <w:tcPr>
+            <w:tcW w:type="dxa" w:w="1440"/>
+            <w:shd w:fill="F8FAFC"/>
+            <w:tcMar>
+              <w:top w:w="100" w:type="dxa"/>
+              <w:bottom w:w="100" w:type="dxa"/>
+              <w:left w:w="120" w:type="dxa"/>
+              <w:right w:w="120" w:type="dxa"/>
+            </w:tcMar>
+            <w:tcBorders>
+              <w:top w:val="single" w:sz="4" w:space="0" w:color="CCCCCC"/>
+              <w:bottom w:val="single" w:sz="4" w:space="0" w:color="CCCCCC"/>
+              <w:left w:val="single" w:sz="4" w:space="0" w:color="CCCCCC"/>
+              <w:right w:val="single" w:sz="4" w:space="0" w:color="CCCCCC"/>
+            </w:tcBorders>
+          </w:tcPr>
+          <w:p>
+            <w:pPr>
+              <w:spacing w:before="60" w:after="60" w:line="252" w:lineRule="auto"/>
+              <w:jc w:val="left"/>
+            </w:pPr>
+            <w:r/>
+            <w:r>
+              <w:t>719.75</w:t>
+            </w:r>
+          </w:p>
+        </w:tc>
+        <w:tc>
+          <w:tcPr>
+            <w:tcW w:type="dxa" w:w="2016"/>
+            <w:shd w:fill="F8FAFC"/>
+            <w:tcMar>
+              <w:top w:w="100" w:type="dxa"/>
+              <w:bottom w:w="100" w:type="dxa"/>
+              <w:left w:w="120" w:type="dxa"/>
+              <w:right w:w="120" w:type="dxa"/>
+            </w:tcMar>
+            <w:tcBorders>
+              <w:top w:val="single" w:sz="4" w:space="0" w:color="CCCCCC"/>
+              <w:bottom w:val="single" w:sz="4" w:space="0" w:color="CCCCCC"/>
+              <w:left w:val="single" w:sz="4" w:space="0" w:color="CCCCCC"/>
+              <w:right w:val="single" w:sz="4" w:space="0" w:color="CCCCCC"/>
+            </w:tcBorders>
+          </w:tcPr>
+          <w:p>
+            <w:pPr>
+              <w:spacing w:before="60" w:after="60" w:line="252" w:lineRule="auto"/>
+              <w:jc w:val="left"/>
+            </w:pPr>
+            <w:r/>
+            <w:r>
+              <w:t>730.75</w:t>
+            </w:r>
+          </w:p>
+        </w:tc>
+        <w:tc>
+          <w:tcPr>
+            <w:tcW w:type="dxa" w:w="1152"/>
+            <w:shd w:fill="F8FAFC"/>
+            <w:tcMar>
+              <w:top w:w="100" w:type="dxa"/>
+              <w:bottom w:w="100" w:type="dxa"/>
+              <w:left w:w="120" w:type="dxa"/>
+              <w:right w:w="120" w:type="dxa"/>
+            </w:tcMar>
+            <w:tcBorders>
+              <w:top w:val="single" w:sz="4" w:space="0" w:color="CCCCCC"/>
+              <w:bottom w:val="single" w:sz="4" w:space="0" w:color="CCCCCC"/>
+              <w:left w:val="single" w:sz="4" w:space="0" w:color="CCCCCC"/>
+              <w:right w:val="single" w:sz="4" w:space="0" w:color="CCCCCC"/>
+            </w:tcBorders>
+          </w:tcPr>
+          <w:p>
+            <w:pPr>
+              <w:spacing w:before="60" w:after="60" w:line="252" w:lineRule="auto"/>
+              <w:jc w:val="left"/>
+            </w:pPr>
+            <w:r/>
+            <w:r>
+              <w:t>708.00</w:t>
+            </w:r>
+          </w:p>
+        </w:tc>
+        <w:tc>
+          <w:tcPr>
+            <w:tcW w:type="dxa" w:w="1728"/>
+            <w:shd w:fill="F8FAFC"/>
+            <w:tcMar>
+              <w:top w:w="100" w:type="dxa"/>
+              <w:bottom w:w="100" w:type="dxa"/>
+              <w:left w:w="120" w:type="dxa"/>
+              <w:right w:w="120" w:type="dxa"/>
+            </w:tcMar>
+            <w:tcBorders>
+              <w:top w:val="single" w:sz="4" w:space="0" w:color="CCCCCC"/>
+              <w:bottom w:val="single" w:sz="4" w:space="0" w:color="CCCCCC"/>
+              <w:left w:val="single" w:sz="4" w:space="0" w:color="CCCCCC"/>
+              <w:right w:val="single" w:sz="4" w:space="0" w:color="CCCCCC"/>
+            </w:tcBorders>
+          </w:tcPr>
+          <w:p>
+            <w:pPr>
+              <w:spacing w:before="60" w:after="60" w:line="252" w:lineRule="auto"/>
+              <w:jc w:val="left"/>
+            </w:pPr>
+            <w:r/>
+            <w:r>
+              <w:rPr>
+                <w:b/>
+              </w:rPr>
+              <w:t>723.25</w:t>
+            </w:r>
+          </w:p>
+        </w:tc>
+        <w:tc>
+          <w:tcPr>
+            <w:tcW w:type="dxa" w:w="3456"/>
+            <w:shd w:fill="F8FAFC"/>
+            <w:tcMar>
+              <w:top w:w="100" w:type="dxa"/>
+              <w:bottom w:w="100" w:type="dxa"/>
+              <w:left w:w="120" w:type="dxa"/>
+              <w:right w:w="120" w:type="dxa"/>
+            </w:tcMar>
+            <w:tcBorders>
+              <w:top w:val="single" w:sz="4" w:space="0" w:color="CCCCCC"/>
+              <w:bottom w:val="single" w:sz="4" w:space="0" w:color="CCCCCC"/>
+              <w:left w:val="single" w:sz="4" w:space="0" w:color="CCCCCC"/>
+              <w:right w:val="single" w:sz="4" w:space="0" w:color="CCCCCC"/>
+            </w:tcBorders>
+          </w:tcPr>
+          <w:p>
+            <w:pPr>
+              <w:spacing w:before="60" w:after="60" w:line="252" w:lineRule="auto"/>
+              <w:jc w:val="left"/>
+            </w:pPr>
+            <w:r/>
+            <w:r>
+              <w:rPr>
+                <w:b/>
+              </w:rPr>
+              <w:t>+3.50</w:t>
+            </w:r>
+          </w:p>
+        </w:tc>
+        <w:tc>
+          <w:tcPr>
+            <w:tcW w:type="dxa" w:w="1440"/>
+            <w:shd w:fill="F8FAFC"/>
+            <w:tcMar>
+              <w:top w:w="100" w:type="dxa"/>
+              <w:bottom w:w="100" w:type="dxa"/>
+              <w:left w:w="120" w:type="dxa"/>
+              <w:right w:w="120" w:type="dxa"/>
+            </w:tcMar>
+            <w:tcBorders>
+              <w:top w:val="single" w:sz="4" w:space="0" w:color="CCCCCC"/>
+              <w:bottom w:val="single" w:sz="4" w:space="0" w:color="CCCCCC"/>
+              <w:left w:val="single" w:sz="4" w:space="0" w:color="CCCCCC"/>
+              <w:right w:val="single" w:sz="4" w:space="0" w:color="CCCCCC"/>
+            </w:tcBorders>
+          </w:tcPr>
+          <w:p>
+            <w:pPr>
+              <w:spacing w:before="60" w:after="60" w:line="252" w:lineRule="auto"/>
+              <w:jc w:val="left"/>
+            </w:pPr>
+            <w:r/>
+            <w:r>
+              <w:t>BULL</w:t>
+            </w:r>
+          </w:p>
+        </w:tc>
+      </w:tr>
+      <w:tr>
+        <w:tc>
+          <w:tcPr>
+            <w:tcW w:type="dxa" w:w="1584"/>
+            <w:shd w:fill="FFFFFF"/>
+            <w:tcMar>
+              <w:top w:w="100" w:type="dxa"/>
+              <w:bottom w:w="100" w:type="dxa"/>
+              <w:left w:w="120" w:type="dxa"/>
+              <w:right w:w="120" w:type="dxa"/>
+            </w:tcMar>
+            <w:tcBorders>
+              <w:top w:val="single" w:sz="4" w:space="0" w:color="CCCCCC"/>
+              <w:bottom w:val="single" w:sz="4" w:space="0" w:color="CCCCCC"/>
+              <w:left w:val="single" w:sz="4" w:space="0" w:color="CCCCCC"/>
+              <w:right w:val="single" w:sz="4" w:space="0" w:color="CCCCCC"/>
+            </w:tcBorders>
+          </w:tcPr>
+          <w:p>
+            <w:pPr>
+              <w:spacing w:before="60" w:after="60" w:line="252" w:lineRule="auto"/>
+              <w:jc w:val="left"/>
+            </w:pPr>
+            <w:r/>
+            <w:r>
+              <w:rPr>
+                <w:b/>
+              </w:rPr>
+              <w:t>Thu 27/08</w:t>
+            </w:r>
+          </w:p>
+        </w:tc>
+        <w:tc>
+          <w:tcPr>
+            <w:tcW w:type="dxa" w:w="864"/>
+            <w:shd w:fill="FFFFFF"/>
+            <w:tcMar>
+              <w:top w:w="100" w:type="dxa"/>
+              <w:bottom w:w="100" w:type="dxa"/>
+              <w:left w:w="120" w:type="dxa"/>
+              <w:right w:w="120" w:type="dxa"/>
+            </w:tcMar>
+            <w:tcBorders>
+              <w:top w:val="single" w:sz="4" w:space="0" w:color="CCCCCC"/>
+              <w:bottom w:val="single" w:sz="4" w:space="0" w:color="CCCCCC"/>
+              <w:left w:val="single" w:sz="4" w:space="0" w:color="CCCCCC"/>
+              <w:right w:val="single" w:sz="4" w:space="0" w:color="CCCCCC"/>
+            </w:tcBorders>
+          </w:tcPr>
+          <w:p>
+            <w:pPr>
+              <w:spacing w:before="60" w:after="60" w:line="252" w:lineRule="auto"/>
+              <w:jc w:val="left"/>
+            </w:pPr>
+            <w:r/>
+            <w:r>
+              <w:t>NY Close 23-01</w:t>
+            </w:r>
+          </w:p>
+        </w:tc>
+        <w:tc>
+          <w:tcPr>
+            <w:tcW w:type="dxa" w:w="1440"/>
+            <w:shd w:fill="FFFFFF"/>
+            <w:tcMar>
+              <w:top w:w="100" w:type="dxa"/>
+              <w:bottom w:w="100" w:type="dxa"/>
+              <w:left w:w="120" w:type="dxa"/>
+              <w:right w:w="120" w:type="dxa"/>
+            </w:tcMar>
+            <w:tcBorders>
+              <w:top w:val="single" w:sz="4" w:space="0" w:color="CCCCCC"/>
+              <w:bottom w:val="single" w:sz="4" w:space="0" w:color="CCCCCC"/>
+              <w:left w:val="single" w:sz="4" w:space="0" w:color="CCCCCC"/>
+              <w:right w:val="single" w:sz="4" w:space="0" w:color="CCCCCC"/>
+            </w:tcBorders>
+          </w:tcPr>
+          <w:p>
+            <w:pPr>
+              <w:spacing w:before="60" w:after="60" w:line="252" w:lineRule="auto"/>
+              <w:jc w:val="left"/>
+            </w:pPr>
+            <w:r/>
+            <w:r>
+              <w:t>723.25</w:t>
+            </w:r>
+          </w:p>
+        </w:tc>
+        <w:tc>
+          <w:tcPr>
+            <w:tcW w:type="dxa" w:w="2016"/>
+            <w:shd w:fill="FFFFFF"/>
+            <w:tcMar>
+              <w:top w:w="100" w:type="dxa"/>
+              <w:bottom w:w="100" w:type="dxa"/>
+              <w:left w:w="120" w:type="dxa"/>
+              <w:right w:w="120" w:type="dxa"/>
+            </w:tcMar>
+            <w:tcBorders>
+              <w:top w:val="single" w:sz="4" w:space="0" w:color="CCCCCC"/>
+              <w:bottom w:val="single" w:sz="4" w:space="0" w:color="CCCCCC"/>
+              <w:left w:val="single" w:sz="4" w:space="0" w:color="CCCCCC"/>
+              <w:right w:val="single" w:sz="4" w:space="0" w:color="CCCCCC"/>
+            </w:tcBorders>
+          </w:tcPr>
+          <w:p>
+            <w:pPr>
+              <w:spacing w:before="60" w:after="60" w:line="252" w:lineRule="auto"/>
+              <w:jc w:val="left"/>
+            </w:pPr>
+            <w:r/>
+            <w:r>
+              <w:t>728.75</w:t>
+            </w:r>
+          </w:p>
+        </w:tc>
+        <w:tc>
+          <w:tcPr>
+            <w:tcW w:type="dxa" w:w="1152"/>
+            <w:shd w:fill="FFFFFF"/>
+            <w:tcMar>
+              <w:top w:w="100" w:type="dxa"/>
+              <w:bottom w:w="100" w:type="dxa"/>
+              <w:left w:w="120" w:type="dxa"/>
+              <w:right w:w="120" w:type="dxa"/>
+            </w:tcMar>
+            <w:tcBorders>
+              <w:top w:val="single" w:sz="4" w:space="0" w:color="CCCCCC"/>
+              <w:bottom w:val="single" w:sz="4" w:space="0" w:color="CCCCCC"/>
+              <w:left w:val="single" w:sz="4" w:space="0" w:color="CCCCCC"/>
+              <w:right w:val="single" w:sz="4" w:space="0" w:color="CCCCCC"/>
+            </w:tcBorders>
+          </w:tcPr>
+          <w:p>
+            <w:pPr>
+              <w:spacing w:before="60" w:after="60" w:line="252" w:lineRule="auto"/>
+              <w:jc w:val="left"/>
+            </w:pPr>
+            <w:r/>
+            <w:r>
+              <w:t>715.50</w:t>
+            </w:r>
+          </w:p>
+        </w:tc>
+        <w:tc>
+          <w:tcPr>
+            <w:tcW w:type="dxa" w:w="1728"/>
+            <w:shd w:fill="FFFFFF"/>
+            <w:tcMar>
+              <w:top w:w="100" w:type="dxa"/>
+              <w:bottom w:w="100" w:type="dxa"/>
+              <w:left w:w="120" w:type="dxa"/>
+              <w:right w:w="120" w:type="dxa"/>
+            </w:tcMar>
+            <w:tcBorders>
+              <w:top w:val="single" w:sz="4" w:space="0" w:color="CCCCCC"/>
+              <w:bottom w:val="single" w:sz="4" w:space="0" w:color="CCCCCC"/>
+              <w:left w:val="single" w:sz="4" w:space="0" w:color="CCCCCC"/>
+              <w:right w:val="single" w:sz="4" w:space="0" w:color="CCCCCC"/>
+            </w:tcBorders>
+          </w:tcPr>
+          <w:p>
+            <w:pPr>
+              <w:spacing w:before="60" w:after="60" w:line="252" w:lineRule="auto"/>
+              <w:jc w:val="left"/>
+            </w:pPr>
+            <w:r/>
+            <w:r>
+              <w:rPr>
+                <w:b/>
+              </w:rPr>
+              <w:t>724.00</w:t>
+            </w:r>
+          </w:p>
+        </w:tc>
+        <w:tc>
+          <w:tcPr>
+            <w:tcW w:type="dxa" w:w="3456"/>
+            <w:shd w:fill="FFFFFF"/>
+            <w:tcMar>
+              <w:top w:w="100" w:type="dxa"/>
+              <w:bottom w:w="100" w:type="dxa"/>
+              <w:left w:w="120" w:type="dxa"/>
+              <w:right w:w="120" w:type="dxa"/>
+            </w:tcMar>
+            <w:tcBorders>
+              <w:top w:val="single" w:sz="4" w:space="0" w:color="CCCCCC"/>
+              <w:bottom w:val="single" w:sz="4" w:space="0" w:color="CCCCCC"/>
+              <w:left w:val="single" w:sz="4" w:space="0" w:color="CCCCCC"/>
+              <w:right w:val="single" w:sz="4" w:space="0" w:color="CCCCCC"/>
+            </w:tcBorders>
+          </w:tcPr>
+          <w:p>
+            <w:pPr>
+              <w:spacing w:before="60" w:after="60" w:line="252" w:lineRule="auto"/>
+              <w:jc w:val="left"/>
+            </w:pPr>
+            <w:r/>
+            <w:r>
+              <w:rPr>
+                <w:b/>
+              </w:rPr>
+              <w:t>+0.75</w:t>
+            </w:r>
+          </w:p>
+        </w:tc>
+        <w:tc>
+          <w:tcPr>
+            <w:tcW w:type="dxa" w:w="1440"/>
+            <w:shd w:fill="FFFFFF"/>
+            <w:tcMar>
+              <w:top w:w="100" w:type="dxa"/>
+              <w:bottom w:w="100" w:type="dxa"/>
+              <w:left w:w="120" w:type="dxa"/>
+              <w:right w:w="120" w:type="dxa"/>
+            </w:tcMar>
+            <w:tcBorders>
+              <w:top w:val="single" w:sz="4" w:space="0" w:color="CCCCCC"/>
+              <w:bottom w:val="single" w:sz="4" w:space="0" w:color="CCCCCC"/>
+              <w:left w:val="single" w:sz="4" w:space="0" w:color="CCCCCC"/>
+              <w:right w:val="single" w:sz="4" w:space="0" w:color="CCCCCC"/>
+            </w:tcBorders>
+          </w:tcPr>
+          <w:p>
+            <w:pPr>
+              <w:spacing w:before="60" w:after="60" w:line="252" w:lineRule="auto"/>
+              <w:jc w:val="left"/>
+            </w:pPr>
+            <w:r/>
+            <w:r>
+              <w:t>BULL</w:t>
+            </w:r>
+          </w:p>
+        </w:tc>
+      </w:tr>
+      <w:tr>
+        <w:tc>
+          <w:tcPr>
+            <w:tcW w:type="dxa" w:w="1584"/>
+            <w:shd w:fill="F8FAFC"/>
+            <w:tcMar>
+              <w:top w:w="100" w:type="dxa"/>
+              <w:bottom w:w="100" w:type="dxa"/>
+              <w:left w:w="120" w:type="dxa"/>
+              <w:right w:w="120" w:type="dxa"/>
+            </w:tcMar>
+            <w:tcBorders>
+              <w:top w:val="single" w:sz="4" w:space="0" w:color="CCCCCC"/>
+              <w:bottom w:val="single" w:sz="4" w:space="0" w:color="CCCCCC"/>
+              <w:left w:val="single" w:sz="4" w:space="0" w:color="CCCCCC"/>
+              <w:right w:val="single" w:sz="4" w:space="0" w:color="CCCCCC"/>
+            </w:tcBorders>
+          </w:tcPr>
+          <w:p>
+            <w:pPr>
+              <w:spacing w:before="60" w:after="60" w:line="252" w:lineRule="auto"/>
+              <w:jc w:val="left"/>
+            </w:pPr>
+            <w:r/>
+            <w:r>
+              <w:rPr>
+                <w:b/>
+              </w:rPr>
+              <w:t>Fri 28/08</w:t>
+            </w:r>
+          </w:p>
+        </w:tc>
+        <w:tc>
+          <w:tcPr>
+            <w:tcW w:type="dxa" w:w="864"/>
+            <w:shd w:fill="F8FAFC"/>
+            <w:tcMar>
+              <w:top w:w="100" w:type="dxa"/>
+              <w:bottom w:w="100" w:type="dxa"/>
+              <w:left w:w="120" w:type="dxa"/>
+              <w:right w:w="120" w:type="dxa"/>
+            </w:tcMar>
+            <w:tcBorders>
+              <w:top w:val="single" w:sz="4" w:space="0" w:color="CCCCCC"/>
+              <w:bottom w:val="single" w:sz="4" w:space="0" w:color="CCCCCC"/>
+              <w:left w:val="single" w:sz="4" w:space="0" w:color="CCCCCC"/>
+              <w:right w:val="single" w:sz="4" w:space="0" w:color="CCCCCC"/>
+            </w:tcBorders>
+          </w:tcPr>
+          <w:p>
+            <w:pPr>
+              <w:spacing w:before="60" w:after="60" w:line="252" w:lineRule="auto"/>
+              <w:jc w:val="left"/>
+            </w:pPr>
+            <w:r/>
+            <w:r>
+              <w:t>Asia 07-11</w:t>
+            </w:r>
+          </w:p>
+        </w:tc>
+        <w:tc>
+          <w:tcPr>
+            <w:tcW w:type="dxa" w:w="1440"/>
+            <w:shd w:fill="F8FAFC"/>
+            <w:tcMar>
+              <w:top w:w="100" w:type="dxa"/>
+              <w:bottom w:w="100" w:type="dxa"/>
+              <w:left w:w="120" w:type="dxa"/>
+              <w:right w:w="120" w:type="dxa"/>
+            </w:tcMar>
+            <w:tcBorders>
+              <w:top w:val="single" w:sz="4" w:space="0" w:color="CCCCCC"/>
+              <w:bottom w:val="single" w:sz="4" w:space="0" w:color="CCCCCC"/>
+              <w:left w:val="single" w:sz="4" w:space="0" w:color="CCCCCC"/>
+              <w:right w:val="single" w:sz="4" w:space="0" w:color="CCCCCC"/>
+            </w:tcBorders>
+          </w:tcPr>
+          <w:p>
+            <w:pPr>
+              <w:spacing w:before="60" w:after="60" w:line="252" w:lineRule="auto"/>
+              <w:jc w:val="left"/>
+            </w:pPr>
+            <w:r/>
+            <w:r>
+              <w:t>724.00</w:t>
+            </w:r>
+          </w:p>
+        </w:tc>
+        <w:tc>
+          <w:tcPr>
+            <w:tcW w:type="dxa" w:w="2016"/>
+            <w:shd w:fill="F8FAFC"/>
+            <w:tcMar>
+              <w:top w:w="100" w:type="dxa"/>
+              <w:bottom w:w="100" w:type="dxa"/>
+              <w:left w:w="120" w:type="dxa"/>
+              <w:right w:w="120" w:type="dxa"/>
+            </w:tcMar>
+            <w:tcBorders>
+              <w:top w:val="single" w:sz="4" w:space="0" w:color="CCCCCC"/>
+              <w:bottom w:val="single" w:sz="4" w:space="0" w:color="CCCCCC"/>
+              <w:left w:val="single" w:sz="4" w:space="0" w:color="CCCCCC"/>
+              <w:right w:val="single" w:sz="4" w:space="0" w:color="CCCCCC"/>
+            </w:tcBorders>
+          </w:tcPr>
+          <w:p>
+            <w:pPr>
+              <w:spacing w:before="60" w:after="60" w:line="252" w:lineRule="auto"/>
+              <w:jc w:val="left"/>
+            </w:pPr>
+            <w:r/>
+            <w:r>
+              <w:t>733.25</w:t>
+            </w:r>
+          </w:p>
+        </w:tc>
+        <w:tc>
+          <w:tcPr>
+            <w:tcW w:type="dxa" w:w="1152"/>
+            <w:shd w:fill="F8FAFC"/>
+            <w:tcMar>
+              <w:top w:w="100" w:type="dxa"/>
+              <w:bottom w:w="100" w:type="dxa"/>
+              <w:left w:w="120" w:type="dxa"/>
+              <w:right w:w="120" w:type="dxa"/>
+            </w:tcMar>
+            <w:tcBorders>
+              <w:top w:val="single" w:sz="4" w:space="0" w:color="CCCCCC"/>
+              <w:bottom w:val="single" w:sz="4" w:space="0" w:color="CCCCCC"/>
+              <w:left w:val="single" w:sz="4" w:space="0" w:color="CCCCCC"/>
+              <w:right w:val="single" w:sz="4" w:space="0" w:color="CCCCCC"/>
+            </w:tcBorders>
+          </w:tcPr>
+          <w:p>
+            <w:pPr>
+              <w:spacing w:before="60" w:after="60" w:line="252" w:lineRule="auto"/>
+              <w:jc w:val="left"/>
+            </w:pPr>
+            <w:r/>
+            <w:r>
+              <w:t>717.50</w:t>
+            </w:r>
+          </w:p>
+        </w:tc>
+        <w:tc>
+          <w:tcPr>
+            <w:tcW w:type="dxa" w:w="1728"/>
+            <w:shd w:fill="F8FAFC"/>
+            <w:tcMar>
+              <w:top w:w="100" w:type="dxa"/>
+              <w:bottom w:w="100" w:type="dxa"/>
+              <w:left w:w="120" w:type="dxa"/>
+              <w:right w:w="120" w:type="dxa"/>
+            </w:tcMar>
+            <w:tcBorders>
+              <w:top w:val="single" w:sz="4" w:space="0" w:color="CCCCCC"/>
+              <w:bottom w:val="single" w:sz="4" w:space="0" w:color="CCCCCC"/>
+              <w:left w:val="single" w:sz="4" w:space="0" w:color="CCCCCC"/>
+              <w:right w:val="single" w:sz="4" w:space="0" w:color="CCCCCC"/>
+            </w:tcBorders>
+          </w:tcPr>
+          <w:p>
+            <w:pPr>
+              <w:spacing w:before="60" w:after="60" w:line="252" w:lineRule="auto"/>
+              <w:jc w:val="left"/>
+            </w:pPr>
+            <w:r/>
+            <w:r>
+              <w:rPr>
+                <w:b/>
+              </w:rPr>
+              <w:t>723.25</w:t>
+            </w:r>
+          </w:p>
+        </w:tc>
+        <w:tc>
+          <w:tcPr>
+            <w:tcW w:type="dxa" w:w="3456"/>
+            <w:shd w:fill="F8FAFC"/>
             <w:tcMar>
               <w:top w:w="100" w:type="dxa"/>
               <w:bottom w:w="100" w:type="dxa"/>
@@ -27508,7 +30093,7 @@
         <w:tc>
           <w:tcPr>
             <w:tcW w:type="dxa" w:w="1440"/>
-            <w:shd w:fill="FFFFFF"/>
+            <w:shd w:fill="F8FAFC"/>
             <w:tcMar>
               <w:top w:w="100" w:type="dxa"/>
               <w:bottom w:w="100" w:type="dxa"/>
@@ -27538,7 +30123,7 @@
         <w:tc>
           <w:tcPr>
             <w:tcW w:type="dxa" w:w="1584"/>
-            <w:shd w:fill="F8FAFC"/>
+            <w:shd w:fill="FFFFFF"/>
             <w:tcMar>
               <w:top w:w="100" w:type="dxa"/>
               <w:bottom w:w="100" w:type="dxa"/>
@@ -27562,42 +30147,98 @@
               <w:rPr>
                 <w:b/>
               </w:rPr>
-              <w:t>Wed 26/08</w:t>
+              <w:t>Fri 28/08</w:t>
             </w:r>
           </w:p>
         </w:tc>
         <w:tc>
           <w:tcPr>
             <w:tcW w:type="dxa" w:w="864"/>
-            <w:shd w:fill="F8FAFC"/>
-            <w:tcMar>
-              <w:top w:w="100" w:type="dxa"/>
-              <w:bottom w:w="100" w:type="dxa"/>
-              <w:left w:w="120" w:type="dxa"/>
-              <w:right w:w="120" w:type="dxa"/>
-            </w:tcMar>
-            <w:tcBorders>
-              <w:top w:val="single" w:sz="4" w:space="0" w:color="CCCCCC"/>
-              <w:bottom w:val="single" w:sz="4" w:space="0" w:color="CCCCCC"/>
-              <w:left w:val="single" w:sz="4" w:space="0" w:color="CCCCCC"/>
-              <w:right w:val="single" w:sz="4" w:space="0" w:color="CCCCCC"/>
-            </w:tcBorders>
-          </w:tcPr>
-          <w:p>
-            <w:pPr>
-              <w:spacing w:before="60" w:after="60" w:line="252" w:lineRule="auto"/>
-              <w:jc w:val="left"/>
-            </w:pPr>
-            <w:r/>
-            <w:r>
-              <w:t>London 15-19</w:t>
+            <w:shd w:fill="FFFFFF"/>
+            <w:tcMar>
+              <w:top w:w="100" w:type="dxa"/>
+              <w:bottom w:w="100" w:type="dxa"/>
+              <w:left w:w="120" w:type="dxa"/>
+              <w:right w:w="120" w:type="dxa"/>
+            </w:tcMar>
+            <w:tcBorders>
+              <w:top w:val="single" w:sz="4" w:space="0" w:color="CCCCCC"/>
+              <w:bottom w:val="single" w:sz="4" w:space="0" w:color="CCCCCC"/>
+              <w:left w:val="single" w:sz="4" w:space="0" w:color="CCCCCC"/>
+              <w:right w:val="single" w:sz="4" w:space="0" w:color="CCCCCC"/>
+            </w:tcBorders>
+          </w:tcPr>
+          <w:p>
+            <w:pPr>
+              <w:spacing w:before="60" w:after="60" w:line="252" w:lineRule="auto"/>
+              <w:jc w:val="left"/>
+            </w:pPr>
+            <w:r/>
+            <w:r>
+              <w:t>Asia 11-15</w:t>
             </w:r>
           </w:p>
         </w:tc>
         <w:tc>
           <w:tcPr>
             <w:tcW w:type="dxa" w:w="1440"/>
-            <w:shd w:fill="F8FAFC"/>
+            <w:shd w:fill="FFFFFF"/>
+            <w:tcMar>
+              <w:top w:w="100" w:type="dxa"/>
+              <w:bottom w:w="100" w:type="dxa"/>
+              <w:left w:w="120" w:type="dxa"/>
+              <w:right w:w="120" w:type="dxa"/>
+            </w:tcMar>
+            <w:tcBorders>
+              <w:top w:val="single" w:sz="4" w:space="0" w:color="CCCCCC"/>
+              <w:bottom w:val="single" w:sz="4" w:space="0" w:color="CCCCCC"/>
+              <w:left w:val="single" w:sz="4" w:space="0" w:color="CCCCCC"/>
+              <w:right w:val="single" w:sz="4" w:space="0" w:color="CCCCCC"/>
+            </w:tcBorders>
+          </w:tcPr>
+          <w:p>
+            <w:pPr>
+              <w:spacing w:before="60" w:after="60" w:line="252" w:lineRule="auto"/>
+              <w:jc w:val="left"/>
+            </w:pPr>
+            <w:r/>
+            <w:r>
+              <w:t>723.25</w:t>
+            </w:r>
+          </w:p>
+        </w:tc>
+        <w:tc>
+          <w:tcPr>
+            <w:tcW w:type="dxa" w:w="2016"/>
+            <w:shd w:fill="FFFFFF"/>
+            <w:tcMar>
+              <w:top w:w="100" w:type="dxa"/>
+              <w:bottom w:w="100" w:type="dxa"/>
+              <w:left w:w="120" w:type="dxa"/>
+              <w:right w:w="120" w:type="dxa"/>
+            </w:tcMar>
+            <w:tcBorders>
+              <w:top w:val="single" w:sz="4" w:space="0" w:color="CCCCCC"/>
+              <w:bottom w:val="single" w:sz="4" w:space="0" w:color="CCCCCC"/>
+              <w:left w:val="single" w:sz="4" w:space="0" w:color="CCCCCC"/>
+              <w:right w:val="single" w:sz="4" w:space="0" w:color="CCCCCC"/>
+            </w:tcBorders>
+          </w:tcPr>
+          <w:p>
+            <w:pPr>
+              <w:spacing w:before="60" w:after="60" w:line="252" w:lineRule="auto"/>
+              <w:jc w:val="left"/>
+            </w:pPr>
+            <w:r/>
+            <w:r>
+              <w:t>730.75</w:t>
+            </w:r>
+          </w:p>
+        </w:tc>
+        <w:tc>
+          <w:tcPr>
+            <w:tcW w:type="dxa" w:w="1152"/>
+            <w:shd w:fill="FFFFFF"/>
             <w:tcMar>
               <w:top w:w="100" w:type="dxa"/>
               <w:bottom w:w="100" w:type="dxa"/>
@@ -27624,64 +30265,8 @@
         </w:tc>
         <w:tc>
           <w:tcPr>
-            <w:tcW w:type="dxa" w:w="2016"/>
-            <w:shd w:fill="F8FAFC"/>
-            <w:tcMar>
-              <w:top w:w="100" w:type="dxa"/>
-              <w:bottom w:w="100" w:type="dxa"/>
-              <w:left w:w="120" w:type="dxa"/>
-              <w:right w:w="120" w:type="dxa"/>
-            </w:tcMar>
-            <w:tcBorders>
-              <w:top w:val="single" w:sz="4" w:space="0" w:color="CCCCCC"/>
-              <w:bottom w:val="single" w:sz="4" w:space="0" w:color="CCCCCC"/>
-              <w:left w:val="single" w:sz="4" w:space="0" w:color="CCCCCC"/>
-              <w:right w:val="single" w:sz="4" w:space="0" w:color="CCCCCC"/>
-            </w:tcBorders>
-          </w:tcPr>
-          <w:p>
-            <w:pPr>
-              <w:spacing w:before="60" w:after="60" w:line="252" w:lineRule="auto"/>
-              <w:jc w:val="left"/>
-            </w:pPr>
-            <w:r/>
-            <w:r>
-              <w:t>730.75</w:t>
-            </w:r>
-          </w:p>
-        </w:tc>
-        <w:tc>
-          <w:tcPr>
-            <w:tcW w:type="dxa" w:w="1152"/>
-            <w:shd w:fill="F8FAFC"/>
-            <w:tcMar>
-              <w:top w:w="100" w:type="dxa"/>
-              <w:bottom w:w="100" w:type="dxa"/>
-              <w:left w:w="120" w:type="dxa"/>
-              <w:right w:w="120" w:type="dxa"/>
-            </w:tcMar>
-            <w:tcBorders>
-              <w:top w:val="single" w:sz="4" w:space="0" w:color="CCCCCC"/>
-              <w:bottom w:val="single" w:sz="4" w:space="0" w:color="CCCCCC"/>
-              <w:left w:val="single" w:sz="4" w:space="0" w:color="CCCCCC"/>
-              <w:right w:val="single" w:sz="4" w:space="0" w:color="CCCCCC"/>
-            </w:tcBorders>
-          </w:tcPr>
-          <w:p>
-            <w:pPr>
-              <w:spacing w:before="60" w:after="60" w:line="252" w:lineRule="auto"/>
-              <w:jc w:val="left"/>
-            </w:pPr>
-            <w:r/>
-            <w:r>
-              <w:t>704.25</w:t>
-            </w:r>
-          </w:p>
-        </w:tc>
-        <w:tc>
-          <w:tcPr>
             <w:tcW w:type="dxa" w:w="1728"/>
-            <w:shd w:fill="F8FAFC"/>
+            <w:shd w:fill="FFFFFF"/>
             <w:tcMar>
               <w:top w:w="100" w:type="dxa"/>
               <w:bottom w:w="100" w:type="dxa"/>
@@ -27705,7 +30290,712 @@
               <w:rPr>
                 <w:b/>
               </w:rPr>
-              <w:t>719.00</w:t>
+              <w:t>722.25</w:t>
+            </w:r>
+          </w:p>
+        </w:tc>
+        <w:tc>
+          <w:tcPr>
+            <w:tcW w:type="dxa" w:w="3456"/>
+            <w:shd w:fill="FFFFFF"/>
+            <w:tcMar>
+              <w:top w:w="100" w:type="dxa"/>
+              <w:bottom w:w="100" w:type="dxa"/>
+              <w:left w:w="120" w:type="dxa"/>
+              <w:right w:w="120" w:type="dxa"/>
+            </w:tcMar>
+            <w:tcBorders>
+              <w:top w:val="single" w:sz="4" w:space="0" w:color="CCCCCC"/>
+              <w:bottom w:val="single" w:sz="4" w:space="0" w:color="CCCCCC"/>
+              <w:left w:val="single" w:sz="4" w:space="0" w:color="CCCCCC"/>
+              <w:right w:val="single" w:sz="4" w:space="0" w:color="CCCCCC"/>
+            </w:tcBorders>
+          </w:tcPr>
+          <w:p>
+            <w:pPr>
+              <w:spacing w:before="60" w:after="60" w:line="252" w:lineRule="auto"/>
+              <w:jc w:val="left"/>
+            </w:pPr>
+            <w:r/>
+            <w:r>
+              <w:rPr>
+                <w:b/>
+              </w:rPr>
+              <w:t>-1.00</w:t>
+            </w:r>
+          </w:p>
+        </w:tc>
+        <w:tc>
+          <w:tcPr>
+            <w:tcW w:type="dxa" w:w="1440"/>
+            <w:shd w:fill="FFFFFF"/>
+            <w:tcMar>
+              <w:top w:w="100" w:type="dxa"/>
+              <w:bottom w:w="100" w:type="dxa"/>
+              <w:left w:w="120" w:type="dxa"/>
+              <w:right w:w="120" w:type="dxa"/>
+            </w:tcMar>
+            <w:tcBorders>
+              <w:top w:val="single" w:sz="4" w:space="0" w:color="CCCCCC"/>
+              <w:bottom w:val="single" w:sz="4" w:space="0" w:color="CCCCCC"/>
+              <w:left w:val="single" w:sz="4" w:space="0" w:color="CCCCCC"/>
+              <w:right w:val="single" w:sz="4" w:space="0" w:color="CCCCCC"/>
+            </w:tcBorders>
+          </w:tcPr>
+          <w:p>
+            <w:pPr>
+              <w:spacing w:before="60" w:after="60" w:line="252" w:lineRule="auto"/>
+              <w:jc w:val="left"/>
+            </w:pPr>
+            <w:r/>
+            <w:r>
+              <w:t>BEAR</w:t>
+            </w:r>
+          </w:p>
+        </w:tc>
+      </w:tr>
+      <w:tr>
+        <w:tc>
+          <w:tcPr>
+            <w:tcW w:type="dxa" w:w="1584"/>
+            <w:shd w:fill="F8FAFC"/>
+            <w:tcMar>
+              <w:top w:w="100" w:type="dxa"/>
+              <w:bottom w:w="100" w:type="dxa"/>
+              <w:left w:w="120" w:type="dxa"/>
+              <w:right w:w="120" w:type="dxa"/>
+            </w:tcMar>
+            <w:tcBorders>
+              <w:top w:val="single" w:sz="4" w:space="0" w:color="CCCCCC"/>
+              <w:bottom w:val="single" w:sz="4" w:space="0" w:color="CCCCCC"/>
+              <w:left w:val="single" w:sz="4" w:space="0" w:color="CCCCCC"/>
+              <w:right w:val="single" w:sz="4" w:space="0" w:color="CCCCCC"/>
+            </w:tcBorders>
+          </w:tcPr>
+          <w:p>
+            <w:pPr>
+              <w:spacing w:before="60" w:after="60" w:line="252" w:lineRule="auto"/>
+              <w:jc w:val="left"/>
+            </w:pPr>
+            <w:r/>
+            <w:r>
+              <w:rPr>
+                <w:b/>
+              </w:rPr>
+              <w:t>Fri 28/08</w:t>
+            </w:r>
+          </w:p>
+        </w:tc>
+        <w:tc>
+          <w:tcPr>
+            <w:tcW w:type="dxa" w:w="864"/>
+            <w:shd w:fill="F8FAFC"/>
+            <w:tcMar>
+              <w:top w:w="100" w:type="dxa"/>
+              <w:bottom w:w="100" w:type="dxa"/>
+              <w:left w:w="120" w:type="dxa"/>
+              <w:right w:w="120" w:type="dxa"/>
+            </w:tcMar>
+            <w:tcBorders>
+              <w:top w:val="single" w:sz="4" w:space="0" w:color="CCCCCC"/>
+              <w:bottom w:val="single" w:sz="4" w:space="0" w:color="CCCCCC"/>
+              <w:left w:val="single" w:sz="4" w:space="0" w:color="CCCCCC"/>
+              <w:right w:val="single" w:sz="4" w:space="0" w:color="CCCCCC"/>
+            </w:tcBorders>
+          </w:tcPr>
+          <w:p>
+            <w:pPr>
+              <w:spacing w:before="60" w:after="60" w:line="252" w:lineRule="auto"/>
+              <w:jc w:val="left"/>
+            </w:pPr>
+            <w:r/>
+            <w:r>
+              <w:t>London 15-19</w:t>
+            </w:r>
+          </w:p>
+        </w:tc>
+        <w:tc>
+          <w:tcPr>
+            <w:tcW w:type="dxa" w:w="1440"/>
+            <w:shd w:fill="F8FAFC"/>
+            <w:tcMar>
+              <w:top w:w="100" w:type="dxa"/>
+              <w:bottom w:w="100" w:type="dxa"/>
+              <w:left w:w="120" w:type="dxa"/>
+              <w:right w:w="120" w:type="dxa"/>
+            </w:tcMar>
+            <w:tcBorders>
+              <w:top w:val="single" w:sz="4" w:space="0" w:color="CCCCCC"/>
+              <w:bottom w:val="single" w:sz="4" w:space="0" w:color="CCCCCC"/>
+              <w:left w:val="single" w:sz="4" w:space="0" w:color="CCCCCC"/>
+              <w:right w:val="single" w:sz="4" w:space="0" w:color="CCCCCC"/>
+            </w:tcBorders>
+          </w:tcPr>
+          <w:p>
+            <w:pPr>
+              <w:spacing w:before="60" w:after="60" w:line="252" w:lineRule="auto"/>
+              <w:jc w:val="left"/>
+            </w:pPr>
+            <w:r/>
+            <w:r>
+              <w:t>722.25</w:t>
+            </w:r>
+          </w:p>
+        </w:tc>
+        <w:tc>
+          <w:tcPr>
+            <w:tcW w:type="dxa" w:w="2016"/>
+            <w:shd w:fill="F8FAFC"/>
+            <w:tcMar>
+              <w:top w:w="100" w:type="dxa"/>
+              <w:bottom w:w="100" w:type="dxa"/>
+              <w:left w:w="120" w:type="dxa"/>
+              <w:right w:w="120" w:type="dxa"/>
+            </w:tcMar>
+            <w:tcBorders>
+              <w:top w:val="single" w:sz="4" w:space="0" w:color="CCCCCC"/>
+              <w:bottom w:val="single" w:sz="4" w:space="0" w:color="CCCCCC"/>
+              <w:left w:val="single" w:sz="4" w:space="0" w:color="CCCCCC"/>
+              <w:right w:val="single" w:sz="4" w:space="0" w:color="CCCCCC"/>
+            </w:tcBorders>
+          </w:tcPr>
+          <w:p>
+            <w:pPr>
+              <w:spacing w:before="60" w:after="60" w:line="252" w:lineRule="auto"/>
+              <w:jc w:val="left"/>
+            </w:pPr>
+            <w:r/>
+            <w:r>
+              <w:t>729.25</w:t>
+            </w:r>
+          </w:p>
+        </w:tc>
+        <w:tc>
+          <w:tcPr>
+            <w:tcW w:type="dxa" w:w="1152"/>
+            <w:shd w:fill="F8FAFC"/>
+            <w:tcMar>
+              <w:top w:w="100" w:type="dxa"/>
+              <w:bottom w:w="100" w:type="dxa"/>
+              <w:left w:w="120" w:type="dxa"/>
+              <w:right w:w="120" w:type="dxa"/>
+            </w:tcMar>
+            <w:tcBorders>
+              <w:top w:val="single" w:sz="4" w:space="0" w:color="CCCCCC"/>
+              <w:bottom w:val="single" w:sz="4" w:space="0" w:color="CCCCCC"/>
+              <w:left w:val="single" w:sz="4" w:space="0" w:color="CCCCCC"/>
+              <w:right w:val="single" w:sz="4" w:space="0" w:color="CCCCCC"/>
+            </w:tcBorders>
+          </w:tcPr>
+          <w:p>
+            <w:pPr>
+              <w:spacing w:before="60" w:after="60" w:line="252" w:lineRule="auto"/>
+              <w:jc w:val="left"/>
+            </w:pPr>
+            <w:r/>
+            <w:r>
+              <w:t>708.75</w:t>
+            </w:r>
+          </w:p>
+        </w:tc>
+        <w:tc>
+          <w:tcPr>
+            <w:tcW w:type="dxa" w:w="1728"/>
+            <w:shd w:fill="F8FAFC"/>
+            <w:tcMar>
+              <w:top w:w="100" w:type="dxa"/>
+              <w:bottom w:w="100" w:type="dxa"/>
+              <w:left w:w="120" w:type="dxa"/>
+              <w:right w:w="120" w:type="dxa"/>
+            </w:tcMar>
+            <w:tcBorders>
+              <w:top w:val="single" w:sz="4" w:space="0" w:color="CCCCCC"/>
+              <w:bottom w:val="single" w:sz="4" w:space="0" w:color="CCCCCC"/>
+              <w:left w:val="single" w:sz="4" w:space="0" w:color="CCCCCC"/>
+              <w:right w:val="single" w:sz="4" w:space="0" w:color="CCCCCC"/>
+            </w:tcBorders>
+          </w:tcPr>
+          <w:p>
+            <w:pPr>
+              <w:spacing w:before="60" w:after="60" w:line="252" w:lineRule="auto"/>
+              <w:jc w:val="left"/>
+            </w:pPr>
+            <w:r/>
+            <w:r>
+              <w:rPr>
+                <w:b/>
+              </w:rPr>
+              <w:t>723.00</w:t>
+            </w:r>
+          </w:p>
+        </w:tc>
+        <w:tc>
+          <w:tcPr>
+            <w:tcW w:type="dxa" w:w="3456"/>
+            <w:shd w:fill="F8FAFC"/>
+            <w:tcMar>
+              <w:top w:w="100" w:type="dxa"/>
+              <w:bottom w:w="100" w:type="dxa"/>
+              <w:left w:w="120" w:type="dxa"/>
+              <w:right w:w="120" w:type="dxa"/>
+            </w:tcMar>
+            <w:tcBorders>
+              <w:top w:val="single" w:sz="4" w:space="0" w:color="CCCCCC"/>
+              <w:bottom w:val="single" w:sz="4" w:space="0" w:color="CCCCCC"/>
+              <w:left w:val="single" w:sz="4" w:space="0" w:color="CCCCCC"/>
+              <w:right w:val="single" w:sz="4" w:space="0" w:color="CCCCCC"/>
+            </w:tcBorders>
+          </w:tcPr>
+          <w:p>
+            <w:pPr>
+              <w:spacing w:before="60" w:after="60" w:line="252" w:lineRule="auto"/>
+              <w:jc w:val="left"/>
+            </w:pPr>
+            <w:r/>
+            <w:r>
+              <w:rPr>
+                <w:b/>
+              </w:rPr>
+              <w:t>+0.75</w:t>
+            </w:r>
+          </w:p>
+        </w:tc>
+        <w:tc>
+          <w:tcPr>
+            <w:tcW w:type="dxa" w:w="1440"/>
+            <w:shd w:fill="F8FAFC"/>
+            <w:tcMar>
+              <w:top w:w="100" w:type="dxa"/>
+              <w:bottom w:w="100" w:type="dxa"/>
+              <w:left w:w="120" w:type="dxa"/>
+              <w:right w:w="120" w:type="dxa"/>
+            </w:tcMar>
+            <w:tcBorders>
+              <w:top w:val="single" w:sz="4" w:space="0" w:color="CCCCCC"/>
+              <w:bottom w:val="single" w:sz="4" w:space="0" w:color="CCCCCC"/>
+              <w:left w:val="single" w:sz="4" w:space="0" w:color="CCCCCC"/>
+              <w:right w:val="single" w:sz="4" w:space="0" w:color="CCCCCC"/>
+            </w:tcBorders>
+          </w:tcPr>
+          <w:p>
+            <w:pPr>
+              <w:spacing w:before="60" w:after="60" w:line="252" w:lineRule="auto"/>
+              <w:jc w:val="left"/>
+            </w:pPr>
+            <w:r/>
+            <w:r>
+              <w:t>BULL</w:t>
+            </w:r>
+          </w:p>
+        </w:tc>
+      </w:tr>
+      <w:tr>
+        <w:tc>
+          <w:tcPr>
+            <w:tcW w:type="dxa" w:w="1584"/>
+            <w:shd w:fill="FFFFFF"/>
+            <w:tcMar>
+              <w:top w:w="100" w:type="dxa"/>
+              <w:bottom w:w="100" w:type="dxa"/>
+              <w:left w:w="120" w:type="dxa"/>
+              <w:right w:w="120" w:type="dxa"/>
+            </w:tcMar>
+            <w:tcBorders>
+              <w:top w:val="single" w:sz="4" w:space="0" w:color="CCCCCC"/>
+              <w:bottom w:val="single" w:sz="4" w:space="0" w:color="CCCCCC"/>
+              <w:left w:val="single" w:sz="4" w:space="0" w:color="CCCCCC"/>
+              <w:right w:val="single" w:sz="4" w:space="0" w:color="CCCCCC"/>
+            </w:tcBorders>
+          </w:tcPr>
+          <w:p>
+            <w:pPr>
+              <w:spacing w:before="60" w:after="60" w:line="252" w:lineRule="auto"/>
+              <w:jc w:val="left"/>
+            </w:pPr>
+            <w:r/>
+            <w:r>
+              <w:rPr>
+                <w:b/>
+              </w:rPr>
+              <w:t>Fri 28/08</w:t>
+            </w:r>
+          </w:p>
+        </w:tc>
+        <w:tc>
+          <w:tcPr>
+            <w:tcW w:type="dxa" w:w="864"/>
+            <w:shd w:fill="FFFFFF"/>
+            <w:tcMar>
+              <w:top w:w="100" w:type="dxa"/>
+              <w:bottom w:w="100" w:type="dxa"/>
+              <w:left w:w="120" w:type="dxa"/>
+              <w:right w:w="120" w:type="dxa"/>
+            </w:tcMar>
+            <w:tcBorders>
+              <w:top w:val="single" w:sz="4" w:space="0" w:color="CCCCCC"/>
+              <w:bottom w:val="single" w:sz="4" w:space="0" w:color="CCCCCC"/>
+              <w:left w:val="single" w:sz="4" w:space="0" w:color="CCCCCC"/>
+              <w:right w:val="single" w:sz="4" w:space="0" w:color="CCCCCC"/>
+            </w:tcBorders>
+          </w:tcPr>
+          <w:p>
+            <w:pPr>
+              <w:spacing w:before="60" w:after="60" w:line="252" w:lineRule="auto"/>
+              <w:jc w:val="left"/>
+            </w:pPr>
+            <w:r/>
+            <w:r>
+              <w:t>Pre-NY 19-21</w:t>
+            </w:r>
+          </w:p>
+        </w:tc>
+        <w:tc>
+          <w:tcPr>
+            <w:tcW w:type="dxa" w:w="1440"/>
+            <w:shd w:fill="FFFFFF"/>
+            <w:tcMar>
+              <w:top w:w="100" w:type="dxa"/>
+              <w:bottom w:w="100" w:type="dxa"/>
+              <w:left w:w="120" w:type="dxa"/>
+              <w:right w:w="120" w:type="dxa"/>
+            </w:tcMar>
+            <w:tcBorders>
+              <w:top w:val="single" w:sz="4" w:space="0" w:color="CCCCCC"/>
+              <w:bottom w:val="single" w:sz="4" w:space="0" w:color="CCCCCC"/>
+              <w:left w:val="single" w:sz="4" w:space="0" w:color="CCCCCC"/>
+              <w:right w:val="single" w:sz="4" w:space="0" w:color="CCCCCC"/>
+            </w:tcBorders>
+          </w:tcPr>
+          <w:p>
+            <w:pPr>
+              <w:spacing w:before="60" w:after="60" w:line="252" w:lineRule="auto"/>
+              <w:jc w:val="left"/>
+            </w:pPr>
+            <w:r/>
+            <w:r>
+              <w:t>723.00</w:t>
+            </w:r>
+          </w:p>
+        </w:tc>
+        <w:tc>
+          <w:tcPr>
+            <w:tcW w:type="dxa" w:w="2016"/>
+            <w:shd w:fill="FFFFFF"/>
+            <w:tcMar>
+              <w:top w:w="100" w:type="dxa"/>
+              <w:bottom w:w="100" w:type="dxa"/>
+              <w:left w:w="120" w:type="dxa"/>
+              <w:right w:w="120" w:type="dxa"/>
+            </w:tcMar>
+            <w:tcBorders>
+              <w:top w:val="single" w:sz="4" w:space="0" w:color="CCCCCC"/>
+              <w:bottom w:val="single" w:sz="4" w:space="0" w:color="CCCCCC"/>
+              <w:left w:val="single" w:sz="4" w:space="0" w:color="CCCCCC"/>
+              <w:right w:val="single" w:sz="4" w:space="0" w:color="CCCCCC"/>
+            </w:tcBorders>
+          </w:tcPr>
+          <w:p>
+            <w:pPr>
+              <w:spacing w:before="60" w:after="60" w:line="252" w:lineRule="auto"/>
+              <w:jc w:val="left"/>
+            </w:pPr>
+            <w:r/>
+            <w:r>
+              <w:t>732.25</w:t>
+            </w:r>
+          </w:p>
+        </w:tc>
+        <w:tc>
+          <w:tcPr>
+            <w:tcW w:type="dxa" w:w="1152"/>
+            <w:shd w:fill="FFFFFF"/>
+            <w:tcMar>
+              <w:top w:w="100" w:type="dxa"/>
+              <w:bottom w:w="100" w:type="dxa"/>
+              <w:left w:w="120" w:type="dxa"/>
+              <w:right w:w="120" w:type="dxa"/>
+            </w:tcMar>
+            <w:tcBorders>
+              <w:top w:val="single" w:sz="4" w:space="0" w:color="CCCCCC"/>
+              <w:bottom w:val="single" w:sz="4" w:space="0" w:color="CCCCCC"/>
+              <w:left w:val="single" w:sz="4" w:space="0" w:color="CCCCCC"/>
+              <w:right w:val="single" w:sz="4" w:space="0" w:color="CCCCCC"/>
+            </w:tcBorders>
+          </w:tcPr>
+          <w:p>
+            <w:pPr>
+              <w:spacing w:before="60" w:after="60" w:line="252" w:lineRule="auto"/>
+              <w:jc w:val="left"/>
+            </w:pPr>
+            <w:r/>
+            <w:r>
+              <w:t>715.75</w:t>
+            </w:r>
+          </w:p>
+        </w:tc>
+        <w:tc>
+          <w:tcPr>
+            <w:tcW w:type="dxa" w:w="1728"/>
+            <w:shd w:fill="FFFFFF"/>
+            <w:tcMar>
+              <w:top w:w="100" w:type="dxa"/>
+              <w:bottom w:w="100" w:type="dxa"/>
+              <w:left w:w="120" w:type="dxa"/>
+              <w:right w:w="120" w:type="dxa"/>
+            </w:tcMar>
+            <w:tcBorders>
+              <w:top w:val="single" w:sz="4" w:space="0" w:color="CCCCCC"/>
+              <w:bottom w:val="single" w:sz="4" w:space="0" w:color="CCCCCC"/>
+              <w:left w:val="single" w:sz="4" w:space="0" w:color="CCCCCC"/>
+              <w:right w:val="single" w:sz="4" w:space="0" w:color="CCCCCC"/>
+            </w:tcBorders>
+          </w:tcPr>
+          <w:p>
+            <w:pPr>
+              <w:spacing w:before="60" w:after="60" w:line="252" w:lineRule="auto"/>
+              <w:jc w:val="left"/>
+            </w:pPr>
+            <w:r/>
+            <w:r>
+              <w:rPr>
+                <w:b/>
+              </w:rPr>
+              <w:t>722.75</w:t>
+            </w:r>
+          </w:p>
+        </w:tc>
+        <w:tc>
+          <w:tcPr>
+            <w:tcW w:type="dxa" w:w="3456"/>
+            <w:shd w:fill="FFFFFF"/>
+            <w:tcMar>
+              <w:top w:w="100" w:type="dxa"/>
+              <w:bottom w:w="100" w:type="dxa"/>
+              <w:left w:w="120" w:type="dxa"/>
+              <w:right w:w="120" w:type="dxa"/>
+            </w:tcMar>
+            <w:tcBorders>
+              <w:top w:val="single" w:sz="4" w:space="0" w:color="CCCCCC"/>
+              <w:bottom w:val="single" w:sz="4" w:space="0" w:color="CCCCCC"/>
+              <w:left w:val="single" w:sz="4" w:space="0" w:color="CCCCCC"/>
+              <w:right w:val="single" w:sz="4" w:space="0" w:color="CCCCCC"/>
+            </w:tcBorders>
+          </w:tcPr>
+          <w:p>
+            <w:pPr>
+              <w:spacing w:before="60" w:after="60" w:line="252" w:lineRule="auto"/>
+              <w:jc w:val="left"/>
+            </w:pPr>
+            <w:r/>
+            <w:r>
+              <w:rPr>
+                <w:b/>
+              </w:rPr>
+              <w:t>-0.25</w:t>
+            </w:r>
+          </w:p>
+        </w:tc>
+        <w:tc>
+          <w:tcPr>
+            <w:tcW w:type="dxa" w:w="1440"/>
+            <w:shd w:fill="FFFFFF"/>
+            <w:tcMar>
+              <w:top w:w="100" w:type="dxa"/>
+              <w:bottom w:w="100" w:type="dxa"/>
+              <w:left w:w="120" w:type="dxa"/>
+              <w:right w:w="120" w:type="dxa"/>
+            </w:tcMar>
+            <w:tcBorders>
+              <w:top w:val="single" w:sz="4" w:space="0" w:color="CCCCCC"/>
+              <w:bottom w:val="single" w:sz="4" w:space="0" w:color="CCCCCC"/>
+              <w:left w:val="single" w:sz="4" w:space="0" w:color="CCCCCC"/>
+              <w:right w:val="single" w:sz="4" w:space="0" w:color="CCCCCC"/>
+            </w:tcBorders>
+          </w:tcPr>
+          <w:p>
+            <w:pPr>
+              <w:spacing w:before="60" w:after="60" w:line="252" w:lineRule="auto"/>
+              <w:jc w:val="left"/>
+            </w:pPr>
+            <w:r/>
+            <w:r>
+              <w:t>BEAR</w:t>
+            </w:r>
+          </w:p>
+        </w:tc>
+      </w:tr>
+      <w:tr>
+        <w:tc>
+          <w:tcPr>
+            <w:tcW w:type="dxa" w:w="1584"/>
+            <w:shd w:fill="F8FAFC"/>
+            <w:tcMar>
+              <w:top w:w="100" w:type="dxa"/>
+              <w:bottom w:w="100" w:type="dxa"/>
+              <w:left w:w="120" w:type="dxa"/>
+              <w:right w:w="120" w:type="dxa"/>
+            </w:tcMar>
+            <w:tcBorders>
+              <w:top w:val="single" w:sz="4" w:space="0" w:color="CCCCCC"/>
+              <w:bottom w:val="single" w:sz="4" w:space="0" w:color="CCCCCC"/>
+              <w:left w:val="single" w:sz="4" w:space="0" w:color="CCCCCC"/>
+              <w:right w:val="single" w:sz="4" w:space="0" w:color="CCCCCC"/>
+            </w:tcBorders>
+          </w:tcPr>
+          <w:p>
+            <w:pPr>
+              <w:spacing w:before="60" w:after="60" w:line="252" w:lineRule="auto"/>
+              <w:jc w:val="left"/>
+            </w:pPr>
+            <w:r/>
+            <w:r>
+              <w:rPr>
+                <w:b/>
+              </w:rPr>
+              <w:t>Fri 28/08</w:t>
+            </w:r>
+          </w:p>
+        </w:tc>
+        <w:tc>
+          <w:tcPr>
+            <w:tcW w:type="dxa" w:w="864"/>
+            <w:shd w:fill="F8FAFC"/>
+            <w:tcMar>
+              <w:top w:w="100" w:type="dxa"/>
+              <w:bottom w:w="100" w:type="dxa"/>
+              <w:left w:w="120" w:type="dxa"/>
+              <w:right w:w="120" w:type="dxa"/>
+            </w:tcMar>
+            <w:tcBorders>
+              <w:top w:val="single" w:sz="4" w:space="0" w:color="CCCCCC"/>
+              <w:bottom w:val="single" w:sz="4" w:space="0" w:color="CCCCCC"/>
+              <w:left w:val="single" w:sz="4" w:space="0" w:color="CCCCCC"/>
+              <w:right w:val="single" w:sz="4" w:space="0" w:color="CCCCCC"/>
+            </w:tcBorders>
+          </w:tcPr>
+          <w:p>
+            <w:pPr>
+              <w:spacing w:before="60" w:after="60" w:line="252" w:lineRule="auto"/>
+              <w:jc w:val="left"/>
+            </w:pPr>
+            <w:r/>
+            <w:r>
+              <w:t>NY Open 21-23</w:t>
+            </w:r>
+          </w:p>
+        </w:tc>
+        <w:tc>
+          <w:tcPr>
+            <w:tcW w:type="dxa" w:w="1440"/>
+            <w:shd w:fill="F8FAFC"/>
+            <w:tcMar>
+              <w:top w:w="100" w:type="dxa"/>
+              <w:bottom w:w="100" w:type="dxa"/>
+              <w:left w:w="120" w:type="dxa"/>
+              <w:right w:w="120" w:type="dxa"/>
+            </w:tcMar>
+            <w:tcBorders>
+              <w:top w:val="single" w:sz="4" w:space="0" w:color="CCCCCC"/>
+              <w:bottom w:val="single" w:sz="4" w:space="0" w:color="CCCCCC"/>
+              <w:left w:val="single" w:sz="4" w:space="0" w:color="CCCCCC"/>
+              <w:right w:val="single" w:sz="4" w:space="0" w:color="CCCCCC"/>
+            </w:tcBorders>
+          </w:tcPr>
+          <w:p>
+            <w:pPr>
+              <w:spacing w:before="60" w:after="60" w:line="252" w:lineRule="auto"/>
+              <w:jc w:val="left"/>
+            </w:pPr>
+            <w:r/>
+            <w:r>
+              <w:t>722.75</w:t>
+            </w:r>
+          </w:p>
+        </w:tc>
+        <w:tc>
+          <w:tcPr>
+            <w:tcW w:type="dxa" w:w="2016"/>
+            <w:shd w:fill="F8FAFC"/>
+            <w:tcMar>
+              <w:top w:w="100" w:type="dxa"/>
+              <w:bottom w:w="100" w:type="dxa"/>
+              <w:left w:w="120" w:type="dxa"/>
+              <w:right w:w="120" w:type="dxa"/>
+            </w:tcMar>
+            <w:tcBorders>
+              <w:top w:val="single" w:sz="4" w:space="0" w:color="CCCCCC"/>
+              <w:bottom w:val="single" w:sz="4" w:space="0" w:color="CCCCCC"/>
+              <w:left w:val="single" w:sz="4" w:space="0" w:color="CCCCCC"/>
+              <w:right w:val="single" w:sz="4" w:space="0" w:color="CCCCCC"/>
+            </w:tcBorders>
+          </w:tcPr>
+          <w:p>
+            <w:pPr>
+              <w:spacing w:before="60" w:after="60" w:line="252" w:lineRule="auto"/>
+              <w:jc w:val="left"/>
+            </w:pPr>
+            <w:r/>
+            <w:r>
+              <w:t>731.25</w:t>
+            </w:r>
+          </w:p>
+        </w:tc>
+        <w:tc>
+          <w:tcPr>
+            <w:tcW w:type="dxa" w:w="1152"/>
+            <w:shd w:fill="F8FAFC"/>
+            <w:tcMar>
+              <w:top w:w="100" w:type="dxa"/>
+              <w:bottom w:w="100" w:type="dxa"/>
+              <w:left w:w="120" w:type="dxa"/>
+              <w:right w:w="120" w:type="dxa"/>
+            </w:tcMar>
+            <w:tcBorders>
+              <w:top w:val="single" w:sz="4" w:space="0" w:color="CCCCCC"/>
+              <w:bottom w:val="single" w:sz="4" w:space="0" w:color="CCCCCC"/>
+              <w:left w:val="single" w:sz="4" w:space="0" w:color="CCCCCC"/>
+              <w:right w:val="single" w:sz="4" w:space="0" w:color="CCCCCC"/>
+            </w:tcBorders>
+          </w:tcPr>
+          <w:p>
+            <w:pPr>
+              <w:spacing w:before="60" w:after="60" w:line="252" w:lineRule="auto"/>
+              <w:jc w:val="left"/>
+            </w:pPr>
+            <w:r/>
+            <w:r>
+              <w:t>708.75</w:t>
+            </w:r>
+          </w:p>
+        </w:tc>
+        <w:tc>
+          <w:tcPr>
+            <w:tcW w:type="dxa" w:w="1728"/>
+            <w:shd w:fill="F8FAFC"/>
+            <w:tcMar>
+              <w:top w:w="100" w:type="dxa"/>
+              <w:bottom w:w="100" w:type="dxa"/>
+              <w:left w:w="120" w:type="dxa"/>
+              <w:right w:w="120" w:type="dxa"/>
+            </w:tcMar>
+            <w:tcBorders>
+              <w:top w:val="single" w:sz="4" w:space="0" w:color="CCCCCC"/>
+              <w:bottom w:val="single" w:sz="4" w:space="0" w:color="CCCCCC"/>
+              <w:left w:val="single" w:sz="4" w:space="0" w:color="CCCCCC"/>
+              <w:right w:val="single" w:sz="4" w:space="0" w:color="CCCCCC"/>
+            </w:tcBorders>
+          </w:tcPr>
+          <w:p>
+            <w:pPr>
+              <w:spacing w:before="60" w:after="60" w:line="252" w:lineRule="auto"/>
+              <w:jc w:val="left"/>
+            </w:pPr>
+            <w:r/>
+            <w:r>
+              <w:rPr>
+                <w:b/>
+              </w:rPr>
+              <w:t>724.50</w:t>
             </w:r>
           </w:p>
         </w:tc>
@@ -27797,7 +31087,7 @@
               <w:rPr>
                 <w:b/>
               </w:rPr>
-              <w:t>Wed 26/08</w:t>
+              <w:t>Fri 28/08</w:t>
             </w:r>
           </w:p>
         </w:tc>
@@ -27825,7 +31115,7 @@
             </w:pPr>
             <w:r/>
             <w:r>
-              <w:t>Pre-NY 19-21</w:t>
+              <w:t>NY Close 23-01</w:t>
             </w:r>
           </w:p>
         </w:tc>
@@ -27853,7 +31143,7 @@
             </w:pPr>
             <w:r/>
             <w:r>
-              <w:t>719.00</w:t>
+              <w:t>724.50</w:t>
             </w:r>
           </w:p>
         </w:tc>
@@ -27881,7 +31171,7 @@
             </w:pPr>
             <w:r/>
             <w:r>
-              <w:t>728.25</w:t>
+              <w:t>730.75</w:t>
             </w:r>
           </w:p>
         </w:tc>
@@ -27909,7 +31199,7 @@
             </w:pPr>
             <w:r/>
             <w:r>
-              <w:t>708.25</w:t>
+              <w:t>718.00</w:t>
             </w:r>
           </w:p>
         </w:tc>
@@ -27940,3297 +31230,7 @@
               <w:rPr>
                 <w:b/>
               </w:rPr>
-              <w:t>719.50</w:t>
-            </w:r>
-          </w:p>
-        </w:tc>
-        <w:tc>
-          <w:tcPr>
-            <w:tcW w:type="dxa" w:w="3456"/>
-            <w:shd w:fill="FFFFFF"/>
-            <w:tcMar>
-              <w:top w:w="100" w:type="dxa"/>
-              <w:bottom w:w="100" w:type="dxa"/>
-              <w:left w:w="120" w:type="dxa"/>
-              <w:right w:w="120" w:type="dxa"/>
-            </w:tcMar>
-            <w:tcBorders>
-              <w:top w:val="single" w:sz="4" w:space="0" w:color="CCCCCC"/>
-              <w:bottom w:val="single" w:sz="4" w:space="0" w:color="CCCCCC"/>
-              <w:left w:val="single" w:sz="4" w:space="0" w:color="CCCCCC"/>
-              <w:right w:val="single" w:sz="4" w:space="0" w:color="CCCCCC"/>
-            </w:tcBorders>
-          </w:tcPr>
-          <w:p>
-            <w:pPr>
-              <w:spacing w:before="60" w:after="60" w:line="252" w:lineRule="auto"/>
-              <w:jc w:val="left"/>
-            </w:pPr>
-            <w:r/>
-            <w:r>
-              <w:rPr>
-                <w:b/>
-              </w:rPr>
-              <w:t>+0.50</w:t>
-            </w:r>
-          </w:p>
-        </w:tc>
-        <w:tc>
-          <w:tcPr>
-            <w:tcW w:type="dxa" w:w="1440"/>
-            <w:shd w:fill="FFFFFF"/>
-            <w:tcMar>
-              <w:top w:w="100" w:type="dxa"/>
-              <w:bottom w:w="100" w:type="dxa"/>
-              <w:left w:w="120" w:type="dxa"/>
-              <w:right w:w="120" w:type="dxa"/>
-            </w:tcMar>
-            <w:tcBorders>
-              <w:top w:val="single" w:sz="4" w:space="0" w:color="CCCCCC"/>
-              <w:bottom w:val="single" w:sz="4" w:space="0" w:color="CCCCCC"/>
-              <w:left w:val="single" w:sz="4" w:space="0" w:color="CCCCCC"/>
-              <w:right w:val="single" w:sz="4" w:space="0" w:color="CCCCCC"/>
-            </w:tcBorders>
-          </w:tcPr>
-          <w:p>
-            <w:pPr>
-              <w:spacing w:before="60" w:after="60" w:line="252" w:lineRule="auto"/>
-              <w:jc w:val="left"/>
-            </w:pPr>
-            <w:r/>
-            <w:r>
-              <w:t>BULL</w:t>
-            </w:r>
-          </w:p>
-        </w:tc>
-      </w:tr>
-      <w:tr>
-        <w:tc>
-          <w:tcPr>
-            <w:tcW w:type="dxa" w:w="1584"/>
-            <w:shd w:fill="F8FAFC"/>
-            <w:tcMar>
-              <w:top w:w="100" w:type="dxa"/>
-              <w:bottom w:w="100" w:type="dxa"/>
-              <w:left w:w="120" w:type="dxa"/>
-              <w:right w:w="120" w:type="dxa"/>
-            </w:tcMar>
-            <w:tcBorders>
-              <w:top w:val="single" w:sz="4" w:space="0" w:color="CCCCCC"/>
-              <w:bottom w:val="single" w:sz="4" w:space="0" w:color="CCCCCC"/>
-              <w:left w:val="single" w:sz="4" w:space="0" w:color="CCCCCC"/>
-              <w:right w:val="single" w:sz="4" w:space="0" w:color="CCCCCC"/>
-            </w:tcBorders>
-          </w:tcPr>
-          <w:p>
-            <w:pPr>
-              <w:spacing w:before="60" w:after="60" w:line="252" w:lineRule="auto"/>
-              <w:jc w:val="left"/>
-            </w:pPr>
-            <w:r/>
-            <w:r>
-              <w:rPr>
-                <w:b/>
-              </w:rPr>
-              <w:t>Wed 26/08</w:t>
-            </w:r>
-          </w:p>
-        </w:tc>
-        <w:tc>
-          <w:tcPr>
-            <w:tcW w:type="dxa" w:w="864"/>
-            <w:shd w:fill="F8FAFC"/>
-            <w:tcMar>
-              <w:top w:w="100" w:type="dxa"/>
-              <w:bottom w:w="100" w:type="dxa"/>
-              <w:left w:w="120" w:type="dxa"/>
-              <w:right w:w="120" w:type="dxa"/>
-            </w:tcMar>
-            <w:tcBorders>
-              <w:top w:val="single" w:sz="4" w:space="0" w:color="CCCCCC"/>
-              <w:bottom w:val="single" w:sz="4" w:space="0" w:color="CCCCCC"/>
-              <w:left w:val="single" w:sz="4" w:space="0" w:color="CCCCCC"/>
-              <w:right w:val="single" w:sz="4" w:space="0" w:color="CCCCCC"/>
-            </w:tcBorders>
-          </w:tcPr>
-          <w:p>
-            <w:pPr>
-              <w:spacing w:before="60" w:after="60" w:line="252" w:lineRule="auto"/>
-              <w:jc w:val="left"/>
-            </w:pPr>
-            <w:r/>
-            <w:r>
-              <w:t>NY Open 21-23</w:t>
-            </w:r>
-          </w:p>
-        </w:tc>
-        <w:tc>
-          <w:tcPr>
-            <w:tcW w:type="dxa" w:w="1440"/>
-            <w:shd w:fill="F8FAFC"/>
-            <w:tcMar>
-              <w:top w:w="100" w:type="dxa"/>
-              <w:bottom w:w="100" w:type="dxa"/>
-              <w:left w:w="120" w:type="dxa"/>
-              <w:right w:w="120" w:type="dxa"/>
-            </w:tcMar>
-            <w:tcBorders>
-              <w:top w:val="single" w:sz="4" w:space="0" w:color="CCCCCC"/>
-              <w:bottom w:val="single" w:sz="4" w:space="0" w:color="CCCCCC"/>
-              <w:left w:val="single" w:sz="4" w:space="0" w:color="CCCCCC"/>
-              <w:right w:val="single" w:sz="4" w:space="0" w:color="CCCCCC"/>
-            </w:tcBorders>
-          </w:tcPr>
-          <w:p>
-            <w:pPr>
-              <w:spacing w:before="60" w:after="60" w:line="252" w:lineRule="auto"/>
-              <w:jc w:val="left"/>
-            </w:pPr>
-            <w:r/>
-            <w:r>
-              <w:t>719.50</w:t>
-            </w:r>
-          </w:p>
-        </w:tc>
-        <w:tc>
-          <w:tcPr>
-            <w:tcW w:type="dxa" w:w="2016"/>
-            <w:shd w:fill="F8FAFC"/>
-            <w:tcMar>
-              <w:top w:w="100" w:type="dxa"/>
-              <w:bottom w:w="100" w:type="dxa"/>
-              <w:left w:w="120" w:type="dxa"/>
-              <w:right w:w="120" w:type="dxa"/>
-            </w:tcMar>
-            <w:tcBorders>
-              <w:top w:val="single" w:sz="4" w:space="0" w:color="CCCCCC"/>
-              <w:bottom w:val="single" w:sz="4" w:space="0" w:color="CCCCCC"/>
-              <w:left w:val="single" w:sz="4" w:space="0" w:color="CCCCCC"/>
-              <w:right w:val="single" w:sz="4" w:space="0" w:color="CCCCCC"/>
-            </w:tcBorders>
-          </w:tcPr>
-          <w:p>
-            <w:pPr>
-              <w:spacing w:before="60" w:after="60" w:line="252" w:lineRule="auto"/>
-              <w:jc w:val="left"/>
-            </w:pPr>
-            <w:r/>
-            <w:r>
-              <w:t>731.75</w:t>
-            </w:r>
-          </w:p>
-        </w:tc>
-        <w:tc>
-          <w:tcPr>
-            <w:tcW w:type="dxa" w:w="1152"/>
-            <w:shd w:fill="F8FAFC"/>
-            <w:tcMar>
-              <w:top w:w="100" w:type="dxa"/>
-              <w:bottom w:w="100" w:type="dxa"/>
-              <w:left w:w="120" w:type="dxa"/>
-              <w:right w:w="120" w:type="dxa"/>
-            </w:tcMar>
-            <w:tcBorders>
-              <w:top w:val="single" w:sz="4" w:space="0" w:color="CCCCCC"/>
-              <w:bottom w:val="single" w:sz="4" w:space="0" w:color="CCCCCC"/>
-              <w:left w:val="single" w:sz="4" w:space="0" w:color="CCCCCC"/>
-              <w:right w:val="single" w:sz="4" w:space="0" w:color="CCCCCC"/>
-            </w:tcBorders>
-          </w:tcPr>
-          <w:p>
-            <w:pPr>
-              <w:spacing w:before="60" w:after="60" w:line="252" w:lineRule="auto"/>
-              <w:jc w:val="left"/>
-            </w:pPr>
-            <w:r/>
-            <w:r>
-              <w:t>705.25</w:t>
-            </w:r>
-          </w:p>
-        </w:tc>
-        <w:tc>
-          <w:tcPr>
-            <w:tcW w:type="dxa" w:w="1728"/>
-            <w:shd w:fill="F8FAFC"/>
-            <w:tcMar>
-              <w:top w:w="100" w:type="dxa"/>
-              <w:bottom w:w="100" w:type="dxa"/>
-              <w:left w:w="120" w:type="dxa"/>
-              <w:right w:w="120" w:type="dxa"/>
-            </w:tcMar>
-            <w:tcBorders>
-              <w:top w:val="single" w:sz="4" w:space="0" w:color="CCCCCC"/>
-              <w:bottom w:val="single" w:sz="4" w:space="0" w:color="CCCCCC"/>
-              <w:left w:val="single" w:sz="4" w:space="0" w:color="CCCCCC"/>
-              <w:right w:val="single" w:sz="4" w:space="0" w:color="CCCCCC"/>
-            </w:tcBorders>
-          </w:tcPr>
-          <w:p>
-            <w:pPr>
-              <w:spacing w:before="60" w:after="60" w:line="252" w:lineRule="auto"/>
-              <w:jc w:val="left"/>
-            </w:pPr>
-            <w:r/>
-            <w:r>
-              <w:rPr>
-                <w:b/>
-              </w:rPr>
-              <w:t>718.00</w:t>
-            </w:r>
-          </w:p>
-        </w:tc>
-        <w:tc>
-          <w:tcPr>
-            <w:tcW w:type="dxa" w:w="3456"/>
-            <w:shd w:fill="F8FAFC"/>
-            <w:tcMar>
-              <w:top w:w="100" w:type="dxa"/>
-              <w:bottom w:w="100" w:type="dxa"/>
-              <w:left w:w="120" w:type="dxa"/>
-              <w:right w:w="120" w:type="dxa"/>
-            </w:tcMar>
-            <w:tcBorders>
-              <w:top w:val="single" w:sz="4" w:space="0" w:color="CCCCCC"/>
-              <w:bottom w:val="single" w:sz="4" w:space="0" w:color="CCCCCC"/>
-              <w:left w:val="single" w:sz="4" w:space="0" w:color="CCCCCC"/>
-              <w:right w:val="single" w:sz="4" w:space="0" w:color="CCCCCC"/>
-            </w:tcBorders>
-          </w:tcPr>
-          <w:p>
-            <w:pPr>
-              <w:spacing w:before="60" w:after="60" w:line="252" w:lineRule="auto"/>
-              <w:jc w:val="left"/>
-            </w:pPr>
-            <w:r/>
-            <w:r>
-              <w:rPr>
-                <w:b/>
-              </w:rPr>
-              <w:t>-1.50</w:t>
-            </w:r>
-          </w:p>
-        </w:tc>
-        <w:tc>
-          <w:tcPr>
-            <w:tcW w:type="dxa" w:w="1440"/>
-            <w:shd w:fill="F8FAFC"/>
-            <w:tcMar>
-              <w:top w:w="100" w:type="dxa"/>
-              <w:bottom w:w="100" w:type="dxa"/>
-              <w:left w:w="120" w:type="dxa"/>
-              <w:right w:w="120" w:type="dxa"/>
-            </w:tcMar>
-            <w:tcBorders>
-              <w:top w:val="single" w:sz="4" w:space="0" w:color="CCCCCC"/>
-              <w:bottom w:val="single" w:sz="4" w:space="0" w:color="CCCCCC"/>
-              <w:left w:val="single" w:sz="4" w:space="0" w:color="CCCCCC"/>
-              <w:right w:val="single" w:sz="4" w:space="0" w:color="CCCCCC"/>
-            </w:tcBorders>
-          </w:tcPr>
-          <w:p>
-            <w:pPr>
-              <w:spacing w:before="60" w:after="60" w:line="252" w:lineRule="auto"/>
-              <w:jc w:val="left"/>
-            </w:pPr>
-            <w:r/>
-            <w:r>
-              <w:t>BEAR</w:t>
-            </w:r>
-          </w:p>
-        </w:tc>
-      </w:tr>
-      <w:tr>
-        <w:tc>
-          <w:tcPr>
-            <w:tcW w:type="dxa" w:w="1584"/>
-            <w:shd w:fill="FFFFFF"/>
-            <w:tcMar>
-              <w:top w:w="100" w:type="dxa"/>
-              <w:bottom w:w="100" w:type="dxa"/>
-              <w:left w:w="120" w:type="dxa"/>
-              <w:right w:w="120" w:type="dxa"/>
-            </w:tcMar>
-            <w:tcBorders>
-              <w:top w:val="single" w:sz="4" w:space="0" w:color="CCCCCC"/>
-              <w:bottom w:val="single" w:sz="4" w:space="0" w:color="CCCCCC"/>
-              <w:left w:val="single" w:sz="4" w:space="0" w:color="CCCCCC"/>
-              <w:right w:val="single" w:sz="4" w:space="0" w:color="CCCCCC"/>
-            </w:tcBorders>
-          </w:tcPr>
-          <w:p>
-            <w:pPr>
-              <w:spacing w:before="60" w:after="60" w:line="252" w:lineRule="auto"/>
-              <w:jc w:val="left"/>
-            </w:pPr>
-            <w:r/>
-            <w:r>
-              <w:rPr>
-                <w:b/>
-              </w:rPr>
-              <w:t>Wed 26/08</w:t>
-            </w:r>
-          </w:p>
-        </w:tc>
-        <w:tc>
-          <w:tcPr>
-            <w:tcW w:type="dxa" w:w="864"/>
-            <w:shd w:fill="FFFFFF"/>
-            <w:tcMar>
-              <w:top w:w="100" w:type="dxa"/>
-              <w:bottom w:w="100" w:type="dxa"/>
-              <w:left w:w="120" w:type="dxa"/>
-              <w:right w:w="120" w:type="dxa"/>
-            </w:tcMar>
-            <w:tcBorders>
-              <w:top w:val="single" w:sz="4" w:space="0" w:color="CCCCCC"/>
-              <w:bottom w:val="single" w:sz="4" w:space="0" w:color="CCCCCC"/>
-              <w:left w:val="single" w:sz="4" w:space="0" w:color="CCCCCC"/>
-              <w:right w:val="single" w:sz="4" w:space="0" w:color="CCCCCC"/>
-            </w:tcBorders>
-          </w:tcPr>
-          <w:p>
-            <w:pPr>
-              <w:spacing w:before="60" w:after="60" w:line="252" w:lineRule="auto"/>
-              <w:jc w:val="left"/>
-            </w:pPr>
-            <w:r/>
-            <w:r>
-              <w:t>NY Close 23-01</w:t>
-            </w:r>
-          </w:p>
-        </w:tc>
-        <w:tc>
-          <w:tcPr>
-            <w:tcW w:type="dxa" w:w="1440"/>
-            <w:shd w:fill="FFFFFF"/>
-            <w:tcMar>
-              <w:top w:w="100" w:type="dxa"/>
-              <w:bottom w:w="100" w:type="dxa"/>
-              <w:left w:w="120" w:type="dxa"/>
-              <w:right w:w="120" w:type="dxa"/>
-            </w:tcMar>
-            <w:tcBorders>
-              <w:top w:val="single" w:sz="4" w:space="0" w:color="CCCCCC"/>
-              <w:bottom w:val="single" w:sz="4" w:space="0" w:color="CCCCCC"/>
-              <w:left w:val="single" w:sz="4" w:space="0" w:color="CCCCCC"/>
-              <w:right w:val="single" w:sz="4" w:space="0" w:color="CCCCCC"/>
-            </w:tcBorders>
-          </w:tcPr>
-          <w:p>
-            <w:pPr>
-              <w:spacing w:before="60" w:after="60" w:line="252" w:lineRule="auto"/>
-              <w:jc w:val="left"/>
-            </w:pPr>
-            <w:r/>
-            <w:r>
-              <w:t>718.00</w:t>
-            </w:r>
-          </w:p>
-        </w:tc>
-        <w:tc>
-          <w:tcPr>
-            <w:tcW w:type="dxa" w:w="2016"/>
-            <w:shd w:fill="FFFFFF"/>
-            <w:tcMar>
-              <w:top w:w="100" w:type="dxa"/>
-              <w:bottom w:w="100" w:type="dxa"/>
-              <w:left w:w="120" w:type="dxa"/>
-              <w:right w:w="120" w:type="dxa"/>
-            </w:tcMar>
-            <w:tcBorders>
-              <w:top w:val="single" w:sz="4" w:space="0" w:color="CCCCCC"/>
-              <w:bottom w:val="single" w:sz="4" w:space="0" w:color="CCCCCC"/>
-              <w:left w:val="single" w:sz="4" w:space="0" w:color="CCCCCC"/>
-              <w:right w:val="single" w:sz="4" w:space="0" w:color="CCCCCC"/>
-            </w:tcBorders>
-          </w:tcPr>
-          <w:p>
-            <w:pPr>
-              <w:spacing w:before="60" w:after="60" w:line="252" w:lineRule="auto"/>
-              <w:jc w:val="left"/>
-            </w:pPr>
-            <w:r/>
-            <w:r>
-              <w:t>725.00</w:t>
-            </w:r>
-          </w:p>
-        </w:tc>
-        <w:tc>
-          <w:tcPr>
-            <w:tcW w:type="dxa" w:w="1152"/>
-            <w:shd w:fill="FFFFFF"/>
-            <w:tcMar>
-              <w:top w:w="100" w:type="dxa"/>
-              <w:bottom w:w="100" w:type="dxa"/>
-              <w:left w:w="120" w:type="dxa"/>
-              <w:right w:w="120" w:type="dxa"/>
-            </w:tcMar>
-            <w:tcBorders>
-              <w:top w:val="single" w:sz="4" w:space="0" w:color="CCCCCC"/>
-              <w:bottom w:val="single" w:sz="4" w:space="0" w:color="CCCCCC"/>
-              <w:left w:val="single" w:sz="4" w:space="0" w:color="CCCCCC"/>
-              <w:right w:val="single" w:sz="4" w:space="0" w:color="CCCCCC"/>
-            </w:tcBorders>
-          </w:tcPr>
-          <w:p>
-            <w:pPr>
-              <w:spacing w:before="60" w:after="60" w:line="252" w:lineRule="auto"/>
-              <w:jc w:val="left"/>
-            </w:pPr>
-            <w:r/>
-            <w:r>
-              <w:t>708.50</w:t>
-            </w:r>
-          </w:p>
-        </w:tc>
-        <w:tc>
-          <w:tcPr>
-            <w:tcW w:type="dxa" w:w="1728"/>
-            <w:shd w:fill="FFFFFF"/>
-            <w:tcMar>
-              <w:top w:w="100" w:type="dxa"/>
-              <w:bottom w:w="100" w:type="dxa"/>
-              <w:left w:w="120" w:type="dxa"/>
-              <w:right w:w="120" w:type="dxa"/>
-            </w:tcMar>
-            <w:tcBorders>
-              <w:top w:val="single" w:sz="4" w:space="0" w:color="CCCCCC"/>
-              <w:bottom w:val="single" w:sz="4" w:space="0" w:color="CCCCCC"/>
-              <w:left w:val="single" w:sz="4" w:space="0" w:color="CCCCCC"/>
-              <w:right w:val="single" w:sz="4" w:space="0" w:color="CCCCCC"/>
-            </w:tcBorders>
-          </w:tcPr>
-          <w:p>
-            <w:pPr>
-              <w:spacing w:before="60" w:after="60" w:line="252" w:lineRule="auto"/>
-              <w:jc w:val="left"/>
-            </w:pPr>
-            <w:r/>
-            <w:r>
-              <w:rPr>
-                <w:b/>
-              </w:rPr>
-              <w:t>718.50</w:t>
-            </w:r>
-          </w:p>
-        </w:tc>
-        <w:tc>
-          <w:tcPr>
-            <w:tcW w:type="dxa" w:w="3456"/>
-            <w:shd w:fill="FFFFFF"/>
-            <w:tcMar>
-              <w:top w:w="100" w:type="dxa"/>
-              <w:bottom w:w="100" w:type="dxa"/>
-              <w:left w:w="120" w:type="dxa"/>
-              <w:right w:w="120" w:type="dxa"/>
-            </w:tcMar>
-            <w:tcBorders>
-              <w:top w:val="single" w:sz="4" w:space="0" w:color="CCCCCC"/>
-              <w:bottom w:val="single" w:sz="4" w:space="0" w:color="CCCCCC"/>
-              <w:left w:val="single" w:sz="4" w:space="0" w:color="CCCCCC"/>
-              <w:right w:val="single" w:sz="4" w:space="0" w:color="CCCCCC"/>
-            </w:tcBorders>
-          </w:tcPr>
-          <w:p>
-            <w:pPr>
-              <w:spacing w:before="60" w:after="60" w:line="252" w:lineRule="auto"/>
-              <w:jc w:val="left"/>
-            </w:pPr>
-            <w:r/>
-            <w:r>
-              <w:rPr>
-                <w:b/>
-              </w:rPr>
-              <w:t>+0.50</w:t>
-            </w:r>
-          </w:p>
-        </w:tc>
-        <w:tc>
-          <w:tcPr>
-            <w:tcW w:type="dxa" w:w="1440"/>
-            <w:shd w:fill="FFFFFF"/>
-            <w:tcMar>
-              <w:top w:w="100" w:type="dxa"/>
-              <w:bottom w:w="100" w:type="dxa"/>
-              <w:left w:w="120" w:type="dxa"/>
-              <w:right w:w="120" w:type="dxa"/>
-            </w:tcMar>
-            <w:tcBorders>
-              <w:top w:val="single" w:sz="4" w:space="0" w:color="CCCCCC"/>
-              <w:bottom w:val="single" w:sz="4" w:space="0" w:color="CCCCCC"/>
-              <w:left w:val="single" w:sz="4" w:space="0" w:color="CCCCCC"/>
-              <w:right w:val="single" w:sz="4" w:space="0" w:color="CCCCCC"/>
-            </w:tcBorders>
-          </w:tcPr>
-          <w:p>
-            <w:pPr>
-              <w:spacing w:before="60" w:after="60" w:line="252" w:lineRule="auto"/>
-              <w:jc w:val="left"/>
-            </w:pPr>
-            <w:r/>
-            <w:r>
-              <w:t>BULL</w:t>
-            </w:r>
-          </w:p>
-        </w:tc>
-      </w:tr>
-      <w:tr>
-        <w:tc>
-          <w:tcPr>
-            <w:tcW w:type="dxa" w:w="1584"/>
-            <w:shd w:fill="F8FAFC"/>
-            <w:tcMar>
-              <w:top w:w="100" w:type="dxa"/>
-              <w:bottom w:w="100" w:type="dxa"/>
-              <w:left w:w="120" w:type="dxa"/>
-              <w:right w:w="120" w:type="dxa"/>
-            </w:tcMar>
-            <w:tcBorders>
-              <w:top w:val="single" w:sz="4" w:space="0" w:color="CCCCCC"/>
-              <w:bottom w:val="single" w:sz="4" w:space="0" w:color="CCCCCC"/>
-              <w:left w:val="single" w:sz="4" w:space="0" w:color="CCCCCC"/>
-              <w:right w:val="single" w:sz="4" w:space="0" w:color="CCCCCC"/>
-            </w:tcBorders>
-          </w:tcPr>
-          <w:p>
-            <w:pPr>
-              <w:spacing w:before="60" w:after="60" w:line="252" w:lineRule="auto"/>
-              <w:jc w:val="left"/>
-            </w:pPr>
-            <w:r/>
-            <w:r>
-              <w:rPr>
-                <w:b/>
-              </w:rPr>
-              <w:t>Thu 27/08</w:t>
-            </w:r>
-          </w:p>
-        </w:tc>
-        <w:tc>
-          <w:tcPr>
-            <w:tcW w:type="dxa" w:w="864"/>
-            <w:shd w:fill="F8FAFC"/>
-            <w:tcMar>
-              <w:top w:w="100" w:type="dxa"/>
-              <w:bottom w:w="100" w:type="dxa"/>
-              <w:left w:w="120" w:type="dxa"/>
-              <w:right w:w="120" w:type="dxa"/>
-            </w:tcMar>
-            <w:tcBorders>
-              <w:top w:val="single" w:sz="4" w:space="0" w:color="CCCCCC"/>
-              <w:bottom w:val="single" w:sz="4" w:space="0" w:color="CCCCCC"/>
-              <w:left w:val="single" w:sz="4" w:space="0" w:color="CCCCCC"/>
-              <w:right w:val="single" w:sz="4" w:space="0" w:color="CCCCCC"/>
-            </w:tcBorders>
-          </w:tcPr>
-          <w:p>
-            <w:pPr>
-              <w:spacing w:before="60" w:after="60" w:line="252" w:lineRule="auto"/>
-              <w:jc w:val="left"/>
-            </w:pPr>
-            <w:r/>
-            <w:r>
-              <w:t>Asia 07-11</w:t>
-            </w:r>
-          </w:p>
-        </w:tc>
-        <w:tc>
-          <w:tcPr>
-            <w:tcW w:type="dxa" w:w="1440"/>
-            <w:shd w:fill="F8FAFC"/>
-            <w:tcMar>
-              <w:top w:w="100" w:type="dxa"/>
-              <w:bottom w:w="100" w:type="dxa"/>
-              <w:left w:w="120" w:type="dxa"/>
-              <w:right w:w="120" w:type="dxa"/>
-            </w:tcMar>
-            <w:tcBorders>
-              <w:top w:val="single" w:sz="4" w:space="0" w:color="CCCCCC"/>
-              <w:bottom w:val="single" w:sz="4" w:space="0" w:color="CCCCCC"/>
-              <w:left w:val="single" w:sz="4" w:space="0" w:color="CCCCCC"/>
-              <w:right w:val="single" w:sz="4" w:space="0" w:color="CCCCCC"/>
-            </w:tcBorders>
-          </w:tcPr>
-          <w:p>
-            <w:pPr>
-              <w:spacing w:before="60" w:after="60" w:line="252" w:lineRule="auto"/>
-              <w:jc w:val="left"/>
-            </w:pPr>
-            <w:r/>
-            <w:r>
-              <w:t>718.50</w:t>
-            </w:r>
-          </w:p>
-        </w:tc>
-        <w:tc>
-          <w:tcPr>
-            <w:tcW w:type="dxa" w:w="2016"/>
-            <w:shd w:fill="F8FAFC"/>
-            <w:tcMar>
-              <w:top w:w="100" w:type="dxa"/>
-              <w:bottom w:w="100" w:type="dxa"/>
-              <w:left w:w="120" w:type="dxa"/>
-              <w:right w:w="120" w:type="dxa"/>
-            </w:tcMar>
-            <w:tcBorders>
-              <w:top w:val="single" w:sz="4" w:space="0" w:color="CCCCCC"/>
-              <w:bottom w:val="single" w:sz="4" w:space="0" w:color="CCCCCC"/>
-              <w:left w:val="single" w:sz="4" w:space="0" w:color="CCCCCC"/>
-              <w:right w:val="single" w:sz="4" w:space="0" w:color="CCCCCC"/>
-            </w:tcBorders>
-          </w:tcPr>
-          <w:p>
-            <w:pPr>
-              <w:spacing w:before="60" w:after="60" w:line="252" w:lineRule="auto"/>
-              <w:jc w:val="left"/>
-            </w:pPr>
-            <w:r/>
-            <w:r>
-              <w:t>729.00</w:t>
-            </w:r>
-          </w:p>
-        </w:tc>
-        <w:tc>
-          <w:tcPr>
-            <w:tcW w:type="dxa" w:w="1152"/>
-            <w:shd w:fill="F8FAFC"/>
-            <w:tcMar>
-              <w:top w:w="100" w:type="dxa"/>
-              <w:bottom w:w="100" w:type="dxa"/>
-              <w:left w:w="120" w:type="dxa"/>
-              <w:right w:w="120" w:type="dxa"/>
-            </w:tcMar>
-            <w:tcBorders>
-              <w:top w:val="single" w:sz="4" w:space="0" w:color="CCCCCC"/>
-              <w:bottom w:val="single" w:sz="4" w:space="0" w:color="CCCCCC"/>
-              <w:left w:val="single" w:sz="4" w:space="0" w:color="CCCCCC"/>
-              <w:right w:val="single" w:sz="4" w:space="0" w:color="CCCCCC"/>
-            </w:tcBorders>
-          </w:tcPr>
-          <w:p>
-            <w:pPr>
-              <w:spacing w:before="60" w:after="60" w:line="252" w:lineRule="auto"/>
-              <w:jc w:val="left"/>
-            </w:pPr>
-            <w:r/>
-            <w:r>
-              <w:t>711.25</w:t>
-            </w:r>
-          </w:p>
-        </w:tc>
-        <w:tc>
-          <w:tcPr>
-            <w:tcW w:type="dxa" w:w="1728"/>
-            <w:shd w:fill="F8FAFC"/>
-            <w:tcMar>
-              <w:top w:w="100" w:type="dxa"/>
-              <w:bottom w:w="100" w:type="dxa"/>
-              <w:left w:w="120" w:type="dxa"/>
-              <w:right w:w="120" w:type="dxa"/>
-            </w:tcMar>
-            <w:tcBorders>
-              <w:top w:val="single" w:sz="4" w:space="0" w:color="CCCCCC"/>
-              <w:bottom w:val="single" w:sz="4" w:space="0" w:color="CCCCCC"/>
-              <w:left w:val="single" w:sz="4" w:space="0" w:color="CCCCCC"/>
-              <w:right w:val="single" w:sz="4" w:space="0" w:color="CCCCCC"/>
-            </w:tcBorders>
-          </w:tcPr>
-          <w:p>
-            <w:pPr>
-              <w:spacing w:before="60" w:after="60" w:line="252" w:lineRule="auto"/>
-              <w:jc w:val="left"/>
-            </w:pPr>
-            <w:r/>
-            <w:r>
-              <w:rPr>
-                <w:b/>
-              </w:rPr>
-              <w:t>718.25</w:t>
-            </w:r>
-          </w:p>
-        </w:tc>
-        <w:tc>
-          <w:tcPr>
-            <w:tcW w:type="dxa" w:w="3456"/>
-            <w:shd w:fill="F8FAFC"/>
-            <w:tcMar>
-              <w:top w:w="100" w:type="dxa"/>
-              <w:bottom w:w="100" w:type="dxa"/>
-              <w:left w:w="120" w:type="dxa"/>
-              <w:right w:w="120" w:type="dxa"/>
-            </w:tcMar>
-            <w:tcBorders>
-              <w:top w:val="single" w:sz="4" w:space="0" w:color="CCCCCC"/>
-              <w:bottom w:val="single" w:sz="4" w:space="0" w:color="CCCCCC"/>
-              <w:left w:val="single" w:sz="4" w:space="0" w:color="CCCCCC"/>
-              <w:right w:val="single" w:sz="4" w:space="0" w:color="CCCCCC"/>
-            </w:tcBorders>
-          </w:tcPr>
-          <w:p>
-            <w:pPr>
-              <w:spacing w:before="60" w:after="60" w:line="252" w:lineRule="auto"/>
-              <w:jc w:val="left"/>
-            </w:pPr>
-            <w:r/>
-            <w:r>
-              <w:rPr>
-                <w:b/>
-              </w:rPr>
-              <w:t>-0.25</w:t>
-            </w:r>
-          </w:p>
-        </w:tc>
-        <w:tc>
-          <w:tcPr>
-            <w:tcW w:type="dxa" w:w="1440"/>
-            <w:shd w:fill="F8FAFC"/>
-            <w:tcMar>
-              <w:top w:w="100" w:type="dxa"/>
-              <w:bottom w:w="100" w:type="dxa"/>
-              <w:left w:w="120" w:type="dxa"/>
-              <w:right w:w="120" w:type="dxa"/>
-            </w:tcMar>
-            <w:tcBorders>
-              <w:top w:val="single" w:sz="4" w:space="0" w:color="CCCCCC"/>
-              <w:bottom w:val="single" w:sz="4" w:space="0" w:color="CCCCCC"/>
-              <w:left w:val="single" w:sz="4" w:space="0" w:color="CCCCCC"/>
-              <w:right w:val="single" w:sz="4" w:space="0" w:color="CCCCCC"/>
-            </w:tcBorders>
-          </w:tcPr>
-          <w:p>
-            <w:pPr>
-              <w:spacing w:before="60" w:after="60" w:line="252" w:lineRule="auto"/>
-              <w:jc w:val="left"/>
-            </w:pPr>
-            <w:r/>
-            <w:r>
-              <w:t>BEAR</w:t>
-            </w:r>
-          </w:p>
-        </w:tc>
-      </w:tr>
-      <w:tr>
-        <w:tc>
-          <w:tcPr>
-            <w:tcW w:type="dxa" w:w="1584"/>
-            <w:shd w:fill="FFFFFF"/>
-            <w:tcMar>
-              <w:top w:w="100" w:type="dxa"/>
-              <w:bottom w:w="100" w:type="dxa"/>
-              <w:left w:w="120" w:type="dxa"/>
-              <w:right w:w="120" w:type="dxa"/>
-            </w:tcMar>
-            <w:tcBorders>
-              <w:top w:val="single" w:sz="4" w:space="0" w:color="CCCCCC"/>
-              <w:bottom w:val="single" w:sz="4" w:space="0" w:color="CCCCCC"/>
-              <w:left w:val="single" w:sz="4" w:space="0" w:color="CCCCCC"/>
-              <w:right w:val="single" w:sz="4" w:space="0" w:color="CCCCCC"/>
-            </w:tcBorders>
-          </w:tcPr>
-          <w:p>
-            <w:pPr>
-              <w:spacing w:before="60" w:after="60" w:line="252" w:lineRule="auto"/>
-              <w:jc w:val="left"/>
-            </w:pPr>
-            <w:r/>
-            <w:r>
-              <w:rPr>
-                <w:b/>
-              </w:rPr>
-              <w:t>Thu 27/08</w:t>
-            </w:r>
-          </w:p>
-        </w:tc>
-        <w:tc>
-          <w:tcPr>
-            <w:tcW w:type="dxa" w:w="864"/>
-            <w:shd w:fill="FFFFFF"/>
-            <w:tcMar>
-              <w:top w:w="100" w:type="dxa"/>
-              <w:bottom w:w="100" w:type="dxa"/>
-              <w:left w:w="120" w:type="dxa"/>
-              <w:right w:w="120" w:type="dxa"/>
-            </w:tcMar>
-            <w:tcBorders>
-              <w:top w:val="single" w:sz="4" w:space="0" w:color="CCCCCC"/>
-              <w:bottom w:val="single" w:sz="4" w:space="0" w:color="CCCCCC"/>
-              <w:left w:val="single" w:sz="4" w:space="0" w:color="CCCCCC"/>
-              <w:right w:val="single" w:sz="4" w:space="0" w:color="CCCCCC"/>
-            </w:tcBorders>
-          </w:tcPr>
-          <w:p>
-            <w:pPr>
-              <w:spacing w:before="60" w:after="60" w:line="252" w:lineRule="auto"/>
-              <w:jc w:val="left"/>
-            </w:pPr>
-            <w:r/>
-            <w:r>
-              <w:t>Asia 11-15</w:t>
-            </w:r>
-          </w:p>
-        </w:tc>
-        <w:tc>
-          <w:tcPr>
-            <w:tcW w:type="dxa" w:w="1440"/>
-            <w:shd w:fill="FFFFFF"/>
-            <w:tcMar>
-              <w:top w:w="100" w:type="dxa"/>
-              <w:bottom w:w="100" w:type="dxa"/>
-              <w:left w:w="120" w:type="dxa"/>
-              <w:right w:w="120" w:type="dxa"/>
-            </w:tcMar>
-            <w:tcBorders>
-              <w:top w:val="single" w:sz="4" w:space="0" w:color="CCCCCC"/>
-              <w:bottom w:val="single" w:sz="4" w:space="0" w:color="CCCCCC"/>
-              <w:left w:val="single" w:sz="4" w:space="0" w:color="CCCCCC"/>
-              <w:right w:val="single" w:sz="4" w:space="0" w:color="CCCCCC"/>
-            </w:tcBorders>
-          </w:tcPr>
-          <w:p>
-            <w:pPr>
-              <w:spacing w:before="60" w:after="60" w:line="252" w:lineRule="auto"/>
-              <w:jc w:val="left"/>
-            </w:pPr>
-            <w:r/>
-            <w:r>
-              <w:t>718.25</w:t>
-            </w:r>
-          </w:p>
-        </w:tc>
-        <w:tc>
-          <w:tcPr>
-            <w:tcW w:type="dxa" w:w="2016"/>
-            <w:shd w:fill="FFFFFF"/>
-            <w:tcMar>
-              <w:top w:w="100" w:type="dxa"/>
-              <w:bottom w:w="100" w:type="dxa"/>
-              <w:left w:w="120" w:type="dxa"/>
-              <w:right w:w="120" w:type="dxa"/>
-            </w:tcMar>
-            <w:tcBorders>
-              <w:top w:val="single" w:sz="4" w:space="0" w:color="CCCCCC"/>
-              <w:bottom w:val="single" w:sz="4" w:space="0" w:color="CCCCCC"/>
-              <w:left w:val="single" w:sz="4" w:space="0" w:color="CCCCCC"/>
-              <w:right w:val="single" w:sz="4" w:space="0" w:color="CCCCCC"/>
-            </w:tcBorders>
-          </w:tcPr>
-          <w:p>
-            <w:pPr>
-              <w:spacing w:before="60" w:after="60" w:line="252" w:lineRule="auto"/>
-              <w:jc w:val="left"/>
-            </w:pPr>
-            <w:r/>
-            <w:r>
-              <w:t>728.00</w:t>
-            </w:r>
-          </w:p>
-        </w:tc>
-        <w:tc>
-          <w:tcPr>
-            <w:tcW w:type="dxa" w:w="1152"/>
-            <w:shd w:fill="FFFFFF"/>
-            <w:tcMar>
-              <w:top w:w="100" w:type="dxa"/>
-              <w:bottom w:w="100" w:type="dxa"/>
-              <w:left w:w="120" w:type="dxa"/>
-              <w:right w:w="120" w:type="dxa"/>
-            </w:tcMar>
-            <w:tcBorders>
-              <w:top w:val="single" w:sz="4" w:space="0" w:color="CCCCCC"/>
-              <w:bottom w:val="single" w:sz="4" w:space="0" w:color="CCCCCC"/>
-              <w:left w:val="single" w:sz="4" w:space="0" w:color="CCCCCC"/>
-              <w:right w:val="single" w:sz="4" w:space="0" w:color="CCCCCC"/>
-            </w:tcBorders>
-          </w:tcPr>
-          <w:p>
-            <w:pPr>
-              <w:spacing w:before="60" w:after="60" w:line="252" w:lineRule="auto"/>
-              <w:jc w:val="left"/>
-            </w:pPr>
-            <w:r/>
-            <w:r>
-              <w:t>708.50</w:t>
-            </w:r>
-          </w:p>
-        </w:tc>
-        <w:tc>
-          <w:tcPr>
-            <w:tcW w:type="dxa" w:w="1728"/>
-            <w:shd w:fill="FFFFFF"/>
-            <w:tcMar>
-              <w:top w:w="100" w:type="dxa"/>
-              <w:bottom w:w="100" w:type="dxa"/>
-              <w:left w:w="120" w:type="dxa"/>
-              <w:right w:w="120" w:type="dxa"/>
-            </w:tcMar>
-            <w:tcBorders>
-              <w:top w:val="single" w:sz="4" w:space="0" w:color="CCCCCC"/>
-              <w:bottom w:val="single" w:sz="4" w:space="0" w:color="CCCCCC"/>
-              <w:left w:val="single" w:sz="4" w:space="0" w:color="CCCCCC"/>
-              <w:right w:val="single" w:sz="4" w:space="0" w:color="CCCCCC"/>
-            </w:tcBorders>
-          </w:tcPr>
-          <w:p>
-            <w:pPr>
-              <w:spacing w:before="60" w:after="60" w:line="252" w:lineRule="auto"/>
-              <w:jc w:val="left"/>
-            </w:pPr>
-            <w:r/>
-            <w:r>
-              <w:rPr>
-                <w:b/>
-              </w:rPr>
-              <w:t>718.75</w:t>
-            </w:r>
-          </w:p>
-        </w:tc>
-        <w:tc>
-          <w:tcPr>
-            <w:tcW w:type="dxa" w:w="3456"/>
-            <w:shd w:fill="FFFFFF"/>
-            <w:tcMar>
-              <w:top w:w="100" w:type="dxa"/>
-              <w:bottom w:w="100" w:type="dxa"/>
-              <w:left w:w="120" w:type="dxa"/>
-              <w:right w:w="120" w:type="dxa"/>
-            </w:tcMar>
-            <w:tcBorders>
-              <w:top w:val="single" w:sz="4" w:space="0" w:color="CCCCCC"/>
-              <w:bottom w:val="single" w:sz="4" w:space="0" w:color="CCCCCC"/>
-              <w:left w:val="single" w:sz="4" w:space="0" w:color="CCCCCC"/>
-              <w:right w:val="single" w:sz="4" w:space="0" w:color="CCCCCC"/>
-            </w:tcBorders>
-          </w:tcPr>
-          <w:p>
-            <w:pPr>
-              <w:spacing w:before="60" w:after="60" w:line="252" w:lineRule="auto"/>
-              <w:jc w:val="left"/>
-            </w:pPr>
-            <w:r/>
-            <w:r>
-              <w:rPr>
-                <w:b/>
-              </w:rPr>
-              <w:t>+0.50</w:t>
-            </w:r>
-          </w:p>
-        </w:tc>
-        <w:tc>
-          <w:tcPr>
-            <w:tcW w:type="dxa" w:w="1440"/>
-            <w:shd w:fill="FFFFFF"/>
-            <w:tcMar>
-              <w:top w:w="100" w:type="dxa"/>
-              <w:bottom w:w="100" w:type="dxa"/>
-              <w:left w:w="120" w:type="dxa"/>
-              <w:right w:w="120" w:type="dxa"/>
-            </w:tcMar>
-            <w:tcBorders>
-              <w:top w:val="single" w:sz="4" w:space="0" w:color="CCCCCC"/>
-              <w:bottom w:val="single" w:sz="4" w:space="0" w:color="CCCCCC"/>
-              <w:left w:val="single" w:sz="4" w:space="0" w:color="CCCCCC"/>
-              <w:right w:val="single" w:sz="4" w:space="0" w:color="CCCCCC"/>
-            </w:tcBorders>
-          </w:tcPr>
-          <w:p>
-            <w:pPr>
-              <w:spacing w:before="60" w:after="60" w:line="252" w:lineRule="auto"/>
-              <w:jc w:val="left"/>
-            </w:pPr>
-            <w:r/>
-            <w:r>
-              <w:t>BULL</w:t>
-            </w:r>
-          </w:p>
-        </w:tc>
-      </w:tr>
-      <w:tr>
-        <w:tc>
-          <w:tcPr>
-            <w:tcW w:type="dxa" w:w="1584"/>
-            <w:shd w:fill="F8FAFC"/>
-            <w:tcMar>
-              <w:top w:w="100" w:type="dxa"/>
-              <w:bottom w:w="100" w:type="dxa"/>
-              <w:left w:w="120" w:type="dxa"/>
-              <w:right w:w="120" w:type="dxa"/>
-            </w:tcMar>
-            <w:tcBorders>
-              <w:top w:val="single" w:sz="4" w:space="0" w:color="CCCCCC"/>
-              <w:bottom w:val="single" w:sz="4" w:space="0" w:color="CCCCCC"/>
-              <w:left w:val="single" w:sz="4" w:space="0" w:color="CCCCCC"/>
-              <w:right w:val="single" w:sz="4" w:space="0" w:color="CCCCCC"/>
-            </w:tcBorders>
-          </w:tcPr>
-          <w:p>
-            <w:pPr>
-              <w:spacing w:before="60" w:after="60" w:line="252" w:lineRule="auto"/>
-              <w:jc w:val="left"/>
-            </w:pPr>
-            <w:r/>
-            <w:r>
-              <w:rPr>
-                <w:b/>
-              </w:rPr>
-              <w:t>Thu 27/08</w:t>
-            </w:r>
-          </w:p>
-        </w:tc>
-        <w:tc>
-          <w:tcPr>
-            <w:tcW w:type="dxa" w:w="864"/>
-            <w:shd w:fill="F8FAFC"/>
-            <w:tcMar>
-              <w:top w:w="100" w:type="dxa"/>
-              <w:bottom w:w="100" w:type="dxa"/>
-              <w:left w:w="120" w:type="dxa"/>
-              <w:right w:w="120" w:type="dxa"/>
-            </w:tcMar>
-            <w:tcBorders>
-              <w:top w:val="single" w:sz="4" w:space="0" w:color="CCCCCC"/>
-              <w:bottom w:val="single" w:sz="4" w:space="0" w:color="CCCCCC"/>
-              <w:left w:val="single" w:sz="4" w:space="0" w:color="CCCCCC"/>
-              <w:right w:val="single" w:sz="4" w:space="0" w:color="CCCCCC"/>
-            </w:tcBorders>
-          </w:tcPr>
-          <w:p>
-            <w:pPr>
-              <w:spacing w:before="60" w:after="60" w:line="252" w:lineRule="auto"/>
-              <w:jc w:val="left"/>
-            </w:pPr>
-            <w:r/>
-            <w:r>
-              <w:t>London 15-19</w:t>
-            </w:r>
-          </w:p>
-        </w:tc>
-        <w:tc>
-          <w:tcPr>
-            <w:tcW w:type="dxa" w:w="1440"/>
-            <w:shd w:fill="F8FAFC"/>
-            <w:tcMar>
-              <w:top w:w="100" w:type="dxa"/>
-              <w:bottom w:w="100" w:type="dxa"/>
-              <w:left w:w="120" w:type="dxa"/>
-              <w:right w:w="120" w:type="dxa"/>
-            </w:tcMar>
-            <w:tcBorders>
-              <w:top w:val="single" w:sz="4" w:space="0" w:color="CCCCCC"/>
-              <w:bottom w:val="single" w:sz="4" w:space="0" w:color="CCCCCC"/>
-              <w:left w:val="single" w:sz="4" w:space="0" w:color="CCCCCC"/>
-              <w:right w:val="single" w:sz="4" w:space="0" w:color="CCCCCC"/>
-            </w:tcBorders>
-          </w:tcPr>
-          <w:p>
-            <w:pPr>
-              <w:spacing w:before="60" w:after="60" w:line="252" w:lineRule="auto"/>
-              <w:jc w:val="left"/>
-            </w:pPr>
-            <w:r/>
-            <w:r>
-              <w:t>718.75</w:t>
-            </w:r>
-          </w:p>
-        </w:tc>
-        <w:tc>
-          <w:tcPr>
-            <w:tcW w:type="dxa" w:w="2016"/>
-            <w:shd w:fill="F8FAFC"/>
-            <w:tcMar>
-              <w:top w:w="100" w:type="dxa"/>
-              <w:bottom w:w="100" w:type="dxa"/>
-              <w:left w:w="120" w:type="dxa"/>
-              <w:right w:w="120" w:type="dxa"/>
-            </w:tcMar>
-            <w:tcBorders>
-              <w:top w:val="single" w:sz="4" w:space="0" w:color="CCCCCC"/>
-              <w:bottom w:val="single" w:sz="4" w:space="0" w:color="CCCCCC"/>
-              <w:left w:val="single" w:sz="4" w:space="0" w:color="CCCCCC"/>
-              <w:right w:val="single" w:sz="4" w:space="0" w:color="CCCCCC"/>
-            </w:tcBorders>
-          </w:tcPr>
-          <w:p>
-            <w:pPr>
-              <w:spacing w:before="60" w:after="60" w:line="252" w:lineRule="auto"/>
-              <w:jc w:val="left"/>
-            </w:pPr>
-            <w:r/>
-            <w:r>
-              <w:t>729.50</w:t>
-            </w:r>
-          </w:p>
-        </w:tc>
-        <w:tc>
-          <w:tcPr>
-            <w:tcW w:type="dxa" w:w="1152"/>
-            <w:shd w:fill="F8FAFC"/>
-            <w:tcMar>
-              <w:top w:w="100" w:type="dxa"/>
-              <w:bottom w:w="100" w:type="dxa"/>
-              <w:left w:w="120" w:type="dxa"/>
-              <w:right w:w="120" w:type="dxa"/>
-            </w:tcMar>
-            <w:tcBorders>
-              <w:top w:val="single" w:sz="4" w:space="0" w:color="CCCCCC"/>
-              <w:bottom w:val="single" w:sz="4" w:space="0" w:color="CCCCCC"/>
-              <w:left w:val="single" w:sz="4" w:space="0" w:color="CCCCCC"/>
-              <w:right w:val="single" w:sz="4" w:space="0" w:color="CCCCCC"/>
-            </w:tcBorders>
-          </w:tcPr>
-          <w:p>
-            <w:pPr>
-              <w:spacing w:before="60" w:after="60" w:line="252" w:lineRule="auto"/>
-              <w:jc w:val="left"/>
-            </w:pPr>
-            <w:r/>
-            <w:r>
-              <w:t>711.50</w:t>
-            </w:r>
-          </w:p>
-        </w:tc>
-        <w:tc>
-          <w:tcPr>
-            <w:tcW w:type="dxa" w:w="1728"/>
-            <w:shd w:fill="F8FAFC"/>
-            <w:tcMar>
-              <w:top w:w="100" w:type="dxa"/>
-              <w:bottom w:w="100" w:type="dxa"/>
-              <w:left w:w="120" w:type="dxa"/>
-              <w:right w:w="120" w:type="dxa"/>
-            </w:tcMar>
-            <w:tcBorders>
-              <w:top w:val="single" w:sz="4" w:space="0" w:color="CCCCCC"/>
-              <w:bottom w:val="single" w:sz="4" w:space="0" w:color="CCCCCC"/>
-              <w:left w:val="single" w:sz="4" w:space="0" w:color="CCCCCC"/>
-              <w:right w:val="single" w:sz="4" w:space="0" w:color="CCCCCC"/>
-            </w:tcBorders>
-          </w:tcPr>
-          <w:p>
-            <w:pPr>
-              <w:spacing w:before="60" w:after="60" w:line="252" w:lineRule="auto"/>
-              <w:jc w:val="left"/>
-            </w:pPr>
-            <w:r/>
-            <w:r>
-              <w:rPr>
-                <w:b/>
-              </w:rPr>
-              <w:t>719.50</w:t>
-            </w:r>
-          </w:p>
-        </w:tc>
-        <w:tc>
-          <w:tcPr>
-            <w:tcW w:type="dxa" w:w="3456"/>
-            <w:shd w:fill="F8FAFC"/>
-            <w:tcMar>
-              <w:top w:w="100" w:type="dxa"/>
-              <w:bottom w:w="100" w:type="dxa"/>
-              <w:left w:w="120" w:type="dxa"/>
-              <w:right w:w="120" w:type="dxa"/>
-            </w:tcMar>
-            <w:tcBorders>
-              <w:top w:val="single" w:sz="4" w:space="0" w:color="CCCCCC"/>
-              <w:bottom w:val="single" w:sz="4" w:space="0" w:color="CCCCCC"/>
-              <w:left w:val="single" w:sz="4" w:space="0" w:color="CCCCCC"/>
-              <w:right w:val="single" w:sz="4" w:space="0" w:color="CCCCCC"/>
-            </w:tcBorders>
-          </w:tcPr>
-          <w:p>
-            <w:pPr>
-              <w:spacing w:before="60" w:after="60" w:line="252" w:lineRule="auto"/>
-              <w:jc w:val="left"/>
-            </w:pPr>
-            <w:r/>
-            <w:r>
-              <w:rPr>
-                <w:b/>
-              </w:rPr>
-              <w:t>+0.75</w:t>
-            </w:r>
-          </w:p>
-        </w:tc>
-        <w:tc>
-          <w:tcPr>
-            <w:tcW w:type="dxa" w:w="1440"/>
-            <w:shd w:fill="F8FAFC"/>
-            <w:tcMar>
-              <w:top w:w="100" w:type="dxa"/>
-              <w:bottom w:w="100" w:type="dxa"/>
-              <w:left w:w="120" w:type="dxa"/>
-              <w:right w:w="120" w:type="dxa"/>
-            </w:tcMar>
-            <w:tcBorders>
-              <w:top w:val="single" w:sz="4" w:space="0" w:color="CCCCCC"/>
-              <w:bottom w:val="single" w:sz="4" w:space="0" w:color="CCCCCC"/>
-              <w:left w:val="single" w:sz="4" w:space="0" w:color="CCCCCC"/>
-              <w:right w:val="single" w:sz="4" w:space="0" w:color="CCCCCC"/>
-            </w:tcBorders>
-          </w:tcPr>
-          <w:p>
-            <w:pPr>
-              <w:spacing w:before="60" w:after="60" w:line="252" w:lineRule="auto"/>
-              <w:jc w:val="left"/>
-            </w:pPr>
-            <w:r/>
-            <w:r>
-              <w:t>BULL</w:t>
-            </w:r>
-          </w:p>
-        </w:tc>
-      </w:tr>
-      <w:tr>
-        <w:tc>
-          <w:tcPr>
-            <w:tcW w:type="dxa" w:w="1584"/>
-            <w:shd w:fill="FFFFFF"/>
-            <w:tcMar>
-              <w:top w:w="100" w:type="dxa"/>
-              <w:bottom w:w="100" w:type="dxa"/>
-              <w:left w:w="120" w:type="dxa"/>
-              <w:right w:w="120" w:type="dxa"/>
-            </w:tcMar>
-            <w:tcBorders>
-              <w:top w:val="single" w:sz="4" w:space="0" w:color="CCCCCC"/>
-              <w:bottom w:val="single" w:sz="4" w:space="0" w:color="CCCCCC"/>
-              <w:left w:val="single" w:sz="4" w:space="0" w:color="CCCCCC"/>
-              <w:right w:val="single" w:sz="4" w:space="0" w:color="CCCCCC"/>
-            </w:tcBorders>
-          </w:tcPr>
-          <w:p>
-            <w:pPr>
-              <w:spacing w:before="60" w:after="60" w:line="252" w:lineRule="auto"/>
-              <w:jc w:val="left"/>
-            </w:pPr>
-            <w:r/>
-            <w:r>
-              <w:rPr>
-                <w:b/>
-              </w:rPr>
-              <w:t>Thu 27/08</w:t>
-            </w:r>
-          </w:p>
-        </w:tc>
-        <w:tc>
-          <w:tcPr>
-            <w:tcW w:type="dxa" w:w="864"/>
-            <w:shd w:fill="FFFFFF"/>
-            <w:tcMar>
-              <w:top w:w="100" w:type="dxa"/>
-              <w:bottom w:w="100" w:type="dxa"/>
-              <w:left w:w="120" w:type="dxa"/>
-              <w:right w:w="120" w:type="dxa"/>
-            </w:tcMar>
-            <w:tcBorders>
-              <w:top w:val="single" w:sz="4" w:space="0" w:color="CCCCCC"/>
-              <w:bottom w:val="single" w:sz="4" w:space="0" w:color="CCCCCC"/>
-              <w:left w:val="single" w:sz="4" w:space="0" w:color="CCCCCC"/>
-              <w:right w:val="single" w:sz="4" w:space="0" w:color="CCCCCC"/>
-            </w:tcBorders>
-          </w:tcPr>
-          <w:p>
-            <w:pPr>
-              <w:spacing w:before="60" w:after="60" w:line="252" w:lineRule="auto"/>
-              <w:jc w:val="left"/>
-            </w:pPr>
-            <w:r/>
-            <w:r>
-              <w:t>Pre-NY 19-21</w:t>
-            </w:r>
-          </w:p>
-        </w:tc>
-        <w:tc>
-          <w:tcPr>
-            <w:tcW w:type="dxa" w:w="1440"/>
-            <w:shd w:fill="FFFFFF"/>
-            <w:tcMar>
-              <w:top w:w="100" w:type="dxa"/>
-              <w:bottom w:w="100" w:type="dxa"/>
-              <w:left w:w="120" w:type="dxa"/>
-              <w:right w:w="120" w:type="dxa"/>
-            </w:tcMar>
-            <w:tcBorders>
-              <w:top w:val="single" w:sz="4" w:space="0" w:color="CCCCCC"/>
-              <w:bottom w:val="single" w:sz="4" w:space="0" w:color="CCCCCC"/>
-              <w:left w:val="single" w:sz="4" w:space="0" w:color="CCCCCC"/>
-              <w:right w:val="single" w:sz="4" w:space="0" w:color="CCCCCC"/>
-            </w:tcBorders>
-          </w:tcPr>
-          <w:p>
-            <w:pPr>
-              <w:spacing w:before="60" w:after="60" w:line="252" w:lineRule="auto"/>
-              <w:jc w:val="left"/>
-            </w:pPr>
-            <w:r/>
-            <w:r>
-              <w:t>719.50</w:t>
-            </w:r>
-          </w:p>
-        </w:tc>
-        <w:tc>
-          <w:tcPr>
-            <w:tcW w:type="dxa" w:w="2016"/>
-            <w:shd w:fill="FFFFFF"/>
-            <w:tcMar>
-              <w:top w:w="100" w:type="dxa"/>
-              <w:bottom w:w="100" w:type="dxa"/>
-              <w:left w:w="120" w:type="dxa"/>
-              <w:right w:w="120" w:type="dxa"/>
-            </w:tcMar>
-            <w:tcBorders>
-              <w:top w:val="single" w:sz="4" w:space="0" w:color="CCCCCC"/>
-              <w:bottom w:val="single" w:sz="4" w:space="0" w:color="CCCCCC"/>
-              <w:left w:val="single" w:sz="4" w:space="0" w:color="CCCCCC"/>
-              <w:right w:val="single" w:sz="4" w:space="0" w:color="CCCCCC"/>
-            </w:tcBorders>
-          </w:tcPr>
-          <w:p>
-            <w:pPr>
-              <w:spacing w:before="60" w:after="60" w:line="252" w:lineRule="auto"/>
-              <w:jc w:val="left"/>
-            </w:pPr>
-            <w:r/>
-            <w:r>
-              <w:t>726.00</w:t>
-            </w:r>
-          </w:p>
-        </w:tc>
-        <w:tc>
-          <w:tcPr>
-            <w:tcW w:type="dxa" w:w="1152"/>
-            <w:shd w:fill="FFFFFF"/>
-            <w:tcMar>
-              <w:top w:w="100" w:type="dxa"/>
-              <w:bottom w:w="100" w:type="dxa"/>
-              <w:left w:w="120" w:type="dxa"/>
-              <w:right w:w="120" w:type="dxa"/>
-            </w:tcMar>
-            <w:tcBorders>
-              <w:top w:val="single" w:sz="4" w:space="0" w:color="CCCCCC"/>
-              <w:bottom w:val="single" w:sz="4" w:space="0" w:color="CCCCCC"/>
-              <w:left w:val="single" w:sz="4" w:space="0" w:color="CCCCCC"/>
-              <w:right w:val="single" w:sz="4" w:space="0" w:color="CCCCCC"/>
-            </w:tcBorders>
-          </w:tcPr>
-          <w:p>
-            <w:pPr>
-              <w:spacing w:before="60" w:after="60" w:line="252" w:lineRule="auto"/>
-              <w:jc w:val="left"/>
-            </w:pPr>
-            <w:r/>
-            <w:r>
-              <w:t>711.00</w:t>
-            </w:r>
-          </w:p>
-        </w:tc>
-        <w:tc>
-          <w:tcPr>
-            <w:tcW w:type="dxa" w:w="1728"/>
-            <w:shd w:fill="FFFFFF"/>
-            <w:tcMar>
-              <w:top w:w="100" w:type="dxa"/>
-              <w:bottom w:w="100" w:type="dxa"/>
-              <w:left w:w="120" w:type="dxa"/>
-              <w:right w:w="120" w:type="dxa"/>
-            </w:tcMar>
-            <w:tcBorders>
-              <w:top w:val="single" w:sz="4" w:space="0" w:color="CCCCCC"/>
-              <w:bottom w:val="single" w:sz="4" w:space="0" w:color="CCCCCC"/>
-              <w:left w:val="single" w:sz="4" w:space="0" w:color="CCCCCC"/>
-              <w:right w:val="single" w:sz="4" w:space="0" w:color="CCCCCC"/>
-            </w:tcBorders>
-          </w:tcPr>
-          <w:p>
-            <w:pPr>
-              <w:spacing w:before="60" w:after="60" w:line="252" w:lineRule="auto"/>
-              <w:jc w:val="left"/>
-            </w:pPr>
-            <w:r/>
-            <w:r>
-              <w:rPr>
-                <w:b/>
-              </w:rPr>
-              <w:t>720.00</w:t>
-            </w:r>
-          </w:p>
-        </w:tc>
-        <w:tc>
-          <w:tcPr>
-            <w:tcW w:type="dxa" w:w="3456"/>
-            <w:shd w:fill="FFFFFF"/>
-            <w:tcMar>
-              <w:top w:w="100" w:type="dxa"/>
-              <w:bottom w:w="100" w:type="dxa"/>
-              <w:left w:w="120" w:type="dxa"/>
-              <w:right w:w="120" w:type="dxa"/>
-            </w:tcMar>
-            <w:tcBorders>
-              <w:top w:val="single" w:sz="4" w:space="0" w:color="CCCCCC"/>
-              <w:bottom w:val="single" w:sz="4" w:space="0" w:color="CCCCCC"/>
-              <w:left w:val="single" w:sz="4" w:space="0" w:color="CCCCCC"/>
-              <w:right w:val="single" w:sz="4" w:space="0" w:color="CCCCCC"/>
-            </w:tcBorders>
-          </w:tcPr>
-          <w:p>
-            <w:pPr>
-              <w:spacing w:before="60" w:after="60" w:line="252" w:lineRule="auto"/>
-              <w:jc w:val="left"/>
-            </w:pPr>
-            <w:r/>
-            <w:r>
-              <w:rPr>
-                <w:b/>
-              </w:rPr>
-              <w:t>+0.50</w:t>
-            </w:r>
-          </w:p>
-        </w:tc>
-        <w:tc>
-          <w:tcPr>
-            <w:tcW w:type="dxa" w:w="1440"/>
-            <w:shd w:fill="FFFFFF"/>
-            <w:tcMar>
-              <w:top w:w="100" w:type="dxa"/>
-              <w:bottom w:w="100" w:type="dxa"/>
-              <w:left w:w="120" w:type="dxa"/>
-              <w:right w:w="120" w:type="dxa"/>
-            </w:tcMar>
-            <w:tcBorders>
-              <w:top w:val="single" w:sz="4" w:space="0" w:color="CCCCCC"/>
-              <w:bottom w:val="single" w:sz="4" w:space="0" w:color="CCCCCC"/>
-              <w:left w:val="single" w:sz="4" w:space="0" w:color="CCCCCC"/>
-              <w:right w:val="single" w:sz="4" w:space="0" w:color="CCCCCC"/>
-            </w:tcBorders>
-          </w:tcPr>
-          <w:p>
-            <w:pPr>
-              <w:spacing w:before="60" w:after="60" w:line="252" w:lineRule="auto"/>
-              <w:jc w:val="left"/>
-            </w:pPr>
-            <w:r/>
-            <w:r>
-              <w:t>BULL</w:t>
-            </w:r>
-          </w:p>
-        </w:tc>
-      </w:tr>
-      <w:tr>
-        <w:tc>
-          <w:tcPr>
-            <w:tcW w:type="dxa" w:w="1584"/>
-            <w:shd w:fill="F8FAFC"/>
-            <w:tcMar>
-              <w:top w:w="100" w:type="dxa"/>
-              <w:bottom w:w="100" w:type="dxa"/>
-              <w:left w:w="120" w:type="dxa"/>
-              <w:right w:w="120" w:type="dxa"/>
-            </w:tcMar>
-            <w:tcBorders>
-              <w:top w:val="single" w:sz="4" w:space="0" w:color="CCCCCC"/>
-              <w:bottom w:val="single" w:sz="4" w:space="0" w:color="CCCCCC"/>
-              <w:left w:val="single" w:sz="4" w:space="0" w:color="CCCCCC"/>
-              <w:right w:val="single" w:sz="4" w:space="0" w:color="CCCCCC"/>
-            </w:tcBorders>
-          </w:tcPr>
-          <w:p>
-            <w:pPr>
-              <w:spacing w:before="60" w:after="60" w:line="252" w:lineRule="auto"/>
-              <w:jc w:val="left"/>
-            </w:pPr>
-            <w:r/>
-            <w:r>
-              <w:rPr>
-                <w:b/>
-              </w:rPr>
-              <w:t>Thu 27/08</w:t>
-            </w:r>
-          </w:p>
-        </w:tc>
-        <w:tc>
-          <w:tcPr>
-            <w:tcW w:type="dxa" w:w="864"/>
-            <w:shd w:fill="F8FAFC"/>
-            <w:tcMar>
-              <w:top w:w="100" w:type="dxa"/>
-              <w:bottom w:w="100" w:type="dxa"/>
-              <w:left w:w="120" w:type="dxa"/>
-              <w:right w:w="120" w:type="dxa"/>
-            </w:tcMar>
-            <w:tcBorders>
-              <w:top w:val="single" w:sz="4" w:space="0" w:color="CCCCCC"/>
-              <w:bottom w:val="single" w:sz="4" w:space="0" w:color="CCCCCC"/>
-              <w:left w:val="single" w:sz="4" w:space="0" w:color="CCCCCC"/>
-              <w:right w:val="single" w:sz="4" w:space="0" w:color="CCCCCC"/>
-            </w:tcBorders>
-          </w:tcPr>
-          <w:p>
-            <w:pPr>
-              <w:spacing w:before="60" w:after="60" w:line="252" w:lineRule="auto"/>
-              <w:jc w:val="left"/>
-            </w:pPr>
-            <w:r/>
-            <w:r>
-              <w:t>NY Open 21-23</w:t>
-            </w:r>
-          </w:p>
-        </w:tc>
-        <w:tc>
-          <w:tcPr>
-            <w:tcW w:type="dxa" w:w="1440"/>
-            <w:shd w:fill="F8FAFC"/>
-            <w:tcMar>
-              <w:top w:w="100" w:type="dxa"/>
-              <w:bottom w:w="100" w:type="dxa"/>
-              <w:left w:w="120" w:type="dxa"/>
-              <w:right w:w="120" w:type="dxa"/>
-            </w:tcMar>
-            <w:tcBorders>
-              <w:top w:val="single" w:sz="4" w:space="0" w:color="CCCCCC"/>
-              <w:bottom w:val="single" w:sz="4" w:space="0" w:color="CCCCCC"/>
-              <w:left w:val="single" w:sz="4" w:space="0" w:color="CCCCCC"/>
-              <w:right w:val="single" w:sz="4" w:space="0" w:color="CCCCCC"/>
-            </w:tcBorders>
-          </w:tcPr>
-          <w:p>
-            <w:pPr>
-              <w:spacing w:before="60" w:after="60" w:line="252" w:lineRule="auto"/>
-              <w:jc w:val="left"/>
-            </w:pPr>
-            <w:r/>
-            <w:r>
-              <w:t>720.00</w:t>
-            </w:r>
-          </w:p>
-        </w:tc>
-        <w:tc>
-          <w:tcPr>
-            <w:tcW w:type="dxa" w:w="2016"/>
-            <w:shd w:fill="F8FAFC"/>
-            <w:tcMar>
-              <w:top w:w="100" w:type="dxa"/>
-              <w:bottom w:w="100" w:type="dxa"/>
-              <w:left w:w="120" w:type="dxa"/>
-              <w:right w:w="120" w:type="dxa"/>
-            </w:tcMar>
-            <w:tcBorders>
-              <w:top w:val="single" w:sz="4" w:space="0" w:color="CCCCCC"/>
-              <w:bottom w:val="single" w:sz="4" w:space="0" w:color="CCCCCC"/>
-              <w:left w:val="single" w:sz="4" w:space="0" w:color="CCCCCC"/>
-              <w:right w:val="single" w:sz="4" w:space="0" w:color="CCCCCC"/>
-            </w:tcBorders>
-          </w:tcPr>
-          <w:p>
-            <w:pPr>
-              <w:spacing w:before="60" w:after="60" w:line="252" w:lineRule="auto"/>
-              <w:jc w:val="left"/>
-            </w:pPr>
-            <w:r/>
-            <w:r>
-              <w:t>731.00</w:t>
-            </w:r>
-          </w:p>
-        </w:tc>
-        <w:tc>
-          <w:tcPr>
-            <w:tcW w:type="dxa" w:w="1152"/>
-            <w:shd w:fill="F8FAFC"/>
-            <w:tcMar>
-              <w:top w:w="100" w:type="dxa"/>
-              <w:bottom w:w="100" w:type="dxa"/>
-              <w:left w:w="120" w:type="dxa"/>
-              <w:right w:w="120" w:type="dxa"/>
-            </w:tcMar>
-            <w:tcBorders>
-              <w:top w:val="single" w:sz="4" w:space="0" w:color="CCCCCC"/>
-              <w:bottom w:val="single" w:sz="4" w:space="0" w:color="CCCCCC"/>
-              <w:left w:val="single" w:sz="4" w:space="0" w:color="CCCCCC"/>
-              <w:right w:val="single" w:sz="4" w:space="0" w:color="CCCCCC"/>
-            </w:tcBorders>
-          </w:tcPr>
-          <w:p>
-            <w:pPr>
-              <w:spacing w:before="60" w:after="60" w:line="252" w:lineRule="auto"/>
-              <w:jc w:val="left"/>
-            </w:pPr>
-            <w:r/>
-            <w:r>
-              <w:t>708.25</w:t>
-            </w:r>
-          </w:p>
-        </w:tc>
-        <w:tc>
-          <w:tcPr>
-            <w:tcW w:type="dxa" w:w="1728"/>
-            <w:shd w:fill="F8FAFC"/>
-            <w:tcMar>
-              <w:top w:w="100" w:type="dxa"/>
-              <w:bottom w:w="100" w:type="dxa"/>
-              <w:left w:w="120" w:type="dxa"/>
-              <w:right w:w="120" w:type="dxa"/>
-            </w:tcMar>
-            <w:tcBorders>
-              <w:top w:val="single" w:sz="4" w:space="0" w:color="CCCCCC"/>
-              <w:bottom w:val="single" w:sz="4" w:space="0" w:color="CCCCCC"/>
-              <w:left w:val="single" w:sz="4" w:space="0" w:color="CCCCCC"/>
-              <w:right w:val="single" w:sz="4" w:space="0" w:color="CCCCCC"/>
-            </w:tcBorders>
-          </w:tcPr>
-          <w:p>
-            <w:pPr>
-              <w:spacing w:before="60" w:after="60" w:line="252" w:lineRule="auto"/>
-              <w:jc w:val="left"/>
-            </w:pPr>
-            <w:r/>
-            <w:r>
-              <w:rPr>
-                <w:b/>
-              </w:rPr>
-              <w:t>723.50</w:t>
-            </w:r>
-          </w:p>
-        </w:tc>
-        <w:tc>
-          <w:tcPr>
-            <w:tcW w:type="dxa" w:w="3456"/>
-            <w:shd w:fill="F8FAFC"/>
-            <w:tcMar>
-              <w:top w:w="100" w:type="dxa"/>
-              <w:bottom w:w="100" w:type="dxa"/>
-              <w:left w:w="120" w:type="dxa"/>
-              <w:right w:w="120" w:type="dxa"/>
-            </w:tcMar>
-            <w:tcBorders>
-              <w:top w:val="single" w:sz="4" w:space="0" w:color="CCCCCC"/>
-              <w:bottom w:val="single" w:sz="4" w:space="0" w:color="CCCCCC"/>
-              <w:left w:val="single" w:sz="4" w:space="0" w:color="CCCCCC"/>
-              <w:right w:val="single" w:sz="4" w:space="0" w:color="CCCCCC"/>
-            </w:tcBorders>
-          </w:tcPr>
-          <w:p>
-            <w:pPr>
-              <w:spacing w:before="60" w:after="60" w:line="252" w:lineRule="auto"/>
-              <w:jc w:val="left"/>
-            </w:pPr>
-            <w:r/>
-            <w:r>
-              <w:rPr>
-                <w:b/>
-              </w:rPr>
-              <w:t>+3.50</w:t>
-            </w:r>
-          </w:p>
-        </w:tc>
-        <w:tc>
-          <w:tcPr>
-            <w:tcW w:type="dxa" w:w="1440"/>
-            <w:shd w:fill="F8FAFC"/>
-            <w:tcMar>
-              <w:top w:w="100" w:type="dxa"/>
-              <w:bottom w:w="100" w:type="dxa"/>
-              <w:left w:w="120" w:type="dxa"/>
-              <w:right w:w="120" w:type="dxa"/>
-            </w:tcMar>
-            <w:tcBorders>
-              <w:top w:val="single" w:sz="4" w:space="0" w:color="CCCCCC"/>
-              <w:bottom w:val="single" w:sz="4" w:space="0" w:color="CCCCCC"/>
-              <w:left w:val="single" w:sz="4" w:space="0" w:color="CCCCCC"/>
-              <w:right w:val="single" w:sz="4" w:space="0" w:color="CCCCCC"/>
-            </w:tcBorders>
-          </w:tcPr>
-          <w:p>
-            <w:pPr>
-              <w:spacing w:before="60" w:after="60" w:line="252" w:lineRule="auto"/>
-              <w:jc w:val="left"/>
-            </w:pPr>
-            <w:r/>
-            <w:r>
-              <w:t>BULL</w:t>
-            </w:r>
-          </w:p>
-        </w:tc>
-      </w:tr>
-      <w:tr>
-        <w:tc>
-          <w:tcPr>
-            <w:tcW w:type="dxa" w:w="1584"/>
-            <w:shd w:fill="FFFFFF"/>
-            <w:tcMar>
-              <w:top w:w="100" w:type="dxa"/>
-              <w:bottom w:w="100" w:type="dxa"/>
-              <w:left w:w="120" w:type="dxa"/>
-              <w:right w:w="120" w:type="dxa"/>
-            </w:tcMar>
-            <w:tcBorders>
-              <w:top w:val="single" w:sz="4" w:space="0" w:color="CCCCCC"/>
-              <w:bottom w:val="single" w:sz="4" w:space="0" w:color="CCCCCC"/>
-              <w:left w:val="single" w:sz="4" w:space="0" w:color="CCCCCC"/>
-              <w:right w:val="single" w:sz="4" w:space="0" w:color="CCCCCC"/>
-            </w:tcBorders>
-          </w:tcPr>
-          <w:p>
-            <w:pPr>
-              <w:spacing w:before="60" w:after="60" w:line="252" w:lineRule="auto"/>
-              <w:jc w:val="left"/>
-            </w:pPr>
-            <w:r/>
-            <w:r>
-              <w:rPr>
-                <w:b/>
-              </w:rPr>
-              <w:t>Thu 27/08</w:t>
-            </w:r>
-          </w:p>
-        </w:tc>
-        <w:tc>
-          <w:tcPr>
-            <w:tcW w:type="dxa" w:w="864"/>
-            <w:shd w:fill="FFFFFF"/>
-            <w:tcMar>
-              <w:top w:w="100" w:type="dxa"/>
-              <w:bottom w:w="100" w:type="dxa"/>
-              <w:left w:w="120" w:type="dxa"/>
-              <w:right w:w="120" w:type="dxa"/>
-            </w:tcMar>
-            <w:tcBorders>
-              <w:top w:val="single" w:sz="4" w:space="0" w:color="CCCCCC"/>
-              <w:bottom w:val="single" w:sz="4" w:space="0" w:color="CCCCCC"/>
-              <w:left w:val="single" w:sz="4" w:space="0" w:color="CCCCCC"/>
-              <w:right w:val="single" w:sz="4" w:space="0" w:color="CCCCCC"/>
-            </w:tcBorders>
-          </w:tcPr>
-          <w:p>
-            <w:pPr>
-              <w:spacing w:before="60" w:after="60" w:line="252" w:lineRule="auto"/>
-              <w:jc w:val="left"/>
-            </w:pPr>
-            <w:r/>
-            <w:r>
-              <w:t>NY Close 23-01</w:t>
-            </w:r>
-          </w:p>
-        </w:tc>
-        <w:tc>
-          <w:tcPr>
-            <w:tcW w:type="dxa" w:w="1440"/>
-            <w:shd w:fill="FFFFFF"/>
-            <w:tcMar>
-              <w:top w:w="100" w:type="dxa"/>
-              <w:bottom w:w="100" w:type="dxa"/>
-              <w:left w:w="120" w:type="dxa"/>
-              <w:right w:w="120" w:type="dxa"/>
-            </w:tcMar>
-            <w:tcBorders>
-              <w:top w:val="single" w:sz="4" w:space="0" w:color="CCCCCC"/>
-              <w:bottom w:val="single" w:sz="4" w:space="0" w:color="CCCCCC"/>
-              <w:left w:val="single" w:sz="4" w:space="0" w:color="CCCCCC"/>
-              <w:right w:val="single" w:sz="4" w:space="0" w:color="CCCCCC"/>
-            </w:tcBorders>
-          </w:tcPr>
-          <w:p>
-            <w:pPr>
-              <w:spacing w:before="60" w:after="60" w:line="252" w:lineRule="auto"/>
-              <w:jc w:val="left"/>
-            </w:pPr>
-            <w:r/>
-            <w:r>
-              <w:t>723.50</w:t>
-            </w:r>
-          </w:p>
-        </w:tc>
-        <w:tc>
-          <w:tcPr>
-            <w:tcW w:type="dxa" w:w="2016"/>
-            <w:shd w:fill="FFFFFF"/>
-            <w:tcMar>
-              <w:top w:w="100" w:type="dxa"/>
-              <w:bottom w:w="100" w:type="dxa"/>
-              <w:left w:w="120" w:type="dxa"/>
-              <w:right w:w="120" w:type="dxa"/>
-            </w:tcMar>
-            <w:tcBorders>
-              <w:top w:val="single" w:sz="4" w:space="0" w:color="CCCCCC"/>
-              <w:bottom w:val="single" w:sz="4" w:space="0" w:color="CCCCCC"/>
-              <w:left w:val="single" w:sz="4" w:space="0" w:color="CCCCCC"/>
-              <w:right w:val="single" w:sz="4" w:space="0" w:color="CCCCCC"/>
-            </w:tcBorders>
-          </w:tcPr>
-          <w:p>
-            <w:pPr>
-              <w:spacing w:before="60" w:after="60" w:line="252" w:lineRule="auto"/>
-              <w:jc w:val="left"/>
-            </w:pPr>
-            <w:r/>
-            <w:r>
-              <w:t>729.00</w:t>
-            </w:r>
-          </w:p>
-        </w:tc>
-        <w:tc>
-          <w:tcPr>
-            <w:tcW w:type="dxa" w:w="1152"/>
-            <w:shd w:fill="FFFFFF"/>
-            <w:tcMar>
-              <w:top w:w="100" w:type="dxa"/>
-              <w:bottom w:w="100" w:type="dxa"/>
-              <w:left w:w="120" w:type="dxa"/>
-              <w:right w:w="120" w:type="dxa"/>
-            </w:tcMar>
-            <w:tcBorders>
-              <w:top w:val="single" w:sz="4" w:space="0" w:color="CCCCCC"/>
-              <w:bottom w:val="single" w:sz="4" w:space="0" w:color="CCCCCC"/>
-              <w:left w:val="single" w:sz="4" w:space="0" w:color="CCCCCC"/>
-              <w:right w:val="single" w:sz="4" w:space="0" w:color="CCCCCC"/>
-            </w:tcBorders>
-          </w:tcPr>
-          <w:p>
-            <w:pPr>
-              <w:spacing w:before="60" w:after="60" w:line="252" w:lineRule="auto"/>
-              <w:jc w:val="left"/>
-            </w:pPr>
-            <w:r/>
-            <w:r>
-              <w:t>715.75</w:t>
-            </w:r>
-          </w:p>
-        </w:tc>
-        <w:tc>
-          <w:tcPr>
-            <w:tcW w:type="dxa" w:w="1728"/>
-            <w:shd w:fill="FFFFFF"/>
-            <w:tcMar>
-              <w:top w:w="100" w:type="dxa"/>
-              <w:bottom w:w="100" w:type="dxa"/>
-              <w:left w:w="120" w:type="dxa"/>
-              <w:right w:w="120" w:type="dxa"/>
-            </w:tcMar>
-            <w:tcBorders>
-              <w:top w:val="single" w:sz="4" w:space="0" w:color="CCCCCC"/>
-              <w:bottom w:val="single" w:sz="4" w:space="0" w:color="CCCCCC"/>
-              <w:left w:val="single" w:sz="4" w:space="0" w:color="CCCCCC"/>
-              <w:right w:val="single" w:sz="4" w:space="0" w:color="CCCCCC"/>
-            </w:tcBorders>
-          </w:tcPr>
-          <w:p>
-            <w:pPr>
-              <w:spacing w:before="60" w:after="60" w:line="252" w:lineRule="auto"/>
-              <w:jc w:val="left"/>
-            </w:pPr>
-            <w:r/>
-            <w:r>
-              <w:rPr>
-                <w:b/>
-              </w:rPr>
-              <w:t>724.25</w:t>
-            </w:r>
-          </w:p>
-        </w:tc>
-        <w:tc>
-          <w:tcPr>
-            <w:tcW w:type="dxa" w:w="3456"/>
-            <w:shd w:fill="FFFFFF"/>
-            <w:tcMar>
-              <w:top w:w="100" w:type="dxa"/>
-              <w:bottom w:w="100" w:type="dxa"/>
-              <w:left w:w="120" w:type="dxa"/>
-              <w:right w:w="120" w:type="dxa"/>
-            </w:tcMar>
-            <w:tcBorders>
-              <w:top w:val="single" w:sz="4" w:space="0" w:color="CCCCCC"/>
-              <w:bottom w:val="single" w:sz="4" w:space="0" w:color="CCCCCC"/>
-              <w:left w:val="single" w:sz="4" w:space="0" w:color="CCCCCC"/>
-              <w:right w:val="single" w:sz="4" w:space="0" w:color="CCCCCC"/>
-            </w:tcBorders>
-          </w:tcPr>
-          <w:p>
-            <w:pPr>
-              <w:spacing w:before="60" w:after="60" w:line="252" w:lineRule="auto"/>
-              <w:jc w:val="left"/>
-            </w:pPr>
-            <w:r/>
-            <w:r>
-              <w:rPr>
-                <w:b/>
-              </w:rPr>
-              <w:t>+0.75</w:t>
-            </w:r>
-          </w:p>
-        </w:tc>
-        <w:tc>
-          <w:tcPr>
-            <w:tcW w:type="dxa" w:w="1440"/>
-            <w:shd w:fill="FFFFFF"/>
-            <w:tcMar>
-              <w:top w:w="100" w:type="dxa"/>
-              <w:bottom w:w="100" w:type="dxa"/>
-              <w:left w:w="120" w:type="dxa"/>
-              <w:right w:w="120" w:type="dxa"/>
-            </w:tcMar>
-            <w:tcBorders>
-              <w:top w:val="single" w:sz="4" w:space="0" w:color="CCCCCC"/>
-              <w:bottom w:val="single" w:sz="4" w:space="0" w:color="CCCCCC"/>
-              <w:left w:val="single" w:sz="4" w:space="0" w:color="CCCCCC"/>
-              <w:right w:val="single" w:sz="4" w:space="0" w:color="CCCCCC"/>
-            </w:tcBorders>
-          </w:tcPr>
-          <w:p>
-            <w:pPr>
-              <w:spacing w:before="60" w:after="60" w:line="252" w:lineRule="auto"/>
-              <w:jc w:val="left"/>
-            </w:pPr>
-            <w:r/>
-            <w:r>
-              <w:t>BULL</w:t>
-            </w:r>
-          </w:p>
-        </w:tc>
-      </w:tr>
-      <w:tr>
-        <w:tc>
-          <w:tcPr>
-            <w:tcW w:type="dxa" w:w="1584"/>
-            <w:shd w:fill="F8FAFC"/>
-            <w:tcMar>
-              <w:top w:w="100" w:type="dxa"/>
-              <w:bottom w:w="100" w:type="dxa"/>
-              <w:left w:w="120" w:type="dxa"/>
-              <w:right w:w="120" w:type="dxa"/>
-            </w:tcMar>
-            <w:tcBorders>
-              <w:top w:val="single" w:sz="4" w:space="0" w:color="CCCCCC"/>
-              <w:bottom w:val="single" w:sz="4" w:space="0" w:color="CCCCCC"/>
-              <w:left w:val="single" w:sz="4" w:space="0" w:color="CCCCCC"/>
-              <w:right w:val="single" w:sz="4" w:space="0" w:color="CCCCCC"/>
-            </w:tcBorders>
-          </w:tcPr>
-          <w:p>
-            <w:pPr>
-              <w:spacing w:before="60" w:after="60" w:line="252" w:lineRule="auto"/>
-              <w:jc w:val="left"/>
-            </w:pPr>
-            <w:r/>
-            <w:r>
-              <w:rPr>
-                <w:b/>
-              </w:rPr>
-              <w:t>Fri 28/08</w:t>
-            </w:r>
-          </w:p>
-        </w:tc>
-        <w:tc>
-          <w:tcPr>
-            <w:tcW w:type="dxa" w:w="864"/>
-            <w:shd w:fill="F8FAFC"/>
-            <w:tcMar>
-              <w:top w:w="100" w:type="dxa"/>
-              <w:bottom w:w="100" w:type="dxa"/>
-              <w:left w:w="120" w:type="dxa"/>
-              <w:right w:w="120" w:type="dxa"/>
-            </w:tcMar>
-            <w:tcBorders>
-              <w:top w:val="single" w:sz="4" w:space="0" w:color="CCCCCC"/>
-              <w:bottom w:val="single" w:sz="4" w:space="0" w:color="CCCCCC"/>
-              <w:left w:val="single" w:sz="4" w:space="0" w:color="CCCCCC"/>
-              <w:right w:val="single" w:sz="4" w:space="0" w:color="CCCCCC"/>
-            </w:tcBorders>
-          </w:tcPr>
-          <w:p>
-            <w:pPr>
-              <w:spacing w:before="60" w:after="60" w:line="252" w:lineRule="auto"/>
-              <w:jc w:val="left"/>
-            </w:pPr>
-            <w:r/>
-            <w:r>
-              <w:t>Asia 07-11</w:t>
-            </w:r>
-          </w:p>
-        </w:tc>
-        <w:tc>
-          <w:tcPr>
-            <w:tcW w:type="dxa" w:w="1440"/>
-            <w:shd w:fill="F8FAFC"/>
-            <w:tcMar>
-              <w:top w:w="100" w:type="dxa"/>
-              <w:bottom w:w="100" w:type="dxa"/>
-              <w:left w:w="120" w:type="dxa"/>
-              <w:right w:w="120" w:type="dxa"/>
-            </w:tcMar>
-            <w:tcBorders>
-              <w:top w:val="single" w:sz="4" w:space="0" w:color="CCCCCC"/>
-              <w:bottom w:val="single" w:sz="4" w:space="0" w:color="CCCCCC"/>
-              <w:left w:val="single" w:sz="4" w:space="0" w:color="CCCCCC"/>
-              <w:right w:val="single" w:sz="4" w:space="0" w:color="CCCCCC"/>
-            </w:tcBorders>
-          </w:tcPr>
-          <w:p>
-            <w:pPr>
-              <w:spacing w:before="60" w:after="60" w:line="252" w:lineRule="auto"/>
-              <w:jc w:val="left"/>
-            </w:pPr>
-            <w:r/>
-            <w:r>
-              <w:t>724.25</w:t>
-            </w:r>
-          </w:p>
-        </w:tc>
-        <w:tc>
-          <w:tcPr>
-            <w:tcW w:type="dxa" w:w="2016"/>
-            <w:shd w:fill="F8FAFC"/>
-            <w:tcMar>
-              <w:top w:w="100" w:type="dxa"/>
-              <w:bottom w:w="100" w:type="dxa"/>
-              <w:left w:w="120" w:type="dxa"/>
-              <w:right w:w="120" w:type="dxa"/>
-            </w:tcMar>
-            <w:tcBorders>
-              <w:top w:val="single" w:sz="4" w:space="0" w:color="CCCCCC"/>
-              <w:bottom w:val="single" w:sz="4" w:space="0" w:color="CCCCCC"/>
-              <w:left w:val="single" w:sz="4" w:space="0" w:color="CCCCCC"/>
-              <w:right w:val="single" w:sz="4" w:space="0" w:color="CCCCCC"/>
-            </w:tcBorders>
-          </w:tcPr>
-          <w:p>
-            <w:pPr>
-              <w:spacing w:before="60" w:after="60" w:line="252" w:lineRule="auto"/>
-              <w:jc w:val="left"/>
-            </w:pPr>
-            <w:r/>
-            <w:r>
-              <w:t>733.50</w:t>
-            </w:r>
-          </w:p>
-        </w:tc>
-        <w:tc>
-          <w:tcPr>
-            <w:tcW w:type="dxa" w:w="1152"/>
-            <w:shd w:fill="F8FAFC"/>
-            <w:tcMar>
-              <w:top w:w="100" w:type="dxa"/>
-              <w:bottom w:w="100" w:type="dxa"/>
-              <w:left w:w="120" w:type="dxa"/>
-              <w:right w:w="120" w:type="dxa"/>
-            </w:tcMar>
-            <w:tcBorders>
-              <w:top w:val="single" w:sz="4" w:space="0" w:color="CCCCCC"/>
-              <w:bottom w:val="single" w:sz="4" w:space="0" w:color="CCCCCC"/>
-              <w:left w:val="single" w:sz="4" w:space="0" w:color="CCCCCC"/>
-              <w:right w:val="single" w:sz="4" w:space="0" w:color="CCCCCC"/>
-            </w:tcBorders>
-          </w:tcPr>
-          <w:p>
-            <w:pPr>
-              <w:spacing w:before="60" w:after="60" w:line="252" w:lineRule="auto"/>
-              <w:jc w:val="left"/>
-            </w:pPr>
-            <w:r/>
-            <w:r>
-              <w:t>717.75</w:t>
-            </w:r>
-          </w:p>
-        </w:tc>
-        <w:tc>
-          <w:tcPr>
-            <w:tcW w:type="dxa" w:w="1728"/>
-            <w:shd w:fill="F8FAFC"/>
-            <w:tcMar>
-              <w:top w:w="100" w:type="dxa"/>
-              <w:bottom w:w="100" w:type="dxa"/>
-              <w:left w:w="120" w:type="dxa"/>
-              <w:right w:w="120" w:type="dxa"/>
-            </w:tcMar>
-            <w:tcBorders>
-              <w:top w:val="single" w:sz="4" w:space="0" w:color="CCCCCC"/>
-              <w:bottom w:val="single" w:sz="4" w:space="0" w:color="CCCCCC"/>
-              <w:left w:val="single" w:sz="4" w:space="0" w:color="CCCCCC"/>
-              <w:right w:val="single" w:sz="4" w:space="0" w:color="CCCCCC"/>
-            </w:tcBorders>
-          </w:tcPr>
-          <w:p>
-            <w:pPr>
-              <w:spacing w:before="60" w:after="60" w:line="252" w:lineRule="auto"/>
-              <w:jc w:val="left"/>
-            </w:pPr>
-            <w:r/>
-            <w:r>
-              <w:rPr>
-                <w:b/>
-              </w:rPr>
-              <w:t>723.50</w:t>
-            </w:r>
-          </w:p>
-        </w:tc>
-        <w:tc>
-          <w:tcPr>
-            <w:tcW w:type="dxa" w:w="3456"/>
-            <w:shd w:fill="F8FAFC"/>
-            <w:tcMar>
-              <w:top w:w="100" w:type="dxa"/>
-              <w:bottom w:w="100" w:type="dxa"/>
-              <w:left w:w="120" w:type="dxa"/>
-              <w:right w:w="120" w:type="dxa"/>
-            </w:tcMar>
-            <w:tcBorders>
-              <w:top w:val="single" w:sz="4" w:space="0" w:color="CCCCCC"/>
-              <w:bottom w:val="single" w:sz="4" w:space="0" w:color="CCCCCC"/>
-              <w:left w:val="single" w:sz="4" w:space="0" w:color="CCCCCC"/>
-              <w:right w:val="single" w:sz="4" w:space="0" w:color="CCCCCC"/>
-            </w:tcBorders>
-          </w:tcPr>
-          <w:p>
-            <w:pPr>
-              <w:spacing w:before="60" w:after="60" w:line="252" w:lineRule="auto"/>
-              <w:jc w:val="left"/>
-            </w:pPr>
-            <w:r/>
-            <w:r>
-              <w:rPr>
-                <w:b/>
-              </w:rPr>
-              <w:t>-0.75</w:t>
-            </w:r>
-          </w:p>
-        </w:tc>
-        <w:tc>
-          <w:tcPr>
-            <w:tcW w:type="dxa" w:w="1440"/>
-            <w:shd w:fill="F8FAFC"/>
-            <w:tcMar>
-              <w:top w:w="100" w:type="dxa"/>
-              <w:bottom w:w="100" w:type="dxa"/>
-              <w:left w:w="120" w:type="dxa"/>
-              <w:right w:w="120" w:type="dxa"/>
-            </w:tcMar>
-            <w:tcBorders>
-              <w:top w:val="single" w:sz="4" w:space="0" w:color="CCCCCC"/>
-              <w:bottom w:val="single" w:sz="4" w:space="0" w:color="CCCCCC"/>
-              <w:left w:val="single" w:sz="4" w:space="0" w:color="CCCCCC"/>
-              <w:right w:val="single" w:sz="4" w:space="0" w:color="CCCCCC"/>
-            </w:tcBorders>
-          </w:tcPr>
-          <w:p>
-            <w:pPr>
-              <w:spacing w:before="60" w:after="60" w:line="252" w:lineRule="auto"/>
-              <w:jc w:val="left"/>
-            </w:pPr>
-            <w:r/>
-            <w:r>
-              <w:t>BEAR</w:t>
-            </w:r>
-          </w:p>
-        </w:tc>
-      </w:tr>
-      <w:tr>
-        <w:tc>
-          <w:tcPr>
-            <w:tcW w:type="dxa" w:w="1584"/>
-            <w:shd w:fill="FFFFFF"/>
-            <w:tcMar>
-              <w:top w:w="100" w:type="dxa"/>
-              <w:bottom w:w="100" w:type="dxa"/>
-              <w:left w:w="120" w:type="dxa"/>
-              <w:right w:w="120" w:type="dxa"/>
-            </w:tcMar>
-            <w:tcBorders>
-              <w:top w:val="single" w:sz="4" w:space="0" w:color="CCCCCC"/>
-              <w:bottom w:val="single" w:sz="4" w:space="0" w:color="CCCCCC"/>
-              <w:left w:val="single" w:sz="4" w:space="0" w:color="CCCCCC"/>
-              <w:right w:val="single" w:sz="4" w:space="0" w:color="CCCCCC"/>
-            </w:tcBorders>
-          </w:tcPr>
-          <w:p>
-            <w:pPr>
-              <w:spacing w:before="60" w:after="60" w:line="252" w:lineRule="auto"/>
-              <w:jc w:val="left"/>
-            </w:pPr>
-            <w:r/>
-            <w:r>
-              <w:rPr>
-                <w:b/>
-              </w:rPr>
-              <w:t>Fri 28/08</w:t>
-            </w:r>
-          </w:p>
-        </w:tc>
-        <w:tc>
-          <w:tcPr>
-            <w:tcW w:type="dxa" w:w="864"/>
-            <w:shd w:fill="FFFFFF"/>
-            <w:tcMar>
-              <w:top w:w="100" w:type="dxa"/>
-              <w:bottom w:w="100" w:type="dxa"/>
-              <w:left w:w="120" w:type="dxa"/>
-              <w:right w:w="120" w:type="dxa"/>
-            </w:tcMar>
-            <w:tcBorders>
-              <w:top w:val="single" w:sz="4" w:space="0" w:color="CCCCCC"/>
-              <w:bottom w:val="single" w:sz="4" w:space="0" w:color="CCCCCC"/>
-              <w:left w:val="single" w:sz="4" w:space="0" w:color="CCCCCC"/>
-              <w:right w:val="single" w:sz="4" w:space="0" w:color="CCCCCC"/>
-            </w:tcBorders>
-          </w:tcPr>
-          <w:p>
-            <w:pPr>
-              <w:spacing w:before="60" w:after="60" w:line="252" w:lineRule="auto"/>
-              <w:jc w:val="left"/>
-            </w:pPr>
-            <w:r/>
-            <w:r>
-              <w:t>Asia 11-15</w:t>
-            </w:r>
-          </w:p>
-        </w:tc>
-        <w:tc>
-          <w:tcPr>
-            <w:tcW w:type="dxa" w:w="1440"/>
-            <w:shd w:fill="FFFFFF"/>
-            <w:tcMar>
-              <w:top w:w="100" w:type="dxa"/>
-              <w:bottom w:w="100" w:type="dxa"/>
-              <w:left w:w="120" w:type="dxa"/>
-              <w:right w:w="120" w:type="dxa"/>
-            </w:tcMar>
-            <w:tcBorders>
-              <w:top w:val="single" w:sz="4" w:space="0" w:color="CCCCCC"/>
-              <w:bottom w:val="single" w:sz="4" w:space="0" w:color="CCCCCC"/>
-              <w:left w:val="single" w:sz="4" w:space="0" w:color="CCCCCC"/>
-              <w:right w:val="single" w:sz="4" w:space="0" w:color="CCCCCC"/>
-            </w:tcBorders>
-          </w:tcPr>
-          <w:p>
-            <w:pPr>
-              <w:spacing w:before="60" w:after="60" w:line="252" w:lineRule="auto"/>
-              <w:jc w:val="left"/>
-            </w:pPr>
-            <w:r/>
-            <w:r>
-              <w:t>723.50</w:t>
-            </w:r>
-          </w:p>
-        </w:tc>
-        <w:tc>
-          <w:tcPr>
-            <w:tcW w:type="dxa" w:w="2016"/>
-            <w:shd w:fill="FFFFFF"/>
-            <w:tcMar>
-              <w:top w:w="100" w:type="dxa"/>
-              <w:bottom w:w="100" w:type="dxa"/>
-              <w:left w:w="120" w:type="dxa"/>
-              <w:right w:w="120" w:type="dxa"/>
-            </w:tcMar>
-            <w:tcBorders>
-              <w:top w:val="single" w:sz="4" w:space="0" w:color="CCCCCC"/>
-              <w:bottom w:val="single" w:sz="4" w:space="0" w:color="CCCCCC"/>
-              <w:left w:val="single" w:sz="4" w:space="0" w:color="CCCCCC"/>
-              <w:right w:val="single" w:sz="4" w:space="0" w:color="CCCCCC"/>
-            </w:tcBorders>
-          </w:tcPr>
-          <w:p>
-            <w:pPr>
-              <w:spacing w:before="60" w:after="60" w:line="252" w:lineRule="auto"/>
-              <w:jc w:val="left"/>
-            </w:pPr>
-            <w:r/>
-            <w:r>
-              <w:t>731.00</w:t>
-            </w:r>
-          </w:p>
-        </w:tc>
-        <w:tc>
-          <w:tcPr>
-            <w:tcW w:type="dxa" w:w="1152"/>
-            <w:shd w:fill="FFFFFF"/>
-            <w:tcMar>
-              <w:top w:w="100" w:type="dxa"/>
-              <w:bottom w:w="100" w:type="dxa"/>
-              <w:left w:w="120" w:type="dxa"/>
-              <w:right w:w="120" w:type="dxa"/>
-            </w:tcMar>
-            <w:tcBorders>
-              <w:top w:val="single" w:sz="4" w:space="0" w:color="CCCCCC"/>
-              <w:bottom w:val="single" w:sz="4" w:space="0" w:color="CCCCCC"/>
-              <w:left w:val="single" w:sz="4" w:space="0" w:color="CCCCCC"/>
-              <w:right w:val="single" w:sz="4" w:space="0" w:color="CCCCCC"/>
-            </w:tcBorders>
-          </w:tcPr>
-          <w:p>
-            <w:pPr>
-              <w:spacing w:before="60" w:after="60" w:line="252" w:lineRule="auto"/>
-              <w:jc w:val="left"/>
-            </w:pPr>
-            <w:r/>
-            <w:r>
-              <w:t>717.50</w:t>
-            </w:r>
-          </w:p>
-        </w:tc>
-        <w:tc>
-          <w:tcPr>
-            <w:tcW w:type="dxa" w:w="1728"/>
-            <w:shd w:fill="FFFFFF"/>
-            <w:tcMar>
-              <w:top w:w="100" w:type="dxa"/>
-              <w:bottom w:w="100" w:type="dxa"/>
-              <w:left w:w="120" w:type="dxa"/>
-              <w:right w:w="120" w:type="dxa"/>
-            </w:tcMar>
-            <w:tcBorders>
-              <w:top w:val="single" w:sz="4" w:space="0" w:color="CCCCCC"/>
-              <w:bottom w:val="single" w:sz="4" w:space="0" w:color="CCCCCC"/>
-              <w:left w:val="single" w:sz="4" w:space="0" w:color="CCCCCC"/>
-              <w:right w:val="single" w:sz="4" w:space="0" w:color="CCCCCC"/>
-            </w:tcBorders>
-          </w:tcPr>
-          <w:p>
-            <w:pPr>
-              <w:spacing w:before="60" w:after="60" w:line="252" w:lineRule="auto"/>
-              <w:jc w:val="left"/>
-            </w:pPr>
-            <w:r/>
-            <w:r>
-              <w:rPr>
-                <w:b/>
-              </w:rPr>
-              <w:t>722.50</w:t>
-            </w:r>
-          </w:p>
-        </w:tc>
-        <w:tc>
-          <w:tcPr>
-            <w:tcW w:type="dxa" w:w="3456"/>
-            <w:shd w:fill="FFFFFF"/>
-            <w:tcMar>
-              <w:top w:w="100" w:type="dxa"/>
-              <w:bottom w:w="100" w:type="dxa"/>
-              <w:left w:w="120" w:type="dxa"/>
-              <w:right w:w="120" w:type="dxa"/>
-            </w:tcMar>
-            <w:tcBorders>
-              <w:top w:val="single" w:sz="4" w:space="0" w:color="CCCCCC"/>
-              <w:bottom w:val="single" w:sz="4" w:space="0" w:color="CCCCCC"/>
-              <w:left w:val="single" w:sz="4" w:space="0" w:color="CCCCCC"/>
-              <w:right w:val="single" w:sz="4" w:space="0" w:color="CCCCCC"/>
-            </w:tcBorders>
-          </w:tcPr>
-          <w:p>
-            <w:pPr>
-              <w:spacing w:before="60" w:after="60" w:line="252" w:lineRule="auto"/>
-              <w:jc w:val="left"/>
-            </w:pPr>
-            <w:r/>
-            <w:r>
-              <w:rPr>
-                <w:b/>
-              </w:rPr>
-              <w:t>-1.00</w:t>
-            </w:r>
-          </w:p>
-        </w:tc>
-        <w:tc>
-          <w:tcPr>
-            <w:tcW w:type="dxa" w:w="1440"/>
-            <w:shd w:fill="FFFFFF"/>
-            <w:tcMar>
-              <w:top w:w="100" w:type="dxa"/>
-              <w:bottom w:w="100" w:type="dxa"/>
-              <w:left w:w="120" w:type="dxa"/>
-              <w:right w:w="120" w:type="dxa"/>
-            </w:tcMar>
-            <w:tcBorders>
-              <w:top w:val="single" w:sz="4" w:space="0" w:color="CCCCCC"/>
-              <w:bottom w:val="single" w:sz="4" w:space="0" w:color="CCCCCC"/>
-              <w:left w:val="single" w:sz="4" w:space="0" w:color="CCCCCC"/>
-              <w:right w:val="single" w:sz="4" w:space="0" w:color="CCCCCC"/>
-            </w:tcBorders>
-          </w:tcPr>
-          <w:p>
-            <w:pPr>
-              <w:spacing w:before="60" w:after="60" w:line="252" w:lineRule="auto"/>
-              <w:jc w:val="left"/>
-            </w:pPr>
-            <w:r/>
-            <w:r>
-              <w:t>BEAR</w:t>
-            </w:r>
-          </w:p>
-        </w:tc>
-      </w:tr>
-      <w:tr>
-        <w:tc>
-          <w:tcPr>
-            <w:tcW w:type="dxa" w:w="1584"/>
-            <w:shd w:fill="F8FAFC"/>
-            <w:tcMar>
-              <w:top w:w="100" w:type="dxa"/>
-              <w:bottom w:w="100" w:type="dxa"/>
-              <w:left w:w="120" w:type="dxa"/>
-              <w:right w:w="120" w:type="dxa"/>
-            </w:tcMar>
-            <w:tcBorders>
-              <w:top w:val="single" w:sz="4" w:space="0" w:color="CCCCCC"/>
-              <w:bottom w:val="single" w:sz="4" w:space="0" w:color="CCCCCC"/>
-              <w:left w:val="single" w:sz="4" w:space="0" w:color="CCCCCC"/>
-              <w:right w:val="single" w:sz="4" w:space="0" w:color="CCCCCC"/>
-            </w:tcBorders>
-          </w:tcPr>
-          <w:p>
-            <w:pPr>
-              <w:spacing w:before="60" w:after="60" w:line="252" w:lineRule="auto"/>
-              <w:jc w:val="left"/>
-            </w:pPr>
-            <w:r/>
-            <w:r>
-              <w:rPr>
-                <w:b/>
-              </w:rPr>
-              <w:t>Fri 28/08</w:t>
-            </w:r>
-          </w:p>
-        </w:tc>
-        <w:tc>
-          <w:tcPr>
-            <w:tcW w:type="dxa" w:w="864"/>
-            <w:shd w:fill="F8FAFC"/>
-            <w:tcMar>
-              <w:top w:w="100" w:type="dxa"/>
-              <w:bottom w:w="100" w:type="dxa"/>
-              <w:left w:w="120" w:type="dxa"/>
-              <w:right w:w="120" w:type="dxa"/>
-            </w:tcMar>
-            <w:tcBorders>
-              <w:top w:val="single" w:sz="4" w:space="0" w:color="CCCCCC"/>
-              <w:bottom w:val="single" w:sz="4" w:space="0" w:color="CCCCCC"/>
-              <w:left w:val="single" w:sz="4" w:space="0" w:color="CCCCCC"/>
-              <w:right w:val="single" w:sz="4" w:space="0" w:color="CCCCCC"/>
-            </w:tcBorders>
-          </w:tcPr>
-          <w:p>
-            <w:pPr>
-              <w:spacing w:before="60" w:after="60" w:line="252" w:lineRule="auto"/>
-              <w:jc w:val="left"/>
-            </w:pPr>
-            <w:r/>
-            <w:r>
-              <w:t>London 15-19</w:t>
-            </w:r>
-          </w:p>
-        </w:tc>
-        <w:tc>
-          <w:tcPr>
-            <w:tcW w:type="dxa" w:w="1440"/>
-            <w:shd w:fill="F8FAFC"/>
-            <w:tcMar>
-              <w:top w:w="100" w:type="dxa"/>
-              <w:bottom w:w="100" w:type="dxa"/>
-              <w:left w:w="120" w:type="dxa"/>
-              <w:right w:w="120" w:type="dxa"/>
-            </w:tcMar>
-            <w:tcBorders>
-              <w:top w:val="single" w:sz="4" w:space="0" w:color="CCCCCC"/>
-              <w:bottom w:val="single" w:sz="4" w:space="0" w:color="CCCCCC"/>
-              <w:left w:val="single" w:sz="4" w:space="0" w:color="CCCCCC"/>
-              <w:right w:val="single" w:sz="4" w:space="0" w:color="CCCCCC"/>
-            </w:tcBorders>
-          </w:tcPr>
-          <w:p>
-            <w:pPr>
-              <w:spacing w:before="60" w:after="60" w:line="252" w:lineRule="auto"/>
-              <w:jc w:val="left"/>
-            </w:pPr>
-            <w:r/>
-            <w:r>
-              <w:t>722.50</w:t>
-            </w:r>
-          </w:p>
-        </w:tc>
-        <w:tc>
-          <w:tcPr>
-            <w:tcW w:type="dxa" w:w="2016"/>
-            <w:shd w:fill="F8FAFC"/>
-            <w:tcMar>
-              <w:top w:w="100" w:type="dxa"/>
-              <w:bottom w:w="100" w:type="dxa"/>
-              <w:left w:w="120" w:type="dxa"/>
-              <w:right w:w="120" w:type="dxa"/>
-            </w:tcMar>
-            <w:tcBorders>
-              <w:top w:val="single" w:sz="4" w:space="0" w:color="CCCCCC"/>
-              <w:bottom w:val="single" w:sz="4" w:space="0" w:color="CCCCCC"/>
-              <w:left w:val="single" w:sz="4" w:space="0" w:color="CCCCCC"/>
-              <w:right w:val="single" w:sz="4" w:space="0" w:color="CCCCCC"/>
-            </w:tcBorders>
-          </w:tcPr>
-          <w:p>
-            <w:pPr>
-              <w:spacing w:before="60" w:after="60" w:line="252" w:lineRule="auto"/>
-              <w:jc w:val="left"/>
-            </w:pPr>
-            <w:r/>
-            <w:r>
-              <w:t>729.50</w:t>
-            </w:r>
-          </w:p>
-        </w:tc>
-        <w:tc>
-          <w:tcPr>
-            <w:tcW w:type="dxa" w:w="1152"/>
-            <w:shd w:fill="F8FAFC"/>
-            <w:tcMar>
-              <w:top w:w="100" w:type="dxa"/>
-              <w:bottom w:w="100" w:type="dxa"/>
-              <w:left w:w="120" w:type="dxa"/>
-              <w:right w:w="120" w:type="dxa"/>
-            </w:tcMar>
-            <w:tcBorders>
-              <w:top w:val="single" w:sz="4" w:space="0" w:color="CCCCCC"/>
-              <w:bottom w:val="single" w:sz="4" w:space="0" w:color="CCCCCC"/>
-              <w:left w:val="single" w:sz="4" w:space="0" w:color="CCCCCC"/>
-              <w:right w:val="single" w:sz="4" w:space="0" w:color="CCCCCC"/>
-            </w:tcBorders>
-          </w:tcPr>
-          <w:p>
-            <w:pPr>
-              <w:spacing w:before="60" w:after="60" w:line="252" w:lineRule="auto"/>
-              <w:jc w:val="left"/>
-            </w:pPr>
-            <w:r/>
-            <w:r>
-              <w:t>709.00</w:t>
-            </w:r>
-          </w:p>
-        </w:tc>
-        <w:tc>
-          <w:tcPr>
-            <w:tcW w:type="dxa" w:w="1728"/>
-            <w:shd w:fill="F8FAFC"/>
-            <w:tcMar>
-              <w:top w:w="100" w:type="dxa"/>
-              <w:bottom w:w="100" w:type="dxa"/>
-              <w:left w:w="120" w:type="dxa"/>
-              <w:right w:w="120" w:type="dxa"/>
-            </w:tcMar>
-            <w:tcBorders>
-              <w:top w:val="single" w:sz="4" w:space="0" w:color="CCCCCC"/>
-              <w:bottom w:val="single" w:sz="4" w:space="0" w:color="CCCCCC"/>
-              <w:left w:val="single" w:sz="4" w:space="0" w:color="CCCCCC"/>
-              <w:right w:val="single" w:sz="4" w:space="0" w:color="CCCCCC"/>
-            </w:tcBorders>
-          </w:tcPr>
-          <w:p>
-            <w:pPr>
-              <w:spacing w:before="60" w:after="60" w:line="252" w:lineRule="auto"/>
-              <w:jc w:val="left"/>
-            </w:pPr>
-            <w:r/>
-            <w:r>
-              <w:rPr>
-                <w:b/>
-              </w:rPr>
-              <w:t>723.25</w:t>
-            </w:r>
-          </w:p>
-        </w:tc>
-        <w:tc>
-          <w:tcPr>
-            <w:tcW w:type="dxa" w:w="3456"/>
-            <w:shd w:fill="F8FAFC"/>
-            <w:tcMar>
-              <w:top w:w="100" w:type="dxa"/>
-              <w:bottom w:w="100" w:type="dxa"/>
-              <w:left w:w="120" w:type="dxa"/>
-              <w:right w:w="120" w:type="dxa"/>
-            </w:tcMar>
-            <w:tcBorders>
-              <w:top w:val="single" w:sz="4" w:space="0" w:color="CCCCCC"/>
-              <w:bottom w:val="single" w:sz="4" w:space="0" w:color="CCCCCC"/>
-              <w:left w:val="single" w:sz="4" w:space="0" w:color="CCCCCC"/>
-              <w:right w:val="single" w:sz="4" w:space="0" w:color="CCCCCC"/>
-            </w:tcBorders>
-          </w:tcPr>
-          <w:p>
-            <w:pPr>
-              <w:spacing w:before="60" w:after="60" w:line="252" w:lineRule="auto"/>
-              <w:jc w:val="left"/>
-            </w:pPr>
-            <w:r/>
-            <w:r>
-              <w:rPr>
-                <w:b/>
-              </w:rPr>
-              <w:t>+0.75</w:t>
-            </w:r>
-          </w:p>
-        </w:tc>
-        <w:tc>
-          <w:tcPr>
-            <w:tcW w:type="dxa" w:w="1440"/>
-            <w:shd w:fill="F8FAFC"/>
-            <w:tcMar>
-              <w:top w:w="100" w:type="dxa"/>
-              <w:bottom w:w="100" w:type="dxa"/>
-              <w:left w:w="120" w:type="dxa"/>
-              <w:right w:w="120" w:type="dxa"/>
-            </w:tcMar>
-            <w:tcBorders>
-              <w:top w:val="single" w:sz="4" w:space="0" w:color="CCCCCC"/>
-              <w:bottom w:val="single" w:sz="4" w:space="0" w:color="CCCCCC"/>
-              <w:left w:val="single" w:sz="4" w:space="0" w:color="CCCCCC"/>
-              <w:right w:val="single" w:sz="4" w:space="0" w:color="CCCCCC"/>
-            </w:tcBorders>
-          </w:tcPr>
-          <w:p>
-            <w:pPr>
-              <w:spacing w:before="60" w:after="60" w:line="252" w:lineRule="auto"/>
-              <w:jc w:val="left"/>
-            </w:pPr>
-            <w:r/>
-            <w:r>
-              <w:t>BULL</w:t>
-            </w:r>
-          </w:p>
-        </w:tc>
-      </w:tr>
-      <w:tr>
-        <w:tc>
-          <w:tcPr>
-            <w:tcW w:type="dxa" w:w="1584"/>
-            <w:shd w:fill="FFFFFF"/>
-            <w:tcMar>
-              <w:top w:w="100" w:type="dxa"/>
-              <w:bottom w:w="100" w:type="dxa"/>
-              <w:left w:w="120" w:type="dxa"/>
-              <w:right w:w="120" w:type="dxa"/>
-            </w:tcMar>
-            <w:tcBorders>
-              <w:top w:val="single" w:sz="4" w:space="0" w:color="CCCCCC"/>
-              <w:bottom w:val="single" w:sz="4" w:space="0" w:color="CCCCCC"/>
-              <w:left w:val="single" w:sz="4" w:space="0" w:color="CCCCCC"/>
-              <w:right w:val="single" w:sz="4" w:space="0" w:color="CCCCCC"/>
-            </w:tcBorders>
-          </w:tcPr>
-          <w:p>
-            <w:pPr>
-              <w:spacing w:before="60" w:after="60" w:line="252" w:lineRule="auto"/>
-              <w:jc w:val="left"/>
-            </w:pPr>
-            <w:r/>
-            <w:r>
-              <w:rPr>
-                <w:b/>
-              </w:rPr>
-              <w:t>Fri 28/08</w:t>
-            </w:r>
-          </w:p>
-        </w:tc>
-        <w:tc>
-          <w:tcPr>
-            <w:tcW w:type="dxa" w:w="864"/>
-            <w:shd w:fill="FFFFFF"/>
-            <w:tcMar>
-              <w:top w:w="100" w:type="dxa"/>
-              <w:bottom w:w="100" w:type="dxa"/>
-              <w:left w:w="120" w:type="dxa"/>
-              <w:right w:w="120" w:type="dxa"/>
-            </w:tcMar>
-            <w:tcBorders>
-              <w:top w:val="single" w:sz="4" w:space="0" w:color="CCCCCC"/>
-              <w:bottom w:val="single" w:sz="4" w:space="0" w:color="CCCCCC"/>
-              <w:left w:val="single" w:sz="4" w:space="0" w:color="CCCCCC"/>
-              <w:right w:val="single" w:sz="4" w:space="0" w:color="CCCCCC"/>
-            </w:tcBorders>
-          </w:tcPr>
-          <w:p>
-            <w:pPr>
-              <w:spacing w:before="60" w:after="60" w:line="252" w:lineRule="auto"/>
-              <w:jc w:val="left"/>
-            </w:pPr>
-            <w:r/>
-            <w:r>
-              <w:t>Pre-NY 19-21</w:t>
-            </w:r>
-          </w:p>
-        </w:tc>
-        <w:tc>
-          <w:tcPr>
-            <w:tcW w:type="dxa" w:w="1440"/>
-            <w:shd w:fill="FFFFFF"/>
-            <w:tcMar>
-              <w:top w:w="100" w:type="dxa"/>
-              <w:bottom w:w="100" w:type="dxa"/>
-              <w:left w:w="120" w:type="dxa"/>
-              <w:right w:w="120" w:type="dxa"/>
-            </w:tcMar>
-            <w:tcBorders>
-              <w:top w:val="single" w:sz="4" w:space="0" w:color="CCCCCC"/>
-              <w:bottom w:val="single" w:sz="4" w:space="0" w:color="CCCCCC"/>
-              <w:left w:val="single" w:sz="4" w:space="0" w:color="CCCCCC"/>
-              <w:right w:val="single" w:sz="4" w:space="0" w:color="CCCCCC"/>
-            </w:tcBorders>
-          </w:tcPr>
-          <w:p>
-            <w:pPr>
-              <w:spacing w:before="60" w:after="60" w:line="252" w:lineRule="auto"/>
-              <w:jc w:val="left"/>
-            </w:pPr>
-            <w:r/>
-            <w:r>
-              <w:t>723.25</w:t>
-            </w:r>
-          </w:p>
-        </w:tc>
-        <w:tc>
-          <w:tcPr>
-            <w:tcW w:type="dxa" w:w="2016"/>
-            <w:shd w:fill="FFFFFF"/>
-            <w:tcMar>
-              <w:top w:w="100" w:type="dxa"/>
-              <w:bottom w:w="100" w:type="dxa"/>
-              <w:left w:w="120" w:type="dxa"/>
-              <w:right w:w="120" w:type="dxa"/>
-            </w:tcMar>
-            <w:tcBorders>
-              <w:top w:val="single" w:sz="4" w:space="0" w:color="CCCCCC"/>
-              <w:bottom w:val="single" w:sz="4" w:space="0" w:color="CCCCCC"/>
-              <w:left w:val="single" w:sz="4" w:space="0" w:color="CCCCCC"/>
-              <w:right w:val="single" w:sz="4" w:space="0" w:color="CCCCCC"/>
-            </w:tcBorders>
-          </w:tcPr>
-          <w:p>
-            <w:pPr>
-              <w:spacing w:before="60" w:after="60" w:line="252" w:lineRule="auto"/>
-              <w:jc w:val="left"/>
-            </w:pPr>
-            <w:r/>
-            <w:r>
-              <w:t>732.50</w:t>
-            </w:r>
-          </w:p>
-        </w:tc>
-        <w:tc>
-          <w:tcPr>
-            <w:tcW w:type="dxa" w:w="1152"/>
-            <w:shd w:fill="FFFFFF"/>
-            <w:tcMar>
-              <w:top w:w="100" w:type="dxa"/>
-              <w:bottom w:w="100" w:type="dxa"/>
-              <w:left w:w="120" w:type="dxa"/>
-              <w:right w:w="120" w:type="dxa"/>
-            </w:tcMar>
-            <w:tcBorders>
-              <w:top w:val="single" w:sz="4" w:space="0" w:color="CCCCCC"/>
-              <w:bottom w:val="single" w:sz="4" w:space="0" w:color="CCCCCC"/>
-              <w:left w:val="single" w:sz="4" w:space="0" w:color="CCCCCC"/>
-              <w:right w:val="single" w:sz="4" w:space="0" w:color="CCCCCC"/>
-            </w:tcBorders>
-          </w:tcPr>
-          <w:p>
-            <w:pPr>
-              <w:spacing w:before="60" w:after="60" w:line="252" w:lineRule="auto"/>
-              <w:jc w:val="left"/>
-            </w:pPr>
-            <w:r/>
-            <w:r>
-              <w:t>716.00</w:t>
-            </w:r>
-          </w:p>
-        </w:tc>
-        <w:tc>
-          <w:tcPr>
-            <w:tcW w:type="dxa" w:w="1728"/>
-            <w:shd w:fill="FFFFFF"/>
-            <w:tcMar>
-              <w:top w:w="100" w:type="dxa"/>
-              <w:bottom w:w="100" w:type="dxa"/>
-              <w:left w:w="120" w:type="dxa"/>
-              <w:right w:w="120" w:type="dxa"/>
-            </w:tcMar>
-            <w:tcBorders>
-              <w:top w:val="single" w:sz="4" w:space="0" w:color="CCCCCC"/>
-              <w:bottom w:val="single" w:sz="4" w:space="0" w:color="CCCCCC"/>
-              <w:left w:val="single" w:sz="4" w:space="0" w:color="CCCCCC"/>
-              <w:right w:val="single" w:sz="4" w:space="0" w:color="CCCCCC"/>
-            </w:tcBorders>
-          </w:tcPr>
-          <w:p>
-            <w:pPr>
-              <w:spacing w:before="60" w:after="60" w:line="252" w:lineRule="auto"/>
-              <w:jc w:val="left"/>
-            </w:pPr>
-            <w:r/>
-            <w:r>
-              <w:rPr>
-                <w:b/>
-              </w:rPr>
-              <w:t>723.00</w:t>
-            </w:r>
-          </w:p>
-        </w:tc>
-        <w:tc>
-          <w:tcPr>
-            <w:tcW w:type="dxa" w:w="3456"/>
-            <w:shd w:fill="FFFFFF"/>
-            <w:tcMar>
-              <w:top w:w="100" w:type="dxa"/>
-              <w:bottom w:w="100" w:type="dxa"/>
-              <w:left w:w="120" w:type="dxa"/>
-              <w:right w:w="120" w:type="dxa"/>
-            </w:tcMar>
-            <w:tcBorders>
-              <w:top w:val="single" w:sz="4" w:space="0" w:color="CCCCCC"/>
-              <w:bottom w:val="single" w:sz="4" w:space="0" w:color="CCCCCC"/>
-              <w:left w:val="single" w:sz="4" w:space="0" w:color="CCCCCC"/>
-              <w:right w:val="single" w:sz="4" w:space="0" w:color="CCCCCC"/>
-            </w:tcBorders>
-          </w:tcPr>
-          <w:p>
-            <w:pPr>
-              <w:spacing w:before="60" w:after="60" w:line="252" w:lineRule="auto"/>
-              <w:jc w:val="left"/>
-            </w:pPr>
-            <w:r/>
-            <w:r>
-              <w:rPr>
-                <w:b/>
-              </w:rPr>
-              <w:t>-0.25</w:t>
-            </w:r>
-          </w:p>
-        </w:tc>
-        <w:tc>
-          <w:tcPr>
-            <w:tcW w:type="dxa" w:w="1440"/>
-            <w:shd w:fill="FFFFFF"/>
-            <w:tcMar>
-              <w:top w:w="100" w:type="dxa"/>
-              <w:bottom w:w="100" w:type="dxa"/>
-              <w:left w:w="120" w:type="dxa"/>
-              <w:right w:w="120" w:type="dxa"/>
-            </w:tcMar>
-            <w:tcBorders>
-              <w:top w:val="single" w:sz="4" w:space="0" w:color="CCCCCC"/>
-              <w:bottom w:val="single" w:sz="4" w:space="0" w:color="CCCCCC"/>
-              <w:left w:val="single" w:sz="4" w:space="0" w:color="CCCCCC"/>
-              <w:right w:val="single" w:sz="4" w:space="0" w:color="CCCCCC"/>
-            </w:tcBorders>
-          </w:tcPr>
-          <w:p>
-            <w:pPr>
-              <w:spacing w:before="60" w:after="60" w:line="252" w:lineRule="auto"/>
-              <w:jc w:val="left"/>
-            </w:pPr>
-            <w:r/>
-            <w:r>
-              <w:t>BEAR</w:t>
-            </w:r>
-          </w:p>
-        </w:tc>
-      </w:tr>
-      <w:tr>
-        <w:tc>
-          <w:tcPr>
-            <w:tcW w:type="dxa" w:w="1584"/>
-            <w:shd w:fill="F8FAFC"/>
-            <w:tcMar>
-              <w:top w:w="100" w:type="dxa"/>
-              <w:bottom w:w="100" w:type="dxa"/>
-              <w:left w:w="120" w:type="dxa"/>
-              <w:right w:w="120" w:type="dxa"/>
-            </w:tcMar>
-            <w:tcBorders>
-              <w:top w:val="single" w:sz="4" w:space="0" w:color="CCCCCC"/>
-              <w:bottom w:val="single" w:sz="4" w:space="0" w:color="CCCCCC"/>
-              <w:left w:val="single" w:sz="4" w:space="0" w:color="CCCCCC"/>
-              <w:right w:val="single" w:sz="4" w:space="0" w:color="CCCCCC"/>
-            </w:tcBorders>
-          </w:tcPr>
-          <w:p>
-            <w:pPr>
-              <w:spacing w:before="60" w:after="60" w:line="252" w:lineRule="auto"/>
-              <w:jc w:val="left"/>
-            </w:pPr>
-            <w:r/>
-            <w:r>
-              <w:rPr>
-                <w:b/>
-              </w:rPr>
-              <w:t>Fri 28/08</w:t>
-            </w:r>
-          </w:p>
-        </w:tc>
-        <w:tc>
-          <w:tcPr>
-            <w:tcW w:type="dxa" w:w="864"/>
-            <w:shd w:fill="F8FAFC"/>
-            <w:tcMar>
-              <w:top w:w="100" w:type="dxa"/>
-              <w:bottom w:w="100" w:type="dxa"/>
-              <w:left w:w="120" w:type="dxa"/>
-              <w:right w:w="120" w:type="dxa"/>
-            </w:tcMar>
-            <w:tcBorders>
-              <w:top w:val="single" w:sz="4" w:space="0" w:color="CCCCCC"/>
-              <w:bottom w:val="single" w:sz="4" w:space="0" w:color="CCCCCC"/>
-              <w:left w:val="single" w:sz="4" w:space="0" w:color="CCCCCC"/>
-              <w:right w:val="single" w:sz="4" w:space="0" w:color="CCCCCC"/>
-            </w:tcBorders>
-          </w:tcPr>
-          <w:p>
-            <w:pPr>
-              <w:spacing w:before="60" w:after="60" w:line="252" w:lineRule="auto"/>
-              <w:jc w:val="left"/>
-            </w:pPr>
-            <w:r/>
-            <w:r>
-              <w:t>NY Open 21-23</w:t>
-            </w:r>
-          </w:p>
-        </w:tc>
-        <w:tc>
-          <w:tcPr>
-            <w:tcW w:type="dxa" w:w="1440"/>
-            <w:shd w:fill="F8FAFC"/>
-            <w:tcMar>
-              <w:top w:w="100" w:type="dxa"/>
-              <w:bottom w:w="100" w:type="dxa"/>
-              <w:left w:w="120" w:type="dxa"/>
-              <w:right w:w="120" w:type="dxa"/>
-            </w:tcMar>
-            <w:tcBorders>
-              <w:top w:val="single" w:sz="4" w:space="0" w:color="CCCCCC"/>
-              <w:bottom w:val="single" w:sz="4" w:space="0" w:color="CCCCCC"/>
-              <w:left w:val="single" w:sz="4" w:space="0" w:color="CCCCCC"/>
-              <w:right w:val="single" w:sz="4" w:space="0" w:color="CCCCCC"/>
-            </w:tcBorders>
-          </w:tcPr>
-          <w:p>
-            <w:pPr>
-              <w:spacing w:before="60" w:after="60" w:line="252" w:lineRule="auto"/>
-              <w:jc w:val="left"/>
-            </w:pPr>
-            <w:r/>
-            <w:r>
-              <w:t>723.00</w:t>
-            </w:r>
-          </w:p>
-        </w:tc>
-        <w:tc>
-          <w:tcPr>
-            <w:tcW w:type="dxa" w:w="2016"/>
-            <w:shd w:fill="F8FAFC"/>
-            <w:tcMar>
-              <w:top w:w="100" w:type="dxa"/>
-              <w:bottom w:w="100" w:type="dxa"/>
-              <w:left w:w="120" w:type="dxa"/>
-              <w:right w:w="120" w:type="dxa"/>
-            </w:tcMar>
-            <w:tcBorders>
-              <w:top w:val="single" w:sz="4" w:space="0" w:color="CCCCCC"/>
-              <w:bottom w:val="single" w:sz="4" w:space="0" w:color="CCCCCC"/>
-              <w:left w:val="single" w:sz="4" w:space="0" w:color="CCCCCC"/>
-              <w:right w:val="single" w:sz="4" w:space="0" w:color="CCCCCC"/>
-            </w:tcBorders>
-          </w:tcPr>
-          <w:p>
-            <w:pPr>
-              <w:spacing w:before="60" w:after="60" w:line="252" w:lineRule="auto"/>
-              <w:jc w:val="left"/>
-            </w:pPr>
-            <w:r/>
-            <w:r>
-              <w:t>731.50</w:t>
-            </w:r>
-          </w:p>
-        </w:tc>
-        <w:tc>
-          <w:tcPr>
-            <w:tcW w:type="dxa" w:w="1152"/>
-            <w:shd w:fill="F8FAFC"/>
-            <w:tcMar>
-              <w:top w:w="100" w:type="dxa"/>
-              <w:bottom w:w="100" w:type="dxa"/>
-              <w:left w:w="120" w:type="dxa"/>
-              <w:right w:w="120" w:type="dxa"/>
-            </w:tcMar>
-            <w:tcBorders>
-              <w:top w:val="single" w:sz="4" w:space="0" w:color="CCCCCC"/>
-              <w:bottom w:val="single" w:sz="4" w:space="0" w:color="CCCCCC"/>
-              <w:left w:val="single" w:sz="4" w:space="0" w:color="CCCCCC"/>
-              <w:right w:val="single" w:sz="4" w:space="0" w:color="CCCCCC"/>
-            </w:tcBorders>
-          </w:tcPr>
-          <w:p>
-            <w:pPr>
-              <w:spacing w:before="60" w:after="60" w:line="252" w:lineRule="auto"/>
-              <w:jc w:val="left"/>
-            </w:pPr>
-            <w:r/>
-            <w:r>
-              <w:t>709.00</w:t>
-            </w:r>
-          </w:p>
-        </w:tc>
-        <w:tc>
-          <w:tcPr>
-            <w:tcW w:type="dxa" w:w="1728"/>
-            <w:shd w:fill="F8FAFC"/>
-            <w:tcMar>
-              <w:top w:w="100" w:type="dxa"/>
-              <w:bottom w:w="100" w:type="dxa"/>
-              <w:left w:w="120" w:type="dxa"/>
-              <w:right w:w="120" w:type="dxa"/>
-            </w:tcMar>
-            <w:tcBorders>
-              <w:top w:val="single" w:sz="4" w:space="0" w:color="CCCCCC"/>
-              <w:bottom w:val="single" w:sz="4" w:space="0" w:color="CCCCCC"/>
-              <w:left w:val="single" w:sz="4" w:space="0" w:color="CCCCCC"/>
-              <w:right w:val="single" w:sz="4" w:space="0" w:color="CCCCCC"/>
-            </w:tcBorders>
-          </w:tcPr>
-          <w:p>
-            <w:pPr>
-              <w:spacing w:before="60" w:after="60" w:line="252" w:lineRule="auto"/>
-              <w:jc w:val="left"/>
-            </w:pPr>
-            <w:r/>
-            <w:r>
-              <w:rPr>
-                <w:b/>
-              </w:rPr>
-              <w:t>724.75</w:t>
-            </w:r>
-          </w:p>
-        </w:tc>
-        <w:tc>
-          <w:tcPr>
-            <w:tcW w:type="dxa" w:w="3456"/>
-            <w:shd w:fill="F8FAFC"/>
-            <w:tcMar>
-              <w:top w:w="100" w:type="dxa"/>
-              <w:bottom w:w="100" w:type="dxa"/>
-              <w:left w:w="120" w:type="dxa"/>
-              <w:right w:w="120" w:type="dxa"/>
-            </w:tcMar>
-            <w:tcBorders>
-              <w:top w:val="single" w:sz="4" w:space="0" w:color="CCCCCC"/>
-              <w:bottom w:val="single" w:sz="4" w:space="0" w:color="CCCCCC"/>
-              <w:left w:val="single" w:sz="4" w:space="0" w:color="CCCCCC"/>
-              <w:right w:val="single" w:sz="4" w:space="0" w:color="CCCCCC"/>
-            </w:tcBorders>
-          </w:tcPr>
-          <w:p>
-            <w:pPr>
-              <w:spacing w:before="60" w:after="60" w:line="252" w:lineRule="auto"/>
-              <w:jc w:val="left"/>
-            </w:pPr>
-            <w:r/>
-            <w:r>
-              <w:rPr>
-                <w:b/>
-              </w:rPr>
-              <w:t>+1.75</w:t>
-            </w:r>
-          </w:p>
-        </w:tc>
-        <w:tc>
-          <w:tcPr>
-            <w:tcW w:type="dxa" w:w="1440"/>
-            <w:shd w:fill="F8FAFC"/>
-            <w:tcMar>
-              <w:top w:w="100" w:type="dxa"/>
-              <w:bottom w:w="100" w:type="dxa"/>
-              <w:left w:w="120" w:type="dxa"/>
-              <w:right w:w="120" w:type="dxa"/>
-            </w:tcMar>
-            <w:tcBorders>
-              <w:top w:val="single" w:sz="4" w:space="0" w:color="CCCCCC"/>
-              <w:bottom w:val="single" w:sz="4" w:space="0" w:color="CCCCCC"/>
-              <w:left w:val="single" w:sz="4" w:space="0" w:color="CCCCCC"/>
-              <w:right w:val="single" w:sz="4" w:space="0" w:color="CCCCCC"/>
-            </w:tcBorders>
-          </w:tcPr>
-          <w:p>
-            <w:pPr>
-              <w:spacing w:before="60" w:after="60" w:line="252" w:lineRule="auto"/>
-              <w:jc w:val="left"/>
-            </w:pPr>
-            <w:r/>
-            <w:r>
-              <w:t>BULL</w:t>
-            </w:r>
-          </w:p>
-        </w:tc>
-      </w:tr>
-      <w:tr>
-        <w:tc>
-          <w:tcPr>
-            <w:tcW w:type="dxa" w:w="1584"/>
-            <w:shd w:fill="FFFFFF"/>
-            <w:tcMar>
-              <w:top w:w="100" w:type="dxa"/>
-              <w:bottom w:w="100" w:type="dxa"/>
-              <w:left w:w="120" w:type="dxa"/>
-              <w:right w:w="120" w:type="dxa"/>
-            </w:tcMar>
-            <w:tcBorders>
-              <w:top w:val="single" w:sz="4" w:space="0" w:color="CCCCCC"/>
-              <w:bottom w:val="single" w:sz="4" w:space="0" w:color="CCCCCC"/>
-              <w:left w:val="single" w:sz="4" w:space="0" w:color="CCCCCC"/>
-              <w:right w:val="single" w:sz="4" w:space="0" w:color="CCCCCC"/>
-            </w:tcBorders>
-          </w:tcPr>
-          <w:p>
-            <w:pPr>
-              <w:spacing w:before="60" w:after="60" w:line="252" w:lineRule="auto"/>
-              <w:jc w:val="left"/>
-            </w:pPr>
-            <w:r/>
-            <w:r>
-              <w:rPr>
-                <w:b/>
-              </w:rPr>
-              <w:t>Fri 28/08</w:t>
-            </w:r>
-          </w:p>
-        </w:tc>
-        <w:tc>
-          <w:tcPr>
-            <w:tcW w:type="dxa" w:w="864"/>
-            <w:shd w:fill="FFFFFF"/>
-            <w:tcMar>
-              <w:top w:w="100" w:type="dxa"/>
-              <w:bottom w:w="100" w:type="dxa"/>
-              <w:left w:w="120" w:type="dxa"/>
-              <w:right w:w="120" w:type="dxa"/>
-            </w:tcMar>
-            <w:tcBorders>
-              <w:top w:val="single" w:sz="4" w:space="0" w:color="CCCCCC"/>
-              <w:bottom w:val="single" w:sz="4" w:space="0" w:color="CCCCCC"/>
-              <w:left w:val="single" w:sz="4" w:space="0" w:color="CCCCCC"/>
-              <w:right w:val="single" w:sz="4" w:space="0" w:color="CCCCCC"/>
-            </w:tcBorders>
-          </w:tcPr>
-          <w:p>
-            <w:pPr>
-              <w:spacing w:before="60" w:after="60" w:line="252" w:lineRule="auto"/>
-              <w:jc w:val="left"/>
-            </w:pPr>
-            <w:r/>
-            <w:r>
-              <w:t>NY Close 23-01</w:t>
-            </w:r>
-          </w:p>
-        </w:tc>
-        <w:tc>
-          <w:tcPr>
-            <w:tcW w:type="dxa" w:w="1440"/>
-            <w:shd w:fill="FFFFFF"/>
-            <w:tcMar>
-              <w:top w:w="100" w:type="dxa"/>
-              <w:bottom w:w="100" w:type="dxa"/>
-              <w:left w:w="120" w:type="dxa"/>
-              <w:right w:w="120" w:type="dxa"/>
-            </w:tcMar>
-            <w:tcBorders>
-              <w:top w:val="single" w:sz="4" w:space="0" w:color="CCCCCC"/>
-              <w:bottom w:val="single" w:sz="4" w:space="0" w:color="CCCCCC"/>
-              <w:left w:val="single" w:sz="4" w:space="0" w:color="CCCCCC"/>
-              <w:right w:val="single" w:sz="4" w:space="0" w:color="CCCCCC"/>
-            </w:tcBorders>
-          </w:tcPr>
-          <w:p>
-            <w:pPr>
-              <w:spacing w:before="60" w:after="60" w:line="252" w:lineRule="auto"/>
-              <w:jc w:val="left"/>
-            </w:pPr>
-            <w:r/>
-            <w:r>
-              <w:t>724.75</w:t>
-            </w:r>
-          </w:p>
-        </w:tc>
-        <w:tc>
-          <w:tcPr>
-            <w:tcW w:type="dxa" w:w="2016"/>
-            <w:shd w:fill="FFFFFF"/>
-            <w:tcMar>
-              <w:top w:w="100" w:type="dxa"/>
-              <w:bottom w:w="100" w:type="dxa"/>
-              <w:left w:w="120" w:type="dxa"/>
-              <w:right w:w="120" w:type="dxa"/>
-            </w:tcMar>
-            <w:tcBorders>
-              <w:top w:val="single" w:sz="4" w:space="0" w:color="CCCCCC"/>
-              <w:bottom w:val="single" w:sz="4" w:space="0" w:color="CCCCCC"/>
-              <w:left w:val="single" w:sz="4" w:space="0" w:color="CCCCCC"/>
-              <w:right w:val="single" w:sz="4" w:space="0" w:color="CCCCCC"/>
-            </w:tcBorders>
-          </w:tcPr>
-          <w:p>
-            <w:pPr>
-              <w:spacing w:before="60" w:after="60" w:line="252" w:lineRule="auto"/>
-              <w:jc w:val="left"/>
-            </w:pPr>
-            <w:r/>
-            <w:r>
-              <w:t>731.00</w:t>
-            </w:r>
-          </w:p>
-        </w:tc>
-        <w:tc>
-          <w:tcPr>
-            <w:tcW w:type="dxa" w:w="1152"/>
-            <w:shd w:fill="FFFFFF"/>
-            <w:tcMar>
-              <w:top w:w="100" w:type="dxa"/>
-              <w:bottom w:w="100" w:type="dxa"/>
-              <w:left w:w="120" w:type="dxa"/>
-              <w:right w:w="120" w:type="dxa"/>
-            </w:tcMar>
-            <w:tcBorders>
-              <w:top w:val="single" w:sz="4" w:space="0" w:color="CCCCCC"/>
-              <w:bottom w:val="single" w:sz="4" w:space="0" w:color="CCCCCC"/>
-              <w:left w:val="single" w:sz="4" w:space="0" w:color="CCCCCC"/>
-              <w:right w:val="single" w:sz="4" w:space="0" w:color="CCCCCC"/>
-            </w:tcBorders>
-          </w:tcPr>
-          <w:p>
-            <w:pPr>
-              <w:spacing w:before="60" w:after="60" w:line="252" w:lineRule="auto"/>
-              <w:jc w:val="left"/>
-            </w:pPr>
-            <w:r/>
-            <w:r>
-              <w:t>718.25</w:t>
-            </w:r>
-          </w:p>
-        </w:tc>
-        <w:tc>
-          <w:tcPr>
-            <w:tcW w:type="dxa" w:w="1728"/>
-            <w:shd w:fill="FFFFFF"/>
-            <w:tcMar>
-              <w:top w:w="100" w:type="dxa"/>
-              <w:bottom w:w="100" w:type="dxa"/>
-              <w:left w:w="120" w:type="dxa"/>
-              <w:right w:w="120" w:type="dxa"/>
-            </w:tcMar>
-            <w:tcBorders>
-              <w:top w:val="single" w:sz="4" w:space="0" w:color="CCCCCC"/>
-              <w:bottom w:val="single" w:sz="4" w:space="0" w:color="CCCCCC"/>
-              <w:left w:val="single" w:sz="4" w:space="0" w:color="CCCCCC"/>
-              <w:right w:val="single" w:sz="4" w:space="0" w:color="CCCCCC"/>
-            </w:tcBorders>
-          </w:tcPr>
-          <w:p>
-            <w:pPr>
-              <w:spacing w:before="60" w:after="60" w:line="252" w:lineRule="auto"/>
-              <w:jc w:val="left"/>
-            </w:pPr>
-            <w:r/>
-            <w:r>
-              <w:rPr>
-                <w:b/>
-              </w:rPr>
-              <w:t>724.00</w:t>
+              <w:t>723.75</w:t>
             </w:r>
           </w:p>
         </w:tc>

--- a/Daily Reports/21_08_2026-CBOT Reports.docx
+++ b/Daily Reports/21_08_2026-CBOT Reports.docx
@@ -104,7 +104,7 @@
           <w:color w:val="5C768D"/>
           <w:sz w:val="19"/>
         </w:rPr>
-        <w:t>Cập nhật tự động qua `macro_tracker.py` vào lúc 15:51 ICT ngày 21/08/2026</w:t>
+        <w:t>Cập nhật tự động qua `macro_tracker.py` vào lúc 16:00 ICT ngày 21/08/2026</w:t>
       </w:r>
     </w:p>
     <w:tbl>
@@ -313,7 +313,7 @@
               <w:rPr>
                 <w:b/>
               </w:rPr>
-              <w:t>93.29 / thùng</w:t>
+              <w:t>93.12 / thùng</w:t>
             </w:r>
           </w:p>
         </w:tc>
@@ -344,7 +344,7 @@
               <w:rPr>
                 <w:b/>
               </w:rPr>
-              <w:t>-0.52%</w:t>
+              <w:t>-0.70%</w:t>
             </w:r>
           </w:p>
         </w:tc>
@@ -442,7 +442,7 @@
               <w:rPr>
                 <w:b/>
               </w:rPr>
-              <w:t>98.68</w:t>
+              <w:t>98.65</w:t>
             </w:r>
           </w:p>
         </w:tc>
@@ -473,7 +473,7 @@
               <w:rPr>
                 <w:b/>
               </w:rPr>
-              <w:t>-0.22%</w:t>
+              <w:t>-0.26%</w:t>
             </w:r>
           </w:p>
         </w:tc>
@@ -1218,7 +1218,7 @@
         <w:rPr>
           <w:b/>
         </w:rPr>
-        <w:t>`93.29` (-0.52%)</w:t>
+        <w:t>`93.12` (-0.70%)</w:t>
       </w:r>
       <w:r>
         <w:t xml:space="preserve"> | DXY: </w:t>
@@ -1227,7 +1227,7 @@
         <w:rPr>
           <w:b/>
         </w:rPr>
-        <w:t>`98.68` (-0.22%)</w:t>
+        <w:t>`98.65` (-0.26%)</w:t>
       </w:r>
       <w:r>
         <w:t xml:space="preserve"> | Lúa mì CBOT: </w:t>
@@ -1236,7 +1236,7 @@
         <w:rPr>
           <w:b/>
         </w:rPr>
-        <w:t>`703.50` (+3.00%)</w:t>
+        <w:t>`702.50` (+2.89%)</w:t>
       </w:r>
       <w:r>
         <w:t>.</w:t>
@@ -1306,7 +1306,7 @@
           <w:color w:val="5C768D"/>
           <w:sz w:val="19"/>
         </w:rPr>
-        <w:t>Cập nhật tự động lúc 15:51 ICT ngày 21/08/2026 — Nguồn: NOAA, USDA, BOM Australia</w:t>
+        <w:t>Cập nhật tự động lúc 16:00 ICT ngày 21/08/2026 — Nguồn: NOAA, USDA, BOM Australia</w:t>
       </w:r>
     </w:p>
     <w:p>
@@ -3605,7 +3605,7 @@
               <w:rPr>
                 <w:b/>
               </w:rPr>
-              <w:t>504.80 (+1.30)</w:t>
+              <w:t>504.79 (+1.29)</w:t>
             </w:r>
           </w:p>
         </w:tc>
@@ -3822,7 +3822,7 @@
               <w:rPr>
                 <w:b/>
               </w:rPr>
-              <w:t>703.50</w:t>
+              <w:t>702.50</w:t>
             </w:r>
           </w:p>
         </w:tc>
@@ -3853,7 +3853,7 @@
               <w:rPr>
                 <w:b/>
               </w:rPr>
-              <w:t>705.91 (+2.41)</w:t>
+              <w:t>704.92 (+2.42)</w:t>
             </w:r>
           </w:p>
         </w:tc>
@@ -3881,7 +3881,7 @@
             </w:pPr>
             <w:r/>
             <w:r>
-              <w:t>Bullish (700.89 &gt; 696.51)</w:t>
+              <w:t>Bullish (700.80 &gt; 696.47)</w:t>
             </w:r>
           </w:p>
         </w:tc>
@@ -4590,7 +4590,7 @@
               <w:rPr>
                 <w:b/>
               </w:rPr>
-              <w:t>471.41 cents (Chống quét SL tuyệt đối)</w:t>
+              <w:t>471.38 cents (Chống quét SL tuyệt đối)</w:t>
             </w:r>
           </w:p>
         </w:tc>
@@ -4783,7 +4783,7 @@
               <w:rPr>
                 <w:b/>
               </w:rPr>
-              <w:t>520.59 cents</w:t>
+              <w:t>520.62 cents</w:t>
             </w:r>
           </w:p>
         </w:tc>
@@ -5126,7 +5126,7 @@
                 <w:b/>
                 <w:color w:val="B91C1C"/>
               </w:rPr>
-              <w:t>700.89 - 696.51 cents (Canh bán hồi kỹ thuật H1)</w:t>
+              <w:t>700.80 - 696.47 cents (Canh bán hồi kỹ thuật H1)</w:t>
             </w:r>
           </w:p>
         </w:tc>
@@ -11614,10 +11614,10 @@
         <w:rPr>
           <w:b/>
         </w:rPr>
-        <w:t>`504.80 cents`</w:t>
+        <w:t>`504.79 cents`</w:t>
       </w:r>
       <w:r>
-        <w:t xml:space="preserve"> (+1.30).</w:t>
+        <w:t xml:space="preserve"> (+1.29).</w:t>
       </w:r>
     </w:p>
     <w:p>
@@ -11638,7 +11638,7 @@
         <w:rPr>
           <w:b/>
         </w:rPr>
-        <w:t>`42,016`</w:t>
+        <w:t>`42,380`</w:t>
       </w:r>
       <w:r>
         <w:t xml:space="preserve"> (Chênh lệch: </w:t>
@@ -11647,7 +11647,7 @@
         <w:rPr>
           <w:b/>
         </w:rPr>
-        <w:t>`-249,883`</w:t>
+        <w:t>`-249,519`</w:t>
       </w:r>
       <w:r>
         <w:t xml:space="preserve">) | OI: </w:t>
@@ -11981,7 +11981,7 @@
               <w:rPr>
                 <w:b/>
               </w:rPr>
-              <w:t>93.29</w:t>
+              <w:t>93.12</w:t>
             </w:r>
           </w:p>
         </w:tc>
@@ -12012,7 +12012,7 @@
               <w:rPr>
                 <w:b/>
               </w:rPr>
-              <w:t>-0.52%</w:t>
+              <w:t>-0.70%</w:t>
             </w:r>
           </w:p>
         </w:tc>
@@ -12104,7 +12104,7 @@
               <w:rPr>
                 <w:b/>
               </w:rPr>
-              <w:t>98.68</w:t>
+              <w:t>98.65</w:t>
             </w:r>
           </w:p>
         </w:tc>
@@ -12135,7 +12135,7 @@
               <w:rPr>
                 <w:b/>
               </w:rPr>
-              <w:t>-0.22%</w:t>
+              <w:t>-0.26%</w:t>
             </w:r>
           </w:p>
         </w:tc>
@@ -13654,7 +13654,7 @@
         <w:rPr>
           <w:b/>
         </w:rPr>
-        <w:t>`471.41 cents (Chống quét SL tuyệt đối)`</w:t>
+        <w:t>`471.38 cents (Chống quét SL tuyệt đối)`</w:t>
       </w:r>
       <w:r>
         <w:t xml:space="preserve"> | TP: </w:t>
@@ -13700,7 +13700,7 @@
         <w:rPr>
           <w:b/>
         </w:rPr>
-        <w:t>`520.59 cents`</w:t>
+        <w:t>`520.62 cents`</w:t>
       </w:r>
       <w:r>
         <w:t xml:space="preserve"> | TP: </w:t>
@@ -21781,7 +21781,7 @@
         <w:t>Giá Chốt Phiên (Close):</w:t>
       </w:r>
       <w:r>
-        <w:t xml:space="preserve"> 703.50 cents | </w:t>
+        <w:t xml:space="preserve"> 702.50 cents | </w:t>
       </w:r>
       <w:r>
         <w:rPr>
@@ -21796,10 +21796,10 @@
         <w:rPr>
           <w:b/>
         </w:rPr>
-        <w:t>`705.91 cents`</w:t>
+        <w:t>`704.92 cents`</w:t>
       </w:r>
       <w:r>
-        <w:t xml:space="preserve"> (+2.41).</w:t>
+        <w:t xml:space="preserve"> (+2.42).</w:t>
       </w:r>
     </w:p>
     <w:p>
@@ -21820,7 +21820,7 @@
         <w:rPr>
           <w:b/>
         </w:rPr>
-        <w:t>`4,832`</w:t>
+        <w:t>`5,137`</w:t>
       </w:r>
       <w:r>
         <w:t xml:space="preserve"> (Chênh lệch: </w:t>
@@ -21829,7 +21829,7 @@
         <w:rPr>
           <w:b/>
         </w:rPr>
-        <w:t>`-96,104`</w:t>
+        <w:t>`-95,799`</w:t>
       </w:r>
       <w:r>
         <w:t xml:space="preserve">) | OI: </w:t>
@@ -21871,7 +21871,7 @@
         <w:rPr>
           <w:b/>
         </w:rPr>
-        <w:t>`Hammer / Bullish Pinbar (Nến búa đảo chiều tăng)`</w:t>
+        <w:t>`Doji (Nến lưỡng lự thế trận)`</w:t>
       </w:r>
     </w:p>
     <w:p>
@@ -21914,10 +21914,10 @@
         <w:rPr>
           <w:b/>
         </w:rPr>
-        <w:t>TĂNG MẠNH MẼ (Strong Bullish Confirmation):</w:t>
+        <w:t>TÍCH LŨY TÍCH CỰC (Accumulation):</w:t>
       </w:r>
       <w:r>
-        <w:t xml:space="preserve"> Mô hình nến tăng được củng cố bởi dòng tiền gia tăng tích cực, hỗ trợ lực mua lên bền vững.</w:t>
+        <w:t xml:space="preserve"> Nến đi ngang nhưng dòng tiền âm thầm gia tăng (OI tăng), báo hiệu chuẩn bị có nhịp bứt phá tăng.</w:t>
       </w:r>
     </w:p>
     <w:p>
@@ -22163,7 +22163,7 @@
               <w:rPr>
                 <w:b/>
               </w:rPr>
-              <w:t>93.29</w:t>
+              <w:t>93.12</w:t>
             </w:r>
           </w:p>
         </w:tc>
@@ -22194,7 +22194,7 @@
               <w:rPr>
                 <w:b/>
               </w:rPr>
-              <w:t>-0.52%</w:t>
+              <w:t>-0.70%</w:t>
             </w:r>
           </w:p>
         </w:tc>
@@ -22286,7 +22286,7 @@
               <w:rPr>
                 <w:b/>
               </w:rPr>
-              <w:t>98.68</w:t>
+              <w:t>98.65</w:t>
             </w:r>
           </w:p>
         </w:tc>
@@ -22317,7 +22317,7 @@
               <w:rPr>
                 <w:b/>
               </w:rPr>
-              <w:t>-0.22%</w:t>
+              <w:t>-0.26%</w:t>
             </w:r>
           </w:p>
         </w:tc>
@@ -22921,7 +22921,7 @@
         <w:t xml:space="preserve"> EMA_21 </w:t>
       </w:r>
       <w:r>
-        <w:t xml:space="preserve"> (700.89) &gt; </w:t>
+        <w:t xml:space="preserve"> (700.80) &gt; </w:t>
       </w:r>
       <w:r>
         <w:rPr>
@@ -22932,7 +22932,7 @@
         <w:t xml:space="preserve"> EMA_50 </w:t>
       </w:r>
       <w:r>
-        <w:t xml:space="preserve"> (696.51).</w:t>
+        <w:t xml:space="preserve"> (696.47).</w:t>
       </w:r>
     </w:p>
     <w:p>
@@ -22953,7 +22953,7 @@
         <w:rPr>
           <w:b/>
         </w:rPr>
-        <w:t>`59.78`</w:t>
+        <w:t>`57.60`</w:t>
       </w:r>
       <w:r>
         <w:t xml:space="preserve"> | ATR (14) = </w:t>
@@ -23013,7 +23013,7 @@
         <w:rPr>
           <w:b/>
         </w:rPr>
-        <w:t>`706.50`</w:t>
+        <w:t>`705.00`</w:t>
       </w:r>
       <w:r>
         <w:t xml:space="preserve"> | R2: </w:t>
@@ -23746,7 +23746,7 @@
           <w:b/>
           <w:color w:val="B91C1C"/>
         </w:rPr>
-        <w:t>`700.89 - 696.51 cents (Canh bán hồi kỹ thuật H1)`</w:t>
+        <w:t>`700.80 - 696.47 cents (Canh bán hồi kỹ thuật H1)`</w:t>
       </w:r>
       <w:r>
         <w:t xml:space="preserve"> | SL: </w:t>
@@ -24328,7 +24328,7 @@
             </w:pPr>
             <w:r/>
             <w:r>
-              <w:t>703.50</w:t>
+              <w:t>702.50</w:t>
             </w:r>
           </w:p>
         </w:tc>
@@ -24356,7 +24356,7 @@
             </w:pPr>
             <w:r/>
             <w:r>
-              <w:t>714.75</w:t>
+              <w:t>713.75</w:t>
             </w:r>
           </w:p>
         </w:tc>
@@ -24384,7 +24384,7 @@
             </w:pPr>
             <w:r/>
             <w:r>
-              <w:t>698.00</w:t>
+              <w:t>697.00</w:t>
             </w:r>
           </w:p>
         </w:tc>
@@ -24415,7 +24415,7 @@
               <w:rPr>
                 <w:b/>
               </w:rPr>
-              <w:t>702.75</w:t>
+              <w:t>701.75</w:t>
             </w:r>
           </w:p>
         </w:tc>
@@ -24563,7 +24563,7 @@
             </w:pPr>
             <w:r/>
             <w:r>
-              <w:t>702.75</w:t>
+              <w:t>701.75</w:t>
             </w:r>
           </w:p>
         </w:tc>
@@ -24591,7 +24591,7 @@
             </w:pPr>
             <w:r/>
             <w:r>
-              <w:t>710.25</w:t>
+              <w:t>709.25</w:t>
             </w:r>
           </w:p>
         </w:tc>
@@ -24619,7 +24619,7 @@
             </w:pPr>
             <w:r/>
             <w:r>
-              <w:t>696.75</w:t>
+              <w:t>695.75</w:t>
             </w:r>
           </w:p>
         </w:tc>
@@ -24650,7 +24650,7 @@
               <w:rPr>
                 <w:b/>
               </w:rPr>
-              <w:t>702.25</w:t>
+              <w:t>701.25</w:t>
             </w:r>
           </w:p>
         </w:tc>
@@ -24798,7 +24798,7 @@
             </w:pPr>
             <w:r/>
             <w:r>
-              <w:t>702.25</w:t>
+              <w:t>701.25</w:t>
             </w:r>
           </w:p>
         </w:tc>
@@ -24826,7 +24826,7 @@
             </w:pPr>
             <w:r/>
             <w:r>
-              <w:t>716.00</w:t>
+              <w:t>715.00</w:t>
             </w:r>
           </w:p>
         </w:tc>
@@ -24854,7 +24854,7 @@
             </w:pPr>
             <w:r/>
             <w:r>
-              <w:t>687.50</w:t>
+              <w:t>686.50</w:t>
             </w:r>
           </w:p>
         </w:tc>
@@ -24885,7 +24885,7 @@
               <w:rPr>
                 <w:b/>
               </w:rPr>
-              <w:t>704.25</w:t>
+              <w:t>703.25</w:t>
             </w:r>
           </w:p>
         </w:tc>
@@ -25033,7 +25033,7 @@
             </w:pPr>
             <w:r/>
             <w:r>
-              <w:t>704.25</w:t>
+              <w:t>703.25</w:t>
             </w:r>
           </w:p>
         </w:tc>
@@ -25061,7 +25061,7 @@
             </w:pPr>
             <w:r/>
             <w:r>
-              <w:t>717.50</w:t>
+              <w:t>716.50</w:t>
             </w:r>
           </w:p>
         </w:tc>
@@ -25089,7 +25089,7 @@
             </w:pPr>
             <w:r/>
             <w:r>
-              <w:t>696.00</w:t>
+              <w:t>695.00</w:t>
             </w:r>
           </w:p>
         </w:tc>
@@ -25120,7 +25120,7 @@
               <w:rPr>
                 <w:b/>
               </w:rPr>
-              <w:t>705.50</w:t>
+              <w:t>704.50</w:t>
             </w:r>
           </w:p>
         </w:tc>
@@ -25268,7 +25268,7 @@
             </w:pPr>
             <w:r/>
             <w:r>
-              <w:t>705.50</w:t>
+              <w:t>704.50</w:t>
             </w:r>
           </w:p>
         </w:tc>
@@ -25296,7 +25296,7 @@
             </w:pPr>
             <w:r/>
             <w:r>
-              <w:t>722.00</w:t>
+              <w:t>721.00</w:t>
             </w:r>
           </w:p>
         </w:tc>
@@ -25324,7 +25324,7 @@
             </w:pPr>
             <w:r/>
             <w:r>
-              <w:t>695.00</w:t>
+              <w:t>694.00</w:t>
             </w:r>
           </w:p>
         </w:tc>
@@ -25355,7 +25355,7 @@
               <w:rPr>
                 <w:b/>
               </w:rPr>
-              <w:t>710.00</w:t>
+              <w:t>709.00</w:t>
             </w:r>
           </w:p>
         </w:tc>
@@ -25503,7 +25503,7 @@
             </w:pPr>
             <w:r/>
             <w:r>
-              <w:t>710.00</w:t>
+              <w:t>709.00</w:t>
             </w:r>
           </w:p>
         </w:tc>
@@ -25531,7 +25531,7 @@
             </w:pPr>
             <w:r/>
             <w:r>
-              <w:t>717.75</w:t>
+              <w:t>716.75</w:t>
             </w:r>
           </w:p>
         </w:tc>
@@ -25559,7 +25559,7 @@
             </w:pPr>
             <w:r/>
             <w:r>
-              <w:t>699.00</w:t>
+              <w:t>698.00</w:t>
             </w:r>
           </w:p>
         </w:tc>
@@ -25590,7 +25590,7 @@
               <w:rPr>
                 <w:b/>
               </w:rPr>
-              <w:t>711.25</w:t>
+              <w:t>710.25</w:t>
             </w:r>
           </w:p>
         </w:tc>
@@ -25738,7 +25738,7 @@
             </w:pPr>
             <w:r/>
             <w:r>
-              <w:t>711.25</w:t>
+              <w:t>710.25</w:t>
             </w:r>
           </w:p>
         </w:tc>
@@ -25766,7 +25766,7 @@
             </w:pPr>
             <w:r/>
             <w:r>
-              <w:t>719.50</w:t>
+              <w:t>718.50</w:t>
             </w:r>
           </w:p>
         </w:tc>
@@ -25794,7 +25794,7 @@
             </w:pPr>
             <w:r/>
             <w:r>
-              <w:t>700.75</w:t>
+              <w:t>699.75</w:t>
             </w:r>
           </w:p>
         </w:tc>
@@ -25825,7 +25825,7 @@
               <w:rPr>
                 <w:b/>
               </w:rPr>
-              <w:t>713.00</w:t>
+              <w:t>712.00</w:t>
             </w:r>
           </w:p>
         </w:tc>
@@ -25973,7 +25973,7 @@
             </w:pPr>
             <w:r/>
             <w:r>
-              <w:t>713.00</w:t>
+              <w:t>712.00</w:t>
             </w:r>
           </w:p>
         </w:tc>
@@ -26001,7 +26001,7 @@
             </w:pPr>
             <w:r/>
             <w:r>
-              <w:t>725.25</w:t>
+              <w:t>724.25</w:t>
             </w:r>
           </w:p>
         </w:tc>
@@ -26029,7 +26029,7 @@
             </w:pPr>
             <w:r/>
             <w:r>
-              <w:t>703.25</w:t>
+              <w:t>702.25</w:t>
             </w:r>
           </w:p>
         </w:tc>
@@ -26060,7 +26060,7 @@
               <w:rPr>
                 <w:b/>
               </w:rPr>
-              <w:t>712.00</w:t>
+              <w:t>711.00</w:t>
             </w:r>
           </w:p>
         </w:tc>
@@ -26208,7 +26208,7 @@
             </w:pPr>
             <w:r/>
             <w:r>
-              <w:t>712.00</w:t>
+              <w:t>711.00</w:t>
             </w:r>
           </w:p>
         </w:tc>
@@ -26236,7 +26236,7 @@
             </w:pPr>
             <w:r/>
             <w:r>
-              <w:t>722.50</w:t>
+              <w:t>721.50</w:t>
             </w:r>
           </w:p>
         </w:tc>
@@ -26264,7 +26264,7 @@
             </w:pPr>
             <w:r/>
             <w:r>
-              <w:t>697.25</w:t>
+              <w:t>696.25</w:t>
             </w:r>
           </w:p>
         </w:tc>
@@ -26295,7 +26295,7 @@
               <w:rPr>
                 <w:b/>
               </w:rPr>
-              <w:t>714.25</w:t>
+              <w:t>713.25</w:t>
             </w:r>
           </w:p>
         </w:tc>
@@ -26443,7 +26443,7 @@
             </w:pPr>
             <w:r/>
             <w:r>
-              <w:t>714.25</w:t>
+              <w:t>713.25</w:t>
             </w:r>
           </w:p>
         </w:tc>
@@ -26471,7 +26471,7 @@
             </w:pPr>
             <w:r/>
             <w:r>
-              <w:t>724.75</w:t>
+              <w:t>723.75</w:t>
             </w:r>
           </w:p>
         </w:tc>
@@ -26499,7 +26499,7 @@
             </w:pPr>
             <w:r/>
             <w:r>
-              <w:t>708.00</w:t>
+              <w:t>707.00</w:t>
             </w:r>
           </w:p>
         </w:tc>
@@ -26530,7 +26530,7 @@
               <w:rPr>
                 <w:b/>
               </w:rPr>
-              <w:t>715.00</w:t>
+              <w:t>714.00</w:t>
             </w:r>
           </w:p>
         </w:tc>
@@ -26678,7 +26678,7 @@
             </w:pPr>
             <w:r/>
             <w:r>
-              <w:t>715.00</w:t>
+              <w:t>714.00</w:t>
             </w:r>
           </w:p>
         </w:tc>
@@ -26706,7 +26706,7 @@
             </w:pPr>
             <w:r/>
             <w:r>
-              <w:t>729.25</w:t>
+              <w:t>728.25</w:t>
             </w:r>
           </w:p>
         </w:tc>
@@ -26734,7 +26734,1887 @@
             </w:pPr>
             <w:r/>
             <w:r>
-              <w:t>700.25</w:t>
+              <w:t>699.25</w:t>
+            </w:r>
+          </w:p>
+        </w:tc>
+        <w:tc>
+          <w:tcPr>
+            <w:tcW w:type="dxa" w:w="1728"/>
+            <w:shd w:fill="F8FAFC"/>
+            <w:tcMar>
+              <w:top w:w="100" w:type="dxa"/>
+              <w:bottom w:w="100" w:type="dxa"/>
+              <w:left w:w="120" w:type="dxa"/>
+              <w:right w:w="120" w:type="dxa"/>
+            </w:tcMar>
+            <w:tcBorders>
+              <w:top w:val="single" w:sz="4" w:space="0" w:color="CCCCCC"/>
+              <w:bottom w:val="single" w:sz="4" w:space="0" w:color="CCCCCC"/>
+              <w:left w:val="single" w:sz="4" w:space="0" w:color="CCCCCC"/>
+              <w:right w:val="single" w:sz="4" w:space="0" w:color="CCCCCC"/>
+            </w:tcBorders>
+          </w:tcPr>
+          <w:p>
+            <w:pPr>
+              <w:spacing w:before="60" w:after="60" w:line="252" w:lineRule="auto"/>
+              <w:jc w:val="left"/>
+            </w:pPr>
+            <w:r/>
+            <w:r>
+              <w:rPr>
+                <w:b/>
+              </w:rPr>
+              <w:t>716.00</w:t>
+            </w:r>
+          </w:p>
+        </w:tc>
+        <w:tc>
+          <w:tcPr>
+            <w:tcW w:type="dxa" w:w="3456"/>
+            <w:shd w:fill="F8FAFC"/>
+            <w:tcMar>
+              <w:top w:w="100" w:type="dxa"/>
+              <w:bottom w:w="100" w:type="dxa"/>
+              <w:left w:w="120" w:type="dxa"/>
+              <w:right w:w="120" w:type="dxa"/>
+            </w:tcMar>
+            <w:tcBorders>
+              <w:top w:val="single" w:sz="4" w:space="0" w:color="CCCCCC"/>
+              <w:bottom w:val="single" w:sz="4" w:space="0" w:color="CCCCCC"/>
+              <w:left w:val="single" w:sz="4" w:space="0" w:color="CCCCCC"/>
+              <w:right w:val="single" w:sz="4" w:space="0" w:color="CCCCCC"/>
+            </w:tcBorders>
+          </w:tcPr>
+          <w:p>
+            <w:pPr>
+              <w:spacing w:before="60" w:after="60" w:line="252" w:lineRule="auto"/>
+              <w:jc w:val="left"/>
+            </w:pPr>
+            <w:r/>
+            <w:r>
+              <w:rPr>
+                <w:b/>
+              </w:rPr>
+              <w:t>+2.00</w:t>
+            </w:r>
+          </w:p>
+        </w:tc>
+        <w:tc>
+          <w:tcPr>
+            <w:tcW w:type="dxa" w:w="1440"/>
+            <w:shd w:fill="F8FAFC"/>
+            <w:tcMar>
+              <w:top w:w="100" w:type="dxa"/>
+              <w:bottom w:w="100" w:type="dxa"/>
+              <w:left w:w="120" w:type="dxa"/>
+              <w:right w:w="120" w:type="dxa"/>
+            </w:tcMar>
+            <w:tcBorders>
+              <w:top w:val="single" w:sz="4" w:space="0" w:color="CCCCCC"/>
+              <w:bottom w:val="single" w:sz="4" w:space="0" w:color="CCCCCC"/>
+              <w:left w:val="single" w:sz="4" w:space="0" w:color="CCCCCC"/>
+              <w:right w:val="single" w:sz="4" w:space="0" w:color="CCCCCC"/>
+            </w:tcBorders>
+          </w:tcPr>
+          <w:p>
+            <w:pPr>
+              <w:spacing w:before="60" w:after="60" w:line="252" w:lineRule="auto"/>
+              <w:jc w:val="left"/>
+            </w:pPr>
+            <w:r/>
+            <w:r>
+              <w:t>BULL</w:t>
+            </w:r>
+          </w:p>
+        </w:tc>
+      </w:tr>
+      <w:tr>
+        <w:tc>
+          <w:tcPr>
+            <w:tcW w:type="dxa" w:w="1584"/>
+            <w:shd w:fill="FFFFFF"/>
+            <w:tcMar>
+              <w:top w:w="100" w:type="dxa"/>
+              <w:bottom w:w="100" w:type="dxa"/>
+              <w:left w:w="120" w:type="dxa"/>
+              <w:right w:w="120" w:type="dxa"/>
+            </w:tcMar>
+            <w:tcBorders>
+              <w:top w:val="single" w:sz="4" w:space="0" w:color="CCCCCC"/>
+              <w:bottom w:val="single" w:sz="4" w:space="0" w:color="CCCCCC"/>
+              <w:left w:val="single" w:sz="4" w:space="0" w:color="CCCCCC"/>
+              <w:right w:val="single" w:sz="4" w:space="0" w:color="CCCCCC"/>
+            </w:tcBorders>
+          </w:tcPr>
+          <w:p>
+            <w:pPr>
+              <w:spacing w:before="60" w:after="60" w:line="252" w:lineRule="auto"/>
+              <w:jc w:val="left"/>
+            </w:pPr>
+            <w:r/>
+            <w:r>
+              <w:rPr>
+                <w:b/>
+              </w:rPr>
+              <w:t>Tue 25/08</w:t>
+            </w:r>
+          </w:p>
+        </w:tc>
+        <w:tc>
+          <w:tcPr>
+            <w:tcW w:type="dxa" w:w="864"/>
+            <w:shd w:fill="FFFFFF"/>
+            <w:tcMar>
+              <w:top w:w="100" w:type="dxa"/>
+              <w:bottom w:w="100" w:type="dxa"/>
+              <w:left w:w="120" w:type="dxa"/>
+              <w:right w:w="120" w:type="dxa"/>
+            </w:tcMar>
+            <w:tcBorders>
+              <w:top w:val="single" w:sz="4" w:space="0" w:color="CCCCCC"/>
+              <w:bottom w:val="single" w:sz="4" w:space="0" w:color="CCCCCC"/>
+              <w:left w:val="single" w:sz="4" w:space="0" w:color="CCCCCC"/>
+              <w:right w:val="single" w:sz="4" w:space="0" w:color="CCCCCC"/>
+            </w:tcBorders>
+          </w:tcPr>
+          <w:p>
+            <w:pPr>
+              <w:spacing w:before="60" w:after="60" w:line="252" w:lineRule="auto"/>
+              <w:jc w:val="left"/>
+            </w:pPr>
+            <w:r/>
+            <w:r>
+              <w:t>NY Close 23-01</w:t>
+            </w:r>
+          </w:p>
+        </w:tc>
+        <w:tc>
+          <w:tcPr>
+            <w:tcW w:type="dxa" w:w="1440"/>
+            <w:shd w:fill="FFFFFF"/>
+            <w:tcMar>
+              <w:top w:w="100" w:type="dxa"/>
+              <w:bottom w:w="100" w:type="dxa"/>
+              <w:left w:w="120" w:type="dxa"/>
+              <w:right w:w="120" w:type="dxa"/>
+            </w:tcMar>
+            <w:tcBorders>
+              <w:top w:val="single" w:sz="4" w:space="0" w:color="CCCCCC"/>
+              <w:bottom w:val="single" w:sz="4" w:space="0" w:color="CCCCCC"/>
+              <w:left w:val="single" w:sz="4" w:space="0" w:color="CCCCCC"/>
+              <w:right w:val="single" w:sz="4" w:space="0" w:color="CCCCCC"/>
+            </w:tcBorders>
+          </w:tcPr>
+          <w:p>
+            <w:pPr>
+              <w:spacing w:before="60" w:after="60" w:line="252" w:lineRule="auto"/>
+              <w:jc w:val="left"/>
+            </w:pPr>
+            <w:r/>
+            <w:r>
+              <w:t>716.00</w:t>
+            </w:r>
+          </w:p>
+        </w:tc>
+        <w:tc>
+          <w:tcPr>
+            <w:tcW w:type="dxa" w:w="2016"/>
+            <w:shd w:fill="FFFFFF"/>
+            <w:tcMar>
+              <w:top w:w="100" w:type="dxa"/>
+              <w:bottom w:w="100" w:type="dxa"/>
+              <w:left w:w="120" w:type="dxa"/>
+              <w:right w:w="120" w:type="dxa"/>
+            </w:tcMar>
+            <w:tcBorders>
+              <w:top w:val="single" w:sz="4" w:space="0" w:color="CCCCCC"/>
+              <w:bottom w:val="single" w:sz="4" w:space="0" w:color="CCCCCC"/>
+              <w:left w:val="single" w:sz="4" w:space="0" w:color="CCCCCC"/>
+              <w:right w:val="single" w:sz="4" w:space="0" w:color="CCCCCC"/>
+            </w:tcBorders>
+          </w:tcPr>
+          <w:p>
+            <w:pPr>
+              <w:spacing w:before="60" w:after="60" w:line="252" w:lineRule="auto"/>
+              <w:jc w:val="left"/>
+            </w:pPr>
+            <w:r/>
+            <w:r>
+              <w:t>722.50</w:t>
+            </w:r>
+          </w:p>
+        </w:tc>
+        <w:tc>
+          <w:tcPr>
+            <w:tcW w:type="dxa" w:w="1152"/>
+            <w:shd w:fill="FFFFFF"/>
+            <w:tcMar>
+              <w:top w:w="100" w:type="dxa"/>
+              <w:bottom w:w="100" w:type="dxa"/>
+              <w:left w:w="120" w:type="dxa"/>
+              <w:right w:w="120" w:type="dxa"/>
+            </w:tcMar>
+            <w:tcBorders>
+              <w:top w:val="single" w:sz="4" w:space="0" w:color="CCCCCC"/>
+              <w:bottom w:val="single" w:sz="4" w:space="0" w:color="CCCCCC"/>
+              <w:left w:val="single" w:sz="4" w:space="0" w:color="CCCCCC"/>
+              <w:right w:val="single" w:sz="4" w:space="0" w:color="CCCCCC"/>
+            </w:tcBorders>
+          </w:tcPr>
+          <w:p>
+            <w:pPr>
+              <w:spacing w:before="60" w:after="60" w:line="252" w:lineRule="auto"/>
+              <w:jc w:val="left"/>
+            </w:pPr>
+            <w:r/>
+            <w:r>
+              <w:t>709.25</w:t>
+            </w:r>
+          </w:p>
+        </w:tc>
+        <w:tc>
+          <w:tcPr>
+            <w:tcW w:type="dxa" w:w="1728"/>
+            <w:shd w:fill="FFFFFF"/>
+            <w:tcMar>
+              <w:top w:w="100" w:type="dxa"/>
+              <w:bottom w:w="100" w:type="dxa"/>
+              <w:left w:w="120" w:type="dxa"/>
+              <w:right w:w="120" w:type="dxa"/>
+            </w:tcMar>
+            <w:tcBorders>
+              <w:top w:val="single" w:sz="4" w:space="0" w:color="CCCCCC"/>
+              <w:bottom w:val="single" w:sz="4" w:space="0" w:color="CCCCCC"/>
+              <w:left w:val="single" w:sz="4" w:space="0" w:color="CCCCCC"/>
+              <w:right w:val="single" w:sz="4" w:space="0" w:color="CCCCCC"/>
+            </w:tcBorders>
+          </w:tcPr>
+          <w:p>
+            <w:pPr>
+              <w:spacing w:before="60" w:after="60" w:line="252" w:lineRule="auto"/>
+              <w:jc w:val="left"/>
+            </w:pPr>
+            <w:r/>
+            <w:r>
+              <w:rPr>
+                <w:b/>
+              </w:rPr>
+              <w:t>716.25</w:t>
+            </w:r>
+          </w:p>
+        </w:tc>
+        <w:tc>
+          <w:tcPr>
+            <w:tcW w:type="dxa" w:w="3456"/>
+            <w:shd w:fill="FFFFFF"/>
+            <w:tcMar>
+              <w:top w:w="100" w:type="dxa"/>
+              <w:bottom w:w="100" w:type="dxa"/>
+              <w:left w:w="120" w:type="dxa"/>
+              <w:right w:w="120" w:type="dxa"/>
+            </w:tcMar>
+            <w:tcBorders>
+              <w:top w:val="single" w:sz="4" w:space="0" w:color="CCCCCC"/>
+              <w:bottom w:val="single" w:sz="4" w:space="0" w:color="CCCCCC"/>
+              <w:left w:val="single" w:sz="4" w:space="0" w:color="CCCCCC"/>
+              <w:right w:val="single" w:sz="4" w:space="0" w:color="CCCCCC"/>
+            </w:tcBorders>
+          </w:tcPr>
+          <w:p>
+            <w:pPr>
+              <w:spacing w:before="60" w:after="60" w:line="252" w:lineRule="auto"/>
+              <w:jc w:val="left"/>
+            </w:pPr>
+            <w:r/>
+            <w:r>
+              <w:rPr>
+                <w:b/>
+              </w:rPr>
+              <w:t>+0.25</w:t>
+            </w:r>
+          </w:p>
+        </w:tc>
+        <w:tc>
+          <w:tcPr>
+            <w:tcW w:type="dxa" w:w="1440"/>
+            <w:shd w:fill="FFFFFF"/>
+            <w:tcMar>
+              <w:top w:w="100" w:type="dxa"/>
+              <w:bottom w:w="100" w:type="dxa"/>
+              <w:left w:w="120" w:type="dxa"/>
+              <w:right w:w="120" w:type="dxa"/>
+            </w:tcMar>
+            <w:tcBorders>
+              <w:top w:val="single" w:sz="4" w:space="0" w:color="CCCCCC"/>
+              <w:bottom w:val="single" w:sz="4" w:space="0" w:color="CCCCCC"/>
+              <w:left w:val="single" w:sz="4" w:space="0" w:color="CCCCCC"/>
+              <w:right w:val="single" w:sz="4" w:space="0" w:color="CCCCCC"/>
+            </w:tcBorders>
+          </w:tcPr>
+          <w:p>
+            <w:pPr>
+              <w:spacing w:before="60" w:after="60" w:line="252" w:lineRule="auto"/>
+              <w:jc w:val="left"/>
+            </w:pPr>
+            <w:r/>
+            <w:r>
+              <w:t>BULL</w:t>
+            </w:r>
+          </w:p>
+        </w:tc>
+      </w:tr>
+      <w:tr>
+        <w:tc>
+          <w:tcPr>
+            <w:tcW w:type="dxa" w:w="1584"/>
+            <w:shd w:fill="F8FAFC"/>
+            <w:tcMar>
+              <w:top w:w="100" w:type="dxa"/>
+              <w:bottom w:w="100" w:type="dxa"/>
+              <w:left w:w="120" w:type="dxa"/>
+              <w:right w:w="120" w:type="dxa"/>
+            </w:tcMar>
+            <w:tcBorders>
+              <w:top w:val="single" w:sz="4" w:space="0" w:color="CCCCCC"/>
+              <w:bottom w:val="single" w:sz="4" w:space="0" w:color="CCCCCC"/>
+              <w:left w:val="single" w:sz="4" w:space="0" w:color="CCCCCC"/>
+              <w:right w:val="single" w:sz="4" w:space="0" w:color="CCCCCC"/>
+            </w:tcBorders>
+          </w:tcPr>
+          <w:p>
+            <w:pPr>
+              <w:spacing w:before="60" w:after="60" w:line="252" w:lineRule="auto"/>
+              <w:jc w:val="left"/>
+            </w:pPr>
+            <w:r/>
+            <w:r>
+              <w:rPr>
+                <w:b/>
+              </w:rPr>
+              <w:t>Wed 26/08</w:t>
+            </w:r>
+          </w:p>
+        </w:tc>
+        <w:tc>
+          <w:tcPr>
+            <w:tcW w:type="dxa" w:w="864"/>
+            <w:shd w:fill="F8FAFC"/>
+            <w:tcMar>
+              <w:top w:w="100" w:type="dxa"/>
+              <w:bottom w:w="100" w:type="dxa"/>
+              <w:left w:w="120" w:type="dxa"/>
+              <w:right w:w="120" w:type="dxa"/>
+            </w:tcMar>
+            <w:tcBorders>
+              <w:top w:val="single" w:sz="4" w:space="0" w:color="CCCCCC"/>
+              <w:bottom w:val="single" w:sz="4" w:space="0" w:color="CCCCCC"/>
+              <w:left w:val="single" w:sz="4" w:space="0" w:color="CCCCCC"/>
+              <w:right w:val="single" w:sz="4" w:space="0" w:color="CCCCCC"/>
+            </w:tcBorders>
+          </w:tcPr>
+          <w:p>
+            <w:pPr>
+              <w:spacing w:before="60" w:after="60" w:line="252" w:lineRule="auto"/>
+              <w:jc w:val="left"/>
+            </w:pPr>
+            <w:r/>
+            <w:r>
+              <w:t>Asia 07-11</w:t>
+            </w:r>
+          </w:p>
+        </w:tc>
+        <w:tc>
+          <w:tcPr>
+            <w:tcW w:type="dxa" w:w="1440"/>
+            <w:shd w:fill="F8FAFC"/>
+            <w:tcMar>
+              <w:top w:w="100" w:type="dxa"/>
+              <w:bottom w:w="100" w:type="dxa"/>
+              <w:left w:w="120" w:type="dxa"/>
+              <w:right w:w="120" w:type="dxa"/>
+            </w:tcMar>
+            <w:tcBorders>
+              <w:top w:val="single" w:sz="4" w:space="0" w:color="CCCCCC"/>
+              <w:bottom w:val="single" w:sz="4" w:space="0" w:color="CCCCCC"/>
+              <w:left w:val="single" w:sz="4" w:space="0" w:color="CCCCCC"/>
+              <w:right w:val="single" w:sz="4" w:space="0" w:color="CCCCCC"/>
+            </w:tcBorders>
+          </w:tcPr>
+          <w:p>
+            <w:pPr>
+              <w:spacing w:before="60" w:after="60" w:line="252" w:lineRule="auto"/>
+              <w:jc w:val="left"/>
+            </w:pPr>
+            <w:r/>
+            <w:r>
+              <w:t>716.25</w:t>
+            </w:r>
+          </w:p>
+        </w:tc>
+        <w:tc>
+          <w:tcPr>
+            <w:tcW w:type="dxa" w:w="2016"/>
+            <w:shd w:fill="F8FAFC"/>
+            <w:tcMar>
+              <w:top w:w="100" w:type="dxa"/>
+              <w:bottom w:w="100" w:type="dxa"/>
+              <w:left w:w="120" w:type="dxa"/>
+              <w:right w:w="120" w:type="dxa"/>
+            </w:tcMar>
+            <w:tcBorders>
+              <w:top w:val="single" w:sz="4" w:space="0" w:color="CCCCCC"/>
+              <w:bottom w:val="single" w:sz="4" w:space="0" w:color="CCCCCC"/>
+              <w:left w:val="single" w:sz="4" w:space="0" w:color="CCCCCC"/>
+              <w:right w:val="single" w:sz="4" w:space="0" w:color="CCCCCC"/>
+            </w:tcBorders>
+          </w:tcPr>
+          <w:p>
+            <w:pPr>
+              <w:spacing w:before="60" w:after="60" w:line="252" w:lineRule="auto"/>
+              <w:jc w:val="left"/>
+            </w:pPr>
+            <w:r/>
+            <w:r>
+              <w:t>726.50</w:t>
+            </w:r>
+          </w:p>
+        </w:tc>
+        <w:tc>
+          <w:tcPr>
+            <w:tcW w:type="dxa" w:w="1152"/>
+            <w:shd w:fill="F8FAFC"/>
+            <w:tcMar>
+              <w:top w:w="100" w:type="dxa"/>
+              <w:bottom w:w="100" w:type="dxa"/>
+              <w:left w:w="120" w:type="dxa"/>
+              <w:right w:w="120" w:type="dxa"/>
+            </w:tcMar>
+            <w:tcBorders>
+              <w:top w:val="single" w:sz="4" w:space="0" w:color="CCCCCC"/>
+              <w:bottom w:val="single" w:sz="4" w:space="0" w:color="CCCCCC"/>
+              <w:left w:val="single" w:sz="4" w:space="0" w:color="CCCCCC"/>
+              <w:right w:val="single" w:sz="4" w:space="0" w:color="CCCCCC"/>
+            </w:tcBorders>
+          </w:tcPr>
+          <w:p>
+            <w:pPr>
+              <w:spacing w:before="60" w:after="60" w:line="252" w:lineRule="auto"/>
+              <w:jc w:val="left"/>
+            </w:pPr>
+            <w:r/>
+            <w:r>
+              <w:t>708.25</w:t>
+            </w:r>
+          </w:p>
+        </w:tc>
+        <w:tc>
+          <w:tcPr>
+            <w:tcW w:type="dxa" w:w="1728"/>
+            <w:shd w:fill="F8FAFC"/>
+            <w:tcMar>
+              <w:top w:w="100" w:type="dxa"/>
+              <w:bottom w:w="100" w:type="dxa"/>
+              <w:left w:w="120" w:type="dxa"/>
+              <w:right w:w="120" w:type="dxa"/>
+            </w:tcMar>
+            <w:tcBorders>
+              <w:top w:val="single" w:sz="4" w:space="0" w:color="CCCCCC"/>
+              <w:bottom w:val="single" w:sz="4" w:space="0" w:color="CCCCCC"/>
+              <w:left w:val="single" w:sz="4" w:space="0" w:color="CCCCCC"/>
+              <w:right w:val="single" w:sz="4" w:space="0" w:color="CCCCCC"/>
+            </w:tcBorders>
+          </w:tcPr>
+          <w:p>
+            <w:pPr>
+              <w:spacing w:before="60" w:after="60" w:line="252" w:lineRule="auto"/>
+              <w:jc w:val="left"/>
+            </w:pPr>
+            <w:r/>
+            <w:r>
+              <w:rPr>
+                <w:b/>
+              </w:rPr>
+              <w:t>716.75</w:t>
+            </w:r>
+          </w:p>
+        </w:tc>
+        <w:tc>
+          <w:tcPr>
+            <w:tcW w:type="dxa" w:w="3456"/>
+            <w:shd w:fill="F8FAFC"/>
+            <w:tcMar>
+              <w:top w:w="100" w:type="dxa"/>
+              <w:bottom w:w="100" w:type="dxa"/>
+              <w:left w:w="120" w:type="dxa"/>
+              <w:right w:w="120" w:type="dxa"/>
+            </w:tcMar>
+            <w:tcBorders>
+              <w:top w:val="single" w:sz="4" w:space="0" w:color="CCCCCC"/>
+              <w:bottom w:val="single" w:sz="4" w:space="0" w:color="CCCCCC"/>
+              <w:left w:val="single" w:sz="4" w:space="0" w:color="CCCCCC"/>
+              <w:right w:val="single" w:sz="4" w:space="0" w:color="CCCCCC"/>
+            </w:tcBorders>
+          </w:tcPr>
+          <w:p>
+            <w:pPr>
+              <w:spacing w:before="60" w:after="60" w:line="252" w:lineRule="auto"/>
+              <w:jc w:val="left"/>
+            </w:pPr>
+            <w:r/>
+            <w:r>
+              <w:rPr>
+                <w:b/>
+              </w:rPr>
+              <w:t>+0.50</w:t>
+            </w:r>
+          </w:p>
+        </w:tc>
+        <w:tc>
+          <w:tcPr>
+            <w:tcW w:type="dxa" w:w="1440"/>
+            <w:shd w:fill="F8FAFC"/>
+            <w:tcMar>
+              <w:top w:w="100" w:type="dxa"/>
+              <w:bottom w:w="100" w:type="dxa"/>
+              <w:left w:w="120" w:type="dxa"/>
+              <w:right w:w="120" w:type="dxa"/>
+            </w:tcMar>
+            <w:tcBorders>
+              <w:top w:val="single" w:sz="4" w:space="0" w:color="CCCCCC"/>
+              <w:bottom w:val="single" w:sz="4" w:space="0" w:color="CCCCCC"/>
+              <w:left w:val="single" w:sz="4" w:space="0" w:color="CCCCCC"/>
+              <w:right w:val="single" w:sz="4" w:space="0" w:color="CCCCCC"/>
+            </w:tcBorders>
+          </w:tcPr>
+          <w:p>
+            <w:pPr>
+              <w:spacing w:before="60" w:after="60" w:line="252" w:lineRule="auto"/>
+              <w:jc w:val="left"/>
+            </w:pPr>
+            <w:r/>
+            <w:r>
+              <w:t>BULL</w:t>
+            </w:r>
+          </w:p>
+        </w:tc>
+      </w:tr>
+      <w:tr>
+        <w:tc>
+          <w:tcPr>
+            <w:tcW w:type="dxa" w:w="1584"/>
+            <w:shd w:fill="FFFFFF"/>
+            <w:tcMar>
+              <w:top w:w="100" w:type="dxa"/>
+              <w:bottom w:w="100" w:type="dxa"/>
+              <w:left w:w="120" w:type="dxa"/>
+              <w:right w:w="120" w:type="dxa"/>
+            </w:tcMar>
+            <w:tcBorders>
+              <w:top w:val="single" w:sz="4" w:space="0" w:color="CCCCCC"/>
+              <w:bottom w:val="single" w:sz="4" w:space="0" w:color="CCCCCC"/>
+              <w:left w:val="single" w:sz="4" w:space="0" w:color="CCCCCC"/>
+              <w:right w:val="single" w:sz="4" w:space="0" w:color="CCCCCC"/>
+            </w:tcBorders>
+          </w:tcPr>
+          <w:p>
+            <w:pPr>
+              <w:spacing w:before="60" w:after="60" w:line="252" w:lineRule="auto"/>
+              <w:jc w:val="left"/>
+            </w:pPr>
+            <w:r/>
+            <w:r>
+              <w:rPr>
+                <w:b/>
+              </w:rPr>
+              <w:t>Wed 26/08</w:t>
+            </w:r>
+          </w:p>
+        </w:tc>
+        <w:tc>
+          <w:tcPr>
+            <w:tcW w:type="dxa" w:w="864"/>
+            <w:shd w:fill="FFFFFF"/>
+            <w:tcMar>
+              <w:top w:w="100" w:type="dxa"/>
+              <w:bottom w:w="100" w:type="dxa"/>
+              <w:left w:w="120" w:type="dxa"/>
+              <w:right w:w="120" w:type="dxa"/>
+            </w:tcMar>
+            <w:tcBorders>
+              <w:top w:val="single" w:sz="4" w:space="0" w:color="CCCCCC"/>
+              <w:bottom w:val="single" w:sz="4" w:space="0" w:color="CCCCCC"/>
+              <w:left w:val="single" w:sz="4" w:space="0" w:color="CCCCCC"/>
+              <w:right w:val="single" w:sz="4" w:space="0" w:color="CCCCCC"/>
+            </w:tcBorders>
+          </w:tcPr>
+          <w:p>
+            <w:pPr>
+              <w:spacing w:before="60" w:after="60" w:line="252" w:lineRule="auto"/>
+              <w:jc w:val="left"/>
+            </w:pPr>
+            <w:r/>
+            <w:r>
+              <w:t>Asia 11-15</w:t>
+            </w:r>
+          </w:p>
+        </w:tc>
+        <w:tc>
+          <w:tcPr>
+            <w:tcW w:type="dxa" w:w="1440"/>
+            <w:shd w:fill="FFFFFF"/>
+            <w:tcMar>
+              <w:top w:w="100" w:type="dxa"/>
+              <w:bottom w:w="100" w:type="dxa"/>
+              <w:left w:w="120" w:type="dxa"/>
+              <w:right w:w="120" w:type="dxa"/>
+            </w:tcMar>
+            <w:tcBorders>
+              <w:top w:val="single" w:sz="4" w:space="0" w:color="CCCCCC"/>
+              <w:bottom w:val="single" w:sz="4" w:space="0" w:color="CCCCCC"/>
+              <w:left w:val="single" w:sz="4" w:space="0" w:color="CCCCCC"/>
+              <w:right w:val="single" w:sz="4" w:space="0" w:color="CCCCCC"/>
+            </w:tcBorders>
+          </w:tcPr>
+          <w:p>
+            <w:pPr>
+              <w:spacing w:before="60" w:after="60" w:line="252" w:lineRule="auto"/>
+              <w:jc w:val="left"/>
+            </w:pPr>
+            <w:r/>
+            <w:r>
+              <w:t>716.75</w:t>
+            </w:r>
+          </w:p>
+        </w:tc>
+        <w:tc>
+          <w:tcPr>
+            <w:tcW w:type="dxa" w:w="2016"/>
+            <w:shd w:fill="FFFFFF"/>
+            <w:tcMar>
+              <w:top w:w="100" w:type="dxa"/>
+              <w:bottom w:w="100" w:type="dxa"/>
+              <w:left w:w="120" w:type="dxa"/>
+              <w:right w:w="120" w:type="dxa"/>
+            </w:tcMar>
+            <w:tcBorders>
+              <w:top w:val="single" w:sz="4" w:space="0" w:color="CCCCCC"/>
+              <w:bottom w:val="single" w:sz="4" w:space="0" w:color="CCCCCC"/>
+              <w:left w:val="single" w:sz="4" w:space="0" w:color="CCCCCC"/>
+              <w:right w:val="single" w:sz="4" w:space="0" w:color="CCCCCC"/>
+            </w:tcBorders>
+          </w:tcPr>
+          <w:p>
+            <w:pPr>
+              <w:spacing w:before="60" w:after="60" w:line="252" w:lineRule="auto"/>
+              <w:jc w:val="left"/>
+            </w:pPr>
+            <w:r/>
+            <w:r>
+              <w:t>723.75</w:t>
+            </w:r>
+          </w:p>
+        </w:tc>
+        <w:tc>
+          <w:tcPr>
+            <w:tcW w:type="dxa" w:w="1152"/>
+            <w:shd w:fill="FFFFFF"/>
+            <w:tcMar>
+              <w:top w:w="100" w:type="dxa"/>
+              <w:bottom w:w="100" w:type="dxa"/>
+              <w:left w:w="120" w:type="dxa"/>
+              <w:right w:w="120" w:type="dxa"/>
+            </w:tcMar>
+            <w:tcBorders>
+              <w:top w:val="single" w:sz="4" w:space="0" w:color="CCCCCC"/>
+              <w:bottom w:val="single" w:sz="4" w:space="0" w:color="CCCCCC"/>
+              <w:left w:val="single" w:sz="4" w:space="0" w:color="CCCCCC"/>
+              <w:right w:val="single" w:sz="4" w:space="0" w:color="CCCCCC"/>
+            </w:tcBorders>
+          </w:tcPr>
+          <w:p>
+            <w:pPr>
+              <w:spacing w:before="60" w:after="60" w:line="252" w:lineRule="auto"/>
+              <w:jc w:val="left"/>
+            </w:pPr>
+            <w:r/>
+            <w:r>
+              <w:t>710.75</w:t>
+            </w:r>
+          </w:p>
+        </w:tc>
+        <w:tc>
+          <w:tcPr>
+            <w:tcW w:type="dxa" w:w="1728"/>
+            <w:shd w:fill="FFFFFF"/>
+            <w:tcMar>
+              <w:top w:w="100" w:type="dxa"/>
+              <w:bottom w:w="100" w:type="dxa"/>
+              <w:left w:w="120" w:type="dxa"/>
+              <w:right w:w="120" w:type="dxa"/>
+            </w:tcMar>
+            <w:tcBorders>
+              <w:top w:val="single" w:sz="4" w:space="0" w:color="CCCCCC"/>
+              <w:bottom w:val="single" w:sz="4" w:space="0" w:color="CCCCCC"/>
+              <w:left w:val="single" w:sz="4" w:space="0" w:color="CCCCCC"/>
+              <w:right w:val="single" w:sz="4" w:space="0" w:color="CCCCCC"/>
+            </w:tcBorders>
+          </w:tcPr>
+          <w:p>
+            <w:pPr>
+              <w:spacing w:before="60" w:after="60" w:line="252" w:lineRule="auto"/>
+              <w:jc w:val="left"/>
+            </w:pPr>
+            <w:r/>
+            <w:r>
+              <w:rPr>
+                <w:b/>
+              </w:rPr>
+              <w:t>716.00</w:t>
+            </w:r>
+          </w:p>
+        </w:tc>
+        <w:tc>
+          <w:tcPr>
+            <w:tcW w:type="dxa" w:w="3456"/>
+            <w:shd w:fill="FFFFFF"/>
+            <w:tcMar>
+              <w:top w:w="100" w:type="dxa"/>
+              <w:bottom w:w="100" w:type="dxa"/>
+              <w:left w:w="120" w:type="dxa"/>
+              <w:right w:w="120" w:type="dxa"/>
+            </w:tcMar>
+            <w:tcBorders>
+              <w:top w:val="single" w:sz="4" w:space="0" w:color="CCCCCC"/>
+              <w:bottom w:val="single" w:sz="4" w:space="0" w:color="CCCCCC"/>
+              <w:left w:val="single" w:sz="4" w:space="0" w:color="CCCCCC"/>
+              <w:right w:val="single" w:sz="4" w:space="0" w:color="CCCCCC"/>
+            </w:tcBorders>
+          </w:tcPr>
+          <w:p>
+            <w:pPr>
+              <w:spacing w:before="60" w:after="60" w:line="252" w:lineRule="auto"/>
+              <w:jc w:val="left"/>
+            </w:pPr>
+            <w:r/>
+            <w:r>
+              <w:rPr>
+                <w:b/>
+              </w:rPr>
+              <w:t>-0.75</w:t>
+            </w:r>
+          </w:p>
+        </w:tc>
+        <w:tc>
+          <w:tcPr>
+            <w:tcW w:type="dxa" w:w="1440"/>
+            <w:shd w:fill="FFFFFF"/>
+            <w:tcMar>
+              <w:top w:w="100" w:type="dxa"/>
+              <w:bottom w:w="100" w:type="dxa"/>
+              <w:left w:w="120" w:type="dxa"/>
+              <w:right w:w="120" w:type="dxa"/>
+            </w:tcMar>
+            <w:tcBorders>
+              <w:top w:val="single" w:sz="4" w:space="0" w:color="CCCCCC"/>
+              <w:bottom w:val="single" w:sz="4" w:space="0" w:color="CCCCCC"/>
+              <w:left w:val="single" w:sz="4" w:space="0" w:color="CCCCCC"/>
+              <w:right w:val="single" w:sz="4" w:space="0" w:color="CCCCCC"/>
+            </w:tcBorders>
+          </w:tcPr>
+          <w:p>
+            <w:pPr>
+              <w:spacing w:before="60" w:after="60" w:line="252" w:lineRule="auto"/>
+              <w:jc w:val="left"/>
+            </w:pPr>
+            <w:r/>
+            <w:r>
+              <w:t>BEAR</w:t>
+            </w:r>
+          </w:p>
+        </w:tc>
+      </w:tr>
+      <w:tr>
+        <w:tc>
+          <w:tcPr>
+            <w:tcW w:type="dxa" w:w="1584"/>
+            <w:shd w:fill="F8FAFC"/>
+            <w:tcMar>
+              <w:top w:w="100" w:type="dxa"/>
+              <w:bottom w:w="100" w:type="dxa"/>
+              <w:left w:w="120" w:type="dxa"/>
+              <w:right w:w="120" w:type="dxa"/>
+            </w:tcMar>
+            <w:tcBorders>
+              <w:top w:val="single" w:sz="4" w:space="0" w:color="CCCCCC"/>
+              <w:bottom w:val="single" w:sz="4" w:space="0" w:color="CCCCCC"/>
+              <w:left w:val="single" w:sz="4" w:space="0" w:color="CCCCCC"/>
+              <w:right w:val="single" w:sz="4" w:space="0" w:color="CCCCCC"/>
+            </w:tcBorders>
+          </w:tcPr>
+          <w:p>
+            <w:pPr>
+              <w:spacing w:before="60" w:after="60" w:line="252" w:lineRule="auto"/>
+              <w:jc w:val="left"/>
+            </w:pPr>
+            <w:r/>
+            <w:r>
+              <w:rPr>
+                <w:b/>
+              </w:rPr>
+              <w:t>Wed 26/08</w:t>
+            </w:r>
+          </w:p>
+        </w:tc>
+        <w:tc>
+          <w:tcPr>
+            <w:tcW w:type="dxa" w:w="864"/>
+            <w:shd w:fill="F8FAFC"/>
+            <w:tcMar>
+              <w:top w:w="100" w:type="dxa"/>
+              <w:bottom w:w="100" w:type="dxa"/>
+              <w:left w:w="120" w:type="dxa"/>
+              <w:right w:w="120" w:type="dxa"/>
+            </w:tcMar>
+            <w:tcBorders>
+              <w:top w:val="single" w:sz="4" w:space="0" w:color="CCCCCC"/>
+              <w:bottom w:val="single" w:sz="4" w:space="0" w:color="CCCCCC"/>
+              <w:left w:val="single" w:sz="4" w:space="0" w:color="CCCCCC"/>
+              <w:right w:val="single" w:sz="4" w:space="0" w:color="CCCCCC"/>
+            </w:tcBorders>
+          </w:tcPr>
+          <w:p>
+            <w:pPr>
+              <w:spacing w:before="60" w:after="60" w:line="252" w:lineRule="auto"/>
+              <w:jc w:val="left"/>
+            </w:pPr>
+            <w:r/>
+            <w:r>
+              <w:t>London 15-19</w:t>
+            </w:r>
+          </w:p>
+        </w:tc>
+        <w:tc>
+          <w:tcPr>
+            <w:tcW w:type="dxa" w:w="1440"/>
+            <w:shd w:fill="F8FAFC"/>
+            <w:tcMar>
+              <w:top w:w="100" w:type="dxa"/>
+              <w:bottom w:w="100" w:type="dxa"/>
+              <w:left w:w="120" w:type="dxa"/>
+              <w:right w:w="120" w:type="dxa"/>
+            </w:tcMar>
+            <w:tcBorders>
+              <w:top w:val="single" w:sz="4" w:space="0" w:color="CCCCCC"/>
+              <w:bottom w:val="single" w:sz="4" w:space="0" w:color="CCCCCC"/>
+              <w:left w:val="single" w:sz="4" w:space="0" w:color="CCCCCC"/>
+              <w:right w:val="single" w:sz="4" w:space="0" w:color="CCCCCC"/>
+            </w:tcBorders>
+          </w:tcPr>
+          <w:p>
+            <w:pPr>
+              <w:spacing w:before="60" w:after="60" w:line="252" w:lineRule="auto"/>
+              <w:jc w:val="left"/>
+            </w:pPr>
+            <w:r/>
+            <w:r>
+              <w:t>716.00</w:t>
+            </w:r>
+          </w:p>
+        </w:tc>
+        <w:tc>
+          <w:tcPr>
+            <w:tcW w:type="dxa" w:w="2016"/>
+            <w:shd w:fill="F8FAFC"/>
+            <w:tcMar>
+              <w:top w:w="100" w:type="dxa"/>
+              <w:bottom w:w="100" w:type="dxa"/>
+              <w:left w:w="120" w:type="dxa"/>
+              <w:right w:w="120" w:type="dxa"/>
+            </w:tcMar>
+            <w:tcBorders>
+              <w:top w:val="single" w:sz="4" w:space="0" w:color="CCCCCC"/>
+              <w:bottom w:val="single" w:sz="4" w:space="0" w:color="CCCCCC"/>
+              <w:left w:val="single" w:sz="4" w:space="0" w:color="CCCCCC"/>
+              <w:right w:val="single" w:sz="4" w:space="0" w:color="CCCCCC"/>
+            </w:tcBorders>
+          </w:tcPr>
+          <w:p>
+            <w:pPr>
+              <w:spacing w:before="60" w:after="60" w:line="252" w:lineRule="auto"/>
+              <w:jc w:val="left"/>
+            </w:pPr>
+            <w:r/>
+            <w:r>
+              <w:t>729.50</w:t>
+            </w:r>
+          </w:p>
+        </w:tc>
+        <w:tc>
+          <w:tcPr>
+            <w:tcW w:type="dxa" w:w="1152"/>
+            <w:shd w:fill="F8FAFC"/>
+            <w:tcMar>
+              <w:top w:w="100" w:type="dxa"/>
+              <w:bottom w:w="100" w:type="dxa"/>
+              <w:left w:w="120" w:type="dxa"/>
+              <w:right w:w="120" w:type="dxa"/>
+            </w:tcMar>
+            <w:tcBorders>
+              <w:top w:val="single" w:sz="4" w:space="0" w:color="CCCCCC"/>
+              <w:bottom w:val="single" w:sz="4" w:space="0" w:color="CCCCCC"/>
+              <w:left w:val="single" w:sz="4" w:space="0" w:color="CCCCCC"/>
+              <w:right w:val="single" w:sz="4" w:space="0" w:color="CCCCCC"/>
+            </w:tcBorders>
+          </w:tcPr>
+          <w:p>
+            <w:pPr>
+              <w:spacing w:before="60" w:after="60" w:line="252" w:lineRule="auto"/>
+              <w:jc w:val="left"/>
+            </w:pPr>
+            <w:r/>
+            <w:r>
+              <w:t>703.00</w:t>
+            </w:r>
+          </w:p>
+        </w:tc>
+        <w:tc>
+          <w:tcPr>
+            <w:tcW w:type="dxa" w:w="1728"/>
+            <w:shd w:fill="F8FAFC"/>
+            <w:tcMar>
+              <w:top w:w="100" w:type="dxa"/>
+              <w:bottom w:w="100" w:type="dxa"/>
+              <w:left w:w="120" w:type="dxa"/>
+              <w:right w:w="120" w:type="dxa"/>
+            </w:tcMar>
+            <w:tcBorders>
+              <w:top w:val="single" w:sz="4" w:space="0" w:color="CCCCCC"/>
+              <w:bottom w:val="single" w:sz="4" w:space="0" w:color="CCCCCC"/>
+              <w:left w:val="single" w:sz="4" w:space="0" w:color="CCCCCC"/>
+              <w:right w:val="single" w:sz="4" w:space="0" w:color="CCCCCC"/>
+            </w:tcBorders>
+          </w:tcPr>
+          <w:p>
+            <w:pPr>
+              <w:spacing w:before="60" w:after="60" w:line="252" w:lineRule="auto"/>
+              <w:jc w:val="left"/>
+            </w:pPr>
+            <w:r/>
+            <w:r>
+              <w:rPr>
+                <w:b/>
+              </w:rPr>
+              <w:t>717.75</w:t>
+            </w:r>
+          </w:p>
+        </w:tc>
+        <w:tc>
+          <w:tcPr>
+            <w:tcW w:type="dxa" w:w="3456"/>
+            <w:shd w:fill="F8FAFC"/>
+            <w:tcMar>
+              <w:top w:w="100" w:type="dxa"/>
+              <w:bottom w:w="100" w:type="dxa"/>
+              <w:left w:w="120" w:type="dxa"/>
+              <w:right w:w="120" w:type="dxa"/>
+            </w:tcMar>
+            <w:tcBorders>
+              <w:top w:val="single" w:sz="4" w:space="0" w:color="CCCCCC"/>
+              <w:bottom w:val="single" w:sz="4" w:space="0" w:color="CCCCCC"/>
+              <w:left w:val="single" w:sz="4" w:space="0" w:color="CCCCCC"/>
+              <w:right w:val="single" w:sz="4" w:space="0" w:color="CCCCCC"/>
+            </w:tcBorders>
+          </w:tcPr>
+          <w:p>
+            <w:pPr>
+              <w:spacing w:before="60" w:after="60" w:line="252" w:lineRule="auto"/>
+              <w:jc w:val="left"/>
+            </w:pPr>
+            <w:r/>
+            <w:r>
+              <w:rPr>
+                <w:b/>
+              </w:rPr>
+              <w:t>+1.75</w:t>
+            </w:r>
+          </w:p>
+        </w:tc>
+        <w:tc>
+          <w:tcPr>
+            <w:tcW w:type="dxa" w:w="1440"/>
+            <w:shd w:fill="F8FAFC"/>
+            <w:tcMar>
+              <w:top w:w="100" w:type="dxa"/>
+              <w:bottom w:w="100" w:type="dxa"/>
+              <w:left w:w="120" w:type="dxa"/>
+              <w:right w:w="120" w:type="dxa"/>
+            </w:tcMar>
+            <w:tcBorders>
+              <w:top w:val="single" w:sz="4" w:space="0" w:color="CCCCCC"/>
+              <w:bottom w:val="single" w:sz="4" w:space="0" w:color="CCCCCC"/>
+              <w:left w:val="single" w:sz="4" w:space="0" w:color="CCCCCC"/>
+              <w:right w:val="single" w:sz="4" w:space="0" w:color="CCCCCC"/>
+            </w:tcBorders>
+          </w:tcPr>
+          <w:p>
+            <w:pPr>
+              <w:spacing w:before="60" w:after="60" w:line="252" w:lineRule="auto"/>
+              <w:jc w:val="left"/>
+            </w:pPr>
+            <w:r/>
+            <w:r>
+              <w:t>BULL</w:t>
+            </w:r>
+          </w:p>
+        </w:tc>
+      </w:tr>
+      <w:tr>
+        <w:tc>
+          <w:tcPr>
+            <w:tcW w:type="dxa" w:w="1584"/>
+            <w:shd w:fill="FFFFFF"/>
+            <w:tcMar>
+              <w:top w:w="100" w:type="dxa"/>
+              <w:bottom w:w="100" w:type="dxa"/>
+              <w:left w:w="120" w:type="dxa"/>
+              <w:right w:w="120" w:type="dxa"/>
+            </w:tcMar>
+            <w:tcBorders>
+              <w:top w:val="single" w:sz="4" w:space="0" w:color="CCCCCC"/>
+              <w:bottom w:val="single" w:sz="4" w:space="0" w:color="CCCCCC"/>
+              <w:left w:val="single" w:sz="4" w:space="0" w:color="CCCCCC"/>
+              <w:right w:val="single" w:sz="4" w:space="0" w:color="CCCCCC"/>
+            </w:tcBorders>
+          </w:tcPr>
+          <w:p>
+            <w:pPr>
+              <w:spacing w:before="60" w:after="60" w:line="252" w:lineRule="auto"/>
+              <w:jc w:val="left"/>
+            </w:pPr>
+            <w:r/>
+            <w:r>
+              <w:rPr>
+                <w:b/>
+              </w:rPr>
+              <w:t>Wed 26/08</w:t>
+            </w:r>
+          </w:p>
+        </w:tc>
+        <w:tc>
+          <w:tcPr>
+            <w:tcW w:type="dxa" w:w="864"/>
+            <w:shd w:fill="FFFFFF"/>
+            <w:tcMar>
+              <w:top w:w="100" w:type="dxa"/>
+              <w:bottom w:w="100" w:type="dxa"/>
+              <w:left w:w="120" w:type="dxa"/>
+              <w:right w:w="120" w:type="dxa"/>
+            </w:tcMar>
+            <w:tcBorders>
+              <w:top w:val="single" w:sz="4" w:space="0" w:color="CCCCCC"/>
+              <w:bottom w:val="single" w:sz="4" w:space="0" w:color="CCCCCC"/>
+              <w:left w:val="single" w:sz="4" w:space="0" w:color="CCCCCC"/>
+              <w:right w:val="single" w:sz="4" w:space="0" w:color="CCCCCC"/>
+            </w:tcBorders>
+          </w:tcPr>
+          <w:p>
+            <w:pPr>
+              <w:spacing w:before="60" w:after="60" w:line="252" w:lineRule="auto"/>
+              <w:jc w:val="left"/>
+            </w:pPr>
+            <w:r/>
+            <w:r>
+              <w:t>Pre-NY 19-21</w:t>
+            </w:r>
+          </w:p>
+        </w:tc>
+        <w:tc>
+          <w:tcPr>
+            <w:tcW w:type="dxa" w:w="1440"/>
+            <w:shd w:fill="FFFFFF"/>
+            <w:tcMar>
+              <w:top w:w="100" w:type="dxa"/>
+              <w:bottom w:w="100" w:type="dxa"/>
+              <w:left w:w="120" w:type="dxa"/>
+              <w:right w:w="120" w:type="dxa"/>
+            </w:tcMar>
+            <w:tcBorders>
+              <w:top w:val="single" w:sz="4" w:space="0" w:color="CCCCCC"/>
+              <w:bottom w:val="single" w:sz="4" w:space="0" w:color="CCCCCC"/>
+              <w:left w:val="single" w:sz="4" w:space="0" w:color="CCCCCC"/>
+              <w:right w:val="single" w:sz="4" w:space="0" w:color="CCCCCC"/>
+            </w:tcBorders>
+          </w:tcPr>
+          <w:p>
+            <w:pPr>
+              <w:spacing w:before="60" w:after="60" w:line="252" w:lineRule="auto"/>
+              <w:jc w:val="left"/>
+            </w:pPr>
+            <w:r/>
+            <w:r>
+              <w:t>717.75</w:t>
+            </w:r>
+          </w:p>
+        </w:tc>
+        <w:tc>
+          <w:tcPr>
+            <w:tcW w:type="dxa" w:w="2016"/>
+            <w:shd w:fill="FFFFFF"/>
+            <w:tcMar>
+              <w:top w:w="100" w:type="dxa"/>
+              <w:bottom w:w="100" w:type="dxa"/>
+              <w:left w:w="120" w:type="dxa"/>
+              <w:right w:w="120" w:type="dxa"/>
+            </w:tcMar>
+            <w:tcBorders>
+              <w:top w:val="single" w:sz="4" w:space="0" w:color="CCCCCC"/>
+              <w:bottom w:val="single" w:sz="4" w:space="0" w:color="CCCCCC"/>
+              <w:left w:val="single" w:sz="4" w:space="0" w:color="CCCCCC"/>
+              <w:right w:val="single" w:sz="4" w:space="0" w:color="CCCCCC"/>
+            </w:tcBorders>
+          </w:tcPr>
+          <w:p>
+            <w:pPr>
+              <w:spacing w:before="60" w:after="60" w:line="252" w:lineRule="auto"/>
+              <w:jc w:val="left"/>
+            </w:pPr>
+            <w:r/>
+            <w:r>
+              <w:t>727.00</w:t>
+            </w:r>
+          </w:p>
+        </w:tc>
+        <w:tc>
+          <w:tcPr>
+            <w:tcW w:type="dxa" w:w="1152"/>
+            <w:shd w:fill="FFFFFF"/>
+            <w:tcMar>
+              <w:top w:w="100" w:type="dxa"/>
+              <w:bottom w:w="100" w:type="dxa"/>
+              <w:left w:w="120" w:type="dxa"/>
+              <w:right w:w="120" w:type="dxa"/>
+            </w:tcMar>
+            <w:tcBorders>
+              <w:top w:val="single" w:sz="4" w:space="0" w:color="CCCCCC"/>
+              <w:bottom w:val="single" w:sz="4" w:space="0" w:color="CCCCCC"/>
+              <w:left w:val="single" w:sz="4" w:space="0" w:color="CCCCCC"/>
+              <w:right w:val="single" w:sz="4" w:space="0" w:color="CCCCCC"/>
+            </w:tcBorders>
+          </w:tcPr>
+          <w:p>
+            <w:pPr>
+              <w:spacing w:before="60" w:after="60" w:line="252" w:lineRule="auto"/>
+              <w:jc w:val="left"/>
+            </w:pPr>
+            <w:r/>
+            <w:r>
+              <w:t>707.00</w:t>
+            </w:r>
+          </w:p>
+        </w:tc>
+        <w:tc>
+          <w:tcPr>
+            <w:tcW w:type="dxa" w:w="1728"/>
+            <w:shd w:fill="FFFFFF"/>
+            <w:tcMar>
+              <w:top w:w="100" w:type="dxa"/>
+              <w:bottom w:w="100" w:type="dxa"/>
+              <w:left w:w="120" w:type="dxa"/>
+              <w:right w:w="120" w:type="dxa"/>
+            </w:tcMar>
+            <w:tcBorders>
+              <w:top w:val="single" w:sz="4" w:space="0" w:color="CCCCCC"/>
+              <w:bottom w:val="single" w:sz="4" w:space="0" w:color="CCCCCC"/>
+              <w:left w:val="single" w:sz="4" w:space="0" w:color="CCCCCC"/>
+              <w:right w:val="single" w:sz="4" w:space="0" w:color="CCCCCC"/>
+            </w:tcBorders>
+          </w:tcPr>
+          <w:p>
+            <w:pPr>
+              <w:spacing w:before="60" w:after="60" w:line="252" w:lineRule="auto"/>
+              <w:jc w:val="left"/>
+            </w:pPr>
+            <w:r/>
+            <w:r>
+              <w:rPr>
+                <w:b/>
+              </w:rPr>
+              <w:t>718.25</w:t>
+            </w:r>
+          </w:p>
+        </w:tc>
+        <w:tc>
+          <w:tcPr>
+            <w:tcW w:type="dxa" w:w="3456"/>
+            <w:shd w:fill="FFFFFF"/>
+            <w:tcMar>
+              <w:top w:w="100" w:type="dxa"/>
+              <w:bottom w:w="100" w:type="dxa"/>
+              <w:left w:w="120" w:type="dxa"/>
+              <w:right w:w="120" w:type="dxa"/>
+            </w:tcMar>
+            <w:tcBorders>
+              <w:top w:val="single" w:sz="4" w:space="0" w:color="CCCCCC"/>
+              <w:bottom w:val="single" w:sz="4" w:space="0" w:color="CCCCCC"/>
+              <w:left w:val="single" w:sz="4" w:space="0" w:color="CCCCCC"/>
+              <w:right w:val="single" w:sz="4" w:space="0" w:color="CCCCCC"/>
+            </w:tcBorders>
+          </w:tcPr>
+          <w:p>
+            <w:pPr>
+              <w:spacing w:before="60" w:after="60" w:line="252" w:lineRule="auto"/>
+              <w:jc w:val="left"/>
+            </w:pPr>
+            <w:r/>
+            <w:r>
+              <w:rPr>
+                <w:b/>
+              </w:rPr>
+              <w:t>+0.50</w:t>
+            </w:r>
+          </w:p>
+        </w:tc>
+        <w:tc>
+          <w:tcPr>
+            <w:tcW w:type="dxa" w:w="1440"/>
+            <w:shd w:fill="FFFFFF"/>
+            <w:tcMar>
+              <w:top w:w="100" w:type="dxa"/>
+              <w:bottom w:w="100" w:type="dxa"/>
+              <w:left w:w="120" w:type="dxa"/>
+              <w:right w:w="120" w:type="dxa"/>
+            </w:tcMar>
+            <w:tcBorders>
+              <w:top w:val="single" w:sz="4" w:space="0" w:color="CCCCCC"/>
+              <w:bottom w:val="single" w:sz="4" w:space="0" w:color="CCCCCC"/>
+              <w:left w:val="single" w:sz="4" w:space="0" w:color="CCCCCC"/>
+              <w:right w:val="single" w:sz="4" w:space="0" w:color="CCCCCC"/>
+            </w:tcBorders>
+          </w:tcPr>
+          <w:p>
+            <w:pPr>
+              <w:spacing w:before="60" w:after="60" w:line="252" w:lineRule="auto"/>
+              <w:jc w:val="left"/>
+            </w:pPr>
+            <w:r/>
+            <w:r>
+              <w:t>BULL</w:t>
+            </w:r>
+          </w:p>
+        </w:tc>
+      </w:tr>
+      <w:tr>
+        <w:tc>
+          <w:tcPr>
+            <w:tcW w:type="dxa" w:w="1584"/>
+            <w:shd w:fill="F8FAFC"/>
+            <w:tcMar>
+              <w:top w:w="100" w:type="dxa"/>
+              <w:bottom w:w="100" w:type="dxa"/>
+              <w:left w:w="120" w:type="dxa"/>
+              <w:right w:w="120" w:type="dxa"/>
+            </w:tcMar>
+            <w:tcBorders>
+              <w:top w:val="single" w:sz="4" w:space="0" w:color="CCCCCC"/>
+              <w:bottom w:val="single" w:sz="4" w:space="0" w:color="CCCCCC"/>
+              <w:left w:val="single" w:sz="4" w:space="0" w:color="CCCCCC"/>
+              <w:right w:val="single" w:sz="4" w:space="0" w:color="CCCCCC"/>
+            </w:tcBorders>
+          </w:tcPr>
+          <w:p>
+            <w:pPr>
+              <w:spacing w:before="60" w:after="60" w:line="252" w:lineRule="auto"/>
+              <w:jc w:val="left"/>
+            </w:pPr>
+            <w:r/>
+            <w:r>
+              <w:rPr>
+                <w:b/>
+              </w:rPr>
+              <w:t>Wed 26/08</w:t>
+            </w:r>
+          </w:p>
+        </w:tc>
+        <w:tc>
+          <w:tcPr>
+            <w:tcW w:type="dxa" w:w="864"/>
+            <w:shd w:fill="F8FAFC"/>
+            <w:tcMar>
+              <w:top w:w="100" w:type="dxa"/>
+              <w:bottom w:w="100" w:type="dxa"/>
+              <w:left w:w="120" w:type="dxa"/>
+              <w:right w:w="120" w:type="dxa"/>
+            </w:tcMar>
+            <w:tcBorders>
+              <w:top w:val="single" w:sz="4" w:space="0" w:color="CCCCCC"/>
+              <w:bottom w:val="single" w:sz="4" w:space="0" w:color="CCCCCC"/>
+              <w:left w:val="single" w:sz="4" w:space="0" w:color="CCCCCC"/>
+              <w:right w:val="single" w:sz="4" w:space="0" w:color="CCCCCC"/>
+            </w:tcBorders>
+          </w:tcPr>
+          <w:p>
+            <w:pPr>
+              <w:spacing w:before="60" w:after="60" w:line="252" w:lineRule="auto"/>
+              <w:jc w:val="left"/>
+            </w:pPr>
+            <w:r/>
+            <w:r>
+              <w:t>NY Open 21-23</w:t>
+            </w:r>
+          </w:p>
+        </w:tc>
+        <w:tc>
+          <w:tcPr>
+            <w:tcW w:type="dxa" w:w="1440"/>
+            <w:shd w:fill="F8FAFC"/>
+            <w:tcMar>
+              <w:top w:w="100" w:type="dxa"/>
+              <w:bottom w:w="100" w:type="dxa"/>
+              <w:left w:w="120" w:type="dxa"/>
+              <w:right w:w="120" w:type="dxa"/>
+            </w:tcMar>
+            <w:tcBorders>
+              <w:top w:val="single" w:sz="4" w:space="0" w:color="CCCCCC"/>
+              <w:bottom w:val="single" w:sz="4" w:space="0" w:color="CCCCCC"/>
+              <w:left w:val="single" w:sz="4" w:space="0" w:color="CCCCCC"/>
+              <w:right w:val="single" w:sz="4" w:space="0" w:color="CCCCCC"/>
+            </w:tcBorders>
+          </w:tcPr>
+          <w:p>
+            <w:pPr>
+              <w:spacing w:before="60" w:after="60" w:line="252" w:lineRule="auto"/>
+              <w:jc w:val="left"/>
+            </w:pPr>
+            <w:r/>
+            <w:r>
+              <w:t>718.25</w:t>
+            </w:r>
+          </w:p>
+        </w:tc>
+        <w:tc>
+          <w:tcPr>
+            <w:tcW w:type="dxa" w:w="2016"/>
+            <w:shd w:fill="F8FAFC"/>
+            <w:tcMar>
+              <w:top w:w="100" w:type="dxa"/>
+              <w:bottom w:w="100" w:type="dxa"/>
+              <w:left w:w="120" w:type="dxa"/>
+              <w:right w:w="120" w:type="dxa"/>
+            </w:tcMar>
+            <w:tcBorders>
+              <w:top w:val="single" w:sz="4" w:space="0" w:color="CCCCCC"/>
+              <w:bottom w:val="single" w:sz="4" w:space="0" w:color="CCCCCC"/>
+              <w:left w:val="single" w:sz="4" w:space="0" w:color="CCCCCC"/>
+              <w:right w:val="single" w:sz="4" w:space="0" w:color="CCCCCC"/>
+            </w:tcBorders>
+          </w:tcPr>
+          <w:p>
+            <w:pPr>
+              <w:spacing w:before="60" w:after="60" w:line="252" w:lineRule="auto"/>
+              <w:jc w:val="left"/>
+            </w:pPr>
+            <w:r/>
+            <w:r>
+              <w:t>730.50</w:t>
+            </w:r>
+          </w:p>
+        </w:tc>
+        <w:tc>
+          <w:tcPr>
+            <w:tcW w:type="dxa" w:w="1152"/>
+            <w:shd w:fill="F8FAFC"/>
+            <w:tcMar>
+              <w:top w:w="100" w:type="dxa"/>
+              <w:bottom w:w="100" w:type="dxa"/>
+              <w:left w:w="120" w:type="dxa"/>
+              <w:right w:w="120" w:type="dxa"/>
+            </w:tcMar>
+            <w:tcBorders>
+              <w:top w:val="single" w:sz="4" w:space="0" w:color="CCCCCC"/>
+              <w:bottom w:val="single" w:sz="4" w:space="0" w:color="CCCCCC"/>
+              <w:left w:val="single" w:sz="4" w:space="0" w:color="CCCCCC"/>
+              <w:right w:val="single" w:sz="4" w:space="0" w:color="CCCCCC"/>
+            </w:tcBorders>
+          </w:tcPr>
+          <w:p>
+            <w:pPr>
+              <w:spacing w:before="60" w:after="60" w:line="252" w:lineRule="auto"/>
+              <w:jc w:val="left"/>
+            </w:pPr>
+            <w:r/>
+            <w:r>
+              <w:t>704.00</w:t>
+            </w:r>
+          </w:p>
+        </w:tc>
+        <w:tc>
+          <w:tcPr>
+            <w:tcW w:type="dxa" w:w="1728"/>
+            <w:shd w:fill="F8FAFC"/>
+            <w:tcMar>
+              <w:top w:w="100" w:type="dxa"/>
+              <w:bottom w:w="100" w:type="dxa"/>
+              <w:left w:w="120" w:type="dxa"/>
+              <w:right w:w="120" w:type="dxa"/>
+            </w:tcMar>
+            <w:tcBorders>
+              <w:top w:val="single" w:sz="4" w:space="0" w:color="CCCCCC"/>
+              <w:bottom w:val="single" w:sz="4" w:space="0" w:color="CCCCCC"/>
+              <w:left w:val="single" w:sz="4" w:space="0" w:color="CCCCCC"/>
+              <w:right w:val="single" w:sz="4" w:space="0" w:color="CCCCCC"/>
+            </w:tcBorders>
+          </w:tcPr>
+          <w:p>
+            <w:pPr>
+              <w:spacing w:before="60" w:after="60" w:line="252" w:lineRule="auto"/>
+              <w:jc w:val="left"/>
+            </w:pPr>
+            <w:r/>
+            <w:r>
+              <w:rPr>
+                <w:b/>
+              </w:rPr>
+              <w:t>716.75</w:t>
+            </w:r>
+          </w:p>
+        </w:tc>
+        <w:tc>
+          <w:tcPr>
+            <w:tcW w:type="dxa" w:w="3456"/>
+            <w:shd w:fill="F8FAFC"/>
+            <w:tcMar>
+              <w:top w:w="100" w:type="dxa"/>
+              <w:bottom w:w="100" w:type="dxa"/>
+              <w:left w:w="120" w:type="dxa"/>
+              <w:right w:w="120" w:type="dxa"/>
+            </w:tcMar>
+            <w:tcBorders>
+              <w:top w:val="single" w:sz="4" w:space="0" w:color="CCCCCC"/>
+              <w:bottom w:val="single" w:sz="4" w:space="0" w:color="CCCCCC"/>
+              <w:left w:val="single" w:sz="4" w:space="0" w:color="CCCCCC"/>
+              <w:right w:val="single" w:sz="4" w:space="0" w:color="CCCCCC"/>
+            </w:tcBorders>
+          </w:tcPr>
+          <w:p>
+            <w:pPr>
+              <w:spacing w:before="60" w:after="60" w:line="252" w:lineRule="auto"/>
+              <w:jc w:val="left"/>
+            </w:pPr>
+            <w:r/>
+            <w:r>
+              <w:rPr>
+                <w:b/>
+              </w:rPr>
+              <w:t>-1.50</w:t>
+            </w:r>
+          </w:p>
+        </w:tc>
+        <w:tc>
+          <w:tcPr>
+            <w:tcW w:type="dxa" w:w="1440"/>
+            <w:shd w:fill="F8FAFC"/>
+            <w:tcMar>
+              <w:top w:w="100" w:type="dxa"/>
+              <w:bottom w:w="100" w:type="dxa"/>
+              <w:left w:w="120" w:type="dxa"/>
+              <w:right w:w="120" w:type="dxa"/>
+            </w:tcMar>
+            <w:tcBorders>
+              <w:top w:val="single" w:sz="4" w:space="0" w:color="CCCCCC"/>
+              <w:bottom w:val="single" w:sz="4" w:space="0" w:color="CCCCCC"/>
+              <w:left w:val="single" w:sz="4" w:space="0" w:color="CCCCCC"/>
+              <w:right w:val="single" w:sz="4" w:space="0" w:color="CCCCCC"/>
+            </w:tcBorders>
+          </w:tcPr>
+          <w:p>
+            <w:pPr>
+              <w:spacing w:before="60" w:after="60" w:line="252" w:lineRule="auto"/>
+              <w:jc w:val="left"/>
+            </w:pPr>
+            <w:r/>
+            <w:r>
+              <w:t>BEAR</w:t>
+            </w:r>
+          </w:p>
+        </w:tc>
+      </w:tr>
+      <w:tr>
+        <w:tc>
+          <w:tcPr>
+            <w:tcW w:type="dxa" w:w="1584"/>
+            <w:shd w:fill="FFFFFF"/>
+            <w:tcMar>
+              <w:top w:w="100" w:type="dxa"/>
+              <w:bottom w:w="100" w:type="dxa"/>
+              <w:left w:w="120" w:type="dxa"/>
+              <w:right w:w="120" w:type="dxa"/>
+            </w:tcMar>
+            <w:tcBorders>
+              <w:top w:val="single" w:sz="4" w:space="0" w:color="CCCCCC"/>
+              <w:bottom w:val="single" w:sz="4" w:space="0" w:color="CCCCCC"/>
+              <w:left w:val="single" w:sz="4" w:space="0" w:color="CCCCCC"/>
+              <w:right w:val="single" w:sz="4" w:space="0" w:color="CCCCCC"/>
+            </w:tcBorders>
+          </w:tcPr>
+          <w:p>
+            <w:pPr>
+              <w:spacing w:before="60" w:after="60" w:line="252" w:lineRule="auto"/>
+              <w:jc w:val="left"/>
+            </w:pPr>
+            <w:r/>
+            <w:r>
+              <w:rPr>
+                <w:b/>
+              </w:rPr>
+              <w:t>Wed 26/08</w:t>
+            </w:r>
+          </w:p>
+        </w:tc>
+        <w:tc>
+          <w:tcPr>
+            <w:tcW w:type="dxa" w:w="864"/>
+            <w:shd w:fill="FFFFFF"/>
+            <w:tcMar>
+              <w:top w:w="100" w:type="dxa"/>
+              <w:bottom w:w="100" w:type="dxa"/>
+              <w:left w:w="120" w:type="dxa"/>
+              <w:right w:w="120" w:type="dxa"/>
+            </w:tcMar>
+            <w:tcBorders>
+              <w:top w:val="single" w:sz="4" w:space="0" w:color="CCCCCC"/>
+              <w:bottom w:val="single" w:sz="4" w:space="0" w:color="CCCCCC"/>
+              <w:left w:val="single" w:sz="4" w:space="0" w:color="CCCCCC"/>
+              <w:right w:val="single" w:sz="4" w:space="0" w:color="CCCCCC"/>
+            </w:tcBorders>
+          </w:tcPr>
+          <w:p>
+            <w:pPr>
+              <w:spacing w:before="60" w:after="60" w:line="252" w:lineRule="auto"/>
+              <w:jc w:val="left"/>
+            </w:pPr>
+            <w:r/>
+            <w:r>
+              <w:t>NY Close 23-01</w:t>
+            </w:r>
+          </w:p>
+        </w:tc>
+        <w:tc>
+          <w:tcPr>
+            <w:tcW w:type="dxa" w:w="1440"/>
+            <w:shd w:fill="FFFFFF"/>
+            <w:tcMar>
+              <w:top w:w="100" w:type="dxa"/>
+              <w:bottom w:w="100" w:type="dxa"/>
+              <w:left w:w="120" w:type="dxa"/>
+              <w:right w:w="120" w:type="dxa"/>
+            </w:tcMar>
+            <w:tcBorders>
+              <w:top w:val="single" w:sz="4" w:space="0" w:color="CCCCCC"/>
+              <w:bottom w:val="single" w:sz="4" w:space="0" w:color="CCCCCC"/>
+              <w:left w:val="single" w:sz="4" w:space="0" w:color="CCCCCC"/>
+              <w:right w:val="single" w:sz="4" w:space="0" w:color="CCCCCC"/>
+            </w:tcBorders>
+          </w:tcPr>
+          <w:p>
+            <w:pPr>
+              <w:spacing w:before="60" w:after="60" w:line="252" w:lineRule="auto"/>
+              <w:jc w:val="left"/>
+            </w:pPr>
+            <w:r/>
+            <w:r>
+              <w:t>716.75</w:t>
+            </w:r>
+          </w:p>
+        </w:tc>
+        <w:tc>
+          <w:tcPr>
+            <w:tcW w:type="dxa" w:w="2016"/>
+            <w:shd w:fill="FFFFFF"/>
+            <w:tcMar>
+              <w:top w:w="100" w:type="dxa"/>
+              <w:bottom w:w="100" w:type="dxa"/>
+              <w:left w:w="120" w:type="dxa"/>
+              <w:right w:w="120" w:type="dxa"/>
+            </w:tcMar>
+            <w:tcBorders>
+              <w:top w:val="single" w:sz="4" w:space="0" w:color="CCCCCC"/>
+              <w:bottom w:val="single" w:sz="4" w:space="0" w:color="CCCCCC"/>
+              <w:left w:val="single" w:sz="4" w:space="0" w:color="CCCCCC"/>
+              <w:right w:val="single" w:sz="4" w:space="0" w:color="CCCCCC"/>
+            </w:tcBorders>
+          </w:tcPr>
+          <w:p>
+            <w:pPr>
+              <w:spacing w:before="60" w:after="60" w:line="252" w:lineRule="auto"/>
+              <w:jc w:val="left"/>
+            </w:pPr>
+            <w:r/>
+            <w:r>
+              <w:t>723.75</w:t>
+            </w:r>
+          </w:p>
+        </w:tc>
+        <w:tc>
+          <w:tcPr>
+            <w:tcW w:type="dxa" w:w="1152"/>
+            <w:shd w:fill="FFFFFF"/>
+            <w:tcMar>
+              <w:top w:w="100" w:type="dxa"/>
+              <w:bottom w:w="100" w:type="dxa"/>
+              <w:left w:w="120" w:type="dxa"/>
+              <w:right w:w="120" w:type="dxa"/>
+            </w:tcMar>
+            <w:tcBorders>
+              <w:top w:val="single" w:sz="4" w:space="0" w:color="CCCCCC"/>
+              <w:bottom w:val="single" w:sz="4" w:space="0" w:color="CCCCCC"/>
+              <w:left w:val="single" w:sz="4" w:space="0" w:color="CCCCCC"/>
+              <w:right w:val="single" w:sz="4" w:space="0" w:color="CCCCCC"/>
+            </w:tcBorders>
+          </w:tcPr>
+          <w:p>
+            <w:pPr>
+              <w:spacing w:before="60" w:after="60" w:line="252" w:lineRule="auto"/>
+              <w:jc w:val="left"/>
+            </w:pPr>
+            <w:r/>
+            <w:r>
+              <w:t>707.25</w:t>
+            </w:r>
+          </w:p>
+        </w:tc>
+        <w:tc>
+          <w:tcPr>
+            <w:tcW w:type="dxa" w:w="1728"/>
+            <w:shd w:fill="FFFFFF"/>
+            <w:tcMar>
+              <w:top w:w="100" w:type="dxa"/>
+              <w:bottom w:w="100" w:type="dxa"/>
+              <w:left w:w="120" w:type="dxa"/>
+              <w:right w:w="120" w:type="dxa"/>
+            </w:tcMar>
+            <w:tcBorders>
+              <w:top w:val="single" w:sz="4" w:space="0" w:color="CCCCCC"/>
+              <w:bottom w:val="single" w:sz="4" w:space="0" w:color="CCCCCC"/>
+              <w:left w:val="single" w:sz="4" w:space="0" w:color="CCCCCC"/>
+              <w:right w:val="single" w:sz="4" w:space="0" w:color="CCCCCC"/>
+            </w:tcBorders>
+          </w:tcPr>
+          <w:p>
+            <w:pPr>
+              <w:spacing w:before="60" w:after="60" w:line="252" w:lineRule="auto"/>
+              <w:jc w:val="left"/>
+            </w:pPr>
+            <w:r/>
+            <w:r>
+              <w:rPr>
+                <w:b/>
+              </w:rPr>
+              <w:t>717.25</w:t>
+            </w:r>
+          </w:p>
+        </w:tc>
+        <w:tc>
+          <w:tcPr>
+            <w:tcW w:type="dxa" w:w="3456"/>
+            <w:shd w:fill="FFFFFF"/>
+            <w:tcMar>
+              <w:top w:w="100" w:type="dxa"/>
+              <w:bottom w:w="100" w:type="dxa"/>
+              <w:left w:w="120" w:type="dxa"/>
+              <w:right w:w="120" w:type="dxa"/>
+            </w:tcMar>
+            <w:tcBorders>
+              <w:top w:val="single" w:sz="4" w:space="0" w:color="CCCCCC"/>
+              <w:bottom w:val="single" w:sz="4" w:space="0" w:color="CCCCCC"/>
+              <w:left w:val="single" w:sz="4" w:space="0" w:color="CCCCCC"/>
+              <w:right w:val="single" w:sz="4" w:space="0" w:color="CCCCCC"/>
+            </w:tcBorders>
+          </w:tcPr>
+          <w:p>
+            <w:pPr>
+              <w:spacing w:before="60" w:after="60" w:line="252" w:lineRule="auto"/>
+              <w:jc w:val="left"/>
+            </w:pPr>
+            <w:r/>
+            <w:r>
+              <w:rPr>
+                <w:b/>
+              </w:rPr>
+              <w:t>+0.50</w:t>
+            </w:r>
+          </w:p>
+        </w:tc>
+        <w:tc>
+          <w:tcPr>
+            <w:tcW w:type="dxa" w:w="1440"/>
+            <w:shd w:fill="FFFFFF"/>
+            <w:tcMar>
+              <w:top w:w="100" w:type="dxa"/>
+              <w:bottom w:w="100" w:type="dxa"/>
+              <w:left w:w="120" w:type="dxa"/>
+              <w:right w:w="120" w:type="dxa"/>
+            </w:tcMar>
+            <w:tcBorders>
+              <w:top w:val="single" w:sz="4" w:space="0" w:color="CCCCCC"/>
+              <w:bottom w:val="single" w:sz="4" w:space="0" w:color="CCCCCC"/>
+              <w:left w:val="single" w:sz="4" w:space="0" w:color="CCCCCC"/>
+              <w:right w:val="single" w:sz="4" w:space="0" w:color="CCCCCC"/>
+            </w:tcBorders>
+          </w:tcPr>
+          <w:p>
+            <w:pPr>
+              <w:spacing w:before="60" w:after="60" w:line="252" w:lineRule="auto"/>
+              <w:jc w:val="left"/>
+            </w:pPr>
+            <w:r/>
+            <w:r>
+              <w:t>BULL</w:t>
+            </w:r>
+          </w:p>
+        </w:tc>
+      </w:tr>
+      <w:tr>
+        <w:tc>
+          <w:tcPr>
+            <w:tcW w:type="dxa" w:w="1584"/>
+            <w:shd w:fill="F8FAFC"/>
+            <w:tcMar>
+              <w:top w:w="100" w:type="dxa"/>
+              <w:bottom w:w="100" w:type="dxa"/>
+              <w:left w:w="120" w:type="dxa"/>
+              <w:right w:w="120" w:type="dxa"/>
+            </w:tcMar>
+            <w:tcBorders>
+              <w:top w:val="single" w:sz="4" w:space="0" w:color="CCCCCC"/>
+              <w:bottom w:val="single" w:sz="4" w:space="0" w:color="CCCCCC"/>
+              <w:left w:val="single" w:sz="4" w:space="0" w:color="CCCCCC"/>
+              <w:right w:val="single" w:sz="4" w:space="0" w:color="CCCCCC"/>
+            </w:tcBorders>
+          </w:tcPr>
+          <w:p>
+            <w:pPr>
+              <w:spacing w:before="60" w:after="60" w:line="252" w:lineRule="auto"/>
+              <w:jc w:val="left"/>
+            </w:pPr>
+            <w:r/>
+            <w:r>
+              <w:rPr>
+                <w:b/>
+              </w:rPr>
+              <w:t>Thu 27/08</w:t>
+            </w:r>
+          </w:p>
+        </w:tc>
+        <w:tc>
+          <w:tcPr>
+            <w:tcW w:type="dxa" w:w="864"/>
+            <w:shd w:fill="F8FAFC"/>
+            <w:tcMar>
+              <w:top w:w="100" w:type="dxa"/>
+              <w:bottom w:w="100" w:type="dxa"/>
+              <w:left w:w="120" w:type="dxa"/>
+              <w:right w:w="120" w:type="dxa"/>
+            </w:tcMar>
+            <w:tcBorders>
+              <w:top w:val="single" w:sz="4" w:space="0" w:color="CCCCCC"/>
+              <w:bottom w:val="single" w:sz="4" w:space="0" w:color="CCCCCC"/>
+              <w:left w:val="single" w:sz="4" w:space="0" w:color="CCCCCC"/>
+              <w:right w:val="single" w:sz="4" w:space="0" w:color="CCCCCC"/>
+            </w:tcBorders>
+          </w:tcPr>
+          <w:p>
+            <w:pPr>
+              <w:spacing w:before="60" w:after="60" w:line="252" w:lineRule="auto"/>
+              <w:jc w:val="left"/>
+            </w:pPr>
+            <w:r/>
+            <w:r>
+              <w:t>Asia 07-11</w:t>
+            </w:r>
+          </w:p>
+        </w:tc>
+        <w:tc>
+          <w:tcPr>
+            <w:tcW w:type="dxa" w:w="1440"/>
+            <w:shd w:fill="F8FAFC"/>
+            <w:tcMar>
+              <w:top w:w="100" w:type="dxa"/>
+              <w:bottom w:w="100" w:type="dxa"/>
+              <w:left w:w="120" w:type="dxa"/>
+              <w:right w:w="120" w:type="dxa"/>
+            </w:tcMar>
+            <w:tcBorders>
+              <w:top w:val="single" w:sz="4" w:space="0" w:color="CCCCCC"/>
+              <w:bottom w:val="single" w:sz="4" w:space="0" w:color="CCCCCC"/>
+              <w:left w:val="single" w:sz="4" w:space="0" w:color="CCCCCC"/>
+              <w:right w:val="single" w:sz="4" w:space="0" w:color="CCCCCC"/>
+            </w:tcBorders>
+          </w:tcPr>
+          <w:p>
+            <w:pPr>
+              <w:spacing w:before="60" w:after="60" w:line="252" w:lineRule="auto"/>
+              <w:jc w:val="left"/>
+            </w:pPr>
+            <w:r/>
+            <w:r>
+              <w:t>717.25</w:t>
+            </w:r>
+          </w:p>
+        </w:tc>
+        <w:tc>
+          <w:tcPr>
+            <w:tcW w:type="dxa" w:w="2016"/>
+            <w:shd w:fill="F8FAFC"/>
+            <w:tcMar>
+              <w:top w:w="100" w:type="dxa"/>
+              <w:bottom w:w="100" w:type="dxa"/>
+              <w:left w:w="120" w:type="dxa"/>
+              <w:right w:w="120" w:type="dxa"/>
+            </w:tcMar>
+            <w:tcBorders>
+              <w:top w:val="single" w:sz="4" w:space="0" w:color="CCCCCC"/>
+              <w:bottom w:val="single" w:sz="4" w:space="0" w:color="CCCCCC"/>
+              <w:left w:val="single" w:sz="4" w:space="0" w:color="CCCCCC"/>
+              <w:right w:val="single" w:sz="4" w:space="0" w:color="CCCCCC"/>
+            </w:tcBorders>
+          </w:tcPr>
+          <w:p>
+            <w:pPr>
+              <w:spacing w:before="60" w:after="60" w:line="252" w:lineRule="auto"/>
+              <w:jc w:val="left"/>
+            </w:pPr>
+            <w:r/>
+            <w:r>
+              <w:t>727.75</w:t>
+            </w:r>
+          </w:p>
+        </w:tc>
+        <w:tc>
+          <w:tcPr>
+            <w:tcW w:type="dxa" w:w="1152"/>
+            <w:shd w:fill="F8FAFC"/>
+            <w:tcMar>
+              <w:top w:w="100" w:type="dxa"/>
+              <w:bottom w:w="100" w:type="dxa"/>
+              <w:left w:w="120" w:type="dxa"/>
+              <w:right w:w="120" w:type="dxa"/>
+            </w:tcMar>
+            <w:tcBorders>
+              <w:top w:val="single" w:sz="4" w:space="0" w:color="CCCCCC"/>
+              <w:bottom w:val="single" w:sz="4" w:space="0" w:color="CCCCCC"/>
+              <w:left w:val="single" w:sz="4" w:space="0" w:color="CCCCCC"/>
+              <w:right w:val="single" w:sz="4" w:space="0" w:color="CCCCCC"/>
+            </w:tcBorders>
+          </w:tcPr>
+          <w:p>
+            <w:pPr>
+              <w:spacing w:before="60" w:after="60" w:line="252" w:lineRule="auto"/>
+              <w:jc w:val="left"/>
+            </w:pPr>
+            <w:r/>
+            <w:r>
+              <w:t>710.00</w:t>
             </w:r>
           </w:p>
         </w:tc>
@@ -26796,7 +28676,7 @@
               <w:rPr>
                 <w:b/>
               </w:rPr>
-              <w:t>+2.00</w:t>
+              <w:t>-0.25</w:t>
             </w:r>
           </w:p>
         </w:tc>
@@ -26824,7 +28704,7 @@
             </w:pPr>
             <w:r/>
             <w:r>
-              <w:t>BULL</w:t>
+              <w:t>BEAR</w:t>
             </w:r>
           </w:p>
         </w:tc>
@@ -26857,7 +28737,7 @@
               <w:rPr>
                 <w:b/>
               </w:rPr>
-              <w:t>Tue 25/08</w:t>
+              <w:t>Thu 27/08</w:t>
             </w:r>
           </w:p>
         </w:tc>
@@ -26885,7 +28765,7 @@
             </w:pPr>
             <w:r/>
             <w:r>
-              <w:t>NY Close 23-01</w:t>
+              <w:t>Asia 11-15</w:t>
             </w:r>
           </w:p>
         </w:tc>
@@ -26941,7 +28821,7 @@
             </w:pPr>
             <w:r/>
             <w:r>
-              <w:t>723.50</w:t>
+              <w:t>726.75</w:t>
             </w:r>
           </w:p>
         </w:tc>
@@ -26969,7 +28849,7 @@
             </w:pPr>
             <w:r/>
             <w:r>
-              <w:t>710.25</w:t>
+              <w:t>707.25</w:t>
             </w:r>
           </w:p>
         </w:tc>
@@ -27000,7 +28880,7 @@
               <w:rPr>
                 <w:b/>
               </w:rPr>
-              <w:t>717.25</w:t>
+              <w:t>717.50</w:t>
             </w:r>
           </w:p>
         </w:tc>
@@ -27008,241 +28888,6 @@
           <w:tcPr>
             <w:tcW w:type="dxa" w:w="3456"/>
             <w:shd w:fill="FFFFFF"/>
-            <w:tcMar>
-              <w:top w:w="100" w:type="dxa"/>
-              <w:bottom w:w="100" w:type="dxa"/>
-              <w:left w:w="120" w:type="dxa"/>
-              <w:right w:w="120" w:type="dxa"/>
-            </w:tcMar>
-            <w:tcBorders>
-              <w:top w:val="single" w:sz="4" w:space="0" w:color="CCCCCC"/>
-              <w:bottom w:val="single" w:sz="4" w:space="0" w:color="CCCCCC"/>
-              <w:left w:val="single" w:sz="4" w:space="0" w:color="CCCCCC"/>
-              <w:right w:val="single" w:sz="4" w:space="0" w:color="CCCCCC"/>
-            </w:tcBorders>
-          </w:tcPr>
-          <w:p>
-            <w:pPr>
-              <w:spacing w:before="60" w:after="60" w:line="252" w:lineRule="auto"/>
-              <w:jc w:val="left"/>
-            </w:pPr>
-            <w:r/>
-            <w:r>
-              <w:rPr>
-                <w:b/>
-              </w:rPr>
-              <w:t>+0.25</w:t>
-            </w:r>
-          </w:p>
-        </w:tc>
-        <w:tc>
-          <w:tcPr>
-            <w:tcW w:type="dxa" w:w="1440"/>
-            <w:shd w:fill="FFFFFF"/>
-            <w:tcMar>
-              <w:top w:w="100" w:type="dxa"/>
-              <w:bottom w:w="100" w:type="dxa"/>
-              <w:left w:w="120" w:type="dxa"/>
-              <w:right w:w="120" w:type="dxa"/>
-            </w:tcMar>
-            <w:tcBorders>
-              <w:top w:val="single" w:sz="4" w:space="0" w:color="CCCCCC"/>
-              <w:bottom w:val="single" w:sz="4" w:space="0" w:color="CCCCCC"/>
-              <w:left w:val="single" w:sz="4" w:space="0" w:color="CCCCCC"/>
-              <w:right w:val="single" w:sz="4" w:space="0" w:color="CCCCCC"/>
-            </w:tcBorders>
-          </w:tcPr>
-          <w:p>
-            <w:pPr>
-              <w:spacing w:before="60" w:after="60" w:line="252" w:lineRule="auto"/>
-              <w:jc w:val="left"/>
-            </w:pPr>
-            <w:r/>
-            <w:r>
-              <w:t>BULL</w:t>
-            </w:r>
-          </w:p>
-        </w:tc>
-      </w:tr>
-      <w:tr>
-        <w:tc>
-          <w:tcPr>
-            <w:tcW w:type="dxa" w:w="1584"/>
-            <w:shd w:fill="F8FAFC"/>
-            <w:tcMar>
-              <w:top w:w="100" w:type="dxa"/>
-              <w:bottom w:w="100" w:type="dxa"/>
-              <w:left w:w="120" w:type="dxa"/>
-              <w:right w:w="120" w:type="dxa"/>
-            </w:tcMar>
-            <w:tcBorders>
-              <w:top w:val="single" w:sz="4" w:space="0" w:color="CCCCCC"/>
-              <w:bottom w:val="single" w:sz="4" w:space="0" w:color="CCCCCC"/>
-              <w:left w:val="single" w:sz="4" w:space="0" w:color="CCCCCC"/>
-              <w:right w:val="single" w:sz="4" w:space="0" w:color="CCCCCC"/>
-            </w:tcBorders>
-          </w:tcPr>
-          <w:p>
-            <w:pPr>
-              <w:spacing w:before="60" w:after="60" w:line="252" w:lineRule="auto"/>
-              <w:jc w:val="left"/>
-            </w:pPr>
-            <w:r/>
-            <w:r>
-              <w:rPr>
-                <w:b/>
-              </w:rPr>
-              <w:t>Wed 26/08</w:t>
-            </w:r>
-          </w:p>
-        </w:tc>
-        <w:tc>
-          <w:tcPr>
-            <w:tcW w:type="dxa" w:w="864"/>
-            <w:shd w:fill="F8FAFC"/>
-            <w:tcMar>
-              <w:top w:w="100" w:type="dxa"/>
-              <w:bottom w:w="100" w:type="dxa"/>
-              <w:left w:w="120" w:type="dxa"/>
-              <w:right w:w="120" w:type="dxa"/>
-            </w:tcMar>
-            <w:tcBorders>
-              <w:top w:val="single" w:sz="4" w:space="0" w:color="CCCCCC"/>
-              <w:bottom w:val="single" w:sz="4" w:space="0" w:color="CCCCCC"/>
-              <w:left w:val="single" w:sz="4" w:space="0" w:color="CCCCCC"/>
-              <w:right w:val="single" w:sz="4" w:space="0" w:color="CCCCCC"/>
-            </w:tcBorders>
-          </w:tcPr>
-          <w:p>
-            <w:pPr>
-              <w:spacing w:before="60" w:after="60" w:line="252" w:lineRule="auto"/>
-              <w:jc w:val="left"/>
-            </w:pPr>
-            <w:r/>
-            <w:r>
-              <w:t>Asia 07-11</w:t>
-            </w:r>
-          </w:p>
-        </w:tc>
-        <w:tc>
-          <w:tcPr>
-            <w:tcW w:type="dxa" w:w="1440"/>
-            <w:shd w:fill="F8FAFC"/>
-            <w:tcMar>
-              <w:top w:w="100" w:type="dxa"/>
-              <w:bottom w:w="100" w:type="dxa"/>
-              <w:left w:w="120" w:type="dxa"/>
-              <w:right w:w="120" w:type="dxa"/>
-            </w:tcMar>
-            <w:tcBorders>
-              <w:top w:val="single" w:sz="4" w:space="0" w:color="CCCCCC"/>
-              <w:bottom w:val="single" w:sz="4" w:space="0" w:color="CCCCCC"/>
-              <w:left w:val="single" w:sz="4" w:space="0" w:color="CCCCCC"/>
-              <w:right w:val="single" w:sz="4" w:space="0" w:color="CCCCCC"/>
-            </w:tcBorders>
-          </w:tcPr>
-          <w:p>
-            <w:pPr>
-              <w:spacing w:before="60" w:after="60" w:line="252" w:lineRule="auto"/>
-              <w:jc w:val="left"/>
-            </w:pPr>
-            <w:r/>
-            <w:r>
-              <w:t>717.25</w:t>
-            </w:r>
-          </w:p>
-        </w:tc>
-        <w:tc>
-          <w:tcPr>
-            <w:tcW w:type="dxa" w:w="2016"/>
-            <w:shd w:fill="F8FAFC"/>
-            <w:tcMar>
-              <w:top w:w="100" w:type="dxa"/>
-              <w:bottom w:w="100" w:type="dxa"/>
-              <w:left w:w="120" w:type="dxa"/>
-              <w:right w:w="120" w:type="dxa"/>
-            </w:tcMar>
-            <w:tcBorders>
-              <w:top w:val="single" w:sz="4" w:space="0" w:color="CCCCCC"/>
-              <w:bottom w:val="single" w:sz="4" w:space="0" w:color="CCCCCC"/>
-              <w:left w:val="single" w:sz="4" w:space="0" w:color="CCCCCC"/>
-              <w:right w:val="single" w:sz="4" w:space="0" w:color="CCCCCC"/>
-            </w:tcBorders>
-          </w:tcPr>
-          <w:p>
-            <w:pPr>
-              <w:spacing w:before="60" w:after="60" w:line="252" w:lineRule="auto"/>
-              <w:jc w:val="left"/>
-            </w:pPr>
-            <w:r/>
-            <w:r>
-              <w:t>727.50</w:t>
-            </w:r>
-          </w:p>
-        </w:tc>
-        <w:tc>
-          <w:tcPr>
-            <w:tcW w:type="dxa" w:w="1152"/>
-            <w:shd w:fill="F8FAFC"/>
-            <w:tcMar>
-              <w:top w:w="100" w:type="dxa"/>
-              <w:bottom w:w="100" w:type="dxa"/>
-              <w:left w:w="120" w:type="dxa"/>
-              <w:right w:w="120" w:type="dxa"/>
-            </w:tcMar>
-            <w:tcBorders>
-              <w:top w:val="single" w:sz="4" w:space="0" w:color="CCCCCC"/>
-              <w:bottom w:val="single" w:sz="4" w:space="0" w:color="CCCCCC"/>
-              <w:left w:val="single" w:sz="4" w:space="0" w:color="CCCCCC"/>
-              <w:right w:val="single" w:sz="4" w:space="0" w:color="CCCCCC"/>
-            </w:tcBorders>
-          </w:tcPr>
-          <w:p>
-            <w:pPr>
-              <w:spacing w:before="60" w:after="60" w:line="252" w:lineRule="auto"/>
-              <w:jc w:val="left"/>
-            </w:pPr>
-            <w:r/>
-            <w:r>
-              <w:t>709.25</w:t>
-            </w:r>
-          </w:p>
-        </w:tc>
-        <w:tc>
-          <w:tcPr>
-            <w:tcW w:type="dxa" w:w="1728"/>
-            <w:shd w:fill="F8FAFC"/>
-            <w:tcMar>
-              <w:top w:w="100" w:type="dxa"/>
-              <w:bottom w:w="100" w:type="dxa"/>
-              <w:left w:w="120" w:type="dxa"/>
-              <w:right w:w="120" w:type="dxa"/>
-            </w:tcMar>
-            <w:tcBorders>
-              <w:top w:val="single" w:sz="4" w:space="0" w:color="CCCCCC"/>
-              <w:bottom w:val="single" w:sz="4" w:space="0" w:color="CCCCCC"/>
-              <w:left w:val="single" w:sz="4" w:space="0" w:color="CCCCCC"/>
-              <w:right w:val="single" w:sz="4" w:space="0" w:color="CCCCCC"/>
-            </w:tcBorders>
-          </w:tcPr>
-          <w:p>
-            <w:pPr>
-              <w:spacing w:before="60" w:after="60" w:line="252" w:lineRule="auto"/>
-              <w:jc w:val="left"/>
-            </w:pPr>
-            <w:r/>
-            <w:r>
-              <w:rPr>
-                <w:b/>
-              </w:rPr>
-              <w:t>717.75</w:t>
-            </w:r>
-          </w:p>
-        </w:tc>
-        <w:tc>
-          <w:tcPr>
-            <w:tcW w:type="dxa" w:w="3456"/>
-            <w:shd w:fill="F8FAFC"/>
             <w:tcMar>
               <w:top w:w="100" w:type="dxa"/>
               <w:bottom w:w="100" w:type="dxa"/>
@@ -27273,7 +28918,7 @@
         <w:tc>
           <w:tcPr>
             <w:tcW w:type="dxa" w:w="1440"/>
-            <w:shd w:fill="F8FAFC"/>
+            <w:shd w:fill="FFFFFF"/>
             <w:tcMar>
               <w:top w:w="100" w:type="dxa"/>
               <w:bottom w:w="100" w:type="dxa"/>
@@ -27303,7 +28948,7 @@
         <w:tc>
           <w:tcPr>
             <w:tcW w:type="dxa" w:w="1584"/>
-            <w:shd w:fill="FFFFFF"/>
+            <w:shd w:fill="F8FAFC"/>
             <w:tcMar>
               <w:top w:w="100" w:type="dxa"/>
               <w:bottom w:w="100" w:type="dxa"/>
@@ -27327,126 +28972,126 @@
               <w:rPr>
                 <w:b/>
               </w:rPr>
-              <w:t>Wed 26/08</w:t>
+              <w:t>Thu 27/08</w:t>
             </w:r>
           </w:p>
         </w:tc>
         <w:tc>
           <w:tcPr>
             <w:tcW w:type="dxa" w:w="864"/>
-            <w:shd w:fill="FFFFFF"/>
-            <w:tcMar>
-              <w:top w:w="100" w:type="dxa"/>
-              <w:bottom w:w="100" w:type="dxa"/>
-              <w:left w:w="120" w:type="dxa"/>
-              <w:right w:w="120" w:type="dxa"/>
-            </w:tcMar>
-            <w:tcBorders>
-              <w:top w:val="single" w:sz="4" w:space="0" w:color="CCCCCC"/>
-              <w:bottom w:val="single" w:sz="4" w:space="0" w:color="CCCCCC"/>
-              <w:left w:val="single" w:sz="4" w:space="0" w:color="CCCCCC"/>
-              <w:right w:val="single" w:sz="4" w:space="0" w:color="CCCCCC"/>
-            </w:tcBorders>
-          </w:tcPr>
-          <w:p>
-            <w:pPr>
-              <w:spacing w:before="60" w:after="60" w:line="252" w:lineRule="auto"/>
-              <w:jc w:val="left"/>
-            </w:pPr>
-            <w:r/>
-            <w:r>
-              <w:t>Asia 11-15</w:t>
+            <w:shd w:fill="F8FAFC"/>
+            <w:tcMar>
+              <w:top w:w="100" w:type="dxa"/>
+              <w:bottom w:w="100" w:type="dxa"/>
+              <w:left w:w="120" w:type="dxa"/>
+              <w:right w:w="120" w:type="dxa"/>
+            </w:tcMar>
+            <w:tcBorders>
+              <w:top w:val="single" w:sz="4" w:space="0" w:color="CCCCCC"/>
+              <w:bottom w:val="single" w:sz="4" w:space="0" w:color="CCCCCC"/>
+              <w:left w:val="single" w:sz="4" w:space="0" w:color="CCCCCC"/>
+              <w:right w:val="single" w:sz="4" w:space="0" w:color="CCCCCC"/>
+            </w:tcBorders>
+          </w:tcPr>
+          <w:p>
+            <w:pPr>
+              <w:spacing w:before="60" w:after="60" w:line="252" w:lineRule="auto"/>
+              <w:jc w:val="left"/>
+            </w:pPr>
+            <w:r/>
+            <w:r>
+              <w:t>London 15-19</w:t>
             </w:r>
           </w:p>
         </w:tc>
         <w:tc>
           <w:tcPr>
             <w:tcW w:type="dxa" w:w="1440"/>
-            <w:shd w:fill="FFFFFF"/>
-            <w:tcMar>
-              <w:top w:w="100" w:type="dxa"/>
-              <w:bottom w:w="100" w:type="dxa"/>
-              <w:left w:w="120" w:type="dxa"/>
-              <w:right w:w="120" w:type="dxa"/>
-            </w:tcMar>
-            <w:tcBorders>
-              <w:top w:val="single" w:sz="4" w:space="0" w:color="CCCCCC"/>
-              <w:bottom w:val="single" w:sz="4" w:space="0" w:color="CCCCCC"/>
-              <w:left w:val="single" w:sz="4" w:space="0" w:color="CCCCCC"/>
-              <w:right w:val="single" w:sz="4" w:space="0" w:color="CCCCCC"/>
-            </w:tcBorders>
-          </w:tcPr>
-          <w:p>
-            <w:pPr>
-              <w:spacing w:before="60" w:after="60" w:line="252" w:lineRule="auto"/>
-              <w:jc w:val="left"/>
-            </w:pPr>
-            <w:r/>
-            <w:r>
-              <w:t>717.75</w:t>
+            <w:shd w:fill="F8FAFC"/>
+            <w:tcMar>
+              <w:top w:w="100" w:type="dxa"/>
+              <w:bottom w:w="100" w:type="dxa"/>
+              <w:left w:w="120" w:type="dxa"/>
+              <w:right w:w="120" w:type="dxa"/>
+            </w:tcMar>
+            <w:tcBorders>
+              <w:top w:val="single" w:sz="4" w:space="0" w:color="CCCCCC"/>
+              <w:bottom w:val="single" w:sz="4" w:space="0" w:color="CCCCCC"/>
+              <w:left w:val="single" w:sz="4" w:space="0" w:color="CCCCCC"/>
+              <w:right w:val="single" w:sz="4" w:space="0" w:color="CCCCCC"/>
+            </w:tcBorders>
+          </w:tcPr>
+          <w:p>
+            <w:pPr>
+              <w:spacing w:before="60" w:after="60" w:line="252" w:lineRule="auto"/>
+              <w:jc w:val="left"/>
+            </w:pPr>
+            <w:r/>
+            <w:r>
+              <w:t>717.50</w:t>
             </w:r>
           </w:p>
         </w:tc>
         <w:tc>
           <w:tcPr>
             <w:tcW w:type="dxa" w:w="2016"/>
-            <w:shd w:fill="FFFFFF"/>
-            <w:tcMar>
-              <w:top w:w="100" w:type="dxa"/>
-              <w:bottom w:w="100" w:type="dxa"/>
-              <w:left w:w="120" w:type="dxa"/>
-              <w:right w:w="120" w:type="dxa"/>
-            </w:tcMar>
-            <w:tcBorders>
-              <w:top w:val="single" w:sz="4" w:space="0" w:color="CCCCCC"/>
-              <w:bottom w:val="single" w:sz="4" w:space="0" w:color="CCCCCC"/>
-              <w:left w:val="single" w:sz="4" w:space="0" w:color="CCCCCC"/>
-              <w:right w:val="single" w:sz="4" w:space="0" w:color="CCCCCC"/>
-            </w:tcBorders>
-          </w:tcPr>
-          <w:p>
-            <w:pPr>
-              <w:spacing w:before="60" w:after="60" w:line="252" w:lineRule="auto"/>
-              <w:jc w:val="left"/>
-            </w:pPr>
-            <w:r/>
-            <w:r>
-              <w:t>724.75</w:t>
+            <w:shd w:fill="F8FAFC"/>
+            <w:tcMar>
+              <w:top w:w="100" w:type="dxa"/>
+              <w:bottom w:w="100" w:type="dxa"/>
+              <w:left w:w="120" w:type="dxa"/>
+              <w:right w:w="120" w:type="dxa"/>
+            </w:tcMar>
+            <w:tcBorders>
+              <w:top w:val="single" w:sz="4" w:space="0" w:color="CCCCCC"/>
+              <w:bottom w:val="single" w:sz="4" w:space="0" w:color="CCCCCC"/>
+              <w:left w:val="single" w:sz="4" w:space="0" w:color="CCCCCC"/>
+              <w:right w:val="single" w:sz="4" w:space="0" w:color="CCCCCC"/>
+            </w:tcBorders>
+          </w:tcPr>
+          <w:p>
+            <w:pPr>
+              <w:spacing w:before="60" w:after="60" w:line="252" w:lineRule="auto"/>
+              <w:jc w:val="left"/>
+            </w:pPr>
+            <w:r/>
+            <w:r>
+              <w:t>728.25</w:t>
             </w:r>
           </w:p>
         </w:tc>
         <w:tc>
           <w:tcPr>
             <w:tcW w:type="dxa" w:w="1152"/>
-            <w:shd w:fill="FFFFFF"/>
-            <w:tcMar>
-              <w:top w:w="100" w:type="dxa"/>
-              <w:bottom w:w="100" w:type="dxa"/>
-              <w:left w:w="120" w:type="dxa"/>
-              <w:right w:w="120" w:type="dxa"/>
-            </w:tcMar>
-            <w:tcBorders>
-              <w:top w:val="single" w:sz="4" w:space="0" w:color="CCCCCC"/>
-              <w:bottom w:val="single" w:sz="4" w:space="0" w:color="CCCCCC"/>
-              <w:left w:val="single" w:sz="4" w:space="0" w:color="CCCCCC"/>
-              <w:right w:val="single" w:sz="4" w:space="0" w:color="CCCCCC"/>
-            </w:tcBorders>
-          </w:tcPr>
-          <w:p>
-            <w:pPr>
-              <w:spacing w:before="60" w:after="60" w:line="252" w:lineRule="auto"/>
-              <w:jc w:val="left"/>
-            </w:pPr>
-            <w:r/>
-            <w:r>
-              <w:t>711.75</w:t>
+            <w:shd w:fill="F8FAFC"/>
+            <w:tcMar>
+              <w:top w:w="100" w:type="dxa"/>
+              <w:bottom w:w="100" w:type="dxa"/>
+              <w:left w:w="120" w:type="dxa"/>
+              <w:right w:w="120" w:type="dxa"/>
+            </w:tcMar>
+            <w:tcBorders>
+              <w:top w:val="single" w:sz="4" w:space="0" w:color="CCCCCC"/>
+              <w:bottom w:val="single" w:sz="4" w:space="0" w:color="CCCCCC"/>
+              <w:left w:val="single" w:sz="4" w:space="0" w:color="CCCCCC"/>
+              <w:right w:val="single" w:sz="4" w:space="0" w:color="CCCCCC"/>
+            </w:tcBorders>
+          </w:tcPr>
+          <w:p>
+            <w:pPr>
+              <w:spacing w:before="60" w:after="60" w:line="252" w:lineRule="auto"/>
+              <w:jc w:val="left"/>
+            </w:pPr>
+            <w:r/>
+            <w:r>
+              <w:t>710.25</w:t>
             </w:r>
           </w:p>
         </w:tc>
         <w:tc>
           <w:tcPr>
             <w:tcW w:type="dxa" w:w="1728"/>
-            <w:shd w:fill="FFFFFF"/>
+            <w:shd w:fill="F8FAFC"/>
             <w:tcMar>
               <w:top w:w="100" w:type="dxa"/>
               <w:bottom w:w="100" w:type="dxa"/>
@@ -27470,7 +29115,242 @@
               <w:rPr>
                 <w:b/>
               </w:rPr>
-              <w:t>717.00</w:t>
+              <w:t>718.25</w:t>
+            </w:r>
+          </w:p>
+        </w:tc>
+        <w:tc>
+          <w:tcPr>
+            <w:tcW w:type="dxa" w:w="3456"/>
+            <w:shd w:fill="F8FAFC"/>
+            <w:tcMar>
+              <w:top w:w="100" w:type="dxa"/>
+              <w:bottom w:w="100" w:type="dxa"/>
+              <w:left w:w="120" w:type="dxa"/>
+              <w:right w:w="120" w:type="dxa"/>
+            </w:tcMar>
+            <w:tcBorders>
+              <w:top w:val="single" w:sz="4" w:space="0" w:color="CCCCCC"/>
+              <w:bottom w:val="single" w:sz="4" w:space="0" w:color="CCCCCC"/>
+              <w:left w:val="single" w:sz="4" w:space="0" w:color="CCCCCC"/>
+              <w:right w:val="single" w:sz="4" w:space="0" w:color="CCCCCC"/>
+            </w:tcBorders>
+          </w:tcPr>
+          <w:p>
+            <w:pPr>
+              <w:spacing w:before="60" w:after="60" w:line="252" w:lineRule="auto"/>
+              <w:jc w:val="left"/>
+            </w:pPr>
+            <w:r/>
+            <w:r>
+              <w:rPr>
+                <w:b/>
+              </w:rPr>
+              <w:t>+0.75</w:t>
+            </w:r>
+          </w:p>
+        </w:tc>
+        <w:tc>
+          <w:tcPr>
+            <w:tcW w:type="dxa" w:w="1440"/>
+            <w:shd w:fill="F8FAFC"/>
+            <w:tcMar>
+              <w:top w:w="100" w:type="dxa"/>
+              <w:bottom w:w="100" w:type="dxa"/>
+              <w:left w:w="120" w:type="dxa"/>
+              <w:right w:w="120" w:type="dxa"/>
+            </w:tcMar>
+            <w:tcBorders>
+              <w:top w:val="single" w:sz="4" w:space="0" w:color="CCCCCC"/>
+              <w:bottom w:val="single" w:sz="4" w:space="0" w:color="CCCCCC"/>
+              <w:left w:val="single" w:sz="4" w:space="0" w:color="CCCCCC"/>
+              <w:right w:val="single" w:sz="4" w:space="0" w:color="CCCCCC"/>
+            </w:tcBorders>
+          </w:tcPr>
+          <w:p>
+            <w:pPr>
+              <w:spacing w:before="60" w:after="60" w:line="252" w:lineRule="auto"/>
+              <w:jc w:val="left"/>
+            </w:pPr>
+            <w:r/>
+            <w:r>
+              <w:t>BULL</w:t>
+            </w:r>
+          </w:p>
+        </w:tc>
+      </w:tr>
+      <w:tr>
+        <w:tc>
+          <w:tcPr>
+            <w:tcW w:type="dxa" w:w="1584"/>
+            <w:shd w:fill="FFFFFF"/>
+            <w:tcMar>
+              <w:top w:w="100" w:type="dxa"/>
+              <w:bottom w:w="100" w:type="dxa"/>
+              <w:left w:w="120" w:type="dxa"/>
+              <w:right w:w="120" w:type="dxa"/>
+            </w:tcMar>
+            <w:tcBorders>
+              <w:top w:val="single" w:sz="4" w:space="0" w:color="CCCCCC"/>
+              <w:bottom w:val="single" w:sz="4" w:space="0" w:color="CCCCCC"/>
+              <w:left w:val="single" w:sz="4" w:space="0" w:color="CCCCCC"/>
+              <w:right w:val="single" w:sz="4" w:space="0" w:color="CCCCCC"/>
+            </w:tcBorders>
+          </w:tcPr>
+          <w:p>
+            <w:pPr>
+              <w:spacing w:before="60" w:after="60" w:line="252" w:lineRule="auto"/>
+              <w:jc w:val="left"/>
+            </w:pPr>
+            <w:r/>
+            <w:r>
+              <w:rPr>
+                <w:b/>
+              </w:rPr>
+              <w:t>Thu 27/08</w:t>
+            </w:r>
+          </w:p>
+        </w:tc>
+        <w:tc>
+          <w:tcPr>
+            <w:tcW w:type="dxa" w:w="864"/>
+            <w:shd w:fill="FFFFFF"/>
+            <w:tcMar>
+              <w:top w:w="100" w:type="dxa"/>
+              <w:bottom w:w="100" w:type="dxa"/>
+              <w:left w:w="120" w:type="dxa"/>
+              <w:right w:w="120" w:type="dxa"/>
+            </w:tcMar>
+            <w:tcBorders>
+              <w:top w:val="single" w:sz="4" w:space="0" w:color="CCCCCC"/>
+              <w:bottom w:val="single" w:sz="4" w:space="0" w:color="CCCCCC"/>
+              <w:left w:val="single" w:sz="4" w:space="0" w:color="CCCCCC"/>
+              <w:right w:val="single" w:sz="4" w:space="0" w:color="CCCCCC"/>
+            </w:tcBorders>
+          </w:tcPr>
+          <w:p>
+            <w:pPr>
+              <w:spacing w:before="60" w:after="60" w:line="252" w:lineRule="auto"/>
+              <w:jc w:val="left"/>
+            </w:pPr>
+            <w:r/>
+            <w:r>
+              <w:t>Pre-NY 19-21</w:t>
+            </w:r>
+          </w:p>
+        </w:tc>
+        <w:tc>
+          <w:tcPr>
+            <w:tcW w:type="dxa" w:w="1440"/>
+            <w:shd w:fill="FFFFFF"/>
+            <w:tcMar>
+              <w:top w:w="100" w:type="dxa"/>
+              <w:bottom w:w="100" w:type="dxa"/>
+              <w:left w:w="120" w:type="dxa"/>
+              <w:right w:w="120" w:type="dxa"/>
+            </w:tcMar>
+            <w:tcBorders>
+              <w:top w:val="single" w:sz="4" w:space="0" w:color="CCCCCC"/>
+              <w:bottom w:val="single" w:sz="4" w:space="0" w:color="CCCCCC"/>
+              <w:left w:val="single" w:sz="4" w:space="0" w:color="CCCCCC"/>
+              <w:right w:val="single" w:sz="4" w:space="0" w:color="CCCCCC"/>
+            </w:tcBorders>
+          </w:tcPr>
+          <w:p>
+            <w:pPr>
+              <w:spacing w:before="60" w:after="60" w:line="252" w:lineRule="auto"/>
+              <w:jc w:val="left"/>
+            </w:pPr>
+            <w:r/>
+            <w:r>
+              <w:t>718.25</w:t>
+            </w:r>
+          </w:p>
+        </w:tc>
+        <w:tc>
+          <w:tcPr>
+            <w:tcW w:type="dxa" w:w="2016"/>
+            <w:shd w:fill="FFFFFF"/>
+            <w:tcMar>
+              <w:top w:w="100" w:type="dxa"/>
+              <w:bottom w:w="100" w:type="dxa"/>
+              <w:left w:w="120" w:type="dxa"/>
+              <w:right w:w="120" w:type="dxa"/>
+            </w:tcMar>
+            <w:tcBorders>
+              <w:top w:val="single" w:sz="4" w:space="0" w:color="CCCCCC"/>
+              <w:bottom w:val="single" w:sz="4" w:space="0" w:color="CCCCCC"/>
+              <w:left w:val="single" w:sz="4" w:space="0" w:color="CCCCCC"/>
+              <w:right w:val="single" w:sz="4" w:space="0" w:color="CCCCCC"/>
+            </w:tcBorders>
+          </w:tcPr>
+          <w:p>
+            <w:pPr>
+              <w:spacing w:before="60" w:after="60" w:line="252" w:lineRule="auto"/>
+              <w:jc w:val="left"/>
+            </w:pPr>
+            <w:r/>
+            <w:r>
+              <w:t>724.75</w:t>
+            </w:r>
+          </w:p>
+        </w:tc>
+        <w:tc>
+          <w:tcPr>
+            <w:tcW w:type="dxa" w:w="1152"/>
+            <w:shd w:fill="FFFFFF"/>
+            <w:tcMar>
+              <w:top w:w="100" w:type="dxa"/>
+              <w:bottom w:w="100" w:type="dxa"/>
+              <w:left w:w="120" w:type="dxa"/>
+              <w:right w:w="120" w:type="dxa"/>
+            </w:tcMar>
+            <w:tcBorders>
+              <w:top w:val="single" w:sz="4" w:space="0" w:color="CCCCCC"/>
+              <w:bottom w:val="single" w:sz="4" w:space="0" w:color="CCCCCC"/>
+              <w:left w:val="single" w:sz="4" w:space="0" w:color="CCCCCC"/>
+              <w:right w:val="single" w:sz="4" w:space="0" w:color="CCCCCC"/>
+            </w:tcBorders>
+          </w:tcPr>
+          <w:p>
+            <w:pPr>
+              <w:spacing w:before="60" w:after="60" w:line="252" w:lineRule="auto"/>
+              <w:jc w:val="left"/>
+            </w:pPr>
+            <w:r/>
+            <w:r>
+              <w:t>709.75</w:t>
+            </w:r>
+          </w:p>
+        </w:tc>
+        <w:tc>
+          <w:tcPr>
+            <w:tcW w:type="dxa" w:w="1728"/>
+            <w:shd w:fill="FFFFFF"/>
+            <w:tcMar>
+              <w:top w:w="100" w:type="dxa"/>
+              <w:bottom w:w="100" w:type="dxa"/>
+              <w:left w:w="120" w:type="dxa"/>
+              <w:right w:w="120" w:type="dxa"/>
+            </w:tcMar>
+            <w:tcBorders>
+              <w:top w:val="single" w:sz="4" w:space="0" w:color="CCCCCC"/>
+              <w:bottom w:val="single" w:sz="4" w:space="0" w:color="CCCCCC"/>
+              <w:left w:val="single" w:sz="4" w:space="0" w:color="CCCCCC"/>
+              <w:right w:val="single" w:sz="4" w:space="0" w:color="CCCCCC"/>
+            </w:tcBorders>
+          </w:tcPr>
+          <w:p>
+            <w:pPr>
+              <w:spacing w:before="60" w:after="60" w:line="252" w:lineRule="auto"/>
+              <w:jc w:val="left"/>
+            </w:pPr>
+            <w:r/>
+            <w:r>
+              <w:rPr>
+                <w:b/>
+              </w:rPr>
+              <w:t>718.75</w:t>
             </w:r>
           </w:p>
         </w:tc>
@@ -27478,6 +29358,711 @@
           <w:tcPr>
             <w:tcW w:type="dxa" w:w="3456"/>
             <w:shd w:fill="FFFFFF"/>
+            <w:tcMar>
+              <w:top w:w="100" w:type="dxa"/>
+              <w:bottom w:w="100" w:type="dxa"/>
+              <w:left w:w="120" w:type="dxa"/>
+              <w:right w:w="120" w:type="dxa"/>
+            </w:tcMar>
+            <w:tcBorders>
+              <w:top w:val="single" w:sz="4" w:space="0" w:color="CCCCCC"/>
+              <w:bottom w:val="single" w:sz="4" w:space="0" w:color="CCCCCC"/>
+              <w:left w:val="single" w:sz="4" w:space="0" w:color="CCCCCC"/>
+              <w:right w:val="single" w:sz="4" w:space="0" w:color="CCCCCC"/>
+            </w:tcBorders>
+          </w:tcPr>
+          <w:p>
+            <w:pPr>
+              <w:spacing w:before="60" w:after="60" w:line="252" w:lineRule="auto"/>
+              <w:jc w:val="left"/>
+            </w:pPr>
+            <w:r/>
+            <w:r>
+              <w:rPr>
+                <w:b/>
+              </w:rPr>
+              <w:t>+0.50</w:t>
+            </w:r>
+          </w:p>
+        </w:tc>
+        <w:tc>
+          <w:tcPr>
+            <w:tcW w:type="dxa" w:w="1440"/>
+            <w:shd w:fill="FFFFFF"/>
+            <w:tcMar>
+              <w:top w:w="100" w:type="dxa"/>
+              <w:bottom w:w="100" w:type="dxa"/>
+              <w:left w:w="120" w:type="dxa"/>
+              <w:right w:w="120" w:type="dxa"/>
+            </w:tcMar>
+            <w:tcBorders>
+              <w:top w:val="single" w:sz="4" w:space="0" w:color="CCCCCC"/>
+              <w:bottom w:val="single" w:sz="4" w:space="0" w:color="CCCCCC"/>
+              <w:left w:val="single" w:sz="4" w:space="0" w:color="CCCCCC"/>
+              <w:right w:val="single" w:sz="4" w:space="0" w:color="CCCCCC"/>
+            </w:tcBorders>
+          </w:tcPr>
+          <w:p>
+            <w:pPr>
+              <w:spacing w:before="60" w:after="60" w:line="252" w:lineRule="auto"/>
+              <w:jc w:val="left"/>
+            </w:pPr>
+            <w:r/>
+            <w:r>
+              <w:t>BULL</w:t>
+            </w:r>
+          </w:p>
+        </w:tc>
+      </w:tr>
+      <w:tr>
+        <w:tc>
+          <w:tcPr>
+            <w:tcW w:type="dxa" w:w="1584"/>
+            <w:shd w:fill="F8FAFC"/>
+            <w:tcMar>
+              <w:top w:w="100" w:type="dxa"/>
+              <w:bottom w:w="100" w:type="dxa"/>
+              <w:left w:w="120" w:type="dxa"/>
+              <w:right w:w="120" w:type="dxa"/>
+            </w:tcMar>
+            <w:tcBorders>
+              <w:top w:val="single" w:sz="4" w:space="0" w:color="CCCCCC"/>
+              <w:bottom w:val="single" w:sz="4" w:space="0" w:color="CCCCCC"/>
+              <w:left w:val="single" w:sz="4" w:space="0" w:color="CCCCCC"/>
+              <w:right w:val="single" w:sz="4" w:space="0" w:color="CCCCCC"/>
+            </w:tcBorders>
+          </w:tcPr>
+          <w:p>
+            <w:pPr>
+              <w:spacing w:before="60" w:after="60" w:line="252" w:lineRule="auto"/>
+              <w:jc w:val="left"/>
+            </w:pPr>
+            <w:r/>
+            <w:r>
+              <w:rPr>
+                <w:b/>
+              </w:rPr>
+              <w:t>Thu 27/08</w:t>
+            </w:r>
+          </w:p>
+        </w:tc>
+        <w:tc>
+          <w:tcPr>
+            <w:tcW w:type="dxa" w:w="864"/>
+            <w:shd w:fill="F8FAFC"/>
+            <w:tcMar>
+              <w:top w:w="100" w:type="dxa"/>
+              <w:bottom w:w="100" w:type="dxa"/>
+              <w:left w:w="120" w:type="dxa"/>
+              <w:right w:w="120" w:type="dxa"/>
+            </w:tcMar>
+            <w:tcBorders>
+              <w:top w:val="single" w:sz="4" w:space="0" w:color="CCCCCC"/>
+              <w:bottom w:val="single" w:sz="4" w:space="0" w:color="CCCCCC"/>
+              <w:left w:val="single" w:sz="4" w:space="0" w:color="CCCCCC"/>
+              <w:right w:val="single" w:sz="4" w:space="0" w:color="CCCCCC"/>
+            </w:tcBorders>
+          </w:tcPr>
+          <w:p>
+            <w:pPr>
+              <w:spacing w:before="60" w:after="60" w:line="252" w:lineRule="auto"/>
+              <w:jc w:val="left"/>
+            </w:pPr>
+            <w:r/>
+            <w:r>
+              <w:t>NY Open 21-23</w:t>
+            </w:r>
+          </w:p>
+        </w:tc>
+        <w:tc>
+          <w:tcPr>
+            <w:tcW w:type="dxa" w:w="1440"/>
+            <w:shd w:fill="F8FAFC"/>
+            <w:tcMar>
+              <w:top w:w="100" w:type="dxa"/>
+              <w:bottom w:w="100" w:type="dxa"/>
+              <w:left w:w="120" w:type="dxa"/>
+              <w:right w:w="120" w:type="dxa"/>
+            </w:tcMar>
+            <w:tcBorders>
+              <w:top w:val="single" w:sz="4" w:space="0" w:color="CCCCCC"/>
+              <w:bottom w:val="single" w:sz="4" w:space="0" w:color="CCCCCC"/>
+              <w:left w:val="single" w:sz="4" w:space="0" w:color="CCCCCC"/>
+              <w:right w:val="single" w:sz="4" w:space="0" w:color="CCCCCC"/>
+            </w:tcBorders>
+          </w:tcPr>
+          <w:p>
+            <w:pPr>
+              <w:spacing w:before="60" w:after="60" w:line="252" w:lineRule="auto"/>
+              <w:jc w:val="left"/>
+            </w:pPr>
+            <w:r/>
+            <w:r>
+              <w:t>718.75</w:t>
+            </w:r>
+          </w:p>
+        </w:tc>
+        <w:tc>
+          <w:tcPr>
+            <w:tcW w:type="dxa" w:w="2016"/>
+            <w:shd w:fill="F8FAFC"/>
+            <w:tcMar>
+              <w:top w:w="100" w:type="dxa"/>
+              <w:bottom w:w="100" w:type="dxa"/>
+              <w:left w:w="120" w:type="dxa"/>
+              <w:right w:w="120" w:type="dxa"/>
+            </w:tcMar>
+            <w:tcBorders>
+              <w:top w:val="single" w:sz="4" w:space="0" w:color="CCCCCC"/>
+              <w:bottom w:val="single" w:sz="4" w:space="0" w:color="CCCCCC"/>
+              <w:left w:val="single" w:sz="4" w:space="0" w:color="CCCCCC"/>
+              <w:right w:val="single" w:sz="4" w:space="0" w:color="CCCCCC"/>
+            </w:tcBorders>
+          </w:tcPr>
+          <w:p>
+            <w:pPr>
+              <w:spacing w:before="60" w:after="60" w:line="252" w:lineRule="auto"/>
+              <w:jc w:val="left"/>
+            </w:pPr>
+            <w:r/>
+            <w:r>
+              <w:t>729.75</w:t>
+            </w:r>
+          </w:p>
+        </w:tc>
+        <w:tc>
+          <w:tcPr>
+            <w:tcW w:type="dxa" w:w="1152"/>
+            <w:shd w:fill="F8FAFC"/>
+            <w:tcMar>
+              <w:top w:w="100" w:type="dxa"/>
+              <w:bottom w:w="100" w:type="dxa"/>
+              <w:left w:w="120" w:type="dxa"/>
+              <w:right w:w="120" w:type="dxa"/>
+            </w:tcMar>
+            <w:tcBorders>
+              <w:top w:val="single" w:sz="4" w:space="0" w:color="CCCCCC"/>
+              <w:bottom w:val="single" w:sz="4" w:space="0" w:color="CCCCCC"/>
+              <w:left w:val="single" w:sz="4" w:space="0" w:color="CCCCCC"/>
+              <w:right w:val="single" w:sz="4" w:space="0" w:color="CCCCCC"/>
+            </w:tcBorders>
+          </w:tcPr>
+          <w:p>
+            <w:pPr>
+              <w:spacing w:before="60" w:after="60" w:line="252" w:lineRule="auto"/>
+              <w:jc w:val="left"/>
+            </w:pPr>
+            <w:r/>
+            <w:r>
+              <w:t>707.00</w:t>
+            </w:r>
+          </w:p>
+        </w:tc>
+        <w:tc>
+          <w:tcPr>
+            <w:tcW w:type="dxa" w:w="1728"/>
+            <w:shd w:fill="F8FAFC"/>
+            <w:tcMar>
+              <w:top w:w="100" w:type="dxa"/>
+              <w:bottom w:w="100" w:type="dxa"/>
+              <w:left w:w="120" w:type="dxa"/>
+              <w:right w:w="120" w:type="dxa"/>
+            </w:tcMar>
+            <w:tcBorders>
+              <w:top w:val="single" w:sz="4" w:space="0" w:color="CCCCCC"/>
+              <w:bottom w:val="single" w:sz="4" w:space="0" w:color="CCCCCC"/>
+              <w:left w:val="single" w:sz="4" w:space="0" w:color="CCCCCC"/>
+              <w:right w:val="single" w:sz="4" w:space="0" w:color="CCCCCC"/>
+            </w:tcBorders>
+          </w:tcPr>
+          <w:p>
+            <w:pPr>
+              <w:spacing w:before="60" w:after="60" w:line="252" w:lineRule="auto"/>
+              <w:jc w:val="left"/>
+            </w:pPr>
+            <w:r/>
+            <w:r>
+              <w:rPr>
+                <w:b/>
+              </w:rPr>
+              <w:t>722.25</w:t>
+            </w:r>
+          </w:p>
+        </w:tc>
+        <w:tc>
+          <w:tcPr>
+            <w:tcW w:type="dxa" w:w="3456"/>
+            <w:shd w:fill="F8FAFC"/>
+            <w:tcMar>
+              <w:top w:w="100" w:type="dxa"/>
+              <w:bottom w:w="100" w:type="dxa"/>
+              <w:left w:w="120" w:type="dxa"/>
+              <w:right w:w="120" w:type="dxa"/>
+            </w:tcMar>
+            <w:tcBorders>
+              <w:top w:val="single" w:sz="4" w:space="0" w:color="CCCCCC"/>
+              <w:bottom w:val="single" w:sz="4" w:space="0" w:color="CCCCCC"/>
+              <w:left w:val="single" w:sz="4" w:space="0" w:color="CCCCCC"/>
+              <w:right w:val="single" w:sz="4" w:space="0" w:color="CCCCCC"/>
+            </w:tcBorders>
+          </w:tcPr>
+          <w:p>
+            <w:pPr>
+              <w:spacing w:before="60" w:after="60" w:line="252" w:lineRule="auto"/>
+              <w:jc w:val="left"/>
+            </w:pPr>
+            <w:r/>
+            <w:r>
+              <w:rPr>
+                <w:b/>
+              </w:rPr>
+              <w:t>+3.50</w:t>
+            </w:r>
+          </w:p>
+        </w:tc>
+        <w:tc>
+          <w:tcPr>
+            <w:tcW w:type="dxa" w:w="1440"/>
+            <w:shd w:fill="F8FAFC"/>
+            <w:tcMar>
+              <w:top w:w="100" w:type="dxa"/>
+              <w:bottom w:w="100" w:type="dxa"/>
+              <w:left w:w="120" w:type="dxa"/>
+              <w:right w:w="120" w:type="dxa"/>
+            </w:tcMar>
+            <w:tcBorders>
+              <w:top w:val="single" w:sz="4" w:space="0" w:color="CCCCCC"/>
+              <w:bottom w:val="single" w:sz="4" w:space="0" w:color="CCCCCC"/>
+              <w:left w:val="single" w:sz="4" w:space="0" w:color="CCCCCC"/>
+              <w:right w:val="single" w:sz="4" w:space="0" w:color="CCCCCC"/>
+            </w:tcBorders>
+          </w:tcPr>
+          <w:p>
+            <w:pPr>
+              <w:spacing w:before="60" w:after="60" w:line="252" w:lineRule="auto"/>
+              <w:jc w:val="left"/>
+            </w:pPr>
+            <w:r/>
+            <w:r>
+              <w:t>BULL</w:t>
+            </w:r>
+          </w:p>
+        </w:tc>
+      </w:tr>
+      <w:tr>
+        <w:tc>
+          <w:tcPr>
+            <w:tcW w:type="dxa" w:w="1584"/>
+            <w:shd w:fill="FFFFFF"/>
+            <w:tcMar>
+              <w:top w:w="100" w:type="dxa"/>
+              <w:bottom w:w="100" w:type="dxa"/>
+              <w:left w:w="120" w:type="dxa"/>
+              <w:right w:w="120" w:type="dxa"/>
+            </w:tcMar>
+            <w:tcBorders>
+              <w:top w:val="single" w:sz="4" w:space="0" w:color="CCCCCC"/>
+              <w:bottom w:val="single" w:sz="4" w:space="0" w:color="CCCCCC"/>
+              <w:left w:val="single" w:sz="4" w:space="0" w:color="CCCCCC"/>
+              <w:right w:val="single" w:sz="4" w:space="0" w:color="CCCCCC"/>
+            </w:tcBorders>
+          </w:tcPr>
+          <w:p>
+            <w:pPr>
+              <w:spacing w:before="60" w:after="60" w:line="252" w:lineRule="auto"/>
+              <w:jc w:val="left"/>
+            </w:pPr>
+            <w:r/>
+            <w:r>
+              <w:rPr>
+                <w:b/>
+              </w:rPr>
+              <w:t>Thu 27/08</w:t>
+            </w:r>
+          </w:p>
+        </w:tc>
+        <w:tc>
+          <w:tcPr>
+            <w:tcW w:type="dxa" w:w="864"/>
+            <w:shd w:fill="FFFFFF"/>
+            <w:tcMar>
+              <w:top w:w="100" w:type="dxa"/>
+              <w:bottom w:w="100" w:type="dxa"/>
+              <w:left w:w="120" w:type="dxa"/>
+              <w:right w:w="120" w:type="dxa"/>
+            </w:tcMar>
+            <w:tcBorders>
+              <w:top w:val="single" w:sz="4" w:space="0" w:color="CCCCCC"/>
+              <w:bottom w:val="single" w:sz="4" w:space="0" w:color="CCCCCC"/>
+              <w:left w:val="single" w:sz="4" w:space="0" w:color="CCCCCC"/>
+              <w:right w:val="single" w:sz="4" w:space="0" w:color="CCCCCC"/>
+            </w:tcBorders>
+          </w:tcPr>
+          <w:p>
+            <w:pPr>
+              <w:spacing w:before="60" w:after="60" w:line="252" w:lineRule="auto"/>
+              <w:jc w:val="left"/>
+            </w:pPr>
+            <w:r/>
+            <w:r>
+              <w:t>NY Close 23-01</w:t>
+            </w:r>
+          </w:p>
+        </w:tc>
+        <w:tc>
+          <w:tcPr>
+            <w:tcW w:type="dxa" w:w="1440"/>
+            <w:shd w:fill="FFFFFF"/>
+            <w:tcMar>
+              <w:top w:w="100" w:type="dxa"/>
+              <w:bottom w:w="100" w:type="dxa"/>
+              <w:left w:w="120" w:type="dxa"/>
+              <w:right w:w="120" w:type="dxa"/>
+            </w:tcMar>
+            <w:tcBorders>
+              <w:top w:val="single" w:sz="4" w:space="0" w:color="CCCCCC"/>
+              <w:bottom w:val="single" w:sz="4" w:space="0" w:color="CCCCCC"/>
+              <w:left w:val="single" w:sz="4" w:space="0" w:color="CCCCCC"/>
+              <w:right w:val="single" w:sz="4" w:space="0" w:color="CCCCCC"/>
+            </w:tcBorders>
+          </w:tcPr>
+          <w:p>
+            <w:pPr>
+              <w:spacing w:before="60" w:after="60" w:line="252" w:lineRule="auto"/>
+              <w:jc w:val="left"/>
+            </w:pPr>
+            <w:r/>
+            <w:r>
+              <w:t>722.25</w:t>
+            </w:r>
+          </w:p>
+        </w:tc>
+        <w:tc>
+          <w:tcPr>
+            <w:tcW w:type="dxa" w:w="2016"/>
+            <w:shd w:fill="FFFFFF"/>
+            <w:tcMar>
+              <w:top w:w="100" w:type="dxa"/>
+              <w:bottom w:w="100" w:type="dxa"/>
+              <w:left w:w="120" w:type="dxa"/>
+              <w:right w:w="120" w:type="dxa"/>
+            </w:tcMar>
+            <w:tcBorders>
+              <w:top w:val="single" w:sz="4" w:space="0" w:color="CCCCCC"/>
+              <w:bottom w:val="single" w:sz="4" w:space="0" w:color="CCCCCC"/>
+              <w:left w:val="single" w:sz="4" w:space="0" w:color="CCCCCC"/>
+              <w:right w:val="single" w:sz="4" w:space="0" w:color="CCCCCC"/>
+            </w:tcBorders>
+          </w:tcPr>
+          <w:p>
+            <w:pPr>
+              <w:spacing w:before="60" w:after="60" w:line="252" w:lineRule="auto"/>
+              <w:jc w:val="left"/>
+            </w:pPr>
+            <w:r/>
+            <w:r>
+              <w:t>727.75</w:t>
+            </w:r>
+          </w:p>
+        </w:tc>
+        <w:tc>
+          <w:tcPr>
+            <w:tcW w:type="dxa" w:w="1152"/>
+            <w:shd w:fill="FFFFFF"/>
+            <w:tcMar>
+              <w:top w:w="100" w:type="dxa"/>
+              <w:bottom w:w="100" w:type="dxa"/>
+              <w:left w:w="120" w:type="dxa"/>
+              <w:right w:w="120" w:type="dxa"/>
+            </w:tcMar>
+            <w:tcBorders>
+              <w:top w:val="single" w:sz="4" w:space="0" w:color="CCCCCC"/>
+              <w:bottom w:val="single" w:sz="4" w:space="0" w:color="CCCCCC"/>
+              <w:left w:val="single" w:sz="4" w:space="0" w:color="CCCCCC"/>
+              <w:right w:val="single" w:sz="4" w:space="0" w:color="CCCCCC"/>
+            </w:tcBorders>
+          </w:tcPr>
+          <w:p>
+            <w:pPr>
+              <w:spacing w:before="60" w:after="60" w:line="252" w:lineRule="auto"/>
+              <w:jc w:val="left"/>
+            </w:pPr>
+            <w:r/>
+            <w:r>
+              <w:t>714.50</w:t>
+            </w:r>
+          </w:p>
+        </w:tc>
+        <w:tc>
+          <w:tcPr>
+            <w:tcW w:type="dxa" w:w="1728"/>
+            <w:shd w:fill="FFFFFF"/>
+            <w:tcMar>
+              <w:top w:w="100" w:type="dxa"/>
+              <w:bottom w:w="100" w:type="dxa"/>
+              <w:left w:w="120" w:type="dxa"/>
+              <w:right w:w="120" w:type="dxa"/>
+            </w:tcMar>
+            <w:tcBorders>
+              <w:top w:val="single" w:sz="4" w:space="0" w:color="CCCCCC"/>
+              <w:bottom w:val="single" w:sz="4" w:space="0" w:color="CCCCCC"/>
+              <w:left w:val="single" w:sz="4" w:space="0" w:color="CCCCCC"/>
+              <w:right w:val="single" w:sz="4" w:space="0" w:color="CCCCCC"/>
+            </w:tcBorders>
+          </w:tcPr>
+          <w:p>
+            <w:pPr>
+              <w:spacing w:before="60" w:after="60" w:line="252" w:lineRule="auto"/>
+              <w:jc w:val="left"/>
+            </w:pPr>
+            <w:r/>
+            <w:r>
+              <w:rPr>
+                <w:b/>
+              </w:rPr>
+              <w:t>723.00</w:t>
+            </w:r>
+          </w:p>
+        </w:tc>
+        <w:tc>
+          <w:tcPr>
+            <w:tcW w:type="dxa" w:w="3456"/>
+            <w:shd w:fill="FFFFFF"/>
+            <w:tcMar>
+              <w:top w:w="100" w:type="dxa"/>
+              <w:bottom w:w="100" w:type="dxa"/>
+              <w:left w:w="120" w:type="dxa"/>
+              <w:right w:w="120" w:type="dxa"/>
+            </w:tcMar>
+            <w:tcBorders>
+              <w:top w:val="single" w:sz="4" w:space="0" w:color="CCCCCC"/>
+              <w:bottom w:val="single" w:sz="4" w:space="0" w:color="CCCCCC"/>
+              <w:left w:val="single" w:sz="4" w:space="0" w:color="CCCCCC"/>
+              <w:right w:val="single" w:sz="4" w:space="0" w:color="CCCCCC"/>
+            </w:tcBorders>
+          </w:tcPr>
+          <w:p>
+            <w:pPr>
+              <w:spacing w:before="60" w:after="60" w:line="252" w:lineRule="auto"/>
+              <w:jc w:val="left"/>
+            </w:pPr>
+            <w:r/>
+            <w:r>
+              <w:rPr>
+                <w:b/>
+              </w:rPr>
+              <w:t>+0.75</w:t>
+            </w:r>
+          </w:p>
+        </w:tc>
+        <w:tc>
+          <w:tcPr>
+            <w:tcW w:type="dxa" w:w="1440"/>
+            <w:shd w:fill="FFFFFF"/>
+            <w:tcMar>
+              <w:top w:w="100" w:type="dxa"/>
+              <w:bottom w:w="100" w:type="dxa"/>
+              <w:left w:w="120" w:type="dxa"/>
+              <w:right w:w="120" w:type="dxa"/>
+            </w:tcMar>
+            <w:tcBorders>
+              <w:top w:val="single" w:sz="4" w:space="0" w:color="CCCCCC"/>
+              <w:bottom w:val="single" w:sz="4" w:space="0" w:color="CCCCCC"/>
+              <w:left w:val="single" w:sz="4" w:space="0" w:color="CCCCCC"/>
+              <w:right w:val="single" w:sz="4" w:space="0" w:color="CCCCCC"/>
+            </w:tcBorders>
+          </w:tcPr>
+          <w:p>
+            <w:pPr>
+              <w:spacing w:before="60" w:after="60" w:line="252" w:lineRule="auto"/>
+              <w:jc w:val="left"/>
+            </w:pPr>
+            <w:r/>
+            <w:r>
+              <w:t>BULL</w:t>
+            </w:r>
+          </w:p>
+        </w:tc>
+      </w:tr>
+      <w:tr>
+        <w:tc>
+          <w:tcPr>
+            <w:tcW w:type="dxa" w:w="1584"/>
+            <w:shd w:fill="F8FAFC"/>
+            <w:tcMar>
+              <w:top w:w="100" w:type="dxa"/>
+              <w:bottom w:w="100" w:type="dxa"/>
+              <w:left w:w="120" w:type="dxa"/>
+              <w:right w:w="120" w:type="dxa"/>
+            </w:tcMar>
+            <w:tcBorders>
+              <w:top w:val="single" w:sz="4" w:space="0" w:color="CCCCCC"/>
+              <w:bottom w:val="single" w:sz="4" w:space="0" w:color="CCCCCC"/>
+              <w:left w:val="single" w:sz="4" w:space="0" w:color="CCCCCC"/>
+              <w:right w:val="single" w:sz="4" w:space="0" w:color="CCCCCC"/>
+            </w:tcBorders>
+          </w:tcPr>
+          <w:p>
+            <w:pPr>
+              <w:spacing w:before="60" w:after="60" w:line="252" w:lineRule="auto"/>
+              <w:jc w:val="left"/>
+            </w:pPr>
+            <w:r/>
+            <w:r>
+              <w:rPr>
+                <w:b/>
+              </w:rPr>
+              <w:t>Fri 28/08</w:t>
+            </w:r>
+          </w:p>
+        </w:tc>
+        <w:tc>
+          <w:tcPr>
+            <w:tcW w:type="dxa" w:w="864"/>
+            <w:shd w:fill="F8FAFC"/>
+            <w:tcMar>
+              <w:top w:w="100" w:type="dxa"/>
+              <w:bottom w:w="100" w:type="dxa"/>
+              <w:left w:w="120" w:type="dxa"/>
+              <w:right w:w="120" w:type="dxa"/>
+            </w:tcMar>
+            <w:tcBorders>
+              <w:top w:val="single" w:sz="4" w:space="0" w:color="CCCCCC"/>
+              <w:bottom w:val="single" w:sz="4" w:space="0" w:color="CCCCCC"/>
+              <w:left w:val="single" w:sz="4" w:space="0" w:color="CCCCCC"/>
+              <w:right w:val="single" w:sz="4" w:space="0" w:color="CCCCCC"/>
+            </w:tcBorders>
+          </w:tcPr>
+          <w:p>
+            <w:pPr>
+              <w:spacing w:before="60" w:after="60" w:line="252" w:lineRule="auto"/>
+              <w:jc w:val="left"/>
+            </w:pPr>
+            <w:r/>
+            <w:r>
+              <w:t>Asia 07-11</w:t>
+            </w:r>
+          </w:p>
+        </w:tc>
+        <w:tc>
+          <w:tcPr>
+            <w:tcW w:type="dxa" w:w="1440"/>
+            <w:shd w:fill="F8FAFC"/>
+            <w:tcMar>
+              <w:top w:w="100" w:type="dxa"/>
+              <w:bottom w:w="100" w:type="dxa"/>
+              <w:left w:w="120" w:type="dxa"/>
+              <w:right w:w="120" w:type="dxa"/>
+            </w:tcMar>
+            <w:tcBorders>
+              <w:top w:val="single" w:sz="4" w:space="0" w:color="CCCCCC"/>
+              <w:bottom w:val="single" w:sz="4" w:space="0" w:color="CCCCCC"/>
+              <w:left w:val="single" w:sz="4" w:space="0" w:color="CCCCCC"/>
+              <w:right w:val="single" w:sz="4" w:space="0" w:color="CCCCCC"/>
+            </w:tcBorders>
+          </w:tcPr>
+          <w:p>
+            <w:pPr>
+              <w:spacing w:before="60" w:after="60" w:line="252" w:lineRule="auto"/>
+              <w:jc w:val="left"/>
+            </w:pPr>
+            <w:r/>
+            <w:r>
+              <w:t>723.00</w:t>
+            </w:r>
+          </w:p>
+        </w:tc>
+        <w:tc>
+          <w:tcPr>
+            <w:tcW w:type="dxa" w:w="2016"/>
+            <w:shd w:fill="F8FAFC"/>
+            <w:tcMar>
+              <w:top w:w="100" w:type="dxa"/>
+              <w:bottom w:w="100" w:type="dxa"/>
+              <w:left w:w="120" w:type="dxa"/>
+              <w:right w:w="120" w:type="dxa"/>
+            </w:tcMar>
+            <w:tcBorders>
+              <w:top w:val="single" w:sz="4" w:space="0" w:color="CCCCCC"/>
+              <w:bottom w:val="single" w:sz="4" w:space="0" w:color="CCCCCC"/>
+              <w:left w:val="single" w:sz="4" w:space="0" w:color="CCCCCC"/>
+              <w:right w:val="single" w:sz="4" w:space="0" w:color="CCCCCC"/>
+            </w:tcBorders>
+          </w:tcPr>
+          <w:p>
+            <w:pPr>
+              <w:spacing w:before="60" w:after="60" w:line="252" w:lineRule="auto"/>
+              <w:jc w:val="left"/>
+            </w:pPr>
+            <w:r/>
+            <w:r>
+              <w:t>732.25</w:t>
+            </w:r>
+          </w:p>
+        </w:tc>
+        <w:tc>
+          <w:tcPr>
+            <w:tcW w:type="dxa" w:w="1152"/>
+            <w:shd w:fill="F8FAFC"/>
+            <w:tcMar>
+              <w:top w:w="100" w:type="dxa"/>
+              <w:bottom w:w="100" w:type="dxa"/>
+              <w:left w:w="120" w:type="dxa"/>
+              <w:right w:w="120" w:type="dxa"/>
+            </w:tcMar>
+            <w:tcBorders>
+              <w:top w:val="single" w:sz="4" w:space="0" w:color="CCCCCC"/>
+              <w:bottom w:val="single" w:sz="4" w:space="0" w:color="CCCCCC"/>
+              <w:left w:val="single" w:sz="4" w:space="0" w:color="CCCCCC"/>
+              <w:right w:val="single" w:sz="4" w:space="0" w:color="CCCCCC"/>
+            </w:tcBorders>
+          </w:tcPr>
+          <w:p>
+            <w:pPr>
+              <w:spacing w:before="60" w:after="60" w:line="252" w:lineRule="auto"/>
+              <w:jc w:val="left"/>
+            </w:pPr>
+            <w:r/>
+            <w:r>
+              <w:t>716.50</w:t>
+            </w:r>
+          </w:p>
+        </w:tc>
+        <w:tc>
+          <w:tcPr>
+            <w:tcW w:type="dxa" w:w="1728"/>
+            <w:shd w:fill="F8FAFC"/>
+            <w:tcMar>
+              <w:top w:w="100" w:type="dxa"/>
+              <w:bottom w:w="100" w:type="dxa"/>
+              <w:left w:w="120" w:type="dxa"/>
+              <w:right w:w="120" w:type="dxa"/>
+            </w:tcMar>
+            <w:tcBorders>
+              <w:top w:val="single" w:sz="4" w:space="0" w:color="CCCCCC"/>
+              <w:bottom w:val="single" w:sz="4" w:space="0" w:color="CCCCCC"/>
+              <w:left w:val="single" w:sz="4" w:space="0" w:color="CCCCCC"/>
+              <w:right w:val="single" w:sz="4" w:space="0" w:color="CCCCCC"/>
+            </w:tcBorders>
+          </w:tcPr>
+          <w:p>
+            <w:pPr>
+              <w:spacing w:before="60" w:after="60" w:line="252" w:lineRule="auto"/>
+              <w:jc w:val="left"/>
+            </w:pPr>
+            <w:r/>
+            <w:r>
+              <w:rPr>
+                <w:b/>
+              </w:rPr>
+              <w:t>722.25</w:t>
+            </w:r>
+          </w:p>
+        </w:tc>
+        <w:tc>
+          <w:tcPr>
+            <w:tcW w:type="dxa" w:w="3456"/>
+            <w:shd w:fill="F8FAFC"/>
             <w:tcMar>
               <w:top w:w="100" w:type="dxa"/>
               <w:bottom w:w="100" w:type="dxa"/>
@@ -27508,7 +30093,7 @@
         <w:tc>
           <w:tcPr>
             <w:tcW w:type="dxa" w:w="1440"/>
-            <w:shd w:fill="FFFFFF"/>
+            <w:shd w:fill="F8FAFC"/>
             <w:tcMar>
               <w:top w:w="100" w:type="dxa"/>
               <w:bottom w:w="100" w:type="dxa"/>
@@ -27538,7 +30123,7 @@
         <w:tc>
           <w:tcPr>
             <w:tcW w:type="dxa" w:w="1584"/>
-            <w:shd w:fill="F8FAFC"/>
+            <w:shd w:fill="FFFFFF"/>
             <w:tcMar>
               <w:top w:w="100" w:type="dxa"/>
               <w:bottom w:w="100" w:type="dxa"/>
@@ -27562,126 +30147,126 @@
               <w:rPr>
                 <w:b/>
               </w:rPr>
-              <w:t>Wed 26/08</w:t>
+              <w:t>Fri 28/08</w:t>
             </w:r>
           </w:p>
         </w:tc>
         <w:tc>
           <w:tcPr>
             <w:tcW w:type="dxa" w:w="864"/>
-            <w:shd w:fill="F8FAFC"/>
-            <w:tcMar>
-              <w:top w:w="100" w:type="dxa"/>
-              <w:bottom w:w="100" w:type="dxa"/>
-              <w:left w:w="120" w:type="dxa"/>
-              <w:right w:w="120" w:type="dxa"/>
-            </w:tcMar>
-            <w:tcBorders>
-              <w:top w:val="single" w:sz="4" w:space="0" w:color="CCCCCC"/>
-              <w:bottom w:val="single" w:sz="4" w:space="0" w:color="CCCCCC"/>
-              <w:left w:val="single" w:sz="4" w:space="0" w:color="CCCCCC"/>
-              <w:right w:val="single" w:sz="4" w:space="0" w:color="CCCCCC"/>
-            </w:tcBorders>
-          </w:tcPr>
-          <w:p>
-            <w:pPr>
-              <w:spacing w:before="60" w:after="60" w:line="252" w:lineRule="auto"/>
-              <w:jc w:val="left"/>
-            </w:pPr>
-            <w:r/>
-            <w:r>
-              <w:t>London 15-19</w:t>
+            <w:shd w:fill="FFFFFF"/>
+            <w:tcMar>
+              <w:top w:w="100" w:type="dxa"/>
+              <w:bottom w:w="100" w:type="dxa"/>
+              <w:left w:w="120" w:type="dxa"/>
+              <w:right w:w="120" w:type="dxa"/>
+            </w:tcMar>
+            <w:tcBorders>
+              <w:top w:val="single" w:sz="4" w:space="0" w:color="CCCCCC"/>
+              <w:bottom w:val="single" w:sz="4" w:space="0" w:color="CCCCCC"/>
+              <w:left w:val="single" w:sz="4" w:space="0" w:color="CCCCCC"/>
+              <w:right w:val="single" w:sz="4" w:space="0" w:color="CCCCCC"/>
+            </w:tcBorders>
+          </w:tcPr>
+          <w:p>
+            <w:pPr>
+              <w:spacing w:before="60" w:after="60" w:line="252" w:lineRule="auto"/>
+              <w:jc w:val="left"/>
+            </w:pPr>
+            <w:r/>
+            <w:r>
+              <w:t>Asia 11-15</w:t>
             </w:r>
           </w:p>
         </w:tc>
         <w:tc>
           <w:tcPr>
             <w:tcW w:type="dxa" w:w="1440"/>
-            <w:shd w:fill="F8FAFC"/>
-            <w:tcMar>
-              <w:top w:w="100" w:type="dxa"/>
-              <w:bottom w:w="100" w:type="dxa"/>
-              <w:left w:w="120" w:type="dxa"/>
-              <w:right w:w="120" w:type="dxa"/>
-            </w:tcMar>
-            <w:tcBorders>
-              <w:top w:val="single" w:sz="4" w:space="0" w:color="CCCCCC"/>
-              <w:bottom w:val="single" w:sz="4" w:space="0" w:color="CCCCCC"/>
-              <w:left w:val="single" w:sz="4" w:space="0" w:color="CCCCCC"/>
-              <w:right w:val="single" w:sz="4" w:space="0" w:color="CCCCCC"/>
-            </w:tcBorders>
-          </w:tcPr>
-          <w:p>
-            <w:pPr>
-              <w:spacing w:before="60" w:after="60" w:line="252" w:lineRule="auto"/>
-              <w:jc w:val="left"/>
-            </w:pPr>
-            <w:r/>
-            <w:r>
-              <w:t>717.00</w:t>
+            <w:shd w:fill="FFFFFF"/>
+            <w:tcMar>
+              <w:top w:w="100" w:type="dxa"/>
+              <w:bottom w:w="100" w:type="dxa"/>
+              <w:left w:w="120" w:type="dxa"/>
+              <w:right w:w="120" w:type="dxa"/>
+            </w:tcMar>
+            <w:tcBorders>
+              <w:top w:val="single" w:sz="4" w:space="0" w:color="CCCCCC"/>
+              <w:bottom w:val="single" w:sz="4" w:space="0" w:color="CCCCCC"/>
+              <w:left w:val="single" w:sz="4" w:space="0" w:color="CCCCCC"/>
+              <w:right w:val="single" w:sz="4" w:space="0" w:color="CCCCCC"/>
+            </w:tcBorders>
+          </w:tcPr>
+          <w:p>
+            <w:pPr>
+              <w:spacing w:before="60" w:after="60" w:line="252" w:lineRule="auto"/>
+              <w:jc w:val="left"/>
+            </w:pPr>
+            <w:r/>
+            <w:r>
+              <w:t>722.25</w:t>
             </w:r>
           </w:p>
         </w:tc>
         <w:tc>
           <w:tcPr>
             <w:tcW w:type="dxa" w:w="2016"/>
-            <w:shd w:fill="F8FAFC"/>
-            <w:tcMar>
-              <w:top w:w="100" w:type="dxa"/>
-              <w:bottom w:w="100" w:type="dxa"/>
-              <w:left w:w="120" w:type="dxa"/>
-              <w:right w:w="120" w:type="dxa"/>
-            </w:tcMar>
-            <w:tcBorders>
-              <w:top w:val="single" w:sz="4" w:space="0" w:color="CCCCCC"/>
-              <w:bottom w:val="single" w:sz="4" w:space="0" w:color="CCCCCC"/>
-              <w:left w:val="single" w:sz="4" w:space="0" w:color="CCCCCC"/>
-              <w:right w:val="single" w:sz="4" w:space="0" w:color="CCCCCC"/>
-            </w:tcBorders>
-          </w:tcPr>
-          <w:p>
-            <w:pPr>
-              <w:spacing w:before="60" w:after="60" w:line="252" w:lineRule="auto"/>
-              <w:jc w:val="left"/>
-            </w:pPr>
-            <w:r/>
-            <w:r>
-              <w:t>730.50</w:t>
+            <w:shd w:fill="FFFFFF"/>
+            <w:tcMar>
+              <w:top w:w="100" w:type="dxa"/>
+              <w:bottom w:w="100" w:type="dxa"/>
+              <w:left w:w="120" w:type="dxa"/>
+              <w:right w:w="120" w:type="dxa"/>
+            </w:tcMar>
+            <w:tcBorders>
+              <w:top w:val="single" w:sz="4" w:space="0" w:color="CCCCCC"/>
+              <w:bottom w:val="single" w:sz="4" w:space="0" w:color="CCCCCC"/>
+              <w:left w:val="single" w:sz="4" w:space="0" w:color="CCCCCC"/>
+              <w:right w:val="single" w:sz="4" w:space="0" w:color="CCCCCC"/>
+            </w:tcBorders>
+          </w:tcPr>
+          <w:p>
+            <w:pPr>
+              <w:spacing w:before="60" w:after="60" w:line="252" w:lineRule="auto"/>
+              <w:jc w:val="left"/>
+            </w:pPr>
+            <w:r/>
+            <w:r>
+              <w:t>729.75</w:t>
             </w:r>
           </w:p>
         </w:tc>
         <w:tc>
           <w:tcPr>
             <w:tcW w:type="dxa" w:w="1152"/>
-            <w:shd w:fill="F8FAFC"/>
-            <w:tcMar>
-              <w:top w:w="100" w:type="dxa"/>
-              <w:bottom w:w="100" w:type="dxa"/>
-              <w:left w:w="120" w:type="dxa"/>
-              <w:right w:w="120" w:type="dxa"/>
-            </w:tcMar>
-            <w:tcBorders>
-              <w:top w:val="single" w:sz="4" w:space="0" w:color="CCCCCC"/>
-              <w:bottom w:val="single" w:sz="4" w:space="0" w:color="CCCCCC"/>
-              <w:left w:val="single" w:sz="4" w:space="0" w:color="CCCCCC"/>
-              <w:right w:val="single" w:sz="4" w:space="0" w:color="CCCCCC"/>
-            </w:tcBorders>
-          </w:tcPr>
-          <w:p>
-            <w:pPr>
-              <w:spacing w:before="60" w:after="60" w:line="252" w:lineRule="auto"/>
-              <w:jc w:val="left"/>
-            </w:pPr>
-            <w:r/>
-            <w:r>
-              <w:t>704.00</w:t>
+            <w:shd w:fill="FFFFFF"/>
+            <w:tcMar>
+              <w:top w:w="100" w:type="dxa"/>
+              <w:bottom w:w="100" w:type="dxa"/>
+              <w:left w:w="120" w:type="dxa"/>
+              <w:right w:w="120" w:type="dxa"/>
+            </w:tcMar>
+            <w:tcBorders>
+              <w:top w:val="single" w:sz="4" w:space="0" w:color="CCCCCC"/>
+              <w:bottom w:val="single" w:sz="4" w:space="0" w:color="CCCCCC"/>
+              <w:left w:val="single" w:sz="4" w:space="0" w:color="CCCCCC"/>
+              <w:right w:val="single" w:sz="4" w:space="0" w:color="CCCCCC"/>
+            </w:tcBorders>
+          </w:tcPr>
+          <w:p>
+            <w:pPr>
+              <w:spacing w:before="60" w:after="60" w:line="252" w:lineRule="auto"/>
+              <w:jc w:val="left"/>
+            </w:pPr>
+            <w:r/>
+            <w:r>
+              <w:t>716.25</w:t>
             </w:r>
           </w:p>
         </w:tc>
         <w:tc>
           <w:tcPr>
             <w:tcW w:type="dxa" w:w="1728"/>
-            <w:shd w:fill="F8FAFC"/>
+            <w:shd w:fill="FFFFFF"/>
             <w:tcMar>
               <w:top w:w="100" w:type="dxa"/>
               <w:bottom w:w="100" w:type="dxa"/>
@@ -27705,7 +30290,712 @@
               <w:rPr>
                 <w:b/>
               </w:rPr>
-              <w:t>718.75</w:t>
+              <w:t>721.25</w:t>
+            </w:r>
+          </w:p>
+        </w:tc>
+        <w:tc>
+          <w:tcPr>
+            <w:tcW w:type="dxa" w:w="3456"/>
+            <w:shd w:fill="FFFFFF"/>
+            <w:tcMar>
+              <w:top w:w="100" w:type="dxa"/>
+              <w:bottom w:w="100" w:type="dxa"/>
+              <w:left w:w="120" w:type="dxa"/>
+              <w:right w:w="120" w:type="dxa"/>
+            </w:tcMar>
+            <w:tcBorders>
+              <w:top w:val="single" w:sz="4" w:space="0" w:color="CCCCCC"/>
+              <w:bottom w:val="single" w:sz="4" w:space="0" w:color="CCCCCC"/>
+              <w:left w:val="single" w:sz="4" w:space="0" w:color="CCCCCC"/>
+              <w:right w:val="single" w:sz="4" w:space="0" w:color="CCCCCC"/>
+            </w:tcBorders>
+          </w:tcPr>
+          <w:p>
+            <w:pPr>
+              <w:spacing w:before="60" w:after="60" w:line="252" w:lineRule="auto"/>
+              <w:jc w:val="left"/>
+            </w:pPr>
+            <w:r/>
+            <w:r>
+              <w:rPr>
+                <w:b/>
+              </w:rPr>
+              <w:t>-1.00</w:t>
+            </w:r>
+          </w:p>
+        </w:tc>
+        <w:tc>
+          <w:tcPr>
+            <w:tcW w:type="dxa" w:w="1440"/>
+            <w:shd w:fill="FFFFFF"/>
+            <w:tcMar>
+              <w:top w:w="100" w:type="dxa"/>
+              <w:bottom w:w="100" w:type="dxa"/>
+              <w:left w:w="120" w:type="dxa"/>
+              <w:right w:w="120" w:type="dxa"/>
+            </w:tcMar>
+            <w:tcBorders>
+              <w:top w:val="single" w:sz="4" w:space="0" w:color="CCCCCC"/>
+              <w:bottom w:val="single" w:sz="4" w:space="0" w:color="CCCCCC"/>
+              <w:left w:val="single" w:sz="4" w:space="0" w:color="CCCCCC"/>
+              <w:right w:val="single" w:sz="4" w:space="0" w:color="CCCCCC"/>
+            </w:tcBorders>
+          </w:tcPr>
+          <w:p>
+            <w:pPr>
+              <w:spacing w:before="60" w:after="60" w:line="252" w:lineRule="auto"/>
+              <w:jc w:val="left"/>
+            </w:pPr>
+            <w:r/>
+            <w:r>
+              <w:t>BEAR</w:t>
+            </w:r>
+          </w:p>
+        </w:tc>
+      </w:tr>
+      <w:tr>
+        <w:tc>
+          <w:tcPr>
+            <w:tcW w:type="dxa" w:w="1584"/>
+            <w:shd w:fill="F8FAFC"/>
+            <w:tcMar>
+              <w:top w:w="100" w:type="dxa"/>
+              <w:bottom w:w="100" w:type="dxa"/>
+              <w:left w:w="120" w:type="dxa"/>
+              <w:right w:w="120" w:type="dxa"/>
+            </w:tcMar>
+            <w:tcBorders>
+              <w:top w:val="single" w:sz="4" w:space="0" w:color="CCCCCC"/>
+              <w:bottom w:val="single" w:sz="4" w:space="0" w:color="CCCCCC"/>
+              <w:left w:val="single" w:sz="4" w:space="0" w:color="CCCCCC"/>
+              <w:right w:val="single" w:sz="4" w:space="0" w:color="CCCCCC"/>
+            </w:tcBorders>
+          </w:tcPr>
+          <w:p>
+            <w:pPr>
+              <w:spacing w:before="60" w:after="60" w:line="252" w:lineRule="auto"/>
+              <w:jc w:val="left"/>
+            </w:pPr>
+            <w:r/>
+            <w:r>
+              <w:rPr>
+                <w:b/>
+              </w:rPr>
+              <w:t>Fri 28/08</w:t>
+            </w:r>
+          </w:p>
+        </w:tc>
+        <w:tc>
+          <w:tcPr>
+            <w:tcW w:type="dxa" w:w="864"/>
+            <w:shd w:fill="F8FAFC"/>
+            <w:tcMar>
+              <w:top w:w="100" w:type="dxa"/>
+              <w:bottom w:w="100" w:type="dxa"/>
+              <w:left w:w="120" w:type="dxa"/>
+              <w:right w:w="120" w:type="dxa"/>
+            </w:tcMar>
+            <w:tcBorders>
+              <w:top w:val="single" w:sz="4" w:space="0" w:color="CCCCCC"/>
+              <w:bottom w:val="single" w:sz="4" w:space="0" w:color="CCCCCC"/>
+              <w:left w:val="single" w:sz="4" w:space="0" w:color="CCCCCC"/>
+              <w:right w:val="single" w:sz="4" w:space="0" w:color="CCCCCC"/>
+            </w:tcBorders>
+          </w:tcPr>
+          <w:p>
+            <w:pPr>
+              <w:spacing w:before="60" w:after="60" w:line="252" w:lineRule="auto"/>
+              <w:jc w:val="left"/>
+            </w:pPr>
+            <w:r/>
+            <w:r>
+              <w:t>London 15-19</w:t>
+            </w:r>
+          </w:p>
+        </w:tc>
+        <w:tc>
+          <w:tcPr>
+            <w:tcW w:type="dxa" w:w="1440"/>
+            <w:shd w:fill="F8FAFC"/>
+            <w:tcMar>
+              <w:top w:w="100" w:type="dxa"/>
+              <w:bottom w:w="100" w:type="dxa"/>
+              <w:left w:w="120" w:type="dxa"/>
+              <w:right w:w="120" w:type="dxa"/>
+            </w:tcMar>
+            <w:tcBorders>
+              <w:top w:val="single" w:sz="4" w:space="0" w:color="CCCCCC"/>
+              <w:bottom w:val="single" w:sz="4" w:space="0" w:color="CCCCCC"/>
+              <w:left w:val="single" w:sz="4" w:space="0" w:color="CCCCCC"/>
+              <w:right w:val="single" w:sz="4" w:space="0" w:color="CCCCCC"/>
+            </w:tcBorders>
+          </w:tcPr>
+          <w:p>
+            <w:pPr>
+              <w:spacing w:before="60" w:after="60" w:line="252" w:lineRule="auto"/>
+              <w:jc w:val="left"/>
+            </w:pPr>
+            <w:r/>
+            <w:r>
+              <w:t>721.25</w:t>
+            </w:r>
+          </w:p>
+        </w:tc>
+        <w:tc>
+          <w:tcPr>
+            <w:tcW w:type="dxa" w:w="2016"/>
+            <w:shd w:fill="F8FAFC"/>
+            <w:tcMar>
+              <w:top w:w="100" w:type="dxa"/>
+              <w:bottom w:w="100" w:type="dxa"/>
+              <w:left w:w="120" w:type="dxa"/>
+              <w:right w:w="120" w:type="dxa"/>
+            </w:tcMar>
+            <w:tcBorders>
+              <w:top w:val="single" w:sz="4" w:space="0" w:color="CCCCCC"/>
+              <w:bottom w:val="single" w:sz="4" w:space="0" w:color="CCCCCC"/>
+              <w:left w:val="single" w:sz="4" w:space="0" w:color="CCCCCC"/>
+              <w:right w:val="single" w:sz="4" w:space="0" w:color="CCCCCC"/>
+            </w:tcBorders>
+          </w:tcPr>
+          <w:p>
+            <w:pPr>
+              <w:spacing w:before="60" w:after="60" w:line="252" w:lineRule="auto"/>
+              <w:jc w:val="left"/>
+            </w:pPr>
+            <w:r/>
+            <w:r>
+              <w:t>728.25</w:t>
+            </w:r>
+          </w:p>
+        </w:tc>
+        <w:tc>
+          <w:tcPr>
+            <w:tcW w:type="dxa" w:w="1152"/>
+            <w:shd w:fill="F8FAFC"/>
+            <w:tcMar>
+              <w:top w:w="100" w:type="dxa"/>
+              <w:bottom w:w="100" w:type="dxa"/>
+              <w:left w:w="120" w:type="dxa"/>
+              <w:right w:w="120" w:type="dxa"/>
+            </w:tcMar>
+            <w:tcBorders>
+              <w:top w:val="single" w:sz="4" w:space="0" w:color="CCCCCC"/>
+              <w:bottom w:val="single" w:sz="4" w:space="0" w:color="CCCCCC"/>
+              <w:left w:val="single" w:sz="4" w:space="0" w:color="CCCCCC"/>
+              <w:right w:val="single" w:sz="4" w:space="0" w:color="CCCCCC"/>
+            </w:tcBorders>
+          </w:tcPr>
+          <w:p>
+            <w:pPr>
+              <w:spacing w:before="60" w:after="60" w:line="252" w:lineRule="auto"/>
+              <w:jc w:val="left"/>
+            </w:pPr>
+            <w:r/>
+            <w:r>
+              <w:t>707.75</w:t>
+            </w:r>
+          </w:p>
+        </w:tc>
+        <w:tc>
+          <w:tcPr>
+            <w:tcW w:type="dxa" w:w="1728"/>
+            <w:shd w:fill="F8FAFC"/>
+            <w:tcMar>
+              <w:top w:w="100" w:type="dxa"/>
+              <w:bottom w:w="100" w:type="dxa"/>
+              <w:left w:w="120" w:type="dxa"/>
+              <w:right w:w="120" w:type="dxa"/>
+            </w:tcMar>
+            <w:tcBorders>
+              <w:top w:val="single" w:sz="4" w:space="0" w:color="CCCCCC"/>
+              <w:bottom w:val="single" w:sz="4" w:space="0" w:color="CCCCCC"/>
+              <w:left w:val="single" w:sz="4" w:space="0" w:color="CCCCCC"/>
+              <w:right w:val="single" w:sz="4" w:space="0" w:color="CCCCCC"/>
+            </w:tcBorders>
+          </w:tcPr>
+          <w:p>
+            <w:pPr>
+              <w:spacing w:before="60" w:after="60" w:line="252" w:lineRule="auto"/>
+              <w:jc w:val="left"/>
+            </w:pPr>
+            <w:r/>
+            <w:r>
+              <w:rPr>
+                <w:b/>
+              </w:rPr>
+              <w:t>722.00</w:t>
+            </w:r>
+          </w:p>
+        </w:tc>
+        <w:tc>
+          <w:tcPr>
+            <w:tcW w:type="dxa" w:w="3456"/>
+            <w:shd w:fill="F8FAFC"/>
+            <w:tcMar>
+              <w:top w:w="100" w:type="dxa"/>
+              <w:bottom w:w="100" w:type="dxa"/>
+              <w:left w:w="120" w:type="dxa"/>
+              <w:right w:w="120" w:type="dxa"/>
+            </w:tcMar>
+            <w:tcBorders>
+              <w:top w:val="single" w:sz="4" w:space="0" w:color="CCCCCC"/>
+              <w:bottom w:val="single" w:sz="4" w:space="0" w:color="CCCCCC"/>
+              <w:left w:val="single" w:sz="4" w:space="0" w:color="CCCCCC"/>
+              <w:right w:val="single" w:sz="4" w:space="0" w:color="CCCCCC"/>
+            </w:tcBorders>
+          </w:tcPr>
+          <w:p>
+            <w:pPr>
+              <w:spacing w:before="60" w:after="60" w:line="252" w:lineRule="auto"/>
+              <w:jc w:val="left"/>
+            </w:pPr>
+            <w:r/>
+            <w:r>
+              <w:rPr>
+                <w:b/>
+              </w:rPr>
+              <w:t>+0.75</w:t>
+            </w:r>
+          </w:p>
+        </w:tc>
+        <w:tc>
+          <w:tcPr>
+            <w:tcW w:type="dxa" w:w="1440"/>
+            <w:shd w:fill="F8FAFC"/>
+            <w:tcMar>
+              <w:top w:w="100" w:type="dxa"/>
+              <w:bottom w:w="100" w:type="dxa"/>
+              <w:left w:w="120" w:type="dxa"/>
+              <w:right w:w="120" w:type="dxa"/>
+            </w:tcMar>
+            <w:tcBorders>
+              <w:top w:val="single" w:sz="4" w:space="0" w:color="CCCCCC"/>
+              <w:bottom w:val="single" w:sz="4" w:space="0" w:color="CCCCCC"/>
+              <w:left w:val="single" w:sz="4" w:space="0" w:color="CCCCCC"/>
+              <w:right w:val="single" w:sz="4" w:space="0" w:color="CCCCCC"/>
+            </w:tcBorders>
+          </w:tcPr>
+          <w:p>
+            <w:pPr>
+              <w:spacing w:before="60" w:after="60" w:line="252" w:lineRule="auto"/>
+              <w:jc w:val="left"/>
+            </w:pPr>
+            <w:r/>
+            <w:r>
+              <w:t>BULL</w:t>
+            </w:r>
+          </w:p>
+        </w:tc>
+      </w:tr>
+      <w:tr>
+        <w:tc>
+          <w:tcPr>
+            <w:tcW w:type="dxa" w:w="1584"/>
+            <w:shd w:fill="FFFFFF"/>
+            <w:tcMar>
+              <w:top w:w="100" w:type="dxa"/>
+              <w:bottom w:w="100" w:type="dxa"/>
+              <w:left w:w="120" w:type="dxa"/>
+              <w:right w:w="120" w:type="dxa"/>
+            </w:tcMar>
+            <w:tcBorders>
+              <w:top w:val="single" w:sz="4" w:space="0" w:color="CCCCCC"/>
+              <w:bottom w:val="single" w:sz="4" w:space="0" w:color="CCCCCC"/>
+              <w:left w:val="single" w:sz="4" w:space="0" w:color="CCCCCC"/>
+              <w:right w:val="single" w:sz="4" w:space="0" w:color="CCCCCC"/>
+            </w:tcBorders>
+          </w:tcPr>
+          <w:p>
+            <w:pPr>
+              <w:spacing w:before="60" w:after="60" w:line="252" w:lineRule="auto"/>
+              <w:jc w:val="left"/>
+            </w:pPr>
+            <w:r/>
+            <w:r>
+              <w:rPr>
+                <w:b/>
+              </w:rPr>
+              <w:t>Fri 28/08</w:t>
+            </w:r>
+          </w:p>
+        </w:tc>
+        <w:tc>
+          <w:tcPr>
+            <w:tcW w:type="dxa" w:w="864"/>
+            <w:shd w:fill="FFFFFF"/>
+            <w:tcMar>
+              <w:top w:w="100" w:type="dxa"/>
+              <w:bottom w:w="100" w:type="dxa"/>
+              <w:left w:w="120" w:type="dxa"/>
+              <w:right w:w="120" w:type="dxa"/>
+            </w:tcMar>
+            <w:tcBorders>
+              <w:top w:val="single" w:sz="4" w:space="0" w:color="CCCCCC"/>
+              <w:bottom w:val="single" w:sz="4" w:space="0" w:color="CCCCCC"/>
+              <w:left w:val="single" w:sz="4" w:space="0" w:color="CCCCCC"/>
+              <w:right w:val="single" w:sz="4" w:space="0" w:color="CCCCCC"/>
+            </w:tcBorders>
+          </w:tcPr>
+          <w:p>
+            <w:pPr>
+              <w:spacing w:before="60" w:after="60" w:line="252" w:lineRule="auto"/>
+              <w:jc w:val="left"/>
+            </w:pPr>
+            <w:r/>
+            <w:r>
+              <w:t>Pre-NY 19-21</w:t>
+            </w:r>
+          </w:p>
+        </w:tc>
+        <w:tc>
+          <w:tcPr>
+            <w:tcW w:type="dxa" w:w="1440"/>
+            <w:shd w:fill="FFFFFF"/>
+            <w:tcMar>
+              <w:top w:w="100" w:type="dxa"/>
+              <w:bottom w:w="100" w:type="dxa"/>
+              <w:left w:w="120" w:type="dxa"/>
+              <w:right w:w="120" w:type="dxa"/>
+            </w:tcMar>
+            <w:tcBorders>
+              <w:top w:val="single" w:sz="4" w:space="0" w:color="CCCCCC"/>
+              <w:bottom w:val="single" w:sz="4" w:space="0" w:color="CCCCCC"/>
+              <w:left w:val="single" w:sz="4" w:space="0" w:color="CCCCCC"/>
+              <w:right w:val="single" w:sz="4" w:space="0" w:color="CCCCCC"/>
+            </w:tcBorders>
+          </w:tcPr>
+          <w:p>
+            <w:pPr>
+              <w:spacing w:before="60" w:after="60" w:line="252" w:lineRule="auto"/>
+              <w:jc w:val="left"/>
+            </w:pPr>
+            <w:r/>
+            <w:r>
+              <w:t>722.00</w:t>
+            </w:r>
+          </w:p>
+        </w:tc>
+        <w:tc>
+          <w:tcPr>
+            <w:tcW w:type="dxa" w:w="2016"/>
+            <w:shd w:fill="FFFFFF"/>
+            <w:tcMar>
+              <w:top w:w="100" w:type="dxa"/>
+              <w:bottom w:w="100" w:type="dxa"/>
+              <w:left w:w="120" w:type="dxa"/>
+              <w:right w:w="120" w:type="dxa"/>
+            </w:tcMar>
+            <w:tcBorders>
+              <w:top w:val="single" w:sz="4" w:space="0" w:color="CCCCCC"/>
+              <w:bottom w:val="single" w:sz="4" w:space="0" w:color="CCCCCC"/>
+              <w:left w:val="single" w:sz="4" w:space="0" w:color="CCCCCC"/>
+              <w:right w:val="single" w:sz="4" w:space="0" w:color="CCCCCC"/>
+            </w:tcBorders>
+          </w:tcPr>
+          <w:p>
+            <w:pPr>
+              <w:spacing w:before="60" w:after="60" w:line="252" w:lineRule="auto"/>
+              <w:jc w:val="left"/>
+            </w:pPr>
+            <w:r/>
+            <w:r>
+              <w:t>731.25</w:t>
+            </w:r>
+          </w:p>
+        </w:tc>
+        <w:tc>
+          <w:tcPr>
+            <w:tcW w:type="dxa" w:w="1152"/>
+            <w:shd w:fill="FFFFFF"/>
+            <w:tcMar>
+              <w:top w:w="100" w:type="dxa"/>
+              <w:bottom w:w="100" w:type="dxa"/>
+              <w:left w:w="120" w:type="dxa"/>
+              <w:right w:w="120" w:type="dxa"/>
+            </w:tcMar>
+            <w:tcBorders>
+              <w:top w:val="single" w:sz="4" w:space="0" w:color="CCCCCC"/>
+              <w:bottom w:val="single" w:sz="4" w:space="0" w:color="CCCCCC"/>
+              <w:left w:val="single" w:sz="4" w:space="0" w:color="CCCCCC"/>
+              <w:right w:val="single" w:sz="4" w:space="0" w:color="CCCCCC"/>
+            </w:tcBorders>
+          </w:tcPr>
+          <w:p>
+            <w:pPr>
+              <w:spacing w:before="60" w:after="60" w:line="252" w:lineRule="auto"/>
+              <w:jc w:val="left"/>
+            </w:pPr>
+            <w:r/>
+            <w:r>
+              <w:t>714.75</w:t>
+            </w:r>
+          </w:p>
+        </w:tc>
+        <w:tc>
+          <w:tcPr>
+            <w:tcW w:type="dxa" w:w="1728"/>
+            <w:shd w:fill="FFFFFF"/>
+            <w:tcMar>
+              <w:top w:w="100" w:type="dxa"/>
+              <w:bottom w:w="100" w:type="dxa"/>
+              <w:left w:w="120" w:type="dxa"/>
+              <w:right w:w="120" w:type="dxa"/>
+            </w:tcMar>
+            <w:tcBorders>
+              <w:top w:val="single" w:sz="4" w:space="0" w:color="CCCCCC"/>
+              <w:bottom w:val="single" w:sz="4" w:space="0" w:color="CCCCCC"/>
+              <w:left w:val="single" w:sz="4" w:space="0" w:color="CCCCCC"/>
+              <w:right w:val="single" w:sz="4" w:space="0" w:color="CCCCCC"/>
+            </w:tcBorders>
+          </w:tcPr>
+          <w:p>
+            <w:pPr>
+              <w:spacing w:before="60" w:after="60" w:line="252" w:lineRule="auto"/>
+              <w:jc w:val="left"/>
+            </w:pPr>
+            <w:r/>
+            <w:r>
+              <w:rPr>
+                <w:b/>
+              </w:rPr>
+              <w:t>721.75</w:t>
+            </w:r>
+          </w:p>
+        </w:tc>
+        <w:tc>
+          <w:tcPr>
+            <w:tcW w:type="dxa" w:w="3456"/>
+            <w:shd w:fill="FFFFFF"/>
+            <w:tcMar>
+              <w:top w:w="100" w:type="dxa"/>
+              <w:bottom w:w="100" w:type="dxa"/>
+              <w:left w:w="120" w:type="dxa"/>
+              <w:right w:w="120" w:type="dxa"/>
+            </w:tcMar>
+            <w:tcBorders>
+              <w:top w:val="single" w:sz="4" w:space="0" w:color="CCCCCC"/>
+              <w:bottom w:val="single" w:sz="4" w:space="0" w:color="CCCCCC"/>
+              <w:left w:val="single" w:sz="4" w:space="0" w:color="CCCCCC"/>
+              <w:right w:val="single" w:sz="4" w:space="0" w:color="CCCCCC"/>
+            </w:tcBorders>
+          </w:tcPr>
+          <w:p>
+            <w:pPr>
+              <w:spacing w:before="60" w:after="60" w:line="252" w:lineRule="auto"/>
+              <w:jc w:val="left"/>
+            </w:pPr>
+            <w:r/>
+            <w:r>
+              <w:rPr>
+                <w:b/>
+              </w:rPr>
+              <w:t>-0.25</w:t>
+            </w:r>
+          </w:p>
+        </w:tc>
+        <w:tc>
+          <w:tcPr>
+            <w:tcW w:type="dxa" w:w="1440"/>
+            <w:shd w:fill="FFFFFF"/>
+            <w:tcMar>
+              <w:top w:w="100" w:type="dxa"/>
+              <w:bottom w:w="100" w:type="dxa"/>
+              <w:left w:w="120" w:type="dxa"/>
+              <w:right w:w="120" w:type="dxa"/>
+            </w:tcMar>
+            <w:tcBorders>
+              <w:top w:val="single" w:sz="4" w:space="0" w:color="CCCCCC"/>
+              <w:bottom w:val="single" w:sz="4" w:space="0" w:color="CCCCCC"/>
+              <w:left w:val="single" w:sz="4" w:space="0" w:color="CCCCCC"/>
+              <w:right w:val="single" w:sz="4" w:space="0" w:color="CCCCCC"/>
+            </w:tcBorders>
+          </w:tcPr>
+          <w:p>
+            <w:pPr>
+              <w:spacing w:before="60" w:after="60" w:line="252" w:lineRule="auto"/>
+              <w:jc w:val="left"/>
+            </w:pPr>
+            <w:r/>
+            <w:r>
+              <w:t>BEAR</w:t>
+            </w:r>
+          </w:p>
+        </w:tc>
+      </w:tr>
+      <w:tr>
+        <w:tc>
+          <w:tcPr>
+            <w:tcW w:type="dxa" w:w="1584"/>
+            <w:shd w:fill="F8FAFC"/>
+            <w:tcMar>
+              <w:top w:w="100" w:type="dxa"/>
+              <w:bottom w:w="100" w:type="dxa"/>
+              <w:left w:w="120" w:type="dxa"/>
+              <w:right w:w="120" w:type="dxa"/>
+            </w:tcMar>
+            <w:tcBorders>
+              <w:top w:val="single" w:sz="4" w:space="0" w:color="CCCCCC"/>
+              <w:bottom w:val="single" w:sz="4" w:space="0" w:color="CCCCCC"/>
+              <w:left w:val="single" w:sz="4" w:space="0" w:color="CCCCCC"/>
+              <w:right w:val="single" w:sz="4" w:space="0" w:color="CCCCCC"/>
+            </w:tcBorders>
+          </w:tcPr>
+          <w:p>
+            <w:pPr>
+              <w:spacing w:before="60" w:after="60" w:line="252" w:lineRule="auto"/>
+              <w:jc w:val="left"/>
+            </w:pPr>
+            <w:r/>
+            <w:r>
+              <w:rPr>
+                <w:b/>
+              </w:rPr>
+              <w:t>Fri 28/08</w:t>
+            </w:r>
+          </w:p>
+        </w:tc>
+        <w:tc>
+          <w:tcPr>
+            <w:tcW w:type="dxa" w:w="864"/>
+            <w:shd w:fill="F8FAFC"/>
+            <w:tcMar>
+              <w:top w:w="100" w:type="dxa"/>
+              <w:bottom w:w="100" w:type="dxa"/>
+              <w:left w:w="120" w:type="dxa"/>
+              <w:right w:w="120" w:type="dxa"/>
+            </w:tcMar>
+            <w:tcBorders>
+              <w:top w:val="single" w:sz="4" w:space="0" w:color="CCCCCC"/>
+              <w:bottom w:val="single" w:sz="4" w:space="0" w:color="CCCCCC"/>
+              <w:left w:val="single" w:sz="4" w:space="0" w:color="CCCCCC"/>
+              <w:right w:val="single" w:sz="4" w:space="0" w:color="CCCCCC"/>
+            </w:tcBorders>
+          </w:tcPr>
+          <w:p>
+            <w:pPr>
+              <w:spacing w:before="60" w:after="60" w:line="252" w:lineRule="auto"/>
+              <w:jc w:val="left"/>
+            </w:pPr>
+            <w:r/>
+            <w:r>
+              <w:t>NY Open 21-23</w:t>
+            </w:r>
+          </w:p>
+        </w:tc>
+        <w:tc>
+          <w:tcPr>
+            <w:tcW w:type="dxa" w:w="1440"/>
+            <w:shd w:fill="F8FAFC"/>
+            <w:tcMar>
+              <w:top w:w="100" w:type="dxa"/>
+              <w:bottom w:w="100" w:type="dxa"/>
+              <w:left w:w="120" w:type="dxa"/>
+              <w:right w:w="120" w:type="dxa"/>
+            </w:tcMar>
+            <w:tcBorders>
+              <w:top w:val="single" w:sz="4" w:space="0" w:color="CCCCCC"/>
+              <w:bottom w:val="single" w:sz="4" w:space="0" w:color="CCCCCC"/>
+              <w:left w:val="single" w:sz="4" w:space="0" w:color="CCCCCC"/>
+              <w:right w:val="single" w:sz="4" w:space="0" w:color="CCCCCC"/>
+            </w:tcBorders>
+          </w:tcPr>
+          <w:p>
+            <w:pPr>
+              <w:spacing w:before="60" w:after="60" w:line="252" w:lineRule="auto"/>
+              <w:jc w:val="left"/>
+            </w:pPr>
+            <w:r/>
+            <w:r>
+              <w:t>721.75</w:t>
+            </w:r>
+          </w:p>
+        </w:tc>
+        <w:tc>
+          <w:tcPr>
+            <w:tcW w:type="dxa" w:w="2016"/>
+            <w:shd w:fill="F8FAFC"/>
+            <w:tcMar>
+              <w:top w:w="100" w:type="dxa"/>
+              <w:bottom w:w="100" w:type="dxa"/>
+              <w:left w:w="120" w:type="dxa"/>
+              <w:right w:w="120" w:type="dxa"/>
+            </w:tcMar>
+            <w:tcBorders>
+              <w:top w:val="single" w:sz="4" w:space="0" w:color="CCCCCC"/>
+              <w:bottom w:val="single" w:sz="4" w:space="0" w:color="CCCCCC"/>
+              <w:left w:val="single" w:sz="4" w:space="0" w:color="CCCCCC"/>
+              <w:right w:val="single" w:sz="4" w:space="0" w:color="CCCCCC"/>
+            </w:tcBorders>
+          </w:tcPr>
+          <w:p>
+            <w:pPr>
+              <w:spacing w:before="60" w:after="60" w:line="252" w:lineRule="auto"/>
+              <w:jc w:val="left"/>
+            </w:pPr>
+            <w:r/>
+            <w:r>
+              <w:t>730.25</w:t>
+            </w:r>
+          </w:p>
+        </w:tc>
+        <w:tc>
+          <w:tcPr>
+            <w:tcW w:type="dxa" w:w="1152"/>
+            <w:shd w:fill="F8FAFC"/>
+            <w:tcMar>
+              <w:top w:w="100" w:type="dxa"/>
+              <w:bottom w:w="100" w:type="dxa"/>
+              <w:left w:w="120" w:type="dxa"/>
+              <w:right w:w="120" w:type="dxa"/>
+            </w:tcMar>
+            <w:tcBorders>
+              <w:top w:val="single" w:sz="4" w:space="0" w:color="CCCCCC"/>
+              <w:bottom w:val="single" w:sz="4" w:space="0" w:color="CCCCCC"/>
+              <w:left w:val="single" w:sz="4" w:space="0" w:color="CCCCCC"/>
+              <w:right w:val="single" w:sz="4" w:space="0" w:color="CCCCCC"/>
+            </w:tcBorders>
+          </w:tcPr>
+          <w:p>
+            <w:pPr>
+              <w:spacing w:before="60" w:after="60" w:line="252" w:lineRule="auto"/>
+              <w:jc w:val="left"/>
+            </w:pPr>
+            <w:r/>
+            <w:r>
+              <w:t>707.75</w:t>
+            </w:r>
+          </w:p>
+        </w:tc>
+        <w:tc>
+          <w:tcPr>
+            <w:tcW w:type="dxa" w:w="1728"/>
+            <w:shd w:fill="F8FAFC"/>
+            <w:tcMar>
+              <w:top w:w="100" w:type="dxa"/>
+              <w:bottom w:w="100" w:type="dxa"/>
+              <w:left w:w="120" w:type="dxa"/>
+              <w:right w:w="120" w:type="dxa"/>
+            </w:tcMar>
+            <w:tcBorders>
+              <w:top w:val="single" w:sz="4" w:space="0" w:color="CCCCCC"/>
+              <w:bottom w:val="single" w:sz="4" w:space="0" w:color="CCCCCC"/>
+              <w:left w:val="single" w:sz="4" w:space="0" w:color="CCCCCC"/>
+              <w:right w:val="single" w:sz="4" w:space="0" w:color="CCCCCC"/>
+            </w:tcBorders>
+          </w:tcPr>
+          <w:p>
+            <w:pPr>
+              <w:spacing w:before="60" w:after="60" w:line="252" w:lineRule="auto"/>
+              <w:jc w:val="left"/>
+            </w:pPr>
+            <w:r/>
+            <w:r>
+              <w:rPr>
+                <w:b/>
+              </w:rPr>
+              <w:t>723.50</w:t>
             </w:r>
           </w:p>
         </w:tc>
@@ -27797,7 +31087,7 @@
               <w:rPr>
                 <w:b/>
               </w:rPr>
-              <w:t>Wed 26/08</w:t>
+              <w:t>Fri 28/08</w:t>
             </w:r>
           </w:p>
         </w:tc>
@@ -27825,7 +31115,7 @@
             </w:pPr>
             <w:r/>
             <w:r>
-              <w:t>Pre-NY 19-21</w:t>
+              <w:t>NY Close 23-01</w:t>
             </w:r>
           </w:p>
         </w:tc>
@@ -27853,7 +31143,7 @@
             </w:pPr>
             <w:r/>
             <w:r>
-              <w:t>718.75</w:t>
+              <w:t>723.50</w:t>
             </w:r>
           </w:p>
         </w:tc>
@@ -27881,7 +31171,7 @@
             </w:pPr>
             <w:r/>
             <w:r>
-              <w:t>728.00</w:t>
+              <w:t>729.75</w:t>
             </w:r>
           </w:p>
         </w:tc>
@@ -27909,2827 +31199,7 @@
             </w:pPr>
             <w:r/>
             <w:r>
-              <w:t>708.00</w:t>
-            </w:r>
-          </w:p>
-        </w:tc>
-        <w:tc>
-          <w:tcPr>
-            <w:tcW w:type="dxa" w:w="1728"/>
-            <w:shd w:fill="FFFFFF"/>
-            <w:tcMar>
-              <w:top w:w="100" w:type="dxa"/>
-              <w:bottom w:w="100" w:type="dxa"/>
-              <w:left w:w="120" w:type="dxa"/>
-              <w:right w:w="120" w:type="dxa"/>
-            </w:tcMar>
-            <w:tcBorders>
-              <w:top w:val="single" w:sz="4" w:space="0" w:color="CCCCCC"/>
-              <w:bottom w:val="single" w:sz="4" w:space="0" w:color="CCCCCC"/>
-              <w:left w:val="single" w:sz="4" w:space="0" w:color="CCCCCC"/>
-              <w:right w:val="single" w:sz="4" w:space="0" w:color="CCCCCC"/>
-            </w:tcBorders>
-          </w:tcPr>
-          <w:p>
-            <w:pPr>
-              <w:spacing w:before="60" w:after="60" w:line="252" w:lineRule="auto"/>
-              <w:jc w:val="left"/>
-            </w:pPr>
-            <w:r/>
-            <w:r>
-              <w:rPr>
-                <w:b/>
-              </w:rPr>
-              <w:t>719.25</w:t>
-            </w:r>
-          </w:p>
-        </w:tc>
-        <w:tc>
-          <w:tcPr>
-            <w:tcW w:type="dxa" w:w="3456"/>
-            <w:shd w:fill="FFFFFF"/>
-            <w:tcMar>
-              <w:top w:w="100" w:type="dxa"/>
-              <w:bottom w:w="100" w:type="dxa"/>
-              <w:left w:w="120" w:type="dxa"/>
-              <w:right w:w="120" w:type="dxa"/>
-            </w:tcMar>
-            <w:tcBorders>
-              <w:top w:val="single" w:sz="4" w:space="0" w:color="CCCCCC"/>
-              <w:bottom w:val="single" w:sz="4" w:space="0" w:color="CCCCCC"/>
-              <w:left w:val="single" w:sz="4" w:space="0" w:color="CCCCCC"/>
-              <w:right w:val="single" w:sz="4" w:space="0" w:color="CCCCCC"/>
-            </w:tcBorders>
-          </w:tcPr>
-          <w:p>
-            <w:pPr>
-              <w:spacing w:before="60" w:after="60" w:line="252" w:lineRule="auto"/>
-              <w:jc w:val="left"/>
-            </w:pPr>
-            <w:r/>
-            <w:r>
-              <w:rPr>
-                <w:b/>
-              </w:rPr>
-              <w:t>+0.50</w:t>
-            </w:r>
-          </w:p>
-        </w:tc>
-        <w:tc>
-          <w:tcPr>
-            <w:tcW w:type="dxa" w:w="1440"/>
-            <w:shd w:fill="FFFFFF"/>
-            <w:tcMar>
-              <w:top w:w="100" w:type="dxa"/>
-              <w:bottom w:w="100" w:type="dxa"/>
-              <w:left w:w="120" w:type="dxa"/>
-              <w:right w:w="120" w:type="dxa"/>
-            </w:tcMar>
-            <w:tcBorders>
-              <w:top w:val="single" w:sz="4" w:space="0" w:color="CCCCCC"/>
-              <w:bottom w:val="single" w:sz="4" w:space="0" w:color="CCCCCC"/>
-              <w:left w:val="single" w:sz="4" w:space="0" w:color="CCCCCC"/>
-              <w:right w:val="single" w:sz="4" w:space="0" w:color="CCCCCC"/>
-            </w:tcBorders>
-          </w:tcPr>
-          <w:p>
-            <w:pPr>
-              <w:spacing w:before="60" w:after="60" w:line="252" w:lineRule="auto"/>
-              <w:jc w:val="left"/>
-            </w:pPr>
-            <w:r/>
-            <w:r>
-              <w:t>BULL</w:t>
-            </w:r>
-          </w:p>
-        </w:tc>
-      </w:tr>
-      <w:tr>
-        <w:tc>
-          <w:tcPr>
-            <w:tcW w:type="dxa" w:w="1584"/>
-            <w:shd w:fill="F8FAFC"/>
-            <w:tcMar>
-              <w:top w:w="100" w:type="dxa"/>
-              <w:bottom w:w="100" w:type="dxa"/>
-              <w:left w:w="120" w:type="dxa"/>
-              <w:right w:w="120" w:type="dxa"/>
-            </w:tcMar>
-            <w:tcBorders>
-              <w:top w:val="single" w:sz="4" w:space="0" w:color="CCCCCC"/>
-              <w:bottom w:val="single" w:sz="4" w:space="0" w:color="CCCCCC"/>
-              <w:left w:val="single" w:sz="4" w:space="0" w:color="CCCCCC"/>
-              <w:right w:val="single" w:sz="4" w:space="0" w:color="CCCCCC"/>
-            </w:tcBorders>
-          </w:tcPr>
-          <w:p>
-            <w:pPr>
-              <w:spacing w:before="60" w:after="60" w:line="252" w:lineRule="auto"/>
-              <w:jc w:val="left"/>
-            </w:pPr>
-            <w:r/>
-            <w:r>
-              <w:rPr>
-                <w:b/>
-              </w:rPr>
-              <w:t>Wed 26/08</w:t>
-            </w:r>
-          </w:p>
-        </w:tc>
-        <w:tc>
-          <w:tcPr>
-            <w:tcW w:type="dxa" w:w="864"/>
-            <w:shd w:fill="F8FAFC"/>
-            <w:tcMar>
-              <w:top w:w="100" w:type="dxa"/>
-              <w:bottom w:w="100" w:type="dxa"/>
-              <w:left w:w="120" w:type="dxa"/>
-              <w:right w:w="120" w:type="dxa"/>
-            </w:tcMar>
-            <w:tcBorders>
-              <w:top w:val="single" w:sz="4" w:space="0" w:color="CCCCCC"/>
-              <w:bottom w:val="single" w:sz="4" w:space="0" w:color="CCCCCC"/>
-              <w:left w:val="single" w:sz="4" w:space="0" w:color="CCCCCC"/>
-              <w:right w:val="single" w:sz="4" w:space="0" w:color="CCCCCC"/>
-            </w:tcBorders>
-          </w:tcPr>
-          <w:p>
-            <w:pPr>
-              <w:spacing w:before="60" w:after="60" w:line="252" w:lineRule="auto"/>
-              <w:jc w:val="left"/>
-            </w:pPr>
-            <w:r/>
-            <w:r>
-              <w:t>NY Open 21-23</w:t>
-            </w:r>
-          </w:p>
-        </w:tc>
-        <w:tc>
-          <w:tcPr>
-            <w:tcW w:type="dxa" w:w="1440"/>
-            <w:shd w:fill="F8FAFC"/>
-            <w:tcMar>
-              <w:top w:w="100" w:type="dxa"/>
-              <w:bottom w:w="100" w:type="dxa"/>
-              <w:left w:w="120" w:type="dxa"/>
-              <w:right w:w="120" w:type="dxa"/>
-            </w:tcMar>
-            <w:tcBorders>
-              <w:top w:val="single" w:sz="4" w:space="0" w:color="CCCCCC"/>
-              <w:bottom w:val="single" w:sz="4" w:space="0" w:color="CCCCCC"/>
-              <w:left w:val="single" w:sz="4" w:space="0" w:color="CCCCCC"/>
-              <w:right w:val="single" w:sz="4" w:space="0" w:color="CCCCCC"/>
-            </w:tcBorders>
-          </w:tcPr>
-          <w:p>
-            <w:pPr>
-              <w:spacing w:before="60" w:after="60" w:line="252" w:lineRule="auto"/>
-              <w:jc w:val="left"/>
-            </w:pPr>
-            <w:r/>
-            <w:r>
-              <w:t>719.25</w:t>
-            </w:r>
-          </w:p>
-        </w:tc>
-        <w:tc>
-          <w:tcPr>
-            <w:tcW w:type="dxa" w:w="2016"/>
-            <w:shd w:fill="F8FAFC"/>
-            <w:tcMar>
-              <w:top w:w="100" w:type="dxa"/>
-              <w:bottom w:w="100" w:type="dxa"/>
-              <w:left w:w="120" w:type="dxa"/>
-              <w:right w:w="120" w:type="dxa"/>
-            </w:tcMar>
-            <w:tcBorders>
-              <w:top w:val="single" w:sz="4" w:space="0" w:color="CCCCCC"/>
-              <w:bottom w:val="single" w:sz="4" w:space="0" w:color="CCCCCC"/>
-              <w:left w:val="single" w:sz="4" w:space="0" w:color="CCCCCC"/>
-              <w:right w:val="single" w:sz="4" w:space="0" w:color="CCCCCC"/>
-            </w:tcBorders>
-          </w:tcPr>
-          <w:p>
-            <w:pPr>
-              <w:spacing w:before="60" w:after="60" w:line="252" w:lineRule="auto"/>
-              <w:jc w:val="left"/>
-            </w:pPr>
-            <w:r/>
-            <w:r>
-              <w:t>731.50</w:t>
-            </w:r>
-          </w:p>
-        </w:tc>
-        <w:tc>
-          <w:tcPr>
-            <w:tcW w:type="dxa" w:w="1152"/>
-            <w:shd w:fill="F8FAFC"/>
-            <w:tcMar>
-              <w:top w:w="100" w:type="dxa"/>
-              <w:bottom w:w="100" w:type="dxa"/>
-              <w:left w:w="120" w:type="dxa"/>
-              <w:right w:w="120" w:type="dxa"/>
-            </w:tcMar>
-            <w:tcBorders>
-              <w:top w:val="single" w:sz="4" w:space="0" w:color="CCCCCC"/>
-              <w:bottom w:val="single" w:sz="4" w:space="0" w:color="CCCCCC"/>
-              <w:left w:val="single" w:sz="4" w:space="0" w:color="CCCCCC"/>
-              <w:right w:val="single" w:sz="4" w:space="0" w:color="CCCCCC"/>
-            </w:tcBorders>
-          </w:tcPr>
-          <w:p>
-            <w:pPr>
-              <w:spacing w:before="60" w:after="60" w:line="252" w:lineRule="auto"/>
-              <w:jc w:val="left"/>
-            </w:pPr>
-            <w:r/>
-            <w:r>
-              <w:t>705.00</w:t>
-            </w:r>
-          </w:p>
-        </w:tc>
-        <w:tc>
-          <w:tcPr>
-            <w:tcW w:type="dxa" w:w="1728"/>
-            <w:shd w:fill="F8FAFC"/>
-            <w:tcMar>
-              <w:top w:w="100" w:type="dxa"/>
-              <w:bottom w:w="100" w:type="dxa"/>
-              <w:left w:w="120" w:type="dxa"/>
-              <w:right w:w="120" w:type="dxa"/>
-            </w:tcMar>
-            <w:tcBorders>
-              <w:top w:val="single" w:sz="4" w:space="0" w:color="CCCCCC"/>
-              <w:bottom w:val="single" w:sz="4" w:space="0" w:color="CCCCCC"/>
-              <w:left w:val="single" w:sz="4" w:space="0" w:color="CCCCCC"/>
-              <w:right w:val="single" w:sz="4" w:space="0" w:color="CCCCCC"/>
-            </w:tcBorders>
-          </w:tcPr>
-          <w:p>
-            <w:pPr>
-              <w:spacing w:before="60" w:after="60" w:line="252" w:lineRule="auto"/>
-              <w:jc w:val="left"/>
-            </w:pPr>
-            <w:r/>
-            <w:r>
-              <w:rPr>
-                <w:b/>
-              </w:rPr>
-              <w:t>717.75</w:t>
-            </w:r>
-          </w:p>
-        </w:tc>
-        <w:tc>
-          <w:tcPr>
-            <w:tcW w:type="dxa" w:w="3456"/>
-            <w:shd w:fill="F8FAFC"/>
-            <w:tcMar>
-              <w:top w:w="100" w:type="dxa"/>
-              <w:bottom w:w="100" w:type="dxa"/>
-              <w:left w:w="120" w:type="dxa"/>
-              <w:right w:w="120" w:type="dxa"/>
-            </w:tcMar>
-            <w:tcBorders>
-              <w:top w:val="single" w:sz="4" w:space="0" w:color="CCCCCC"/>
-              <w:bottom w:val="single" w:sz="4" w:space="0" w:color="CCCCCC"/>
-              <w:left w:val="single" w:sz="4" w:space="0" w:color="CCCCCC"/>
-              <w:right w:val="single" w:sz="4" w:space="0" w:color="CCCCCC"/>
-            </w:tcBorders>
-          </w:tcPr>
-          <w:p>
-            <w:pPr>
-              <w:spacing w:before="60" w:after="60" w:line="252" w:lineRule="auto"/>
-              <w:jc w:val="left"/>
-            </w:pPr>
-            <w:r/>
-            <w:r>
-              <w:rPr>
-                <w:b/>
-              </w:rPr>
-              <w:t>-1.50</w:t>
-            </w:r>
-          </w:p>
-        </w:tc>
-        <w:tc>
-          <w:tcPr>
-            <w:tcW w:type="dxa" w:w="1440"/>
-            <w:shd w:fill="F8FAFC"/>
-            <w:tcMar>
-              <w:top w:w="100" w:type="dxa"/>
-              <w:bottom w:w="100" w:type="dxa"/>
-              <w:left w:w="120" w:type="dxa"/>
-              <w:right w:w="120" w:type="dxa"/>
-            </w:tcMar>
-            <w:tcBorders>
-              <w:top w:val="single" w:sz="4" w:space="0" w:color="CCCCCC"/>
-              <w:bottom w:val="single" w:sz="4" w:space="0" w:color="CCCCCC"/>
-              <w:left w:val="single" w:sz="4" w:space="0" w:color="CCCCCC"/>
-              <w:right w:val="single" w:sz="4" w:space="0" w:color="CCCCCC"/>
-            </w:tcBorders>
-          </w:tcPr>
-          <w:p>
-            <w:pPr>
-              <w:spacing w:before="60" w:after="60" w:line="252" w:lineRule="auto"/>
-              <w:jc w:val="left"/>
-            </w:pPr>
-            <w:r/>
-            <w:r>
-              <w:t>BEAR</w:t>
-            </w:r>
-          </w:p>
-        </w:tc>
-      </w:tr>
-      <w:tr>
-        <w:tc>
-          <w:tcPr>
-            <w:tcW w:type="dxa" w:w="1584"/>
-            <w:shd w:fill="FFFFFF"/>
-            <w:tcMar>
-              <w:top w:w="100" w:type="dxa"/>
-              <w:bottom w:w="100" w:type="dxa"/>
-              <w:left w:w="120" w:type="dxa"/>
-              <w:right w:w="120" w:type="dxa"/>
-            </w:tcMar>
-            <w:tcBorders>
-              <w:top w:val="single" w:sz="4" w:space="0" w:color="CCCCCC"/>
-              <w:bottom w:val="single" w:sz="4" w:space="0" w:color="CCCCCC"/>
-              <w:left w:val="single" w:sz="4" w:space="0" w:color="CCCCCC"/>
-              <w:right w:val="single" w:sz="4" w:space="0" w:color="CCCCCC"/>
-            </w:tcBorders>
-          </w:tcPr>
-          <w:p>
-            <w:pPr>
-              <w:spacing w:before="60" w:after="60" w:line="252" w:lineRule="auto"/>
-              <w:jc w:val="left"/>
-            </w:pPr>
-            <w:r/>
-            <w:r>
-              <w:rPr>
-                <w:b/>
-              </w:rPr>
-              <w:t>Wed 26/08</w:t>
-            </w:r>
-          </w:p>
-        </w:tc>
-        <w:tc>
-          <w:tcPr>
-            <w:tcW w:type="dxa" w:w="864"/>
-            <w:shd w:fill="FFFFFF"/>
-            <w:tcMar>
-              <w:top w:w="100" w:type="dxa"/>
-              <w:bottom w:w="100" w:type="dxa"/>
-              <w:left w:w="120" w:type="dxa"/>
-              <w:right w:w="120" w:type="dxa"/>
-            </w:tcMar>
-            <w:tcBorders>
-              <w:top w:val="single" w:sz="4" w:space="0" w:color="CCCCCC"/>
-              <w:bottom w:val="single" w:sz="4" w:space="0" w:color="CCCCCC"/>
-              <w:left w:val="single" w:sz="4" w:space="0" w:color="CCCCCC"/>
-              <w:right w:val="single" w:sz="4" w:space="0" w:color="CCCCCC"/>
-            </w:tcBorders>
-          </w:tcPr>
-          <w:p>
-            <w:pPr>
-              <w:spacing w:before="60" w:after="60" w:line="252" w:lineRule="auto"/>
-              <w:jc w:val="left"/>
-            </w:pPr>
-            <w:r/>
-            <w:r>
-              <w:t>NY Close 23-01</w:t>
-            </w:r>
-          </w:p>
-        </w:tc>
-        <w:tc>
-          <w:tcPr>
-            <w:tcW w:type="dxa" w:w="1440"/>
-            <w:shd w:fill="FFFFFF"/>
-            <w:tcMar>
-              <w:top w:w="100" w:type="dxa"/>
-              <w:bottom w:w="100" w:type="dxa"/>
-              <w:left w:w="120" w:type="dxa"/>
-              <w:right w:w="120" w:type="dxa"/>
-            </w:tcMar>
-            <w:tcBorders>
-              <w:top w:val="single" w:sz="4" w:space="0" w:color="CCCCCC"/>
-              <w:bottom w:val="single" w:sz="4" w:space="0" w:color="CCCCCC"/>
-              <w:left w:val="single" w:sz="4" w:space="0" w:color="CCCCCC"/>
-              <w:right w:val="single" w:sz="4" w:space="0" w:color="CCCCCC"/>
-            </w:tcBorders>
-          </w:tcPr>
-          <w:p>
-            <w:pPr>
-              <w:spacing w:before="60" w:after="60" w:line="252" w:lineRule="auto"/>
-              <w:jc w:val="left"/>
-            </w:pPr>
-            <w:r/>
-            <w:r>
-              <w:t>717.75</w:t>
-            </w:r>
-          </w:p>
-        </w:tc>
-        <w:tc>
-          <w:tcPr>
-            <w:tcW w:type="dxa" w:w="2016"/>
-            <w:shd w:fill="FFFFFF"/>
-            <w:tcMar>
-              <w:top w:w="100" w:type="dxa"/>
-              <w:bottom w:w="100" w:type="dxa"/>
-              <w:left w:w="120" w:type="dxa"/>
-              <w:right w:w="120" w:type="dxa"/>
-            </w:tcMar>
-            <w:tcBorders>
-              <w:top w:val="single" w:sz="4" w:space="0" w:color="CCCCCC"/>
-              <w:bottom w:val="single" w:sz="4" w:space="0" w:color="CCCCCC"/>
-              <w:left w:val="single" w:sz="4" w:space="0" w:color="CCCCCC"/>
-              <w:right w:val="single" w:sz="4" w:space="0" w:color="CCCCCC"/>
-            </w:tcBorders>
-          </w:tcPr>
-          <w:p>
-            <w:pPr>
-              <w:spacing w:before="60" w:after="60" w:line="252" w:lineRule="auto"/>
-              <w:jc w:val="left"/>
-            </w:pPr>
-            <w:r/>
-            <w:r>
-              <w:t>724.75</w:t>
-            </w:r>
-          </w:p>
-        </w:tc>
-        <w:tc>
-          <w:tcPr>
-            <w:tcW w:type="dxa" w:w="1152"/>
-            <w:shd w:fill="FFFFFF"/>
-            <w:tcMar>
-              <w:top w:w="100" w:type="dxa"/>
-              <w:bottom w:w="100" w:type="dxa"/>
-              <w:left w:w="120" w:type="dxa"/>
-              <w:right w:w="120" w:type="dxa"/>
-            </w:tcMar>
-            <w:tcBorders>
-              <w:top w:val="single" w:sz="4" w:space="0" w:color="CCCCCC"/>
-              <w:bottom w:val="single" w:sz="4" w:space="0" w:color="CCCCCC"/>
-              <w:left w:val="single" w:sz="4" w:space="0" w:color="CCCCCC"/>
-              <w:right w:val="single" w:sz="4" w:space="0" w:color="CCCCCC"/>
-            </w:tcBorders>
-          </w:tcPr>
-          <w:p>
-            <w:pPr>
-              <w:spacing w:before="60" w:after="60" w:line="252" w:lineRule="auto"/>
-              <w:jc w:val="left"/>
-            </w:pPr>
-            <w:r/>
-            <w:r>
-              <w:t>708.25</w:t>
-            </w:r>
-          </w:p>
-        </w:tc>
-        <w:tc>
-          <w:tcPr>
-            <w:tcW w:type="dxa" w:w="1728"/>
-            <w:shd w:fill="FFFFFF"/>
-            <w:tcMar>
-              <w:top w:w="100" w:type="dxa"/>
-              <w:bottom w:w="100" w:type="dxa"/>
-              <w:left w:w="120" w:type="dxa"/>
-              <w:right w:w="120" w:type="dxa"/>
-            </w:tcMar>
-            <w:tcBorders>
-              <w:top w:val="single" w:sz="4" w:space="0" w:color="CCCCCC"/>
-              <w:bottom w:val="single" w:sz="4" w:space="0" w:color="CCCCCC"/>
-              <w:left w:val="single" w:sz="4" w:space="0" w:color="CCCCCC"/>
-              <w:right w:val="single" w:sz="4" w:space="0" w:color="CCCCCC"/>
-            </w:tcBorders>
-          </w:tcPr>
-          <w:p>
-            <w:pPr>
-              <w:spacing w:before="60" w:after="60" w:line="252" w:lineRule="auto"/>
-              <w:jc w:val="left"/>
-            </w:pPr>
-            <w:r/>
-            <w:r>
-              <w:rPr>
-                <w:b/>
-              </w:rPr>
-              <w:t>718.25</w:t>
-            </w:r>
-          </w:p>
-        </w:tc>
-        <w:tc>
-          <w:tcPr>
-            <w:tcW w:type="dxa" w:w="3456"/>
-            <w:shd w:fill="FFFFFF"/>
-            <w:tcMar>
-              <w:top w:w="100" w:type="dxa"/>
-              <w:bottom w:w="100" w:type="dxa"/>
-              <w:left w:w="120" w:type="dxa"/>
-              <w:right w:w="120" w:type="dxa"/>
-            </w:tcMar>
-            <w:tcBorders>
-              <w:top w:val="single" w:sz="4" w:space="0" w:color="CCCCCC"/>
-              <w:bottom w:val="single" w:sz="4" w:space="0" w:color="CCCCCC"/>
-              <w:left w:val="single" w:sz="4" w:space="0" w:color="CCCCCC"/>
-              <w:right w:val="single" w:sz="4" w:space="0" w:color="CCCCCC"/>
-            </w:tcBorders>
-          </w:tcPr>
-          <w:p>
-            <w:pPr>
-              <w:spacing w:before="60" w:after="60" w:line="252" w:lineRule="auto"/>
-              <w:jc w:val="left"/>
-            </w:pPr>
-            <w:r/>
-            <w:r>
-              <w:rPr>
-                <w:b/>
-              </w:rPr>
-              <w:t>+0.50</w:t>
-            </w:r>
-          </w:p>
-        </w:tc>
-        <w:tc>
-          <w:tcPr>
-            <w:tcW w:type="dxa" w:w="1440"/>
-            <w:shd w:fill="FFFFFF"/>
-            <w:tcMar>
-              <w:top w:w="100" w:type="dxa"/>
-              <w:bottom w:w="100" w:type="dxa"/>
-              <w:left w:w="120" w:type="dxa"/>
-              <w:right w:w="120" w:type="dxa"/>
-            </w:tcMar>
-            <w:tcBorders>
-              <w:top w:val="single" w:sz="4" w:space="0" w:color="CCCCCC"/>
-              <w:bottom w:val="single" w:sz="4" w:space="0" w:color="CCCCCC"/>
-              <w:left w:val="single" w:sz="4" w:space="0" w:color="CCCCCC"/>
-              <w:right w:val="single" w:sz="4" w:space="0" w:color="CCCCCC"/>
-            </w:tcBorders>
-          </w:tcPr>
-          <w:p>
-            <w:pPr>
-              <w:spacing w:before="60" w:after="60" w:line="252" w:lineRule="auto"/>
-              <w:jc w:val="left"/>
-            </w:pPr>
-            <w:r/>
-            <w:r>
-              <w:t>BULL</w:t>
-            </w:r>
-          </w:p>
-        </w:tc>
-      </w:tr>
-      <w:tr>
-        <w:tc>
-          <w:tcPr>
-            <w:tcW w:type="dxa" w:w="1584"/>
-            <w:shd w:fill="F8FAFC"/>
-            <w:tcMar>
-              <w:top w:w="100" w:type="dxa"/>
-              <w:bottom w:w="100" w:type="dxa"/>
-              <w:left w:w="120" w:type="dxa"/>
-              <w:right w:w="120" w:type="dxa"/>
-            </w:tcMar>
-            <w:tcBorders>
-              <w:top w:val="single" w:sz="4" w:space="0" w:color="CCCCCC"/>
-              <w:bottom w:val="single" w:sz="4" w:space="0" w:color="CCCCCC"/>
-              <w:left w:val="single" w:sz="4" w:space="0" w:color="CCCCCC"/>
-              <w:right w:val="single" w:sz="4" w:space="0" w:color="CCCCCC"/>
-            </w:tcBorders>
-          </w:tcPr>
-          <w:p>
-            <w:pPr>
-              <w:spacing w:before="60" w:after="60" w:line="252" w:lineRule="auto"/>
-              <w:jc w:val="left"/>
-            </w:pPr>
-            <w:r/>
-            <w:r>
-              <w:rPr>
-                <w:b/>
-              </w:rPr>
-              <w:t>Thu 27/08</w:t>
-            </w:r>
-          </w:p>
-        </w:tc>
-        <w:tc>
-          <w:tcPr>
-            <w:tcW w:type="dxa" w:w="864"/>
-            <w:shd w:fill="F8FAFC"/>
-            <w:tcMar>
-              <w:top w:w="100" w:type="dxa"/>
-              <w:bottom w:w="100" w:type="dxa"/>
-              <w:left w:w="120" w:type="dxa"/>
-              <w:right w:w="120" w:type="dxa"/>
-            </w:tcMar>
-            <w:tcBorders>
-              <w:top w:val="single" w:sz="4" w:space="0" w:color="CCCCCC"/>
-              <w:bottom w:val="single" w:sz="4" w:space="0" w:color="CCCCCC"/>
-              <w:left w:val="single" w:sz="4" w:space="0" w:color="CCCCCC"/>
-              <w:right w:val="single" w:sz="4" w:space="0" w:color="CCCCCC"/>
-            </w:tcBorders>
-          </w:tcPr>
-          <w:p>
-            <w:pPr>
-              <w:spacing w:before="60" w:after="60" w:line="252" w:lineRule="auto"/>
-              <w:jc w:val="left"/>
-            </w:pPr>
-            <w:r/>
-            <w:r>
-              <w:t>Asia 07-11</w:t>
-            </w:r>
-          </w:p>
-        </w:tc>
-        <w:tc>
-          <w:tcPr>
-            <w:tcW w:type="dxa" w:w="1440"/>
-            <w:shd w:fill="F8FAFC"/>
-            <w:tcMar>
-              <w:top w:w="100" w:type="dxa"/>
-              <w:bottom w:w="100" w:type="dxa"/>
-              <w:left w:w="120" w:type="dxa"/>
-              <w:right w:w="120" w:type="dxa"/>
-            </w:tcMar>
-            <w:tcBorders>
-              <w:top w:val="single" w:sz="4" w:space="0" w:color="CCCCCC"/>
-              <w:bottom w:val="single" w:sz="4" w:space="0" w:color="CCCCCC"/>
-              <w:left w:val="single" w:sz="4" w:space="0" w:color="CCCCCC"/>
-              <w:right w:val="single" w:sz="4" w:space="0" w:color="CCCCCC"/>
-            </w:tcBorders>
-          </w:tcPr>
-          <w:p>
-            <w:pPr>
-              <w:spacing w:before="60" w:after="60" w:line="252" w:lineRule="auto"/>
-              <w:jc w:val="left"/>
-            </w:pPr>
-            <w:r/>
-            <w:r>
-              <w:t>718.25</w:t>
-            </w:r>
-          </w:p>
-        </w:tc>
-        <w:tc>
-          <w:tcPr>
-            <w:tcW w:type="dxa" w:w="2016"/>
-            <w:shd w:fill="F8FAFC"/>
-            <w:tcMar>
-              <w:top w:w="100" w:type="dxa"/>
-              <w:bottom w:w="100" w:type="dxa"/>
-              <w:left w:w="120" w:type="dxa"/>
-              <w:right w:w="120" w:type="dxa"/>
-            </w:tcMar>
-            <w:tcBorders>
-              <w:top w:val="single" w:sz="4" w:space="0" w:color="CCCCCC"/>
-              <w:bottom w:val="single" w:sz="4" w:space="0" w:color="CCCCCC"/>
-              <w:left w:val="single" w:sz="4" w:space="0" w:color="CCCCCC"/>
-              <w:right w:val="single" w:sz="4" w:space="0" w:color="CCCCCC"/>
-            </w:tcBorders>
-          </w:tcPr>
-          <w:p>
-            <w:pPr>
-              <w:spacing w:before="60" w:after="60" w:line="252" w:lineRule="auto"/>
-              <w:jc w:val="left"/>
-            </w:pPr>
-            <w:r/>
-            <w:r>
-              <w:t>728.75</w:t>
-            </w:r>
-          </w:p>
-        </w:tc>
-        <w:tc>
-          <w:tcPr>
-            <w:tcW w:type="dxa" w:w="1152"/>
-            <w:shd w:fill="F8FAFC"/>
-            <w:tcMar>
-              <w:top w:w="100" w:type="dxa"/>
-              <w:bottom w:w="100" w:type="dxa"/>
-              <w:left w:w="120" w:type="dxa"/>
-              <w:right w:w="120" w:type="dxa"/>
-            </w:tcMar>
-            <w:tcBorders>
-              <w:top w:val="single" w:sz="4" w:space="0" w:color="CCCCCC"/>
-              <w:bottom w:val="single" w:sz="4" w:space="0" w:color="CCCCCC"/>
-              <w:left w:val="single" w:sz="4" w:space="0" w:color="CCCCCC"/>
-              <w:right w:val="single" w:sz="4" w:space="0" w:color="CCCCCC"/>
-            </w:tcBorders>
-          </w:tcPr>
-          <w:p>
-            <w:pPr>
-              <w:spacing w:before="60" w:after="60" w:line="252" w:lineRule="auto"/>
-              <w:jc w:val="left"/>
-            </w:pPr>
-            <w:r/>
-            <w:r>
-              <w:t>711.00</w:t>
-            </w:r>
-          </w:p>
-        </w:tc>
-        <w:tc>
-          <w:tcPr>
-            <w:tcW w:type="dxa" w:w="1728"/>
-            <w:shd w:fill="F8FAFC"/>
-            <w:tcMar>
-              <w:top w:w="100" w:type="dxa"/>
-              <w:bottom w:w="100" w:type="dxa"/>
-              <w:left w:w="120" w:type="dxa"/>
-              <w:right w:w="120" w:type="dxa"/>
-            </w:tcMar>
-            <w:tcBorders>
-              <w:top w:val="single" w:sz="4" w:space="0" w:color="CCCCCC"/>
-              <w:bottom w:val="single" w:sz="4" w:space="0" w:color="CCCCCC"/>
-              <w:left w:val="single" w:sz="4" w:space="0" w:color="CCCCCC"/>
-              <w:right w:val="single" w:sz="4" w:space="0" w:color="CCCCCC"/>
-            </w:tcBorders>
-          </w:tcPr>
-          <w:p>
-            <w:pPr>
-              <w:spacing w:before="60" w:after="60" w:line="252" w:lineRule="auto"/>
-              <w:jc w:val="left"/>
-            </w:pPr>
-            <w:r/>
-            <w:r>
-              <w:rPr>
-                <w:b/>
-              </w:rPr>
-              <w:t>718.00</w:t>
-            </w:r>
-          </w:p>
-        </w:tc>
-        <w:tc>
-          <w:tcPr>
-            <w:tcW w:type="dxa" w:w="3456"/>
-            <w:shd w:fill="F8FAFC"/>
-            <w:tcMar>
-              <w:top w:w="100" w:type="dxa"/>
-              <w:bottom w:w="100" w:type="dxa"/>
-              <w:left w:w="120" w:type="dxa"/>
-              <w:right w:w="120" w:type="dxa"/>
-            </w:tcMar>
-            <w:tcBorders>
-              <w:top w:val="single" w:sz="4" w:space="0" w:color="CCCCCC"/>
-              <w:bottom w:val="single" w:sz="4" w:space="0" w:color="CCCCCC"/>
-              <w:left w:val="single" w:sz="4" w:space="0" w:color="CCCCCC"/>
-              <w:right w:val="single" w:sz="4" w:space="0" w:color="CCCCCC"/>
-            </w:tcBorders>
-          </w:tcPr>
-          <w:p>
-            <w:pPr>
-              <w:spacing w:before="60" w:after="60" w:line="252" w:lineRule="auto"/>
-              <w:jc w:val="left"/>
-            </w:pPr>
-            <w:r/>
-            <w:r>
-              <w:rPr>
-                <w:b/>
-              </w:rPr>
-              <w:t>-0.25</w:t>
-            </w:r>
-          </w:p>
-        </w:tc>
-        <w:tc>
-          <w:tcPr>
-            <w:tcW w:type="dxa" w:w="1440"/>
-            <w:shd w:fill="F8FAFC"/>
-            <w:tcMar>
-              <w:top w:w="100" w:type="dxa"/>
-              <w:bottom w:w="100" w:type="dxa"/>
-              <w:left w:w="120" w:type="dxa"/>
-              <w:right w:w="120" w:type="dxa"/>
-            </w:tcMar>
-            <w:tcBorders>
-              <w:top w:val="single" w:sz="4" w:space="0" w:color="CCCCCC"/>
-              <w:bottom w:val="single" w:sz="4" w:space="0" w:color="CCCCCC"/>
-              <w:left w:val="single" w:sz="4" w:space="0" w:color="CCCCCC"/>
-              <w:right w:val="single" w:sz="4" w:space="0" w:color="CCCCCC"/>
-            </w:tcBorders>
-          </w:tcPr>
-          <w:p>
-            <w:pPr>
-              <w:spacing w:before="60" w:after="60" w:line="252" w:lineRule="auto"/>
-              <w:jc w:val="left"/>
-            </w:pPr>
-            <w:r/>
-            <w:r>
-              <w:t>BEAR</w:t>
-            </w:r>
-          </w:p>
-        </w:tc>
-      </w:tr>
-      <w:tr>
-        <w:tc>
-          <w:tcPr>
-            <w:tcW w:type="dxa" w:w="1584"/>
-            <w:shd w:fill="FFFFFF"/>
-            <w:tcMar>
-              <w:top w:w="100" w:type="dxa"/>
-              <w:bottom w:w="100" w:type="dxa"/>
-              <w:left w:w="120" w:type="dxa"/>
-              <w:right w:w="120" w:type="dxa"/>
-            </w:tcMar>
-            <w:tcBorders>
-              <w:top w:val="single" w:sz="4" w:space="0" w:color="CCCCCC"/>
-              <w:bottom w:val="single" w:sz="4" w:space="0" w:color="CCCCCC"/>
-              <w:left w:val="single" w:sz="4" w:space="0" w:color="CCCCCC"/>
-              <w:right w:val="single" w:sz="4" w:space="0" w:color="CCCCCC"/>
-            </w:tcBorders>
-          </w:tcPr>
-          <w:p>
-            <w:pPr>
-              <w:spacing w:before="60" w:after="60" w:line="252" w:lineRule="auto"/>
-              <w:jc w:val="left"/>
-            </w:pPr>
-            <w:r/>
-            <w:r>
-              <w:rPr>
-                <w:b/>
-              </w:rPr>
-              <w:t>Thu 27/08</w:t>
-            </w:r>
-          </w:p>
-        </w:tc>
-        <w:tc>
-          <w:tcPr>
-            <w:tcW w:type="dxa" w:w="864"/>
-            <w:shd w:fill="FFFFFF"/>
-            <w:tcMar>
-              <w:top w:w="100" w:type="dxa"/>
-              <w:bottom w:w="100" w:type="dxa"/>
-              <w:left w:w="120" w:type="dxa"/>
-              <w:right w:w="120" w:type="dxa"/>
-            </w:tcMar>
-            <w:tcBorders>
-              <w:top w:val="single" w:sz="4" w:space="0" w:color="CCCCCC"/>
-              <w:bottom w:val="single" w:sz="4" w:space="0" w:color="CCCCCC"/>
-              <w:left w:val="single" w:sz="4" w:space="0" w:color="CCCCCC"/>
-              <w:right w:val="single" w:sz="4" w:space="0" w:color="CCCCCC"/>
-            </w:tcBorders>
-          </w:tcPr>
-          <w:p>
-            <w:pPr>
-              <w:spacing w:before="60" w:after="60" w:line="252" w:lineRule="auto"/>
-              <w:jc w:val="left"/>
-            </w:pPr>
-            <w:r/>
-            <w:r>
-              <w:t>Asia 11-15</w:t>
-            </w:r>
-          </w:p>
-        </w:tc>
-        <w:tc>
-          <w:tcPr>
-            <w:tcW w:type="dxa" w:w="1440"/>
-            <w:shd w:fill="FFFFFF"/>
-            <w:tcMar>
-              <w:top w:w="100" w:type="dxa"/>
-              <w:bottom w:w="100" w:type="dxa"/>
-              <w:left w:w="120" w:type="dxa"/>
-              <w:right w:w="120" w:type="dxa"/>
-            </w:tcMar>
-            <w:tcBorders>
-              <w:top w:val="single" w:sz="4" w:space="0" w:color="CCCCCC"/>
-              <w:bottom w:val="single" w:sz="4" w:space="0" w:color="CCCCCC"/>
-              <w:left w:val="single" w:sz="4" w:space="0" w:color="CCCCCC"/>
-              <w:right w:val="single" w:sz="4" w:space="0" w:color="CCCCCC"/>
-            </w:tcBorders>
-          </w:tcPr>
-          <w:p>
-            <w:pPr>
-              <w:spacing w:before="60" w:after="60" w:line="252" w:lineRule="auto"/>
-              <w:jc w:val="left"/>
-            </w:pPr>
-            <w:r/>
-            <w:r>
-              <w:t>718.00</w:t>
-            </w:r>
-          </w:p>
-        </w:tc>
-        <w:tc>
-          <w:tcPr>
-            <w:tcW w:type="dxa" w:w="2016"/>
-            <w:shd w:fill="FFFFFF"/>
-            <w:tcMar>
-              <w:top w:w="100" w:type="dxa"/>
-              <w:bottom w:w="100" w:type="dxa"/>
-              <w:left w:w="120" w:type="dxa"/>
-              <w:right w:w="120" w:type="dxa"/>
-            </w:tcMar>
-            <w:tcBorders>
-              <w:top w:val="single" w:sz="4" w:space="0" w:color="CCCCCC"/>
-              <w:bottom w:val="single" w:sz="4" w:space="0" w:color="CCCCCC"/>
-              <w:left w:val="single" w:sz="4" w:space="0" w:color="CCCCCC"/>
-              <w:right w:val="single" w:sz="4" w:space="0" w:color="CCCCCC"/>
-            </w:tcBorders>
-          </w:tcPr>
-          <w:p>
-            <w:pPr>
-              <w:spacing w:before="60" w:after="60" w:line="252" w:lineRule="auto"/>
-              <w:jc w:val="left"/>
-            </w:pPr>
-            <w:r/>
-            <w:r>
-              <w:t>727.75</w:t>
-            </w:r>
-          </w:p>
-        </w:tc>
-        <w:tc>
-          <w:tcPr>
-            <w:tcW w:type="dxa" w:w="1152"/>
-            <w:shd w:fill="FFFFFF"/>
-            <w:tcMar>
-              <w:top w:w="100" w:type="dxa"/>
-              <w:bottom w:w="100" w:type="dxa"/>
-              <w:left w:w="120" w:type="dxa"/>
-              <w:right w:w="120" w:type="dxa"/>
-            </w:tcMar>
-            <w:tcBorders>
-              <w:top w:val="single" w:sz="4" w:space="0" w:color="CCCCCC"/>
-              <w:bottom w:val="single" w:sz="4" w:space="0" w:color="CCCCCC"/>
-              <w:left w:val="single" w:sz="4" w:space="0" w:color="CCCCCC"/>
-              <w:right w:val="single" w:sz="4" w:space="0" w:color="CCCCCC"/>
-            </w:tcBorders>
-          </w:tcPr>
-          <w:p>
-            <w:pPr>
-              <w:spacing w:before="60" w:after="60" w:line="252" w:lineRule="auto"/>
-              <w:jc w:val="left"/>
-            </w:pPr>
-            <w:r/>
-            <w:r>
-              <w:t>708.25</w:t>
-            </w:r>
-          </w:p>
-        </w:tc>
-        <w:tc>
-          <w:tcPr>
-            <w:tcW w:type="dxa" w:w="1728"/>
-            <w:shd w:fill="FFFFFF"/>
-            <w:tcMar>
-              <w:top w:w="100" w:type="dxa"/>
-              <w:bottom w:w="100" w:type="dxa"/>
-              <w:left w:w="120" w:type="dxa"/>
-              <w:right w:w="120" w:type="dxa"/>
-            </w:tcMar>
-            <w:tcBorders>
-              <w:top w:val="single" w:sz="4" w:space="0" w:color="CCCCCC"/>
-              <w:bottom w:val="single" w:sz="4" w:space="0" w:color="CCCCCC"/>
-              <w:left w:val="single" w:sz="4" w:space="0" w:color="CCCCCC"/>
-              <w:right w:val="single" w:sz="4" w:space="0" w:color="CCCCCC"/>
-            </w:tcBorders>
-          </w:tcPr>
-          <w:p>
-            <w:pPr>
-              <w:spacing w:before="60" w:after="60" w:line="252" w:lineRule="auto"/>
-              <w:jc w:val="left"/>
-            </w:pPr>
-            <w:r/>
-            <w:r>
-              <w:rPr>
-                <w:b/>
-              </w:rPr>
-              <w:t>718.50</w:t>
-            </w:r>
-          </w:p>
-        </w:tc>
-        <w:tc>
-          <w:tcPr>
-            <w:tcW w:type="dxa" w:w="3456"/>
-            <w:shd w:fill="FFFFFF"/>
-            <w:tcMar>
-              <w:top w:w="100" w:type="dxa"/>
-              <w:bottom w:w="100" w:type="dxa"/>
-              <w:left w:w="120" w:type="dxa"/>
-              <w:right w:w="120" w:type="dxa"/>
-            </w:tcMar>
-            <w:tcBorders>
-              <w:top w:val="single" w:sz="4" w:space="0" w:color="CCCCCC"/>
-              <w:bottom w:val="single" w:sz="4" w:space="0" w:color="CCCCCC"/>
-              <w:left w:val="single" w:sz="4" w:space="0" w:color="CCCCCC"/>
-              <w:right w:val="single" w:sz="4" w:space="0" w:color="CCCCCC"/>
-            </w:tcBorders>
-          </w:tcPr>
-          <w:p>
-            <w:pPr>
-              <w:spacing w:before="60" w:after="60" w:line="252" w:lineRule="auto"/>
-              <w:jc w:val="left"/>
-            </w:pPr>
-            <w:r/>
-            <w:r>
-              <w:rPr>
-                <w:b/>
-              </w:rPr>
-              <w:t>+0.50</w:t>
-            </w:r>
-          </w:p>
-        </w:tc>
-        <w:tc>
-          <w:tcPr>
-            <w:tcW w:type="dxa" w:w="1440"/>
-            <w:shd w:fill="FFFFFF"/>
-            <w:tcMar>
-              <w:top w:w="100" w:type="dxa"/>
-              <w:bottom w:w="100" w:type="dxa"/>
-              <w:left w:w="120" w:type="dxa"/>
-              <w:right w:w="120" w:type="dxa"/>
-            </w:tcMar>
-            <w:tcBorders>
-              <w:top w:val="single" w:sz="4" w:space="0" w:color="CCCCCC"/>
-              <w:bottom w:val="single" w:sz="4" w:space="0" w:color="CCCCCC"/>
-              <w:left w:val="single" w:sz="4" w:space="0" w:color="CCCCCC"/>
-              <w:right w:val="single" w:sz="4" w:space="0" w:color="CCCCCC"/>
-            </w:tcBorders>
-          </w:tcPr>
-          <w:p>
-            <w:pPr>
-              <w:spacing w:before="60" w:after="60" w:line="252" w:lineRule="auto"/>
-              <w:jc w:val="left"/>
-            </w:pPr>
-            <w:r/>
-            <w:r>
-              <w:t>BULL</w:t>
-            </w:r>
-          </w:p>
-        </w:tc>
-      </w:tr>
-      <w:tr>
-        <w:tc>
-          <w:tcPr>
-            <w:tcW w:type="dxa" w:w="1584"/>
-            <w:shd w:fill="F8FAFC"/>
-            <w:tcMar>
-              <w:top w:w="100" w:type="dxa"/>
-              <w:bottom w:w="100" w:type="dxa"/>
-              <w:left w:w="120" w:type="dxa"/>
-              <w:right w:w="120" w:type="dxa"/>
-            </w:tcMar>
-            <w:tcBorders>
-              <w:top w:val="single" w:sz="4" w:space="0" w:color="CCCCCC"/>
-              <w:bottom w:val="single" w:sz="4" w:space="0" w:color="CCCCCC"/>
-              <w:left w:val="single" w:sz="4" w:space="0" w:color="CCCCCC"/>
-              <w:right w:val="single" w:sz="4" w:space="0" w:color="CCCCCC"/>
-            </w:tcBorders>
-          </w:tcPr>
-          <w:p>
-            <w:pPr>
-              <w:spacing w:before="60" w:after="60" w:line="252" w:lineRule="auto"/>
-              <w:jc w:val="left"/>
-            </w:pPr>
-            <w:r/>
-            <w:r>
-              <w:rPr>
-                <w:b/>
-              </w:rPr>
-              <w:t>Thu 27/08</w:t>
-            </w:r>
-          </w:p>
-        </w:tc>
-        <w:tc>
-          <w:tcPr>
-            <w:tcW w:type="dxa" w:w="864"/>
-            <w:shd w:fill="F8FAFC"/>
-            <w:tcMar>
-              <w:top w:w="100" w:type="dxa"/>
-              <w:bottom w:w="100" w:type="dxa"/>
-              <w:left w:w="120" w:type="dxa"/>
-              <w:right w:w="120" w:type="dxa"/>
-            </w:tcMar>
-            <w:tcBorders>
-              <w:top w:val="single" w:sz="4" w:space="0" w:color="CCCCCC"/>
-              <w:bottom w:val="single" w:sz="4" w:space="0" w:color="CCCCCC"/>
-              <w:left w:val="single" w:sz="4" w:space="0" w:color="CCCCCC"/>
-              <w:right w:val="single" w:sz="4" w:space="0" w:color="CCCCCC"/>
-            </w:tcBorders>
-          </w:tcPr>
-          <w:p>
-            <w:pPr>
-              <w:spacing w:before="60" w:after="60" w:line="252" w:lineRule="auto"/>
-              <w:jc w:val="left"/>
-            </w:pPr>
-            <w:r/>
-            <w:r>
-              <w:t>London 15-19</w:t>
-            </w:r>
-          </w:p>
-        </w:tc>
-        <w:tc>
-          <w:tcPr>
-            <w:tcW w:type="dxa" w:w="1440"/>
-            <w:shd w:fill="F8FAFC"/>
-            <w:tcMar>
-              <w:top w:w="100" w:type="dxa"/>
-              <w:bottom w:w="100" w:type="dxa"/>
-              <w:left w:w="120" w:type="dxa"/>
-              <w:right w:w="120" w:type="dxa"/>
-            </w:tcMar>
-            <w:tcBorders>
-              <w:top w:val="single" w:sz="4" w:space="0" w:color="CCCCCC"/>
-              <w:bottom w:val="single" w:sz="4" w:space="0" w:color="CCCCCC"/>
-              <w:left w:val="single" w:sz="4" w:space="0" w:color="CCCCCC"/>
-              <w:right w:val="single" w:sz="4" w:space="0" w:color="CCCCCC"/>
-            </w:tcBorders>
-          </w:tcPr>
-          <w:p>
-            <w:pPr>
-              <w:spacing w:before="60" w:after="60" w:line="252" w:lineRule="auto"/>
-              <w:jc w:val="left"/>
-            </w:pPr>
-            <w:r/>
-            <w:r>
-              <w:t>718.50</w:t>
-            </w:r>
-          </w:p>
-        </w:tc>
-        <w:tc>
-          <w:tcPr>
-            <w:tcW w:type="dxa" w:w="2016"/>
-            <w:shd w:fill="F8FAFC"/>
-            <w:tcMar>
-              <w:top w:w="100" w:type="dxa"/>
-              <w:bottom w:w="100" w:type="dxa"/>
-              <w:left w:w="120" w:type="dxa"/>
-              <w:right w:w="120" w:type="dxa"/>
-            </w:tcMar>
-            <w:tcBorders>
-              <w:top w:val="single" w:sz="4" w:space="0" w:color="CCCCCC"/>
-              <w:bottom w:val="single" w:sz="4" w:space="0" w:color="CCCCCC"/>
-              <w:left w:val="single" w:sz="4" w:space="0" w:color="CCCCCC"/>
-              <w:right w:val="single" w:sz="4" w:space="0" w:color="CCCCCC"/>
-            </w:tcBorders>
-          </w:tcPr>
-          <w:p>
-            <w:pPr>
-              <w:spacing w:before="60" w:after="60" w:line="252" w:lineRule="auto"/>
-              <w:jc w:val="left"/>
-            </w:pPr>
-            <w:r/>
-            <w:r>
-              <w:t>729.25</w:t>
-            </w:r>
-          </w:p>
-        </w:tc>
-        <w:tc>
-          <w:tcPr>
-            <w:tcW w:type="dxa" w:w="1152"/>
-            <w:shd w:fill="F8FAFC"/>
-            <w:tcMar>
-              <w:top w:w="100" w:type="dxa"/>
-              <w:bottom w:w="100" w:type="dxa"/>
-              <w:left w:w="120" w:type="dxa"/>
-              <w:right w:w="120" w:type="dxa"/>
-            </w:tcMar>
-            <w:tcBorders>
-              <w:top w:val="single" w:sz="4" w:space="0" w:color="CCCCCC"/>
-              <w:bottom w:val="single" w:sz="4" w:space="0" w:color="CCCCCC"/>
-              <w:left w:val="single" w:sz="4" w:space="0" w:color="CCCCCC"/>
-              <w:right w:val="single" w:sz="4" w:space="0" w:color="CCCCCC"/>
-            </w:tcBorders>
-          </w:tcPr>
-          <w:p>
-            <w:pPr>
-              <w:spacing w:before="60" w:after="60" w:line="252" w:lineRule="auto"/>
-              <w:jc w:val="left"/>
-            </w:pPr>
-            <w:r/>
-            <w:r>
-              <w:t>711.25</w:t>
-            </w:r>
-          </w:p>
-        </w:tc>
-        <w:tc>
-          <w:tcPr>
-            <w:tcW w:type="dxa" w:w="1728"/>
-            <w:shd w:fill="F8FAFC"/>
-            <w:tcMar>
-              <w:top w:w="100" w:type="dxa"/>
-              <w:bottom w:w="100" w:type="dxa"/>
-              <w:left w:w="120" w:type="dxa"/>
-              <w:right w:w="120" w:type="dxa"/>
-            </w:tcMar>
-            <w:tcBorders>
-              <w:top w:val="single" w:sz="4" w:space="0" w:color="CCCCCC"/>
-              <w:bottom w:val="single" w:sz="4" w:space="0" w:color="CCCCCC"/>
-              <w:left w:val="single" w:sz="4" w:space="0" w:color="CCCCCC"/>
-              <w:right w:val="single" w:sz="4" w:space="0" w:color="CCCCCC"/>
-            </w:tcBorders>
-          </w:tcPr>
-          <w:p>
-            <w:pPr>
-              <w:spacing w:before="60" w:after="60" w:line="252" w:lineRule="auto"/>
-              <w:jc w:val="left"/>
-            </w:pPr>
-            <w:r/>
-            <w:r>
-              <w:rPr>
-                <w:b/>
-              </w:rPr>
-              <w:t>719.25</w:t>
-            </w:r>
-          </w:p>
-        </w:tc>
-        <w:tc>
-          <w:tcPr>
-            <w:tcW w:type="dxa" w:w="3456"/>
-            <w:shd w:fill="F8FAFC"/>
-            <w:tcMar>
-              <w:top w:w="100" w:type="dxa"/>
-              <w:bottom w:w="100" w:type="dxa"/>
-              <w:left w:w="120" w:type="dxa"/>
-              <w:right w:w="120" w:type="dxa"/>
-            </w:tcMar>
-            <w:tcBorders>
-              <w:top w:val="single" w:sz="4" w:space="0" w:color="CCCCCC"/>
-              <w:bottom w:val="single" w:sz="4" w:space="0" w:color="CCCCCC"/>
-              <w:left w:val="single" w:sz="4" w:space="0" w:color="CCCCCC"/>
-              <w:right w:val="single" w:sz="4" w:space="0" w:color="CCCCCC"/>
-            </w:tcBorders>
-          </w:tcPr>
-          <w:p>
-            <w:pPr>
-              <w:spacing w:before="60" w:after="60" w:line="252" w:lineRule="auto"/>
-              <w:jc w:val="left"/>
-            </w:pPr>
-            <w:r/>
-            <w:r>
-              <w:rPr>
-                <w:b/>
-              </w:rPr>
-              <w:t>+0.75</w:t>
-            </w:r>
-          </w:p>
-        </w:tc>
-        <w:tc>
-          <w:tcPr>
-            <w:tcW w:type="dxa" w:w="1440"/>
-            <w:shd w:fill="F8FAFC"/>
-            <w:tcMar>
-              <w:top w:w="100" w:type="dxa"/>
-              <w:bottom w:w="100" w:type="dxa"/>
-              <w:left w:w="120" w:type="dxa"/>
-              <w:right w:w="120" w:type="dxa"/>
-            </w:tcMar>
-            <w:tcBorders>
-              <w:top w:val="single" w:sz="4" w:space="0" w:color="CCCCCC"/>
-              <w:bottom w:val="single" w:sz="4" w:space="0" w:color="CCCCCC"/>
-              <w:left w:val="single" w:sz="4" w:space="0" w:color="CCCCCC"/>
-              <w:right w:val="single" w:sz="4" w:space="0" w:color="CCCCCC"/>
-            </w:tcBorders>
-          </w:tcPr>
-          <w:p>
-            <w:pPr>
-              <w:spacing w:before="60" w:after="60" w:line="252" w:lineRule="auto"/>
-              <w:jc w:val="left"/>
-            </w:pPr>
-            <w:r/>
-            <w:r>
-              <w:t>BULL</w:t>
-            </w:r>
-          </w:p>
-        </w:tc>
-      </w:tr>
-      <w:tr>
-        <w:tc>
-          <w:tcPr>
-            <w:tcW w:type="dxa" w:w="1584"/>
-            <w:shd w:fill="FFFFFF"/>
-            <w:tcMar>
-              <w:top w:w="100" w:type="dxa"/>
-              <w:bottom w:w="100" w:type="dxa"/>
-              <w:left w:w="120" w:type="dxa"/>
-              <w:right w:w="120" w:type="dxa"/>
-            </w:tcMar>
-            <w:tcBorders>
-              <w:top w:val="single" w:sz="4" w:space="0" w:color="CCCCCC"/>
-              <w:bottom w:val="single" w:sz="4" w:space="0" w:color="CCCCCC"/>
-              <w:left w:val="single" w:sz="4" w:space="0" w:color="CCCCCC"/>
-              <w:right w:val="single" w:sz="4" w:space="0" w:color="CCCCCC"/>
-            </w:tcBorders>
-          </w:tcPr>
-          <w:p>
-            <w:pPr>
-              <w:spacing w:before="60" w:after="60" w:line="252" w:lineRule="auto"/>
-              <w:jc w:val="left"/>
-            </w:pPr>
-            <w:r/>
-            <w:r>
-              <w:rPr>
-                <w:b/>
-              </w:rPr>
-              <w:t>Thu 27/08</w:t>
-            </w:r>
-          </w:p>
-        </w:tc>
-        <w:tc>
-          <w:tcPr>
-            <w:tcW w:type="dxa" w:w="864"/>
-            <w:shd w:fill="FFFFFF"/>
-            <w:tcMar>
-              <w:top w:w="100" w:type="dxa"/>
-              <w:bottom w:w="100" w:type="dxa"/>
-              <w:left w:w="120" w:type="dxa"/>
-              <w:right w:w="120" w:type="dxa"/>
-            </w:tcMar>
-            <w:tcBorders>
-              <w:top w:val="single" w:sz="4" w:space="0" w:color="CCCCCC"/>
-              <w:bottom w:val="single" w:sz="4" w:space="0" w:color="CCCCCC"/>
-              <w:left w:val="single" w:sz="4" w:space="0" w:color="CCCCCC"/>
-              <w:right w:val="single" w:sz="4" w:space="0" w:color="CCCCCC"/>
-            </w:tcBorders>
-          </w:tcPr>
-          <w:p>
-            <w:pPr>
-              <w:spacing w:before="60" w:after="60" w:line="252" w:lineRule="auto"/>
-              <w:jc w:val="left"/>
-            </w:pPr>
-            <w:r/>
-            <w:r>
-              <w:t>Pre-NY 19-21</w:t>
-            </w:r>
-          </w:p>
-        </w:tc>
-        <w:tc>
-          <w:tcPr>
-            <w:tcW w:type="dxa" w:w="1440"/>
-            <w:shd w:fill="FFFFFF"/>
-            <w:tcMar>
-              <w:top w:w="100" w:type="dxa"/>
-              <w:bottom w:w="100" w:type="dxa"/>
-              <w:left w:w="120" w:type="dxa"/>
-              <w:right w:w="120" w:type="dxa"/>
-            </w:tcMar>
-            <w:tcBorders>
-              <w:top w:val="single" w:sz="4" w:space="0" w:color="CCCCCC"/>
-              <w:bottom w:val="single" w:sz="4" w:space="0" w:color="CCCCCC"/>
-              <w:left w:val="single" w:sz="4" w:space="0" w:color="CCCCCC"/>
-              <w:right w:val="single" w:sz="4" w:space="0" w:color="CCCCCC"/>
-            </w:tcBorders>
-          </w:tcPr>
-          <w:p>
-            <w:pPr>
-              <w:spacing w:before="60" w:after="60" w:line="252" w:lineRule="auto"/>
-              <w:jc w:val="left"/>
-            </w:pPr>
-            <w:r/>
-            <w:r>
-              <w:t>719.25</w:t>
-            </w:r>
-          </w:p>
-        </w:tc>
-        <w:tc>
-          <w:tcPr>
-            <w:tcW w:type="dxa" w:w="2016"/>
-            <w:shd w:fill="FFFFFF"/>
-            <w:tcMar>
-              <w:top w:w="100" w:type="dxa"/>
-              <w:bottom w:w="100" w:type="dxa"/>
-              <w:left w:w="120" w:type="dxa"/>
-              <w:right w:w="120" w:type="dxa"/>
-            </w:tcMar>
-            <w:tcBorders>
-              <w:top w:val="single" w:sz="4" w:space="0" w:color="CCCCCC"/>
-              <w:bottom w:val="single" w:sz="4" w:space="0" w:color="CCCCCC"/>
-              <w:left w:val="single" w:sz="4" w:space="0" w:color="CCCCCC"/>
-              <w:right w:val="single" w:sz="4" w:space="0" w:color="CCCCCC"/>
-            </w:tcBorders>
-          </w:tcPr>
-          <w:p>
-            <w:pPr>
-              <w:spacing w:before="60" w:after="60" w:line="252" w:lineRule="auto"/>
-              <w:jc w:val="left"/>
-            </w:pPr>
-            <w:r/>
-            <w:r>
-              <w:t>725.75</w:t>
-            </w:r>
-          </w:p>
-        </w:tc>
-        <w:tc>
-          <w:tcPr>
-            <w:tcW w:type="dxa" w:w="1152"/>
-            <w:shd w:fill="FFFFFF"/>
-            <w:tcMar>
-              <w:top w:w="100" w:type="dxa"/>
-              <w:bottom w:w="100" w:type="dxa"/>
-              <w:left w:w="120" w:type="dxa"/>
-              <w:right w:w="120" w:type="dxa"/>
-            </w:tcMar>
-            <w:tcBorders>
-              <w:top w:val="single" w:sz="4" w:space="0" w:color="CCCCCC"/>
-              <w:bottom w:val="single" w:sz="4" w:space="0" w:color="CCCCCC"/>
-              <w:left w:val="single" w:sz="4" w:space="0" w:color="CCCCCC"/>
-              <w:right w:val="single" w:sz="4" w:space="0" w:color="CCCCCC"/>
-            </w:tcBorders>
-          </w:tcPr>
-          <w:p>
-            <w:pPr>
-              <w:spacing w:before="60" w:after="60" w:line="252" w:lineRule="auto"/>
-              <w:jc w:val="left"/>
-            </w:pPr>
-            <w:r/>
-            <w:r>
-              <w:t>710.75</w:t>
-            </w:r>
-          </w:p>
-        </w:tc>
-        <w:tc>
-          <w:tcPr>
-            <w:tcW w:type="dxa" w:w="1728"/>
-            <w:shd w:fill="FFFFFF"/>
-            <w:tcMar>
-              <w:top w:w="100" w:type="dxa"/>
-              <w:bottom w:w="100" w:type="dxa"/>
-              <w:left w:w="120" w:type="dxa"/>
-              <w:right w:w="120" w:type="dxa"/>
-            </w:tcMar>
-            <w:tcBorders>
-              <w:top w:val="single" w:sz="4" w:space="0" w:color="CCCCCC"/>
-              <w:bottom w:val="single" w:sz="4" w:space="0" w:color="CCCCCC"/>
-              <w:left w:val="single" w:sz="4" w:space="0" w:color="CCCCCC"/>
-              <w:right w:val="single" w:sz="4" w:space="0" w:color="CCCCCC"/>
-            </w:tcBorders>
-          </w:tcPr>
-          <w:p>
-            <w:pPr>
-              <w:spacing w:before="60" w:after="60" w:line="252" w:lineRule="auto"/>
-              <w:jc w:val="left"/>
-            </w:pPr>
-            <w:r/>
-            <w:r>
-              <w:rPr>
-                <w:b/>
-              </w:rPr>
-              <w:t>719.75</w:t>
-            </w:r>
-          </w:p>
-        </w:tc>
-        <w:tc>
-          <w:tcPr>
-            <w:tcW w:type="dxa" w:w="3456"/>
-            <w:shd w:fill="FFFFFF"/>
-            <w:tcMar>
-              <w:top w:w="100" w:type="dxa"/>
-              <w:bottom w:w="100" w:type="dxa"/>
-              <w:left w:w="120" w:type="dxa"/>
-              <w:right w:w="120" w:type="dxa"/>
-            </w:tcMar>
-            <w:tcBorders>
-              <w:top w:val="single" w:sz="4" w:space="0" w:color="CCCCCC"/>
-              <w:bottom w:val="single" w:sz="4" w:space="0" w:color="CCCCCC"/>
-              <w:left w:val="single" w:sz="4" w:space="0" w:color="CCCCCC"/>
-              <w:right w:val="single" w:sz="4" w:space="0" w:color="CCCCCC"/>
-            </w:tcBorders>
-          </w:tcPr>
-          <w:p>
-            <w:pPr>
-              <w:spacing w:before="60" w:after="60" w:line="252" w:lineRule="auto"/>
-              <w:jc w:val="left"/>
-            </w:pPr>
-            <w:r/>
-            <w:r>
-              <w:rPr>
-                <w:b/>
-              </w:rPr>
-              <w:t>+0.50</w:t>
-            </w:r>
-          </w:p>
-        </w:tc>
-        <w:tc>
-          <w:tcPr>
-            <w:tcW w:type="dxa" w:w="1440"/>
-            <w:shd w:fill="FFFFFF"/>
-            <w:tcMar>
-              <w:top w:w="100" w:type="dxa"/>
-              <w:bottom w:w="100" w:type="dxa"/>
-              <w:left w:w="120" w:type="dxa"/>
-              <w:right w:w="120" w:type="dxa"/>
-            </w:tcMar>
-            <w:tcBorders>
-              <w:top w:val="single" w:sz="4" w:space="0" w:color="CCCCCC"/>
-              <w:bottom w:val="single" w:sz="4" w:space="0" w:color="CCCCCC"/>
-              <w:left w:val="single" w:sz="4" w:space="0" w:color="CCCCCC"/>
-              <w:right w:val="single" w:sz="4" w:space="0" w:color="CCCCCC"/>
-            </w:tcBorders>
-          </w:tcPr>
-          <w:p>
-            <w:pPr>
-              <w:spacing w:before="60" w:after="60" w:line="252" w:lineRule="auto"/>
-              <w:jc w:val="left"/>
-            </w:pPr>
-            <w:r/>
-            <w:r>
-              <w:t>BULL</w:t>
-            </w:r>
-          </w:p>
-        </w:tc>
-      </w:tr>
-      <w:tr>
-        <w:tc>
-          <w:tcPr>
-            <w:tcW w:type="dxa" w:w="1584"/>
-            <w:shd w:fill="F8FAFC"/>
-            <w:tcMar>
-              <w:top w:w="100" w:type="dxa"/>
-              <w:bottom w:w="100" w:type="dxa"/>
-              <w:left w:w="120" w:type="dxa"/>
-              <w:right w:w="120" w:type="dxa"/>
-            </w:tcMar>
-            <w:tcBorders>
-              <w:top w:val="single" w:sz="4" w:space="0" w:color="CCCCCC"/>
-              <w:bottom w:val="single" w:sz="4" w:space="0" w:color="CCCCCC"/>
-              <w:left w:val="single" w:sz="4" w:space="0" w:color="CCCCCC"/>
-              <w:right w:val="single" w:sz="4" w:space="0" w:color="CCCCCC"/>
-            </w:tcBorders>
-          </w:tcPr>
-          <w:p>
-            <w:pPr>
-              <w:spacing w:before="60" w:after="60" w:line="252" w:lineRule="auto"/>
-              <w:jc w:val="left"/>
-            </w:pPr>
-            <w:r/>
-            <w:r>
-              <w:rPr>
-                <w:b/>
-              </w:rPr>
-              <w:t>Thu 27/08</w:t>
-            </w:r>
-          </w:p>
-        </w:tc>
-        <w:tc>
-          <w:tcPr>
-            <w:tcW w:type="dxa" w:w="864"/>
-            <w:shd w:fill="F8FAFC"/>
-            <w:tcMar>
-              <w:top w:w="100" w:type="dxa"/>
-              <w:bottom w:w="100" w:type="dxa"/>
-              <w:left w:w="120" w:type="dxa"/>
-              <w:right w:w="120" w:type="dxa"/>
-            </w:tcMar>
-            <w:tcBorders>
-              <w:top w:val="single" w:sz="4" w:space="0" w:color="CCCCCC"/>
-              <w:bottom w:val="single" w:sz="4" w:space="0" w:color="CCCCCC"/>
-              <w:left w:val="single" w:sz="4" w:space="0" w:color="CCCCCC"/>
-              <w:right w:val="single" w:sz="4" w:space="0" w:color="CCCCCC"/>
-            </w:tcBorders>
-          </w:tcPr>
-          <w:p>
-            <w:pPr>
-              <w:spacing w:before="60" w:after="60" w:line="252" w:lineRule="auto"/>
-              <w:jc w:val="left"/>
-            </w:pPr>
-            <w:r/>
-            <w:r>
-              <w:t>NY Open 21-23</w:t>
-            </w:r>
-          </w:p>
-        </w:tc>
-        <w:tc>
-          <w:tcPr>
-            <w:tcW w:type="dxa" w:w="1440"/>
-            <w:shd w:fill="F8FAFC"/>
-            <w:tcMar>
-              <w:top w:w="100" w:type="dxa"/>
-              <w:bottom w:w="100" w:type="dxa"/>
-              <w:left w:w="120" w:type="dxa"/>
-              <w:right w:w="120" w:type="dxa"/>
-            </w:tcMar>
-            <w:tcBorders>
-              <w:top w:val="single" w:sz="4" w:space="0" w:color="CCCCCC"/>
-              <w:bottom w:val="single" w:sz="4" w:space="0" w:color="CCCCCC"/>
-              <w:left w:val="single" w:sz="4" w:space="0" w:color="CCCCCC"/>
-              <w:right w:val="single" w:sz="4" w:space="0" w:color="CCCCCC"/>
-            </w:tcBorders>
-          </w:tcPr>
-          <w:p>
-            <w:pPr>
-              <w:spacing w:before="60" w:after="60" w:line="252" w:lineRule="auto"/>
-              <w:jc w:val="left"/>
-            </w:pPr>
-            <w:r/>
-            <w:r>
-              <w:t>719.75</w:t>
-            </w:r>
-          </w:p>
-        </w:tc>
-        <w:tc>
-          <w:tcPr>
-            <w:tcW w:type="dxa" w:w="2016"/>
-            <w:shd w:fill="F8FAFC"/>
-            <w:tcMar>
-              <w:top w:w="100" w:type="dxa"/>
-              <w:bottom w:w="100" w:type="dxa"/>
-              <w:left w:w="120" w:type="dxa"/>
-              <w:right w:w="120" w:type="dxa"/>
-            </w:tcMar>
-            <w:tcBorders>
-              <w:top w:val="single" w:sz="4" w:space="0" w:color="CCCCCC"/>
-              <w:bottom w:val="single" w:sz="4" w:space="0" w:color="CCCCCC"/>
-              <w:left w:val="single" w:sz="4" w:space="0" w:color="CCCCCC"/>
-              <w:right w:val="single" w:sz="4" w:space="0" w:color="CCCCCC"/>
-            </w:tcBorders>
-          </w:tcPr>
-          <w:p>
-            <w:pPr>
-              <w:spacing w:before="60" w:after="60" w:line="252" w:lineRule="auto"/>
-              <w:jc w:val="left"/>
-            </w:pPr>
-            <w:r/>
-            <w:r>
-              <w:t>730.75</w:t>
-            </w:r>
-          </w:p>
-        </w:tc>
-        <w:tc>
-          <w:tcPr>
-            <w:tcW w:type="dxa" w:w="1152"/>
-            <w:shd w:fill="F8FAFC"/>
-            <w:tcMar>
-              <w:top w:w="100" w:type="dxa"/>
-              <w:bottom w:w="100" w:type="dxa"/>
-              <w:left w:w="120" w:type="dxa"/>
-              <w:right w:w="120" w:type="dxa"/>
-            </w:tcMar>
-            <w:tcBorders>
-              <w:top w:val="single" w:sz="4" w:space="0" w:color="CCCCCC"/>
-              <w:bottom w:val="single" w:sz="4" w:space="0" w:color="CCCCCC"/>
-              <w:left w:val="single" w:sz="4" w:space="0" w:color="CCCCCC"/>
-              <w:right w:val="single" w:sz="4" w:space="0" w:color="CCCCCC"/>
-            </w:tcBorders>
-          </w:tcPr>
-          <w:p>
-            <w:pPr>
-              <w:spacing w:before="60" w:after="60" w:line="252" w:lineRule="auto"/>
-              <w:jc w:val="left"/>
-            </w:pPr>
-            <w:r/>
-            <w:r>
-              <w:t>708.00</w:t>
-            </w:r>
-          </w:p>
-        </w:tc>
-        <w:tc>
-          <w:tcPr>
-            <w:tcW w:type="dxa" w:w="1728"/>
-            <w:shd w:fill="F8FAFC"/>
-            <w:tcMar>
-              <w:top w:w="100" w:type="dxa"/>
-              <w:bottom w:w="100" w:type="dxa"/>
-              <w:left w:w="120" w:type="dxa"/>
-              <w:right w:w="120" w:type="dxa"/>
-            </w:tcMar>
-            <w:tcBorders>
-              <w:top w:val="single" w:sz="4" w:space="0" w:color="CCCCCC"/>
-              <w:bottom w:val="single" w:sz="4" w:space="0" w:color="CCCCCC"/>
-              <w:left w:val="single" w:sz="4" w:space="0" w:color="CCCCCC"/>
-              <w:right w:val="single" w:sz="4" w:space="0" w:color="CCCCCC"/>
-            </w:tcBorders>
-          </w:tcPr>
-          <w:p>
-            <w:pPr>
-              <w:spacing w:before="60" w:after="60" w:line="252" w:lineRule="auto"/>
-              <w:jc w:val="left"/>
-            </w:pPr>
-            <w:r/>
-            <w:r>
-              <w:rPr>
-                <w:b/>
-              </w:rPr>
-              <w:t>723.25</w:t>
-            </w:r>
-          </w:p>
-        </w:tc>
-        <w:tc>
-          <w:tcPr>
-            <w:tcW w:type="dxa" w:w="3456"/>
-            <w:shd w:fill="F8FAFC"/>
-            <w:tcMar>
-              <w:top w:w="100" w:type="dxa"/>
-              <w:bottom w:w="100" w:type="dxa"/>
-              <w:left w:w="120" w:type="dxa"/>
-              <w:right w:w="120" w:type="dxa"/>
-            </w:tcMar>
-            <w:tcBorders>
-              <w:top w:val="single" w:sz="4" w:space="0" w:color="CCCCCC"/>
-              <w:bottom w:val="single" w:sz="4" w:space="0" w:color="CCCCCC"/>
-              <w:left w:val="single" w:sz="4" w:space="0" w:color="CCCCCC"/>
-              <w:right w:val="single" w:sz="4" w:space="0" w:color="CCCCCC"/>
-            </w:tcBorders>
-          </w:tcPr>
-          <w:p>
-            <w:pPr>
-              <w:spacing w:before="60" w:after="60" w:line="252" w:lineRule="auto"/>
-              <w:jc w:val="left"/>
-            </w:pPr>
-            <w:r/>
-            <w:r>
-              <w:rPr>
-                <w:b/>
-              </w:rPr>
-              <w:t>+3.50</w:t>
-            </w:r>
-          </w:p>
-        </w:tc>
-        <w:tc>
-          <w:tcPr>
-            <w:tcW w:type="dxa" w:w="1440"/>
-            <w:shd w:fill="F8FAFC"/>
-            <w:tcMar>
-              <w:top w:w="100" w:type="dxa"/>
-              <w:bottom w:w="100" w:type="dxa"/>
-              <w:left w:w="120" w:type="dxa"/>
-              <w:right w:w="120" w:type="dxa"/>
-            </w:tcMar>
-            <w:tcBorders>
-              <w:top w:val="single" w:sz="4" w:space="0" w:color="CCCCCC"/>
-              <w:bottom w:val="single" w:sz="4" w:space="0" w:color="CCCCCC"/>
-              <w:left w:val="single" w:sz="4" w:space="0" w:color="CCCCCC"/>
-              <w:right w:val="single" w:sz="4" w:space="0" w:color="CCCCCC"/>
-            </w:tcBorders>
-          </w:tcPr>
-          <w:p>
-            <w:pPr>
-              <w:spacing w:before="60" w:after="60" w:line="252" w:lineRule="auto"/>
-              <w:jc w:val="left"/>
-            </w:pPr>
-            <w:r/>
-            <w:r>
-              <w:t>BULL</w:t>
-            </w:r>
-          </w:p>
-        </w:tc>
-      </w:tr>
-      <w:tr>
-        <w:tc>
-          <w:tcPr>
-            <w:tcW w:type="dxa" w:w="1584"/>
-            <w:shd w:fill="FFFFFF"/>
-            <w:tcMar>
-              <w:top w:w="100" w:type="dxa"/>
-              <w:bottom w:w="100" w:type="dxa"/>
-              <w:left w:w="120" w:type="dxa"/>
-              <w:right w:w="120" w:type="dxa"/>
-            </w:tcMar>
-            <w:tcBorders>
-              <w:top w:val="single" w:sz="4" w:space="0" w:color="CCCCCC"/>
-              <w:bottom w:val="single" w:sz="4" w:space="0" w:color="CCCCCC"/>
-              <w:left w:val="single" w:sz="4" w:space="0" w:color="CCCCCC"/>
-              <w:right w:val="single" w:sz="4" w:space="0" w:color="CCCCCC"/>
-            </w:tcBorders>
-          </w:tcPr>
-          <w:p>
-            <w:pPr>
-              <w:spacing w:before="60" w:after="60" w:line="252" w:lineRule="auto"/>
-              <w:jc w:val="left"/>
-            </w:pPr>
-            <w:r/>
-            <w:r>
-              <w:rPr>
-                <w:b/>
-              </w:rPr>
-              <w:t>Thu 27/08</w:t>
-            </w:r>
-          </w:p>
-        </w:tc>
-        <w:tc>
-          <w:tcPr>
-            <w:tcW w:type="dxa" w:w="864"/>
-            <w:shd w:fill="FFFFFF"/>
-            <w:tcMar>
-              <w:top w:w="100" w:type="dxa"/>
-              <w:bottom w:w="100" w:type="dxa"/>
-              <w:left w:w="120" w:type="dxa"/>
-              <w:right w:w="120" w:type="dxa"/>
-            </w:tcMar>
-            <w:tcBorders>
-              <w:top w:val="single" w:sz="4" w:space="0" w:color="CCCCCC"/>
-              <w:bottom w:val="single" w:sz="4" w:space="0" w:color="CCCCCC"/>
-              <w:left w:val="single" w:sz="4" w:space="0" w:color="CCCCCC"/>
-              <w:right w:val="single" w:sz="4" w:space="0" w:color="CCCCCC"/>
-            </w:tcBorders>
-          </w:tcPr>
-          <w:p>
-            <w:pPr>
-              <w:spacing w:before="60" w:after="60" w:line="252" w:lineRule="auto"/>
-              <w:jc w:val="left"/>
-            </w:pPr>
-            <w:r/>
-            <w:r>
-              <w:t>NY Close 23-01</w:t>
-            </w:r>
-          </w:p>
-        </w:tc>
-        <w:tc>
-          <w:tcPr>
-            <w:tcW w:type="dxa" w:w="1440"/>
-            <w:shd w:fill="FFFFFF"/>
-            <w:tcMar>
-              <w:top w:w="100" w:type="dxa"/>
-              <w:bottom w:w="100" w:type="dxa"/>
-              <w:left w:w="120" w:type="dxa"/>
-              <w:right w:w="120" w:type="dxa"/>
-            </w:tcMar>
-            <w:tcBorders>
-              <w:top w:val="single" w:sz="4" w:space="0" w:color="CCCCCC"/>
-              <w:bottom w:val="single" w:sz="4" w:space="0" w:color="CCCCCC"/>
-              <w:left w:val="single" w:sz="4" w:space="0" w:color="CCCCCC"/>
-              <w:right w:val="single" w:sz="4" w:space="0" w:color="CCCCCC"/>
-            </w:tcBorders>
-          </w:tcPr>
-          <w:p>
-            <w:pPr>
-              <w:spacing w:before="60" w:after="60" w:line="252" w:lineRule="auto"/>
-              <w:jc w:val="left"/>
-            </w:pPr>
-            <w:r/>
-            <w:r>
-              <w:t>723.25</w:t>
-            </w:r>
-          </w:p>
-        </w:tc>
-        <w:tc>
-          <w:tcPr>
-            <w:tcW w:type="dxa" w:w="2016"/>
-            <w:shd w:fill="FFFFFF"/>
-            <w:tcMar>
-              <w:top w:w="100" w:type="dxa"/>
-              <w:bottom w:w="100" w:type="dxa"/>
-              <w:left w:w="120" w:type="dxa"/>
-              <w:right w:w="120" w:type="dxa"/>
-            </w:tcMar>
-            <w:tcBorders>
-              <w:top w:val="single" w:sz="4" w:space="0" w:color="CCCCCC"/>
-              <w:bottom w:val="single" w:sz="4" w:space="0" w:color="CCCCCC"/>
-              <w:left w:val="single" w:sz="4" w:space="0" w:color="CCCCCC"/>
-              <w:right w:val="single" w:sz="4" w:space="0" w:color="CCCCCC"/>
-            </w:tcBorders>
-          </w:tcPr>
-          <w:p>
-            <w:pPr>
-              <w:spacing w:before="60" w:after="60" w:line="252" w:lineRule="auto"/>
-              <w:jc w:val="left"/>
-            </w:pPr>
-            <w:r/>
-            <w:r>
-              <w:t>728.75</w:t>
-            </w:r>
-          </w:p>
-        </w:tc>
-        <w:tc>
-          <w:tcPr>
-            <w:tcW w:type="dxa" w:w="1152"/>
-            <w:shd w:fill="FFFFFF"/>
-            <w:tcMar>
-              <w:top w:w="100" w:type="dxa"/>
-              <w:bottom w:w="100" w:type="dxa"/>
-              <w:left w:w="120" w:type="dxa"/>
-              <w:right w:w="120" w:type="dxa"/>
-            </w:tcMar>
-            <w:tcBorders>
-              <w:top w:val="single" w:sz="4" w:space="0" w:color="CCCCCC"/>
-              <w:bottom w:val="single" w:sz="4" w:space="0" w:color="CCCCCC"/>
-              <w:left w:val="single" w:sz="4" w:space="0" w:color="CCCCCC"/>
-              <w:right w:val="single" w:sz="4" w:space="0" w:color="CCCCCC"/>
-            </w:tcBorders>
-          </w:tcPr>
-          <w:p>
-            <w:pPr>
-              <w:spacing w:before="60" w:after="60" w:line="252" w:lineRule="auto"/>
-              <w:jc w:val="left"/>
-            </w:pPr>
-            <w:r/>
-            <w:r>
-              <w:t>715.50</w:t>
-            </w:r>
-          </w:p>
-        </w:tc>
-        <w:tc>
-          <w:tcPr>
-            <w:tcW w:type="dxa" w:w="1728"/>
-            <w:shd w:fill="FFFFFF"/>
-            <w:tcMar>
-              <w:top w:w="100" w:type="dxa"/>
-              <w:bottom w:w="100" w:type="dxa"/>
-              <w:left w:w="120" w:type="dxa"/>
-              <w:right w:w="120" w:type="dxa"/>
-            </w:tcMar>
-            <w:tcBorders>
-              <w:top w:val="single" w:sz="4" w:space="0" w:color="CCCCCC"/>
-              <w:bottom w:val="single" w:sz="4" w:space="0" w:color="CCCCCC"/>
-              <w:left w:val="single" w:sz="4" w:space="0" w:color="CCCCCC"/>
-              <w:right w:val="single" w:sz="4" w:space="0" w:color="CCCCCC"/>
-            </w:tcBorders>
-          </w:tcPr>
-          <w:p>
-            <w:pPr>
-              <w:spacing w:before="60" w:after="60" w:line="252" w:lineRule="auto"/>
-              <w:jc w:val="left"/>
-            </w:pPr>
-            <w:r/>
-            <w:r>
-              <w:rPr>
-                <w:b/>
-              </w:rPr>
-              <w:t>724.00</w:t>
-            </w:r>
-          </w:p>
-        </w:tc>
-        <w:tc>
-          <w:tcPr>
-            <w:tcW w:type="dxa" w:w="3456"/>
-            <w:shd w:fill="FFFFFF"/>
-            <w:tcMar>
-              <w:top w:w="100" w:type="dxa"/>
-              <w:bottom w:w="100" w:type="dxa"/>
-              <w:left w:w="120" w:type="dxa"/>
-              <w:right w:w="120" w:type="dxa"/>
-            </w:tcMar>
-            <w:tcBorders>
-              <w:top w:val="single" w:sz="4" w:space="0" w:color="CCCCCC"/>
-              <w:bottom w:val="single" w:sz="4" w:space="0" w:color="CCCCCC"/>
-              <w:left w:val="single" w:sz="4" w:space="0" w:color="CCCCCC"/>
-              <w:right w:val="single" w:sz="4" w:space="0" w:color="CCCCCC"/>
-            </w:tcBorders>
-          </w:tcPr>
-          <w:p>
-            <w:pPr>
-              <w:spacing w:before="60" w:after="60" w:line="252" w:lineRule="auto"/>
-              <w:jc w:val="left"/>
-            </w:pPr>
-            <w:r/>
-            <w:r>
-              <w:rPr>
-                <w:b/>
-              </w:rPr>
-              <w:t>+0.75</w:t>
-            </w:r>
-          </w:p>
-        </w:tc>
-        <w:tc>
-          <w:tcPr>
-            <w:tcW w:type="dxa" w:w="1440"/>
-            <w:shd w:fill="FFFFFF"/>
-            <w:tcMar>
-              <w:top w:w="100" w:type="dxa"/>
-              <w:bottom w:w="100" w:type="dxa"/>
-              <w:left w:w="120" w:type="dxa"/>
-              <w:right w:w="120" w:type="dxa"/>
-            </w:tcMar>
-            <w:tcBorders>
-              <w:top w:val="single" w:sz="4" w:space="0" w:color="CCCCCC"/>
-              <w:bottom w:val="single" w:sz="4" w:space="0" w:color="CCCCCC"/>
-              <w:left w:val="single" w:sz="4" w:space="0" w:color="CCCCCC"/>
-              <w:right w:val="single" w:sz="4" w:space="0" w:color="CCCCCC"/>
-            </w:tcBorders>
-          </w:tcPr>
-          <w:p>
-            <w:pPr>
-              <w:spacing w:before="60" w:after="60" w:line="252" w:lineRule="auto"/>
-              <w:jc w:val="left"/>
-            </w:pPr>
-            <w:r/>
-            <w:r>
-              <w:t>BULL</w:t>
-            </w:r>
-          </w:p>
-        </w:tc>
-      </w:tr>
-      <w:tr>
-        <w:tc>
-          <w:tcPr>
-            <w:tcW w:type="dxa" w:w="1584"/>
-            <w:shd w:fill="F8FAFC"/>
-            <w:tcMar>
-              <w:top w:w="100" w:type="dxa"/>
-              <w:bottom w:w="100" w:type="dxa"/>
-              <w:left w:w="120" w:type="dxa"/>
-              <w:right w:w="120" w:type="dxa"/>
-            </w:tcMar>
-            <w:tcBorders>
-              <w:top w:val="single" w:sz="4" w:space="0" w:color="CCCCCC"/>
-              <w:bottom w:val="single" w:sz="4" w:space="0" w:color="CCCCCC"/>
-              <w:left w:val="single" w:sz="4" w:space="0" w:color="CCCCCC"/>
-              <w:right w:val="single" w:sz="4" w:space="0" w:color="CCCCCC"/>
-            </w:tcBorders>
-          </w:tcPr>
-          <w:p>
-            <w:pPr>
-              <w:spacing w:before="60" w:after="60" w:line="252" w:lineRule="auto"/>
-              <w:jc w:val="left"/>
-            </w:pPr>
-            <w:r/>
-            <w:r>
-              <w:rPr>
-                <w:b/>
-              </w:rPr>
-              <w:t>Fri 28/08</w:t>
-            </w:r>
-          </w:p>
-        </w:tc>
-        <w:tc>
-          <w:tcPr>
-            <w:tcW w:type="dxa" w:w="864"/>
-            <w:shd w:fill="F8FAFC"/>
-            <w:tcMar>
-              <w:top w:w="100" w:type="dxa"/>
-              <w:bottom w:w="100" w:type="dxa"/>
-              <w:left w:w="120" w:type="dxa"/>
-              <w:right w:w="120" w:type="dxa"/>
-            </w:tcMar>
-            <w:tcBorders>
-              <w:top w:val="single" w:sz="4" w:space="0" w:color="CCCCCC"/>
-              <w:bottom w:val="single" w:sz="4" w:space="0" w:color="CCCCCC"/>
-              <w:left w:val="single" w:sz="4" w:space="0" w:color="CCCCCC"/>
-              <w:right w:val="single" w:sz="4" w:space="0" w:color="CCCCCC"/>
-            </w:tcBorders>
-          </w:tcPr>
-          <w:p>
-            <w:pPr>
-              <w:spacing w:before="60" w:after="60" w:line="252" w:lineRule="auto"/>
-              <w:jc w:val="left"/>
-            </w:pPr>
-            <w:r/>
-            <w:r>
-              <w:t>Asia 07-11</w:t>
-            </w:r>
-          </w:p>
-        </w:tc>
-        <w:tc>
-          <w:tcPr>
-            <w:tcW w:type="dxa" w:w="1440"/>
-            <w:shd w:fill="F8FAFC"/>
-            <w:tcMar>
-              <w:top w:w="100" w:type="dxa"/>
-              <w:bottom w:w="100" w:type="dxa"/>
-              <w:left w:w="120" w:type="dxa"/>
-              <w:right w:w="120" w:type="dxa"/>
-            </w:tcMar>
-            <w:tcBorders>
-              <w:top w:val="single" w:sz="4" w:space="0" w:color="CCCCCC"/>
-              <w:bottom w:val="single" w:sz="4" w:space="0" w:color="CCCCCC"/>
-              <w:left w:val="single" w:sz="4" w:space="0" w:color="CCCCCC"/>
-              <w:right w:val="single" w:sz="4" w:space="0" w:color="CCCCCC"/>
-            </w:tcBorders>
-          </w:tcPr>
-          <w:p>
-            <w:pPr>
-              <w:spacing w:before="60" w:after="60" w:line="252" w:lineRule="auto"/>
-              <w:jc w:val="left"/>
-            </w:pPr>
-            <w:r/>
-            <w:r>
-              <w:t>724.00</w:t>
-            </w:r>
-          </w:p>
-        </w:tc>
-        <w:tc>
-          <w:tcPr>
-            <w:tcW w:type="dxa" w:w="2016"/>
-            <w:shd w:fill="F8FAFC"/>
-            <w:tcMar>
-              <w:top w:w="100" w:type="dxa"/>
-              <w:bottom w:w="100" w:type="dxa"/>
-              <w:left w:w="120" w:type="dxa"/>
-              <w:right w:w="120" w:type="dxa"/>
-            </w:tcMar>
-            <w:tcBorders>
-              <w:top w:val="single" w:sz="4" w:space="0" w:color="CCCCCC"/>
-              <w:bottom w:val="single" w:sz="4" w:space="0" w:color="CCCCCC"/>
-              <w:left w:val="single" w:sz="4" w:space="0" w:color="CCCCCC"/>
-              <w:right w:val="single" w:sz="4" w:space="0" w:color="CCCCCC"/>
-            </w:tcBorders>
-          </w:tcPr>
-          <w:p>
-            <w:pPr>
-              <w:spacing w:before="60" w:after="60" w:line="252" w:lineRule="auto"/>
-              <w:jc w:val="left"/>
-            </w:pPr>
-            <w:r/>
-            <w:r>
-              <w:t>733.25</w:t>
-            </w:r>
-          </w:p>
-        </w:tc>
-        <w:tc>
-          <w:tcPr>
-            <w:tcW w:type="dxa" w:w="1152"/>
-            <w:shd w:fill="F8FAFC"/>
-            <w:tcMar>
-              <w:top w:w="100" w:type="dxa"/>
-              <w:bottom w:w="100" w:type="dxa"/>
-              <w:left w:w="120" w:type="dxa"/>
-              <w:right w:w="120" w:type="dxa"/>
-            </w:tcMar>
-            <w:tcBorders>
-              <w:top w:val="single" w:sz="4" w:space="0" w:color="CCCCCC"/>
-              <w:bottom w:val="single" w:sz="4" w:space="0" w:color="CCCCCC"/>
-              <w:left w:val="single" w:sz="4" w:space="0" w:color="CCCCCC"/>
-              <w:right w:val="single" w:sz="4" w:space="0" w:color="CCCCCC"/>
-            </w:tcBorders>
-          </w:tcPr>
-          <w:p>
-            <w:pPr>
-              <w:spacing w:before="60" w:after="60" w:line="252" w:lineRule="auto"/>
-              <w:jc w:val="left"/>
-            </w:pPr>
-            <w:r/>
-            <w:r>
-              <w:t>717.50</w:t>
-            </w:r>
-          </w:p>
-        </w:tc>
-        <w:tc>
-          <w:tcPr>
-            <w:tcW w:type="dxa" w:w="1728"/>
-            <w:shd w:fill="F8FAFC"/>
-            <w:tcMar>
-              <w:top w:w="100" w:type="dxa"/>
-              <w:bottom w:w="100" w:type="dxa"/>
-              <w:left w:w="120" w:type="dxa"/>
-              <w:right w:w="120" w:type="dxa"/>
-            </w:tcMar>
-            <w:tcBorders>
-              <w:top w:val="single" w:sz="4" w:space="0" w:color="CCCCCC"/>
-              <w:bottom w:val="single" w:sz="4" w:space="0" w:color="CCCCCC"/>
-              <w:left w:val="single" w:sz="4" w:space="0" w:color="CCCCCC"/>
-              <w:right w:val="single" w:sz="4" w:space="0" w:color="CCCCCC"/>
-            </w:tcBorders>
-          </w:tcPr>
-          <w:p>
-            <w:pPr>
-              <w:spacing w:before="60" w:after="60" w:line="252" w:lineRule="auto"/>
-              <w:jc w:val="left"/>
-            </w:pPr>
-            <w:r/>
-            <w:r>
-              <w:rPr>
-                <w:b/>
-              </w:rPr>
-              <w:t>723.25</w:t>
-            </w:r>
-          </w:p>
-        </w:tc>
-        <w:tc>
-          <w:tcPr>
-            <w:tcW w:type="dxa" w:w="3456"/>
-            <w:shd w:fill="F8FAFC"/>
-            <w:tcMar>
-              <w:top w:w="100" w:type="dxa"/>
-              <w:bottom w:w="100" w:type="dxa"/>
-              <w:left w:w="120" w:type="dxa"/>
-              <w:right w:w="120" w:type="dxa"/>
-            </w:tcMar>
-            <w:tcBorders>
-              <w:top w:val="single" w:sz="4" w:space="0" w:color="CCCCCC"/>
-              <w:bottom w:val="single" w:sz="4" w:space="0" w:color="CCCCCC"/>
-              <w:left w:val="single" w:sz="4" w:space="0" w:color="CCCCCC"/>
-              <w:right w:val="single" w:sz="4" w:space="0" w:color="CCCCCC"/>
-            </w:tcBorders>
-          </w:tcPr>
-          <w:p>
-            <w:pPr>
-              <w:spacing w:before="60" w:after="60" w:line="252" w:lineRule="auto"/>
-              <w:jc w:val="left"/>
-            </w:pPr>
-            <w:r/>
-            <w:r>
-              <w:rPr>
-                <w:b/>
-              </w:rPr>
-              <w:t>-0.75</w:t>
-            </w:r>
-          </w:p>
-        </w:tc>
-        <w:tc>
-          <w:tcPr>
-            <w:tcW w:type="dxa" w:w="1440"/>
-            <w:shd w:fill="F8FAFC"/>
-            <w:tcMar>
-              <w:top w:w="100" w:type="dxa"/>
-              <w:bottom w:w="100" w:type="dxa"/>
-              <w:left w:w="120" w:type="dxa"/>
-              <w:right w:w="120" w:type="dxa"/>
-            </w:tcMar>
-            <w:tcBorders>
-              <w:top w:val="single" w:sz="4" w:space="0" w:color="CCCCCC"/>
-              <w:bottom w:val="single" w:sz="4" w:space="0" w:color="CCCCCC"/>
-              <w:left w:val="single" w:sz="4" w:space="0" w:color="CCCCCC"/>
-              <w:right w:val="single" w:sz="4" w:space="0" w:color="CCCCCC"/>
-            </w:tcBorders>
-          </w:tcPr>
-          <w:p>
-            <w:pPr>
-              <w:spacing w:before="60" w:after="60" w:line="252" w:lineRule="auto"/>
-              <w:jc w:val="left"/>
-            </w:pPr>
-            <w:r/>
-            <w:r>
-              <w:t>BEAR</w:t>
-            </w:r>
-          </w:p>
-        </w:tc>
-      </w:tr>
-      <w:tr>
-        <w:tc>
-          <w:tcPr>
-            <w:tcW w:type="dxa" w:w="1584"/>
-            <w:shd w:fill="FFFFFF"/>
-            <w:tcMar>
-              <w:top w:w="100" w:type="dxa"/>
-              <w:bottom w:w="100" w:type="dxa"/>
-              <w:left w:w="120" w:type="dxa"/>
-              <w:right w:w="120" w:type="dxa"/>
-            </w:tcMar>
-            <w:tcBorders>
-              <w:top w:val="single" w:sz="4" w:space="0" w:color="CCCCCC"/>
-              <w:bottom w:val="single" w:sz="4" w:space="0" w:color="CCCCCC"/>
-              <w:left w:val="single" w:sz="4" w:space="0" w:color="CCCCCC"/>
-              <w:right w:val="single" w:sz="4" w:space="0" w:color="CCCCCC"/>
-            </w:tcBorders>
-          </w:tcPr>
-          <w:p>
-            <w:pPr>
-              <w:spacing w:before="60" w:after="60" w:line="252" w:lineRule="auto"/>
-              <w:jc w:val="left"/>
-            </w:pPr>
-            <w:r/>
-            <w:r>
-              <w:rPr>
-                <w:b/>
-              </w:rPr>
-              <w:t>Fri 28/08</w:t>
-            </w:r>
-          </w:p>
-        </w:tc>
-        <w:tc>
-          <w:tcPr>
-            <w:tcW w:type="dxa" w:w="864"/>
-            <w:shd w:fill="FFFFFF"/>
-            <w:tcMar>
-              <w:top w:w="100" w:type="dxa"/>
-              <w:bottom w:w="100" w:type="dxa"/>
-              <w:left w:w="120" w:type="dxa"/>
-              <w:right w:w="120" w:type="dxa"/>
-            </w:tcMar>
-            <w:tcBorders>
-              <w:top w:val="single" w:sz="4" w:space="0" w:color="CCCCCC"/>
-              <w:bottom w:val="single" w:sz="4" w:space="0" w:color="CCCCCC"/>
-              <w:left w:val="single" w:sz="4" w:space="0" w:color="CCCCCC"/>
-              <w:right w:val="single" w:sz="4" w:space="0" w:color="CCCCCC"/>
-            </w:tcBorders>
-          </w:tcPr>
-          <w:p>
-            <w:pPr>
-              <w:spacing w:before="60" w:after="60" w:line="252" w:lineRule="auto"/>
-              <w:jc w:val="left"/>
-            </w:pPr>
-            <w:r/>
-            <w:r>
-              <w:t>Asia 11-15</w:t>
-            </w:r>
-          </w:p>
-        </w:tc>
-        <w:tc>
-          <w:tcPr>
-            <w:tcW w:type="dxa" w:w="1440"/>
-            <w:shd w:fill="FFFFFF"/>
-            <w:tcMar>
-              <w:top w:w="100" w:type="dxa"/>
-              <w:bottom w:w="100" w:type="dxa"/>
-              <w:left w:w="120" w:type="dxa"/>
-              <w:right w:w="120" w:type="dxa"/>
-            </w:tcMar>
-            <w:tcBorders>
-              <w:top w:val="single" w:sz="4" w:space="0" w:color="CCCCCC"/>
-              <w:bottom w:val="single" w:sz="4" w:space="0" w:color="CCCCCC"/>
-              <w:left w:val="single" w:sz="4" w:space="0" w:color="CCCCCC"/>
-              <w:right w:val="single" w:sz="4" w:space="0" w:color="CCCCCC"/>
-            </w:tcBorders>
-          </w:tcPr>
-          <w:p>
-            <w:pPr>
-              <w:spacing w:before="60" w:after="60" w:line="252" w:lineRule="auto"/>
-              <w:jc w:val="left"/>
-            </w:pPr>
-            <w:r/>
-            <w:r>
-              <w:t>723.25</w:t>
-            </w:r>
-          </w:p>
-        </w:tc>
-        <w:tc>
-          <w:tcPr>
-            <w:tcW w:type="dxa" w:w="2016"/>
-            <w:shd w:fill="FFFFFF"/>
-            <w:tcMar>
-              <w:top w:w="100" w:type="dxa"/>
-              <w:bottom w:w="100" w:type="dxa"/>
-              <w:left w:w="120" w:type="dxa"/>
-              <w:right w:w="120" w:type="dxa"/>
-            </w:tcMar>
-            <w:tcBorders>
-              <w:top w:val="single" w:sz="4" w:space="0" w:color="CCCCCC"/>
-              <w:bottom w:val="single" w:sz="4" w:space="0" w:color="CCCCCC"/>
-              <w:left w:val="single" w:sz="4" w:space="0" w:color="CCCCCC"/>
-              <w:right w:val="single" w:sz="4" w:space="0" w:color="CCCCCC"/>
-            </w:tcBorders>
-          </w:tcPr>
-          <w:p>
-            <w:pPr>
-              <w:spacing w:before="60" w:after="60" w:line="252" w:lineRule="auto"/>
-              <w:jc w:val="left"/>
-            </w:pPr>
-            <w:r/>
-            <w:r>
-              <w:t>730.75</w:t>
-            </w:r>
-          </w:p>
-        </w:tc>
-        <w:tc>
-          <w:tcPr>
-            <w:tcW w:type="dxa" w:w="1152"/>
-            <w:shd w:fill="FFFFFF"/>
-            <w:tcMar>
-              <w:top w:w="100" w:type="dxa"/>
-              <w:bottom w:w="100" w:type="dxa"/>
-              <w:left w:w="120" w:type="dxa"/>
-              <w:right w:w="120" w:type="dxa"/>
-            </w:tcMar>
-            <w:tcBorders>
-              <w:top w:val="single" w:sz="4" w:space="0" w:color="CCCCCC"/>
-              <w:bottom w:val="single" w:sz="4" w:space="0" w:color="CCCCCC"/>
-              <w:left w:val="single" w:sz="4" w:space="0" w:color="CCCCCC"/>
-              <w:right w:val="single" w:sz="4" w:space="0" w:color="CCCCCC"/>
-            </w:tcBorders>
-          </w:tcPr>
-          <w:p>
-            <w:pPr>
-              <w:spacing w:before="60" w:after="60" w:line="252" w:lineRule="auto"/>
-              <w:jc w:val="left"/>
-            </w:pPr>
-            <w:r/>
-            <w:r>
-              <w:t>717.25</w:t>
-            </w:r>
-          </w:p>
-        </w:tc>
-        <w:tc>
-          <w:tcPr>
-            <w:tcW w:type="dxa" w:w="1728"/>
-            <w:shd w:fill="FFFFFF"/>
-            <w:tcMar>
-              <w:top w:w="100" w:type="dxa"/>
-              <w:bottom w:w="100" w:type="dxa"/>
-              <w:left w:w="120" w:type="dxa"/>
-              <w:right w:w="120" w:type="dxa"/>
-            </w:tcMar>
-            <w:tcBorders>
-              <w:top w:val="single" w:sz="4" w:space="0" w:color="CCCCCC"/>
-              <w:bottom w:val="single" w:sz="4" w:space="0" w:color="CCCCCC"/>
-              <w:left w:val="single" w:sz="4" w:space="0" w:color="CCCCCC"/>
-              <w:right w:val="single" w:sz="4" w:space="0" w:color="CCCCCC"/>
-            </w:tcBorders>
-          </w:tcPr>
-          <w:p>
-            <w:pPr>
-              <w:spacing w:before="60" w:after="60" w:line="252" w:lineRule="auto"/>
-              <w:jc w:val="left"/>
-            </w:pPr>
-            <w:r/>
-            <w:r>
-              <w:rPr>
-                <w:b/>
-              </w:rPr>
-              <w:t>722.25</w:t>
-            </w:r>
-          </w:p>
-        </w:tc>
-        <w:tc>
-          <w:tcPr>
-            <w:tcW w:type="dxa" w:w="3456"/>
-            <w:shd w:fill="FFFFFF"/>
-            <w:tcMar>
-              <w:top w:w="100" w:type="dxa"/>
-              <w:bottom w:w="100" w:type="dxa"/>
-              <w:left w:w="120" w:type="dxa"/>
-              <w:right w:w="120" w:type="dxa"/>
-            </w:tcMar>
-            <w:tcBorders>
-              <w:top w:val="single" w:sz="4" w:space="0" w:color="CCCCCC"/>
-              <w:bottom w:val="single" w:sz="4" w:space="0" w:color="CCCCCC"/>
-              <w:left w:val="single" w:sz="4" w:space="0" w:color="CCCCCC"/>
-              <w:right w:val="single" w:sz="4" w:space="0" w:color="CCCCCC"/>
-            </w:tcBorders>
-          </w:tcPr>
-          <w:p>
-            <w:pPr>
-              <w:spacing w:before="60" w:after="60" w:line="252" w:lineRule="auto"/>
-              <w:jc w:val="left"/>
-            </w:pPr>
-            <w:r/>
-            <w:r>
-              <w:rPr>
-                <w:b/>
-              </w:rPr>
-              <w:t>-1.00</w:t>
-            </w:r>
-          </w:p>
-        </w:tc>
-        <w:tc>
-          <w:tcPr>
-            <w:tcW w:type="dxa" w:w="1440"/>
-            <w:shd w:fill="FFFFFF"/>
-            <w:tcMar>
-              <w:top w:w="100" w:type="dxa"/>
-              <w:bottom w:w="100" w:type="dxa"/>
-              <w:left w:w="120" w:type="dxa"/>
-              <w:right w:w="120" w:type="dxa"/>
-            </w:tcMar>
-            <w:tcBorders>
-              <w:top w:val="single" w:sz="4" w:space="0" w:color="CCCCCC"/>
-              <w:bottom w:val="single" w:sz="4" w:space="0" w:color="CCCCCC"/>
-              <w:left w:val="single" w:sz="4" w:space="0" w:color="CCCCCC"/>
-              <w:right w:val="single" w:sz="4" w:space="0" w:color="CCCCCC"/>
-            </w:tcBorders>
-          </w:tcPr>
-          <w:p>
-            <w:pPr>
-              <w:spacing w:before="60" w:after="60" w:line="252" w:lineRule="auto"/>
-              <w:jc w:val="left"/>
-            </w:pPr>
-            <w:r/>
-            <w:r>
-              <w:t>BEAR</w:t>
-            </w:r>
-          </w:p>
-        </w:tc>
-      </w:tr>
-      <w:tr>
-        <w:tc>
-          <w:tcPr>
-            <w:tcW w:type="dxa" w:w="1584"/>
-            <w:shd w:fill="F8FAFC"/>
-            <w:tcMar>
-              <w:top w:w="100" w:type="dxa"/>
-              <w:bottom w:w="100" w:type="dxa"/>
-              <w:left w:w="120" w:type="dxa"/>
-              <w:right w:w="120" w:type="dxa"/>
-            </w:tcMar>
-            <w:tcBorders>
-              <w:top w:val="single" w:sz="4" w:space="0" w:color="CCCCCC"/>
-              <w:bottom w:val="single" w:sz="4" w:space="0" w:color="CCCCCC"/>
-              <w:left w:val="single" w:sz="4" w:space="0" w:color="CCCCCC"/>
-              <w:right w:val="single" w:sz="4" w:space="0" w:color="CCCCCC"/>
-            </w:tcBorders>
-          </w:tcPr>
-          <w:p>
-            <w:pPr>
-              <w:spacing w:before="60" w:after="60" w:line="252" w:lineRule="auto"/>
-              <w:jc w:val="left"/>
-            </w:pPr>
-            <w:r/>
-            <w:r>
-              <w:rPr>
-                <w:b/>
-              </w:rPr>
-              <w:t>Fri 28/08</w:t>
-            </w:r>
-          </w:p>
-        </w:tc>
-        <w:tc>
-          <w:tcPr>
-            <w:tcW w:type="dxa" w:w="864"/>
-            <w:shd w:fill="F8FAFC"/>
-            <w:tcMar>
-              <w:top w:w="100" w:type="dxa"/>
-              <w:bottom w:w="100" w:type="dxa"/>
-              <w:left w:w="120" w:type="dxa"/>
-              <w:right w:w="120" w:type="dxa"/>
-            </w:tcMar>
-            <w:tcBorders>
-              <w:top w:val="single" w:sz="4" w:space="0" w:color="CCCCCC"/>
-              <w:bottom w:val="single" w:sz="4" w:space="0" w:color="CCCCCC"/>
-              <w:left w:val="single" w:sz="4" w:space="0" w:color="CCCCCC"/>
-              <w:right w:val="single" w:sz="4" w:space="0" w:color="CCCCCC"/>
-            </w:tcBorders>
-          </w:tcPr>
-          <w:p>
-            <w:pPr>
-              <w:spacing w:before="60" w:after="60" w:line="252" w:lineRule="auto"/>
-              <w:jc w:val="left"/>
-            </w:pPr>
-            <w:r/>
-            <w:r>
-              <w:t>London 15-19</w:t>
-            </w:r>
-          </w:p>
-        </w:tc>
-        <w:tc>
-          <w:tcPr>
-            <w:tcW w:type="dxa" w:w="1440"/>
-            <w:shd w:fill="F8FAFC"/>
-            <w:tcMar>
-              <w:top w:w="100" w:type="dxa"/>
-              <w:bottom w:w="100" w:type="dxa"/>
-              <w:left w:w="120" w:type="dxa"/>
-              <w:right w:w="120" w:type="dxa"/>
-            </w:tcMar>
-            <w:tcBorders>
-              <w:top w:val="single" w:sz="4" w:space="0" w:color="CCCCCC"/>
-              <w:bottom w:val="single" w:sz="4" w:space="0" w:color="CCCCCC"/>
-              <w:left w:val="single" w:sz="4" w:space="0" w:color="CCCCCC"/>
-              <w:right w:val="single" w:sz="4" w:space="0" w:color="CCCCCC"/>
-            </w:tcBorders>
-          </w:tcPr>
-          <w:p>
-            <w:pPr>
-              <w:spacing w:before="60" w:after="60" w:line="252" w:lineRule="auto"/>
-              <w:jc w:val="left"/>
-            </w:pPr>
-            <w:r/>
-            <w:r>
-              <w:t>722.25</w:t>
-            </w:r>
-          </w:p>
-        </w:tc>
-        <w:tc>
-          <w:tcPr>
-            <w:tcW w:type="dxa" w:w="2016"/>
-            <w:shd w:fill="F8FAFC"/>
-            <w:tcMar>
-              <w:top w:w="100" w:type="dxa"/>
-              <w:bottom w:w="100" w:type="dxa"/>
-              <w:left w:w="120" w:type="dxa"/>
-              <w:right w:w="120" w:type="dxa"/>
-            </w:tcMar>
-            <w:tcBorders>
-              <w:top w:val="single" w:sz="4" w:space="0" w:color="CCCCCC"/>
-              <w:bottom w:val="single" w:sz="4" w:space="0" w:color="CCCCCC"/>
-              <w:left w:val="single" w:sz="4" w:space="0" w:color="CCCCCC"/>
-              <w:right w:val="single" w:sz="4" w:space="0" w:color="CCCCCC"/>
-            </w:tcBorders>
-          </w:tcPr>
-          <w:p>
-            <w:pPr>
-              <w:spacing w:before="60" w:after="60" w:line="252" w:lineRule="auto"/>
-              <w:jc w:val="left"/>
-            </w:pPr>
-            <w:r/>
-            <w:r>
-              <w:t>729.25</w:t>
-            </w:r>
-          </w:p>
-        </w:tc>
-        <w:tc>
-          <w:tcPr>
-            <w:tcW w:type="dxa" w:w="1152"/>
-            <w:shd w:fill="F8FAFC"/>
-            <w:tcMar>
-              <w:top w:w="100" w:type="dxa"/>
-              <w:bottom w:w="100" w:type="dxa"/>
-              <w:left w:w="120" w:type="dxa"/>
-              <w:right w:w="120" w:type="dxa"/>
-            </w:tcMar>
-            <w:tcBorders>
-              <w:top w:val="single" w:sz="4" w:space="0" w:color="CCCCCC"/>
-              <w:bottom w:val="single" w:sz="4" w:space="0" w:color="CCCCCC"/>
-              <w:left w:val="single" w:sz="4" w:space="0" w:color="CCCCCC"/>
-              <w:right w:val="single" w:sz="4" w:space="0" w:color="CCCCCC"/>
-            </w:tcBorders>
-          </w:tcPr>
-          <w:p>
-            <w:pPr>
-              <w:spacing w:before="60" w:after="60" w:line="252" w:lineRule="auto"/>
-              <w:jc w:val="left"/>
-            </w:pPr>
-            <w:r/>
-            <w:r>
-              <w:t>708.75</w:t>
-            </w:r>
-          </w:p>
-        </w:tc>
-        <w:tc>
-          <w:tcPr>
-            <w:tcW w:type="dxa" w:w="1728"/>
-            <w:shd w:fill="F8FAFC"/>
-            <w:tcMar>
-              <w:top w:w="100" w:type="dxa"/>
-              <w:bottom w:w="100" w:type="dxa"/>
-              <w:left w:w="120" w:type="dxa"/>
-              <w:right w:w="120" w:type="dxa"/>
-            </w:tcMar>
-            <w:tcBorders>
-              <w:top w:val="single" w:sz="4" w:space="0" w:color="CCCCCC"/>
-              <w:bottom w:val="single" w:sz="4" w:space="0" w:color="CCCCCC"/>
-              <w:left w:val="single" w:sz="4" w:space="0" w:color="CCCCCC"/>
-              <w:right w:val="single" w:sz="4" w:space="0" w:color="CCCCCC"/>
-            </w:tcBorders>
-          </w:tcPr>
-          <w:p>
-            <w:pPr>
-              <w:spacing w:before="60" w:after="60" w:line="252" w:lineRule="auto"/>
-              <w:jc w:val="left"/>
-            </w:pPr>
-            <w:r/>
-            <w:r>
-              <w:rPr>
-                <w:b/>
-              </w:rPr>
-              <w:t>723.00</w:t>
-            </w:r>
-          </w:p>
-        </w:tc>
-        <w:tc>
-          <w:tcPr>
-            <w:tcW w:type="dxa" w:w="3456"/>
-            <w:shd w:fill="F8FAFC"/>
-            <w:tcMar>
-              <w:top w:w="100" w:type="dxa"/>
-              <w:bottom w:w="100" w:type="dxa"/>
-              <w:left w:w="120" w:type="dxa"/>
-              <w:right w:w="120" w:type="dxa"/>
-            </w:tcMar>
-            <w:tcBorders>
-              <w:top w:val="single" w:sz="4" w:space="0" w:color="CCCCCC"/>
-              <w:bottom w:val="single" w:sz="4" w:space="0" w:color="CCCCCC"/>
-              <w:left w:val="single" w:sz="4" w:space="0" w:color="CCCCCC"/>
-              <w:right w:val="single" w:sz="4" w:space="0" w:color="CCCCCC"/>
-            </w:tcBorders>
-          </w:tcPr>
-          <w:p>
-            <w:pPr>
-              <w:spacing w:before="60" w:after="60" w:line="252" w:lineRule="auto"/>
-              <w:jc w:val="left"/>
-            </w:pPr>
-            <w:r/>
-            <w:r>
-              <w:rPr>
-                <w:b/>
-              </w:rPr>
-              <w:t>+0.75</w:t>
-            </w:r>
-          </w:p>
-        </w:tc>
-        <w:tc>
-          <w:tcPr>
-            <w:tcW w:type="dxa" w:w="1440"/>
-            <w:shd w:fill="F8FAFC"/>
-            <w:tcMar>
-              <w:top w:w="100" w:type="dxa"/>
-              <w:bottom w:w="100" w:type="dxa"/>
-              <w:left w:w="120" w:type="dxa"/>
-              <w:right w:w="120" w:type="dxa"/>
-            </w:tcMar>
-            <w:tcBorders>
-              <w:top w:val="single" w:sz="4" w:space="0" w:color="CCCCCC"/>
-              <w:bottom w:val="single" w:sz="4" w:space="0" w:color="CCCCCC"/>
-              <w:left w:val="single" w:sz="4" w:space="0" w:color="CCCCCC"/>
-              <w:right w:val="single" w:sz="4" w:space="0" w:color="CCCCCC"/>
-            </w:tcBorders>
-          </w:tcPr>
-          <w:p>
-            <w:pPr>
-              <w:spacing w:before="60" w:after="60" w:line="252" w:lineRule="auto"/>
-              <w:jc w:val="left"/>
-            </w:pPr>
-            <w:r/>
-            <w:r>
-              <w:t>BULL</w:t>
-            </w:r>
-          </w:p>
-        </w:tc>
-      </w:tr>
-      <w:tr>
-        <w:tc>
-          <w:tcPr>
-            <w:tcW w:type="dxa" w:w="1584"/>
-            <w:shd w:fill="FFFFFF"/>
-            <w:tcMar>
-              <w:top w:w="100" w:type="dxa"/>
-              <w:bottom w:w="100" w:type="dxa"/>
-              <w:left w:w="120" w:type="dxa"/>
-              <w:right w:w="120" w:type="dxa"/>
-            </w:tcMar>
-            <w:tcBorders>
-              <w:top w:val="single" w:sz="4" w:space="0" w:color="CCCCCC"/>
-              <w:bottom w:val="single" w:sz="4" w:space="0" w:color="CCCCCC"/>
-              <w:left w:val="single" w:sz="4" w:space="0" w:color="CCCCCC"/>
-              <w:right w:val="single" w:sz="4" w:space="0" w:color="CCCCCC"/>
-            </w:tcBorders>
-          </w:tcPr>
-          <w:p>
-            <w:pPr>
-              <w:spacing w:before="60" w:after="60" w:line="252" w:lineRule="auto"/>
-              <w:jc w:val="left"/>
-            </w:pPr>
-            <w:r/>
-            <w:r>
-              <w:rPr>
-                <w:b/>
-              </w:rPr>
-              <w:t>Fri 28/08</w:t>
-            </w:r>
-          </w:p>
-        </w:tc>
-        <w:tc>
-          <w:tcPr>
-            <w:tcW w:type="dxa" w:w="864"/>
-            <w:shd w:fill="FFFFFF"/>
-            <w:tcMar>
-              <w:top w:w="100" w:type="dxa"/>
-              <w:bottom w:w="100" w:type="dxa"/>
-              <w:left w:w="120" w:type="dxa"/>
-              <w:right w:w="120" w:type="dxa"/>
-            </w:tcMar>
-            <w:tcBorders>
-              <w:top w:val="single" w:sz="4" w:space="0" w:color="CCCCCC"/>
-              <w:bottom w:val="single" w:sz="4" w:space="0" w:color="CCCCCC"/>
-              <w:left w:val="single" w:sz="4" w:space="0" w:color="CCCCCC"/>
-              <w:right w:val="single" w:sz="4" w:space="0" w:color="CCCCCC"/>
-            </w:tcBorders>
-          </w:tcPr>
-          <w:p>
-            <w:pPr>
-              <w:spacing w:before="60" w:after="60" w:line="252" w:lineRule="auto"/>
-              <w:jc w:val="left"/>
-            </w:pPr>
-            <w:r/>
-            <w:r>
-              <w:t>Pre-NY 19-21</w:t>
-            </w:r>
-          </w:p>
-        </w:tc>
-        <w:tc>
-          <w:tcPr>
-            <w:tcW w:type="dxa" w:w="1440"/>
-            <w:shd w:fill="FFFFFF"/>
-            <w:tcMar>
-              <w:top w:w="100" w:type="dxa"/>
-              <w:bottom w:w="100" w:type="dxa"/>
-              <w:left w:w="120" w:type="dxa"/>
-              <w:right w:w="120" w:type="dxa"/>
-            </w:tcMar>
-            <w:tcBorders>
-              <w:top w:val="single" w:sz="4" w:space="0" w:color="CCCCCC"/>
-              <w:bottom w:val="single" w:sz="4" w:space="0" w:color="CCCCCC"/>
-              <w:left w:val="single" w:sz="4" w:space="0" w:color="CCCCCC"/>
-              <w:right w:val="single" w:sz="4" w:space="0" w:color="CCCCCC"/>
-            </w:tcBorders>
-          </w:tcPr>
-          <w:p>
-            <w:pPr>
-              <w:spacing w:before="60" w:after="60" w:line="252" w:lineRule="auto"/>
-              <w:jc w:val="left"/>
-            </w:pPr>
-            <w:r/>
-            <w:r>
-              <w:t>723.00</w:t>
-            </w:r>
-          </w:p>
-        </w:tc>
-        <w:tc>
-          <w:tcPr>
-            <w:tcW w:type="dxa" w:w="2016"/>
-            <w:shd w:fill="FFFFFF"/>
-            <w:tcMar>
-              <w:top w:w="100" w:type="dxa"/>
-              <w:bottom w:w="100" w:type="dxa"/>
-              <w:left w:w="120" w:type="dxa"/>
-              <w:right w:w="120" w:type="dxa"/>
-            </w:tcMar>
-            <w:tcBorders>
-              <w:top w:val="single" w:sz="4" w:space="0" w:color="CCCCCC"/>
-              <w:bottom w:val="single" w:sz="4" w:space="0" w:color="CCCCCC"/>
-              <w:left w:val="single" w:sz="4" w:space="0" w:color="CCCCCC"/>
-              <w:right w:val="single" w:sz="4" w:space="0" w:color="CCCCCC"/>
-            </w:tcBorders>
-          </w:tcPr>
-          <w:p>
-            <w:pPr>
-              <w:spacing w:before="60" w:after="60" w:line="252" w:lineRule="auto"/>
-              <w:jc w:val="left"/>
-            </w:pPr>
-            <w:r/>
-            <w:r>
-              <w:t>732.25</w:t>
-            </w:r>
-          </w:p>
-        </w:tc>
-        <w:tc>
-          <w:tcPr>
-            <w:tcW w:type="dxa" w:w="1152"/>
-            <w:shd w:fill="FFFFFF"/>
-            <w:tcMar>
-              <w:top w:w="100" w:type="dxa"/>
-              <w:bottom w:w="100" w:type="dxa"/>
-              <w:left w:w="120" w:type="dxa"/>
-              <w:right w:w="120" w:type="dxa"/>
-            </w:tcMar>
-            <w:tcBorders>
-              <w:top w:val="single" w:sz="4" w:space="0" w:color="CCCCCC"/>
-              <w:bottom w:val="single" w:sz="4" w:space="0" w:color="CCCCCC"/>
-              <w:left w:val="single" w:sz="4" w:space="0" w:color="CCCCCC"/>
-              <w:right w:val="single" w:sz="4" w:space="0" w:color="CCCCCC"/>
-            </w:tcBorders>
-          </w:tcPr>
-          <w:p>
-            <w:pPr>
-              <w:spacing w:before="60" w:after="60" w:line="252" w:lineRule="auto"/>
-              <w:jc w:val="left"/>
-            </w:pPr>
-            <w:r/>
-            <w:r>
-              <w:t>715.75</w:t>
+              <w:t>717.00</w:t>
             </w:r>
           </w:p>
         </w:tc>
@@ -30761,476 +31231,6 @@
                 <w:b/>
               </w:rPr>
               <w:t>722.75</w:t>
-            </w:r>
-          </w:p>
-        </w:tc>
-        <w:tc>
-          <w:tcPr>
-            <w:tcW w:type="dxa" w:w="3456"/>
-            <w:shd w:fill="FFFFFF"/>
-            <w:tcMar>
-              <w:top w:w="100" w:type="dxa"/>
-              <w:bottom w:w="100" w:type="dxa"/>
-              <w:left w:w="120" w:type="dxa"/>
-              <w:right w:w="120" w:type="dxa"/>
-            </w:tcMar>
-            <w:tcBorders>
-              <w:top w:val="single" w:sz="4" w:space="0" w:color="CCCCCC"/>
-              <w:bottom w:val="single" w:sz="4" w:space="0" w:color="CCCCCC"/>
-              <w:left w:val="single" w:sz="4" w:space="0" w:color="CCCCCC"/>
-              <w:right w:val="single" w:sz="4" w:space="0" w:color="CCCCCC"/>
-            </w:tcBorders>
-          </w:tcPr>
-          <w:p>
-            <w:pPr>
-              <w:spacing w:before="60" w:after="60" w:line="252" w:lineRule="auto"/>
-              <w:jc w:val="left"/>
-            </w:pPr>
-            <w:r/>
-            <w:r>
-              <w:rPr>
-                <w:b/>
-              </w:rPr>
-              <w:t>-0.25</w:t>
-            </w:r>
-          </w:p>
-        </w:tc>
-        <w:tc>
-          <w:tcPr>
-            <w:tcW w:type="dxa" w:w="1440"/>
-            <w:shd w:fill="FFFFFF"/>
-            <w:tcMar>
-              <w:top w:w="100" w:type="dxa"/>
-              <w:bottom w:w="100" w:type="dxa"/>
-              <w:left w:w="120" w:type="dxa"/>
-              <w:right w:w="120" w:type="dxa"/>
-            </w:tcMar>
-            <w:tcBorders>
-              <w:top w:val="single" w:sz="4" w:space="0" w:color="CCCCCC"/>
-              <w:bottom w:val="single" w:sz="4" w:space="0" w:color="CCCCCC"/>
-              <w:left w:val="single" w:sz="4" w:space="0" w:color="CCCCCC"/>
-              <w:right w:val="single" w:sz="4" w:space="0" w:color="CCCCCC"/>
-            </w:tcBorders>
-          </w:tcPr>
-          <w:p>
-            <w:pPr>
-              <w:spacing w:before="60" w:after="60" w:line="252" w:lineRule="auto"/>
-              <w:jc w:val="left"/>
-            </w:pPr>
-            <w:r/>
-            <w:r>
-              <w:t>BEAR</w:t>
-            </w:r>
-          </w:p>
-        </w:tc>
-      </w:tr>
-      <w:tr>
-        <w:tc>
-          <w:tcPr>
-            <w:tcW w:type="dxa" w:w="1584"/>
-            <w:shd w:fill="F8FAFC"/>
-            <w:tcMar>
-              <w:top w:w="100" w:type="dxa"/>
-              <w:bottom w:w="100" w:type="dxa"/>
-              <w:left w:w="120" w:type="dxa"/>
-              <w:right w:w="120" w:type="dxa"/>
-            </w:tcMar>
-            <w:tcBorders>
-              <w:top w:val="single" w:sz="4" w:space="0" w:color="CCCCCC"/>
-              <w:bottom w:val="single" w:sz="4" w:space="0" w:color="CCCCCC"/>
-              <w:left w:val="single" w:sz="4" w:space="0" w:color="CCCCCC"/>
-              <w:right w:val="single" w:sz="4" w:space="0" w:color="CCCCCC"/>
-            </w:tcBorders>
-          </w:tcPr>
-          <w:p>
-            <w:pPr>
-              <w:spacing w:before="60" w:after="60" w:line="252" w:lineRule="auto"/>
-              <w:jc w:val="left"/>
-            </w:pPr>
-            <w:r/>
-            <w:r>
-              <w:rPr>
-                <w:b/>
-              </w:rPr>
-              <w:t>Fri 28/08</w:t>
-            </w:r>
-          </w:p>
-        </w:tc>
-        <w:tc>
-          <w:tcPr>
-            <w:tcW w:type="dxa" w:w="864"/>
-            <w:shd w:fill="F8FAFC"/>
-            <w:tcMar>
-              <w:top w:w="100" w:type="dxa"/>
-              <w:bottom w:w="100" w:type="dxa"/>
-              <w:left w:w="120" w:type="dxa"/>
-              <w:right w:w="120" w:type="dxa"/>
-            </w:tcMar>
-            <w:tcBorders>
-              <w:top w:val="single" w:sz="4" w:space="0" w:color="CCCCCC"/>
-              <w:bottom w:val="single" w:sz="4" w:space="0" w:color="CCCCCC"/>
-              <w:left w:val="single" w:sz="4" w:space="0" w:color="CCCCCC"/>
-              <w:right w:val="single" w:sz="4" w:space="0" w:color="CCCCCC"/>
-            </w:tcBorders>
-          </w:tcPr>
-          <w:p>
-            <w:pPr>
-              <w:spacing w:before="60" w:after="60" w:line="252" w:lineRule="auto"/>
-              <w:jc w:val="left"/>
-            </w:pPr>
-            <w:r/>
-            <w:r>
-              <w:t>NY Open 21-23</w:t>
-            </w:r>
-          </w:p>
-        </w:tc>
-        <w:tc>
-          <w:tcPr>
-            <w:tcW w:type="dxa" w:w="1440"/>
-            <w:shd w:fill="F8FAFC"/>
-            <w:tcMar>
-              <w:top w:w="100" w:type="dxa"/>
-              <w:bottom w:w="100" w:type="dxa"/>
-              <w:left w:w="120" w:type="dxa"/>
-              <w:right w:w="120" w:type="dxa"/>
-            </w:tcMar>
-            <w:tcBorders>
-              <w:top w:val="single" w:sz="4" w:space="0" w:color="CCCCCC"/>
-              <w:bottom w:val="single" w:sz="4" w:space="0" w:color="CCCCCC"/>
-              <w:left w:val="single" w:sz="4" w:space="0" w:color="CCCCCC"/>
-              <w:right w:val="single" w:sz="4" w:space="0" w:color="CCCCCC"/>
-            </w:tcBorders>
-          </w:tcPr>
-          <w:p>
-            <w:pPr>
-              <w:spacing w:before="60" w:after="60" w:line="252" w:lineRule="auto"/>
-              <w:jc w:val="left"/>
-            </w:pPr>
-            <w:r/>
-            <w:r>
-              <w:t>722.75</w:t>
-            </w:r>
-          </w:p>
-        </w:tc>
-        <w:tc>
-          <w:tcPr>
-            <w:tcW w:type="dxa" w:w="2016"/>
-            <w:shd w:fill="F8FAFC"/>
-            <w:tcMar>
-              <w:top w:w="100" w:type="dxa"/>
-              <w:bottom w:w="100" w:type="dxa"/>
-              <w:left w:w="120" w:type="dxa"/>
-              <w:right w:w="120" w:type="dxa"/>
-            </w:tcMar>
-            <w:tcBorders>
-              <w:top w:val="single" w:sz="4" w:space="0" w:color="CCCCCC"/>
-              <w:bottom w:val="single" w:sz="4" w:space="0" w:color="CCCCCC"/>
-              <w:left w:val="single" w:sz="4" w:space="0" w:color="CCCCCC"/>
-              <w:right w:val="single" w:sz="4" w:space="0" w:color="CCCCCC"/>
-            </w:tcBorders>
-          </w:tcPr>
-          <w:p>
-            <w:pPr>
-              <w:spacing w:before="60" w:after="60" w:line="252" w:lineRule="auto"/>
-              <w:jc w:val="left"/>
-            </w:pPr>
-            <w:r/>
-            <w:r>
-              <w:t>731.25</w:t>
-            </w:r>
-          </w:p>
-        </w:tc>
-        <w:tc>
-          <w:tcPr>
-            <w:tcW w:type="dxa" w:w="1152"/>
-            <w:shd w:fill="F8FAFC"/>
-            <w:tcMar>
-              <w:top w:w="100" w:type="dxa"/>
-              <w:bottom w:w="100" w:type="dxa"/>
-              <w:left w:w="120" w:type="dxa"/>
-              <w:right w:w="120" w:type="dxa"/>
-            </w:tcMar>
-            <w:tcBorders>
-              <w:top w:val="single" w:sz="4" w:space="0" w:color="CCCCCC"/>
-              <w:bottom w:val="single" w:sz="4" w:space="0" w:color="CCCCCC"/>
-              <w:left w:val="single" w:sz="4" w:space="0" w:color="CCCCCC"/>
-              <w:right w:val="single" w:sz="4" w:space="0" w:color="CCCCCC"/>
-            </w:tcBorders>
-          </w:tcPr>
-          <w:p>
-            <w:pPr>
-              <w:spacing w:before="60" w:after="60" w:line="252" w:lineRule="auto"/>
-              <w:jc w:val="left"/>
-            </w:pPr>
-            <w:r/>
-            <w:r>
-              <w:t>708.75</w:t>
-            </w:r>
-          </w:p>
-        </w:tc>
-        <w:tc>
-          <w:tcPr>
-            <w:tcW w:type="dxa" w:w="1728"/>
-            <w:shd w:fill="F8FAFC"/>
-            <w:tcMar>
-              <w:top w:w="100" w:type="dxa"/>
-              <w:bottom w:w="100" w:type="dxa"/>
-              <w:left w:w="120" w:type="dxa"/>
-              <w:right w:w="120" w:type="dxa"/>
-            </w:tcMar>
-            <w:tcBorders>
-              <w:top w:val="single" w:sz="4" w:space="0" w:color="CCCCCC"/>
-              <w:bottom w:val="single" w:sz="4" w:space="0" w:color="CCCCCC"/>
-              <w:left w:val="single" w:sz="4" w:space="0" w:color="CCCCCC"/>
-              <w:right w:val="single" w:sz="4" w:space="0" w:color="CCCCCC"/>
-            </w:tcBorders>
-          </w:tcPr>
-          <w:p>
-            <w:pPr>
-              <w:spacing w:before="60" w:after="60" w:line="252" w:lineRule="auto"/>
-              <w:jc w:val="left"/>
-            </w:pPr>
-            <w:r/>
-            <w:r>
-              <w:rPr>
-                <w:b/>
-              </w:rPr>
-              <w:t>724.50</w:t>
-            </w:r>
-          </w:p>
-        </w:tc>
-        <w:tc>
-          <w:tcPr>
-            <w:tcW w:type="dxa" w:w="3456"/>
-            <w:shd w:fill="F8FAFC"/>
-            <w:tcMar>
-              <w:top w:w="100" w:type="dxa"/>
-              <w:bottom w:w="100" w:type="dxa"/>
-              <w:left w:w="120" w:type="dxa"/>
-              <w:right w:w="120" w:type="dxa"/>
-            </w:tcMar>
-            <w:tcBorders>
-              <w:top w:val="single" w:sz="4" w:space="0" w:color="CCCCCC"/>
-              <w:bottom w:val="single" w:sz="4" w:space="0" w:color="CCCCCC"/>
-              <w:left w:val="single" w:sz="4" w:space="0" w:color="CCCCCC"/>
-              <w:right w:val="single" w:sz="4" w:space="0" w:color="CCCCCC"/>
-            </w:tcBorders>
-          </w:tcPr>
-          <w:p>
-            <w:pPr>
-              <w:spacing w:before="60" w:after="60" w:line="252" w:lineRule="auto"/>
-              <w:jc w:val="left"/>
-            </w:pPr>
-            <w:r/>
-            <w:r>
-              <w:rPr>
-                <w:b/>
-              </w:rPr>
-              <w:t>+1.75</w:t>
-            </w:r>
-          </w:p>
-        </w:tc>
-        <w:tc>
-          <w:tcPr>
-            <w:tcW w:type="dxa" w:w="1440"/>
-            <w:shd w:fill="F8FAFC"/>
-            <w:tcMar>
-              <w:top w:w="100" w:type="dxa"/>
-              <w:bottom w:w="100" w:type="dxa"/>
-              <w:left w:w="120" w:type="dxa"/>
-              <w:right w:w="120" w:type="dxa"/>
-            </w:tcMar>
-            <w:tcBorders>
-              <w:top w:val="single" w:sz="4" w:space="0" w:color="CCCCCC"/>
-              <w:bottom w:val="single" w:sz="4" w:space="0" w:color="CCCCCC"/>
-              <w:left w:val="single" w:sz="4" w:space="0" w:color="CCCCCC"/>
-              <w:right w:val="single" w:sz="4" w:space="0" w:color="CCCCCC"/>
-            </w:tcBorders>
-          </w:tcPr>
-          <w:p>
-            <w:pPr>
-              <w:spacing w:before="60" w:after="60" w:line="252" w:lineRule="auto"/>
-              <w:jc w:val="left"/>
-            </w:pPr>
-            <w:r/>
-            <w:r>
-              <w:t>BULL</w:t>
-            </w:r>
-          </w:p>
-        </w:tc>
-      </w:tr>
-      <w:tr>
-        <w:tc>
-          <w:tcPr>
-            <w:tcW w:type="dxa" w:w="1584"/>
-            <w:shd w:fill="FFFFFF"/>
-            <w:tcMar>
-              <w:top w:w="100" w:type="dxa"/>
-              <w:bottom w:w="100" w:type="dxa"/>
-              <w:left w:w="120" w:type="dxa"/>
-              <w:right w:w="120" w:type="dxa"/>
-            </w:tcMar>
-            <w:tcBorders>
-              <w:top w:val="single" w:sz="4" w:space="0" w:color="CCCCCC"/>
-              <w:bottom w:val="single" w:sz="4" w:space="0" w:color="CCCCCC"/>
-              <w:left w:val="single" w:sz="4" w:space="0" w:color="CCCCCC"/>
-              <w:right w:val="single" w:sz="4" w:space="0" w:color="CCCCCC"/>
-            </w:tcBorders>
-          </w:tcPr>
-          <w:p>
-            <w:pPr>
-              <w:spacing w:before="60" w:after="60" w:line="252" w:lineRule="auto"/>
-              <w:jc w:val="left"/>
-            </w:pPr>
-            <w:r/>
-            <w:r>
-              <w:rPr>
-                <w:b/>
-              </w:rPr>
-              <w:t>Fri 28/08</w:t>
-            </w:r>
-          </w:p>
-        </w:tc>
-        <w:tc>
-          <w:tcPr>
-            <w:tcW w:type="dxa" w:w="864"/>
-            <w:shd w:fill="FFFFFF"/>
-            <w:tcMar>
-              <w:top w:w="100" w:type="dxa"/>
-              <w:bottom w:w="100" w:type="dxa"/>
-              <w:left w:w="120" w:type="dxa"/>
-              <w:right w:w="120" w:type="dxa"/>
-            </w:tcMar>
-            <w:tcBorders>
-              <w:top w:val="single" w:sz="4" w:space="0" w:color="CCCCCC"/>
-              <w:bottom w:val="single" w:sz="4" w:space="0" w:color="CCCCCC"/>
-              <w:left w:val="single" w:sz="4" w:space="0" w:color="CCCCCC"/>
-              <w:right w:val="single" w:sz="4" w:space="0" w:color="CCCCCC"/>
-            </w:tcBorders>
-          </w:tcPr>
-          <w:p>
-            <w:pPr>
-              <w:spacing w:before="60" w:after="60" w:line="252" w:lineRule="auto"/>
-              <w:jc w:val="left"/>
-            </w:pPr>
-            <w:r/>
-            <w:r>
-              <w:t>NY Close 23-01</w:t>
-            </w:r>
-          </w:p>
-        </w:tc>
-        <w:tc>
-          <w:tcPr>
-            <w:tcW w:type="dxa" w:w="1440"/>
-            <w:shd w:fill="FFFFFF"/>
-            <w:tcMar>
-              <w:top w:w="100" w:type="dxa"/>
-              <w:bottom w:w="100" w:type="dxa"/>
-              <w:left w:w="120" w:type="dxa"/>
-              <w:right w:w="120" w:type="dxa"/>
-            </w:tcMar>
-            <w:tcBorders>
-              <w:top w:val="single" w:sz="4" w:space="0" w:color="CCCCCC"/>
-              <w:bottom w:val="single" w:sz="4" w:space="0" w:color="CCCCCC"/>
-              <w:left w:val="single" w:sz="4" w:space="0" w:color="CCCCCC"/>
-              <w:right w:val="single" w:sz="4" w:space="0" w:color="CCCCCC"/>
-            </w:tcBorders>
-          </w:tcPr>
-          <w:p>
-            <w:pPr>
-              <w:spacing w:before="60" w:after="60" w:line="252" w:lineRule="auto"/>
-              <w:jc w:val="left"/>
-            </w:pPr>
-            <w:r/>
-            <w:r>
-              <w:t>724.50</w:t>
-            </w:r>
-          </w:p>
-        </w:tc>
-        <w:tc>
-          <w:tcPr>
-            <w:tcW w:type="dxa" w:w="2016"/>
-            <w:shd w:fill="FFFFFF"/>
-            <w:tcMar>
-              <w:top w:w="100" w:type="dxa"/>
-              <w:bottom w:w="100" w:type="dxa"/>
-              <w:left w:w="120" w:type="dxa"/>
-              <w:right w:w="120" w:type="dxa"/>
-            </w:tcMar>
-            <w:tcBorders>
-              <w:top w:val="single" w:sz="4" w:space="0" w:color="CCCCCC"/>
-              <w:bottom w:val="single" w:sz="4" w:space="0" w:color="CCCCCC"/>
-              <w:left w:val="single" w:sz="4" w:space="0" w:color="CCCCCC"/>
-              <w:right w:val="single" w:sz="4" w:space="0" w:color="CCCCCC"/>
-            </w:tcBorders>
-          </w:tcPr>
-          <w:p>
-            <w:pPr>
-              <w:spacing w:before="60" w:after="60" w:line="252" w:lineRule="auto"/>
-              <w:jc w:val="left"/>
-            </w:pPr>
-            <w:r/>
-            <w:r>
-              <w:t>730.75</w:t>
-            </w:r>
-          </w:p>
-        </w:tc>
-        <w:tc>
-          <w:tcPr>
-            <w:tcW w:type="dxa" w:w="1152"/>
-            <w:shd w:fill="FFFFFF"/>
-            <w:tcMar>
-              <w:top w:w="100" w:type="dxa"/>
-              <w:bottom w:w="100" w:type="dxa"/>
-              <w:left w:w="120" w:type="dxa"/>
-              <w:right w:w="120" w:type="dxa"/>
-            </w:tcMar>
-            <w:tcBorders>
-              <w:top w:val="single" w:sz="4" w:space="0" w:color="CCCCCC"/>
-              <w:bottom w:val="single" w:sz="4" w:space="0" w:color="CCCCCC"/>
-              <w:left w:val="single" w:sz="4" w:space="0" w:color="CCCCCC"/>
-              <w:right w:val="single" w:sz="4" w:space="0" w:color="CCCCCC"/>
-            </w:tcBorders>
-          </w:tcPr>
-          <w:p>
-            <w:pPr>
-              <w:spacing w:before="60" w:after="60" w:line="252" w:lineRule="auto"/>
-              <w:jc w:val="left"/>
-            </w:pPr>
-            <w:r/>
-            <w:r>
-              <w:t>718.00</w:t>
-            </w:r>
-          </w:p>
-        </w:tc>
-        <w:tc>
-          <w:tcPr>
-            <w:tcW w:type="dxa" w:w="1728"/>
-            <w:shd w:fill="FFFFFF"/>
-            <w:tcMar>
-              <w:top w:w="100" w:type="dxa"/>
-              <w:bottom w:w="100" w:type="dxa"/>
-              <w:left w:w="120" w:type="dxa"/>
-              <w:right w:w="120" w:type="dxa"/>
-            </w:tcMar>
-            <w:tcBorders>
-              <w:top w:val="single" w:sz="4" w:space="0" w:color="CCCCCC"/>
-              <w:bottom w:val="single" w:sz="4" w:space="0" w:color="CCCCCC"/>
-              <w:left w:val="single" w:sz="4" w:space="0" w:color="CCCCCC"/>
-              <w:right w:val="single" w:sz="4" w:space="0" w:color="CCCCCC"/>
-            </w:tcBorders>
-          </w:tcPr>
-          <w:p>
-            <w:pPr>
-              <w:spacing w:before="60" w:after="60" w:line="252" w:lineRule="auto"/>
-              <w:jc w:val="left"/>
-            </w:pPr>
-            <w:r/>
-            <w:r>
-              <w:rPr>
-                <w:b/>
-              </w:rPr>
-              <w:t>723.75</w:t>
             </w:r>
           </w:p>
         </w:tc>

--- a/Daily Reports/21_08_2026-CBOT Reports.docx
+++ b/Daily Reports/21_08_2026-CBOT Reports.docx
@@ -104,7 +104,7 @@
           <w:color w:val="5C768D"/>
           <w:sz w:val="19"/>
         </w:rPr>
-        <w:t>Cập nhật tự động qua `macro_tracker.py` vào lúc 20:42 ICT ngày 21/08/2026</w:t>
+        <w:t>Cập nhật tự động qua `macro_tracker.py` vào lúc 21:01 ICT ngày 21/08/2026</w:t>
       </w:r>
     </w:p>
     <w:tbl>
@@ -313,7 +313,7 @@
               <w:rPr>
                 <w:b/>
               </w:rPr>
-              <w:t>94.01 / thùng</w:t>
+              <w:t>93.70 / thùng</w:t>
             </w:r>
           </w:p>
         </w:tc>
@@ -344,7 +344,7 @@
               <w:rPr>
                 <w:b/>
               </w:rPr>
-              <w:t>+0.24%</w:t>
+              <w:t>-0.09%</w:t>
             </w:r>
           </w:p>
         </w:tc>
@@ -442,7 +442,7 @@
               <w:rPr>
                 <w:b/>
               </w:rPr>
-              <w:t>98.80</w:t>
+              <w:t>98.78</w:t>
             </w:r>
           </w:p>
         </w:tc>
@@ -473,7 +473,7 @@
               <w:rPr>
                 <w:b/>
               </w:rPr>
-              <w:t>-0.11%</w:t>
+              <w:t>-0.12%</w:t>
             </w:r>
           </w:p>
         </w:tc>
@@ -1218,7 +1218,7 @@
         <w:rPr>
           <w:b/>
         </w:rPr>
-        <w:t>`94.01` (+0.24%)</w:t>
+        <w:t>`93.70` (-0.09%)</w:t>
       </w:r>
       <w:r>
         <w:t xml:space="preserve"> | DXY: </w:t>
@@ -1227,7 +1227,7 @@
         <w:rPr>
           <w:b/>
         </w:rPr>
-        <w:t>`98.80` (-0.11%)</w:t>
+        <w:t>`98.78` (-0.12%)</w:t>
       </w:r>
       <w:r>
         <w:t xml:space="preserve"> | Lúa mì CBOT: </w:t>
@@ -1236,7 +1236,7 @@
         <w:rPr>
           <w:b/>
         </w:rPr>
-        <w:t>`697.25` (+2.12%)</w:t>
+        <w:t>`698.50` (+2.23%)</w:t>
       </w:r>
       <w:r>
         <w:t>.</w:t>
@@ -1306,7 +1306,7 @@
           <w:color w:val="5C768D"/>
           <w:sz w:val="19"/>
         </w:rPr>
-        <w:t>Cập nhật tự động lúc 20:42 ICT ngày 21/08/2026 — Nguồn: NOAA, USDA, BOM Australia</w:t>
+        <w:t>Cập nhật tự động lúc 21:01 ICT ngày 21/08/2026 — Nguồn: NOAA, USDA, BOM Australia</w:t>
       </w:r>
     </w:p>
     <w:p>
@@ -3574,7 +3574,7 @@
               <w:rPr>
                 <w:b/>
               </w:rPr>
-              <w:t>503.25</w:t>
+              <w:t>505.00</w:t>
             </w:r>
           </w:p>
         </w:tc>
@@ -3605,7 +3605,7 @@
               <w:rPr>
                 <w:b/>
               </w:rPr>
-              <w:t>504.58 (+1.33)</w:t>
+              <w:t>506.13 (+1.13)</w:t>
             </w:r>
           </w:p>
         </w:tc>
@@ -3633,7 +3633,7 @@
             </w:pPr>
             <w:r/>
             <w:r>
-              <w:t>Bullish (501.90 &gt; 498.76)</w:t>
+              <w:t>Bullish (502.06 &gt; 498.83)</w:t>
             </w:r>
           </w:p>
         </w:tc>
@@ -3661,7 +3661,7 @@
             </w:pPr>
             <w:r/>
             <w:r>
-              <w:t>1.50 cents</w:t>
+              <w:t>2.75 cents</w:t>
             </w:r>
           </w:p>
         </w:tc>
@@ -3822,7 +3822,7 @@
               <w:rPr>
                 <w:b/>
               </w:rPr>
-              <w:t>697.25</w:t>
+              <w:t>698.50</w:t>
             </w:r>
           </w:p>
         </w:tc>
@@ -3853,7 +3853,7 @@
               <w:rPr>
                 <w:b/>
               </w:rPr>
-              <w:t>699.44 (+2.19)</w:t>
+              <w:t>700.82 (+2.32)</w:t>
             </w:r>
           </w:p>
         </w:tc>
@@ -3881,7 +3881,7 @@
             </w:pPr>
             <w:r/>
             <w:r>
-              <w:t>Bullish (699.34 &gt; 696.56)</w:t>
+              <w:t>Bullish (699.45 &gt; 696.60)</w:t>
             </w:r>
           </w:p>
         </w:tc>
@@ -3909,7 +3909,7 @@
             </w:pPr>
             <w:r/>
             <w:r>
-              <w:t>3.50 cents</w:t>
+              <w:t>5.50 cents</w:t>
             </w:r>
           </w:p>
         </w:tc>
@@ -4347,7 +4347,7 @@
                 <w:b/>
                 <w:color w:val="15803D"/>
               </w:rPr>
-              <w:t>500.25 - 501.90 cents (Canh mua vùng hỗ trợ)</w:t>
+              <w:t>500.25 - 502.06 cents (Canh mua vùng hỗ trợ)</w:t>
             </w:r>
           </w:p>
         </w:tc>
@@ -4378,7 +4378,7 @@
               <w:rPr>
                 <w:b/>
               </w:rPr>
-              <w:t>454.20 cents (Dưới cản S2 + 1.5x ATR)</w:t>
+              <w:t>453.95 cents (Dưới cản S2 + 1.5x ATR)</w:t>
             </w:r>
           </w:p>
         </w:tc>
@@ -4414,7 +4414,7 @@
                 <w:color w:val="D97706"/>
                 <w:sz w:val="19"/>
               </w:rPr>
-              <w:t xml:space="preserve"> 505.23 cents </w:t>
+              <w:t xml:space="preserve"> 505.15 cents </w:t>
             </w:r>
             <w:r>
               <w:t xml:space="preserve"> / TP2: </w:t>
@@ -4528,7 +4528,7 @@
                 <w:b/>
                 <w:color w:val="15803D"/>
               </w:rPr>
-              <w:t>Long trung hạn (Swing) (ZCZ26)</w:t>
+              <w:t>Long trung hạn (Swing) (ZCH27)</w:t>
             </w:r>
           </w:p>
         </w:tc>
@@ -4559,7 +4559,7 @@
               <w:rPr>
                 <w:b/>
               </w:rPr>
-              <w:t>498.75 - 500.25 cents</w:t>
+              <w:t>515.50 - 517.00 cents</w:t>
             </w:r>
           </w:p>
         </w:tc>
@@ -4590,7 +4590,7 @@
               <w:rPr>
                 <w:b/>
               </w:rPr>
-              <w:t>455.22 cents (Chống quét SL tuyệt đối)</w:t>
+              <w:t>471.00 cents (Chống quét SL tuyệt đối)</w:t>
             </w:r>
           </w:p>
         </w:tc>
@@ -4621,7 +4621,7 @@
               <w:rPr>
                 <w:b/>
               </w:rPr>
-              <w:t>505.25 cents (Ăn trọn biên độ ngô ~10.5 giá)</w:t>
+              <w:t>519.75 cents (Ăn trọn biên độ ngô ~10.5 giá)</w:t>
             </w:r>
           </w:p>
         </w:tc>
@@ -4721,7 +4721,7 @@
                 <w:b/>
                 <w:color w:val="B91C1C"/>
               </w:rPr>
-              <w:t>Short trung hạn (Swing) (ZCZ26)</w:t>
+              <w:t>Short trung hạn (Swing) (ZCH27)</w:t>
             </w:r>
           </w:p>
         </w:tc>
@@ -4752,7 +4752,7 @@
               <w:rPr>
                 <w:b/>
               </w:rPr>
-              <w:t>505.23 - 506.73 cents</w:t>
+              <w:t>519.75 - 521.25 cents</w:t>
             </w:r>
           </w:p>
         </w:tc>
@@ -4783,7 +4783,7 @@
               <w:rPr>
                 <w:b/>
               </w:rPr>
-              <w:t>507.27 cents</w:t>
+              <w:t>521.75 cents</w:t>
             </w:r>
           </w:p>
         </w:tc>
@@ -4814,7 +4814,7 @@
               <w:rPr>
                 <w:b/>
               </w:rPr>
-              <w:t>458.25 cents</w:t>
+              <w:t>474.00 cents</w:t>
             </w:r>
           </w:p>
         </w:tc>
@@ -4945,7 +4945,7 @@
               <w:rPr>
                 <w:b/>
               </w:rPr>
-              <w:t>449.13 - 457.25 cents</w:t>
+              <w:t>448.46 - 457.25 cents</w:t>
             </w:r>
           </w:p>
         </w:tc>
@@ -5126,7 +5126,7 @@
                 <w:b/>
                 <w:color w:val="B91C1C"/>
               </w:rPr>
-              <w:t>699.34 - 696.56 cents (Canh bán hồi kỹ thuật H1)</w:t>
+              <w:t>699.45 - 696.60 cents (Canh bán hồi kỹ thuật H1)</w:t>
             </w:r>
           </w:p>
         </w:tc>
@@ -5157,7 +5157,7 @@
               <w:rPr>
                 <w:b/>
               </w:rPr>
-              <w:t>734.14 cents (Trên kháng cự R2 + 1.5x ATR)</w:t>
+              <w:t>734.54 cents (Trên kháng cự R2 + 1.5x ATR)</w:t>
             </w:r>
           </w:p>
         </w:tc>
@@ -5193,7 +5193,7 @@
                 <w:color w:val="D97706"/>
                 <w:sz w:val="19"/>
               </w:rPr>
-              <w:t xml:space="preserve"> 695.25 cents </w:t>
+              <w:t xml:space="preserve"> 696.00 cents </w:t>
             </w:r>
             <w:r>
               <w:t xml:space="preserve"> / TP2: </w:t>
@@ -5335,7 +5335,7 @@
               <w:rPr>
                 <w:b/>
               </w:rPr>
-              <w:t>693.25 - 695.25 cents</w:t>
+              <w:t>694.00 - 696.00 cents</w:t>
             </w:r>
           </w:p>
         </w:tc>
@@ -5366,7 +5366,7 @@
               <w:rPr>
                 <w:b/>
               </w:rPr>
-              <w:t>641.32 cents</w:t>
+              <w:t>641.05 cents</w:t>
             </w:r>
           </w:p>
         </w:tc>
@@ -5397,7 +5397,7 @@
               <w:rPr>
                 <w:b/>
               </w:rPr>
-              <w:t>699.25 cents (Đón sóng hồi trung hạn ~14.5 giá)</w:t>
+              <w:t>701.25 cents (Đón sóng hồi trung hạn ~14.5 giá)</w:t>
             </w:r>
           </w:p>
         </w:tc>
@@ -5528,7 +5528,7 @@
               <w:rPr>
                 <w:b/>
               </w:rPr>
-              <w:t>699.25 - 701.25 cents</w:t>
+              <w:t>701.25 - 703.25 cents</w:t>
             </w:r>
           </w:p>
         </w:tc>
@@ -5559,7 +5559,7 @@
               <w:rPr>
                 <w:b/>
               </w:rPr>
-              <w:t>703.18 cents</w:t>
+              <w:t>705.45 cents</w:t>
             </w:r>
           </w:p>
         </w:tc>
@@ -5721,7 +5721,7 @@
               <w:rPr>
                 <w:b/>
               </w:rPr>
-              <w:t>629.54 - 645.25 cents</w:t>
+              <w:t>628.47 - 645.25 cents</w:t>
             </w:r>
           </w:p>
         </w:tc>
@@ -11599,7 +11599,7 @@
         <w:t>Giá Chốt Phiên (Close):</w:t>
       </w:r>
       <w:r>
-        <w:t xml:space="preserve"> 503.25 cents | </w:t>
+        <w:t xml:space="preserve"> 505.00 cents | </w:t>
       </w:r>
       <w:r>
         <w:rPr>
@@ -11614,10 +11614,10 @@
         <w:rPr>
           <w:b/>
         </w:rPr>
-        <w:t>`504.58 cents`</w:t>
+        <w:t>`506.13 cents`</w:t>
       </w:r>
       <w:r>
-        <w:t xml:space="preserve"> (+1.33).</w:t>
+        <w:t xml:space="preserve"> (+1.13).</w:t>
       </w:r>
     </w:p>
     <w:p>
@@ -11638,7 +11638,7 @@
         <w:rPr>
           <w:b/>
         </w:rPr>
-        <w:t>`72,568`</w:t>
+        <w:t>`91,788`</w:t>
       </w:r>
       <w:r>
         <w:t xml:space="preserve"> (Chênh lệch: </w:t>
@@ -11647,7 +11647,7 @@
         <w:rPr>
           <w:b/>
         </w:rPr>
-        <w:t>`-219,331`</w:t>
+        <w:t>`-200,111`</w:t>
       </w:r>
       <w:r>
         <w:t xml:space="preserve">) | OI: </w:t>
@@ -11689,7 +11689,7 @@
         <w:rPr>
           <w:b/>
         </w:rPr>
-        <w:t>`Không phát hiện mô hình nến đặc biệt`</w:t>
+        <w:t>`Bullish Marubozu (Lực mua áp đảo tuyệt đối)`</w:t>
       </w:r>
     </w:p>
     <w:p>
@@ -11709,9 +11709,9 @@
       <w:r>
         <w:rPr>
           <w:b/>
-          <w:color w:val="15803D"/>
+          <w:color w:val="B91C1C"/>
         </w:rPr>
-        <w:t>`Giảm suy yếu / Đáy ngắn hạn (Long Liquidation Decline)`</w:t>
+        <w:t>`Tăng yếu / Rủi ro đảo chiều (Short Covering Rally)`</w:t>
       </w:r>
     </w:p>
     <w:p>
@@ -11732,10 +11732,10 @@
         <w:rPr>
           <w:b/>
         </w:rPr>
-        <w:t>TÍCH LŨY TIÊU CỰC (Distribution):</w:t>
+        <w:t>TĂNG MẠNH MẼ (Strong Bullish Confirmation):</w:t>
       </w:r>
       <w:r>
-        <w:t xml:space="preserve"> Nến đi ngang nhưng dòng tiền rút dần (OI giảm), cảnh báo rủi ro suy sụt sắp tới.</w:t>
+        <w:t xml:space="preserve"> Mô hình nến tăng được củng cố bởi dòng tiền gia tăng tích cực, hỗ trợ lực mua lên bền vững.</w:t>
       </w:r>
     </w:p>
     <w:p>
@@ -11981,7 +11981,7 @@
               <w:rPr>
                 <w:b/>
               </w:rPr>
-              <w:t>94.01</w:t>
+              <w:t>93.70</w:t>
             </w:r>
           </w:p>
         </w:tc>
@@ -12012,7 +12012,7 @@
               <w:rPr>
                 <w:b/>
               </w:rPr>
-              <w:t>+0.24%</w:t>
+              <w:t>-0.09%</w:t>
             </w:r>
           </w:p>
         </w:tc>
@@ -12040,7 +12040,7 @@
             </w:pPr>
             <w:r/>
             <w:r>
-              <w:t>Giá dầu Tăng hỗ trợ biên lợi nhuận pha chế Ethanol, kéo theo nhu cầu ngô tích cực.</w:t>
+              <w:t>Giá dầu Giảm làm giảm biên lợi nhuận pha chế Ethanol, tạo sức ép lên nhu cầu ngô.</w:t>
             </w:r>
           </w:p>
         </w:tc>
@@ -12104,7 +12104,7 @@
               <w:rPr>
                 <w:b/>
               </w:rPr>
-              <w:t>98.80</w:t>
+              <w:t>98.78</w:t>
             </w:r>
           </w:p>
         </w:tc>
@@ -12135,7 +12135,7 @@
               <w:rPr>
                 <w:b/>
               </w:rPr>
-              <w:t>-0.11%</w:t>
+              <w:t>-0.12%</w:t>
             </w:r>
           </w:p>
         </w:tc>
@@ -12739,7 +12739,7 @@
         <w:t xml:space="preserve"> EMA_21 </w:t>
       </w:r>
       <w:r>
-        <w:t xml:space="preserve"> (501.90) &gt; </w:t>
+        <w:t xml:space="preserve"> (502.06) &gt; </w:t>
       </w:r>
       <w:r>
         <w:rPr>
@@ -12750,7 +12750,7 @@
         <w:t xml:space="preserve"> EMA_50 </w:t>
       </w:r>
       <w:r>
-        <w:t xml:space="preserve"> (498.76).</w:t>
+        <w:t xml:space="preserve"> (498.83).</w:t>
       </w:r>
     </w:p>
     <w:p>
@@ -12771,7 +12771,7 @@
         <w:rPr>
           <w:b/>
         </w:rPr>
-        <w:t>`59.25`</w:t>
+        <w:t>`66.14`</w:t>
       </w:r>
       <w:r>
         <w:t xml:space="preserve"> | ATR (14) = </w:t>
@@ -12780,7 +12780,7 @@
         <w:rPr>
           <w:b/>
         </w:rPr>
-        <w:t>`2.03`</w:t>
+        <w:t>`2.20`</w:t>
       </w:r>
       <w:r>
         <w:t xml:space="preserve"> cents | Volatility = </w:t>
@@ -12789,7 +12789,7 @@
         <w:rPr>
           <w:b/>
         </w:rPr>
-        <w:t>`1.50 cents`</w:t>
+        <w:t>`2.75 cents`</w:t>
       </w:r>
       <w:r>
         <w:t>.</w:t>
@@ -12831,7 +12831,7 @@
         <w:rPr>
           <w:b/>
         </w:rPr>
-        <w:t>`505.23`</w:t>
+        <w:t>`505.15`</w:t>
       </w:r>
       <w:r>
         <w:t xml:space="preserve"> | R2: </w:t>
@@ -13574,7 +13574,7 @@
           <w:b/>
           <w:color w:val="15803D"/>
         </w:rPr>
-        <w:t>`500.25 - 501.90 cents (Canh mua vùng hỗ trợ)`</w:t>
+        <w:t>`500.25 - 502.06 cents (Canh mua vùng hỗ trợ)`</w:t>
       </w:r>
       <w:r>
         <w:t xml:space="preserve"> | SL: </w:t>
@@ -13583,7 +13583,7 @@
         <w:rPr>
           <w:b/>
         </w:rPr>
-        <w:t>`454.20 cents (Dưới cản S2 + 1.5x ATR)`</w:t>
+        <w:t>`453.95 cents (Dưới cản S2 + 1.5x ATR)`</w:t>
       </w:r>
       <w:r>
         <w:t xml:space="preserve"> | TP: </w:t>
@@ -13594,7 +13594,7 @@
           <w:color w:val="D97706"/>
           <w:sz w:val="19"/>
         </w:rPr>
-        <w:t xml:space="preserve"> 505.23 cents </w:t>
+        <w:t xml:space="preserve"> 505.15 cents </w:t>
       </w:r>
       <w:r>
         <w:t xml:space="preserve"> / </w:t>
@@ -13620,7 +13620,7 @@
         <w:rPr>
           <w:b/>
         </w:rPr>
-        <w:t>Trung hạn (Swing Trades - HĐ ZCZ26):</w:t>
+        <w:t>Trung hạn (Swing Trades - HĐ ZCH27):</w:t>
       </w:r>
     </w:p>
     <w:p>
@@ -13645,7 +13645,7 @@
         <w:rPr>
           <w:b/>
         </w:rPr>
-        <w:t>`498.75 - 500.25 cents`</w:t>
+        <w:t>`515.50 - 517.00 cents`</w:t>
       </w:r>
       <w:r>
         <w:t xml:space="preserve"> | SL: </w:t>
@@ -13654,7 +13654,7 @@
         <w:rPr>
           <w:b/>
         </w:rPr>
-        <w:t>`455.22 cents (Chống quét SL tuyệt đối)`</w:t>
+        <w:t>`471.00 cents (Chống quét SL tuyệt đối)`</w:t>
       </w:r>
       <w:r>
         <w:t xml:space="preserve"> | TP: </w:t>
@@ -13663,7 +13663,7 @@
         <w:rPr>
           <w:b/>
         </w:rPr>
-        <w:t>`505.25 cents (Ăn trọn biên độ ngô ~10.5 giá)`</w:t>
+        <w:t>`519.75 cents (Ăn trọn biên độ ngô ~10.5 giá)`</w:t>
       </w:r>
       <w:r>
         <w:t>.</w:t>
@@ -13691,7 +13691,7 @@
         <w:rPr>
           <w:b/>
         </w:rPr>
-        <w:t>`505.23 - 506.73 cents`</w:t>
+        <w:t>`519.75 - 521.25 cents`</w:t>
       </w:r>
       <w:r>
         <w:t xml:space="preserve"> | SL: </w:t>
@@ -13700,7 +13700,7 @@
         <w:rPr>
           <w:b/>
         </w:rPr>
-        <w:t>`507.27 cents`</w:t>
+        <w:t>`521.75 cents`</w:t>
       </w:r>
       <w:r>
         <w:t xml:space="preserve"> | TP: </w:t>
@@ -13709,7 +13709,7 @@
         <w:rPr>
           <w:b/>
         </w:rPr>
-        <w:t>`458.25 cents`</w:t>
+        <w:t>`474.00 cents`</w:t>
       </w:r>
       <w:r>
         <w:t>.</w:t>
@@ -13749,7 +13749,7 @@
         <w:rPr>
           <w:b/>
         </w:rPr>
-        <w:t>`449.13 - 457.25 cents`</w:t>
+        <w:t>`448.46 - 457.25 cents`</w:t>
       </w:r>
     </w:p>
     <w:p>
@@ -14156,7 +14156,7 @@
             </w:pPr>
             <w:r/>
             <w:r>
-              <w:t>503.25</w:t>
+              <w:t>505.00</w:t>
             </w:r>
           </w:p>
         </w:tc>
@@ -14184,7 +14184,7 @@
             </w:pPr>
             <w:r/>
             <w:r>
-              <w:t>507.00</w:t>
+              <w:t>508.75</w:t>
             </w:r>
           </w:p>
         </w:tc>
@@ -14212,7 +14212,7 @@
             </w:pPr>
             <w:r/>
             <w:r>
-              <w:t>500.00</w:t>
+              <w:t>501.75</w:t>
             </w:r>
           </w:p>
         </w:tc>
@@ -14243,7 +14243,7 @@
               <w:rPr>
                 <w:b/>
               </w:rPr>
-              <w:t>503.50</w:t>
+              <w:t>505.25</w:t>
             </w:r>
           </w:p>
         </w:tc>
@@ -14391,7 +14391,7 @@
             </w:pPr>
             <w:r/>
             <w:r>
-              <w:t>503.50</w:t>
+              <w:t>505.25</w:t>
             </w:r>
           </w:p>
         </w:tc>
@@ -14419,7 +14419,7 @@
             </w:pPr>
             <w:r/>
             <w:r>
-              <w:t>506.25</w:t>
+              <w:t>508.00</w:t>
             </w:r>
           </w:p>
         </w:tc>
@@ -14447,7 +14447,7 @@
             </w:pPr>
             <w:r/>
             <w:r>
-              <w:t>499.75</w:t>
+              <w:t>501.50</w:t>
             </w:r>
           </w:p>
         </w:tc>
@@ -14478,7 +14478,7 @@
               <w:rPr>
                 <w:b/>
               </w:rPr>
-              <w:t>503.00</w:t>
+              <w:t>504.75</w:t>
             </w:r>
           </w:p>
         </w:tc>
@@ -14626,7 +14626,7 @@
             </w:pPr>
             <w:r/>
             <w:r>
-              <w:t>503.00</w:t>
+              <w:t>504.75</w:t>
             </w:r>
           </w:p>
         </w:tc>
@@ -14654,7 +14654,7 @@
             </w:pPr>
             <w:r/>
             <w:r>
-              <w:t>506.00</w:t>
+              <w:t>507.75</w:t>
             </w:r>
           </w:p>
         </w:tc>
@@ -14682,7 +14682,7 @@
             </w:pPr>
             <w:r/>
             <w:r>
-              <w:t>499.00</w:t>
+              <w:t>500.75</w:t>
             </w:r>
           </w:p>
         </w:tc>
@@ -14713,7 +14713,7 @@
               <w:rPr>
                 <w:b/>
               </w:rPr>
-              <w:t>503.75</w:t>
+              <w:t>505.50</w:t>
             </w:r>
           </w:p>
         </w:tc>
@@ -14861,7 +14861,7 @@
             </w:pPr>
             <w:r/>
             <w:r>
-              <w:t>503.75</w:t>
+              <w:t>505.50</w:t>
             </w:r>
           </w:p>
         </w:tc>
@@ -14889,7 +14889,7 @@
             </w:pPr>
             <w:r/>
             <w:r>
-              <w:t>508.25</w:t>
+              <w:t>510.00</w:t>
             </w:r>
           </w:p>
         </w:tc>
@@ -14917,7 +14917,7 @@
             </w:pPr>
             <w:r/>
             <w:r>
-              <w:t>498.75</w:t>
+              <w:t>500.50</w:t>
             </w:r>
           </w:p>
         </w:tc>
@@ -14948,7 +14948,7 @@
               <w:rPr>
                 <w:b/>
               </w:rPr>
-              <w:t>504.50</w:t>
+              <w:t>506.25</w:t>
             </w:r>
           </w:p>
         </w:tc>
@@ -15096,7 +15096,7 @@
             </w:pPr>
             <w:r/>
             <w:r>
-              <w:t>504.50</w:t>
+              <w:t>506.25</w:t>
             </w:r>
           </w:p>
         </w:tc>
@@ -15124,7 +15124,7 @@
             </w:pPr>
             <w:r/>
             <w:r>
-              <w:t>510.00</w:t>
+              <w:t>511.75</w:t>
             </w:r>
           </w:p>
         </w:tc>
@@ -15152,7 +15152,7 @@
             </w:pPr>
             <w:r/>
             <w:r>
-              <w:t>498.25</w:t>
+              <w:t>500.00</w:t>
             </w:r>
           </w:p>
         </w:tc>
@@ -15183,7 +15183,7 @@
               <w:rPr>
                 <w:b/>
               </w:rPr>
-              <w:t>506.75</w:t>
+              <w:t>508.50</w:t>
             </w:r>
           </w:p>
         </w:tc>
@@ -15331,7 +15331,7 @@
             </w:pPr>
             <w:r/>
             <w:r>
-              <w:t>506.75</w:t>
+              <w:t>508.50</w:t>
             </w:r>
           </w:p>
         </w:tc>
@@ -15359,7 +15359,7 @@
             </w:pPr>
             <w:r/>
             <w:r>
-              <w:t>509.75</w:t>
+              <w:t>511.50</w:t>
             </w:r>
           </w:p>
         </w:tc>
@@ -15387,7 +15387,7 @@
             </w:pPr>
             <w:r/>
             <w:r>
-              <w:t>502.50</w:t>
+              <w:t>504.25</w:t>
             </w:r>
           </w:p>
         </w:tc>
@@ -15418,7 +15418,7 @@
               <w:rPr>
                 <w:b/>
               </w:rPr>
-              <w:t>507.00</w:t>
+              <w:t>508.75</w:t>
             </w:r>
           </w:p>
         </w:tc>
@@ -15566,7 +15566,7 @@
             </w:pPr>
             <w:r/>
             <w:r>
-              <w:t>507.00</w:t>
+              <w:t>508.75</w:t>
             </w:r>
           </w:p>
         </w:tc>
@@ -15594,7 +15594,7 @@
             </w:pPr>
             <w:r/>
             <w:r>
-              <w:t>510.25</w:t>
+              <w:t>512.00</w:t>
             </w:r>
           </w:p>
         </w:tc>
@@ -15622,7 +15622,7 @@
             </w:pPr>
             <w:r/>
             <w:r>
-              <w:t>500.50</w:t>
+              <w:t>502.25</w:t>
             </w:r>
           </w:p>
         </w:tc>
@@ -15653,7 +15653,7 @@
               <w:rPr>
                 <w:b/>
               </w:rPr>
-              <w:t>507.75</w:t>
+              <w:t>509.50</w:t>
             </w:r>
           </w:p>
         </w:tc>
@@ -15801,7 +15801,7 @@
             </w:pPr>
             <w:r/>
             <w:r>
-              <w:t>507.75</w:t>
+              <w:t>509.50</w:t>
             </w:r>
           </w:p>
         </w:tc>
@@ -15829,7 +15829,7 @@
             </w:pPr>
             <w:r/>
             <w:r>
-              <w:t>510.75</w:t>
+              <w:t>512.50</w:t>
             </w:r>
           </w:p>
         </w:tc>
@@ -15857,7 +15857,7 @@
             </w:pPr>
             <w:r/>
             <w:r>
-              <w:t>503.25</w:t>
+              <w:t>505.00</w:t>
             </w:r>
           </w:p>
         </w:tc>
@@ -15888,7 +15888,7 @@
               <w:rPr>
                 <w:b/>
               </w:rPr>
-              <w:t>507.25</w:t>
+              <w:t>509.00</w:t>
             </w:r>
           </w:p>
         </w:tc>
@@ -16036,7 +16036,7 @@
             </w:pPr>
             <w:r/>
             <w:r>
-              <w:t>507.25</w:t>
+              <w:t>509.00</w:t>
             </w:r>
           </w:p>
         </w:tc>
@@ -16064,7 +16064,7 @@
             </w:pPr>
             <w:r/>
             <w:r>
-              <w:t>511.25</w:t>
+              <w:t>513.00</w:t>
             </w:r>
           </w:p>
         </w:tc>
@@ -16092,7 +16092,7 @@
             </w:pPr>
             <w:r/>
             <w:r>
-              <w:t>501.50</w:t>
+              <w:t>503.25</w:t>
             </w:r>
           </w:p>
         </w:tc>
@@ -16123,7 +16123,7 @@
               <w:rPr>
                 <w:b/>
               </w:rPr>
-              <w:t>507.75</w:t>
+              <w:t>509.50</w:t>
             </w:r>
           </w:p>
         </w:tc>
@@ -16271,7 +16271,7 @@
             </w:pPr>
             <w:r/>
             <w:r>
-              <w:t>507.75</w:t>
+              <w:t>509.50</w:t>
             </w:r>
           </w:p>
         </w:tc>
@@ -16299,7 +16299,7 @@
             </w:pPr>
             <w:r/>
             <w:r>
-              <w:t>510.25</w:t>
+              <w:t>512.00</w:t>
             </w:r>
           </w:p>
         </w:tc>
@@ -16327,7 +16327,7 @@
             </w:pPr>
             <w:r/>
             <w:r>
-              <w:t>504.50</w:t>
+              <w:t>506.25</w:t>
             </w:r>
           </w:p>
         </w:tc>
@@ -16358,7 +16358,7 @@
               <w:rPr>
                 <w:b/>
               </w:rPr>
-              <w:t>508.25</w:t>
+              <w:t>510.00</w:t>
             </w:r>
           </w:p>
         </w:tc>
@@ -16506,7 +16506,7 @@
             </w:pPr>
             <w:r/>
             <w:r>
-              <w:t>508.25</w:t>
+              <w:t>510.00</w:t>
             </w:r>
           </w:p>
         </w:tc>
@@ -16534,7 +16534,7 @@
             </w:pPr>
             <w:r/>
             <w:r>
-              <w:t>511.75</w:t>
+              <w:t>513.50</w:t>
             </w:r>
           </w:p>
         </w:tc>
@@ -16562,7 +16562,7 @@
             </w:pPr>
             <w:r/>
             <w:r>
-              <w:t>502.25</w:t>
+              <w:t>504.00</w:t>
             </w:r>
           </w:p>
         </w:tc>
@@ -16593,7 +16593,7 @@
               <w:rPr>
                 <w:b/>
               </w:rPr>
-              <w:t>509.25</w:t>
+              <w:t>511.00</w:t>
             </w:r>
           </w:p>
         </w:tc>
@@ -16741,7 +16741,7 @@
             </w:pPr>
             <w:r/>
             <w:r>
-              <w:t>509.25</w:t>
+              <w:t>511.00</w:t>
             </w:r>
           </w:p>
         </w:tc>
@@ -16769,7 +16769,7 @@
             </w:pPr>
             <w:r/>
             <w:r>
-              <w:t>512.00</w:t>
+              <w:t>513.75</w:t>
             </w:r>
           </w:p>
         </w:tc>
@@ -16797,7 +16797,7 @@
             </w:pPr>
             <w:r/>
             <w:r>
-              <w:t>506.75</w:t>
+              <w:t>508.50</w:t>
             </w:r>
           </w:p>
         </w:tc>
@@ -16828,7 +16828,7 @@
               <w:rPr>
                 <w:b/>
               </w:rPr>
-              <w:t>509.25</w:t>
+              <w:t>511.00</w:t>
             </w:r>
           </w:p>
         </w:tc>
@@ -16976,7 +16976,7 @@
             </w:pPr>
             <w:r/>
             <w:r>
-              <w:t>509.25</w:t>
+              <w:t>511.00</w:t>
             </w:r>
           </w:p>
         </w:tc>
@@ -17004,7 +17004,7 @@
             </w:pPr>
             <w:r/>
             <w:r>
-              <w:t>512.00</w:t>
+              <w:t>513.75</w:t>
             </w:r>
           </w:p>
         </w:tc>
@@ -17032,7 +17032,7 @@
             </w:pPr>
             <w:r/>
             <w:r>
-              <w:t>506.75</w:t>
+              <w:t>508.50</w:t>
             </w:r>
           </w:p>
         </w:tc>
@@ -17063,7 +17063,7 @@
               <w:rPr>
                 <w:b/>
               </w:rPr>
-              <w:t>508.75</w:t>
+              <w:t>510.50</w:t>
             </w:r>
           </w:p>
         </w:tc>
@@ -17211,7 +17211,7 @@
             </w:pPr>
             <w:r/>
             <w:r>
-              <w:t>508.75</w:t>
+              <w:t>510.50</w:t>
             </w:r>
           </w:p>
         </w:tc>
@@ -17239,7 +17239,7 @@
             </w:pPr>
             <w:r/>
             <w:r>
-              <w:t>511.75</w:t>
+              <w:t>513.50</w:t>
             </w:r>
           </w:p>
         </w:tc>
@@ -17267,7 +17267,7 @@
             </w:pPr>
             <w:r/>
             <w:r>
-              <w:t>505.50</w:t>
+              <w:t>507.25</w:t>
             </w:r>
           </w:p>
         </w:tc>
@@ -17298,7 +17298,7 @@
               <w:rPr>
                 <w:b/>
               </w:rPr>
-              <w:t>508.50</w:t>
+              <w:t>510.25</w:t>
             </w:r>
           </w:p>
         </w:tc>
@@ -17446,7 +17446,7 @@
             </w:pPr>
             <w:r/>
             <w:r>
-              <w:t>508.50</w:t>
+              <w:t>510.25</w:t>
             </w:r>
           </w:p>
         </w:tc>
@@ -17474,7 +17474,7 @@
             </w:pPr>
             <w:r/>
             <w:r>
-              <w:t>512.50</w:t>
+              <w:t>514.25</w:t>
             </w:r>
           </w:p>
         </w:tc>
@@ -17502,7 +17502,7 @@
             </w:pPr>
             <w:r/>
             <w:r>
-              <w:t>503.25</w:t>
+              <w:t>505.00</w:t>
             </w:r>
           </w:p>
         </w:tc>
@@ -17533,7 +17533,7 @@
               <w:rPr>
                 <w:b/>
               </w:rPr>
-              <w:t>509.00</w:t>
+              <w:t>510.75</w:t>
             </w:r>
           </w:p>
         </w:tc>
@@ -17681,7 +17681,7 @@
             </w:pPr>
             <w:r/>
             <w:r>
-              <w:t>509.00</w:t>
+              <w:t>510.75</w:t>
             </w:r>
           </w:p>
         </w:tc>
@@ -17709,7 +17709,7 @@
             </w:pPr>
             <w:r/>
             <w:r>
-              <w:t>513.75</w:t>
+              <w:t>515.50</w:t>
             </w:r>
           </w:p>
         </w:tc>
@@ -17737,7 +17737,7 @@
             </w:pPr>
             <w:r/>
             <w:r>
-              <w:t>502.00</w:t>
+              <w:t>503.75</w:t>
             </w:r>
           </w:p>
         </w:tc>
@@ -17768,7 +17768,7 @@
               <w:rPr>
                 <w:b/>
               </w:rPr>
-              <w:t>511.00</w:t>
+              <w:t>512.75</w:t>
             </w:r>
           </w:p>
         </w:tc>
@@ -17916,7 +17916,7 @@
             </w:pPr>
             <w:r/>
             <w:r>
-              <w:t>511.00</w:t>
+              <w:t>512.75</w:t>
             </w:r>
           </w:p>
         </w:tc>
@@ -17944,7 +17944,7 @@
             </w:pPr>
             <w:r/>
             <w:r>
-              <w:t>519.00</w:t>
+              <w:t>520.75</w:t>
             </w:r>
           </w:p>
         </w:tc>
@@ -17972,7 +17972,7 @@
             </w:pPr>
             <w:r/>
             <w:r>
-              <w:t>504.00</w:t>
+              <w:t>505.75</w:t>
             </w:r>
           </w:p>
         </w:tc>
@@ -18003,7 +18003,7 @@
               <w:rPr>
                 <w:b/>
               </w:rPr>
-              <w:t>512.50</w:t>
+              <w:t>514.25</w:t>
             </w:r>
           </w:p>
         </w:tc>
@@ -18151,7 +18151,7 @@
             </w:pPr>
             <w:r/>
             <w:r>
-              <w:t>512.50</w:t>
+              <w:t>514.25</w:t>
             </w:r>
           </w:p>
         </w:tc>
@@ -18179,7 +18179,7 @@
             </w:pPr>
             <w:r/>
             <w:r>
-              <w:t>517.00</w:t>
+              <w:t>518.75</w:t>
             </w:r>
           </w:p>
         </w:tc>
@@ -18207,7 +18207,7 @@
             </w:pPr>
             <w:r/>
             <w:r>
-              <w:t>508.25</w:t>
+              <w:t>510.00</w:t>
             </w:r>
           </w:p>
         </w:tc>
@@ -18238,7 +18238,7 @@
               <w:rPr>
                 <w:b/>
               </w:rPr>
-              <w:t>512.00</w:t>
+              <w:t>513.75</w:t>
             </w:r>
           </w:p>
         </w:tc>
@@ -18386,7 +18386,7 @@
             </w:pPr>
             <w:r/>
             <w:r>
-              <w:t>512.00</w:t>
+              <w:t>513.75</w:t>
             </w:r>
           </w:p>
         </w:tc>
@@ -18414,7 +18414,7 @@
             </w:pPr>
             <w:r/>
             <w:r>
-              <w:t>514.25</w:t>
+              <w:t>516.00</w:t>
             </w:r>
           </w:p>
         </w:tc>
@@ -18442,7 +18442,7 @@
             </w:pPr>
             <w:r/>
             <w:r>
-              <w:t>509.25</w:t>
+              <w:t>511.00</w:t>
             </w:r>
           </w:p>
         </w:tc>
@@ -18473,7 +18473,7 @@
               <w:rPr>
                 <w:b/>
               </w:rPr>
-              <w:t>511.75</w:t>
+              <w:t>513.50</w:t>
             </w:r>
           </w:p>
         </w:tc>
@@ -18621,7 +18621,7 @@
             </w:pPr>
             <w:r/>
             <w:r>
-              <w:t>511.75</w:t>
+              <w:t>513.50</w:t>
             </w:r>
           </w:p>
         </w:tc>
@@ -18649,7 +18649,7 @@
             </w:pPr>
             <w:r/>
             <w:r>
-              <w:t>513.75</w:t>
+              <w:t>515.50</w:t>
             </w:r>
           </w:p>
         </w:tc>
@@ -18677,7 +18677,7 @@
             </w:pPr>
             <w:r/>
             <w:r>
-              <w:t>507.25</w:t>
+              <w:t>509.00</w:t>
             </w:r>
           </w:p>
         </w:tc>
@@ -18708,7 +18708,7 @@
               <w:rPr>
                 <w:b/>
               </w:rPr>
-              <w:t>512.00</w:t>
+              <w:t>513.75</w:t>
             </w:r>
           </w:p>
         </w:tc>
@@ -18856,7 +18856,7 @@
             </w:pPr>
             <w:r/>
             <w:r>
-              <w:t>512.00</w:t>
+              <w:t>513.75</w:t>
             </w:r>
           </w:p>
         </w:tc>
@@ -18884,7 +18884,7 @@
             </w:pPr>
             <w:r/>
             <w:r>
-              <w:t>515.75</w:t>
+              <w:t>517.50</w:t>
             </w:r>
           </w:p>
         </w:tc>
@@ -18912,7 +18912,7 @@
             </w:pPr>
             <w:r/>
             <w:r>
-              <w:t>509.25</w:t>
+              <w:t>511.00</w:t>
             </w:r>
           </w:p>
         </w:tc>
@@ -18943,7 +18943,7 @@
               <w:rPr>
                 <w:b/>
               </w:rPr>
-              <w:t>512.50</w:t>
+              <w:t>514.25</w:t>
             </w:r>
           </w:p>
         </w:tc>
@@ -19091,7 +19091,7 @@
             </w:pPr>
             <w:r/>
             <w:r>
-              <w:t>512.50</w:t>
+              <w:t>514.25</w:t>
             </w:r>
           </w:p>
         </w:tc>
@@ -19119,7 +19119,7 @@
             </w:pPr>
             <w:r/>
             <w:r>
-              <w:t>515.50</w:t>
+              <w:t>517.25</w:t>
             </w:r>
           </w:p>
         </w:tc>
@@ -19147,7 +19147,7 @@
             </w:pPr>
             <w:r/>
             <w:r>
-              <w:t>508.00</w:t>
+              <w:t>509.75</w:t>
             </w:r>
           </w:p>
         </w:tc>
@@ -19178,7 +19178,7 @@
               <w:rPr>
                 <w:b/>
               </w:rPr>
-              <w:t>512.75</w:t>
+              <w:t>514.50</w:t>
             </w:r>
           </w:p>
         </w:tc>
@@ -19326,7 +19326,7 @@
             </w:pPr>
             <w:r/>
             <w:r>
-              <w:t>512.75</w:t>
+              <w:t>514.50</w:t>
             </w:r>
           </w:p>
         </w:tc>
@@ -19354,7 +19354,7 @@
             </w:pPr>
             <w:r/>
             <w:r>
-              <w:t>517.00</w:t>
+              <w:t>518.75</w:t>
             </w:r>
           </w:p>
         </w:tc>
@@ -19382,7 +19382,7 @@
             </w:pPr>
             <w:r/>
             <w:r>
-              <w:t>509.50</w:t>
+              <w:t>511.25</w:t>
             </w:r>
           </w:p>
         </w:tc>
@@ -19413,7 +19413,7 @@
               <w:rPr>
                 <w:b/>
               </w:rPr>
-              <w:t>513.50</w:t>
+              <w:t>515.25</w:t>
             </w:r>
           </w:p>
         </w:tc>
@@ -19561,7 +19561,7 @@
             </w:pPr>
             <w:r/>
             <w:r>
-              <w:t>513.50</w:t>
+              <w:t>515.25</w:t>
             </w:r>
           </w:p>
         </w:tc>
@@ -19589,7 +19589,7 @@
             </w:pPr>
             <w:r/>
             <w:r>
-              <w:t>517.00</w:t>
+              <w:t>518.75</w:t>
             </w:r>
           </w:p>
         </w:tc>
@@ -19617,7 +19617,7 @@
             </w:pPr>
             <w:r/>
             <w:r>
-              <w:t>511.25</w:t>
+              <w:t>513.00</w:t>
             </w:r>
           </w:p>
         </w:tc>
@@ -19648,7 +19648,7 @@
               <w:rPr>
                 <w:b/>
               </w:rPr>
-              <w:t>513.50</w:t>
+              <w:t>515.25</w:t>
             </w:r>
           </w:p>
         </w:tc>
@@ -19796,7 +19796,7 @@
             </w:pPr>
             <w:r/>
             <w:r>
-              <w:t>513.50</w:t>
+              <w:t>515.25</w:t>
             </w:r>
           </w:p>
         </w:tc>
@@ -19824,7 +19824,7 @@
             </w:pPr>
             <w:r/>
             <w:r>
-              <w:t>517.25</w:t>
+              <w:t>519.00</w:t>
             </w:r>
           </w:p>
         </w:tc>
@@ -19852,7 +19852,7 @@
             </w:pPr>
             <w:r/>
             <w:r>
-              <w:t>510.00</w:t>
+              <w:t>511.75</w:t>
             </w:r>
           </w:p>
         </w:tc>
@@ -19883,7 +19883,7 @@
               <w:rPr>
                 <w:b/>
               </w:rPr>
-              <w:t>513.25</w:t>
+              <w:t>515.00</w:t>
             </w:r>
           </w:p>
         </w:tc>
@@ -20031,7 +20031,7 @@
             </w:pPr>
             <w:r/>
             <w:r>
-              <w:t>513.25</w:t>
+              <w:t>515.00</w:t>
             </w:r>
           </w:p>
         </w:tc>
@@ -20059,7 +20059,7 @@
             </w:pPr>
             <w:r/>
             <w:r>
-              <w:t>516.75</w:t>
+              <w:t>518.50</w:t>
             </w:r>
           </w:p>
         </w:tc>
@@ -20087,7 +20087,7 @@
             </w:pPr>
             <w:r/>
             <w:r>
-              <w:t>510.00</w:t>
+              <w:t>511.75</w:t>
             </w:r>
           </w:p>
         </w:tc>
@@ -20118,7 +20118,7 @@
               <w:rPr>
                 <w:b/>
               </w:rPr>
-              <w:t>513.00</w:t>
+              <w:t>514.75</w:t>
             </w:r>
           </w:p>
         </w:tc>
@@ -20266,7 +20266,7 @@
             </w:pPr>
             <w:r/>
             <w:r>
-              <w:t>513.00</w:t>
+              <w:t>514.75</w:t>
             </w:r>
           </w:p>
         </w:tc>
@@ -20294,7 +20294,7 @@
             </w:pPr>
             <w:r/>
             <w:r>
-              <w:t>516.00</w:t>
+              <w:t>517.75</w:t>
             </w:r>
           </w:p>
         </w:tc>
@@ -20322,7 +20322,7 @@
             </w:pPr>
             <w:r/>
             <w:r>
-              <w:t>510.25</w:t>
+              <w:t>512.00</w:t>
             </w:r>
           </w:p>
         </w:tc>
@@ -20353,7 +20353,7 @@
               <w:rPr>
                 <w:b/>
               </w:rPr>
-              <w:t>513.25</w:t>
+              <w:t>515.00</w:t>
             </w:r>
           </w:p>
         </w:tc>
@@ -20501,7 +20501,7 @@
             </w:pPr>
             <w:r/>
             <w:r>
-              <w:t>513.25</w:t>
+              <w:t>515.00</w:t>
             </w:r>
           </w:p>
         </w:tc>
@@ -20529,7 +20529,7 @@
             </w:pPr>
             <w:r/>
             <w:r>
-              <w:t>516.25</w:t>
+              <w:t>518.00</w:t>
             </w:r>
           </w:p>
         </w:tc>
@@ -20557,7 +20557,7 @@
             </w:pPr>
             <w:r/>
             <w:r>
-              <w:t>510.50</w:t>
+              <w:t>512.25</w:t>
             </w:r>
           </w:p>
         </w:tc>
@@ -20588,7 +20588,7 @@
               <w:rPr>
                 <w:b/>
               </w:rPr>
-              <w:t>513.25</w:t>
+              <w:t>515.00</w:t>
             </w:r>
           </w:p>
         </w:tc>
@@ -20736,7 +20736,7 @@
             </w:pPr>
             <w:r/>
             <w:r>
-              <w:t>513.25</w:t>
+              <w:t>515.00</w:t>
             </w:r>
           </w:p>
         </w:tc>
@@ -20764,7 +20764,7 @@
             </w:pPr>
             <w:r/>
             <w:r>
-              <w:t>517.25</w:t>
+              <w:t>519.00</w:t>
             </w:r>
           </w:p>
         </w:tc>
@@ -20792,7 +20792,7 @@
             </w:pPr>
             <w:r/>
             <w:r>
-              <w:t>509.75</w:t>
+              <w:t>511.50</w:t>
             </w:r>
           </w:p>
         </w:tc>
@@ -20823,7 +20823,7 @@
               <w:rPr>
                 <w:b/>
               </w:rPr>
-              <w:t>513.75</w:t>
+              <w:t>515.50</w:t>
             </w:r>
           </w:p>
         </w:tc>
@@ -20971,7 +20971,7 @@
             </w:pPr>
             <w:r/>
             <w:r>
-              <w:t>513.75</w:t>
+              <w:t>515.50</w:t>
             </w:r>
           </w:p>
         </w:tc>
@@ -20999,7 +20999,7 @@
             </w:pPr>
             <w:r/>
             <w:r>
-              <w:t>517.75</w:t>
+              <w:t>519.50</w:t>
             </w:r>
           </w:p>
         </w:tc>
@@ -21027,7 +21027,7 @@
             </w:pPr>
             <w:r/>
             <w:r>
-              <w:t>512.00</w:t>
+              <w:t>513.75</w:t>
             </w:r>
           </w:p>
         </w:tc>
@@ -21058,7 +21058,7 @@
               <w:rPr>
                 <w:b/>
               </w:rPr>
-              <w:t>513.50</w:t>
+              <w:t>515.25</w:t>
             </w:r>
           </w:p>
         </w:tc>
@@ -21781,7 +21781,7 @@
         <w:t>Giá Chốt Phiên (Close):</w:t>
       </w:r>
       <w:r>
-        <w:t xml:space="preserve"> 697.25 cents | </w:t>
+        <w:t xml:space="preserve"> 698.50 cents | </w:t>
       </w:r>
       <w:r>
         <w:rPr>
@@ -21796,10 +21796,10 @@
         <w:rPr>
           <w:b/>
         </w:rPr>
-        <w:t>`699.44 cents`</w:t>
+        <w:t>`700.82 cents`</w:t>
       </w:r>
       <w:r>
-        <w:t xml:space="preserve"> (+2.19).</w:t>
+        <w:t xml:space="preserve"> (+2.32).</w:t>
       </w:r>
     </w:p>
     <w:p>
@@ -21820,7 +21820,7 @@
         <w:rPr>
           <w:b/>
         </w:rPr>
-        <w:t>`16,701`</w:t>
+        <w:t>`23,301`</w:t>
       </w:r>
       <w:r>
         <w:t xml:space="preserve"> (Chênh lệch: </w:t>
@@ -21829,7 +21829,7 @@
         <w:rPr>
           <w:b/>
         </w:rPr>
-        <w:t>`-84,235`</w:t>
+        <w:t>`-77,635`</w:t>
       </w:r>
       <w:r>
         <w:t xml:space="preserve">) | OI: </w:t>
@@ -21871,7 +21871,7 @@
         <w:rPr>
           <w:b/>
         </w:rPr>
-        <w:t>`Doji (Nến lưỡng lự thế trận)`</w:t>
+        <w:t>`Không phát hiện mô hình nến đặc biệt`</w:t>
       </w:r>
     </w:p>
     <w:p>
@@ -22163,7 +22163,7 @@
               <w:rPr>
                 <w:b/>
               </w:rPr>
-              <w:t>94.01</w:t>
+              <w:t>93.70</w:t>
             </w:r>
           </w:p>
         </w:tc>
@@ -22194,7 +22194,7 @@
               <w:rPr>
                 <w:b/>
               </w:rPr>
-              <w:t>+0.24%</w:t>
+              <w:t>-0.09%</w:t>
             </w:r>
           </w:p>
         </w:tc>
@@ -22222,7 +22222,7 @@
             </w:pPr>
             <w:r/>
             <w:r>
-              <w:t>Giá dầu Tăng tăng premium rủi ro địa chính trị và logistics Biển Đen, hỗ trợ giá lúa mì.</w:t>
+              <w:t>Giá dầu Giảm giảm bớt premium rủi ro địa chính trị, tạo áp lực chốt lời lúa mì.</w:t>
             </w:r>
           </w:p>
         </w:tc>
@@ -22286,7 +22286,7 @@
               <w:rPr>
                 <w:b/>
               </w:rPr>
-              <w:t>98.80</w:t>
+              <w:t>98.78</w:t>
             </w:r>
           </w:p>
         </w:tc>
@@ -22317,7 +22317,7 @@
               <w:rPr>
                 <w:b/>
               </w:rPr>
-              <w:t>-0.11%</w:t>
+              <w:t>-0.12%</w:t>
             </w:r>
           </w:p>
         </w:tc>
@@ -22921,7 +22921,7 @@
         <w:t xml:space="preserve"> EMA_21 </w:t>
       </w:r>
       <w:r>
-        <w:t xml:space="preserve"> (699.34) &gt; </w:t>
+        <w:t xml:space="preserve"> (699.45) &gt; </w:t>
       </w:r>
       <w:r>
         <w:rPr>
@@ -22932,7 +22932,7 @@
         <w:t xml:space="preserve"> EMA_50 </w:t>
       </w:r>
       <w:r>
-        <w:t xml:space="preserve"> (696.56).</w:t>
+        <w:t xml:space="preserve"> (696.60).</w:t>
       </w:r>
     </w:p>
     <w:p>
@@ -22953,7 +22953,7 @@
         <w:rPr>
           <w:b/>
         </w:rPr>
-        <w:t>`46.29`</w:t>
+        <w:t>`48.82`</w:t>
       </w:r>
       <w:r>
         <w:t xml:space="preserve"> | ATR (14) = </w:t>
@@ -22962,7 +22962,7 @@
         <w:rPr>
           <w:b/>
         </w:rPr>
-        <w:t>`3.93`</w:t>
+        <w:t>`4.20`</w:t>
       </w:r>
       <w:r>
         <w:t xml:space="preserve"> cents | Volatility = </w:t>
@@ -22971,7 +22971,7 @@
         <w:rPr>
           <w:b/>
         </w:rPr>
-        <w:t>`3.50 cents`</w:t>
+        <w:t>`5.50 cents`</w:t>
       </w:r>
       <w:r>
         <w:t>.</w:t>
@@ -22995,7 +22995,7 @@
         <w:rPr>
           <w:b/>
         </w:rPr>
-        <w:t>`695.25`</w:t>
+        <w:t>`696.00`</w:t>
       </w:r>
       <w:r>
         <w:t xml:space="preserve"> | S2: </w:t>
@@ -23013,7 +23013,7 @@
         <w:rPr>
           <w:b/>
         </w:rPr>
-        <w:t>`699.25`</w:t>
+        <w:t>`701.25`</w:t>
       </w:r>
       <w:r>
         <w:t xml:space="preserve"> | R2: </w:t>
@@ -23746,7 +23746,7 @@
           <w:b/>
           <w:color w:val="B91C1C"/>
         </w:rPr>
-        <w:t>`699.34 - 696.56 cents (Canh bán hồi kỹ thuật H1)`</w:t>
+        <w:t>`699.45 - 696.60 cents (Canh bán hồi kỹ thuật H1)`</w:t>
       </w:r>
       <w:r>
         <w:t xml:space="preserve"> | SL: </w:t>
@@ -23755,7 +23755,7 @@
         <w:rPr>
           <w:b/>
         </w:rPr>
-        <w:t>`734.14 cents (Trên kháng cự R2 + 1.5x ATR)`</w:t>
+        <w:t>`734.54 cents (Trên kháng cự R2 + 1.5x ATR)`</w:t>
       </w:r>
       <w:r>
         <w:t xml:space="preserve"> | TP: </w:t>
@@ -23766,7 +23766,7 @@
           <w:color w:val="D97706"/>
           <w:sz w:val="19"/>
         </w:rPr>
-        <w:t xml:space="preserve"> 695.25 cents </w:t>
+        <w:t xml:space="preserve"> 696.00 cents </w:t>
       </w:r>
       <w:r>
         <w:t xml:space="preserve"> / </w:t>
@@ -23817,7 +23817,7 @@
         <w:rPr>
           <w:b/>
         </w:rPr>
-        <w:t>`693.25 - 695.25 cents`</w:t>
+        <w:t>`694.00 - 696.00 cents`</w:t>
       </w:r>
       <w:r>
         <w:t xml:space="preserve"> | SL: </w:t>
@@ -23826,7 +23826,7 @@
         <w:rPr>
           <w:b/>
         </w:rPr>
-        <w:t>`641.32 cents`</w:t>
+        <w:t>`641.05 cents`</w:t>
       </w:r>
       <w:r>
         <w:t xml:space="preserve"> | TP: </w:t>
@@ -23835,7 +23835,7 @@
         <w:rPr>
           <w:b/>
         </w:rPr>
-        <w:t>`699.25 cents (Đón sóng hồi trung hạn ~14.5 giá)`</w:t>
+        <w:t>`701.25 cents (Đón sóng hồi trung hạn ~14.5 giá)`</w:t>
       </w:r>
       <w:r>
         <w:t>.</w:t>
@@ -23863,7 +23863,7 @@
         <w:rPr>
           <w:b/>
         </w:rPr>
-        <w:t>`699.25 - 701.25 cents`</w:t>
+        <w:t>`701.25 - 703.25 cents`</w:t>
       </w:r>
       <w:r>
         <w:t xml:space="preserve"> | SL: </w:t>
@@ -23872,7 +23872,7 @@
         <w:rPr>
           <w:b/>
         </w:rPr>
-        <w:t>`703.18 cents`</w:t>
+        <w:t>`705.45 cents`</w:t>
       </w:r>
       <w:r>
         <w:t xml:space="preserve"> | TP: </w:t>
@@ -23921,7 +23921,7 @@
         <w:rPr>
           <w:b/>
         </w:rPr>
-        <w:t>`629.54 - 645.25 cents`</w:t>
+        <w:t>`628.47 - 645.25 cents`</w:t>
       </w:r>
     </w:p>
     <w:p>
@@ -24328,7 +24328,7 @@
             </w:pPr>
             <w:r/>
             <w:r>
-              <w:t>697.25</w:t>
+              <w:t>698.50</w:t>
             </w:r>
           </w:p>
         </w:tc>
@@ -24356,7 +24356,7 @@
             </w:pPr>
             <w:r/>
             <w:r>
-              <w:t>708.50</w:t>
+              <w:t>709.75</w:t>
             </w:r>
           </w:p>
         </w:tc>
@@ -24384,7 +24384,7 @@
             </w:pPr>
             <w:r/>
             <w:r>
-              <w:t>691.75</w:t>
+              <w:t>693.00</w:t>
             </w:r>
           </w:p>
         </w:tc>
@@ -24415,7 +24415,7 @@
               <w:rPr>
                 <w:b/>
               </w:rPr>
-              <w:t>696.50</w:t>
+              <w:t>697.75</w:t>
             </w:r>
           </w:p>
         </w:tc>
@@ -24563,7 +24563,7 @@
             </w:pPr>
             <w:r/>
             <w:r>
-              <w:t>696.50</w:t>
+              <w:t>697.75</w:t>
             </w:r>
           </w:p>
         </w:tc>
@@ -24591,7 +24591,7 @@
             </w:pPr>
             <w:r/>
             <w:r>
-              <w:t>704.00</w:t>
+              <w:t>705.25</w:t>
             </w:r>
           </w:p>
         </w:tc>
@@ -24619,7 +24619,7 @@
             </w:pPr>
             <w:r/>
             <w:r>
-              <w:t>690.50</w:t>
+              <w:t>691.75</w:t>
             </w:r>
           </w:p>
         </w:tc>
@@ -24650,7 +24650,7 @@
               <w:rPr>
                 <w:b/>
               </w:rPr>
-              <w:t>696.00</w:t>
+              <w:t>697.25</w:t>
             </w:r>
           </w:p>
         </w:tc>
@@ -24798,7 +24798,7 @@
             </w:pPr>
             <w:r/>
             <w:r>
-              <w:t>696.00</w:t>
+              <w:t>697.25</w:t>
             </w:r>
           </w:p>
         </w:tc>
@@ -24826,7 +24826,7 @@
             </w:pPr>
             <w:r/>
             <w:r>
-              <w:t>709.75</w:t>
+              <w:t>711.00</w:t>
             </w:r>
           </w:p>
         </w:tc>
@@ -24854,7 +24854,7 @@
             </w:pPr>
             <w:r/>
             <w:r>
-              <w:t>681.25</w:t>
+              <w:t>682.50</w:t>
             </w:r>
           </w:p>
         </w:tc>
@@ -24885,7 +24885,7 @@
               <w:rPr>
                 <w:b/>
               </w:rPr>
-              <w:t>698.00</w:t>
+              <w:t>699.25</w:t>
             </w:r>
           </w:p>
         </w:tc>
@@ -25033,7 +25033,7 @@
             </w:pPr>
             <w:r/>
             <w:r>
-              <w:t>698.00</w:t>
+              <w:t>699.25</w:t>
             </w:r>
           </w:p>
         </w:tc>
@@ -25061,7 +25061,7 @@
             </w:pPr>
             <w:r/>
             <w:r>
-              <w:t>711.25</w:t>
+              <w:t>712.50</w:t>
             </w:r>
           </w:p>
         </w:tc>
@@ -25089,7 +25089,7 @@
             </w:pPr>
             <w:r/>
             <w:r>
-              <w:t>689.75</w:t>
+              <w:t>691.00</w:t>
             </w:r>
           </w:p>
         </w:tc>
@@ -25120,7 +25120,7 @@
               <w:rPr>
                 <w:b/>
               </w:rPr>
-              <w:t>699.25</w:t>
+              <w:t>700.50</w:t>
             </w:r>
           </w:p>
         </w:tc>
@@ -25268,7 +25268,7 @@
             </w:pPr>
             <w:r/>
             <w:r>
-              <w:t>699.25</w:t>
+              <w:t>700.50</w:t>
             </w:r>
           </w:p>
         </w:tc>
@@ -25296,7 +25296,7 @@
             </w:pPr>
             <w:r/>
             <w:r>
-              <w:t>715.75</w:t>
+              <w:t>717.00</w:t>
             </w:r>
           </w:p>
         </w:tc>
@@ -25324,7 +25324,7 @@
             </w:pPr>
             <w:r/>
             <w:r>
-              <w:t>688.75</w:t>
+              <w:t>690.00</w:t>
             </w:r>
           </w:p>
         </w:tc>
@@ -25355,7 +25355,7 @@
               <w:rPr>
                 <w:b/>
               </w:rPr>
-              <w:t>703.75</w:t>
+              <w:t>705.00</w:t>
             </w:r>
           </w:p>
         </w:tc>
@@ -25503,7 +25503,7 @@
             </w:pPr>
             <w:r/>
             <w:r>
-              <w:t>703.75</w:t>
+              <w:t>705.00</w:t>
             </w:r>
           </w:p>
         </w:tc>
@@ -25531,7 +25531,7 @@
             </w:pPr>
             <w:r/>
             <w:r>
-              <w:t>711.50</w:t>
+              <w:t>712.75</w:t>
             </w:r>
           </w:p>
         </w:tc>
@@ -25559,7 +25559,7 @@
             </w:pPr>
             <w:r/>
             <w:r>
-              <w:t>692.75</w:t>
+              <w:t>694.00</w:t>
             </w:r>
           </w:p>
         </w:tc>
@@ -25590,7 +25590,7 @@
               <w:rPr>
                 <w:b/>
               </w:rPr>
-              <w:t>705.00</w:t>
+              <w:t>706.25</w:t>
             </w:r>
           </w:p>
         </w:tc>
@@ -25738,7 +25738,7 @@
             </w:pPr>
             <w:r/>
             <w:r>
-              <w:t>705.00</w:t>
+              <w:t>706.25</w:t>
             </w:r>
           </w:p>
         </w:tc>
@@ -25766,7 +25766,7 @@
             </w:pPr>
             <w:r/>
             <w:r>
-              <w:t>713.25</w:t>
+              <w:t>714.50</w:t>
             </w:r>
           </w:p>
         </w:tc>
@@ -25794,7 +25794,7 @@
             </w:pPr>
             <w:r/>
             <w:r>
-              <w:t>694.50</w:t>
+              <w:t>695.75</w:t>
             </w:r>
           </w:p>
         </w:tc>
@@ -25825,7 +25825,7 @@
               <w:rPr>
                 <w:b/>
               </w:rPr>
-              <w:t>706.75</w:t>
+              <w:t>708.00</w:t>
             </w:r>
           </w:p>
         </w:tc>
@@ -25973,7 +25973,7 @@
             </w:pPr>
             <w:r/>
             <w:r>
-              <w:t>706.75</w:t>
+              <w:t>708.00</w:t>
             </w:r>
           </w:p>
         </w:tc>
@@ -26001,7 +26001,7 @@
             </w:pPr>
             <w:r/>
             <w:r>
-              <w:t>719.00</w:t>
+              <w:t>720.25</w:t>
             </w:r>
           </w:p>
         </w:tc>
@@ -26029,7 +26029,7 @@
             </w:pPr>
             <w:r/>
             <w:r>
-              <w:t>697.00</w:t>
+              <w:t>698.25</w:t>
             </w:r>
           </w:p>
         </w:tc>
@@ -26060,7 +26060,7 @@
               <w:rPr>
                 <w:b/>
               </w:rPr>
-              <w:t>705.75</w:t>
+              <w:t>707.00</w:t>
             </w:r>
           </w:p>
         </w:tc>
@@ -26208,7 +26208,7 @@
             </w:pPr>
             <w:r/>
             <w:r>
-              <w:t>705.75</w:t>
+              <w:t>707.00</w:t>
             </w:r>
           </w:p>
         </w:tc>
@@ -26236,7 +26236,7 @@
             </w:pPr>
             <w:r/>
             <w:r>
-              <w:t>716.25</w:t>
+              <w:t>717.50</w:t>
             </w:r>
           </w:p>
         </w:tc>
@@ -26264,7 +26264,7 @@
             </w:pPr>
             <w:r/>
             <w:r>
-              <w:t>691.00</w:t>
+              <w:t>692.25</w:t>
             </w:r>
           </w:p>
         </w:tc>
@@ -26295,7 +26295,7 @@
               <w:rPr>
                 <w:b/>
               </w:rPr>
-              <w:t>708.00</w:t>
+              <w:t>709.25</w:t>
             </w:r>
           </w:p>
         </w:tc>
@@ -26443,7 +26443,7 @@
             </w:pPr>
             <w:r/>
             <w:r>
-              <w:t>708.00</w:t>
+              <w:t>709.25</w:t>
             </w:r>
           </w:p>
         </w:tc>
@@ -26471,7 +26471,7 @@
             </w:pPr>
             <w:r/>
             <w:r>
-              <w:t>718.50</w:t>
+              <w:t>719.75</w:t>
             </w:r>
           </w:p>
         </w:tc>
@@ -26499,7 +26499,7 @@
             </w:pPr>
             <w:r/>
             <w:r>
-              <w:t>701.75</w:t>
+              <w:t>703.00</w:t>
             </w:r>
           </w:p>
         </w:tc>
@@ -26530,7 +26530,7 @@
               <w:rPr>
                 <w:b/>
               </w:rPr>
-              <w:t>708.75</w:t>
+              <w:t>710.00</w:t>
             </w:r>
           </w:p>
         </w:tc>
@@ -26678,7 +26678,7 @@
             </w:pPr>
             <w:r/>
             <w:r>
-              <w:t>708.75</w:t>
+              <w:t>710.00</w:t>
             </w:r>
           </w:p>
         </w:tc>
@@ -26706,7 +26706,7 @@
             </w:pPr>
             <w:r/>
             <w:r>
-              <w:t>723.00</w:t>
+              <w:t>724.25</w:t>
             </w:r>
           </w:p>
         </w:tc>
@@ -26734,7 +26734,7 @@
             </w:pPr>
             <w:r/>
             <w:r>
-              <w:t>694.00</w:t>
+              <w:t>695.25</w:t>
             </w:r>
           </w:p>
         </w:tc>
@@ -26765,7 +26765,7 @@
               <w:rPr>
                 <w:b/>
               </w:rPr>
-              <w:t>710.75</w:t>
+              <w:t>712.00</w:t>
             </w:r>
           </w:p>
         </w:tc>
@@ -26913,7 +26913,7 @@
             </w:pPr>
             <w:r/>
             <w:r>
-              <w:t>710.75</w:t>
+              <w:t>712.00</w:t>
             </w:r>
           </w:p>
         </w:tc>
@@ -26941,7 +26941,7 @@
             </w:pPr>
             <w:r/>
             <w:r>
-              <w:t>717.25</w:t>
+              <w:t>718.50</w:t>
             </w:r>
           </w:p>
         </w:tc>
@@ -26969,7 +26969,7 @@
             </w:pPr>
             <w:r/>
             <w:r>
-              <w:t>704.00</w:t>
+              <w:t>705.25</w:t>
             </w:r>
           </w:p>
         </w:tc>
@@ -27000,7 +27000,7 @@
               <w:rPr>
                 <w:b/>
               </w:rPr>
-              <w:t>711.00</w:t>
+              <w:t>712.25</w:t>
             </w:r>
           </w:p>
         </w:tc>
@@ -27148,7 +27148,7 @@
             </w:pPr>
             <w:r/>
             <w:r>
-              <w:t>711.00</w:t>
+              <w:t>712.25</w:t>
             </w:r>
           </w:p>
         </w:tc>
@@ -27176,7 +27176,7 @@
             </w:pPr>
             <w:r/>
             <w:r>
-              <w:t>721.25</w:t>
+              <w:t>722.50</w:t>
             </w:r>
           </w:p>
         </w:tc>
@@ -27204,7 +27204,7 @@
             </w:pPr>
             <w:r/>
             <w:r>
-              <w:t>703.00</w:t>
+              <w:t>704.25</w:t>
             </w:r>
           </w:p>
         </w:tc>
@@ -27235,7 +27235,7 @@
               <w:rPr>
                 <w:b/>
               </w:rPr>
-              <w:t>711.50</w:t>
+              <w:t>712.75</w:t>
             </w:r>
           </w:p>
         </w:tc>
@@ -27383,7 +27383,7 @@
             </w:pPr>
             <w:r/>
             <w:r>
-              <w:t>711.50</w:t>
+              <w:t>712.75</w:t>
             </w:r>
           </w:p>
         </w:tc>
@@ -27411,7 +27411,7 @@
             </w:pPr>
             <w:r/>
             <w:r>
-              <w:t>718.50</w:t>
+              <w:t>719.75</w:t>
             </w:r>
           </w:p>
         </w:tc>
@@ -27439,7 +27439,7 @@
             </w:pPr>
             <w:r/>
             <w:r>
-              <w:t>705.50</w:t>
+              <w:t>706.75</w:t>
             </w:r>
           </w:p>
         </w:tc>
@@ -27470,7 +27470,7 @@
               <w:rPr>
                 <w:b/>
               </w:rPr>
-              <w:t>710.75</w:t>
+              <w:t>712.00</w:t>
             </w:r>
           </w:p>
         </w:tc>
@@ -27618,7 +27618,7 @@
             </w:pPr>
             <w:r/>
             <w:r>
-              <w:t>710.75</w:t>
+              <w:t>712.00</w:t>
             </w:r>
           </w:p>
         </w:tc>
@@ -27646,7 +27646,7 @@
             </w:pPr>
             <w:r/>
             <w:r>
-              <w:t>724.25</w:t>
+              <w:t>725.50</w:t>
             </w:r>
           </w:p>
         </w:tc>
@@ -27674,7 +27674,7 @@
             </w:pPr>
             <w:r/>
             <w:r>
-              <w:t>697.75</w:t>
+              <w:t>699.00</w:t>
             </w:r>
           </w:p>
         </w:tc>
@@ -27705,7 +27705,7 @@
               <w:rPr>
                 <w:b/>
               </w:rPr>
-              <w:t>712.50</w:t>
+              <w:t>713.75</w:t>
             </w:r>
           </w:p>
         </w:tc>
@@ -27853,7 +27853,7 @@
             </w:pPr>
             <w:r/>
             <w:r>
-              <w:t>712.50</w:t>
+              <w:t>713.75</w:t>
             </w:r>
           </w:p>
         </w:tc>
@@ -27881,7 +27881,7 @@
             </w:pPr>
             <w:r/>
             <w:r>
-              <w:t>721.75</w:t>
+              <w:t>723.00</w:t>
             </w:r>
           </w:p>
         </w:tc>
@@ -27909,7 +27909,7 @@
             </w:pPr>
             <w:r/>
             <w:r>
-              <w:t>701.75</w:t>
+              <w:t>703.00</w:t>
             </w:r>
           </w:p>
         </w:tc>
@@ -27917,6 +27917,711 @@
           <w:tcPr>
             <w:tcW w:type="dxa" w:w="1728"/>
             <w:shd w:fill="FFFFFF"/>
+            <w:tcMar>
+              <w:top w:w="100" w:type="dxa"/>
+              <w:bottom w:w="100" w:type="dxa"/>
+              <w:left w:w="120" w:type="dxa"/>
+              <w:right w:w="120" w:type="dxa"/>
+            </w:tcMar>
+            <w:tcBorders>
+              <w:top w:val="single" w:sz="4" w:space="0" w:color="CCCCCC"/>
+              <w:bottom w:val="single" w:sz="4" w:space="0" w:color="CCCCCC"/>
+              <w:left w:val="single" w:sz="4" w:space="0" w:color="CCCCCC"/>
+              <w:right w:val="single" w:sz="4" w:space="0" w:color="CCCCCC"/>
+            </w:tcBorders>
+          </w:tcPr>
+          <w:p>
+            <w:pPr>
+              <w:spacing w:before="60" w:after="60" w:line="252" w:lineRule="auto"/>
+              <w:jc w:val="left"/>
+            </w:pPr>
+            <w:r/>
+            <w:r>
+              <w:rPr>
+                <w:b/>
+              </w:rPr>
+              <w:t>714.25</w:t>
+            </w:r>
+          </w:p>
+        </w:tc>
+        <w:tc>
+          <w:tcPr>
+            <w:tcW w:type="dxa" w:w="3456"/>
+            <w:shd w:fill="FFFFFF"/>
+            <w:tcMar>
+              <w:top w:w="100" w:type="dxa"/>
+              <w:bottom w:w="100" w:type="dxa"/>
+              <w:left w:w="120" w:type="dxa"/>
+              <w:right w:w="120" w:type="dxa"/>
+            </w:tcMar>
+            <w:tcBorders>
+              <w:top w:val="single" w:sz="4" w:space="0" w:color="CCCCCC"/>
+              <w:bottom w:val="single" w:sz="4" w:space="0" w:color="CCCCCC"/>
+              <w:left w:val="single" w:sz="4" w:space="0" w:color="CCCCCC"/>
+              <w:right w:val="single" w:sz="4" w:space="0" w:color="CCCCCC"/>
+            </w:tcBorders>
+          </w:tcPr>
+          <w:p>
+            <w:pPr>
+              <w:spacing w:before="60" w:after="60" w:line="252" w:lineRule="auto"/>
+              <w:jc w:val="left"/>
+            </w:pPr>
+            <w:r/>
+            <w:r>
+              <w:rPr>
+                <w:b/>
+              </w:rPr>
+              <w:t>+0.50</w:t>
+            </w:r>
+          </w:p>
+        </w:tc>
+        <w:tc>
+          <w:tcPr>
+            <w:tcW w:type="dxa" w:w="1440"/>
+            <w:shd w:fill="FFFFFF"/>
+            <w:tcMar>
+              <w:top w:w="100" w:type="dxa"/>
+              <w:bottom w:w="100" w:type="dxa"/>
+              <w:left w:w="120" w:type="dxa"/>
+              <w:right w:w="120" w:type="dxa"/>
+            </w:tcMar>
+            <w:tcBorders>
+              <w:top w:val="single" w:sz="4" w:space="0" w:color="CCCCCC"/>
+              <w:bottom w:val="single" w:sz="4" w:space="0" w:color="CCCCCC"/>
+              <w:left w:val="single" w:sz="4" w:space="0" w:color="CCCCCC"/>
+              <w:right w:val="single" w:sz="4" w:space="0" w:color="CCCCCC"/>
+            </w:tcBorders>
+          </w:tcPr>
+          <w:p>
+            <w:pPr>
+              <w:spacing w:before="60" w:after="60" w:line="252" w:lineRule="auto"/>
+              <w:jc w:val="left"/>
+            </w:pPr>
+            <w:r/>
+            <w:r>
+              <w:t>BULL</w:t>
+            </w:r>
+          </w:p>
+        </w:tc>
+      </w:tr>
+      <w:tr>
+        <w:tc>
+          <w:tcPr>
+            <w:tcW w:type="dxa" w:w="1584"/>
+            <w:shd w:fill="F8FAFC"/>
+            <w:tcMar>
+              <w:top w:w="100" w:type="dxa"/>
+              <w:bottom w:w="100" w:type="dxa"/>
+              <w:left w:w="120" w:type="dxa"/>
+              <w:right w:w="120" w:type="dxa"/>
+            </w:tcMar>
+            <w:tcBorders>
+              <w:top w:val="single" w:sz="4" w:space="0" w:color="CCCCCC"/>
+              <w:bottom w:val="single" w:sz="4" w:space="0" w:color="CCCCCC"/>
+              <w:left w:val="single" w:sz="4" w:space="0" w:color="CCCCCC"/>
+              <w:right w:val="single" w:sz="4" w:space="0" w:color="CCCCCC"/>
+            </w:tcBorders>
+          </w:tcPr>
+          <w:p>
+            <w:pPr>
+              <w:spacing w:before="60" w:after="60" w:line="252" w:lineRule="auto"/>
+              <w:jc w:val="left"/>
+            </w:pPr>
+            <w:r/>
+            <w:r>
+              <w:rPr>
+                <w:b/>
+              </w:rPr>
+              <w:t>Wed 26/08</w:t>
+            </w:r>
+          </w:p>
+        </w:tc>
+        <w:tc>
+          <w:tcPr>
+            <w:tcW w:type="dxa" w:w="864"/>
+            <w:shd w:fill="F8FAFC"/>
+            <w:tcMar>
+              <w:top w:w="100" w:type="dxa"/>
+              <w:bottom w:w="100" w:type="dxa"/>
+              <w:left w:w="120" w:type="dxa"/>
+              <w:right w:w="120" w:type="dxa"/>
+            </w:tcMar>
+            <w:tcBorders>
+              <w:top w:val="single" w:sz="4" w:space="0" w:color="CCCCCC"/>
+              <w:bottom w:val="single" w:sz="4" w:space="0" w:color="CCCCCC"/>
+              <w:left w:val="single" w:sz="4" w:space="0" w:color="CCCCCC"/>
+              <w:right w:val="single" w:sz="4" w:space="0" w:color="CCCCCC"/>
+            </w:tcBorders>
+          </w:tcPr>
+          <w:p>
+            <w:pPr>
+              <w:spacing w:before="60" w:after="60" w:line="252" w:lineRule="auto"/>
+              <w:jc w:val="left"/>
+            </w:pPr>
+            <w:r/>
+            <w:r>
+              <w:t>NY Open 21-23</w:t>
+            </w:r>
+          </w:p>
+        </w:tc>
+        <w:tc>
+          <w:tcPr>
+            <w:tcW w:type="dxa" w:w="1440"/>
+            <w:shd w:fill="F8FAFC"/>
+            <w:tcMar>
+              <w:top w:w="100" w:type="dxa"/>
+              <w:bottom w:w="100" w:type="dxa"/>
+              <w:left w:w="120" w:type="dxa"/>
+              <w:right w:w="120" w:type="dxa"/>
+            </w:tcMar>
+            <w:tcBorders>
+              <w:top w:val="single" w:sz="4" w:space="0" w:color="CCCCCC"/>
+              <w:bottom w:val="single" w:sz="4" w:space="0" w:color="CCCCCC"/>
+              <w:left w:val="single" w:sz="4" w:space="0" w:color="CCCCCC"/>
+              <w:right w:val="single" w:sz="4" w:space="0" w:color="CCCCCC"/>
+            </w:tcBorders>
+          </w:tcPr>
+          <w:p>
+            <w:pPr>
+              <w:spacing w:before="60" w:after="60" w:line="252" w:lineRule="auto"/>
+              <w:jc w:val="left"/>
+            </w:pPr>
+            <w:r/>
+            <w:r>
+              <w:t>714.25</w:t>
+            </w:r>
+          </w:p>
+        </w:tc>
+        <w:tc>
+          <w:tcPr>
+            <w:tcW w:type="dxa" w:w="2016"/>
+            <w:shd w:fill="F8FAFC"/>
+            <w:tcMar>
+              <w:top w:w="100" w:type="dxa"/>
+              <w:bottom w:w="100" w:type="dxa"/>
+              <w:left w:w="120" w:type="dxa"/>
+              <w:right w:w="120" w:type="dxa"/>
+            </w:tcMar>
+            <w:tcBorders>
+              <w:top w:val="single" w:sz="4" w:space="0" w:color="CCCCCC"/>
+              <w:bottom w:val="single" w:sz="4" w:space="0" w:color="CCCCCC"/>
+              <w:left w:val="single" w:sz="4" w:space="0" w:color="CCCCCC"/>
+              <w:right w:val="single" w:sz="4" w:space="0" w:color="CCCCCC"/>
+            </w:tcBorders>
+          </w:tcPr>
+          <w:p>
+            <w:pPr>
+              <w:spacing w:before="60" w:after="60" w:line="252" w:lineRule="auto"/>
+              <w:jc w:val="left"/>
+            </w:pPr>
+            <w:r/>
+            <w:r>
+              <w:t>726.50</w:t>
+            </w:r>
+          </w:p>
+        </w:tc>
+        <w:tc>
+          <w:tcPr>
+            <w:tcW w:type="dxa" w:w="1152"/>
+            <w:shd w:fill="F8FAFC"/>
+            <w:tcMar>
+              <w:top w:w="100" w:type="dxa"/>
+              <w:bottom w:w="100" w:type="dxa"/>
+              <w:left w:w="120" w:type="dxa"/>
+              <w:right w:w="120" w:type="dxa"/>
+            </w:tcMar>
+            <w:tcBorders>
+              <w:top w:val="single" w:sz="4" w:space="0" w:color="CCCCCC"/>
+              <w:bottom w:val="single" w:sz="4" w:space="0" w:color="CCCCCC"/>
+              <w:left w:val="single" w:sz="4" w:space="0" w:color="CCCCCC"/>
+              <w:right w:val="single" w:sz="4" w:space="0" w:color="CCCCCC"/>
+            </w:tcBorders>
+          </w:tcPr>
+          <w:p>
+            <w:pPr>
+              <w:spacing w:before="60" w:after="60" w:line="252" w:lineRule="auto"/>
+              <w:jc w:val="left"/>
+            </w:pPr>
+            <w:r/>
+            <w:r>
+              <w:t>700.00</w:t>
+            </w:r>
+          </w:p>
+        </w:tc>
+        <w:tc>
+          <w:tcPr>
+            <w:tcW w:type="dxa" w:w="1728"/>
+            <w:shd w:fill="F8FAFC"/>
+            <w:tcMar>
+              <w:top w:w="100" w:type="dxa"/>
+              <w:bottom w:w="100" w:type="dxa"/>
+              <w:left w:w="120" w:type="dxa"/>
+              <w:right w:w="120" w:type="dxa"/>
+            </w:tcMar>
+            <w:tcBorders>
+              <w:top w:val="single" w:sz="4" w:space="0" w:color="CCCCCC"/>
+              <w:bottom w:val="single" w:sz="4" w:space="0" w:color="CCCCCC"/>
+              <w:left w:val="single" w:sz="4" w:space="0" w:color="CCCCCC"/>
+              <w:right w:val="single" w:sz="4" w:space="0" w:color="CCCCCC"/>
+            </w:tcBorders>
+          </w:tcPr>
+          <w:p>
+            <w:pPr>
+              <w:spacing w:before="60" w:after="60" w:line="252" w:lineRule="auto"/>
+              <w:jc w:val="left"/>
+            </w:pPr>
+            <w:r/>
+            <w:r>
+              <w:rPr>
+                <w:b/>
+              </w:rPr>
+              <w:t>712.75</w:t>
+            </w:r>
+          </w:p>
+        </w:tc>
+        <w:tc>
+          <w:tcPr>
+            <w:tcW w:type="dxa" w:w="3456"/>
+            <w:shd w:fill="F8FAFC"/>
+            <w:tcMar>
+              <w:top w:w="100" w:type="dxa"/>
+              <w:bottom w:w="100" w:type="dxa"/>
+              <w:left w:w="120" w:type="dxa"/>
+              <w:right w:w="120" w:type="dxa"/>
+            </w:tcMar>
+            <w:tcBorders>
+              <w:top w:val="single" w:sz="4" w:space="0" w:color="CCCCCC"/>
+              <w:bottom w:val="single" w:sz="4" w:space="0" w:color="CCCCCC"/>
+              <w:left w:val="single" w:sz="4" w:space="0" w:color="CCCCCC"/>
+              <w:right w:val="single" w:sz="4" w:space="0" w:color="CCCCCC"/>
+            </w:tcBorders>
+          </w:tcPr>
+          <w:p>
+            <w:pPr>
+              <w:spacing w:before="60" w:after="60" w:line="252" w:lineRule="auto"/>
+              <w:jc w:val="left"/>
+            </w:pPr>
+            <w:r/>
+            <w:r>
+              <w:rPr>
+                <w:b/>
+              </w:rPr>
+              <w:t>-1.50</w:t>
+            </w:r>
+          </w:p>
+        </w:tc>
+        <w:tc>
+          <w:tcPr>
+            <w:tcW w:type="dxa" w:w="1440"/>
+            <w:shd w:fill="F8FAFC"/>
+            <w:tcMar>
+              <w:top w:w="100" w:type="dxa"/>
+              <w:bottom w:w="100" w:type="dxa"/>
+              <w:left w:w="120" w:type="dxa"/>
+              <w:right w:w="120" w:type="dxa"/>
+            </w:tcMar>
+            <w:tcBorders>
+              <w:top w:val="single" w:sz="4" w:space="0" w:color="CCCCCC"/>
+              <w:bottom w:val="single" w:sz="4" w:space="0" w:color="CCCCCC"/>
+              <w:left w:val="single" w:sz="4" w:space="0" w:color="CCCCCC"/>
+              <w:right w:val="single" w:sz="4" w:space="0" w:color="CCCCCC"/>
+            </w:tcBorders>
+          </w:tcPr>
+          <w:p>
+            <w:pPr>
+              <w:spacing w:before="60" w:after="60" w:line="252" w:lineRule="auto"/>
+              <w:jc w:val="left"/>
+            </w:pPr>
+            <w:r/>
+            <w:r>
+              <w:t>BEAR</w:t>
+            </w:r>
+          </w:p>
+        </w:tc>
+      </w:tr>
+      <w:tr>
+        <w:tc>
+          <w:tcPr>
+            <w:tcW w:type="dxa" w:w="1584"/>
+            <w:shd w:fill="FFFFFF"/>
+            <w:tcMar>
+              <w:top w:w="100" w:type="dxa"/>
+              <w:bottom w:w="100" w:type="dxa"/>
+              <w:left w:w="120" w:type="dxa"/>
+              <w:right w:w="120" w:type="dxa"/>
+            </w:tcMar>
+            <w:tcBorders>
+              <w:top w:val="single" w:sz="4" w:space="0" w:color="CCCCCC"/>
+              <w:bottom w:val="single" w:sz="4" w:space="0" w:color="CCCCCC"/>
+              <w:left w:val="single" w:sz="4" w:space="0" w:color="CCCCCC"/>
+              <w:right w:val="single" w:sz="4" w:space="0" w:color="CCCCCC"/>
+            </w:tcBorders>
+          </w:tcPr>
+          <w:p>
+            <w:pPr>
+              <w:spacing w:before="60" w:after="60" w:line="252" w:lineRule="auto"/>
+              <w:jc w:val="left"/>
+            </w:pPr>
+            <w:r/>
+            <w:r>
+              <w:rPr>
+                <w:b/>
+              </w:rPr>
+              <w:t>Wed 26/08</w:t>
+            </w:r>
+          </w:p>
+        </w:tc>
+        <w:tc>
+          <w:tcPr>
+            <w:tcW w:type="dxa" w:w="864"/>
+            <w:shd w:fill="FFFFFF"/>
+            <w:tcMar>
+              <w:top w:w="100" w:type="dxa"/>
+              <w:bottom w:w="100" w:type="dxa"/>
+              <w:left w:w="120" w:type="dxa"/>
+              <w:right w:w="120" w:type="dxa"/>
+            </w:tcMar>
+            <w:tcBorders>
+              <w:top w:val="single" w:sz="4" w:space="0" w:color="CCCCCC"/>
+              <w:bottom w:val="single" w:sz="4" w:space="0" w:color="CCCCCC"/>
+              <w:left w:val="single" w:sz="4" w:space="0" w:color="CCCCCC"/>
+              <w:right w:val="single" w:sz="4" w:space="0" w:color="CCCCCC"/>
+            </w:tcBorders>
+          </w:tcPr>
+          <w:p>
+            <w:pPr>
+              <w:spacing w:before="60" w:after="60" w:line="252" w:lineRule="auto"/>
+              <w:jc w:val="left"/>
+            </w:pPr>
+            <w:r/>
+            <w:r>
+              <w:t>NY Close 23-01</w:t>
+            </w:r>
+          </w:p>
+        </w:tc>
+        <w:tc>
+          <w:tcPr>
+            <w:tcW w:type="dxa" w:w="1440"/>
+            <w:shd w:fill="FFFFFF"/>
+            <w:tcMar>
+              <w:top w:w="100" w:type="dxa"/>
+              <w:bottom w:w="100" w:type="dxa"/>
+              <w:left w:w="120" w:type="dxa"/>
+              <w:right w:w="120" w:type="dxa"/>
+            </w:tcMar>
+            <w:tcBorders>
+              <w:top w:val="single" w:sz="4" w:space="0" w:color="CCCCCC"/>
+              <w:bottom w:val="single" w:sz="4" w:space="0" w:color="CCCCCC"/>
+              <w:left w:val="single" w:sz="4" w:space="0" w:color="CCCCCC"/>
+              <w:right w:val="single" w:sz="4" w:space="0" w:color="CCCCCC"/>
+            </w:tcBorders>
+          </w:tcPr>
+          <w:p>
+            <w:pPr>
+              <w:spacing w:before="60" w:after="60" w:line="252" w:lineRule="auto"/>
+              <w:jc w:val="left"/>
+            </w:pPr>
+            <w:r/>
+            <w:r>
+              <w:t>712.75</w:t>
+            </w:r>
+          </w:p>
+        </w:tc>
+        <w:tc>
+          <w:tcPr>
+            <w:tcW w:type="dxa" w:w="2016"/>
+            <w:shd w:fill="FFFFFF"/>
+            <w:tcMar>
+              <w:top w:w="100" w:type="dxa"/>
+              <w:bottom w:w="100" w:type="dxa"/>
+              <w:left w:w="120" w:type="dxa"/>
+              <w:right w:w="120" w:type="dxa"/>
+            </w:tcMar>
+            <w:tcBorders>
+              <w:top w:val="single" w:sz="4" w:space="0" w:color="CCCCCC"/>
+              <w:bottom w:val="single" w:sz="4" w:space="0" w:color="CCCCCC"/>
+              <w:left w:val="single" w:sz="4" w:space="0" w:color="CCCCCC"/>
+              <w:right w:val="single" w:sz="4" w:space="0" w:color="CCCCCC"/>
+            </w:tcBorders>
+          </w:tcPr>
+          <w:p>
+            <w:pPr>
+              <w:spacing w:before="60" w:after="60" w:line="252" w:lineRule="auto"/>
+              <w:jc w:val="left"/>
+            </w:pPr>
+            <w:r/>
+            <w:r>
+              <w:t>719.75</w:t>
+            </w:r>
+          </w:p>
+        </w:tc>
+        <w:tc>
+          <w:tcPr>
+            <w:tcW w:type="dxa" w:w="1152"/>
+            <w:shd w:fill="FFFFFF"/>
+            <w:tcMar>
+              <w:top w:w="100" w:type="dxa"/>
+              <w:bottom w:w="100" w:type="dxa"/>
+              <w:left w:w="120" w:type="dxa"/>
+              <w:right w:w="120" w:type="dxa"/>
+            </w:tcMar>
+            <w:tcBorders>
+              <w:top w:val="single" w:sz="4" w:space="0" w:color="CCCCCC"/>
+              <w:bottom w:val="single" w:sz="4" w:space="0" w:color="CCCCCC"/>
+              <w:left w:val="single" w:sz="4" w:space="0" w:color="CCCCCC"/>
+              <w:right w:val="single" w:sz="4" w:space="0" w:color="CCCCCC"/>
+            </w:tcBorders>
+          </w:tcPr>
+          <w:p>
+            <w:pPr>
+              <w:spacing w:before="60" w:after="60" w:line="252" w:lineRule="auto"/>
+              <w:jc w:val="left"/>
+            </w:pPr>
+            <w:r/>
+            <w:r>
+              <w:t>703.25</w:t>
+            </w:r>
+          </w:p>
+        </w:tc>
+        <w:tc>
+          <w:tcPr>
+            <w:tcW w:type="dxa" w:w="1728"/>
+            <w:shd w:fill="FFFFFF"/>
+            <w:tcMar>
+              <w:top w:w="100" w:type="dxa"/>
+              <w:bottom w:w="100" w:type="dxa"/>
+              <w:left w:w="120" w:type="dxa"/>
+              <w:right w:w="120" w:type="dxa"/>
+            </w:tcMar>
+            <w:tcBorders>
+              <w:top w:val="single" w:sz="4" w:space="0" w:color="CCCCCC"/>
+              <w:bottom w:val="single" w:sz="4" w:space="0" w:color="CCCCCC"/>
+              <w:left w:val="single" w:sz="4" w:space="0" w:color="CCCCCC"/>
+              <w:right w:val="single" w:sz="4" w:space="0" w:color="CCCCCC"/>
+            </w:tcBorders>
+          </w:tcPr>
+          <w:p>
+            <w:pPr>
+              <w:spacing w:before="60" w:after="60" w:line="252" w:lineRule="auto"/>
+              <w:jc w:val="left"/>
+            </w:pPr>
+            <w:r/>
+            <w:r>
+              <w:rPr>
+                <w:b/>
+              </w:rPr>
+              <w:t>713.25</w:t>
+            </w:r>
+          </w:p>
+        </w:tc>
+        <w:tc>
+          <w:tcPr>
+            <w:tcW w:type="dxa" w:w="3456"/>
+            <w:shd w:fill="FFFFFF"/>
+            <w:tcMar>
+              <w:top w:w="100" w:type="dxa"/>
+              <w:bottom w:w="100" w:type="dxa"/>
+              <w:left w:w="120" w:type="dxa"/>
+              <w:right w:w="120" w:type="dxa"/>
+            </w:tcMar>
+            <w:tcBorders>
+              <w:top w:val="single" w:sz="4" w:space="0" w:color="CCCCCC"/>
+              <w:bottom w:val="single" w:sz="4" w:space="0" w:color="CCCCCC"/>
+              <w:left w:val="single" w:sz="4" w:space="0" w:color="CCCCCC"/>
+              <w:right w:val="single" w:sz="4" w:space="0" w:color="CCCCCC"/>
+            </w:tcBorders>
+          </w:tcPr>
+          <w:p>
+            <w:pPr>
+              <w:spacing w:before="60" w:after="60" w:line="252" w:lineRule="auto"/>
+              <w:jc w:val="left"/>
+            </w:pPr>
+            <w:r/>
+            <w:r>
+              <w:rPr>
+                <w:b/>
+              </w:rPr>
+              <w:t>+0.50</w:t>
+            </w:r>
+          </w:p>
+        </w:tc>
+        <w:tc>
+          <w:tcPr>
+            <w:tcW w:type="dxa" w:w="1440"/>
+            <w:shd w:fill="FFFFFF"/>
+            <w:tcMar>
+              <w:top w:w="100" w:type="dxa"/>
+              <w:bottom w:w="100" w:type="dxa"/>
+              <w:left w:w="120" w:type="dxa"/>
+              <w:right w:w="120" w:type="dxa"/>
+            </w:tcMar>
+            <w:tcBorders>
+              <w:top w:val="single" w:sz="4" w:space="0" w:color="CCCCCC"/>
+              <w:bottom w:val="single" w:sz="4" w:space="0" w:color="CCCCCC"/>
+              <w:left w:val="single" w:sz="4" w:space="0" w:color="CCCCCC"/>
+              <w:right w:val="single" w:sz="4" w:space="0" w:color="CCCCCC"/>
+            </w:tcBorders>
+          </w:tcPr>
+          <w:p>
+            <w:pPr>
+              <w:spacing w:before="60" w:after="60" w:line="252" w:lineRule="auto"/>
+              <w:jc w:val="left"/>
+            </w:pPr>
+            <w:r/>
+            <w:r>
+              <w:t>BULL</w:t>
+            </w:r>
+          </w:p>
+        </w:tc>
+      </w:tr>
+      <w:tr>
+        <w:tc>
+          <w:tcPr>
+            <w:tcW w:type="dxa" w:w="1584"/>
+            <w:shd w:fill="F8FAFC"/>
+            <w:tcMar>
+              <w:top w:w="100" w:type="dxa"/>
+              <w:bottom w:w="100" w:type="dxa"/>
+              <w:left w:w="120" w:type="dxa"/>
+              <w:right w:w="120" w:type="dxa"/>
+            </w:tcMar>
+            <w:tcBorders>
+              <w:top w:val="single" w:sz="4" w:space="0" w:color="CCCCCC"/>
+              <w:bottom w:val="single" w:sz="4" w:space="0" w:color="CCCCCC"/>
+              <w:left w:val="single" w:sz="4" w:space="0" w:color="CCCCCC"/>
+              <w:right w:val="single" w:sz="4" w:space="0" w:color="CCCCCC"/>
+            </w:tcBorders>
+          </w:tcPr>
+          <w:p>
+            <w:pPr>
+              <w:spacing w:before="60" w:after="60" w:line="252" w:lineRule="auto"/>
+              <w:jc w:val="left"/>
+            </w:pPr>
+            <w:r/>
+            <w:r>
+              <w:rPr>
+                <w:b/>
+              </w:rPr>
+              <w:t>Thu 27/08</w:t>
+            </w:r>
+          </w:p>
+        </w:tc>
+        <w:tc>
+          <w:tcPr>
+            <w:tcW w:type="dxa" w:w="864"/>
+            <w:shd w:fill="F8FAFC"/>
+            <w:tcMar>
+              <w:top w:w="100" w:type="dxa"/>
+              <w:bottom w:w="100" w:type="dxa"/>
+              <w:left w:w="120" w:type="dxa"/>
+              <w:right w:w="120" w:type="dxa"/>
+            </w:tcMar>
+            <w:tcBorders>
+              <w:top w:val="single" w:sz="4" w:space="0" w:color="CCCCCC"/>
+              <w:bottom w:val="single" w:sz="4" w:space="0" w:color="CCCCCC"/>
+              <w:left w:val="single" w:sz="4" w:space="0" w:color="CCCCCC"/>
+              <w:right w:val="single" w:sz="4" w:space="0" w:color="CCCCCC"/>
+            </w:tcBorders>
+          </w:tcPr>
+          <w:p>
+            <w:pPr>
+              <w:spacing w:before="60" w:after="60" w:line="252" w:lineRule="auto"/>
+              <w:jc w:val="left"/>
+            </w:pPr>
+            <w:r/>
+            <w:r>
+              <w:t>Asia 07-11</w:t>
+            </w:r>
+          </w:p>
+        </w:tc>
+        <w:tc>
+          <w:tcPr>
+            <w:tcW w:type="dxa" w:w="1440"/>
+            <w:shd w:fill="F8FAFC"/>
+            <w:tcMar>
+              <w:top w:w="100" w:type="dxa"/>
+              <w:bottom w:w="100" w:type="dxa"/>
+              <w:left w:w="120" w:type="dxa"/>
+              <w:right w:w="120" w:type="dxa"/>
+            </w:tcMar>
+            <w:tcBorders>
+              <w:top w:val="single" w:sz="4" w:space="0" w:color="CCCCCC"/>
+              <w:bottom w:val="single" w:sz="4" w:space="0" w:color="CCCCCC"/>
+              <w:left w:val="single" w:sz="4" w:space="0" w:color="CCCCCC"/>
+              <w:right w:val="single" w:sz="4" w:space="0" w:color="CCCCCC"/>
+            </w:tcBorders>
+          </w:tcPr>
+          <w:p>
+            <w:pPr>
+              <w:spacing w:before="60" w:after="60" w:line="252" w:lineRule="auto"/>
+              <w:jc w:val="left"/>
+            </w:pPr>
+            <w:r/>
+            <w:r>
+              <w:t>713.25</w:t>
+            </w:r>
+          </w:p>
+        </w:tc>
+        <w:tc>
+          <w:tcPr>
+            <w:tcW w:type="dxa" w:w="2016"/>
+            <w:shd w:fill="F8FAFC"/>
+            <w:tcMar>
+              <w:top w:w="100" w:type="dxa"/>
+              <w:bottom w:w="100" w:type="dxa"/>
+              <w:left w:w="120" w:type="dxa"/>
+              <w:right w:w="120" w:type="dxa"/>
+            </w:tcMar>
+            <w:tcBorders>
+              <w:top w:val="single" w:sz="4" w:space="0" w:color="CCCCCC"/>
+              <w:bottom w:val="single" w:sz="4" w:space="0" w:color="CCCCCC"/>
+              <w:left w:val="single" w:sz="4" w:space="0" w:color="CCCCCC"/>
+              <w:right w:val="single" w:sz="4" w:space="0" w:color="CCCCCC"/>
+            </w:tcBorders>
+          </w:tcPr>
+          <w:p>
+            <w:pPr>
+              <w:spacing w:before="60" w:after="60" w:line="252" w:lineRule="auto"/>
+              <w:jc w:val="left"/>
+            </w:pPr>
+            <w:r/>
+            <w:r>
+              <w:t>723.75</w:t>
+            </w:r>
+          </w:p>
+        </w:tc>
+        <w:tc>
+          <w:tcPr>
+            <w:tcW w:type="dxa" w:w="1152"/>
+            <w:shd w:fill="F8FAFC"/>
+            <w:tcMar>
+              <w:top w:w="100" w:type="dxa"/>
+              <w:bottom w:w="100" w:type="dxa"/>
+              <w:left w:w="120" w:type="dxa"/>
+              <w:right w:w="120" w:type="dxa"/>
+            </w:tcMar>
+            <w:tcBorders>
+              <w:top w:val="single" w:sz="4" w:space="0" w:color="CCCCCC"/>
+              <w:bottom w:val="single" w:sz="4" w:space="0" w:color="CCCCCC"/>
+              <w:left w:val="single" w:sz="4" w:space="0" w:color="CCCCCC"/>
+              <w:right w:val="single" w:sz="4" w:space="0" w:color="CCCCCC"/>
+            </w:tcBorders>
+          </w:tcPr>
+          <w:p>
+            <w:pPr>
+              <w:spacing w:before="60" w:after="60" w:line="252" w:lineRule="auto"/>
+              <w:jc w:val="left"/>
+            </w:pPr>
+            <w:r/>
+            <w:r>
+              <w:t>706.00</w:t>
+            </w:r>
+          </w:p>
+        </w:tc>
+        <w:tc>
+          <w:tcPr>
+            <w:tcW w:type="dxa" w:w="1728"/>
+            <w:shd w:fill="F8FAFC"/>
             <w:tcMar>
               <w:top w:w="100" w:type="dxa"/>
               <w:bottom w:w="100" w:type="dxa"/>
@@ -27947,6 +28652,241 @@
         <w:tc>
           <w:tcPr>
             <w:tcW w:type="dxa" w:w="3456"/>
+            <w:shd w:fill="F8FAFC"/>
+            <w:tcMar>
+              <w:top w:w="100" w:type="dxa"/>
+              <w:bottom w:w="100" w:type="dxa"/>
+              <w:left w:w="120" w:type="dxa"/>
+              <w:right w:w="120" w:type="dxa"/>
+            </w:tcMar>
+            <w:tcBorders>
+              <w:top w:val="single" w:sz="4" w:space="0" w:color="CCCCCC"/>
+              <w:bottom w:val="single" w:sz="4" w:space="0" w:color="CCCCCC"/>
+              <w:left w:val="single" w:sz="4" w:space="0" w:color="CCCCCC"/>
+              <w:right w:val="single" w:sz="4" w:space="0" w:color="CCCCCC"/>
+            </w:tcBorders>
+          </w:tcPr>
+          <w:p>
+            <w:pPr>
+              <w:spacing w:before="60" w:after="60" w:line="252" w:lineRule="auto"/>
+              <w:jc w:val="left"/>
+            </w:pPr>
+            <w:r/>
+            <w:r>
+              <w:rPr>
+                <w:b/>
+              </w:rPr>
+              <w:t>-0.25</w:t>
+            </w:r>
+          </w:p>
+        </w:tc>
+        <w:tc>
+          <w:tcPr>
+            <w:tcW w:type="dxa" w:w="1440"/>
+            <w:shd w:fill="F8FAFC"/>
+            <w:tcMar>
+              <w:top w:w="100" w:type="dxa"/>
+              <w:bottom w:w="100" w:type="dxa"/>
+              <w:left w:w="120" w:type="dxa"/>
+              <w:right w:w="120" w:type="dxa"/>
+            </w:tcMar>
+            <w:tcBorders>
+              <w:top w:val="single" w:sz="4" w:space="0" w:color="CCCCCC"/>
+              <w:bottom w:val="single" w:sz="4" w:space="0" w:color="CCCCCC"/>
+              <w:left w:val="single" w:sz="4" w:space="0" w:color="CCCCCC"/>
+              <w:right w:val="single" w:sz="4" w:space="0" w:color="CCCCCC"/>
+            </w:tcBorders>
+          </w:tcPr>
+          <w:p>
+            <w:pPr>
+              <w:spacing w:before="60" w:after="60" w:line="252" w:lineRule="auto"/>
+              <w:jc w:val="left"/>
+            </w:pPr>
+            <w:r/>
+            <w:r>
+              <w:t>BEAR</w:t>
+            </w:r>
+          </w:p>
+        </w:tc>
+      </w:tr>
+      <w:tr>
+        <w:tc>
+          <w:tcPr>
+            <w:tcW w:type="dxa" w:w="1584"/>
+            <w:shd w:fill="FFFFFF"/>
+            <w:tcMar>
+              <w:top w:w="100" w:type="dxa"/>
+              <w:bottom w:w="100" w:type="dxa"/>
+              <w:left w:w="120" w:type="dxa"/>
+              <w:right w:w="120" w:type="dxa"/>
+            </w:tcMar>
+            <w:tcBorders>
+              <w:top w:val="single" w:sz="4" w:space="0" w:color="CCCCCC"/>
+              <w:bottom w:val="single" w:sz="4" w:space="0" w:color="CCCCCC"/>
+              <w:left w:val="single" w:sz="4" w:space="0" w:color="CCCCCC"/>
+              <w:right w:val="single" w:sz="4" w:space="0" w:color="CCCCCC"/>
+            </w:tcBorders>
+          </w:tcPr>
+          <w:p>
+            <w:pPr>
+              <w:spacing w:before="60" w:after="60" w:line="252" w:lineRule="auto"/>
+              <w:jc w:val="left"/>
+            </w:pPr>
+            <w:r/>
+            <w:r>
+              <w:rPr>
+                <w:b/>
+              </w:rPr>
+              <w:t>Thu 27/08</w:t>
+            </w:r>
+          </w:p>
+        </w:tc>
+        <w:tc>
+          <w:tcPr>
+            <w:tcW w:type="dxa" w:w="864"/>
+            <w:shd w:fill="FFFFFF"/>
+            <w:tcMar>
+              <w:top w:w="100" w:type="dxa"/>
+              <w:bottom w:w="100" w:type="dxa"/>
+              <w:left w:w="120" w:type="dxa"/>
+              <w:right w:w="120" w:type="dxa"/>
+            </w:tcMar>
+            <w:tcBorders>
+              <w:top w:val="single" w:sz="4" w:space="0" w:color="CCCCCC"/>
+              <w:bottom w:val="single" w:sz="4" w:space="0" w:color="CCCCCC"/>
+              <w:left w:val="single" w:sz="4" w:space="0" w:color="CCCCCC"/>
+              <w:right w:val="single" w:sz="4" w:space="0" w:color="CCCCCC"/>
+            </w:tcBorders>
+          </w:tcPr>
+          <w:p>
+            <w:pPr>
+              <w:spacing w:before="60" w:after="60" w:line="252" w:lineRule="auto"/>
+              <w:jc w:val="left"/>
+            </w:pPr>
+            <w:r/>
+            <w:r>
+              <w:t>Asia 11-15</w:t>
+            </w:r>
+          </w:p>
+        </w:tc>
+        <w:tc>
+          <w:tcPr>
+            <w:tcW w:type="dxa" w:w="1440"/>
+            <w:shd w:fill="FFFFFF"/>
+            <w:tcMar>
+              <w:top w:w="100" w:type="dxa"/>
+              <w:bottom w:w="100" w:type="dxa"/>
+              <w:left w:w="120" w:type="dxa"/>
+              <w:right w:w="120" w:type="dxa"/>
+            </w:tcMar>
+            <w:tcBorders>
+              <w:top w:val="single" w:sz="4" w:space="0" w:color="CCCCCC"/>
+              <w:bottom w:val="single" w:sz="4" w:space="0" w:color="CCCCCC"/>
+              <w:left w:val="single" w:sz="4" w:space="0" w:color="CCCCCC"/>
+              <w:right w:val="single" w:sz="4" w:space="0" w:color="CCCCCC"/>
+            </w:tcBorders>
+          </w:tcPr>
+          <w:p>
+            <w:pPr>
+              <w:spacing w:before="60" w:after="60" w:line="252" w:lineRule="auto"/>
+              <w:jc w:val="left"/>
+            </w:pPr>
+            <w:r/>
+            <w:r>
+              <w:t>713.00</w:t>
+            </w:r>
+          </w:p>
+        </w:tc>
+        <w:tc>
+          <w:tcPr>
+            <w:tcW w:type="dxa" w:w="2016"/>
+            <w:shd w:fill="FFFFFF"/>
+            <w:tcMar>
+              <w:top w:w="100" w:type="dxa"/>
+              <w:bottom w:w="100" w:type="dxa"/>
+              <w:left w:w="120" w:type="dxa"/>
+              <w:right w:w="120" w:type="dxa"/>
+            </w:tcMar>
+            <w:tcBorders>
+              <w:top w:val="single" w:sz="4" w:space="0" w:color="CCCCCC"/>
+              <w:bottom w:val="single" w:sz="4" w:space="0" w:color="CCCCCC"/>
+              <w:left w:val="single" w:sz="4" w:space="0" w:color="CCCCCC"/>
+              <w:right w:val="single" w:sz="4" w:space="0" w:color="CCCCCC"/>
+            </w:tcBorders>
+          </w:tcPr>
+          <w:p>
+            <w:pPr>
+              <w:spacing w:before="60" w:after="60" w:line="252" w:lineRule="auto"/>
+              <w:jc w:val="left"/>
+            </w:pPr>
+            <w:r/>
+            <w:r>
+              <w:t>722.75</w:t>
+            </w:r>
+          </w:p>
+        </w:tc>
+        <w:tc>
+          <w:tcPr>
+            <w:tcW w:type="dxa" w:w="1152"/>
+            <w:shd w:fill="FFFFFF"/>
+            <w:tcMar>
+              <w:top w:w="100" w:type="dxa"/>
+              <w:bottom w:w="100" w:type="dxa"/>
+              <w:left w:w="120" w:type="dxa"/>
+              <w:right w:w="120" w:type="dxa"/>
+            </w:tcMar>
+            <w:tcBorders>
+              <w:top w:val="single" w:sz="4" w:space="0" w:color="CCCCCC"/>
+              <w:bottom w:val="single" w:sz="4" w:space="0" w:color="CCCCCC"/>
+              <w:left w:val="single" w:sz="4" w:space="0" w:color="CCCCCC"/>
+              <w:right w:val="single" w:sz="4" w:space="0" w:color="CCCCCC"/>
+            </w:tcBorders>
+          </w:tcPr>
+          <w:p>
+            <w:pPr>
+              <w:spacing w:before="60" w:after="60" w:line="252" w:lineRule="auto"/>
+              <w:jc w:val="left"/>
+            </w:pPr>
+            <w:r/>
+            <w:r>
+              <w:t>703.25</w:t>
+            </w:r>
+          </w:p>
+        </w:tc>
+        <w:tc>
+          <w:tcPr>
+            <w:tcW w:type="dxa" w:w="1728"/>
+            <w:shd w:fill="FFFFFF"/>
+            <w:tcMar>
+              <w:top w:w="100" w:type="dxa"/>
+              <w:bottom w:w="100" w:type="dxa"/>
+              <w:left w:w="120" w:type="dxa"/>
+              <w:right w:w="120" w:type="dxa"/>
+            </w:tcMar>
+            <w:tcBorders>
+              <w:top w:val="single" w:sz="4" w:space="0" w:color="CCCCCC"/>
+              <w:bottom w:val="single" w:sz="4" w:space="0" w:color="CCCCCC"/>
+              <w:left w:val="single" w:sz="4" w:space="0" w:color="CCCCCC"/>
+              <w:right w:val="single" w:sz="4" w:space="0" w:color="CCCCCC"/>
+            </w:tcBorders>
+          </w:tcPr>
+          <w:p>
+            <w:pPr>
+              <w:spacing w:before="60" w:after="60" w:line="252" w:lineRule="auto"/>
+              <w:jc w:val="left"/>
+            </w:pPr>
+            <w:r/>
+            <w:r>
+              <w:rPr>
+                <w:b/>
+              </w:rPr>
+              <w:t>713.50</w:t>
+            </w:r>
+          </w:p>
+        </w:tc>
+        <w:tc>
+          <w:tcPr>
+            <w:tcW w:type="dxa" w:w="3456"/>
             <w:shd w:fill="FFFFFF"/>
             <w:tcMar>
               <w:top w:w="100" w:type="dxa"/>
@@ -28032,7 +28972,7 @@
               <w:rPr>
                 <w:b/>
               </w:rPr>
-              <w:t>Wed 26/08</w:t>
+              <w:t>Thu 27/08</w:t>
             </w:r>
           </w:p>
         </w:tc>
@@ -28060,7 +29000,7 @@
             </w:pPr>
             <w:r/>
             <w:r>
-              <w:t>NY Open 21-23</w:t>
+              <w:t>London 15-19</w:t>
             </w:r>
           </w:p>
         </w:tc>
@@ -28088,7 +29028,7 @@
             </w:pPr>
             <w:r/>
             <w:r>
-              <w:t>713.00</w:t>
+              <w:t>713.50</w:t>
             </w:r>
           </w:p>
         </w:tc>
@@ -28116,7 +29056,7 @@
             </w:pPr>
             <w:r/>
             <w:r>
-              <w:t>725.25</w:t>
+              <w:t>724.25</w:t>
             </w:r>
           </w:p>
         </w:tc>
@@ -28144,7 +29084,7 @@
             </w:pPr>
             <w:r/>
             <w:r>
-              <w:t>698.75</w:t>
+              <w:t>706.25</w:t>
             </w:r>
           </w:p>
         </w:tc>
@@ -28175,7 +29115,7 @@
               <w:rPr>
                 <w:b/>
               </w:rPr>
-              <w:t>711.50</w:t>
+              <w:t>714.25</w:t>
             </w:r>
           </w:p>
         </w:tc>
@@ -28206,7 +29146,7 @@
               <w:rPr>
                 <w:b/>
               </w:rPr>
-              <w:t>-1.50</w:t>
+              <w:t>+0.75</w:t>
             </w:r>
           </w:p>
         </w:tc>
@@ -28234,7 +29174,7 @@
             </w:pPr>
             <w:r/>
             <w:r>
-              <w:t>BEAR</w:t>
+              <w:t>BULL</w:t>
             </w:r>
           </w:p>
         </w:tc>
@@ -28267,7 +29207,7 @@
               <w:rPr>
                 <w:b/>
               </w:rPr>
-              <w:t>Wed 26/08</w:t>
+              <w:t>Thu 27/08</w:t>
             </w:r>
           </w:p>
         </w:tc>
@@ -28295,7 +29235,7 @@
             </w:pPr>
             <w:r/>
             <w:r>
-              <w:t>NY Close 23-01</w:t>
+              <w:t>Pre-NY 19-21</w:t>
             </w:r>
           </w:p>
         </w:tc>
@@ -28323,7 +29263,7 @@
             </w:pPr>
             <w:r/>
             <w:r>
-              <w:t>711.50</w:t>
+              <w:t>714.25</w:t>
             </w:r>
           </w:p>
         </w:tc>
@@ -28351,7 +29291,7 @@
             </w:pPr>
             <w:r/>
             <w:r>
-              <w:t>718.50</w:t>
+              <w:t>720.75</w:t>
             </w:r>
           </w:p>
         </w:tc>
@@ -28379,7 +29319,7 @@
             </w:pPr>
             <w:r/>
             <w:r>
-              <w:t>702.00</w:t>
+              <w:t>705.75</w:t>
             </w:r>
           </w:p>
         </w:tc>
@@ -28410,7 +29350,7 @@
               <w:rPr>
                 <w:b/>
               </w:rPr>
-              <w:t>712.00</w:t>
+              <w:t>714.75</w:t>
             </w:r>
           </w:p>
         </w:tc>
@@ -28530,7 +29470,7 @@
             </w:pPr>
             <w:r/>
             <w:r>
-              <w:t>Asia 07-11</w:t>
+              <w:t>NY Open 21-23</w:t>
             </w:r>
           </w:p>
         </w:tc>
@@ -28558,7 +29498,7 @@
             </w:pPr>
             <w:r/>
             <w:r>
-              <w:t>712.00</w:t>
+              <w:t>714.75</w:t>
             </w:r>
           </w:p>
         </w:tc>
@@ -28586,7 +29526,7 @@
             </w:pPr>
             <w:r/>
             <w:r>
-              <w:t>722.50</w:t>
+              <w:t>725.75</w:t>
             </w:r>
           </w:p>
         </w:tc>
@@ -28614,7 +29554,7 @@
             </w:pPr>
             <w:r/>
             <w:r>
-              <w:t>704.75</w:t>
+              <w:t>703.00</w:t>
             </w:r>
           </w:p>
         </w:tc>
@@ -28645,7 +29585,7 @@
               <w:rPr>
                 <w:b/>
               </w:rPr>
-              <w:t>711.75</w:t>
+              <w:t>718.25</w:t>
             </w:r>
           </w:p>
         </w:tc>
@@ -28653,6 +29593,1181 @@
           <w:tcPr>
             <w:tcW w:type="dxa" w:w="3456"/>
             <w:shd w:fill="F8FAFC"/>
+            <w:tcMar>
+              <w:top w:w="100" w:type="dxa"/>
+              <w:bottom w:w="100" w:type="dxa"/>
+              <w:left w:w="120" w:type="dxa"/>
+              <w:right w:w="120" w:type="dxa"/>
+            </w:tcMar>
+            <w:tcBorders>
+              <w:top w:val="single" w:sz="4" w:space="0" w:color="CCCCCC"/>
+              <w:bottom w:val="single" w:sz="4" w:space="0" w:color="CCCCCC"/>
+              <w:left w:val="single" w:sz="4" w:space="0" w:color="CCCCCC"/>
+              <w:right w:val="single" w:sz="4" w:space="0" w:color="CCCCCC"/>
+            </w:tcBorders>
+          </w:tcPr>
+          <w:p>
+            <w:pPr>
+              <w:spacing w:before="60" w:after="60" w:line="252" w:lineRule="auto"/>
+              <w:jc w:val="left"/>
+            </w:pPr>
+            <w:r/>
+            <w:r>
+              <w:rPr>
+                <w:b/>
+              </w:rPr>
+              <w:t>+3.50</w:t>
+            </w:r>
+          </w:p>
+        </w:tc>
+        <w:tc>
+          <w:tcPr>
+            <w:tcW w:type="dxa" w:w="1440"/>
+            <w:shd w:fill="F8FAFC"/>
+            <w:tcMar>
+              <w:top w:w="100" w:type="dxa"/>
+              <w:bottom w:w="100" w:type="dxa"/>
+              <w:left w:w="120" w:type="dxa"/>
+              <w:right w:w="120" w:type="dxa"/>
+            </w:tcMar>
+            <w:tcBorders>
+              <w:top w:val="single" w:sz="4" w:space="0" w:color="CCCCCC"/>
+              <w:bottom w:val="single" w:sz="4" w:space="0" w:color="CCCCCC"/>
+              <w:left w:val="single" w:sz="4" w:space="0" w:color="CCCCCC"/>
+              <w:right w:val="single" w:sz="4" w:space="0" w:color="CCCCCC"/>
+            </w:tcBorders>
+          </w:tcPr>
+          <w:p>
+            <w:pPr>
+              <w:spacing w:before="60" w:after="60" w:line="252" w:lineRule="auto"/>
+              <w:jc w:val="left"/>
+            </w:pPr>
+            <w:r/>
+            <w:r>
+              <w:t>BULL</w:t>
+            </w:r>
+          </w:p>
+        </w:tc>
+      </w:tr>
+      <w:tr>
+        <w:tc>
+          <w:tcPr>
+            <w:tcW w:type="dxa" w:w="1584"/>
+            <w:shd w:fill="FFFFFF"/>
+            <w:tcMar>
+              <w:top w:w="100" w:type="dxa"/>
+              <w:bottom w:w="100" w:type="dxa"/>
+              <w:left w:w="120" w:type="dxa"/>
+              <w:right w:w="120" w:type="dxa"/>
+            </w:tcMar>
+            <w:tcBorders>
+              <w:top w:val="single" w:sz="4" w:space="0" w:color="CCCCCC"/>
+              <w:bottom w:val="single" w:sz="4" w:space="0" w:color="CCCCCC"/>
+              <w:left w:val="single" w:sz="4" w:space="0" w:color="CCCCCC"/>
+              <w:right w:val="single" w:sz="4" w:space="0" w:color="CCCCCC"/>
+            </w:tcBorders>
+          </w:tcPr>
+          <w:p>
+            <w:pPr>
+              <w:spacing w:before="60" w:after="60" w:line="252" w:lineRule="auto"/>
+              <w:jc w:val="left"/>
+            </w:pPr>
+            <w:r/>
+            <w:r>
+              <w:rPr>
+                <w:b/>
+              </w:rPr>
+              <w:t>Thu 27/08</w:t>
+            </w:r>
+          </w:p>
+        </w:tc>
+        <w:tc>
+          <w:tcPr>
+            <w:tcW w:type="dxa" w:w="864"/>
+            <w:shd w:fill="FFFFFF"/>
+            <w:tcMar>
+              <w:top w:w="100" w:type="dxa"/>
+              <w:bottom w:w="100" w:type="dxa"/>
+              <w:left w:w="120" w:type="dxa"/>
+              <w:right w:w="120" w:type="dxa"/>
+            </w:tcMar>
+            <w:tcBorders>
+              <w:top w:val="single" w:sz="4" w:space="0" w:color="CCCCCC"/>
+              <w:bottom w:val="single" w:sz="4" w:space="0" w:color="CCCCCC"/>
+              <w:left w:val="single" w:sz="4" w:space="0" w:color="CCCCCC"/>
+              <w:right w:val="single" w:sz="4" w:space="0" w:color="CCCCCC"/>
+            </w:tcBorders>
+          </w:tcPr>
+          <w:p>
+            <w:pPr>
+              <w:spacing w:before="60" w:after="60" w:line="252" w:lineRule="auto"/>
+              <w:jc w:val="left"/>
+            </w:pPr>
+            <w:r/>
+            <w:r>
+              <w:t>NY Close 23-01</w:t>
+            </w:r>
+          </w:p>
+        </w:tc>
+        <w:tc>
+          <w:tcPr>
+            <w:tcW w:type="dxa" w:w="1440"/>
+            <w:shd w:fill="FFFFFF"/>
+            <w:tcMar>
+              <w:top w:w="100" w:type="dxa"/>
+              <w:bottom w:w="100" w:type="dxa"/>
+              <w:left w:w="120" w:type="dxa"/>
+              <w:right w:w="120" w:type="dxa"/>
+            </w:tcMar>
+            <w:tcBorders>
+              <w:top w:val="single" w:sz="4" w:space="0" w:color="CCCCCC"/>
+              <w:bottom w:val="single" w:sz="4" w:space="0" w:color="CCCCCC"/>
+              <w:left w:val="single" w:sz="4" w:space="0" w:color="CCCCCC"/>
+              <w:right w:val="single" w:sz="4" w:space="0" w:color="CCCCCC"/>
+            </w:tcBorders>
+          </w:tcPr>
+          <w:p>
+            <w:pPr>
+              <w:spacing w:before="60" w:after="60" w:line="252" w:lineRule="auto"/>
+              <w:jc w:val="left"/>
+            </w:pPr>
+            <w:r/>
+            <w:r>
+              <w:t>718.25</w:t>
+            </w:r>
+          </w:p>
+        </w:tc>
+        <w:tc>
+          <w:tcPr>
+            <w:tcW w:type="dxa" w:w="2016"/>
+            <w:shd w:fill="FFFFFF"/>
+            <w:tcMar>
+              <w:top w:w="100" w:type="dxa"/>
+              <w:bottom w:w="100" w:type="dxa"/>
+              <w:left w:w="120" w:type="dxa"/>
+              <w:right w:w="120" w:type="dxa"/>
+            </w:tcMar>
+            <w:tcBorders>
+              <w:top w:val="single" w:sz="4" w:space="0" w:color="CCCCCC"/>
+              <w:bottom w:val="single" w:sz="4" w:space="0" w:color="CCCCCC"/>
+              <w:left w:val="single" w:sz="4" w:space="0" w:color="CCCCCC"/>
+              <w:right w:val="single" w:sz="4" w:space="0" w:color="CCCCCC"/>
+            </w:tcBorders>
+          </w:tcPr>
+          <w:p>
+            <w:pPr>
+              <w:spacing w:before="60" w:after="60" w:line="252" w:lineRule="auto"/>
+              <w:jc w:val="left"/>
+            </w:pPr>
+            <w:r/>
+            <w:r>
+              <w:t>723.75</w:t>
+            </w:r>
+          </w:p>
+        </w:tc>
+        <w:tc>
+          <w:tcPr>
+            <w:tcW w:type="dxa" w:w="1152"/>
+            <w:shd w:fill="FFFFFF"/>
+            <w:tcMar>
+              <w:top w:w="100" w:type="dxa"/>
+              <w:bottom w:w="100" w:type="dxa"/>
+              <w:left w:w="120" w:type="dxa"/>
+              <w:right w:w="120" w:type="dxa"/>
+            </w:tcMar>
+            <w:tcBorders>
+              <w:top w:val="single" w:sz="4" w:space="0" w:color="CCCCCC"/>
+              <w:bottom w:val="single" w:sz="4" w:space="0" w:color="CCCCCC"/>
+              <w:left w:val="single" w:sz="4" w:space="0" w:color="CCCCCC"/>
+              <w:right w:val="single" w:sz="4" w:space="0" w:color="CCCCCC"/>
+            </w:tcBorders>
+          </w:tcPr>
+          <w:p>
+            <w:pPr>
+              <w:spacing w:before="60" w:after="60" w:line="252" w:lineRule="auto"/>
+              <w:jc w:val="left"/>
+            </w:pPr>
+            <w:r/>
+            <w:r>
+              <w:t>710.50</w:t>
+            </w:r>
+          </w:p>
+        </w:tc>
+        <w:tc>
+          <w:tcPr>
+            <w:tcW w:type="dxa" w:w="1728"/>
+            <w:shd w:fill="FFFFFF"/>
+            <w:tcMar>
+              <w:top w:w="100" w:type="dxa"/>
+              <w:bottom w:w="100" w:type="dxa"/>
+              <w:left w:w="120" w:type="dxa"/>
+              <w:right w:w="120" w:type="dxa"/>
+            </w:tcMar>
+            <w:tcBorders>
+              <w:top w:val="single" w:sz="4" w:space="0" w:color="CCCCCC"/>
+              <w:bottom w:val="single" w:sz="4" w:space="0" w:color="CCCCCC"/>
+              <w:left w:val="single" w:sz="4" w:space="0" w:color="CCCCCC"/>
+              <w:right w:val="single" w:sz="4" w:space="0" w:color="CCCCCC"/>
+            </w:tcBorders>
+          </w:tcPr>
+          <w:p>
+            <w:pPr>
+              <w:spacing w:before="60" w:after="60" w:line="252" w:lineRule="auto"/>
+              <w:jc w:val="left"/>
+            </w:pPr>
+            <w:r/>
+            <w:r>
+              <w:rPr>
+                <w:b/>
+              </w:rPr>
+              <w:t>719.00</w:t>
+            </w:r>
+          </w:p>
+        </w:tc>
+        <w:tc>
+          <w:tcPr>
+            <w:tcW w:type="dxa" w:w="3456"/>
+            <w:shd w:fill="FFFFFF"/>
+            <w:tcMar>
+              <w:top w:w="100" w:type="dxa"/>
+              <w:bottom w:w="100" w:type="dxa"/>
+              <w:left w:w="120" w:type="dxa"/>
+              <w:right w:w="120" w:type="dxa"/>
+            </w:tcMar>
+            <w:tcBorders>
+              <w:top w:val="single" w:sz="4" w:space="0" w:color="CCCCCC"/>
+              <w:bottom w:val="single" w:sz="4" w:space="0" w:color="CCCCCC"/>
+              <w:left w:val="single" w:sz="4" w:space="0" w:color="CCCCCC"/>
+              <w:right w:val="single" w:sz="4" w:space="0" w:color="CCCCCC"/>
+            </w:tcBorders>
+          </w:tcPr>
+          <w:p>
+            <w:pPr>
+              <w:spacing w:before="60" w:after="60" w:line="252" w:lineRule="auto"/>
+              <w:jc w:val="left"/>
+            </w:pPr>
+            <w:r/>
+            <w:r>
+              <w:rPr>
+                <w:b/>
+              </w:rPr>
+              <w:t>+0.75</w:t>
+            </w:r>
+          </w:p>
+        </w:tc>
+        <w:tc>
+          <w:tcPr>
+            <w:tcW w:type="dxa" w:w="1440"/>
+            <w:shd w:fill="FFFFFF"/>
+            <w:tcMar>
+              <w:top w:w="100" w:type="dxa"/>
+              <w:bottom w:w="100" w:type="dxa"/>
+              <w:left w:w="120" w:type="dxa"/>
+              <w:right w:w="120" w:type="dxa"/>
+            </w:tcMar>
+            <w:tcBorders>
+              <w:top w:val="single" w:sz="4" w:space="0" w:color="CCCCCC"/>
+              <w:bottom w:val="single" w:sz="4" w:space="0" w:color="CCCCCC"/>
+              <w:left w:val="single" w:sz="4" w:space="0" w:color="CCCCCC"/>
+              <w:right w:val="single" w:sz="4" w:space="0" w:color="CCCCCC"/>
+            </w:tcBorders>
+          </w:tcPr>
+          <w:p>
+            <w:pPr>
+              <w:spacing w:before="60" w:after="60" w:line="252" w:lineRule="auto"/>
+              <w:jc w:val="left"/>
+            </w:pPr>
+            <w:r/>
+            <w:r>
+              <w:t>BULL</w:t>
+            </w:r>
+          </w:p>
+        </w:tc>
+      </w:tr>
+      <w:tr>
+        <w:tc>
+          <w:tcPr>
+            <w:tcW w:type="dxa" w:w="1584"/>
+            <w:shd w:fill="F8FAFC"/>
+            <w:tcMar>
+              <w:top w:w="100" w:type="dxa"/>
+              <w:bottom w:w="100" w:type="dxa"/>
+              <w:left w:w="120" w:type="dxa"/>
+              <w:right w:w="120" w:type="dxa"/>
+            </w:tcMar>
+            <w:tcBorders>
+              <w:top w:val="single" w:sz="4" w:space="0" w:color="CCCCCC"/>
+              <w:bottom w:val="single" w:sz="4" w:space="0" w:color="CCCCCC"/>
+              <w:left w:val="single" w:sz="4" w:space="0" w:color="CCCCCC"/>
+              <w:right w:val="single" w:sz="4" w:space="0" w:color="CCCCCC"/>
+            </w:tcBorders>
+          </w:tcPr>
+          <w:p>
+            <w:pPr>
+              <w:spacing w:before="60" w:after="60" w:line="252" w:lineRule="auto"/>
+              <w:jc w:val="left"/>
+            </w:pPr>
+            <w:r/>
+            <w:r>
+              <w:rPr>
+                <w:b/>
+              </w:rPr>
+              <w:t>Fri 28/08</w:t>
+            </w:r>
+          </w:p>
+        </w:tc>
+        <w:tc>
+          <w:tcPr>
+            <w:tcW w:type="dxa" w:w="864"/>
+            <w:shd w:fill="F8FAFC"/>
+            <w:tcMar>
+              <w:top w:w="100" w:type="dxa"/>
+              <w:bottom w:w="100" w:type="dxa"/>
+              <w:left w:w="120" w:type="dxa"/>
+              <w:right w:w="120" w:type="dxa"/>
+            </w:tcMar>
+            <w:tcBorders>
+              <w:top w:val="single" w:sz="4" w:space="0" w:color="CCCCCC"/>
+              <w:bottom w:val="single" w:sz="4" w:space="0" w:color="CCCCCC"/>
+              <w:left w:val="single" w:sz="4" w:space="0" w:color="CCCCCC"/>
+              <w:right w:val="single" w:sz="4" w:space="0" w:color="CCCCCC"/>
+            </w:tcBorders>
+          </w:tcPr>
+          <w:p>
+            <w:pPr>
+              <w:spacing w:before="60" w:after="60" w:line="252" w:lineRule="auto"/>
+              <w:jc w:val="left"/>
+            </w:pPr>
+            <w:r/>
+            <w:r>
+              <w:t>Asia 07-11</w:t>
+            </w:r>
+          </w:p>
+        </w:tc>
+        <w:tc>
+          <w:tcPr>
+            <w:tcW w:type="dxa" w:w="1440"/>
+            <w:shd w:fill="F8FAFC"/>
+            <w:tcMar>
+              <w:top w:w="100" w:type="dxa"/>
+              <w:bottom w:w="100" w:type="dxa"/>
+              <w:left w:w="120" w:type="dxa"/>
+              <w:right w:w="120" w:type="dxa"/>
+            </w:tcMar>
+            <w:tcBorders>
+              <w:top w:val="single" w:sz="4" w:space="0" w:color="CCCCCC"/>
+              <w:bottom w:val="single" w:sz="4" w:space="0" w:color="CCCCCC"/>
+              <w:left w:val="single" w:sz="4" w:space="0" w:color="CCCCCC"/>
+              <w:right w:val="single" w:sz="4" w:space="0" w:color="CCCCCC"/>
+            </w:tcBorders>
+          </w:tcPr>
+          <w:p>
+            <w:pPr>
+              <w:spacing w:before="60" w:after="60" w:line="252" w:lineRule="auto"/>
+              <w:jc w:val="left"/>
+            </w:pPr>
+            <w:r/>
+            <w:r>
+              <w:t>719.00</w:t>
+            </w:r>
+          </w:p>
+        </w:tc>
+        <w:tc>
+          <w:tcPr>
+            <w:tcW w:type="dxa" w:w="2016"/>
+            <w:shd w:fill="F8FAFC"/>
+            <w:tcMar>
+              <w:top w:w="100" w:type="dxa"/>
+              <w:bottom w:w="100" w:type="dxa"/>
+              <w:left w:w="120" w:type="dxa"/>
+              <w:right w:w="120" w:type="dxa"/>
+            </w:tcMar>
+            <w:tcBorders>
+              <w:top w:val="single" w:sz="4" w:space="0" w:color="CCCCCC"/>
+              <w:bottom w:val="single" w:sz="4" w:space="0" w:color="CCCCCC"/>
+              <w:left w:val="single" w:sz="4" w:space="0" w:color="CCCCCC"/>
+              <w:right w:val="single" w:sz="4" w:space="0" w:color="CCCCCC"/>
+            </w:tcBorders>
+          </w:tcPr>
+          <w:p>
+            <w:pPr>
+              <w:spacing w:before="60" w:after="60" w:line="252" w:lineRule="auto"/>
+              <w:jc w:val="left"/>
+            </w:pPr>
+            <w:r/>
+            <w:r>
+              <w:t>728.25</w:t>
+            </w:r>
+          </w:p>
+        </w:tc>
+        <w:tc>
+          <w:tcPr>
+            <w:tcW w:type="dxa" w:w="1152"/>
+            <w:shd w:fill="F8FAFC"/>
+            <w:tcMar>
+              <w:top w:w="100" w:type="dxa"/>
+              <w:bottom w:w="100" w:type="dxa"/>
+              <w:left w:w="120" w:type="dxa"/>
+              <w:right w:w="120" w:type="dxa"/>
+            </w:tcMar>
+            <w:tcBorders>
+              <w:top w:val="single" w:sz="4" w:space="0" w:color="CCCCCC"/>
+              <w:bottom w:val="single" w:sz="4" w:space="0" w:color="CCCCCC"/>
+              <w:left w:val="single" w:sz="4" w:space="0" w:color="CCCCCC"/>
+              <w:right w:val="single" w:sz="4" w:space="0" w:color="CCCCCC"/>
+            </w:tcBorders>
+          </w:tcPr>
+          <w:p>
+            <w:pPr>
+              <w:spacing w:before="60" w:after="60" w:line="252" w:lineRule="auto"/>
+              <w:jc w:val="left"/>
+            </w:pPr>
+            <w:r/>
+            <w:r>
+              <w:t>712.50</w:t>
+            </w:r>
+          </w:p>
+        </w:tc>
+        <w:tc>
+          <w:tcPr>
+            <w:tcW w:type="dxa" w:w="1728"/>
+            <w:shd w:fill="F8FAFC"/>
+            <w:tcMar>
+              <w:top w:w="100" w:type="dxa"/>
+              <w:bottom w:w="100" w:type="dxa"/>
+              <w:left w:w="120" w:type="dxa"/>
+              <w:right w:w="120" w:type="dxa"/>
+            </w:tcMar>
+            <w:tcBorders>
+              <w:top w:val="single" w:sz="4" w:space="0" w:color="CCCCCC"/>
+              <w:bottom w:val="single" w:sz="4" w:space="0" w:color="CCCCCC"/>
+              <w:left w:val="single" w:sz="4" w:space="0" w:color="CCCCCC"/>
+              <w:right w:val="single" w:sz="4" w:space="0" w:color="CCCCCC"/>
+            </w:tcBorders>
+          </w:tcPr>
+          <w:p>
+            <w:pPr>
+              <w:spacing w:before="60" w:after="60" w:line="252" w:lineRule="auto"/>
+              <w:jc w:val="left"/>
+            </w:pPr>
+            <w:r/>
+            <w:r>
+              <w:rPr>
+                <w:b/>
+              </w:rPr>
+              <w:t>718.25</w:t>
+            </w:r>
+          </w:p>
+        </w:tc>
+        <w:tc>
+          <w:tcPr>
+            <w:tcW w:type="dxa" w:w="3456"/>
+            <w:shd w:fill="F8FAFC"/>
+            <w:tcMar>
+              <w:top w:w="100" w:type="dxa"/>
+              <w:bottom w:w="100" w:type="dxa"/>
+              <w:left w:w="120" w:type="dxa"/>
+              <w:right w:w="120" w:type="dxa"/>
+            </w:tcMar>
+            <w:tcBorders>
+              <w:top w:val="single" w:sz="4" w:space="0" w:color="CCCCCC"/>
+              <w:bottom w:val="single" w:sz="4" w:space="0" w:color="CCCCCC"/>
+              <w:left w:val="single" w:sz="4" w:space="0" w:color="CCCCCC"/>
+              <w:right w:val="single" w:sz="4" w:space="0" w:color="CCCCCC"/>
+            </w:tcBorders>
+          </w:tcPr>
+          <w:p>
+            <w:pPr>
+              <w:spacing w:before="60" w:after="60" w:line="252" w:lineRule="auto"/>
+              <w:jc w:val="left"/>
+            </w:pPr>
+            <w:r/>
+            <w:r>
+              <w:rPr>
+                <w:b/>
+              </w:rPr>
+              <w:t>-0.75</w:t>
+            </w:r>
+          </w:p>
+        </w:tc>
+        <w:tc>
+          <w:tcPr>
+            <w:tcW w:type="dxa" w:w="1440"/>
+            <w:shd w:fill="F8FAFC"/>
+            <w:tcMar>
+              <w:top w:w="100" w:type="dxa"/>
+              <w:bottom w:w="100" w:type="dxa"/>
+              <w:left w:w="120" w:type="dxa"/>
+              <w:right w:w="120" w:type="dxa"/>
+            </w:tcMar>
+            <w:tcBorders>
+              <w:top w:val="single" w:sz="4" w:space="0" w:color="CCCCCC"/>
+              <w:bottom w:val="single" w:sz="4" w:space="0" w:color="CCCCCC"/>
+              <w:left w:val="single" w:sz="4" w:space="0" w:color="CCCCCC"/>
+              <w:right w:val="single" w:sz="4" w:space="0" w:color="CCCCCC"/>
+            </w:tcBorders>
+          </w:tcPr>
+          <w:p>
+            <w:pPr>
+              <w:spacing w:before="60" w:after="60" w:line="252" w:lineRule="auto"/>
+              <w:jc w:val="left"/>
+            </w:pPr>
+            <w:r/>
+            <w:r>
+              <w:t>BEAR</w:t>
+            </w:r>
+          </w:p>
+        </w:tc>
+      </w:tr>
+      <w:tr>
+        <w:tc>
+          <w:tcPr>
+            <w:tcW w:type="dxa" w:w="1584"/>
+            <w:shd w:fill="FFFFFF"/>
+            <w:tcMar>
+              <w:top w:w="100" w:type="dxa"/>
+              <w:bottom w:w="100" w:type="dxa"/>
+              <w:left w:w="120" w:type="dxa"/>
+              <w:right w:w="120" w:type="dxa"/>
+            </w:tcMar>
+            <w:tcBorders>
+              <w:top w:val="single" w:sz="4" w:space="0" w:color="CCCCCC"/>
+              <w:bottom w:val="single" w:sz="4" w:space="0" w:color="CCCCCC"/>
+              <w:left w:val="single" w:sz="4" w:space="0" w:color="CCCCCC"/>
+              <w:right w:val="single" w:sz="4" w:space="0" w:color="CCCCCC"/>
+            </w:tcBorders>
+          </w:tcPr>
+          <w:p>
+            <w:pPr>
+              <w:spacing w:before="60" w:after="60" w:line="252" w:lineRule="auto"/>
+              <w:jc w:val="left"/>
+            </w:pPr>
+            <w:r/>
+            <w:r>
+              <w:rPr>
+                <w:b/>
+              </w:rPr>
+              <w:t>Fri 28/08</w:t>
+            </w:r>
+          </w:p>
+        </w:tc>
+        <w:tc>
+          <w:tcPr>
+            <w:tcW w:type="dxa" w:w="864"/>
+            <w:shd w:fill="FFFFFF"/>
+            <w:tcMar>
+              <w:top w:w="100" w:type="dxa"/>
+              <w:bottom w:w="100" w:type="dxa"/>
+              <w:left w:w="120" w:type="dxa"/>
+              <w:right w:w="120" w:type="dxa"/>
+            </w:tcMar>
+            <w:tcBorders>
+              <w:top w:val="single" w:sz="4" w:space="0" w:color="CCCCCC"/>
+              <w:bottom w:val="single" w:sz="4" w:space="0" w:color="CCCCCC"/>
+              <w:left w:val="single" w:sz="4" w:space="0" w:color="CCCCCC"/>
+              <w:right w:val="single" w:sz="4" w:space="0" w:color="CCCCCC"/>
+            </w:tcBorders>
+          </w:tcPr>
+          <w:p>
+            <w:pPr>
+              <w:spacing w:before="60" w:after="60" w:line="252" w:lineRule="auto"/>
+              <w:jc w:val="left"/>
+            </w:pPr>
+            <w:r/>
+            <w:r>
+              <w:t>Asia 11-15</w:t>
+            </w:r>
+          </w:p>
+        </w:tc>
+        <w:tc>
+          <w:tcPr>
+            <w:tcW w:type="dxa" w:w="1440"/>
+            <w:shd w:fill="FFFFFF"/>
+            <w:tcMar>
+              <w:top w:w="100" w:type="dxa"/>
+              <w:bottom w:w="100" w:type="dxa"/>
+              <w:left w:w="120" w:type="dxa"/>
+              <w:right w:w="120" w:type="dxa"/>
+            </w:tcMar>
+            <w:tcBorders>
+              <w:top w:val="single" w:sz="4" w:space="0" w:color="CCCCCC"/>
+              <w:bottom w:val="single" w:sz="4" w:space="0" w:color="CCCCCC"/>
+              <w:left w:val="single" w:sz="4" w:space="0" w:color="CCCCCC"/>
+              <w:right w:val="single" w:sz="4" w:space="0" w:color="CCCCCC"/>
+            </w:tcBorders>
+          </w:tcPr>
+          <w:p>
+            <w:pPr>
+              <w:spacing w:before="60" w:after="60" w:line="252" w:lineRule="auto"/>
+              <w:jc w:val="left"/>
+            </w:pPr>
+            <w:r/>
+            <w:r>
+              <w:t>718.25</w:t>
+            </w:r>
+          </w:p>
+        </w:tc>
+        <w:tc>
+          <w:tcPr>
+            <w:tcW w:type="dxa" w:w="2016"/>
+            <w:shd w:fill="FFFFFF"/>
+            <w:tcMar>
+              <w:top w:w="100" w:type="dxa"/>
+              <w:bottom w:w="100" w:type="dxa"/>
+              <w:left w:w="120" w:type="dxa"/>
+              <w:right w:w="120" w:type="dxa"/>
+            </w:tcMar>
+            <w:tcBorders>
+              <w:top w:val="single" w:sz="4" w:space="0" w:color="CCCCCC"/>
+              <w:bottom w:val="single" w:sz="4" w:space="0" w:color="CCCCCC"/>
+              <w:left w:val="single" w:sz="4" w:space="0" w:color="CCCCCC"/>
+              <w:right w:val="single" w:sz="4" w:space="0" w:color="CCCCCC"/>
+            </w:tcBorders>
+          </w:tcPr>
+          <w:p>
+            <w:pPr>
+              <w:spacing w:before="60" w:after="60" w:line="252" w:lineRule="auto"/>
+              <w:jc w:val="left"/>
+            </w:pPr>
+            <w:r/>
+            <w:r>
+              <w:t>725.75</w:t>
+            </w:r>
+          </w:p>
+        </w:tc>
+        <w:tc>
+          <w:tcPr>
+            <w:tcW w:type="dxa" w:w="1152"/>
+            <w:shd w:fill="FFFFFF"/>
+            <w:tcMar>
+              <w:top w:w="100" w:type="dxa"/>
+              <w:bottom w:w="100" w:type="dxa"/>
+              <w:left w:w="120" w:type="dxa"/>
+              <w:right w:w="120" w:type="dxa"/>
+            </w:tcMar>
+            <w:tcBorders>
+              <w:top w:val="single" w:sz="4" w:space="0" w:color="CCCCCC"/>
+              <w:bottom w:val="single" w:sz="4" w:space="0" w:color="CCCCCC"/>
+              <w:left w:val="single" w:sz="4" w:space="0" w:color="CCCCCC"/>
+              <w:right w:val="single" w:sz="4" w:space="0" w:color="CCCCCC"/>
+            </w:tcBorders>
+          </w:tcPr>
+          <w:p>
+            <w:pPr>
+              <w:spacing w:before="60" w:after="60" w:line="252" w:lineRule="auto"/>
+              <w:jc w:val="left"/>
+            </w:pPr>
+            <w:r/>
+            <w:r>
+              <w:t>712.25</w:t>
+            </w:r>
+          </w:p>
+        </w:tc>
+        <w:tc>
+          <w:tcPr>
+            <w:tcW w:type="dxa" w:w="1728"/>
+            <w:shd w:fill="FFFFFF"/>
+            <w:tcMar>
+              <w:top w:w="100" w:type="dxa"/>
+              <w:bottom w:w="100" w:type="dxa"/>
+              <w:left w:w="120" w:type="dxa"/>
+              <w:right w:w="120" w:type="dxa"/>
+            </w:tcMar>
+            <w:tcBorders>
+              <w:top w:val="single" w:sz="4" w:space="0" w:color="CCCCCC"/>
+              <w:bottom w:val="single" w:sz="4" w:space="0" w:color="CCCCCC"/>
+              <w:left w:val="single" w:sz="4" w:space="0" w:color="CCCCCC"/>
+              <w:right w:val="single" w:sz="4" w:space="0" w:color="CCCCCC"/>
+            </w:tcBorders>
+          </w:tcPr>
+          <w:p>
+            <w:pPr>
+              <w:spacing w:before="60" w:after="60" w:line="252" w:lineRule="auto"/>
+              <w:jc w:val="left"/>
+            </w:pPr>
+            <w:r/>
+            <w:r>
+              <w:rPr>
+                <w:b/>
+              </w:rPr>
+              <w:t>717.25</w:t>
+            </w:r>
+          </w:p>
+        </w:tc>
+        <w:tc>
+          <w:tcPr>
+            <w:tcW w:type="dxa" w:w="3456"/>
+            <w:shd w:fill="FFFFFF"/>
+            <w:tcMar>
+              <w:top w:w="100" w:type="dxa"/>
+              <w:bottom w:w="100" w:type="dxa"/>
+              <w:left w:w="120" w:type="dxa"/>
+              <w:right w:w="120" w:type="dxa"/>
+            </w:tcMar>
+            <w:tcBorders>
+              <w:top w:val="single" w:sz="4" w:space="0" w:color="CCCCCC"/>
+              <w:bottom w:val="single" w:sz="4" w:space="0" w:color="CCCCCC"/>
+              <w:left w:val="single" w:sz="4" w:space="0" w:color="CCCCCC"/>
+              <w:right w:val="single" w:sz="4" w:space="0" w:color="CCCCCC"/>
+            </w:tcBorders>
+          </w:tcPr>
+          <w:p>
+            <w:pPr>
+              <w:spacing w:before="60" w:after="60" w:line="252" w:lineRule="auto"/>
+              <w:jc w:val="left"/>
+            </w:pPr>
+            <w:r/>
+            <w:r>
+              <w:rPr>
+                <w:b/>
+              </w:rPr>
+              <w:t>-1.00</w:t>
+            </w:r>
+          </w:p>
+        </w:tc>
+        <w:tc>
+          <w:tcPr>
+            <w:tcW w:type="dxa" w:w="1440"/>
+            <w:shd w:fill="FFFFFF"/>
+            <w:tcMar>
+              <w:top w:w="100" w:type="dxa"/>
+              <w:bottom w:w="100" w:type="dxa"/>
+              <w:left w:w="120" w:type="dxa"/>
+              <w:right w:w="120" w:type="dxa"/>
+            </w:tcMar>
+            <w:tcBorders>
+              <w:top w:val="single" w:sz="4" w:space="0" w:color="CCCCCC"/>
+              <w:bottom w:val="single" w:sz="4" w:space="0" w:color="CCCCCC"/>
+              <w:left w:val="single" w:sz="4" w:space="0" w:color="CCCCCC"/>
+              <w:right w:val="single" w:sz="4" w:space="0" w:color="CCCCCC"/>
+            </w:tcBorders>
+          </w:tcPr>
+          <w:p>
+            <w:pPr>
+              <w:spacing w:before="60" w:after="60" w:line="252" w:lineRule="auto"/>
+              <w:jc w:val="left"/>
+            </w:pPr>
+            <w:r/>
+            <w:r>
+              <w:t>BEAR</w:t>
+            </w:r>
+          </w:p>
+        </w:tc>
+      </w:tr>
+      <w:tr>
+        <w:tc>
+          <w:tcPr>
+            <w:tcW w:type="dxa" w:w="1584"/>
+            <w:shd w:fill="F8FAFC"/>
+            <w:tcMar>
+              <w:top w:w="100" w:type="dxa"/>
+              <w:bottom w:w="100" w:type="dxa"/>
+              <w:left w:w="120" w:type="dxa"/>
+              <w:right w:w="120" w:type="dxa"/>
+            </w:tcMar>
+            <w:tcBorders>
+              <w:top w:val="single" w:sz="4" w:space="0" w:color="CCCCCC"/>
+              <w:bottom w:val="single" w:sz="4" w:space="0" w:color="CCCCCC"/>
+              <w:left w:val="single" w:sz="4" w:space="0" w:color="CCCCCC"/>
+              <w:right w:val="single" w:sz="4" w:space="0" w:color="CCCCCC"/>
+            </w:tcBorders>
+          </w:tcPr>
+          <w:p>
+            <w:pPr>
+              <w:spacing w:before="60" w:after="60" w:line="252" w:lineRule="auto"/>
+              <w:jc w:val="left"/>
+            </w:pPr>
+            <w:r/>
+            <w:r>
+              <w:rPr>
+                <w:b/>
+              </w:rPr>
+              <w:t>Fri 28/08</w:t>
+            </w:r>
+          </w:p>
+        </w:tc>
+        <w:tc>
+          <w:tcPr>
+            <w:tcW w:type="dxa" w:w="864"/>
+            <w:shd w:fill="F8FAFC"/>
+            <w:tcMar>
+              <w:top w:w="100" w:type="dxa"/>
+              <w:bottom w:w="100" w:type="dxa"/>
+              <w:left w:w="120" w:type="dxa"/>
+              <w:right w:w="120" w:type="dxa"/>
+            </w:tcMar>
+            <w:tcBorders>
+              <w:top w:val="single" w:sz="4" w:space="0" w:color="CCCCCC"/>
+              <w:bottom w:val="single" w:sz="4" w:space="0" w:color="CCCCCC"/>
+              <w:left w:val="single" w:sz="4" w:space="0" w:color="CCCCCC"/>
+              <w:right w:val="single" w:sz="4" w:space="0" w:color="CCCCCC"/>
+            </w:tcBorders>
+          </w:tcPr>
+          <w:p>
+            <w:pPr>
+              <w:spacing w:before="60" w:after="60" w:line="252" w:lineRule="auto"/>
+              <w:jc w:val="left"/>
+            </w:pPr>
+            <w:r/>
+            <w:r>
+              <w:t>London 15-19</w:t>
+            </w:r>
+          </w:p>
+        </w:tc>
+        <w:tc>
+          <w:tcPr>
+            <w:tcW w:type="dxa" w:w="1440"/>
+            <w:shd w:fill="F8FAFC"/>
+            <w:tcMar>
+              <w:top w:w="100" w:type="dxa"/>
+              <w:bottom w:w="100" w:type="dxa"/>
+              <w:left w:w="120" w:type="dxa"/>
+              <w:right w:w="120" w:type="dxa"/>
+            </w:tcMar>
+            <w:tcBorders>
+              <w:top w:val="single" w:sz="4" w:space="0" w:color="CCCCCC"/>
+              <w:bottom w:val="single" w:sz="4" w:space="0" w:color="CCCCCC"/>
+              <w:left w:val="single" w:sz="4" w:space="0" w:color="CCCCCC"/>
+              <w:right w:val="single" w:sz="4" w:space="0" w:color="CCCCCC"/>
+            </w:tcBorders>
+          </w:tcPr>
+          <w:p>
+            <w:pPr>
+              <w:spacing w:before="60" w:after="60" w:line="252" w:lineRule="auto"/>
+              <w:jc w:val="left"/>
+            </w:pPr>
+            <w:r/>
+            <w:r>
+              <w:t>717.25</w:t>
+            </w:r>
+          </w:p>
+        </w:tc>
+        <w:tc>
+          <w:tcPr>
+            <w:tcW w:type="dxa" w:w="2016"/>
+            <w:shd w:fill="F8FAFC"/>
+            <w:tcMar>
+              <w:top w:w="100" w:type="dxa"/>
+              <w:bottom w:w="100" w:type="dxa"/>
+              <w:left w:w="120" w:type="dxa"/>
+              <w:right w:w="120" w:type="dxa"/>
+            </w:tcMar>
+            <w:tcBorders>
+              <w:top w:val="single" w:sz="4" w:space="0" w:color="CCCCCC"/>
+              <w:bottom w:val="single" w:sz="4" w:space="0" w:color="CCCCCC"/>
+              <w:left w:val="single" w:sz="4" w:space="0" w:color="CCCCCC"/>
+              <w:right w:val="single" w:sz="4" w:space="0" w:color="CCCCCC"/>
+            </w:tcBorders>
+          </w:tcPr>
+          <w:p>
+            <w:pPr>
+              <w:spacing w:before="60" w:after="60" w:line="252" w:lineRule="auto"/>
+              <w:jc w:val="left"/>
+            </w:pPr>
+            <w:r/>
+            <w:r>
+              <w:t>724.25</w:t>
+            </w:r>
+          </w:p>
+        </w:tc>
+        <w:tc>
+          <w:tcPr>
+            <w:tcW w:type="dxa" w:w="1152"/>
+            <w:shd w:fill="F8FAFC"/>
+            <w:tcMar>
+              <w:top w:w="100" w:type="dxa"/>
+              <w:bottom w:w="100" w:type="dxa"/>
+              <w:left w:w="120" w:type="dxa"/>
+              <w:right w:w="120" w:type="dxa"/>
+            </w:tcMar>
+            <w:tcBorders>
+              <w:top w:val="single" w:sz="4" w:space="0" w:color="CCCCCC"/>
+              <w:bottom w:val="single" w:sz="4" w:space="0" w:color="CCCCCC"/>
+              <w:left w:val="single" w:sz="4" w:space="0" w:color="CCCCCC"/>
+              <w:right w:val="single" w:sz="4" w:space="0" w:color="CCCCCC"/>
+            </w:tcBorders>
+          </w:tcPr>
+          <w:p>
+            <w:pPr>
+              <w:spacing w:before="60" w:after="60" w:line="252" w:lineRule="auto"/>
+              <w:jc w:val="left"/>
+            </w:pPr>
+            <w:r/>
+            <w:r>
+              <w:t>703.75</w:t>
+            </w:r>
+          </w:p>
+        </w:tc>
+        <w:tc>
+          <w:tcPr>
+            <w:tcW w:type="dxa" w:w="1728"/>
+            <w:shd w:fill="F8FAFC"/>
+            <w:tcMar>
+              <w:top w:w="100" w:type="dxa"/>
+              <w:bottom w:w="100" w:type="dxa"/>
+              <w:left w:w="120" w:type="dxa"/>
+              <w:right w:w="120" w:type="dxa"/>
+            </w:tcMar>
+            <w:tcBorders>
+              <w:top w:val="single" w:sz="4" w:space="0" w:color="CCCCCC"/>
+              <w:bottom w:val="single" w:sz="4" w:space="0" w:color="CCCCCC"/>
+              <w:left w:val="single" w:sz="4" w:space="0" w:color="CCCCCC"/>
+              <w:right w:val="single" w:sz="4" w:space="0" w:color="CCCCCC"/>
+            </w:tcBorders>
+          </w:tcPr>
+          <w:p>
+            <w:pPr>
+              <w:spacing w:before="60" w:after="60" w:line="252" w:lineRule="auto"/>
+              <w:jc w:val="left"/>
+            </w:pPr>
+            <w:r/>
+            <w:r>
+              <w:rPr>
+                <w:b/>
+              </w:rPr>
+              <w:t>718.00</w:t>
+            </w:r>
+          </w:p>
+        </w:tc>
+        <w:tc>
+          <w:tcPr>
+            <w:tcW w:type="dxa" w:w="3456"/>
+            <w:shd w:fill="F8FAFC"/>
+            <w:tcMar>
+              <w:top w:w="100" w:type="dxa"/>
+              <w:bottom w:w="100" w:type="dxa"/>
+              <w:left w:w="120" w:type="dxa"/>
+              <w:right w:w="120" w:type="dxa"/>
+            </w:tcMar>
+            <w:tcBorders>
+              <w:top w:val="single" w:sz="4" w:space="0" w:color="CCCCCC"/>
+              <w:bottom w:val="single" w:sz="4" w:space="0" w:color="CCCCCC"/>
+              <w:left w:val="single" w:sz="4" w:space="0" w:color="CCCCCC"/>
+              <w:right w:val="single" w:sz="4" w:space="0" w:color="CCCCCC"/>
+            </w:tcBorders>
+          </w:tcPr>
+          <w:p>
+            <w:pPr>
+              <w:spacing w:before="60" w:after="60" w:line="252" w:lineRule="auto"/>
+              <w:jc w:val="left"/>
+            </w:pPr>
+            <w:r/>
+            <w:r>
+              <w:rPr>
+                <w:b/>
+              </w:rPr>
+              <w:t>+0.75</w:t>
+            </w:r>
+          </w:p>
+        </w:tc>
+        <w:tc>
+          <w:tcPr>
+            <w:tcW w:type="dxa" w:w="1440"/>
+            <w:shd w:fill="F8FAFC"/>
+            <w:tcMar>
+              <w:top w:w="100" w:type="dxa"/>
+              <w:bottom w:w="100" w:type="dxa"/>
+              <w:left w:w="120" w:type="dxa"/>
+              <w:right w:w="120" w:type="dxa"/>
+            </w:tcMar>
+            <w:tcBorders>
+              <w:top w:val="single" w:sz="4" w:space="0" w:color="CCCCCC"/>
+              <w:bottom w:val="single" w:sz="4" w:space="0" w:color="CCCCCC"/>
+              <w:left w:val="single" w:sz="4" w:space="0" w:color="CCCCCC"/>
+              <w:right w:val="single" w:sz="4" w:space="0" w:color="CCCCCC"/>
+            </w:tcBorders>
+          </w:tcPr>
+          <w:p>
+            <w:pPr>
+              <w:spacing w:before="60" w:after="60" w:line="252" w:lineRule="auto"/>
+              <w:jc w:val="left"/>
+            </w:pPr>
+            <w:r/>
+            <w:r>
+              <w:t>BULL</w:t>
+            </w:r>
+          </w:p>
+        </w:tc>
+      </w:tr>
+      <w:tr>
+        <w:tc>
+          <w:tcPr>
+            <w:tcW w:type="dxa" w:w="1584"/>
+            <w:shd w:fill="FFFFFF"/>
+            <w:tcMar>
+              <w:top w:w="100" w:type="dxa"/>
+              <w:bottom w:w="100" w:type="dxa"/>
+              <w:left w:w="120" w:type="dxa"/>
+              <w:right w:w="120" w:type="dxa"/>
+            </w:tcMar>
+            <w:tcBorders>
+              <w:top w:val="single" w:sz="4" w:space="0" w:color="CCCCCC"/>
+              <w:bottom w:val="single" w:sz="4" w:space="0" w:color="CCCCCC"/>
+              <w:left w:val="single" w:sz="4" w:space="0" w:color="CCCCCC"/>
+              <w:right w:val="single" w:sz="4" w:space="0" w:color="CCCCCC"/>
+            </w:tcBorders>
+          </w:tcPr>
+          <w:p>
+            <w:pPr>
+              <w:spacing w:before="60" w:after="60" w:line="252" w:lineRule="auto"/>
+              <w:jc w:val="left"/>
+            </w:pPr>
+            <w:r/>
+            <w:r>
+              <w:rPr>
+                <w:b/>
+              </w:rPr>
+              <w:t>Fri 28/08</w:t>
+            </w:r>
+          </w:p>
+        </w:tc>
+        <w:tc>
+          <w:tcPr>
+            <w:tcW w:type="dxa" w:w="864"/>
+            <w:shd w:fill="FFFFFF"/>
+            <w:tcMar>
+              <w:top w:w="100" w:type="dxa"/>
+              <w:bottom w:w="100" w:type="dxa"/>
+              <w:left w:w="120" w:type="dxa"/>
+              <w:right w:w="120" w:type="dxa"/>
+            </w:tcMar>
+            <w:tcBorders>
+              <w:top w:val="single" w:sz="4" w:space="0" w:color="CCCCCC"/>
+              <w:bottom w:val="single" w:sz="4" w:space="0" w:color="CCCCCC"/>
+              <w:left w:val="single" w:sz="4" w:space="0" w:color="CCCCCC"/>
+              <w:right w:val="single" w:sz="4" w:space="0" w:color="CCCCCC"/>
+            </w:tcBorders>
+          </w:tcPr>
+          <w:p>
+            <w:pPr>
+              <w:spacing w:before="60" w:after="60" w:line="252" w:lineRule="auto"/>
+              <w:jc w:val="left"/>
+            </w:pPr>
+            <w:r/>
+            <w:r>
+              <w:t>Pre-NY 19-21</w:t>
+            </w:r>
+          </w:p>
+        </w:tc>
+        <w:tc>
+          <w:tcPr>
+            <w:tcW w:type="dxa" w:w="1440"/>
+            <w:shd w:fill="FFFFFF"/>
+            <w:tcMar>
+              <w:top w:w="100" w:type="dxa"/>
+              <w:bottom w:w="100" w:type="dxa"/>
+              <w:left w:w="120" w:type="dxa"/>
+              <w:right w:w="120" w:type="dxa"/>
+            </w:tcMar>
+            <w:tcBorders>
+              <w:top w:val="single" w:sz="4" w:space="0" w:color="CCCCCC"/>
+              <w:bottom w:val="single" w:sz="4" w:space="0" w:color="CCCCCC"/>
+              <w:left w:val="single" w:sz="4" w:space="0" w:color="CCCCCC"/>
+              <w:right w:val="single" w:sz="4" w:space="0" w:color="CCCCCC"/>
+            </w:tcBorders>
+          </w:tcPr>
+          <w:p>
+            <w:pPr>
+              <w:spacing w:before="60" w:after="60" w:line="252" w:lineRule="auto"/>
+              <w:jc w:val="left"/>
+            </w:pPr>
+            <w:r/>
+            <w:r>
+              <w:t>718.00</w:t>
+            </w:r>
+          </w:p>
+        </w:tc>
+        <w:tc>
+          <w:tcPr>
+            <w:tcW w:type="dxa" w:w="2016"/>
+            <w:shd w:fill="FFFFFF"/>
+            <w:tcMar>
+              <w:top w:w="100" w:type="dxa"/>
+              <w:bottom w:w="100" w:type="dxa"/>
+              <w:left w:w="120" w:type="dxa"/>
+              <w:right w:w="120" w:type="dxa"/>
+            </w:tcMar>
+            <w:tcBorders>
+              <w:top w:val="single" w:sz="4" w:space="0" w:color="CCCCCC"/>
+              <w:bottom w:val="single" w:sz="4" w:space="0" w:color="CCCCCC"/>
+              <w:left w:val="single" w:sz="4" w:space="0" w:color="CCCCCC"/>
+              <w:right w:val="single" w:sz="4" w:space="0" w:color="CCCCCC"/>
+            </w:tcBorders>
+          </w:tcPr>
+          <w:p>
+            <w:pPr>
+              <w:spacing w:before="60" w:after="60" w:line="252" w:lineRule="auto"/>
+              <w:jc w:val="left"/>
+            </w:pPr>
+            <w:r/>
+            <w:r>
+              <w:t>727.25</w:t>
+            </w:r>
+          </w:p>
+        </w:tc>
+        <w:tc>
+          <w:tcPr>
+            <w:tcW w:type="dxa" w:w="1152"/>
+            <w:shd w:fill="FFFFFF"/>
+            <w:tcMar>
+              <w:top w:w="100" w:type="dxa"/>
+              <w:bottom w:w="100" w:type="dxa"/>
+              <w:left w:w="120" w:type="dxa"/>
+              <w:right w:w="120" w:type="dxa"/>
+            </w:tcMar>
+            <w:tcBorders>
+              <w:top w:val="single" w:sz="4" w:space="0" w:color="CCCCCC"/>
+              <w:bottom w:val="single" w:sz="4" w:space="0" w:color="CCCCCC"/>
+              <w:left w:val="single" w:sz="4" w:space="0" w:color="CCCCCC"/>
+              <w:right w:val="single" w:sz="4" w:space="0" w:color="CCCCCC"/>
+            </w:tcBorders>
+          </w:tcPr>
+          <w:p>
+            <w:pPr>
+              <w:spacing w:before="60" w:after="60" w:line="252" w:lineRule="auto"/>
+              <w:jc w:val="left"/>
+            </w:pPr>
+            <w:r/>
+            <w:r>
+              <w:t>710.75</w:t>
+            </w:r>
+          </w:p>
+        </w:tc>
+        <w:tc>
+          <w:tcPr>
+            <w:tcW w:type="dxa" w:w="1728"/>
+            <w:shd w:fill="FFFFFF"/>
+            <w:tcMar>
+              <w:top w:w="100" w:type="dxa"/>
+              <w:bottom w:w="100" w:type="dxa"/>
+              <w:left w:w="120" w:type="dxa"/>
+              <w:right w:w="120" w:type="dxa"/>
+            </w:tcMar>
+            <w:tcBorders>
+              <w:top w:val="single" w:sz="4" w:space="0" w:color="CCCCCC"/>
+              <w:bottom w:val="single" w:sz="4" w:space="0" w:color="CCCCCC"/>
+              <w:left w:val="single" w:sz="4" w:space="0" w:color="CCCCCC"/>
+              <w:right w:val="single" w:sz="4" w:space="0" w:color="CCCCCC"/>
+            </w:tcBorders>
+          </w:tcPr>
+          <w:p>
+            <w:pPr>
+              <w:spacing w:before="60" w:after="60" w:line="252" w:lineRule="auto"/>
+              <w:jc w:val="left"/>
+            </w:pPr>
+            <w:r/>
+            <w:r>
+              <w:rPr>
+                <w:b/>
+              </w:rPr>
+              <w:t>717.75</w:t>
+            </w:r>
+          </w:p>
+        </w:tc>
+        <w:tc>
+          <w:tcPr>
+            <w:tcW w:type="dxa" w:w="3456"/>
+            <w:shd w:fill="FFFFFF"/>
             <w:tcMar>
               <w:top w:w="100" w:type="dxa"/>
               <w:bottom w:w="100" w:type="dxa"/>
@@ -28683,7 +30798,7 @@
         <w:tc>
           <w:tcPr>
             <w:tcW w:type="dxa" w:w="1440"/>
-            <w:shd w:fill="F8FAFC"/>
+            <w:shd w:fill="FFFFFF"/>
             <w:tcMar>
               <w:top w:w="100" w:type="dxa"/>
               <w:bottom w:w="100" w:type="dxa"/>
@@ -28705,1181 +30820,6 @@
             <w:r/>
             <w:r>
               <w:t>BEAR</w:t>
-            </w:r>
-          </w:p>
-        </w:tc>
-      </w:tr>
-      <w:tr>
-        <w:tc>
-          <w:tcPr>
-            <w:tcW w:type="dxa" w:w="1584"/>
-            <w:shd w:fill="FFFFFF"/>
-            <w:tcMar>
-              <w:top w:w="100" w:type="dxa"/>
-              <w:bottom w:w="100" w:type="dxa"/>
-              <w:left w:w="120" w:type="dxa"/>
-              <w:right w:w="120" w:type="dxa"/>
-            </w:tcMar>
-            <w:tcBorders>
-              <w:top w:val="single" w:sz="4" w:space="0" w:color="CCCCCC"/>
-              <w:bottom w:val="single" w:sz="4" w:space="0" w:color="CCCCCC"/>
-              <w:left w:val="single" w:sz="4" w:space="0" w:color="CCCCCC"/>
-              <w:right w:val="single" w:sz="4" w:space="0" w:color="CCCCCC"/>
-            </w:tcBorders>
-          </w:tcPr>
-          <w:p>
-            <w:pPr>
-              <w:spacing w:before="60" w:after="60" w:line="252" w:lineRule="auto"/>
-              <w:jc w:val="left"/>
-            </w:pPr>
-            <w:r/>
-            <w:r>
-              <w:rPr>
-                <w:b/>
-              </w:rPr>
-              <w:t>Thu 27/08</w:t>
-            </w:r>
-          </w:p>
-        </w:tc>
-        <w:tc>
-          <w:tcPr>
-            <w:tcW w:type="dxa" w:w="864"/>
-            <w:shd w:fill="FFFFFF"/>
-            <w:tcMar>
-              <w:top w:w="100" w:type="dxa"/>
-              <w:bottom w:w="100" w:type="dxa"/>
-              <w:left w:w="120" w:type="dxa"/>
-              <w:right w:w="120" w:type="dxa"/>
-            </w:tcMar>
-            <w:tcBorders>
-              <w:top w:val="single" w:sz="4" w:space="0" w:color="CCCCCC"/>
-              <w:bottom w:val="single" w:sz="4" w:space="0" w:color="CCCCCC"/>
-              <w:left w:val="single" w:sz="4" w:space="0" w:color="CCCCCC"/>
-              <w:right w:val="single" w:sz="4" w:space="0" w:color="CCCCCC"/>
-            </w:tcBorders>
-          </w:tcPr>
-          <w:p>
-            <w:pPr>
-              <w:spacing w:before="60" w:after="60" w:line="252" w:lineRule="auto"/>
-              <w:jc w:val="left"/>
-            </w:pPr>
-            <w:r/>
-            <w:r>
-              <w:t>Asia 11-15</w:t>
-            </w:r>
-          </w:p>
-        </w:tc>
-        <w:tc>
-          <w:tcPr>
-            <w:tcW w:type="dxa" w:w="1440"/>
-            <w:shd w:fill="FFFFFF"/>
-            <w:tcMar>
-              <w:top w:w="100" w:type="dxa"/>
-              <w:bottom w:w="100" w:type="dxa"/>
-              <w:left w:w="120" w:type="dxa"/>
-              <w:right w:w="120" w:type="dxa"/>
-            </w:tcMar>
-            <w:tcBorders>
-              <w:top w:val="single" w:sz="4" w:space="0" w:color="CCCCCC"/>
-              <w:bottom w:val="single" w:sz="4" w:space="0" w:color="CCCCCC"/>
-              <w:left w:val="single" w:sz="4" w:space="0" w:color="CCCCCC"/>
-              <w:right w:val="single" w:sz="4" w:space="0" w:color="CCCCCC"/>
-            </w:tcBorders>
-          </w:tcPr>
-          <w:p>
-            <w:pPr>
-              <w:spacing w:before="60" w:after="60" w:line="252" w:lineRule="auto"/>
-              <w:jc w:val="left"/>
-            </w:pPr>
-            <w:r/>
-            <w:r>
-              <w:t>711.75</w:t>
-            </w:r>
-          </w:p>
-        </w:tc>
-        <w:tc>
-          <w:tcPr>
-            <w:tcW w:type="dxa" w:w="2016"/>
-            <w:shd w:fill="FFFFFF"/>
-            <w:tcMar>
-              <w:top w:w="100" w:type="dxa"/>
-              <w:bottom w:w="100" w:type="dxa"/>
-              <w:left w:w="120" w:type="dxa"/>
-              <w:right w:w="120" w:type="dxa"/>
-            </w:tcMar>
-            <w:tcBorders>
-              <w:top w:val="single" w:sz="4" w:space="0" w:color="CCCCCC"/>
-              <w:bottom w:val="single" w:sz="4" w:space="0" w:color="CCCCCC"/>
-              <w:left w:val="single" w:sz="4" w:space="0" w:color="CCCCCC"/>
-              <w:right w:val="single" w:sz="4" w:space="0" w:color="CCCCCC"/>
-            </w:tcBorders>
-          </w:tcPr>
-          <w:p>
-            <w:pPr>
-              <w:spacing w:before="60" w:after="60" w:line="252" w:lineRule="auto"/>
-              <w:jc w:val="left"/>
-            </w:pPr>
-            <w:r/>
-            <w:r>
-              <w:t>721.50</w:t>
-            </w:r>
-          </w:p>
-        </w:tc>
-        <w:tc>
-          <w:tcPr>
-            <w:tcW w:type="dxa" w:w="1152"/>
-            <w:shd w:fill="FFFFFF"/>
-            <w:tcMar>
-              <w:top w:w="100" w:type="dxa"/>
-              <w:bottom w:w="100" w:type="dxa"/>
-              <w:left w:w="120" w:type="dxa"/>
-              <w:right w:w="120" w:type="dxa"/>
-            </w:tcMar>
-            <w:tcBorders>
-              <w:top w:val="single" w:sz="4" w:space="0" w:color="CCCCCC"/>
-              <w:bottom w:val="single" w:sz="4" w:space="0" w:color="CCCCCC"/>
-              <w:left w:val="single" w:sz="4" w:space="0" w:color="CCCCCC"/>
-              <w:right w:val="single" w:sz="4" w:space="0" w:color="CCCCCC"/>
-            </w:tcBorders>
-          </w:tcPr>
-          <w:p>
-            <w:pPr>
-              <w:spacing w:before="60" w:after="60" w:line="252" w:lineRule="auto"/>
-              <w:jc w:val="left"/>
-            </w:pPr>
-            <w:r/>
-            <w:r>
-              <w:t>702.00</w:t>
-            </w:r>
-          </w:p>
-        </w:tc>
-        <w:tc>
-          <w:tcPr>
-            <w:tcW w:type="dxa" w:w="1728"/>
-            <w:shd w:fill="FFFFFF"/>
-            <w:tcMar>
-              <w:top w:w="100" w:type="dxa"/>
-              <w:bottom w:w="100" w:type="dxa"/>
-              <w:left w:w="120" w:type="dxa"/>
-              <w:right w:w="120" w:type="dxa"/>
-            </w:tcMar>
-            <w:tcBorders>
-              <w:top w:val="single" w:sz="4" w:space="0" w:color="CCCCCC"/>
-              <w:bottom w:val="single" w:sz="4" w:space="0" w:color="CCCCCC"/>
-              <w:left w:val="single" w:sz="4" w:space="0" w:color="CCCCCC"/>
-              <w:right w:val="single" w:sz="4" w:space="0" w:color="CCCCCC"/>
-            </w:tcBorders>
-          </w:tcPr>
-          <w:p>
-            <w:pPr>
-              <w:spacing w:before="60" w:after="60" w:line="252" w:lineRule="auto"/>
-              <w:jc w:val="left"/>
-            </w:pPr>
-            <w:r/>
-            <w:r>
-              <w:rPr>
-                <w:b/>
-              </w:rPr>
-              <w:t>712.25</w:t>
-            </w:r>
-          </w:p>
-        </w:tc>
-        <w:tc>
-          <w:tcPr>
-            <w:tcW w:type="dxa" w:w="3456"/>
-            <w:shd w:fill="FFFFFF"/>
-            <w:tcMar>
-              <w:top w:w="100" w:type="dxa"/>
-              <w:bottom w:w="100" w:type="dxa"/>
-              <w:left w:w="120" w:type="dxa"/>
-              <w:right w:w="120" w:type="dxa"/>
-            </w:tcMar>
-            <w:tcBorders>
-              <w:top w:val="single" w:sz="4" w:space="0" w:color="CCCCCC"/>
-              <w:bottom w:val="single" w:sz="4" w:space="0" w:color="CCCCCC"/>
-              <w:left w:val="single" w:sz="4" w:space="0" w:color="CCCCCC"/>
-              <w:right w:val="single" w:sz="4" w:space="0" w:color="CCCCCC"/>
-            </w:tcBorders>
-          </w:tcPr>
-          <w:p>
-            <w:pPr>
-              <w:spacing w:before="60" w:after="60" w:line="252" w:lineRule="auto"/>
-              <w:jc w:val="left"/>
-            </w:pPr>
-            <w:r/>
-            <w:r>
-              <w:rPr>
-                <w:b/>
-              </w:rPr>
-              <w:t>+0.50</w:t>
-            </w:r>
-          </w:p>
-        </w:tc>
-        <w:tc>
-          <w:tcPr>
-            <w:tcW w:type="dxa" w:w="1440"/>
-            <w:shd w:fill="FFFFFF"/>
-            <w:tcMar>
-              <w:top w:w="100" w:type="dxa"/>
-              <w:bottom w:w="100" w:type="dxa"/>
-              <w:left w:w="120" w:type="dxa"/>
-              <w:right w:w="120" w:type="dxa"/>
-            </w:tcMar>
-            <w:tcBorders>
-              <w:top w:val="single" w:sz="4" w:space="0" w:color="CCCCCC"/>
-              <w:bottom w:val="single" w:sz="4" w:space="0" w:color="CCCCCC"/>
-              <w:left w:val="single" w:sz="4" w:space="0" w:color="CCCCCC"/>
-              <w:right w:val="single" w:sz="4" w:space="0" w:color="CCCCCC"/>
-            </w:tcBorders>
-          </w:tcPr>
-          <w:p>
-            <w:pPr>
-              <w:spacing w:before="60" w:after="60" w:line="252" w:lineRule="auto"/>
-              <w:jc w:val="left"/>
-            </w:pPr>
-            <w:r/>
-            <w:r>
-              <w:t>BULL</w:t>
-            </w:r>
-          </w:p>
-        </w:tc>
-      </w:tr>
-      <w:tr>
-        <w:tc>
-          <w:tcPr>
-            <w:tcW w:type="dxa" w:w="1584"/>
-            <w:shd w:fill="F8FAFC"/>
-            <w:tcMar>
-              <w:top w:w="100" w:type="dxa"/>
-              <w:bottom w:w="100" w:type="dxa"/>
-              <w:left w:w="120" w:type="dxa"/>
-              <w:right w:w="120" w:type="dxa"/>
-            </w:tcMar>
-            <w:tcBorders>
-              <w:top w:val="single" w:sz="4" w:space="0" w:color="CCCCCC"/>
-              <w:bottom w:val="single" w:sz="4" w:space="0" w:color="CCCCCC"/>
-              <w:left w:val="single" w:sz="4" w:space="0" w:color="CCCCCC"/>
-              <w:right w:val="single" w:sz="4" w:space="0" w:color="CCCCCC"/>
-            </w:tcBorders>
-          </w:tcPr>
-          <w:p>
-            <w:pPr>
-              <w:spacing w:before="60" w:after="60" w:line="252" w:lineRule="auto"/>
-              <w:jc w:val="left"/>
-            </w:pPr>
-            <w:r/>
-            <w:r>
-              <w:rPr>
-                <w:b/>
-              </w:rPr>
-              <w:t>Thu 27/08</w:t>
-            </w:r>
-          </w:p>
-        </w:tc>
-        <w:tc>
-          <w:tcPr>
-            <w:tcW w:type="dxa" w:w="864"/>
-            <w:shd w:fill="F8FAFC"/>
-            <w:tcMar>
-              <w:top w:w="100" w:type="dxa"/>
-              <w:bottom w:w="100" w:type="dxa"/>
-              <w:left w:w="120" w:type="dxa"/>
-              <w:right w:w="120" w:type="dxa"/>
-            </w:tcMar>
-            <w:tcBorders>
-              <w:top w:val="single" w:sz="4" w:space="0" w:color="CCCCCC"/>
-              <w:bottom w:val="single" w:sz="4" w:space="0" w:color="CCCCCC"/>
-              <w:left w:val="single" w:sz="4" w:space="0" w:color="CCCCCC"/>
-              <w:right w:val="single" w:sz="4" w:space="0" w:color="CCCCCC"/>
-            </w:tcBorders>
-          </w:tcPr>
-          <w:p>
-            <w:pPr>
-              <w:spacing w:before="60" w:after="60" w:line="252" w:lineRule="auto"/>
-              <w:jc w:val="left"/>
-            </w:pPr>
-            <w:r/>
-            <w:r>
-              <w:t>London 15-19</w:t>
-            </w:r>
-          </w:p>
-        </w:tc>
-        <w:tc>
-          <w:tcPr>
-            <w:tcW w:type="dxa" w:w="1440"/>
-            <w:shd w:fill="F8FAFC"/>
-            <w:tcMar>
-              <w:top w:w="100" w:type="dxa"/>
-              <w:bottom w:w="100" w:type="dxa"/>
-              <w:left w:w="120" w:type="dxa"/>
-              <w:right w:w="120" w:type="dxa"/>
-            </w:tcMar>
-            <w:tcBorders>
-              <w:top w:val="single" w:sz="4" w:space="0" w:color="CCCCCC"/>
-              <w:bottom w:val="single" w:sz="4" w:space="0" w:color="CCCCCC"/>
-              <w:left w:val="single" w:sz="4" w:space="0" w:color="CCCCCC"/>
-              <w:right w:val="single" w:sz="4" w:space="0" w:color="CCCCCC"/>
-            </w:tcBorders>
-          </w:tcPr>
-          <w:p>
-            <w:pPr>
-              <w:spacing w:before="60" w:after="60" w:line="252" w:lineRule="auto"/>
-              <w:jc w:val="left"/>
-            </w:pPr>
-            <w:r/>
-            <w:r>
-              <w:t>712.25</w:t>
-            </w:r>
-          </w:p>
-        </w:tc>
-        <w:tc>
-          <w:tcPr>
-            <w:tcW w:type="dxa" w:w="2016"/>
-            <w:shd w:fill="F8FAFC"/>
-            <w:tcMar>
-              <w:top w:w="100" w:type="dxa"/>
-              <w:bottom w:w="100" w:type="dxa"/>
-              <w:left w:w="120" w:type="dxa"/>
-              <w:right w:w="120" w:type="dxa"/>
-            </w:tcMar>
-            <w:tcBorders>
-              <w:top w:val="single" w:sz="4" w:space="0" w:color="CCCCCC"/>
-              <w:bottom w:val="single" w:sz="4" w:space="0" w:color="CCCCCC"/>
-              <w:left w:val="single" w:sz="4" w:space="0" w:color="CCCCCC"/>
-              <w:right w:val="single" w:sz="4" w:space="0" w:color="CCCCCC"/>
-            </w:tcBorders>
-          </w:tcPr>
-          <w:p>
-            <w:pPr>
-              <w:spacing w:before="60" w:after="60" w:line="252" w:lineRule="auto"/>
-              <w:jc w:val="left"/>
-            </w:pPr>
-            <w:r/>
-            <w:r>
-              <w:t>723.00</w:t>
-            </w:r>
-          </w:p>
-        </w:tc>
-        <w:tc>
-          <w:tcPr>
-            <w:tcW w:type="dxa" w:w="1152"/>
-            <w:shd w:fill="F8FAFC"/>
-            <w:tcMar>
-              <w:top w:w="100" w:type="dxa"/>
-              <w:bottom w:w="100" w:type="dxa"/>
-              <w:left w:w="120" w:type="dxa"/>
-              <w:right w:w="120" w:type="dxa"/>
-            </w:tcMar>
-            <w:tcBorders>
-              <w:top w:val="single" w:sz="4" w:space="0" w:color="CCCCCC"/>
-              <w:bottom w:val="single" w:sz="4" w:space="0" w:color="CCCCCC"/>
-              <w:left w:val="single" w:sz="4" w:space="0" w:color="CCCCCC"/>
-              <w:right w:val="single" w:sz="4" w:space="0" w:color="CCCCCC"/>
-            </w:tcBorders>
-          </w:tcPr>
-          <w:p>
-            <w:pPr>
-              <w:spacing w:before="60" w:after="60" w:line="252" w:lineRule="auto"/>
-              <w:jc w:val="left"/>
-            </w:pPr>
-            <w:r/>
-            <w:r>
-              <w:t>705.00</w:t>
-            </w:r>
-          </w:p>
-        </w:tc>
-        <w:tc>
-          <w:tcPr>
-            <w:tcW w:type="dxa" w:w="1728"/>
-            <w:shd w:fill="F8FAFC"/>
-            <w:tcMar>
-              <w:top w:w="100" w:type="dxa"/>
-              <w:bottom w:w="100" w:type="dxa"/>
-              <w:left w:w="120" w:type="dxa"/>
-              <w:right w:w="120" w:type="dxa"/>
-            </w:tcMar>
-            <w:tcBorders>
-              <w:top w:val="single" w:sz="4" w:space="0" w:color="CCCCCC"/>
-              <w:bottom w:val="single" w:sz="4" w:space="0" w:color="CCCCCC"/>
-              <w:left w:val="single" w:sz="4" w:space="0" w:color="CCCCCC"/>
-              <w:right w:val="single" w:sz="4" w:space="0" w:color="CCCCCC"/>
-            </w:tcBorders>
-          </w:tcPr>
-          <w:p>
-            <w:pPr>
-              <w:spacing w:before="60" w:after="60" w:line="252" w:lineRule="auto"/>
-              <w:jc w:val="left"/>
-            </w:pPr>
-            <w:r/>
-            <w:r>
-              <w:rPr>
-                <w:b/>
-              </w:rPr>
-              <w:t>713.00</w:t>
-            </w:r>
-          </w:p>
-        </w:tc>
-        <w:tc>
-          <w:tcPr>
-            <w:tcW w:type="dxa" w:w="3456"/>
-            <w:shd w:fill="F8FAFC"/>
-            <w:tcMar>
-              <w:top w:w="100" w:type="dxa"/>
-              <w:bottom w:w="100" w:type="dxa"/>
-              <w:left w:w="120" w:type="dxa"/>
-              <w:right w:w="120" w:type="dxa"/>
-            </w:tcMar>
-            <w:tcBorders>
-              <w:top w:val="single" w:sz="4" w:space="0" w:color="CCCCCC"/>
-              <w:bottom w:val="single" w:sz="4" w:space="0" w:color="CCCCCC"/>
-              <w:left w:val="single" w:sz="4" w:space="0" w:color="CCCCCC"/>
-              <w:right w:val="single" w:sz="4" w:space="0" w:color="CCCCCC"/>
-            </w:tcBorders>
-          </w:tcPr>
-          <w:p>
-            <w:pPr>
-              <w:spacing w:before="60" w:after="60" w:line="252" w:lineRule="auto"/>
-              <w:jc w:val="left"/>
-            </w:pPr>
-            <w:r/>
-            <w:r>
-              <w:rPr>
-                <w:b/>
-              </w:rPr>
-              <w:t>+0.75</w:t>
-            </w:r>
-          </w:p>
-        </w:tc>
-        <w:tc>
-          <w:tcPr>
-            <w:tcW w:type="dxa" w:w="1440"/>
-            <w:shd w:fill="F8FAFC"/>
-            <w:tcMar>
-              <w:top w:w="100" w:type="dxa"/>
-              <w:bottom w:w="100" w:type="dxa"/>
-              <w:left w:w="120" w:type="dxa"/>
-              <w:right w:w="120" w:type="dxa"/>
-            </w:tcMar>
-            <w:tcBorders>
-              <w:top w:val="single" w:sz="4" w:space="0" w:color="CCCCCC"/>
-              <w:bottom w:val="single" w:sz="4" w:space="0" w:color="CCCCCC"/>
-              <w:left w:val="single" w:sz="4" w:space="0" w:color="CCCCCC"/>
-              <w:right w:val="single" w:sz="4" w:space="0" w:color="CCCCCC"/>
-            </w:tcBorders>
-          </w:tcPr>
-          <w:p>
-            <w:pPr>
-              <w:spacing w:before="60" w:after="60" w:line="252" w:lineRule="auto"/>
-              <w:jc w:val="left"/>
-            </w:pPr>
-            <w:r/>
-            <w:r>
-              <w:t>BULL</w:t>
-            </w:r>
-          </w:p>
-        </w:tc>
-      </w:tr>
-      <w:tr>
-        <w:tc>
-          <w:tcPr>
-            <w:tcW w:type="dxa" w:w="1584"/>
-            <w:shd w:fill="FFFFFF"/>
-            <w:tcMar>
-              <w:top w:w="100" w:type="dxa"/>
-              <w:bottom w:w="100" w:type="dxa"/>
-              <w:left w:w="120" w:type="dxa"/>
-              <w:right w:w="120" w:type="dxa"/>
-            </w:tcMar>
-            <w:tcBorders>
-              <w:top w:val="single" w:sz="4" w:space="0" w:color="CCCCCC"/>
-              <w:bottom w:val="single" w:sz="4" w:space="0" w:color="CCCCCC"/>
-              <w:left w:val="single" w:sz="4" w:space="0" w:color="CCCCCC"/>
-              <w:right w:val="single" w:sz="4" w:space="0" w:color="CCCCCC"/>
-            </w:tcBorders>
-          </w:tcPr>
-          <w:p>
-            <w:pPr>
-              <w:spacing w:before="60" w:after="60" w:line="252" w:lineRule="auto"/>
-              <w:jc w:val="left"/>
-            </w:pPr>
-            <w:r/>
-            <w:r>
-              <w:rPr>
-                <w:b/>
-              </w:rPr>
-              <w:t>Thu 27/08</w:t>
-            </w:r>
-          </w:p>
-        </w:tc>
-        <w:tc>
-          <w:tcPr>
-            <w:tcW w:type="dxa" w:w="864"/>
-            <w:shd w:fill="FFFFFF"/>
-            <w:tcMar>
-              <w:top w:w="100" w:type="dxa"/>
-              <w:bottom w:w="100" w:type="dxa"/>
-              <w:left w:w="120" w:type="dxa"/>
-              <w:right w:w="120" w:type="dxa"/>
-            </w:tcMar>
-            <w:tcBorders>
-              <w:top w:val="single" w:sz="4" w:space="0" w:color="CCCCCC"/>
-              <w:bottom w:val="single" w:sz="4" w:space="0" w:color="CCCCCC"/>
-              <w:left w:val="single" w:sz="4" w:space="0" w:color="CCCCCC"/>
-              <w:right w:val="single" w:sz="4" w:space="0" w:color="CCCCCC"/>
-            </w:tcBorders>
-          </w:tcPr>
-          <w:p>
-            <w:pPr>
-              <w:spacing w:before="60" w:after="60" w:line="252" w:lineRule="auto"/>
-              <w:jc w:val="left"/>
-            </w:pPr>
-            <w:r/>
-            <w:r>
-              <w:t>Pre-NY 19-21</w:t>
-            </w:r>
-          </w:p>
-        </w:tc>
-        <w:tc>
-          <w:tcPr>
-            <w:tcW w:type="dxa" w:w="1440"/>
-            <w:shd w:fill="FFFFFF"/>
-            <w:tcMar>
-              <w:top w:w="100" w:type="dxa"/>
-              <w:bottom w:w="100" w:type="dxa"/>
-              <w:left w:w="120" w:type="dxa"/>
-              <w:right w:w="120" w:type="dxa"/>
-            </w:tcMar>
-            <w:tcBorders>
-              <w:top w:val="single" w:sz="4" w:space="0" w:color="CCCCCC"/>
-              <w:bottom w:val="single" w:sz="4" w:space="0" w:color="CCCCCC"/>
-              <w:left w:val="single" w:sz="4" w:space="0" w:color="CCCCCC"/>
-              <w:right w:val="single" w:sz="4" w:space="0" w:color="CCCCCC"/>
-            </w:tcBorders>
-          </w:tcPr>
-          <w:p>
-            <w:pPr>
-              <w:spacing w:before="60" w:after="60" w:line="252" w:lineRule="auto"/>
-              <w:jc w:val="left"/>
-            </w:pPr>
-            <w:r/>
-            <w:r>
-              <w:t>713.00</w:t>
-            </w:r>
-          </w:p>
-        </w:tc>
-        <w:tc>
-          <w:tcPr>
-            <w:tcW w:type="dxa" w:w="2016"/>
-            <w:shd w:fill="FFFFFF"/>
-            <w:tcMar>
-              <w:top w:w="100" w:type="dxa"/>
-              <w:bottom w:w="100" w:type="dxa"/>
-              <w:left w:w="120" w:type="dxa"/>
-              <w:right w:w="120" w:type="dxa"/>
-            </w:tcMar>
-            <w:tcBorders>
-              <w:top w:val="single" w:sz="4" w:space="0" w:color="CCCCCC"/>
-              <w:bottom w:val="single" w:sz="4" w:space="0" w:color="CCCCCC"/>
-              <w:left w:val="single" w:sz="4" w:space="0" w:color="CCCCCC"/>
-              <w:right w:val="single" w:sz="4" w:space="0" w:color="CCCCCC"/>
-            </w:tcBorders>
-          </w:tcPr>
-          <w:p>
-            <w:pPr>
-              <w:spacing w:before="60" w:after="60" w:line="252" w:lineRule="auto"/>
-              <w:jc w:val="left"/>
-            </w:pPr>
-            <w:r/>
-            <w:r>
-              <w:t>719.50</w:t>
-            </w:r>
-          </w:p>
-        </w:tc>
-        <w:tc>
-          <w:tcPr>
-            <w:tcW w:type="dxa" w:w="1152"/>
-            <w:shd w:fill="FFFFFF"/>
-            <w:tcMar>
-              <w:top w:w="100" w:type="dxa"/>
-              <w:bottom w:w="100" w:type="dxa"/>
-              <w:left w:w="120" w:type="dxa"/>
-              <w:right w:w="120" w:type="dxa"/>
-            </w:tcMar>
-            <w:tcBorders>
-              <w:top w:val="single" w:sz="4" w:space="0" w:color="CCCCCC"/>
-              <w:bottom w:val="single" w:sz="4" w:space="0" w:color="CCCCCC"/>
-              <w:left w:val="single" w:sz="4" w:space="0" w:color="CCCCCC"/>
-              <w:right w:val="single" w:sz="4" w:space="0" w:color="CCCCCC"/>
-            </w:tcBorders>
-          </w:tcPr>
-          <w:p>
-            <w:pPr>
-              <w:spacing w:before="60" w:after="60" w:line="252" w:lineRule="auto"/>
-              <w:jc w:val="left"/>
-            </w:pPr>
-            <w:r/>
-            <w:r>
-              <w:t>704.50</w:t>
-            </w:r>
-          </w:p>
-        </w:tc>
-        <w:tc>
-          <w:tcPr>
-            <w:tcW w:type="dxa" w:w="1728"/>
-            <w:shd w:fill="FFFFFF"/>
-            <w:tcMar>
-              <w:top w:w="100" w:type="dxa"/>
-              <w:bottom w:w="100" w:type="dxa"/>
-              <w:left w:w="120" w:type="dxa"/>
-              <w:right w:w="120" w:type="dxa"/>
-            </w:tcMar>
-            <w:tcBorders>
-              <w:top w:val="single" w:sz="4" w:space="0" w:color="CCCCCC"/>
-              <w:bottom w:val="single" w:sz="4" w:space="0" w:color="CCCCCC"/>
-              <w:left w:val="single" w:sz="4" w:space="0" w:color="CCCCCC"/>
-              <w:right w:val="single" w:sz="4" w:space="0" w:color="CCCCCC"/>
-            </w:tcBorders>
-          </w:tcPr>
-          <w:p>
-            <w:pPr>
-              <w:spacing w:before="60" w:after="60" w:line="252" w:lineRule="auto"/>
-              <w:jc w:val="left"/>
-            </w:pPr>
-            <w:r/>
-            <w:r>
-              <w:rPr>
-                <w:b/>
-              </w:rPr>
-              <w:t>713.50</w:t>
-            </w:r>
-          </w:p>
-        </w:tc>
-        <w:tc>
-          <w:tcPr>
-            <w:tcW w:type="dxa" w:w="3456"/>
-            <w:shd w:fill="FFFFFF"/>
-            <w:tcMar>
-              <w:top w:w="100" w:type="dxa"/>
-              <w:bottom w:w="100" w:type="dxa"/>
-              <w:left w:w="120" w:type="dxa"/>
-              <w:right w:w="120" w:type="dxa"/>
-            </w:tcMar>
-            <w:tcBorders>
-              <w:top w:val="single" w:sz="4" w:space="0" w:color="CCCCCC"/>
-              <w:bottom w:val="single" w:sz="4" w:space="0" w:color="CCCCCC"/>
-              <w:left w:val="single" w:sz="4" w:space="0" w:color="CCCCCC"/>
-              <w:right w:val="single" w:sz="4" w:space="0" w:color="CCCCCC"/>
-            </w:tcBorders>
-          </w:tcPr>
-          <w:p>
-            <w:pPr>
-              <w:spacing w:before="60" w:after="60" w:line="252" w:lineRule="auto"/>
-              <w:jc w:val="left"/>
-            </w:pPr>
-            <w:r/>
-            <w:r>
-              <w:rPr>
-                <w:b/>
-              </w:rPr>
-              <w:t>+0.50</w:t>
-            </w:r>
-          </w:p>
-        </w:tc>
-        <w:tc>
-          <w:tcPr>
-            <w:tcW w:type="dxa" w:w="1440"/>
-            <w:shd w:fill="FFFFFF"/>
-            <w:tcMar>
-              <w:top w:w="100" w:type="dxa"/>
-              <w:bottom w:w="100" w:type="dxa"/>
-              <w:left w:w="120" w:type="dxa"/>
-              <w:right w:w="120" w:type="dxa"/>
-            </w:tcMar>
-            <w:tcBorders>
-              <w:top w:val="single" w:sz="4" w:space="0" w:color="CCCCCC"/>
-              <w:bottom w:val="single" w:sz="4" w:space="0" w:color="CCCCCC"/>
-              <w:left w:val="single" w:sz="4" w:space="0" w:color="CCCCCC"/>
-              <w:right w:val="single" w:sz="4" w:space="0" w:color="CCCCCC"/>
-            </w:tcBorders>
-          </w:tcPr>
-          <w:p>
-            <w:pPr>
-              <w:spacing w:before="60" w:after="60" w:line="252" w:lineRule="auto"/>
-              <w:jc w:val="left"/>
-            </w:pPr>
-            <w:r/>
-            <w:r>
-              <w:t>BULL</w:t>
-            </w:r>
-          </w:p>
-        </w:tc>
-      </w:tr>
-      <w:tr>
-        <w:tc>
-          <w:tcPr>
-            <w:tcW w:type="dxa" w:w="1584"/>
-            <w:shd w:fill="F8FAFC"/>
-            <w:tcMar>
-              <w:top w:w="100" w:type="dxa"/>
-              <w:bottom w:w="100" w:type="dxa"/>
-              <w:left w:w="120" w:type="dxa"/>
-              <w:right w:w="120" w:type="dxa"/>
-            </w:tcMar>
-            <w:tcBorders>
-              <w:top w:val="single" w:sz="4" w:space="0" w:color="CCCCCC"/>
-              <w:bottom w:val="single" w:sz="4" w:space="0" w:color="CCCCCC"/>
-              <w:left w:val="single" w:sz="4" w:space="0" w:color="CCCCCC"/>
-              <w:right w:val="single" w:sz="4" w:space="0" w:color="CCCCCC"/>
-            </w:tcBorders>
-          </w:tcPr>
-          <w:p>
-            <w:pPr>
-              <w:spacing w:before="60" w:after="60" w:line="252" w:lineRule="auto"/>
-              <w:jc w:val="left"/>
-            </w:pPr>
-            <w:r/>
-            <w:r>
-              <w:rPr>
-                <w:b/>
-              </w:rPr>
-              <w:t>Thu 27/08</w:t>
-            </w:r>
-          </w:p>
-        </w:tc>
-        <w:tc>
-          <w:tcPr>
-            <w:tcW w:type="dxa" w:w="864"/>
-            <w:shd w:fill="F8FAFC"/>
-            <w:tcMar>
-              <w:top w:w="100" w:type="dxa"/>
-              <w:bottom w:w="100" w:type="dxa"/>
-              <w:left w:w="120" w:type="dxa"/>
-              <w:right w:w="120" w:type="dxa"/>
-            </w:tcMar>
-            <w:tcBorders>
-              <w:top w:val="single" w:sz="4" w:space="0" w:color="CCCCCC"/>
-              <w:bottom w:val="single" w:sz="4" w:space="0" w:color="CCCCCC"/>
-              <w:left w:val="single" w:sz="4" w:space="0" w:color="CCCCCC"/>
-              <w:right w:val="single" w:sz="4" w:space="0" w:color="CCCCCC"/>
-            </w:tcBorders>
-          </w:tcPr>
-          <w:p>
-            <w:pPr>
-              <w:spacing w:before="60" w:after="60" w:line="252" w:lineRule="auto"/>
-              <w:jc w:val="left"/>
-            </w:pPr>
-            <w:r/>
-            <w:r>
-              <w:t>NY Open 21-23</w:t>
-            </w:r>
-          </w:p>
-        </w:tc>
-        <w:tc>
-          <w:tcPr>
-            <w:tcW w:type="dxa" w:w="1440"/>
-            <w:shd w:fill="F8FAFC"/>
-            <w:tcMar>
-              <w:top w:w="100" w:type="dxa"/>
-              <w:bottom w:w="100" w:type="dxa"/>
-              <w:left w:w="120" w:type="dxa"/>
-              <w:right w:w="120" w:type="dxa"/>
-            </w:tcMar>
-            <w:tcBorders>
-              <w:top w:val="single" w:sz="4" w:space="0" w:color="CCCCCC"/>
-              <w:bottom w:val="single" w:sz="4" w:space="0" w:color="CCCCCC"/>
-              <w:left w:val="single" w:sz="4" w:space="0" w:color="CCCCCC"/>
-              <w:right w:val="single" w:sz="4" w:space="0" w:color="CCCCCC"/>
-            </w:tcBorders>
-          </w:tcPr>
-          <w:p>
-            <w:pPr>
-              <w:spacing w:before="60" w:after="60" w:line="252" w:lineRule="auto"/>
-              <w:jc w:val="left"/>
-            </w:pPr>
-            <w:r/>
-            <w:r>
-              <w:t>713.50</w:t>
-            </w:r>
-          </w:p>
-        </w:tc>
-        <w:tc>
-          <w:tcPr>
-            <w:tcW w:type="dxa" w:w="2016"/>
-            <w:shd w:fill="F8FAFC"/>
-            <w:tcMar>
-              <w:top w:w="100" w:type="dxa"/>
-              <w:bottom w:w="100" w:type="dxa"/>
-              <w:left w:w="120" w:type="dxa"/>
-              <w:right w:w="120" w:type="dxa"/>
-            </w:tcMar>
-            <w:tcBorders>
-              <w:top w:val="single" w:sz="4" w:space="0" w:color="CCCCCC"/>
-              <w:bottom w:val="single" w:sz="4" w:space="0" w:color="CCCCCC"/>
-              <w:left w:val="single" w:sz="4" w:space="0" w:color="CCCCCC"/>
-              <w:right w:val="single" w:sz="4" w:space="0" w:color="CCCCCC"/>
-            </w:tcBorders>
-          </w:tcPr>
-          <w:p>
-            <w:pPr>
-              <w:spacing w:before="60" w:after="60" w:line="252" w:lineRule="auto"/>
-              <w:jc w:val="left"/>
-            </w:pPr>
-            <w:r/>
-            <w:r>
-              <w:t>724.50</w:t>
-            </w:r>
-          </w:p>
-        </w:tc>
-        <w:tc>
-          <w:tcPr>
-            <w:tcW w:type="dxa" w:w="1152"/>
-            <w:shd w:fill="F8FAFC"/>
-            <w:tcMar>
-              <w:top w:w="100" w:type="dxa"/>
-              <w:bottom w:w="100" w:type="dxa"/>
-              <w:left w:w="120" w:type="dxa"/>
-              <w:right w:w="120" w:type="dxa"/>
-            </w:tcMar>
-            <w:tcBorders>
-              <w:top w:val="single" w:sz="4" w:space="0" w:color="CCCCCC"/>
-              <w:bottom w:val="single" w:sz="4" w:space="0" w:color="CCCCCC"/>
-              <w:left w:val="single" w:sz="4" w:space="0" w:color="CCCCCC"/>
-              <w:right w:val="single" w:sz="4" w:space="0" w:color="CCCCCC"/>
-            </w:tcBorders>
-          </w:tcPr>
-          <w:p>
-            <w:pPr>
-              <w:spacing w:before="60" w:after="60" w:line="252" w:lineRule="auto"/>
-              <w:jc w:val="left"/>
-            </w:pPr>
-            <w:r/>
-            <w:r>
-              <w:t>701.75</w:t>
-            </w:r>
-          </w:p>
-        </w:tc>
-        <w:tc>
-          <w:tcPr>
-            <w:tcW w:type="dxa" w:w="1728"/>
-            <w:shd w:fill="F8FAFC"/>
-            <w:tcMar>
-              <w:top w:w="100" w:type="dxa"/>
-              <w:bottom w:w="100" w:type="dxa"/>
-              <w:left w:w="120" w:type="dxa"/>
-              <w:right w:w="120" w:type="dxa"/>
-            </w:tcMar>
-            <w:tcBorders>
-              <w:top w:val="single" w:sz="4" w:space="0" w:color="CCCCCC"/>
-              <w:bottom w:val="single" w:sz="4" w:space="0" w:color="CCCCCC"/>
-              <w:left w:val="single" w:sz="4" w:space="0" w:color="CCCCCC"/>
-              <w:right w:val="single" w:sz="4" w:space="0" w:color="CCCCCC"/>
-            </w:tcBorders>
-          </w:tcPr>
-          <w:p>
-            <w:pPr>
-              <w:spacing w:before="60" w:after="60" w:line="252" w:lineRule="auto"/>
-              <w:jc w:val="left"/>
-            </w:pPr>
-            <w:r/>
-            <w:r>
-              <w:rPr>
-                <w:b/>
-              </w:rPr>
-              <w:t>717.00</w:t>
-            </w:r>
-          </w:p>
-        </w:tc>
-        <w:tc>
-          <w:tcPr>
-            <w:tcW w:type="dxa" w:w="3456"/>
-            <w:shd w:fill="F8FAFC"/>
-            <w:tcMar>
-              <w:top w:w="100" w:type="dxa"/>
-              <w:bottom w:w="100" w:type="dxa"/>
-              <w:left w:w="120" w:type="dxa"/>
-              <w:right w:w="120" w:type="dxa"/>
-            </w:tcMar>
-            <w:tcBorders>
-              <w:top w:val="single" w:sz="4" w:space="0" w:color="CCCCCC"/>
-              <w:bottom w:val="single" w:sz="4" w:space="0" w:color="CCCCCC"/>
-              <w:left w:val="single" w:sz="4" w:space="0" w:color="CCCCCC"/>
-              <w:right w:val="single" w:sz="4" w:space="0" w:color="CCCCCC"/>
-            </w:tcBorders>
-          </w:tcPr>
-          <w:p>
-            <w:pPr>
-              <w:spacing w:before="60" w:after="60" w:line="252" w:lineRule="auto"/>
-              <w:jc w:val="left"/>
-            </w:pPr>
-            <w:r/>
-            <w:r>
-              <w:rPr>
-                <w:b/>
-              </w:rPr>
-              <w:t>+3.50</w:t>
-            </w:r>
-          </w:p>
-        </w:tc>
-        <w:tc>
-          <w:tcPr>
-            <w:tcW w:type="dxa" w:w="1440"/>
-            <w:shd w:fill="F8FAFC"/>
-            <w:tcMar>
-              <w:top w:w="100" w:type="dxa"/>
-              <w:bottom w:w="100" w:type="dxa"/>
-              <w:left w:w="120" w:type="dxa"/>
-              <w:right w:w="120" w:type="dxa"/>
-            </w:tcMar>
-            <w:tcBorders>
-              <w:top w:val="single" w:sz="4" w:space="0" w:color="CCCCCC"/>
-              <w:bottom w:val="single" w:sz="4" w:space="0" w:color="CCCCCC"/>
-              <w:left w:val="single" w:sz="4" w:space="0" w:color="CCCCCC"/>
-              <w:right w:val="single" w:sz="4" w:space="0" w:color="CCCCCC"/>
-            </w:tcBorders>
-          </w:tcPr>
-          <w:p>
-            <w:pPr>
-              <w:spacing w:before="60" w:after="60" w:line="252" w:lineRule="auto"/>
-              <w:jc w:val="left"/>
-            </w:pPr>
-            <w:r/>
-            <w:r>
-              <w:t>BULL</w:t>
-            </w:r>
-          </w:p>
-        </w:tc>
-      </w:tr>
-      <w:tr>
-        <w:tc>
-          <w:tcPr>
-            <w:tcW w:type="dxa" w:w="1584"/>
-            <w:shd w:fill="FFFFFF"/>
-            <w:tcMar>
-              <w:top w:w="100" w:type="dxa"/>
-              <w:bottom w:w="100" w:type="dxa"/>
-              <w:left w:w="120" w:type="dxa"/>
-              <w:right w:w="120" w:type="dxa"/>
-            </w:tcMar>
-            <w:tcBorders>
-              <w:top w:val="single" w:sz="4" w:space="0" w:color="CCCCCC"/>
-              <w:bottom w:val="single" w:sz="4" w:space="0" w:color="CCCCCC"/>
-              <w:left w:val="single" w:sz="4" w:space="0" w:color="CCCCCC"/>
-              <w:right w:val="single" w:sz="4" w:space="0" w:color="CCCCCC"/>
-            </w:tcBorders>
-          </w:tcPr>
-          <w:p>
-            <w:pPr>
-              <w:spacing w:before="60" w:after="60" w:line="252" w:lineRule="auto"/>
-              <w:jc w:val="left"/>
-            </w:pPr>
-            <w:r/>
-            <w:r>
-              <w:rPr>
-                <w:b/>
-              </w:rPr>
-              <w:t>Thu 27/08</w:t>
-            </w:r>
-          </w:p>
-        </w:tc>
-        <w:tc>
-          <w:tcPr>
-            <w:tcW w:type="dxa" w:w="864"/>
-            <w:shd w:fill="FFFFFF"/>
-            <w:tcMar>
-              <w:top w:w="100" w:type="dxa"/>
-              <w:bottom w:w="100" w:type="dxa"/>
-              <w:left w:w="120" w:type="dxa"/>
-              <w:right w:w="120" w:type="dxa"/>
-            </w:tcMar>
-            <w:tcBorders>
-              <w:top w:val="single" w:sz="4" w:space="0" w:color="CCCCCC"/>
-              <w:bottom w:val="single" w:sz="4" w:space="0" w:color="CCCCCC"/>
-              <w:left w:val="single" w:sz="4" w:space="0" w:color="CCCCCC"/>
-              <w:right w:val="single" w:sz="4" w:space="0" w:color="CCCCCC"/>
-            </w:tcBorders>
-          </w:tcPr>
-          <w:p>
-            <w:pPr>
-              <w:spacing w:before="60" w:after="60" w:line="252" w:lineRule="auto"/>
-              <w:jc w:val="left"/>
-            </w:pPr>
-            <w:r/>
-            <w:r>
-              <w:t>NY Close 23-01</w:t>
-            </w:r>
-          </w:p>
-        </w:tc>
-        <w:tc>
-          <w:tcPr>
-            <w:tcW w:type="dxa" w:w="1440"/>
-            <w:shd w:fill="FFFFFF"/>
-            <w:tcMar>
-              <w:top w:w="100" w:type="dxa"/>
-              <w:bottom w:w="100" w:type="dxa"/>
-              <w:left w:w="120" w:type="dxa"/>
-              <w:right w:w="120" w:type="dxa"/>
-            </w:tcMar>
-            <w:tcBorders>
-              <w:top w:val="single" w:sz="4" w:space="0" w:color="CCCCCC"/>
-              <w:bottom w:val="single" w:sz="4" w:space="0" w:color="CCCCCC"/>
-              <w:left w:val="single" w:sz="4" w:space="0" w:color="CCCCCC"/>
-              <w:right w:val="single" w:sz="4" w:space="0" w:color="CCCCCC"/>
-            </w:tcBorders>
-          </w:tcPr>
-          <w:p>
-            <w:pPr>
-              <w:spacing w:before="60" w:after="60" w:line="252" w:lineRule="auto"/>
-              <w:jc w:val="left"/>
-            </w:pPr>
-            <w:r/>
-            <w:r>
-              <w:t>717.00</w:t>
-            </w:r>
-          </w:p>
-        </w:tc>
-        <w:tc>
-          <w:tcPr>
-            <w:tcW w:type="dxa" w:w="2016"/>
-            <w:shd w:fill="FFFFFF"/>
-            <w:tcMar>
-              <w:top w:w="100" w:type="dxa"/>
-              <w:bottom w:w="100" w:type="dxa"/>
-              <w:left w:w="120" w:type="dxa"/>
-              <w:right w:w="120" w:type="dxa"/>
-            </w:tcMar>
-            <w:tcBorders>
-              <w:top w:val="single" w:sz="4" w:space="0" w:color="CCCCCC"/>
-              <w:bottom w:val="single" w:sz="4" w:space="0" w:color="CCCCCC"/>
-              <w:left w:val="single" w:sz="4" w:space="0" w:color="CCCCCC"/>
-              <w:right w:val="single" w:sz="4" w:space="0" w:color="CCCCCC"/>
-            </w:tcBorders>
-          </w:tcPr>
-          <w:p>
-            <w:pPr>
-              <w:spacing w:before="60" w:after="60" w:line="252" w:lineRule="auto"/>
-              <w:jc w:val="left"/>
-            </w:pPr>
-            <w:r/>
-            <w:r>
-              <w:t>722.50</w:t>
-            </w:r>
-          </w:p>
-        </w:tc>
-        <w:tc>
-          <w:tcPr>
-            <w:tcW w:type="dxa" w:w="1152"/>
-            <w:shd w:fill="FFFFFF"/>
-            <w:tcMar>
-              <w:top w:w="100" w:type="dxa"/>
-              <w:bottom w:w="100" w:type="dxa"/>
-              <w:left w:w="120" w:type="dxa"/>
-              <w:right w:w="120" w:type="dxa"/>
-            </w:tcMar>
-            <w:tcBorders>
-              <w:top w:val="single" w:sz="4" w:space="0" w:color="CCCCCC"/>
-              <w:bottom w:val="single" w:sz="4" w:space="0" w:color="CCCCCC"/>
-              <w:left w:val="single" w:sz="4" w:space="0" w:color="CCCCCC"/>
-              <w:right w:val="single" w:sz="4" w:space="0" w:color="CCCCCC"/>
-            </w:tcBorders>
-          </w:tcPr>
-          <w:p>
-            <w:pPr>
-              <w:spacing w:before="60" w:after="60" w:line="252" w:lineRule="auto"/>
-              <w:jc w:val="left"/>
-            </w:pPr>
-            <w:r/>
-            <w:r>
-              <w:t>709.25</w:t>
-            </w:r>
-          </w:p>
-        </w:tc>
-        <w:tc>
-          <w:tcPr>
-            <w:tcW w:type="dxa" w:w="1728"/>
-            <w:shd w:fill="FFFFFF"/>
-            <w:tcMar>
-              <w:top w:w="100" w:type="dxa"/>
-              <w:bottom w:w="100" w:type="dxa"/>
-              <w:left w:w="120" w:type="dxa"/>
-              <w:right w:w="120" w:type="dxa"/>
-            </w:tcMar>
-            <w:tcBorders>
-              <w:top w:val="single" w:sz="4" w:space="0" w:color="CCCCCC"/>
-              <w:bottom w:val="single" w:sz="4" w:space="0" w:color="CCCCCC"/>
-              <w:left w:val="single" w:sz="4" w:space="0" w:color="CCCCCC"/>
-              <w:right w:val="single" w:sz="4" w:space="0" w:color="CCCCCC"/>
-            </w:tcBorders>
-          </w:tcPr>
-          <w:p>
-            <w:pPr>
-              <w:spacing w:before="60" w:after="60" w:line="252" w:lineRule="auto"/>
-              <w:jc w:val="left"/>
-            </w:pPr>
-            <w:r/>
-            <w:r>
-              <w:rPr>
-                <w:b/>
-              </w:rPr>
-              <w:t>717.75</w:t>
-            </w:r>
-          </w:p>
-        </w:tc>
-        <w:tc>
-          <w:tcPr>
-            <w:tcW w:type="dxa" w:w="3456"/>
-            <w:shd w:fill="FFFFFF"/>
-            <w:tcMar>
-              <w:top w:w="100" w:type="dxa"/>
-              <w:bottom w:w="100" w:type="dxa"/>
-              <w:left w:w="120" w:type="dxa"/>
-              <w:right w:w="120" w:type="dxa"/>
-            </w:tcMar>
-            <w:tcBorders>
-              <w:top w:val="single" w:sz="4" w:space="0" w:color="CCCCCC"/>
-              <w:bottom w:val="single" w:sz="4" w:space="0" w:color="CCCCCC"/>
-              <w:left w:val="single" w:sz="4" w:space="0" w:color="CCCCCC"/>
-              <w:right w:val="single" w:sz="4" w:space="0" w:color="CCCCCC"/>
-            </w:tcBorders>
-          </w:tcPr>
-          <w:p>
-            <w:pPr>
-              <w:spacing w:before="60" w:after="60" w:line="252" w:lineRule="auto"/>
-              <w:jc w:val="left"/>
-            </w:pPr>
-            <w:r/>
-            <w:r>
-              <w:rPr>
-                <w:b/>
-              </w:rPr>
-              <w:t>+0.75</w:t>
-            </w:r>
-          </w:p>
-        </w:tc>
-        <w:tc>
-          <w:tcPr>
-            <w:tcW w:type="dxa" w:w="1440"/>
-            <w:shd w:fill="FFFFFF"/>
-            <w:tcMar>
-              <w:top w:w="100" w:type="dxa"/>
-              <w:bottom w:w="100" w:type="dxa"/>
-              <w:left w:w="120" w:type="dxa"/>
-              <w:right w:w="120" w:type="dxa"/>
-            </w:tcMar>
-            <w:tcBorders>
-              <w:top w:val="single" w:sz="4" w:space="0" w:color="CCCCCC"/>
-              <w:bottom w:val="single" w:sz="4" w:space="0" w:color="CCCCCC"/>
-              <w:left w:val="single" w:sz="4" w:space="0" w:color="CCCCCC"/>
-              <w:right w:val="single" w:sz="4" w:space="0" w:color="CCCCCC"/>
-            </w:tcBorders>
-          </w:tcPr>
-          <w:p>
-            <w:pPr>
-              <w:spacing w:before="60" w:after="60" w:line="252" w:lineRule="auto"/>
-              <w:jc w:val="left"/>
-            </w:pPr>
-            <w:r/>
-            <w:r>
-              <w:t>BULL</w:t>
             </w:r>
           </w:p>
         </w:tc>
@@ -29940,7 +30880,7 @@
             </w:pPr>
             <w:r/>
             <w:r>
-              <w:t>Asia 07-11</w:t>
+              <w:t>NY Open 21-23</w:t>
             </w:r>
           </w:p>
         </w:tc>
@@ -29996,7 +30936,7 @@
             </w:pPr>
             <w:r/>
             <w:r>
-              <w:t>727.00</w:t>
+              <w:t>726.25</w:t>
             </w:r>
           </w:p>
         </w:tc>
@@ -30024,7 +30964,7 @@
             </w:pPr>
             <w:r/>
             <w:r>
-              <w:t>711.25</w:t>
+              <w:t>703.75</w:t>
             </w:r>
           </w:p>
         </w:tc>
@@ -30055,7 +30995,7 @@
               <w:rPr>
                 <w:b/>
               </w:rPr>
-              <w:t>717.00</w:t>
+              <w:t>719.50</w:t>
             </w:r>
           </w:p>
         </w:tc>
@@ -30086,7 +31026,7 @@
               <w:rPr>
                 <w:b/>
               </w:rPr>
-              <w:t>-0.75</w:t>
+              <w:t>+1.75</w:t>
             </w:r>
           </w:p>
         </w:tc>
@@ -30114,7 +31054,7 @@
             </w:pPr>
             <w:r/>
             <w:r>
-              <w:t>BEAR</w:t>
+              <w:t>BULL</w:t>
             </w:r>
           </w:p>
         </w:tc>
@@ -30175,7 +31115,7 @@
             </w:pPr>
             <w:r/>
             <w:r>
-              <w:t>Asia 11-15</w:t>
+              <w:t>NY Close 23-01</w:t>
             </w:r>
           </w:p>
         </w:tc>
@@ -30203,7 +31143,7 @@
             </w:pPr>
             <w:r/>
             <w:r>
-              <w:t>717.00</w:t>
+              <w:t>719.50</w:t>
             </w:r>
           </w:p>
         </w:tc>
@@ -30231,7 +31171,7 @@
             </w:pPr>
             <w:r/>
             <w:r>
-              <w:t>724.50</w:t>
+              <w:t>725.75</w:t>
             </w:r>
           </w:p>
         </w:tc>
@@ -30259,7 +31199,7 @@
             </w:pPr>
             <w:r/>
             <w:r>
-              <w:t>711.00</w:t>
+              <w:t>713.00</w:t>
             </w:r>
           </w:p>
         </w:tc>
@@ -30290,947 +31230,7 @@
               <w:rPr>
                 <w:b/>
               </w:rPr>
-              <w:t>716.00</w:t>
-            </w:r>
-          </w:p>
-        </w:tc>
-        <w:tc>
-          <w:tcPr>
-            <w:tcW w:type="dxa" w:w="3456"/>
-            <w:shd w:fill="FFFFFF"/>
-            <w:tcMar>
-              <w:top w:w="100" w:type="dxa"/>
-              <w:bottom w:w="100" w:type="dxa"/>
-              <w:left w:w="120" w:type="dxa"/>
-              <w:right w:w="120" w:type="dxa"/>
-            </w:tcMar>
-            <w:tcBorders>
-              <w:top w:val="single" w:sz="4" w:space="0" w:color="CCCCCC"/>
-              <w:bottom w:val="single" w:sz="4" w:space="0" w:color="CCCCCC"/>
-              <w:left w:val="single" w:sz="4" w:space="0" w:color="CCCCCC"/>
-              <w:right w:val="single" w:sz="4" w:space="0" w:color="CCCCCC"/>
-            </w:tcBorders>
-          </w:tcPr>
-          <w:p>
-            <w:pPr>
-              <w:spacing w:before="60" w:after="60" w:line="252" w:lineRule="auto"/>
-              <w:jc w:val="left"/>
-            </w:pPr>
-            <w:r/>
-            <w:r>
-              <w:rPr>
-                <w:b/>
-              </w:rPr>
-              <w:t>-1.00</w:t>
-            </w:r>
-          </w:p>
-        </w:tc>
-        <w:tc>
-          <w:tcPr>
-            <w:tcW w:type="dxa" w:w="1440"/>
-            <w:shd w:fill="FFFFFF"/>
-            <w:tcMar>
-              <w:top w:w="100" w:type="dxa"/>
-              <w:bottom w:w="100" w:type="dxa"/>
-              <w:left w:w="120" w:type="dxa"/>
-              <w:right w:w="120" w:type="dxa"/>
-            </w:tcMar>
-            <w:tcBorders>
-              <w:top w:val="single" w:sz="4" w:space="0" w:color="CCCCCC"/>
-              <w:bottom w:val="single" w:sz="4" w:space="0" w:color="CCCCCC"/>
-              <w:left w:val="single" w:sz="4" w:space="0" w:color="CCCCCC"/>
-              <w:right w:val="single" w:sz="4" w:space="0" w:color="CCCCCC"/>
-            </w:tcBorders>
-          </w:tcPr>
-          <w:p>
-            <w:pPr>
-              <w:spacing w:before="60" w:after="60" w:line="252" w:lineRule="auto"/>
-              <w:jc w:val="left"/>
-            </w:pPr>
-            <w:r/>
-            <w:r>
-              <w:t>BEAR</w:t>
-            </w:r>
-          </w:p>
-        </w:tc>
-      </w:tr>
-      <w:tr>
-        <w:tc>
-          <w:tcPr>
-            <w:tcW w:type="dxa" w:w="1584"/>
-            <w:shd w:fill="F8FAFC"/>
-            <w:tcMar>
-              <w:top w:w="100" w:type="dxa"/>
-              <w:bottom w:w="100" w:type="dxa"/>
-              <w:left w:w="120" w:type="dxa"/>
-              <w:right w:w="120" w:type="dxa"/>
-            </w:tcMar>
-            <w:tcBorders>
-              <w:top w:val="single" w:sz="4" w:space="0" w:color="CCCCCC"/>
-              <w:bottom w:val="single" w:sz="4" w:space="0" w:color="CCCCCC"/>
-              <w:left w:val="single" w:sz="4" w:space="0" w:color="CCCCCC"/>
-              <w:right w:val="single" w:sz="4" w:space="0" w:color="CCCCCC"/>
-            </w:tcBorders>
-          </w:tcPr>
-          <w:p>
-            <w:pPr>
-              <w:spacing w:before="60" w:after="60" w:line="252" w:lineRule="auto"/>
-              <w:jc w:val="left"/>
-            </w:pPr>
-            <w:r/>
-            <w:r>
-              <w:rPr>
-                <w:b/>
-              </w:rPr>
-              <w:t>Fri 28/08</w:t>
-            </w:r>
-          </w:p>
-        </w:tc>
-        <w:tc>
-          <w:tcPr>
-            <w:tcW w:type="dxa" w:w="864"/>
-            <w:shd w:fill="F8FAFC"/>
-            <w:tcMar>
-              <w:top w:w="100" w:type="dxa"/>
-              <w:bottom w:w="100" w:type="dxa"/>
-              <w:left w:w="120" w:type="dxa"/>
-              <w:right w:w="120" w:type="dxa"/>
-            </w:tcMar>
-            <w:tcBorders>
-              <w:top w:val="single" w:sz="4" w:space="0" w:color="CCCCCC"/>
-              <w:bottom w:val="single" w:sz="4" w:space="0" w:color="CCCCCC"/>
-              <w:left w:val="single" w:sz="4" w:space="0" w:color="CCCCCC"/>
-              <w:right w:val="single" w:sz="4" w:space="0" w:color="CCCCCC"/>
-            </w:tcBorders>
-          </w:tcPr>
-          <w:p>
-            <w:pPr>
-              <w:spacing w:before="60" w:after="60" w:line="252" w:lineRule="auto"/>
-              <w:jc w:val="left"/>
-            </w:pPr>
-            <w:r/>
-            <w:r>
-              <w:t>London 15-19</w:t>
-            </w:r>
-          </w:p>
-        </w:tc>
-        <w:tc>
-          <w:tcPr>
-            <w:tcW w:type="dxa" w:w="1440"/>
-            <w:shd w:fill="F8FAFC"/>
-            <w:tcMar>
-              <w:top w:w="100" w:type="dxa"/>
-              <w:bottom w:w="100" w:type="dxa"/>
-              <w:left w:w="120" w:type="dxa"/>
-              <w:right w:w="120" w:type="dxa"/>
-            </w:tcMar>
-            <w:tcBorders>
-              <w:top w:val="single" w:sz="4" w:space="0" w:color="CCCCCC"/>
-              <w:bottom w:val="single" w:sz="4" w:space="0" w:color="CCCCCC"/>
-              <w:left w:val="single" w:sz="4" w:space="0" w:color="CCCCCC"/>
-              <w:right w:val="single" w:sz="4" w:space="0" w:color="CCCCCC"/>
-            </w:tcBorders>
-          </w:tcPr>
-          <w:p>
-            <w:pPr>
-              <w:spacing w:before="60" w:after="60" w:line="252" w:lineRule="auto"/>
-              <w:jc w:val="left"/>
-            </w:pPr>
-            <w:r/>
-            <w:r>
-              <w:t>716.00</w:t>
-            </w:r>
-          </w:p>
-        </w:tc>
-        <w:tc>
-          <w:tcPr>
-            <w:tcW w:type="dxa" w:w="2016"/>
-            <w:shd w:fill="F8FAFC"/>
-            <w:tcMar>
-              <w:top w:w="100" w:type="dxa"/>
-              <w:bottom w:w="100" w:type="dxa"/>
-              <w:left w:w="120" w:type="dxa"/>
-              <w:right w:w="120" w:type="dxa"/>
-            </w:tcMar>
-            <w:tcBorders>
-              <w:top w:val="single" w:sz="4" w:space="0" w:color="CCCCCC"/>
-              <w:bottom w:val="single" w:sz="4" w:space="0" w:color="CCCCCC"/>
-              <w:left w:val="single" w:sz="4" w:space="0" w:color="CCCCCC"/>
-              <w:right w:val="single" w:sz="4" w:space="0" w:color="CCCCCC"/>
-            </w:tcBorders>
-          </w:tcPr>
-          <w:p>
-            <w:pPr>
-              <w:spacing w:before="60" w:after="60" w:line="252" w:lineRule="auto"/>
-              <w:jc w:val="left"/>
-            </w:pPr>
-            <w:r/>
-            <w:r>
-              <w:t>723.00</w:t>
-            </w:r>
-          </w:p>
-        </w:tc>
-        <w:tc>
-          <w:tcPr>
-            <w:tcW w:type="dxa" w:w="1152"/>
-            <w:shd w:fill="F8FAFC"/>
-            <w:tcMar>
-              <w:top w:w="100" w:type="dxa"/>
-              <w:bottom w:w="100" w:type="dxa"/>
-              <w:left w:w="120" w:type="dxa"/>
-              <w:right w:w="120" w:type="dxa"/>
-            </w:tcMar>
-            <w:tcBorders>
-              <w:top w:val="single" w:sz="4" w:space="0" w:color="CCCCCC"/>
-              <w:bottom w:val="single" w:sz="4" w:space="0" w:color="CCCCCC"/>
-              <w:left w:val="single" w:sz="4" w:space="0" w:color="CCCCCC"/>
-              <w:right w:val="single" w:sz="4" w:space="0" w:color="CCCCCC"/>
-            </w:tcBorders>
-          </w:tcPr>
-          <w:p>
-            <w:pPr>
-              <w:spacing w:before="60" w:after="60" w:line="252" w:lineRule="auto"/>
-              <w:jc w:val="left"/>
-            </w:pPr>
-            <w:r/>
-            <w:r>
-              <w:t>702.50</w:t>
-            </w:r>
-          </w:p>
-        </w:tc>
-        <w:tc>
-          <w:tcPr>
-            <w:tcW w:type="dxa" w:w="1728"/>
-            <w:shd w:fill="F8FAFC"/>
-            <w:tcMar>
-              <w:top w:w="100" w:type="dxa"/>
-              <w:bottom w:w="100" w:type="dxa"/>
-              <w:left w:w="120" w:type="dxa"/>
-              <w:right w:w="120" w:type="dxa"/>
-            </w:tcMar>
-            <w:tcBorders>
-              <w:top w:val="single" w:sz="4" w:space="0" w:color="CCCCCC"/>
-              <w:bottom w:val="single" w:sz="4" w:space="0" w:color="CCCCCC"/>
-              <w:left w:val="single" w:sz="4" w:space="0" w:color="CCCCCC"/>
-              <w:right w:val="single" w:sz="4" w:space="0" w:color="CCCCCC"/>
-            </w:tcBorders>
-          </w:tcPr>
-          <w:p>
-            <w:pPr>
-              <w:spacing w:before="60" w:after="60" w:line="252" w:lineRule="auto"/>
-              <w:jc w:val="left"/>
-            </w:pPr>
-            <w:r/>
-            <w:r>
-              <w:rPr>
-                <w:b/>
-              </w:rPr>
-              <w:t>716.75</w:t>
-            </w:r>
-          </w:p>
-        </w:tc>
-        <w:tc>
-          <w:tcPr>
-            <w:tcW w:type="dxa" w:w="3456"/>
-            <w:shd w:fill="F8FAFC"/>
-            <w:tcMar>
-              <w:top w:w="100" w:type="dxa"/>
-              <w:bottom w:w="100" w:type="dxa"/>
-              <w:left w:w="120" w:type="dxa"/>
-              <w:right w:w="120" w:type="dxa"/>
-            </w:tcMar>
-            <w:tcBorders>
-              <w:top w:val="single" w:sz="4" w:space="0" w:color="CCCCCC"/>
-              <w:bottom w:val="single" w:sz="4" w:space="0" w:color="CCCCCC"/>
-              <w:left w:val="single" w:sz="4" w:space="0" w:color="CCCCCC"/>
-              <w:right w:val="single" w:sz="4" w:space="0" w:color="CCCCCC"/>
-            </w:tcBorders>
-          </w:tcPr>
-          <w:p>
-            <w:pPr>
-              <w:spacing w:before="60" w:after="60" w:line="252" w:lineRule="auto"/>
-              <w:jc w:val="left"/>
-            </w:pPr>
-            <w:r/>
-            <w:r>
-              <w:rPr>
-                <w:b/>
-              </w:rPr>
-              <w:t>+0.75</w:t>
-            </w:r>
-          </w:p>
-        </w:tc>
-        <w:tc>
-          <w:tcPr>
-            <w:tcW w:type="dxa" w:w="1440"/>
-            <w:shd w:fill="F8FAFC"/>
-            <w:tcMar>
-              <w:top w:w="100" w:type="dxa"/>
-              <w:bottom w:w="100" w:type="dxa"/>
-              <w:left w:w="120" w:type="dxa"/>
-              <w:right w:w="120" w:type="dxa"/>
-            </w:tcMar>
-            <w:tcBorders>
-              <w:top w:val="single" w:sz="4" w:space="0" w:color="CCCCCC"/>
-              <w:bottom w:val="single" w:sz="4" w:space="0" w:color="CCCCCC"/>
-              <w:left w:val="single" w:sz="4" w:space="0" w:color="CCCCCC"/>
-              <w:right w:val="single" w:sz="4" w:space="0" w:color="CCCCCC"/>
-            </w:tcBorders>
-          </w:tcPr>
-          <w:p>
-            <w:pPr>
-              <w:spacing w:before="60" w:after="60" w:line="252" w:lineRule="auto"/>
-              <w:jc w:val="left"/>
-            </w:pPr>
-            <w:r/>
-            <w:r>
-              <w:t>BULL</w:t>
-            </w:r>
-          </w:p>
-        </w:tc>
-      </w:tr>
-      <w:tr>
-        <w:tc>
-          <w:tcPr>
-            <w:tcW w:type="dxa" w:w="1584"/>
-            <w:shd w:fill="FFFFFF"/>
-            <w:tcMar>
-              <w:top w:w="100" w:type="dxa"/>
-              <w:bottom w:w="100" w:type="dxa"/>
-              <w:left w:w="120" w:type="dxa"/>
-              <w:right w:w="120" w:type="dxa"/>
-            </w:tcMar>
-            <w:tcBorders>
-              <w:top w:val="single" w:sz="4" w:space="0" w:color="CCCCCC"/>
-              <w:bottom w:val="single" w:sz="4" w:space="0" w:color="CCCCCC"/>
-              <w:left w:val="single" w:sz="4" w:space="0" w:color="CCCCCC"/>
-              <w:right w:val="single" w:sz="4" w:space="0" w:color="CCCCCC"/>
-            </w:tcBorders>
-          </w:tcPr>
-          <w:p>
-            <w:pPr>
-              <w:spacing w:before="60" w:after="60" w:line="252" w:lineRule="auto"/>
-              <w:jc w:val="left"/>
-            </w:pPr>
-            <w:r/>
-            <w:r>
-              <w:rPr>
-                <w:b/>
-              </w:rPr>
-              <w:t>Fri 28/08</w:t>
-            </w:r>
-          </w:p>
-        </w:tc>
-        <w:tc>
-          <w:tcPr>
-            <w:tcW w:type="dxa" w:w="864"/>
-            <w:shd w:fill="FFFFFF"/>
-            <w:tcMar>
-              <w:top w:w="100" w:type="dxa"/>
-              <w:bottom w:w="100" w:type="dxa"/>
-              <w:left w:w="120" w:type="dxa"/>
-              <w:right w:w="120" w:type="dxa"/>
-            </w:tcMar>
-            <w:tcBorders>
-              <w:top w:val="single" w:sz="4" w:space="0" w:color="CCCCCC"/>
-              <w:bottom w:val="single" w:sz="4" w:space="0" w:color="CCCCCC"/>
-              <w:left w:val="single" w:sz="4" w:space="0" w:color="CCCCCC"/>
-              <w:right w:val="single" w:sz="4" w:space="0" w:color="CCCCCC"/>
-            </w:tcBorders>
-          </w:tcPr>
-          <w:p>
-            <w:pPr>
-              <w:spacing w:before="60" w:after="60" w:line="252" w:lineRule="auto"/>
-              <w:jc w:val="left"/>
-            </w:pPr>
-            <w:r/>
-            <w:r>
-              <w:t>Pre-NY 19-21</w:t>
-            </w:r>
-          </w:p>
-        </w:tc>
-        <w:tc>
-          <w:tcPr>
-            <w:tcW w:type="dxa" w:w="1440"/>
-            <w:shd w:fill="FFFFFF"/>
-            <w:tcMar>
-              <w:top w:w="100" w:type="dxa"/>
-              <w:bottom w:w="100" w:type="dxa"/>
-              <w:left w:w="120" w:type="dxa"/>
-              <w:right w:w="120" w:type="dxa"/>
-            </w:tcMar>
-            <w:tcBorders>
-              <w:top w:val="single" w:sz="4" w:space="0" w:color="CCCCCC"/>
-              <w:bottom w:val="single" w:sz="4" w:space="0" w:color="CCCCCC"/>
-              <w:left w:val="single" w:sz="4" w:space="0" w:color="CCCCCC"/>
-              <w:right w:val="single" w:sz="4" w:space="0" w:color="CCCCCC"/>
-            </w:tcBorders>
-          </w:tcPr>
-          <w:p>
-            <w:pPr>
-              <w:spacing w:before="60" w:after="60" w:line="252" w:lineRule="auto"/>
-              <w:jc w:val="left"/>
-            </w:pPr>
-            <w:r/>
-            <w:r>
-              <w:t>716.75</w:t>
-            </w:r>
-          </w:p>
-        </w:tc>
-        <w:tc>
-          <w:tcPr>
-            <w:tcW w:type="dxa" w:w="2016"/>
-            <w:shd w:fill="FFFFFF"/>
-            <w:tcMar>
-              <w:top w:w="100" w:type="dxa"/>
-              <w:bottom w:w="100" w:type="dxa"/>
-              <w:left w:w="120" w:type="dxa"/>
-              <w:right w:w="120" w:type="dxa"/>
-            </w:tcMar>
-            <w:tcBorders>
-              <w:top w:val="single" w:sz="4" w:space="0" w:color="CCCCCC"/>
-              <w:bottom w:val="single" w:sz="4" w:space="0" w:color="CCCCCC"/>
-              <w:left w:val="single" w:sz="4" w:space="0" w:color="CCCCCC"/>
-              <w:right w:val="single" w:sz="4" w:space="0" w:color="CCCCCC"/>
-            </w:tcBorders>
-          </w:tcPr>
-          <w:p>
-            <w:pPr>
-              <w:spacing w:before="60" w:after="60" w:line="252" w:lineRule="auto"/>
-              <w:jc w:val="left"/>
-            </w:pPr>
-            <w:r/>
-            <w:r>
-              <w:t>726.00</w:t>
-            </w:r>
-          </w:p>
-        </w:tc>
-        <w:tc>
-          <w:tcPr>
-            <w:tcW w:type="dxa" w:w="1152"/>
-            <w:shd w:fill="FFFFFF"/>
-            <w:tcMar>
-              <w:top w:w="100" w:type="dxa"/>
-              <w:bottom w:w="100" w:type="dxa"/>
-              <w:left w:w="120" w:type="dxa"/>
-              <w:right w:w="120" w:type="dxa"/>
-            </w:tcMar>
-            <w:tcBorders>
-              <w:top w:val="single" w:sz="4" w:space="0" w:color="CCCCCC"/>
-              <w:bottom w:val="single" w:sz="4" w:space="0" w:color="CCCCCC"/>
-              <w:left w:val="single" w:sz="4" w:space="0" w:color="CCCCCC"/>
-              <w:right w:val="single" w:sz="4" w:space="0" w:color="CCCCCC"/>
-            </w:tcBorders>
-          </w:tcPr>
-          <w:p>
-            <w:pPr>
-              <w:spacing w:before="60" w:after="60" w:line="252" w:lineRule="auto"/>
-              <w:jc w:val="left"/>
-            </w:pPr>
-            <w:r/>
-            <w:r>
-              <w:t>709.50</w:t>
-            </w:r>
-          </w:p>
-        </w:tc>
-        <w:tc>
-          <w:tcPr>
-            <w:tcW w:type="dxa" w:w="1728"/>
-            <w:shd w:fill="FFFFFF"/>
-            <w:tcMar>
-              <w:top w:w="100" w:type="dxa"/>
-              <w:bottom w:w="100" w:type="dxa"/>
-              <w:left w:w="120" w:type="dxa"/>
-              <w:right w:w="120" w:type="dxa"/>
-            </w:tcMar>
-            <w:tcBorders>
-              <w:top w:val="single" w:sz="4" w:space="0" w:color="CCCCCC"/>
-              <w:bottom w:val="single" w:sz="4" w:space="0" w:color="CCCCCC"/>
-              <w:left w:val="single" w:sz="4" w:space="0" w:color="CCCCCC"/>
-              <w:right w:val="single" w:sz="4" w:space="0" w:color="CCCCCC"/>
-            </w:tcBorders>
-          </w:tcPr>
-          <w:p>
-            <w:pPr>
-              <w:spacing w:before="60" w:after="60" w:line="252" w:lineRule="auto"/>
-              <w:jc w:val="left"/>
-            </w:pPr>
-            <w:r/>
-            <w:r>
-              <w:rPr>
-                <w:b/>
-              </w:rPr>
-              <w:t>716.50</w:t>
-            </w:r>
-          </w:p>
-        </w:tc>
-        <w:tc>
-          <w:tcPr>
-            <w:tcW w:type="dxa" w:w="3456"/>
-            <w:shd w:fill="FFFFFF"/>
-            <w:tcMar>
-              <w:top w:w="100" w:type="dxa"/>
-              <w:bottom w:w="100" w:type="dxa"/>
-              <w:left w:w="120" w:type="dxa"/>
-              <w:right w:w="120" w:type="dxa"/>
-            </w:tcMar>
-            <w:tcBorders>
-              <w:top w:val="single" w:sz="4" w:space="0" w:color="CCCCCC"/>
-              <w:bottom w:val="single" w:sz="4" w:space="0" w:color="CCCCCC"/>
-              <w:left w:val="single" w:sz="4" w:space="0" w:color="CCCCCC"/>
-              <w:right w:val="single" w:sz="4" w:space="0" w:color="CCCCCC"/>
-            </w:tcBorders>
-          </w:tcPr>
-          <w:p>
-            <w:pPr>
-              <w:spacing w:before="60" w:after="60" w:line="252" w:lineRule="auto"/>
-              <w:jc w:val="left"/>
-            </w:pPr>
-            <w:r/>
-            <w:r>
-              <w:rPr>
-                <w:b/>
-              </w:rPr>
-              <w:t>-0.25</w:t>
-            </w:r>
-          </w:p>
-        </w:tc>
-        <w:tc>
-          <w:tcPr>
-            <w:tcW w:type="dxa" w:w="1440"/>
-            <w:shd w:fill="FFFFFF"/>
-            <w:tcMar>
-              <w:top w:w="100" w:type="dxa"/>
-              <w:bottom w:w="100" w:type="dxa"/>
-              <w:left w:w="120" w:type="dxa"/>
-              <w:right w:w="120" w:type="dxa"/>
-            </w:tcMar>
-            <w:tcBorders>
-              <w:top w:val="single" w:sz="4" w:space="0" w:color="CCCCCC"/>
-              <w:bottom w:val="single" w:sz="4" w:space="0" w:color="CCCCCC"/>
-              <w:left w:val="single" w:sz="4" w:space="0" w:color="CCCCCC"/>
-              <w:right w:val="single" w:sz="4" w:space="0" w:color="CCCCCC"/>
-            </w:tcBorders>
-          </w:tcPr>
-          <w:p>
-            <w:pPr>
-              <w:spacing w:before="60" w:after="60" w:line="252" w:lineRule="auto"/>
-              <w:jc w:val="left"/>
-            </w:pPr>
-            <w:r/>
-            <w:r>
-              <w:t>BEAR</w:t>
-            </w:r>
-          </w:p>
-        </w:tc>
-      </w:tr>
-      <w:tr>
-        <w:tc>
-          <w:tcPr>
-            <w:tcW w:type="dxa" w:w="1584"/>
-            <w:shd w:fill="F8FAFC"/>
-            <w:tcMar>
-              <w:top w:w="100" w:type="dxa"/>
-              <w:bottom w:w="100" w:type="dxa"/>
-              <w:left w:w="120" w:type="dxa"/>
-              <w:right w:w="120" w:type="dxa"/>
-            </w:tcMar>
-            <w:tcBorders>
-              <w:top w:val="single" w:sz="4" w:space="0" w:color="CCCCCC"/>
-              <w:bottom w:val="single" w:sz="4" w:space="0" w:color="CCCCCC"/>
-              <w:left w:val="single" w:sz="4" w:space="0" w:color="CCCCCC"/>
-              <w:right w:val="single" w:sz="4" w:space="0" w:color="CCCCCC"/>
-            </w:tcBorders>
-          </w:tcPr>
-          <w:p>
-            <w:pPr>
-              <w:spacing w:before="60" w:after="60" w:line="252" w:lineRule="auto"/>
-              <w:jc w:val="left"/>
-            </w:pPr>
-            <w:r/>
-            <w:r>
-              <w:rPr>
-                <w:b/>
-              </w:rPr>
-              <w:t>Fri 28/08</w:t>
-            </w:r>
-          </w:p>
-        </w:tc>
-        <w:tc>
-          <w:tcPr>
-            <w:tcW w:type="dxa" w:w="864"/>
-            <w:shd w:fill="F8FAFC"/>
-            <w:tcMar>
-              <w:top w:w="100" w:type="dxa"/>
-              <w:bottom w:w="100" w:type="dxa"/>
-              <w:left w:w="120" w:type="dxa"/>
-              <w:right w:w="120" w:type="dxa"/>
-            </w:tcMar>
-            <w:tcBorders>
-              <w:top w:val="single" w:sz="4" w:space="0" w:color="CCCCCC"/>
-              <w:bottom w:val="single" w:sz="4" w:space="0" w:color="CCCCCC"/>
-              <w:left w:val="single" w:sz="4" w:space="0" w:color="CCCCCC"/>
-              <w:right w:val="single" w:sz="4" w:space="0" w:color="CCCCCC"/>
-            </w:tcBorders>
-          </w:tcPr>
-          <w:p>
-            <w:pPr>
-              <w:spacing w:before="60" w:after="60" w:line="252" w:lineRule="auto"/>
-              <w:jc w:val="left"/>
-            </w:pPr>
-            <w:r/>
-            <w:r>
-              <w:t>NY Open 21-23</w:t>
-            </w:r>
-          </w:p>
-        </w:tc>
-        <w:tc>
-          <w:tcPr>
-            <w:tcW w:type="dxa" w:w="1440"/>
-            <w:shd w:fill="F8FAFC"/>
-            <w:tcMar>
-              <w:top w:w="100" w:type="dxa"/>
-              <w:bottom w:w="100" w:type="dxa"/>
-              <w:left w:w="120" w:type="dxa"/>
-              <w:right w:w="120" w:type="dxa"/>
-            </w:tcMar>
-            <w:tcBorders>
-              <w:top w:val="single" w:sz="4" w:space="0" w:color="CCCCCC"/>
-              <w:bottom w:val="single" w:sz="4" w:space="0" w:color="CCCCCC"/>
-              <w:left w:val="single" w:sz="4" w:space="0" w:color="CCCCCC"/>
-              <w:right w:val="single" w:sz="4" w:space="0" w:color="CCCCCC"/>
-            </w:tcBorders>
-          </w:tcPr>
-          <w:p>
-            <w:pPr>
-              <w:spacing w:before="60" w:after="60" w:line="252" w:lineRule="auto"/>
-              <w:jc w:val="left"/>
-            </w:pPr>
-            <w:r/>
-            <w:r>
-              <w:t>716.50</w:t>
-            </w:r>
-          </w:p>
-        </w:tc>
-        <w:tc>
-          <w:tcPr>
-            <w:tcW w:type="dxa" w:w="2016"/>
-            <w:shd w:fill="F8FAFC"/>
-            <w:tcMar>
-              <w:top w:w="100" w:type="dxa"/>
-              <w:bottom w:w="100" w:type="dxa"/>
-              <w:left w:w="120" w:type="dxa"/>
-              <w:right w:w="120" w:type="dxa"/>
-            </w:tcMar>
-            <w:tcBorders>
-              <w:top w:val="single" w:sz="4" w:space="0" w:color="CCCCCC"/>
-              <w:bottom w:val="single" w:sz="4" w:space="0" w:color="CCCCCC"/>
-              <w:left w:val="single" w:sz="4" w:space="0" w:color="CCCCCC"/>
-              <w:right w:val="single" w:sz="4" w:space="0" w:color="CCCCCC"/>
-            </w:tcBorders>
-          </w:tcPr>
-          <w:p>
-            <w:pPr>
-              <w:spacing w:before="60" w:after="60" w:line="252" w:lineRule="auto"/>
-              <w:jc w:val="left"/>
-            </w:pPr>
-            <w:r/>
-            <w:r>
-              <w:t>725.00</w:t>
-            </w:r>
-          </w:p>
-        </w:tc>
-        <w:tc>
-          <w:tcPr>
-            <w:tcW w:type="dxa" w:w="1152"/>
-            <w:shd w:fill="F8FAFC"/>
-            <w:tcMar>
-              <w:top w:w="100" w:type="dxa"/>
-              <w:bottom w:w="100" w:type="dxa"/>
-              <w:left w:w="120" w:type="dxa"/>
-              <w:right w:w="120" w:type="dxa"/>
-            </w:tcMar>
-            <w:tcBorders>
-              <w:top w:val="single" w:sz="4" w:space="0" w:color="CCCCCC"/>
-              <w:bottom w:val="single" w:sz="4" w:space="0" w:color="CCCCCC"/>
-              <w:left w:val="single" w:sz="4" w:space="0" w:color="CCCCCC"/>
-              <w:right w:val="single" w:sz="4" w:space="0" w:color="CCCCCC"/>
-            </w:tcBorders>
-          </w:tcPr>
-          <w:p>
-            <w:pPr>
-              <w:spacing w:before="60" w:after="60" w:line="252" w:lineRule="auto"/>
-              <w:jc w:val="left"/>
-            </w:pPr>
-            <w:r/>
-            <w:r>
-              <w:t>702.50</w:t>
-            </w:r>
-          </w:p>
-        </w:tc>
-        <w:tc>
-          <w:tcPr>
-            <w:tcW w:type="dxa" w:w="1728"/>
-            <w:shd w:fill="F8FAFC"/>
-            <w:tcMar>
-              <w:top w:w="100" w:type="dxa"/>
-              <w:bottom w:w="100" w:type="dxa"/>
-              <w:left w:w="120" w:type="dxa"/>
-              <w:right w:w="120" w:type="dxa"/>
-            </w:tcMar>
-            <w:tcBorders>
-              <w:top w:val="single" w:sz="4" w:space="0" w:color="CCCCCC"/>
-              <w:bottom w:val="single" w:sz="4" w:space="0" w:color="CCCCCC"/>
-              <w:left w:val="single" w:sz="4" w:space="0" w:color="CCCCCC"/>
-              <w:right w:val="single" w:sz="4" w:space="0" w:color="CCCCCC"/>
-            </w:tcBorders>
-          </w:tcPr>
-          <w:p>
-            <w:pPr>
-              <w:spacing w:before="60" w:after="60" w:line="252" w:lineRule="auto"/>
-              <w:jc w:val="left"/>
-            </w:pPr>
-            <w:r/>
-            <w:r>
-              <w:rPr>
-                <w:b/>
-              </w:rPr>
-              <w:t>718.25</w:t>
-            </w:r>
-          </w:p>
-        </w:tc>
-        <w:tc>
-          <w:tcPr>
-            <w:tcW w:type="dxa" w:w="3456"/>
-            <w:shd w:fill="F8FAFC"/>
-            <w:tcMar>
-              <w:top w:w="100" w:type="dxa"/>
-              <w:bottom w:w="100" w:type="dxa"/>
-              <w:left w:w="120" w:type="dxa"/>
-              <w:right w:w="120" w:type="dxa"/>
-            </w:tcMar>
-            <w:tcBorders>
-              <w:top w:val="single" w:sz="4" w:space="0" w:color="CCCCCC"/>
-              <w:bottom w:val="single" w:sz="4" w:space="0" w:color="CCCCCC"/>
-              <w:left w:val="single" w:sz="4" w:space="0" w:color="CCCCCC"/>
-              <w:right w:val="single" w:sz="4" w:space="0" w:color="CCCCCC"/>
-            </w:tcBorders>
-          </w:tcPr>
-          <w:p>
-            <w:pPr>
-              <w:spacing w:before="60" w:after="60" w:line="252" w:lineRule="auto"/>
-              <w:jc w:val="left"/>
-            </w:pPr>
-            <w:r/>
-            <w:r>
-              <w:rPr>
-                <w:b/>
-              </w:rPr>
-              <w:t>+1.75</w:t>
-            </w:r>
-          </w:p>
-        </w:tc>
-        <w:tc>
-          <w:tcPr>
-            <w:tcW w:type="dxa" w:w="1440"/>
-            <w:shd w:fill="F8FAFC"/>
-            <w:tcMar>
-              <w:top w:w="100" w:type="dxa"/>
-              <w:bottom w:w="100" w:type="dxa"/>
-              <w:left w:w="120" w:type="dxa"/>
-              <w:right w:w="120" w:type="dxa"/>
-            </w:tcMar>
-            <w:tcBorders>
-              <w:top w:val="single" w:sz="4" w:space="0" w:color="CCCCCC"/>
-              <w:bottom w:val="single" w:sz="4" w:space="0" w:color="CCCCCC"/>
-              <w:left w:val="single" w:sz="4" w:space="0" w:color="CCCCCC"/>
-              <w:right w:val="single" w:sz="4" w:space="0" w:color="CCCCCC"/>
-            </w:tcBorders>
-          </w:tcPr>
-          <w:p>
-            <w:pPr>
-              <w:spacing w:before="60" w:after="60" w:line="252" w:lineRule="auto"/>
-              <w:jc w:val="left"/>
-            </w:pPr>
-            <w:r/>
-            <w:r>
-              <w:t>BULL</w:t>
-            </w:r>
-          </w:p>
-        </w:tc>
-      </w:tr>
-      <w:tr>
-        <w:tc>
-          <w:tcPr>
-            <w:tcW w:type="dxa" w:w="1584"/>
-            <w:shd w:fill="FFFFFF"/>
-            <w:tcMar>
-              <w:top w:w="100" w:type="dxa"/>
-              <w:bottom w:w="100" w:type="dxa"/>
-              <w:left w:w="120" w:type="dxa"/>
-              <w:right w:w="120" w:type="dxa"/>
-            </w:tcMar>
-            <w:tcBorders>
-              <w:top w:val="single" w:sz="4" w:space="0" w:color="CCCCCC"/>
-              <w:bottom w:val="single" w:sz="4" w:space="0" w:color="CCCCCC"/>
-              <w:left w:val="single" w:sz="4" w:space="0" w:color="CCCCCC"/>
-              <w:right w:val="single" w:sz="4" w:space="0" w:color="CCCCCC"/>
-            </w:tcBorders>
-          </w:tcPr>
-          <w:p>
-            <w:pPr>
-              <w:spacing w:before="60" w:after="60" w:line="252" w:lineRule="auto"/>
-              <w:jc w:val="left"/>
-            </w:pPr>
-            <w:r/>
-            <w:r>
-              <w:rPr>
-                <w:b/>
-              </w:rPr>
-              <w:t>Fri 28/08</w:t>
-            </w:r>
-          </w:p>
-        </w:tc>
-        <w:tc>
-          <w:tcPr>
-            <w:tcW w:type="dxa" w:w="864"/>
-            <w:shd w:fill="FFFFFF"/>
-            <w:tcMar>
-              <w:top w:w="100" w:type="dxa"/>
-              <w:bottom w:w="100" w:type="dxa"/>
-              <w:left w:w="120" w:type="dxa"/>
-              <w:right w:w="120" w:type="dxa"/>
-            </w:tcMar>
-            <w:tcBorders>
-              <w:top w:val="single" w:sz="4" w:space="0" w:color="CCCCCC"/>
-              <w:bottom w:val="single" w:sz="4" w:space="0" w:color="CCCCCC"/>
-              <w:left w:val="single" w:sz="4" w:space="0" w:color="CCCCCC"/>
-              <w:right w:val="single" w:sz="4" w:space="0" w:color="CCCCCC"/>
-            </w:tcBorders>
-          </w:tcPr>
-          <w:p>
-            <w:pPr>
-              <w:spacing w:before="60" w:after="60" w:line="252" w:lineRule="auto"/>
-              <w:jc w:val="left"/>
-            </w:pPr>
-            <w:r/>
-            <w:r>
-              <w:t>NY Close 23-01</w:t>
-            </w:r>
-          </w:p>
-        </w:tc>
-        <w:tc>
-          <w:tcPr>
-            <w:tcW w:type="dxa" w:w="1440"/>
-            <w:shd w:fill="FFFFFF"/>
-            <w:tcMar>
-              <w:top w:w="100" w:type="dxa"/>
-              <w:bottom w:w="100" w:type="dxa"/>
-              <w:left w:w="120" w:type="dxa"/>
-              <w:right w:w="120" w:type="dxa"/>
-            </w:tcMar>
-            <w:tcBorders>
-              <w:top w:val="single" w:sz="4" w:space="0" w:color="CCCCCC"/>
-              <w:bottom w:val="single" w:sz="4" w:space="0" w:color="CCCCCC"/>
-              <w:left w:val="single" w:sz="4" w:space="0" w:color="CCCCCC"/>
-              <w:right w:val="single" w:sz="4" w:space="0" w:color="CCCCCC"/>
-            </w:tcBorders>
-          </w:tcPr>
-          <w:p>
-            <w:pPr>
-              <w:spacing w:before="60" w:after="60" w:line="252" w:lineRule="auto"/>
-              <w:jc w:val="left"/>
-            </w:pPr>
-            <w:r/>
-            <w:r>
-              <w:t>718.25</w:t>
-            </w:r>
-          </w:p>
-        </w:tc>
-        <w:tc>
-          <w:tcPr>
-            <w:tcW w:type="dxa" w:w="2016"/>
-            <w:shd w:fill="FFFFFF"/>
-            <w:tcMar>
-              <w:top w:w="100" w:type="dxa"/>
-              <w:bottom w:w="100" w:type="dxa"/>
-              <w:left w:w="120" w:type="dxa"/>
-              <w:right w:w="120" w:type="dxa"/>
-            </w:tcMar>
-            <w:tcBorders>
-              <w:top w:val="single" w:sz="4" w:space="0" w:color="CCCCCC"/>
-              <w:bottom w:val="single" w:sz="4" w:space="0" w:color="CCCCCC"/>
-              <w:left w:val="single" w:sz="4" w:space="0" w:color="CCCCCC"/>
-              <w:right w:val="single" w:sz="4" w:space="0" w:color="CCCCCC"/>
-            </w:tcBorders>
-          </w:tcPr>
-          <w:p>
-            <w:pPr>
-              <w:spacing w:before="60" w:after="60" w:line="252" w:lineRule="auto"/>
-              <w:jc w:val="left"/>
-            </w:pPr>
-            <w:r/>
-            <w:r>
-              <w:t>724.50</w:t>
-            </w:r>
-          </w:p>
-        </w:tc>
-        <w:tc>
-          <w:tcPr>
-            <w:tcW w:type="dxa" w:w="1152"/>
-            <w:shd w:fill="FFFFFF"/>
-            <w:tcMar>
-              <w:top w:w="100" w:type="dxa"/>
-              <w:bottom w:w="100" w:type="dxa"/>
-              <w:left w:w="120" w:type="dxa"/>
-              <w:right w:w="120" w:type="dxa"/>
-            </w:tcMar>
-            <w:tcBorders>
-              <w:top w:val="single" w:sz="4" w:space="0" w:color="CCCCCC"/>
-              <w:bottom w:val="single" w:sz="4" w:space="0" w:color="CCCCCC"/>
-              <w:left w:val="single" w:sz="4" w:space="0" w:color="CCCCCC"/>
-              <w:right w:val="single" w:sz="4" w:space="0" w:color="CCCCCC"/>
-            </w:tcBorders>
-          </w:tcPr>
-          <w:p>
-            <w:pPr>
-              <w:spacing w:before="60" w:after="60" w:line="252" w:lineRule="auto"/>
-              <w:jc w:val="left"/>
-            </w:pPr>
-            <w:r/>
-            <w:r>
-              <w:t>711.75</w:t>
-            </w:r>
-          </w:p>
-        </w:tc>
-        <w:tc>
-          <w:tcPr>
-            <w:tcW w:type="dxa" w:w="1728"/>
-            <w:shd w:fill="FFFFFF"/>
-            <w:tcMar>
-              <w:top w:w="100" w:type="dxa"/>
-              <w:bottom w:w="100" w:type="dxa"/>
-              <w:left w:w="120" w:type="dxa"/>
-              <w:right w:w="120" w:type="dxa"/>
-            </w:tcMar>
-            <w:tcBorders>
-              <w:top w:val="single" w:sz="4" w:space="0" w:color="CCCCCC"/>
-              <w:bottom w:val="single" w:sz="4" w:space="0" w:color="CCCCCC"/>
-              <w:left w:val="single" w:sz="4" w:space="0" w:color="CCCCCC"/>
-              <w:right w:val="single" w:sz="4" w:space="0" w:color="CCCCCC"/>
-            </w:tcBorders>
-          </w:tcPr>
-          <w:p>
-            <w:pPr>
-              <w:spacing w:before="60" w:after="60" w:line="252" w:lineRule="auto"/>
-              <w:jc w:val="left"/>
-            </w:pPr>
-            <w:r/>
-            <w:r>
-              <w:rPr>
-                <w:b/>
-              </w:rPr>
-              <w:t>717.50</w:t>
+              <w:t>718.75</w:t>
             </w:r>
           </w:p>
         </w:tc>

--- a/Daily Reports/21_08_2026-CBOT Reports.docx
+++ b/Daily Reports/21_08_2026-CBOT Reports.docx
@@ -104,7 +104,7 @@
           <w:color w:val="5C768D"/>
           <w:sz w:val="19"/>
         </w:rPr>
-        <w:t>Cập nhật tự động qua `macro_tracker.py` vào lúc 21:01 ICT ngày 21/08/2026</w:t>
+        <w:t>Cập nhật tự động qua `macro_tracker.py` vào lúc 22:35 ICT ngày 21/08/2026</w:t>
       </w:r>
     </w:p>
     <w:tbl>
@@ -313,7 +313,7 @@
               <w:rPr>
                 <w:b/>
               </w:rPr>
-              <w:t>93.70 / thùng</w:t>
+              <w:t>94.05 / thùng</w:t>
             </w:r>
           </w:p>
         </w:tc>
@@ -344,7 +344,7 @@
               <w:rPr>
                 <w:b/>
               </w:rPr>
-              <w:t>-0.09%</w:t>
+              <w:t>+0.29%</w:t>
             </w:r>
           </w:p>
         </w:tc>
@@ -442,7 +442,7 @@
               <w:rPr>
                 <w:b/>
               </w:rPr>
-              <w:t>98.78</w:t>
+              <w:t>98.88</w:t>
             </w:r>
           </w:p>
         </w:tc>
@@ -473,7 +473,7 @@
               <w:rPr>
                 <w:b/>
               </w:rPr>
-              <w:t>-0.12%</w:t>
+              <w:t>-0.02%</w:t>
             </w:r>
           </w:p>
         </w:tc>
@@ -1218,7 +1218,7 @@
         <w:rPr>
           <w:b/>
         </w:rPr>
-        <w:t>`93.70` (-0.09%)</w:t>
+        <w:t>`94.05` (+0.29%)</w:t>
       </w:r>
       <w:r>
         <w:t xml:space="preserve"> | DXY: </w:t>
@@ -1227,7 +1227,7 @@
         <w:rPr>
           <w:b/>
         </w:rPr>
-        <w:t>`98.78` (-0.12%)</w:t>
+        <w:t>`98.88` (-0.02%)</w:t>
       </w:r>
       <w:r>
         <w:t xml:space="preserve"> | Lúa mì CBOT: </w:t>
@@ -1236,7 +1236,7 @@
         <w:rPr>
           <w:b/>
         </w:rPr>
-        <w:t>`698.50` (+2.23%)</w:t>
+        <w:t>`698.50` (+2.31%)</w:t>
       </w:r>
       <w:r>
         <w:t>.</w:t>
@@ -1306,7 +1306,7 @@
           <w:color w:val="5C768D"/>
           <w:sz w:val="19"/>
         </w:rPr>
-        <w:t>Cập nhật tự động lúc 21:01 ICT ngày 21/08/2026 — Nguồn: NOAA, USDA, BOM Australia</w:t>
+        <w:t>Cập nhật tự động lúc 22:35 ICT ngày 21/08/2026 — Nguồn: NOAA, USDA, BOM Australia</w:t>
       </w:r>
     </w:p>
     <w:p>
@@ -3574,7 +3574,7 @@
               <w:rPr>
                 <w:b/>
               </w:rPr>
-              <w:t>505.00</w:t>
+              <w:t>505.75</w:t>
             </w:r>
           </w:p>
         </w:tc>
@@ -3605,7 +3605,7 @@
               <w:rPr>
                 <w:b/>
               </w:rPr>
-              <w:t>506.13 (+1.13)</w:t>
+              <w:t>507.25 (+1.50)</w:t>
             </w:r>
           </w:p>
         </w:tc>
@@ -3633,7 +3633,7 @@
             </w:pPr>
             <w:r/>
             <w:r>
-              <w:t>Bullish (502.06 &gt; 498.83)</w:t>
+              <w:t>Bullish (502.92 &gt; 499.46)</w:t>
             </w:r>
           </w:p>
         </w:tc>
@@ -3661,7 +3661,7 @@
             </w:pPr>
             <w:r/>
             <w:r>
-              <w:t>2.75 cents</w:t>
+              <w:t>2.25 cents</w:t>
             </w:r>
           </w:p>
         </w:tc>
@@ -3853,7 +3853,7 @@
               <w:rPr>
                 <w:b/>
               </w:rPr>
-              <w:t>700.82 (+2.32)</w:t>
+              <w:t>700.70 (+2.20)</w:t>
             </w:r>
           </w:p>
         </w:tc>
@@ -3881,7 +3881,7 @@
             </w:pPr>
             <w:r/>
             <w:r>
-              <w:t>Bullish (699.45 &gt; 696.60)</w:t>
+              <w:t>Bullish (699.37 &gt; 696.79)</w:t>
             </w:r>
           </w:p>
         </w:tc>
@@ -3909,7 +3909,7 @@
             </w:pPr>
             <w:r/>
             <w:r>
-              <w:t>5.50 cents</w:t>
+              <w:t>2.50 cents</w:t>
             </w:r>
           </w:p>
         </w:tc>
@@ -4347,7 +4347,7 @@
                 <w:b/>
                 <w:color w:val="15803D"/>
               </w:rPr>
-              <w:t>500.25 - 502.06 cents (Canh mua vùng hỗ trợ)</w:t>
+              <w:t>500.25 - 502.92 cents (Canh mua vùng hỗ trợ)</w:t>
             </w:r>
           </w:p>
         </w:tc>
@@ -4378,7 +4378,7 @@
               <w:rPr>
                 <w:b/>
               </w:rPr>
-              <w:t>453.95 cents (Dưới cản S2 + 1.5x ATR)</w:t>
+              <w:t>453.64 cents (Dưới cản S2 + 1.5x ATR)</w:t>
             </w:r>
           </w:p>
         </w:tc>
@@ -4414,7 +4414,7 @@
                 <w:color w:val="D97706"/>
                 <w:sz w:val="19"/>
               </w:rPr>
-              <w:t xml:space="preserve"> 505.15 cents </w:t>
+              <w:t xml:space="preserve"> 506.80 cents </w:t>
             </w:r>
             <w:r>
               <w:t xml:space="preserve"> / TP2: </w:t>
@@ -4425,7 +4425,7 @@
                 <w:color w:val="D97706"/>
                 <w:sz w:val="19"/>
               </w:rPr>
-              <w:t xml:space="preserve"> 506.25 cents </w:t>
+              <w:t xml:space="preserve"> 508.00 cents </w:t>
             </w:r>
           </w:p>
         </w:tc>
@@ -4590,7 +4590,7 @@
               <w:rPr>
                 <w:b/>
               </w:rPr>
-              <w:t>471.00 cents (Chống quét SL tuyệt đối)</w:t>
+              <w:t>470.70 cents (Chống quét SL tuyệt đối)</w:t>
             </w:r>
           </w:p>
         </w:tc>
@@ -4621,7 +4621,7 @@
               <w:rPr>
                 <w:b/>
               </w:rPr>
-              <w:t>519.75 cents (Ăn trọn biên độ ngô ~10.5 giá)</w:t>
+              <w:t>521.50 cents (Ăn trọn biên độ ngô ~10.5 giá)</w:t>
             </w:r>
           </w:p>
         </w:tc>
@@ -4752,7 +4752,7 @@
               <w:rPr>
                 <w:b/>
               </w:rPr>
-              <w:t>519.75 - 521.25 cents</w:t>
+              <w:t>521.35 - 522.85 cents</w:t>
             </w:r>
           </w:p>
         </w:tc>
@@ -4783,7 +4783,7 @@
               <w:rPr>
                 <w:b/>
               </w:rPr>
-              <w:t>521.75 cents</w:t>
+              <w:t>523.65 cents</w:t>
             </w:r>
           </w:p>
         </w:tc>
@@ -4945,7 +4945,7 @@
               <w:rPr>
                 <w:b/>
               </w:rPr>
-              <w:t>448.46 - 457.25 cents</w:t>
+              <w:t>447.62 - 457.25 cents</w:t>
             </w:r>
           </w:p>
         </w:tc>
@@ -5126,7 +5126,7 @@
                 <w:b/>
                 <w:color w:val="B91C1C"/>
               </w:rPr>
-              <w:t>699.45 - 696.60 cents (Canh bán hồi kỹ thuật H1)</w:t>
+              <w:t>699.37 - 696.79 cents (Canh bán hồi kỹ thuật H1)</w:t>
             </w:r>
           </w:p>
         </w:tc>
@@ -5157,7 +5157,7 @@
               <w:rPr>
                 <w:b/>
               </w:rPr>
-              <w:t>734.54 cents (Trên kháng cự R2 + 1.5x ATR)</w:t>
+              <w:t>734.53 cents (Trên kháng cự R2 + 1.5x ATR)</w:t>
             </w:r>
           </w:p>
         </w:tc>
@@ -5366,7 +5366,7 @@
               <w:rPr>
                 <w:b/>
               </w:rPr>
-              <w:t>641.05 cents</w:t>
+              <w:t>641.06 cents</w:t>
             </w:r>
           </w:p>
         </w:tc>
@@ -5559,7 +5559,7 @@
               <w:rPr>
                 <w:b/>
               </w:rPr>
-              <w:t>705.45 cents</w:t>
+              <w:t>705.44 cents</w:t>
             </w:r>
           </w:p>
         </w:tc>
@@ -5721,7 +5721,7 @@
               <w:rPr>
                 <w:b/>
               </w:rPr>
-              <w:t>628.47 - 645.25 cents</w:t>
+              <w:t>628.50 - 645.25 cents</w:t>
             </w:r>
           </w:p>
         </w:tc>
@@ -11599,7 +11599,7 @@
         <w:t>Giá Chốt Phiên (Close):</w:t>
       </w:r>
       <w:r>
-        <w:t xml:space="preserve"> 505.00 cents | </w:t>
+        <w:t xml:space="preserve"> 505.75 cents | </w:t>
       </w:r>
       <w:r>
         <w:rPr>
@@ -11614,10 +11614,10 @@
         <w:rPr>
           <w:b/>
         </w:rPr>
-        <w:t>`506.13 cents`</w:t>
+        <w:t>`507.25 cents`</w:t>
       </w:r>
       <w:r>
-        <w:t xml:space="preserve"> (+1.13).</w:t>
+        <w:t xml:space="preserve"> (+1.50).</w:t>
       </w:r>
     </w:p>
     <w:p>
@@ -11638,7 +11638,7 @@
         <w:rPr>
           <w:b/>
         </w:rPr>
-        <w:t>`91,788`</w:t>
+        <w:t>`150,768`</w:t>
       </w:r>
       <w:r>
         <w:t xml:space="preserve"> (Chênh lệch: </w:t>
@@ -11647,7 +11647,7 @@
         <w:rPr>
           <w:b/>
         </w:rPr>
-        <w:t>`-200,111`</w:t>
+        <w:t>`-141,131`</w:t>
       </w:r>
       <w:r>
         <w:t xml:space="preserve">) | OI: </w:t>
@@ -11656,7 +11656,7 @@
         <w:rPr>
           <w:b/>
         </w:rPr>
-        <w:t>`925,562`</w:t>
+        <w:t>`925,509`</w:t>
       </w:r>
       <w:r>
         <w:t xml:space="preserve"> (Chênh lệch: </w:t>
@@ -11665,7 +11665,7 @@
         <w:rPr>
           <w:b/>
         </w:rPr>
-        <w:t>`+0`</w:t>
+        <w:t>`-53`</w:t>
       </w:r>
       <w:r>
         <w:t>)</w:t>
@@ -11689,7 +11689,7 @@
         <w:rPr>
           <w:b/>
         </w:rPr>
-        <w:t>`Bullish Marubozu (Lực mua áp đảo tuyệt đối)`</w:t>
+        <w:t>`Không phát hiện mô hình nến đặc biệt`</w:t>
       </w:r>
     </w:p>
     <w:p>
@@ -11732,10 +11732,10 @@
         <w:rPr>
           <w:b/>
         </w:rPr>
-        <w:t>TĂNG MẠNH MẼ (Strong Bullish Confirmation):</w:t>
+        <w:t>TÍCH LŨY TÍCH CỰC (Accumulation):</w:t>
       </w:r>
       <w:r>
-        <w:t xml:space="preserve"> Mô hình nến tăng được củng cố bởi dòng tiền gia tăng tích cực, hỗ trợ lực mua lên bền vững.</w:t>
+        <w:t xml:space="preserve"> Nến đi ngang nhưng dòng tiền âm thầm gia tăng (OI tăng), báo hiệu chuẩn bị có nhịp bứt phá tăng.</w:t>
       </w:r>
     </w:p>
     <w:p>
@@ -11981,7 +11981,7 @@
               <w:rPr>
                 <w:b/>
               </w:rPr>
-              <w:t>93.70</w:t>
+              <w:t>94.05</w:t>
             </w:r>
           </w:p>
         </w:tc>
@@ -12012,7 +12012,7 @@
               <w:rPr>
                 <w:b/>
               </w:rPr>
-              <w:t>-0.09%</w:t>
+              <w:t>+0.29%</w:t>
             </w:r>
           </w:p>
         </w:tc>
@@ -12040,7 +12040,7 @@
             </w:pPr>
             <w:r/>
             <w:r>
-              <w:t>Giá dầu Giảm làm giảm biên lợi nhuận pha chế Ethanol, tạo sức ép lên nhu cầu ngô.</w:t>
+              <w:t>Giá dầu Tăng hỗ trợ biên lợi nhuận pha chế Ethanol, kéo theo nhu cầu ngô tích cực.</w:t>
             </w:r>
           </w:p>
         </w:tc>
@@ -12104,7 +12104,7 @@
               <w:rPr>
                 <w:b/>
               </w:rPr>
-              <w:t>98.78</w:t>
+              <w:t>98.88</w:t>
             </w:r>
           </w:p>
         </w:tc>
@@ -12135,7 +12135,7 @@
               <w:rPr>
                 <w:b/>
               </w:rPr>
-              <w:t>-0.12%</w:t>
+              <w:t>-0.02%</w:t>
             </w:r>
           </w:p>
         </w:tc>
@@ -12739,7 +12739,7 @@
         <w:t xml:space="preserve"> EMA_21 </w:t>
       </w:r>
       <w:r>
-        <w:t xml:space="preserve"> (502.06) &gt; </w:t>
+        <w:t xml:space="preserve"> (502.92) &gt; </w:t>
       </w:r>
       <w:r>
         <w:rPr>
@@ -12750,7 +12750,7 @@
         <w:t xml:space="preserve"> EMA_50 </w:t>
       </w:r>
       <w:r>
-        <w:t xml:space="preserve"> (498.83).</w:t>
+        <w:t xml:space="preserve"> (499.46).</w:t>
       </w:r>
     </w:p>
     <w:p>
@@ -12771,7 +12771,7 @@
         <w:rPr>
           <w:b/>
         </w:rPr>
-        <w:t>`66.14`</w:t>
+        <w:t>`63.84`</w:t>
       </w:r>
       <w:r>
         <w:t xml:space="preserve"> | ATR (14) = </w:t>
@@ -12780,7 +12780,7 @@
         <w:rPr>
           <w:b/>
         </w:rPr>
-        <w:t>`2.20`</w:t>
+        <w:t>`2.41`</w:t>
       </w:r>
       <w:r>
         <w:t xml:space="preserve"> cents | Volatility = </w:t>
@@ -12789,7 +12789,7 @@
         <w:rPr>
           <w:b/>
         </w:rPr>
-        <w:t>`2.75 cents`</w:t>
+        <w:t>`2.25 cents`</w:t>
       </w:r>
       <w:r>
         <w:t>.</w:t>
@@ -12831,7 +12831,7 @@
         <w:rPr>
           <w:b/>
         </w:rPr>
-        <w:t>`505.15`</w:t>
+        <w:t>`506.80`</w:t>
       </w:r>
       <w:r>
         <w:t xml:space="preserve"> | R2: </w:t>
@@ -12840,7 +12840,7 @@
         <w:rPr>
           <w:b/>
         </w:rPr>
-        <w:t>`506.25`</w:t>
+        <w:t>`508.00`</w:t>
       </w:r>
     </w:p>
     <w:p>
@@ -13574,7 +13574,7 @@
           <w:b/>
           <w:color w:val="15803D"/>
         </w:rPr>
-        <w:t>`500.25 - 502.06 cents (Canh mua vùng hỗ trợ)`</w:t>
+        <w:t>`500.25 - 502.92 cents (Canh mua vùng hỗ trợ)`</w:t>
       </w:r>
       <w:r>
         <w:t xml:space="preserve"> | SL: </w:t>
@@ -13583,7 +13583,7 @@
         <w:rPr>
           <w:b/>
         </w:rPr>
-        <w:t>`453.95 cents (Dưới cản S2 + 1.5x ATR)`</w:t>
+        <w:t>`453.64 cents (Dưới cản S2 + 1.5x ATR)`</w:t>
       </w:r>
       <w:r>
         <w:t xml:space="preserve"> | TP: </w:t>
@@ -13594,7 +13594,7 @@
           <w:color w:val="D97706"/>
           <w:sz w:val="19"/>
         </w:rPr>
-        <w:t xml:space="preserve"> 505.15 cents </w:t>
+        <w:t xml:space="preserve"> 506.80 cents </w:t>
       </w:r>
       <w:r>
         <w:t xml:space="preserve"> / </w:t>
@@ -13605,7 +13605,7 @@
           <w:color w:val="D97706"/>
           <w:sz w:val="19"/>
         </w:rPr>
-        <w:t xml:space="preserve"> 506.25 cents </w:t>
+        <w:t xml:space="preserve"> 508.00 cents </w:t>
       </w:r>
       <w:r>
         <w:t>.</w:t>
@@ -13654,7 +13654,7 @@
         <w:rPr>
           <w:b/>
         </w:rPr>
-        <w:t>`471.00 cents (Chống quét SL tuyệt đối)`</w:t>
+        <w:t>`470.70 cents (Chống quét SL tuyệt đối)`</w:t>
       </w:r>
       <w:r>
         <w:t xml:space="preserve"> | TP: </w:t>
@@ -13663,7 +13663,7 @@
         <w:rPr>
           <w:b/>
         </w:rPr>
-        <w:t>`519.75 cents (Ăn trọn biên độ ngô ~10.5 giá)`</w:t>
+        <w:t>`521.50 cents (Ăn trọn biên độ ngô ~10.5 giá)`</w:t>
       </w:r>
       <w:r>
         <w:t>.</w:t>
@@ -13691,7 +13691,7 @@
         <w:rPr>
           <w:b/>
         </w:rPr>
-        <w:t>`519.75 - 521.25 cents`</w:t>
+        <w:t>`521.35 - 522.85 cents`</w:t>
       </w:r>
       <w:r>
         <w:t xml:space="preserve"> | SL: </w:t>
@@ -13700,7 +13700,7 @@
         <w:rPr>
           <w:b/>
         </w:rPr>
-        <w:t>`521.75 cents`</w:t>
+        <w:t>`523.65 cents`</w:t>
       </w:r>
       <w:r>
         <w:t xml:space="preserve"> | TP: </w:t>
@@ -13749,7 +13749,7 @@
         <w:rPr>
           <w:b/>
         </w:rPr>
-        <w:t>`448.46 - 457.25 cents`</w:t>
+        <w:t>`447.62 - 457.25 cents`</w:t>
       </w:r>
     </w:p>
     <w:p>
@@ -14156,7 +14156,7 @@
             </w:pPr>
             <w:r/>
             <w:r>
-              <w:t>505.00</w:t>
+              <w:t>505.75</w:t>
             </w:r>
           </w:p>
         </w:tc>
@@ -14184,7 +14184,7 @@
             </w:pPr>
             <w:r/>
             <w:r>
-              <w:t>508.75</w:t>
+              <w:t>509.50</w:t>
             </w:r>
           </w:p>
         </w:tc>
@@ -14212,7 +14212,7 @@
             </w:pPr>
             <w:r/>
             <w:r>
-              <w:t>501.75</w:t>
+              <w:t>502.50</w:t>
             </w:r>
           </w:p>
         </w:tc>
@@ -14243,7 +14243,7 @@
               <w:rPr>
                 <w:b/>
               </w:rPr>
-              <w:t>505.25</w:t>
+              <w:t>506.00</w:t>
             </w:r>
           </w:p>
         </w:tc>
@@ -14391,7 +14391,7 @@
             </w:pPr>
             <w:r/>
             <w:r>
-              <w:t>505.25</w:t>
+              <w:t>506.00</w:t>
             </w:r>
           </w:p>
         </w:tc>
@@ -14419,7 +14419,7 @@
             </w:pPr>
             <w:r/>
             <w:r>
-              <w:t>508.00</w:t>
+              <w:t>508.75</w:t>
             </w:r>
           </w:p>
         </w:tc>
@@ -14447,7 +14447,7 @@
             </w:pPr>
             <w:r/>
             <w:r>
-              <w:t>501.50</w:t>
+              <w:t>502.25</w:t>
             </w:r>
           </w:p>
         </w:tc>
@@ -14478,7 +14478,7 @@
               <w:rPr>
                 <w:b/>
               </w:rPr>
-              <w:t>504.75</w:t>
+              <w:t>505.50</w:t>
             </w:r>
           </w:p>
         </w:tc>
@@ -14626,7 +14626,7 @@
             </w:pPr>
             <w:r/>
             <w:r>
-              <w:t>504.75</w:t>
+              <w:t>505.50</w:t>
             </w:r>
           </w:p>
         </w:tc>
@@ -14654,7 +14654,7 @@
             </w:pPr>
             <w:r/>
             <w:r>
-              <w:t>507.75</w:t>
+              <w:t>508.50</w:t>
             </w:r>
           </w:p>
         </w:tc>
@@ -14682,7 +14682,7 @@
             </w:pPr>
             <w:r/>
             <w:r>
-              <w:t>500.75</w:t>
+              <w:t>501.50</w:t>
             </w:r>
           </w:p>
         </w:tc>
@@ -14713,7 +14713,7 @@
               <w:rPr>
                 <w:b/>
               </w:rPr>
-              <w:t>505.50</w:t>
+              <w:t>506.25</w:t>
             </w:r>
           </w:p>
         </w:tc>
@@ -14861,7 +14861,7 @@
             </w:pPr>
             <w:r/>
             <w:r>
-              <w:t>505.50</w:t>
+              <w:t>506.25</w:t>
             </w:r>
           </w:p>
         </w:tc>
@@ -14889,7 +14889,7 @@
             </w:pPr>
             <w:r/>
             <w:r>
-              <w:t>510.00</w:t>
+              <w:t>510.75</w:t>
             </w:r>
           </w:p>
         </w:tc>
@@ -14917,7 +14917,7 @@
             </w:pPr>
             <w:r/>
             <w:r>
-              <w:t>500.50</w:t>
+              <w:t>501.25</w:t>
             </w:r>
           </w:p>
         </w:tc>
@@ -14948,7 +14948,7 @@
               <w:rPr>
                 <w:b/>
               </w:rPr>
-              <w:t>506.25</w:t>
+              <w:t>507.00</w:t>
             </w:r>
           </w:p>
         </w:tc>
@@ -15096,7 +15096,7 @@
             </w:pPr>
             <w:r/>
             <w:r>
-              <w:t>506.25</w:t>
+              <w:t>507.00</w:t>
             </w:r>
           </w:p>
         </w:tc>
@@ -15124,7 +15124,7 @@
             </w:pPr>
             <w:r/>
             <w:r>
-              <w:t>511.75</w:t>
+              <w:t>512.50</w:t>
             </w:r>
           </w:p>
         </w:tc>
@@ -15152,7 +15152,7 @@
             </w:pPr>
             <w:r/>
             <w:r>
-              <w:t>500.00</w:t>
+              <w:t>500.75</w:t>
             </w:r>
           </w:p>
         </w:tc>
@@ -15183,7 +15183,7 @@
               <w:rPr>
                 <w:b/>
               </w:rPr>
-              <w:t>508.50</w:t>
+              <w:t>509.25</w:t>
             </w:r>
           </w:p>
         </w:tc>
@@ -15331,7 +15331,7 @@
             </w:pPr>
             <w:r/>
             <w:r>
-              <w:t>508.50</w:t>
+              <w:t>509.25</w:t>
             </w:r>
           </w:p>
         </w:tc>
@@ -15359,7 +15359,7 @@
             </w:pPr>
             <w:r/>
             <w:r>
-              <w:t>511.50</w:t>
+              <w:t>512.25</w:t>
             </w:r>
           </w:p>
         </w:tc>
@@ -15387,7 +15387,7 @@
             </w:pPr>
             <w:r/>
             <w:r>
-              <w:t>504.25</w:t>
+              <w:t>505.00</w:t>
             </w:r>
           </w:p>
         </w:tc>
@@ -15418,7 +15418,7 @@
               <w:rPr>
                 <w:b/>
               </w:rPr>
-              <w:t>508.75</w:t>
+              <w:t>509.50</w:t>
             </w:r>
           </w:p>
         </w:tc>
@@ -15566,7 +15566,7 @@
             </w:pPr>
             <w:r/>
             <w:r>
-              <w:t>508.75</w:t>
+              <w:t>509.50</w:t>
             </w:r>
           </w:p>
         </w:tc>
@@ -15594,7 +15594,7 @@
             </w:pPr>
             <w:r/>
             <w:r>
-              <w:t>512.00</w:t>
+              <w:t>512.75</w:t>
             </w:r>
           </w:p>
         </w:tc>
@@ -15622,7 +15622,7 @@
             </w:pPr>
             <w:r/>
             <w:r>
-              <w:t>502.25</w:t>
+              <w:t>503.00</w:t>
             </w:r>
           </w:p>
         </w:tc>
@@ -15653,7 +15653,7 @@
               <w:rPr>
                 <w:b/>
               </w:rPr>
-              <w:t>509.50</w:t>
+              <w:t>510.25</w:t>
             </w:r>
           </w:p>
         </w:tc>
@@ -15801,7 +15801,7 @@
             </w:pPr>
             <w:r/>
             <w:r>
-              <w:t>509.50</w:t>
+              <w:t>510.25</w:t>
             </w:r>
           </w:p>
         </w:tc>
@@ -15829,7 +15829,7 @@
             </w:pPr>
             <w:r/>
             <w:r>
-              <w:t>512.50</w:t>
+              <w:t>513.25</w:t>
             </w:r>
           </w:p>
         </w:tc>
@@ -15857,7 +15857,7 @@
             </w:pPr>
             <w:r/>
             <w:r>
-              <w:t>505.00</w:t>
+              <w:t>505.75</w:t>
             </w:r>
           </w:p>
         </w:tc>
@@ -15888,7 +15888,7 @@
               <w:rPr>
                 <w:b/>
               </w:rPr>
-              <w:t>509.00</w:t>
+              <w:t>509.75</w:t>
             </w:r>
           </w:p>
         </w:tc>
@@ -16036,7 +16036,7 @@
             </w:pPr>
             <w:r/>
             <w:r>
-              <w:t>509.00</w:t>
+              <w:t>509.75</w:t>
             </w:r>
           </w:p>
         </w:tc>
@@ -16064,7 +16064,7 @@
             </w:pPr>
             <w:r/>
             <w:r>
-              <w:t>513.00</w:t>
+              <w:t>513.75</w:t>
             </w:r>
           </w:p>
         </w:tc>
@@ -16092,7 +16092,7 @@
             </w:pPr>
             <w:r/>
             <w:r>
-              <w:t>503.25</w:t>
+              <w:t>504.00</w:t>
             </w:r>
           </w:p>
         </w:tc>
@@ -16123,7 +16123,7 @@
               <w:rPr>
                 <w:b/>
               </w:rPr>
-              <w:t>509.50</w:t>
+              <w:t>510.25</w:t>
             </w:r>
           </w:p>
         </w:tc>
@@ -16271,7 +16271,7 @@
             </w:pPr>
             <w:r/>
             <w:r>
-              <w:t>509.50</w:t>
+              <w:t>510.25</w:t>
             </w:r>
           </w:p>
         </w:tc>
@@ -16299,7 +16299,7 @@
             </w:pPr>
             <w:r/>
             <w:r>
-              <w:t>512.00</w:t>
+              <w:t>512.75</w:t>
             </w:r>
           </w:p>
         </w:tc>
@@ -16327,7 +16327,7 @@
             </w:pPr>
             <w:r/>
             <w:r>
-              <w:t>506.25</w:t>
+              <w:t>507.00</w:t>
             </w:r>
           </w:p>
         </w:tc>
@@ -16358,7 +16358,7 @@
               <w:rPr>
                 <w:b/>
               </w:rPr>
-              <w:t>510.00</w:t>
+              <w:t>510.75</w:t>
             </w:r>
           </w:p>
         </w:tc>
@@ -16506,7 +16506,7 @@
             </w:pPr>
             <w:r/>
             <w:r>
-              <w:t>510.00</w:t>
+              <w:t>510.75</w:t>
             </w:r>
           </w:p>
         </w:tc>
@@ -16534,7 +16534,7 @@
             </w:pPr>
             <w:r/>
             <w:r>
-              <w:t>513.50</w:t>
+              <w:t>514.25</w:t>
             </w:r>
           </w:p>
         </w:tc>
@@ -16562,7 +16562,7 @@
             </w:pPr>
             <w:r/>
             <w:r>
-              <w:t>504.00</w:t>
+              <w:t>504.75</w:t>
             </w:r>
           </w:p>
         </w:tc>
@@ -16570,6 +16570,711 @@
           <w:tcPr>
             <w:tcW w:type="dxa" w:w="1728"/>
             <w:shd w:fill="F8FAFC"/>
+            <w:tcMar>
+              <w:top w:w="100" w:type="dxa"/>
+              <w:bottom w:w="100" w:type="dxa"/>
+              <w:left w:w="120" w:type="dxa"/>
+              <w:right w:w="120" w:type="dxa"/>
+            </w:tcMar>
+            <w:tcBorders>
+              <w:top w:val="single" w:sz="4" w:space="0" w:color="CCCCCC"/>
+              <w:bottom w:val="single" w:sz="4" w:space="0" w:color="CCCCCC"/>
+              <w:left w:val="single" w:sz="4" w:space="0" w:color="CCCCCC"/>
+              <w:right w:val="single" w:sz="4" w:space="0" w:color="CCCCCC"/>
+            </w:tcBorders>
+          </w:tcPr>
+          <w:p>
+            <w:pPr>
+              <w:spacing w:before="60" w:after="60" w:line="252" w:lineRule="auto"/>
+              <w:jc w:val="left"/>
+            </w:pPr>
+            <w:r/>
+            <w:r>
+              <w:rPr>
+                <w:b/>
+              </w:rPr>
+              <w:t>511.75</w:t>
+            </w:r>
+          </w:p>
+        </w:tc>
+        <w:tc>
+          <w:tcPr>
+            <w:tcW w:type="dxa" w:w="3456"/>
+            <w:shd w:fill="F8FAFC"/>
+            <w:tcMar>
+              <w:top w:w="100" w:type="dxa"/>
+              <w:bottom w:w="100" w:type="dxa"/>
+              <w:left w:w="120" w:type="dxa"/>
+              <w:right w:w="120" w:type="dxa"/>
+            </w:tcMar>
+            <w:tcBorders>
+              <w:top w:val="single" w:sz="4" w:space="0" w:color="CCCCCC"/>
+              <w:bottom w:val="single" w:sz="4" w:space="0" w:color="CCCCCC"/>
+              <w:left w:val="single" w:sz="4" w:space="0" w:color="CCCCCC"/>
+              <w:right w:val="single" w:sz="4" w:space="0" w:color="CCCCCC"/>
+            </w:tcBorders>
+          </w:tcPr>
+          <w:p>
+            <w:pPr>
+              <w:spacing w:before="60" w:after="60" w:line="252" w:lineRule="auto"/>
+              <w:jc w:val="left"/>
+            </w:pPr>
+            <w:r/>
+            <w:r>
+              <w:rPr>
+                <w:b/>
+              </w:rPr>
+              <w:t>+1.00</w:t>
+            </w:r>
+          </w:p>
+        </w:tc>
+        <w:tc>
+          <w:tcPr>
+            <w:tcW w:type="dxa" w:w="1440"/>
+            <w:shd w:fill="F8FAFC"/>
+            <w:tcMar>
+              <w:top w:w="100" w:type="dxa"/>
+              <w:bottom w:w="100" w:type="dxa"/>
+              <w:left w:w="120" w:type="dxa"/>
+              <w:right w:w="120" w:type="dxa"/>
+            </w:tcMar>
+            <w:tcBorders>
+              <w:top w:val="single" w:sz="4" w:space="0" w:color="CCCCCC"/>
+              <w:bottom w:val="single" w:sz="4" w:space="0" w:color="CCCCCC"/>
+              <w:left w:val="single" w:sz="4" w:space="0" w:color="CCCCCC"/>
+              <w:right w:val="single" w:sz="4" w:space="0" w:color="CCCCCC"/>
+            </w:tcBorders>
+          </w:tcPr>
+          <w:p>
+            <w:pPr>
+              <w:spacing w:before="60" w:after="60" w:line="252" w:lineRule="auto"/>
+              <w:jc w:val="left"/>
+            </w:pPr>
+            <w:r/>
+            <w:r>
+              <w:t>BULL</w:t>
+            </w:r>
+          </w:p>
+        </w:tc>
+      </w:tr>
+      <w:tr>
+        <w:tc>
+          <w:tcPr>
+            <w:tcW w:type="dxa" w:w="1584"/>
+            <w:shd w:fill="FFFFFF"/>
+            <w:tcMar>
+              <w:top w:w="100" w:type="dxa"/>
+              <w:bottom w:w="100" w:type="dxa"/>
+              <w:left w:w="120" w:type="dxa"/>
+              <w:right w:w="120" w:type="dxa"/>
+            </w:tcMar>
+            <w:tcBorders>
+              <w:top w:val="single" w:sz="4" w:space="0" w:color="CCCCCC"/>
+              <w:bottom w:val="single" w:sz="4" w:space="0" w:color="CCCCCC"/>
+              <w:left w:val="single" w:sz="4" w:space="0" w:color="CCCCCC"/>
+              <w:right w:val="single" w:sz="4" w:space="0" w:color="CCCCCC"/>
+            </w:tcBorders>
+          </w:tcPr>
+          <w:p>
+            <w:pPr>
+              <w:spacing w:before="60" w:after="60" w:line="252" w:lineRule="auto"/>
+              <w:jc w:val="left"/>
+            </w:pPr>
+            <w:r/>
+            <w:r>
+              <w:rPr>
+                <w:b/>
+              </w:rPr>
+              <w:t>Tue 25/08</w:t>
+            </w:r>
+          </w:p>
+        </w:tc>
+        <w:tc>
+          <w:tcPr>
+            <w:tcW w:type="dxa" w:w="864"/>
+            <w:shd w:fill="FFFFFF"/>
+            <w:tcMar>
+              <w:top w:w="100" w:type="dxa"/>
+              <w:bottom w:w="100" w:type="dxa"/>
+              <w:left w:w="120" w:type="dxa"/>
+              <w:right w:w="120" w:type="dxa"/>
+            </w:tcMar>
+            <w:tcBorders>
+              <w:top w:val="single" w:sz="4" w:space="0" w:color="CCCCCC"/>
+              <w:bottom w:val="single" w:sz="4" w:space="0" w:color="CCCCCC"/>
+              <w:left w:val="single" w:sz="4" w:space="0" w:color="CCCCCC"/>
+              <w:right w:val="single" w:sz="4" w:space="0" w:color="CCCCCC"/>
+            </w:tcBorders>
+          </w:tcPr>
+          <w:p>
+            <w:pPr>
+              <w:spacing w:before="60" w:after="60" w:line="252" w:lineRule="auto"/>
+              <w:jc w:val="left"/>
+            </w:pPr>
+            <w:r/>
+            <w:r>
+              <w:t>NY Close 23-01</w:t>
+            </w:r>
+          </w:p>
+        </w:tc>
+        <w:tc>
+          <w:tcPr>
+            <w:tcW w:type="dxa" w:w="1440"/>
+            <w:shd w:fill="FFFFFF"/>
+            <w:tcMar>
+              <w:top w:w="100" w:type="dxa"/>
+              <w:bottom w:w="100" w:type="dxa"/>
+              <w:left w:w="120" w:type="dxa"/>
+              <w:right w:w="120" w:type="dxa"/>
+            </w:tcMar>
+            <w:tcBorders>
+              <w:top w:val="single" w:sz="4" w:space="0" w:color="CCCCCC"/>
+              <w:bottom w:val="single" w:sz="4" w:space="0" w:color="CCCCCC"/>
+              <w:left w:val="single" w:sz="4" w:space="0" w:color="CCCCCC"/>
+              <w:right w:val="single" w:sz="4" w:space="0" w:color="CCCCCC"/>
+            </w:tcBorders>
+          </w:tcPr>
+          <w:p>
+            <w:pPr>
+              <w:spacing w:before="60" w:after="60" w:line="252" w:lineRule="auto"/>
+              <w:jc w:val="left"/>
+            </w:pPr>
+            <w:r/>
+            <w:r>
+              <w:t>511.75</w:t>
+            </w:r>
+          </w:p>
+        </w:tc>
+        <w:tc>
+          <w:tcPr>
+            <w:tcW w:type="dxa" w:w="2016"/>
+            <w:shd w:fill="FFFFFF"/>
+            <w:tcMar>
+              <w:top w:w="100" w:type="dxa"/>
+              <w:bottom w:w="100" w:type="dxa"/>
+              <w:left w:w="120" w:type="dxa"/>
+              <w:right w:w="120" w:type="dxa"/>
+            </w:tcMar>
+            <w:tcBorders>
+              <w:top w:val="single" w:sz="4" w:space="0" w:color="CCCCCC"/>
+              <w:bottom w:val="single" w:sz="4" w:space="0" w:color="CCCCCC"/>
+              <w:left w:val="single" w:sz="4" w:space="0" w:color="CCCCCC"/>
+              <w:right w:val="single" w:sz="4" w:space="0" w:color="CCCCCC"/>
+            </w:tcBorders>
+          </w:tcPr>
+          <w:p>
+            <w:pPr>
+              <w:spacing w:before="60" w:after="60" w:line="252" w:lineRule="auto"/>
+              <w:jc w:val="left"/>
+            </w:pPr>
+            <w:r/>
+            <w:r>
+              <w:t>514.50</w:t>
+            </w:r>
+          </w:p>
+        </w:tc>
+        <w:tc>
+          <w:tcPr>
+            <w:tcW w:type="dxa" w:w="1152"/>
+            <w:shd w:fill="FFFFFF"/>
+            <w:tcMar>
+              <w:top w:w="100" w:type="dxa"/>
+              <w:bottom w:w="100" w:type="dxa"/>
+              <w:left w:w="120" w:type="dxa"/>
+              <w:right w:w="120" w:type="dxa"/>
+            </w:tcMar>
+            <w:tcBorders>
+              <w:top w:val="single" w:sz="4" w:space="0" w:color="CCCCCC"/>
+              <w:bottom w:val="single" w:sz="4" w:space="0" w:color="CCCCCC"/>
+              <w:left w:val="single" w:sz="4" w:space="0" w:color="CCCCCC"/>
+              <w:right w:val="single" w:sz="4" w:space="0" w:color="CCCCCC"/>
+            </w:tcBorders>
+          </w:tcPr>
+          <w:p>
+            <w:pPr>
+              <w:spacing w:before="60" w:after="60" w:line="252" w:lineRule="auto"/>
+              <w:jc w:val="left"/>
+            </w:pPr>
+            <w:r/>
+            <w:r>
+              <w:t>509.25</w:t>
+            </w:r>
+          </w:p>
+        </w:tc>
+        <w:tc>
+          <w:tcPr>
+            <w:tcW w:type="dxa" w:w="1728"/>
+            <w:shd w:fill="FFFFFF"/>
+            <w:tcMar>
+              <w:top w:w="100" w:type="dxa"/>
+              <w:bottom w:w="100" w:type="dxa"/>
+              <w:left w:w="120" w:type="dxa"/>
+              <w:right w:w="120" w:type="dxa"/>
+            </w:tcMar>
+            <w:tcBorders>
+              <w:top w:val="single" w:sz="4" w:space="0" w:color="CCCCCC"/>
+              <w:bottom w:val="single" w:sz="4" w:space="0" w:color="CCCCCC"/>
+              <w:left w:val="single" w:sz="4" w:space="0" w:color="CCCCCC"/>
+              <w:right w:val="single" w:sz="4" w:space="0" w:color="CCCCCC"/>
+            </w:tcBorders>
+          </w:tcPr>
+          <w:p>
+            <w:pPr>
+              <w:spacing w:before="60" w:after="60" w:line="252" w:lineRule="auto"/>
+              <w:jc w:val="left"/>
+            </w:pPr>
+            <w:r/>
+            <w:r>
+              <w:rPr>
+                <w:b/>
+              </w:rPr>
+              <w:t>511.75</w:t>
+            </w:r>
+          </w:p>
+        </w:tc>
+        <w:tc>
+          <w:tcPr>
+            <w:tcW w:type="dxa" w:w="3456"/>
+            <w:shd w:fill="FFFFFF"/>
+            <w:tcMar>
+              <w:top w:w="100" w:type="dxa"/>
+              <w:bottom w:w="100" w:type="dxa"/>
+              <w:left w:w="120" w:type="dxa"/>
+              <w:right w:w="120" w:type="dxa"/>
+            </w:tcMar>
+            <w:tcBorders>
+              <w:top w:val="single" w:sz="4" w:space="0" w:color="CCCCCC"/>
+              <w:bottom w:val="single" w:sz="4" w:space="0" w:color="CCCCCC"/>
+              <w:left w:val="single" w:sz="4" w:space="0" w:color="CCCCCC"/>
+              <w:right w:val="single" w:sz="4" w:space="0" w:color="CCCCCC"/>
+            </w:tcBorders>
+          </w:tcPr>
+          <w:p>
+            <w:pPr>
+              <w:spacing w:before="60" w:after="60" w:line="252" w:lineRule="auto"/>
+              <w:jc w:val="left"/>
+            </w:pPr>
+            <w:r/>
+            <w:r>
+              <w:rPr>
+                <w:b/>
+              </w:rPr>
+              <w:t>+0.00</w:t>
+            </w:r>
+          </w:p>
+        </w:tc>
+        <w:tc>
+          <w:tcPr>
+            <w:tcW w:type="dxa" w:w="1440"/>
+            <w:shd w:fill="FFFFFF"/>
+            <w:tcMar>
+              <w:top w:w="100" w:type="dxa"/>
+              <w:bottom w:w="100" w:type="dxa"/>
+              <w:left w:w="120" w:type="dxa"/>
+              <w:right w:w="120" w:type="dxa"/>
+            </w:tcMar>
+            <w:tcBorders>
+              <w:top w:val="single" w:sz="4" w:space="0" w:color="CCCCCC"/>
+              <w:bottom w:val="single" w:sz="4" w:space="0" w:color="CCCCCC"/>
+              <w:left w:val="single" w:sz="4" w:space="0" w:color="CCCCCC"/>
+              <w:right w:val="single" w:sz="4" w:space="0" w:color="CCCCCC"/>
+            </w:tcBorders>
+          </w:tcPr>
+          <w:p>
+            <w:pPr>
+              <w:spacing w:before="60" w:after="60" w:line="252" w:lineRule="auto"/>
+              <w:jc w:val="left"/>
+            </w:pPr>
+            <w:r/>
+            <w:r>
+              <w:t>BULL</w:t>
+            </w:r>
+          </w:p>
+        </w:tc>
+      </w:tr>
+      <w:tr>
+        <w:tc>
+          <w:tcPr>
+            <w:tcW w:type="dxa" w:w="1584"/>
+            <w:shd w:fill="F8FAFC"/>
+            <w:tcMar>
+              <w:top w:w="100" w:type="dxa"/>
+              <w:bottom w:w="100" w:type="dxa"/>
+              <w:left w:w="120" w:type="dxa"/>
+              <w:right w:w="120" w:type="dxa"/>
+            </w:tcMar>
+            <w:tcBorders>
+              <w:top w:val="single" w:sz="4" w:space="0" w:color="CCCCCC"/>
+              <w:bottom w:val="single" w:sz="4" w:space="0" w:color="CCCCCC"/>
+              <w:left w:val="single" w:sz="4" w:space="0" w:color="CCCCCC"/>
+              <w:right w:val="single" w:sz="4" w:space="0" w:color="CCCCCC"/>
+            </w:tcBorders>
+          </w:tcPr>
+          <w:p>
+            <w:pPr>
+              <w:spacing w:before="60" w:after="60" w:line="252" w:lineRule="auto"/>
+              <w:jc w:val="left"/>
+            </w:pPr>
+            <w:r/>
+            <w:r>
+              <w:rPr>
+                <w:b/>
+              </w:rPr>
+              <w:t>Wed 26/08</w:t>
+            </w:r>
+          </w:p>
+        </w:tc>
+        <w:tc>
+          <w:tcPr>
+            <w:tcW w:type="dxa" w:w="864"/>
+            <w:shd w:fill="F8FAFC"/>
+            <w:tcMar>
+              <w:top w:w="100" w:type="dxa"/>
+              <w:bottom w:w="100" w:type="dxa"/>
+              <w:left w:w="120" w:type="dxa"/>
+              <w:right w:w="120" w:type="dxa"/>
+            </w:tcMar>
+            <w:tcBorders>
+              <w:top w:val="single" w:sz="4" w:space="0" w:color="CCCCCC"/>
+              <w:bottom w:val="single" w:sz="4" w:space="0" w:color="CCCCCC"/>
+              <w:left w:val="single" w:sz="4" w:space="0" w:color="CCCCCC"/>
+              <w:right w:val="single" w:sz="4" w:space="0" w:color="CCCCCC"/>
+            </w:tcBorders>
+          </w:tcPr>
+          <w:p>
+            <w:pPr>
+              <w:spacing w:before="60" w:after="60" w:line="252" w:lineRule="auto"/>
+              <w:jc w:val="left"/>
+            </w:pPr>
+            <w:r/>
+            <w:r>
+              <w:t>Asia 07-11</w:t>
+            </w:r>
+          </w:p>
+        </w:tc>
+        <w:tc>
+          <w:tcPr>
+            <w:tcW w:type="dxa" w:w="1440"/>
+            <w:shd w:fill="F8FAFC"/>
+            <w:tcMar>
+              <w:top w:w="100" w:type="dxa"/>
+              <w:bottom w:w="100" w:type="dxa"/>
+              <w:left w:w="120" w:type="dxa"/>
+              <w:right w:w="120" w:type="dxa"/>
+            </w:tcMar>
+            <w:tcBorders>
+              <w:top w:val="single" w:sz="4" w:space="0" w:color="CCCCCC"/>
+              <w:bottom w:val="single" w:sz="4" w:space="0" w:color="CCCCCC"/>
+              <w:left w:val="single" w:sz="4" w:space="0" w:color="CCCCCC"/>
+              <w:right w:val="single" w:sz="4" w:space="0" w:color="CCCCCC"/>
+            </w:tcBorders>
+          </w:tcPr>
+          <w:p>
+            <w:pPr>
+              <w:spacing w:before="60" w:after="60" w:line="252" w:lineRule="auto"/>
+              <w:jc w:val="left"/>
+            </w:pPr>
+            <w:r/>
+            <w:r>
+              <w:t>511.75</w:t>
+            </w:r>
+          </w:p>
+        </w:tc>
+        <w:tc>
+          <w:tcPr>
+            <w:tcW w:type="dxa" w:w="2016"/>
+            <w:shd w:fill="F8FAFC"/>
+            <w:tcMar>
+              <w:top w:w="100" w:type="dxa"/>
+              <w:bottom w:w="100" w:type="dxa"/>
+              <w:left w:w="120" w:type="dxa"/>
+              <w:right w:w="120" w:type="dxa"/>
+            </w:tcMar>
+            <w:tcBorders>
+              <w:top w:val="single" w:sz="4" w:space="0" w:color="CCCCCC"/>
+              <w:bottom w:val="single" w:sz="4" w:space="0" w:color="CCCCCC"/>
+              <w:left w:val="single" w:sz="4" w:space="0" w:color="CCCCCC"/>
+              <w:right w:val="single" w:sz="4" w:space="0" w:color="CCCCCC"/>
+            </w:tcBorders>
+          </w:tcPr>
+          <w:p>
+            <w:pPr>
+              <w:spacing w:before="60" w:after="60" w:line="252" w:lineRule="auto"/>
+              <w:jc w:val="left"/>
+            </w:pPr>
+            <w:r/>
+            <w:r>
+              <w:t>514.50</w:t>
+            </w:r>
+          </w:p>
+        </w:tc>
+        <w:tc>
+          <w:tcPr>
+            <w:tcW w:type="dxa" w:w="1152"/>
+            <w:shd w:fill="F8FAFC"/>
+            <w:tcMar>
+              <w:top w:w="100" w:type="dxa"/>
+              <w:bottom w:w="100" w:type="dxa"/>
+              <w:left w:w="120" w:type="dxa"/>
+              <w:right w:w="120" w:type="dxa"/>
+            </w:tcMar>
+            <w:tcBorders>
+              <w:top w:val="single" w:sz="4" w:space="0" w:color="CCCCCC"/>
+              <w:bottom w:val="single" w:sz="4" w:space="0" w:color="CCCCCC"/>
+              <w:left w:val="single" w:sz="4" w:space="0" w:color="CCCCCC"/>
+              <w:right w:val="single" w:sz="4" w:space="0" w:color="CCCCCC"/>
+            </w:tcBorders>
+          </w:tcPr>
+          <w:p>
+            <w:pPr>
+              <w:spacing w:before="60" w:after="60" w:line="252" w:lineRule="auto"/>
+              <w:jc w:val="left"/>
+            </w:pPr>
+            <w:r/>
+            <w:r>
+              <w:t>509.25</w:t>
+            </w:r>
+          </w:p>
+        </w:tc>
+        <w:tc>
+          <w:tcPr>
+            <w:tcW w:type="dxa" w:w="1728"/>
+            <w:shd w:fill="F8FAFC"/>
+            <w:tcMar>
+              <w:top w:w="100" w:type="dxa"/>
+              <w:bottom w:w="100" w:type="dxa"/>
+              <w:left w:w="120" w:type="dxa"/>
+              <w:right w:w="120" w:type="dxa"/>
+            </w:tcMar>
+            <w:tcBorders>
+              <w:top w:val="single" w:sz="4" w:space="0" w:color="CCCCCC"/>
+              <w:bottom w:val="single" w:sz="4" w:space="0" w:color="CCCCCC"/>
+              <w:left w:val="single" w:sz="4" w:space="0" w:color="CCCCCC"/>
+              <w:right w:val="single" w:sz="4" w:space="0" w:color="CCCCCC"/>
+            </w:tcBorders>
+          </w:tcPr>
+          <w:p>
+            <w:pPr>
+              <w:spacing w:before="60" w:after="60" w:line="252" w:lineRule="auto"/>
+              <w:jc w:val="left"/>
+            </w:pPr>
+            <w:r/>
+            <w:r>
+              <w:rPr>
+                <w:b/>
+              </w:rPr>
+              <w:t>511.25</w:t>
+            </w:r>
+          </w:p>
+        </w:tc>
+        <w:tc>
+          <w:tcPr>
+            <w:tcW w:type="dxa" w:w="3456"/>
+            <w:shd w:fill="F8FAFC"/>
+            <w:tcMar>
+              <w:top w:w="100" w:type="dxa"/>
+              <w:bottom w:w="100" w:type="dxa"/>
+              <w:left w:w="120" w:type="dxa"/>
+              <w:right w:w="120" w:type="dxa"/>
+            </w:tcMar>
+            <w:tcBorders>
+              <w:top w:val="single" w:sz="4" w:space="0" w:color="CCCCCC"/>
+              <w:bottom w:val="single" w:sz="4" w:space="0" w:color="CCCCCC"/>
+              <w:left w:val="single" w:sz="4" w:space="0" w:color="CCCCCC"/>
+              <w:right w:val="single" w:sz="4" w:space="0" w:color="CCCCCC"/>
+            </w:tcBorders>
+          </w:tcPr>
+          <w:p>
+            <w:pPr>
+              <w:spacing w:before="60" w:after="60" w:line="252" w:lineRule="auto"/>
+              <w:jc w:val="left"/>
+            </w:pPr>
+            <w:r/>
+            <w:r>
+              <w:rPr>
+                <w:b/>
+              </w:rPr>
+              <w:t>-0.50</w:t>
+            </w:r>
+          </w:p>
+        </w:tc>
+        <w:tc>
+          <w:tcPr>
+            <w:tcW w:type="dxa" w:w="1440"/>
+            <w:shd w:fill="F8FAFC"/>
+            <w:tcMar>
+              <w:top w:w="100" w:type="dxa"/>
+              <w:bottom w:w="100" w:type="dxa"/>
+              <w:left w:w="120" w:type="dxa"/>
+              <w:right w:w="120" w:type="dxa"/>
+            </w:tcMar>
+            <w:tcBorders>
+              <w:top w:val="single" w:sz="4" w:space="0" w:color="CCCCCC"/>
+              <w:bottom w:val="single" w:sz="4" w:space="0" w:color="CCCCCC"/>
+              <w:left w:val="single" w:sz="4" w:space="0" w:color="CCCCCC"/>
+              <w:right w:val="single" w:sz="4" w:space="0" w:color="CCCCCC"/>
+            </w:tcBorders>
+          </w:tcPr>
+          <w:p>
+            <w:pPr>
+              <w:spacing w:before="60" w:after="60" w:line="252" w:lineRule="auto"/>
+              <w:jc w:val="left"/>
+            </w:pPr>
+            <w:r/>
+            <w:r>
+              <w:t>BEAR</w:t>
+            </w:r>
+          </w:p>
+        </w:tc>
+      </w:tr>
+      <w:tr>
+        <w:tc>
+          <w:tcPr>
+            <w:tcW w:type="dxa" w:w="1584"/>
+            <w:shd w:fill="FFFFFF"/>
+            <w:tcMar>
+              <w:top w:w="100" w:type="dxa"/>
+              <w:bottom w:w="100" w:type="dxa"/>
+              <w:left w:w="120" w:type="dxa"/>
+              <w:right w:w="120" w:type="dxa"/>
+            </w:tcMar>
+            <w:tcBorders>
+              <w:top w:val="single" w:sz="4" w:space="0" w:color="CCCCCC"/>
+              <w:bottom w:val="single" w:sz="4" w:space="0" w:color="CCCCCC"/>
+              <w:left w:val="single" w:sz="4" w:space="0" w:color="CCCCCC"/>
+              <w:right w:val="single" w:sz="4" w:space="0" w:color="CCCCCC"/>
+            </w:tcBorders>
+          </w:tcPr>
+          <w:p>
+            <w:pPr>
+              <w:spacing w:before="60" w:after="60" w:line="252" w:lineRule="auto"/>
+              <w:jc w:val="left"/>
+            </w:pPr>
+            <w:r/>
+            <w:r>
+              <w:rPr>
+                <w:b/>
+              </w:rPr>
+              <w:t>Wed 26/08</w:t>
+            </w:r>
+          </w:p>
+        </w:tc>
+        <w:tc>
+          <w:tcPr>
+            <w:tcW w:type="dxa" w:w="864"/>
+            <w:shd w:fill="FFFFFF"/>
+            <w:tcMar>
+              <w:top w:w="100" w:type="dxa"/>
+              <w:bottom w:w="100" w:type="dxa"/>
+              <w:left w:w="120" w:type="dxa"/>
+              <w:right w:w="120" w:type="dxa"/>
+            </w:tcMar>
+            <w:tcBorders>
+              <w:top w:val="single" w:sz="4" w:space="0" w:color="CCCCCC"/>
+              <w:bottom w:val="single" w:sz="4" w:space="0" w:color="CCCCCC"/>
+              <w:left w:val="single" w:sz="4" w:space="0" w:color="CCCCCC"/>
+              <w:right w:val="single" w:sz="4" w:space="0" w:color="CCCCCC"/>
+            </w:tcBorders>
+          </w:tcPr>
+          <w:p>
+            <w:pPr>
+              <w:spacing w:before="60" w:after="60" w:line="252" w:lineRule="auto"/>
+              <w:jc w:val="left"/>
+            </w:pPr>
+            <w:r/>
+            <w:r>
+              <w:t>Asia 11-15</w:t>
+            </w:r>
+          </w:p>
+        </w:tc>
+        <w:tc>
+          <w:tcPr>
+            <w:tcW w:type="dxa" w:w="1440"/>
+            <w:shd w:fill="FFFFFF"/>
+            <w:tcMar>
+              <w:top w:w="100" w:type="dxa"/>
+              <w:bottom w:w="100" w:type="dxa"/>
+              <w:left w:w="120" w:type="dxa"/>
+              <w:right w:w="120" w:type="dxa"/>
+            </w:tcMar>
+            <w:tcBorders>
+              <w:top w:val="single" w:sz="4" w:space="0" w:color="CCCCCC"/>
+              <w:bottom w:val="single" w:sz="4" w:space="0" w:color="CCCCCC"/>
+              <w:left w:val="single" w:sz="4" w:space="0" w:color="CCCCCC"/>
+              <w:right w:val="single" w:sz="4" w:space="0" w:color="CCCCCC"/>
+            </w:tcBorders>
+          </w:tcPr>
+          <w:p>
+            <w:pPr>
+              <w:spacing w:before="60" w:after="60" w:line="252" w:lineRule="auto"/>
+              <w:jc w:val="left"/>
+            </w:pPr>
+            <w:r/>
+            <w:r>
+              <w:t>511.25</w:t>
+            </w:r>
+          </w:p>
+        </w:tc>
+        <w:tc>
+          <w:tcPr>
+            <w:tcW w:type="dxa" w:w="2016"/>
+            <w:shd w:fill="FFFFFF"/>
+            <w:tcMar>
+              <w:top w:w="100" w:type="dxa"/>
+              <w:bottom w:w="100" w:type="dxa"/>
+              <w:left w:w="120" w:type="dxa"/>
+              <w:right w:w="120" w:type="dxa"/>
+            </w:tcMar>
+            <w:tcBorders>
+              <w:top w:val="single" w:sz="4" w:space="0" w:color="CCCCCC"/>
+              <w:bottom w:val="single" w:sz="4" w:space="0" w:color="CCCCCC"/>
+              <w:left w:val="single" w:sz="4" w:space="0" w:color="CCCCCC"/>
+              <w:right w:val="single" w:sz="4" w:space="0" w:color="CCCCCC"/>
+            </w:tcBorders>
+          </w:tcPr>
+          <w:p>
+            <w:pPr>
+              <w:spacing w:before="60" w:after="60" w:line="252" w:lineRule="auto"/>
+              <w:jc w:val="left"/>
+            </w:pPr>
+            <w:r/>
+            <w:r>
+              <w:t>514.25</w:t>
+            </w:r>
+          </w:p>
+        </w:tc>
+        <w:tc>
+          <w:tcPr>
+            <w:tcW w:type="dxa" w:w="1152"/>
+            <w:shd w:fill="FFFFFF"/>
+            <w:tcMar>
+              <w:top w:w="100" w:type="dxa"/>
+              <w:bottom w:w="100" w:type="dxa"/>
+              <w:left w:w="120" w:type="dxa"/>
+              <w:right w:w="120" w:type="dxa"/>
+            </w:tcMar>
+            <w:tcBorders>
+              <w:top w:val="single" w:sz="4" w:space="0" w:color="CCCCCC"/>
+              <w:bottom w:val="single" w:sz="4" w:space="0" w:color="CCCCCC"/>
+              <w:left w:val="single" w:sz="4" w:space="0" w:color="CCCCCC"/>
+              <w:right w:val="single" w:sz="4" w:space="0" w:color="CCCCCC"/>
+            </w:tcBorders>
+          </w:tcPr>
+          <w:p>
+            <w:pPr>
+              <w:spacing w:before="60" w:after="60" w:line="252" w:lineRule="auto"/>
+              <w:jc w:val="left"/>
+            </w:pPr>
+            <w:r/>
+            <w:r>
+              <w:t>508.00</w:t>
+            </w:r>
+          </w:p>
+        </w:tc>
+        <w:tc>
+          <w:tcPr>
+            <w:tcW w:type="dxa" w:w="1728"/>
+            <w:shd w:fill="FFFFFF"/>
             <w:tcMar>
               <w:top w:w="100" w:type="dxa"/>
               <w:bottom w:w="100" w:type="dxa"/>
@@ -16600,7 +17305,7 @@
         <w:tc>
           <w:tcPr>
             <w:tcW w:type="dxa" w:w="3456"/>
-            <w:shd w:fill="F8FAFC"/>
+            <w:shd w:fill="FFFFFF"/>
             <w:tcMar>
               <w:top w:w="100" w:type="dxa"/>
               <w:bottom w:w="100" w:type="dxa"/>
@@ -16624,35 +17329,35 @@
               <w:rPr>
                 <w:b/>
               </w:rPr>
-              <w:t>+1.00</w:t>
+              <w:t>-0.25</w:t>
             </w:r>
           </w:p>
         </w:tc>
         <w:tc>
           <w:tcPr>
             <w:tcW w:type="dxa" w:w="1440"/>
-            <w:shd w:fill="F8FAFC"/>
-            <w:tcMar>
-              <w:top w:w="100" w:type="dxa"/>
-              <w:bottom w:w="100" w:type="dxa"/>
-              <w:left w:w="120" w:type="dxa"/>
-              <w:right w:w="120" w:type="dxa"/>
-            </w:tcMar>
-            <w:tcBorders>
-              <w:top w:val="single" w:sz="4" w:space="0" w:color="CCCCCC"/>
-              <w:bottom w:val="single" w:sz="4" w:space="0" w:color="CCCCCC"/>
-              <w:left w:val="single" w:sz="4" w:space="0" w:color="CCCCCC"/>
-              <w:right w:val="single" w:sz="4" w:space="0" w:color="CCCCCC"/>
-            </w:tcBorders>
-          </w:tcPr>
-          <w:p>
-            <w:pPr>
-              <w:spacing w:before="60" w:after="60" w:line="252" w:lineRule="auto"/>
-              <w:jc w:val="left"/>
-            </w:pPr>
-            <w:r/>
-            <w:r>
-              <w:t>BULL</w:t>
+            <w:shd w:fill="FFFFFF"/>
+            <w:tcMar>
+              <w:top w:w="100" w:type="dxa"/>
+              <w:bottom w:w="100" w:type="dxa"/>
+              <w:left w:w="120" w:type="dxa"/>
+              <w:right w:w="120" w:type="dxa"/>
+            </w:tcMar>
+            <w:tcBorders>
+              <w:top w:val="single" w:sz="4" w:space="0" w:color="CCCCCC"/>
+              <w:bottom w:val="single" w:sz="4" w:space="0" w:color="CCCCCC"/>
+              <w:left w:val="single" w:sz="4" w:space="0" w:color="CCCCCC"/>
+              <w:right w:val="single" w:sz="4" w:space="0" w:color="CCCCCC"/>
+            </w:tcBorders>
+          </w:tcPr>
+          <w:p>
+            <w:pPr>
+              <w:spacing w:before="60" w:after="60" w:line="252" w:lineRule="auto"/>
+              <w:jc w:val="left"/>
+            </w:pPr>
+            <w:r/>
+            <w:r>
+              <w:t>BEAR</w:t>
             </w:r>
           </w:p>
         </w:tc>
@@ -16661,7 +17366,7 @@
         <w:tc>
           <w:tcPr>
             <w:tcW w:type="dxa" w:w="1584"/>
-            <w:shd w:fill="FFFFFF"/>
+            <w:shd w:fill="F8FAFC"/>
             <w:tcMar>
               <w:top w:w="100" w:type="dxa"/>
               <w:bottom w:w="100" w:type="dxa"/>
@@ -16685,42 +17390,42 @@
               <w:rPr>
                 <w:b/>
               </w:rPr>
-              <w:t>Tue 25/08</w:t>
+              <w:t>Wed 26/08</w:t>
             </w:r>
           </w:p>
         </w:tc>
         <w:tc>
           <w:tcPr>
             <w:tcW w:type="dxa" w:w="864"/>
-            <w:shd w:fill="FFFFFF"/>
-            <w:tcMar>
-              <w:top w:w="100" w:type="dxa"/>
-              <w:bottom w:w="100" w:type="dxa"/>
-              <w:left w:w="120" w:type="dxa"/>
-              <w:right w:w="120" w:type="dxa"/>
-            </w:tcMar>
-            <w:tcBorders>
-              <w:top w:val="single" w:sz="4" w:space="0" w:color="CCCCCC"/>
-              <w:bottom w:val="single" w:sz="4" w:space="0" w:color="CCCCCC"/>
-              <w:left w:val="single" w:sz="4" w:space="0" w:color="CCCCCC"/>
-              <w:right w:val="single" w:sz="4" w:space="0" w:color="CCCCCC"/>
-            </w:tcBorders>
-          </w:tcPr>
-          <w:p>
-            <w:pPr>
-              <w:spacing w:before="60" w:after="60" w:line="252" w:lineRule="auto"/>
-              <w:jc w:val="left"/>
-            </w:pPr>
-            <w:r/>
-            <w:r>
-              <w:t>NY Close 23-01</w:t>
+            <w:shd w:fill="F8FAFC"/>
+            <w:tcMar>
+              <w:top w:w="100" w:type="dxa"/>
+              <w:bottom w:w="100" w:type="dxa"/>
+              <w:left w:w="120" w:type="dxa"/>
+              <w:right w:w="120" w:type="dxa"/>
+            </w:tcMar>
+            <w:tcBorders>
+              <w:top w:val="single" w:sz="4" w:space="0" w:color="CCCCCC"/>
+              <w:bottom w:val="single" w:sz="4" w:space="0" w:color="CCCCCC"/>
+              <w:left w:val="single" w:sz="4" w:space="0" w:color="CCCCCC"/>
+              <w:right w:val="single" w:sz="4" w:space="0" w:color="CCCCCC"/>
+            </w:tcBorders>
+          </w:tcPr>
+          <w:p>
+            <w:pPr>
+              <w:spacing w:before="60" w:after="60" w:line="252" w:lineRule="auto"/>
+              <w:jc w:val="left"/>
+            </w:pPr>
+            <w:r/>
+            <w:r>
+              <w:t>London 15-19</w:t>
             </w:r>
           </w:p>
         </w:tc>
         <w:tc>
           <w:tcPr>
             <w:tcW w:type="dxa" w:w="1440"/>
-            <w:shd w:fill="FFFFFF"/>
+            <w:shd w:fill="F8FAFC"/>
             <w:tcMar>
               <w:top w:w="100" w:type="dxa"/>
               <w:bottom w:w="100" w:type="dxa"/>
@@ -16748,63 +17453,63 @@
         <w:tc>
           <w:tcPr>
             <w:tcW w:type="dxa" w:w="2016"/>
-            <w:shd w:fill="FFFFFF"/>
-            <w:tcMar>
-              <w:top w:w="100" w:type="dxa"/>
-              <w:bottom w:w="100" w:type="dxa"/>
-              <w:left w:w="120" w:type="dxa"/>
-              <w:right w:w="120" w:type="dxa"/>
-            </w:tcMar>
-            <w:tcBorders>
-              <w:top w:val="single" w:sz="4" w:space="0" w:color="CCCCCC"/>
-              <w:bottom w:val="single" w:sz="4" w:space="0" w:color="CCCCCC"/>
-              <w:left w:val="single" w:sz="4" w:space="0" w:color="CCCCCC"/>
-              <w:right w:val="single" w:sz="4" w:space="0" w:color="CCCCCC"/>
-            </w:tcBorders>
-          </w:tcPr>
-          <w:p>
-            <w:pPr>
-              <w:spacing w:before="60" w:after="60" w:line="252" w:lineRule="auto"/>
-              <w:jc w:val="left"/>
-            </w:pPr>
-            <w:r/>
-            <w:r>
-              <w:t>513.75</w:t>
+            <w:shd w:fill="F8FAFC"/>
+            <w:tcMar>
+              <w:top w:w="100" w:type="dxa"/>
+              <w:bottom w:w="100" w:type="dxa"/>
+              <w:left w:w="120" w:type="dxa"/>
+              <w:right w:w="120" w:type="dxa"/>
+            </w:tcMar>
+            <w:tcBorders>
+              <w:top w:val="single" w:sz="4" w:space="0" w:color="CCCCCC"/>
+              <w:bottom w:val="single" w:sz="4" w:space="0" w:color="CCCCCC"/>
+              <w:left w:val="single" w:sz="4" w:space="0" w:color="CCCCCC"/>
+              <w:right w:val="single" w:sz="4" w:space="0" w:color="CCCCCC"/>
+            </w:tcBorders>
+          </w:tcPr>
+          <w:p>
+            <w:pPr>
+              <w:spacing w:before="60" w:after="60" w:line="252" w:lineRule="auto"/>
+              <w:jc w:val="left"/>
+            </w:pPr>
+            <w:r/>
+            <w:r>
+              <w:t>515.00</w:t>
             </w:r>
           </w:p>
         </w:tc>
         <w:tc>
           <w:tcPr>
             <w:tcW w:type="dxa" w:w="1152"/>
-            <w:shd w:fill="FFFFFF"/>
-            <w:tcMar>
-              <w:top w:w="100" w:type="dxa"/>
-              <w:bottom w:w="100" w:type="dxa"/>
-              <w:left w:w="120" w:type="dxa"/>
-              <w:right w:w="120" w:type="dxa"/>
-            </w:tcMar>
-            <w:tcBorders>
-              <w:top w:val="single" w:sz="4" w:space="0" w:color="CCCCCC"/>
-              <w:bottom w:val="single" w:sz="4" w:space="0" w:color="CCCCCC"/>
-              <w:left w:val="single" w:sz="4" w:space="0" w:color="CCCCCC"/>
-              <w:right w:val="single" w:sz="4" w:space="0" w:color="CCCCCC"/>
-            </w:tcBorders>
-          </w:tcPr>
-          <w:p>
-            <w:pPr>
-              <w:spacing w:before="60" w:after="60" w:line="252" w:lineRule="auto"/>
-              <w:jc w:val="left"/>
-            </w:pPr>
-            <w:r/>
-            <w:r>
-              <w:t>508.50</w:t>
+            <w:shd w:fill="F8FAFC"/>
+            <w:tcMar>
+              <w:top w:w="100" w:type="dxa"/>
+              <w:bottom w:w="100" w:type="dxa"/>
+              <w:left w:w="120" w:type="dxa"/>
+              <w:right w:w="120" w:type="dxa"/>
+            </w:tcMar>
+            <w:tcBorders>
+              <w:top w:val="single" w:sz="4" w:space="0" w:color="CCCCCC"/>
+              <w:bottom w:val="single" w:sz="4" w:space="0" w:color="CCCCCC"/>
+              <w:left w:val="single" w:sz="4" w:space="0" w:color="CCCCCC"/>
+              <w:right w:val="single" w:sz="4" w:space="0" w:color="CCCCCC"/>
+            </w:tcBorders>
+          </w:tcPr>
+          <w:p>
+            <w:pPr>
+              <w:spacing w:before="60" w:after="60" w:line="252" w:lineRule="auto"/>
+              <w:jc w:val="left"/>
+            </w:pPr>
+            <w:r/>
+            <w:r>
+              <w:t>505.75</w:t>
             </w:r>
           </w:p>
         </w:tc>
         <w:tc>
           <w:tcPr>
             <w:tcW w:type="dxa" w:w="1728"/>
-            <w:shd w:fill="FFFFFF"/>
+            <w:shd w:fill="F8FAFC"/>
             <w:tcMar>
               <w:top w:w="100" w:type="dxa"/>
               <w:bottom w:w="100" w:type="dxa"/>
@@ -16828,7 +17533,2122 @@
               <w:rPr>
                 <w:b/>
               </w:rPr>
-              <w:t>511.00</w:t>
+              <w:t>511.50</w:t>
+            </w:r>
+          </w:p>
+        </w:tc>
+        <w:tc>
+          <w:tcPr>
+            <w:tcW w:type="dxa" w:w="3456"/>
+            <w:shd w:fill="F8FAFC"/>
+            <w:tcMar>
+              <w:top w:w="100" w:type="dxa"/>
+              <w:bottom w:w="100" w:type="dxa"/>
+              <w:left w:w="120" w:type="dxa"/>
+              <w:right w:w="120" w:type="dxa"/>
+            </w:tcMar>
+            <w:tcBorders>
+              <w:top w:val="single" w:sz="4" w:space="0" w:color="CCCCCC"/>
+              <w:bottom w:val="single" w:sz="4" w:space="0" w:color="CCCCCC"/>
+              <w:left w:val="single" w:sz="4" w:space="0" w:color="CCCCCC"/>
+              <w:right w:val="single" w:sz="4" w:space="0" w:color="CCCCCC"/>
+            </w:tcBorders>
+          </w:tcPr>
+          <w:p>
+            <w:pPr>
+              <w:spacing w:before="60" w:after="60" w:line="252" w:lineRule="auto"/>
+              <w:jc w:val="left"/>
+            </w:pPr>
+            <w:r/>
+            <w:r>
+              <w:rPr>
+                <w:b/>
+              </w:rPr>
+              <w:t>+0.50</w:t>
+            </w:r>
+          </w:p>
+        </w:tc>
+        <w:tc>
+          <w:tcPr>
+            <w:tcW w:type="dxa" w:w="1440"/>
+            <w:shd w:fill="F8FAFC"/>
+            <w:tcMar>
+              <w:top w:w="100" w:type="dxa"/>
+              <w:bottom w:w="100" w:type="dxa"/>
+              <w:left w:w="120" w:type="dxa"/>
+              <w:right w:w="120" w:type="dxa"/>
+            </w:tcMar>
+            <w:tcBorders>
+              <w:top w:val="single" w:sz="4" w:space="0" w:color="CCCCCC"/>
+              <w:bottom w:val="single" w:sz="4" w:space="0" w:color="CCCCCC"/>
+              <w:left w:val="single" w:sz="4" w:space="0" w:color="CCCCCC"/>
+              <w:right w:val="single" w:sz="4" w:space="0" w:color="CCCCCC"/>
+            </w:tcBorders>
+          </w:tcPr>
+          <w:p>
+            <w:pPr>
+              <w:spacing w:before="60" w:after="60" w:line="252" w:lineRule="auto"/>
+              <w:jc w:val="left"/>
+            </w:pPr>
+            <w:r/>
+            <w:r>
+              <w:t>BULL</w:t>
+            </w:r>
+          </w:p>
+        </w:tc>
+      </w:tr>
+      <w:tr>
+        <w:tc>
+          <w:tcPr>
+            <w:tcW w:type="dxa" w:w="1584"/>
+            <w:shd w:fill="FFFFFF"/>
+            <w:tcMar>
+              <w:top w:w="100" w:type="dxa"/>
+              <w:bottom w:w="100" w:type="dxa"/>
+              <w:left w:w="120" w:type="dxa"/>
+              <w:right w:w="120" w:type="dxa"/>
+            </w:tcMar>
+            <w:tcBorders>
+              <w:top w:val="single" w:sz="4" w:space="0" w:color="CCCCCC"/>
+              <w:bottom w:val="single" w:sz="4" w:space="0" w:color="CCCCCC"/>
+              <w:left w:val="single" w:sz="4" w:space="0" w:color="CCCCCC"/>
+              <w:right w:val="single" w:sz="4" w:space="0" w:color="CCCCCC"/>
+            </w:tcBorders>
+          </w:tcPr>
+          <w:p>
+            <w:pPr>
+              <w:spacing w:before="60" w:after="60" w:line="252" w:lineRule="auto"/>
+              <w:jc w:val="left"/>
+            </w:pPr>
+            <w:r/>
+            <w:r>
+              <w:rPr>
+                <w:b/>
+              </w:rPr>
+              <w:t>Wed 26/08</w:t>
+            </w:r>
+          </w:p>
+        </w:tc>
+        <w:tc>
+          <w:tcPr>
+            <w:tcW w:type="dxa" w:w="864"/>
+            <w:shd w:fill="FFFFFF"/>
+            <w:tcMar>
+              <w:top w:w="100" w:type="dxa"/>
+              <w:bottom w:w="100" w:type="dxa"/>
+              <w:left w:w="120" w:type="dxa"/>
+              <w:right w:w="120" w:type="dxa"/>
+            </w:tcMar>
+            <w:tcBorders>
+              <w:top w:val="single" w:sz="4" w:space="0" w:color="CCCCCC"/>
+              <w:bottom w:val="single" w:sz="4" w:space="0" w:color="CCCCCC"/>
+              <w:left w:val="single" w:sz="4" w:space="0" w:color="CCCCCC"/>
+              <w:right w:val="single" w:sz="4" w:space="0" w:color="CCCCCC"/>
+            </w:tcBorders>
+          </w:tcPr>
+          <w:p>
+            <w:pPr>
+              <w:spacing w:before="60" w:after="60" w:line="252" w:lineRule="auto"/>
+              <w:jc w:val="left"/>
+            </w:pPr>
+            <w:r/>
+            <w:r>
+              <w:t>Pre-NY 19-21</w:t>
+            </w:r>
+          </w:p>
+        </w:tc>
+        <w:tc>
+          <w:tcPr>
+            <w:tcW w:type="dxa" w:w="1440"/>
+            <w:shd w:fill="FFFFFF"/>
+            <w:tcMar>
+              <w:top w:w="100" w:type="dxa"/>
+              <w:bottom w:w="100" w:type="dxa"/>
+              <w:left w:w="120" w:type="dxa"/>
+              <w:right w:w="120" w:type="dxa"/>
+            </w:tcMar>
+            <w:tcBorders>
+              <w:top w:val="single" w:sz="4" w:space="0" w:color="CCCCCC"/>
+              <w:bottom w:val="single" w:sz="4" w:space="0" w:color="CCCCCC"/>
+              <w:left w:val="single" w:sz="4" w:space="0" w:color="CCCCCC"/>
+              <w:right w:val="single" w:sz="4" w:space="0" w:color="CCCCCC"/>
+            </w:tcBorders>
+          </w:tcPr>
+          <w:p>
+            <w:pPr>
+              <w:spacing w:before="60" w:after="60" w:line="252" w:lineRule="auto"/>
+              <w:jc w:val="left"/>
+            </w:pPr>
+            <w:r/>
+            <w:r>
+              <w:t>511.50</w:t>
+            </w:r>
+          </w:p>
+        </w:tc>
+        <w:tc>
+          <w:tcPr>
+            <w:tcW w:type="dxa" w:w="2016"/>
+            <w:shd w:fill="FFFFFF"/>
+            <w:tcMar>
+              <w:top w:w="100" w:type="dxa"/>
+              <w:bottom w:w="100" w:type="dxa"/>
+              <w:left w:w="120" w:type="dxa"/>
+              <w:right w:w="120" w:type="dxa"/>
+            </w:tcMar>
+            <w:tcBorders>
+              <w:top w:val="single" w:sz="4" w:space="0" w:color="CCCCCC"/>
+              <w:bottom w:val="single" w:sz="4" w:space="0" w:color="CCCCCC"/>
+              <w:left w:val="single" w:sz="4" w:space="0" w:color="CCCCCC"/>
+              <w:right w:val="single" w:sz="4" w:space="0" w:color="CCCCCC"/>
+            </w:tcBorders>
+          </w:tcPr>
+          <w:p>
+            <w:pPr>
+              <w:spacing w:before="60" w:after="60" w:line="252" w:lineRule="auto"/>
+              <w:jc w:val="left"/>
+            </w:pPr>
+            <w:r/>
+            <w:r>
+              <w:t>516.25</w:t>
+            </w:r>
+          </w:p>
+        </w:tc>
+        <w:tc>
+          <w:tcPr>
+            <w:tcW w:type="dxa" w:w="1152"/>
+            <w:shd w:fill="FFFFFF"/>
+            <w:tcMar>
+              <w:top w:w="100" w:type="dxa"/>
+              <w:bottom w:w="100" w:type="dxa"/>
+              <w:left w:w="120" w:type="dxa"/>
+              <w:right w:w="120" w:type="dxa"/>
+            </w:tcMar>
+            <w:tcBorders>
+              <w:top w:val="single" w:sz="4" w:space="0" w:color="CCCCCC"/>
+              <w:bottom w:val="single" w:sz="4" w:space="0" w:color="CCCCCC"/>
+              <w:left w:val="single" w:sz="4" w:space="0" w:color="CCCCCC"/>
+              <w:right w:val="single" w:sz="4" w:space="0" w:color="CCCCCC"/>
+            </w:tcBorders>
+          </w:tcPr>
+          <w:p>
+            <w:pPr>
+              <w:spacing w:before="60" w:after="60" w:line="252" w:lineRule="auto"/>
+              <w:jc w:val="left"/>
+            </w:pPr>
+            <w:r/>
+            <w:r>
+              <w:t>504.50</w:t>
+            </w:r>
+          </w:p>
+        </w:tc>
+        <w:tc>
+          <w:tcPr>
+            <w:tcW w:type="dxa" w:w="1728"/>
+            <w:shd w:fill="FFFFFF"/>
+            <w:tcMar>
+              <w:top w:w="100" w:type="dxa"/>
+              <w:bottom w:w="100" w:type="dxa"/>
+              <w:left w:w="120" w:type="dxa"/>
+              <w:right w:w="120" w:type="dxa"/>
+            </w:tcMar>
+            <w:tcBorders>
+              <w:top w:val="single" w:sz="4" w:space="0" w:color="CCCCCC"/>
+              <w:bottom w:val="single" w:sz="4" w:space="0" w:color="CCCCCC"/>
+              <w:left w:val="single" w:sz="4" w:space="0" w:color="CCCCCC"/>
+              <w:right w:val="single" w:sz="4" w:space="0" w:color="CCCCCC"/>
+            </w:tcBorders>
+          </w:tcPr>
+          <w:p>
+            <w:pPr>
+              <w:spacing w:before="60" w:after="60" w:line="252" w:lineRule="auto"/>
+              <w:jc w:val="left"/>
+            </w:pPr>
+            <w:r/>
+            <w:r>
+              <w:rPr>
+                <w:b/>
+              </w:rPr>
+              <w:t>513.50</w:t>
+            </w:r>
+          </w:p>
+        </w:tc>
+        <w:tc>
+          <w:tcPr>
+            <w:tcW w:type="dxa" w:w="3456"/>
+            <w:shd w:fill="FFFFFF"/>
+            <w:tcMar>
+              <w:top w:w="100" w:type="dxa"/>
+              <w:bottom w:w="100" w:type="dxa"/>
+              <w:left w:w="120" w:type="dxa"/>
+              <w:right w:w="120" w:type="dxa"/>
+            </w:tcMar>
+            <w:tcBorders>
+              <w:top w:val="single" w:sz="4" w:space="0" w:color="CCCCCC"/>
+              <w:bottom w:val="single" w:sz="4" w:space="0" w:color="CCCCCC"/>
+              <w:left w:val="single" w:sz="4" w:space="0" w:color="CCCCCC"/>
+              <w:right w:val="single" w:sz="4" w:space="0" w:color="CCCCCC"/>
+            </w:tcBorders>
+          </w:tcPr>
+          <w:p>
+            <w:pPr>
+              <w:spacing w:before="60" w:after="60" w:line="252" w:lineRule="auto"/>
+              <w:jc w:val="left"/>
+            </w:pPr>
+            <w:r/>
+            <w:r>
+              <w:rPr>
+                <w:b/>
+              </w:rPr>
+              <w:t>+2.00</w:t>
+            </w:r>
+          </w:p>
+        </w:tc>
+        <w:tc>
+          <w:tcPr>
+            <w:tcW w:type="dxa" w:w="1440"/>
+            <w:shd w:fill="FFFFFF"/>
+            <w:tcMar>
+              <w:top w:w="100" w:type="dxa"/>
+              <w:bottom w:w="100" w:type="dxa"/>
+              <w:left w:w="120" w:type="dxa"/>
+              <w:right w:w="120" w:type="dxa"/>
+            </w:tcMar>
+            <w:tcBorders>
+              <w:top w:val="single" w:sz="4" w:space="0" w:color="CCCCCC"/>
+              <w:bottom w:val="single" w:sz="4" w:space="0" w:color="CCCCCC"/>
+              <w:left w:val="single" w:sz="4" w:space="0" w:color="CCCCCC"/>
+              <w:right w:val="single" w:sz="4" w:space="0" w:color="CCCCCC"/>
+            </w:tcBorders>
+          </w:tcPr>
+          <w:p>
+            <w:pPr>
+              <w:spacing w:before="60" w:after="60" w:line="252" w:lineRule="auto"/>
+              <w:jc w:val="left"/>
+            </w:pPr>
+            <w:r/>
+            <w:r>
+              <w:t>BULL</w:t>
+            </w:r>
+          </w:p>
+        </w:tc>
+      </w:tr>
+      <w:tr>
+        <w:tc>
+          <w:tcPr>
+            <w:tcW w:type="dxa" w:w="1584"/>
+            <w:shd w:fill="F8FAFC"/>
+            <w:tcMar>
+              <w:top w:w="100" w:type="dxa"/>
+              <w:bottom w:w="100" w:type="dxa"/>
+              <w:left w:w="120" w:type="dxa"/>
+              <w:right w:w="120" w:type="dxa"/>
+            </w:tcMar>
+            <w:tcBorders>
+              <w:top w:val="single" w:sz="4" w:space="0" w:color="CCCCCC"/>
+              <w:bottom w:val="single" w:sz="4" w:space="0" w:color="CCCCCC"/>
+              <w:left w:val="single" w:sz="4" w:space="0" w:color="CCCCCC"/>
+              <w:right w:val="single" w:sz="4" w:space="0" w:color="CCCCCC"/>
+            </w:tcBorders>
+          </w:tcPr>
+          <w:p>
+            <w:pPr>
+              <w:spacing w:before="60" w:after="60" w:line="252" w:lineRule="auto"/>
+              <w:jc w:val="left"/>
+            </w:pPr>
+            <w:r/>
+            <w:r>
+              <w:rPr>
+                <w:b/>
+              </w:rPr>
+              <w:t>Wed 26/08</w:t>
+            </w:r>
+          </w:p>
+        </w:tc>
+        <w:tc>
+          <w:tcPr>
+            <w:tcW w:type="dxa" w:w="864"/>
+            <w:shd w:fill="F8FAFC"/>
+            <w:tcMar>
+              <w:top w:w="100" w:type="dxa"/>
+              <w:bottom w:w="100" w:type="dxa"/>
+              <w:left w:w="120" w:type="dxa"/>
+              <w:right w:w="120" w:type="dxa"/>
+            </w:tcMar>
+            <w:tcBorders>
+              <w:top w:val="single" w:sz="4" w:space="0" w:color="CCCCCC"/>
+              <w:bottom w:val="single" w:sz="4" w:space="0" w:color="CCCCCC"/>
+              <w:left w:val="single" w:sz="4" w:space="0" w:color="CCCCCC"/>
+              <w:right w:val="single" w:sz="4" w:space="0" w:color="CCCCCC"/>
+            </w:tcBorders>
+          </w:tcPr>
+          <w:p>
+            <w:pPr>
+              <w:spacing w:before="60" w:after="60" w:line="252" w:lineRule="auto"/>
+              <w:jc w:val="left"/>
+            </w:pPr>
+            <w:r/>
+            <w:r>
+              <w:t>NY Open 21-23</w:t>
+            </w:r>
+          </w:p>
+        </w:tc>
+        <w:tc>
+          <w:tcPr>
+            <w:tcW w:type="dxa" w:w="1440"/>
+            <w:shd w:fill="F8FAFC"/>
+            <w:tcMar>
+              <w:top w:w="100" w:type="dxa"/>
+              <w:bottom w:w="100" w:type="dxa"/>
+              <w:left w:w="120" w:type="dxa"/>
+              <w:right w:w="120" w:type="dxa"/>
+            </w:tcMar>
+            <w:tcBorders>
+              <w:top w:val="single" w:sz="4" w:space="0" w:color="CCCCCC"/>
+              <w:bottom w:val="single" w:sz="4" w:space="0" w:color="CCCCCC"/>
+              <w:left w:val="single" w:sz="4" w:space="0" w:color="CCCCCC"/>
+              <w:right w:val="single" w:sz="4" w:space="0" w:color="CCCCCC"/>
+            </w:tcBorders>
+          </w:tcPr>
+          <w:p>
+            <w:pPr>
+              <w:spacing w:before="60" w:after="60" w:line="252" w:lineRule="auto"/>
+              <w:jc w:val="left"/>
+            </w:pPr>
+            <w:r/>
+            <w:r>
+              <w:t>513.50</w:t>
+            </w:r>
+          </w:p>
+        </w:tc>
+        <w:tc>
+          <w:tcPr>
+            <w:tcW w:type="dxa" w:w="2016"/>
+            <w:shd w:fill="F8FAFC"/>
+            <w:tcMar>
+              <w:top w:w="100" w:type="dxa"/>
+              <w:bottom w:w="100" w:type="dxa"/>
+              <w:left w:w="120" w:type="dxa"/>
+              <w:right w:w="120" w:type="dxa"/>
+            </w:tcMar>
+            <w:tcBorders>
+              <w:top w:val="single" w:sz="4" w:space="0" w:color="CCCCCC"/>
+              <w:bottom w:val="single" w:sz="4" w:space="0" w:color="CCCCCC"/>
+              <w:left w:val="single" w:sz="4" w:space="0" w:color="CCCCCC"/>
+              <w:right w:val="single" w:sz="4" w:space="0" w:color="CCCCCC"/>
+            </w:tcBorders>
+          </w:tcPr>
+          <w:p>
+            <w:pPr>
+              <w:spacing w:before="60" w:after="60" w:line="252" w:lineRule="auto"/>
+              <w:jc w:val="left"/>
+            </w:pPr>
+            <w:r/>
+            <w:r>
+              <w:t>521.50</w:t>
+            </w:r>
+          </w:p>
+        </w:tc>
+        <w:tc>
+          <w:tcPr>
+            <w:tcW w:type="dxa" w:w="1152"/>
+            <w:shd w:fill="F8FAFC"/>
+            <w:tcMar>
+              <w:top w:w="100" w:type="dxa"/>
+              <w:bottom w:w="100" w:type="dxa"/>
+              <w:left w:w="120" w:type="dxa"/>
+              <w:right w:w="120" w:type="dxa"/>
+            </w:tcMar>
+            <w:tcBorders>
+              <w:top w:val="single" w:sz="4" w:space="0" w:color="CCCCCC"/>
+              <w:bottom w:val="single" w:sz="4" w:space="0" w:color="CCCCCC"/>
+              <w:left w:val="single" w:sz="4" w:space="0" w:color="CCCCCC"/>
+              <w:right w:val="single" w:sz="4" w:space="0" w:color="CCCCCC"/>
+            </w:tcBorders>
+          </w:tcPr>
+          <w:p>
+            <w:pPr>
+              <w:spacing w:before="60" w:after="60" w:line="252" w:lineRule="auto"/>
+              <w:jc w:val="left"/>
+            </w:pPr>
+            <w:r/>
+            <w:r>
+              <w:t>506.50</w:t>
+            </w:r>
+          </w:p>
+        </w:tc>
+        <w:tc>
+          <w:tcPr>
+            <w:tcW w:type="dxa" w:w="1728"/>
+            <w:shd w:fill="F8FAFC"/>
+            <w:tcMar>
+              <w:top w:w="100" w:type="dxa"/>
+              <w:bottom w:w="100" w:type="dxa"/>
+              <w:left w:w="120" w:type="dxa"/>
+              <w:right w:w="120" w:type="dxa"/>
+            </w:tcMar>
+            <w:tcBorders>
+              <w:top w:val="single" w:sz="4" w:space="0" w:color="CCCCCC"/>
+              <w:bottom w:val="single" w:sz="4" w:space="0" w:color="CCCCCC"/>
+              <w:left w:val="single" w:sz="4" w:space="0" w:color="CCCCCC"/>
+              <w:right w:val="single" w:sz="4" w:space="0" w:color="CCCCCC"/>
+            </w:tcBorders>
+          </w:tcPr>
+          <w:p>
+            <w:pPr>
+              <w:spacing w:before="60" w:after="60" w:line="252" w:lineRule="auto"/>
+              <w:jc w:val="left"/>
+            </w:pPr>
+            <w:r/>
+            <w:r>
+              <w:rPr>
+                <w:b/>
+              </w:rPr>
+              <w:t>515.00</w:t>
+            </w:r>
+          </w:p>
+        </w:tc>
+        <w:tc>
+          <w:tcPr>
+            <w:tcW w:type="dxa" w:w="3456"/>
+            <w:shd w:fill="F8FAFC"/>
+            <w:tcMar>
+              <w:top w:w="100" w:type="dxa"/>
+              <w:bottom w:w="100" w:type="dxa"/>
+              <w:left w:w="120" w:type="dxa"/>
+              <w:right w:w="120" w:type="dxa"/>
+            </w:tcMar>
+            <w:tcBorders>
+              <w:top w:val="single" w:sz="4" w:space="0" w:color="CCCCCC"/>
+              <w:bottom w:val="single" w:sz="4" w:space="0" w:color="CCCCCC"/>
+              <w:left w:val="single" w:sz="4" w:space="0" w:color="CCCCCC"/>
+              <w:right w:val="single" w:sz="4" w:space="0" w:color="CCCCCC"/>
+            </w:tcBorders>
+          </w:tcPr>
+          <w:p>
+            <w:pPr>
+              <w:spacing w:before="60" w:after="60" w:line="252" w:lineRule="auto"/>
+              <w:jc w:val="left"/>
+            </w:pPr>
+            <w:r/>
+            <w:r>
+              <w:rPr>
+                <w:b/>
+              </w:rPr>
+              <w:t>+1.50</w:t>
+            </w:r>
+          </w:p>
+        </w:tc>
+        <w:tc>
+          <w:tcPr>
+            <w:tcW w:type="dxa" w:w="1440"/>
+            <w:shd w:fill="F8FAFC"/>
+            <w:tcMar>
+              <w:top w:w="100" w:type="dxa"/>
+              <w:bottom w:w="100" w:type="dxa"/>
+              <w:left w:w="120" w:type="dxa"/>
+              <w:right w:w="120" w:type="dxa"/>
+            </w:tcMar>
+            <w:tcBorders>
+              <w:top w:val="single" w:sz="4" w:space="0" w:color="CCCCCC"/>
+              <w:bottom w:val="single" w:sz="4" w:space="0" w:color="CCCCCC"/>
+              <w:left w:val="single" w:sz="4" w:space="0" w:color="CCCCCC"/>
+              <w:right w:val="single" w:sz="4" w:space="0" w:color="CCCCCC"/>
+            </w:tcBorders>
+          </w:tcPr>
+          <w:p>
+            <w:pPr>
+              <w:spacing w:before="60" w:after="60" w:line="252" w:lineRule="auto"/>
+              <w:jc w:val="left"/>
+            </w:pPr>
+            <w:r/>
+            <w:r>
+              <w:t>BULL</w:t>
+            </w:r>
+          </w:p>
+        </w:tc>
+      </w:tr>
+      <w:tr>
+        <w:tc>
+          <w:tcPr>
+            <w:tcW w:type="dxa" w:w="1584"/>
+            <w:shd w:fill="FFFFFF"/>
+            <w:tcMar>
+              <w:top w:w="100" w:type="dxa"/>
+              <w:bottom w:w="100" w:type="dxa"/>
+              <w:left w:w="120" w:type="dxa"/>
+              <w:right w:w="120" w:type="dxa"/>
+            </w:tcMar>
+            <w:tcBorders>
+              <w:top w:val="single" w:sz="4" w:space="0" w:color="CCCCCC"/>
+              <w:bottom w:val="single" w:sz="4" w:space="0" w:color="CCCCCC"/>
+              <w:left w:val="single" w:sz="4" w:space="0" w:color="CCCCCC"/>
+              <w:right w:val="single" w:sz="4" w:space="0" w:color="CCCCCC"/>
+            </w:tcBorders>
+          </w:tcPr>
+          <w:p>
+            <w:pPr>
+              <w:spacing w:before="60" w:after="60" w:line="252" w:lineRule="auto"/>
+              <w:jc w:val="left"/>
+            </w:pPr>
+            <w:r/>
+            <w:r>
+              <w:rPr>
+                <w:b/>
+              </w:rPr>
+              <w:t>Wed 26/08</w:t>
+            </w:r>
+          </w:p>
+        </w:tc>
+        <w:tc>
+          <w:tcPr>
+            <w:tcW w:type="dxa" w:w="864"/>
+            <w:shd w:fill="FFFFFF"/>
+            <w:tcMar>
+              <w:top w:w="100" w:type="dxa"/>
+              <w:bottom w:w="100" w:type="dxa"/>
+              <w:left w:w="120" w:type="dxa"/>
+              <w:right w:w="120" w:type="dxa"/>
+            </w:tcMar>
+            <w:tcBorders>
+              <w:top w:val="single" w:sz="4" w:space="0" w:color="CCCCCC"/>
+              <w:bottom w:val="single" w:sz="4" w:space="0" w:color="CCCCCC"/>
+              <w:left w:val="single" w:sz="4" w:space="0" w:color="CCCCCC"/>
+              <w:right w:val="single" w:sz="4" w:space="0" w:color="CCCCCC"/>
+            </w:tcBorders>
+          </w:tcPr>
+          <w:p>
+            <w:pPr>
+              <w:spacing w:before="60" w:after="60" w:line="252" w:lineRule="auto"/>
+              <w:jc w:val="left"/>
+            </w:pPr>
+            <w:r/>
+            <w:r>
+              <w:t>NY Close 23-01</w:t>
+            </w:r>
+          </w:p>
+        </w:tc>
+        <w:tc>
+          <w:tcPr>
+            <w:tcW w:type="dxa" w:w="1440"/>
+            <w:shd w:fill="FFFFFF"/>
+            <w:tcMar>
+              <w:top w:w="100" w:type="dxa"/>
+              <w:bottom w:w="100" w:type="dxa"/>
+              <w:left w:w="120" w:type="dxa"/>
+              <w:right w:w="120" w:type="dxa"/>
+            </w:tcMar>
+            <w:tcBorders>
+              <w:top w:val="single" w:sz="4" w:space="0" w:color="CCCCCC"/>
+              <w:bottom w:val="single" w:sz="4" w:space="0" w:color="CCCCCC"/>
+              <w:left w:val="single" w:sz="4" w:space="0" w:color="CCCCCC"/>
+              <w:right w:val="single" w:sz="4" w:space="0" w:color="CCCCCC"/>
+            </w:tcBorders>
+          </w:tcPr>
+          <w:p>
+            <w:pPr>
+              <w:spacing w:before="60" w:after="60" w:line="252" w:lineRule="auto"/>
+              <w:jc w:val="left"/>
+            </w:pPr>
+            <w:r/>
+            <w:r>
+              <w:t>515.00</w:t>
+            </w:r>
+          </w:p>
+        </w:tc>
+        <w:tc>
+          <w:tcPr>
+            <w:tcW w:type="dxa" w:w="2016"/>
+            <w:shd w:fill="FFFFFF"/>
+            <w:tcMar>
+              <w:top w:w="100" w:type="dxa"/>
+              <w:bottom w:w="100" w:type="dxa"/>
+              <w:left w:w="120" w:type="dxa"/>
+              <w:right w:w="120" w:type="dxa"/>
+            </w:tcMar>
+            <w:tcBorders>
+              <w:top w:val="single" w:sz="4" w:space="0" w:color="CCCCCC"/>
+              <w:bottom w:val="single" w:sz="4" w:space="0" w:color="CCCCCC"/>
+              <w:left w:val="single" w:sz="4" w:space="0" w:color="CCCCCC"/>
+              <w:right w:val="single" w:sz="4" w:space="0" w:color="CCCCCC"/>
+            </w:tcBorders>
+          </w:tcPr>
+          <w:p>
+            <w:pPr>
+              <w:spacing w:before="60" w:after="60" w:line="252" w:lineRule="auto"/>
+              <w:jc w:val="left"/>
+            </w:pPr>
+            <w:r/>
+            <w:r>
+              <w:t>519.50</w:t>
+            </w:r>
+          </w:p>
+        </w:tc>
+        <w:tc>
+          <w:tcPr>
+            <w:tcW w:type="dxa" w:w="1152"/>
+            <w:shd w:fill="FFFFFF"/>
+            <w:tcMar>
+              <w:top w:w="100" w:type="dxa"/>
+              <w:bottom w:w="100" w:type="dxa"/>
+              <w:left w:w="120" w:type="dxa"/>
+              <w:right w:w="120" w:type="dxa"/>
+            </w:tcMar>
+            <w:tcBorders>
+              <w:top w:val="single" w:sz="4" w:space="0" w:color="CCCCCC"/>
+              <w:bottom w:val="single" w:sz="4" w:space="0" w:color="CCCCCC"/>
+              <w:left w:val="single" w:sz="4" w:space="0" w:color="CCCCCC"/>
+              <w:right w:val="single" w:sz="4" w:space="0" w:color="CCCCCC"/>
+            </w:tcBorders>
+          </w:tcPr>
+          <w:p>
+            <w:pPr>
+              <w:spacing w:before="60" w:after="60" w:line="252" w:lineRule="auto"/>
+              <w:jc w:val="left"/>
+            </w:pPr>
+            <w:r/>
+            <w:r>
+              <w:t>510.75</w:t>
+            </w:r>
+          </w:p>
+        </w:tc>
+        <w:tc>
+          <w:tcPr>
+            <w:tcW w:type="dxa" w:w="1728"/>
+            <w:shd w:fill="FFFFFF"/>
+            <w:tcMar>
+              <w:top w:w="100" w:type="dxa"/>
+              <w:bottom w:w="100" w:type="dxa"/>
+              <w:left w:w="120" w:type="dxa"/>
+              <w:right w:w="120" w:type="dxa"/>
+            </w:tcMar>
+            <w:tcBorders>
+              <w:top w:val="single" w:sz="4" w:space="0" w:color="CCCCCC"/>
+              <w:bottom w:val="single" w:sz="4" w:space="0" w:color="CCCCCC"/>
+              <w:left w:val="single" w:sz="4" w:space="0" w:color="CCCCCC"/>
+              <w:right w:val="single" w:sz="4" w:space="0" w:color="CCCCCC"/>
+            </w:tcBorders>
+          </w:tcPr>
+          <w:p>
+            <w:pPr>
+              <w:spacing w:before="60" w:after="60" w:line="252" w:lineRule="auto"/>
+              <w:jc w:val="left"/>
+            </w:pPr>
+            <w:r/>
+            <w:r>
+              <w:rPr>
+                <w:b/>
+              </w:rPr>
+              <w:t>514.50</w:t>
+            </w:r>
+          </w:p>
+        </w:tc>
+        <w:tc>
+          <w:tcPr>
+            <w:tcW w:type="dxa" w:w="3456"/>
+            <w:shd w:fill="FFFFFF"/>
+            <w:tcMar>
+              <w:top w:w="100" w:type="dxa"/>
+              <w:bottom w:w="100" w:type="dxa"/>
+              <w:left w:w="120" w:type="dxa"/>
+              <w:right w:w="120" w:type="dxa"/>
+            </w:tcMar>
+            <w:tcBorders>
+              <w:top w:val="single" w:sz="4" w:space="0" w:color="CCCCCC"/>
+              <w:bottom w:val="single" w:sz="4" w:space="0" w:color="CCCCCC"/>
+              <w:left w:val="single" w:sz="4" w:space="0" w:color="CCCCCC"/>
+              <w:right w:val="single" w:sz="4" w:space="0" w:color="CCCCCC"/>
+            </w:tcBorders>
+          </w:tcPr>
+          <w:p>
+            <w:pPr>
+              <w:spacing w:before="60" w:after="60" w:line="252" w:lineRule="auto"/>
+              <w:jc w:val="left"/>
+            </w:pPr>
+            <w:r/>
+            <w:r>
+              <w:rPr>
+                <w:b/>
+              </w:rPr>
+              <w:t>-0.50</w:t>
+            </w:r>
+          </w:p>
+        </w:tc>
+        <w:tc>
+          <w:tcPr>
+            <w:tcW w:type="dxa" w:w="1440"/>
+            <w:shd w:fill="FFFFFF"/>
+            <w:tcMar>
+              <w:top w:w="100" w:type="dxa"/>
+              <w:bottom w:w="100" w:type="dxa"/>
+              <w:left w:w="120" w:type="dxa"/>
+              <w:right w:w="120" w:type="dxa"/>
+            </w:tcMar>
+            <w:tcBorders>
+              <w:top w:val="single" w:sz="4" w:space="0" w:color="CCCCCC"/>
+              <w:bottom w:val="single" w:sz="4" w:space="0" w:color="CCCCCC"/>
+              <w:left w:val="single" w:sz="4" w:space="0" w:color="CCCCCC"/>
+              <w:right w:val="single" w:sz="4" w:space="0" w:color="CCCCCC"/>
+            </w:tcBorders>
+          </w:tcPr>
+          <w:p>
+            <w:pPr>
+              <w:spacing w:before="60" w:after="60" w:line="252" w:lineRule="auto"/>
+              <w:jc w:val="left"/>
+            </w:pPr>
+            <w:r/>
+            <w:r>
+              <w:t>BEAR</w:t>
+            </w:r>
+          </w:p>
+        </w:tc>
+      </w:tr>
+      <w:tr>
+        <w:tc>
+          <w:tcPr>
+            <w:tcW w:type="dxa" w:w="1584"/>
+            <w:shd w:fill="F8FAFC"/>
+            <w:tcMar>
+              <w:top w:w="100" w:type="dxa"/>
+              <w:bottom w:w="100" w:type="dxa"/>
+              <w:left w:w="120" w:type="dxa"/>
+              <w:right w:w="120" w:type="dxa"/>
+            </w:tcMar>
+            <w:tcBorders>
+              <w:top w:val="single" w:sz="4" w:space="0" w:color="CCCCCC"/>
+              <w:bottom w:val="single" w:sz="4" w:space="0" w:color="CCCCCC"/>
+              <w:left w:val="single" w:sz="4" w:space="0" w:color="CCCCCC"/>
+              <w:right w:val="single" w:sz="4" w:space="0" w:color="CCCCCC"/>
+            </w:tcBorders>
+          </w:tcPr>
+          <w:p>
+            <w:pPr>
+              <w:spacing w:before="60" w:after="60" w:line="252" w:lineRule="auto"/>
+              <w:jc w:val="left"/>
+            </w:pPr>
+            <w:r/>
+            <w:r>
+              <w:rPr>
+                <w:b/>
+              </w:rPr>
+              <w:t>Thu 27/08</w:t>
+            </w:r>
+          </w:p>
+        </w:tc>
+        <w:tc>
+          <w:tcPr>
+            <w:tcW w:type="dxa" w:w="864"/>
+            <w:shd w:fill="F8FAFC"/>
+            <w:tcMar>
+              <w:top w:w="100" w:type="dxa"/>
+              <w:bottom w:w="100" w:type="dxa"/>
+              <w:left w:w="120" w:type="dxa"/>
+              <w:right w:w="120" w:type="dxa"/>
+            </w:tcMar>
+            <w:tcBorders>
+              <w:top w:val="single" w:sz="4" w:space="0" w:color="CCCCCC"/>
+              <w:bottom w:val="single" w:sz="4" w:space="0" w:color="CCCCCC"/>
+              <w:left w:val="single" w:sz="4" w:space="0" w:color="CCCCCC"/>
+              <w:right w:val="single" w:sz="4" w:space="0" w:color="CCCCCC"/>
+            </w:tcBorders>
+          </w:tcPr>
+          <w:p>
+            <w:pPr>
+              <w:spacing w:before="60" w:after="60" w:line="252" w:lineRule="auto"/>
+              <w:jc w:val="left"/>
+            </w:pPr>
+            <w:r/>
+            <w:r>
+              <w:t>Asia 07-11</w:t>
+            </w:r>
+          </w:p>
+        </w:tc>
+        <w:tc>
+          <w:tcPr>
+            <w:tcW w:type="dxa" w:w="1440"/>
+            <w:shd w:fill="F8FAFC"/>
+            <w:tcMar>
+              <w:top w:w="100" w:type="dxa"/>
+              <w:bottom w:w="100" w:type="dxa"/>
+              <w:left w:w="120" w:type="dxa"/>
+              <w:right w:w="120" w:type="dxa"/>
+            </w:tcMar>
+            <w:tcBorders>
+              <w:top w:val="single" w:sz="4" w:space="0" w:color="CCCCCC"/>
+              <w:bottom w:val="single" w:sz="4" w:space="0" w:color="CCCCCC"/>
+              <w:left w:val="single" w:sz="4" w:space="0" w:color="CCCCCC"/>
+              <w:right w:val="single" w:sz="4" w:space="0" w:color="CCCCCC"/>
+            </w:tcBorders>
+          </w:tcPr>
+          <w:p>
+            <w:pPr>
+              <w:spacing w:before="60" w:after="60" w:line="252" w:lineRule="auto"/>
+              <w:jc w:val="left"/>
+            </w:pPr>
+            <w:r/>
+            <w:r>
+              <w:t>514.50</w:t>
+            </w:r>
+          </w:p>
+        </w:tc>
+        <w:tc>
+          <w:tcPr>
+            <w:tcW w:type="dxa" w:w="2016"/>
+            <w:shd w:fill="F8FAFC"/>
+            <w:tcMar>
+              <w:top w:w="100" w:type="dxa"/>
+              <w:bottom w:w="100" w:type="dxa"/>
+              <w:left w:w="120" w:type="dxa"/>
+              <w:right w:w="120" w:type="dxa"/>
+            </w:tcMar>
+            <w:tcBorders>
+              <w:top w:val="single" w:sz="4" w:space="0" w:color="CCCCCC"/>
+              <w:bottom w:val="single" w:sz="4" w:space="0" w:color="CCCCCC"/>
+              <w:left w:val="single" w:sz="4" w:space="0" w:color="CCCCCC"/>
+              <w:right w:val="single" w:sz="4" w:space="0" w:color="CCCCCC"/>
+            </w:tcBorders>
+          </w:tcPr>
+          <w:p>
+            <w:pPr>
+              <w:spacing w:before="60" w:after="60" w:line="252" w:lineRule="auto"/>
+              <w:jc w:val="left"/>
+            </w:pPr>
+            <w:r/>
+            <w:r>
+              <w:t>516.75</w:t>
+            </w:r>
+          </w:p>
+        </w:tc>
+        <w:tc>
+          <w:tcPr>
+            <w:tcW w:type="dxa" w:w="1152"/>
+            <w:shd w:fill="F8FAFC"/>
+            <w:tcMar>
+              <w:top w:w="100" w:type="dxa"/>
+              <w:bottom w:w="100" w:type="dxa"/>
+              <w:left w:w="120" w:type="dxa"/>
+              <w:right w:w="120" w:type="dxa"/>
+            </w:tcMar>
+            <w:tcBorders>
+              <w:top w:val="single" w:sz="4" w:space="0" w:color="CCCCCC"/>
+              <w:bottom w:val="single" w:sz="4" w:space="0" w:color="CCCCCC"/>
+              <w:left w:val="single" w:sz="4" w:space="0" w:color="CCCCCC"/>
+              <w:right w:val="single" w:sz="4" w:space="0" w:color="CCCCCC"/>
+            </w:tcBorders>
+          </w:tcPr>
+          <w:p>
+            <w:pPr>
+              <w:spacing w:before="60" w:after="60" w:line="252" w:lineRule="auto"/>
+              <w:jc w:val="left"/>
+            </w:pPr>
+            <w:r/>
+            <w:r>
+              <w:t>511.75</w:t>
+            </w:r>
+          </w:p>
+        </w:tc>
+        <w:tc>
+          <w:tcPr>
+            <w:tcW w:type="dxa" w:w="1728"/>
+            <w:shd w:fill="F8FAFC"/>
+            <w:tcMar>
+              <w:top w:w="100" w:type="dxa"/>
+              <w:bottom w:w="100" w:type="dxa"/>
+              <w:left w:w="120" w:type="dxa"/>
+              <w:right w:w="120" w:type="dxa"/>
+            </w:tcMar>
+            <w:tcBorders>
+              <w:top w:val="single" w:sz="4" w:space="0" w:color="CCCCCC"/>
+              <w:bottom w:val="single" w:sz="4" w:space="0" w:color="CCCCCC"/>
+              <w:left w:val="single" w:sz="4" w:space="0" w:color="CCCCCC"/>
+              <w:right w:val="single" w:sz="4" w:space="0" w:color="CCCCCC"/>
+            </w:tcBorders>
+          </w:tcPr>
+          <w:p>
+            <w:pPr>
+              <w:spacing w:before="60" w:after="60" w:line="252" w:lineRule="auto"/>
+              <w:jc w:val="left"/>
+            </w:pPr>
+            <w:r/>
+            <w:r>
+              <w:rPr>
+                <w:b/>
+              </w:rPr>
+              <w:t>514.25</w:t>
+            </w:r>
+          </w:p>
+        </w:tc>
+        <w:tc>
+          <w:tcPr>
+            <w:tcW w:type="dxa" w:w="3456"/>
+            <w:shd w:fill="F8FAFC"/>
+            <w:tcMar>
+              <w:top w:w="100" w:type="dxa"/>
+              <w:bottom w:w="100" w:type="dxa"/>
+              <w:left w:w="120" w:type="dxa"/>
+              <w:right w:w="120" w:type="dxa"/>
+            </w:tcMar>
+            <w:tcBorders>
